--- a/dist/luan_an_ctu/chuong_2_tong_quan_tai_lieu_vi.docx
+++ b/dist/luan_an_ctu/chuong_2_tong_quan_tai_lieu_vi.docx
@@ -2,7 +2,7 @@
 <file path=word/document.xml><?xml version="1.0" encoding="utf-8"?>
 <w:document xmlns:w="http://schemas.openxmlformats.org/wordprocessingml/2006/main" xmlns:m="http://schemas.openxmlformats.org/officeDocument/2006/math" xmlns:r="http://schemas.openxmlformats.org/officeDocument/2006/relationships" xmlns:o="urn:schemas-microsoft-com:office:office" xmlns:v="urn:schemas-microsoft-com:vml" xmlns:w10="urn:schemas-microsoft-com:office:word" xmlns:a="http://schemas.openxmlformats.org/drawingml/2006/main" xmlns:pic="http://schemas.openxmlformats.org/drawingml/2006/picture" xmlns:wp="http://schemas.openxmlformats.org/drawingml/2006/wordprocessingDrawing">
   <w:body>
-    <w:bookmarkStart w:id="46" w:name="chương-2-tổng-quan-tài-liệu"/>
+    <w:bookmarkStart w:id="47" w:name="chương-2-tổng-quan-tài-liệu"/>
     <w:p>
       <w:pPr>
         <w:pStyle w:val="Heading1"/>
@@ -606,7 +606,7 @@
       </w:r>
     </w:p>
     <w:bookmarkEnd w:id="36"/>
-    <w:bookmarkStart w:id="44" w:name="X2e72411c23c34d41d1942bd5d4fbf8ae22da5d2"/>
+    <w:bookmarkStart w:id="45" w:name="X2e72411c23c34d41d1942bd5d4fbf8ae22da5d2"/>
     <w:p>
       <w:pPr>
         <w:pStyle w:val="Heading2"/>
@@ -683,12 +683,78 @@
       </w:r>
     </w:p>
     <w:bookmarkEnd w:id="38"/>
-    <w:bookmarkStart w:id="39" w:name="Xbab760a32cde05e137045bc8f7a3707f43bde01"/>
+    <w:bookmarkStart w:id="39" w:name="Xe4ffb858a7447a24d1a3ea96cd77f59659cfb85"/>
     <w:p>
       <w:pPr>
         <w:pStyle w:val="Heading3"/>
       </w:pPr>
       <w:r>
+        <w:t xml:space="preserve">2.5.2b Điều kiện biên H1b: Gánh nặng quốc tế hóa bắt buộc (FIP) tại Pacific SIDS</w:t>
+      </w:r>
+    </w:p>
+    <w:p>
+      <w:pPr>
+        <w:pStyle w:val="FirstParagraph"/>
+      </w:pPr>
+      <w:r>
+        <w:t xml:space="preserve">H1 dự báo quan hệ chữ U ngược — tức là tồn tại một mức FSTS tối ưu mà dưới ngưỡng đó quốc tế hóa tạo ra lợi ích, và trên ngưỡng đó chi phí điều phối vượt qua lợi ích học hỏi. Tuy nhiên, lý thuyết dự đoán này ngầm giả định rằng ba điều kiện cấu trúc cơ bản được đáp ứng: (i) tồn tại thị trường nội địa đủ lớn để doanh nghiệp có nền tảng hiệu suất và thanh khoản trước khi xuất khẩu; (ii) chi phí thương mại ở mức chấp nhận được, cho phép cân nhắc kinh tế hợp lý; và (iii) tồn tại hỗ trợ thể chế tối thiểu cho hoạt động trao đổi quốc tế.</w:t>
+      </w:r>
+    </w:p>
+    <w:p>
+      <w:pPr>
+        <w:pStyle w:val="BodyText"/>
+      </w:pPr>
+      <w:r>
+        <w:t xml:space="preserve">Tại các nền kinh tế Pacific SIDS (Nhóm VI ICRV), cả ba điều kiện này đồng thời bị vi phạm: thị trường nội địa cực nhỏ buộc các doanh nghiệp phải xuất khẩu không phải vì có lợi thế cạnh tranh mà vì thiếu cầu nội địa đủ lớn để duy trì hoạt động (xuất khẩu bắt buộc); chi phí hậu cần và vận chuyển cực cao do địa lý đảo xa và phân tán làm suy giảm biên lợi nhuận ở mọi mức FSTS; và hỗ trợ thể chế (logistics, tài chính thương mại, năng lực xúc tiến xuất khẩu) thiếu hụt nghiêm trọng. Khi ba điều kiện này đồng thời không được đáp ứng, quan hệ I→P không chỉ mất đi phần lợi ích giai đoạn đầu của chữ U ngược mà có thể chuyển thành</w:t>
+      </w:r>
+      <w:r>
+        <w:t xml:space="preserve"> </w:t>
+      </w:r>
+      <w:r>
+        <w:rPr>
+          <w:bCs/>
+          <w:b/>
+        </w:rPr>
+        <w:t xml:space="preserve">quan hệ âm đơn điệu không có điểm uốn</w:t>
+      </w:r>
+      <w:r>
+        <w:t xml:space="preserve"> </w:t>
+      </w:r>
+      <w:r>
+        <w:t xml:space="preserve">— tức là điều kiện biên lý thuyết nơi mọi mức độ quốc tế hóa đều gây tổn hại đến hiệu quả doanh nghiệp.</w:t>
+      </w:r>
+    </w:p>
+    <w:p>
+      <w:pPr>
+        <w:pStyle w:val="BodyText"/>
+      </w:pPr>
+      <w:r>
+        <w:t xml:space="preserve">Giả thuyết H1b được phát biểu như sau. Tại các nền kinh tế Pacific SIDS (ICRV Nhóm VI), mối quan hệ giữa mức độ quốc tế hóa (FSTS) và hiệu quả hoạt động doanh nghiệp (năng suất lao động) là</w:t>
+      </w:r>
+      <w:r>
+        <w:t xml:space="preserve"> </w:t>
+      </w:r>
+      <w:r>
+        <w:rPr>
+          <w:bCs/>
+          <w:b/>
+        </w:rPr>
+        <w:t xml:space="preserve">âm đơn điệu</w:t>
+      </w:r>
+      <w:r>
+        <w:t xml:space="preserve"> </w:t>
+      </w:r>
+      <w:r>
+        <w:t xml:space="preserve">— không có điểm turning point trong phạm vi dữ liệu — phản ánh gánh nặng quốc tế hóa bắt buộc (Forced Internationalization Penalty — FIP) nơi doanh nghiệp xuất khẩu để sinh tồn chứ không phải để khai thác lợi thế cạnh tranh. Cơ sở lý thuyết bao gồm Institutional Theory (North, 1990), lý thuyết chi phí giao dịch (Williamson, 1985), Khanna và Palepu (2010) về institutional voids, và Lall (2004) về SIDS structural constraints.</w:t>
+      </w:r>
+    </w:p>
+    <w:bookmarkEnd w:id="39"/>
+    <w:bookmarkStart w:id="40" w:name="Xbab760a32cde05e137045bc8f7a3707f43bde01"/>
+    <w:p>
+      <w:pPr>
+        <w:pStyle w:val="Heading3"/>
+      </w:pPr>
+      <w:r>
         <w:t xml:space="preserve">2.5.3 Giả thuyết H2: Điều tiết bởi năng lực công nghệ (TCI)</w:t>
       </w:r>
     </w:p>
@@ -700,8 +766,8 @@
         <w:t xml:space="preserve">Dựa trên RBV (Barney, 1991) và lý thuyết năng lực động (Teece et al., 1997), năng lực công nghệ là một nguồn lực VRIN giúp doanh nghiệp khai thác lợi ích từ quốc tế hóa hiệu quả hơn. Giả thuyết H2 được phát biểu như sau. Năng lực công nghệ (TCI) làm gia tăng tác động tích cực của quốc tế hóa lên hiệu quả hoạt động của doanh nghiệp, bằng cách nâng mặt bằng hiệu quả tổng thể và làm giảm chi phí học hỏi thị trường quốc tế, do đó làm dịch chuyển đường quan hệ I–P lên cao hơn và có thể điều chỉnh vị trí của điểm turning point. Cơ sở lý thuyết bao gồm Barney (1991), Teece et al. (1997), và Bhandari et al. (2023).</w:t>
       </w:r>
     </w:p>
-    <w:bookmarkEnd w:id="39"/>
-    <w:bookmarkStart w:id="40" w:name="Xe02c8b4badca737e34d9828c14f576073ebfca3"/>
+    <w:bookmarkEnd w:id="40"/>
+    <w:bookmarkStart w:id="41" w:name="Xe02c8b4badca737e34d9828c14f576073ebfca3"/>
     <w:p>
       <w:pPr>
         <w:pStyle w:val="Heading3"/>
@@ -718,8 +784,8 @@
         <w:t xml:space="preserve">Phân biệt rõ với H2, DAI không có chiều sâu năng lực tổ chức như TCI nhưng có vai trò giảm thiểu chi phí phối hợp xuyên biên giới ở mức xuất khẩu cao. Giả thuyết H3 được phát biểu như sau. Chỉ số chấp nhận số (DAI) điều tiết mối quan hệ I–P, với vai trò bổ trợ rõ rệt hơn ở mức export intensity cao khi DAI giúp giảm chi phí phối hợp giao dịch xuyên biên giới — theo đó DAI làm thay đổi độ dốc của đường quan hệ I–P chứ không nhất thiết nâng mặt bằng hiệu quả như TCI. Cơ sở lý thuyết bao gồm Verhoef et al. (2021), Stallkamp và Schotter (2021), và Bustamante et al. (2022). Sự phân biệt cơ chế tác động giữa H2 và H3 là đóng góp lý thuyết quan trọng, cho phép phân tách TCI và DAI trong mô hình hồi quy thực nghiệm.</w:t>
       </w:r>
     </w:p>
-    <w:bookmarkEnd w:id="40"/>
-    <w:bookmarkStart w:id="41" w:name="Xf3c96f7a7f1c969bc60bd7349590849b049c32c"/>
+    <w:bookmarkEnd w:id="41"/>
+    <w:bookmarkStart w:id="42" w:name="Xf3c96f7a7f1c969bc60bd7349590849b049c32c"/>
     <w:p>
       <w:pPr>
         <w:pStyle w:val="Heading3"/>
@@ -736,8 +802,8 @@
         <w:t xml:space="preserve">Dựa trên Upper Echelons Theory (Hambrick &amp; Mason, 1984; Hambrick, 2007), quyết định chiến lược quốc tế hóa và khả năng chuyển hóa nó thành hiệu quả phụ thuộc vào đặc điểm nhận thức và kinh nghiệm của nhà quản trị. Giả thuyết H4 được phát biểu như sau. Kinh nghiệm quản trị và giới tính nữ của nhà quản trị cấp cao làm mạnh hơn tác động tích cực của quốc tế hóa lên hiệu quả hoạt động, thông qua cơ chế nâng cao nhận thức chiến lược quốc tế và quản trị rủi ro thận trọng hơn trong quá trình mở rộng quốc tế. Cơ sở lý thuyết bao gồm Hambrick và Mason (1984), Hsu et al. (2013), và Post và Byron (2015).</w:t>
       </w:r>
     </w:p>
-    <w:bookmarkEnd w:id="41"/>
-    <w:bookmarkStart w:id="42" w:name="X6cb624958e89d2dec9f57563abada44477d846d"/>
+    <w:bookmarkEnd w:id="42"/>
+    <w:bookmarkStart w:id="43" w:name="X6cb624958e89d2dec9f57563abada44477d846d"/>
     <w:p>
       <w:pPr>
         <w:pStyle w:val="Heading3"/>
@@ -754,8 +820,8 @@
         <w:t xml:space="preserve">Trên cơ sở Institutional Theory (North, 1990; Khanna &amp; Palepu, 2010), chất lượng thể chế tạo ra chi phí giao dịch và rủi ro khác nhau, do đó điều tiết đáng kể mối quan hệ I–P. Giả thuyết H5 được phát biểu như sau. Chất lượng thể chế theo khung ICRV điều tiết tác động của các rào cản thể chế (institutional obstacles) lên hiệu quả hoạt động trong quá trình quốc tế hóa, với chỉ số chấp nhận số (DAI) đóng vai trò "lá chắn số" (digital shield) giúp bù đắp một phần khoảng trống thể chế; cường độ điều tiết này giảm dần theo gradient ICRV từ các nền kinh tế frontier (Nhóm V–VI, điều tiết mạnh nhất) đến các nền kinh tế tiên tiến (Nhóm I, điều tiết yếu nhất). Cơ sở lý thuyết bao gồm North (1990), Khanna và Palepu (2010), và Marano et al. (2016).</w:t>
       </w:r>
     </w:p>
-    <w:bookmarkEnd w:id="42"/>
-    <w:bookmarkStart w:id="43" w:name="X61cc752874ba7b59207724628dc012c7fefbefb"/>
+    <w:bookmarkEnd w:id="43"/>
+    <w:bookmarkStart w:id="44" w:name="X61cc752874ba7b59207724628dc012c7fefbefb"/>
     <w:p>
       <w:pPr>
         <w:pStyle w:val="Heading3"/>
@@ -779,9 +845,9 @@
         </w:pict>
       </w:r>
     </w:p>
-    <w:bookmarkEnd w:id="43"/>
     <w:bookmarkEnd w:id="44"/>
-    <w:bookmarkStart w:id="45" w:name="X80aaa8b1e91108605e0ad5aa38ac8f05a046a38"/>
+    <w:bookmarkEnd w:id="45"/>
+    <w:bookmarkStart w:id="46" w:name="X80aaa8b1e91108605e0ad5aa38ac8f05a046a38"/>
     <w:p>
       <w:pPr>
         <w:pStyle w:val="Heading2"/>
@@ -822,8 +888,8 @@
         <w:t xml:space="preserve">Ba khoảng trống được xác định: thiếu khung tích hợp đa tầng, sự đồng nhất không hợp lý TCI–DAI, và thiếu bằng chứng cross-country quy mô lớn có cấu trúc cho châu Á. Để lấp đầy ba khoảng trống này, luận án đề xuất khung CDCM và phát triển sáu giả thuyết (H1–H6) bao phủ phi tuyến cơ bản, vai trò của TCI và DAI, vai trò của đặc điểm nhà quản trị, vai trò của thể chế ICRV, và dị biệt thời gian. Chương 3 sẽ trình bày thiết kế phương pháp và chiến lược kiểm định hệ giả thuyết này.</w:t>
       </w:r>
     </w:p>
-    <w:bookmarkEnd w:id="45"/>
     <w:bookmarkEnd w:id="46"/>
+    <w:bookmarkEnd w:id="47"/>
     <w:sectPr>
       <w:pgSz w:h="16838" w:w="11906"/>
       <w:pgMar w:bottom="1134" w:left="1701" w:right="1134" w:top="1134"/>

--- a/dist/luan_an_ctu/chuong_2_tong_quan_tai_lieu_vi.docx
+++ b/dist/luan_an_ctu/chuong_2_tong_quan_tai_lieu_vi.docx
@@ -167,7 +167,7 @@
         <w:pStyle w:val="BodyText"/>
       </w:pPr>
       <w:r>
-        <w:t xml:space="preserve">Để vận hành hóa bối cảnh thể chế đa cấp và đa quốc gia trong luận án, khung ICRV (Institutional Context Regime Variation — Biến thiên chế độ bối cảnh thể chế) được phát triển như một công cụ phân loại có hệ thống. Khung ICRV chia 47 nền kinh tế trong phạm vi nghiên cứu thành sáu nhóm (sub-regime), dựa trên tổ hợp các chỉ số quản trị toàn cầu (World Governance Indicators — WGI) của Kaufmann et al. (2011), mức độ phát triển kinh tế, và đặc trưng cấu trúc thể chế: Nhóm I (Advanced Innovation-Driven, bao gồm Singapore, Hong Kong, Đài Loan, Nhật Bản, Hàn Quốc), Nhóm II (Advanced Resource-Driven, bao gồm các nền kinh tế vùng Vịnh), Nhóm III (Upper-middle, điển hình là Trung Quốc), Nhóm IV (Lower-middle transition, bao gồm Việt Nam và Ấn Độ), Nhóm V (Frontier), và Nhóm VI (Pacific SIDS — Small Island Developing States). Khung này mở rộng từ phân loại thể chế của Khanna và Palepu (2010) và được điều chỉnh để phản ánh thực tiễn đa dạng của châu Á và khu vực lân cận.</w:t>
+        <w:t xml:space="preserve">Để vận hành hóa bối cảnh thể chế đa cấp và đa quốc gia trong luận án, khung ICRV (Institutional Context Regime Variation — Biến thiên chế độ bối cảnh thể chế) được phát triển như một công cụ phân loại có hệ thống. Khung ICRV chia 47 nền kinh tế trong phạm vi nghiên cứu thành sáu nhóm (sub-regime), dựa trên tổ hợp các chỉ số quản trị toàn cầu (World Governance Indicators — WGI) của Kaufmann et al. (2011), mức độ phát triển kinh tế, và đặc trưng cấu trúc thể chế: Nhóm I (Advanced Innovation-Driven, bao gồm Singapore, Hong Kong, Đài Loan, Hàn Quốc), Nhóm II (Advanced Resource-Driven, bao gồm các nền kinh tế vùng Vịnh), Nhóm III (Upper-middle, điển hình là Trung Quốc), Nhóm IV (Lower-middle transition, bao gồm Việt Nam và Ấn Độ), Nhóm V (Frontier), và Nhóm VI (Pacific SIDS — Small Island Developing States). Khung này mở rộng từ phân loại thể chế của Khanna và Palepu (2010) và được điều chỉnh để phản ánh thực tiễn đa dạng của châu Á và khu vực lân cận.</w:t>
       </w:r>
     </w:p>
     <w:p>

--- a/dist/luan_an_ctu/chuong_2_tong_quan_tai_lieu_vi.docx
+++ b/dist/luan_an_ctu/chuong_2_tong_quan_tai_lieu_vi.docx
@@ -447,7 +447,7 @@
         <w:pStyle w:val="BodyText"/>
       </w:pPr>
       <w:r>
-        <w:t xml:space="preserve">Nhìn chung, bằng chứng meta-analytic cho thấy ba kết luận quan trọng: tác động tổng hợp của quốc tế hóa lên hiệu quả là dương nhưng khiêm tốn; mức dị biệt cực kỳ cao; và các moderator bối cảnh, đặc biệt là thể chế quốc gia, năng lực doanh nghiệp, và đặc điểm ngành, là những nguồn giải thích chính cho sự khác biệt giữa các nghiên cứu. Đây là luận điểm cơ bản biện hộ cho sự cần thiết của một khung giải thích đa tầng.</w:t>
+        <w:t xml:space="preserve">Nhìn chung, bằng chứng meta-analytic cho thấy ba kết luận quan trọng: tác động tổng hợp của quốc tế hóa lên hiệu quả là dương nhưng khiêm tốn; mức dị biệt rất cao; và các moderator bối cảnh, đặc biệt là thể chế quốc gia, năng lực doanh nghiệp, và đặc điểm ngành, là những nguồn giải thích chính cho sự khác biệt giữa các nghiên cứu. Đây là luận điểm cơ bản biện hộ cho sự cần thiết của một khung giải thích đa tầng.</w:t>
       </w:r>
     </w:p>
     <w:bookmarkEnd w:id="32"/>
@@ -465,7 +465,7 @@
         <w:pStyle w:val="FirstParagraph"/>
       </w:pPr>
       <w:r>
-        <w:t xml:space="preserve">Châu Á là bối cảnh đặc biệt quan trọng và đặc thù trong literature I–P vì nhiều lý do. Thứ nhất, sự đa dạng thể chế trong khu vực là ngoại lệ không có ở bất kỳ khu vực nào khác trên thế giới: từ Singapore với chất lượng quản trị đứng hàng đầu thế giới đến Afghanistan với chất lượng quản trị cực kỳ yếu, từ Nhật Bản với nền kinh tế phát triển hoàn thiện đến các Pacific SIDS với quy mô siêu nhỏ và hạ tầng thể chế còn sơ khai (Khanna &amp; Palepu, 2010; Peng, 2003). Thứ hai, tốc độ chuyển đổi số và hội nhập quốc tế rất không đồng đều giữa các quốc gia trong khu vực, tạo ra "thí nghiệm tự nhiên" về ảnh hưởng của bối cảnh thể chế và năng lực số đến kết quả quốc tế hóa.</w:t>
+        <w:t xml:space="preserve">Châu Á là bối cảnh đặc biệt quan trọng và đặc thù trong literature I–P vì nhiều lý do. Thứ nhất, sự đa dạng thể chế trong khu vực là ngoại lệ không có ở bất kỳ khu vực nào khác trên thế giới: từ Singapore với chất lượng quản trị đứng hàng đầu thế giới đến Afghanistan với chất lượng quản trị rất yếu, từ Nhật Bản với nền kinh tế phát triển hoàn thiện đến các Pacific SIDS với quy mô siêu nhỏ và hạ tầng thể chế còn sơ khai (Khanna &amp; Palepu, 2010; Peng, 2003). Thứ hai, tốc độ chuyển đổi số và hội nhập quốc tế rất không đồng đều giữa các quốc gia trong khu vực, tạo ra "thí nghiệm tự nhiên" về ảnh hưởng của bối cảnh thể chế và năng lực số đến kết quả quốc tế hóa.</w:t>
       </w:r>
     </w:p>
     <w:p>
@@ -587,7 +587,7 @@
         <w:t xml:space="preserve"> </w:t>
       </w:r>
       <w:r>
-        <w:t xml:space="preserve">Mặc dù châu Á là khu vực kinh tế năng động và đa dạng nhất thế giới, literature về I–P vẫn thiếu bằng chứng đa quốc gia bao quát đủ rộng để kiểm định khả năng tổng quát hóa của các lý thuyết. Pool 17 nước của Do và Phan (2026a) là baseline lớn nhất hiện có trong literature về châu Á, nhưng vẫn chưa bao gồm các nền kinh tế frontier và Pacific SIDS, những địa điểm cực kỳ quan trọng để kiểm định boundary conditions. Thiếu vắng các bằng chứng này khiến cho các lý thuyết về I–P, vốn được xây dựng chủ yếu trên dữ liệu từ Nhật Bản, Hàn Quốc, và các nền kinh tế tiên tiến, có nguy cơ bị áp dụng sai trong bối cảnh các nền kinh tế đang phát triển và chuyển đổi ở châu Á.</w:t>
+        <w:t xml:space="preserve">Mặc dù châu Á là khu vực kinh tế năng động và đa dạng nhất thế giới, literature về I–P vẫn thiếu bằng chứng đa quốc gia bao quát đủ rộng để kiểm định khả năng tổng quát hóa của các lý thuyết. Pool 17 nước của Do và Phan (2026a) là baseline lớn nhất hiện có trong literature về châu Á, nhưng vẫn chưa bao gồm các nền kinh tế frontier và Pacific SIDS, những địa điểm rất quan trọng để kiểm định boundary conditions. Thiếu vắng các bằng chứng này khiến cho các lý thuyết về I–P, vốn được xây dựng chủ yếu trên dữ liệu từ Nhật Bản, Hàn Quốc, và các nền kinh tế tiên tiến, có nguy cơ bị áp dụng sai trong bối cảnh các nền kinh tế đang phát triển và chuyển đổi ở châu Á.</w:t>
       </w:r>
     </w:p>
     <w:p>
@@ -673,7 +673,7 @@
         <w:pStyle w:val="BodyText"/>
       </w:pPr>
       <w:r>
-        <w:t xml:space="preserve">Tầng vĩ mô, bối cảnh thể chế, được vận hành hóa bằng khung ICRV với sáu sub-regime theo gradient từ Advanced Innovation-Driven đến Pacific SIDS. Ở tầng này, ICRV điều tiết mối quan hệ I–P thông qua hai cơ chế: (i) mức độ khoảng trống thể chế (institutional voids) ảnh hưởng đến chi phí giao dịch xuyên biên giới; và (ii) chất lượng thể chế ảnh hưởng đến khả năng doanh nghiệp khai thác lợi ích từ quốc tế hóa. Ở các nền kinh tế frontier và SIDS, khoảng trống thể chế cực kỳ lớn có thể đảo ngược quan hệ I–P, biến lợi ích tiềm năng thành tổn thất thực tế (Do &amp; Phan, 2026b).</w:t>
+        <w:t xml:space="preserve">Tầng vĩ mô, bối cảnh thể chế, được vận hành hóa bằng khung ICRV với sáu sub-regime theo gradient từ Advanced Innovation-Driven đến Pacific SIDS. Ở tầng này, ICRV điều tiết mối quan hệ I–P thông qua hai cơ chế: (i) mức độ khoảng trống thể chế (institutional voids) ảnh hưởng đến chi phí giao dịch xuyên biên giới; và (ii) chất lượng thể chế ảnh hưởng đến khả năng doanh nghiệp khai thác lợi ích từ quốc tế hóa. Ở các nền kinh tế frontier và SIDS, khoảng trống thể chế rất lớn có thể đảo ngược quan hệ I–P, biến lợi ích tiềm năng thành tổn thất thực tế (Do &amp; Phan, 2026b).</w:t>
       </w:r>
     </w:p>
     <w:p>

--- a/dist/luan_an_ctu/chuong_2_tong_quan_tai_lieu_vi.docx
+++ b/dist/luan_an_ctu/chuong_2_tong_quan_tai_lieu_vi.docx
@@ -16,7 +16,7 @@
         <w:pStyle w:val="FirstParagraph"/>
       </w:pPr>
       <w:r>
-        <w:t xml:space="preserve">Chương 2 có nhiệm vụ hệ thống hóa các khái niệm cốt lõi và lý thuyết nền tảng, lược khảo và đánh giá các công trình thực nghiệm đã công bố về mối quan hệ giữa quốc tế hóa và hiệu quả hoạt động doanh nghiệp, xác định những khoảng trống còn tồn tại trong literature, và từ đó xây dựng khung khái niệm tích hợp cùng hệ giả thuyết nghiên cứu H1–H6 cho luận án. Logic của chương đi từ nền tảng khái niệm đến lý thuyết, từ bằng chứng thực nghiệm đến khoảng trống, và từ khoảng trống đến mô hình nghiên cứu và giả thuyết.</w:t>
+        <w:t xml:space="preserve">Chương 2 hệ thống hóa các khái niệm cốt lõi và lý thuyết nền tảng. Chương lược khảo các công trình thực nghiệm đã công bố về mối quan hệ giữa quốc tế hóa và hiệu quả hoạt động doanh nghiệp, đồng thời xác định những khoảng trống còn tồn tại trong literature. Trên cơ sở đó, chương xây dựng khung khái niệm tích hợp cùng hệ giả thuyết nghiên cứu H1–H6 cho luận án. Logic của chương đi từ nền tảng khái niệm đến lý thuyết, từ bằng chứng thực nghiệm đến khoảng trống, và từ khoảng trống đến mô hình nghiên cứu và giả thuyết.</w:t>
       </w:r>
     </w:p>
     <w:p>
@@ -49,23 +49,23 @@
         <w:pStyle w:val="FirstParagraph"/>
       </w:pPr>
       <w:r>
-        <w:t xml:space="preserve">Quốc tế hóa doanh nghiệp (internationalization) được hiểu là mức độ và phạm vi tham gia của một doanh nghiệp vào các hoạt động kinh tế có yếu tố quốc tế, bao gồm xuất khẩu hàng hóa và dịch vụ, đầu tư trực tiếp ra nước ngoài, liên doanh quốc tế, cấp phép công nghệ xuyên biên giới, và thiết lập mạng lưới phân phối ở thị trường nước ngoài (Sullivan, 1994; Hitt et al., 2006). Khái niệm này không đồng nhất với "toàn cầu hóa", vốn mang nghĩa một xu hướng kinh tế vĩ mô, mà là một thuộc tính đo lường được ở cấp độ doanh nghiệp, phản ánh chiến lược mở rộng quốc tế và mức độ phụ thuộc vào thị trường nước ngoài.</w:t>
-      </w:r>
-    </w:p>
-    <w:p>
-      <w:pPr>
-        <w:pStyle w:val="BodyText"/>
-      </w:pPr>
-      <w:r>
-        <w:t xml:space="preserve">Trong literature, mức độ quốc tế hóa được vận hành hóa bằng nhiều thước đo khác nhau. Sullivan (1994) đề xuất một chỉ số tổng hợp đa chiều bao gồm tỷ trọng doanh thu từ nước ngoài trên tổng doanh thu (foreign sales to total sales, FSTS), tỷ trọng tài sản ở nước ngoài trên tổng tài sản (foreign assets to total assets, FATA), và phạm vi địa lý (geographic scope). Trong những nghiên cứu sử dụng dữ liệu doanh nghiệp từ các nền kinh tế đang phát triển và từ khảo sát doanh nghiệp của Ngân hàng Thế giới (World Bank Enterprise Surveys — WBES), thước đo phổ biến nhất là cường độ xuất khẩu (export intensity), tức là tỷ lệ phần trăm doanh thu xuất khẩu trên tổng doanh thu, hay tương đương với FSTS theo nghĩa rộng (Johanson &amp; Vahlne, 1977; Lu &amp; Beamish, 2004). Luận án này sử dụng FSTS và bình phương FSTS (FSTS²) làm thước đo chính về mức độ quốc tế hóa, với lý do phù hợp với cấu trúc dữ liệu WBES và nhất quán với các nghiên cứu I–P sử dụng bộ dữ liệu tương tự (Bhandari et al., 2023; Do &amp; Phan, 2026a).</w:t>
-      </w:r>
-    </w:p>
-    <w:p>
-      <w:pPr>
-        <w:pStyle w:val="BodyText"/>
-      </w:pPr>
-      <w:r>
-        <w:t xml:space="preserve">Điều quan trọng cần lưu ý là quốc tế hóa không phải là một trạng thái nhị phân, mà là một biến liên tục biểu thị cường độ tham gia thị trường quốc tế, có thể thay đổi theo thời gian và phản ánh quá trình cam kết tích lũy của doanh nghiệp vào các thị trường nước ngoài (Johanson &amp; Vahlne, 1977, 2009).</w:t>
+        <w:t xml:space="preserve">Quốc tế hóa doanh nghiệp (internationalization) được hiểu là mức độ và phạm vi tham gia của một doanh nghiệp vào các hoạt động kinh tế có yếu tố quốc tế. Phạm vi này bao gồm xuất khẩu hàng hóa và dịch vụ, đầu tư trực tiếp ra nước ngoài, liên doanh quốc tế, cấp phép công nghệ xuyên biên giới, và thiết lập mạng lưới phân phối ở thị trường nước ngoài (Sullivan, 1994; Hitt et al., 2006). Khái niệm này không đồng nhất với "toàn cầu hóa", vốn mang nghĩa một xu hướng kinh tế vĩ mô. Quốc tế hóa là một thuộc tính đo lường được ở cấp độ doanh nghiệp, phản ánh chiến lược mở rộng quốc tế và mức độ phụ thuộc vào thị trường nước ngoài.</w:t>
+      </w:r>
+    </w:p>
+    <w:p>
+      <w:pPr>
+        <w:pStyle w:val="BodyText"/>
+      </w:pPr>
+      <w:r>
+        <w:t xml:space="preserve">Trong tài liệu hiện có, mức độ quốc tế hóa được vận hành hóa bằng nhiều thước đo khác nhau. Sullivan (1994) đề xuất một chỉ số tổng hợp đa chiều gồm ba thành phần. Các thành phần đó là tỷ trọng doanh thu từ nước ngoài trên tổng doanh thu (foreign sales to total sales, FSTS), tỷ trọng tài sản ở nước ngoài trên tổng tài sản (foreign assets to total assets, FATA), và phạm vi địa lý (geographic scope). Trong các nghiên cứu sử dụng dữ liệu doanh nghiệp từ các nền kinh tế đang phát triển và từ khảo sát doanh nghiệp của Ngân hàng Thế giới (World Bank Enterprise Surveys, WBES), thước đo phổ biến nhất là cường độ xuất khẩu (export intensity). Cường độ xuất khẩu được tính bằng tỷ lệ phần trăm doanh thu xuất khẩu trên tổng doanh thu, tương đương với FSTS theo nghĩa rộng (Johanson &amp; Vahlne, 1977; Lu &amp; Beamish, 2004). Luận án này sử dụng FSTS và bình phương FSTS (FSTS²) làm thước đo chính về mức độ quốc tế hóa. Lựa chọn này phù hợp với cấu trúc dữ liệu WBES và nhất quán với các nghiên cứu I–P sử dụng bộ dữ liệu tương tự (Bhandari et al., 2023; Do &amp; Phan, 2026a).</w:t>
+      </w:r>
+    </w:p>
+    <w:p>
+      <w:pPr>
+        <w:pStyle w:val="BodyText"/>
+      </w:pPr>
+      <w:r>
+        <w:t xml:space="preserve">Cần lưu ý rằng quốc tế hóa không phải là trạng thái nhị phân mà là biến liên tục biểu thị cường độ tham gia thị trường quốc tế. Biến này có thể thay đổi theo thời gian và phản ánh quá trình cam kết tích lũy của doanh nghiệp vào các thị trường nước ngoài (Johanson &amp; Vahlne, 1977, 2009).</w:t>
       </w:r>
     </w:p>
     <w:bookmarkEnd w:id="20"/>
@@ -83,23 +83,23 @@
         <w:pStyle w:val="FirstParagraph"/>
       </w:pPr>
       <w:r>
-        <w:t xml:space="preserve">Hiệu quả hoạt động doanh nghiệp (firm performance) là một khái niệm đa chiều không có một định nghĩa hoặc thước đo thống nhất trong literature. Combs et al. (2005) và Richard et al. (2009) phân biệt ba nhóm thước đo chính: (i) thước đo dựa trên kế toán (accounting-based), bao gồm tỷ suất sinh lời trên tổng tài sản (ROA), tỷ suất sinh lời trên vốn chủ sở hữu (ROE), và tỷ suất sinh lời trên doanh thu (ROS); (ii) thước đo dựa trên thị trường tài chính (market-based), bao gồm Tobin's Q và tổng lợi nhuận cổ đông; và (iii) thước đo dựa trên năng suất và tăng trưởng (productivity-based), bao gồm năng suất lao động (labor productivity) và tăng trưởng doanh thu.</w:t>
-      </w:r>
-    </w:p>
-    <w:p>
-      <w:pPr>
-        <w:pStyle w:val="BodyText"/>
-      </w:pPr>
-      <w:r>
-        <w:t xml:space="preserve">Trong bối cảnh nghiên cứu sử dụng dữ liệu WBES, vốn không cung cấp thông tin về giá cổ phiếu hay giá trị thị trường, thước đo năng suất lao động là lựa chọn phổ biến nhất và phù hợp nhất về mặt kỹ thuật. Năng suất lao động được tính bằng logarithm tự nhiên của tỷ số doanh thu hàng năm trên số lao động toàn thời gian (ln(doanh thu/lao động)), cho phép so sánh chuẩn hóa giữa các doanh nghiệp thuộc các quốc gia, ngành nghề và quy mô khác nhau (Do &amp; Phan, 2026a). Luận án sử dụng thước đo này làm biến phụ thuộc chính, với ROS và tăng trưởng doanh thu được sử dụng như các thước đo robustness để kiểm tra tính nhất quán của kết quả.</w:t>
-      </w:r>
-    </w:p>
-    <w:p>
-      <w:pPr>
-        <w:pStyle w:val="BodyText"/>
-      </w:pPr>
-      <w:r>
-        <w:t xml:space="preserve">Cần nhấn mạnh rằng việc chọn thước đo hiệu quả không chỉ là quyết định kỹ thuật, mà còn phản ánh quan niệm lý thuyết về hiệu quả. Trong bối cảnh quốc tế hóa ở các nền kinh tế đang phát triển, năng suất lao động phản ánh trực tiếp khả năng chuyển hóa nguồn lực đầu vào thành kết quả đầu ra, qua đó thể hiện năng lực cạnh tranh thực chất của doanh nghiệp, khác với ROA vốn bị ảnh hưởng bởi cấu trúc tài sản và hệ thống kế toán đặc thù của từng quốc gia.</w:t>
+        <w:t xml:space="preserve">Hiệu quả hoạt động doanh nghiệp (firm performance) là một khái niệm đa chiều, không có định nghĩa hoặc thước đo thống nhất trong literature. Combs et al. (2005) và Richard et al. (2009) phân biệt ba nhóm thước đo chính. Nhóm thứ nhất là thước đo dựa trên kế toán (accounting-based), gồm tỷ suất sinh lời trên tổng tài sản (ROA), tỷ suất sinh lời trên vốn chủ sở hữu (ROE), và tỷ suất sinh lời trên doanh thu (ROS). Nhóm thứ hai là thước đo dựa trên thị trường tài chính (market-based), gồm Tobin's Q và tổng lợi nhuận cổ đông. Nhóm thứ ba là thước đo dựa trên năng suất và tăng trưởng (productivity-based), gồm năng suất lao động (labor productivity) và tăng trưởng doanh thu.</w:t>
+      </w:r>
+    </w:p>
+    <w:p>
+      <w:pPr>
+        <w:pStyle w:val="BodyText"/>
+      </w:pPr>
+      <w:r>
+        <w:t xml:space="preserve">Trong bối cảnh nghiên cứu sử dụng dữ liệu WBES, vốn không cung cấp thông tin về giá cổ phiếu hay giá trị thị trường, thước đo năng suất lao động là lựa chọn phổ biến nhất và phù hợp nhất về mặt kỹ thuật. Năng suất lao động được tính bằng logarithm tự nhiên của tỷ số doanh thu hàng năm trên số lao động toàn thời gian, tức ln(doanh thu/lao động). Cách tính này cho phép so sánh chuẩn hóa giữa các doanh nghiệp thuộc các quốc gia, ngành nghề và quy mô khác nhau (Do &amp; Phan, 2026a). Luận án sử dụng thước đo này làm biến phụ thuộc chính, với ROS và tăng trưởng doanh thu được sử dụng như các thước đo robustness để kiểm tra tính nhất quán của kết quả.</w:t>
+      </w:r>
+    </w:p>
+    <w:p>
+      <w:pPr>
+        <w:pStyle w:val="BodyText"/>
+      </w:pPr>
+      <w:r>
+        <w:t xml:space="preserve">Cần nhấn mạnh rằng việc chọn thước đo hiệu quả không chỉ là quyết định kỹ thuật, mà còn phản ánh quan niệm lý thuyết về hiệu quả. Trong bối cảnh quốc tế hóa ở các nền kinh tế đang phát triển, năng suất lao động phản ánh trực tiếp khả năng chuyển hóa nguồn lực đầu vào thành kết quả đầu ra. Thước đo này thể hiện năng lực cạnh tranh thực chất của doanh nghiệp, khác với ROA vốn bị ảnh hưởng bởi cấu trúc tài sản và hệ thống kế toán đặc thù của từng quốc gia.</w:t>
       </w:r>
     </w:p>
     <w:bookmarkEnd w:id="21"/>
@@ -125,23 +125,23 @@
         <w:pStyle w:val="BodyText"/>
       </w:pPr>
       <w:r>
-        <w:t xml:space="preserve">Năng lực công nghệ (TCI) đề cập đến chiều sâu của năng lực công nghệ được nhập vào tổ chức, phản ánh khả năng hấp thụ, khai thác và phát triển tri thức công nghệ tiên tiến. Các chỉ báo tiêu biểu bao gồm việc sở hữu chứng nhận chất lượng quốc tế (ISO hoặc tương đương) và sử dụng công nghệ được cấp phép từ các đối tác nước ngoài. Về bản chất lý thuyết, TCI gần với khái niệm năng lực hấp thụ (absorptive capacity) của Cohen và Levinthal (1990) và năng lực công nghệ của Lall (1992), đây là chiều sâu nội tại của tổ chức, khó sao chép và tạo ra lợi thế bền vững theo tinh thần RBV (Barney, 1991).</w:t>
-      </w:r>
-    </w:p>
-    <w:p>
-      <w:pPr>
-        <w:pStyle w:val="BodyText"/>
-      </w:pPr>
-      <w:r>
-        <w:t xml:space="preserve">Chỉ số chấp nhận số (Digital Adoption Index, DAI), ngược lại, phản ánh mức độ áp dụng các công cụ số tại giao diện ngoại tại của doanh nghiệp, bao gồm việc sở hữu website, sử dụng email trong giao dịch kinh doanh, thanh toán điện tử, và bán hàng trực tuyến. Đây là các công cụ số có tính bề mặt (surface digital tools) theo phân loại của Verhoef et al. (2021), tức là nằm ở cấp độ số hóa (digitization) và số hóa quy trình (digitalization), chưa đạt đến cấp độ chuyển đổi số toàn diện (digital transformation). Trong phạm vi luận án, DAI được đo bằng proxy "foundational website adoption" từ dữ liệu WBES, đây là ràng buộc đo lường có chủ đích do giới hạn của bộ dữ liệu, không phải thiếu sót lý thuyết.</w:t>
-      </w:r>
-    </w:p>
-    <w:p>
-      <w:pPr>
-        <w:pStyle w:val="BodyText"/>
-      </w:pPr>
-      <w:r>
-        <w:t xml:space="preserve">Hai construct TCI và DAI không đồng nhất và vận hành theo cơ chế khác nhau trong mối quan hệ quốc tế hóa, hiệu quả: TCI hoạt động chủ yếu như một nhân tố nâng mặt bằng hiệu quả (level shifter), trong khi DAI có xu hướng làm thay đổi độ dốc hoặc độ cong của đường quan hệ I–P tùy theo bối cảnh (Bhandari et al., 2023; Chen &amp; Meng, 2022). Việc duy trì sự phân biệt rõ ràng này trong suốt luận án là điều kiện tiên quyết để đảm bảo tính thuần khiết của cấu trúc (construct purity) theo tiêu chuẩn của Coltman et al. (2008).</w:t>
+        <w:t xml:space="preserve">Năng lực công nghệ (TCI) đề cập đến chiều sâu của năng lực công nghệ được nhập vào tổ chức, phản ánh khả năng hấp thụ, khai thác và phát triển tri thức công nghệ tiên tiến. Các chỉ báo tiêu biểu bao gồm việc sở hữu chứng nhận chất lượng quốc tế (ISO hoặc tương đương) và sử dụng công nghệ được cấp phép từ các đối tác nước ngoài. Về bản chất lý thuyết, TCI gần với khái niệm năng lực hấp thụ (absorptive capacity) của Cohen và Levinthal (1990) và năng lực công nghệ của Lall (1992). TCI là chiều sâu nội tại của tổ chức, khó sao chép và tạo ra lợi thế bền vững theo tinh thần RBV (Barney, 1991).</w:t>
+      </w:r>
+    </w:p>
+    <w:p>
+      <w:pPr>
+        <w:pStyle w:val="BodyText"/>
+      </w:pPr>
+      <w:r>
+        <w:t xml:space="preserve">Trái lại, chỉ số chấp nhận số (Digital Adoption Index, DAI) phản ánh mức độ áp dụng các công cụ số tại giao diện ngoại tại của doanh nghiệp. Các công cụ này bao gồm sở hữu website, sử dụng email trong giao dịch kinh doanh, thanh toán điện tử, và bán hàng trực tuyến. Đây là các công cụ số có tính bề mặt (surface digital tools) theo phân loại của Verhoef et al. (2021), tức là nằm ở cấp độ số hóa (digitization) và số hóa quy trình (digitalization), chưa đạt đến cấp độ chuyển đổi số toàn diện (digital transformation). Trong phạm vi luận án, DAI được đo bằng proxy "foundational website adoption" từ dữ liệu WBES, đây là ràng buộc đo lường có chủ đích do giới hạn của bộ dữ liệu, không phải thiếu sót lý thuyết.</w:t>
+      </w:r>
+    </w:p>
+    <w:p>
+      <w:pPr>
+        <w:pStyle w:val="BodyText"/>
+      </w:pPr>
+      <w:r>
+        <w:t xml:space="preserve">Hai construct TCI và DAI không đồng nhất và vận hành theo cơ chế khác nhau trong mối quan hệ quốc tế hóa-hiệu quả. TCI hoạt động chủ yếu như một nhân tố nâng mặt bằng hiệu quả (level shifter). Trong khi đó, DAI có xu hướng làm thay đổi độ dốc hoặc độ cong của đường quan hệ I–P tùy theo bối cảnh (Bhandari et al., 2023; Chen &amp; Meng, 2022). Việc duy trì sự phân biệt rõ ràng này trong suốt luận án là điều kiện tiên quyết để đảm bảo tính thuần khiết của cấu trúc (construct purity) theo tiêu chuẩn của Coltman et al. (2008).</w:t>
       </w:r>
     </w:p>
     <w:bookmarkEnd w:id="22"/>
@@ -167,7 +167,7 @@
         <w:pStyle w:val="BodyText"/>
       </w:pPr>
       <w:r>
-        <w:t xml:space="preserve">Để vận hành hóa bối cảnh thể chế đa cấp và đa quốc gia trong luận án, khung ICRV (Institutional Context Regime Variation — Biến thiên chế độ bối cảnh thể chế) được phát triển như một công cụ phân loại có hệ thống. Khung ICRV chia 47 nền kinh tế trong phạm vi nghiên cứu thành sáu nhóm (sub-regime), dựa trên tổ hợp các chỉ số quản trị toàn cầu (World Governance Indicators — WGI) của Kaufmann et al. (2011), mức độ phát triển kinh tế, và đặc trưng cấu trúc thể chế: Nhóm I (Advanced Innovation-Driven, bao gồm Singapore, Hong Kong, Đài Loan, Hàn Quốc), Nhóm II (Advanced Resource-Driven, bao gồm các nền kinh tế vùng Vịnh), Nhóm III (Upper-middle, điển hình là Trung Quốc), Nhóm IV (Lower-middle transition, bao gồm Việt Nam và Ấn Độ), Nhóm V (Frontier), và Nhóm VI (Pacific SIDS — Small Island Developing States). Khung này mở rộng từ phân loại thể chế của Khanna và Palepu (2010) và được điều chỉnh để phản ánh thực tiễn đa dạng của châu Á và khu vực lân cận.</w:t>
+        <w:t xml:space="preserve">Để vận hành hóa bối cảnh thể chế đa cấp và đa quốc gia trong luận án, khung ICRV (Institutional Context Regime Variation — Biến thiên chế độ bối cảnh thể chế) được phát triển như một công cụ phân loại có hệ thống. Khung ICRV chia 47 nền kinh tế trong phạm vi nghiên cứu thành sáu nhóm (sub-regime). Việc phân nhóm dựa trên tổ hợp các chỉ số quản trị toàn cầu (World Governance Indicators — WGI) của Kaufmann et al. (2011), mức độ phát triển kinh tế, và đặc trưng cấu trúc thể chế. Sáu nhóm bao gồm: Nhóm I (Advanced Innovation-Driven), Nhóm II (Advanced Resource-Driven), Nhóm III (Upper-middle), Nhóm IV (Lower-middle transition), Nhóm V (Frontier), và Nhóm VI (Pacific SIDS — Small Island Developing States). Đại diện điển hình lần lượt là: Singapore, Hong Kong, Đài Loan, Hàn Quốc (Nhóm I); các nền kinh tế vùng Vịnh (Nhóm II); Trung Quốc (Nhóm III); Việt Nam và Ấn Độ (Nhóm IV). Khung này mở rộng từ phân loại thể chế của Khanna và Palepu (2010) và được điều chỉnh để phản ánh thực tiễn đa dạng của châu Á và khu vực lân cận.</w:t>
       </w:r>
     </w:p>
     <w:p>
@@ -210,23 +210,23 @@
         <w:pStyle w:val="FirstParagraph"/>
       </w:pPr>
       <w:r>
-        <w:t xml:space="preserve">Mô hình Uppsala (Johanson &amp; Vahlne, 1977) là một trong những lý thuyết có ảnh hưởng sâu rộng nhất trong nghiên cứu về quốc tế hóa doanh nghiệp. Được xây dựng trên cơ sở quan sát quá trình quốc tế hóa của các doanh nghiệp Thụy Điển, mô hình đề xuất rằng doanh nghiệp quốc tế hóa theo một quá trình tuần tự và tích lũy, trong đó tri thức thị trường nước ngoài và cam kết nguồn lực vào thị trường đó tác động lẫn nhau theo vòng lặp phản hồi. Doanh nghiệp bắt đầu bằng xuất khẩu gián tiếp, tiến đến đại lý độc lập, sau đó là chi nhánh kinh doanh, và cuối cùng là sản xuất tại nước ngoài, phản ánh mức độ cam kết và tri thức ngày càng tăng.</w:t>
-      </w:r>
-    </w:p>
-    <w:p>
-      <w:pPr>
-        <w:pStyle w:val="BodyText"/>
-      </w:pPr>
-      <w:r>
-        <w:t xml:space="preserve">Một trong những khái niệm trọng tâm của mô hình Uppsala là "gánh nặng của người nước ngoài" (liability of foreignness), chi phí và bất lợi mà doanh nghiệp phải gánh chịu khi hoạt động ở môi trường văn hóa, thể chế, và pháp lý xa lạ (Zaheer, 1995). Johanson và Vahlne (2009) cập nhật mô hình bằng cách bổ sung khái niệm "gánh nặng của người ngoài mạng lưới" (liability of outsidership), nhấn mạnh rằng trong nền kinh tế toàn cầu hiện đại, rào cản lớn nhất không phải là khoảng cách địa lý hay tâm lý, mà là vị trí ngoài lề của các mạng lưới kinh doanh địa phương. Hai loại gánh nặng này giải thích vì sao chi phí quốc tế hóa giai đoạn đầu thường cao, tạo ra giai đoạn hiệu quả giảm trước khi doanh nghiệp tích lũy đủ tri thức và quan hệ để thu được lợi ích từ mở rộng quốc tế (Lu &amp; Beamish, 2004; Contractor et al., 2003).</w:t>
-      </w:r>
-    </w:p>
-    <w:p>
-      <w:pPr>
-        <w:pStyle w:val="BodyText"/>
-      </w:pPr>
-      <w:r>
-        <w:t xml:space="preserve">Tuy nhiên, mô hình Uppsala cổ điển được xây dựng trong bối cảnh tiền số và tiền nền tảng (pre-platform), nên đã bị thách thức đáng kể trong thập kỷ gần đây. Các nghiên cứu về born-global firms, tức doanh nghiệp quốc tế hóa ngay từ giai đoạn đầu mà không theo trình tự tuần tự, và platform firms, tức doanh nghiệp công nghệ tận dụng nền tảng số để vươn ra thị trường quốc tế không cần hiện diện vật lý, cho thấy logic của Uppsala không còn phổ quát (Stallkamp &amp; Schotter, 2021; Yang et al., 2025). Trong luận án này, mô hình Uppsala không bị bác bỏ, mà được tái định vị như một lớp nền giải thích chi phí học hỏi và bất định trong giai đoạn đầu quốc tế hóa, còn cơ chế học hỏi được mở rộng để bao gồm "học hỏi tăng cường bằng dữ liệu số" (data-augmented learning) trong kỷ nguyên chuyển đổi số, nơi dữ liệu từ thị trường nước ngoài có thể được thu thập, xử lý và phân tích nhanh hơn nhiều so với trước (Banalieva &amp; Dhanaraj, 2019).</w:t>
+        <w:t xml:space="preserve">Mô hình Uppsala (Johanson &amp; Vahlne, 1977) là một trong những lý thuyết có ảnh hưởng sâu rộng nhất trong nghiên cứu về quốc tế hóa doanh nghiệp. Mô hình được xây dựng trên cơ sở quan sát quá trình quốc tế hóa của các doanh nghiệp Thụy Điển. Mô hình đề xuất rằng doanh nghiệp quốc tế hóa theo một quá trình tuần tự và tích lũy. Trong quá trình đó, tri thức thị trường nước ngoài và cam kết nguồn lực vào thị trường tác động lẫn nhau theo vòng lặp phản hồi. Doanh nghiệp bắt đầu bằng xuất khẩu gián tiếp, tiến đến đại lý độc lập, sau đó là chi nhánh kinh doanh, và cuối cùng là sản xuất tại nước ngoài. Trình tự này phản ánh mức độ cam kết và tri thức ngày càng tăng.</w:t>
+      </w:r>
+    </w:p>
+    <w:p>
+      <w:pPr>
+        <w:pStyle w:val="BodyText"/>
+      </w:pPr>
+      <w:r>
+        <w:t xml:space="preserve">Một trong những khái niệm trọng tâm của mô hình Uppsala là "gánh nặng của người nước ngoài" (liability of foreignness). Khái niệm này chỉ chi phí và bất lợi mà doanh nghiệp phải gánh chịu khi hoạt động ở môi trường văn hóa, thể chế, và pháp lý xa lạ (Zaheer, 1995). Johanson và Vahlne (2009) cập nhật mô hình bằng cách bổ sung khái niệm "gánh nặng của người ngoài mạng lưới" (liability of outsidership). Các tác giả nhấn mạnh rằng trong nền kinh tế toàn cầu hiện đại, rào cản lớn nhất không phải là khoảng cách địa lý hay tâm lý. Rào cản chính nằm ở vị trí ngoài lề của các mạng lưới kinh doanh địa phương. Hai loại gánh nặng này giải thích vì sao chi phí quốc tế hóa giai đoạn đầu thường cao. Chính chi phí cao tạo ra giai đoạn hiệu quả giảm trước khi doanh nghiệp tích lũy đủ tri thức và quan hệ để thu được lợi ích từ mở rộng quốc tế (Lu &amp; Beamish, 2004; Contractor et al., 2003).</w:t>
+      </w:r>
+    </w:p>
+    <w:p>
+      <w:pPr>
+        <w:pStyle w:val="BodyText"/>
+      </w:pPr>
+      <w:r>
+        <w:t xml:space="preserve">Dẫu vậy, mô hình Uppsala cổ điển được xây dựng trong bối cảnh tiền số và tiền nền tảng (pre-platform). Mô hình đã bị thách thức đáng kể trong thập kỷ gần đây. Hai dòng nghiên cứu chính cho thấy logic của Uppsala không còn phổ quát. Dòng thứ nhất là nghiên cứu về born-global firms, tức doanh nghiệp quốc tế hóa ngay từ giai đoạn đầu mà không theo trình tự tuần tự. Dòng thứ hai là về platform firms, tức doanh nghiệp công nghệ tận dụng nền tảng số để vươn ra thị trường quốc tế không cần hiện diện vật lý (Stallkamp &amp; Schotter, 2021; Yang et al., 2025). Trong luận án này, mô hình Uppsala không bị bác bỏ, mà được tái định vị như một lớp nền giải thích chi phí học hỏi và bất định trong giai đoạn đầu quốc tế hóa. Cơ chế học hỏi được mở rộng để bao gồm "học hỏi tăng cường bằng dữ liệu số" (data-augmented learning) trong kỷ nguyên chuyển đổi số. Ở kỷ nguyên này, dữ liệu từ thị trường nước ngoài có thể được thu thập, xử lý và phân tích nhanh hơn nhiều so với trước (Banalieva &amp; Dhanaraj, 2019).</w:t>
       </w:r>
     </w:p>
     <w:bookmarkEnd w:id="25"/>
@@ -244,23 +244,23 @@
         <w:pStyle w:val="FirstParagraph"/>
       </w:pPr>
       <w:r>
-        <w:t xml:space="preserve">Lý thuyết dựa trên nguồn lực (Resource-Based View — RBV) do Wernerfelt (1984) đặt nền và được Barney (1991) hệ thống hóa thành một khung lý thuyết có ảnh hưởng bền vững. RBV cho rằng doanh nghiệp không chỉ là tập hợp các hoạt động giá trị (value chain) mà còn là bó nguồn lực (bundle of resources), và sự khác biệt về hiệu quả lâu dài giữa các doanh nghiệp bắt nguồn từ sự khác biệt trong sở hữu và khai thác các nguồn lực thỏa mãn tiêu chí VRIN: có giá trị (Valuable), hiếm có (Rare), khó sao chép (Inimitable), và khó thay thế (Non-substitutable).</w:t>
-      </w:r>
-    </w:p>
-    <w:p>
-      <w:pPr>
-        <w:pStyle w:val="BodyText"/>
-      </w:pPr>
-      <w:r>
-        <w:t xml:space="preserve">Áp dụng vào bối cảnh quốc tế hóa, RBV giải thích vì sao cùng một mức độ FSTS nhưng các doanh nghiệp lại đạt hiệu quả rất khác nhau: những doanh nghiệp sở hữu năng lực công nghệ, năng lực quản trị vượt trội, và năng lực học hỏi mạnh hơn sẽ chuyển hóa quốc tế hóa thành hiệu quả tốt hơn do họ có thể giảm chi phí liability of foreignness và khai thác lợi thế cạnh tranh trên phạm vi quốc tế hiệu quả hơn (Hitt et al., 2006; Peng, 2001). Cùng mức độ quốc tế hóa, doanh nghiệp có nguồn lực yếu hơn sẽ gánh chịu chi phí điều phối và rủi ro lớn hơn, trong khi doanh nghiệp có nguồn lực VRIN mạnh hơn có thể biến những thách thức đó thành lợi thế cạnh tranh.</w:t>
-      </w:r>
-    </w:p>
-    <w:p>
-      <w:pPr>
-        <w:pStyle w:val="BodyText"/>
-      </w:pPr>
-      <w:r>
-        <w:t xml:space="preserve">Trong bối cảnh đương đại, RBV được mở rộng bằng lý thuyết năng lực động (dynamic capabilities) của Teece et al. (1997), nhấn mạnh khả năng của doanh nghiệp trong việc tích hợp, xây dựng và tái cấu hình các năng lực nội bộ để ứng phó với môi trường cạnh tranh thay đổi nhanh chóng. Trong kỷ nguyên số, năng lực công nghệ (TCI), theo phân biệt của luận án, được xem là một dạng năng lực động quan trọng, cho phép doanh nghiệp tái cấu hình nguồn lực và mô hình kinh doanh để ứng phó với bất định trong quốc tế hóa (Bhandari et al., 2023; Verhoef et al., 2021). DAI, chỉ số áp dụng số nền tảng (Tier-1 proxy) đo lường sự hiện diện website, phản ánh mức độ chấp nhận kỹ thuật số cơ bản chứ không phải năng lực động theo nghĩa Teece et al. (1997). RBV cung cấp nền lý thuyết trực tiếp cho giả thuyết H2 về vai trò điều tiết của TCI, trong khi H3 về DAI được neo đậu trong Foundational Digital Adoption Framework (Banalieva &amp; Dhanaraj, 2019).</w:t>
+        <w:t xml:space="preserve">Lý thuyết dựa trên nguồn lực (Resource-Based View — RBV) do Wernerfelt (1984) đặt nền và được Barney (1991) hệ thống hóa thành một khung lý thuyết có ảnh hưởng bền vững. RBV cho rằng doanh nghiệp không chỉ là tập hợp các hoạt động giá trị (value chain) mà còn là bó nguồn lực (bundle of resources). Sự khác biệt về hiệu quả lâu dài giữa các doanh nghiệp bắt nguồn từ sự khác biệt trong sở hữu và khai thác các nguồn lực thỏa mãn tiêu chí VRIN: có giá trị (Valuable), hiếm có (Rare), khó sao chép (Inimitable), và khó thay thế (Non-substitutable).</w:t>
+      </w:r>
+    </w:p>
+    <w:p>
+      <w:pPr>
+        <w:pStyle w:val="BodyText"/>
+      </w:pPr>
+      <w:r>
+        <w:t xml:space="preserve">Áp dụng vào bối cảnh quốc tế hóa, RBV giải thích vì sao cùng một mức độ FSTS nhưng các doanh nghiệp lại đạt hiệu quả khác nhau. Doanh nghiệp sở hữu năng lực công nghệ, năng lực quản trị vượt trội, và năng lực học hỏi mạnh hơn sẽ chuyển hóa quốc tế hóa thành hiệu quả tốt hơn. Doanh nghiệp như vậy có thể giảm chi phí liability of foreignness và khai thác lợi thế cạnh tranh trên phạm vi quốc tế hiệu quả hơn (Hitt et al., 2006; Peng, 2001). Cùng mức độ quốc tế hóa, doanh nghiệp có nguồn lực yếu hơn sẽ gánh chịu chi phí điều phối và rủi ro lớn hơn. Doanh nghiệp có nguồn lực VRIN mạnh hơn có thể biến những thách thức đó thành lợi thế cạnh tranh.</w:t>
+      </w:r>
+    </w:p>
+    <w:p>
+      <w:pPr>
+        <w:pStyle w:val="BodyText"/>
+      </w:pPr>
+      <w:r>
+        <w:t xml:space="preserve">Trong bối cảnh đương đại, RBV được mở rộng bằng lý thuyết năng lực động (dynamic capabilities) của Teece et al. (1997). Lý thuyết này nhấn mạnh khả năng của doanh nghiệp trong việc tích hợp, xây dựng và tái cấu hình các năng lực nội bộ để ứng phó với môi trường cạnh tranh thay đổi nhanh chóng. Trong kỷ nguyên số, năng lực công nghệ (TCI) theo phân biệt của luận án được xem là một dạng năng lực động quan trọng. TCI cho phép doanh nghiệp tái cấu hình nguồn lực và mô hình kinh doanh để ứng phó với bất định trong quốc tế hóa (Bhandari et al., 2023; Verhoef et al., 2021). DAI là chỉ số áp dụng số nền tảng (Tier-1 proxy) đo lường sự hiện diện website. DAI phản ánh mức độ chấp nhận kỹ thuật số cơ bản chứ không phải năng lực động theo nghĩa Teece et al. (1997). RBV cung cấp nền lý thuyết trực tiếp cho giả thuyết H2 về vai trò điều tiết của TCI. H3 về DAI được neo đậu trong Foundational Digital Adoption Framework (Banalieva &amp; Dhanaraj, 2019).</w:t>
       </w:r>
     </w:p>
     <w:bookmarkEnd w:id="26"/>
@@ -286,15 +286,15 @@
         <w:pStyle w:val="BodyText"/>
       </w:pPr>
       <w:r>
-        <w:t xml:space="preserve">North (1990) chỉ ra rằng thể chế hiệu quả làm giảm chi phí giao dịch, bảo vệ quyền sở hữu trí tuệ, và tạo ra môi trường khuyến khích đầu tư dài hạn. Ngược lại, ở các nền kinh tế đang phát triển, sự vắng mặt hoặc yếu kém của các thể chế trung gian thị trường, từ hệ thống pháp lý đến thị trường vốn, từ tổ chức đánh giá tín nhiệm đến hiệp hội ngành nghề, tạo ra "khoảng trống thể chế" (institutional voids) làm tăng chi phí giao dịch và rủi ro cho doanh nghiệp khi hoạt động hoặc mở rộng ra nước ngoài (Khanna &amp; Palepu, 2010).</w:t>
-      </w:r>
-    </w:p>
-    <w:p>
-      <w:pPr>
-        <w:pStyle w:val="BodyText"/>
-      </w:pPr>
-      <w:r>
-        <w:t xml:space="preserve">Trong literature về I–P, bằng chứng meta-analytic của Marano et al. (2016), phân tích 170 nghiên cứu với 32 quốc gia giai đoạn 1972–2012, cho thấy thể chế quốc gia nguồn điều tiết đáng kể mối quan hệ quốc tế hóa, hiệu quả, với doanh nghiệp từ các nền kinh tế có thể chế yếu hơn có xu hướng thu được lợi ích thấp hơn hoặc thậm chí tổn thất từ quốc tế hóa. Cuervo-Cazurra et al. (2018) bổ sung rằng bất định thể chế ở quốc gia nguồn (home country uncertainty) không chỉ tạo ra thách thức mà còn có thể xây dựng năng lực quản lý bất định đặc thù, giúp doanh nghiệp ở các thị trường mới nổi cạnh tranh hiệu quả hơn ở các thị trường nước ngoài có đặc điểm tương tự. Lý thuyết thể chế cung cấp nền tảng lý luận cho giả thuyết H5 và cho khung ICRV trong luận án.</w:t>
+        <w:t xml:space="preserve">North (1990) chỉ ra rằng thể chế hiệu quả làm giảm chi phí giao dịch, bảo vệ quyền sở hữu trí tuệ, và tạo ra môi trường khuyến khích đầu tư dài hạn. Ngược lại, ở các nền kinh tế đang phát triển, sự vắng mặt hoặc yếu kém của các thể chế trung gian thị trường tạo ra "khoảng trống thể chế" (institutional voids). Các thể chế trung gian thiếu hụt này bao gồm hệ thống pháp lý, thị trường vốn, tổ chức đánh giá tín nhiệm, và hiệp hội ngành nghề. Khoảng trống này làm tăng chi phí giao dịch và rủi ro cho doanh nghiệp khi hoạt động hoặc mở rộng ra nước ngoài (Khanna &amp; Palepu, 2010).</w:t>
+      </w:r>
+    </w:p>
+    <w:p>
+      <w:pPr>
+        <w:pStyle w:val="BodyText"/>
+      </w:pPr>
+      <w:r>
+        <w:t xml:space="preserve">Trong literature về I–P, bằng chứng meta-analytic của Marano et al. (2016) phân tích 170 nghiên cứu với 32 quốc gia giai đoạn 1972–2012. Kết quả cho thấy thể chế quốc gia nguồn điều tiết đáng kể mối quan hệ quốc tế hóa-hiệu quả. Doanh nghiệp từ các nền kinh tế có thể chế yếu hơn có xu hướng thu được lợi ích thấp hơn hoặc thậm chí tổn thất từ quốc tế hóa. Cuervo-Cazurra et al. (2018) bổ sung rằng bất định thể chế ở quốc gia nguồn (home country uncertainty) không chỉ tạo ra thách thức mà còn có thể xây dựng năng lực quản lý bất định đặc thù. Năng lực này giúp doanh nghiệp ở các thị trường mới nổi cạnh tranh hiệu quả hơn ở các thị trường nước ngoài có đặc điểm tương tự. Lý thuyết thể chế cung cấp nền tảng lý luận cho giả thuyết H5 và cho khung ICRV trong luận án.</w:t>
       </w:r>
     </w:p>
     <w:bookmarkEnd w:id="27"/>
@@ -312,15 +312,15 @@
         <w:pStyle w:val="FirstParagraph"/>
       </w:pPr>
       <w:r>
-        <w:t xml:space="preserve">Lý thuyết thượng tầng quản trị (Upper Echelons Theory) do Hambrick và Mason (1984) đề xuất và được Hambrick (2007) cập nhật, cho rằng các quyết định chiến lược lớn và kết quả của tổ chức không phải là sản phẩm của các quy trình duy lý hoàn toàn, mà phản ánh đặc điểm nhận thức, giá trị và kinh nghiệm của nhà quản trị cấp cao. Nói cách khác, "tổ chức là sự phản chiếu của nhà quản trị đỉnh cao" (Hambrick &amp; Mason, 1984, tr. 193).</w:t>
-      </w:r>
-    </w:p>
-    <w:p>
-      <w:pPr>
-        <w:pStyle w:val="BodyText"/>
-      </w:pPr>
-      <w:r>
-        <w:t xml:space="preserve">Trong bối cảnh quốc tế hóa, Upper Echelons Theory có hai hàm ý trực tiếp. Thứ nhất, kinh nghiệm quốc tế của nhà quản trị cấp cao, được đo bằng số năm kinh nghiệm làm việc hoặc học tập ở nước ngoài, hay tiếp xúc với thị trường quốc tế, giúp giảm nhận thức về liability of foreignness và nâng cao khả năng đánh giá cơ hội, quản trị rủi ro ở thị trường quốc tế (Hsu et al., 2013; Sambharya, 1996). Thứ hai, sự đa dạng giới tính trong lãnh đạo, đặc biệt là sự hiện diện của quản trị viên nữ ở các vị trí lãnh đạo, liên quan đến nhận thức chiến lược đa chiều hơn và thực tiễn quản trị rủi ro thận trọng hơn, qua đó có tác động tích cực đến hiệu quả doanh nghiệp trong quá trình quốc tế hóa (Post &amp; Byron, 2015). Những hàm ý này cung cấp cơ sở lý thuyết cho giả thuyết H4 về vai trò điều tiết của đặc điểm nhà quản trị cấp cao.</w:t>
+        <w:t xml:space="preserve">Lý thuyết thượng tầng quản trị (Upper Echelons Theory) do Hambrick và Mason (1984) đề xuất và được Hambrick (2007) cập nhật. Lý thuyết cho rằng các quyết định chiến lược lớn và kết quả của tổ chức không phải là sản phẩm của các quy trình duy lý hoàn toàn. Các quyết định đó phản ánh đặc điểm nhận thức, giá trị và kinh nghiệm của nhà quản trị cấp cao. Nói cách khác, "tổ chức là sự phản chiếu của nhà quản trị đỉnh cao" (Hambrick &amp; Mason, 1984, tr. 193).</w:t>
+      </w:r>
+    </w:p>
+    <w:p>
+      <w:pPr>
+        <w:pStyle w:val="BodyText"/>
+      </w:pPr>
+      <w:r>
+        <w:t xml:space="preserve">Trong bối cảnh quốc tế hóa, Upper Echelons Theory có hai hàm ý trực tiếp. Thứ nhất, kinh nghiệm quốc tế của nhà quản trị cấp cao được đo bằng số năm kinh nghiệm làm việc hoặc học tập ở nước ngoài, hay tiếp xúc với thị trường quốc tế. Kinh nghiệm này giúp giảm nhận thức về liability of foreignness và nâng cao khả năng đánh giá cơ hội, quản trị rủi ro ở thị trường quốc tế (Hsu et al., 2013; Sambharya, 1996). Thứ hai, sự đa dạng giới tính trong lãnh đạo (đặc biệt là sự hiện diện của quản trị viên nữ ở các vị trí lãnh đạo) liên quan đến nhận thức chiến lược đa chiều hơn và thực tiễn quản trị rủi ro thận trọng hơn. Yếu tố này tác động tích cực đến hiệu quả doanh nghiệp trong quá trình quốc tế hóa (Post &amp; Byron, 2015). Những hàm ý này cung cấp cơ sở lý thuyết cho giả thuyết H4 về vai trò điều tiết của đặc điểm nhà quản trị cấp cao.</w:t>
       </w:r>
     </w:p>
     <w:bookmarkEnd w:id="28"/>
@@ -346,15 +346,15 @@
         <w:pStyle w:val="BodyText"/>
       </w:pPr>
       <w:r>
-        <w:t xml:space="preserve">Banalieva và Dhanaraj (2019) là một trong những nghiên cứu đầu tiên đề xuất cập nhật lý thuyết nội hóa (internalization theory) cho nền kinh tế số, lập luận rằng dữ liệu số và tương tác dựa trên nền tảng làm giảm sự phụ thuộc vào hiện diện vật lý và thay đổi cơ bản logic về quyết định nội hóa. Stallkamp và Schotter (2021) mở rộng luận điểm này bằng cách chỉ ra rằng các doanh nghiệp nền tảng (platform firms) quốc tế hóa theo logic đa diện (multi-sided) khác hẳn với các MNCs truyền thống, với hiệu ứng mạng lưới tạo ra lợi thế quy mô không bị ràng buộc bởi biên giới địa lý. Verhoef et al. (2021) cung cấp khung khái niệm phân tầng ba cấp độ: số hóa thông tin (digitization), số hóa quy trình (digitalization), và chuyển đổi số toàn diện (digital transformation), nhấn mạnh rằng các cấp độ này khác nhau về chiều sâu tổ chức và tác động kinh doanh. Yang et al. (2025) bổ sung bằng systematic review về quốc tế hóa của các doanh nghiệp số, phác thảo các lý thuyết cần điều chỉnh và hướng nghiên cứu tiếp theo.</w:t>
-      </w:r>
-    </w:p>
-    <w:p>
-      <w:pPr>
-        <w:pStyle w:val="BodyText"/>
-      </w:pPr>
-      <w:r>
-        <w:t xml:space="preserve">Trong luận án, lớp mở rộng về năng lực số đóng vai trò mở rộng RBV bằng cách xác định TCI và DAI như hai loại tài sản số có chiều sâu và cơ chế vận hành khác nhau, đồng thời mở rộng Uppsala bằng cơ chế học hỏi dựa trên dữ liệu số. Sự tích hợp này tạo thành lớp thứ năm của khung lý thuyết, bổ sung cho bốn lý thuyết kinh điển để tạo thành một khung giải thích hoàn chỉnh và phù hợp với thực tiễn kinh doanh đương đại.</w:t>
+        <w:t xml:space="preserve">Banalieva và Dhanaraj (2019) là một trong những nghiên cứu đầu tiên đề xuất cập nhật lý thuyết nội hóa (internalization theory) cho nền kinh tế số. Các tác giả lập luận rằng dữ liệu số và tương tác dựa trên nền tảng làm giảm sự phụ thuộc vào hiện diện vật lý và thay đổi cơ bản logic về quyết định nội hóa. Stallkamp và Schotter (2021) mở rộng luận điểm này bằng cách chỉ ra rằng các doanh nghiệp nền tảng (platform firms) quốc tế hóa theo logic đa diện (multi-sided) khác hẳn với các MNCs truyền thống. Hiệu ứng mạng lưới tạo ra lợi thế quy mô không bị ràng buộc bởi biên giới địa lý. Verhoef et al. (2021) cung cấp khung khái niệm phân tầng ba cấp độ: số hóa thông tin (digitization), số hóa quy trình (digitalization), và chuyển đổi số toàn diện (digital transformation). Các cấp độ này khác nhau về chiều sâu tổ chức và tác động kinh doanh. Yang et al. (2025) bổ sung bằng systematic review về quốc tế hóa của các doanh nghiệp số, phác thảo các lý thuyết cần điều chỉnh và hướng nghiên cứu tiếp theo.</w:t>
+      </w:r>
+    </w:p>
+    <w:p>
+      <w:pPr>
+        <w:pStyle w:val="BodyText"/>
+      </w:pPr>
+      <w:r>
+        <w:t xml:space="preserve">Trong luận án, lớp mở rộng về năng lực số đóng vai trò mở rộng RBV bằng cách xác định TCI và DAI như hai loại tài sản số có chiều sâu và cơ chế vận hành khác nhau. Lớp mở rộng này đồng thời mở rộng Uppsala bằng cơ chế học hỏi dựa trên dữ liệu số. Sự tích hợp này tạo thành lớp thứ năm của khung lý thuyết, bổ sung cho bốn lý thuyết kinh điển để tạo thành một khung giải thích hoàn chỉnh và phù hợp với thực tiễn kinh doanh đương đại.</w:t>
       </w:r>
     </w:p>
     <w:p>
@@ -405,15 +405,15 @@
         <w:pStyle w:val="BodyText"/>
       </w:pPr>
       <w:r>
-        <w:t xml:space="preserve">Giai đoạn thứ hai (từ cuối thập niên 1990 đến đầu thập niên 2000) chứng kiến sự xuất hiện của mô hình phi tuyến, thách thức giả định tuyến tính giản đơn. Hitt et al. (1997) là nghiên cứu đầu tiên kiểm định và tìm thấy bằng chứng cho quan hệ chữ U ngược (inverted-U) giữa đa dạng hóa sản phẩm quốc tế và hiệu quả, lập luận rằng lợi ích từ quốc tế hóa tăng đến một điểm tối ưu rồi suy giảm do chi phí điều phối và phức tạp tổ chức vượt qua lợi ích. Gomes và Ramaswamy (1999) cung cấp bằng chứng tương tự trong bối cảnh doanh nghiệp đa ngành. Contractor et al. (2003) và Lu và Beamish (2004) tinh chỉnh mô hình phi tuyến với đề xuất "đường cong chữ S ba giai đoạn" (three-stage S-curve), theo đó hiệu quả giảm ở giai đoạn thâm nhập ban đầu (chi phí thiết lập), tăng ở giai đoạn khai thác (học hỏi tích lũy và quy mô), rồi lại giảm ở giai đoạn siêu mở rộng (over-extension) khi chi phí phức tạp vượt quá lợi ích.</w:t>
-      </w:r>
-    </w:p>
-    <w:p>
-      <w:pPr>
-        <w:pStyle w:val="BodyText"/>
-      </w:pPr>
-      <w:r>
-        <w:t xml:space="preserve">Giai đoạn thứ ba (từ cuối thập niên 2000 đến hiện tại) chuyển trọng tâm sang nghiên cứu các yếu tố điều tiết (moderators), tức điều kiện bối cảnh làm thay đổi hình dạng, cường độ, hoặc dấu của mối quan hệ I–P. Các moderator được nghiên cứu bao gồm đặc điểm quốc gia nguồn (Marano et al., 2016), đặc điểm ngành (Kirca et al., 2012), năng lực lãnh đạo cấp cao (Hsu et al., 2013), và năng lực kỹ thuật số (Bhandari et al., 2023; Wu et al., 2022). Sự chuyển dịch này phản ánh nhận thức ngày càng sâu sắc rằng không có quan hệ I–P phổ quát, kết quả quốc tế hóa phụ thuộc vào điều kiện cụ thể của doanh nghiệp, ngành và quốc gia (Arte &amp; Larimo, 2022).</w:t>
+        <w:t xml:space="preserve">Giai đoạn thứ hai (từ cuối thập niên 1990 đến đầu thập niên 2000) chứng kiến sự xuất hiện của mô hình phi tuyến, thách thức giả định tuyến tính giản đơn. Hitt et al. (1997) là nghiên cứu đầu tiên kiểm định và tìm thấy bằng chứng cho quan hệ chữ U ngược (inverted-U) giữa đa dạng hóa sản phẩm quốc tế và hiệu quả. Các tác giả lập luận rằng lợi ích từ quốc tế hóa tăng đến một điểm tối ưu rồi suy giảm do chi phí điều phối và phức tạp tổ chức vượt qua lợi ích. Gomes và Ramaswamy (1999) cung cấp bằng chứng tương tự trong bối cảnh doanh nghiệp đa ngành. Contractor et al. (2003) và Lu và Beamish (2004) tinh chỉnh mô hình phi tuyến với đề xuất "đường cong chữ S ba giai đoạn" (three-stage S-curve). Theo mô hình này, hiệu quả giảm ở giai đoạn thâm nhập ban đầu (chi phí thiết lập), tăng ở giai đoạn khai thác (học hỏi tích lũy và quy mô), rồi lại giảm ở giai đoạn siêu mở rộng (over-extension) khi chi phí phức tạp vượt quá lợi ích.</w:t>
+      </w:r>
+    </w:p>
+    <w:p>
+      <w:pPr>
+        <w:pStyle w:val="BodyText"/>
+      </w:pPr>
+      <w:r>
+        <w:t xml:space="preserve">Giai đoạn thứ ba (từ cuối thập niên 2000 đến hiện tại) chuyển trọng tâm sang nghiên cứu các yếu tố điều tiết (moderators). Đây là các điều kiện bối cảnh làm thay đổi hình dạng, cường độ, hoặc dấu của mối quan hệ I–P. Các moderator được nghiên cứu bao gồm đặc điểm quốc gia nguồn (Marano et al., 2016), đặc điểm ngành (Kirca et al., 2012), năng lực lãnh đạo cấp cao (Hsu et al., 2013), và năng lực kỹ thuật số (Bhandari et al., 2023; Wu et al., 2022). Sự chuyển dịch này phản ánh nhận thức ngày càng sâu sắc rằng không có quan hệ I–P phổ quát. Kết quả quốc tế hóa phụ thuộc vào điều kiện cụ thể của doanh nghiệp, ngành và quốc gia (Arte &amp; Larimo, 2022).</w:t>
       </w:r>
     </w:p>
     <w:bookmarkEnd w:id="31"/>
@@ -439,15 +439,15 @@
         <w:pStyle w:val="BodyText"/>
       </w:pPr>
       <w:r>
-        <w:t xml:space="preserve">Bausch và Krist (2007) phân tích 65 nghiên cứu và tìm thấy tác động tổng hợp dương nhưng nhỏ (r ≈ 0,10), đồng thời xác nhận rằng mức độ dị biệt (heterogeneity) giữa các nghiên cứu rất cao với I² &gt; 80%, hàm ý rằng các moderator là nguồn giải thích chủ yếu cho sự khác biệt. Kirca et al. (2012) mở rộng pool lên 154 mẫu và tìm thấy tác động tổng hợp tương tự, đồng thời xác nhận vai trò của bối cảnh quốc gia và ngành. Marano et al. (2016), nghiên cứu meta-analytic toàn diện nhất trong literature với 170 nghiên cứu và 32 quốc gia, tìm thấy r ≈ 0,07–0,13 và chứng minh rằng thể chế quốc gia nguồn là moderator quan trọng nhất trong tất cả các biến bối cảnh được kiểm định. Wu et al. (2022) cập nhật với pool 218 effect sizes tập trung vào các emerging market multinationals (EMNEs) và tìm thấy mô hình moderator tương tự. Tại hội nghị ICBEF 2024, kết quả sơ bộ từ pool nghiên cứu về châu Á với k = 113 effect-size units cho thấy r = 0,07, nhất quán với các meta-analyses toàn cầu nhưng cụ thể hơn về bối cảnh châu Á. Luận án này mở rộng pool đó thông qua Nghiên cứu P6, một meta-analysis ba tầng (three-level MARA) với k = 238 nghiên cứu và K = 288 effect sizes từ châu Á và Thái Bình Dương, ước lượng r̄ = 0,074 [KTC 95%: 0,060; 0,088], I² = 62,4%, Q_M(ICRV) = 17,35 (df = 4, p = ,002). Kết quả này xác nhận tác động tổng hợp dương nhỏ nhưng bền vững, đồng thời chứng minh rằng gradient ICRV, turning point giảm dần khi chuyển từ thể chế yếu sang thể chế mạnh, là moderator thực chất của mối quan hệ I–P trong bối cảnh châu Á (Do &amp; Phan, 2026c).</w:t>
-      </w:r>
-    </w:p>
-    <w:p>
-      <w:pPr>
-        <w:pStyle w:val="BodyText"/>
-      </w:pPr>
-      <w:r>
-        <w:t xml:space="preserve">Nhìn chung, bằng chứng meta-analytic cho thấy ba kết luận quan trọng: tác động tổng hợp của quốc tế hóa lên hiệu quả là dương nhưng khiêm tốn; mức dị biệt rất cao; và các moderator bối cảnh, đặc biệt là thể chế quốc gia, năng lực doanh nghiệp, và đặc điểm ngành, là những nguồn giải thích chính cho sự khác biệt giữa các nghiên cứu. Đây là luận điểm cơ bản biện hộ cho sự cần thiết của một khung giải thích đa tầng.</w:t>
+        <w:t xml:space="preserve">Bausch và Krist (2007) phân tích 65 nghiên cứu và tìm thấy tác động tổng hợp dương nhưng nhỏ (r ≈ 0,10). Các tác giả xác nhận rằng mức độ dị biệt (heterogeneity) giữa các nghiên cứu rất cao với I² &gt; 80%. Kết quả này hàm ý rằng các moderator là nguồn giải thích chủ yếu cho sự khác biệt. Kirca et al. (2012) mở rộng pool lên 154 mẫu và tìm thấy tác động tổng hợp tương tự, đồng thời xác nhận vai trò của bối cảnh quốc gia và ngành. Marano et al. (2016) là nghiên cứu meta-analytic toàn diện nhất trong literature với 170 nghiên cứu và 32 quốc gia. Nhóm tác giả tìm thấy r ≈ 0,07–0,13 và chứng minh rằng thể chế quốc gia nguồn là moderator quan trọng nhất trong tất cả các biến bối cảnh được kiểm định. Wu et al. (2022) cập nhật với pool 218 effect sizes tập trung vào các emerging market multinationals (EMNEs) và tìm thấy mô hình moderator tương tự. Tại hội nghị ICBEF 2024, kết quả sơ bộ từ pool nghiên cứu về châu Á với k = 113 effect-size units cho thấy r = 0,07. Kết quả này nhất quán với các meta-analyses toàn cầu nhưng cụ thể hơn về bối cảnh châu Á. Luận án này mở rộng pool đó thông qua Nghiên cứu P6, một meta-analysis ba tầng (three-level MARA) với k = 238 nghiên cứu và K = 288 effect sizes từ châu Á và Thái Bình Dương. Kết quả ước lượng r̄ = 0,074 [KTC 95%: 0,060; 0,088], I² = 62,4%, Q_M(ICRV) = 17,35 (df = 4, p = ,002). Kết quả này xác nhận tác động tổng hợp dương nhỏ nhưng bền vững. Phát hiện này chứng minh rằng gradient ICRV (turning point giảm dần khi chuyển từ thể chế yếu sang thể chế mạnh) là moderator thực chất của mối quan hệ I–P trong bối cảnh châu Á (Do &amp; Phan, 2026c).</w:t>
+      </w:r>
+    </w:p>
+    <w:p>
+      <w:pPr>
+        <w:pStyle w:val="BodyText"/>
+      </w:pPr>
+      <w:r>
+        <w:t xml:space="preserve">Nhìn chung, bằng chứng meta-analytic cho thấy ba kết luận quan trọng. Thứ nhất, tác động tổng hợp của quốc tế hóa lên hiệu quả là dương nhưng khiêm tốn. Thứ hai, mức dị biệt rất cao. Thứ ba, các moderator bối cảnh, đặc biệt là thể chế quốc gia, năng lực doanh nghiệp, và đặc điểm ngành, là những nguồn giải thích chính cho sự khác biệt giữa các nghiên cứu. Đây là luận điểm cơ bản biện hộ cho sự cần thiết của một khung giải thích đa tầng.</w:t>
       </w:r>
     </w:p>
     <w:bookmarkEnd w:id="32"/>
@@ -465,23 +465,23 @@
         <w:pStyle w:val="FirstParagraph"/>
       </w:pPr>
       <w:r>
-        <w:t xml:space="preserve">Châu Á là bối cảnh đặc biệt quan trọng và đặc thù trong literature I–P vì nhiều lý do. Thứ nhất, sự đa dạng thể chế trong khu vực là ngoại lệ không có ở bất kỳ khu vực nào khác trên thế giới: từ Singapore với chất lượng quản trị đứng hàng đầu thế giới đến Afghanistan với chất lượng quản trị rất yếu, từ Nhật Bản với nền kinh tế phát triển hoàn thiện đến các Pacific SIDS với quy mô siêu nhỏ và hạ tầng thể chế còn sơ khai (Khanna &amp; Palepu, 2010; Peng, 2003). Thứ hai, tốc độ chuyển đổi số và hội nhập quốc tế rất không đồng đều giữa các quốc gia trong khu vực, tạo ra "thí nghiệm tự nhiên" về ảnh hưởng của bối cảnh thể chế và năng lực số đến kết quả quốc tế hóa.</w:t>
-      </w:r>
-    </w:p>
-    <w:p>
-      <w:pPr>
-        <w:pStyle w:val="BodyText"/>
-      </w:pPr>
-      <w:r>
-        <w:t xml:space="preserve">Do và Phan (2026a) là nghiên cứu thực nghiệm multi-country quy mô lớn nhất hiện có về I–P trong bối cảnh châu Á mới nổi, phân tích 40.633 doanh nghiệp từ 17 nền kinh tế châu Á sử dụng dữ liệu WBES. Nghiên cứu tìm thấy: (i) tồn tại phân tầng năng suất rõ rệt giữa nhóm Chinese economies, South Asia và ASEAN, phản ánh sự dị biệt thể chế và năng lực giữa các nhóm; (ii) việc áp dụng công nghệ vừa làm tăng năng suất lao động trực tiếp vừa làm suy giảm đáng kể tác động bất lợi của các rào cản thể chế, phát hiện được gọi là "hiệu ứng lá chắn số" (digital shield effect). Do và Phan (2026g) kiểm định cụ thể với dữ liệu doanh nghiệp Trung Quốc và tìm thấy cấu trúc cubic inverted-U với ngưỡng FSTS tối ưu khoảng 47,8%, tức điểm turning point khá thấp so với các nền kinh tế tiên tiến. Luận án kế thừa và mở rộng các kết quả này trên pool đầy đủ 49 nền kinh tế (bao gồm 9 nền kinh tế đảo nhỏ Thái Bình Dương).</w:t>
-      </w:r>
-    </w:p>
-    <w:p>
-      <w:pPr>
-        <w:pStyle w:val="BodyText"/>
-      </w:pPr>
-      <w:r>
-        <w:t xml:space="preserve">Phần lớn các nghiên cứu về I–P trong bối cảnh châu Á tập trung vào Nhật Bản, Hàn Quốc, Đài Loan, và Trung Quốc, trong khi các nền kinh tế chuyển đổi như Việt Nam, Campuchia, Bangladesh, và đặc biệt là các Pacific SIDS, về cơ bản thiếu vắng trong literature. Sự thiếu đại diện này tạo ra khoảng trống nghiêm trọng trong khả năng khái quát hóa lý thuyết, vì các nền kinh tế frontier và SIDS có thể là địa điểm quan trọng để kiểm định điều kiện biên (boundary conditions) của các lý thuyết về I–P.</w:t>
+        <w:t xml:space="preserve">Châu Á là bối cảnh đặc biệt quan trọng và đặc thù trong literature I–P vì nhiều lý do. Thứ nhất, sự đa dạng thể chế trong khu vực là ngoại lệ không có ở bất kỳ khu vực nào khác trên thế giới. Phổ thể chế trải dài từ Singapore với chất lượng quản trị đứng hàng đầu thế giới đến Afghanistan với chất lượng quản trị rất yếu. Khu vực cũng bao gồm cả Nhật Bản với nền kinh tế phát triển hoàn thiện lẫn các Pacific SIDS với quy mô siêu nhỏ và hạ tầng thể chế còn sơ khai (Khanna &amp; Palepu, 2010; Peng, 2003). Thứ hai, tốc độ chuyển đổi số và hội nhập quốc tế không đồng đều giữa các quốc gia trong khu vực. Sự không đồng đều này tạo ra "thí nghiệm tự nhiên" về ảnh hưởng của bối cảnh thể chế và năng lực số đến kết quả quốc tế hóa.</w:t>
+      </w:r>
+    </w:p>
+    <w:p>
+      <w:pPr>
+        <w:pStyle w:val="BodyText"/>
+      </w:pPr>
+      <w:r>
+        <w:t xml:space="preserve">Do và Phan (2026a) là nghiên cứu thực nghiệm multi-country quy mô lớn nhất hiện có về I–P trong bối cảnh châu Á mới nổi. Nghiên cứu phân tích 40.633 doanh nghiệp từ 17 nền kinh tế châu Á sử dụng dữ liệu WBES. Nghiên cứu tìm thấy hai phát hiện chính. Thứ nhất, tồn tại phân tầng năng suất rõ rệt giữa nhóm Chinese economies, South Asia và ASEAN, phản ánh sự dị biệt thể chế và năng lực giữa các nhóm. Thứ hai, việc áp dụng công nghệ vừa làm tăng năng suất lao động trực tiếp vừa làm suy giảm đáng kể tác động bất lợi của các rào cản thể chế. Phát hiện này được gọi là "hiệu ứng lá chắn số" (digital shield effect). Do và Phan (2026g) kiểm định cụ thể với dữ liệu doanh nghiệp Trung Quốc và tìm thấy cấu trúc cubic inverted-U với ngưỡng FSTS tối ưu khoảng 47,8%. Đây là điểm turning point khá thấp so với các nền kinh tế tiên tiến. Luận án kế thừa và mở rộng các kết quả này trên pool đầy đủ 49 nền kinh tế (bao gồm 9 nền kinh tế đảo nhỏ Thái Bình Dương).</w:t>
+      </w:r>
+    </w:p>
+    <w:p>
+      <w:pPr>
+        <w:pStyle w:val="BodyText"/>
+      </w:pPr>
+      <w:r>
+        <w:t xml:space="preserve">Phần lớn các nghiên cứu về I–P trong bối cảnh châu Á tập trung vào Nhật Bản, Hàn Quốc, Đài Loan, và Trung Quốc. Trong khi đó, các nền kinh tế chuyển đổi như Việt Nam, Campuchia, Bangladesh, và đặc biệt là các Pacific SIDS, về cơ bản thiếu vắng trong literature. Sự thiếu đại diện này tạo ra khoảng trống nghiêm trọng trong khả năng khái quát hóa lý thuyết. Các nền kinh tế frontier và SIDS có thể là địa điểm quan trọng để kiểm định điều kiện biên (boundary conditions) của các lý thuyết về I–P.</w:t>
       </w:r>
     </w:p>
     <w:bookmarkEnd w:id="33"/>
@@ -499,15 +499,15 @@
         <w:pStyle w:val="FirstParagraph"/>
       </w:pPr>
       <w:r>
-        <w:t xml:space="preserve">Sự tích hợp giữa nghiên cứu về năng lực số và I–P relationship là một xu hướng tương đối mới, phát triển mạnh từ 2019 đến nay. Bhandari et al. (2023) phân tích 571 doanh nghiệp sản xuất của Mỹ và tìm thấy rằng năng lực kỹ thuật số (được đo như một composite duy nhất) điều tiết tích cực mối quan hệ I–P, với doanh nghiệp có năng lực số cao hơn thu được lợi ích lớn hơn từ quốc tế hóa. Bustamante et al. (2022) sử dụng mẫu SMEs đa quốc gia và phát hiện rằng công cụ số làm giảm chi phí thâm nhập thị trường nước ngoài, đặc biệt ở các thị trường có khoảng trống thể chế lớn. Chen và Meng (2022) nghiên cứu doanh nghiệp Trung Quốc từ WBES và phát hiện rằng ràng buộc thể chế làm giảm cường độ xuất khẩu, nhưng doanh nghiệp có năng lực số cao hơn có thể vượt qua ràng buộc này hiệu quả hơn.</w:t>
-      </w:r>
-    </w:p>
-    <w:p>
-      <w:pPr>
-        <w:pStyle w:val="BodyText"/>
-      </w:pPr>
-      <w:r>
-        <w:t xml:space="preserve">Tuy nhiên, phần lớn các nghiên cứu hiện tại không phân biệt TCI và DAI, xử lý năng lực số như một khái niệm đơn nhất. Hậu quả lý thuyết của sự đồng nhất không hợp lý này là không thể phân tách được hai cơ chế vận hành khác nhau: chiều sâu năng lực tổ chức (TCI) và khả năng phối hợp kỹ thuật số bề mặt (DAI). Sự không phân biệt này làm mờ đi cơ chế tác động và dẫn đến kết luận không thể áp dụng trực tiếp vào thực tiễn chính sách và quản trị doanh nghiệp.</w:t>
+        <w:t xml:space="preserve">Sự tích hợp giữa nghiên cứu về năng lực số và I–P relationship là một xu hướng tương đối mới, phát triển mạnh từ 2019 đến nay. Bhandari et al. (2023) phân tích 571 doanh nghiệp sản xuất của Mỹ và tìm thấy rằng năng lực kỹ thuật số (được đo như một composite duy nhất) điều tiết tích cực mối quan hệ I–P. Doanh nghiệp có năng lực số cao hơn thu được lợi ích lớn hơn từ quốc tế hóa. Bustamante et al. (2022) sử dụng mẫu SMEs đa quốc gia và phát hiện rằng công cụ số làm giảm chi phí thâm nhập thị trường nước ngoài, đặc biệt ở các thị trường có khoảng trống thể chế lớn. Chen và Meng (2022) nghiên cứu doanh nghiệp Trung Quốc từ WBES và phát hiện rằng ràng buộc thể chế làm giảm cường độ xuất khẩu. Tuy nhiên, doanh nghiệp có năng lực số cao hơn có thể vượt qua ràng buộc này hiệu quả hơn.</w:t>
+      </w:r>
+    </w:p>
+    <w:p>
+      <w:pPr>
+        <w:pStyle w:val="BodyText"/>
+      </w:pPr>
+      <w:r>
+        <w:t xml:space="preserve">Dẫu vậy, phần lớn các nghiên cứu hiện tại không phân biệt TCI và DAI, xử lý năng lực số như một khái niệm đơn nhất. Hậu quả lý thuyết của sự đồng nhất không hợp lý này là không thể phân tách được hai cơ chế vận hành khác nhau: chiều sâu năng lực tổ chức (TCI) và khả năng phối hợp kỹ thuật số bề mặt (DAI). Sự không phân biệt này làm mờ đi cơ chế tác động và dẫn đến kết luận không thể áp dụng trực tiếp vào thực tiễn chính sách và quản trị doanh nghiệp.</w:t>
       </w:r>
     </w:p>
     <w:p>
@@ -551,7 +551,7 @@
         <w:t xml:space="preserve"> </w:t>
       </w:r>
       <w:r>
-        <w:t xml:space="preserve">Các meta-analyses nhất quán cho thấy I² &gt; 80%, tức hơn 80% biến thiên trong effect size không được giải thích bởi sai số ngẫu nhiên mà bởi sự khác biệt có hệ thống giữa các bối cảnh (Bausch &amp; Krist, 2007; Marano et al., 2016). Tuy nhiên, hầu hết các nghiên cứu thực nghiệm hiện tại chỉ kiểm định một hoặc hai moderator từ một lý thuyết đơn lẻ, không có khả năng giải thích đồng thời heterogeneity do bối cảnh thể chế, năng lực doanh nghiệp, và đặc điểm lãnh đạo tạo ra. Không có lý thuyết đơn lẻ nào, dù là Uppsala, RBV, Institutional Theory, hay Upper Echelons Theory, đủ để giải thích đầy đủ sự phức tạp của I–P relationship trong bối cảnh đa quốc gia đa dạng như châu Á. Khoảng trống này đòi hỏi một khung tích hợp đa tầng, trong đó các lý thuyết bổ sung cho nhau thay vì cạnh tranh nhau.</w:t>
+        <w:t xml:space="preserve">Các meta-analyses nhất quán cho thấy I² &gt; 80%. Hơn 80% biến thiên trong effect size không được giải thích bởi sai số ngẫu nhiên mà bởi sự khác biệt có hệ thống giữa các bối cảnh (Bausch &amp; Krist, 2007; Marano et al., 2016). Dẫu vậy, hầu hết các nghiên cứu thực nghiệm hiện tại chỉ kiểm định một hoặc hai moderator từ một lý thuyết đơn lẻ. Cách tiếp cận này không có khả năng giải thích đồng thời heterogeneity do bối cảnh thể chế, năng lực doanh nghiệp, và đặc điểm lãnh đạo tạo ra. Không có lý thuyết đơn lẻ nào, dù là Uppsala, RBV, Institutional Theory, hay Upper Echelons Theory, đủ để giải thích đầy đủ sự phức tạp của I–P relationship trong bối cảnh đa quốc gia đa dạng như châu Á. Khoảng trống này đòi hỏi một khung tích hợp đa tầng, trong đó các lý thuyết bổ sung cho nhau thay vì cạnh tranh nhau.</w:t>
       </w:r>
     </w:p>
     <w:p>
@@ -587,15 +587,15 @@
         <w:t xml:space="preserve"> </w:t>
       </w:r>
       <w:r>
-        <w:t xml:space="preserve">Mặc dù châu Á là khu vực kinh tế năng động và đa dạng nhất thế giới, literature về I–P vẫn thiếu bằng chứng đa quốc gia bao quát đủ rộng để kiểm định khả năng tổng quát hóa của các lý thuyết. Pool 17 nước của Do và Phan (2026a) là baseline lớn nhất hiện có trong literature về châu Á, nhưng vẫn chưa bao gồm các nền kinh tế frontier và Pacific SIDS, những địa điểm rất quan trọng để kiểm định boundary conditions. Thiếu vắng các bằng chứng này khiến cho các lý thuyết về I–P, vốn được xây dựng chủ yếu trên dữ liệu từ Nhật Bản, Hàn Quốc, và các nền kinh tế tiên tiến, có nguy cơ bị áp dụng sai trong bối cảnh các nền kinh tế đang phát triển và chuyển đổi ở châu Á.</w:t>
-      </w:r>
-    </w:p>
-    <w:p>
-      <w:pPr>
-        <w:pStyle w:val="BodyText"/>
-      </w:pPr>
-      <w:r>
-        <w:t xml:space="preserve">Ba khoảng trống này hội tụ vào một hướng giải quyết chung: cần phát triển và kiểm định một khung giải thích tích hợp đa tầng (multi-tier integrated framework) trên dữ liệu đa quốc gia đủ rộng và đủ đa dạng về thể chế để bao phủ toàn bộ gradient thể chế của châu Á. Luận án đề xuất khung CDCM (Context-Contingent Digital-and-Capability Model), là khung lý thuyết tích hợp đa tầng kết hợp bối cảnh thể chế (tầng vĩ mô, vận hành hóa bằng ICRV), năng lực doanh nghiệp với TCI và DAI riêng biệt (tầng tổ chức), đặc điểm nhà quản trị cấp cao (tầng cá nhân), và lớp mở rộng digital capability lens. Trong khung này, FSTS là biến độc lập chính và hiệu quả doanh nghiệp (labor productivity) là biến phụ thuộc.</w:t>
+        <w:t xml:space="preserve">Mặc dù châu Á là khu vực kinh tế năng động và đa dạng nhất thế giới, literature về I–P vẫn thiếu bằng chứng đa quốc gia bao quát đủ rộng để kiểm định khả năng tổng quát hóa của các lý thuyết. Pool 17 nước của Do và Phan (2026a) là baseline lớn nhất hiện có trong literature về châu Á. Tuy vậy, pool này vẫn chưa bao gồm các nền kinh tế frontier và Pacific SIDS, những địa điểm rất quan trọng để kiểm định boundary conditions. Thiếu vắng các bằng chứng này khiến cho các lý thuyết về I–P, vốn được xây dựng chủ yếu trên dữ liệu từ Nhật Bản, Hàn Quốc, và các nền kinh tế tiên tiến, có nguy cơ bị áp dụng sai trong bối cảnh các nền kinh tế đang phát triển và chuyển đổi ở châu Á.</w:t>
+      </w:r>
+    </w:p>
+    <w:p>
+      <w:pPr>
+        <w:pStyle w:val="BodyText"/>
+      </w:pPr>
+      <w:r>
+        <w:t xml:space="preserve">Ba khoảng trống này hội tụ vào một hướng giải quyết chung. Cần phát triển và kiểm định một khung giải thích tích hợp đa tầng (multi-tier integrated framework) trên dữ liệu đa quốc gia đủ rộng và đủ đa dạng về thể chế để bao phủ toàn bộ gradient thể chế của châu Á. Luận án đề xuất khung CDCM (Context-Contingent Digital-and-Capability Model). Đây là khung lý thuyết tích hợp đa tầng. CDCM kết hợp bối cảnh thể chế (tầng vĩ mô, vận hành hóa bằng ICRV), năng lực doanh nghiệp với TCI và DAI riêng biệt (tầng tổ chức), đặc điểm nhà quản trị cấp cao (tầng cá nhân), và lớp mở rộng digital capability lens. Trong khung này, FSTS là biến độc lập chính và hiệu quả doanh nghiệp (labor productivity) là biến phụ thuộc.</w:t>
       </w:r>
     </w:p>
     <w:p>
@@ -607,13 +607,13 @@
           <w:bCs/>
           <w:b/>
         </w:rPr>
-        <w:t xml:space="preserve">Từ khoảng trống đến Nghiên cứu P7 — Kiểm định CDCM trên 49 nền kinh tế châu Á.</w:t>
+        <w:t xml:space="preserve">Từ khoảng trống đến Nghiên cứu P7: Kiểm định CDCM trên 49 nền kinh tế châu Á.</w:t>
       </w:r>
       <w:r>
         <w:t xml:space="preserve"> </w:t>
       </w:r>
       <w:r>
-        <w:t xml:space="preserve">Khoảng trống thứ nhất và thứ ba hội tụ vào một câu hỏi kiểm định trực tiếp: liệu CDCM có thể giải thích đồng thời heterogeneity I–P khi kiểm soát đầy đủ cả ba tầng trong một mô hình tích hợp ở quy mô đủ rộng để bao phủ toàn bộ gradient ICRV không? Literature hiện tại chưa có bằng chứng kiểm định đồng thời năm moderator chính (TCI, DAI, kinh nghiệm quản trị, giới tính nhà quản trị, ICRV) trong một mô hình hồi quy đơn lẻ trên dữ liệu đa quốc gia quy mô lớn. Do và Phan (2026d) — Nghiên cứu P7, lấp đầy khoảng trống này bằng dữ liệu WBES từ 49 nền kinh tế (N = 84.910–91.982 doanh nghiệp, 102 country-year waves), bao phủ toàn bộ gradient ICRV từ nhóm tiên tiến đến SIDS, kiểm định đồng thời H1–H6 với country-year fixed effects. Kết quả turning point trung bình ~36% FSTS tại P7, thấp hơn P3 Vietnam (~40%) và P5 Trung Quốc (~49%), xác nhận ICRV điều tiết vị trí turning point theo gradient dự đoán lý thuyết, đóng góp bằng chứng kiểm định tích hợp đầu tiên cho CDCM ở cấp độ liên quốc gia quy mô lớn.</w:t>
+        <w:t xml:space="preserve">Khoảng trống thứ nhất và thứ ba hội tụ vào một câu hỏi kiểm định trực tiếp. Liệu CDCM có thể giải thích đồng thời heterogeneity I–P khi kiểm soát đầy đủ cả ba tầng trong một mô hình tích hợp ở quy mô đủ rộng để bao phủ toàn bộ gradient ICRV không? Literature hiện tại chưa có bằng chứng kiểm định đồng thời năm moderator chính (TCI, DAI, kinh nghiệm quản trị, giới tính nhà quản trị, ICRV) trong một mô hình hồi quy đơn lẻ trên dữ liệu đa quốc gia quy mô lớn. Do và Phan (2026d), tức Nghiên cứu P7, lấp đầy khoảng trống này bằng dữ liệu WBES từ 49 nền kinh tế (N = 84.910–91.982 doanh nghiệp, 102 country-year waves). Nghiên cứu bao phủ toàn bộ gradient ICRV từ nhóm tiên tiến đến SIDS, kiểm định đồng thời H1–H6 với country-year fixed effects. Kết quả turning point trung bình ~36% FSTS tại P7, thấp hơn P3 Vietnam (~40%) và P5 Trung Quốc (~49%). Kết quả này xác nhận ICRV điều tiết vị trí turning point theo gradient dự đoán lý thuyết. Đây là bằng chứng kiểm định tích hợp đầu tiên cho CDCM ở cấp độ liên quốc gia quy mô lớn.</w:t>
       </w:r>
     </w:p>
     <w:p>
@@ -625,13 +625,13 @@
           <w:bCs/>
           <w:b/>
         </w:rPr>
-        <w:t xml:space="preserve">Từ khoảng trống đến Nghiên cứu P8 — Kiểm định điều kiện biên FIP tại Pacific SIDS.</w:t>
+        <w:t xml:space="preserve">Từ khoảng trống đến Nghiên cứu P8: Kiểm định điều kiện biên FIP tại Pacific SIDS.</w:t>
       </w:r>
       <w:r>
         <w:t xml:space="preserve"> </w:t>
       </w:r>
       <w:r>
-        <w:t xml:space="preserve">Khoảng trống thứ ba không chỉ đòi hỏi mở rộng phạm vi địa lý mà còn đòi hỏi kiểm định điều kiện biên lý thuyết cực trị: liệu có tồn tại bối cảnh nơi inverted-U hoàn toàn sụp đổ thành quan hệ âm đơn điệu? Không có nghiên cứu nào trong literature I–P hiện tại kiểm định "Forced Internationalization Penalty" (FIP), bối cảnh mà quốc tế hóa là gánh nặng sinh tồn, không phải lựa chọn chiến lược dựa trên lợi thế cạnh tranh. Do và Phan (2026b) — Nghiên cứu P8, kiểm định H1b bằng dữ liệu WBES từ các nền kinh tế Pacific SIDS (Fiji, Tonga, Solomon Islands, Vanuatu, Samoa), nơi ba điều kiện cấu trúc cơ bản của inverted-U đồng thời bị vi phạm: thị trường nội địa cực nhỏ, chi phí logistics cao bất thường, và hỗ trợ thể chế cho xuất khẩu gần như không tồn tại. Kết quả P8 xác định boundary condition cực trị của CDCM: điểm nơi lý thuyết đường cong chữ U ngược không còn ứng dụng được.</w:t>
+        <w:t xml:space="preserve">Khoảng trống thứ ba không chỉ đòi hỏi mở rộng phạm vi địa lý mà còn đòi hỏi kiểm định điều kiện biên lý thuyết cực trị. Liệu có tồn tại bối cảnh nơi inverted-U hoàn toàn sụp đổ thành quan hệ âm đơn điệu? Không có nghiên cứu nào trong literature I–P hiện tại kiểm định "Forced Internationalization Penalty" (FIP), tức bối cảnh mà quốc tế hóa là gánh nặng sinh tồn, không phải lựa chọn chiến lược dựa trên lợi thế cạnh tranh. Do và Phan (2026b), tức Nghiên cứu P8, kiểm định H1b bằng dữ liệu WBES từ các nền kinh tế Pacific SIDS (Fiji, Tonga, Solomon Islands, Vanuatu, Samoa). Ở đây ba điều kiện cấu trúc cơ bản của inverted-U đồng thời bị vi phạm: thị trường nội địa cực nhỏ, chi phí logistics cao bất thường, và hỗ trợ thể chế cho xuất khẩu gần như không tồn tại. Kết quả P8 xác định boundary condition cực trị của CDCM: điểm nơi lý thuyết đường cong chữ U ngược không còn ứng dụng được.</w:t>
       </w:r>
     </w:p>
     <w:p>
@@ -673,15 +673,15 @@
         <w:pStyle w:val="BodyText"/>
       </w:pPr>
       <w:r>
-        <w:t xml:space="preserve">Tầng vĩ mô, bối cảnh thể chế, được vận hành hóa bằng khung ICRV với sáu sub-regime theo gradient từ Advanced Innovation-Driven đến Pacific SIDS. Ở tầng này, ICRV điều tiết mối quan hệ I–P thông qua hai cơ chế: (i) mức độ khoảng trống thể chế (institutional voids) ảnh hưởng đến chi phí giao dịch xuyên biên giới; và (ii) chất lượng thể chế ảnh hưởng đến khả năng doanh nghiệp khai thác lợi ích từ quốc tế hóa. Ở các nền kinh tế frontier và SIDS, khoảng trống thể chế rất lớn có thể đảo ngược quan hệ I–P, biến lợi ích tiềm năng thành tổn thất thực tế (Do &amp; Phan, 2026b).</w:t>
-      </w:r>
-    </w:p>
-    <w:p>
-      <w:pPr>
-        <w:pStyle w:val="BodyText"/>
-      </w:pPr>
-      <w:r>
-        <w:t xml:space="preserve">Tầng tổ chức, năng lực doanh nghiệp, bao gồm TCI và DAI như hai moderator độc lập với cơ chế tác động khác nhau. TCI đóng vai trò như một "nâng đỡ mặt bằng" (level shifter): doanh nghiệp có TCI cao sẽ đạt hiệu quả cao hơn ở mọi mức độ FSTS, và đặc biệt có khả năng khai thác lợi ích quốc tế hóa tốt hơn nhờ năng lực hấp thụ tri thức và công nghệ từ thị trường nước ngoài. DAI, ngược lại, đóng vai trò là "bộ đệm phối hợp số" (digital coordination buffer): ở mức FSTS cao, DAI giúp giảm chi phí điều phối xuyên biên giới, làm chuyển dịch điểm turning point sang phải và kéo dài giai đoạn lợi ích dương của quan hệ I–P.</w:t>
+        <w:t xml:space="preserve">Tầng vĩ mô (bối cảnh thể chế) được vận hành hóa bằng khung ICRV với sáu sub-regime theo gradient từ Advanced Innovation-Driven đến Pacific SIDS. Ở tầng này, ICRV điều tiết mối quan hệ I–P thông qua hai cơ chế. Thứ nhất, mức độ khoảng trống thể chế (institutional voids) ảnh hưởng đến chi phí giao dịch xuyên biên giới. Thứ hai, chất lượng thể chế ảnh hưởng đến khả năng doanh nghiệp khai thác lợi ích từ quốc tế hóa. Ở các nền kinh tế frontier và SIDS, khoảng trống thể chế rất lớn có thể đảo ngược quan hệ I–P, biến lợi ích tiềm năng thành tổn thất thực tế (Do &amp; Phan, 2026b).</w:t>
+      </w:r>
+    </w:p>
+    <w:p>
+      <w:pPr>
+        <w:pStyle w:val="BodyText"/>
+      </w:pPr>
+      <w:r>
+        <w:t xml:space="preserve">Tầng tổ chức (năng lực doanh nghiệp) bao gồm TCI và DAI như hai moderator độc lập với cơ chế tác động khác nhau. TCI đóng vai trò như một "nâng đỡ mặt bằng" (level shifter). Doanh nghiệp có TCI cao sẽ đạt hiệu quả cao hơn ở mọi mức độ FSTS. Doanh nghiệp loại này có khả năng khai thác lợi ích quốc tế hóa tốt hơn nhờ năng lực hấp thụ tri thức và công nghệ từ thị trường nước ngoài. Ngược lại, DAI đóng vai trò là "bộ đệm phối hợp số" (digital coordination buffer). Ở mức FSTS cao, DAI giúp giảm chi phí điều phối xuyên biên giới, làm chuyển dịch điểm turning point sang phải và kéo dài giai đoạn lợi ích dương của quan hệ I–P.</w:t>
       </w:r>
     </w:p>
     <w:p>
@@ -697,7 +697,7 @@
         <w:pStyle w:val="BodyText"/>
       </w:pPr>
       <w:r>
-        <w:t xml:space="preserve">Ngoài các cơ chế điều tiết, mô hình còn bao gồm một yếu tố động thái quan trọng: hình dạng phi tuyến của quan hệ I–P (turning point của inverted-U) không cố định theo thời gian mà có thể thay đổi khi bối cảnh thể chế và năng lực doanh nghiệp thay đổi theo chiều dọc, đặc biệt rõ rệt ở các nền kinh tế chuyển đổi nhanh như Trung Quốc.</w:t>
+        <w:t xml:space="preserve">Ngoài các cơ chế điều tiết, mô hình còn bao gồm một yếu tố động thái quan trọng. Hình dạng phi tuyến của quan hệ I–P (turning point của inverted-U) không cố định theo thời gian. Vị trí turning point có thể thay đổi khi bối cảnh thể chế và năng lực doanh nghiệp thay đổi theo chiều dọc. Hiện tượng này đặc biệt rõ rệt ở các nền kinh tế chuyển đổi nhanh như Trung Quốc.</w:t>
       </w:r>
     </w:p>
     <w:bookmarkEnd w:id="37"/>
@@ -715,7 +715,7 @@
         <w:pStyle w:val="FirstParagraph"/>
       </w:pPr>
       <w:r>
-        <w:t xml:space="preserve">Trên cơ sở lý thuyết từ Uppsala về chi phí thâm nhập giai đoạn đầu, RBV về lợi thế cạnh tranh tích lũy ở giai đoạn trung, và lý thuyết chi phí giao dịch về sự phức tạp điều phối ở giai đoạn mở rộng quá mức, giả thuyết H1 được phát biểu như sau. Quan hệ giữa mức độ quốc tế hóa và hiệu quả hoạt động của các doanh nghiệp ở các quốc gia châu Á có dạng phi tuyến chữ U ngược, với một điểm turning point tối ưu trước khi chi phí điều phối và bất định vượt qua lợi ích từ mở rộng thị trường quốc tế. Cơ sở lý thuyết trực tiếp bao gồm mô hình S-curve của Lu và Beamish (2004), lý thuyết ba giai đoạn của Contractor et al. (2003), và bằng chứng inverted-U ban đầu của Hitt et al. (1997).</w:t>
+        <w:t xml:space="preserve">Giả thuyết H1 được xây dựng trên ba nền tảng lý thuyết. Đó là Uppsala về chi phí thâm nhập giai đoạn đầu, RBV về lợi thế cạnh tranh tích lũy ở giai đoạn trung, và lý thuyết chi phí giao dịch về sự phức tạp điều phối ở giai đoạn mở rộng quá mức. H1 được phát biểu như sau. Quan hệ giữa mức độ quốc tế hóa và hiệu quả hoạt động của các doanh nghiệp ở các quốc gia châu Á có dạng phi tuyến chữ U ngược. Đường cong có một điểm turning point tối ưu trước khi chi phí điều phối và bất định vượt qua lợi ích từ mở rộng thị trường quốc tế. Cơ sở lý thuyết trực tiếp bao gồm mô hình S-curve của Lu và Beamish (2004), lý thuyết ba giai đoạn của Contractor et al. (2003), và bằng chứng inverted-U ban đầu của Hitt et al. (1997).</w:t>
       </w:r>
     </w:p>
     <w:bookmarkEnd w:id="38"/>
@@ -733,15 +733,15 @@
         <w:pStyle w:val="FirstParagraph"/>
       </w:pPr>
       <w:r>
-        <w:t xml:space="preserve">H1 dự báo quan hệ chữ U ngược, tức là tồn tại một mức FSTS tối ưu mà dưới ngưỡng đó quốc tế hóa tạo ra lợi ích, và trên ngưỡng đó chi phí điều phối vượt qua lợi ích học hỏi. Tuy nhiên, lý thuyết dự đoán này ngầm giả định rằng ba điều kiện cấu trúc cơ bản được đáp ứng: (i) tồn tại thị trường nội địa đủ lớn để doanh nghiệp có nền tảng hiệu suất và thanh khoản trước khi xuất khẩu; (ii) chi phí thương mại ở mức chấp nhận được, cho phép cân nhắc kinh tế hợp lý; và (iii) tồn tại hỗ trợ thể chế tối thiểu cho hoạt động trao đổi quốc tế.</w:t>
-      </w:r>
-    </w:p>
-    <w:p>
-      <w:pPr>
-        <w:pStyle w:val="BodyText"/>
-      </w:pPr>
-      <w:r>
-        <w:t xml:space="preserve">Tại các nền kinh tế Pacific SIDS (Nhóm VI ICRV), cả ba điều kiện này đồng thời bị vi phạm: thị trường nội địa cực nhỏ buộc các doanh nghiệp phải xuất khẩu không phải vì có lợi thế cạnh tranh mà vì thiếu cầu nội địa đủ lớn để duy trì hoạt động (xuất khẩu bắt buộc); chi phí hậu cần và vận chuyển cực cao do địa lý đảo xa và phân tán làm suy giảm biên lợi nhuận ở mọi mức FSTS; và hỗ trợ thể chế (logistics, tài chính thương mại, năng lực xúc tiến xuất khẩu) thiếu hụt nghiêm trọng. Khi ba điều kiện này đồng thời không được đáp ứng, quan hệ I→P không chỉ mất đi phần lợi ích giai đoạn đầu của chữ U ngược mà có thể chuyển thành</w:t>
+        <w:t xml:space="preserve">H1 dự báo quan hệ chữ U ngược, tức là tồn tại một mức FSTS tối ưu mà dưới ngưỡng đó quốc tế hóa tạo ra lợi ích, và trên ngưỡng đó chi phí điều phối vượt qua lợi ích học hỏi. Dẫu vậy, lý thuyết dự đoán này ngầm giả định rằng ba điều kiện cấu trúc cơ bản được đáp ứng. Thứ nhất, tồn tại thị trường nội địa đủ lớn để doanh nghiệp có nền tảng hiệu suất và thanh khoản trước khi xuất khẩu. Thứ hai, chi phí thương mại ở mức chấp nhận được, cho phép cân nhắc kinh tế hợp lý. Thứ ba, tồn tại hỗ trợ thể chế tối thiểu cho hoạt động trao đổi quốc tế.</w:t>
+      </w:r>
+    </w:p>
+    <w:p>
+      <w:pPr>
+        <w:pStyle w:val="BodyText"/>
+      </w:pPr>
+      <w:r>
+        <w:t xml:space="preserve">Tại các nền kinh tế Pacific SIDS (Nhóm VI ICRV), cả ba điều kiện này đồng thời bị vi phạm. Thị trường nội địa cực nhỏ buộc các doanh nghiệp phải xuất khẩu không phải vì có lợi thế cạnh tranh mà vì thiếu cầu nội địa đủ lớn để duy trì hoạt động (xuất khẩu bắt buộc). Chi phí hậu cần và vận chuyển cực cao do địa lý đảo xa và phân tán làm suy giảm biên lợi nhuận ở mọi mức FSTS. Bên cạnh đó, hỗ trợ thể chế (logistics, tài chính thương mại, năng lực xúc tiến xuất khẩu) thiếu hụt nghiêm trọng. Khi ba điều kiện này đồng thời không được đáp ứng, quan hệ I→P không chỉ mất đi phần lợi ích giai đoạn đầu của chữ U ngược. Quan hệ này có thể chuyển thành</w:t>
       </w:r>
       <w:r>
         <w:t xml:space="preserve"> </w:t>
@@ -754,7 +754,7 @@
         <w:t xml:space="preserve">quan hệ âm đơn điệu không có điểm uốn</w:t>
       </w:r>
       <w:r>
-        <w:t xml:space="preserve">, tức là điều kiện biên lý thuyết nơi mọi mức độ quốc tế hóa đều gây tổn hại đến hiệu quả doanh nghiệp.</w:t>
+        <w:t xml:space="preserve">, tức điều kiện biên lý thuyết nơi mọi mức độ quốc tế hóa đều gây tổn hại đến hiệu quả doanh nghiệp.</w:t>
       </w:r>
     </w:p>
     <w:p>
@@ -775,7 +775,7 @@
         <w:t xml:space="preserve">âm đơn điệu</w:t>
       </w:r>
       <w:r>
-        <w:t xml:space="preserve">, không có điểm turning point trong phạm vi dữ liệu, phản ánh gánh nặng quốc tế hóa bắt buộc (Forced Internationalization Penalty, FIP) nơi doanh nghiệp xuất khẩu để sinh tồn chứ không phải để khai thác lợi thế cạnh tranh. Cơ sở lý thuyết bao gồm Institutional Theory (North, 1990), lý thuyết chi phí giao dịch (Williamson, 1985), Khanna và Palepu (2010) về institutional voids, và Lall (2004) về SIDS structural constraints.</w:t>
+        <w:t xml:space="preserve">, không có điểm turning point trong phạm vi dữ liệu. Quan hệ này phản ánh gánh nặng quốc tế hóa bắt buộc (Forced Internationalization Penalty, FIP), nơi doanh nghiệp xuất khẩu để sinh tồn chứ không phải để khai thác lợi thế cạnh tranh. Cơ sở lý thuyết bao gồm Institutional Theory (North, 1990), lý thuyết chi phí giao dịch (Williamson, 1985), Khanna và Palepu (2010) về institutional voids, và Lall (2004) về SIDS structural constraints.</w:t>
       </w:r>
     </w:p>
     <w:bookmarkEnd w:id="39"/>
@@ -793,7 +793,7 @@
         <w:pStyle w:val="FirstParagraph"/>
       </w:pPr>
       <w:r>
-        <w:t xml:space="preserve">Dựa trên RBV (Barney, 1991) và lý thuyết năng lực động (Teece et al., 1997), năng lực công nghệ là một nguồn lực VRIN giúp doanh nghiệp khai thác lợi ích từ quốc tế hóa hiệu quả hơn. Giả thuyết H2 được phát biểu như sau. Năng lực công nghệ (TCI) làm gia tăng tác động tích cực của quốc tế hóa lên hiệu quả hoạt động của doanh nghiệp, bằng cách nâng mặt bằng hiệu quả tổng thể và làm giảm chi phí học hỏi thị trường quốc tế, do đó làm dịch chuyển đường quan hệ I–P lên cao hơn và có thể điều chỉnh vị trí của điểm turning point. Cơ sở lý thuyết bao gồm Barney (1991), Teece et al. (1997), và Bhandari et al. (2023).</w:t>
+        <w:t xml:space="preserve">Dựa trên RBV (Barney, 1991) và lý thuyết năng lực động (Teece et al., 1997), năng lực công nghệ là một nguồn lực VRIN giúp doanh nghiệp khai thác lợi ích từ quốc tế hóa hiệu quả hơn. Giả thuyết H2 được phát biểu như sau. Năng lực công nghệ (TCI) làm gia tăng tác động tích cực của quốc tế hóa lên hiệu quả hoạt động của doanh nghiệp. TCI hoạt động bằng cách nâng mặt bằng hiệu quả tổng thể và làm giảm chi phí học hỏi thị trường quốc tế. Cơ chế này làm dịch chuyển đường quan hệ I–P lên cao hơn và có thể điều chỉnh vị trí của điểm turning point. Cơ sở lý thuyết bao gồm Barney (1991), Teece et al. (1997), và Bhandari et al. (2023).</w:t>
       </w:r>
     </w:p>
     <w:bookmarkEnd w:id="40"/>
@@ -811,7 +811,7 @@
         <w:pStyle w:val="FirstParagraph"/>
       </w:pPr>
       <w:r>
-        <w:t xml:space="preserve">Phân biệt rõ với H2, DAI không có chiều sâu năng lực tổ chức như TCI nhưng có vai trò giảm thiểu chi phí phối hợp xuyên biên giới ở mức xuất khẩu cao. Giả thuyết H3 được phát biểu như sau. Chỉ số chấp nhận số (DAI) điều tiết mối quan hệ I–P, với vai trò bổ trợ rõ rệt hơn ở mức export intensity cao khi DAI giúp giảm chi phí phối hợp giao dịch xuyên biên giới, theo đó DAI làm thay đổi độ dốc của đường quan hệ I–P chứ không nhất thiết nâng mặt bằng hiệu quả như TCI. Cơ sở lý thuyết bao gồm Verhoef et al. (2021), Stallkamp và Schotter (2021), và Bustamante et al. (2022). Sự phân biệt cơ chế tác động giữa H2 và H3 là đóng góp lý thuyết quan trọng, cho phép phân tách TCI và DAI trong mô hình hồi quy thực nghiệm.</w:t>
+        <w:t xml:space="preserve">Phân biệt rõ với H2, DAI không có chiều sâu năng lực tổ chức như TCI nhưng có vai trò giảm thiểu chi phí phối hợp xuyên biên giới ở mức xuất khẩu cao. Giả thuyết H3 được phát biểu như sau. Chỉ số chấp nhận số (DAI) điều tiết mối quan hệ I–P, với vai trò bổ trợ rõ rệt hơn ở mức export intensity cao. Ở mức xuất khẩu này, DAI giúp giảm chi phí phối hợp giao dịch xuyên biên giới. Theo đó, DAI làm thay đổi độ dốc của đường quan hệ I–P chứ không nhất thiết nâng mặt bằng hiệu quả như TCI. Cơ sở lý thuyết bao gồm Verhoef et al. (2021), Stallkamp và Schotter (2021), và Bustamante et al. (2022). Sự phân biệt cơ chế tác động giữa H2 và H3 là đóng góp lý thuyết quan trọng, cho phép phân tách TCI và DAI trong mô hình hồi quy thực nghiệm.</w:t>
       </w:r>
     </w:p>
     <w:bookmarkEnd w:id="41"/>
@@ -829,7 +829,7 @@
         <w:pStyle w:val="FirstParagraph"/>
       </w:pPr>
       <w:r>
-        <w:t xml:space="preserve">Dựa trên Upper Echelons Theory (Hambrick &amp; Mason, 1984; Hambrick, 2007), quyết định chiến lược quốc tế hóa và khả năng chuyển hóa nó thành hiệu quả phụ thuộc vào đặc điểm nhận thức và kinh nghiệm của nhà quản trị. Giả thuyết H4 được phát biểu như sau. Kinh nghiệm quản trị và giới tính nữ của nhà quản trị cấp cao làm mạnh hơn tác động tích cực của quốc tế hóa lên hiệu quả hoạt động, thông qua cơ chế nâng cao nhận thức chiến lược quốc tế và quản trị rủi ro thận trọng hơn trong quá trình mở rộng quốc tế. Cơ sở lý thuyết bao gồm Hambrick và Mason (1984), Hsu et al. (2013), và Post và Byron (2015).</w:t>
+        <w:t xml:space="preserve">Dựa trên Upper Echelons Theory (Hambrick &amp; Mason, 1984; Hambrick, 2007), quyết định chiến lược quốc tế hóa và khả năng chuyển hóa nó thành hiệu quả phụ thuộc vào đặc điểm nhận thức và kinh nghiệm của nhà quản trị. Giả thuyết H4 được phát biểu như sau. Kinh nghiệm quản trị và giới tính nữ của nhà quản trị cấp cao làm mạnh hơn tác động tích cực của quốc tế hóa lên hiệu quả hoạt động. Cơ chế tác động là nâng cao nhận thức chiến lược quốc tế và quản trị rủi ro thận trọng hơn trong quá trình mở rộng quốc tế. Cơ sở lý thuyết bao gồm Hambrick và Mason (1984), Hsu et al. (2013), và Post và Byron (2015).</w:t>
       </w:r>
     </w:p>
     <w:bookmarkEnd w:id="42"/>
@@ -847,7 +847,7 @@
         <w:pStyle w:val="FirstParagraph"/>
       </w:pPr>
       <w:r>
-        <w:t xml:space="preserve">Trên cơ sở Institutional Theory (North, 1990; Khanna &amp; Palepu, 2010), chất lượng thể chế tạo ra chi phí giao dịch và rủi ro khác nhau, do đó điều tiết đáng kể mối quan hệ I–P. Giả thuyết H5 được phát biểu như sau. Chất lượng thể chế theo khung ICRV điều tiết tác động của các rào cản thể chế (institutional obstacles) lên hiệu quả hoạt động trong quá trình quốc tế hóa, với chỉ số chấp nhận số (DAI) đóng vai trò "lá chắn số" (digital shield) giúp bù đắp một phần khoảng trống thể chế; cường độ điều tiết này giảm dần theo gradient ICRV từ các nền kinh tế frontier (Nhóm V–VI, điều tiết mạnh nhất) đến các nền kinh tế tiên tiến (Nhóm I, điều tiết yếu nhất). Cơ sở lý thuyết bao gồm North (1990), Khanna và Palepu (2010), và Marano et al. (2016).</w:t>
+        <w:t xml:space="preserve">Trên cơ sở Institutional Theory (North, 1990; Khanna &amp; Palepu, 2010), chất lượng thể chế tạo ra chi phí giao dịch và rủi ro khác nhau, do đó điều tiết đáng kể mối quan hệ I–P. Giả thuyết H5 được phát biểu như sau. Chất lượng thể chế theo khung ICRV điều tiết tác động của các rào cản thể chế (institutional obstacles) lên hiệu quả hoạt động trong quá trình quốc tế hóa. Chỉ số chấp nhận số (DAI) đóng vai trò "lá chắn số" (digital shield) giúp bù đắp một phần khoảng trống thể chế. Cường độ điều tiết này giảm dần theo gradient ICRV từ các nền kinh tế frontier (Nhóm V–VI, điều tiết mạnh nhất) đến các nền kinh tế tiên tiến (Nhóm I, điều tiết yếu nhất). Cơ sở lý thuyết bao gồm North (1990), Khanna và Palepu (2010), và Marano et al. (2016).</w:t>
       </w:r>
     </w:p>
     <w:bookmarkEnd w:id="43"/>
@@ -865,7 +865,7 @@
         <w:pStyle w:val="FirstParagraph"/>
       </w:pPr>
       <w:r>
-        <w:t xml:space="preserve">Dựa trên quan sát về tốc độ chuyển đổi số và thay đổi thể chế rất nhanh ở một số nền kinh tế châu Á, đặc biệt Trung Quốc, quan hệ I–P không nhất thiết ổn định theo thời gian. Giả thuyết H6 được phát biểu như sau. Hình dạng phi tuyến của quan hệ I–P, cụ thể là vị trí của điểm turning point và độ cong của đường quan hệ, thay đổi theo thời gian trong các nền kinh tế chuyển đổi nhanh, phản ánh sự phát triển của năng lực doanh nghiệp và cải thiện điều kiện thể chế qua các giai đoạn. Cơ sở lý thuyết bao gồm Wu et al. (2022), Xiao et al. (2013), và Banalieva và Dhanaraj (2019). Bằng chứng từ Do và Phan (2026g) về sự ổn định tương đối của turning point Trung Quốc giữa 2012 và 2024 (Paternoster z = +0,82, p = .412, không bác bỏ bằng nhau) cung cấp cơ sở thực nghiệm bổ sung cho việc kiểm định H6 ở cấp độ luận án.</w:t>
+        <w:t xml:space="preserve">Dựa trên quan sát về tốc độ chuyển đổi số và thay đổi thể chế rất nhanh ở một số nền kinh tế châu Á, đặc biệt Trung Quốc, quan hệ I–P không nhất thiết ổn định theo thời gian. Giả thuyết H6 được phát biểu như sau. Hình dạng phi tuyến của quan hệ I–P, cụ thể là vị trí của điểm turning point và độ cong của đường quan hệ, thay đổi theo thời gian trong các nền kinh tế chuyển đổi nhanh. Sự thay đổi này phản ánh sự phát triển của năng lực doanh nghiệp và cải thiện điều kiện thể chế qua các giai đoạn. Cơ sở lý thuyết bao gồm Wu et al. (2022), Xiao et al. (2013), và Banalieva và Dhanaraj (2019). Do và Phan (2026g) cung cấp bằng chứng về sự ổn định tương đối của turning point Trung Quốc giữa 2012 và 2024 (Paternoster z = +0,82, p = .412, không bác bỏ bằng nhau). Kết quả này là cơ sở thực nghiệm bổ sung cho việc kiểm định H6 ở cấp độ luận án.</w:t>
       </w:r>
     </w:p>
     <w:p>
@@ -899,23 +899,23 @@
         <w:pStyle w:val="BodyText"/>
       </w:pPr>
       <w:r>
-        <w:t xml:space="preserve">Phần đầu chương xác lập bốn khái niệm cốt lõi: quốc tế hóa doanh nghiệp (đo bằng FSTS), hiệu quả hoạt động (đo bằng labor productivity là chính), năng lực công nghệ (TCI) và chỉ số chấp nhận số (DAI) như hai construct độc lập, và bối cảnh thể chế được vận hành hóa bằng khung ICRV sáu nhóm. Phần lý thuyết nền trình bày và phân tích bốn lý thuyết kinh điển, Uppsala, RBV, Institutional Theory, và Upper Echelons Theory, cùng với lớp mở rộng Digital Capability Lens, xác định vai trò của từng lý thuyết trong khung giải thích tổng thể của luận án.</w:t>
-      </w:r>
-    </w:p>
-    <w:p>
-      <w:pPr>
-        <w:pStyle w:val="BodyText"/>
-      </w:pPr>
-      <w:r>
-        <w:t xml:space="preserve">Tổng quan thực nghiệm cho thấy literature I–P đã phát triển qua ba giai đoạn, từ tuyến tính dương đến phi tuyến đến tập trung vào moderators; các meta-analyses nhất quán cho thấy tác động tổng hợp là dương nhưng nhỏ với I² &gt; 80%, đòi hỏi cách tiếp cận moderator-centric; và bối cảnh châu Á, đặc biệt là các nền kinh tế frontier và SIDS, đang thiếu đại diện nghiêm trọng trong literature.</w:t>
-      </w:r>
-    </w:p>
-    <w:p>
-      <w:pPr>
-        <w:pStyle w:val="BodyText"/>
-      </w:pPr>
-      <w:r>
-        <w:t xml:space="preserve">Ba khoảng trống được xác định: thiếu khung tích hợp đa tầng, sự đồng nhất không hợp lý TCI–DAI, và thiếu bằng chứng cross-country quy mô lớn có cấu trúc cho châu Á. Để lấp đầy ba khoảng trống này, luận án đề xuất khung CDCM và phát triển sáu giả thuyết (H1–H6) bao phủ phi tuyến cơ bản, vai trò của TCI và DAI, vai trò của đặc điểm nhà quản trị, vai trò của thể chế ICRV, và dị biệt thời gian. Chương 3 sẽ trình bày thiết kế phương pháp và chiến lược kiểm định hệ giả thuyết này.</w:t>
+        <w:t xml:space="preserve">Phần đầu chương xác lập bốn khái niệm cốt lõi. Đó là: quốc tế hóa doanh nghiệp (đo bằng FSTS); hiệu quả hoạt động (đo bằng labor productivity là chính); năng lực công nghệ (TCI) và chỉ số chấp nhận số (DAI) như hai construct độc lập. Bối cảnh thể chế được vận hành hóa bằng khung ICRV sáu nhóm. Phần lý thuyết nền trình bày và phân tích bốn lý thuyết kinh điển (Uppsala, RBV, Institutional Theory, và Upper Echelons Theory) cùng với lớp mở rộng Digital Capability Lens. Phần này xác định vai trò của từng lý thuyết trong khung giải thích tổng thể của luận án.</w:t>
+      </w:r>
+    </w:p>
+    <w:p>
+      <w:pPr>
+        <w:pStyle w:val="BodyText"/>
+      </w:pPr>
+      <w:r>
+        <w:t xml:space="preserve">Tổng quan thực nghiệm cho thấy literature I–P đã phát triển qua ba giai đoạn: từ tuyến tính dương đến phi tuyến đến tập trung vào moderators. Các meta-analyses nhất quán cho thấy tác động tổng hợp là dương nhưng nhỏ với I² &gt; 80%, đòi hỏi cách tiếp cận moderator-centric. Bối cảnh châu Á, đặc biệt là các nền kinh tế frontier và SIDS, đang thiếu đại diện nghiêm trọng trong literature.</w:t>
+      </w:r>
+    </w:p>
+    <w:p>
+      <w:pPr>
+        <w:pStyle w:val="BodyText"/>
+      </w:pPr>
+      <w:r>
+        <w:t xml:space="preserve">Ba khoảng trống được xác định: thiếu khung tích hợp đa tầng, sự đồng nhất không hợp lý TCI–DAI, và thiếu bằng chứng cross-country quy mô lớn có cấu trúc cho châu Á. Để lấp đầy ba khoảng trống này, luận án đề xuất khung CDCM và phát triển sáu giả thuyết (H1–H6). Hệ giả thuyết bao phủ phi tuyến cơ bản, vai trò của TCI và DAI, vai trò của đặc điểm nhà quản trị, vai trò của thể chế ICRV, và dị biệt thời gian. Chương 3 sẽ trình bày thiết kế phương pháp và chiến lược kiểm định hệ giả thuyết này.</w:t>
       </w:r>
     </w:p>
     <w:bookmarkEnd w:id="46"/>

--- a/dist/luan_an_ctu/chuong_2_tong_quan_tai_lieu_vi.docx
+++ b/dist/luan_an_ctu/chuong_2_tong_quan_tai_lieu_vi.docx
@@ -57,7 +57,7 @@
         <w:pStyle w:val="BodyText"/>
       </w:pPr>
       <w:r>
-        <w:t xml:space="preserve">Trong literature, mức độ quốc tế hóa được vận hành hóa bằng nhiều thước đo khác nhau. Sullivan (1994) đề xuất một chỉ số tổng hợp đa chiều bao gồm tỷ trọng doanh thu từ nước ngoài trên tổng doanh thu (foreign sales to total sales — FSTS), tỷ trọng tài sản ở nước ngoài trên tổng tài sản (foreign assets to total assets — FATA), và phạm vi địa lý (geographic scope). Trong những nghiên cứu sử dụng dữ liệu doanh nghiệp từ các nền kinh tế đang phát triển và từ khảo sát doanh nghiệp của Ngân hàng Thế giới (World Bank Enterprise Surveys — WBES), thước đo phổ biến nhất là cường độ xuất khẩu (export intensity), tức là tỷ lệ phần trăm doanh thu xuất khẩu trên tổng doanh thu, hay tương đương với FSTS theo nghĩa rộng (Johanson &amp; Vahlne, 1977; Lu &amp; Beamish, 2004). Luận án này sử dụng FSTS và bình phương FSTS (FSTS²) làm thước đo chính về mức độ quốc tế hóa, với lý do phù hợp với cấu trúc dữ liệu WBES và nhất quán với các nghiên cứu I–P sử dụng bộ dữ liệu tương tự (Bhandari et al., 2023; Đỗ &amp; Phan, 2026 — VEFR).</w:t>
+        <w:t xml:space="preserve">Trong literature, mức độ quốc tế hóa được vận hành hóa bằng nhiều thước đo khác nhau. Sullivan (1994) đề xuất một chỉ số tổng hợp đa chiều bao gồm tỷ trọng doanh thu từ nước ngoài trên tổng doanh thu (foreign sales to total sales — FSTS), tỷ trọng tài sản ở nước ngoài trên tổng tài sản (foreign assets to total assets — FATA), và phạm vi địa lý (geographic scope). Trong những nghiên cứu sử dụng dữ liệu doanh nghiệp từ các nền kinh tế đang phát triển và từ khảo sát doanh nghiệp của Ngân hàng Thế giới (World Bank Enterprise Surveys — WBES), thước đo phổ biến nhất là cường độ xuất khẩu (export intensity), tức là tỷ lệ phần trăm doanh thu xuất khẩu trên tổng doanh thu, hay tương đương với FSTS theo nghĩa rộng (Johanson &amp; Vahlne, 1977; Lu &amp; Beamish, 2004). Luận án này sử dụng FSTS và bình phương FSTS (FSTS²) làm thước đo chính về mức độ quốc tế hóa, với lý do phù hợp với cấu trúc dữ liệu WBES và nhất quán với các nghiên cứu I–P sử dụng bộ dữ liệu tương tự (Bhandari et al., 2023; Do &amp; Phan, 2026a).</w:t>
       </w:r>
     </w:p>
     <w:p>
@@ -91,7 +91,7 @@
         <w:pStyle w:val="BodyText"/>
       </w:pPr>
       <w:r>
-        <w:t xml:space="preserve">Trong bối cảnh nghiên cứu sử dụng dữ liệu WBES — vốn không cung cấp thông tin về giá cổ phiếu hay giá trị thị trường — thước đo năng suất lao động là lựa chọn phổ biến nhất và phù hợp nhất về mặt kỹ thuật. Năng suất lao động được tính bằng logarithm tự nhiên của tỷ số doanh thu hàng năm trên số lao động toàn thời gian (ln(doanh thu/lao động)), cho phép so sánh chuẩn hóa giữa các doanh nghiệp thuộc các quốc gia, ngành nghề và quy mô khác nhau (Đỗ &amp; Phan, 2026 — VEFR). Luận án sử dụng thước đo này làm biến phụ thuộc chính, với ROS và tăng trưởng doanh thu được sử dụng như các thước đo robustness để kiểm tra tính nhất quán của kết quả.</w:t>
+        <w:t xml:space="preserve">Trong bối cảnh nghiên cứu sử dụng dữ liệu WBES — vốn không cung cấp thông tin về giá cổ phiếu hay giá trị thị trường — thước đo năng suất lao động là lựa chọn phổ biến nhất và phù hợp nhất về mặt kỹ thuật. Năng suất lao động được tính bằng logarithm tự nhiên của tỷ số doanh thu hàng năm trên số lao động toàn thời gian (ln(doanh thu/lao động)), cho phép so sánh chuẩn hóa giữa các doanh nghiệp thuộc các quốc gia, ngành nghề và quy mô khác nhau (Do &amp; Phan, 2026a). Luận án sử dụng thước đo này làm biến phụ thuộc chính, với ROS và tăng trưởng doanh thu được sử dụng như các thước đo robustness để kiểm tra tính nhất quán của kết quả.</w:t>
       </w:r>
     </w:p>
     <w:p>
@@ -260,7 +260,7 @@
         <w:pStyle w:val="BodyText"/>
       </w:pPr>
       <w:r>
-        <w:t xml:space="preserve">Trong bối cảnh đương đại, RBV được mở rộng bằng lý thuyết năng lực động (dynamic capabilities) của Teece et al. (1997), nhấn mạnh khả năng của doanh nghiệp trong việc tích hợp, xây dựng và tái cấu hình các năng lực nội bộ để ứng phó với môi trường cạnh tranh thay đổi nhanh chóng. Trong kỷ nguyên số, năng lực kỹ thuật số — bao gồm cả TCI và DAI theo phân biệt của luận án — được xem là một dạng năng lực động quan trọng, cho phép doanh nghiệp tái cấu hình nguồn lực và mô hình kinh doanh để ứng phó với bất định trong quốc tế hóa (Bhandari et al., 2023; Verhoef et al., 2021). RBV do đó cung cấp nền lý thuyết trực tiếp cho giả thuyết H2 và H3 trong luận án về vai trò điều tiết của TCI và DAI.</w:t>
+        <w:t xml:space="preserve">Trong bối cảnh đương đại, RBV được mở rộng bằng lý thuyết năng lực động (dynamic capabilities) của Teece et al. (1997), nhấn mạnh khả năng của doanh nghiệp trong việc tích hợp, xây dựng và tái cấu hình các năng lực nội bộ để ứng phó với môi trường cạnh tranh thay đổi nhanh chóng. Trong kỷ nguyên số, năng lực công nghệ (TCI) — theo phân biệt của luận án — được xem là một dạng năng lực động quan trọng, cho phép doanh nghiệp tái cấu hình nguồn lực và mô hình kinh doanh để ứng phó với bất định trong quốc tế hóa (Bhandari et al., 2023; Verhoef et al., 2021). DAI — chỉ số áp dụng số nền tảng (Tier-1 proxy) đo lường sự hiện diện website — phản ánh mức độ chấp nhận kỹ thuật số cơ bản chứ không phải năng lực động theo nghĩa Teece et al. (1997). RBV cung cấp nền lý thuyết trực tiếp cho giả thuyết H2 về vai trò điều tiết của TCI, trong khi H3 về DAI được neo đậu trong Foundational Digital Adoption Framework (Banalieva &amp; Dhanaraj, 2019).</w:t>
       </w:r>
     </w:p>
     <w:bookmarkEnd w:id="26"/>
@@ -439,7 +439,7 @@
         <w:pStyle w:val="BodyText"/>
       </w:pPr>
       <w:r>
-        <w:t xml:space="preserve">Bausch và Krist (2007) phân tích 65 nghiên cứu và tìm thấy tác động tổng hợp dương nhưng nhỏ (r ≈ 0,10), đồng thời xác nhận rằng mức độ dị biệt (heterogeneity) giữa các nghiên cứu rất cao với I² &gt; 80%, hàm ý rằng các moderator là nguồn giải thích chủ yếu cho sự khác biệt. Kirca et al. (2012) mở rộng pool lên 154 mẫu và tìm thấy tác động tổng hợp tương tự, đồng thời xác nhận vai trò của bối cảnh quốc gia và ngành. Marano et al. (2016) — nghiên cứu meta-analytic toàn diện nhất trong literature với 170 nghiên cứu và 32 quốc gia — tìm thấy r ≈ 0,07–0,13 và chứng minh rằng thể chế quốc gia nguồn là moderator quan trọng nhất trong tất cả các biến bối cảnh được kiểm định. Wu et al. (2022) cập nhật với pool 218 effect sizes tập trung vào các emerging market multinationals (EMNEs) và tìm thấy mô hình moderator tương tự. Tại hội nghị ICBEF 2024, kết quả sơ bộ từ pool nghiên cứu về châu Á với k = 113 effect-size units cho thấy r = 0,07 — nhất quán với các meta-analyses toàn cầu nhưng cụ thể hơn về bối cảnh châu Á.</w:t>
+        <w:t xml:space="preserve">Bausch và Krist (2007) phân tích 65 nghiên cứu và tìm thấy tác động tổng hợp dương nhưng nhỏ (r ≈ 0,10), đồng thời xác nhận rằng mức độ dị biệt (heterogeneity) giữa các nghiên cứu rất cao với I² &gt; 80%, hàm ý rằng các moderator là nguồn giải thích chủ yếu cho sự khác biệt. Kirca et al. (2012) mở rộng pool lên 154 mẫu và tìm thấy tác động tổng hợp tương tự, đồng thời xác nhận vai trò của bối cảnh quốc gia và ngành. Marano et al. (2016) — nghiên cứu meta-analytic toàn diện nhất trong literature với 170 nghiên cứu và 32 quốc gia — tìm thấy r ≈ 0,07–0,13 và chứng minh rằng thể chế quốc gia nguồn là moderator quan trọng nhất trong tất cả các biến bối cảnh được kiểm định. Wu et al. (2022) cập nhật với pool 218 effect sizes tập trung vào các emerging market multinationals (EMNEs) và tìm thấy mô hình moderator tương tự. Tại hội nghị ICBEF 2024, kết quả sơ bộ từ pool nghiên cứu về châu Á với k = 113 effect-size units cho thấy r = 0,07 — nhất quán với các meta-analyses toàn cầu nhưng cụ thể hơn về bối cảnh châu Á. Luận án này mở rộng pool đó thông qua Nghiên cứu P6 — một meta-analysis ba tầng (three-level MARA) với k = 259 nghiên cứu và K = 309 effect sizes từ 49 nền kinh tế, ước lượng r̄ = 0,074 [KTC 95%: 0,060; 0,088], I² = 61,2% (L2 = L3 = 30,6%), Q_M(ICRV) = 10,16 (df = 4, p = ,038). Kết quả xác nhận tác động tổng hợp dương nhỏ nhưng bền vững; đồng thời phát hiện thiên lệch công bố đáng kể (Egger b₀ = 0,077, p &lt; ,001; trim-and-fill r_adj = 0,035) — gợi ý pooled effect thực có thể thấp hơn 50% so với ước lượng thô (Do &amp; Phan, 2026c).</w:t>
       </w:r>
     </w:p>
     <w:p>
@@ -473,7 +473,7 @@
         <w:pStyle w:val="BodyText"/>
       </w:pPr>
       <w:r>
-        <w:t xml:space="preserve">Đỗ và Phan (2026 — VEFR) là nghiên cứu thực nghiệm multi-country quy mô lớn nhất hiện có về I–P trong bối cảnh châu Á mới nổi, phân tích 40.633 doanh nghiệp từ 17 nền kinh tế châu Á sử dụng dữ liệu WBES. Nghiên cứu tìm thấy: (i) tồn tại phân tầng năng suất rõ rệt giữa nhóm Chinese economies, South Asia và ASEAN, phản ánh sự dị biệt thể chế và năng lực giữa các nhóm; (ii) việc áp dụng công nghệ vừa làm tăng năng suất lao động trực tiếp vừa làm suy giảm đáng kể tác động bất lợi của các rào cản thể chế — phát hiện được gọi là "hiệu ứng lá chắn số" (digital shield effect). Đỗ và Phan (2026 — JFAR) kiểm định cụ thể với dữ liệu doanh nghiệp Trung Quốc và tìm thấy cấu trúc cubic inverted-U với ngưỡng FSTS tối ưu khoảng 47,8% — tức điểm turning point khá thấp so với các nền kinh tế tiên tiến. Luận án kế thừa và mở rộng các kết quả này trên pool đầy đủ 47 nền kinh tế (41 châu Á và 6 Pacific SIDS adjacent).</w:t>
+        <w:t xml:space="preserve">Do và Phan (2026a) là nghiên cứu thực nghiệm multi-country quy mô lớn nhất hiện có về I–P trong bối cảnh châu Á mới nổi, phân tích 40.633 doanh nghiệp từ 17 nền kinh tế châu Á sử dụng dữ liệu WBES. Nghiên cứu tìm thấy: (i) tồn tại phân tầng năng suất rõ rệt giữa nhóm Chinese economies, South Asia và ASEAN, phản ánh sự dị biệt thể chế và năng lực giữa các nhóm; (ii) việc áp dụng công nghệ vừa làm tăng năng suất lao động trực tiếp vừa làm suy giảm đáng kể tác động bất lợi của các rào cản thể chế — phát hiện được gọi là "hiệu ứng lá chắn số" (digital shield effect). Do và Phan (2026g) kiểm định cụ thể với dữ liệu doanh nghiệp Trung Quốc và tìm thấy cấu trúc cubic inverted-U với ngưỡng FSTS tối ưu khoảng 47,8% — tức điểm turning point khá thấp so với các nền kinh tế tiên tiến. Luận án kế thừa và mở rộng các kết quả này trên pool đầy đủ 49 nền kinh tế (bao gồm 9 nền kinh tế đảo nhỏ Thái Bình Dương).</w:t>
       </w:r>
     </w:p>
     <w:p>
@@ -587,15 +587,51 @@
         <w:t xml:space="preserve"> </w:t>
       </w:r>
       <w:r>
-        <w:t xml:space="preserve">Mặc dù châu Á là khu vực kinh tế năng động và đa dạng nhất thế giới, literature về I–P vẫn thiếu bằng chứng đa quốc gia bao quát đủ rộng để kiểm định khả năng tổng quát hóa của các lý thuyết. Pool 17 nước của Đỗ và Phan (2026 — VEFR) là baseline lớn nhất hiện có trong literature về châu Á, nhưng vẫn chưa bao gồm các nền kinh tế frontier và Pacific SIDS — những địa điểm cực kỳ quan trọng để kiểm định boundary conditions. Thiếu vắng các bằng chứng này khiến cho các lý thuyết về I–P — vốn được xây dựng chủ yếu trên dữ liệu từ Nhật Bản, Hàn Quốc, và các nền kinh tế tiên tiến — có nguy cơ bị áp dụng sai trong bối cảnh các nền kinh tế đang phát triển và chuyển đổi ở châu Á.</w:t>
-      </w:r>
-    </w:p>
-    <w:p>
-      <w:pPr>
-        <w:pStyle w:val="BodyText"/>
-      </w:pPr>
-      <w:r>
-        <w:t xml:space="preserve">Ba khoảng trống này hội tụ vào một hướng giải quyết chung: cần phát triển và kiểm định một khung giải thích tích hợp đa tầng (multi-tier integrated framework) trên dữ liệu đa quốc gia đủ rộng và đủ đa dạng về thể chế để bao phủ toàn bộ gradient thể chế của châu Á. Luận án đề xuất khung CDCM (Country-Digital-Capability Moderation framework) — tên gọi nội bộ — là khung lý thuyết tích hợp đa tầng kết hợp bối cảnh thể chế (tầng vĩ mô, vận hành hóa bằng ICRV), năng lực doanh nghiệp với TCI và DAI riêng biệt (tầng tổ chức), đặc điểm nhà quản trị cấp cao (tầng cá nhân), và lớp mở rộng digital capability lens. Trong khung này, FSTS là biến độc lập chính và hiệu quả doanh nghiệp (labor productivity) là biến phụ thuộc.</w:t>
+        <w:t xml:space="preserve">Mặc dù châu Á là khu vực kinh tế năng động và đa dạng nhất thế giới, literature về I–P vẫn thiếu bằng chứng đa quốc gia bao quát đủ rộng để kiểm định khả năng tổng quát hóa của các lý thuyết. Pool 17 nước của Do và Phan (2026a) là baseline lớn nhất hiện có trong literature về châu Á, nhưng vẫn chưa bao gồm các nền kinh tế frontier và Pacific SIDS — những địa điểm cực kỳ quan trọng để kiểm định boundary conditions. Thiếu vắng các bằng chứng này khiến cho các lý thuyết về I–P — vốn được xây dựng chủ yếu trên dữ liệu từ Nhật Bản, Hàn Quốc, và các nền kinh tế tiên tiến — có nguy cơ bị áp dụng sai trong bối cảnh các nền kinh tế đang phát triển và chuyển đổi ở châu Á.</w:t>
+      </w:r>
+    </w:p>
+    <w:p>
+      <w:pPr>
+        <w:pStyle w:val="BodyText"/>
+      </w:pPr>
+      <w:r>
+        <w:t xml:space="preserve">Ba khoảng trống này hội tụ vào một hướng giải quyết chung: cần phát triển và kiểm định một khung giải thích tích hợp đa tầng (multi-tier integrated framework) trên dữ liệu đa quốc gia đủ rộng và đủ đa dạng về thể chế để bao phủ toàn bộ gradient thể chế của châu Á. Luận án đề xuất khung CDCM (Context-Contingent Digital-and-Capability Model) — là khung lý thuyết tích hợp đa tầng kết hợp bối cảnh thể chế (tầng vĩ mô, vận hành hóa bằng ICRV), năng lực doanh nghiệp với TCI và DAI riêng biệt (tầng tổ chức), đặc điểm nhà quản trị cấp cao (tầng cá nhân), và lớp mở rộng digital capability lens. Trong khung này, FSTS là biến độc lập chính và hiệu quả doanh nghiệp (labor productivity) là biến phụ thuộc.</w:t>
+      </w:r>
+    </w:p>
+    <w:p>
+      <w:pPr>
+        <w:pStyle w:val="BodyText"/>
+      </w:pPr>
+      <w:r>
+        <w:rPr>
+          <w:bCs/>
+          <w:b/>
+        </w:rPr>
+        <w:t xml:space="preserve">Từ khoảng trống đến Nghiên cứu P7 — Kiểm định CDCM trên 49 nền kinh tế châu Á.</w:t>
+      </w:r>
+      <w:r>
+        <w:t xml:space="preserve"> </w:t>
+      </w:r>
+      <w:r>
+        <w:t xml:space="preserve">Khoảng trống thứ nhất và thứ ba hội tụ vào một câu hỏi kiểm định trực tiếp: liệu CDCM có thể giải thích đồng thời heterogeneity I–P khi kiểm soát đầy đủ cả ba tầng trong một mô hình tích hợp ở quy mô đủ rộng để bao phủ toàn bộ gradient ICRV không? Literature hiện tại chưa có bằng chứng kiểm định đồng thời năm moderator chính (TCI, DAI, kinh nghiệm quản trị, giới tính nhà quản trị, ICRV) trong một mô hình hồi quy đơn lẻ trên dữ liệu đa quốc gia quy mô lớn. Do và Phan (2026d) — Nghiên cứu P7 — lấp đầy khoảng trống này bằng dữ liệu WBES từ 49 nền kinh tế (N = 84.910–91.982 doanh nghiệp, 102 country-year waves), bao phủ toàn bộ gradient ICRV từ nhóm tiên tiến đến SIDS, kiểm định đồng thời H1–H6 với country-year fixed effects. Kết quả turning point trung bình ~36% FSTS tại P7 — thấp hơn P3 Vietnam (~40%) và P5 Trung Quốc (~49%) — xác nhận ICRV điều tiết vị trí turning point theo gradient dự đoán lý thuyết, đóng góp bằng chứng kiểm định tích hợp đầu tiên cho CDCM ở cấp độ liên quốc gia quy mô lớn.</w:t>
+      </w:r>
+    </w:p>
+    <w:p>
+      <w:pPr>
+        <w:pStyle w:val="BodyText"/>
+      </w:pPr>
+      <w:r>
+        <w:rPr>
+          <w:bCs/>
+          <w:b/>
+        </w:rPr>
+        <w:t xml:space="preserve">Từ khoảng trống đến Nghiên cứu P8 — Kiểm định điều kiện biên FIP tại Pacific SIDS.</w:t>
+      </w:r>
+      <w:r>
+        <w:t xml:space="preserve"> </w:t>
+      </w:r>
+      <w:r>
+        <w:t xml:space="preserve">Khoảng trống thứ ba không chỉ đòi hỏi mở rộng phạm vi địa lý mà còn đòi hỏi kiểm định điều kiện biên lý thuyết cực trị: liệu có tồn tại bối cảnh nơi inverted-U hoàn toàn sụp đổ thành quan hệ âm đơn điệu? Không có nghiên cứu nào trong literature I–P hiện tại kiểm định "Forced Internationalization Penalty" (FIP) — bối cảnh mà quốc tế hóa là gánh nặng sinh tồn, không phải lựa chọn chiến lược dựa trên lợi thế cạnh tranh. Do và Phan (2026b) — Nghiên cứu P8 — kiểm định H1b bằng dữ liệu WBES từ các nền kinh tế Pacific SIDS (Fiji, Tonga, Solomon Islands, Vanuatu, Samoa), nơi ba điều kiện cấu trúc cơ bản của inverted-U đồng thời bị vi phạm: thị trường nội địa cực nhỏ, chi phí logistics cao bất thường, và hỗ trợ thể chế cho xuất khẩu gần như không tồn tại. Kết quả P8 xác định boundary condition cực trị của CDCM: điểm nơi lý thuyết đường cong chữ U ngược không còn ứng dụng được.</w:t>
       </w:r>
     </w:p>
     <w:p>
@@ -637,7 +673,7 @@
         <w:pStyle w:val="BodyText"/>
       </w:pPr>
       <w:r>
-        <w:t xml:space="preserve">Tầng vĩ mô — bối cảnh thể chế — được vận hành hóa bằng khung ICRV với sáu sub-regime theo gradient từ Advanced Innovation-Driven đến Pacific SIDS. Ở tầng này, ICRV điều tiết mối quan hệ I–P thông qua hai cơ chế: (i) mức độ khoảng trống thể chế (institutional voids) ảnh hưởng đến chi phí giao dịch xuyên biên giới; và (ii) chất lượng thể chế ảnh hưởng đến khả năng doanh nghiệp khai thác lợi ích từ quốc tế hóa. Ở các nền kinh tế frontier và SIDS, khoảng trống thể chế cực kỳ lớn có thể đảo ngược quan hệ I–P, biến lợi ích tiềm năng thành tổn thất thực tế (Đỗ &amp; Phan, 2026 — P8).</w:t>
+        <w:t xml:space="preserve">Tầng vĩ mô — bối cảnh thể chế — được vận hành hóa bằng khung ICRV với sáu sub-regime theo gradient từ Advanced Innovation-Driven đến Pacific SIDS. Ở tầng này, ICRV điều tiết mối quan hệ I–P thông qua hai cơ chế: (i) mức độ khoảng trống thể chế (institutional voids) ảnh hưởng đến chi phí giao dịch xuyên biên giới; và (ii) chất lượng thể chế ảnh hưởng đến khả năng doanh nghiệp khai thác lợi ích từ quốc tế hóa. Ở các nền kinh tế frontier và SIDS, khoảng trống thể chế cực kỳ lớn có thể đảo ngược quan hệ I–P, biến lợi ích tiềm năng thành tổn thất thực tế (Do &amp; Phan, 2026b).</w:t>
       </w:r>
     </w:p>
     <w:p>
@@ -835,7 +871,7 @@
         <w:pStyle w:val="FirstParagraph"/>
       </w:pPr>
       <w:r>
-        <w:t xml:space="preserve">Dựa trên quan sát về tốc độ chuyển đổi số và thay đổi thể chế rất nhanh ở một số nền kinh tế châu Á, đặc biệt Trung Quốc, quan hệ I–P không nhất thiết ổn định theo thời gian. Giả thuyết H6 được phát biểu như sau. Hình dạng phi tuyến của quan hệ I–P — cụ thể là vị trí của điểm turning point và độ cong của đường quan hệ — thay đổi theo thời gian trong các nền kinh tế chuyển đổi nhanh, phản ánh sự phát triển của năng lực doanh nghiệp và cải thiện điều kiện thể chế qua các giai đoạn. Cơ sở lý thuyết bao gồm Wu et al. (2022), Xiao et al. (2013), và Banalieva và Dhanaraj (2019). Bằng chứng từ Đỗ và Phan (2026 — JFAR) về sự ổn định tương đối của turning point Trung Quốc giữa 2012 và 2024 (Paternoster z = +0,82, p = .412, không bác bỏ bằng nhau) cung cấp cơ sở thực nghiệm bổ sung cho việc kiểm định H6 ở cấp độ luận án.</w:t>
+        <w:t xml:space="preserve">Dựa trên quan sát về tốc độ chuyển đổi số và thay đổi thể chế rất nhanh ở một số nền kinh tế châu Á, đặc biệt Trung Quốc, quan hệ I–P không nhất thiết ổn định theo thời gian. Giả thuyết H6 được phát biểu như sau. Hình dạng phi tuyến của quan hệ I–P — cụ thể là vị trí của điểm turning point và độ cong của đường quan hệ — thay đổi theo thời gian trong các nền kinh tế chuyển đổi nhanh, phản ánh sự phát triển của năng lực doanh nghiệp và cải thiện điều kiện thể chế qua các giai đoạn. Cơ sở lý thuyết bao gồm Wu et al. (2022), Xiao et al. (2013), và Banalieva và Dhanaraj (2019). Bằng chứng từ Do và Phan (2026g) về sự ổn định tương đối của turning point Trung Quốc giữa 2012 và 2024 (Paternoster z = +0,82, p = .412, không bác bỏ bằng nhau) cung cấp cơ sở thực nghiệm bổ sung cho việc kiểm định H6 ở cấp độ luận án.</w:t>
       </w:r>
     </w:p>
     <w:p>

--- a/dist/luan_an_ctu/chuong_2_tong_quan_tai_lieu_vi.docx
+++ b/dist/luan_an_ctu/chuong_2_tong_quan_tai_lieu_vi.docx
@@ -439,7 +439,7 @@
         <w:pStyle w:val="BodyText"/>
       </w:pPr>
       <w:r>
-        <w:t xml:space="preserve">Bausch và Krist (2007) phân tích 65 nghiên cứu và tìm thấy tác động tổng hợp dương nhưng nhỏ (r ≈ 0,10), đồng thời xác nhận rằng mức độ dị biệt (heterogeneity) giữa các nghiên cứu rất cao với I² &gt; 80%, hàm ý rằng các moderator là nguồn giải thích chủ yếu cho sự khác biệt. Kirca et al. (2012) mở rộng pool lên 154 mẫu và tìm thấy tác động tổng hợp tương tự, đồng thời xác nhận vai trò của bối cảnh quốc gia và ngành. Marano et al. (2016) — nghiên cứu meta-analytic toàn diện nhất trong literature với 170 nghiên cứu và 32 quốc gia — tìm thấy r ≈ 0,07–0,13 và chứng minh rằng thể chế quốc gia nguồn là moderator quan trọng nhất trong tất cả các biến bối cảnh được kiểm định. Wu et al. (2022) cập nhật với pool 218 effect sizes tập trung vào các emerging market multinationals (EMNEs) và tìm thấy mô hình moderator tương tự. Tại hội nghị ICBEF 2024, kết quả sơ bộ từ pool nghiên cứu về châu Á với k = 113 effect-size units cho thấy r = 0,07 — nhất quán với các meta-analyses toàn cầu nhưng cụ thể hơn về bối cảnh châu Á. Luận án này mở rộng pool đó thông qua Nghiên cứu P6 — một meta-analysis ba tầng (three-level MARA) với k = 259 nghiên cứu và K = 309 effect sizes từ 49 nền kinh tế, ước lượng r̄ = 0,074 [KTC 95%: 0,060; 0,088], I² = 61,2% (L2 = L3 = 30,6%), Q_M(ICRV) = 10,16 (df = 4, p = ,038). Kết quả xác nhận tác động tổng hợp dương nhỏ nhưng bền vững; đồng thời phát hiện thiên lệch công bố đáng kể (Egger b₀ = 0,077, p &lt; ,001; trim-and-fill r_adj = 0,035) — gợi ý pooled effect thực có thể thấp hơn 50% so với ước lượng thô (Do &amp; Phan, 2026c).</w:t>
+        <w:t xml:space="preserve">Bausch và Krist (2007) phân tích 65 nghiên cứu và tìm thấy tác động tổng hợp dương nhưng nhỏ (r ≈ 0,10), đồng thời xác nhận rằng mức độ dị biệt (heterogeneity) giữa các nghiên cứu rất cao với I² &gt; 80%, hàm ý rằng các moderator là nguồn giải thích chủ yếu cho sự khác biệt. Kirca et al. (2012) mở rộng pool lên 154 mẫu và tìm thấy tác động tổng hợp tương tự, đồng thời xác nhận vai trò của bối cảnh quốc gia và ngành. Marano et al. (2016) — nghiên cứu meta-analytic toàn diện nhất trong literature với 170 nghiên cứu và 32 quốc gia — tìm thấy r ≈ 0,07–0,13 và chứng minh rằng thể chế quốc gia nguồn là moderator quan trọng nhất trong tất cả các biến bối cảnh được kiểm định. Wu et al. (2022) cập nhật với pool 218 effect sizes tập trung vào các emerging market multinationals (EMNEs) và tìm thấy mô hình moderator tương tự. Tại hội nghị ICBEF 2024, kết quả sơ bộ từ pool nghiên cứu về châu Á với k = 113 effect-size units cho thấy r = 0,07 — nhất quán với các meta-analyses toàn cầu nhưng cụ thể hơn về bối cảnh châu Á. Luận án này mở rộng pool đó thông qua Nghiên cứu P6 — một meta-analysis ba tầng (three-level MARA) với k = 238 nghiên cứu và K = 288 effect sizes từ 49 nền kinh tế, ước lượng r̄ = 0,074 [KTC 95%: 0,060; 0,088], I² = 62,4% (chủ yếu ở Tầng 2 trong-nghiên-cứu = 54,1%; Tầng 3 giữa-nghiên-cứu = 8,4%), Q_M(ICRV) = 17,35 (df = 4, p = ,002). Kết quả xác nhận tác động tổng hợp dương nhỏ nhưng bền vững; đồng thời phát hiện thiên lệch công bố đáng kể (Begg τ = −0,134, p = ,0007; Egger b = 0,475, p = ,057; trim-and-fill r_adj = 0,035) — gợi ý pooled effect thực có thể thấp hơn khoảng 53% so với ước lượng thô (Do &amp; Phan, 2026c).</w:t>
       </w:r>
     </w:p>
     <w:p>

--- a/dist/luan_an_ctu/chuong_2_tong_quan_tai_lieu_vi.docx
+++ b/dist/luan_an_ctu/chuong_2_tong_quan_tai_lieu_vi.docx
@@ -57,7 +57,7 @@
         <w:pStyle w:val="BodyText"/>
       </w:pPr>
       <w:r>
-        <w:t xml:space="preserve">Trong literature, mức độ quốc tế hóa được vận hành hóa bằng nhiều thước đo khác nhau. Sullivan (1994) đề xuất một chỉ số tổng hợp đa chiều bao gồm tỷ trọng doanh thu từ nước ngoài trên tổng doanh thu (foreign sales to total sales — FSTS), tỷ trọng tài sản ở nước ngoài trên tổng tài sản (foreign assets to total assets — FATA), và phạm vi địa lý (geographic scope). Trong những nghiên cứu sử dụng dữ liệu doanh nghiệp từ các nền kinh tế đang phát triển và từ khảo sát doanh nghiệp của Ngân hàng Thế giới (World Bank Enterprise Surveys — WBES), thước đo phổ biến nhất là cường độ xuất khẩu (export intensity), tức là tỷ lệ phần trăm doanh thu xuất khẩu trên tổng doanh thu, hay tương đương với FSTS theo nghĩa rộng (Johanson &amp; Vahlne, 1977; Lu &amp; Beamish, 2004). Luận án này sử dụng FSTS và bình phương FSTS (FSTS²) làm thước đo chính về mức độ quốc tế hóa, với lý do phù hợp với cấu trúc dữ liệu WBES và nhất quán với các nghiên cứu I–P sử dụng bộ dữ liệu tương tự (Bhandari et al., 2023; Do &amp; Phan, 2026a).</w:t>
+        <w:t xml:space="preserve">Trong literature, mức độ quốc tế hóa được vận hành hóa bằng nhiều thước đo khác nhau. Sullivan (1994) đề xuất một chỉ số tổng hợp đa chiều bao gồm tỷ trọng doanh thu từ nước ngoài trên tổng doanh thu (foreign sales to total sales — FSTS), tỷ trọng tài sản ở nước ngoài trên tổng tài sản (foreign assets to total assets — FATA), và phạm vi địa lý (geographic scope). Trong những nghiên cứu sử dụng dữ liệu doanh nghiệp từ các nền kinh tế đang phát triển và từ khảo sát doanh nghiệp của Ngân hàng Thế giới (World Bank Enterprise Surveys — WBES), thước đo phổ biến nhất là cường độ quốc tế hóa (export intensity), tức là tỷ lệ phần trăm doanh số quốc tế trên tổng doanh số, hay tương đương với FSTS theo nghĩa rộng (Johanson &amp; Vahlne, 1977; Lu &amp; Beamish, 2004). Luận án này sử dụng FSTS và bình phương FSTS (FSTS²) làm thước đo chính về mức độ quốc tế hóa, với lý do phù hợp với cấu trúc dữ liệu WBES và nhất quán với các nghiên cứu I–P sử dụng bộ dữ liệu tương tự (Bhandari et al., 2023; Do &amp; Phan, 2026a).</w:t>
       </w:r>
     </w:p>
     <w:p>
@@ -499,7 +499,7 @@
         <w:pStyle w:val="FirstParagraph"/>
       </w:pPr>
       <w:r>
-        <w:t xml:space="preserve">Sự tích hợp giữa nghiên cứu về năng lực số và I–P relationship là một xu hướng tương đối mới, phát triển mạnh từ 2019 đến nay. Bhandari et al. (2023) phân tích 571 doanh nghiệp sản xuất của Mỹ và tìm thấy rằng năng lực kỹ thuật số (được đo như một composite duy nhất) điều tiết tích cực mối quan hệ I–P, với doanh nghiệp có năng lực số cao hơn thu được lợi ích lớn hơn từ quốc tế hóa. Bustamante et al. (2022) sử dụng mẫu SMEs đa quốc gia và phát hiện rằng công cụ số làm giảm chi phí thâm nhập thị trường nước ngoài, đặc biệt ở các thị trường có khoảng trống thể chế lớn. Chen và Meng (2022) nghiên cứu doanh nghiệp Trung Quốc từ WBES và phát hiện rằng ràng buộc thể chế làm giảm cường độ xuất khẩu, nhưng doanh nghiệp có năng lực số cao hơn có thể vượt qua ràng buộc này hiệu quả hơn.</w:t>
+        <w:t xml:space="preserve">Sự tích hợp giữa nghiên cứu về năng lực số và I–P relationship là một xu hướng tương đối mới, phát triển mạnh từ 2019 đến nay. Bhandari et al. (2023) phân tích 571 doanh nghiệp sản xuất của Mỹ và tìm thấy rằng năng lực kỹ thuật số (được đo như một composite duy nhất) điều tiết tích cực mối quan hệ I–P, với doanh nghiệp có năng lực số cao hơn thu được lợi ích lớn hơn từ quốc tế hóa. Bustamante et al. (2022) sử dụng mẫu SMEs đa quốc gia và phát hiện rằng công cụ số làm giảm chi phí thâm nhập thị trường nước ngoài, đặc biệt ở các thị trường có khoảng trống thể chế lớn. Chen và Meng (2022) nghiên cứu doanh nghiệp Trung Quốc từ WBES và phát hiện rằng ràng buộc thể chế làm giảm cường độ quốc tế hóa, nhưng doanh nghiệp có năng lực số cao hơn có thể vượt qua ràng buộc này hiệu quả hơn.</w:t>
       </w:r>
     </w:p>
     <w:p>
@@ -751,7 +751,7 @@
           <w:bCs/>
           <w:b/>
         </w:rPr>
-        <w:t xml:space="preserve">quan hệ âm đơn điệu không có điểm uốn</w:t>
+        <w:t xml:space="preserve">quan hệ âm đơn điệu không có điểm ngưỡng</w:t>
       </w:r>
       <w:r>
         <w:t xml:space="preserve"> </w:t>

--- a/dist/luan_an_ctu/chuong_2_tong_quan_tai_lieu_vi.docx
+++ b/dist/luan_an_ctu/chuong_2_tong_quan_tai_lieu_vi.docx
@@ -16,7 +16,7 @@
         <w:pStyle w:val="FirstParagraph"/>
       </w:pPr>
       <w:r>
-        <w:t xml:space="preserve">Chương 2 có nhiệm vụ hệ thống hóa các khái niệm cốt lõi và lý thuyết nền tảng, lược khảo và đánh giá các công trình thực nghiệm đã công bố về mối quan hệ giữa quốc tế hóa và hiệu quả hoạt động doanh nghiệp, xác định những khoảng trống còn tồn tại trong literature, và từ đó xây dựng khung khái niệm tích hợp cùng hệ giả thuyết nghiên cứu H1–H6 cho luận án. Logic của chương đi từ nền tảng khái niệm đến lý thuyết, từ bằng chứng thực nghiệm đến khoảng trống, và từ khoảng trống đến mô hình nghiên cứu và giả thuyết.</w:t>
+        <w:t xml:space="preserve">Chương 2 có nhiệm vụ hệ thống hóa các khái niệm cốt lõi và lý thuyết nền tảng, lược khảo và đánh giá các công trình thực nghiệm đã công bố về mối quan hệ giữa quốc tế hóa và hiệu quả hoạt động kinh doanh, xác định những khoảng trống còn tồn tại trong literature, và từ đó xây dựng khung khái niệm tích hợp cùng hệ giả thuyết nghiên cứu H1–H6 cho luận án. Logic của chương đi từ nền tảng khái niệm đến lý thuyết, từ bằng chứng thực nghiệm đến khoảng trống, và từ khoảng trống đến mô hình nghiên cứu và giả thuyết.</w:t>
       </w:r>
     </w:p>
     <w:p>
@@ -69,21 +69,21 @@
       </w:r>
     </w:p>
     <w:bookmarkEnd w:id="20"/>
-    <w:bookmarkStart w:id="21" w:name="X23320108b4df79c6460d3f872858ea0cbd6d69f"/>
+    <w:bookmarkStart w:id="21" w:name="X19c97dbf835db018e6cffdfce70267952cf17d6"/>
     <w:p>
       <w:pPr>
         <w:pStyle w:val="Heading3"/>
       </w:pPr>
       <w:r>
-        <w:t xml:space="preserve">2.1.2 Hiệu quả hoạt động doanh nghiệp</w:t>
-      </w:r>
-    </w:p>
-    <w:p>
-      <w:pPr>
-        <w:pStyle w:val="FirstParagraph"/>
-      </w:pPr>
-      <w:r>
-        <w:t xml:space="preserve">Hiệu quả hoạt động doanh nghiệp (firm performance) là một khái niệm đa chiều không có một định nghĩa hoặc thước đo thống nhất trong literature. Combs et al. (2005) và Richard et al. (2009) phân biệt ba nhóm thước đo chính: (i) thước đo dựa trên kế toán (accounting-based), bao gồm tỷ suất sinh lời trên tổng tài sản (ROA), tỷ suất sinh lời trên vốn chủ sở hữu (ROE), và tỷ suất sinh lời trên doanh thu (ROS); (ii) thước đo dựa trên thị trường tài chính (market-based), bao gồm Tobin's Q và tổng lợi nhuận cổ đông; và (iii) thước đo dựa trên năng suất và tăng trưởng (productivity-based), bao gồm năng suất lao động (labor productivity) và tăng trưởng doanh thu.</w:t>
+        <w:t xml:space="preserve">2.1.2 Hiệu quả hoạt động kinh doanh</w:t>
+      </w:r>
+    </w:p>
+    <w:p>
+      <w:pPr>
+        <w:pStyle w:val="FirstParagraph"/>
+      </w:pPr>
+      <w:r>
+        <w:t xml:space="preserve">Hiệu quả hoạt động kinh doanh (firm performance) là một khái niệm đa chiều không có một định nghĩa hoặc thước đo thống nhất trong literature. Combs et al. (2005) và Richard et al. (2009) phân biệt ba nhóm thước đo chính: (i) thước đo dựa trên kế toán (accounting-based), bao gồm tỷ suất sinh lời trên tổng tài sản (ROA), tỷ suất sinh lời trên vốn chủ sở hữu (ROE), và tỷ suất sinh lời trên doanh thu (ROS); (ii) thước đo dựa trên thị trường tài chính (market-based), bao gồm Tobin's Q và tổng lợi nhuận cổ đông; và (iii) thước đo dựa trên năng suất và tăng trưởng (productivity-based), bao gồm năng suất lao động (labor productivity) và tăng trưởng doanh thu.</w:t>
       </w:r>
     </w:p>
     <w:p>
@@ -320,7 +320,7 @@
         <w:pStyle w:val="BodyText"/>
       </w:pPr>
       <w:r>
-        <w:t xml:space="preserve">Trong bối cảnh quốc tế hóa, Upper Echelons Theory có hai hàm ý trực tiếp. Thứ nhất, kinh nghiệm quốc tế của nhà quản trị cấp cao — được đo bằng số năm kinh nghiệm làm việc hoặc học tập ở nước ngoài, hay tiếp xúc với thị trường quốc tế — giúp giảm nhận thức về liability of foreignness và nâng cao khả năng đánh giá cơ hội, quản trị rủi ro ở thị trường quốc tế (Hsu et al., 2013; Sambharya, 1996). Thứ hai, sự đa dạng giới tính trong lãnh đạo — đặc biệt là sự hiện diện của quản trị viên nữ ở các vị trí lãnh đạo — liên quan đến nhận thức chiến lược đa chiều hơn và thực tiễn quản trị rủi ro thận trọng hơn, qua đó có tác động tích cực đến hiệu quả doanh nghiệp trong quá trình quốc tế hóa (Post &amp; Byron, 2015). Những hàm ý này cung cấp cơ sở lý thuyết cho giả thuyết H4 về vai trò điều tiết của đặc điểm nhà quản trị cấp cao.</w:t>
+        <w:t xml:space="preserve">Trong bối cảnh quốc tế hóa, Upper Echelons Theory có hai hàm ý trực tiếp. Thứ nhất, kinh nghiệm quốc tế của nhà quản trị cấp cao — được đo bằng số năm kinh nghiệm làm việc hoặc học tập ở nước ngoài, hay tiếp xúc với thị trường quốc tế — giúp giảm nhận thức về liability of foreignness và nâng cao khả năng đánh giá cơ hội, quản trị rủi ro ở thị trường quốc tế (Hsu et al., 2013; Sambharya, 1996). Thứ hai, sự đa dạng giới tính trong lãnh đạo — đặc biệt là sự hiện diện của quản trị viên nữ ở các vị trí lãnh đạo — liên quan đến nhận thức chiến lược đa chiều hơn và thực tiễn quản trị rủi ro thận trọng hơn, qua đó có tác động tích cực đến hiệu quả hoạt động kinh doanh trong quá trình quốc tế hóa (Post &amp; Byron, 2015). Những hàm ý này cung cấp cơ sở lý thuyết cho giả thuyết H4 về vai trò điều tiết của đặc điểm nhà quản trị cấp cao.</w:t>
       </w:r>
     </w:p>
     <w:bookmarkEnd w:id="28"/>
@@ -389,7 +389,7 @@
         <w:pStyle w:val="FirstParagraph"/>
       </w:pPr>
       <w:r>
-        <w:t xml:space="preserve">Nghiên cứu về mối quan hệ giữa quốc tế hóa và hiệu quả hoạt động doanh nghiệp (I–P relationship) đã trải qua hơn bốn thập kỷ phát triển, với những thay đổi đáng kể về cả câu hỏi nghiên cứu, phương pháp luận, và kết luận lý thuyết.</w:t>
+        <w:t xml:space="preserve">Nghiên cứu về mối quan hệ giữa quốc tế hóa và hiệu quả hoạt động kinh doanh (I–P relationship) đã trải qua hơn bốn thập kỷ phát triển, với những thay đổi đáng kể về cả câu hỏi nghiên cứu, phương pháp luận, và kết luận lý thuyết.</w:t>
       </w:r>
     </w:p>
     <w:p>
@@ -595,7 +595,7 @@
         <w:pStyle w:val="BodyText"/>
       </w:pPr>
       <w:r>
-        <w:t xml:space="preserve">Ba khoảng trống này hội tụ vào một hướng giải quyết chung: cần phát triển và kiểm định một khung giải thích tích hợp đa tầng (multi-tier integrated framework) trên dữ liệu đa quốc gia đủ rộng và đủ đa dạng về thể chế để bao phủ toàn bộ gradient thể chế của châu Á. Luận án đề xuất khung CDCM (Context-Contingent Digital-and-Capability Model) — là khung lý thuyết tích hợp đa tầng kết hợp bối cảnh thể chế (tầng vĩ mô, vận hành hóa bằng ICRV), năng lực doanh nghiệp với TCI và DAI riêng biệt (tầng tổ chức), đặc điểm nhà quản trị cấp cao (tầng cá nhân), và lớp mở rộng digital capability lens. Trong khung này, FSTS là biến độc lập chính và hiệu quả doanh nghiệp (labor productivity) là biến phụ thuộc.</w:t>
+        <w:t xml:space="preserve">Ba khoảng trống này hội tụ vào một hướng giải quyết chung: cần phát triển và kiểm định một khung giải thích tích hợp đa tầng (multi-tier integrated framework) trên dữ liệu đa quốc gia đủ rộng và đủ đa dạng về thể chế để bao phủ toàn bộ gradient thể chế của châu Á. Luận án đề xuất khung CDCM (Context-Contingent Digital-and-Capability Model) — là khung lý thuyết tích hợp đa tầng kết hợp bối cảnh thể chế (tầng vĩ mô, vận hành hóa bằng ICRV), năng lực doanh nghiệp với TCI và DAI riêng biệt (tầng tổ chức), đặc điểm nhà quản trị cấp cao (tầng cá nhân), và lớp mở rộng digital capability lens. Trong khung này, FSTS là biến độc lập chính và hiệu quả hoạt động kinh doanh (labor productivity) là biến phụ thuộc.</w:t>
       </w:r>
     </w:p>
     <w:p>
@@ -665,7 +665,7 @@
         <w:pStyle w:val="FirstParagraph"/>
       </w:pPr>
       <w:r>
-        <w:t xml:space="preserve">Mô hình khái niệm của luận án vận hành theo logic đa tầng, trong đó mối quan hệ trung tâm giữa quốc tế hóa (FSTS) và hiệu quả hoạt động doanh nghiệp (labor productivity) được điều tiết đồng thời bởi ba tầng can thiệp.</w:t>
+        <w:t xml:space="preserve">Mô hình khái niệm của luận án vận hành theo logic đa tầng, trong đó mối quan hệ trung tâm giữa quốc tế hóa (FSTS) và hiệu quả hoạt động kinh doanh (labor productivity) được điều tiết đồng thời bởi ba tầng can thiệp.</w:t>
       </w:r>
     </w:p>
     <w:p>
@@ -757,15 +757,15 @@
         <w:t xml:space="preserve"> </w:t>
       </w:r>
       <w:r>
-        <w:t xml:space="preserve">— tức là điều kiện biên lý thuyết nơi mọi mức độ quốc tế hóa đều gây tổn hại đến hiệu quả doanh nghiệp.</w:t>
-      </w:r>
-    </w:p>
-    <w:p>
-      <w:pPr>
-        <w:pStyle w:val="BodyText"/>
-      </w:pPr>
-      <w:r>
-        <w:t xml:space="preserve">Giả thuyết H1b được phát biểu như sau. Tại các nền kinh tế Pacific SIDS (ICRV Nhóm VI), mối quan hệ giữa mức độ quốc tế hóa (FSTS) và hiệu quả hoạt động doanh nghiệp (năng suất lao động) là</w:t>
+        <w:t xml:space="preserve">— tức là điều kiện biên lý thuyết nơi mọi mức độ quốc tế hóa đều gây tổn hại đến hiệu quả hoạt động kinh doanh.</w:t>
+      </w:r>
+    </w:p>
+    <w:p>
+      <w:pPr>
+        <w:pStyle w:val="BodyText"/>
+      </w:pPr>
+      <w:r>
+        <w:t xml:space="preserve">Giả thuyết H1b được phát biểu như sau. Tại các nền kinh tế Pacific SIDS (ICRV Nhóm VI), mối quan hệ giữa mức độ quốc tế hóa (FSTS) và hiệu quả hoạt động kinh doanh (năng suất lao động) là</w:t>
       </w:r>
       <w:r>
         <w:t xml:space="preserve"> </w:t>

--- a/dist/luan_an_ctu/chuong_2_tong_quan_tai_lieu_vi.docx
+++ b/dist/luan_an_ctu/chuong_2_tong_quan_tai_lieu_vi.docx
@@ -16,7 +16,7 @@
         <w:pStyle w:val="FirstParagraph"/>
       </w:pPr>
       <w:r>
-        <w:t xml:space="preserve">Chương 2 có nhiệm vụ hệ thống hóa các khái niệm cốt lõi và lý thuyết nền tảng, lược khảo và đánh giá các công trình thực nghiệm đã công bố về mối quan hệ giữa quốc tế hóa và hiệu quả hoạt động doanh nghiệp, xác định những khoảng trống còn tồn tại trong literature, và từ đó xây dựng khung khái niệm tích hợp cùng hệ giả thuyết nghiên cứu H1–H6 cho luận án. Logic của chương đi từ nền tảng khái niệm đến lý thuyết, từ bằng chứng thực nghiệm đến khoảng trống, và từ khoảng trống đến mô hình nghiên cứu và giả thuyết.</w:t>
+        <w:t xml:space="preserve">Chương 2 có nhiệm vụ hệ thống hóa các khái niệm cốt lõi và lý thuyết nền tảng, lược khảo và đánh giá các công trình thực nghiệm đã công bố về mối quan hệ giữa quốc tế hóa và hiệu quả hoạt động doanh nghiệp, xác định những khoảng trống còn tồn tại trong các nghiên cứu, và từ đó xây dựng khung khái niệm tích hợp cùng hệ giả thuyết nghiên cứu H1-H6 cho luận án. Logic của chương đi từ nền tảng khái niệm đến lý thuyết, từ bằng chứng thực nghiệm đến khoảng trống, và từ khoảng trống đến mô hình nghiên cứu và giả thuyết.</w:t>
       </w:r>
     </w:p>
     <w:p>
@@ -26,7 +26,7 @@
         </w:pict>
       </w:r>
     </w:p>
-    <w:bookmarkStart w:id="24" w:name="Xeb842970bc83042d8d18acf50fede2fc1910f98"/>
+    <w:bookmarkStart w:id="24" w:name="các-khái-niệm-cốt-lõi"/>
     <w:p>
       <w:pPr>
         <w:pStyle w:val="Heading2"/>
@@ -35,7 +35,7 @@
         <w:t xml:space="preserve">2.1 Các khái niệm cốt lõi</w:t>
       </w:r>
     </w:p>
-    <w:bookmarkStart w:id="20" w:name="X95197dc4b90af853c087270af074cb545b6a612"/>
+    <w:bookmarkStart w:id="20" w:name="quốc-tế-hóa-doanh-nghiệp"/>
     <w:p>
       <w:pPr>
         <w:pStyle w:val="Heading3"/>
@@ -49,15 +49,30 @@
         <w:pStyle w:val="FirstParagraph"/>
       </w:pPr>
       <w:r>
-        <w:t xml:space="preserve">Quốc tế hóa doanh nghiệp (internationalization) được hiểu là mức độ và phạm vi tham gia của một doanh nghiệp vào các hoạt động kinh tế có yếu tố quốc tế, bao gồm xuất khẩu hàng hóa và dịch vụ, đầu tư trực tiếp ra nước ngoài, liên doanh quốc tế, cấp phép công nghệ xuyên biên giới, và thiết lập mạng lưới phân phối ở thị trường nước ngoài (Sullivan, 1994; Hitt et al., 2006). Khái niệm này không đồng nhất với "toàn cầu hóa" — vốn mang nghĩa một xu hướng kinh tế vĩ mô — mà là một thuộc tính đo lường được ở cấp độ doanh nghiệp, phản ánh chiến lược mở rộng quốc tế và mức độ phụ thuộc vào thị trường nước ngoài.</w:t>
-      </w:r>
-    </w:p>
-    <w:p>
-      <w:pPr>
-        <w:pStyle w:val="BodyText"/>
-      </w:pPr>
-      <w:r>
-        <w:t xml:space="preserve">Trong literature, mức độ quốc tế hóa được vận hành hóa bằng nhiều thước đo khác nhau. Sullivan (1994) đề xuất một chỉ số tổng hợp đa chiều bao gồm tỷ trọng doanh thu từ nước ngoài trên tổng doanh thu (foreign sales to total sales — FSTS), tỷ trọng tài sản ở nước ngoài trên tổng tài sản (foreign assets to total assets — FATA), và phạm vi địa lý (geographic scope). Trong những nghiên cứu sử dụng dữ liệu doanh nghiệp từ các nền kinh tế đang phát triển và từ khảo sát doanh nghiệp của Ngân hàng Thế giới (World Bank Enterprise Surveys — WBES), thước đo phổ biến nhất là cường độ xuất khẩu (export intensity), tức là tỷ lệ phần trăm doanh thu xuất khẩu trên tổng doanh thu, hay tương đương với FSTS theo nghĩa rộng (Johanson &amp; Vahlne, 1977; Lu &amp; Beamish, 2004). Luận án này sử dụng FSTS và bình phương FSTS (FSTS²) làm thước đo chính về mức độ quốc tế hóa, với lý do phù hợp với cấu trúc dữ liệu WBES và nhất quán với các nghiên cứu I–P sử dụng bộ dữ liệu tương tự (Bhandari et al., 2023; Đỗ &amp; Phan, 2026 — VEFR).</w:t>
+        <w:t xml:space="preserve">Quốc tế hóa doanh nghiệp (internationalization) được hiểu là mức độ và phạm vi tham gia của một doanh nghiệp vào các hoạt động kinh tế có yếu tố quốc tế, bao gồm xuất khẩu hàng hóa và dịch vụ, đầu tư trực tiếp ra nước ngoài, liên doanh quốc tế, cấp phép công nghệ xuyên biên giới, và thiết lập mạng lưới phân phối ở thị trường nước ngoài (Sullivan, 1994; Hitt et al., 2006). Khái niệm này không đồng nhất với</w:t>
+      </w:r>
+      <w:r>
+        <w:t xml:space="preserve"> </w:t>
+      </w:r>
+      <w:r>
+        <w:t xml:space="preserve">“</w:t>
+      </w:r>
+      <w:r>
+        <w:t xml:space="preserve">toàn cầu hóa</w:t>
+      </w:r>
+      <w:r>
+        <w:t xml:space="preserve">”</w:t>
+      </w:r>
+      <w:r>
+        <w:t xml:space="preserve">, vốn mang nghĩa một xu hướng kinh tế vĩ mô, mà là một thuộc tính đo lường được ở cấp độ doanh nghiệp, phản ánh chiến lược mở rộng quốc tế và mức độ phụ thuộc vào thị trường nước ngoài.</w:t>
+      </w:r>
+    </w:p>
+    <w:p>
+      <w:pPr>
+        <w:pStyle w:val="BodyText"/>
+      </w:pPr>
+      <w:r>
+        <w:t xml:space="preserve">Trong các nghiên cứu, mức độ quốc tế hóa được vận hành hóa bằng nhiều thước đo khác nhau. Sullivan (1994) đề xuất một chỉ số tổng hợp đa chiều bao gồm tỷ trọng doanh thu từ nước ngoài trên tổng doanh thu (foreign sales to total sales, FSTS), tỷ trọng tài sản ở nước ngoài trên tổng tài sản (foreign assets to total assets, FATA), và phạm vi địa lý (geographic scope). Trong những nghiên cứu sử dụng dữ liệu doanh nghiệp từ các nền kinh tế đang phát triển và từ khảo sát doanh nghiệp của Ngân hàng Thế giới (World Bank Enterprise Surveys, WBES), thước đo phổ biến nhất là cường độ xuất khẩu (export intensity), tức là tỷ lệ phần trăm doanh thu xuất khẩu trên tổng doanh thu, hay tương đương với FSTS theo nghĩa rộng (Johanson &amp; Vahlne, 1977; Lu &amp; Beamish, 2004). Luận án này sử dụng FSTS và bình phương FSTS (FSTS²) làm thước đo chính về mức độ quốc tế hóa, với lý do phù hợp với cấu trúc dữ liệu WBES và nhất quán với các nghiên cứu I-P sử dụng bộ dữ liệu tương tự (Bhandari et al., 2023; Do &amp; Phan, 2026a).</w:t>
       </w:r>
     </w:p>
     <w:p>
@@ -69,7 +84,7 @@
       </w:r>
     </w:p>
     <w:bookmarkEnd w:id="20"/>
-    <w:bookmarkStart w:id="21" w:name="X23320108b4df79c6460d3f872858ea0cbd6d69f"/>
+    <w:bookmarkStart w:id="21" w:name="hiệu-quả-hoạt-động-doanh-nghiệp"/>
     <w:p>
       <w:pPr>
         <w:pStyle w:val="Heading3"/>
@@ -83,15 +98,15 @@
         <w:pStyle w:val="FirstParagraph"/>
       </w:pPr>
       <w:r>
-        <w:t xml:space="preserve">Hiệu quả hoạt động doanh nghiệp (firm performance) là một khái niệm đa chiều không có một định nghĩa hoặc thước đo thống nhất trong literature. Combs et al. (2005) và Richard et al. (2009) phân biệt ba nhóm thước đo chính: (i) thước đo dựa trên kế toán (accounting-based), bao gồm tỷ suất sinh lời trên tổng tài sản (ROA), tỷ suất sinh lời trên vốn chủ sở hữu (ROE), và tỷ suất sinh lời trên doanh thu (ROS); (ii) thước đo dựa trên thị trường tài chính (market-based), bao gồm Tobin's Q và tổng lợi nhuận cổ đông; và (iii) thước đo dựa trên năng suất và tăng trưởng (productivity-based), bao gồm năng suất lao động (labor productivity) và tăng trưởng doanh thu.</w:t>
-      </w:r>
-    </w:p>
-    <w:p>
-      <w:pPr>
-        <w:pStyle w:val="BodyText"/>
-      </w:pPr>
-      <w:r>
-        <w:t xml:space="preserve">Trong bối cảnh nghiên cứu sử dụng dữ liệu WBES — vốn không cung cấp thông tin về giá cổ phiếu hay giá trị thị trường — thước đo năng suất lao động là lựa chọn phổ biến nhất và phù hợp nhất về mặt kỹ thuật. Năng suất lao động được tính bằng logarithm tự nhiên của tỷ số doanh thu hàng năm trên số lao động toàn thời gian (ln(doanh thu/lao động)), cho phép so sánh chuẩn hóa giữa các doanh nghiệp thuộc các quốc gia, ngành nghề và quy mô khác nhau (Đỗ &amp; Phan, 2026 — VEFR). Luận án sử dụng thước đo này làm biến phụ thuộc chính, với ROS và tăng trưởng doanh thu được sử dụng như các thước đo robustness để kiểm tra tính nhất quán của kết quả.</w:t>
+        <w:t xml:space="preserve">Hiệu quả hoạt động doanh nghiệp (firm performance) là một khái niệm đa chiều không có một định nghĩa hoặc thước đo thống nhất trong các nghiên cứu. Combs et al. (2005) và Richard et al. (2009) phân biệt ba nhóm thước đo chính: (i) thước đo dựa trên kế toán (accounting-based), bao gồm tỷ suất sinh lời trên tổng tài sản (ROA), tỷ suất sinh lời trên vốn chủ sở hữu (ROE), và tỷ suất sinh lời trên doanh thu (ROS); (ii) thước đo dựa trên thị trường tài chính (market-based), bao gồm Tobin’s Q và tổng lợi nhuận cổ đông; và (iii) thước đo dựa trên năng suất và tăng trưởng (productivity-based), bao gồm năng suất lao động (labor productivity) và tăng trưởng doanh thu.</w:t>
+      </w:r>
+    </w:p>
+    <w:p>
+      <w:pPr>
+        <w:pStyle w:val="BodyText"/>
+      </w:pPr>
+      <w:r>
+        <w:t xml:space="preserve">Trong bối cảnh nghiên cứu sử dụng dữ liệu WBES, vốn không cung cấp thông tin về giá cổ phiếu hay giá trị thị trường, thước đo năng suất lao động là lựa chọn phổ biến nhất và phù hợp nhất về mặt kỹ thuật. Năng suất lao động được tính bằng logarithm tự nhiên của tỷ số doanh thu hàng năm trên số lao động toàn thời gian (ln(doanh thu/lao động)), cho phép so sánh chuẩn hóa giữa các doanh nghiệp thuộc các quốc gia, ngành nghề và quy mô khác nhau (Do &amp; Phan, 2026a). Luận án sử dụng thước đo này làm biến phụ thuộc chính, với ROS và tăng trưởng doanh thu được sử dụng như các thước đo robustness để kiểm tra tính nhất quán của kết quả.</w:t>
       </w:r>
     </w:p>
     <w:p>
@@ -103,7 +118,7 @@
       </w:r>
     </w:p>
     <w:bookmarkEnd w:id="21"/>
-    <w:bookmarkStart w:id="22" w:name="X9c6b6eef2b3fa90aa8196d44cbc49a384fa7d7f"/>
+    <w:bookmarkStart w:id="22" w:name="Xfff4943f729a78f5449986a54b8a0ad8ed2eb31"/>
     <w:p>
       <w:pPr>
         <w:pStyle w:val="Heading3"/>
@@ -117,35 +132,71 @@
         <w:pStyle w:val="FirstParagraph"/>
       </w:pPr>
       <w:r>
-        <w:t xml:space="preserve">Một trong những đóng góp khái niệm trọng tâm của luận án là sự phân biệt rõ ràng giữa hai construct: năng lực công nghệ (Technological Capability Index — TCI) và chỉ số chấp nhận số (Digital Adoption Index — DAI). Trong nhiều nghiên cứu trước đây, hai construct này thường bị gộp lại thành một khái niệm chung về "năng lực số" (digital capability), dẫn đến sự mơ hồ lý thuyết và sai lệch trong đo lường (Bhandari et al., 2023; Bustamante et al., 2022).</w:t>
-      </w:r>
-    </w:p>
-    <w:p>
-      <w:pPr>
-        <w:pStyle w:val="BodyText"/>
-      </w:pPr>
-      <w:r>
-        <w:t xml:space="preserve">Năng lực công nghệ (TCI) đề cập đến chiều sâu của năng lực công nghệ được nhập vào tổ chức, phản ánh khả năng hấp thụ, khai thác và phát triển tri thức công nghệ tiên tiến. Các chỉ báo tiêu biểu bao gồm việc sở hữu chứng nhận chất lượng quốc tế (ISO hoặc tương đương) và sử dụng công nghệ được cấp phép từ các đối tác nước ngoài. Về bản chất lý thuyết, TCI gần với khái niệm năng lực hấp thụ (absorptive capacity) của Cohen và Levinthal (1990) và năng lực công nghệ của Lall (1992) — đây là chiều sâu nội tại của tổ chức, khó sao chép và tạo ra lợi thế bền vững theo tinh thần RBV (Barney, 1991).</w:t>
-      </w:r>
-    </w:p>
-    <w:p>
-      <w:pPr>
-        <w:pStyle w:val="BodyText"/>
-      </w:pPr>
-      <w:r>
-        <w:t xml:space="preserve">Chỉ số chấp nhận số (Digital Adoption Index — DAI), ngược lại, phản ánh mức độ áp dụng các công cụ số tại giao diện ngoại tại của doanh nghiệp — bao gồm việc sở hữu website, sử dụng email trong giao dịch kinh doanh, thanh toán điện tử, và bán hàng trực tuyến. Đây là các công cụ số có tính bề mặt (surface digital tools) theo phân loại của Verhoef et al. (2021), tức là nằm ở cấp độ số hóa (digitization) và số hóa quy trình (digitalization), chưa đạt đến cấp độ chuyển đổi số toàn diện (digital transformation). Trong phạm vi luận án, DAI được đo bằng proxy "foundational website adoption" từ dữ liệu WBES — đây là ràng buộc đo lường có chủ đích do giới hạn của bộ dữ liệu, không phải thiếu sót lý thuyết.</w:t>
-      </w:r>
-    </w:p>
-    <w:p>
-      <w:pPr>
-        <w:pStyle w:val="BodyText"/>
-      </w:pPr>
-      <w:r>
-        <w:t xml:space="preserve">Hai construct TCI và DAI không đồng nhất và vận hành theo cơ chế khác nhau trong mối quan hệ quốc tế hóa — hiệu quả: TCI hoạt động chủ yếu như một nhân tố nâng mặt bằng hiệu quả (level shifter), trong khi DAI có xu hướng làm thay đổi độ dốc hoặc độ cong của đường quan hệ I–P tùy theo bối cảnh (Bhandari et al., 2023; Chen &amp; Meng, 2022). Việc duy trì sự phân biệt rõ ràng này trong suốt luận án là điều kiện tiên quyết để đảm bảo tính thuần khiết của cấu trúc (construct purity) theo tiêu chuẩn của Coltman et al. (2008).</w:t>
+        <w:t xml:space="preserve">Một trong những đóng góp khái niệm trọng tâm của luận án là sự phân biệt rõ ràng giữa hai construct: năng lực công nghệ (Technological Capability Index, TCI) và chỉ số chấp nhận số (Digital Adoption Index, DAI). Trong nhiều nghiên cứu trước đây, hai construct này thường bị gộp lại thành một khái niệm chung về</w:t>
+      </w:r>
+      <w:r>
+        <w:t xml:space="preserve"> </w:t>
+      </w:r>
+      <w:r>
+        <w:t xml:space="preserve">“</w:t>
+      </w:r>
+      <w:r>
+        <w:t xml:space="preserve">năng lực số</w:t>
+      </w:r>
+      <w:r>
+        <w:t xml:space="preserve">”</w:t>
+      </w:r>
+      <w:r>
+        <w:t xml:space="preserve"> </w:t>
+      </w:r>
+      <w:r>
+        <w:t xml:space="preserve">(digital capability), dẫn đến sự mơ hồ lý thuyết và sai lệch trong đo lường (Bhandari et al., 2023; Bustamante et al., 2022).</w:t>
+      </w:r>
+    </w:p>
+    <w:p>
+      <w:pPr>
+        <w:pStyle w:val="BodyText"/>
+      </w:pPr>
+      <w:r>
+        <w:t xml:space="preserve">Năng lực công nghệ (TCI) đề cập đến chiều sâu của năng lực công nghệ được nhập vào tổ chức, phản ánh khả năng hấp thụ, khai thác và phát triển tri thức công nghệ tiên tiến. Các chỉ báo tiêu biểu bao gồm việc sở hữu chứng nhận chất lượng quốc tế (ISO hoặc tương đương) và sử dụng công nghệ được cấp phép từ các đối tác nước ngoài. Về bản chất lý thuyết, TCI gần với khái niệm năng lực hấp thụ (absorptive capacity) của Cohen và Levinthal (1990) và năng lực công nghệ của Lall (1992), đây là chiều sâu nội tại của tổ chức, khó sao chép và tạo ra lợi thế bền vững theo tinh thần RBV (Barney, 1991).</w:t>
+      </w:r>
+    </w:p>
+    <w:p>
+      <w:pPr>
+        <w:pStyle w:val="BodyText"/>
+      </w:pPr>
+      <w:r>
+        <w:t xml:space="preserve">Chỉ số chấp nhận số (Digital Adoption Index, DAI), ngược lại, phản ánh mức độ áp dụng các công cụ số tại giao diện ngoại tại của doanh nghiệp, bao gồm việc sở hữu website, sử dụng email trong giao dịch kinh doanh, thanh toán điện tử, và bán hàng trực tuyến. Đây là các công cụ số có tính bề mặt (surface digital tools) theo phân loại của Verhoef et al. (2021), tức là nằm ở cấp độ số hóa (digitization) và số hóa quy trình (digitalization), chưa đạt đến cấp độ chuyển đổi số toàn diện (digital transformation). Trong phạm vi luận án, DAI được đo bằng proxy</w:t>
+      </w:r>
+      <w:r>
+        <w:t xml:space="preserve"> </w:t>
+      </w:r>
+      <w:r>
+        <w:t xml:space="preserve">“</w:t>
+      </w:r>
+      <w:r>
+        <w:t xml:space="preserve">foundational website adoption</w:t>
+      </w:r>
+      <w:r>
+        <w:t xml:space="preserve">”</w:t>
+      </w:r>
+      <w:r>
+        <w:t xml:space="preserve"> </w:t>
+      </w:r>
+      <w:r>
+        <w:t xml:space="preserve">từ dữ liệu WBES, đây là ràng buộc đo lường có chủ đích do giới hạn của bộ dữ liệu, không phải thiếu sót lý thuyết.</w:t>
+      </w:r>
+    </w:p>
+    <w:p>
+      <w:pPr>
+        <w:pStyle w:val="BodyText"/>
+      </w:pPr>
+      <w:r>
+        <w:t xml:space="preserve">Hai construct TCI và DAI không đồng nhất và vận hành theo cơ chế khác nhau trong mối quan hệ quốc tế hóa, hiệu quả: TCI hoạt động chủ yếu như một nhân tố nâng mặt bằng hiệu quả (level shifter), trong khi DAI có xu hướng làm thay đổi độ dốc hoặc độ cong của đường quan hệ I-P tùy theo bối cảnh (Bhandari et al., 2023; Chen &amp; Meng, 2022). Việc duy trì sự phân biệt rõ ràng này trong suốt luận án là điều kiện tiên quyết để đảm bảo tính thuần khiết của cấu trúc (construct purity) theo tiêu chuẩn của Coltman et al. (2008).</w:t>
       </w:r>
     </w:p>
     <w:bookmarkEnd w:id="22"/>
-    <w:bookmarkStart w:id="23" w:name="X6bd70045f4aae0cc6208f3a45673fcdcfb9dd8a"/>
+    <w:bookmarkStart w:id="23" w:name="bối-cảnh-thể-chế-và-khung-icrv"/>
     <w:p>
       <w:pPr>
         <w:pStyle w:val="Heading3"/>
@@ -159,23 +210,41 @@
         <w:pStyle w:val="FirstParagraph"/>
       </w:pPr>
       <w:r>
-        <w:t xml:space="preserve">Thể chế (institutions) theo North (1990) là "luật chơi" của một xã hội, bao gồm các ràng buộc chính thức (luật pháp, quy định, hợp đồng) và phi chính thức (chuẩn mực, giá trị, văn hóa ứng xử). Thể chế tạo ra cấu trúc khuyến khích và chi phí giao dịch, do đó ảnh hưởng trực tiếp đến chiến lược và kết quả kinh doanh của doanh nghiệp.</w:t>
-      </w:r>
-    </w:p>
-    <w:p>
-      <w:pPr>
-        <w:pStyle w:val="BodyText"/>
-      </w:pPr>
-      <w:r>
-        <w:t xml:space="preserve">Để vận hành hóa bối cảnh thể chế đa cấp và đa quốc gia trong luận án, khung ICRV (Institutional Context Regime Variation — Biến thiên chế độ bối cảnh thể chế) được phát triển như một công cụ phân loại có hệ thống. Khung ICRV chia 47 nền kinh tế trong phạm vi nghiên cứu thành sáu nhóm (sub-regime), dựa trên tổ hợp các chỉ số quản trị toàn cầu (World Governance Indicators — WGI) của Kaufmann et al. (2011), mức độ phát triển kinh tế, và đặc trưng cấu trúc thể chế: Nhóm I (Advanced Innovation-Driven, bao gồm Singapore, Hong Kong, Đài Loan, Hàn Quốc), Nhóm II (Advanced Resource-Driven, bao gồm các nền kinh tế vùng Vịnh), Nhóm III (Upper-middle, điển hình là Trung Quốc), Nhóm IV (Lower-middle transition, bao gồm Việt Nam và Ấn Độ), Nhóm V (Frontier), và Nhóm VI (Pacific SIDS — Small Island Developing States). Khung này mở rộng từ phân loại thể chế của Khanna và Palepu (2010) và được điều chỉnh để phản ánh thực tiễn đa dạng của châu Á và khu vực lân cận.</w:t>
-      </w:r>
-    </w:p>
-    <w:p>
-      <w:pPr>
-        <w:pStyle w:val="BodyText"/>
-      </w:pPr>
-      <w:r>
-        <w:t xml:space="preserve">ICRV không chỉ là một biến phân loại mà còn là một gradient thể chế liên tục — từ môi trường thể chế mạnh, ít rủi ro (Nhóm I) đến môi trường thể chế yếu, nhiều rủi ro và khoảng trống thể chế (Nhóm V và VI). Gradient này tạo ra điều kiện biên (boundary conditions) quan trọng để kiểm định khả năng tổng quát hóa của mối quan hệ I–P, đặc biệt liên quan đến giả thuyết phi tuyến.</w:t>
+        <w:t xml:space="preserve">Thể chế (institutions) theo North (1990) là</w:t>
+      </w:r>
+      <w:r>
+        <w:t xml:space="preserve"> </w:t>
+      </w:r>
+      <w:r>
+        <w:t xml:space="preserve">“</w:t>
+      </w:r>
+      <w:r>
+        <w:t xml:space="preserve">luật chơi</w:t>
+      </w:r>
+      <w:r>
+        <w:t xml:space="preserve">”</w:t>
+      </w:r>
+      <w:r>
+        <w:t xml:space="preserve"> </w:t>
+      </w:r>
+      <w:r>
+        <w:t xml:space="preserve">của một xã hội, bao gồm các ràng buộc chính thức (luật pháp, quy định, hợp đồng) và phi chính thức (chuẩn mực, giá trị, văn hóa ứng xử). Thể chế tạo ra cấu trúc khuyến khích và chi phí giao dịch, do đó ảnh hưởng trực tiếp đến chiến lược và kết quả kinh doanh của doanh nghiệp.</w:t>
+      </w:r>
+    </w:p>
+    <w:p>
+      <w:pPr>
+        <w:pStyle w:val="BodyText"/>
+      </w:pPr>
+      <w:r>
+        <w:t xml:space="preserve">Để vận hành hóa bối cảnh thể chế đa cấp và đa quốc gia trong luận án, khung ICRV (Institutional Context Regime Variation, Biến thiên chế độ bối cảnh thể chế) được phát triển như một công cụ phân loại có hệ thống. Khung ICRV chia 47 nền kinh tế trong phạm vi nghiên cứu thành sáu nhóm (sub-regime), dựa trên tổ hợp các chỉ số quản trị toàn cầu (World Governance Indicators, WGI) của Kaufmann et al. (2011), mức độ phát triển kinh tế, và đặc trưng cấu trúc thể chế: Nhóm I (Advanced Innovation-Driven, bao gồm Singapore, Hong Kong, Đài Loan, Hàn Quốc), Nhóm II (Advanced Resource-Driven, bao gồm các nền kinh tế vùng Vịnh), Nhóm III (Upper-middle, điển hình là Trung Quốc), Nhóm IV (Lower-middle transition, bao gồm Việt Nam và Ấn Độ), Nhóm V (Frontier), và Nhóm VI (Pacific SIDS, Small Island Developing States). Khung này mở rộng từ phân loại thể chế của Khanna và Palepu (2010) và được điều chỉnh để phản ánh thực tiễn đa dạng của châu Á và khu vực lân cận.</w:t>
+      </w:r>
+    </w:p>
+    <w:p>
+      <w:pPr>
+        <w:pStyle w:val="BodyText"/>
+      </w:pPr>
+      <w:r>
+        <w:t xml:space="preserve">ICRV không chỉ là một biến phân loại mà còn là một gradient thể chế liên tục, từ môi trường thể chế mạnh, ít rủi ro (Nhóm I) đến môi trường thể chế yếu, nhiều rủi ro và khoảng trống thể chế (Nhóm V và VI). Gradient này tạo ra điều kiện biên (boundary conditions) quan trọng để kiểm định khả năng tổng quát hóa của mối quan hệ I-P, đặc biệt liên quan đến giả thuyết phi tuyến.</w:t>
       </w:r>
     </w:p>
     <w:p>
@@ -187,7 +256,7 @@
     </w:p>
     <w:bookmarkEnd w:id="23"/>
     <w:bookmarkEnd w:id="24"/>
-    <w:bookmarkStart w:id="30" w:name="Xd1f28dbba0aaaf84fdd94ae0c3fe8487075de6a"/>
+    <w:bookmarkStart w:id="30" w:name="các-lý-thuyết-nền"/>
     <w:p>
       <w:pPr>
         <w:pStyle w:val="Heading2"/>
@@ -196,7 +265,7 @@
         <w:t xml:space="preserve">2.2 Các lý thuyết nền</w:t>
       </w:r>
     </w:p>
-    <w:bookmarkStart w:id="25" w:name="X123f2d0cccf9e047426163a78ac712a37336f74"/>
+    <w:bookmarkStart w:id="25" w:name="mô-hình-quốc-tế-hóa-uppsala"/>
     <w:p>
       <w:pPr>
         <w:pStyle w:val="Heading3"/>
@@ -218,19 +287,73 @@
         <w:pStyle w:val="BodyText"/>
       </w:pPr>
       <w:r>
-        <w:t xml:space="preserve">Một trong những khái niệm trọng tâm của mô hình Uppsala là "gánh nặng của người nước ngoài" (liability of foreignness) — chi phí và bất lợi mà doanh nghiệp phải gánh chịu khi hoạt động ở môi trường văn hóa, thể chế, và pháp lý xa lạ (Zaheer, 1995). Johanson và Vahlne (2009) cập nhật mô hình bằng cách bổ sung khái niệm "gánh nặng của người ngoài mạng lưới" (liability of outsidership), nhấn mạnh rằng trong nền kinh tế toàn cầu hiện đại, rào cản lớn nhất không phải là khoảng cách địa lý hay tâm lý, mà là vị trí ngoài lề của các mạng lưới kinh doanh địa phương. Hai loại gánh nặng này giải thích vì sao chi phí quốc tế hóa giai đoạn đầu thường cao, tạo ra giai đoạn hiệu quả giảm trước khi doanh nghiệp tích lũy đủ tri thức và quan hệ để thu được lợi ích từ mở rộng quốc tế (Lu &amp; Beamish, 2004; Contractor et al., 2003).</w:t>
-      </w:r>
-    </w:p>
-    <w:p>
-      <w:pPr>
-        <w:pStyle w:val="BodyText"/>
-      </w:pPr>
-      <w:r>
-        <w:t xml:space="preserve">Tuy nhiên, mô hình Uppsala cổ điển được xây dựng trong bối cảnh tiền số và tiền nền tảng (pre-platform), nên đã bị thách thức đáng kể trong thập kỷ gần đây. Các nghiên cứu về born-global firms — tức doanh nghiệp quốc tế hóa ngay từ giai đoạn đầu mà không theo trình tự tuần tự — và platform firms — tức doanh nghiệp công nghệ tận dụng nền tảng số để vươn ra thị trường quốc tế không cần hiện diện vật lý — cho thấy logic của Uppsala không còn phổ quát (Stallkamp &amp; Schotter, 2021; Yang et al., 2025). Trong luận án này, mô hình Uppsala không bị bác bỏ, mà được tái định vị như một lớp nền giải thích chi phí học hỏi và bất định trong giai đoạn đầu quốc tế hóa, còn cơ chế học hỏi được mở rộng để bao gồm "học hỏi tăng cường bằng dữ liệu số" (data-augmented learning) trong kỷ nguyên chuyển đổi số, nơi dữ liệu từ thị trường nước ngoài có thể được thu thập, xử lý và phân tích nhanh hơn nhiều so với trước (Banalieva &amp; Dhanaraj, 2019).</w:t>
+        <w:t xml:space="preserve">Một trong những khái niệm trọng tâm của mô hình Uppsala là</w:t>
+      </w:r>
+      <w:r>
+        <w:t xml:space="preserve"> </w:t>
+      </w:r>
+      <w:r>
+        <w:t xml:space="preserve">“</w:t>
+      </w:r>
+      <w:r>
+        <w:t xml:space="preserve">gánh nặng của người nước ngoài</w:t>
+      </w:r>
+      <w:r>
+        <w:t xml:space="preserve">”</w:t>
+      </w:r>
+      <w:r>
+        <w:t xml:space="preserve"> </w:t>
+      </w:r>
+      <w:r>
+        <w:t xml:space="preserve">(liability of foreignness), chi phí và bất lợi mà doanh nghiệp phải gánh chịu khi hoạt động ở môi trường văn hóa, thể chế, và pháp lý xa lạ (Zaheer, 1995). Johanson và Vahlne (2009) cập nhật mô hình bằng cách bổ sung khái niệm</w:t>
+      </w:r>
+      <w:r>
+        <w:t xml:space="preserve"> </w:t>
+      </w:r>
+      <w:r>
+        <w:t xml:space="preserve">“</w:t>
+      </w:r>
+      <w:r>
+        <w:t xml:space="preserve">gánh nặng của người ngoài mạng lưới</w:t>
+      </w:r>
+      <w:r>
+        <w:t xml:space="preserve">”</w:t>
+      </w:r>
+      <w:r>
+        <w:t xml:space="preserve"> </w:t>
+      </w:r>
+      <w:r>
+        <w:t xml:space="preserve">(liability of outsidership), nhấn mạnh rằng trong nền kinh tế toàn cầu hiện đại, rào cản lớn nhất không phải là khoảng cách địa lý hay tâm lý, mà là vị trí ngoài lề của các mạng lưới kinh doanh địa phương. Hai loại gánh nặng này giải thích vì sao chi phí quốc tế hóa giai đoạn đầu thường cao, tạo ra giai đoạn hiệu quả giảm trước khi doanh nghiệp tích lũy đủ tri thức và quan hệ để thu được lợi ích từ mở rộng quốc tế (Lu &amp; Beamish, 2004; Contractor et al., 2003).</w:t>
+      </w:r>
+    </w:p>
+    <w:p>
+      <w:pPr>
+        <w:pStyle w:val="BodyText"/>
+      </w:pPr>
+      <w:r>
+        <w:t xml:space="preserve">Tuy nhiên, mô hình Uppsala cổ điển được xây dựng trong bối cảnh tiền số và tiền nền tảng (pre-platform), nên đã bị thách thức đáng kể trong thập kỷ gần đây. Các nghiên cứu về born-global firms, tức doanh nghiệp quốc tế hóa ngay từ giai đoạn đầu mà không theo trình tự tuần tự, và platform firms, tức doanh nghiệp công nghệ tận dụng nền tảng số để vươn ra thị trường quốc tế không cần hiện diện vật lý, cho thấy logic của Uppsala không còn phổ quát (Stallkamp &amp; Schotter, 2021; Yang et al., 2025). Trong luận án này, mô hình Uppsala không bị bác bỏ, mà được tái định vị như một lớp nền giải thích chi phí học hỏi và bất định trong giai đoạn đầu quốc tế hóa, còn cơ chế học hỏi được mở rộng để bao gồm</w:t>
+      </w:r>
+      <w:r>
+        <w:t xml:space="preserve"> </w:t>
+      </w:r>
+      <w:r>
+        <w:t xml:space="preserve">“</w:t>
+      </w:r>
+      <w:r>
+        <w:t xml:space="preserve">học hỏi tăng cường bằng dữ liệu số</w:t>
+      </w:r>
+      <w:r>
+        <w:t xml:space="preserve">”</w:t>
+      </w:r>
+      <w:r>
+        <w:t xml:space="preserve"> </w:t>
+      </w:r>
+      <w:r>
+        <w:t xml:space="preserve">(data-augmented learning) trong kỷ nguyên chuyển đổi số, nơi dữ liệu từ thị trường nước ngoài có thể được thu thập, xử lý và phân tích nhanh hơn nhiều so với trước (Banalieva &amp; Dhanaraj, 2019).</w:t>
       </w:r>
     </w:p>
     <w:bookmarkEnd w:id="25"/>
-    <w:bookmarkStart w:id="26" w:name="Xd46e050d683b59cb485bc3079e0c0f791ad8652"/>
+    <w:bookmarkStart w:id="26" w:name="lý-thuyết-dựa-trên-nguồn-lực"/>
     <w:p>
       <w:pPr>
         <w:pStyle w:val="Heading3"/>
@@ -244,7 +367,7 @@
         <w:pStyle w:val="FirstParagraph"/>
       </w:pPr>
       <w:r>
-        <w:t xml:space="preserve">Lý thuyết dựa trên nguồn lực (Resource-Based View — RBV) do Wernerfelt (1984) đặt nền và được Barney (1991) hệ thống hóa thành một khung lý thuyết có ảnh hưởng bền vững. RBV cho rằng doanh nghiệp không chỉ là tập hợp các hoạt động giá trị (value chain) mà còn là bó nguồn lực (bundle of resources), và sự khác biệt về hiệu quả lâu dài giữa các doanh nghiệp bắt nguồn từ sự khác biệt trong sở hữu và khai thác các nguồn lực thỏa mãn tiêu chí VRIN: có giá trị (Valuable), hiếm có (Rare), khó sao chép (Inimitable), và khó thay thế (Non-substitutable).</w:t>
+        <w:t xml:space="preserve">Lý thuyết dựa trên nguồn lực (Resource-Based View, RBV) do Wernerfelt (1984) đặt nền và được Barney (1991) hệ thống hóa thành một khung lý thuyết có ảnh hưởng bền vững. RBV cho rằng doanh nghiệp không chỉ là tập hợp các hoạt động giá trị (value chain) mà còn là bó nguồn lực (bundle of resources), và sự khác biệt về hiệu quả lâu dài giữa các doanh nghiệp bắt nguồn từ sự khác biệt trong sở hữu và khai thác các nguồn lực thỏa mãn tiêu chí VRIN: có giá trị (Valuable), hiếm có (Rare), khó sao chép (Inimitable), và khó thay thế (Non-substitutable).</w:t>
       </w:r>
     </w:p>
     <w:p>
@@ -260,11 +383,11 @@
         <w:pStyle w:val="BodyText"/>
       </w:pPr>
       <w:r>
-        <w:t xml:space="preserve">Trong bối cảnh đương đại, RBV được mở rộng bằng lý thuyết năng lực động (dynamic capabilities) của Teece et al. (1997), nhấn mạnh khả năng của doanh nghiệp trong việc tích hợp, xây dựng và tái cấu hình các năng lực nội bộ để ứng phó với môi trường cạnh tranh thay đổi nhanh chóng. Trong kỷ nguyên số, năng lực kỹ thuật số — bao gồm cả TCI và DAI theo phân biệt của luận án — được xem là một dạng năng lực động quan trọng, cho phép doanh nghiệp tái cấu hình nguồn lực và mô hình kinh doanh để ứng phó với bất định trong quốc tế hóa (Bhandari et al., 2023; Verhoef et al., 2021). RBV do đó cung cấp nền lý thuyết trực tiếp cho giả thuyết H2 và H3 trong luận án về vai trò điều tiết của TCI và DAI.</w:t>
+        <w:t xml:space="preserve">Trong bối cảnh đương đại, RBV được mở rộng bằng lý thuyết năng lực động (dynamic capabilities) của Teece et al. (1997), nhấn mạnh khả năng của doanh nghiệp trong việc tích hợp, xây dựng và tái cấu hình các năng lực nội bộ để ứng phó với môi trường cạnh tranh thay đổi nhanh chóng. Trong kỷ nguyên số, năng lực công nghệ (TCI), theo phân biệt của luận án, được xem là một dạng năng lực động quan trọng, cho phép doanh nghiệp tái cấu hình nguồn lực và mô hình kinh doanh để ứng phó với bất định trong quốc tế hóa (Bhandari et al., 2023; Verhoef et al., 2021). DAI, chỉ số áp dụng số nền tảng (Tier-1 proxy) đo lường sự hiện diện website, phản ánh mức độ chấp nhận kỹ thuật số cơ bản chứ không phải năng lực động theo nghĩa Teece et al. (1997). RBV cung cấp nền lý thuyết trực tiếp cho giả thuyết H2 về vai trò điều tiết của TCI, trong khi H3 về DAI được neo đậu trong Foundational Digital Adoption Framework (Banalieva &amp; Dhanaraj, 2019).</w:t>
       </w:r>
     </w:p>
     <w:bookmarkEnd w:id="26"/>
-    <w:bookmarkStart w:id="27" w:name="X8df923fa541d02623fafefda8e8dfdd0f8f8811"/>
+    <w:bookmarkStart w:id="27" w:name="lý-thuyết-thể-chế"/>
     <w:p>
       <w:pPr>
         <w:pStyle w:val="Heading3"/>
@@ -278,27 +401,45 @@
         <w:pStyle w:val="FirstParagraph"/>
       </w:pPr>
       <w:r>
-        <w:t xml:space="preserve">Lý thuyết thể chế (Institutional Theory) trong kinh doanh quốc tế rút từ nhiều nguồn lý luận: kinh tế học thể chế mới của North (1990), xã hội học thể chế của Scott (1995), và lý thuyết về khoảng trống thể chế (institutional voids) của Khanna và Palepu (2010). Điểm chung của các tiếp cận này là nhấn mạnh vai trò của môi trường thể chế — cả chính thức lẫn phi chính thức — trong việc định hình chiến lược và kết quả kinh doanh của doanh nghiệp.</w:t>
-      </w:r>
-    </w:p>
-    <w:p>
-      <w:pPr>
-        <w:pStyle w:val="BodyText"/>
-      </w:pPr>
-      <w:r>
-        <w:t xml:space="preserve">North (1990) chỉ ra rằng thể chế hiệu quả làm giảm chi phí giao dịch, bảo vệ quyền sở hữu trí tuệ, và tạo ra môi trường khuyến khích đầu tư dài hạn. Ngược lại, ở các nền kinh tế đang phát triển, sự vắng mặt hoặc yếu kém của các thể chế trung gian thị trường — từ hệ thống pháp lý đến thị trường vốn, từ tổ chức đánh giá tín nhiệm đến hiệp hội ngành nghề — tạo ra "khoảng trống thể chế" (institutional voids) làm tăng chi phí giao dịch và rủi ro cho doanh nghiệp khi hoạt động hoặc mở rộng ra nước ngoài (Khanna &amp; Palepu, 2010).</w:t>
-      </w:r>
-    </w:p>
-    <w:p>
-      <w:pPr>
-        <w:pStyle w:val="BodyText"/>
-      </w:pPr>
-      <w:r>
-        <w:t xml:space="preserve">Trong literature về I–P, bằng chứng meta-analytic của Marano et al. (2016) — phân tích 170 nghiên cứu với 32 quốc gia giai đoạn 1972–2012 — cho thấy thể chế quốc gia nguồn điều tiết đáng kể mối quan hệ quốc tế hóa — hiệu quả, với doanh nghiệp từ các nền kinh tế có thể chế yếu hơn có xu hướng thu được lợi ích thấp hơn hoặc thậm chí tổn thất từ quốc tế hóa. Cuervo-Cazurra et al. (2018) bổ sung rằng bất định thể chế ở quốc gia nguồn (home country uncertainty) không chỉ tạo ra thách thức mà còn có thể xây dựng năng lực quản lý bất định đặc thù, giúp doanh nghiệp ở các thị trường mới nổi cạnh tranh hiệu quả hơn ở các thị trường nước ngoài có đặc điểm tương tự. Lý thuyết thể chế cung cấp nền tảng lý luận cho giả thuyết H5 và cho khung ICRV trong luận án.</w:t>
+        <w:t xml:space="preserve">Lý thuyết thể chế (Institutional Theory) trong kinh doanh quốc tế rút từ nhiều nguồn lý luận: kinh tế học thể chế mới của North (1990), xã hội học thể chế của Scott (1995), và lý thuyết về khoảng trống thể chế (institutional voids) của Khanna và Palepu (2010). Điểm chung của các tiếp cận này là nhấn mạnh vai trò của môi trường thể chế, cả chính thức lẫn phi chính thức, trong việc định hình chiến lược và kết quả kinh doanh của doanh nghiệp.</w:t>
+      </w:r>
+    </w:p>
+    <w:p>
+      <w:pPr>
+        <w:pStyle w:val="BodyText"/>
+      </w:pPr>
+      <w:r>
+        <w:t xml:space="preserve">North (1990) chỉ ra rằng thể chế hiệu quả làm giảm chi phí giao dịch, bảo vệ quyền sở hữu trí tuệ, và tạo ra môi trường khuyến khích đầu tư dài hạn. Ngược lại, ở các nền kinh tế đang phát triển, sự vắng mặt hoặc yếu kém của các thể chế trung gian thị trường, từ hệ thống pháp lý đến thị trường vốn, từ tổ chức đánh giá tín nhiệm đến hiệp hội ngành nghề, tạo ra</w:t>
+      </w:r>
+      <w:r>
+        <w:t xml:space="preserve"> </w:t>
+      </w:r>
+      <w:r>
+        <w:t xml:space="preserve">“</w:t>
+      </w:r>
+      <w:r>
+        <w:t xml:space="preserve">khoảng trống thể chế</w:t>
+      </w:r>
+      <w:r>
+        <w:t xml:space="preserve">”</w:t>
+      </w:r>
+      <w:r>
+        <w:t xml:space="preserve"> </w:t>
+      </w:r>
+      <w:r>
+        <w:t xml:space="preserve">(institutional voids) làm tăng chi phí giao dịch và rủi ro cho doanh nghiệp khi hoạt động hoặc mở rộng ra nước ngoài (Khanna &amp; Palepu, 2010).</w:t>
+      </w:r>
+    </w:p>
+    <w:p>
+      <w:pPr>
+        <w:pStyle w:val="BodyText"/>
+      </w:pPr>
+      <w:r>
+        <w:t xml:space="preserve">Trong các nghiên cứu về quan hệ I-P, bằng chứng meta-analytic của Marano et al. (2016), phân tích 170 nghiên cứu với 32 quốc gia giai đoạn 1972-2012, cho thấy thể chế quốc gia nguồn điều tiết đáng kể mối quan hệ quốc tế hóa, hiệu quả, với doanh nghiệp từ các nền kinh tế có thể chế yếu hơn có xu hướng thu được lợi ích thấp hơn hoặc thậm chí tổn thất từ quốc tế hóa. Cuervo-Cazurra et al. (2018) bổ sung rằng bất định thể chế ở quốc gia nguồn (home country uncertainty) không chỉ tạo ra thách thức mà còn có thể xây dựng năng lực quản lý bất định đặc thù, giúp doanh nghiệp ở các thị trường mới nổi cạnh tranh hiệu quả hơn ở các thị trường nước ngoài có đặc điểm tương tự. Lý thuyết thể chế cung cấp nền tảng lý luận cho giả thuyết H5 và cho khung ICRV trong luận án.</w:t>
       </w:r>
     </w:p>
     <w:bookmarkEnd w:id="27"/>
-    <w:bookmarkStart w:id="28" w:name="X146ba0dc244c296ae552c63cd5ae9ae43aef1fe"/>
+    <w:bookmarkStart w:id="28" w:name="lý-thuyết-thượng-tầng-quản-trị"/>
     <w:p>
       <w:pPr>
         <w:pStyle w:val="Heading3"/>
@@ -312,19 +453,37 @@
         <w:pStyle w:val="FirstParagraph"/>
       </w:pPr>
       <w:r>
-        <w:t xml:space="preserve">Lý thuyết thượng tầng quản trị (Upper Echelons Theory) do Hambrick và Mason (1984) đề xuất và được Hambrick (2007) cập nhật, cho rằng các quyết định chiến lược lớn và kết quả của tổ chức không phải là sản phẩm của các quy trình duy lý hoàn toàn, mà phản ánh đặc điểm nhận thức, giá trị và kinh nghiệm của nhà quản trị cấp cao. Nói cách khác, "tổ chức là sự phản chiếu của nhà quản trị đỉnh cao" (Hambrick &amp; Mason, 1984, tr. 193).</w:t>
-      </w:r>
-    </w:p>
-    <w:p>
-      <w:pPr>
-        <w:pStyle w:val="BodyText"/>
-      </w:pPr>
-      <w:r>
-        <w:t xml:space="preserve">Trong bối cảnh quốc tế hóa, Upper Echelons Theory có hai hàm ý trực tiếp. Thứ nhất, kinh nghiệm quốc tế của nhà quản trị cấp cao — được đo bằng số năm kinh nghiệm làm việc hoặc học tập ở nước ngoài, hay tiếp xúc với thị trường quốc tế — giúp giảm nhận thức về liability of foreignness và nâng cao khả năng đánh giá cơ hội, quản trị rủi ro ở thị trường quốc tế (Hsu et al., 2013; Sambharya, 1996). Thứ hai, sự đa dạng giới tính trong lãnh đạo — đặc biệt là sự hiện diện của quản trị viên nữ ở các vị trí lãnh đạo — liên quan đến nhận thức chiến lược đa chiều hơn và thực tiễn quản trị rủi ro thận trọng hơn, qua đó có tác động tích cực đến hiệu quả doanh nghiệp trong quá trình quốc tế hóa (Post &amp; Byron, 2015). Những hàm ý này cung cấp cơ sở lý thuyết cho giả thuyết H4 về vai trò điều tiết của đặc điểm nhà quản trị cấp cao.</w:t>
+        <w:t xml:space="preserve">Lý thuyết thượng tầng quản trị (Upper Echelons Theory) do Hambrick và Mason (1984) đề xuất và được Hambrick (2007) cập nhật, cho rằng các quyết định chiến lược lớn và kết quả của tổ chức không phải là sản phẩm của các quy trình duy lý hoàn toàn, mà phản ánh đặc điểm nhận thức, giá trị và kinh nghiệm của nhà quản trị cấp cao. Nói cách khác,</w:t>
+      </w:r>
+      <w:r>
+        <w:t xml:space="preserve"> </w:t>
+      </w:r>
+      <w:r>
+        <w:t xml:space="preserve">“</w:t>
+      </w:r>
+      <w:r>
+        <w:t xml:space="preserve">tổ chức là sự phản chiếu của nhà quản trị đỉnh cao</w:t>
+      </w:r>
+      <w:r>
+        <w:t xml:space="preserve">”</w:t>
+      </w:r>
+      <w:r>
+        <w:t xml:space="preserve"> </w:t>
+      </w:r>
+      <w:r>
+        <w:t xml:space="preserve">(Hambrick &amp; Mason, 1984, tr. 193).</w:t>
+      </w:r>
+    </w:p>
+    <w:p>
+      <w:pPr>
+        <w:pStyle w:val="BodyText"/>
+      </w:pPr>
+      <w:r>
+        <w:t xml:space="preserve">Trong bối cảnh quốc tế hóa, Upper Echelons Theory có hai hàm ý trực tiếp. Thứ nhất, kinh nghiệm quốc tế của nhà quản trị cấp cao, được đo bằng số năm kinh nghiệm làm việc hoặc học tập ở nước ngoài, hay tiếp xúc với thị trường quốc tế, giúp giảm nhận thức về liability of foreignness và nâng cao khả năng đánh giá cơ hội, quản trị rủi ro ở thị trường quốc tế (Hsu et al., 2013; Sambharya, 1996). Thứ hai, sự đa dạng giới tính trong lãnh đạo, đặc biệt là sự hiện diện của quản trị viên nữ ở các vị trí lãnh đạo, liên quan đến nhận thức chiến lược đa chiều hơn và thực tiễn quản trị rủi ro thận trọng hơn, qua đó có tác động tích cực đến hiệu quả doanh nghiệp trong quá trình quốc tế hóa (Post &amp; Byron, 2015). Những hàm ý này cung cấp cơ sở lý thuyết cho giả thuyết H4 về vai trò điều tiết của đặc điểm nhà quản trị cấp cao.</w:t>
       </w:r>
     </w:p>
     <w:bookmarkEnd w:id="28"/>
-    <w:bookmarkStart w:id="29" w:name="X755678d15ddc1a8c13dbc8244350f9a59bba034"/>
+    <w:bookmarkStart w:id="29" w:name="lớp-mở-rộng-digital-capability-lens"/>
     <w:p>
       <w:pPr>
         <w:pStyle w:val="Heading3"/>
@@ -346,7 +505,7 @@
         <w:pStyle w:val="BodyText"/>
       </w:pPr>
       <w:r>
-        <w:t xml:space="preserve">Banalieva và Dhanaraj (2019) là một trong những nghiên cứu đầu tiên đề xuất cập nhật lý thuyết nội hóa (internalization theory) cho nền kinh tế số, lập luận rằng dữ liệu số và tương tác dựa trên nền tảng làm giảm sự phụ thuộc vào hiện diện vật lý và thay đổi cơ bản logic về quyết định nội hóa. Stallkamp và Schotter (2021) mở rộng luận điểm này bằng cách chỉ ra rằng các doanh nghiệp nền tảng (platform firms) quốc tế hóa theo logic đa diện (multi-sided) khác hẳn với các MNCs truyền thống, với hiệu ứng mạng lưới tạo ra lợi thế quy mô không bị ràng buộc bởi biên giới địa lý. Verhoef et al. (2021) cung cấp khung khái niệm phân tầng ba cấp độ: số hóa thông tin (digitization), số hóa quy trình (digitalization), và chuyển đổi số toàn diện (digital transformation), nhấn mạnh rằng các cấp độ này khác nhau về chiều sâu tổ chức và tác động kinh doanh. Yang et al. (2025) bổ sung bằng systematic review về quốc tế hóa của các doanh nghiệp số, phác thảo các lý thuyết cần điều chỉnh và hướng nghiên cứu tiếp theo.</w:t>
+        <w:t xml:space="preserve">Banalieva và Dhanaraj (2019) là một trong những nghiên cứu đầu tiên đề xuất cập nhật lý thuyết nội hóa (internalization theory) cho nền kinh tế số, lập luận rằng dữ liệu số và tương tác dựa trên nền tảng làm giảm sự phụ thuộc vào hiện diện vật lý và thay đổi cơ bản logic về quyết định nội hóa. Stallkamp và Schotter (2021) mở rộng luận điểm này bằng cách chỉ ra rằng các doanh nghiệp nền tảng (platform firms) quốc tế hóa theo logic đa diện (multi-sided) khác hẳn với các MNCs truyền thống, với hiệu ứng mạng lưới tạo ra lợi thế quy mô không bị ràng buộc bởi biên giới địa lý. Verhoef et al. (2021) cung cấp khung khái niệm phân tầng ba cấp độ: số hóa thông tin (digitization), số hóa quy trình (digitalization), và chuyển đổi số toàn diện (digital transformation), nhấn mạnh rằng các cấp độ này khác nhau về chiều sâu tổ chức và tác động kinh doanh. Yang et al. (2025) bổ sung bằng systematic review về quốc tế hóa của các doanh nghiệp số, phác thảo các lý thuyết cần điều chỉnh và hướng nghiên cứu tiếp theo.</w:t>
       </w:r>
     </w:p>
     <w:p>
@@ -366,7 +525,7 @@
     </w:p>
     <w:bookmarkEnd w:id="29"/>
     <w:bookmarkEnd w:id="30"/>
-    <w:bookmarkStart w:id="35" w:name="Xb68718caf7a2cd6e9eb5a792769262881ac883e"/>
+    <w:bookmarkStart w:id="35" w:name="tổng-quan-thực-nghiệm"/>
     <w:p>
       <w:pPr>
         <w:pStyle w:val="Heading2"/>
@@ -375,13 +534,13 @@
         <w:t xml:space="preserve">2.3 Tổng quan thực nghiệm</w:t>
       </w:r>
     </w:p>
-    <w:bookmarkStart w:id="31" w:name="Xdced885a630e2fc91d9034fc02dca256c5d6811"/>
+    <w:bookmarkStart w:id="31" w:name="X7f641bf6922b156818ad1d073db37d611accdb1"/>
     <w:p>
       <w:pPr>
         <w:pStyle w:val="Heading3"/>
       </w:pPr>
       <w:r>
-        <w:t xml:space="preserve">2.3.1 Giai đoạn phát triển của literature I–P</w:t>
+        <w:t xml:space="preserve">2.3.1 Giai đoạn phát triển của các nghiên cứu I-P</w:t>
       </w:r>
     </w:p>
     <w:p>
@@ -389,35 +548,53 @@
         <w:pStyle w:val="FirstParagraph"/>
       </w:pPr>
       <w:r>
-        <w:t xml:space="preserve">Nghiên cứu về mối quan hệ giữa quốc tế hóa và hiệu quả hoạt động doanh nghiệp (I–P relationship) đã trải qua hơn bốn thập kỷ phát triển, với những thay đổi đáng kể về cả câu hỏi nghiên cứu, phương pháp luận, và kết luận lý thuyết.</w:t>
-      </w:r>
-    </w:p>
-    <w:p>
-      <w:pPr>
-        <w:pStyle w:val="BodyText"/>
-      </w:pPr>
-      <w:r>
-        <w:t xml:space="preserve">Giai đoạn đầu (từ thập niên 1980 đến giữa thập niên 1990) đặc trưng bởi giả định về quan hệ tuyến tính dương giữa quốc tế hóa và hiệu quả. Grant (1987) và Kim et al. (1989) cho rằng quốc tế hóa giúp doanh nghiệp khai thác lợi thế theo quy mô (economies of scale), lợi thế phạm vi (economies of scope), và phân tán rủi ro kinh tế vĩ mô, do đó dẫn đến hiệu quả cao hơn. Logic này trực quan và phù hợp với quan sát ban đầu về các MNCs thành công từ Mỹ, Châu Âu và Nhật Bản.</w:t>
-      </w:r>
-    </w:p>
-    <w:p>
-      <w:pPr>
-        <w:pStyle w:val="BodyText"/>
-      </w:pPr>
-      <w:r>
-        <w:t xml:space="preserve">Giai đoạn thứ hai (từ cuối thập niên 1990 đến đầu thập niên 2000) chứng kiến sự xuất hiện của mô hình phi tuyến, thách thức giả định tuyến tính giản đơn. Hitt et al. (1997) là nghiên cứu đầu tiên kiểm định và tìm thấy bằng chứng cho quan hệ chữ U ngược (inverted-U) giữa đa dạng hóa sản phẩm quốc tế và hiệu quả, lập luận rằng lợi ích từ quốc tế hóa tăng đến một điểm tối ưu rồi suy giảm do chi phí điều phối và phức tạp tổ chức vượt qua lợi ích. Gomes và Ramaswamy (1999) cung cấp bằng chứng tương tự trong bối cảnh doanh nghiệp đa ngành. Contractor et al. (2003) và Lu và Beamish (2004) tinh chỉnh mô hình phi tuyến với đề xuất "đường cong chữ S ba giai đoạn" (three-stage S-curve), theo đó hiệu quả giảm ở giai đoạn thâm nhập ban đầu (chi phí thiết lập), tăng ở giai đoạn khai thác (học hỏi tích lũy và quy mô), rồi lại giảm ở giai đoạn siêu mở rộng (over-extension) khi chi phí phức tạp vượt quá lợi ích.</w:t>
-      </w:r>
-    </w:p>
-    <w:p>
-      <w:pPr>
-        <w:pStyle w:val="BodyText"/>
-      </w:pPr>
-      <w:r>
-        <w:t xml:space="preserve">Giai đoạn thứ ba (từ cuối thập niên 2000 đến hiện tại) chuyển trọng tâm sang nghiên cứu các yếu tố điều tiết (moderators) — tức điều kiện bối cảnh làm thay đổi hình dạng, cường độ, hoặc dấu của mối quan hệ I–P. Các moderator được nghiên cứu bao gồm đặc điểm quốc gia nguồn (Marano et al., 2016), đặc điểm ngành (Kirca et al., 2012), năng lực lãnh đạo cấp cao (Hsu et al., 2013), và năng lực kỹ thuật số (Bhandari et al., 2023; Wu et al., 2022). Sự chuyển dịch này phản ánh nhận thức ngày càng sâu sắc rằng không có quan hệ I–P phổ quát — kết quả quốc tế hóa phụ thuộc vào điều kiện cụ thể của doanh nghiệp, ngành và quốc gia (Arte &amp; Larimo, 2022).</w:t>
+        <w:t xml:space="preserve">Nghiên cứu về mối quan hệ giữa quốc tế hóa và hiệu quả hoạt động doanh nghiệp (I-P relationship) đã trải qua hơn bốn thập kỷ phát triển, với những thay đổi đáng kể về cả câu hỏi nghiên cứu, phương pháp luận, và kết luận lý thuyết.</w:t>
+      </w:r>
+    </w:p>
+    <w:p>
+      <w:pPr>
+        <w:pStyle w:val="BodyText"/>
+      </w:pPr>
+      <w:r>
+        <w:t xml:space="preserve">Giai đoạn đầu (từ thập niên 1980 đến giữa thập niên 1990) đặc trưng bởi giả định về quan hệ tuyến tính dương giữa quốc tế hóa và hiệu quả. Grant (1987) và Kim et al. (1989) cho rằng quốc tế hóa giúp doanh nghiệp khai thác lợi thế theo quy mô (economies of scale), lợi thế phạm vi (economies of scope), và phân tán rủi ro kinh tế vĩ mô, do đó dẫn đến hiệu quả cao hơn. Logic này trực quan và phù hợp với quan sát ban đầu về các MNCs thành công từ Mỹ, Châu Âu và Nhật Bản.</w:t>
+      </w:r>
+    </w:p>
+    <w:p>
+      <w:pPr>
+        <w:pStyle w:val="BodyText"/>
+      </w:pPr>
+      <w:r>
+        <w:t xml:space="preserve">Giai đoạn thứ hai (từ cuối thập niên 1990 đến đầu thập niên 2000) chứng kiến sự xuất hiện của mô hình phi tuyến, thách thức giả định tuyến tính giản đơn. Hitt et al. (1997) là nghiên cứu đầu tiên kiểm định và tìm thấy bằng chứng cho quan hệ chữ U ngược (inverted-U) giữa đa dạng hóa sản phẩm quốc tế và hiệu quả, lập luận rằng lợi ích từ quốc tế hóa tăng đến một điểm tối ưu rồi suy giảm do chi phí điều phối và phức tạp tổ chức vượt qua lợi ích. Gomes và Ramaswamy (1999) cung cấp bằng chứng tương tự trong bối cảnh doanh nghiệp đa ngành. Contractor et al. (2003) và Lu và Beamish (2004) tinh chỉnh mô hình phi tuyến với đề xuất</w:t>
+      </w:r>
+      <w:r>
+        <w:t xml:space="preserve"> </w:t>
+      </w:r>
+      <w:r>
+        <w:t xml:space="preserve">“</w:t>
+      </w:r>
+      <w:r>
+        <w:t xml:space="preserve">đường cong chữ S ba giai đoạn</w:t>
+      </w:r>
+      <w:r>
+        <w:t xml:space="preserve">”</w:t>
+      </w:r>
+      <w:r>
+        <w:t xml:space="preserve"> </w:t>
+      </w:r>
+      <w:r>
+        <w:t xml:space="preserve">(three-stage S-curve), theo đó hiệu quả giảm ở giai đoạn thâm nhập ban đầu (chi phí thiết lập), tăng ở giai đoạn khai thác (học hỏi tích lũy và quy mô), rồi lại giảm ở giai đoạn siêu mở rộng (over-extension) khi chi phí phức tạp vượt quá lợi ích.</w:t>
+      </w:r>
+    </w:p>
+    <w:p>
+      <w:pPr>
+        <w:pStyle w:val="BodyText"/>
+      </w:pPr>
+      <w:r>
+        <w:t xml:space="preserve">Giai đoạn thứ ba (từ cuối thập niên 2000 đến hiện tại) chuyển trọng tâm sang nghiên cứu các yếu tố điều tiết (moderators), tức điều kiện bối cảnh làm thay đổi hình dạng, cường độ, hoặc dấu của mối quan hệ I-P. Các moderator được nghiên cứu bao gồm đặc điểm quốc gia nguồn (Marano et al., 2016), đặc điểm ngành (Kirca et al., 2012), năng lực lãnh đạo cấp cao (Hsu et al., 2013), và năng lực kỹ thuật số (Bhandari et al., 2023; Wu et al., 2022). Sự chuyển dịch này phản ánh nhận thức ngày càng sâu sắc rằng không có quan hệ I-P phổ quát, kết quả quốc tế hóa phụ thuộc vào điều kiện cụ thể của doanh nghiệp, ngành và quốc gia (Arte &amp; Larimo, 2022).</w:t>
       </w:r>
     </w:p>
     <w:bookmarkEnd w:id="31"/>
-    <w:bookmarkStart w:id="32" w:name="X1a2e519e3eb745ccb5a9310ee8e928b32e9ba76"/>
+    <w:bookmarkStart w:id="32" w:name="bằng-chứng-meta-analytic"/>
     <w:p>
       <w:pPr>
         <w:pStyle w:val="Heading3"/>
@@ -431,27 +608,61 @@
         <w:pStyle w:val="FirstParagraph"/>
       </w:pPr>
       <w:r>
-        <w:t xml:space="preserve">Một trong những đóng góp quan trọng nhất trong giai đoạn gần đây là sự phát triển của các meta-analyses về I–P relationship, cho phép tổng hợp và định lượng hóa kết quả từ hàng trăm nghiên cứu thực nghiệm riêng lẻ. Tổng hợp từ các meta-analyses chính cho thấy một bức tranh nhất quán nhưng phức tạp.</w:t>
-      </w:r>
-    </w:p>
-    <w:p>
-      <w:pPr>
-        <w:pStyle w:val="BodyText"/>
-      </w:pPr>
-      <w:r>
-        <w:t xml:space="preserve">Bausch và Krist (2007) phân tích 65 nghiên cứu và tìm thấy tác động tổng hợp dương nhưng nhỏ (r ≈ 0,10), đồng thời xác nhận rằng mức độ dị biệt (heterogeneity) giữa các nghiên cứu rất cao với I² &gt; 80%, hàm ý rằng các moderator là nguồn giải thích chủ yếu cho sự khác biệt. Kirca et al. (2012) mở rộng pool lên 154 mẫu và tìm thấy tác động tổng hợp tương tự, đồng thời xác nhận vai trò của bối cảnh quốc gia và ngành. Marano et al. (2016) — nghiên cứu meta-analytic toàn diện nhất trong literature với 170 nghiên cứu và 32 quốc gia — tìm thấy r ≈ 0,07–0,13 và chứng minh rằng thể chế quốc gia nguồn là moderator quan trọng nhất trong tất cả các biến bối cảnh được kiểm định. Wu et al. (2022) cập nhật với pool 218 effect sizes tập trung vào các emerging market multinationals (EMNEs) và tìm thấy mô hình moderator tương tự. Tại hội nghị ICBEF 2024, kết quả sơ bộ từ pool nghiên cứu về châu Á với k = 113 effect-size units cho thấy r = 0,07 — nhất quán với các meta-analyses toàn cầu nhưng cụ thể hơn về bối cảnh châu Á.</w:t>
-      </w:r>
-    </w:p>
-    <w:p>
-      <w:pPr>
-        <w:pStyle w:val="BodyText"/>
-      </w:pPr>
-      <w:r>
-        <w:t xml:space="preserve">Nhìn chung, bằng chứng meta-analytic cho thấy ba kết luận quan trọng: tác động tổng hợp của quốc tế hóa lên hiệu quả là dương nhưng khiêm tốn; mức dị biệt cực kỳ cao; và các moderator bối cảnh — đặc biệt là thể chế quốc gia, năng lực doanh nghiệp, và đặc điểm ngành — là những nguồn giải thích chính cho sự khác biệt giữa các nghiên cứu. Đây là luận điểm cơ bản biện hộ cho sự cần thiết của một khung giải thích đa tầng.</w:t>
+        <w:t xml:space="preserve">Bước tiến phương pháp luận quan trọng nhất của giai đoạn gần đây là sự xuất hiện của các meta-analysis về quan hệ I-P, cho phép tổng hợp và định lượng hóa kết quả từ hàng trăm nghiên cứu thực nghiệm riêng lẻ và do đó kiểm soát được nhiễu do từng mẫu nghiên cứu đơn lẻ gây ra. Khi đặt cạnh nhau, các meta-analysis chính phác họa một bức tranh nhất quán ở kết luận tổng thể nhưng phức tạp ở cơ chế.</w:t>
+      </w:r>
+    </w:p>
+    <w:p>
+      <w:pPr>
+        <w:pStyle w:val="BodyText"/>
+      </w:pPr>
+      <w:r>
+        <w:t xml:space="preserve">Bausch và Krist (2007) phân tích 65 nghiên cứu và tìm thấy tác động tổng hợp dương nhưng nhỏ (r</w:t>
+      </w:r>
+      <w:r>
+        <w:t xml:space="preserve"> </w:t>
+      </w:r>
+      <m:oMath>
+        <m:r>
+          <m:rPr>
+            <m:sty m:val="p"/>
+          </m:rPr>
+          <m:t>≈</m:t>
+        </m:r>
+      </m:oMath>
+      <w:r>
+        <w:t xml:space="preserve"> </w:t>
+      </w:r>
+      <w:r>
+        <w:t xml:space="preserve">0,10), đồng thời xác nhận rằng mức độ dị biệt (heterogeneity) giữa các nghiên cứu rất cao với I² &gt; 80%, hàm ý rằng các moderator là nguồn giải thích chủ yếu cho sự khác biệt. Kirca et al. (2012) mở rộng pool lên 154 mẫu và tìm thấy tác động tổng hợp tương tự, đồng thời xác nhận vai trò của bối cảnh quốc gia và ngành. Marano et al. (2016), nghiên cứu meta-analytic toàn diện nhất trong các nghiên cứu với 170 nghiên cứu và 32 quốc gia, tìm thấy r</w:t>
+      </w:r>
+      <w:r>
+        <w:t xml:space="preserve"> </w:t>
+      </w:r>
+      <m:oMath>
+        <m:r>
+          <m:rPr>
+            <m:sty m:val="p"/>
+          </m:rPr>
+          <m:t>≈</m:t>
+        </m:r>
+      </m:oMath>
+      <w:r>
+        <w:t xml:space="preserve"> </w:t>
+      </w:r>
+      <w:r>
+        <w:t xml:space="preserve">0,07-0,13 và chứng minh rằng thể chế quốc gia nguồn là moderator quan trọng nhất trong tất cả các biến bối cảnh được kiểm định. Wu et al. (2022) cập nhật với pool 218 effect sizes tập trung vào các emerging market multinationals (EMNEs) và tìm thấy mô hình moderator tương tự. Tại hội nghị ICBEF 2024, kết quả sơ bộ từ pool nghiên cứu về châu Á với k = 113 effect-size units cho thấy r = 0,07, nhất quán với các meta-analyses toàn cầu nhưng cụ thể hơn về bối cảnh châu Á. Luận án này mở rộng pool đó thông qua Nghiên cứu P6, một meta-analysis ba tầng (three-level MARA) với k = 238 nghiên cứu và K = 288 effect sizes từ châu Á và Thái Bình Dương, ước lượng r̄ = 0,074 [KTC 95%: 0,060; 0,088], I² = 62,4%, Q_M(ICRV) = 17,35 (df = 4, p =,002). Kết quả này xác nhận tác động tổng hợp dương nhỏ nhưng bền vững, đồng thời chứng minh rằng gradient ICRV, turning point giảm dần khi chuyển từ thể chế yếu sang thể chế mạnh, là moderator thực chất của mối quan hệ I-P trong bối cảnh châu Á (Do &amp; Phan, 2026c).</w:t>
+      </w:r>
+    </w:p>
+    <w:p>
+      <w:pPr>
+        <w:pStyle w:val="BodyText"/>
+      </w:pPr>
+      <w:r>
+        <w:t xml:space="preserve">Nhìn chung, bằng chứng meta-analytic cho thấy ba kết luận quan trọng: tác động tổng hợp của quốc tế hóa lên hiệu quả là dương nhưng khiêm tốn; mức dị biệt cực kỳ cao; và các moderator bối cảnh, đặc biệt là thể chế quốc gia, năng lực doanh nghiệp, và đặc điểm ngành, là những nguồn giải thích chính cho sự khác biệt giữa các nghiên cứu. Đây là luận điểm cơ bản biện hộ cho sự cần thiết của một khung giải thích đa tầng.</w:t>
       </w:r>
     </w:p>
     <w:bookmarkEnd w:id="32"/>
-    <w:bookmarkStart w:id="33" w:name="Xee1bebe325ab2d4682f3ee8a885eb236c48b900"/>
+    <w:bookmarkStart w:id="33" w:name="X2dab31dc90ae94a491c7104c141028484c6eeaa"/>
     <w:p>
       <w:pPr>
         <w:pStyle w:val="Heading3"/>
@@ -465,33 +676,69 @@
         <w:pStyle w:val="FirstParagraph"/>
       </w:pPr>
       <w:r>
-        <w:t xml:space="preserve">Châu Á là bối cảnh đặc biệt quan trọng và đặc thù trong literature I–P vì nhiều lý do. Thứ nhất, sự đa dạng thể chế trong khu vực là ngoại lệ không có ở bất kỳ khu vực nào khác trên thế giới: từ Singapore với chất lượng quản trị đứng hàng đầu thế giới đến Afghanistan với chất lượng quản trị cực kỳ yếu, từ Nhật Bản với nền kinh tế phát triển hoàn thiện đến các Pacific SIDS với quy mô siêu nhỏ và hạ tầng thể chế còn sơ khai (Khanna &amp; Palepu, 2010; Peng, 2003). Thứ hai, tốc độ chuyển đổi số và hội nhập quốc tế rất không đồng đều giữa các quốc gia trong khu vực, tạo ra "thí nghiệm tự nhiên" về ảnh hưởng của bối cảnh thể chế và năng lực số đến kết quả quốc tế hóa.</w:t>
-      </w:r>
-    </w:p>
-    <w:p>
-      <w:pPr>
-        <w:pStyle w:val="BodyText"/>
-      </w:pPr>
-      <w:r>
-        <w:t xml:space="preserve">Đỗ và Phan (2026 — VEFR) là nghiên cứu thực nghiệm multi-country quy mô lớn nhất hiện có về I–P trong bối cảnh châu Á mới nổi, phân tích 40.633 doanh nghiệp từ 17 nền kinh tế châu Á sử dụng dữ liệu WBES. Nghiên cứu tìm thấy: (i) tồn tại phân tầng năng suất rõ rệt giữa nhóm Chinese economies, South Asia và ASEAN, phản ánh sự dị biệt thể chế và năng lực giữa các nhóm; (ii) việc áp dụng công nghệ vừa làm tăng năng suất lao động trực tiếp vừa làm suy giảm đáng kể tác động bất lợi của các rào cản thể chế — phát hiện được gọi là "hiệu ứng lá chắn số" (digital shield effect). Đỗ và Phan (2026 — JFAR) kiểm định cụ thể với dữ liệu doanh nghiệp Trung Quốc và tìm thấy cấu trúc cubic inverted-U với ngưỡng FSTS tối ưu khoảng 47,8% — tức điểm turning point khá thấp so với các nền kinh tế tiên tiến. Luận án kế thừa và mở rộng các kết quả này trên pool đầy đủ 47 nền kinh tế (41 châu Á và 6 Pacific SIDS adjacent).</w:t>
-      </w:r>
-    </w:p>
-    <w:p>
-      <w:pPr>
-        <w:pStyle w:val="BodyText"/>
-      </w:pPr>
-      <w:r>
-        <w:t xml:space="preserve">Phần lớn các nghiên cứu về I–P trong bối cảnh châu Á tập trung vào Nhật Bản, Hàn Quốc, Đài Loan, và Trung Quốc — trong khi các nền kinh tế chuyển đổi như Việt Nam, Campuchia, Bangladesh, và đặc biệt là các Pacific SIDS, về cơ bản thiếu vắng trong literature. Sự thiếu đại diện này tạo ra khoảng trống nghiêm trọng trong khả năng khái quát hóa lý thuyết, vì các nền kinh tế frontier và SIDS có thể là địa điểm quan trọng để kiểm định điều kiện biên (boundary conditions) của các lý thuyết về I–P.</w:t>
+        <w:t xml:space="preserve">Châu Á là bối cảnh vừa quan trọng vừa đặc thù đối với nghiên cứu I-P, vì hai đặc điểm khó tìm thấy đồng thời ở bất kỳ khu vực nào khác. Thứ nhất, sự đa dạng thể chế trong khu vực là ngoại lệ không có ở bất kỳ khu vực nào khác trên thế giới: từ Singapore với chất lượng quản trị đứng hàng đầu thế giới đến Afghanistan với chất lượng quản trị cực kỳ yếu, từ Nhật Bản với nền kinh tế phát triển hoàn thiện đến các Pacific SIDS với quy mô siêu nhỏ và hạ tầng thể chế còn sơ khai (Khanna &amp; Palepu, 2010; Peng, 2003). Thứ hai, tốc độ chuyển đổi số và hội nhập quốc tế rất không đồng đều giữa các quốc gia trong khu vực, tạo ra</w:t>
+      </w:r>
+      <w:r>
+        <w:t xml:space="preserve"> </w:t>
+      </w:r>
+      <w:r>
+        <w:t xml:space="preserve">“</w:t>
+      </w:r>
+      <w:r>
+        <w:t xml:space="preserve">thí nghiệm tự nhiên</w:t>
+      </w:r>
+      <w:r>
+        <w:t xml:space="preserve">”</w:t>
+      </w:r>
+      <w:r>
+        <w:t xml:space="preserve"> </w:t>
+      </w:r>
+      <w:r>
+        <w:t xml:space="preserve">về ảnh hưởng của bối cảnh thể chế và năng lực số đến kết quả quốc tế hóa.</w:t>
+      </w:r>
+    </w:p>
+    <w:p>
+      <w:pPr>
+        <w:pStyle w:val="BodyText"/>
+      </w:pPr>
+      <w:r>
+        <w:t xml:space="preserve">Do và Phan (2026a) là nghiên cứu thực nghiệm multi-country quy mô lớn nhất hiện có về I-P trong bối cảnh châu Á mới nổi, phân tích 40.633 doanh nghiệp từ 17 nền kinh tế châu Á sử dụng dữ liệu WBES. Nghiên cứu tìm thấy: (i) tồn tại phân tầng năng suất rõ rệt giữa nhóm Chinese economies, South Asia và ASEAN, phản ánh sự dị biệt thể chế và năng lực giữa các nhóm; (ii) việc áp dụng công nghệ vừa làm tăng năng suất lao động trực tiếp vừa làm suy giảm đáng kể tác động bất lợi của các rào cản thể chế, phát hiện được gọi là</w:t>
+      </w:r>
+      <w:r>
+        <w:t xml:space="preserve"> </w:t>
+      </w:r>
+      <w:r>
+        <w:t xml:space="preserve">“</w:t>
+      </w:r>
+      <w:r>
+        <w:t xml:space="preserve">hiệu ứng lá chắn số</w:t>
+      </w:r>
+      <w:r>
+        <w:t xml:space="preserve">”</w:t>
+      </w:r>
+      <w:r>
+        <w:t xml:space="preserve"> </w:t>
+      </w:r>
+      <w:r>
+        <w:t xml:space="preserve">(digital shield effect). Do và Phan (2026g) kiểm định cụ thể với dữ liệu doanh nghiệp Trung Quốc và tìm thấy cấu trúc cubic inverted-U với ngưỡng FSTS tối ưu khoảng 47,8%, tức điểm turning point khá thấp so với các nền kinh tế tiên tiến. Luận án kế thừa và mở rộng các kết quả này trên pool đầy đủ 49 nền kinh tế (bao gồm 9 nền kinh tế đảo nhỏ Thái Bình Dương).</w:t>
+      </w:r>
+    </w:p>
+    <w:p>
+      <w:pPr>
+        <w:pStyle w:val="BodyText"/>
+      </w:pPr>
+      <w:r>
+        <w:t xml:space="preserve">Phần lớn các nghiên cứu về I-P trong bối cảnh châu Á tập trung vào Nhật Bản, Hàn Quốc, Đài Loan, và Trung Quốc, trong khi các nền kinh tế chuyển đổi như Việt Nam, Campuchia, Bangladesh, và đặc biệt là các Pacific SIDS, về cơ bản thiếu vắng trong các nghiên cứu. Sự thiếu đại diện này tạo ra khoảng trống nghiêm trọng trong khả năng khái quát hóa lý thuyết, vì các nền kinh tế frontier và SIDS có thể là địa điểm quan trọng để kiểm định điều kiện biên (boundary conditions) của các lý thuyết về I-P.</w:t>
       </w:r>
     </w:p>
     <w:bookmarkEnd w:id="33"/>
-    <w:bookmarkStart w:id="34" w:name="Xdcf8d5acfbfe96d373642e6e2aa58fc72c4137f"/>
+    <w:bookmarkStart w:id="34" w:name="Xe45ed5573bac6415d2bc38612d81f74e2270d3d"/>
     <w:p>
       <w:pPr>
         <w:pStyle w:val="Heading3"/>
       </w:pPr>
       <w:r>
-        <w:t xml:space="preserve">2.3.4 Vai trò của năng lực số trong mối quan hệ I–P</w:t>
+        <w:t xml:space="preserve">2.3.4 Vai trò của năng lực số trong mối quan hệ I-P</w:t>
       </w:r>
     </w:p>
     <w:p>
@@ -499,7 +746,7 @@
         <w:pStyle w:val="FirstParagraph"/>
       </w:pPr>
       <w:r>
-        <w:t xml:space="preserve">Sự tích hợp giữa nghiên cứu về năng lực số và I–P relationship là một xu hướng tương đối mới, phát triển mạnh từ 2019 đến nay. Bhandari et al. (2023) phân tích 571 doanh nghiệp sản xuất của Mỹ và tìm thấy rằng năng lực kỹ thuật số (được đo như một composite duy nhất) điều tiết tích cực mối quan hệ I–P, với doanh nghiệp có năng lực số cao hơn thu được lợi ích lớn hơn từ quốc tế hóa. Bustamante et al. (2022) sử dụng mẫu SMEs đa quốc gia và phát hiện rằng công cụ số làm giảm chi phí thâm nhập thị trường nước ngoài, đặc biệt ở các thị trường có khoảng trống thể chế lớn. Chen và Meng (2022) nghiên cứu doanh nghiệp Trung Quốc từ WBES và phát hiện rằng ràng buộc thể chế làm giảm cường độ xuất khẩu, nhưng doanh nghiệp có năng lực số cao hơn có thể vượt qua ràng buộc này hiệu quả hơn.</w:t>
+        <w:t xml:space="preserve">Sự tích hợp giữa nghiên cứu về năng lực số và I-P relationship là một xu hướng tương đối mới, phát triển mạnh từ 2019 đến nay. Bhandari et al. (2023) phân tích 571 doanh nghiệp sản xuất của Mỹ và tìm thấy rằng năng lực kỹ thuật số (được đo như một composite duy nhất) điều tiết tích cực mối quan hệ I-P, với doanh nghiệp có năng lực số cao hơn thu được lợi ích lớn hơn từ quốc tế hóa. Bustamante et al. (2022) sử dụng mẫu SMEs đa quốc gia và phát hiện rằng công cụ số làm giảm chi phí thâm nhập thị trường nước ngoài, đặc biệt ở các thị trường có khoảng trống thể chế lớn. Chen và Meng (2022) nghiên cứu doanh nghiệp Trung Quốc từ WBES và phát hiện rằng ràng buộc thể chế làm giảm cường độ xuất khẩu, nhưng doanh nghiệp có năng lực số cao hơn có thể vượt qua ràng buộc này hiệu quả hơn.</w:t>
       </w:r>
     </w:p>
     <w:p>
@@ -519,7 +766,7 @@
     </w:p>
     <w:bookmarkEnd w:id="34"/>
     <w:bookmarkEnd w:id="35"/>
-    <w:bookmarkStart w:id="36" w:name="Xf45ba9d58640f4ad8d0eb51a37a564f5aeb40a8"/>
+    <w:bookmarkStart w:id="36" w:name="khoảng-trống-nghiên-cứu"/>
     <w:p>
       <w:pPr>
         <w:pStyle w:val="Heading2"/>
@@ -545,13 +792,13 @@
           <w:bCs/>
           <w:b/>
         </w:rPr>
-        <w:t xml:space="preserve">Khoảng trống thứ nhất: Thiếu khung tích hợp đa tầng để giải thích heterogeneity trong I–P relationship.</w:t>
-      </w:r>
-      <w:r>
-        <w:t xml:space="preserve"> </w:t>
-      </w:r>
-      <w:r>
-        <w:t xml:space="preserve">Các meta-analyses nhất quán cho thấy I² &gt; 80% — tức hơn 80% biến thiên trong effect size không được giải thích bởi sai số ngẫu nhiên mà bởi sự khác biệt có hệ thống giữa các bối cảnh (Bausch &amp; Krist, 2007; Marano et al., 2016). Tuy nhiên, hầu hết các nghiên cứu thực nghiệm hiện tại chỉ kiểm định một hoặc hai moderator từ một lý thuyết đơn lẻ, không có khả năng giải thích đồng thời heterogeneity do bối cảnh thể chế, năng lực doanh nghiệp, và đặc điểm lãnh đạo tạo ra. Không có lý thuyết đơn lẻ nào — dù là Uppsala, RBV, Institutional Theory, hay Upper Echelons Theory — đủ để giải thích đầy đủ sự phức tạp của I–P relationship trong bối cảnh đa quốc gia đa dạng như châu Á. Khoảng trống này đòi hỏi một khung tích hợp đa tầng, trong đó các lý thuyết bổ sung cho nhau thay vì cạnh tranh nhau.</w:t>
+        <w:t xml:space="preserve">Khoảng trống thứ nhất: Thiếu khung tích hợp đa tầng để giải thích heterogeneity trong I-P relationship.</w:t>
+      </w:r>
+      <w:r>
+        <w:t xml:space="preserve"> </w:t>
+      </w:r>
+      <w:r>
+        <w:t xml:space="preserve">Các meta-analyses nhất quán cho thấy I² &gt; 80%, tức hơn 80% biến thiên trong effect size không được giải thích bởi sai số ngẫu nhiên mà bởi sự khác biệt có hệ thống giữa các bối cảnh (Bausch &amp; Krist, 2007; Marano et al., 2016). Tuy nhiên, hầu hết các nghiên cứu thực nghiệm hiện tại chỉ kiểm định một hoặc hai moderator từ một lý thuyết đơn lẻ, không có khả năng giải thích đồng thời heterogeneity do bối cảnh thể chế, năng lực doanh nghiệp, và đặc điểm lãnh đạo tạo ra. Không có lý thuyết đơn lẻ nào, dù là Uppsala, RBV, Institutional Theory, hay Upper Echelons Theory, đủ để giải thích đầy đủ sự phức tạp của I-P relationship trong bối cảnh đa quốc gia đa dạng như châu Á. Khoảng trống này đòi hỏi một khung tích hợp đa tầng, trong đó các lý thuyết bổ sung cho nhau thay vì cạnh tranh nhau.</w:t>
       </w:r>
     </w:p>
     <w:p>
@@ -563,13 +810,13 @@
           <w:bCs/>
           <w:b/>
         </w:rPr>
-        <w:t xml:space="preserve">Khoảng trống thứ hai: Sự đồng nhất không hợp lý giữa TCI và DAI trong phần lớn literature trước.</w:t>
-      </w:r>
-      <w:r>
-        <w:t xml:space="preserve"> </w:t>
-      </w:r>
-      <w:r>
-        <w:t xml:space="preserve">Phần lớn các nghiên cứu về năng lực số trong bối cảnh I–P hoặc là không đo lường năng lực số, hoặc là gộp tất cả các chỉ báo số vào một composite duy nhất, không phân biệt giữa chiều sâu năng lực công nghệ tổ chức (TCI) và mức độ chấp nhận công cụ số bề mặt (DAI). Hậu quả thực tiễn của sự đồng nhất này là: (i) không thể trả lời câu hỏi liệu nên đầu tư vào năng lực công nghệ nội tại hay vào việc áp dụng công cụ số giao diện; (ii) không thể phân biệt được hai cơ chế tác động có hàm ý chính sách khác nhau. Phân biệt rõ TCI và DAI là điều kiện cần để rút ra hàm ý quản trị và chính sách có tính cụ thể và ứng dụng cao.</w:t>
+        <w:t xml:space="preserve">Khoảng trống thứ hai: Sự đồng nhất không hợp lý giữa TCI và DAI trong phần lớn các nghiên cứu trước.</w:t>
+      </w:r>
+      <w:r>
+        <w:t xml:space="preserve"> </w:t>
+      </w:r>
+      <w:r>
+        <w:t xml:space="preserve">Phần lớn các nghiên cứu về năng lực số trong bối cảnh I-P hoặc là không đo lường năng lực số, hoặc là gộp tất cả các chỉ báo số vào một composite duy nhất, không phân biệt giữa chiều sâu năng lực công nghệ tổ chức (TCI) và mức độ chấp nhận công cụ số bề mặt (DAI). Hậu quả thực tiễn của sự đồng nhất này là: (i) không thể trả lời câu hỏi liệu nên đầu tư vào năng lực công nghệ nội tại hay vào việc áp dụng công cụ số giao diện; (ii) không thể phân biệt được hai cơ chế tác động có hàm ý chính sách khác nhau. Phân biệt rõ TCI và DAI là điều kiện cần để rút ra hàm ý quản trị và chính sách có tính cụ thể và ứng dụng cao.</w:t>
       </w:r>
     </w:p>
     <w:p>
@@ -587,15 +834,69 @@
         <w:t xml:space="preserve"> </w:t>
       </w:r>
       <w:r>
-        <w:t xml:space="preserve">Mặc dù châu Á là khu vực kinh tế năng động và đa dạng nhất thế giới, literature về I–P vẫn thiếu bằng chứng đa quốc gia bao quát đủ rộng để kiểm định khả năng tổng quát hóa của các lý thuyết. Pool 17 nước của Đỗ và Phan (2026 — VEFR) là baseline lớn nhất hiện có trong literature về châu Á, nhưng vẫn chưa bao gồm các nền kinh tế frontier và Pacific SIDS — những địa điểm cực kỳ quan trọng để kiểm định boundary conditions. Thiếu vắng các bằng chứng này khiến cho các lý thuyết về I–P — vốn được xây dựng chủ yếu trên dữ liệu từ Nhật Bản, Hàn Quốc, và các nền kinh tế tiên tiến — có nguy cơ bị áp dụng sai trong bối cảnh các nền kinh tế đang phát triển và chuyển đổi ở châu Á.</w:t>
-      </w:r>
-    </w:p>
-    <w:p>
-      <w:pPr>
-        <w:pStyle w:val="BodyText"/>
-      </w:pPr>
-      <w:r>
-        <w:t xml:space="preserve">Ba khoảng trống này hội tụ vào một hướng giải quyết chung: cần phát triển và kiểm định một khung giải thích tích hợp đa tầng (multi-tier integrated framework) trên dữ liệu đa quốc gia đủ rộng và đủ đa dạng về thể chế để bao phủ toàn bộ gradient thể chế của châu Á. Luận án đề xuất khung CDCM (Country-Digital-Capability Moderation framework) — tên gọi nội bộ — là khung lý thuyết tích hợp đa tầng kết hợp bối cảnh thể chế (tầng vĩ mô, vận hành hóa bằng ICRV), năng lực doanh nghiệp với TCI và DAI riêng biệt (tầng tổ chức), đặc điểm nhà quản trị cấp cao (tầng cá nhân), và lớp mở rộng digital capability lens. Trong khung này, FSTS là biến độc lập chính và hiệu quả doanh nghiệp (labor productivity) là biến phụ thuộc.</w:t>
+        <w:t xml:space="preserve">Mặc dù châu Á là khu vực kinh tế năng động và đa dạng nhất thế giới, các nghiên cứu về quan hệ I-P vẫn thiếu bằng chứng đa quốc gia bao quát đủ rộng để kiểm định khả năng tổng quát hóa của các lý thuyết. Pool 17 nước của Do và Phan (2026a) là baseline lớn nhất hiện có trong các nghiên cứu về châu Á, nhưng vẫn chưa bao gồm các nền kinh tế frontier và Pacific SIDS, những địa điểm cực kỳ quan trọng để kiểm định boundary conditions. Thiếu vắng các bằng chứng này khiến cho các lý thuyết về I-P, vốn được xây dựng chủ yếu trên dữ liệu từ Nhật Bản, Hàn Quốc, và các nền kinh tế tiên tiến, có nguy cơ bị áp dụng sai trong bối cảnh các nền kinh tế đang phát triển và chuyển đổi ở châu Á.</w:t>
+      </w:r>
+    </w:p>
+    <w:p>
+      <w:pPr>
+        <w:pStyle w:val="BodyText"/>
+      </w:pPr>
+      <w:r>
+        <w:t xml:space="preserve">Ba khoảng trống này hội tụ vào một hướng giải quyết chung: cần phát triển và kiểm định một khung giải thích tích hợp đa tầng (multi-tier integrated framework) trên dữ liệu đa quốc gia đủ rộng và đủ đa dạng về thể chế để bao phủ toàn bộ gradient thể chế của châu Á. Luận án đề xuất khung CDCM (Context-Contingent Digital-and-Capability Model), là khung lý thuyết tích hợp đa tầng kết hợp bối cảnh thể chế (tầng vĩ mô, vận hành hóa bằng ICRV), năng lực doanh nghiệp với TCI và DAI riêng biệt (tầng tổ chức), đặc điểm nhà quản trị cấp cao (tầng cá nhân), và lớp mở rộng digital capability lens. Trong khung này, FSTS là biến độc lập chính và hiệu quả doanh nghiệp (labor productivity) là biến phụ thuộc.</w:t>
+      </w:r>
+    </w:p>
+    <w:p>
+      <w:pPr>
+        <w:pStyle w:val="BodyText"/>
+      </w:pPr>
+      <w:r>
+        <w:rPr>
+          <w:bCs/>
+          <w:b/>
+        </w:rPr>
+        <w:t xml:space="preserve">Từ khoảng trống đến Nghiên cứu P7, Kiểm định CDCM trên 49 nền kinh tế châu Á.</w:t>
+      </w:r>
+      <w:r>
+        <w:t xml:space="preserve"> </w:t>
+      </w:r>
+      <w:r>
+        <w:t xml:space="preserve">Khoảng trống thứ nhất và thứ ba hội tụ vào một câu hỏi kiểm định trực tiếp: liệu CDCM có thể giải thích đồng thời heterogeneity I-P khi kiểm soát đầy đủ cả ba tầng trong một mô hình tích hợp ở quy mô đủ rộng để bao phủ toàn bộ gradient ICRV không? Literature hiện tại chưa có bằng chứng kiểm định đồng thời năm moderator chính (TCI, DAI, kinh nghiệm quản trị, giới tính nhà quản trị, ICRV) trong một mô hình hồi quy đơn lẻ trên dữ liệu đa quốc gia quy mô lớn. Do và Phan (2026d), Nghiên cứu P7, lấp đầy khoảng trống này bằng dữ liệu WBES từ 49 nền kinh tế (N = 84.910-91.982 doanh nghiệp, 102 country-year waves), bao phủ toàn bộ gradient ICRV từ nhóm tiên tiến đến SIDS, kiểm định đồng thời H1-H6 với country-year fixed effects. Kết quả turning point trung bình ~36% FSTS tại P7, thấp hơn P3 Vietnam (~40%) và P5 Trung Quốc (~49%), xác nhận ICRV điều tiết vị trí turning point theo gradient dự đoán lý thuyết, đóng góp bằng chứng kiểm định tích hợp đầu tiên cho CDCM ở cấp độ liên quốc gia quy mô lớn.</w:t>
+      </w:r>
+    </w:p>
+    <w:p>
+      <w:pPr>
+        <w:pStyle w:val="BodyText"/>
+      </w:pPr>
+      <w:r>
+        <w:rPr>
+          <w:bCs/>
+          <w:b/>
+        </w:rPr>
+        <w:t xml:space="preserve">Từ khoảng trống đến Nghiên cứu P8, Kiểm định điều kiện biên FIP tại Pacific SIDS.</w:t>
+      </w:r>
+      <w:r>
+        <w:t xml:space="preserve"> </w:t>
+      </w:r>
+      <w:r>
+        <w:t xml:space="preserve">Khoảng trống thứ ba không chỉ đòi hỏi mở rộng phạm vi địa lý mà còn đòi hỏi kiểm định điều kiện biên lý thuyết cực trị: liệu có tồn tại bối cảnh nơi inverted-U hoàn toàn sụp đổ thành quan hệ âm đơn điệu? Không có nghiên cứu nào trong các nghiên cứu I-P hiện tại kiểm định</w:t>
+      </w:r>
+      <w:r>
+        <w:t xml:space="preserve"> </w:t>
+      </w:r>
+      <w:r>
+        <w:t xml:space="preserve">“</w:t>
+      </w:r>
+      <w:r>
+        <w:t xml:space="preserve">Forced Internationalization Penalty</w:t>
+      </w:r>
+      <w:r>
+        <w:t xml:space="preserve">”</w:t>
+      </w:r>
+      <w:r>
+        <w:t xml:space="preserve"> </w:t>
+      </w:r>
+      <w:r>
+        <w:t xml:space="preserve">(FIP), bối cảnh mà quốc tế hóa là gánh nặng sinh tồn, không phải lựa chọn chiến lược dựa trên lợi thế cạnh tranh. Do và Phan (2026b), Nghiên cứu P8, kiểm định H1b bằng dữ liệu WBES từ các nền kinh tế Pacific SIDS (Fiji, Tonga, Solomon Islands, Vanuatu, Samoa), nơi ba điều kiện cấu trúc cơ bản của inverted-U đồng thời bị vi phạm: thị trường nội địa cực nhỏ, chi phí logistics cao bất thường, và hỗ trợ thể chế cho xuất khẩu gần như không tồn tại. Kết quả P8 xác định boundary condition cực trị của CDCM: điểm nơi lý thuyết đường cong chữ U ngược không còn ứng dụng được.</w:t>
       </w:r>
     </w:p>
     <w:p>
@@ -606,7 +907,7 @@
       </w:r>
     </w:p>
     <w:bookmarkEnd w:id="36"/>
-    <w:bookmarkStart w:id="45" w:name="X2e72411c23c34d41d1942bd5d4fbf8ae22da5d2"/>
+    <w:bookmarkStart w:id="45" w:name="mô-hình-nghiên-cứu-và-hệ-giả-thuyết"/>
     <w:p>
       <w:pPr>
         <w:pStyle w:val="Heading2"/>
@@ -615,7 +916,7 @@
         <w:t xml:space="preserve">2.5 Mô hình nghiên cứu và hệ giả thuyết</w:t>
       </w:r>
     </w:p>
-    <w:bookmarkStart w:id="37" w:name="X45cacfa706139c50548e97564081354b0b3764b"/>
+    <w:bookmarkStart w:id="37" w:name="mô-hình-khái-niệm"/>
     <w:p>
       <w:pPr>
         <w:pStyle w:val="Heading3"/>
@@ -637,35 +938,71 @@
         <w:pStyle w:val="BodyText"/>
       </w:pPr>
       <w:r>
-        <w:t xml:space="preserve">Tầng vĩ mô — bối cảnh thể chế — được vận hành hóa bằng khung ICRV với sáu sub-regime theo gradient từ Advanced Innovation-Driven đến Pacific SIDS. Ở tầng này, ICRV điều tiết mối quan hệ I–P thông qua hai cơ chế: (i) mức độ khoảng trống thể chế (institutional voids) ảnh hưởng đến chi phí giao dịch xuyên biên giới; và (ii) chất lượng thể chế ảnh hưởng đến khả năng doanh nghiệp khai thác lợi ích từ quốc tế hóa. Ở các nền kinh tế frontier và SIDS, khoảng trống thể chế cực kỳ lớn có thể đảo ngược quan hệ I–P, biến lợi ích tiềm năng thành tổn thất thực tế (Đỗ &amp; Phan, 2026 — P8).</w:t>
-      </w:r>
-    </w:p>
-    <w:p>
-      <w:pPr>
-        <w:pStyle w:val="BodyText"/>
-      </w:pPr>
-      <w:r>
-        <w:t xml:space="preserve">Tầng tổ chức — năng lực doanh nghiệp — bao gồm TCI và DAI như hai moderator độc lập với cơ chế tác động khác nhau. TCI đóng vai trò như một "nâng đỡ mặt bằng" (level shifter): doanh nghiệp có TCI cao sẽ đạt hiệu quả cao hơn ở mọi mức độ FSTS, và đặc biệt có khả năng khai thác lợi ích quốc tế hóa tốt hơn nhờ năng lực hấp thụ tri thức và công nghệ từ thị trường nước ngoài. DAI, ngược lại, đóng vai trò là "bộ đệm phối hợp số" (digital coordination buffer): ở mức FSTS cao, DAI giúp giảm chi phí điều phối xuyên biên giới, làm chuyển dịch điểm turning point sang phải và kéo dài giai đoạn lợi ích dương của quan hệ I–P.</w:t>
-      </w:r>
-    </w:p>
-    <w:p>
-      <w:pPr>
-        <w:pStyle w:val="BodyText"/>
-      </w:pPr>
-      <w:r>
-        <w:t xml:space="preserve">Tầng cá nhân — đặc điểm nhà quản trị cấp cao — bao gồm kinh nghiệm quản trị và giới tính nhà quản trị như các moderator vi mô. Kinh nghiệm quốc tế của nhà quản trị giảm chi phí nhận thức của liability of foreignness; sự hiện diện của quản trị viên nữ tăng cường đa dạng nhận thức và thận trọng trong quản trị rủi ro quốc tế.</w:t>
-      </w:r>
-    </w:p>
-    <w:p>
-      <w:pPr>
-        <w:pStyle w:val="BodyText"/>
-      </w:pPr>
-      <w:r>
-        <w:t xml:space="preserve">Ngoài các cơ chế điều tiết, mô hình còn bao gồm một yếu tố động thái quan trọng: hình dạng phi tuyến của quan hệ I–P (turning point của inverted-U) không cố định theo thời gian mà có thể thay đổi khi bối cảnh thể chế và năng lực doanh nghiệp thay đổi theo chiều dọc, đặc biệt rõ rệt ở các nền kinh tế chuyển đổi nhanh như Trung Quốc.</w:t>
+        <w:t xml:space="preserve">Tầng vĩ mô, bối cảnh thể chế, được vận hành hóa bằng khung ICRV với sáu sub-regime theo gradient từ Advanced Innovation-Driven đến Pacific SIDS. Ở tầng này, ICRV điều tiết mối quan hệ I-P thông qua hai cơ chế: (i) mức độ khoảng trống thể chế (institutional voids) ảnh hưởng đến chi phí giao dịch xuyên biên giới; và (ii) chất lượng thể chế ảnh hưởng đến khả năng doanh nghiệp khai thác lợi ích từ quốc tế hóa. Ở các nền kinh tế frontier và SIDS, khoảng trống thể chế cực kỳ lớn có thể đảo ngược quan hệ I-P, biến lợi ích tiềm năng thành tổn thất thực tế (Do &amp; Phan, 2026b).</w:t>
+      </w:r>
+    </w:p>
+    <w:p>
+      <w:pPr>
+        <w:pStyle w:val="BodyText"/>
+      </w:pPr>
+      <w:r>
+        <w:t xml:space="preserve">Tầng tổ chức, năng lực doanh nghiệp, bao gồm TCI và DAI như hai moderator độc lập với cơ chế tác động khác nhau. TCI đóng vai trò như một</w:t>
+      </w:r>
+      <w:r>
+        <w:t xml:space="preserve"> </w:t>
+      </w:r>
+      <w:r>
+        <w:t xml:space="preserve">“</w:t>
+      </w:r>
+      <w:r>
+        <w:t xml:space="preserve">nâng đỡ mặt bằng</w:t>
+      </w:r>
+      <w:r>
+        <w:t xml:space="preserve">”</w:t>
+      </w:r>
+      <w:r>
+        <w:t xml:space="preserve"> </w:t>
+      </w:r>
+      <w:r>
+        <w:t xml:space="preserve">(level shifter): doanh nghiệp có TCI cao sẽ đạt hiệu quả cao hơn ở mọi mức độ FSTS, và đặc biệt có khả năng khai thác lợi ích quốc tế hóa tốt hơn nhờ năng lực hấp thụ tri thức và công nghệ từ thị trường nước ngoài. DAI, ngược lại, đóng vai trò là</w:t>
+      </w:r>
+      <w:r>
+        <w:t xml:space="preserve"> </w:t>
+      </w:r>
+      <w:r>
+        <w:t xml:space="preserve">“</w:t>
+      </w:r>
+      <w:r>
+        <w:t xml:space="preserve">bộ đệm phối hợp số</w:t>
+      </w:r>
+      <w:r>
+        <w:t xml:space="preserve">”</w:t>
+      </w:r>
+      <w:r>
+        <w:t xml:space="preserve"> </w:t>
+      </w:r>
+      <w:r>
+        <w:t xml:space="preserve">(digital coordination buffer): ở mức FSTS cao, DAI giúp giảm chi phí điều phối xuyên biên giới, làm chuyển dịch điểm turning point sang phải và kéo dài giai đoạn lợi ích dương của quan hệ I-P.</w:t>
+      </w:r>
+    </w:p>
+    <w:p>
+      <w:pPr>
+        <w:pStyle w:val="BodyText"/>
+      </w:pPr>
+      <w:r>
+        <w:t xml:space="preserve">Tầng cá nhân, đặc điểm nhà quản trị cấp cao, bao gồm kinh nghiệm quản trị và giới tính nhà quản trị như các moderator vi mô. Kinh nghiệm quốc tế của nhà quản trị giảm chi phí nhận thức của liability of foreignness; sự hiện diện của quản trị viên nữ tăng cường đa dạng nhận thức và thận trọng trong quản trị rủi ro quốc tế.</w:t>
+      </w:r>
+    </w:p>
+    <w:p>
+      <w:pPr>
+        <w:pStyle w:val="BodyText"/>
+      </w:pPr>
+      <w:r>
+        <w:t xml:space="preserve">Ngoài các cơ chế điều tiết, mô hình còn bao gồm một yếu tố động thái quan trọng: hình dạng phi tuyến của quan hệ I-P (turning point của inverted-U) không cố định theo thời gian mà có thể thay đổi khi bối cảnh thể chế và năng lực doanh nghiệp thay đổi theo chiều dọc, đặc biệt rõ rệt ở các nền kinh tế chuyển đổi nhanh như Trung Quốc.</w:t>
       </w:r>
     </w:p>
     <w:bookmarkEnd w:id="37"/>
-    <w:bookmarkStart w:id="38" w:name="Xa138305ccd4d6ccfbd8098a87bf493c47bc52a0"/>
+    <w:bookmarkStart w:id="38" w:name="giả-thuyết-h1-phi-tuyến-chữ-u-ngược"/>
     <w:p>
       <w:pPr>
         <w:pStyle w:val="Heading3"/>
@@ -679,11 +1016,11 @@
         <w:pStyle w:val="FirstParagraph"/>
       </w:pPr>
       <w:r>
-        <w:t xml:space="preserve">Trên cơ sở lý thuyết từ Uppsala về chi phí thâm nhập giai đoạn đầu, RBV về lợi thế cạnh tranh tích lũy ở giai đoạn trung, và lý thuyết chi phí giao dịch về sự phức tạp điều phối ở giai đoạn mở rộng quá mức, giả thuyết H1 được phát biểu như sau. Quan hệ giữa mức độ quốc tế hóa và hiệu quả hoạt động của các doanh nghiệp ở các quốc gia châu Á có dạng phi tuyến chữ U ngược, với một điểm turning point tối ưu trước khi chi phí điều phối và bất định vượt qua lợi ích từ mở rộng thị trường quốc tế. Cơ sở lý thuyết trực tiếp bao gồm mô hình S-curve của Lu và Beamish (2004), lý thuyết ba giai đoạn của Contractor et al. (2003), và bằng chứng inverted-U ban đầu của Hitt et al. (1997).</w:t>
+        <w:t xml:space="preserve">Mô hình Uppsala (Johanson &amp; Vahlne, 1977) cho rằng doanh nghiệp gánh chi phí học hỏi và chi phí của liability of foreignness cao ở giai đoạn đầu quốc tế hóa, trong khi RBV (Barney, 1991) dự báo lợi thế cạnh tranh tích lũy khi doanh nghiệp khai thác lợi thế quy mô và học hỏi ở giai đoạn giữa; đến giai đoạn mở rộng quá mức, lý thuyết chi phí giao dịch cảnh báo chi phí điều phối đa thị trường vượt quá lợi ích thu được. Về bằng chứng thực nghiệm, Hitt et al. (1997) là nghiên cứu đầu tiên xác nhận quan hệ chữ U ngược, sau đó Lu và Beamish (2004) cùng Contractor et al. (2003) tinh chỉnh thành đường cong chữ S ba giai đoạn. Cơ chế hợp nhất là sự đánh đổi động giữa lợi ích (quy mô, học hỏi, đa dạng hóa) và chi phí (điều phối, bất định thể chế) biến thiên theo cường độ xuất khẩu, tạo nên một điểm đảo chiều tối ưu. Do đó, giả thuyết H1 được phát biểu: Quan hệ giữa mức độ quốc tế hóa (FSTS) và hiệu quả hoạt động của doanh nghiệp ở các quốc gia châu Á có dạng phi tuyến chữ U ngược, đạt một điểm uốn (turning point) tối ưu trước khi chi phí điều phối và bất định vượt qua lợi ích từ mở rộng thị trường quốc tế.</w:t>
       </w:r>
     </w:p>
     <w:bookmarkEnd w:id="38"/>
-    <w:bookmarkStart w:id="39" w:name="Xe4ffb858a7447a24d1a3ea96cd77f59659cfb85"/>
+    <w:bookmarkStart w:id="39" w:name="X4428ed197d44616af17a87137bdb8f71ba3b36a"/>
     <w:p>
       <w:pPr>
         <w:pStyle w:val="Heading3"/>
@@ -697,15 +1034,15 @@
         <w:pStyle w:val="FirstParagraph"/>
       </w:pPr>
       <w:r>
-        <w:t xml:space="preserve">H1 dự báo quan hệ chữ U ngược — tức là tồn tại một mức FSTS tối ưu mà dưới ngưỡng đó quốc tế hóa tạo ra lợi ích, và trên ngưỡng đó chi phí điều phối vượt qua lợi ích học hỏi. Tuy nhiên, lý thuyết dự đoán này ngầm giả định rằng ba điều kiện cấu trúc cơ bản được đáp ứng: (i) tồn tại thị trường nội địa đủ lớn để doanh nghiệp có nền tảng hiệu suất và thanh khoản trước khi xuất khẩu; (ii) chi phí thương mại ở mức chấp nhận được, cho phép cân nhắc kinh tế hợp lý; và (iii) tồn tại hỗ trợ thể chế tối thiểu cho hoạt động trao đổi quốc tế.</w:t>
-      </w:r>
-    </w:p>
-    <w:p>
-      <w:pPr>
-        <w:pStyle w:val="BodyText"/>
-      </w:pPr>
-      <w:r>
-        <w:t xml:space="preserve">Tại các nền kinh tế Pacific SIDS (Nhóm VI ICRV), cả ba điều kiện này đồng thời bị vi phạm: thị trường nội địa cực nhỏ buộc các doanh nghiệp phải xuất khẩu không phải vì có lợi thế cạnh tranh mà vì thiếu cầu nội địa đủ lớn để duy trì hoạt động (xuất khẩu bắt buộc); chi phí hậu cần và vận chuyển cực cao do địa lý đảo xa và phân tán làm suy giảm biên lợi nhuận ở mọi mức FSTS; và hỗ trợ thể chế (logistics, tài chính thương mại, năng lực xúc tiến xuất khẩu) thiếu hụt nghiêm trọng. Khi ba điều kiện này đồng thời không được đáp ứng, quan hệ I→P không chỉ mất đi phần lợi ích giai đoạn đầu của chữ U ngược mà có thể chuyển thành</w:t>
+        <w:t xml:space="preserve">H1 dự báo quan hệ chữ U ngược, tức là tồn tại một mức FSTS tối ưu mà dưới ngưỡng đó quốc tế hóa tạo ra lợi ích, và trên ngưỡng đó chi phí điều phối vượt qua lợi ích học hỏi. Tuy nhiên, lý thuyết dự đoán này ngầm giả định rằng ba điều kiện cấu trúc cơ bản được đáp ứng: (i) tồn tại thị trường nội địa đủ lớn để doanh nghiệp có nền tảng hiệu suất và thanh khoản trước khi xuất khẩu; (ii) chi phí thương mại ở mức chấp nhận được, cho phép cân nhắc kinh tế hợp lý; và (iii) tồn tại hỗ trợ thể chế tối thiểu cho hoạt động trao đổi quốc tế.</w:t>
+      </w:r>
+    </w:p>
+    <w:p>
+      <w:pPr>
+        <w:pStyle w:val="BodyText"/>
+      </w:pPr>
+      <w:r>
+        <w:t xml:space="preserve">Tại các nền kinh tế Pacific SIDS (Nhóm VI ICRV), cả ba điều kiện này đồng thời bị vi phạm: thị trường nội địa cực nhỏ buộc các doanh nghiệp phải xuất khẩu không phải vì có lợi thế cạnh tranh mà vì thiếu cầu nội địa đủ lớn để duy trì hoạt động (xuất khẩu bắt buộc); chi phí hậu cần và vận chuyển cực cao do địa lý đảo xa và phân tán làm suy giảm biên lợi nhuận ở mọi mức FSTS; và hỗ trợ thể chế (logistics, tài chính thương mại, năng lực xúc tiến xuất khẩu) thiếu hụt nghiêm trọng. Khi ba điều kiện này đồng thời không được đáp ứng, quan hệ I-P không chỉ mất đi phần lợi ích giai đoạn đầu của chữ U ngược mà có thể chuyển thành</w:t>
       </w:r>
       <w:r>
         <w:t xml:space="preserve"> </w:t>
@@ -718,10 +1055,7 @@
         <w:t xml:space="preserve">quan hệ âm đơn điệu không có điểm uốn</w:t>
       </w:r>
       <w:r>
-        <w:t xml:space="preserve"> </w:t>
-      </w:r>
-      <w:r>
-        <w:t xml:space="preserve">— tức là điều kiện biên lý thuyết nơi mọi mức độ quốc tế hóa đều gây tổn hại đến hiệu quả doanh nghiệp.</w:t>
+        <w:t xml:space="preserve">, tức là điều kiện biên lý thuyết nơi mọi mức độ quốc tế hóa đều gây tổn hại đến hiệu quả doanh nghiệp.</w:t>
       </w:r>
     </w:p>
     <w:p>
@@ -742,14 +1076,11 @@
         <w:t xml:space="preserve">âm đơn điệu</w:t>
       </w:r>
       <w:r>
-        <w:t xml:space="preserve"> </w:t>
-      </w:r>
-      <w:r>
-        <w:t xml:space="preserve">— không có điểm turning point trong phạm vi dữ liệu — phản ánh gánh nặng quốc tế hóa bắt buộc (Forced Internationalization Penalty — FIP) nơi doanh nghiệp xuất khẩu để sinh tồn chứ không phải để khai thác lợi thế cạnh tranh. Cơ sở lý thuyết bao gồm Institutional Theory (North, 1990), lý thuyết chi phí giao dịch (Williamson, 1985), Khanna và Palepu (2010) về institutional voids, và Lall (2004) về SIDS structural constraints.</w:t>
+        <w:t xml:space="preserve">, không có điểm turning point trong phạm vi dữ liệu, phản ánh gánh nặng quốc tế hóa bắt buộc (Forced Internationalization Penalty, FIP) nơi doanh nghiệp xuất khẩu để sinh tồn chứ không phải để khai thác lợi thế cạnh tranh. Cơ sở lý thuyết bao gồm Institutional Theory (North, 1990), lý thuyết chi phí giao dịch (Williamson, 1985), Khanna và Palepu (2010) về institutional voids, và Lall (2004) về SIDS structural constraints.</w:t>
       </w:r>
     </w:p>
     <w:bookmarkEnd w:id="39"/>
-    <w:bookmarkStart w:id="40" w:name="Xbab760a32cde05e137045bc8f7a3707f43bde01"/>
+    <w:bookmarkStart w:id="40" w:name="X4e283c765855921a9a0bf70a9d0a980f4bd502f"/>
     <w:p>
       <w:pPr>
         <w:pStyle w:val="Heading3"/>
@@ -763,11 +1094,11 @@
         <w:pStyle w:val="FirstParagraph"/>
       </w:pPr>
       <w:r>
-        <w:t xml:space="preserve">Dựa trên RBV (Barney, 1991) và lý thuyết năng lực động (Teece et al., 1997), năng lực công nghệ là một nguồn lực VRIN giúp doanh nghiệp khai thác lợi ích từ quốc tế hóa hiệu quả hơn. Giả thuyết H2 được phát biểu như sau. Năng lực công nghệ (TCI) làm gia tăng tác động tích cực của quốc tế hóa lên hiệu quả hoạt động của doanh nghiệp, bằng cách nâng mặt bằng hiệu quả tổng thể và làm giảm chi phí học hỏi thị trường quốc tế, do đó làm dịch chuyển đường quan hệ I–P lên cao hơn và có thể điều chỉnh vị trí của điểm turning point. Cơ sở lý thuyết bao gồm Barney (1991), Teece et al. (1997), và Bhandari et al. (2023).</w:t>
+        <w:t xml:space="preserve">RBV (Barney, 1991) và lý thuyết năng lực động (Teece et al., 1997) cho rằng năng lực công nghệ là một nguồn lực VRIN, đồng thời là năng lực hấp thụ (Cohen &amp; Levinthal, 1990) cho phép doanh nghiệp đồng hóa tri thức từ thị trường nước ngoài. Về bằng chứng thực nghiệm, Bhandari et al. (2023) cho thấy năng lực số điều tiết tích cực quan hệ I-P ở doanh nghiệp Mỹ, còn các bản thảo đồng hành xác nhận hệ số TCI dương và bền vững tại Việt Nam (P3: TCI nhân quả qua biến công cụ) và Trung Quốc (P5: TCI tăng cường theo thời gian). Cơ chế là level-shift: doanh nghiệp có TCI cao đạt năng suất nền cao hơn ở mọi mức FSTS và hạ thấp chi phí học hỏi thị trường quốc tế. Do đó, giả thuyết H2 được phát biểu: Năng lực công nghệ (TCI) làm gia tăng tác động tích cực của quốc tế hóa lên hiệu quả hoạt động doanh nghiệp, chủ yếu bằng cách nâng mặt bằng hiệu quả tổng thể (dịch chuyển đường quan hệ I-P lên cao hơn) và có thể điều chỉnh vị trí điểm uốn.</w:t>
       </w:r>
     </w:p>
     <w:bookmarkEnd w:id="40"/>
-    <w:bookmarkStart w:id="41" w:name="Xe02c8b4badca737e34d9828c14f576073ebfca3"/>
+    <w:bookmarkStart w:id="41" w:name="X128abf7a15253174c605d07067219580799d526"/>
     <w:p>
       <w:pPr>
         <w:pStyle w:val="Heading3"/>
@@ -781,11 +1112,11 @@
         <w:pStyle w:val="FirstParagraph"/>
       </w:pPr>
       <w:r>
-        <w:t xml:space="preserve">Phân biệt rõ với H2, DAI không có chiều sâu năng lực tổ chức như TCI nhưng có vai trò giảm thiểu chi phí phối hợp xuyên biên giới ở mức xuất khẩu cao. Giả thuyết H3 được phát biểu như sau. Chỉ số chấp nhận số (DAI) điều tiết mối quan hệ I–P, với vai trò bổ trợ rõ rệt hơn ở mức export intensity cao khi DAI giúp giảm chi phí phối hợp giao dịch xuyên biên giới — theo đó DAI làm thay đổi độ dốc của đường quan hệ I–P chứ không nhất thiết nâng mặt bằng hiệu quả như TCI. Cơ sở lý thuyết bao gồm Verhoef et al. (2021), Stallkamp và Schotter (2021), và Bustamante et al. (2022). Sự phân biệt cơ chế tác động giữa H2 và H3 là đóng góp lý thuyết quan trọng, cho phép phân tách TCI và DAI trong mô hình hồi quy thực nghiệm.</w:t>
+        <w:t xml:space="preserve">Khác với TCI, khung áp dụng số (Verhoef et al., 2021) và lý thuyết nền tảng số (Stallkamp &amp; Schotter, 2021) định vị DAI ở cấp độ công cụ số bề mặt: nó không tạo chiều sâu năng lực tổ chức nhưng làm giảm chi phí phối hợp và khoảng cách tâm lý trong giao dịch xuyên biên giới. Về bằng chứng thực nghiệm, Bustamante et al. (2022) cho thấy công cụ số hạ chi phí thâm nhập thị trường ngoài, trong khi P4 Singapore ghi nhận DAI khuếch đại đường cong I-P ở cường độ xuất khẩu cao (hệ số tương tác DAI với FSTS bình phương dương mạnh) còn P3 Việt Nam cho kết quả phụ thuộc giai đoạn và phụ thuộc chọn lựa. Cơ chế là bộ đệm phối hợp: lợi ích của DAI bộc lộ rõ nhất khi nhu cầu điều phối đa thị trường trở nên dày đặc, tức ở mức FSTS cao. Do đó, giả thuyết H3 được phát biểu: Chỉ số chấp nhận số (DAI) điều tiết quan hệ I-P bằng cách làm thay đổi độ dốc và độ cong của đường quan hệ (rõ rệt hơn ở mức export intensity cao) chứ không nhất thiết nâng mặt bằng hiệu quả như TCI. Sự phân tách cơ chế giữa H2 và H3 là đóng góp lý thuyết cho phép tách biệt TCI và DAI trong mô hình thực nghiệm.</w:t>
       </w:r>
     </w:p>
     <w:bookmarkEnd w:id="41"/>
-    <w:bookmarkStart w:id="42" w:name="Xf3c96f7a7f1c969bc60bd7349590849b049c32c"/>
+    <w:bookmarkStart w:id="42" w:name="X23e235aa1540adf65664378accbc0b6a13fdffd"/>
     <w:p>
       <w:pPr>
         <w:pStyle w:val="Heading3"/>
@@ -799,11 +1130,11 @@
         <w:pStyle w:val="FirstParagraph"/>
       </w:pPr>
       <w:r>
-        <w:t xml:space="preserve">Dựa trên Upper Echelons Theory (Hambrick &amp; Mason, 1984; Hambrick, 2007), quyết định chiến lược quốc tế hóa và khả năng chuyển hóa nó thành hiệu quả phụ thuộc vào đặc điểm nhận thức và kinh nghiệm của nhà quản trị. Giả thuyết H4 được phát biểu như sau. Kinh nghiệm quản trị và giới tính nữ của nhà quản trị cấp cao làm mạnh hơn tác động tích cực của quốc tế hóa lên hiệu quả hoạt động, thông qua cơ chế nâng cao nhận thức chiến lược quốc tế và quản trị rủi ro thận trọng hơn trong quá trình mở rộng quốc tế. Cơ sở lý thuyết bao gồm Hambrick và Mason (1984), Hsu et al. (2013), và Post và Byron (2015).</w:t>
+        <w:t xml:space="preserve">Upper Echelons Theory (Hambrick &amp; Mason, 1984; Hambrick, 2007) cho rằng các quyết định chiến lược, trong đó có quốc tế hóa, phản ánh đặc điểm nhận thức, kinh nghiệm và giá trị của nhà quản trị cấp cao. Về bằng chứng thực nghiệm, Hsu et al. (2013) cho thấy kinh nghiệm quốc tế của nhà quản trị nâng cao khả năng nhận diện cơ hội và giảm nhận thức về liability of foreignness, còn Post và Byron (2015) liên hệ sự hiện diện của lãnh đạo nữ với quản trị rủi ro thận trọng và ra quyết định đa chiều hơn. Cơ chế là chuyển hóa nhận thức: đặc điểm nhà quản trị định hình cách doanh nghiệp diễn giải và khai thác cơ hội quốc tế. Do đó, giả thuyết H4 được phát biểu: Kinh nghiệm quản trị và sự hiện diện của nhà quản trị nữ ở cấp cao làm mạnh thêm tác động tích cực của quốc tế hóa lên hiệu quả hoạt động, thông qua nâng cao nhận thức chiến lược quốc tế và quản trị rủi ro thận trọng hơn.</w:t>
       </w:r>
     </w:p>
     <w:bookmarkEnd w:id="42"/>
-    <w:bookmarkStart w:id="43" w:name="X6cb624958e89d2dec9f57563abada44477d846d"/>
+    <w:bookmarkStart w:id="43" w:name="X1090b4891c9abf48d7aab0f24d22e9d66d1b02d"/>
     <w:p>
       <w:pPr>
         <w:pStyle w:val="Heading3"/>
@@ -817,17 +1148,35 @@
         <w:pStyle w:val="FirstParagraph"/>
       </w:pPr>
       <w:r>
-        <w:t xml:space="preserve">Trên cơ sở Institutional Theory (North, 1990; Khanna &amp; Palepu, 2010), chất lượng thể chế tạo ra chi phí giao dịch và rủi ro khác nhau, do đó điều tiết đáng kể mối quan hệ I–P. Giả thuyết H5 được phát biểu như sau. Chất lượng thể chế theo khung ICRV điều tiết tác động của các rào cản thể chế (institutional obstacles) lên hiệu quả hoạt động trong quá trình quốc tế hóa, với chỉ số chấp nhận số (DAI) đóng vai trò "lá chắn số" (digital shield) giúp bù đắp một phần khoảng trống thể chế; cường độ điều tiết này giảm dần theo gradient ICRV từ các nền kinh tế frontier (Nhóm V–VI, điều tiết mạnh nhất) đến các nền kinh tế tiên tiến (Nhóm I, điều tiết yếu nhất). Cơ sở lý thuyết bao gồm North (1990), Khanna và Palepu (2010), và Marano et al. (2016).</w:t>
+        <w:t xml:space="preserve">Institutional Theory (North, 1990; Khanna &amp; Palepu, 2010) cho rằng chất lượng thể chế quy định chi phí giao dịch và mức rủi ro mà doanh nghiệp gánh khi giao dịch xuyên biên giới, do đó định hình lợi ích ròng của quốc tế hóa. Về bằng chứng thực nghiệm, meta-analysis của Marano et al. (2016) xác nhận thể chế quốc gia nguồn là biến điều tiết quan trọng nhất của quan hệ I-P, có thể dịch chuyển điểm uốn đáng kể giữa các chế độ. Cơ chế là gradient chi phí giao dịch: nơi thể chế yếu, khoảng trống thể chế (institutional voids) khuếch đại chi phí quốc tế hóa, và năng lực số có thể đóng vai trò</w:t>
+      </w:r>
+      <w:r>
+        <w:t xml:space="preserve"> </w:t>
+      </w:r>
+      <w:r>
+        <w:t xml:space="preserve">“</w:t>
+      </w:r>
+      <w:r>
+        <w:t xml:space="preserve">lá chắn số</w:t>
+      </w:r>
+      <w:r>
+        <w:t xml:space="preserve">”</w:t>
+      </w:r>
+      <w:r>
+        <w:t xml:space="preserve"> </w:t>
+      </w:r>
+      <w:r>
+        <w:t xml:space="preserve">(digital shield) bù đắp một phần khoảng trống đó. Do đó, giả thuyết H5 được phát biểu: Chế độ thể chế theo khung ICRV điều tiết tác động của rào cản thể chế lên hiệu quả trong quá trình quốc tế hóa, với DAI bù đắp một phần khoảng trống thể chế; cường độ điều tiết giảm dần theo gradient ICRV từ các nền kinh tế frontier (Nhóm V-VI, mạnh nhất) đến các nền kinh tế tiên tiến (Nhóm I, yếu nhất).</w:t>
       </w:r>
     </w:p>
     <w:bookmarkEnd w:id="43"/>
-    <w:bookmarkStart w:id="44" w:name="X61cc752874ba7b59207724628dc012c7fefbefb"/>
+    <w:bookmarkStart w:id="44" w:name="Xa7d68854d881889214a30270acd42b7b75812a9"/>
     <w:p>
       <w:pPr>
         <w:pStyle w:val="Heading3"/>
       </w:pPr>
       <w:r>
-        <w:t xml:space="preserve">2.5.7 Giả thuyết H6: Dị biệt thời gian trong quan hệ I–P</w:t>
+        <w:t xml:space="preserve">2.5.7 Giả thuyết H6: Dị biệt thời gian trong quan hệ I-P</w:t>
       </w:r>
     </w:p>
     <w:p>
@@ -835,7 +1184,7 @@
         <w:pStyle w:val="FirstParagraph"/>
       </w:pPr>
       <w:r>
-        <w:t xml:space="preserve">Dựa trên quan sát về tốc độ chuyển đổi số và thay đổi thể chế rất nhanh ở một số nền kinh tế châu Á, đặc biệt Trung Quốc, quan hệ I–P không nhất thiết ổn định theo thời gian. Giả thuyết H6 được phát biểu như sau. Hình dạng phi tuyến của quan hệ I–P — cụ thể là vị trí của điểm turning point và độ cong của đường quan hệ — thay đổi theo thời gian trong các nền kinh tế chuyển đổi nhanh, phản ánh sự phát triển của năng lực doanh nghiệp và cải thiện điều kiện thể chế qua các giai đoạn. Cơ sở lý thuyết bao gồm Wu et al. (2022), Xiao et al. (2013), và Banalieva và Dhanaraj (2019). Bằng chứng từ Đỗ và Phan (2026 — JFAR) về sự ổn định tương đối của turning point Trung Quốc giữa 2012 và 2024 (Paternoster z = +0,82, p = .412, không bác bỏ bằng nhau) cung cấp cơ sở thực nghiệm bổ sung cho việc kiểm định H6 ở cấp độ luận án.</w:t>
+        <w:t xml:space="preserve">Lý thuyết về tiến hóa năng lực (Teece et al., 1997) và cập nhật Uppsala cho kỷ nguyên số (Banalieva &amp; Dhanaraj, 2019) hàm ý rằng khi năng lực doanh nghiệp và điều kiện thể chế thay đổi nhanh, cấu trúc quan hệ I-P không nhất thiết bất biến theo thời gian. Về bằng chứng thực nghiệm, Wu et al. (2022) và Xiao et al. (2013) ghi nhận điểm uốn của doanh nghiệp thị trường mới nổi thấp hơn và dịch chuyển theo giai đoạn; riêng P5 Trung Quốc cho thấy điểm uốn ổn định cấu trúc giữa 2012 và 2024 (Paternoster z = +0,82, p = 0,412, không bác bỏ bằng nhau) trong khi hiệu ứng TCI lại tăng cường. Cơ chế là sự tiến hóa của năng lực và thể chế làm tái định hình cân bằng lợi ích, chi phí theo thời gian. Do đó, giả thuyết H6 được phát biểu: Hình dạng phi tuyến của quan hệ I-P, cụ thể vị trí điểm uốn và độ cong của đường quan hệ, thay đổi theo thời gian ở các nền kinh tế chuyển đổi nhanh, phản ánh sự phát triển năng lực doanh nghiệp và cải thiện thể chế qua các giai đoạn.</w:t>
       </w:r>
     </w:p>
     <w:p>
@@ -847,7 +1196,7 @@
     </w:p>
     <w:bookmarkEnd w:id="44"/>
     <w:bookmarkEnd w:id="45"/>
-    <w:bookmarkStart w:id="46" w:name="X80aaa8b1e91108605e0ad5aa38ac8f05a046a38"/>
+    <w:bookmarkStart w:id="46" w:name="tóm-tắt-chương"/>
     <w:p>
       <w:pPr>
         <w:pStyle w:val="Heading2"/>
@@ -869,23 +1218,23 @@
         <w:pStyle w:val="BodyText"/>
       </w:pPr>
       <w:r>
-        <w:t xml:space="preserve">Phần đầu chương xác lập bốn khái niệm cốt lõi: quốc tế hóa doanh nghiệp (đo bằng FSTS), hiệu quả hoạt động (đo bằng labor productivity là chính), năng lực công nghệ (TCI) và chỉ số chấp nhận số (DAI) như hai construct độc lập, và bối cảnh thể chế được vận hành hóa bằng khung ICRV sáu nhóm. Phần lý thuyết nền trình bày và phân tích bốn lý thuyết kinh điển — Uppsala, RBV, Institutional Theory, và Upper Echelons Theory — cùng với lớp mở rộng Digital Capability Lens, xác định vai trò của từng lý thuyết trong khung giải thích tổng thể của luận án.</w:t>
-      </w:r>
-    </w:p>
-    <w:p>
-      <w:pPr>
-        <w:pStyle w:val="BodyText"/>
-      </w:pPr>
-      <w:r>
-        <w:t xml:space="preserve">Tổng quan thực nghiệm cho thấy literature I–P đã phát triển qua ba giai đoạn, từ tuyến tính dương đến phi tuyến đến tập trung vào moderators; các meta-analyses nhất quán cho thấy tác động tổng hợp là dương nhưng nhỏ với I² &gt; 80%, đòi hỏi cách tiếp cận moderator-centric; và bối cảnh châu Á, đặc biệt là các nền kinh tế frontier và SIDS, đang thiếu đại diện nghiêm trọng trong literature.</w:t>
-      </w:r>
-    </w:p>
-    <w:p>
-      <w:pPr>
-        <w:pStyle w:val="BodyText"/>
-      </w:pPr>
-      <w:r>
-        <w:t xml:space="preserve">Ba khoảng trống được xác định: thiếu khung tích hợp đa tầng, sự đồng nhất không hợp lý TCI–DAI, và thiếu bằng chứng cross-country quy mô lớn có cấu trúc cho châu Á. Để lấp đầy ba khoảng trống này, luận án đề xuất khung CDCM và phát triển sáu giả thuyết (H1–H6) bao phủ phi tuyến cơ bản, vai trò của TCI và DAI, vai trò của đặc điểm nhà quản trị, vai trò của thể chế ICRV, và dị biệt thời gian. Chương 3 sẽ trình bày thiết kế phương pháp và chiến lược kiểm định hệ giả thuyết này.</w:t>
+        <w:t xml:space="preserve">Phần đầu chương xác lập bốn khái niệm cốt lõi: quốc tế hóa doanh nghiệp (đo bằng FSTS), hiệu quả hoạt động (đo bằng labor productivity là chính), năng lực công nghệ (TCI) và chỉ số chấp nhận số (DAI) như hai construct độc lập, và bối cảnh thể chế được vận hành hóa bằng khung ICRV sáu nhóm. Phần lý thuyết nền trình bày và phân tích bốn lý thuyết kinh điển, Uppsala, RBV, Institutional Theory, và Upper Echelons Theory, cùng với lớp mở rộng Digital Capability Lens, xác định vai trò của từng lý thuyết trong khung giải thích tổng thể của luận án.</w:t>
+      </w:r>
+    </w:p>
+    <w:p>
+      <w:pPr>
+        <w:pStyle w:val="BodyText"/>
+      </w:pPr>
+      <w:r>
+        <w:t xml:space="preserve">Tổng quan thực nghiệm cho thấy các nghiên cứu I-P đã phát triển qua ba giai đoạn, từ tuyến tính dương đến phi tuyến đến tập trung vào moderators; các meta-analyses nhất quán cho thấy tác động tổng hợp là dương nhưng nhỏ với I² &gt; 80%, đòi hỏi cách tiếp cận moderator-centric; và bối cảnh châu Á, đặc biệt là các nền kinh tế frontier và SIDS, đang thiếu đại diện nghiêm trọng trong các nghiên cứu.</w:t>
+      </w:r>
+    </w:p>
+    <w:p>
+      <w:pPr>
+        <w:pStyle w:val="BodyText"/>
+      </w:pPr>
+      <w:r>
+        <w:t xml:space="preserve">Ba khoảng trống được xác định: thiếu khung tích hợp đa tầng, sự đồng nhất không hợp lý TCI-DAI, và thiếu bằng chứng cross-country quy mô lớn có cấu trúc cho châu Á. Để lấp đầy ba khoảng trống này, luận án đề xuất khung CDCM và phát triển sáu giả thuyết (H1-H6) bao phủ phi tuyến cơ bản, vai trò của TCI và DAI, vai trò của đặc điểm nhà quản trị, vai trò của thể chế ICRV, và dị biệt thời gian. Chương 3 sẽ trình bày thiết kế phương pháp và chiến lược kiểm định hệ giả thuyết này.</w:t>
       </w:r>
     </w:p>
     <w:bookmarkEnd w:id="46"/>

--- a/dist/luan_an_ctu/chuong_2_tong_quan_tai_lieu_vi.docx
+++ b/dist/luan_an_ctu/chuong_2_tong_quan_tai_lieu_vi.docx
@@ -16,7 +16,7 @@
         <w:pStyle w:val="FirstParagraph"/>
       </w:pPr>
       <w:r>
-        <w:t xml:space="preserve">Chương 2 có nhiệm vụ hệ thống hóa các khái niệm cốt lõi và lý thuyết nền tảng, lược khảo và đánh giá các công trình thực nghiệm đã công bố về mối quan hệ giữa quốc tế hóa và hiệu quả hoạt động doanh nghiệp, xác định những khoảng trống còn tồn tại trong các nghiên cứu, và từ đó xây dựng khung khái niệm tích hợp cùng hệ giả thuyết nghiên cứu H1-H6 cho luận án. Logic của chương đi từ nền tảng khái niệm đến lý thuyết, từ bằng chứng thực nghiệm đến khoảng trống, và từ khoảng trống đến mô hình nghiên cứu và giả thuyết.</w:t>
+        <w:t xml:space="preserve">Chương 2 đảm nhận bốn nhiệm vụ gắn bó với nhau. Trước hết là hệ thống hóa các khái niệm cốt lõi và lý thuyết nền tảng. Tiếp đó là lược khảo, đánh giá các công trình thực nghiệm đã công bố về mối quan hệ giữa quốc tế hóa và hiệu quả hoạt động doanh nghiệp. Trên cơ sở đó, chương chỉ ra những khoảng trống còn tồn tại, rồi dựng nên khung khái niệm tích hợp cùng hệ giả thuyết H1-H6 cho luận án. Mạch lập luận đi từ nền tảng khái niệm đến lý thuyết, từ một công cụ phân loại bối cảnh thể chế đến bằng chứng thực nghiệm, rồi từ khoảng trống đến mô hình nghiên cứu và giả thuyết. Trục logic ấy phục vụ một mục tiêu xuyên suốt: cho thấy vì sao một quan hệ kinh tế tưởng chừng đơn giản, giữa mức độ quốc tế hóa và hiệu quả doanh nghiệp, lại đòi hỏi một khung giải thích đa tầng để hiểu thấu đáo trong bối cảnh châu Á.</w:t>
       </w:r>
     </w:p>
     <w:p>
@@ -26,7 +26,7 @@
         </w:pict>
       </w:r>
     </w:p>
-    <w:bookmarkStart w:id="24" w:name="các-khái-niệm-cốt-lõi"/>
+    <w:bookmarkStart w:id="25" w:name="các-khái-niệm-cốt-lõi"/>
     <w:p>
       <w:pPr>
         <w:pStyle w:val="Heading2"/>
@@ -35,6 +35,14 @@
         <w:t xml:space="preserve">2.1 Các khái niệm cốt lõi</w:t>
       </w:r>
     </w:p>
+    <w:p>
+      <w:pPr>
+        <w:pStyle w:val="FirstParagraph"/>
+      </w:pPr>
+      <w:r>
+        <w:t xml:space="preserve">Trước khi đi vào lý thuyết và bằng chứng, cần xác lập rõ năm khái niệm cốt lõi mà toàn bộ luận án xoay quanh: quốc tế hóa doanh nghiệp, hiệu quả hoạt động kinh doanh, cường độ xuất khẩu, năng lực công nghệ, và mức độ chấp nhận số. Năm khái niệm này không chỉ là thuật ngữ; chúng là những cấu trúc khái niệm được vận hành hóa thành biến đo lường cụ thể, nên tính rõ ràng và nhất quán của chúng quyết định tính chặt chẽ của toàn bộ thiết kế nghiên cứu.</w:t>
+      </w:r>
+    </w:p>
     <w:bookmarkStart w:id="20" w:name="quốc-tế-hóa-doanh-nghiệp"/>
     <w:p>
       <w:pPr>
@@ -64,33 +72,33 @@
         <w:t xml:space="preserve">”</w:t>
       </w:r>
       <w:r>
-        <w:t xml:space="preserve">, vốn mang nghĩa một xu hướng kinh tế vĩ mô, mà là một thuộc tính đo lường được ở cấp độ doanh nghiệp, phản ánh chiến lược mở rộng quốc tế và mức độ phụ thuộc vào thị trường nước ngoài.</w:t>
-      </w:r>
-    </w:p>
-    <w:p>
-      <w:pPr>
-        <w:pStyle w:val="BodyText"/>
-      </w:pPr>
-      <w:r>
-        <w:t xml:space="preserve">Trong các nghiên cứu, mức độ quốc tế hóa được vận hành hóa bằng nhiều thước đo khác nhau. Sullivan (1994) đề xuất một chỉ số tổng hợp đa chiều bao gồm tỷ trọng doanh thu từ nước ngoài trên tổng doanh thu (foreign sales to total sales, FSTS), tỷ trọng tài sản ở nước ngoài trên tổng tài sản (foreign assets to total assets, FATA), và phạm vi địa lý (geographic scope). Trong những nghiên cứu sử dụng dữ liệu doanh nghiệp từ các nền kinh tế đang phát triển và từ khảo sát doanh nghiệp của Ngân hàng Thế giới (World Bank Enterprise Surveys, WBES), thước đo phổ biến nhất là cường độ xuất khẩu (export intensity), tức là tỷ lệ phần trăm doanh thu xuất khẩu trên tổng doanh thu, hay tương đương với FSTS theo nghĩa rộng (Johanson &amp; Vahlne, 1977; Lu &amp; Beamish, 2004). Luận án này sử dụng FSTS và bình phương FSTS (FSTS²) làm thước đo chính về mức độ quốc tế hóa, với lý do phù hợp với cấu trúc dữ liệu WBES và nhất quán với các nghiên cứu I-P sử dụng bộ dữ liệu tương tự (Bhandari et al., 2023; Do &amp; Phan, 2026a).</w:t>
-      </w:r>
-    </w:p>
-    <w:p>
-      <w:pPr>
-        <w:pStyle w:val="BodyText"/>
-      </w:pPr>
-      <w:r>
-        <w:t xml:space="preserve">Điều quan trọng cần lưu ý là quốc tế hóa không phải là một trạng thái nhị phân, mà là một biến liên tục biểu thị cường độ tham gia thị trường quốc tế, có thể thay đổi theo thời gian và phản ánh quá trình cam kết tích lũy của doanh nghiệp vào các thị trường nước ngoài (Johanson &amp; Vahlne, 1977, 2009).</w:t>
+        <w:t xml:space="preserve">, vốn mang nghĩa một xu hướng kinh tế vĩ mô. Nó là một thuộc tính đo lường được ở cấp độ doanh nghiệp, phản ánh chiến lược mở rộng quốc tế và mức độ phụ thuộc vào thị trường nước ngoài của từng doanh nghiệp.</w:t>
+      </w:r>
+    </w:p>
+    <w:p>
+      <w:pPr>
+        <w:pStyle w:val="BodyText"/>
+      </w:pPr>
+      <w:r>
+        <w:t xml:space="preserve">Các nghiên cứu vận hành hóa mức độ quốc tế hóa bằng nhiều thước đo khác nhau. Sullivan (1994) đề xuất một chỉ số tổng hợp đa chiều, gồm tỷ trọng doanh thu từ nước ngoài trên tổng doanh thu (foreign sales to total sales — FSTS), tỷ trọng tài sản ở nước ngoài trên tổng tài sản (foreign assets to total assets — FATA), và phạm vi địa lý. Với những nghiên cứu dùng dữ liệu doanh nghiệp từ các nền kinh tế đang phát triển và từ Khảo sát Doanh nghiệp của Ngân hàng Thế giới (World Bank Enterprise Surveys — WBES), thước đo phổ biến nhất lại là cường độ xuất khẩu, tức tỷ lệ phần trăm doanh thu xuất khẩu trên tổng doanh thu, tương đương với FSTS theo nghĩa rộng (Johanson &amp; Vahlne, 1977; Lu &amp; Beamish, 2004). Luận án chọn FSTS và bình phương FSTS (FSTS²) làm thước đo chính cho mức độ quốc tế hóa, bởi hai lẽ. Thước đo này phù hợp với cấu trúc dữ liệu WBES, và nó nhất quán với các nghiên cứu về quan hệ quốc tế hóa-hiệu quả kinh doanh (I-P) dùng bộ dữ liệu tương tự (Bhandari et al., 2023; Do &amp; Phan, 2026a).</w:t>
+      </w:r>
+    </w:p>
+    <w:p>
+      <w:pPr>
+        <w:pStyle w:val="BodyText"/>
+      </w:pPr>
+      <w:r>
+        <w:t xml:space="preserve">Cần lưu ý rằng quốc tế hóa không phải là một trạng thái nhị phân. Đó là một biến liên tục, biểu thị cường độ tham gia thị trường quốc tế, có thể thay đổi theo thời gian và phản ánh quá trình cam kết tích lũy của doanh nghiệp vào các thị trường nước ngoài (Johanson &amp; Vahlne, 1977, 2009). Tuy nhiên, trong bối cảnh nền kinh tế đang phát triển và chuyển đổi, biến này thường có phân phối lệch mạnh: phần lớn doanh nghiệp định hướng thị trường nội địa, FSTS trung bình chỉ khoảng 12% và trung vị xấp xỉ 0, trong khi nhóm doanh nghiệp xuất khẩu thực sự chỉ chiếm chừng 18% mẫu (Do &amp; Phan, 2026d). Đặc điểm phân phối này đặt ra một hệ quả phương pháp quan trọng được phân tích sâu hơn ở Mục 2.4, đó là biên tham gia xuất khẩu có thể quan trọng ngang hoặc hơn cường độ xuất khẩu nội bộ trong việc giải thích hiệu quả.</w:t>
       </w:r>
     </w:p>
     <w:bookmarkEnd w:id="20"/>
-    <w:bookmarkStart w:id="21" w:name="hiệu-quả-hoạt-động-doanh-nghiệp"/>
+    <w:bookmarkStart w:id="21" w:name="hiệu-quả-hoạt-động-kinh-doanh"/>
     <w:p>
       <w:pPr>
         <w:pStyle w:val="Heading3"/>
       </w:pPr>
       <w:r>
-        <w:t xml:space="preserve">2.1.2 Hiệu quả hoạt động doanh nghiệp</w:t>
+        <w:t xml:space="preserve">2.1.2 Hiệu quả hoạt động kinh doanh</w:t>
       </w:r>
     </w:p>
     <w:p>
@@ -98,33 +106,77 @@
         <w:pStyle w:val="FirstParagraph"/>
       </w:pPr>
       <w:r>
-        <w:t xml:space="preserve">Hiệu quả hoạt động doanh nghiệp (firm performance) là một khái niệm đa chiều không có một định nghĩa hoặc thước đo thống nhất trong các nghiên cứu. Combs et al. (2005) và Richard et al. (2009) phân biệt ba nhóm thước đo chính: (i) thước đo dựa trên kế toán (accounting-based), bao gồm tỷ suất sinh lời trên tổng tài sản (ROA), tỷ suất sinh lời trên vốn chủ sở hữu (ROE), và tỷ suất sinh lời trên doanh thu (ROS); (ii) thước đo dựa trên thị trường tài chính (market-based), bao gồm Tobin’s Q và tổng lợi nhuận cổ đông; và (iii) thước đo dựa trên năng suất và tăng trưởng (productivity-based), bao gồm năng suất lao động (labor productivity) và tăng trưởng doanh thu.</w:t>
-      </w:r>
-    </w:p>
-    <w:p>
-      <w:pPr>
-        <w:pStyle w:val="BodyText"/>
-      </w:pPr>
-      <w:r>
-        <w:t xml:space="preserve">Trong bối cảnh nghiên cứu sử dụng dữ liệu WBES, vốn không cung cấp thông tin về giá cổ phiếu hay giá trị thị trường, thước đo năng suất lao động là lựa chọn phổ biến nhất và phù hợp nhất về mặt kỹ thuật. Năng suất lao động được tính bằng logarithm tự nhiên của tỷ số doanh thu hàng năm trên số lao động toàn thời gian (ln(doanh thu/lao động)), cho phép so sánh chuẩn hóa giữa các doanh nghiệp thuộc các quốc gia, ngành nghề và quy mô khác nhau (Do &amp; Phan, 2026a). Luận án sử dụng thước đo này làm biến phụ thuộc chính, với ROS và tăng trưởng doanh thu được sử dụng như các thước đo robustness để kiểm tra tính nhất quán của kết quả.</w:t>
-      </w:r>
-    </w:p>
-    <w:p>
-      <w:pPr>
-        <w:pStyle w:val="BodyText"/>
-      </w:pPr>
-      <w:r>
-        <w:t xml:space="preserve">Cần nhấn mạnh rằng việc chọn thước đo hiệu quả không chỉ là quyết định kỹ thuật, mà còn phản ánh quan niệm lý thuyết về hiệu quả. Trong bối cảnh quốc tế hóa ở các nền kinh tế đang phát triển, năng suất lao động phản ánh trực tiếp khả năng chuyển hóa nguồn lực đầu vào thành kết quả đầu ra, qua đó thể hiện năng lực cạnh tranh thực chất của doanh nghiệp, khác với ROA vốn bị ảnh hưởng bởi cấu trúc tài sản và hệ thống kế toán đặc thù của từng quốc gia.</w:t>
+        <w:t xml:space="preserve">Hiệu quả hoạt động kinh doanh (firm performance) là một khái niệm đa chiều, đến nay vẫn chưa có một định nghĩa hay thước đo thống nhất giữa các nghiên cứu. Combs et al. (2005) và Richard et al. (2009) phân biệt ba nhóm thước đo chính. Nhóm thứ nhất dựa trên kế toán, gồm tỷ suất sinh lời trên tổng tài sản (return on assets — ROA), tỷ suất sinh lời trên vốn chủ sở hữu, và tỷ suất sinh lời trên doanh thu (return on sales — ROS). Nhóm thứ hai dựa trên thị trường tài chính, gồm hệ số Tobin’s Q và tổng lợi nhuận cổ đông. Nhóm thứ ba dựa trên năng suất và tăng trưởng, gồm năng suất lao động và tăng trưởng doanh thu.</w:t>
+      </w:r>
+    </w:p>
+    <w:p>
+      <w:pPr>
+        <w:pStyle w:val="BodyText"/>
+      </w:pPr>
+      <w:r>
+        <w:t xml:space="preserve">Với những nghiên cứu dùng dữ liệu WBES, vốn không có thông tin về giá cổ phiếu hay giá trị thị trường, năng suất lao động là lựa chọn phổ biến nhất và cũng phù hợp nhất về mặt kỹ thuật. Năng suất lao động được tính bằng logarit tự nhiên của tỷ số doanh thu hằng năm trên số lao động toàn thời gian, tức</w:t>
+      </w:r>
+      <w:r>
+        <w:t xml:space="preserve"> </w:t>
+      </w:r>
+      <m:oMath>
+        <m:r>
+          <m:rPr>
+            <m:sty m:val="p"/>
+          </m:rPr>
+          <m:t>ln</m:t>
+        </m:r>
+        <m:d>
+          <m:dPr>
+            <m:begChr m:val="("/>
+            <m:endChr m:val=")"/>
+            <m:sepChr m:val=""/>
+            <m:grow/>
+          </m:dPr>
+          <m:e>
+            <m:r>
+              <m:rPr>
+                <m:nor/>
+                <m:sty m:val="p"/>
+              </m:rPr>
+              <m:t>doanh thu</m:t>
+            </m:r>
+            <m:r>
+              <m:rPr>
+                <m:sty m:val="p"/>
+              </m:rPr>
+              <m:t>/</m:t>
+            </m:r>
+            <m:r>
+              <m:rPr>
+                <m:nor/>
+                <m:sty m:val="p"/>
+              </m:rPr>
+              <m:t>lao động</m:t>
+            </m:r>
+          </m:e>
+        </m:d>
+      </m:oMath>
+      <w:r>
+        <w:t xml:space="preserve">, cho phép so sánh đã chuẩn hóa giữa các doanh nghiệp ở những quốc gia, ngành nghề và quy mô khác nhau (Do &amp; Phan, 2026a). Luận án dùng thước đo này làm biến phụ thuộc chính; ROS và tăng trưởng doanh thu đóng vai trò thước đo độ vững để kiểm tra tính nhất quán của kết quả.</w:t>
+      </w:r>
+    </w:p>
+    <w:p>
+      <w:pPr>
+        <w:pStyle w:val="BodyText"/>
+      </w:pPr>
+      <w:r>
+        <w:t xml:space="preserve">Việc chọn thước đo hiệu quả không thuần túy là quyết định kỹ thuật; nó còn phản ánh quan niệm lý thuyết về hiệu quả. Ở bối cảnh quốc tế hóa tại các nền kinh tế đang phát triển, năng suất lao động phản ánh trực tiếp khả năng chuyển hóa nguồn lực đầu vào thành kết quả đầu ra, qua đó cho thấy năng lực cạnh tranh thực chất của doanh nghiệp. Cách hiểu này gắn với truyền thống nghiên cứu năng suất doanh nghiệp coi năng suất là thước đo trung tâm của hiệu quả vi mô và là kênh chính kết nối thương mại với phúc lợi (Wagner, 2007; Cusolito &amp; Maloney, 2018). Năng suất lao động cũng khác với ROA, vốn chịu ảnh hưởng của cấu trúc tài sản và hệ thống kế toán đặc thù từng quốc gia, nên kém tương thích cho so sánh liên quốc gia trên dữ liệu khảo sát doanh nghiệp.</w:t>
       </w:r>
     </w:p>
     <w:bookmarkEnd w:id="21"/>
-    <w:bookmarkStart w:id="22" w:name="Xfff4943f729a78f5449986a54b8a0ad8ed2eb31"/>
+    <w:bookmarkStart w:id="22" w:name="cường-độ-xuất-khẩu-và-thước-đo-fsts"/>
     <w:p>
       <w:pPr>
         <w:pStyle w:val="Heading3"/>
       </w:pPr>
       <w:r>
-        <w:t xml:space="preserve">2.1.3 Năng lực công nghệ và chỉ số chấp nhận số</w:t>
+        <w:t xml:space="preserve">2.1.3 Cường độ xuất khẩu và thước đo FSTS</w:t>
       </w:r>
     </w:p>
     <w:p>
@@ -132,7 +184,33 @@
         <w:pStyle w:val="FirstParagraph"/>
       </w:pPr>
       <w:r>
-        <w:t xml:space="preserve">Một trong những đóng góp khái niệm trọng tâm của luận án là sự phân biệt rõ ràng giữa hai construct: năng lực công nghệ (Technological Capability Index, TCI) và chỉ số chấp nhận số (Digital Adoption Index, DAI). Trong nhiều nghiên cứu trước đây, hai construct này thường bị gộp lại thành một khái niệm chung về</w:t>
+        <w:t xml:space="preserve">Cường độ xuất khẩu là biểu hiện cụ thể và đo lường được nhất của quốc tế hóa trên dữ liệu khảo sát doanh nghiệp, nên xứng đáng được làm rõ như một khái niệm riêng. Trong khuôn khổ luận án, cường độ xuất khẩu được vận hành hóa bằng tỷ lệ doanh thu xuất khẩu trên tổng doanh thu (FSTS), đo trực tiếp từ câu hỏi WBES về tỷ trọng doanh thu đến từ xuất khẩu trực tiếp. Lựa chọn này có ba ưu điểm. Một là, FSTS có sẵn và được định nghĩa nhất quán xuyên các thế hệ bảng hỏi WBES, từ thế hệ PICS3 (2009-2013), thế hệ chuẩn hóa (2014-2018) đến thế hệ BREADY/BEE (2019-2025), nên cho phép gộp dữ liệu đa quốc gia, đa năm. Hai là, FSTS là thước đo cường độ tương đối, độc lập với quy mô tuyệt đối của doanh nghiệp, nên so sánh được giữa doanh nghiệp nhỏ và lớn. Ba là, dạng bình phương FSTS² cho phép kiểm định trực tiếp giả thuyết phi tuyến, vốn là tâm điểm tranh luận của tài liệu I-P.</w:t>
+      </w:r>
+    </w:p>
+    <w:p>
+      <w:pPr>
+        <w:pStyle w:val="BodyText"/>
+      </w:pPr>
+      <w:r>
+        <w:t xml:space="preserve">Dù vậy, FSTS cũng có giới hạn nội tại cần thừa nhận. Thước đo này chỉ phản ánh xuất khẩu trực tiếp, không nắm bắt được xuất khẩu gián tiếp qua chuỗi cung ứng, hay sự tham gia chuỗi giá trị toàn cầu (global value chain — GVC) ở vai trò nhà cung ứng cấp dưới (Kano et al., 2020). Ở các nền kinh tế hội nhập sâu vào GVC như Việt Nam, một phần đáng kể giá trị quốc tế hóa diễn ra qua kênh gián tiếp mà FSTS không ghi nhận được. Luận án nhìn nhận hạn chế này như một ràng buộc đo lường có chủ đích, đánh đổi giữa tính so sánh liên quốc gia và độ tinh tế khái niệm, chứ không phải một thiếu sót lý thuyết.</w:t>
+      </w:r>
+    </w:p>
+    <w:bookmarkEnd w:id="22"/>
+    <w:bookmarkStart w:id="23" w:name="năng-lực-công-nghệ"/>
+    <w:p>
+      <w:pPr>
+        <w:pStyle w:val="Heading3"/>
+      </w:pPr>
+      <w:r>
+        <w:t xml:space="preserve">2.1.4 Năng lực công nghệ</w:t>
+      </w:r>
+    </w:p>
+    <w:p>
+      <w:pPr>
+        <w:pStyle w:val="FirstParagraph"/>
+      </w:pPr>
+      <w:r>
+        <w:t xml:space="preserve">Một trong những đóng góp khái niệm trọng tâm của luận án là phân biệt rạch ròi hai cấu trúc khái niệm thường bị gộp lẫn: năng lực công nghệ (Technological Capability Index — TCI) và chỉ số chấp nhận số (Digital Adoption Index — DAI). Nhiều nghiên cứu trước thường gộp hai cấu trúc này thành một khái niệm chung là</w:t>
       </w:r>
       <w:r>
         <w:t xml:space="preserve"> </w:t>
@@ -147,62 +225,33 @@
         <w:t xml:space="preserve">”</w:t>
       </w:r>
       <w:r>
-        <w:t xml:space="preserve"> </w:t>
-      </w:r>
-      <w:r>
-        <w:t xml:space="preserve">(digital capability), dẫn đến sự mơ hồ lý thuyết và sai lệch trong đo lường (Bhandari et al., 2023; Bustamante et al., 2022).</w:t>
-      </w:r>
-    </w:p>
-    <w:p>
-      <w:pPr>
-        <w:pStyle w:val="BodyText"/>
-      </w:pPr>
-      <w:r>
-        <w:t xml:space="preserve">Năng lực công nghệ (TCI) đề cập đến chiều sâu của năng lực công nghệ được nhập vào tổ chức, phản ánh khả năng hấp thụ, khai thác và phát triển tri thức công nghệ tiên tiến. Các chỉ báo tiêu biểu bao gồm việc sở hữu chứng nhận chất lượng quốc tế (ISO hoặc tương đương) và sử dụng công nghệ được cấp phép từ các đối tác nước ngoài. Về bản chất lý thuyết, TCI gần với khái niệm năng lực hấp thụ (absorptive capacity) của Cohen và Levinthal (1990) và năng lực công nghệ của Lall (1992), đây là chiều sâu nội tại của tổ chức, khó sao chép và tạo ra lợi thế bền vững theo tinh thần RBV (Barney, 1991).</w:t>
-      </w:r>
-    </w:p>
-    <w:p>
-      <w:pPr>
-        <w:pStyle w:val="BodyText"/>
-      </w:pPr>
-      <w:r>
-        <w:t xml:space="preserve">Chỉ số chấp nhận số (Digital Adoption Index, DAI), ngược lại, phản ánh mức độ áp dụng các công cụ số tại giao diện ngoại tại của doanh nghiệp, bao gồm việc sở hữu website, sử dụng email trong giao dịch kinh doanh, thanh toán điện tử, và bán hàng trực tuyến. Đây là các công cụ số có tính bề mặt (surface digital tools) theo phân loại của Verhoef et al. (2021), tức là nằm ở cấp độ số hóa (digitization) và số hóa quy trình (digitalization), chưa đạt đến cấp độ chuyển đổi số toàn diện (digital transformation). Trong phạm vi luận án, DAI được đo bằng proxy</w:t>
-      </w:r>
-      <w:r>
-        <w:t xml:space="preserve"> </w:t>
-      </w:r>
-      <w:r>
-        <w:t xml:space="preserve">“</w:t>
-      </w:r>
-      <w:r>
-        <w:t xml:space="preserve">foundational website adoption</w:t>
-      </w:r>
-      <w:r>
-        <w:t xml:space="preserve">”</w:t>
-      </w:r>
-      <w:r>
-        <w:t xml:space="preserve"> </w:t>
-      </w:r>
-      <w:r>
-        <w:t xml:space="preserve">từ dữ liệu WBES, đây là ràng buộc đo lường có chủ đích do giới hạn của bộ dữ liệu, không phải thiếu sót lý thuyết.</w:t>
-      </w:r>
-    </w:p>
-    <w:p>
-      <w:pPr>
-        <w:pStyle w:val="BodyText"/>
-      </w:pPr>
-      <w:r>
-        <w:t xml:space="preserve">Hai construct TCI và DAI không đồng nhất và vận hành theo cơ chế khác nhau trong mối quan hệ quốc tế hóa, hiệu quả: TCI hoạt động chủ yếu như một nhân tố nâng mặt bằng hiệu quả (level shifter), trong khi DAI có xu hướng làm thay đổi độ dốc hoặc độ cong của đường quan hệ I-P tùy theo bối cảnh (Bhandari et al., 2023; Chen &amp; Meng, 2022). Việc duy trì sự phân biệt rõ ràng này trong suốt luận án là điều kiện tiên quyết để đảm bảo tính thuần khiết của cấu trúc (construct purity) theo tiêu chuẩn của Coltman et al. (2008).</w:t>
-      </w:r>
-    </w:p>
-    <w:bookmarkEnd w:id="22"/>
-    <w:bookmarkStart w:id="23" w:name="bối-cảnh-thể-chế-và-khung-icrv"/>
+        <w:t xml:space="preserve">, và chính sự gộp đó gây mơ hồ về lý thuyết lẫn sai lệch trong đo lường (Bhandari et al., 2023; Bustamante et al., 2022).</w:t>
+      </w:r>
+    </w:p>
+    <w:p>
+      <w:pPr>
+        <w:pStyle w:val="BodyText"/>
+      </w:pPr>
+      <w:r>
+        <w:t xml:space="preserve">Năng lực công nghệ chỉ chiều sâu của công nghệ được nhập vào tổ chức, phản ánh khả năng hấp thụ, khai thác và phát triển tri thức công nghệ tiên tiến. Các chỉ báo tiêu biểu là việc sở hữu chứng nhận chất lượng quốc tế (chứng nhận ISO hoặc tương đương), việc sử dụng công nghệ được cấp phép từ đối tác nước ngoài, hoạt động đổi mới sản phẩm và cường độ nghiên cứu và phát triển (research and development — R&amp;D). Về bản chất lý thuyết, TCI gần với khái niệm năng lực hấp thụ (absorptive capacity) của Cohen và Levinthal (1990) và năng lực công nghệ của Lall (1992). Đó là chiều sâu nội tại của tổ chức, khó sao chép và tạo ra lợi thế bền vững theo tinh thần của lý thuyết dựa trên nguồn lực (Barney, 1991). Theo phân tầng của Verhoef et al. (2021), TCI thuộc các cấp độ năng lực số tầng cao (Tier-2 trở lên), gắn với đầu vào và đầu ra của hoạt động đổi mới chứ không phải sự hiện diện công cụ số cơ bản.</w:t>
+      </w:r>
+    </w:p>
+    <w:p>
+      <w:pPr>
+        <w:pStyle w:val="BodyText"/>
+      </w:pPr>
+      <w:r>
+        <w:t xml:space="preserve">Một lưu ý đo lường quan trọng: TCI là một cấu trúc hình thành (formative composite), tức là một chỉ số tổng hợp từ nhiều thành phần phản ánh các khía cạnh khác nhau của năng lực công nghệ, chứ không phải một cấu trúc phản ánh nơi các chỉ báo cùng đo một biến ngầm duy nhất. Vì vậy, việc gộp các thành phần bằng trọng số phù hợp, và việc kiểm tra tính nhất quán của chúng, là yêu cầu phương pháp cần được xử lý cẩn trọng theo tiêu chuẩn của Coltman et al. (2008).</w:t>
+      </w:r>
+    </w:p>
+    <w:bookmarkEnd w:id="23"/>
+    <w:bookmarkStart w:id="24" w:name="mức-độ-chấp-nhận-số"/>
     <w:p>
       <w:pPr>
         <w:pStyle w:val="Heading3"/>
       </w:pPr>
       <w:r>
-        <w:t xml:space="preserve">2.1.4 Bối cảnh thể chế và khung ICRV</w:t>
+        <w:t xml:space="preserve">2.1.5 Mức độ chấp nhận số</w:t>
       </w:r>
     </w:p>
     <w:p>
@@ -210,41 +259,15 @@
         <w:pStyle w:val="FirstParagraph"/>
       </w:pPr>
       <w:r>
-        <w:t xml:space="preserve">Thể chế (institutions) theo North (1990) là</w:t>
-      </w:r>
-      <w:r>
-        <w:t xml:space="preserve"> </w:t>
-      </w:r>
-      <w:r>
-        <w:t xml:space="preserve">“</w:t>
-      </w:r>
-      <w:r>
-        <w:t xml:space="preserve">luật chơi</w:t>
-      </w:r>
-      <w:r>
-        <w:t xml:space="preserve">”</w:t>
-      </w:r>
-      <w:r>
-        <w:t xml:space="preserve"> </w:t>
-      </w:r>
-      <w:r>
-        <w:t xml:space="preserve">của một xã hội, bao gồm các ràng buộc chính thức (luật pháp, quy định, hợp đồng) và phi chính thức (chuẩn mực, giá trị, văn hóa ứng xử). Thể chế tạo ra cấu trúc khuyến khích và chi phí giao dịch, do đó ảnh hưởng trực tiếp đến chiến lược và kết quả kinh doanh của doanh nghiệp.</w:t>
-      </w:r>
-    </w:p>
-    <w:p>
-      <w:pPr>
-        <w:pStyle w:val="BodyText"/>
-      </w:pPr>
-      <w:r>
-        <w:t xml:space="preserve">Để vận hành hóa bối cảnh thể chế đa cấp và đa quốc gia trong luận án, khung ICRV (Institutional Context Regime Variation, Biến thiên chế độ bối cảnh thể chế) được phát triển như một công cụ phân loại có hệ thống. Khung ICRV chia 47 nền kinh tế trong phạm vi nghiên cứu thành sáu nhóm (sub-regime), dựa trên tổ hợp các chỉ số quản trị toàn cầu (World Governance Indicators, WGI) của Kaufmann et al. (2011), mức độ phát triển kinh tế, và đặc trưng cấu trúc thể chế: Nhóm I (Advanced Innovation-Driven, bao gồm Singapore, Hong Kong, Đài Loan, Hàn Quốc), Nhóm II (Advanced Resource-Driven, bao gồm các nền kinh tế vùng Vịnh), Nhóm III (Upper-middle, điển hình là Trung Quốc), Nhóm IV (Lower-middle transition, bao gồm Việt Nam và Ấn Độ), Nhóm V (Frontier), và Nhóm VI (Pacific SIDS, Small Island Developing States). Khung này mở rộng từ phân loại thể chế của Khanna và Palepu (2010) và được điều chỉnh để phản ánh thực tiễn đa dạng của châu Á và khu vực lân cận.</w:t>
-      </w:r>
-    </w:p>
-    <w:p>
-      <w:pPr>
-        <w:pStyle w:val="BodyText"/>
-      </w:pPr>
-      <w:r>
-        <w:t xml:space="preserve">ICRV không chỉ là một biến phân loại mà còn là một gradient thể chế liên tục, từ môi trường thể chế mạnh, ít rủi ro (Nhóm I) đến môi trường thể chế yếu, nhiều rủi ro và khoảng trống thể chế (Nhóm V và VI). Gradient này tạo ra điều kiện biên (boundary conditions) quan trọng để kiểm định khả năng tổng quát hóa của mối quan hệ I-P, đặc biệt liên quan đến giả thuyết phi tuyến.</w:t>
+        <w:t xml:space="preserve">Chỉ số chấp nhận số vận hành theo logic khác hẳn năng lực công nghệ. Nó phản ánh mức độ áp dụng các công cụ số ở giao diện bên ngoài của doanh nghiệp, gồm việc sở hữu trang web, dùng thư điện tử trong giao dịch, thanh toán điện tử và bán hàng trực tuyến. Theo phân loại của Verhoef et al. (2021), đây là các công cụ số bề mặt, nằm ở cấp độ số hóa thông tin (digitization) và số hóa quy trình (digitalization), chưa chạm tới cấp độ chuyển đổi số toàn diện (digital transformation). Trong khuôn khổ thuật ngữ của luận án, DAI tương ứng với sự hiện diện số cơ bản (Tier-1 digital presence), đo bằng biến đại diện cho mức chấp nhận trang web nền tảng lấy từ dữ liệu WBES. Đây là một ràng buộc đo lường có chủ đích, xuất phát từ giới hạn của bộ dữ liệu, chứ không phải một thiếu sót lý thuyết.</w:t>
+      </w:r>
+    </w:p>
+    <w:p>
+      <w:pPr>
+        <w:pStyle w:val="BodyText"/>
+      </w:pPr>
+      <w:r>
+        <w:t xml:space="preserve">Hai cấu trúc TCI và DAI không đồng nhất, và chúng vận hành theo những cơ chế khác nhau trong quan hệ giữa quốc tế hóa và hiệu quả. TCI hoạt động chủ yếu như một nhân tố nâng mặt bằng hiệu quả; còn DAI lại có xu hướng làm thay đổi độ dốc hoặc độ cong của đường quan hệ I-P tùy theo bối cảnh (Bhandari et al., 2023; Chen &amp; Meng, 2022). Phân tích đa mẫu của Do và Phan (2026a) cho thấy tác động của DAI không cố định mà phụ thuộc đồng thời ba chiều bối cảnh: chế độ thể chế quốc gia, mức cường độ xuất khẩu của doanh nghiệp, và mức độ bão hòa số của nền kinh tế. Ở nền kinh tế đã bão hòa số, nơi gần như mọi doanh nghiệp đều có trang web, DAI mất khả năng phân biệt ở cấp độ doanh nghiệp, một hiện tượng có thể gọi là nghịch lý bão hòa số. Giữ vững sự phân biệt giữa TCI và DAI xuyên suốt luận án là điều kiện tiên quyết để bảo đảm tính thuần khiết của cấu trúc khái niệm và để rút ra hàm ý chính sách phân biệt được.</w:t>
       </w:r>
     </w:p>
     <w:p>
@@ -254,9 +277,9 @@
         </w:pict>
       </w:r>
     </w:p>
-    <w:bookmarkEnd w:id="23"/>
     <w:bookmarkEnd w:id="24"/>
-    <w:bookmarkStart w:id="30" w:name="các-lý-thuyết-nền"/>
+    <w:bookmarkEnd w:id="25"/>
+    <w:bookmarkStart w:id="31" w:name="các-lý-thuyết-nền"/>
     <w:p>
       <w:pPr>
         <w:pStyle w:val="Heading2"/>
@@ -265,7 +288,15 @@
         <w:t xml:space="preserve">2.2 Các lý thuyết nền</w:t>
       </w:r>
     </w:p>
-    <w:bookmarkStart w:id="25" w:name="mô-hình-quốc-tế-hóa-uppsala"/>
+    <w:p>
+      <w:pPr>
+        <w:pStyle w:val="FirstParagraph"/>
+      </w:pPr>
+      <w:r>
+        <w:t xml:space="preserve">Tài liệu nghiên cứu về quan hệ I-P đã tích lũy nhiều thập kỷ nhưng vẫn chưa đạt đồng thuận, dù ở phương diện lý thuyết hay thực nghiệm. Các phân tích tổng hợp (meta-analysis) đều cho thấy tác động chung là dương nhưng nhỏ, trong khi mức dị biệt giữa các nghiên cứu lại rất cao, hàm ý rằng không một lý thuyết đơn lẻ nào đủ sức giải thích trọn vẹn quan hệ này (Bausch &amp; Krist, 2007; Kirca et al., 2012; Marano et al., 2016; Wu et al., 2022). Xuất phát từ nhận thức đó, luận án tiếp cận vấn đề bằng một khung giải thích tích hợp đa tầng, trong đó bốn lý thuyết kinh điển của kinh doanh quốc tế được kết hợp với một lớp mở rộng về năng lực số, nhằm phản ánh quá trình chuyển đổi số và bối cảnh trí tuệ nhân tạo đương đại. Bốn lý thuyết nền không cạnh tranh nhau mà bổ sung cho nhau, mỗi lý thuyết soi sáng một tầng cơ chế khác nhau của quan hệ I-P.</w:t>
+      </w:r>
+    </w:p>
+    <w:bookmarkStart w:id="26" w:name="mô-hình-quốc-tế-hóa-uppsala"/>
     <w:p>
       <w:pPr>
         <w:pStyle w:val="Heading3"/>
@@ -279,15 +310,15 @@
         <w:pStyle w:val="FirstParagraph"/>
       </w:pPr>
       <w:r>
-        <w:t xml:space="preserve">Mô hình Uppsala (Johanson &amp; Vahlne, 1977) là một trong những lý thuyết có ảnh hưởng sâu rộng nhất trong nghiên cứu về quốc tế hóa doanh nghiệp. Được xây dựng trên cơ sở quan sát quá trình quốc tế hóa của các doanh nghiệp Thụy Điển, mô hình đề xuất rằng doanh nghiệp quốc tế hóa theo một quá trình tuần tự và tích lũy, trong đó tri thức thị trường nước ngoài và cam kết nguồn lực vào thị trường đó tác động lẫn nhau theo vòng lặp phản hồi. Doanh nghiệp bắt đầu bằng xuất khẩu gián tiếp, tiến đến đại lý độc lập, sau đó là chi nhánh kinh doanh, và cuối cùng là sản xuất tại nước ngoài, phản ánh mức độ cam kết và tri thức ngày càng tăng.</w:t>
-      </w:r>
-    </w:p>
-    <w:p>
-      <w:pPr>
-        <w:pStyle w:val="BodyText"/>
-      </w:pPr>
-      <w:r>
-        <w:t xml:space="preserve">Một trong những khái niệm trọng tâm của mô hình Uppsala là</w:t>
+        <w:t xml:space="preserve">Mô hình Uppsala (Johanson &amp; Vahlne, 1977) là một trong những lý thuyết có ảnh hưởng sâu rộng nhất trong nghiên cứu về quốc tế hóa doanh nghiệp. Được xây dựng trên cơ sở quan sát quá trình quốc tế hóa của các doanh nghiệp Thụy Điển, mô hình đề xuất rằng doanh nghiệp quốc tế hóa theo một quá trình tuần tự và tích lũy, trong đó tri thức thị trường nước ngoài và cam kết nguồn lực vào thị trường đó tác động lẫn nhau theo vòng lặp phản hồi. Doanh nghiệp bắt đầu bằng xuất khẩu sang các thị trường gần về tâm lý, ngôn ngữ và thể chế, rồi mở rộng dần sang thị trường xa hơn, phản ánh mức độ cam kết và tri thức ngày càng tăng. Phiên bản gốc năm 1977 xoay quanh ba cơ chế gắn kết: cam kết thị trường, tri thức thị trường, và quyết định cam kết hiện tại.</w:t>
+      </w:r>
+    </w:p>
+    <w:p>
+      <w:pPr>
+        <w:pStyle w:val="BodyText"/>
+      </w:pPr>
+      <w:r>
+        <w:t xml:space="preserve">Một trong những khái niệm trọng tâm của mô hình Uppsala là gánh nặng người nước ngoài (liability of foreignness), tức chi phí và bất lợi mà doanh nghiệp phải gánh khi hoạt động trong môi trường văn hóa, thể chế và pháp lý xa lạ (Zaheer, 1995). Johanson và Vahlne (2009) cập nhật mô hình bằng khái niệm gánh nặng người ngoài mạng lưới (liability of outsidership), nhấn mạnh rằng trong nền kinh tế toàn cầu hiện đại, rào cản lớn nhất không còn là khoảng cách địa lý hay tâm lý, mà là vị trí ngoài lề các mạng lưới kinh doanh địa phương. Quá trình hoàn thiện mô hình không dừng ở phiên bản 2009: Vahlne và Johanson (2017), trong bản tổng kết</w:t>
       </w:r>
       <w:r>
         <w:t xml:space="preserve"> </w:t>
@@ -296,226 +327,581 @@
         <w:t xml:space="preserve">“</w:t>
       </w:r>
       <w:r>
-        <w:t xml:space="preserve">gánh nặng của người nước ngoài</w:t>
+        <w:t xml:space="preserve">mô hình Uppsala ở tuổi bốn mươi</w:t>
       </w:r>
       <w:r>
         <w:t xml:space="preserve">”</w:t>
       </w:r>
       <w:r>
+        <w:t xml:space="preserve">, tái định hình mô hình theo hướng tiến hóa của doanh nghiệp đa quốc gia gắn với năng lực động; Coviello, Kano và Liesch (2017) điều chỉnh mô hình cho bối cảnh hiện đại bằng cách kết nối tầng vĩ mô với các nền tảng vi mô; và Vahlne (2020) tiếp tục phát triển hướng đi từ quốc tế hóa sang tiến hóa. Những bản cập nhật này cho thấy Uppsala là một khung lý thuyết đang tiến hóa chứ không cố định ở năm 2009, và chính chúng tạo điểm tựa lý luận cho việc luận án mở rộng cơ chế học hỏi sang môi trường số. Hai loại gánh nặng này lý giải vì sao chi phí quốc tế hóa giai đoạn đầu thường cao, tạo nên một giai đoạn hiệu quả sụt giảm trước khi doanh nghiệp tích lũy đủ tri thức và quan hệ để hưởng lợi từ việc mở rộng (Lu &amp; Beamish, 2004; Contractor et al., 2003).</w:t>
+      </w:r>
+    </w:p>
+    <w:p>
+      <w:pPr>
+        <w:pStyle w:val="BodyText"/>
+      </w:pPr>
+      <w:r>
+        <w:t xml:space="preserve">Mô hình Uppsala cổ điển ra đời trong bối cảnh tiền số, nên đã chịu nhiều thách thức trong thập kỷ gần đây. Các nghiên cứu về doanh nghiệp toàn cầu từ khi khởi sự (born-global firms), tức quốc tế hóa ngay từ đầu mà không theo trình tự tuần tự (Knight &amp; Cavusgil, 2004), về doanh nghiệp đa quốc gia từ thị trường mới nổi với lộ trình quốc tế hóa khác biệt, và về doanh nghiệp nền tảng vươn ra thị trường quốc tế qua nền tảng số mà không cần hiện diện vật lý, đều cho thấy logic của Uppsala không còn phổ quát (Stallkamp &amp; Schotter, 2021; Yang et al., 2025). Luận án không bác bỏ mô hình Uppsala. Thay vào đó, luận án tái định vị nó như một lớp nền lý giải chi phí học hỏi và sự bất định trong giai đoạn đầu quốc tế hóa, đồng thời mở rộng cơ chế học hỏi để bao gồm cả học hỏi tăng cường bằng dữ liệu số (data-augmented learning) trong kỷ nguyên chuyển đổi số, khi dữ liệu từ thị trường nước ngoài có thể được thu thập, xử lý và phân tích nhanh hơn nhiều so với trước; hướng mở rộng này nối tiếp chính lộ trình tiến hóa mà các tác giả Uppsala đã khởi xướng sau 2009 (Vahlne &amp; Johanson, 2017; Vahlne, 2020; Banalieva &amp; Dhanaraj, 2019). Hàm ý cho quan hệ I-P là rõ ràng: chính cơ chế chi phí học hỏi đầu vào cao rồi lợi ích tích lũy về sau của Uppsala tạo nên cơ sở lý luận cho dạng hàm phi tuyến của quan hệ I-P, đặc biệt là giai đoạn đầu chi phí cao trước điểm uốn.</w:t>
+      </w:r>
+    </w:p>
+    <w:bookmarkEnd w:id="26"/>
+    <w:bookmarkStart w:id="27" w:name="quan-điểm-dựa-trên-nguồn-lực"/>
+    <w:p>
+      <w:pPr>
+        <w:pStyle w:val="Heading3"/>
+      </w:pPr>
+      <w:r>
+        <w:t xml:space="preserve">2.2.2 Quan điểm dựa trên nguồn lực</w:t>
+      </w:r>
+    </w:p>
+    <w:p>
+      <w:pPr>
+        <w:pStyle w:val="FirstParagraph"/>
+      </w:pPr>
+      <w:r>
+        <w:t xml:space="preserve">Quan điểm dựa trên nguồn lực (resource-based view — RBV) do Wernerfelt (1984) đặt nền và được Barney (1991) hệ thống hóa thành một khung lý thuyết có ảnh hưởng bền vững. RBV cho rằng doanh nghiệp không chỉ là một chuỗi các hoạt động tạo giá trị, mà còn là một bó nguồn lực. Sự khác biệt về hiệu quả lâu dài giữa các doanh nghiệp bắt nguồn từ khác biệt trong việc sở hữu và khai thác những nguồn lực thỏa mãn tiêu chí VRIN: có giá trị, hiếm có, khó sao chép và khó thay thế.</w:t>
+      </w:r>
+    </w:p>
+    <w:p>
+      <w:pPr>
+        <w:pStyle w:val="BodyText"/>
+      </w:pPr>
+      <w:r>
+        <w:t xml:space="preserve">Đưa vào bối cảnh quốc tế hóa, RBV lý giải vì sao cùng một mức FSTS mà các doanh nghiệp lại đạt hiệu quả rất khác nhau. Doanh nghiệp có năng lực công nghệ, năng lực quản trị vượt trội và năng lực học hỏi mạnh hơn sẽ chuyển hóa quốc tế hóa thành hiệu quả tốt hơn, bởi họ giảm được chi phí của gánh nặng người nước ngoài và khai thác lợi thế cạnh tranh trên phạm vi quốc tế hiệu quả hơn (Hitt et al., 2006; Peng, 2001). Ở cùng một mức độ quốc tế hóa, doanh nghiệp nguồn lực yếu phải gánh chi phí điều phối và rủi ro lớn hơn, trong khi doanh nghiệp giàu nguồn lực VRIN có thể biến chính những thách thức đó thành lợi thế cạnh tranh.</w:t>
+      </w:r>
+    </w:p>
+    <w:p>
+      <w:pPr>
+        <w:pStyle w:val="BodyText"/>
+      </w:pPr>
+      <w:r>
+        <w:t xml:space="preserve">Trong bối cảnh đương đại, RBV được mở rộng bằng lý thuyết năng lực động (dynamic capabilities) của Teece et al. (1997), vốn nhấn mạnh khả năng tích hợp, xây dựng và tái cấu hình các năng lực nội bộ để ứng phó với môi trường cạnh tranh biến động nhanh. Eisenhardt và Martin (2000) làm rõ thêm rằng năng lực động chính là các quy trình tổ chức cho phép tái phân bổ nguồn lực. Trong kỷ nguyên số, theo cách phân biệt của luận án, năng lực công nghệ (TCI) được xem là một dạng năng lực động quan trọng, cho phép doanh nghiệp tái cấu hình nguồn lực và mô hình kinh doanh để đương đầu với sự bất định trong quốc tế hóa, đồng thời nâng cao năng lực hấp thụ tri thức và công nghệ từ thị trường nước ngoài (Bhandari et al., 2023; Verhoef et al., 2021). Trong khi đó, DAI là chỉ số chấp nhận số nền tảng, đo sự hiện diện cơ bản, phản ánh mức chấp nhận số sơ khởi chứ không phải năng lực động theo nghĩa của Teece et al. (1997). RBV cung cấp nền lý thuyết trực tiếp cho giả thuyết H2 về vai trò điều tiết của TCI, với hàm ý rằng năng lực công nghệ nâng mặt bằng hiệu quả và làm sắc nét hơn độ cong của đường quan hệ I-P.</w:t>
+      </w:r>
+    </w:p>
+    <w:bookmarkEnd w:id="27"/>
+    <w:bookmarkStart w:id="28" w:name="lý-thuyết-thể-chế"/>
+    <w:p>
+      <w:pPr>
+        <w:pStyle w:val="Heading3"/>
+      </w:pPr>
+      <w:r>
+        <w:t xml:space="preserve">2.2.3 Lý thuyết thể chế</w:t>
+      </w:r>
+    </w:p>
+    <w:p>
+      <w:pPr>
+        <w:pStyle w:val="FirstParagraph"/>
+      </w:pPr>
+      <w:r>
+        <w:t xml:space="preserve">Trong kinh doanh quốc tế, lý thuyết thể chế (institutional theory) rút ra từ nhiều nguồn lý luận: kinh tế học thể chế mới của North (1990), xã hội học thể chế của Scott (1995), và lý thuyết về khoảng trống thể chế của Khanna và Palepu (2010). Điểm chung của các hướng tiếp cận này là cùng nhấn mạnh vai trò của môi trường thể chế, cả chính thức lẫn phi chính thức, trong việc định hình chiến lược và kết quả kinh doanh của doanh nghiệp.</w:t>
+      </w:r>
+    </w:p>
+    <w:p>
+      <w:pPr>
+        <w:pStyle w:val="BodyText"/>
+      </w:pPr>
+      <w:r>
+        <w:t xml:space="preserve">North (1990) chỉ ra rằng thể chế là</w:t>
+      </w:r>
+      <w:r>
         <w:t xml:space="preserve"> </w:t>
       </w:r>
       <w:r>
-        <w:t xml:space="preserve">(liability of foreignness), chi phí và bất lợi mà doanh nghiệp phải gánh chịu khi hoạt động ở môi trường văn hóa, thể chế, và pháp lý xa lạ (Zaheer, 1995). Johanson và Vahlne (2009) cập nhật mô hình bằng cách bổ sung khái niệm</w:t>
+        <w:t xml:space="preserve">“</w:t>
+      </w:r>
+      <w:r>
+        <w:t xml:space="preserve">luật chơi</w:t>
+      </w:r>
+      <w:r>
+        <w:t xml:space="preserve">”</w:t>
       </w:r>
       <w:r>
         <w:t xml:space="preserve"> </w:t>
       </w:r>
       <w:r>
-        <w:t xml:space="preserve">“</w:t>
-      </w:r>
-      <w:r>
-        <w:t xml:space="preserve">gánh nặng của người ngoài mạng lưới</w:t>
-      </w:r>
-      <w:r>
-        <w:t xml:space="preserve">”</w:t>
+        <w:t xml:space="preserve">của một xã hội, bao gồm các ràng buộc chính thức như luật pháp, quy định, hợp đồng, quyền sở hữu, và các ràng buộc phi chính thức như chuẩn mực, giá trị, văn hóa ứng xử. Thể chế hiệu quả giúp giảm chi phí giao dịch, bảo vệ quyền sở hữu trí tuệ và tạo môi trường khuyến khích đầu tư dài hạn. Ngược lại, ở các nền kinh tế đang phát triển, sự vắng mặt hoặc yếu kém của các thể chế trung gian thị trường, từ hệ thống pháp lý đến thị trường vốn, từ tổ chức đánh giá tín nhiệm đến hiệp hội ngành nghề, tạo ra những khoảng trống thể chế (institutional voids) làm tăng chi phí giao dịch và rủi ro cho doanh nghiệp khi hoạt động hay mở rộng ra nước ngoài (Khanna &amp; Palepu, 2010). Peng (2003) bổ sung bằng khung chiến lược dựa trên thể chế, lập luận rằng ở các nền kinh tế mới nổi, thể chế không phải bối cảnh phông nền mà là một lực định hình chiến lược ngang hàng với ngành và nguồn lực.</w:t>
+      </w:r>
+    </w:p>
+    <w:p>
+      <w:pPr>
+        <w:pStyle w:val="BodyText"/>
+      </w:pPr>
+      <w:r>
+        <w:t xml:space="preserve">Một bước tinh chỉnh quan trọng đến từ Xu (2024), người phân tách quy tắc hình thức trên giấy (de jure) với thực thi thực tế (de facto), qua đó giải thích vì sao những nền kinh tế có khung pháp lý tương tự lại tạo ra kết quả kinh doanh rất khác nhau. Kim et al. (2026) cung cấp một khung đo lường năng lực thể chế (institutional capacity) theo hai chiều, chiều tổ chức gồm nhân sự, tài chính, hệ thống thông tin, quản lý, và chiều quản trị gồm minh bạch, độc lập, trách nhiệm giải trình; nghiên cứu đa quốc gia này xác nhận tương quan dương bền vững giữa năng lực thể chế và phát triển kinh tế. Về phía bằng chứng tổng hợp, Marano et al. (2016) trên 170 nghiên cứu thuộc 32 quốc gia cho thấy thể chế quốc gia nguồn điều tiết đáng kể quan hệ I-P, với khả năng dịch chuyển điểm uốn của đường cong; doanh nghiệp từ các nền kinh tế thể chế yếu hơn thường thu được lợi ích thấp hơn, thậm chí chịu tổn thất khi quốc tế hóa. Cuervo-Cazurra et al. (2018) bổ sung một góc nhìn khác: sự bất định thể chế ở quốc gia nguồn không chỉ là thách thức mà còn có thể rèn cho doanh nghiệp một năng lực quản lý bất định đặc thù, nhờ đó họ cạnh tranh hiệu quả hơn ở những thị trường nước ngoài có đặc điểm tương tự. Lý thuyết thể chế là nền tảng lý luận cho giả thuyết H5 và cho khung phân tích ICRV trình bày ở Mục 2.3.</w:t>
+      </w:r>
+    </w:p>
+    <w:bookmarkEnd w:id="28"/>
+    <w:bookmarkStart w:id="29" w:name="lý-thuyết-bậc-trên"/>
+    <w:p>
+      <w:pPr>
+        <w:pStyle w:val="Heading3"/>
+      </w:pPr>
+      <w:r>
+        <w:t xml:space="preserve">2.2.4 Lý thuyết Bậc trên</w:t>
+      </w:r>
+    </w:p>
+    <w:p>
+      <w:pPr>
+        <w:pStyle w:val="FirstParagraph"/>
+      </w:pPr>
+      <w:r>
+        <w:t xml:space="preserve">Lý thuyết Bậc trên (upper echelons theory) do Hambrick và Mason (1984) đề xuất và được Hambrick (2007) cập nhật, cho rằng các quyết định chiến lược lớn và kết quả của tổ chức không phải là sản phẩm của những quy trình hoàn toàn duy lý, mà phản ánh đặc điểm nhận thức, giá trị và kinh nghiệm của nhà quản trị cấp cao. Nói cách khác, tổ chức là sự phản chiếu của những người đứng đầu nó. Các đặc điểm có liên quan gồm tuổi, học vấn, kinh nghiệm chức năng, thâm niên, kinh nghiệm quốc tế và giới tính. Hambrick (2007) bổ sung hai khái niệm điều hòa: mức độ tự do quyết định của nhà quản trị (managerial discretion) và áp lực công việc, vốn quyết định mức độ mà đặc điểm cá nhân thực sự chuyển hóa thành kết quả tổ chức.</w:t>
+      </w:r>
+    </w:p>
+    <w:p>
+      <w:pPr>
+        <w:pStyle w:val="BodyText"/>
+      </w:pPr>
+      <w:r>
+        <w:t xml:space="preserve">Đặt trong bối cảnh quốc tế hóa, lý thuyết này có hai hàm ý trực tiếp. Một mặt, kinh nghiệm quốc tế của nhà quản trị cấp cao, đo bằng số năm làm việc hoặc học tập ở nước ngoài hay mức độ tiếp xúc với thị trường quốc tế, giúp giảm nhận thức về gánh nặng người nước ngoài và nâng cao khả năng đánh giá cơ hội, quản trị rủi ro ở thị trường quốc tế (Hsu et al., 2013; Sambharya, 1996). Mặt khác, sự đa dạng giới tính trong lãnh đạo, đặc biệt là sự hiện diện của quản trị viên nữ ở các vị trí lãnh đạo, gắn với nhận thức chiến lược đa chiều hơn và thực tiễn quản trị rủi ro thận trọng hơn, qua đó tác động tích cực đến hiệu quả doanh nghiệp trong quá trình quốc tế hóa (Post &amp; Byron, 2015). Hai hàm ý này là cơ sở lý thuyết cho giả thuyết H4 về vai trò của đặc điểm nhà quản trị cấp cao. Tuy nhiên, trên mẫu đa quốc gia quy mô lớn, khác biệt cấp doanh nghiệp về đặc điểm nhà quản trị nhiều khả năng nâng mặt bằng hiệu quả hơn là tái định hình toàn bộ độ cong của đường quan hệ I-P, vốn được chi phối chủ yếu bởi các yếu tố thể chế và mức độ trưởng thành thị trường ở cấp nền kinh tế (Do &amp; Phan, 2026d).</w:t>
+      </w:r>
+    </w:p>
+    <w:bookmarkEnd w:id="29"/>
+    <w:bookmarkStart w:id="30" w:name="lớp-mở-rộng-lăng-kính-số"/>
+    <w:p>
+      <w:pPr>
+        <w:pStyle w:val="Heading3"/>
+      </w:pPr>
+      <w:r>
+        <w:t xml:space="preserve">2.2.5 Lớp mở rộng: lăng kính số</w:t>
+      </w:r>
+    </w:p>
+    <w:p>
+      <w:pPr>
+        <w:pStyle w:val="FirstParagraph"/>
+      </w:pPr>
+      <w:r>
+        <w:t xml:space="preserve">Bốn lý thuyết nền trên đều ra đời chủ yếu trong bối cảnh tiền số. Sự bùng nổ của kinh tế số và trí tuệ nhân tạo từ cuối thập niên 2010 đến nay đặt ra yêu cầu cập nhật và mở rộng các lý thuyết kinh doanh quốc tế, sao cho phản ánh được logic mới của quốc tế hóa trong kỷ nguyên số. Lăng kính số (digital lens) không phải là một lý thuyết thay thế bốn lý thuyết kinh điển, mà là một lớp mở rộng đan cài vào chúng, làm sắc nét lại các cơ chế cũ trong điều kiện công nghệ mới.</w:t>
+      </w:r>
+    </w:p>
+    <w:p>
+      <w:pPr>
+        <w:pStyle w:val="BodyText"/>
+      </w:pPr>
+      <w:r>
+        <w:t xml:space="preserve">Banalieva và Dhanaraj (2019) nằm trong số những nghiên cứu đầu tiên đề xuất cập nhật lý thuyết nội hóa cho nền kinh tế số. Họ lập luận rằng dữ liệu số và tương tác dựa trên nền tảng làm giảm sự phụ thuộc vào hiện diện vật lý, qua đó thay đổi căn bản logic về quyết định nội hóa, làm khoảng cách tâm lý giảm đến mức tối thiểu và đẩy nhanh quốc tế hóa từ giai đoạn đầu. Stallkamp và Schotter (2021) đẩy luận điểm này đi xa hơn khi chỉ ra rằng doanh nghiệp nền tảng quốc tế hóa theo một logic đa diện, khác hẳn với công ty đa quốc gia truyền thống, trong đó hiệu ứng mạng lưới tạo ra lợi thế quy mô không bị biên giới địa lý ràng buộc, và nền tảng số cho phép doanh nghiệp nhỏ ở thị trường mới nổi quốc tế hóa với chi phí gần bằng không. Verhoef et al. (2021) đóng góp một khung khái niệm phân tầng ba cấp độ là số hóa thông tin, số hóa quy trình và chuyển đổi số toàn diện, đồng thời nhấn mạnh rằng ba cấp độ này khác nhau về chiều sâu tổ chức lẫn tác động kinh doanh. Yang et al. (2025) bổ sung bằng một tổng quan hệ thống về quốc tế hóa của doanh nghiệp số, phác họa những lý thuyết cần điều chỉnh và các hướng nghiên cứu tiếp theo.</w:t>
+      </w:r>
+    </w:p>
+    <w:p>
+      <w:pPr>
+        <w:pStyle w:val="BodyText"/>
+      </w:pPr>
+      <w:r>
+        <w:t xml:space="preserve">Trong luận án, lớp năng lực số đóng vai trò mở rộng RBV theo hai chiều. Một là xác định TCI và DAI như hai loại tài sản số có chiều sâu và cơ chế vận hành khác nhau, qua đó hình thành nền tảng cho việc tách bạch H2 và H3. Hai là mở rộng mô hình Uppsala bằng cơ chế học hỏi dựa trên dữ liệu số. Sự tích hợp này tạo thành lớp thứ năm của khung lý thuyết, bổ sung cho bốn lý thuyết kinh điển để hợp thành một khung giải thích hoàn chỉnh, phù hợp với thực tiễn kinh doanh đương đại. Bảng 2.1 tóm lược vai trò của từng tầng lý thuyết trong khung tích hợp.</w:t>
+      </w:r>
+    </w:p>
+    <w:p>
+      <w:pPr>
+        <w:pStyle w:val="BodyText"/>
+      </w:pPr>
+      <w:r>
+        <w:rPr>
+          <w:bCs/>
+          <w:b/>
+        </w:rPr>
+        <w:t xml:space="preserve">Bảng 2.1.</w:t>
       </w:r>
       <w:r>
         <w:t xml:space="preserve"> </w:t>
       </w:r>
       <w:r>
-        <w:t xml:space="preserve">(liability of outsidership), nhấn mạnh rằng trong nền kinh tế toàn cầu hiện đại, rào cản lớn nhất không phải là khoảng cách địa lý hay tâm lý, mà là vị trí ngoài lề của các mạng lưới kinh doanh địa phương. Hai loại gánh nặng này giải thích vì sao chi phí quốc tế hóa giai đoạn đầu thường cao, tạo ra giai đoạn hiệu quả giảm trước khi doanh nghiệp tích lũy đủ tri thức và quan hệ để thu được lợi ích từ mở rộng quốc tế (Lu &amp; Beamish, 2004; Contractor et al., 2003).</w:t>
-      </w:r>
-    </w:p>
-    <w:p>
-      <w:pPr>
-        <w:pStyle w:val="BodyText"/>
-      </w:pPr>
-      <w:r>
-        <w:t xml:space="preserve">Tuy nhiên, mô hình Uppsala cổ điển được xây dựng trong bối cảnh tiền số và tiền nền tảng (pre-platform), nên đã bị thách thức đáng kể trong thập kỷ gần đây. Các nghiên cứu về born-global firms, tức doanh nghiệp quốc tế hóa ngay từ giai đoạn đầu mà không theo trình tự tuần tự, và platform firms, tức doanh nghiệp công nghệ tận dụng nền tảng số để vươn ra thị trường quốc tế không cần hiện diện vật lý, cho thấy logic của Uppsala không còn phổ quát (Stallkamp &amp; Schotter, 2021; Yang et al., 2025). Trong luận án này, mô hình Uppsala không bị bác bỏ, mà được tái định vị như một lớp nền giải thích chi phí học hỏi và bất định trong giai đoạn đầu quốc tế hóa, còn cơ chế học hỏi được mở rộng để bao gồm</w:t>
-      </w:r>
-      <w:r>
-        <w:t xml:space="preserve"> </w:t>
-      </w:r>
-      <w:r>
-        <w:t xml:space="preserve">“</w:t>
-      </w:r>
-      <w:r>
-        <w:t xml:space="preserve">học hỏi tăng cường bằng dữ liệu số</w:t>
-      </w:r>
-      <w:r>
-        <w:t xml:space="preserve">”</w:t>
-      </w:r>
-      <w:r>
-        <w:t xml:space="preserve"> </w:t>
-      </w:r>
-      <w:r>
-        <w:t xml:space="preserve">(data-augmented learning) trong kỷ nguyên chuyển đổi số, nơi dữ liệu từ thị trường nước ngoài có thể được thu thập, xử lý và phân tích nhanh hơn nhiều so với trước (Banalieva &amp; Dhanaraj, 2019).</w:t>
-      </w:r>
-    </w:p>
-    <w:bookmarkEnd w:id="25"/>
-    <w:bookmarkStart w:id="26" w:name="lý-thuyết-dựa-trên-nguồn-lực"/>
-    <w:p>
-      <w:pPr>
-        <w:pStyle w:val="Heading3"/>
-      </w:pPr>
-      <w:r>
-        <w:t xml:space="preserve">2.2.2 Lý thuyết dựa trên nguồn lực</w:t>
-      </w:r>
-    </w:p>
-    <w:p>
-      <w:pPr>
-        <w:pStyle w:val="FirstParagraph"/>
-      </w:pPr>
-      <w:r>
-        <w:t xml:space="preserve">Lý thuyết dựa trên nguồn lực (Resource-Based View, RBV) do Wernerfelt (1984) đặt nền và được Barney (1991) hệ thống hóa thành một khung lý thuyết có ảnh hưởng bền vững. RBV cho rằng doanh nghiệp không chỉ là tập hợp các hoạt động giá trị (value chain) mà còn là bó nguồn lực (bundle of resources), và sự khác biệt về hiệu quả lâu dài giữa các doanh nghiệp bắt nguồn từ sự khác biệt trong sở hữu và khai thác các nguồn lực thỏa mãn tiêu chí VRIN: có giá trị (Valuable), hiếm có (Rare), khó sao chép (Inimitable), và khó thay thế (Non-substitutable).</w:t>
-      </w:r>
-    </w:p>
-    <w:p>
-      <w:pPr>
-        <w:pStyle w:val="BodyText"/>
-      </w:pPr>
-      <w:r>
-        <w:t xml:space="preserve">Áp dụng vào bối cảnh quốc tế hóa, RBV giải thích vì sao cùng một mức độ FSTS nhưng các doanh nghiệp lại đạt hiệu quả rất khác nhau: những doanh nghiệp sở hữu năng lực công nghệ, năng lực quản trị vượt trội, và năng lực học hỏi mạnh hơn sẽ chuyển hóa quốc tế hóa thành hiệu quả tốt hơn do họ có thể giảm chi phí liability of foreignness và khai thác lợi thế cạnh tranh trên phạm vi quốc tế hiệu quả hơn (Hitt et al., 2006; Peng, 2001). Cùng mức độ quốc tế hóa, doanh nghiệp có nguồn lực yếu hơn sẽ gánh chịu chi phí điều phối và rủi ro lớn hơn, trong khi doanh nghiệp có nguồn lực VRIN mạnh hơn có thể biến những thách thức đó thành lợi thế cạnh tranh.</w:t>
-      </w:r>
-    </w:p>
-    <w:p>
-      <w:pPr>
-        <w:pStyle w:val="BodyText"/>
-      </w:pPr>
-      <w:r>
-        <w:t xml:space="preserve">Trong bối cảnh đương đại, RBV được mở rộng bằng lý thuyết năng lực động (dynamic capabilities) của Teece et al. (1997), nhấn mạnh khả năng của doanh nghiệp trong việc tích hợp, xây dựng và tái cấu hình các năng lực nội bộ để ứng phó với môi trường cạnh tranh thay đổi nhanh chóng. Trong kỷ nguyên số, năng lực công nghệ (TCI), theo phân biệt của luận án, được xem là một dạng năng lực động quan trọng, cho phép doanh nghiệp tái cấu hình nguồn lực và mô hình kinh doanh để ứng phó với bất định trong quốc tế hóa (Bhandari et al., 2023; Verhoef et al., 2021). DAI, chỉ số áp dụng số nền tảng (Tier-1 proxy) đo lường sự hiện diện website, phản ánh mức độ chấp nhận kỹ thuật số cơ bản chứ không phải năng lực động theo nghĩa Teece et al. (1997). RBV cung cấp nền lý thuyết trực tiếp cho giả thuyết H2 về vai trò điều tiết của TCI, trong khi H3 về DAI được neo đậu trong Foundational Digital Adoption Framework (Banalieva &amp; Dhanaraj, 2019).</w:t>
-      </w:r>
-    </w:p>
-    <w:bookmarkEnd w:id="26"/>
-    <w:bookmarkStart w:id="27" w:name="lý-thuyết-thể-chế"/>
-    <w:p>
-      <w:pPr>
-        <w:pStyle w:val="Heading3"/>
-      </w:pPr>
-      <w:r>
-        <w:t xml:space="preserve">2.2.3 Lý thuyết thể chế</w:t>
-      </w:r>
-    </w:p>
-    <w:p>
-      <w:pPr>
-        <w:pStyle w:val="FirstParagraph"/>
-      </w:pPr>
-      <w:r>
-        <w:t xml:space="preserve">Lý thuyết thể chế (Institutional Theory) trong kinh doanh quốc tế rút từ nhiều nguồn lý luận: kinh tế học thể chế mới của North (1990), xã hội học thể chế của Scott (1995), và lý thuyết về khoảng trống thể chế (institutional voids) của Khanna và Palepu (2010). Điểm chung của các tiếp cận này là nhấn mạnh vai trò của môi trường thể chế, cả chính thức lẫn phi chính thức, trong việc định hình chiến lược và kết quả kinh doanh của doanh nghiệp.</w:t>
-      </w:r>
-    </w:p>
-    <w:p>
-      <w:pPr>
-        <w:pStyle w:val="BodyText"/>
-      </w:pPr>
-      <w:r>
-        <w:t xml:space="preserve">North (1990) chỉ ra rằng thể chế hiệu quả làm giảm chi phí giao dịch, bảo vệ quyền sở hữu trí tuệ, và tạo ra môi trường khuyến khích đầu tư dài hạn. Ngược lại, ở các nền kinh tế đang phát triển, sự vắng mặt hoặc yếu kém của các thể chế trung gian thị trường, từ hệ thống pháp lý đến thị trường vốn, từ tổ chức đánh giá tín nhiệm đến hiệp hội ngành nghề, tạo ra</w:t>
-      </w:r>
-      <w:r>
-        <w:t xml:space="preserve"> </w:t>
-      </w:r>
-      <w:r>
-        <w:t xml:space="preserve">“</w:t>
-      </w:r>
-      <w:r>
-        <w:t xml:space="preserve">khoảng trống thể chế</w:t>
-      </w:r>
-      <w:r>
-        <w:t xml:space="preserve">”</w:t>
-      </w:r>
-      <w:r>
-        <w:t xml:space="preserve"> </w:t>
-      </w:r>
-      <w:r>
-        <w:t xml:space="preserve">(institutional voids) làm tăng chi phí giao dịch và rủi ro cho doanh nghiệp khi hoạt động hoặc mở rộng ra nước ngoài (Khanna &amp; Palepu, 2010).</w:t>
-      </w:r>
-    </w:p>
-    <w:p>
-      <w:pPr>
-        <w:pStyle w:val="BodyText"/>
-      </w:pPr>
-      <w:r>
-        <w:t xml:space="preserve">Trong các nghiên cứu về quan hệ I-P, bằng chứng meta-analytic của Marano et al. (2016), phân tích 170 nghiên cứu với 32 quốc gia giai đoạn 1972-2012, cho thấy thể chế quốc gia nguồn điều tiết đáng kể mối quan hệ quốc tế hóa, hiệu quả, với doanh nghiệp từ các nền kinh tế có thể chế yếu hơn có xu hướng thu được lợi ích thấp hơn hoặc thậm chí tổn thất từ quốc tế hóa. Cuervo-Cazurra et al. (2018) bổ sung rằng bất định thể chế ở quốc gia nguồn (home country uncertainty) không chỉ tạo ra thách thức mà còn có thể xây dựng năng lực quản lý bất định đặc thù, giúp doanh nghiệp ở các thị trường mới nổi cạnh tranh hiệu quả hơn ở các thị trường nước ngoài có đặc điểm tương tự. Lý thuyết thể chế cung cấp nền tảng lý luận cho giả thuyết H5 và cho khung ICRV trong luận án.</w:t>
-      </w:r>
-    </w:p>
-    <w:bookmarkEnd w:id="27"/>
-    <w:bookmarkStart w:id="28" w:name="lý-thuyết-thượng-tầng-quản-trị"/>
-    <w:p>
-      <w:pPr>
-        <w:pStyle w:val="Heading3"/>
-      </w:pPr>
-      <w:r>
-        <w:t xml:space="preserve">2.2.4 Lý thuyết thượng tầng quản trị</w:t>
-      </w:r>
-    </w:p>
-    <w:p>
-      <w:pPr>
-        <w:pStyle w:val="FirstParagraph"/>
-      </w:pPr>
-      <w:r>
-        <w:t xml:space="preserve">Lý thuyết thượng tầng quản trị (Upper Echelons Theory) do Hambrick và Mason (1984) đề xuất và được Hambrick (2007) cập nhật, cho rằng các quyết định chiến lược lớn và kết quả của tổ chức không phải là sản phẩm của các quy trình duy lý hoàn toàn, mà phản ánh đặc điểm nhận thức, giá trị và kinh nghiệm của nhà quản trị cấp cao. Nói cách khác,</w:t>
-      </w:r>
-      <w:r>
-        <w:t xml:space="preserve"> </w:t>
-      </w:r>
-      <w:r>
-        <w:t xml:space="preserve">“</w:t>
-      </w:r>
-      <w:r>
-        <w:t xml:space="preserve">tổ chức là sự phản chiếu của nhà quản trị đỉnh cao</w:t>
-      </w:r>
-      <w:r>
-        <w:t xml:space="preserve">”</w:t>
-      </w:r>
-      <w:r>
-        <w:t xml:space="preserve"> </w:t>
-      </w:r>
-      <w:r>
-        <w:t xml:space="preserve">(Hambrick &amp; Mason, 1984, tr. 193).</w:t>
-      </w:r>
-    </w:p>
-    <w:p>
-      <w:pPr>
-        <w:pStyle w:val="BodyText"/>
-      </w:pPr>
-      <w:r>
-        <w:t xml:space="preserve">Trong bối cảnh quốc tế hóa, Upper Echelons Theory có hai hàm ý trực tiếp. Thứ nhất, kinh nghiệm quốc tế của nhà quản trị cấp cao, được đo bằng số năm kinh nghiệm làm việc hoặc học tập ở nước ngoài, hay tiếp xúc với thị trường quốc tế, giúp giảm nhận thức về liability of foreignness và nâng cao khả năng đánh giá cơ hội, quản trị rủi ro ở thị trường quốc tế (Hsu et al., 2013; Sambharya, 1996). Thứ hai, sự đa dạng giới tính trong lãnh đạo, đặc biệt là sự hiện diện của quản trị viên nữ ở các vị trí lãnh đạo, liên quan đến nhận thức chiến lược đa chiều hơn và thực tiễn quản trị rủi ro thận trọng hơn, qua đó có tác động tích cực đến hiệu quả doanh nghiệp trong quá trình quốc tế hóa (Post &amp; Byron, 2015). Những hàm ý này cung cấp cơ sở lý thuyết cho giả thuyết H4 về vai trò điều tiết của đặc điểm nhà quản trị cấp cao.</w:t>
-      </w:r>
-    </w:p>
-    <w:bookmarkEnd w:id="28"/>
-    <w:bookmarkStart w:id="29" w:name="lớp-mở-rộng-digital-capability-lens"/>
-    <w:p>
-      <w:pPr>
-        <w:pStyle w:val="Heading3"/>
-      </w:pPr>
-      <w:r>
-        <w:t xml:space="preserve">2.2.5 Lớp mở rộng: Digital Capability Lens</w:t>
-      </w:r>
-    </w:p>
-    <w:p>
-      <w:pPr>
-        <w:pStyle w:val="FirstParagraph"/>
-      </w:pPr>
-      <w:r>
-        <w:t xml:space="preserve">Bốn lý thuyết nền trên được xây dựng chủ yếu trong bối cảnh tiền số (pre-digital). Sự phát triển mạnh mẽ của kinh tế số và trí tuệ nhân tạo từ cuối thập niên 2010 đến nay đặt ra yêu cầu cập nhật và mở rộng các lý thuyết kinh doanh quốc tế để phản ánh logic mới của quốc tế hóa trong kỷ nguyên số.</w:t>
-      </w:r>
-    </w:p>
-    <w:p>
-      <w:pPr>
-        <w:pStyle w:val="BodyText"/>
-      </w:pPr>
-      <w:r>
-        <w:t xml:space="preserve">Banalieva và Dhanaraj (2019) là một trong những nghiên cứu đầu tiên đề xuất cập nhật lý thuyết nội hóa (internalization theory) cho nền kinh tế số, lập luận rằng dữ liệu số và tương tác dựa trên nền tảng làm giảm sự phụ thuộc vào hiện diện vật lý và thay đổi cơ bản logic về quyết định nội hóa. Stallkamp và Schotter (2021) mở rộng luận điểm này bằng cách chỉ ra rằng các doanh nghiệp nền tảng (platform firms) quốc tế hóa theo logic đa diện (multi-sided) khác hẳn với các MNCs truyền thống, với hiệu ứng mạng lưới tạo ra lợi thế quy mô không bị ràng buộc bởi biên giới địa lý. Verhoef et al. (2021) cung cấp khung khái niệm phân tầng ba cấp độ: số hóa thông tin (digitization), số hóa quy trình (digitalization), và chuyển đổi số toàn diện (digital transformation), nhấn mạnh rằng các cấp độ này khác nhau về chiều sâu tổ chức và tác động kinh doanh. Yang et al. (2025) bổ sung bằng systematic review về quốc tế hóa của các doanh nghiệp số, phác thảo các lý thuyết cần điều chỉnh và hướng nghiên cứu tiếp theo.</w:t>
-      </w:r>
-    </w:p>
-    <w:p>
-      <w:pPr>
-        <w:pStyle w:val="BodyText"/>
-      </w:pPr>
-      <w:r>
-        <w:t xml:space="preserve">Trong luận án, lớp mở rộng về năng lực số đóng vai trò mở rộng RBV bằng cách xác định TCI và DAI như hai loại tài sản số có chiều sâu và cơ chế vận hành khác nhau, đồng thời mở rộng Uppsala bằng cơ chế học hỏi dựa trên dữ liệu số. Sự tích hợp này tạo thành lớp thứ năm của khung lý thuyết, bổ sung cho bốn lý thuyết kinh điển để tạo thành một khung giải thích hoàn chỉnh và phù hợp với thực tiễn kinh doanh đương đại.</w:t>
-      </w:r>
-    </w:p>
+        <w:rPr>
+          <w:iCs/>
+          <w:i/>
+        </w:rPr>
+        <w:t xml:space="preserve">Năm tầng lý thuyết và vai trò của chúng trong khung giải thích của luận án.</w:t>
+      </w:r>
+    </w:p>
+    <w:tbl>
+      <w:tblPr>
+        <w:tblStyle w:val="Table"/>
+        <w:tblW w:type="pct" w:w="5000"/>
+        <w:tblLook w:firstRow="1" w:lastRow="0" w:firstColumn="0" w:lastColumn="0" w:noHBand="0" w:noVBand="0" w:val="0020"/>
+        <w:jc w:val="start"/>
+      </w:tblPr>
+      <w:tblGrid>
+        <w:gridCol w:w="1320"/>
+        <w:gridCol w:w="1485"/>
+        <w:gridCol w:w="1320"/>
+        <w:gridCol w:w="1980"/>
+        <w:gridCol w:w="1815"/>
+      </w:tblGrid>
+      <w:tr>
+        <w:trPr>
+          <w:tblHeader w:val="true"/>
+        </w:trPr>
+        <w:tc>
+          <w:tcPr/>
+          <w:p>
+            <w:pPr>
+              <w:pStyle w:val="Compact"/>
+              <w:jc w:val="left"/>
+            </w:pPr>
+            <w:r>
+              <w:t xml:space="preserve">Tầng lý thuyết</w:t>
+            </w:r>
+          </w:p>
+        </w:tc>
+        <w:tc>
+          <w:tcPr/>
+          <w:p>
+            <w:pPr>
+              <w:pStyle w:val="Compact"/>
+              <w:jc w:val="left"/>
+            </w:pPr>
+            <w:r>
+              <w:t xml:space="preserve">Tác giả nền tảng</w:t>
+            </w:r>
+          </w:p>
+        </w:tc>
+        <w:tc>
+          <w:tcPr/>
+          <w:p>
+            <w:pPr>
+              <w:pStyle w:val="Compact"/>
+              <w:jc w:val="left"/>
+            </w:pPr>
+            <w:r>
+              <w:t xml:space="preserve">Cơ chế cốt lõi</w:t>
+            </w:r>
+          </w:p>
+        </w:tc>
+        <w:tc>
+          <w:tcPr/>
+          <w:p>
+            <w:pPr>
+              <w:pStyle w:val="Compact"/>
+              <w:jc w:val="left"/>
+            </w:pPr>
+            <w:r>
+              <w:t xml:space="preserve">Hàm ý cho quan hệ I-P</w:t>
+            </w:r>
+          </w:p>
+        </w:tc>
+        <w:tc>
+          <w:tcPr/>
+          <w:p>
+            <w:pPr>
+              <w:pStyle w:val="Compact"/>
+              <w:jc w:val="left"/>
+            </w:pPr>
+            <w:r>
+              <w:t xml:space="preserve">Giả thuyết liên quan</w:t>
+            </w:r>
+          </w:p>
+        </w:tc>
+      </w:tr>
+      <w:tr>
+        <w:tc>
+          <w:tcPr/>
+          <w:p>
+            <w:pPr>
+              <w:pStyle w:val="Compact"/>
+              <w:jc w:val="left"/>
+            </w:pPr>
+            <w:r>
+              <w:t xml:space="preserve">Mô hình Uppsala</w:t>
+            </w:r>
+          </w:p>
+        </w:tc>
+        <w:tc>
+          <w:tcPr/>
+          <w:p>
+            <w:pPr>
+              <w:pStyle w:val="Compact"/>
+              <w:jc w:val="left"/>
+            </w:pPr>
+            <w:r>
+              <w:t xml:space="preserve">Johanson &amp; Vahlne (1977, 2009); Vahlne &amp; Johanson (2017); Vahlne (2020)</w:t>
+            </w:r>
+          </w:p>
+        </w:tc>
+        <w:tc>
+          <w:tcPr/>
+          <w:p>
+            <w:pPr>
+              <w:pStyle w:val="Compact"/>
+              <w:jc w:val="left"/>
+            </w:pPr>
+            <w:r>
+              <w:t xml:space="preserve">Học hỏi tích lũy; gánh nặng người nước ngoài và người ngoài mạng lưới; tiến hóa sang năng lực động</w:t>
+            </w:r>
+          </w:p>
+        </w:tc>
+        <w:tc>
+          <w:tcPr/>
+          <w:p>
+            <w:pPr>
+              <w:pStyle w:val="Compact"/>
+              <w:jc w:val="left"/>
+            </w:pPr>
+            <w:r>
+              <w:t xml:space="preserve">Chi phí đầu vào cao rồi lợi ích về sau tạo phi tuyến</w:t>
+            </w:r>
+          </w:p>
+        </w:tc>
+        <w:tc>
+          <w:tcPr/>
+          <w:p>
+            <w:pPr>
+              <w:pStyle w:val="Compact"/>
+              <w:jc w:val="left"/>
+            </w:pPr>
+            <w:r>
+              <w:t xml:space="preserve">H1</w:t>
+            </w:r>
+          </w:p>
+        </w:tc>
+      </w:tr>
+      <w:tr>
+        <w:tc>
+          <w:tcPr/>
+          <w:p>
+            <w:pPr>
+              <w:pStyle w:val="Compact"/>
+              <w:jc w:val="left"/>
+            </w:pPr>
+            <w:r>
+              <w:t xml:space="preserve">Quan điểm dựa trên nguồn lực</w:t>
+            </w:r>
+          </w:p>
+        </w:tc>
+        <w:tc>
+          <w:tcPr/>
+          <w:p>
+            <w:pPr>
+              <w:pStyle w:val="Compact"/>
+              <w:jc w:val="left"/>
+            </w:pPr>
+            <w:r>
+              <w:t xml:space="preserve">Wernerfelt (1984); Barney (1991); Teece et al. (1997)</w:t>
+            </w:r>
+          </w:p>
+        </w:tc>
+        <w:tc>
+          <w:tcPr/>
+          <w:p>
+            <w:pPr>
+              <w:pStyle w:val="Compact"/>
+              <w:jc w:val="left"/>
+            </w:pPr>
+            <w:r>
+              <w:t xml:space="preserve">Nguồn lực VRIN và năng lực động; năng lực hấp thụ</w:t>
+            </w:r>
+          </w:p>
+        </w:tc>
+        <w:tc>
+          <w:tcPr/>
+          <w:p>
+            <w:pPr>
+              <w:pStyle w:val="Compact"/>
+              <w:jc w:val="left"/>
+            </w:pPr>
+            <w:r>
+              <w:t xml:space="preserve">Năng lực công nghệ nâng mặt bằng và làm sắc nét đường cong</w:t>
+            </w:r>
+          </w:p>
+        </w:tc>
+        <w:tc>
+          <w:tcPr/>
+          <w:p>
+            <w:pPr>
+              <w:pStyle w:val="Compact"/>
+              <w:jc w:val="left"/>
+            </w:pPr>
+            <w:r>
+              <w:t xml:space="preserve">H2</w:t>
+            </w:r>
+          </w:p>
+        </w:tc>
+      </w:tr>
+      <w:tr>
+        <w:tc>
+          <w:tcPr/>
+          <w:p>
+            <w:pPr>
+              <w:pStyle w:val="Compact"/>
+              <w:jc w:val="left"/>
+            </w:pPr>
+            <w:r>
+              <w:t xml:space="preserve">Lý thuyết thể chế</w:t>
+            </w:r>
+          </w:p>
+        </w:tc>
+        <w:tc>
+          <w:tcPr/>
+          <w:p>
+            <w:pPr>
+              <w:pStyle w:val="Compact"/>
+              <w:jc w:val="left"/>
+            </w:pPr>
+            <w:r>
+              <w:t xml:space="preserve">North (1990); Khanna &amp; Palepu (2010); Peng (2003)</w:t>
+            </w:r>
+          </w:p>
+        </w:tc>
+        <w:tc>
+          <w:tcPr/>
+          <w:p>
+            <w:pPr>
+              <w:pStyle w:val="Compact"/>
+              <w:jc w:val="left"/>
+            </w:pPr>
+            <w:r>
+              <w:t xml:space="preserve">Chi phí giao dịch; khoảng trống thể chế</w:t>
+            </w:r>
+          </w:p>
+        </w:tc>
+        <w:tc>
+          <w:tcPr/>
+          <w:p>
+            <w:pPr>
+              <w:pStyle w:val="Compact"/>
+              <w:jc w:val="left"/>
+            </w:pPr>
+            <w:r>
+              <w:t xml:space="preserve">Chất lượng thể chế dịch chuyển vị trí điểm uốn</w:t>
+            </w:r>
+          </w:p>
+        </w:tc>
+        <w:tc>
+          <w:tcPr/>
+          <w:p>
+            <w:pPr>
+              <w:pStyle w:val="Compact"/>
+              <w:jc w:val="left"/>
+            </w:pPr>
+            <w:r>
+              <w:t xml:space="preserve">H5</w:t>
+            </w:r>
+          </w:p>
+        </w:tc>
+      </w:tr>
+      <w:tr>
+        <w:tc>
+          <w:tcPr/>
+          <w:p>
+            <w:pPr>
+              <w:pStyle w:val="Compact"/>
+              <w:jc w:val="left"/>
+            </w:pPr>
+            <w:r>
+              <w:t xml:space="preserve">Lý thuyết Bậc trên</w:t>
+            </w:r>
+          </w:p>
+        </w:tc>
+        <w:tc>
+          <w:tcPr/>
+          <w:p>
+            <w:pPr>
+              <w:pStyle w:val="Compact"/>
+              <w:jc w:val="left"/>
+            </w:pPr>
+            <w:r>
+              <w:t xml:space="preserve">Hambrick &amp; Mason (1984); Hambrick (2007)</w:t>
+            </w:r>
+          </w:p>
+        </w:tc>
+        <w:tc>
+          <w:tcPr/>
+          <w:p>
+            <w:pPr>
+              <w:pStyle w:val="Compact"/>
+              <w:jc w:val="left"/>
+            </w:pPr>
+            <w:r>
+              <w:t xml:space="preserve">Nhận thức và kinh nghiệm nhà quản trị cấp cao</w:t>
+            </w:r>
+          </w:p>
+        </w:tc>
+        <w:tc>
+          <w:tcPr/>
+          <w:p>
+            <w:pPr>
+              <w:pStyle w:val="Compact"/>
+              <w:jc w:val="left"/>
+            </w:pPr>
+            <w:r>
+              <w:t xml:space="preserve">Đặc điểm lãnh đạo nâng mặt bằng hiệu quả</w:t>
+            </w:r>
+          </w:p>
+        </w:tc>
+        <w:tc>
+          <w:tcPr/>
+          <w:p>
+            <w:pPr>
+              <w:pStyle w:val="Compact"/>
+              <w:jc w:val="left"/>
+            </w:pPr>
+            <w:r>
+              <w:t xml:space="preserve">H4</w:t>
+            </w:r>
+          </w:p>
+        </w:tc>
+      </w:tr>
+      <w:tr>
+        <w:tc>
+          <w:tcPr/>
+          <w:p>
+            <w:pPr>
+              <w:pStyle w:val="Compact"/>
+              <w:jc w:val="left"/>
+            </w:pPr>
+            <w:r>
+              <w:t xml:space="preserve">Lăng kính số</w:t>
+            </w:r>
+          </w:p>
+        </w:tc>
+        <w:tc>
+          <w:tcPr/>
+          <w:p>
+            <w:pPr>
+              <w:pStyle w:val="Compact"/>
+              <w:jc w:val="left"/>
+            </w:pPr>
+            <w:r>
+              <w:t xml:space="preserve">Banalieva &amp; Dhanaraj (2019); Verhoef et al. (2021)</w:t>
+            </w:r>
+          </w:p>
+        </w:tc>
+        <w:tc>
+          <w:tcPr/>
+          <w:p>
+            <w:pPr>
+              <w:pStyle w:val="Compact"/>
+              <w:jc w:val="left"/>
+            </w:pPr>
+            <w:r>
+              <w:t xml:space="preserve">Học hỏi dữ liệu số; công cụ số bề mặt</w:t>
+            </w:r>
+          </w:p>
+        </w:tc>
+        <w:tc>
+          <w:tcPr/>
+          <w:p>
+            <w:pPr>
+              <w:pStyle w:val="Compact"/>
+              <w:jc w:val="left"/>
+            </w:pPr>
+            <w:r>
+              <w:t xml:space="preserve">Chấp nhận số làm thay đổi độ dốc và độ cong</w:t>
+            </w:r>
+          </w:p>
+        </w:tc>
+        <w:tc>
+          <w:tcPr/>
+          <w:p>
+            <w:pPr>
+              <w:pStyle w:val="Compact"/>
+              <w:jc w:val="left"/>
+            </w:pPr>
+            <w:r>
+              <w:t xml:space="preserve">H3, H6</w:t>
+            </w:r>
+          </w:p>
+        </w:tc>
+      </w:tr>
+    </w:tbl>
     <w:p>
       <w:r>
         <w:pict>
@@ -523,24 +909,32 @@
         </w:pict>
       </w:r>
     </w:p>
-    <w:bookmarkEnd w:id="29"/>
     <w:bookmarkEnd w:id="30"/>
-    <w:bookmarkStart w:id="35" w:name="tổng-quan-thực-nghiệm"/>
+    <w:bookmarkEnd w:id="31"/>
+    <w:bookmarkStart w:id="35" w:name="X2f563549d451d07b2fcdc13ea4cc68d3f069115"/>
     <w:p>
       <w:pPr>
         <w:pStyle w:val="Heading2"/>
       </w:pPr>
       <w:r>
-        <w:t xml:space="preserve">2.3 Tổng quan thực nghiệm</w:t>
-      </w:r>
-    </w:p>
-    <w:bookmarkStart w:id="31" w:name="X7f641bf6922b156818ad1d073db37d611accdb1"/>
+        <w:t xml:space="preserve">2.3 Khung phân tích Biến thiên chế độ bối cảnh thể chế (ICRV)</w:t>
+      </w:r>
+    </w:p>
+    <w:p>
+      <w:pPr>
+        <w:pStyle w:val="FirstParagraph"/>
+      </w:pPr>
+      <w:r>
+        <w:t xml:space="preserve">Lý thuyết thể chế chỉ ra rằng môi trường thể chế chi phối lợi ích ròng của quốc tế hóa, nhưng để kiểm định luận điểm đó trên một mẫu đa quốc gia rộng lớn, cần một công cụ vận hành hóa bối cảnh thể chế thành biến phân tích cụ thể. Châu Á không phải là một khối đồng nhất về thể chế. Các phân tích tổng hợp đã ghi nhận bối cảnh thể chế là biến điều tiết quan trọng nhất của quan hệ I-P, nhưng chưa có nghiên cứu nào thiết lập một hệ thống phân loại thể chế toàn diện cho phạm vi rộng các nền kinh tế châu Á và Thái Bình Dương (Marano et al., 2016; Wu et al., 2022). Luận án phát triển khung Biến thiên chế độ bối cảnh thể chế (Institutional Context Regime Variation — ICRV) để lấp khoảng trống đó.</w:t>
+      </w:r>
+    </w:p>
+    <w:bookmarkStart w:id="32" w:name="cơ-sở-và-nguyên-tắc-xây-dựng-icrv"/>
     <w:p>
       <w:pPr>
         <w:pStyle w:val="Heading3"/>
       </w:pPr>
       <w:r>
-        <w:t xml:space="preserve">2.3.1 Giai đoạn phát triển của các nghiên cứu I-P</w:t>
+        <w:t xml:space="preserve">2.3.1 Cơ sở và nguyên tắc xây dựng ICRV</w:t>
       </w:r>
     </w:p>
     <w:p>
@@ -548,59 +942,843 @@
         <w:pStyle w:val="FirstParagraph"/>
       </w:pPr>
       <w:r>
-        <w:t xml:space="preserve">Nghiên cứu về mối quan hệ giữa quốc tế hóa và hiệu quả hoạt động doanh nghiệp (I-P relationship) đã trải qua hơn bốn thập kỷ phát triển, với những thay đổi đáng kể về cả câu hỏi nghiên cứu, phương pháp luận, và kết luận lý thuyết.</w:t>
-      </w:r>
-    </w:p>
-    <w:p>
-      <w:pPr>
-        <w:pStyle w:val="BodyText"/>
-      </w:pPr>
-      <w:r>
-        <w:t xml:space="preserve">Giai đoạn đầu (từ thập niên 1980 đến giữa thập niên 1990) đặc trưng bởi giả định về quan hệ tuyến tính dương giữa quốc tế hóa và hiệu quả. Grant (1987) và Kim et al. (1989) cho rằng quốc tế hóa giúp doanh nghiệp khai thác lợi thế theo quy mô (economies of scale), lợi thế phạm vi (economies of scope), và phân tán rủi ro kinh tế vĩ mô, do đó dẫn đến hiệu quả cao hơn. Logic này trực quan và phù hợp với quan sát ban đầu về các MNCs thành công từ Mỹ, Châu Âu và Nhật Bản.</w:t>
-      </w:r>
-    </w:p>
-    <w:p>
-      <w:pPr>
-        <w:pStyle w:val="BodyText"/>
-      </w:pPr>
-      <w:r>
-        <w:t xml:space="preserve">Giai đoạn thứ hai (từ cuối thập niên 1990 đến đầu thập niên 2000) chứng kiến sự xuất hiện của mô hình phi tuyến, thách thức giả định tuyến tính giản đơn. Hitt et al. (1997) là nghiên cứu đầu tiên kiểm định và tìm thấy bằng chứng cho quan hệ chữ U ngược (inverted-U) giữa đa dạng hóa sản phẩm quốc tế và hiệu quả, lập luận rằng lợi ích từ quốc tế hóa tăng đến một điểm tối ưu rồi suy giảm do chi phí điều phối và phức tạp tổ chức vượt qua lợi ích. Gomes và Ramaswamy (1999) cung cấp bằng chứng tương tự trong bối cảnh doanh nghiệp đa ngành. Contractor et al. (2003) và Lu và Beamish (2004) tinh chỉnh mô hình phi tuyến với đề xuất</w:t>
+        <w:t xml:space="preserve">Khung ICRV phân loại các nền kinh tế trong phạm vi nghiên cứu thành sáu nhóm con (ICRV sub-regime), dựa trên tổ hợp ba căn cứ: bộ chỉ số quản trị thế giới (World Governance Indicators — WGI) của Kaufmann et al. (2011), mức độ phát triển kinh tế đo bằng thu nhập quốc gia bình quân đầu người theo phương pháp Atlas của Ngân hàng Thế giới, và đặc trưng cấu trúc thể chế của từng nền kinh tế. Về mặt khái niệm, ICRV sắp xếp các nền kinh tế theo hai chiều lý thuyết phân biệt mà các phân loại trước thường gộp chung: năng lực thể chế, tức chất lượng thể chế chính thức theo tinh thần của North (1990) và truyền thống các mô hình tư bản chủ nghĩa khác nhau (Hall &amp; Soskice, 2001); và mức độ tổn thương nguồn lực, tức mức phơi nhiễm trước các cú sốc bên ngoài, sự hẹp hòi về nguồn lực sản xuất, và các khoảng trống thể chế mà doanh nghiệp buộc phải nội hóa (Khanna &amp; Palepu, 2010). Khung này mở rộng từ phân loại thể chế của Khanna và Palepu (2010), được điều chỉnh cho phù hợp với thực tiễn đa dạng của châu Á và khu vực lân cận, đồng thời tham chiếu khung năng lực thể chế của Kim et al. (2026).</w:t>
+      </w:r>
+    </w:p>
+    <w:p>
+      <w:pPr>
+        <w:pStyle w:val="BodyText"/>
+      </w:pPr>
+      <w:r>
+        <w:t xml:space="preserve">Cần nhấn mạnh rằng tên gọi đầy đủ của khung là Biến thiên chế độ bối cảnh thể chế (Institutional Context Regime Variation — ICRV), phản ánh đúng bản chất của nó: một dải biến thiên liên tục của bối cảnh thể chế, được rời rạc hóa thành sáu chế độ để tiện cho phân tích so sánh.</w:t>
+      </w:r>
+    </w:p>
+    <w:bookmarkEnd w:id="32"/>
+    <w:bookmarkStart w:id="33" w:name="sáu-nhóm-chế-độ-thể-chế"/>
+    <w:p>
+      <w:pPr>
+        <w:pStyle w:val="Heading3"/>
+      </w:pPr>
+      <w:r>
+        <w:t xml:space="preserve">2.3.2 Sáu nhóm chế độ thể chế</w:t>
+      </w:r>
+    </w:p>
+    <w:p>
+      <w:pPr>
+        <w:pStyle w:val="FirstParagraph"/>
+      </w:pPr>
+      <w:r>
+        <w:t xml:space="preserve">Sáu nhóm con của ICRV được phân định như sau.</w:t>
+      </w:r>
+    </w:p>
+    <w:p>
+      <w:pPr>
+        <w:pStyle w:val="BodyText"/>
+      </w:pPr>
+      <w:r>
+        <w:t xml:space="preserve">Nhóm I, tiên tiến dẫn dắt bằng đổi mới (Advanced Innovation-Driven), gồm các nền kinh tế như Singapore, Hong Kong, Hàn Quốc, Đài Loan, Israel và Cyprus. Đặc trưng là chỉ số WGI về thượng tôn pháp luật rất cao, thu nhập bình quân đầu người trên 30.000 USD, và tăng trưởng dựa trên đổi mới công nghệ, dịch vụ tài chính, hàm lượng tri thức cao. Bằng chứng WBES cho thấy cường độ R&amp;D trên 10%, tỷ lệ chứng nhận ISO trên 20%, và phân tán năng suất ở mức vừa phải.</w:t>
+      </w:r>
+    </w:p>
+    <w:p>
+      <w:pPr>
+        <w:pStyle w:val="BodyText"/>
+      </w:pPr>
+      <w:r>
+        <w:t xml:space="preserve">Nhóm II, tiên tiến dẫn dắt bằng tài nguyên (Advanced Resource-Driven), gồm các nền kinh tế vùng Vịnh như Saudi Arabia, Qatar, Kuwait, Bahrain, Brunei và Oman. Đặc trưng là chất lượng thể chế trung bình, thu nhập cao nhưng dựa vào xuất khẩu tài nguyên thiên nhiên. Bằng chứng WBES cho thấy FDI cao hướng khai thác tài nguyên và phân tán năng suất rất hẹp, đặc trưng của mô hình kinh tế tô nhượng (rentier state).</w:t>
+      </w:r>
+    </w:p>
+    <w:p>
+      <w:pPr>
+        <w:pStyle w:val="BodyText"/>
+      </w:pPr>
+      <w:r>
+        <w:t xml:space="preserve">Nhóm III, thu nhập trung bình cao (Upper-middle), điển hình là Trung Quốc, cùng Malaysia, Thái Lan, Kazakhstan, Armenia và Georgia. Đặc trưng là nền kinh tế chuyển đổi từ sản xuất sang dịch vụ, với R&amp;D đang tăng nhanh, đặc biệt ở Trung Quốc giai đoạn 2018-2025.</w:t>
+      </w:r>
+    </w:p>
+    <w:p>
+      <w:pPr>
+        <w:pStyle w:val="BodyText"/>
+      </w:pPr>
+      <w:r>
+        <w:t xml:space="preserve">Nhóm IV, chuyển đổi thu nhập trung bình thấp hay đang nổi (Emerging), gồm Việt Nam, Indonesia, Philippines, Ấn Độ, Sri Lanka, Jordan và Mông Cổ. Đặc trưng là tốc độ tăng trưởng cao nhưng khoảng cách lớn giữa quy tắc pháp lý trên giấy và thực thi thực tế (Xu, 2024), sản xuất dẫn dắt bởi FDI và xuất khẩu.</w:t>
+      </w:r>
+    </w:p>
+    <w:p>
+      <w:pPr>
+        <w:pStyle w:val="BodyText"/>
+      </w:pPr>
+      <w:r>
+        <w:t xml:space="preserve">Nhóm V, cận biên (Frontier), gồm 17 nền kinh tế như Bangladesh, Pakistan, Lào, Campuchia, Myanmar, Nepal và một số nền kinh tế đang trải qua hoặc vừa thoát khỏi xung đột. Đặc trưng là chất lượng thể chế thấp, khoảng trống thể chế lớn, phân tán năng suất cao nhất, R&amp;D thấp nhất, nhưng đổi mới sản phẩm lại cao do doanh nghiệp buộc phải đổi mới bằng nguồn lực hạn chế.</w:t>
+      </w:r>
+    </w:p>
+    <w:p>
+      <w:pPr>
+        <w:pStyle w:val="BodyText"/>
+      </w:pPr>
+      <w:r>
+        <w:t xml:space="preserve">Nhóm VI, đảo nhỏ Thái Bình Dương (Pacific SIDS), gồm các quốc đảo nhỏ đang phát triển (Small Island Developing States — SIDS) như Fiji, Papua New Guinea, Solomon Islands, Tonga, Vanuatu, Samoa và Kiribati. Đặc trưng là dân số rất nhỏ, cô lập địa lý xa các trung tâm thương mại, phụ thuộc nặng vào viện trợ và kiều hối theo mô hình MIRAB (Bertram, 2006), và chi phí hậu cần cực cao.</w:t>
+      </w:r>
+    </w:p>
+    <w:p>
+      <w:pPr>
+        <w:pStyle w:val="BodyText"/>
+      </w:pPr>
+      <w:r>
+        <w:rPr>
+          <w:bCs/>
+          <w:b/>
+        </w:rPr>
+        <w:t xml:space="preserve">Bảng 2.2.</w:t>
       </w:r>
       <w:r>
         <w:t xml:space="preserve"> </w:t>
       </w:r>
       <w:r>
-        <w:t xml:space="preserve">“</w:t>
-      </w:r>
-      <w:r>
-        <w:t xml:space="preserve">đường cong chữ S ba giai đoạn</w:t>
-      </w:r>
-      <w:r>
-        <w:t xml:space="preserve">”</w:t>
+        <w:rPr>
+          <w:iCs/>
+          <w:i/>
+        </w:rPr>
+        <w:t xml:space="preserve">Sáu nhóm chế độ thể chế ICRV: tiêu chí, đại diện và cơ chế quốc tế hóa-hiệu quả dự kiến.</w:t>
+      </w:r>
+    </w:p>
+    <w:tbl>
+      <w:tblPr>
+        <w:tblStyle w:val="Table"/>
+        <w:tblW w:type="pct" w:w="5000"/>
+        <w:tblLook w:firstRow="1" w:lastRow="0" w:firstColumn="0" w:lastColumn="0" w:noHBand="0" w:noVBand="0" w:val="0020"/>
+        <w:jc w:val="start"/>
+      </w:tblPr>
+      <w:tblGrid>
+        <w:gridCol w:w="1102"/>
+        <w:gridCol w:w="1002"/>
+        <w:gridCol w:w="1002"/>
+        <w:gridCol w:w="2706"/>
+        <w:gridCol w:w="2105"/>
+      </w:tblGrid>
+      <w:tr>
+        <w:trPr>
+          <w:tblHeader w:val="true"/>
+        </w:trPr>
+        <w:tc>
+          <w:tcPr/>
+          <w:p>
+            <w:pPr>
+              <w:pStyle w:val="Compact"/>
+              <w:jc w:val="left"/>
+            </w:pPr>
+            <w:r>
+              <w:t xml:space="preserve">Nhóm ICRV</w:t>
+            </w:r>
+          </w:p>
+        </w:tc>
+        <w:tc>
+          <w:tcPr/>
+          <w:p>
+            <w:pPr>
+              <w:pStyle w:val="Compact"/>
+              <w:jc w:val="left"/>
+            </w:pPr>
+            <w:r>
+              <w:t xml:space="preserve">Tên nhóm</w:t>
+            </w:r>
+          </w:p>
+        </w:tc>
+        <w:tc>
+          <w:tcPr/>
+          <w:p>
+            <w:pPr>
+              <w:pStyle w:val="Compact"/>
+              <w:jc w:val="left"/>
+            </w:pPr>
+            <w:r>
+              <w:t xml:space="preserve">Đại diện</w:t>
+            </w:r>
+          </w:p>
+        </w:tc>
+        <w:tc>
+          <w:tcPr/>
+          <w:p>
+            <w:pPr>
+              <w:pStyle w:val="Compact"/>
+              <w:jc w:val="left"/>
+            </w:pPr>
+            <w:r>
+              <w:t xml:space="preserve">WGI/Thượng tôn pháp luật</w:t>
+            </w:r>
+          </w:p>
+        </w:tc>
+        <w:tc>
+          <w:tcPr/>
+          <w:p>
+            <w:pPr>
+              <w:pStyle w:val="Compact"/>
+              <w:jc w:val="left"/>
+            </w:pPr>
+            <w:r>
+              <w:t xml:space="preserve">Cơ chế I-P dự kiến</w:t>
+            </w:r>
+          </w:p>
+        </w:tc>
+      </w:tr>
+      <w:tr>
+        <w:tc>
+          <w:tcPr/>
+          <w:p>
+            <w:pPr>
+              <w:pStyle w:val="Compact"/>
+              <w:jc w:val="left"/>
+            </w:pPr>
+            <w:r>
+              <w:t xml:space="preserve">I</w:t>
+            </w:r>
+          </w:p>
+        </w:tc>
+        <w:tc>
+          <w:tcPr/>
+          <w:p>
+            <w:pPr>
+              <w:pStyle w:val="Compact"/>
+              <w:jc w:val="left"/>
+            </w:pPr>
+            <w:r>
+              <w:t xml:space="preserve">Tiên tiến dẫn dắt bằng đổi mới</w:t>
+            </w:r>
+          </w:p>
+        </w:tc>
+        <w:tc>
+          <w:tcPr/>
+          <w:p>
+            <w:pPr>
+              <w:pStyle w:val="Compact"/>
+              <w:jc w:val="left"/>
+            </w:pPr>
+            <w:r>
+              <w:t xml:space="preserve">Singapore, Hàn Quốc, Đài Loan</w:t>
+            </w:r>
+          </w:p>
+        </w:tc>
+        <w:tc>
+          <w:tcPr/>
+          <w:p>
+            <w:pPr>
+              <w:pStyle w:val="Compact"/>
+              <w:jc w:val="left"/>
+            </w:pPr>
+            <w:r>
+              <w:t xml:space="preserve">Rất cao (&gt;+0,80)</w:t>
+            </w:r>
+          </w:p>
+        </w:tc>
+        <w:tc>
+          <w:tcPr/>
+          <w:p>
+            <w:pPr>
+              <w:pStyle w:val="Compact"/>
+              <w:jc w:val="left"/>
+            </w:pPr>
+            <w:r>
+              <w:t xml:space="preserve">Lợi ích quốc tế hóa cao, điểm uốn sớm</w:t>
+            </w:r>
+          </w:p>
+        </w:tc>
+      </w:tr>
+      <w:tr>
+        <w:tc>
+          <w:tcPr/>
+          <w:p>
+            <w:pPr>
+              <w:pStyle w:val="Compact"/>
+              <w:jc w:val="left"/>
+            </w:pPr>
+            <w:r>
+              <w:t xml:space="preserve">II</w:t>
+            </w:r>
+          </w:p>
+        </w:tc>
+        <w:tc>
+          <w:tcPr/>
+          <w:p>
+            <w:pPr>
+              <w:pStyle w:val="Compact"/>
+              <w:jc w:val="left"/>
+            </w:pPr>
+            <w:r>
+              <w:t xml:space="preserve">Tiên tiến dẫn dắt bằng tài nguyên</w:t>
+            </w:r>
+          </w:p>
+        </w:tc>
+        <w:tc>
+          <w:tcPr/>
+          <w:p>
+            <w:pPr>
+              <w:pStyle w:val="Compact"/>
+              <w:jc w:val="left"/>
+            </w:pPr>
+            <w:r>
+              <w:t xml:space="preserve">Saudi Arabia, Qatar, Kuwait</w:t>
+            </w:r>
+          </w:p>
+        </w:tc>
+        <w:tc>
+          <w:tcPr/>
+          <w:p>
+            <w:pPr>
+              <w:pStyle w:val="Compact"/>
+              <w:jc w:val="left"/>
+            </w:pPr>
+            <w:r>
+              <w:t xml:space="preserve">Trung bình (+0,00 đến +0,50)</w:t>
+            </w:r>
+          </w:p>
+        </w:tc>
+        <w:tc>
+          <w:tcPr/>
+          <w:p>
+            <w:pPr>
+              <w:pStyle w:val="Compact"/>
+              <w:jc w:val="left"/>
+            </w:pPr>
+            <w:r>
+              <w:t xml:space="preserve">Phân tán hẹp, đặc trưng tô nhượng</w:t>
+            </w:r>
+          </w:p>
+        </w:tc>
+      </w:tr>
+      <w:tr>
+        <w:tc>
+          <w:tcPr/>
+          <w:p>
+            <w:pPr>
+              <w:pStyle w:val="Compact"/>
+              <w:jc w:val="left"/>
+            </w:pPr>
+            <w:r>
+              <w:t xml:space="preserve">III</w:t>
+            </w:r>
+          </w:p>
+        </w:tc>
+        <w:tc>
+          <w:tcPr/>
+          <w:p>
+            <w:pPr>
+              <w:pStyle w:val="Compact"/>
+              <w:jc w:val="left"/>
+            </w:pPr>
+            <w:r>
+              <w:t xml:space="preserve">Thu nhập trung bình cao</w:t>
+            </w:r>
+          </w:p>
+        </w:tc>
+        <w:tc>
+          <w:tcPr/>
+          <w:p>
+            <w:pPr>
+              <w:pStyle w:val="Compact"/>
+              <w:jc w:val="left"/>
+            </w:pPr>
+            <w:r>
+              <w:t xml:space="preserve">Trung Quốc, Malaysia, Thái Lan</w:t>
+            </w:r>
+          </w:p>
+        </w:tc>
+        <w:tc>
+          <w:tcPr/>
+          <w:p>
+            <w:pPr>
+              <w:pStyle w:val="Compact"/>
+              <w:jc w:val="left"/>
+            </w:pPr>
+            <w:r>
+              <w:t xml:space="preserve">0,00 đến +0,80</w:t>
+            </w:r>
+          </w:p>
+        </w:tc>
+        <w:tc>
+          <w:tcPr/>
+          <w:p>
+            <w:pPr>
+              <w:pStyle w:val="Compact"/>
+              <w:jc w:val="left"/>
+            </w:pPr>
+            <w:r>
+              <w:t xml:space="preserve">Chữ U ngược, điểm uốn trung bình</w:t>
+            </w:r>
+          </w:p>
+        </w:tc>
+      </w:tr>
+      <w:tr>
+        <w:tc>
+          <w:tcPr/>
+          <w:p>
+            <w:pPr>
+              <w:pStyle w:val="Compact"/>
+              <w:jc w:val="left"/>
+            </w:pPr>
+            <w:r>
+              <w:t xml:space="preserve">IV</w:t>
+            </w:r>
+          </w:p>
+        </w:tc>
+        <w:tc>
+          <w:tcPr/>
+          <w:p>
+            <w:pPr>
+              <w:pStyle w:val="Compact"/>
+              <w:jc w:val="left"/>
+            </w:pPr>
+            <w:r>
+              <w:t xml:space="preserve">Chuyển đổi thu nhập trung bình thấp</w:t>
+            </w:r>
+          </w:p>
+        </w:tc>
+        <w:tc>
+          <w:tcPr/>
+          <w:p>
+            <w:pPr>
+              <w:pStyle w:val="Compact"/>
+              <w:jc w:val="left"/>
+            </w:pPr>
+            <w:r>
+              <w:t xml:space="preserve">Việt Nam, Ấn Độ, Indonesia</w:t>
+            </w:r>
+          </w:p>
+        </w:tc>
+        <w:tc>
+          <w:tcPr/>
+          <w:p>
+            <w:pPr>
+              <w:pStyle w:val="Compact"/>
+              <w:jc w:val="left"/>
+            </w:pPr>
+            <w:r>
+              <w:t xml:space="preserve">-0,50 đến 0,00</w:t>
+            </w:r>
+          </w:p>
+        </w:tc>
+        <w:tc>
+          <w:tcPr/>
+          <w:p>
+            <w:pPr>
+              <w:pStyle w:val="Compact"/>
+              <w:jc w:val="left"/>
+            </w:pPr>
+            <w:r>
+              <w:t xml:space="preserve">Chữ U ngược, biên tham gia xuất khẩu</w:t>
+            </w:r>
+          </w:p>
+        </w:tc>
+      </w:tr>
+      <w:tr>
+        <w:tc>
+          <w:tcPr/>
+          <w:p>
+            <w:pPr>
+              <w:pStyle w:val="Compact"/>
+              <w:jc w:val="left"/>
+            </w:pPr>
+            <w:r>
+              <w:t xml:space="preserve">V</w:t>
+            </w:r>
+          </w:p>
+        </w:tc>
+        <w:tc>
+          <w:tcPr/>
+          <w:p>
+            <w:pPr>
+              <w:pStyle w:val="Compact"/>
+              <w:jc w:val="left"/>
+            </w:pPr>
+            <w:r>
+              <w:t xml:space="preserve">Cận biên</w:t>
+            </w:r>
+          </w:p>
+        </w:tc>
+        <w:tc>
+          <w:tcPr/>
+          <w:p>
+            <w:pPr>
+              <w:pStyle w:val="Compact"/>
+              <w:jc w:val="left"/>
+            </w:pPr>
+            <w:r>
+              <w:t xml:space="preserve">Bangladesh, Campuchia, Lào</w:t>
+            </w:r>
+          </w:p>
+        </w:tc>
+        <w:tc>
+          <w:tcPr/>
+          <w:p>
+            <w:pPr>
+              <w:pStyle w:val="Compact"/>
+              <w:jc w:val="left"/>
+            </w:pPr>
+            <w:r>
+              <w:t xml:space="preserve">&lt; -0,50</w:t>
+            </w:r>
+          </w:p>
+        </w:tc>
+        <w:tc>
+          <w:tcPr/>
+          <w:p>
+            <w:pPr>
+              <w:pStyle w:val="Compact"/>
+              <w:jc w:val="left"/>
+            </w:pPr>
+            <w:r>
+              <w:t xml:space="preserve">Yếu, khoảng trống thể chế lớn</w:t>
+            </w:r>
+          </w:p>
+        </w:tc>
+      </w:tr>
+      <w:tr>
+        <w:tc>
+          <w:tcPr/>
+          <w:p>
+            <w:pPr>
+              <w:pStyle w:val="Compact"/>
+              <w:jc w:val="left"/>
+            </w:pPr>
+            <w:r>
+              <w:t xml:space="preserve">VI</w:t>
+            </w:r>
+          </w:p>
+        </w:tc>
+        <w:tc>
+          <w:tcPr/>
+          <w:p>
+            <w:pPr>
+              <w:pStyle w:val="Compact"/>
+              <w:jc w:val="left"/>
+            </w:pPr>
+            <w:r>
+              <w:t xml:space="preserve">Đảo nhỏ Thái Bình Dương</w:t>
+            </w:r>
+          </w:p>
+        </w:tc>
+        <w:tc>
+          <w:tcPr/>
+          <w:p>
+            <w:pPr>
+              <w:pStyle w:val="Compact"/>
+              <w:jc w:val="left"/>
+            </w:pPr>
+            <w:r>
+              <w:t xml:space="preserve">Fiji, Tonga, Vanuatu</w:t>
+            </w:r>
+          </w:p>
+        </w:tc>
+        <w:tc>
+          <w:tcPr/>
+          <w:p>
+            <w:pPr>
+              <w:pStyle w:val="Compact"/>
+              <w:jc w:val="left"/>
+            </w:pPr>
+            <w:r>
+              <w:t xml:space="preserve">Thấp, cô lập cấu trúc</w:t>
+            </w:r>
+          </w:p>
+        </w:tc>
+        <w:tc>
+          <w:tcPr/>
+          <w:p>
+            <w:pPr>
+              <w:pStyle w:val="Compact"/>
+              <w:jc w:val="left"/>
+            </w:pPr>
+            <w:r>
+              <w:t xml:space="preserve">Có thể đảo dấu thành âm đơn điệu</w:t>
+            </w:r>
+          </w:p>
+        </w:tc>
+      </w:tr>
+    </w:tbl>
+    <w:p>
+      <w:pPr>
+        <w:pStyle w:val="BodyText"/>
+      </w:pPr>
+      <w:r>
+        <w:rPr>
+          <w:iCs/>
+          <w:i/>
+        </w:rPr>
+        <w:t xml:space="preserve">Nguồn: Tổng hợp từ World Bank Enterprise Surveys (2025); WGI từ Kaufmann et al. (2011); thu nhập từ phân loại Ngân hàng Thế giới (2025).</w:t>
+      </w:r>
+    </w:p>
+    <w:bookmarkEnd w:id="33"/>
+    <w:bookmarkStart w:id="34" w:name="X4e2b003f8c1d47027cacfb453a77b6968ac0348"/>
+    <w:p>
+      <w:pPr>
+        <w:pStyle w:val="Heading3"/>
+      </w:pPr>
+      <w:r>
+        <w:t xml:space="preserve">2.3.3 Vai trò điều tiết của ICRV trong quan hệ I-P</w:t>
+      </w:r>
+    </w:p>
+    <w:p>
+      <w:pPr>
+        <w:pStyle w:val="FirstParagraph"/>
+      </w:pPr>
+      <w:r>
+        <w:t xml:space="preserve">ICRV không chỉ là một biến phân loại mà là một bộ lọc chi phí giao dịch (transaction cost filter): mỗi chế độ quy định mức độ trơn tru mà giao dịch quốc tế hóa được chuyển hóa thành hiệu quả, và toàn dải sáu chế độ hợp thành một bản đồ địa hình xuất khẩu chiến lược (strategic export topography). Nó còn là một dải biến thiên thể chế liên tục, trải từ môi trường thể chế mạnh và ít rủi ro (Nhóm I) đến môi trường thể chế yếu, nhiều rủi ro và khoảng trống thể chế (Nhóm V và VI). Dải biến thiên này tạo nên những điều kiện biên quan trọng để kiểm định khả năng tổng quát hóa của quan hệ I-P, nhất là phần liên quan đến giả thuyết phi tuyến và vị trí điểm uốn.</w:t>
+      </w:r>
+    </w:p>
+    <w:p>
+      <w:pPr>
+        <w:pStyle w:val="BodyText"/>
+      </w:pPr>
+      <w:r>
+        <w:t xml:space="preserve">Cơ chế điều tiết của ICRV vận hành theo hai kênh đan xen. Kênh thứ nhất là dịch chuyển điểm uốn: ở môi trường thể chế chất lượng cao, doanh nghiệp cần một tỷ trọng xuất khẩu thấp hơn để bù đắp chi phí quốc tế hóa, nên điểm uốn tối ưu xuất hiện sớm hơn; ngược lại, ở môi trường thể chế yếu, chi phí giao dịch xuyên biên giới cao đẩy điểm uốn ra muộn hơn (Do &amp; Phan, 2026d). Kênh thứ hai là thay thế số cho thể chế (digital-for-institutional substitution): nơi thể chế chính thức cung cấp đầy đủ cơ chế thực thi hợp đồng, bảo vệ sở hữu trí tuệ và thông tin thị trường, công cụ số chỉ bổ sung biên; nơi khoảng trống thể chế ngự trị, công cụ số lại trở thành một sự thay thế đáng kể cho các cơ chế chính thức còn thiếu, qua đó vai trò định hình đường cong của DAI mạnh hơn ở nhóm thể chế yếu (Do &amp; Phan, 2026d). Đây chính là cơ sở của giả thuyết H5 và là phần mở rộng đa quốc gia của logic khoảng trống thể chế (Khanna &amp; Palepu, 2010) vào lĩnh vực số.</w:t>
+      </w:r>
+    </w:p>
+    <w:p>
+      <w:pPr>
+        <w:pStyle w:val="BodyText"/>
+      </w:pPr>
+      <w:r>
+        <w:t xml:space="preserve">Một hệ quả quan trọng của khung ICRV là khả năng phân tách hiệu ứng thể chế khỏi hiệu ứng thời kỳ. Vì sáu chế độ thể chế cùng tồn tại trong cùng một khoảng thời gian và trên cùng một nguồn dữ liệu chuẩn hóa, châu Á giai đoạn 2009-2025 trở thành một phòng thí nghiệm tự nhiên hiếm có, cho phép kiểm định những điều mà các nghiên cứu đơn quốc gia không thể làm được. Nhóm VI, các đảo nhỏ Thái Bình Dương, giữ vai trò đặc biệt như một điều kiện biên cực trị, nơi ba điều kiện cấu trúc cơ bản của chữ U ngược có thể cùng bị vi phạm, làm quan hệ I-P có nguy cơ sụp đổ thành âm đơn điệu. Vai trò điều kiện biên này được khai thác trực tiếp trong giả thuyết H1b ở Mục 2.5.</w:t>
+      </w:r>
+    </w:p>
+    <w:p>
+      <w:r>
+        <w:pict>
+          <v:rect style="width:0;height:1.5pt" o:hralign="center" o:hrstd="t" o:hr="t"/>
+        </w:pict>
+      </w:r>
+    </w:p>
+    <w:bookmarkEnd w:id="34"/>
+    <w:bookmarkEnd w:id="35"/>
+    <w:bookmarkStart w:id="40" w:name="X52add7d9c26df1a0ee9246e27f0ddc5834590fe"/>
+    <w:p>
+      <w:pPr>
+        <w:pStyle w:val="Heading2"/>
+      </w:pPr>
+      <w:r>
+        <w:t xml:space="preserve">2.4 Tổng quan thực nghiệm quan hệ quốc tế hóa-hiệu quả</w:t>
+      </w:r>
+    </w:p>
+    <w:p>
+      <w:pPr>
+        <w:pStyle w:val="FirstParagraph"/>
+      </w:pPr>
+      <w:r>
+        <w:t xml:space="preserve">Phần này lược khảo bằng chứng thực nghiệm về quan hệ I-P theo bốn lớp: tranh luận về dạng hàm, bằng chứng từ các phân tích tổng hợp, bối cảnh châu Á và các nền kinh tế mới nổi, và vai trò của năng lực số. Mục tiêu là làm rõ trạng thái tri thức hiện tại để từ đó nhận diện các khoảng trống ở Mục 2.5.</w:t>
+      </w:r>
+    </w:p>
+    <w:bookmarkStart w:id="36" w:name="tranh-luận-về-dạng-hàm-của-quan-hệ-i-p"/>
+    <w:p>
+      <w:pPr>
+        <w:pStyle w:val="Heading3"/>
+      </w:pPr>
+      <w:r>
+        <w:t xml:space="preserve">2.4.1 Tranh luận về dạng hàm của quan hệ I-P</w:t>
+      </w:r>
+    </w:p>
+    <w:p>
+      <w:pPr>
+        <w:pStyle w:val="FirstParagraph"/>
+      </w:pPr>
+      <w:r>
+        <w:t xml:space="preserve">Nghiên cứu về quan hệ I-P đã trải qua hơn bốn thập kỷ phát triển, với những thay đổi đáng kể cả về câu hỏi, phương pháp lẫn kết luận lý thuyết. Tài liệu không hội tụ về một dạng hàm duy nhất mà ghi nhận ít nhất năm dạng riêng biệt, và chính sự tồn tại song song của năm dạng này, chứ không phải bản thân từng dạng, mới là dữ kiện cần được giải thích (Contractor, 2012).</w:t>
+      </w:r>
+    </w:p>
+    <w:p>
+      <w:pPr>
+        <w:pStyle w:val="BodyText"/>
+      </w:pPr>
+      <w:r>
+        <w:t xml:space="preserve">Dạng hàm thứ nhất là tuyến tính dương. Các nghiên cứu sớm như Hsu và Boggs (2003) tìm thấy hiệu quả tăng đơn điệu theo mức độ quốc tế hóa, với logic nền tảng là lợi ích quy mô, đa dạng hóa doanh thu và tiếp cận thị trường lớn hơn (Grant, 1987; Kim et al., 1989). Đây thường là kết quả đặc thù của các mẫu có cường độ xuất khẩu thấp hoặc phân tán hẹp.</w:t>
+      </w:r>
+    </w:p>
+    <w:p>
+      <w:pPr>
+        <w:pStyle w:val="BodyText"/>
+      </w:pPr>
+      <w:r>
+        <w:t xml:space="preserve">Dạng hàm thứ hai là chữ U ngược. Hitt et al. (1997) là công trình đầu tiên kiểm định và tìm thấy bằng chứng cho quan hệ chữ U ngược giữa đa dạng hóa sản phẩm quốc tế và hiệu quả; nhóm tác giả lập luận rằng lợi ích từ quốc tế hóa tăng đến một điểm tối ưu rồi suy giảm khi chi phí điều phối và độ phức tạp tổ chức lấn át lợi ích. Gomes và Ramaswamy (1999) đưa ra bằng chứng tương tự. Điểm uốn thực nghiệm thường nằm trong khoảng 30-60% FSTS, và đây là dạng hàm phổ biến nhất trong các tổng quan định lượng (Marano et al., 2016).</w:t>
+      </w:r>
+    </w:p>
+    <w:p>
+      <w:pPr>
+        <w:pStyle w:val="BodyText"/>
+      </w:pPr>
+      <w:r>
+        <w:t xml:space="preserve">Dạng hàm thứ ba là đường cong chữ S ba giai đoạn. Contractor et al. (2003) cùng Lu và Beamish (2004) phát triển lý thuyết ba giai đoạn: hiệu quả giảm ở giai đoạn thâm nhập ban đầu do chi phí học hỏi và thiết lập; tăng ở giai đoạn khai thác nhờ học hỏi tích lũy và quy mô; rồi lại giảm ở giai đoạn mở rộng quá mức khi chi phí phức tạp vượt quá lợi ích. Dạng chữ S đòi hỏi hệ số</w:t>
       </w:r>
       <w:r>
         <w:t xml:space="preserve"> </w:t>
       </w:r>
-      <w:r>
-        <w:t xml:space="preserve">(three-stage S-curve), theo đó hiệu quả giảm ở giai đoạn thâm nhập ban đầu (chi phí thiết lập), tăng ở giai đoạn khai thác (học hỏi tích lũy và quy mô), rồi lại giảm ở giai đoạn siêu mở rộng (over-extension) khi chi phí phức tạp vượt quá lợi ích.</w:t>
-      </w:r>
-    </w:p>
-    <w:p>
-      <w:pPr>
-        <w:pStyle w:val="BodyText"/>
-      </w:pPr>
-      <w:r>
-        <w:t xml:space="preserve">Giai đoạn thứ ba (từ cuối thập niên 2000 đến hiện tại) chuyển trọng tâm sang nghiên cứu các yếu tố điều tiết (moderators), tức điều kiện bối cảnh làm thay đổi hình dạng, cường độ, hoặc dấu của mối quan hệ I-P. Các moderator được nghiên cứu bao gồm đặc điểm quốc gia nguồn (Marano et al., 2016), đặc điểm ngành (Kirca et al., 2012), năng lực lãnh đạo cấp cao (Hsu et al., 2013), và năng lực kỹ thuật số (Bhandari et al., 2023; Wu et al., 2022). Sự chuyển dịch này phản ánh nhận thức ngày càng sâu sắc rằng không có quan hệ I-P phổ quát, kết quả quốc tế hóa phụ thuộc vào điều kiện cụ thể của doanh nghiệp, ngành và quốc gia (Arte &amp; Larimo, 2022).</w:t>
-      </w:r>
-    </w:p>
-    <w:bookmarkEnd w:id="31"/>
-    <w:bookmarkStart w:id="32" w:name="bằng-chứng-meta-analytic"/>
+      <m:oMath>
+        <m:sSub>
+          <m:e>
+            <m:r>
+              <m:t>β</m:t>
+            </m:r>
+          </m:e>
+          <m:sub>
+            <m:r>
+              <m:t>1</m:t>
+            </m:r>
+          </m:sub>
+        </m:sSub>
+      </m:oMath>
+      <w:r>
+        <w:t xml:space="preserve"> </w:t>
+      </w:r>
+      <w:r>
+        <w:t xml:space="preserve">của FSTS dương,</w:t>
+      </w:r>
+      <w:r>
+        <w:t xml:space="preserve"> </w:t>
+      </w:r>
+      <m:oMath>
+        <m:sSub>
+          <m:e>
+            <m:r>
+              <m:t>β</m:t>
+            </m:r>
+          </m:e>
+          <m:sub>
+            <m:r>
+              <m:t>2</m:t>
+            </m:r>
+          </m:sub>
+        </m:sSub>
+      </m:oMath>
+      <w:r>
+        <w:t xml:space="preserve"> </w:t>
+      </w:r>
+      <w:r>
+        <w:t xml:space="preserve">của FSTS² âm, và</w:t>
+      </w:r>
+      <w:r>
+        <w:t xml:space="preserve"> </w:t>
+      </w:r>
+      <m:oMath>
+        <m:sSub>
+          <m:e>
+            <m:r>
+              <m:t>β</m:t>
+            </m:r>
+          </m:e>
+          <m:sub>
+            <m:r>
+              <m:t>3</m:t>
+            </m:r>
+          </m:sub>
+        </m:sSub>
+      </m:oMath>
+      <w:r>
+        <w:t xml:space="preserve"> </w:t>
+      </w:r>
+      <w:r>
+        <w:t xml:space="preserve">của FSTS³ dương. Bằng chứng hỗ trợ mạnh từ các công ty đa quốc gia lớn nhưng kém ổn định hơn với doanh nghiệp nhỏ và vừa.</w:t>
+      </w:r>
+    </w:p>
+    <w:p>
+      <w:pPr>
+        <w:pStyle w:val="BodyText"/>
+      </w:pPr>
+      <w:r>
+        <w:t xml:space="preserve">Dạng hàm thứ tư là chữ M với hai điểm uốn, phản ánh tính không đồng nhất của lợi ích quốc tế hóa theo loại thị trường (Riahi-Belkaoui, 1998), song bằng chứng thực nghiệm hạn chế và khó tái lập. Dạng hàm thứ năm là gánh nặng bắt buộc, biểu hiện thành quan hệ tuyến tính âm trong các nền kinh tế buộc phải quốc tế hóa do thị trường nội địa quá nhỏ; đây là pattern đặc thù của các quốc đảo nhỏ Thái Bình Dương, nơi doanh nghiệp phải xuất khẩu để tồn tại nhưng thiếu năng lực cạnh tranh (Briguglio, 1995; Bertram, 2006).</w:t>
+      </w:r>
+    </w:p>
+    <w:p>
+      <w:pPr>
+        <w:pStyle w:val="BodyText"/>
+      </w:pPr>
+      <w:r>
+        <w:t xml:space="preserve">Năm dạng hàm có thể được thống nhất dưới một khung chi phí-lợi ích đơn giản, theo đó hiệu quả là hiệu giữa hàm lợi ích và hàm chi phí của quốc tế hóa:</w:t>
+      </w:r>
+      <w:r>
+        <w:t xml:space="preserve"> </w:t>
+      </w:r>
+      <m:oMath>
+        <m:r>
+          <m:t>P</m:t>
+        </m:r>
+        <m:d>
+          <m:dPr>
+            <m:begChr m:val="("/>
+            <m:endChr m:val=")"/>
+            <m:sepChr m:val=""/>
+            <m:grow/>
+          </m:dPr>
+          <m:e>
+            <m:r>
+              <m:rPr>
+                <m:nor/>
+                <m:sty m:val="p"/>
+              </m:rPr>
+              <m:t>FSTS</m:t>
+            </m:r>
+          </m:e>
+        </m:d>
+        <m:r>
+          <m:rPr>
+            <m:sty m:val="p"/>
+          </m:rPr>
+          <m:t>=</m:t>
+        </m:r>
+        <m:r>
+          <m:t>B</m:t>
+        </m:r>
+        <m:d>
+          <m:dPr>
+            <m:begChr m:val="("/>
+            <m:endChr m:val=")"/>
+            <m:sepChr m:val=""/>
+            <m:grow/>
+          </m:dPr>
+          <m:e>
+            <m:r>
+              <m:rPr>
+                <m:nor/>
+                <m:sty m:val="p"/>
+              </m:rPr>
+              <m:t>FSTS</m:t>
+            </m:r>
+          </m:e>
+        </m:d>
+        <m:r>
+          <m:rPr>
+            <m:sty m:val="p"/>
+          </m:rPr>
+          <m:t>−</m:t>
+        </m:r>
+        <m:r>
+          <m:t>C</m:t>
+        </m:r>
+        <m:d>
+          <m:dPr>
+            <m:begChr m:val="("/>
+            <m:endChr m:val=")"/>
+            <m:sepChr m:val=""/>
+            <m:grow/>
+          </m:dPr>
+          <m:e>
+            <m:r>
+              <m:rPr>
+                <m:nor/>
+                <m:sty m:val="p"/>
+              </m:rPr>
+              <m:t>FSTS</m:t>
+            </m:r>
+          </m:e>
+        </m:d>
+      </m:oMath>
+      <w:r>
+        <w:t xml:space="preserve">. Sự khác biệt giữa các dạng hàm nằm ở hình dạng của hai hàm thành phần này, vốn biến thiên theo bối cảnh thể chế, năng lực doanh nghiệp và giai đoạn số hóa. Cách nhìn hợp nhất này lý giải vì sao một khung điều tiết đa tầng, chứ không phải một dạng hàm cố định, mới là cách tiếp cận đúng đắn.</w:t>
+      </w:r>
+    </w:p>
+    <w:bookmarkEnd w:id="36"/>
+    <w:bookmarkStart w:id="37" w:name="bằng-chứng-từ-các-phân-tích-tổng-hợp"/>
     <w:p>
       <w:pPr>
         <w:pStyle w:val="Heading3"/>
       </w:pPr>
       <w:r>
-        <w:t xml:space="preserve">2.3.2 Bằng chứng meta-analytic</w:t>
+        <w:t xml:space="preserve">2.4.2 Bằng chứng từ các phân tích tổng hợp</w:t>
       </w:r>
     </w:p>
     <w:p>
@@ -608,15 +1786,15 @@
         <w:pStyle w:val="FirstParagraph"/>
       </w:pPr>
       <w:r>
-        <w:t xml:space="preserve">Bước tiến phương pháp luận quan trọng nhất của giai đoạn gần đây là sự xuất hiện của các meta-analysis về quan hệ I-P, cho phép tổng hợp và định lượng hóa kết quả từ hàng trăm nghiên cứu thực nghiệm riêng lẻ và do đó kiểm soát được nhiễu do từng mẫu nghiên cứu đơn lẻ gây ra. Khi đặt cạnh nhau, các meta-analysis chính phác họa một bức tranh nhất quán ở kết luận tổng thể nhưng phức tạp ở cơ chế.</w:t>
-      </w:r>
-    </w:p>
-    <w:p>
-      <w:pPr>
-        <w:pStyle w:val="BodyText"/>
-      </w:pPr>
-      <w:r>
-        <w:t xml:space="preserve">Bausch và Krist (2007) phân tích 65 nghiên cứu và tìm thấy tác động tổng hợp dương nhưng nhỏ (r</w:t>
+        <w:t xml:space="preserve">Bước tiến phương pháp đáng kể nhất của tài liệu I-P là sự ra đời của các phân tích tổng hợp, vốn cho phép gộp và định lượng kết quả từ hàng trăm nghiên cứu thực nghiệm riêng lẻ, nhờ đó lọc bớt nhiễu mà từng mẫu đơn lẻ gây ra. Khi đặt cạnh nhau, các phân tích tổng hợp chính phác họa một bức tranh nhất quán ở kết luận tổng thể nhưng phức tạp ở cơ chế.</w:t>
+      </w:r>
+    </w:p>
+    <w:p>
+      <w:pPr>
+        <w:pStyle w:val="BodyText"/>
+      </w:pPr>
+      <w:r>
+        <w:t xml:space="preserve">Bausch và Krist (2007) phân tích 68 nghiên cứu giai đoạn 1980-2005 và tìm thấy tác động trung bình rất nhỏ (r</w:t>
       </w:r>
       <w:r>
         <w:t xml:space="preserve"> </w:t>
@@ -633,42 +1811,36 @@
         <w:t xml:space="preserve"> </w:t>
       </w:r>
       <w:r>
-        <w:t xml:space="preserve">0,10), đồng thời xác nhận rằng mức độ dị biệt (heterogeneity) giữa các nghiên cứu rất cao với I² &gt; 80%, hàm ý rằng các moderator là nguồn giải thích chủ yếu cho sự khác biệt. Kirca et al. (2012) mở rộng pool lên 154 mẫu và tìm thấy tác động tổng hợp tương tự, đồng thời xác nhận vai trò của bối cảnh quốc gia và ngành. Marano et al. (2016), nghiên cứu meta-analytic toàn diện nhất trong các nghiên cứu với 170 nghiên cứu và 32 quốc gia, tìm thấy r</w:t>
-      </w:r>
-      <w:r>
-        <w:t xml:space="preserve"> </w:t>
-      </w:r>
-      <m:oMath>
-        <m:r>
-          <m:rPr>
-            <m:sty m:val="p"/>
-          </m:rPr>
-          <m:t>≈</m:t>
-        </m:r>
-      </m:oMath>
-      <w:r>
-        <w:t xml:space="preserve"> </w:t>
-      </w:r>
-      <w:r>
-        <w:t xml:space="preserve">0,07-0,13 và chứng minh rằng thể chế quốc gia nguồn là moderator quan trọng nhất trong tất cả các biến bối cảnh được kiểm định. Wu et al. (2022) cập nhật với pool 218 effect sizes tập trung vào các emerging market multinationals (EMNEs) và tìm thấy mô hình moderator tương tự. Tại hội nghị ICBEF 2024, kết quả sơ bộ từ pool nghiên cứu về châu Á với k = 113 effect-size units cho thấy r = 0,07, nhất quán với các meta-analyses toàn cầu nhưng cụ thể hơn về bối cảnh châu Á. Luận án này mở rộng pool đó thông qua Nghiên cứu P6, một meta-analysis ba tầng (three-level MARA) với k = 238 nghiên cứu và K = 288 effect sizes từ châu Á và Thái Bình Dương, ước lượng r̄ = 0,074 [KTC 95%: 0,060; 0,088], I² = 62,4%, Q_M(ICRV) = 17,35 (df = 4, p =,002). Kết quả này xác nhận tác động tổng hợp dương nhỏ nhưng bền vững, đồng thời chứng minh rằng gradient ICRV, turning point giảm dần khi chuyển từ thể chế yếu sang thể chế mạnh, là moderator thực chất của mối quan hệ I-P trong bối cảnh châu Á (Do &amp; Phan, 2026c).</w:t>
-      </w:r>
-    </w:p>
-    <w:p>
-      <w:pPr>
-        <w:pStyle w:val="BodyText"/>
-      </w:pPr>
-      <w:r>
-        <w:t xml:space="preserve">Nhìn chung, bằng chứng meta-analytic cho thấy ba kết luận quan trọng: tác động tổng hợp của quốc tế hóa lên hiệu quả là dương nhưng khiêm tốn; mức dị biệt cực kỳ cao; và các moderator bối cảnh, đặc biệt là thể chế quốc gia, năng lực doanh nghiệp, và đặc điểm ngành, là những nguồn giải thích chính cho sự khác biệt giữa các nghiên cứu. Đây là luận điểm cơ bản biện hộ cho sự cần thiết của một khung giải thích đa tầng.</w:t>
-      </w:r>
-    </w:p>
-    <w:bookmarkEnd w:id="32"/>
-    <w:bookmarkStart w:id="33" w:name="X2dab31dc90ae94a491c7104c141028484c6eeaa"/>
+        <w:t xml:space="preserve">0,045, không đáng kể) nhưng với độ biến động cao; họ xác nhận rằng các biến điều tiết thể chế và văn hóa giải thích phần phương sai lớn hơn nhiều so với biến điều tiết cấp doanh nghiệp, song mẫu thiếu đại diện châu Á và không kiểm định phi tuyến có hệ thống. Kirca et al. (2012) tổng hợp 180 nghiên cứu với 824 mức độ ảnh hưởng, tìm thấy quan hệ dương trung bình với điều tiết đáng kể từ loại hình quốc tế hóa, thước đo hiệu quả và thuộc tính doanh nghiệp, trong đó cường độ R&amp;D là biến điều tiết cấp doanh nghiệp mạnh nhất; hạn chế là thiếu bằng chứng châu Á và không bao gồm các nền kinh tế cận biên hay đảo nhỏ.</w:t>
+      </w:r>
+    </w:p>
+    <w:p>
+      <w:pPr>
+        <w:pStyle w:val="BodyText"/>
+      </w:pPr>
+      <w:r>
+        <w:t xml:space="preserve">Marano et al. (2016) là công trình tập trung vào thể chế toàn diện nhất, với 170 nghiên cứu thuộc 32 quốc gia, chứng minh rằng chất lượng thể chế quốc gia nguồn có thể dịch chuyển điểm uốn tới khoảng $</w:t>
+      </w:r>
+      <w:r>
+        <w:t xml:space="preserve">$15% FSTS; đây là nền tảng quan trọng nhất ủng hộ dải biến thiên ICRV trong giả thuyết H5, song nghiên cứu không phân tách TCI với DAI và không có dữ liệu sau 2015. Wu et al. (2022) tổng hợp 20 năm bằng chứng từ doanh nghiệp đa quốc gia thị trường mới nổi và tìm thấy điểm uốn thấp hơn so với doanh nghiệp từ nền kinh tế phát triển khoảng 12-18% FSTS, do khoảng cách về năng lực hấp thụ; nghiên cứu không kiểm định giai đoạn số hóa và không dùng dữ liệu vi mô WBES.</w:t>
+      </w:r>
+    </w:p>
+    <w:p>
+      <w:pPr>
+        <w:pStyle w:val="BodyText"/>
+      </w:pPr>
+      <w:r>
+        <w:t xml:space="preserve">Tổng kết bằng chứng tổng hợp gợi ra ba kết luận. Tác động trung bình I-P là dương nhưng khiêm tốn, vào khoảng r = 0,04-0,07; mức dị biệt giữa các nghiên cứu thì cực kỳ cao; và các yếu tố điều tiết bối cảnh, nhất là thể chế quốc gia, năng lực doanh nghiệp và đặc điểm ngành, mới là nguồn giải thích chính cho sự khác biệt. Luận án mở rộng dòng nghiên cứu này qua Nghiên cứu P6, một phân tích tổng hợp ba tầng theo giao thức PRISMA 2020 với k = 238 nghiên cứu và K = 288 mức độ ảnh hưởng từ châu Á và Thái Bình Dương. P6 ước lượng tác động tổng hợp r = 0,074 (khoảng tin cậy 95%: 0,060; 0,088), với I² = 62,4%, tái lập và mở rộng mức cơ sở trước đó (r = 0,07, k = 113). Kiểm định khác biệt giữa các chế độ ICRV có ý nghĩa thống kê (Q_M = 17,35, df = 4, p = 0,002), xác nhận rằng dải biến thiên thể chế là một nguồn dị biệt thực chất, dù khác biệt từng cặp phần nào phản ánh thành phần nghiên cứu đơn quốc gia so với đa quốc gia. P6 cũng phát hiện thiên lệch xuất bản đáng kể: phương pháp trim-and-fill bổ khuyết 58 nghiên cứu còn thiếu, kéo tác động tổng hợp điều chỉnh xuống r = 0,035, vẫn dương nhưng bị suy giảm (Do &amp; Phan, 2026c). Kết quả này vừa xác nhận tác động dương nhỏ và bền vững, vừa nhấn mạnh rằng giá trị thực sự của nghiên cứu I-P nằm ở việc giải thích dị biệt, chứ không phải ở việc đo lại hiệu ứng trung bình.</w:t>
+      </w:r>
+    </w:p>
+    <w:bookmarkEnd w:id="37"/>
+    <w:bookmarkStart w:id="38" w:name="X2dab31dc90ae94a491c7104c141028484c6eeaa"/>
     <w:p>
       <w:pPr>
         <w:pStyle w:val="Heading3"/>
       </w:pPr>
       <w:r>
-        <w:t xml:space="preserve">2.3.3 Bối cảnh châu Á và các nền kinh tế mới nổi</w:t>
+        <w:t xml:space="preserve">2.4.3 Bối cảnh châu Á và các nền kinh tế mới nổi</w:t>
       </w:r>
     </w:p>
     <w:p>
@@ -676,69 +1848,33 @@
         <w:pStyle w:val="FirstParagraph"/>
       </w:pPr>
       <w:r>
-        <w:t xml:space="preserve">Châu Á là bối cảnh vừa quan trọng vừa đặc thù đối với nghiên cứu I-P, vì hai đặc điểm khó tìm thấy đồng thời ở bất kỳ khu vực nào khác. Thứ nhất, sự đa dạng thể chế trong khu vực là ngoại lệ không có ở bất kỳ khu vực nào khác trên thế giới: từ Singapore với chất lượng quản trị đứng hàng đầu thế giới đến Afghanistan với chất lượng quản trị cực kỳ yếu, từ Nhật Bản với nền kinh tế phát triển hoàn thiện đến các Pacific SIDS với quy mô siêu nhỏ và hạ tầng thể chế còn sơ khai (Khanna &amp; Palepu, 2010; Peng, 2003). Thứ hai, tốc độ chuyển đổi số và hội nhập quốc tế rất không đồng đều giữa các quốc gia trong khu vực, tạo ra</w:t>
-      </w:r>
-      <w:r>
-        <w:t xml:space="preserve"> </w:t>
-      </w:r>
-      <w:r>
-        <w:t xml:space="preserve">“</w:t>
-      </w:r>
-      <w:r>
-        <w:t xml:space="preserve">thí nghiệm tự nhiên</w:t>
-      </w:r>
-      <w:r>
-        <w:t xml:space="preserve">”</w:t>
-      </w:r>
-      <w:r>
-        <w:t xml:space="preserve"> </w:t>
-      </w:r>
-      <w:r>
-        <w:t xml:space="preserve">về ảnh hưởng của bối cảnh thể chế và năng lực số đến kết quả quốc tế hóa.</w:t>
-      </w:r>
-    </w:p>
-    <w:p>
-      <w:pPr>
-        <w:pStyle w:val="BodyText"/>
-      </w:pPr>
-      <w:r>
-        <w:t xml:space="preserve">Do và Phan (2026a) là nghiên cứu thực nghiệm multi-country quy mô lớn nhất hiện có về I-P trong bối cảnh châu Á mới nổi, phân tích 40.633 doanh nghiệp từ 17 nền kinh tế châu Á sử dụng dữ liệu WBES. Nghiên cứu tìm thấy: (i) tồn tại phân tầng năng suất rõ rệt giữa nhóm Chinese economies, South Asia và ASEAN, phản ánh sự dị biệt thể chế và năng lực giữa các nhóm; (ii) việc áp dụng công nghệ vừa làm tăng năng suất lao động trực tiếp vừa làm suy giảm đáng kể tác động bất lợi của các rào cản thể chế, phát hiện được gọi là</w:t>
-      </w:r>
-      <w:r>
-        <w:t xml:space="preserve"> </w:t>
-      </w:r>
-      <w:r>
-        <w:t xml:space="preserve">“</w:t>
-      </w:r>
-      <w:r>
-        <w:t xml:space="preserve">hiệu ứng lá chắn số</w:t>
-      </w:r>
-      <w:r>
-        <w:t xml:space="preserve">”</w:t>
-      </w:r>
-      <w:r>
-        <w:t xml:space="preserve"> </w:t>
-      </w:r>
-      <w:r>
-        <w:t xml:space="preserve">(digital shield effect). Do và Phan (2026g) kiểm định cụ thể với dữ liệu doanh nghiệp Trung Quốc và tìm thấy cấu trúc cubic inverted-U với ngưỡng FSTS tối ưu khoảng 47,8%, tức điểm turning point khá thấp so với các nền kinh tế tiên tiến. Luận án kế thừa và mở rộng các kết quả này trên pool đầy đủ 49 nền kinh tế (bao gồm 9 nền kinh tế đảo nhỏ Thái Bình Dương).</w:t>
-      </w:r>
-    </w:p>
-    <w:p>
-      <w:pPr>
-        <w:pStyle w:val="BodyText"/>
-      </w:pPr>
-      <w:r>
-        <w:t xml:space="preserve">Phần lớn các nghiên cứu về I-P trong bối cảnh châu Á tập trung vào Nhật Bản, Hàn Quốc, Đài Loan, và Trung Quốc, trong khi các nền kinh tế chuyển đổi như Việt Nam, Campuchia, Bangladesh, và đặc biệt là các Pacific SIDS, về cơ bản thiếu vắng trong các nghiên cứu. Sự thiếu đại diện này tạo ra khoảng trống nghiêm trọng trong khả năng khái quát hóa lý thuyết, vì các nền kinh tế frontier và SIDS có thể là địa điểm quan trọng để kiểm định điều kiện biên (boundary conditions) của các lý thuyết về I-P.</w:t>
-      </w:r>
-    </w:p>
-    <w:bookmarkEnd w:id="33"/>
-    <w:bookmarkStart w:id="34" w:name="Xe45ed5573bac6415d2bc38612d81f74e2270d3d"/>
+        <w:t xml:space="preserve">Châu Á vừa là bối cảnh quan trọng vừa rất đặc thù đối với nghiên cứu I-P, nhờ hai đặc điểm hiếm khi cùng xuất hiện ở bất kỳ khu vực nào khác. Đặc điểm đầu tiên là sự đa dạng thể chế gần như ngoại lệ trên thế giới: từ Singapore với chất lượng quản trị hàng đầu đến các nền kinh tế cận biên với chất lượng quản trị rất yếu, từ Nhật Bản và Hàn Quốc với nền kinh tế phát triển hoàn thiện đến các nền kinh tế đảo nhỏ Thái Bình Dương có quy mô siêu nhỏ và hạ tầng thể chế còn sơ khai (Khanna &amp; Palepu, 2010; Peng, 2003). Đặc điểm còn lại là tốc độ chuyển đổi số và hội nhập quốc tế rất chênh lệch giữa các quốc gia trong khu vực. Tổng hợp bằng chứng đơn quốc gia ở châu Á cho thấy một bức tranh phân mảnh: có nghiên cứu báo cáo quan hệ dương, có nghiên cứu tìm thấy chữ U ngược, lại có nghiên cứu cho kết quả null hoặc âm (Do &amp; Phan, 2026d). Phản ứng quen thuộc của tài liệu là viện đến bối cảnh như một biến điều tiết, nhưng cách làm đó để ngỏ câu hỏi sâu hơn: nếu quan hệ I-P là phi tuyến, thì điều gì quyết định vị trí điểm uốn, và vì sao vị trí đó khác nhau có hệ thống giữa các doanh nghiệp và nền kinh tế?</w:t>
+      </w:r>
+    </w:p>
+    <w:p>
+      <w:pPr>
+        <w:pStyle w:val="BodyText"/>
+      </w:pPr>
+      <w:r>
+        <w:t xml:space="preserve">Do và Phan (2026a) hiện là một trong những nghiên cứu thực nghiệm đa quốc gia quy mô lớn nhất về I-P trong bối cảnh châu Á mới nổi, phân tích khoảng 40.633 doanh nghiệp từ 17 nền kinh tế châu Á trên dữ liệu WBES. Nghiên cứu này tìm thấy hai điều. Một là có sự phân tầng năng suất rõ rệt giữa các nhóm nền kinh tế, phản ánh dị biệt về thể chế và năng lực. Hai là việc áp dụng công nghệ vừa trực tiếp nâng năng suất lao động, vừa làm dịu đáng kể tác động bất lợi của các rào cản thể chế, một phát hiện có thể gọi là hiệu ứng lá chắn số. Các nghiên cứu đơn quốc gia đồng hành làm sắc nét thêm bức tranh này. Trên dữ liệu Việt Nam (P3), quan hệ chữ U ngược được xác nhận trong cả ba sóng khảo sát 2009, 2015 và 2023, với điểm uốn cụm quanh 39-46% FSTS, một dải bền vững xuyên 14 năm; điều đáng chú ý là tính phi tuyến này chủ yếu phản ánh hiệu ứng biên tham gia, tức bước nhảy năng suất khi doanh nghiệp chuyển từ không xuất khẩu sang xuất khẩu, bởi khi giới hạn mẫu vào riêng nhóm doanh nghiệp xuất khẩu thì số hạng bình phương mất ý nghĩa thống kê (Do &amp; Phan, 2026e). Trên dữ liệu Trung Quốc (P5), quan hệ chữ U ngược bền vững về cấu trúc, với điểm uốn 49,4% năm 2012 và 47,2% năm 2024, và kiểm định Paternoster không bác bỏ giả thuyết hai điểm uốn bằng nhau. Trên dữ liệu Singapore (P4), quan hệ chủ yếu dương với điểm uốn hàm ý rất muộn ở khoảng 82% FSTS, nhất quán với lợi ích gần như đơn điệu trong một nền kinh tế thể chế mạnh và bão hòa số (Mar et al., 2026).</w:t>
+      </w:r>
+    </w:p>
+    <w:p>
+      <w:pPr>
+        <w:pStyle w:val="BodyText"/>
+      </w:pPr>
+      <w:r>
+        <w:t xml:space="preserve">Dù vậy, phần lớn nghiên cứu về I-P tại châu Á vẫn dồn vào Nhật Bản, Hàn Quốc, Đài Loan và Trung Quốc. Các nền kinh tế chuyển đổi như Việt Nam, Campuchia, Bangladesh, và đặc biệt là các nền kinh tế đảo nhỏ Thái Bình Dương, gần như vắng bóng. Tình trạng thiếu đại diện này để lại một khoảng trống nghiêm trọng về khả năng khái quát hóa lý thuyết, bởi chính các nền kinh tế cận biên và đảo nhỏ mới là nơi quan trọng để kiểm định điều kiện biên của các lý thuyết về I-P.</w:t>
+      </w:r>
+    </w:p>
+    <w:bookmarkEnd w:id="38"/>
+    <w:bookmarkStart w:id="39" w:name="X19b85129f5d3c3c6ba5e5d3775f0e2dd7d21f4b"/>
     <w:p>
       <w:pPr>
         <w:pStyle w:val="Heading3"/>
       </w:pPr>
       <w:r>
-        <w:t xml:space="preserve">2.3.4 Vai trò của năng lực số trong mối quan hệ I-P</w:t>
+        <w:t xml:space="preserve">2.4.4 Vai trò của năng lực số trong quan hệ I-P</w:t>
       </w:r>
     </w:p>
     <w:p>
@@ -746,15 +1882,15 @@
         <w:pStyle w:val="FirstParagraph"/>
       </w:pPr>
       <w:r>
-        <w:t xml:space="preserve">Sự tích hợp giữa nghiên cứu về năng lực số và I-P relationship là một xu hướng tương đối mới, phát triển mạnh từ 2019 đến nay. Bhandari et al. (2023) phân tích 571 doanh nghiệp sản xuất của Mỹ và tìm thấy rằng năng lực kỹ thuật số (được đo như một composite duy nhất) điều tiết tích cực mối quan hệ I-P, với doanh nghiệp có năng lực số cao hơn thu được lợi ích lớn hơn từ quốc tế hóa. Bustamante et al. (2022) sử dụng mẫu SMEs đa quốc gia và phát hiện rằng công cụ số làm giảm chi phí thâm nhập thị trường nước ngoài, đặc biệt ở các thị trường có khoảng trống thể chế lớn. Chen và Meng (2022) nghiên cứu doanh nghiệp Trung Quốc từ WBES và phát hiện rằng ràng buộc thể chế làm giảm cường độ xuất khẩu, nhưng doanh nghiệp có năng lực số cao hơn có thể vượt qua ràng buộc này hiệu quả hơn.</w:t>
-      </w:r>
-    </w:p>
-    <w:p>
-      <w:pPr>
-        <w:pStyle w:val="BodyText"/>
-      </w:pPr>
-      <w:r>
-        <w:t xml:space="preserve">Tuy nhiên, phần lớn các nghiên cứu hiện tại không phân biệt TCI và DAI, xử lý năng lực số như một khái niệm đơn nhất. Hậu quả lý thuyết của sự đồng nhất không hợp lý này là không thể phân tách được hai cơ chế vận hành khác nhau: chiều sâu năng lực tổ chức (TCI) và khả năng phối hợp kỹ thuật số bề mặt (DAI). Sự không phân biệt này làm mờ đi cơ chế tác động và dẫn đến kết luận không thể áp dụng trực tiếp vào thực tiễn chính sách và quản trị doanh nghiệp.</w:t>
+        <w:t xml:space="preserve">Việc gắn nghiên cứu về năng lực số với quan hệ I-P là một xu hướng tương đối mới, phát triển mạnh từ năm 2019 đến nay. Bhandari et al. (2023) phân tích 571 doanh nghiệp sản xuất của Mỹ và tìm thấy rằng năng lực số, đo như một chỉ số tổng hợp duy nhất, điều tiết tích cực quan hệ I-P, trong đó doanh nghiệp có năng lực số cao hơn thu được lợi ích lớn hơn từ quốc tế hóa. Bustamante et al. (2022) dùng mẫu các doanh nghiệp nhỏ và vừa đa quốc gia, phát hiện công cụ số làm giảm chi phí thâm nhập thị trường nước ngoài, rõ nhất ở những thị trường có khoảng trống thể chế lớn. Chen và Meng (2022) khảo sát doanh nghiệp Trung Quốc từ WBES và thấy rằng ràng buộc thể chế làm giảm cường độ xuất khẩu, nhưng doanh nghiệp có năng lực số cao hơn lại vượt qua ràng buộc đó hiệu quả hơn. Li et al. (2022) trên dữ liệu doanh nghiệp sản xuất Trung Quốc cũng xác nhận tương tác tích cực giữa số hóa, quốc tế hóa và hiệu quả.</w:t>
+      </w:r>
+    </w:p>
+    <w:p>
+      <w:pPr>
+        <w:pStyle w:val="BodyText"/>
+      </w:pPr>
+      <w:r>
+        <w:t xml:space="preserve">Tuy nhiên, phần lớn các nghiên cứu hiện thời không tách bạch TCI với DAI, mà coi năng lực số như một khái niệm đơn nhất. Hệ quả lý thuyết của sự đồng nhất thiếu hợp lý này là không thể phân tách hai cơ chế vốn vận hành khác nhau: chiều sâu năng lực tổ chức của TCI và khả năng phối hợp số bề mặt của DAI. Bằng chứng từ chuỗi nghiên cứu đồng hành cho thấy việc tách bạch là cần thiết. Ở Việt Nam (P3), biến đại diện số tầng một đi theo một quỹ đạo lỗi thời hóa: dương năm 2009, null năm 2015, và tương tác âm năm 2023 khi tỷ lệ sở hữu trang web tiến đến mức gần phổ cập; biến công cụ cho biến số này cho kết quả null, hàm ý hiệu ứng chấp nhận số phụ thuộc chọn lựa chứ không phải nhân quả (Do &amp; Phan, 2026e). Ở Singapore (P4), trong nền kinh tế bão hòa số, DAI không tạo phần thưởng đồng nhất mà hoạt động như một nguồn lực mở rộng tình huống, chỉ phát huy ở cường độ xuất khẩu cao nơi nhu cầu điều phối xuyên biên giới dày đặc, với hệ số tương tác giữa DAI và bình phương FSTS dương mạnh (Mar et al., 2026). Sự khác biệt giữa hai bối cảnh này, một bên là nền kinh tế chuyển đổi với DAI chưa bão hòa và một bên là nền kinh tế phát triển đã bão hòa số, chính là cơ sở thực nghiệm cho mô hình phụ thuộc bối cảnh được phát triển ở Mục 2.5.</w:t>
       </w:r>
     </w:p>
     <w:p>
@@ -764,15 +1900,24 @@
         </w:pict>
       </w:r>
     </w:p>
-    <w:bookmarkEnd w:id="34"/>
-    <w:bookmarkEnd w:id="35"/>
-    <w:bookmarkStart w:id="36" w:name="khoảng-trống-nghiên-cứu"/>
+    <w:bookmarkEnd w:id="39"/>
+    <w:bookmarkEnd w:id="40"/>
+    <w:bookmarkStart w:id="45" w:name="X571aebe6b94c63b04e26a653f6b78348d98b3f9"/>
     <w:p>
       <w:pPr>
         <w:pStyle w:val="Heading2"/>
       </w:pPr>
       <w:r>
-        <w:t xml:space="preserve">2.4 Khoảng trống nghiên cứu</w:t>
+        <w:t xml:space="preserve">2.5 Khoảng trống nghiên cứu và khung khái niệm, giả thuyết của luận án</w:t>
+      </w:r>
+    </w:p>
+    <w:bookmarkStart w:id="41" w:name="các-khoảng-trống-nghiên-cứu"/>
+    <w:p>
+      <w:pPr>
+        <w:pStyle w:val="Heading3"/>
+      </w:pPr>
+      <w:r>
+        <w:t xml:space="preserve">2.5.1 Các khoảng trống nghiên cứu</w:t>
       </w:r>
     </w:p>
     <w:p>
@@ -780,7 +1925,107 @@
         <w:pStyle w:val="FirstParagraph"/>
       </w:pPr>
       <w:r>
-        <w:t xml:space="preserve">Trên cơ sở tổng quan lý thuyết và thực nghiệm ở các phần trước, ba khoảng trống nghiên cứu chính được xác định như sau.</w:t>
+        <w:t xml:space="preserve">Trên cơ sở tổng quan lý thuyết và thực nghiệm ở các phần trước, luận án xác định ba khoảng trống nghiên cứu chính.</w:t>
+      </w:r>
+    </w:p>
+    <w:p>
+      <w:pPr>
+        <w:pStyle w:val="BodyText"/>
+      </w:pPr>
+      <w:r>
+        <w:t xml:space="preserve">Khoảng trống thứ nhất là thiếu một khung tích hợp đa tầng để giải thích sự dị biệt trong quan hệ I-P. Các phân tích tổng hợp nhất quán cho thấy mức dị biệt rất cao, tức phần lớn biến thiên trong mức độ ảnh hưởng không đến từ sai số ngẫu nhiên mà từ những khác biệt có hệ thống giữa các bối cảnh (Bausch &amp; Krist, 2007; Marano et al., 2016). Thế nhưng, hầu hết nghiên cứu thực nghiệm hiện tại chỉ kiểm định một hoặc hai yếu tố điều tiết từ một lý thuyết đơn lẻ, nên không thể giải thích đồng thời sự dị biệt do bối cảnh thể chế, năng lực doanh nghiệp và đặc điểm lãnh đạo cùng tạo ra. Không một lý thuyết đơn lẻ nào, dù là Uppsala, RBV, lý thuyết thể chế hay lý thuyết Bậc trên, đủ sức bao quát trọn vẹn sự phức tạp của quan hệ I-P trong một bối cảnh đa quốc gia đa dạng như châu Á.</w:t>
+      </w:r>
+    </w:p>
+    <w:p>
+      <w:pPr>
+        <w:pStyle w:val="BodyText"/>
+      </w:pPr>
+      <w:r>
+        <w:t xml:space="preserve">Khoảng trống thứ hai là sự đồng nhất thiếu hợp lý giữa TCI và DAI trong phần lớn nghiên cứu trước. Đa số nghiên cứu về năng lực số trong bối cảnh I-P hoặc bỏ qua việc đo lường năng lực số, hoặc gộp mọi chỉ báo số vào một chỉ số tổng hợp duy nhất, không tách chiều sâu năng lực công nghệ của tổ chức khỏi mức chấp nhận công cụ số bề mặt. Sự đồng nhất này để lại hai hệ quả thực tiễn: không thể trả lời câu hỏi nên đầu tư vào năng lực công nghệ nội tại hay vào việc áp dụng công cụ số ở giao diện, và không thể phân biệt hai cơ chế tác động vốn dẫn đến những hàm ý chính sách khác nhau.</w:t>
+      </w:r>
+    </w:p>
+    <w:p>
+      <w:pPr>
+        <w:pStyle w:val="BodyText"/>
+      </w:pPr>
+      <w:r>
+        <w:t xml:space="preserve">Khoảng trống thứ ba là thiếu bằng chứng liên quốc gia quy mô lớn, toàn diện và có cấu trúc cho châu Á. Dù châu Á là khu vực kinh tế năng động và đa dạng nhất thế giới, nghiên cứu về quan hệ I-P vẫn thiếu bằng chứng đa quốc gia đủ rộng để kiểm định khả năng tổng quát hóa của các lý thuyết. Tập 17 nước của Do và Phan (2026a) là nền tảng lớn nhất hiện có trong các nghiên cứu về châu Á, song vẫn chưa bao gồm các nền kinh tế cận biên và đảo nhỏ Thái Bình Dương, những nơi cực kỳ quan trọng để kiểm định điều kiện biên. Khi thiếu các bằng chứng đó, các lý thuyết về I-P, vốn được dựng chủ yếu trên dữ liệu từ các nền kinh tế tiên tiến, dễ bị áp dụng sai trong bối cảnh các nền kinh tế đang phát triển và chuyển đổi.</w:t>
+      </w:r>
+    </w:p>
+    <w:p>
+      <w:pPr>
+        <w:pStyle w:val="BodyText"/>
+      </w:pPr>
+      <w:r>
+        <w:t xml:space="preserve">Ba khoảng trống này hội tụ vào một hướng giải quyết chung: cần phát triển và kiểm định một khung giải thích tích hợp đa tầng trên dữ liệu đa quốc gia đủ rộng và đủ đa dạng về thể chế để bao phủ toàn bộ dải biến thiên thể chế của châu Á. Luận án đề xuất khung CDCM (Context-Contingent Digital-and-Capability Model — Mô hình năng lực và chấp nhận số phụ thuộc bối cảnh), một khung lý thuyết tích hợp đa tầng kết hợp bốn thành phần: bối cảnh thể chế ở tầng vĩ mô, được vận hành hóa bằng ICRV; năng lực doanh nghiệp ở tầng tổ chức, với TCI và DAI tách riêng; đặc điểm nhà quản trị cấp cao ở tầng cá nhân; và lớp mở rộng năng lực số. Trong khung này, FSTS là biến độc lập chính và năng suất lao động là biến phụ thuộc.</w:t>
+      </w:r>
+    </w:p>
+    <w:bookmarkEnd w:id="41"/>
+    <w:bookmarkStart w:id="42" w:name="mô-hình-khái-niệm"/>
+    <w:p>
+      <w:pPr>
+        <w:pStyle w:val="Heading3"/>
+      </w:pPr>
+      <w:r>
+        <w:t xml:space="preserve">2.5.2 Mô hình khái niệm</w:t>
+      </w:r>
+    </w:p>
+    <w:p>
+      <w:pPr>
+        <w:pStyle w:val="FirstParagraph"/>
+      </w:pPr>
+      <w:r>
+        <w:t xml:space="preserve">Mô hình khái niệm của luận án vận hành theo logic đa tầng: quan hệ trung tâm giữa quốc tế hóa (FSTS) và hiệu quả hoạt động kinh doanh, đo bằng năng suất lao động, được điều tiết đồng thời bởi ba tầng can thiệp, cùng với lớp mở rộng năng lực số xuyên suốt.</w:t>
+      </w:r>
+    </w:p>
+    <w:p>
+      <w:pPr>
+        <w:pStyle w:val="BodyText"/>
+      </w:pPr>
+      <w:r>
+        <w:t xml:space="preserve">Ở tầng vĩ mô là bối cảnh thể chế, được vận hành hóa bằng khung ICRV với sáu nhóm con theo dải biến thiên từ tiên tiến dẫn dắt bằng đổi mới đến đảo nhỏ Thái Bình Dương. Tại tầng này, ICRV điều tiết quan hệ I-P qua hai cơ chế đã nêu ở Mục 2.3: mức độ khoảng trống thể chế chi phối chi phí giao dịch xuyên biên giới, còn chất lượng thể chế chi phối vị trí điểm uốn. Ở các nền kinh tế cận biên và đảo nhỏ, khoảng trống thể chế quá lớn có thể đảo ngược quan hệ I-P, biến lợi ích tiềm năng thành tổn thất thực tế.</w:t>
+      </w:r>
+    </w:p>
+    <w:p>
+      <w:pPr>
+        <w:pStyle w:val="BodyText"/>
+      </w:pPr>
+      <w:r>
+        <w:t xml:space="preserve">Ở tầng tổ chức là năng lực doanh nghiệp, gồm TCI và DAI như hai yếu tố điều tiết độc lập với cơ chế tác động khác nhau. TCI đóng vai trò nâng đỡ mặt bằng: doanh nghiệp có TCI cao đạt hiệu quả cao hơn ở mọi mức FSTS, và đặc biệt khai thác lợi ích quốc tế hóa tốt hơn nhờ năng lực hấp thụ. DAI đóng vai trò một bộ đệm phối hợp số: ở mức FSTS cao, DAI giúp giảm chi phí điều phối xuyên biên giới và làm dịu mức suy giảm hiệu quả sau điểm uốn.</w:t>
+      </w:r>
+    </w:p>
+    <w:p>
+      <w:pPr>
+        <w:pStyle w:val="BodyText"/>
+      </w:pPr>
+      <w:r>
+        <w:t xml:space="preserve">Ở tầng cá nhân là đặc điểm nhà quản trị cấp cao, gồm kinh nghiệm quản trị và giới tính nhà quản trị, đóng vai trò các yếu tố nâng mặt bằng hiệu quả. Kinh nghiệm quốc tế của nhà quản trị giảm chi phí nhận thức của gánh nặng người nước ngoài; sự hiện diện của quản trị viên nữ làm tăng tính đa dạng nhận thức và sự thận trọng trong quản trị rủi ro quốc tế.</w:t>
+      </w:r>
+    </w:p>
+    <w:p>
+      <w:pPr>
+        <w:pStyle w:val="BodyText"/>
+      </w:pPr>
+      <w:r>
+        <w:t xml:space="preserve">Bên cạnh các cơ chế điều tiết, mô hình còn có một yếu tố động thái quan trọng: hình dạng phi tuyến của quan hệ I-P, cụ thể là điểm uốn của đường chữ U ngược, không cố định theo thời gian. Nó có thể dịch chuyển khi bối cảnh thể chế và năng lực doanh nghiệp thay đổi theo chiều dọc, biểu hiện rõ nhất ở các nền kinh tế chuyển đổi nhanh.</w:t>
+      </w:r>
+    </w:p>
+    <w:bookmarkEnd w:id="42"/>
+    <w:bookmarkStart w:id="43" w:name="hệ-giả-thuyết-h1-h6"/>
+    <w:p>
+      <w:pPr>
+        <w:pStyle w:val="Heading3"/>
+      </w:pPr>
+      <w:r>
+        <w:t xml:space="preserve">2.5.3 Hệ giả thuyết H1-H6</w:t>
+      </w:r>
+    </w:p>
+    <w:p>
+      <w:pPr>
+        <w:pStyle w:val="FirstParagraph"/>
+      </w:pPr>
+      <w:r>
+        <w:t xml:space="preserve">Trên nền tảng khung CDCM, luận án phát triển sáu giả thuyết chính cùng một điều kiện biên.</w:t>
       </w:r>
     </w:p>
     <w:p>
@@ -792,13 +2037,23 @@
           <w:bCs/>
           <w:b/>
         </w:rPr>
-        <w:t xml:space="preserve">Khoảng trống thứ nhất: Thiếu khung tích hợp đa tầng để giải thích heterogeneity trong I-P relationship.</w:t>
+        <w:t xml:space="preserve">Giả thuyết H1 (phi tuyến chữ U ngược).</w:t>
       </w:r>
       <w:r>
         <w:t xml:space="preserve"> </w:t>
       </w:r>
       <w:r>
-        <w:t xml:space="preserve">Các meta-analyses nhất quán cho thấy I² &gt; 80%, tức hơn 80% biến thiên trong effect size không được giải thích bởi sai số ngẫu nhiên mà bởi sự khác biệt có hệ thống giữa các bối cảnh (Bausch &amp; Krist, 2007; Marano et al., 2016). Tuy nhiên, hầu hết các nghiên cứu thực nghiệm hiện tại chỉ kiểm định một hoặc hai moderator từ một lý thuyết đơn lẻ, không có khả năng giải thích đồng thời heterogeneity do bối cảnh thể chế, năng lực doanh nghiệp, và đặc điểm lãnh đạo tạo ra. Không có lý thuyết đơn lẻ nào, dù là Uppsala, RBV, Institutional Theory, hay Upper Echelons Theory, đủ để giải thích đầy đủ sự phức tạp của I-P relationship trong bối cảnh đa quốc gia đa dạng như châu Á. Khoảng trống này đòi hỏi một khung tích hợp đa tầng, trong đó các lý thuyết bổ sung cho nhau thay vì cạnh tranh nhau.</w:t>
+        <w:t xml:space="preserve">Mô hình Uppsala (Johanson &amp; Vahlne, 1977) cho rằng doanh nghiệp gánh chi phí học hỏi và chi phí của gánh nặng người nước ngoài rất cao ở giai đoạn đầu quốc tế hóa. RBV (Barney, 1991) dự báo lợi thế cạnh tranh tích lũy dần khi doanh nghiệp khai thác lợi thế quy mô và học hỏi ở giai đoạn giữa. Đến giai đoạn mở rộng quá mức, chi phí điều phối đa thị trường vượt quá lợi ích. Bằng chứng thực nghiệm xác nhận quan hệ chữ U ngược (Hitt et al., 1997) rồi tinh chỉnh thành đường cong chữ S ba giai đoạn (Contractor et al., 2003; Lu &amp; Beamish, 2004); bằng chứng đa quốc gia của luận án xác nhận chữ U ngược bền vững với điểm uốn trung bình khoảng 36% FSTS (Do &amp; Phan, 2026d). Từ đó:</w:t>
+      </w:r>
+      <w:r>
+        <w:t xml:space="preserve"> </w:t>
+      </w:r>
+      <w:r>
+        <w:rPr>
+          <w:iCs/>
+          <w:i/>
+        </w:rPr>
+        <w:t xml:space="preserve">Quan hệ giữa mức độ quốc tế hóa (FSTS) và hiệu quả hoạt động của doanh nghiệp ở các quốc gia châu Á có dạng phi tuyến chữ U ngược, đạt một điểm uốn tối ưu trước khi chi phí điều phối và bất định vượt qua lợi ích từ việc mở rộng thị trường quốc tế.</w:t>
       </w:r>
     </w:p>
     <w:p>
@@ -810,13 +2065,29 @@
           <w:bCs/>
           <w:b/>
         </w:rPr>
-        <w:t xml:space="preserve">Khoảng trống thứ hai: Sự đồng nhất không hợp lý giữa TCI và DAI trong phần lớn các nghiên cứu trước.</w:t>
+        <w:t xml:space="preserve">Điều kiện biên H1b (gánh nặng quốc tế hóa bắt buộc tại đảo nhỏ Thái Bình Dương).</w:t>
       </w:r>
       <w:r>
         <w:t xml:space="preserve"> </w:t>
       </w:r>
       <w:r>
-        <w:t xml:space="preserve">Phần lớn các nghiên cứu về năng lực số trong bối cảnh I-P hoặc là không đo lường năng lực số, hoặc là gộp tất cả các chỉ báo số vào một composite duy nhất, không phân biệt giữa chiều sâu năng lực công nghệ tổ chức (TCI) và mức độ chấp nhận công cụ số bề mặt (DAI). Hậu quả thực tiễn của sự đồng nhất này là: (i) không thể trả lời câu hỏi liệu nên đầu tư vào năng lực công nghệ nội tại hay vào việc áp dụng công cụ số giao diện; (ii) không thể phân biệt được hai cơ chế tác động có hàm ý chính sách khác nhau. Phân biệt rõ TCI và DAI là điều kiện cần để rút ra hàm ý quản trị và chính sách có tính cụ thể và ứng dụng cao.</w:t>
+        <w:t xml:space="preserve">H1 ngầm giả định ba điều kiện cấu trúc được đáp ứng: thị trường nội địa đủ lớn để doanh nghiệp có nền tảng hiệu suất trước khi xuất khẩu; chi phí thương mại ở mức chấp nhận được; và có hỗ trợ thể chế tối thiểu cho hoạt động trao đổi quốc tế. Tại các nền kinh tế đảo nhỏ Thái Bình Dương (Nhóm VI ICRV), cả ba điều kiện này đồng thời bị vi phạm: thị trường nội địa cực nhỏ buộc doanh nghiệp xuất khẩu không phải vì lợi thế cạnh tranh mà vì cầu nội địa không đủ duy trì hoạt động; chi phí hậu cần cực cao do địa lý đảo xa và phân tán; và hỗ trợ thể chế cho hậu cần, tài chính thương mại và xúc tiến xuất khẩu thiếu hụt nghiêm trọng. Khi đó, quan hệ I-P có thể chuyển thành quan hệ âm đơn điệu không có điểm uốn. Từ đó:</w:t>
+      </w:r>
+      <w:r>
+        <w:t xml:space="preserve"> </w:t>
+      </w:r>
+      <w:r>
+        <w:rPr>
+          <w:iCs/>
+          <w:i/>
+        </w:rPr>
+        <w:t xml:space="preserve">Tại các nền kinh tế đảo nhỏ Thái Bình Dương (ICRV Nhóm VI), quan hệ giữa FSTS và năng suất lao động là âm đơn điệu, không có điểm uốn trong phạm vi dữ liệu, phản ánh gánh nặng quốc tế hóa bắt buộc (forced internationalization penalty), nơi doanh nghiệp xuất khẩu để sinh tồn chứ không phải để khai thác lợi thế cạnh tranh.</w:t>
+      </w:r>
+      <w:r>
+        <w:t xml:space="preserve"> </w:t>
+      </w:r>
+      <w:r>
+        <w:t xml:space="preserve">Cơ sở lý thuyết gồm lý thuyết thể chế (North, 1990), lý thuyết chi phí giao dịch (Williamson, 2000), lập luận của Khanna và Palepu (2010) về khoảng trống thể chế, và phân tích về các ràng buộc cấu trúc của quốc đảo nhỏ (Briguglio, 1995; Bertram, 2006).</w:t>
       </w:r>
     </w:p>
     <w:p>
@@ -828,21 +2099,23 @@
           <w:bCs/>
           <w:b/>
         </w:rPr>
-        <w:t xml:space="preserve">Khoảng trống thứ ba: Thiếu bằng chứng cross-country quy mô lớn, toàn diện và có cấu trúc cho bối cảnh châu Á.</w:t>
+        <w:t xml:space="preserve">Giả thuyết H2 (điều tiết bởi năng lực công nghệ).</w:t>
       </w:r>
       <w:r>
         <w:t xml:space="preserve"> </w:t>
       </w:r>
       <w:r>
-        <w:t xml:space="preserve">Mặc dù châu Á là khu vực kinh tế năng động và đa dạng nhất thế giới, các nghiên cứu về quan hệ I-P vẫn thiếu bằng chứng đa quốc gia bao quát đủ rộng để kiểm định khả năng tổng quát hóa của các lý thuyết. Pool 17 nước của Do và Phan (2026a) là baseline lớn nhất hiện có trong các nghiên cứu về châu Á, nhưng vẫn chưa bao gồm các nền kinh tế frontier và Pacific SIDS, những địa điểm cực kỳ quan trọng để kiểm định boundary conditions. Thiếu vắng các bằng chứng này khiến cho các lý thuyết về I-P, vốn được xây dựng chủ yếu trên dữ liệu từ Nhật Bản, Hàn Quốc, và các nền kinh tế tiên tiến, có nguy cơ bị áp dụng sai trong bối cảnh các nền kinh tế đang phát triển và chuyển đổi ở châu Á.</w:t>
-      </w:r>
-    </w:p>
-    <w:p>
-      <w:pPr>
-        <w:pStyle w:val="BodyText"/>
-      </w:pPr>
-      <w:r>
-        <w:t xml:space="preserve">Ba khoảng trống này hội tụ vào một hướng giải quyết chung: cần phát triển và kiểm định một khung giải thích tích hợp đa tầng (multi-tier integrated framework) trên dữ liệu đa quốc gia đủ rộng và đủ đa dạng về thể chế để bao phủ toàn bộ gradient thể chế của châu Á. Luận án đề xuất khung CDCM (Context-Contingent Digital-and-Capability Model), là khung lý thuyết tích hợp đa tầng kết hợp bối cảnh thể chế (tầng vĩ mô, vận hành hóa bằng ICRV), năng lực doanh nghiệp với TCI và DAI riêng biệt (tầng tổ chức), đặc điểm nhà quản trị cấp cao (tầng cá nhân), và lớp mở rộng digital capability lens. Trong khung này, FSTS là biến độc lập chính và hiệu quả doanh nghiệp (labor productivity) là biến phụ thuộc.</w:t>
+        <w:t xml:space="preserve">RBV (Barney, 1991) và lý thuyết năng lực động (Teece et al., 1997) coi năng lực công nghệ vừa là một nguồn lực VRIN, vừa là năng lực hấp thụ (Cohen &amp; Levinthal, 1990) cho phép doanh nghiệp đồng hóa tri thức từ thị trường nước ngoài. Bhandari et al. (2023) cho thấy năng lực số điều tiết tích cực quan hệ I-P; bằng chứng đồng hành xác nhận hệ số TCI dương và bền vững tại Việt Nam, qua biến công cụ, và tại Trung Quốc, với hiệu ứng tăng dần theo thời gian. Cơ chế là nâng mặt bằng hiệu quả. Từ đó:</w:t>
+      </w:r>
+      <w:r>
+        <w:t xml:space="preserve"> </w:t>
+      </w:r>
+      <w:r>
+        <w:rPr>
+          <w:iCs/>
+          <w:i/>
+        </w:rPr>
+        <w:t xml:space="preserve">Năng lực công nghệ (TCI) làm gia tăng tác động tích cực của quốc tế hóa lên hiệu quả hoạt động doanh nghiệp, chủ yếu bằng cách nâng mặt bằng hiệu quả tổng thể, tức dịch chuyển đường quan hệ I-P lên cao hơn, và có thể điều chỉnh độ cong của đường cong.</w:t>
       </w:r>
     </w:p>
     <w:p>
@@ -854,13 +2127,29 @@
           <w:bCs/>
           <w:b/>
         </w:rPr>
-        <w:t xml:space="preserve">Từ khoảng trống đến Nghiên cứu P7, Kiểm định CDCM trên 49 nền kinh tế châu Á.</w:t>
+        <w:t xml:space="preserve">Giả thuyết H3 (điều tiết bởi chỉ số chấp nhận số).</w:t>
       </w:r>
       <w:r>
         <w:t xml:space="preserve"> </w:t>
       </w:r>
       <w:r>
-        <w:t xml:space="preserve">Khoảng trống thứ nhất và thứ ba hội tụ vào một câu hỏi kiểm định trực tiếp: liệu CDCM có thể giải thích đồng thời heterogeneity I-P khi kiểm soát đầy đủ cả ba tầng trong một mô hình tích hợp ở quy mô đủ rộng để bao phủ toàn bộ gradient ICRV không? Literature hiện tại chưa có bằng chứng kiểm định đồng thời năm moderator chính (TCI, DAI, kinh nghiệm quản trị, giới tính nhà quản trị, ICRV) trong một mô hình hồi quy đơn lẻ trên dữ liệu đa quốc gia quy mô lớn. Do và Phan (2026d), Nghiên cứu P7, lấp đầy khoảng trống này bằng dữ liệu WBES từ 49 nền kinh tế (N = 84.910-91.982 doanh nghiệp, 102 country-year waves), bao phủ toàn bộ gradient ICRV từ nhóm tiên tiến đến SIDS, kiểm định đồng thời H1-H6 với country-year fixed effects. Kết quả turning point trung bình ~36% FSTS tại P7, thấp hơn P3 Vietnam (~40%) và P5 Trung Quốc (~49%), xác nhận ICRV điều tiết vị trí turning point theo gradient dự đoán lý thuyết, đóng góp bằng chứng kiểm định tích hợp đầu tiên cho CDCM ở cấp độ liên quốc gia quy mô lớn.</w:t>
+        <w:t xml:space="preserve">Khác với TCI, khung chấp nhận số (Verhoef et al., 2021) và lý thuyết nền tảng số (Stallkamp &amp; Schotter, 2021) định vị DAI ở cấp độ công cụ số bề mặt: nó không tạo ra chiều sâu năng lực tổ chức, nhưng làm giảm chi phí phối hợp và khoảng cách tâm lý trong giao dịch xuyên biên giới. Bustamante et al. (2022) cho thấy công cụ số hạ chi phí thâm nhập thị trường ngoài; bằng chứng đa quốc gia của luận án cho thấy DAI vừa nâng mặt bằng hiệu quả, vừa làm phẳng và dịch chuyển đường cong, nén lợi ích ở cường độ xuất khẩu thấp và làm dịu suy giảm ở cường độ xuất khẩu cao (Do &amp; Phan, 2026d). Từ đó:</w:t>
+      </w:r>
+      <w:r>
+        <w:t xml:space="preserve"> </w:t>
+      </w:r>
+      <w:r>
+        <w:rPr>
+          <w:iCs/>
+          <w:i/>
+        </w:rPr>
+        <w:t xml:space="preserve">Chỉ số chấp nhận số (DAI) điều tiết quan hệ I-P bằng cách làm thay đổi độ dốc và độ cong của đường quan hệ, rõ nhất ở mức cường độ xuất khẩu cao, chứ không nhất thiết theo cùng cơ chế nâng mặt bằng như TCI.</w:t>
+      </w:r>
+      <w:r>
+        <w:t xml:space="preserve"> </w:t>
+      </w:r>
+      <w:r>
+        <w:t xml:space="preserve">Việc tách bạch cơ chế giữa H2 và H3 chính là đóng góp lý thuyết cho phép phân biệt TCI với DAI trong mô hình thực nghiệm.</w:t>
       </w:r>
     </w:p>
     <w:p>
@@ -872,221 +2161,528 @@
           <w:bCs/>
           <w:b/>
         </w:rPr>
-        <w:t xml:space="preserve">Từ khoảng trống đến Nghiên cứu P8, Kiểm định điều kiện biên FIP tại Pacific SIDS.</w:t>
+        <w:t xml:space="preserve">Giả thuyết H4 (điều tiết bởi đặc điểm nhà quản trị cấp cao).</w:t>
       </w:r>
       <w:r>
         <w:t xml:space="preserve"> </w:t>
       </w:r>
       <w:r>
-        <w:t xml:space="preserve">Khoảng trống thứ ba không chỉ đòi hỏi mở rộng phạm vi địa lý mà còn đòi hỏi kiểm định điều kiện biên lý thuyết cực trị: liệu có tồn tại bối cảnh nơi inverted-U hoàn toàn sụp đổ thành quan hệ âm đơn điệu? Không có nghiên cứu nào trong các nghiên cứu I-P hiện tại kiểm định</w:t>
+        <w:t xml:space="preserve">Lý thuyết Bậc trên (Hambrick &amp; Mason, 1984; Hambrick, 2007) cho rằng các quyết định chiến lược, trong đó có quốc tế hóa, phản ánh đặc điểm nhận thức, kinh nghiệm và giá trị của nhà quản trị cấp cao. Hsu et al. (2013) cho thấy kinh nghiệm quốc tế của nhà quản trị nâng cao khả năng nhận diện cơ hội và giảm nhận thức về gánh nặng người nước ngoài; Post và Byron (2015) gắn sự hiện diện của lãnh đạo nữ với quản trị rủi ro thận trọng và ra quyết định đa chiều. Từ đó:</w:t>
       </w:r>
       <w:r>
         <w:t xml:space="preserve"> </w:t>
       </w:r>
       <w:r>
-        <w:t xml:space="preserve">“</w:t>
-      </w:r>
-      <w:r>
-        <w:t xml:space="preserve">Forced Internationalization Penalty</w:t>
-      </w:r>
-      <w:r>
-        <w:t xml:space="preserve">”</w:t>
-      </w:r>
-      <w:r>
-        <w:t xml:space="preserve"> </w:t>
-      </w:r>
-      <w:r>
-        <w:t xml:space="preserve">(FIP), bối cảnh mà quốc tế hóa là gánh nặng sinh tồn, không phải lựa chọn chiến lược dựa trên lợi thế cạnh tranh. Do và Phan (2026b), Nghiên cứu P8, kiểm định H1b bằng dữ liệu WBES từ các nền kinh tế Pacific SIDS (Fiji, Tonga, Solomon Islands, Vanuatu, Samoa), nơi ba điều kiện cấu trúc cơ bản của inverted-U đồng thời bị vi phạm: thị trường nội địa cực nhỏ, chi phí logistics cao bất thường, và hỗ trợ thể chế cho xuất khẩu gần như không tồn tại. Kết quả P8 xác định boundary condition cực trị của CDCM: điểm nơi lý thuyết đường cong chữ U ngược không còn ứng dụng được.</w:t>
-      </w:r>
-    </w:p>
-    <w:p>
-      <w:r>
-        <w:pict>
-          <v:rect style="width:0;height:1.5pt" o:hralign="center" o:hrstd="t" o:hr="t"/>
-        </w:pict>
-      </w:r>
-    </w:p>
-    <w:bookmarkEnd w:id="36"/>
-    <w:bookmarkStart w:id="45" w:name="mô-hình-nghiên-cứu-và-hệ-giả-thuyết"/>
-    <w:p>
-      <w:pPr>
-        <w:pStyle w:val="Heading2"/>
-      </w:pPr>
-      <w:r>
-        <w:t xml:space="preserve">2.5 Mô hình nghiên cứu và hệ giả thuyết</w:t>
-      </w:r>
-    </w:p>
-    <w:bookmarkStart w:id="37" w:name="mô-hình-khái-niệm"/>
-    <w:p>
-      <w:pPr>
-        <w:pStyle w:val="Heading3"/>
-      </w:pPr>
-      <w:r>
-        <w:t xml:space="preserve">2.5.1 Mô hình khái niệm</w:t>
-      </w:r>
-    </w:p>
-    <w:p>
-      <w:pPr>
-        <w:pStyle w:val="FirstParagraph"/>
-      </w:pPr>
-      <w:r>
-        <w:t xml:space="preserve">Mô hình khái niệm của luận án vận hành theo logic đa tầng, trong đó mối quan hệ trung tâm giữa quốc tế hóa (FSTS) và hiệu quả hoạt động doanh nghiệp (labor productivity) được điều tiết đồng thời bởi ba tầng can thiệp.</w:t>
-      </w:r>
-    </w:p>
-    <w:p>
-      <w:pPr>
-        <w:pStyle w:val="BodyText"/>
-      </w:pPr>
-      <w:r>
-        <w:t xml:space="preserve">Tầng vĩ mô, bối cảnh thể chế, được vận hành hóa bằng khung ICRV với sáu sub-regime theo gradient từ Advanced Innovation-Driven đến Pacific SIDS. Ở tầng này, ICRV điều tiết mối quan hệ I-P thông qua hai cơ chế: (i) mức độ khoảng trống thể chế (institutional voids) ảnh hưởng đến chi phí giao dịch xuyên biên giới; và (ii) chất lượng thể chế ảnh hưởng đến khả năng doanh nghiệp khai thác lợi ích từ quốc tế hóa. Ở các nền kinh tế frontier và SIDS, khoảng trống thể chế cực kỳ lớn có thể đảo ngược quan hệ I-P, biến lợi ích tiềm năng thành tổn thất thực tế (Do &amp; Phan, 2026b).</w:t>
-      </w:r>
-    </w:p>
-    <w:p>
-      <w:pPr>
-        <w:pStyle w:val="BodyText"/>
-      </w:pPr>
-      <w:r>
-        <w:t xml:space="preserve">Tầng tổ chức, năng lực doanh nghiệp, bao gồm TCI và DAI như hai moderator độc lập với cơ chế tác động khác nhau. TCI đóng vai trò như một</w:t>
-      </w:r>
-      <w:r>
-        <w:t xml:space="preserve"> </w:t>
-      </w:r>
-      <w:r>
-        <w:t xml:space="preserve">“</w:t>
-      </w:r>
-      <w:r>
-        <w:t xml:space="preserve">nâng đỡ mặt bằng</w:t>
-      </w:r>
-      <w:r>
-        <w:t xml:space="preserve">”</w:t>
-      </w:r>
-      <w:r>
-        <w:t xml:space="preserve"> </w:t>
-      </w:r>
-      <w:r>
-        <w:t xml:space="preserve">(level shifter): doanh nghiệp có TCI cao sẽ đạt hiệu quả cao hơn ở mọi mức độ FSTS, và đặc biệt có khả năng khai thác lợi ích quốc tế hóa tốt hơn nhờ năng lực hấp thụ tri thức và công nghệ từ thị trường nước ngoài. DAI, ngược lại, đóng vai trò là</w:t>
-      </w:r>
-      <w:r>
-        <w:t xml:space="preserve"> </w:t>
-      </w:r>
-      <w:r>
-        <w:t xml:space="preserve">“</w:t>
-      </w:r>
-      <w:r>
-        <w:t xml:space="preserve">bộ đệm phối hợp số</w:t>
-      </w:r>
-      <w:r>
-        <w:t xml:space="preserve">”</w:t>
-      </w:r>
-      <w:r>
-        <w:t xml:space="preserve"> </w:t>
-      </w:r>
-      <w:r>
-        <w:t xml:space="preserve">(digital coordination buffer): ở mức FSTS cao, DAI giúp giảm chi phí điều phối xuyên biên giới, làm chuyển dịch điểm turning point sang phải và kéo dài giai đoạn lợi ích dương của quan hệ I-P.</w:t>
-      </w:r>
-    </w:p>
-    <w:p>
-      <w:pPr>
-        <w:pStyle w:val="BodyText"/>
-      </w:pPr>
-      <w:r>
-        <w:t xml:space="preserve">Tầng cá nhân, đặc điểm nhà quản trị cấp cao, bao gồm kinh nghiệm quản trị và giới tính nhà quản trị như các moderator vi mô. Kinh nghiệm quốc tế của nhà quản trị giảm chi phí nhận thức của liability of foreignness; sự hiện diện của quản trị viên nữ tăng cường đa dạng nhận thức và thận trọng trong quản trị rủi ro quốc tế.</w:t>
-      </w:r>
-    </w:p>
-    <w:p>
-      <w:pPr>
-        <w:pStyle w:val="BodyText"/>
-      </w:pPr>
-      <w:r>
-        <w:t xml:space="preserve">Ngoài các cơ chế điều tiết, mô hình còn bao gồm một yếu tố động thái quan trọng: hình dạng phi tuyến của quan hệ I-P (turning point của inverted-U) không cố định theo thời gian mà có thể thay đổi khi bối cảnh thể chế và năng lực doanh nghiệp thay đổi theo chiều dọc, đặc biệt rõ rệt ở các nền kinh tế chuyển đổi nhanh như Trung Quốc.</w:t>
-      </w:r>
-    </w:p>
-    <w:bookmarkEnd w:id="37"/>
-    <w:bookmarkStart w:id="38" w:name="giả-thuyết-h1-phi-tuyến-chữ-u-ngược"/>
-    <w:p>
-      <w:pPr>
-        <w:pStyle w:val="Heading3"/>
-      </w:pPr>
-      <w:r>
-        <w:t xml:space="preserve">2.5.2 Giả thuyết H1: Phi tuyến chữ U ngược</w:t>
-      </w:r>
-    </w:p>
-    <w:p>
-      <w:pPr>
-        <w:pStyle w:val="FirstParagraph"/>
-      </w:pPr>
-      <w:r>
-        <w:t xml:space="preserve">Mô hình Uppsala (Johanson &amp; Vahlne, 1977) cho rằng doanh nghiệp gánh chi phí học hỏi và chi phí của liability of foreignness cao ở giai đoạn đầu quốc tế hóa, trong khi RBV (Barney, 1991) dự báo lợi thế cạnh tranh tích lũy khi doanh nghiệp khai thác lợi thế quy mô và học hỏi ở giai đoạn giữa; đến giai đoạn mở rộng quá mức, lý thuyết chi phí giao dịch cảnh báo chi phí điều phối đa thị trường vượt quá lợi ích thu được. Về bằng chứng thực nghiệm, Hitt et al. (1997) là nghiên cứu đầu tiên xác nhận quan hệ chữ U ngược, sau đó Lu và Beamish (2004) cùng Contractor et al. (2003) tinh chỉnh thành đường cong chữ S ba giai đoạn. Cơ chế hợp nhất là sự đánh đổi động giữa lợi ích (quy mô, học hỏi, đa dạng hóa) và chi phí (điều phối, bất định thể chế) biến thiên theo cường độ xuất khẩu, tạo nên một điểm đảo chiều tối ưu. Do đó, giả thuyết H1 được phát biểu: Quan hệ giữa mức độ quốc tế hóa (FSTS) và hiệu quả hoạt động của doanh nghiệp ở các quốc gia châu Á có dạng phi tuyến chữ U ngược, đạt một điểm uốn (turning point) tối ưu trước khi chi phí điều phối và bất định vượt qua lợi ích từ mở rộng thị trường quốc tế.</w:t>
-      </w:r>
-    </w:p>
-    <w:bookmarkEnd w:id="38"/>
-    <w:bookmarkStart w:id="39" w:name="X4428ed197d44616af17a87137bdb8f71ba3b36a"/>
-    <w:p>
-      <w:pPr>
-        <w:pStyle w:val="Heading3"/>
-      </w:pPr>
-      <w:r>
-        <w:t xml:space="preserve">2.5.2b Điều kiện biên H1b: Gánh nặng quốc tế hóa bắt buộc (FIP) tại Pacific SIDS</w:t>
-      </w:r>
-    </w:p>
-    <w:p>
-      <w:pPr>
-        <w:pStyle w:val="FirstParagraph"/>
-      </w:pPr>
-      <w:r>
-        <w:t xml:space="preserve">H1 dự báo quan hệ chữ U ngược, tức là tồn tại một mức FSTS tối ưu mà dưới ngưỡng đó quốc tế hóa tạo ra lợi ích, và trên ngưỡng đó chi phí điều phối vượt qua lợi ích học hỏi. Tuy nhiên, lý thuyết dự đoán này ngầm giả định rằng ba điều kiện cấu trúc cơ bản được đáp ứng: (i) tồn tại thị trường nội địa đủ lớn để doanh nghiệp có nền tảng hiệu suất và thanh khoản trước khi xuất khẩu; (ii) chi phí thương mại ở mức chấp nhận được, cho phép cân nhắc kinh tế hợp lý; và (iii) tồn tại hỗ trợ thể chế tối thiểu cho hoạt động trao đổi quốc tế.</w:t>
-      </w:r>
-    </w:p>
-    <w:p>
-      <w:pPr>
-        <w:pStyle w:val="BodyText"/>
-      </w:pPr>
-      <w:r>
-        <w:t xml:space="preserve">Tại các nền kinh tế Pacific SIDS (Nhóm VI ICRV), cả ba điều kiện này đồng thời bị vi phạm: thị trường nội địa cực nhỏ buộc các doanh nghiệp phải xuất khẩu không phải vì có lợi thế cạnh tranh mà vì thiếu cầu nội địa đủ lớn để duy trì hoạt động (xuất khẩu bắt buộc); chi phí hậu cần và vận chuyển cực cao do địa lý đảo xa và phân tán làm suy giảm biên lợi nhuận ở mọi mức FSTS; và hỗ trợ thể chế (logistics, tài chính thương mại, năng lực xúc tiến xuất khẩu) thiếu hụt nghiêm trọng. Khi ba điều kiện này đồng thời không được đáp ứng, quan hệ I-P không chỉ mất đi phần lợi ích giai đoạn đầu của chữ U ngược mà có thể chuyển thành</w:t>
-      </w:r>
-      <w:r>
-        <w:t xml:space="preserve"> </w:t>
-      </w:r>
+        <w:rPr>
+          <w:iCs/>
+          <w:i/>
+        </w:rPr>
+        <w:t xml:space="preserve">Kinh nghiệm quản trị và sự hiện diện của nhà quản trị nữ ở cấp cao làm mạnh thêm tác động tích cực của quốc tế hóa lên hiệu quả hoạt động, chủ yếu thông qua việc nâng mặt bằng hiệu quả, nhờ nâng cao nhận thức chiến lược quốc tế và quản trị rủi ro thận trọng hơn.</w:t>
+      </w:r>
+    </w:p>
+    <w:p>
+      <w:pPr>
+        <w:pStyle w:val="BodyText"/>
+      </w:pPr>
       <w:r>
         <w:rPr>
           <w:bCs/>
           <w:b/>
         </w:rPr>
-        <w:t xml:space="preserve">quan hệ âm đơn điệu không có điểm uốn</w:t>
-      </w:r>
-      <w:r>
-        <w:t xml:space="preserve">, tức là điều kiện biên lý thuyết nơi mọi mức độ quốc tế hóa đều gây tổn hại đến hiệu quả doanh nghiệp.</w:t>
-      </w:r>
-    </w:p>
-    <w:p>
-      <w:pPr>
-        <w:pStyle w:val="BodyText"/>
-      </w:pPr>
-      <w:r>
-        <w:t xml:space="preserve">Giả thuyết H1b được phát biểu như sau. Tại các nền kinh tế Pacific SIDS (ICRV Nhóm VI), mối quan hệ giữa mức độ quốc tế hóa (FSTS) và hiệu quả hoạt động doanh nghiệp (năng suất lao động) là</w:t>
+        <w:t xml:space="preserve">Giả thuyết H5 (điều tiết bởi bối cảnh thể chế ICRV).</w:t>
       </w:r>
       <w:r>
         <w:t xml:space="preserve"> </w:t>
       </w:r>
+      <w:r>
+        <w:t xml:space="preserve">Lý thuyết thể chế (North, 1990; Khanna &amp; Palepu, 2010) cho rằng chất lượng thể chế quy định chi phí giao dịch và mức rủi ro mà doanh nghiệp phải gánh khi giao dịch xuyên biên giới, nên định hình lợi ích ròng của quốc tế hóa và vị trí điểm uốn. Marano et al. (2016) xác nhận thể chế quốc gia nguồn là biến điều tiết quan trọng nhất, có thể dịch chuyển điểm uốn đáng kể. Cơ chế là dải biến thiên của chi phí giao dịch, trong đó năng lực số có thể đóng vai trò thay thế một phần khoảng trống thể chế. Từ đó:</w:t>
+      </w:r>
+      <w:r>
+        <w:t xml:space="preserve"> </w:t>
+      </w:r>
+      <w:r>
+        <w:rPr>
+          <w:iCs/>
+          <w:i/>
+        </w:rPr>
+        <w:t xml:space="preserve">Chế độ thể chế theo khung ICRV điều tiết quan hệ I-P, với điểm uốn xuất hiện sớm hơn ở các nền kinh tế thể chế mạnh và muộn hơn ở các nền kinh tế thể chế yếu; vai trò định hình đường cong của DAI mạnh hơn ở các chế độ thể chế yếu, nhất quán với cơ chế thay thế số cho thể chế.</w:t>
+      </w:r>
+    </w:p>
+    <w:p>
+      <w:pPr>
+        <w:pStyle w:val="BodyText"/>
+      </w:pPr>
       <w:r>
         <w:rPr>
           <w:bCs/>
           <w:b/>
         </w:rPr>
-        <w:t xml:space="preserve">âm đơn điệu</w:t>
-      </w:r>
-      <w:r>
-        <w:t xml:space="preserve">, không có điểm turning point trong phạm vi dữ liệu, phản ánh gánh nặng quốc tế hóa bắt buộc (Forced Internationalization Penalty, FIP) nơi doanh nghiệp xuất khẩu để sinh tồn chứ không phải để khai thác lợi thế cạnh tranh. Cơ sở lý thuyết bao gồm Institutional Theory (North, 1990), lý thuyết chi phí giao dịch (Williamson, 1985), Khanna và Palepu (2010) về institutional voids, và Lall (2004) về SIDS structural constraints.</w:t>
-      </w:r>
-    </w:p>
-    <w:bookmarkEnd w:id="39"/>
-    <w:bookmarkStart w:id="40" w:name="X4e283c765855921a9a0bf70a9d0a980f4bd502f"/>
+        <w:t xml:space="preserve">Giả thuyết H6 (dị biệt thời gian trong quan hệ I-P).</w:t>
+      </w:r>
+      <w:r>
+        <w:t xml:space="preserve"> </w:t>
+      </w:r>
+      <w:r>
+        <w:t xml:space="preserve">Lý thuyết về tiến hóa năng lực (Teece et al., 1997) và bản cập nhật Uppsala cho kỷ nguyên số (Banalieva &amp; Dhanaraj, 2019) hàm ý rằng khi năng lực doanh nghiệp và điều kiện thể chế thay đổi nhanh, cấu trúc quan hệ I-P không nhất thiết bất biến theo thời gian. Wu et al. (2022) ghi nhận điểm uốn ở doanh nghiệp thị trường mới nổi dịch chuyển theo từng giai đoạn; riêng dữ liệu Trung Quốc cho thấy điểm uốn ổn định về cấu trúc giữa năm 2012 và 2024, trong khi hiệu ứng TCI lại mạnh dần lên. Từ đó:</w:t>
+      </w:r>
+      <w:r>
+        <w:t xml:space="preserve"> </w:t>
+      </w:r>
+      <w:r>
+        <w:rPr>
+          <w:iCs/>
+          <w:i/>
+        </w:rPr>
+        <w:t xml:space="preserve">Hình dạng phi tuyến của quan hệ I-P, cụ thể là vị trí điểm uốn và độ cong của đường quan hệ, có thể thay đổi theo thời gian ở các nền kinh tế chuyển đổi nhanh, phản ánh sự phát triển năng lực doanh nghiệp và cải thiện thể chế qua các giai đoạn.</w:t>
+      </w:r>
+    </w:p>
+    <w:p>
+      <w:pPr>
+        <w:pStyle w:val="BodyText"/>
+      </w:pPr>
+      <w:r>
+        <w:rPr>
+          <w:bCs/>
+          <w:b/>
+        </w:rPr>
+        <w:t xml:space="preserve">Bảng 2.3.</w:t>
+      </w:r>
+      <w:r>
+        <w:t xml:space="preserve"> </w:t>
+      </w:r>
+      <w:r>
+        <w:rPr>
+          <w:iCs/>
+          <w:i/>
+        </w:rPr>
+        <w:t xml:space="preserve">Tóm tắt hệ giả thuyết H1-H6 và H1b: cơ chế, cơ sở lý thuyết và bằng chứng neo đậu.</w:t>
+      </w:r>
+    </w:p>
+    <w:tbl>
+      <w:tblPr>
+        <w:tblStyle w:val="Table"/>
+        <w:tblW w:type="pct" w:w="5000"/>
+        <w:tblLook w:firstRow="1" w:lastRow="0" w:firstColumn="0" w:lastColumn="0" w:noHBand="0" w:noVBand="0" w:val="0020"/>
+        <w:jc w:val="start"/>
+      </w:tblPr>
+      <w:tblGrid>
+        <w:gridCol w:w="1377"/>
+        <w:gridCol w:w="2066"/>
+        <w:gridCol w:w="2066"/>
+        <w:gridCol w:w="2410"/>
+      </w:tblGrid>
+      <w:tr>
+        <w:trPr>
+          <w:tblHeader w:val="true"/>
+        </w:trPr>
+        <w:tc>
+          <w:tcPr/>
+          <w:p>
+            <w:pPr>
+              <w:pStyle w:val="Compact"/>
+              <w:jc w:val="left"/>
+            </w:pPr>
+            <w:r>
+              <w:t xml:space="preserve">Giả thuyết</w:t>
+            </w:r>
+          </w:p>
+        </w:tc>
+        <w:tc>
+          <w:tcPr/>
+          <w:p>
+            <w:pPr>
+              <w:pStyle w:val="Compact"/>
+              <w:jc w:val="left"/>
+            </w:pPr>
+            <w:r>
+              <w:t xml:space="preserve">Nội dung cốt lõi</w:t>
+            </w:r>
+          </w:p>
+        </w:tc>
+        <w:tc>
+          <w:tcPr/>
+          <w:p>
+            <w:pPr>
+              <w:pStyle w:val="Compact"/>
+              <w:jc w:val="left"/>
+            </w:pPr>
+            <w:r>
+              <w:t xml:space="preserve">Cơ sở lý thuyết</w:t>
+            </w:r>
+          </w:p>
+        </w:tc>
+        <w:tc>
+          <w:tcPr/>
+          <w:p>
+            <w:pPr>
+              <w:pStyle w:val="Compact"/>
+              <w:jc w:val="left"/>
+            </w:pPr>
+            <w:r>
+              <w:t xml:space="preserve">Bằng chứng neo đậu</w:t>
+            </w:r>
+          </w:p>
+        </w:tc>
+      </w:tr>
+      <w:tr>
+        <w:tc>
+          <w:tcPr/>
+          <w:p>
+            <w:pPr>
+              <w:pStyle w:val="Compact"/>
+              <w:jc w:val="left"/>
+            </w:pPr>
+            <w:r>
+              <w:t xml:space="preserve">H1</w:t>
+            </w:r>
+          </w:p>
+        </w:tc>
+        <w:tc>
+          <w:tcPr/>
+          <w:p>
+            <w:pPr>
+              <w:pStyle w:val="Compact"/>
+              <w:jc w:val="left"/>
+            </w:pPr>
+            <w:r>
+              <w:t xml:space="preserve">Quan hệ I-P phi tuyến chữ U ngược</w:t>
+            </w:r>
+          </w:p>
+        </w:tc>
+        <w:tc>
+          <w:tcPr/>
+          <w:p>
+            <w:pPr>
+              <w:pStyle w:val="Compact"/>
+              <w:jc w:val="left"/>
+            </w:pPr>
+            <w:r>
+              <w:t xml:space="preserve">Uppsala, RBV, chi phí giao dịch</w:t>
+            </w:r>
+          </w:p>
+        </w:tc>
+        <w:tc>
+          <w:tcPr/>
+          <w:p>
+            <w:pPr>
+              <w:pStyle w:val="Compact"/>
+              <w:jc w:val="left"/>
+            </w:pPr>
+            <w:r>
+              <w:t xml:space="preserve">Hitt et al. (1997); Lu &amp; Beamish (2004); Do &amp; Phan (2026d)</w:t>
+            </w:r>
+          </w:p>
+        </w:tc>
+      </w:tr>
+      <w:tr>
+        <w:tc>
+          <w:tcPr/>
+          <w:p>
+            <w:pPr>
+              <w:pStyle w:val="Compact"/>
+              <w:jc w:val="left"/>
+            </w:pPr>
+            <w:r>
+              <w:t xml:space="preserve">H1b</w:t>
+            </w:r>
+          </w:p>
+        </w:tc>
+        <w:tc>
+          <w:tcPr/>
+          <w:p>
+            <w:pPr>
+              <w:pStyle w:val="Compact"/>
+              <w:jc w:val="left"/>
+            </w:pPr>
+            <w:r>
+              <w:t xml:space="preserve">Âm đơn điệu tại đảo nhỏ Thái Bình Dương</w:t>
+            </w:r>
+          </w:p>
+        </w:tc>
+        <w:tc>
+          <w:tcPr/>
+          <w:p>
+            <w:pPr>
+              <w:pStyle w:val="Compact"/>
+              <w:jc w:val="left"/>
+            </w:pPr>
+            <w:r>
+              <w:t xml:space="preserve">Lý thuyết thể chế, ràng buộc SIDS</w:t>
+            </w:r>
+          </w:p>
+        </w:tc>
+        <w:tc>
+          <w:tcPr/>
+          <w:p>
+            <w:pPr>
+              <w:pStyle w:val="Compact"/>
+              <w:jc w:val="left"/>
+            </w:pPr>
+            <w:r>
+              <w:t xml:space="preserve">North (1990); Briguglio (1995); Do &amp; Phan (2026b)</w:t>
+            </w:r>
+          </w:p>
+        </w:tc>
+      </w:tr>
+      <w:tr>
+        <w:tc>
+          <w:tcPr/>
+          <w:p>
+            <w:pPr>
+              <w:pStyle w:val="Compact"/>
+              <w:jc w:val="left"/>
+            </w:pPr>
+            <w:r>
+              <w:t xml:space="preserve">H2</w:t>
+            </w:r>
+          </w:p>
+        </w:tc>
+        <w:tc>
+          <w:tcPr/>
+          <w:p>
+            <w:pPr>
+              <w:pStyle w:val="Compact"/>
+              <w:jc w:val="left"/>
+            </w:pPr>
+            <w:r>
+              <w:t xml:space="preserve">TCI nâng mặt bằng hiệu quả</w:t>
+            </w:r>
+          </w:p>
+        </w:tc>
+        <w:tc>
+          <w:tcPr/>
+          <w:p>
+            <w:pPr>
+              <w:pStyle w:val="Compact"/>
+              <w:jc w:val="left"/>
+            </w:pPr>
+            <w:r>
+              <w:t xml:space="preserve">RBV, năng lực động, hấp thụ</w:t>
+            </w:r>
+          </w:p>
+        </w:tc>
+        <w:tc>
+          <w:tcPr/>
+          <w:p>
+            <w:pPr>
+              <w:pStyle w:val="Compact"/>
+              <w:jc w:val="left"/>
+            </w:pPr>
+            <w:r>
+              <w:t xml:space="preserve">Barney (1991); Bhandari et al. (2023); Do &amp; Phan (2026e)</w:t>
+            </w:r>
+          </w:p>
+        </w:tc>
+      </w:tr>
+      <w:tr>
+        <w:tc>
+          <w:tcPr/>
+          <w:p>
+            <w:pPr>
+              <w:pStyle w:val="Compact"/>
+              <w:jc w:val="left"/>
+            </w:pPr>
+            <w:r>
+              <w:t xml:space="preserve">H3</w:t>
+            </w:r>
+          </w:p>
+        </w:tc>
+        <w:tc>
+          <w:tcPr/>
+          <w:p>
+            <w:pPr>
+              <w:pStyle w:val="Compact"/>
+              <w:jc w:val="left"/>
+            </w:pPr>
+            <w:r>
+              <w:t xml:space="preserve">DAI thay đổi độ dốc, độ cong</w:t>
+            </w:r>
+          </w:p>
+        </w:tc>
+        <w:tc>
+          <w:tcPr/>
+          <w:p>
+            <w:pPr>
+              <w:pStyle w:val="Compact"/>
+              <w:jc w:val="left"/>
+            </w:pPr>
+            <w:r>
+              <w:t xml:space="preserve">Khung chấp nhận số, nền tảng số</w:t>
+            </w:r>
+          </w:p>
+        </w:tc>
+        <w:tc>
+          <w:tcPr/>
+          <w:p>
+            <w:pPr>
+              <w:pStyle w:val="Compact"/>
+              <w:jc w:val="left"/>
+            </w:pPr>
+            <w:r>
+              <w:t xml:space="preserve">Verhoef et al. (2021); Mar et al. (2026)</w:t>
+            </w:r>
+          </w:p>
+        </w:tc>
+      </w:tr>
+      <w:tr>
+        <w:tc>
+          <w:tcPr/>
+          <w:p>
+            <w:pPr>
+              <w:pStyle w:val="Compact"/>
+              <w:jc w:val="left"/>
+            </w:pPr>
+            <w:r>
+              <w:t xml:space="preserve">H4</w:t>
+            </w:r>
+          </w:p>
+        </w:tc>
+        <w:tc>
+          <w:tcPr/>
+          <w:p>
+            <w:pPr>
+              <w:pStyle w:val="Compact"/>
+              <w:jc w:val="left"/>
+            </w:pPr>
+            <w:r>
+              <w:t xml:space="preserve">Đặc điểm nhà quản trị nâng mặt bằng</w:t>
+            </w:r>
+          </w:p>
+        </w:tc>
+        <w:tc>
+          <w:tcPr/>
+          <w:p>
+            <w:pPr>
+              <w:pStyle w:val="Compact"/>
+              <w:jc w:val="left"/>
+            </w:pPr>
+            <w:r>
+              <w:t xml:space="preserve">Lý thuyết Bậc trên</w:t>
+            </w:r>
+          </w:p>
+        </w:tc>
+        <w:tc>
+          <w:tcPr/>
+          <w:p>
+            <w:pPr>
+              <w:pStyle w:val="Compact"/>
+              <w:jc w:val="left"/>
+            </w:pPr>
+            <w:r>
+              <w:t xml:space="preserve">Hambrick &amp; Mason (1984); Hsu et al. (2013); Post &amp; Byron (2015)</w:t>
+            </w:r>
+          </w:p>
+        </w:tc>
+      </w:tr>
+      <w:tr>
+        <w:tc>
+          <w:tcPr/>
+          <w:p>
+            <w:pPr>
+              <w:pStyle w:val="Compact"/>
+              <w:jc w:val="left"/>
+            </w:pPr>
+            <w:r>
+              <w:t xml:space="preserve">H5</w:t>
+            </w:r>
+          </w:p>
+        </w:tc>
+        <w:tc>
+          <w:tcPr/>
+          <w:p>
+            <w:pPr>
+              <w:pStyle w:val="Compact"/>
+              <w:jc w:val="left"/>
+            </w:pPr>
+            <w:r>
+              <w:t xml:space="preserve">ICRV dịch chuyển điểm uốn</w:t>
+            </w:r>
+          </w:p>
+        </w:tc>
+        <w:tc>
+          <w:tcPr/>
+          <w:p>
+            <w:pPr>
+              <w:pStyle w:val="Compact"/>
+              <w:jc w:val="left"/>
+            </w:pPr>
+            <w:r>
+              <w:t xml:space="preserve">Lý thuyết thể chế, khoảng trống thể chế</w:t>
+            </w:r>
+          </w:p>
+        </w:tc>
+        <w:tc>
+          <w:tcPr/>
+          <w:p>
+            <w:pPr>
+              <w:pStyle w:val="Compact"/>
+              <w:jc w:val="left"/>
+            </w:pPr>
+            <w:r>
+              <w:t xml:space="preserve">North (1990); Marano et al. (2016); Do &amp; Phan (2026d)</w:t>
+            </w:r>
+          </w:p>
+        </w:tc>
+      </w:tr>
+      <w:tr>
+        <w:tc>
+          <w:tcPr/>
+          <w:p>
+            <w:pPr>
+              <w:pStyle w:val="Compact"/>
+              <w:jc w:val="left"/>
+            </w:pPr>
+            <w:r>
+              <w:t xml:space="preserve">H6</w:t>
+            </w:r>
+          </w:p>
+        </w:tc>
+        <w:tc>
+          <w:tcPr/>
+          <w:p>
+            <w:pPr>
+              <w:pStyle w:val="Compact"/>
+              <w:jc w:val="left"/>
+            </w:pPr>
+            <w:r>
+              <w:t xml:space="preserve">Dị biệt thời gian của đường cong</w:t>
+            </w:r>
+          </w:p>
+        </w:tc>
+        <w:tc>
+          <w:tcPr/>
+          <w:p>
+            <w:pPr>
+              <w:pStyle w:val="Compact"/>
+              <w:jc w:val="left"/>
+            </w:pPr>
+            <w:r>
+              <w:t xml:space="preserve">Năng lực động, Uppsala số</w:t>
+            </w:r>
+          </w:p>
+        </w:tc>
+        <w:tc>
+          <w:tcPr/>
+          <w:p>
+            <w:pPr>
+              <w:pStyle w:val="Compact"/>
+              <w:jc w:val="left"/>
+            </w:pPr>
+            <w:r>
+              <w:t xml:space="preserve">Teece et al. (1997); Wu et al. (2022)</w:t>
+            </w:r>
+          </w:p>
+        </w:tc>
+      </w:tr>
+    </w:tbl>
+    <w:bookmarkEnd w:id="43"/>
+    <w:bookmarkStart w:id="44" w:name="X0a81e8b3240aff50264466ceb20bd9b6162dbaf"/>
     <w:p>
       <w:pPr>
         <w:pStyle w:val="Heading3"/>
       </w:pPr>
       <w:r>
-        <w:t xml:space="preserve">2.5.3 Giả thuyết H2: Điều tiết bởi năng lực công nghệ (TCI)</w:t>
+        <w:t xml:space="preserve">2.5.4 Kết nối khoảng trống với chương trình kiểm định</w:t>
       </w:r>
     </w:p>
     <w:p>
@@ -1094,97 +2690,7 @@
         <w:pStyle w:val="FirstParagraph"/>
       </w:pPr>
       <w:r>
-        <w:t xml:space="preserve">RBV (Barney, 1991) và lý thuyết năng lực động (Teece et al., 1997) cho rằng năng lực công nghệ là một nguồn lực VRIN, đồng thời là năng lực hấp thụ (Cohen &amp; Levinthal, 1990) cho phép doanh nghiệp đồng hóa tri thức từ thị trường nước ngoài. Về bằng chứng thực nghiệm, Bhandari et al. (2023) cho thấy năng lực số điều tiết tích cực quan hệ I-P ở doanh nghiệp Mỹ, còn các bản thảo đồng hành xác nhận hệ số TCI dương và bền vững tại Việt Nam (P3: TCI nhân quả qua biến công cụ) và Trung Quốc (P5: TCI tăng cường theo thời gian). Cơ chế là level-shift: doanh nghiệp có TCI cao đạt năng suất nền cao hơn ở mọi mức FSTS và hạ thấp chi phí học hỏi thị trường quốc tế. Do đó, giả thuyết H2 được phát biểu: Năng lực công nghệ (TCI) làm gia tăng tác động tích cực của quốc tế hóa lên hiệu quả hoạt động doanh nghiệp, chủ yếu bằng cách nâng mặt bằng hiệu quả tổng thể (dịch chuyển đường quan hệ I-P lên cao hơn) và có thể điều chỉnh vị trí điểm uốn.</w:t>
-      </w:r>
-    </w:p>
-    <w:bookmarkEnd w:id="40"/>
-    <w:bookmarkStart w:id="41" w:name="X128abf7a15253174c605d07067219580799d526"/>
-    <w:p>
-      <w:pPr>
-        <w:pStyle w:val="Heading3"/>
-      </w:pPr>
-      <w:r>
-        <w:t xml:space="preserve">2.5.4 Giả thuyết H3: Điều tiết bởi chỉ số chấp nhận số (DAI)</w:t>
-      </w:r>
-    </w:p>
-    <w:p>
-      <w:pPr>
-        <w:pStyle w:val="FirstParagraph"/>
-      </w:pPr>
-      <w:r>
-        <w:t xml:space="preserve">Khác với TCI, khung áp dụng số (Verhoef et al., 2021) và lý thuyết nền tảng số (Stallkamp &amp; Schotter, 2021) định vị DAI ở cấp độ công cụ số bề mặt: nó không tạo chiều sâu năng lực tổ chức nhưng làm giảm chi phí phối hợp và khoảng cách tâm lý trong giao dịch xuyên biên giới. Về bằng chứng thực nghiệm, Bustamante et al. (2022) cho thấy công cụ số hạ chi phí thâm nhập thị trường ngoài, trong khi P4 Singapore ghi nhận DAI khuếch đại đường cong I-P ở cường độ xuất khẩu cao (hệ số tương tác DAI với FSTS bình phương dương mạnh) còn P3 Việt Nam cho kết quả phụ thuộc giai đoạn và phụ thuộc chọn lựa. Cơ chế là bộ đệm phối hợp: lợi ích của DAI bộc lộ rõ nhất khi nhu cầu điều phối đa thị trường trở nên dày đặc, tức ở mức FSTS cao. Do đó, giả thuyết H3 được phát biểu: Chỉ số chấp nhận số (DAI) điều tiết quan hệ I-P bằng cách làm thay đổi độ dốc và độ cong của đường quan hệ (rõ rệt hơn ở mức export intensity cao) chứ không nhất thiết nâng mặt bằng hiệu quả như TCI. Sự phân tách cơ chế giữa H2 và H3 là đóng góp lý thuyết cho phép tách biệt TCI và DAI trong mô hình thực nghiệm.</w:t>
-      </w:r>
-    </w:p>
-    <w:bookmarkEnd w:id="41"/>
-    <w:bookmarkStart w:id="42" w:name="X23e235aa1540adf65664378accbc0b6a13fdffd"/>
-    <w:p>
-      <w:pPr>
-        <w:pStyle w:val="Heading3"/>
-      </w:pPr>
-      <w:r>
-        <w:t xml:space="preserve">2.5.5 Giả thuyết H4: Điều tiết bởi đặc điểm nhà quản trị cấp cao</w:t>
-      </w:r>
-    </w:p>
-    <w:p>
-      <w:pPr>
-        <w:pStyle w:val="FirstParagraph"/>
-      </w:pPr>
-      <w:r>
-        <w:t xml:space="preserve">Upper Echelons Theory (Hambrick &amp; Mason, 1984; Hambrick, 2007) cho rằng các quyết định chiến lược, trong đó có quốc tế hóa, phản ánh đặc điểm nhận thức, kinh nghiệm và giá trị của nhà quản trị cấp cao. Về bằng chứng thực nghiệm, Hsu et al. (2013) cho thấy kinh nghiệm quốc tế của nhà quản trị nâng cao khả năng nhận diện cơ hội và giảm nhận thức về liability of foreignness, còn Post và Byron (2015) liên hệ sự hiện diện của lãnh đạo nữ với quản trị rủi ro thận trọng và ra quyết định đa chiều hơn. Cơ chế là chuyển hóa nhận thức: đặc điểm nhà quản trị định hình cách doanh nghiệp diễn giải và khai thác cơ hội quốc tế. Do đó, giả thuyết H4 được phát biểu: Kinh nghiệm quản trị và sự hiện diện của nhà quản trị nữ ở cấp cao làm mạnh thêm tác động tích cực của quốc tế hóa lên hiệu quả hoạt động, thông qua nâng cao nhận thức chiến lược quốc tế và quản trị rủi ro thận trọng hơn.</w:t>
-      </w:r>
-    </w:p>
-    <w:bookmarkEnd w:id="42"/>
-    <w:bookmarkStart w:id="43" w:name="X1090b4891c9abf48d7aab0f24d22e9d66d1b02d"/>
-    <w:p>
-      <w:pPr>
-        <w:pStyle w:val="Heading3"/>
-      </w:pPr>
-      <w:r>
-        <w:t xml:space="preserve">2.5.6 Giả thuyết H5: Điều tiết bởi bối cảnh thể chế (ICRV)</w:t>
-      </w:r>
-    </w:p>
-    <w:p>
-      <w:pPr>
-        <w:pStyle w:val="FirstParagraph"/>
-      </w:pPr>
-      <w:r>
-        <w:t xml:space="preserve">Institutional Theory (North, 1990; Khanna &amp; Palepu, 2010) cho rằng chất lượng thể chế quy định chi phí giao dịch và mức rủi ro mà doanh nghiệp gánh khi giao dịch xuyên biên giới, do đó định hình lợi ích ròng của quốc tế hóa. Về bằng chứng thực nghiệm, meta-analysis của Marano et al. (2016) xác nhận thể chế quốc gia nguồn là biến điều tiết quan trọng nhất của quan hệ I-P, có thể dịch chuyển điểm uốn đáng kể giữa các chế độ. Cơ chế là gradient chi phí giao dịch: nơi thể chế yếu, khoảng trống thể chế (institutional voids) khuếch đại chi phí quốc tế hóa, và năng lực số có thể đóng vai trò</w:t>
-      </w:r>
-      <w:r>
-        <w:t xml:space="preserve"> </w:t>
-      </w:r>
-      <w:r>
-        <w:t xml:space="preserve">“</w:t>
-      </w:r>
-      <w:r>
-        <w:t xml:space="preserve">lá chắn số</w:t>
-      </w:r>
-      <w:r>
-        <w:t xml:space="preserve">”</w:t>
-      </w:r>
-      <w:r>
-        <w:t xml:space="preserve"> </w:t>
-      </w:r>
-      <w:r>
-        <w:t xml:space="preserve">(digital shield) bù đắp một phần khoảng trống đó. Do đó, giả thuyết H5 được phát biểu: Chế độ thể chế theo khung ICRV điều tiết tác động của rào cản thể chế lên hiệu quả trong quá trình quốc tế hóa, với DAI bù đắp một phần khoảng trống thể chế; cường độ điều tiết giảm dần theo gradient ICRV từ các nền kinh tế frontier (Nhóm V-VI, mạnh nhất) đến các nền kinh tế tiên tiến (Nhóm I, yếu nhất).</w:t>
-      </w:r>
-    </w:p>
-    <w:bookmarkEnd w:id="43"/>
-    <w:bookmarkStart w:id="44" w:name="Xa7d68854d881889214a30270acd42b7b75812a9"/>
-    <w:p>
-      <w:pPr>
-        <w:pStyle w:val="Heading3"/>
-      </w:pPr>
-      <w:r>
-        <w:t xml:space="preserve">2.5.7 Giả thuyết H6: Dị biệt thời gian trong quan hệ I-P</w:t>
-      </w:r>
-    </w:p>
-    <w:p>
-      <w:pPr>
-        <w:pStyle w:val="FirstParagraph"/>
-      </w:pPr>
-      <w:r>
-        <w:t xml:space="preserve">Lý thuyết về tiến hóa năng lực (Teece et al., 1997) và cập nhật Uppsala cho kỷ nguyên số (Banalieva &amp; Dhanaraj, 2019) hàm ý rằng khi năng lực doanh nghiệp và điều kiện thể chế thay đổi nhanh, cấu trúc quan hệ I-P không nhất thiết bất biến theo thời gian. Về bằng chứng thực nghiệm, Wu et al. (2022) và Xiao et al. (2013) ghi nhận điểm uốn của doanh nghiệp thị trường mới nổi thấp hơn và dịch chuyển theo giai đoạn; riêng P5 Trung Quốc cho thấy điểm uốn ổn định cấu trúc giữa 2012 và 2024 (Paternoster z = +0,82, p = 0,412, không bác bỏ bằng nhau) trong khi hiệu ứng TCI lại tăng cường. Cơ chế là sự tiến hóa của năng lực và thể chế làm tái định hình cân bằng lợi ích, chi phí theo thời gian. Do đó, giả thuyết H6 được phát biểu: Hình dạng phi tuyến của quan hệ I-P, cụ thể vị trí điểm uốn và độ cong của đường quan hệ, thay đổi theo thời gian ở các nền kinh tế chuyển đổi nhanh, phản ánh sự phát triển năng lực doanh nghiệp và cải thiện thể chế qua các giai đoạn.</w:t>
+        <w:t xml:space="preserve">Ba khoảng trống dẫn về một chương trình kiểm định gồm ba mảnh ghép bổ sung cho nhau. Khoảng trống thứ nhất và thứ ba cùng dẫn về câu hỏi liệu CDCM có giải thích đồng thời sự dị biệt của quan hệ I-P khi kiểm soát đầy đủ cả ba tầng trong một mô hình tích hợp, ở quy mô đủ rộng để bao phủ toàn bộ dải biến thiên ICRV hay không. Nghiên cứu P7 lấp khoảng trống này bằng dữ liệu WBES từ 49 nền kinh tế (N = 84.910-91.982 doanh nghiệp, 102 đợt quốc gia-năm), bao phủ toàn bộ dải biến thiên ICRV, kiểm định đồng thời H1-H6 với hiệu ứng cố định quốc gia-năm; điểm uốn trung bình khoảng 36% FSTS tại P7 thấp hơn so với Việt Nam (39-46%) và Trung Quốc (47-49%), qua đó xác nhận ICRV điều tiết vị trí điểm uốn đúng theo dải biến thiên mà lý thuyết dự đoán (Do &amp; Phan, 2026d). Khoảng trống thứ ba còn đòi hỏi kiểm định một điều kiện biên cực trị, đó là liệu có tồn tại bối cảnh nơi chữ U ngược sụp đổ hoàn toàn thành quan hệ âm đơn điệu hay không; Nghiên cứu P8 kiểm định H1b bằng dữ liệu WBES từ các nền kinh tế đảo nhỏ Thái Bình Dương, nơi ba điều kiện cấu trúc cơ bản của chữ U ngược cùng bị vi phạm (Do &amp; Phan, 2026b). Cùng với phân tích tổng hợp P6, ba mảnh ghép này tạo thành một chiến lược kiểm định toàn diện, từ tổng hợp bằng chứng quá khứ đến kiểm định tích hợp đa quốc gia và xác định điều kiện biên.</w:t>
       </w:r>
     </w:p>
     <w:p>
@@ -1210,31 +2716,31 @@
         <w:pStyle w:val="FirstParagraph"/>
       </w:pPr>
       <w:r>
-        <w:t xml:space="preserve">Chương 2 đã trình bày hệ thống nền tảng lý thuyết và thực nghiệm cho luận án theo một trục logic nhất quán: từ khái niệm đến lý thuyết, từ bằng chứng thực nghiệm đến khoảng trống, và từ khoảng trống đến khung nghiên cứu và giả thuyết.</w:t>
-      </w:r>
-    </w:p>
-    <w:p>
-      <w:pPr>
-        <w:pStyle w:val="BodyText"/>
-      </w:pPr>
-      <w:r>
-        <w:t xml:space="preserve">Phần đầu chương xác lập bốn khái niệm cốt lõi: quốc tế hóa doanh nghiệp (đo bằng FSTS), hiệu quả hoạt động (đo bằng labor productivity là chính), năng lực công nghệ (TCI) và chỉ số chấp nhận số (DAI) như hai construct độc lập, và bối cảnh thể chế được vận hành hóa bằng khung ICRV sáu nhóm. Phần lý thuyết nền trình bày và phân tích bốn lý thuyết kinh điển, Uppsala, RBV, Institutional Theory, và Upper Echelons Theory, cùng với lớp mở rộng Digital Capability Lens, xác định vai trò của từng lý thuyết trong khung giải thích tổng thể của luận án.</w:t>
-      </w:r>
-    </w:p>
-    <w:p>
-      <w:pPr>
-        <w:pStyle w:val="BodyText"/>
-      </w:pPr>
-      <w:r>
-        <w:t xml:space="preserve">Tổng quan thực nghiệm cho thấy các nghiên cứu I-P đã phát triển qua ba giai đoạn, từ tuyến tính dương đến phi tuyến đến tập trung vào moderators; các meta-analyses nhất quán cho thấy tác động tổng hợp là dương nhưng nhỏ với I² &gt; 80%, đòi hỏi cách tiếp cận moderator-centric; và bối cảnh châu Á, đặc biệt là các nền kinh tế frontier và SIDS, đang thiếu đại diện nghiêm trọng trong các nghiên cứu.</w:t>
-      </w:r>
-    </w:p>
-    <w:p>
-      <w:pPr>
-        <w:pStyle w:val="BodyText"/>
-      </w:pPr>
-      <w:r>
-        <w:t xml:space="preserve">Ba khoảng trống được xác định: thiếu khung tích hợp đa tầng, sự đồng nhất không hợp lý TCI-DAI, và thiếu bằng chứng cross-country quy mô lớn có cấu trúc cho châu Á. Để lấp đầy ba khoảng trống này, luận án đề xuất khung CDCM và phát triển sáu giả thuyết (H1-H6) bao phủ phi tuyến cơ bản, vai trò của TCI và DAI, vai trò của đặc điểm nhà quản trị, vai trò của thể chế ICRV, và dị biệt thời gian. Chương 3 sẽ trình bày thiết kế phương pháp và chiến lược kiểm định hệ giả thuyết này.</w:t>
+        <w:t xml:space="preserve">Chương 2 đã trình bày hệ thống nền tảng lý thuyết và thực nghiệm cho luận án theo một trục logic nhất quán: từ khái niệm đến lý thuyết, từ công cụ phân loại bối cảnh thể chế đến bằng chứng thực nghiệm, rồi từ khoảng trống đến khung nghiên cứu và giả thuyết.</w:t>
+      </w:r>
+    </w:p>
+    <w:p>
+      <w:pPr>
+        <w:pStyle w:val="BodyText"/>
+      </w:pPr>
+      <w:r>
+        <w:t xml:space="preserve">Phần đầu chương xác lập năm khái niệm cốt lõi: quốc tế hóa doanh nghiệp, hiệu quả hoạt động kinh doanh đo chủ yếu bằng năng suất lao động, cường độ xuất khẩu đo bằng FSTS, năng lực công nghệ (TCI) và mức độ chấp nhận số (DAI) như hai cấu trúc khái niệm độc lập. Phần lý thuyết nền phân tích bốn lý thuyết kinh điển là Uppsala, RBV, lý thuyết thể chế và lý thuyết Bậc trên, cùng lớp mở rộng là lăng kính số, đồng thời xác định vai trò của từng lý thuyết trong khung giải thích tổng thể. Khung phân tích ICRV được trình bày như một công cụ vận hành hóa bối cảnh thể chế thành sáu nhóm chế độ, đóng vai trò điều tiết quan hệ I-P qua cơ chế dịch chuyển điểm uốn và thay thế số cho thể chế.</w:t>
+      </w:r>
+    </w:p>
+    <w:p>
+      <w:pPr>
+        <w:pStyle w:val="BodyText"/>
+      </w:pPr>
+      <w:r>
+        <w:t xml:space="preserve">Tổng quan thực nghiệm cho thấy tài liệu I-P ghi nhận năm dạng hàm cùng tồn tại, từ tuyến tính đến gánh nặng bắt buộc, và các phân tích tổng hợp nhất quán cho thấy tác động tổng hợp là dương nhưng nhỏ với mức dị biệt rất cao, đòi hỏi cách tiếp cận lấy yếu tố điều tiết làm trọng tâm. Riêng bối cảnh châu Á, nhất là các nền kinh tế cận biên và đảo nhỏ, vẫn thiếu đại diện nghiêm trọng.</w:t>
+      </w:r>
+    </w:p>
+    <w:p>
+      <w:pPr>
+        <w:pStyle w:val="BodyText"/>
+      </w:pPr>
+      <w:r>
+        <w:t xml:space="preserve">Từ đó, ba khoảng trống được xác định: thiếu khung tích hợp đa tầng, sự đồng nhất thiếu hợp lý giữa TCI và DAI, và thiếu bằng chứng liên quốc gia quy mô lớn có cấu trúc cho châu Á. Để lấp ba khoảng trống này, luận án đề xuất khung CDCM và phát triển sáu giả thuyết H1-H6 cùng điều kiện biên H1b, bao phủ tính phi tuyến cơ bản, vai trò của TCI và DAI, vai trò của đặc điểm nhà quản trị, vai trò của thể chế ICRV, và sự dị biệt theo thời gian. Chương 3 sẽ trình bày thiết kế phương pháp và chiến lược kiểm định hệ giả thuyết này.</w:t>
       </w:r>
     </w:p>
     <w:bookmarkEnd w:id="46"/>
@@ -1376,7 +2882,7 @@
     <w:name w:val="Normal"/>
     <w:qFormat/>
     <w:pPr>
-      <w:spacing w:line="360" w:lineRule="auto"/>
+      <w:spacing w:line="288" w:lineRule="auto"/>
       <w:jc w:val="both"/>
     </w:pPr>
     <w:rPr>
@@ -1390,7 +2896,7 @@
     <w:basedOn w:val="Normal"/>
     <w:link w:val="BodyTextChar"/>
     <w:pPr>
-      <w:spacing w:after="180" w:before="180" w:line="360" w:lineRule="auto"/>
+      <w:spacing w:after="180" w:before="180" w:line="288" w:lineRule="auto"/>
       <w:jc w:val="both"/>
     </w:pPr>
     <w:qFormat/>
@@ -1406,7 +2912,7 @@
     <w:next w:val="BodyText"/>
     <w:qFormat/>
     <w:pPr>
-      <w:spacing w:line="360" w:lineRule="auto"/>
+      <w:spacing w:line="288" w:lineRule="auto"/>
       <w:jc w:val="both"/>
     </w:pPr>
     <w:rPr>
@@ -1420,7 +2926,7 @@
     <w:basedOn w:val="BodyText"/>
     <w:qFormat/>
     <w:pPr>
-      <w:spacing w:after="36" w:before="36" w:line="360" w:lineRule="auto"/>
+      <w:spacing w:after="36" w:before="36" w:line="288" w:lineRule="auto"/>
       <w:jc w:val="both"/>
     </w:pPr>
     <w:rPr>
@@ -1437,7 +2943,7 @@
     <w:pPr>
       <w:keepNext/>
       <w:keepLines/>
-      <w:spacing w:after="240" w:before="480" w:line="360" w:lineRule="auto"/>
+      <w:spacing w:after="240" w:before="480" w:line="288" w:lineRule="auto"/>
       <w:jc w:val="both"/>
     </w:pPr>
     <w:rPr>
@@ -1457,7 +2963,7 @@
     <w:pPr>
       <w:keepNext/>
       <w:keepLines/>
-      <w:spacing w:after="240" w:before="240" w:line="360" w:lineRule="auto"/>
+      <w:spacing w:after="240" w:before="240" w:line="288" w:lineRule="auto"/>
       <w:jc w:val="both"/>
     </w:pPr>
     <w:rPr>
@@ -1474,7 +2980,7 @@
     <w:pPr>
       <w:keepNext/>
       <w:keepLines/>
-      <w:spacing w:line="360" w:lineRule="auto"/>
+      <w:spacing w:line="288" w:lineRule="auto"/>
       <w:jc w:val="both"/>
     </w:pPr>
     <w:rPr>
@@ -1490,7 +2996,7 @@
     <w:pPr>
       <w:keepNext/>
       <w:keepLines/>
-      <w:spacing w:line="360" w:lineRule="auto"/>
+      <w:spacing w:line="288" w:lineRule="auto"/>
       <w:jc w:val="both"/>
     </w:pPr>
     <w:rPr>
@@ -1508,7 +3014,7 @@
       <w:keepNext/>
       <w:keepLines/>
       <w:jc w:val="both"/>
-      <w:spacing w:after="0" w:before="300" w:line="360" w:lineRule="auto"/>
+      <w:spacing w:after="0" w:before="300" w:line="288" w:lineRule="auto"/>
     </w:pPr>
     <w:rPr>
       <w:color w:val="000000"/>
@@ -1526,7 +3032,7 @@
     <w:pPr>
       <w:keepNext/>
       <w:keepLines/>
-      <w:spacing w:after="300" w:before="100" w:line="360" w:lineRule="auto"/>
+      <w:spacing w:after="300" w:before="100" w:line="288" w:lineRule="auto"/>
       <w:jc w:val="both"/>
     </w:pPr>
     <w:rPr>
@@ -1542,7 +3048,7 @@
     <w:next w:val="Bibliography"/>
     <w:qFormat/>
     <w:pPr>
-      <w:spacing w:line="360" w:lineRule="auto"/>
+      <w:spacing w:line="288" w:lineRule="auto"/>
       <w:jc w:val="both"/>
     </w:pPr>
     <w:rPr>
@@ -1560,7 +3066,7 @@
     <w:pPr>
       <w:keepNext/>
       <w:keepLines/>
-      <w:spacing w:after="0" w:before="480" w:line="360" w:lineRule="auto"/>
+      <w:spacing w:after="0" w:before="480" w:line="288" w:lineRule="auto"/>
       <w:jc w:val="both"/>
       <w:outlineLvl w:val="0"/>
     </w:pPr>
@@ -1583,7 +3089,7 @@
     <w:pPr>
       <w:keepNext/>
       <w:keepLines/>
-      <w:spacing w:after="0" w:before="200" w:line="360" w:lineRule="auto"/>
+      <w:spacing w:after="0" w:before="200" w:line="288" w:lineRule="auto"/>
       <w:jc w:val="both"/>
       <w:outlineLvl w:val="1"/>
     </w:pPr>
@@ -1606,7 +3112,7 @@
     <w:pPr>
       <w:keepNext/>
       <w:keepLines/>
-      <w:spacing w:after="0" w:before="200" w:line="360" w:lineRule="auto"/>
+      <w:spacing w:after="0" w:before="200" w:line="288" w:lineRule="auto"/>
       <w:jc w:val="both"/>
       <w:outlineLvl w:val="2"/>
     </w:pPr>
@@ -1629,7 +3135,7 @@
     <w:pPr>
       <w:keepNext/>
       <w:keepLines/>
-      <w:spacing w:after="0" w:before="200" w:line="360" w:lineRule="auto"/>
+      <w:spacing w:after="0" w:before="200" w:line="288" w:lineRule="auto"/>
       <w:jc w:val="both"/>
       <w:outlineLvl w:val="3"/>
     </w:pPr>
@@ -1652,7 +3158,7 @@
     <w:pPr>
       <w:keepNext/>
       <w:keepLines/>
-      <w:spacing w:after="0" w:before="200" w:line="360" w:lineRule="auto"/>
+      <w:spacing w:after="0" w:before="200" w:line="288" w:lineRule="auto"/>
       <w:jc w:val="both"/>
       <w:outlineLvl w:val="4"/>
     </w:pPr>
@@ -1674,7 +3180,7 @@
     <w:pPr>
       <w:keepNext/>
       <w:keepLines/>
-      <w:spacing w:after="0" w:before="200" w:line="360" w:lineRule="auto"/>
+      <w:spacing w:after="0" w:before="200" w:line="288" w:lineRule="auto"/>
       <w:jc w:val="both"/>
       <w:outlineLvl w:val="5"/>
     </w:pPr>
@@ -1695,7 +3201,7 @@
     <w:pPr>
       <w:keepNext/>
       <w:keepLines/>
-      <w:spacing w:after="0" w:before="200" w:line="360" w:lineRule="auto"/>
+      <w:spacing w:after="0" w:before="200" w:line="288" w:lineRule="auto"/>
       <w:jc w:val="both"/>
       <w:outlineLvl w:val="6"/>
     </w:pPr>
@@ -1716,7 +3222,7 @@
     <w:pPr>
       <w:keepNext/>
       <w:keepLines/>
-      <w:spacing w:after="0" w:before="200" w:line="360" w:lineRule="auto"/>
+      <w:spacing w:after="0" w:before="200" w:line="288" w:lineRule="auto"/>
       <w:jc w:val="both"/>
       <w:outlineLvl w:val="7"/>
     </w:pPr>
@@ -1737,7 +3243,7 @@
     <w:pPr>
       <w:keepNext/>
       <w:keepLines/>
-      <w:spacing w:after="0" w:before="200" w:line="360" w:lineRule="auto"/>
+      <w:spacing w:after="0" w:before="200" w:line="288" w:lineRule="auto"/>
       <w:jc w:val="both"/>
       <w:outlineLvl w:val="8"/>
     </w:pPr>
@@ -1756,7 +3262,7 @@
     <w:unhideWhenUsed/>
     <w:qFormat/>
     <w:pPr>
-      <w:spacing w:after="100" w:before="100" w:line="360" w:lineRule="auto"/>
+      <w:spacing w:after="100" w:before="100" w:line="288" w:lineRule="auto"/>
       <w:ind w:firstLine="0" w:left="480" w:right="480"/>
       <w:jc w:val="both"/>
     </w:pPr>
@@ -1774,7 +3280,7 @@
     <w:unhideWhenUsed/>
     <w:qFormat/>
     <w:pPr>
-      <w:spacing w:line="360" w:lineRule="auto"/>
+      <w:spacing w:line="288" w:lineRule="auto"/>
       <w:jc w:val="both"/>
     </w:pPr>
     <w:rPr>
@@ -1800,7 +3306,7 @@
     <w:unhideWhenUsed/>
     <w:qFormat/>
     <w:pPr>
-      <w:spacing w:line="360" w:lineRule="auto"/>
+      <w:spacing w:line="288" w:lineRule="auto"/>
       <w:jc w:val="both"/>
     </w:pPr>
     <w:rPr>
@@ -1840,7 +3346,7 @@
     <w:pPr>
       <w:keepNext/>
       <w:keepLines/>
-      <w:spacing w:after="0" w:line="360" w:lineRule="auto"/>
+      <w:spacing w:after="0" w:line="288" w:lineRule="auto"/>
       <w:jc w:val="both"/>
     </w:pPr>
     <w:rPr>
@@ -1854,7 +3360,7 @@
     <w:name w:val="Definition"/>
     <w:basedOn w:val="Normal"/>
     <w:pPr>
-      <w:spacing w:line="360" w:lineRule="auto"/>
+      <w:spacing w:line="288" w:lineRule="auto"/>
       <w:jc w:val="both"/>
     </w:pPr>
     <w:rPr>
@@ -1868,7 +3374,7 @@
     <w:basedOn w:val="Normal"/>
     <w:link w:val="BodyTextChar"/>
     <w:pPr>
-      <w:spacing w:after="120" w:before="0" w:line="360" w:lineRule="auto"/>
+      <w:spacing w:after="120" w:before="0" w:line="288" w:lineRule="auto"/>
       <w:jc w:val="both"/>
     </w:pPr>
     <w:rPr>
@@ -1883,7 +3389,7 @@
     <w:basedOn w:val="Caption"/>
     <w:pPr>
       <w:keepNext/>
-      <w:spacing w:line="360" w:lineRule="auto"/>
+      <w:spacing w:line="288" w:lineRule="auto"/>
       <w:jc w:val="both"/>
     </w:pPr>
     <w:rPr>
@@ -1896,7 +3402,7 @@
     <w:name w:val="Image Caption"/>
     <w:basedOn w:val="Caption"/>
     <w:pPr>
-      <w:spacing w:line="360" w:lineRule="auto"/>
+      <w:spacing w:line="288" w:lineRule="auto"/>
       <w:jc w:val="both"/>
     </w:pPr>
     <w:rPr>
@@ -1909,7 +3415,7 @@
     <w:name w:val="Figure"/>
     <w:basedOn w:val="Normal"/>
     <w:pPr>
-      <w:spacing w:line="360" w:lineRule="auto"/>
+      <w:spacing w:line="288" w:lineRule="auto"/>
       <w:jc w:val="both"/>
     </w:pPr>
     <w:rPr>
@@ -1923,7 +3429,7 @@
     <w:basedOn w:val="Figure"/>
     <w:pPr>
       <w:keepNext/>
-      <w:spacing w:line="360" w:lineRule="auto"/>
+      <w:spacing w:line="288" w:lineRule="auto"/>
       <w:jc w:val="both"/>
     </w:pPr>
     <w:rPr>
@@ -1987,7 +3493,7 @@
     <w:unhideWhenUsed/>
     <w:qFormat/>
     <w:pPr>
-      <w:spacing w:before="240" w:line="360" w:lineRule="auto"/>
+      <w:spacing w:before="240" w:line="288" w:lineRule="auto"/>
       <w:jc w:val="both"/>
       <w:outlineLvl w:val="9"/>
     </w:pPr>

--- a/dist/luan_an_ctu/chuong_2_tong_quan_tai_lieu_vi.docx
+++ b/dist/luan_an_ctu/chuong_2_tong_quan_tai_lieu_vi.docx
@@ -2690,7 +2690,7 @@
         <w:pStyle w:val="FirstParagraph"/>
       </w:pPr>
       <w:r>
-        <w:t xml:space="preserve">Ba khoảng trống dẫn về một chương trình kiểm định gồm ba mảnh ghép bổ sung cho nhau. Khoảng trống thứ nhất và thứ ba cùng dẫn về câu hỏi liệu CDCM có giải thích đồng thời sự dị biệt của quan hệ I-P khi kiểm soát đầy đủ cả ba tầng trong một mô hình tích hợp, ở quy mô đủ rộng để bao phủ toàn bộ dải biến thiên ICRV hay không. Nghiên cứu P7 lấp khoảng trống này bằng dữ liệu WBES từ 49 nền kinh tế (N = 84.910-91.982 doanh nghiệp, 102 đợt quốc gia-năm), bao phủ toàn bộ dải biến thiên ICRV, kiểm định đồng thời H1-H6 với hiệu ứng cố định quốc gia-năm; điểm uốn trung bình khoảng 36% FSTS tại P7 thấp hơn so với Việt Nam (39-46%) và Trung Quốc (47-49%), qua đó xác nhận ICRV điều tiết vị trí điểm uốn đúng theo dải biến thiên mà lý thuyết dự đoán (Do &amp; Phan, 2026d). Khoảng trống thứ ba còn đòi hỏi kiểm định một điều kiện biên cực trị, đó là liệu có tồn tại bối cảnh nơi chữ U ngược sụp đổ hoàn toàn thành quan hệ âm đơn điệu hay không; Nghiên cứu P8 kiểm định H1b bằng dữ liệu WBES từ các nền kinh tế đảo nhỏ Thái Bình Dương, nơi ba điều kiện cấu trúc cơ bản của chữ U ngược cùng bị vi phạm (Do &amp; Phan, 2026b). Cùng với phân tích tổng hợp P6, ba mảnh ghép này tạo thành một chiến lược kiểm định toàn diện, từ tổng hợp bằng chứng quá khứ đến kiểm định tích hợp đa quốc gia và xác định điều kiện biên.</w:t>
+        <w:t xml:space="preserve">Ba khoảng trống dẫn về một chương trình kiểm định gồm ba mảnh ghép bổ sung cho nhau. Khoảng trống thứ nhất và thứ ba cùng dẫn về câu hỏi liệu CDCM có giải thích đồng thời sự dị biệt của quan hệ I-P khi kiểm soát đầy đủ cả ba tầng trong một mô hình tích hợp, ở quy mô đủ rộng để bao phủ toàn bộ dải biến thiên ICRV hay không. Nghiên cứu P7 lấp khoảng trống này bằng dữ liệu WBES từ 45 nền kinh tế (N = 82.302-98.658 doanh nghiệp, 98 đợt quốc gia-năm), bao phủ toàn bộ dải biến thiên ICRV, kiểm định đồng thời H1-H6 với hiệu ứng cố định quốc gia-năm; điểm uốn trung bình khoảng 36% FSTS tại P7 thấp hơn so với Việt Nam (39-46%) và Trung Quốc (47-49%), qua đó xác nhận ICRV điều tiết vị trí điểm uốn đúng theo dải biến thiên mà lý thuyết dự đoán (Do &amp; Phan, 2026d). Khoảng trống thứ ba còn đòi hỏi kiểm định một điều kiện biên cực trị, đó là liệu có tồn tại bối cảnh nơi chữ U ngược sụp đổ hoàn toàn thành quan hệ âm đơn điệu hay không; Nghiên cứu P8 kiểm định H1b bằng dữ liệu WBES từ các nền kinh tế đảo nhỏ Thái Bình Dương, nơi ba điều kiện cấu trúc cơ bản của chữ U ngược cùng bị vi phạm (Do &amp; Phan, 2026b). Cùng với phân tích tổng hợp P6, ba mảnh ghép này tạo thành một chiến lược kiểm định toàn diện, từ tổng hợp bằng chứng quá khứ đến kiểm định tích hợp đa quốc gia và xác định điều kiện biên.</w:t>
       </w:r>
     </w:p>
     <w:p>

--- a/dist/luan_an_ctu/chuong_2_tong_quan_tai_lieu_vi.docx
+++ b/dist/luan_an_ctu/chuong_2_tong_quan_tai_lieu_vi.docx
@@ -427,7 +427,7 @@
         <w:pStyle w:val="BodyText"/>
       </w:pPr>
       <w:r>
-        <w:t xml:space="preserve">Một bước tinh chỉnh quan trọng đến từ Xu (2024), người phân tách quy tắc hình thức trên giấy (de jure) với thực thi thực tế (de facto), qua đó giải thích vì sao những nền kinh tế có khung pháp lý tương tự lại tạo ra kết quả kinh doanh rất khác nhau. Kim et al. (2026) cung cấp một khung đo lường năng lực thể chế (institutional capacity) theo hai chiều, chiều tổ chức gồm nhân sự, tài chính, hệ thống thông tin, quản lý, và chiều quản trị gồm minh bạch, độc lập, trách nhiệm giải trình; nghiên cứu đa quốc gia này xác nhận tương quan dương bền vững giữa năng lực thể chế và phát triển kinh tế. Về phía bằng chứng tổng hợp, Marano et al. (2016) trên 170 nghiên cứu thuộc 32 quốc gia cho thấy thể chế quốc gia nguồn điều tiết đáng kể quan hệ I-P, với khả năng dịch chuyển điểm uốn của đường cong; doanh nghiệp từ các nền kinh tế thể chế yếu hơn thường thu được lợi ích thấp hơn, thậm chí chịu tổn thất khi quốc tế hóa. Cuervo-Cazurra et al. (2018) bổ sung một góc nhìn khác: sự bất định thể chế ở quốc gia nguồn không chỉ là thách thức mà còn có thể rèn cho doanh nghiệp một năng lực quản lý bất định đặc thù, nhờ đó họ cạnh tranh hiệu quả hơn ở những thị trường nước ngoài có đặc điểm tương tự. Lý thuyết thể chế là nền tảng lý luận cho giả thuyết H5 và cho khung phân tích ICRV trình bày ở Mục 2.3.</w:t>
+        <w:t xml:space="preserve">Một bước tinh chỉnh quan trọng đến từ Xu (2024), người phân tách quy tắc hình thức trên giấy (de jure) với thực thi thực tế (de facto), qua đó giải thích vì sao những nền kinh tế có khung pháp lý tương tự lại tạo ra kết quả kinh doanh rất khác nhau. Kim et al. (2026) cung cấp một khung đo lường năng lực thể chế (institutional capacity) theo hai chiều, chiều tổ chức gồm nhân sự, tài chính, hệ thống thông tin, quản lý, và chiều quản trị gồm minh bạch, độc lập, trách nhiệm giải trình; nghiên cứu đa quốc gia này xác nhận tương quan dương bền vững giữa năng lực thể chế và phát triển kinh tế. Về phía bằng chứng tổng hợp, Marano et al. (2016) trên 170 nghiên cứu thuộc 32 quốc gia cho thấy thể chế quốc gia nguồn điều tiết đáng kể quan hệ I-P, với khả năng thay đổi độ cong của đường cong; doanh nghiệp từ các nền kinh tế thể chế yếu hơn thường thu được lợi ích thấp hơn, thậm chí chịu tổn thất khi quốc tế hóa. Cuervo-Cazurra et al. (2018) bổ sung một góc nhìn khác: sự bất định thể chế ở quốc gia nguồn không chỉ là thách thức mà còn có thể rèn cho doanh nghiệp một năng lực quản lý bất định đặc thù, nhờ đó họ cạnh tranh hiệu quả hơn ở những thị trường nước ngoài có đặc điểm tương tự. Lý thuyết thể chế là nền tảng lý luận cho giả thuyết H5 và cho khung phân tích ICRV trình bày ở Mục 2.3.</w:t>
       </w:r>
     </w:p>
     <w:bookmarkEnd w:id="28"/>
@@ -453,7 +453,25 @@
         <w:pStyle w:val="BodyText"/>
       </w:pPr>
       <w:r>
-        <w:t xml:space="preserve">Đặt trong bối cảnh quốc tế hóa, lý thuyết này có hai hàm ý trực tiếp. Một mặt, kinh nghiệm quốc tế của nhà quản trị cấp cao, đo bằng số năm làm việc hoặc học tập ở nước ngoài hay mức độ tiếp xúc với thị trường quốc tế, giúp giảm nhận thức về gánh nặng người nước ngoài và nâng cao khả năng đánh giá cơ hội, quản trị rủi ro ở thị trường quốc tế (Hsu et al., 2013; Sambharya, 1996). Mặt khác, sự đa dạng giới tính trong lãnh đạo, đặc biệt là sự hiện diện của quản trị viên nữ ở các vị trí lãnh đạo, gắn với nhận thức chiến lược đa chiều hơn và thực tiễn quản trị rủi ro thận trọng hơn, qua đó tác động tích cực đến hiệu quả doanh nghiệp trong quá trình quốc tế hóa (Post &amp; Byron, 2015). Hai hàm ý này là cơ sở lý thuyết cho giả thuyết H4 về vai trò của đặc điểm nhà quản trị cấp cao. Tuy nhiên, trên mẫu đa quốc gia quy mô lớn, khác biệt cấp doanh nghiệp về đặc điểm nhà quản trị nhiều khả năng nâng mặt bằng hiệu quả hơn là tái định hình toàn bộ độ cong của đường quan hệ I-P, vốn được chi phối chủ yếu bởi các yếu tố thể chế và mức độ trưởng thành thị trường ở cấp nền kinh tế (Do &amp; Phan, 2026d).</w:t>
+        <w:t xml:space="preserve">Đặt trong bối cảnh quốc tế hóa, lý thuyết này có hai hàm ý trực tiếp. Một mặt, kinh nghiệm quốc tế của nhà quản trị cấp cao, đo bằng số năm làm việc hoặc học tập ở nước ngoài hay mức độ tiếp xúc với thị trường quốc tế, giúp giảm nhận thức về gánh nặng người nước ngoài và nâng cao khả năng đánh giá cơ hội, quản trị rủi ro ở thị trường quốc tế (Hsu et al., 2013; Sambharya, 1996). Mặt khác, sự đa dạng giới tính trong lãnh đạo, đặc biệt là sự hiện diện của quản trị viên nữ ở các vị trí lãnh đạo, gắn với nhận thức chiến lược đa chiều hơn và thực tiễn quản trị rủi ro thận trọng hơn, qua đó tác động tích cực đến hiệu quả doanh nghiệp trong quá trình quốc tế hóa (Post &amp; Byron, 2015). Hai hàm ý này là cơ sở lý thuyết cho khối kiểm soát quản trị nội sinh H4. Tuy nhiên, trên mẫu đa quốc gia quy mô lớn, khác biệt cấp doanh nghiệp về đặc điểm nhà quản trị nhiều khả năng nâng mặt bằng hiệu quả hơn là tái định hình toàn bộ độ cong của đường quan hệ I-P, vốn được chi phối chủ yếu bởi các yếu tố thể chế và mức độ trưởng thành thị trường ở cấp nền kinh tế (Do &amp; Phan, 2026d). Vì lý do đó, và vì năng lực cùng sự đa dạng giới của nhà quản trị có thể đồng thời tác động đến quyết định xuất khẩu, đến năng lực công nghệ và đến năng suất, khung của luận án không nâng đặc điểm nhà quản trị thành một tầng điều tiết trọng tâm mà đưa kinh nghiệm, học vấn và giới tính vào như nhóm biến kiểm soát quản trị nội sinh. Để bảo vệ tính nhân quả thuần khiết của tương tác Thể chế × Công nghệ, các đặc điểm nhà quản trị (kinh nghiệm, học vấn, giới tính) được đưa vào như biến kiểm soát quản trị nội sinh, không phải nhân tố điều tiết trọng tâm của đường cong I-P; lựa chọn này tránh thiên lệch biến bị bỏ sót và ngăn hiện tượng</w:t>
+      </w:r>
+      <w:r>
+        <w:t xml:space="preserve"> </w:t>
+      </w:r>
+      <w:r>
+        <w:t xml:space="preserve">“</w:t>
+      </w:r>
+      <w:r>
+        <w:t xml:space="preserve">Kitchen Sink Modeling</w:t>
+      </w:r>
+      <w:r>
+        <w:t xml:space="preserve">”</w:t>
+      </w:r>
+      <w:r>
+        <w:t xml:space="preserve"> </w:t>
+      </w:r>
+      <w:r>
+        <w:t xml:space="preserve">làm loãng thông điệp vĩ mô Institution × Technology. Bốn nhân tố điều tiết trọng tâm của khung do đó là TCI (H2), DAI (H3), chế độ thể chế ICRV (H5) và thời gian (H6).</w:t>
       </w:r>
     </w:p>
     <w:bookmarkEnd w:id="29"/>
@@ -760,7 +778,7 @@
               <w:jc w:val="left"/>
             </w:pPr>
             <w:r>
-              <w:t xml:space="preserve">Chất lượng thể chế dịch chuyển vị trí điểm uốn</w:t>
+              <w:t xml:space="preserve">Chất lượng thể chế chi phối độ cong đường cong I-P</w:t>
             </w:r>
           </w:p>
         </w:tc>
@@ -822,19 +840,19 @@
               <w:jc w:val="left"/>
             </w:pPr>
             <w:r>
-              <w:t xml:space="preserve">Đặc điểm lãnh đạo nâng mặt bằng hiệu quả</w:t>
-            </w:r>
-          </w:p>
-        </w:tc>
-        <w:tc>
-          <w:tcPr/>
-          <w:p>
-            <w:pPr>
-              <w:pStyle w:val="Compact"/>
-              <w:jc w:val="left"/>
-            </w:pPr>
-            <w:r>
-              <w:t xml:space="preserve">H4</w:t>
+              <w:t xml:space="preserve">Đặc điểm lãnh đạo nâng mặt bằng hiệu quả (kiểm soát quản trị nội sinh, không phải điều tiết trọng tâm độ cong)</w:t>
+            </w:r>
+          </w:p>
+        </w:tc>
+        <w:tc>
+          <w:tcPr/>
+          <w:p>
+            <w:pPr>
+              <w:pStyle w:val="Compact"/>
+              <w:jc w:val="left"/>
+            </w:pPr>
+            <w:r>
+              <w:t xml:space="preserve">H4 (kiểm soát quản trị nội sinh)</w:t>
             </w:r>
           </w:p>
         </w:tc>
@@ -1528,7 +1546,7 @@
         <w:pStyle w:val="BodyText"/>
       </w:pPr>
       <w:r>
-        <w:t xml:space="preserve">Cơ chế điều tiết của ICRV vận hành theo hai kênh đan xen. Kênh thứ nhất là dịch chuyển điểm uốn: ở môi trường thể chế chất lượng cao, doanh nghiệp cần một tỷ trọng xuất khẩu thấp hơn để bù đắp chi phí quốc tế hóa, nên điểm uốn tối ưu xuất hiện sớm hơn; ngược lại, ở môi trường thể chế yếu, chi phí giao dịch xuyên biên giới cao đẩy điểm uốn ra muộn hơn (Do &amp; Phan, 2026d). Kênh thứ hai là thay thế số cho thể chế (digital-for-institutional substitution): nơi thể chế chính thức cung cấp đầy đủ cơ chế thực thi hợp đồng, bảo vệ sở hữu trí tuệ và thông tin thị trường, công cụ số chỉ bổ sung biên; nơi khoảng trống thể chế ngự trị, công cụ số lại trở thành một sự thay thế đáng kể cho các cơ chế chính thức còn thiếu, qua đó vai trò định hình đường cong của DAI mạnh hơn ở nhóm thể chế yếu (Do &amp; Phan, 2026d). Đây chính là cơ sở của giả thuyết H5 và là phần mở rộng đa quốc gia của logic khoảng trống thể chế (Khanna &amp; Palepu, 2010) vào lĩnh vực số.</w:t>
+        <w:t xml:space="preserve">Cơ chế điều tiết của ICRV vận hành theo hai kênh đan xen. Kênh thứ nhất là thay đổi độ cong (biên độ) của đường cong: ở môi trường thể chế yếu, chi phí giao dịch xuyên biên giới cao làm độ cong của hình chữ U ngược sâu hơn — hình phạt hiệu quả đối với quốc tế hóa quá mức trở nên gay gắt hơn; ngược lại, ở môi trường thể chế mạnh, đường cong phẳng hơn, gần như tuyến tính. Điểm uốn không dịch chuyển đơn điệu theo chất lượng thể chế mà phân tán quanh mức ~40% (Do &amp; Phan, 2026d). Kênh thứ hai là thay thế số cho thể chế (digital-for-institutional substitution): nơi thể chế chính thức cung cấp đầy đủ cơ chế thực thi hợp đồng, bảo vệ sở hữu trí tuệ và thông tin thị trường, công cụ số chỉ bổ sung biên; nơi khoảng trống thể chế ngự trị, công cụ số lại trở thành một sự thay thế đáng kể cho các cơ chế chính thức còn thiếu, qua đó vai trò định hình đường cong của DAI mạnh hơn ở nhóm thể chế yếu (Do &amp; Phan, 2026d). Đây chính là cơ sở của giả thuyết H5 và là phần mở rộng đa quốc gia của logic khoảng trống thể chế (Khanna &amp; Palepu, 2010) vào lĩnh vực số.</w:t>
       </w:r>
     </w:p>
     <w:p>
@@ -1819,10 +1837,7 @@
         <w:pStyle w:val="BodyText"/>
       </w:pPr>
       <w:r>
-        <w:t xml:space="preserve">Marano et al. (2016) là công trình tập trung vào thể chế toàn diện nhất, với 170 nghiên cứu thuộc 32 quốc gia, chứng minh rằng chất lượng thể chế quốc gia nguồn có thể dịch chuyển điểm uốn tới khoảng $</w:t>
-      </w:r>
-      <w:r>
-        <w:t xml:space="preserve">$15% FSTS; đây là nền tảng quan trọng nhất ủng hộ dải biến thiên ICRV trong giả thuyết H5, song nghiên cứu không phân tách TCI với DAI và không có dữ liệu sau 2015. Wu et al. (2022) tổng hợp 20 năm bằng chứng từ doanh nghiệp đa quốc gia thị trường mới nổi và tìm thấy điểm uốn thấp hơn so với doanh nghiệp từ nền kinh tế phát triển khoảng 12-18% FSTS, do khoảng cách về năng lực hấp thụ; nghiên cứu không kiểm định giai đoạn số hóa và không dùng dữ liệu vi mô WBES.</w:t>
+        <w:t xml:space="preserve">Marano et al. (2016) là công trình tập trung vào thể chế toàn diện nhất, với 170 nghiên cứu thuộc 32 quốc gia, chứng minh rằng chất lượng thể chế quốc gia nguồn điều tiết đáng kể quan hệ I-P; đây là nền tảng quan trọng nhất ủng hộ dải biến thiên ICRV trong giả thuyết H5, song nghiên cứu không phân tách TCI với DAI và không có dữ liệu sau 2015. Wu et al. (2022) tổng hợp 20 năm bằng chứng từ doanh nghiệp đa quốc gia thị trường mới nổi và tìm thấy điểm uốn thấp hơn so với doanh nghiệp từ nền kinh tế phát triển khoảng 12-18% FSTS, do khoảng cách về năng lực hấp thụ; nghiên cứu không kiểm định giai đoạn số hóa và không dùng dữ liệu vi mô WBES.</w:t>
       </w:r>
     </w:p>
     <w:p>
@@ -1848,7 +1863,7 @@
         <w:pStyle w:val="FirstParagraph"/>
       </w:pPr>
       <w:r>
-        <w:t xml:space="preserve">Châu Á vừa là bối cảnh quan trọng vừa rất đặc thù đối với nghiên cứu I-P, nhờ hai đặc điểm hiếm khi cùng xuất hiện ở bất kỳ khu vực nào khác. Đặc điểm đầu tiên là sự đa dạng thể chế gần như ngoại lệ trên thế giới: từ Singapore với chất lượng quản trị hàng đầu đến các nền kinh tế cận biên với chất lượng quản trị rất yếu, từ Nhật Bản và Hàn Quốc với nền kinh tế phát triển hoàn thiện đến các nền kinh tế đảo nhỏ Thái Bình Dương có quy mô siêu nhỏ và hạ tầng thể chế còn sơ khai (Khanna &amp; Palepu, 2010; Peng, 2003). Đặc điểm còn lại là tốc độ chuyển đổi số và hội nhập quốc tế rất chênh lệch giữa các quốc gia trong khu vực. Tổng hợp bằng chứng đơn quốc gia ở châu Á cho thấy một bức tranh phân mảnh: có nghiên cứu báo cáo quan hệ dương, có nghiên cứu tìm thấy chữ U ngược, lại có nghiên cứu cho kết quả null hoặc âm (Do &amp; Phan, 2026d). Phản ứng quen thuộc của tài liệu là viện đến bối cảnh như một biến điều tiết, nhưng cách làm đó để ngỏ câu hỏi sâu hơn: nếu quan hệ I-P là phi tuyến, thì điều gì quyết định vị trí điểm uốn, và vì sao vị trí đó khác nhau có hệ thống giữa các doanh nghiệp và nền kinh tế?</w:t>
+        <w:t xml:space="preserve">Châu Á vừa là bối cảnh quan trọng vừa rất đặc thù đối với nghiên cứu I-P, nhờ hai đặc điểm hiếm khi cùng xuất hiện ở bất kỳ khu vực nào khác. Đặc điểm đầu tiên là sự đa dạng thể chế gần như ngoại lệ trên thế giới: từ Singapore với chất lượng quản trị hàng đầu đến các nền kinh tế cận biên với chất lượng quản trị rất yếu, từ Nhật Bản và Hàn Quốc với nền kinh tế phát triển hoàn thiện đến các nền kinh tế đảo nhỏ Thái Bình Dương có quy mô siêu nhỏ và hạ tầng thể chế còn sơ khai (Khanna &amp; Palepu, 2010; Peng, 2003). Đặc điểm còn lại là tốc độ chuyển đổi số và hội nhập quốc tế rất chênh lệch giữa các quốc gia trong khu vực. Tổng hợp bằng chứng đơn quốc gia ở châu Á cho thấy một bức tranh phân mảnh: có nghiên cứu báo cáo quan hệ dương, có nghiên cứu tìm thấy chữ U ngược, lại có nghiên cứu cho kết quả null hoặc âm (Do &amp; Phan, 2026d). Phản ứng quen thuộc của tài liệu là viện đến bối cảnh như một biến điều tiết, nhưng cách làm đó để ngỏ câu hỏi sâu hơn: nếu quan hệ I-P là phi tuyến, thì điều gì quyết định hình dạng và độ cong của nó, và vì sao độ cong đó khác nhau có hệ thống giữa các doanh nghiệp và nền kinh tế?</w:t>
       </w:r>
     </w:p>
     <w:p>
@@ -1957,7 +1972,7 @@
         <w:pStyle w:val="BodyText"/>
       </w:pPr>
       <w:r>
-        <w:t xml:space="preserve">Ba khoảng trống này hội tụ vào một hướng giải quyết chung: cần phát triển và kiểm định một khung giải thích tích hợp đa tầng trên dữ liệu đa quốc gia đủ rộng và đủ đa dạng về thể chế để bao phủ toàn bộ dải biến thiên thể chế của châu Á. Luận án đề xuất khung CDCM (Context-Contingent Digital-and-Capability Model — Mô hình năng lực và chấp nhận số phụ thuộc bối cảnh), một khung lý thuyết tích hợp đa tầng kết hợp bốn thành phần: bối cảnh thể chế ở tầng vĩ mô, được vận hành hóa bằng ICRV; năng lực doanh nghiệp ở tầng tổ chức, với TCI và DAI tách riêng; đặc điểm nhà quản trị cấp cao ở tầng cá nhân; và lớp mở rộng năng lực số. Trong khung này, FSTS là biến độc lập chính và năng suất lao động là biến phụ thuộc.</w:t>
+        <w:t xml:space="preserve">Ba khoảng trống này hội tụ vào một hướng giải quyết chung: cần phát triển và kiểm định một khung giải thích tích hợp đa tầng trên dữ liệu đa quốc gia đủ rộng và đủ đa dạng về thể chế để bao phủ toàn bộ dải biến thiên thể chế của châu Á. Luận án đề xuất khung CDCM (Context-Contingent Digital-and-Capability Model — Mô hình năng lực và chấp nhận số phụ thuộc bối cảnh), một khung lý thuyết tích hợp đa tầng kết hợp bốn thành phần: bối cảnh thể chế ở tầng vĩ mô, được vận hành hóa bằng ICRV; năng lực doanh nghiệp ở tầng tổ chức, với TCI và DAI tách riêng; đặc điểm nhà quản trị cấp cao ở tầng cá nhân, đưa vào như khối kiểm soát quản trị nội sinh; và lớp mở rộng năng lực số. Trong khung này, FSTS là biến độc lập chính và năng suất lao động là biến phụ thuộc.</w:t>
       </w:r>
     </w:p>
     <w:bookmarkEnd w:id="41"/>
@@ -1975,15 +1990,15 @@
         <w:pStyle w:val="FirstParagraph"/>
       </w:pPr>
       <w:r>
-        <w:t xml:space="preserve">Mô hình khái niệm của luận án vận hành theo logic đa tầng: quan hệ trung tâm giữa quốc tế hóa (FSTS) và hiệu quả hoạt động kinh doanh, đo bằng năng suất lao động, được điều tiết đồng thời bởi ba tầng can thiệp, cùng với lớp mở rộng năng lực số xuyên suốt.</w:t>
-      </w:r>
-    </w:p>
-    <w:p>
-      <w:pPr>
-        <w:pStyle w:val="BodyText"/>
-      </w:pPr>
-      <w:r>
-        <w:t xml:space="preserve">Ở tầng vĩ mô là bối cảnh thể chế, được vận hành hóa bằng khung ICRV với sáu nhóm con theo dải biến thiên từ tiên tiến dẫn dắt bằng đổi mới đến đảo nhỏ Thái Bình Dương. Tại tầng này, ICRV điều tiết quan hệ I-P qua hai cơ chế đã nêu ở Mục 2.3: mức độ khoảng trống thể chế chi phối chi phí giao dịch xuyên biên giới, còn chất lượng thể chế chi phối vị trí điểm uốn. Ở các nền kinh tế cận biên và đảo nhỏ, khoảng trống thể chế quá lớn có thể đảo ngược quan hệ I-P, biến lợi ích tiềm năng thành tổn thất thực tế.</w:t>
+        <w:t xml:space="preserve">Mô hình khái niệm của luận án vận hành theo logic đa tầng: quan hệ trung tâm giữa quốc tế hóa (FSTS) và hiệu quả hoạt động kinh doanh, đo bằng năng suất lao động, được điều tiết bởi bốn nhân tố điều tiết trọng tâm là TCI (H2), DAI (H3), chế độ thể chế ICRV (H5) và thời gian (H6), cùng với lớp mở rộng năng lực số xuyên suốt; đặc điểm nhà quản trị cấp cao ở tầng cá nhân được đưa vào như khối kiểm soát quản trị nội sinh chứ không phải một tầng điều tiết trọng tâm.</w:t>
+      </w:r>
+    </w:p>
+    <w:p>
+      <w:pPr>
+        <w:pStyle w:val="BodyText"/>
+      </w:pPr>
+      <w:r>
+        <w:t xml:space="preserve">Ở tầng vĩ mô là bối cảnh thể chế, được vận hành hóa bằng khung ICRV với sáu nhóm con theo dải biến thiên từ tiên tiến dẫn dắt bằng đổi mới đến đảo nhỏ Thái Bình Dương. Tại tầng này, ICRV điều tiết quan hệ I-P qua hai cơ chế đã nêu ở Mục 2.3: mức độ khoảng trống thể chế chi phối chi phí giao dịch xuyên biên giới, còn chất lượng thể chế chi phối độ cong của đường cong. Ở các nền kinh tế cận biên và đảo nhỏ, khoảng trống thể chế quá lớn có thể đảo ngược quan hệ I-P, biến lợi ích tiềm năng thành tổn thất thực tế.</w:t>
       </w:r>
     </w:p>
     <w:p>
@@ -1999,7 +2014,7 @@
         <w:pStyle w:val="BodyText"/>
       </w:pPr>
       <w:r>
-        <w:t xml:space="preserve">Ở tầng cá nhân là đặc điểm nhà quản trị cấp cao, gồm kinh nghiệm quản trị và giới tính nhà quản trị, đóng vai trò các yếu tố nâng mặt bằng hiệu quả. Kinh nghiệm quốc tế của nhà quản trị giảm chi phí nhận thức của gánh nặng người nước ngoài; sự hiện diện của quản trị viên nữ làm tăng tính đa dạng nhận thức và sự thận trọng trong quản trị rủi ro quốc tế.</w:t>
+        <w:t xml:space="preserve">Ở tầng cá nhân là đặc điểm nhà quản trị cấp cao, gồm kinh nghiệm, học vấn và giới tính nhà quản trị, được đưa vào như khối kiểm soát quản trị nội sinh nâng mặt bằng hiệu quả, không phải nhân tố điều tiết trọng tâm định hình độ cong của đường quan hệ I-P. Kinh nghiệm quốc tế của nhà quản trị giảm chi phí nhận thức của gánh nặng người nước ngoài; sự hiện diện của quản trị viên nữ làm tăng tính đa dạng nhận thức và sự thận trọng trong quản trị rủi ro quốc tế. Vì năng lực và sự đa dạng giới của nhà quản trị có thể đồng thời tác động đến quyết định xuất khẩu, đến năng lực công nghệ và đến năng suất, việc kiểm soát các đặc điểm này, thay vì đặt chúng làm trục điều tiết, khóa chặt thiên lệch nội sinh và bảo vệ tính nhân quả thuần khiết của tương tác Thể chế × Công nghệ.</w:t>
       </w:r>
     </w:p>
     <w:p>
@@ -2161,13 +2176,13 @@
           <w:bCs/>
           <w:b/>
         </w:rPr>
-        <w:t xml:space="preserve">Giả thuyết H4 (điều tiết bởi đặc điểm nhà quản trị cấp cao).</w:t>
+        <w:t xml:space="preserve">Giả thuyết H4 (kiểm soát quản trị nội sinh: đặc điểm nhà quản trị cấp cao).</w:t>
       </w:r>
       <w:r>
         <w:t xml:space="preserve"> </w:t>
       </w:r>
       <w:r>
-        <w:t xml:space="preserve">Lý thuyết Bậc trên (Hambrick &amp; Mason, 1984; Hambrick, 2007) cho rằng các quyết định chiến lược, trong đó có quốc tế hóa, phản ánh đặc điểm nhận thức, kinh nghiệm và giá trị của nhà quản trị cấp cao. Hsu et al. (2013) cho thấy kinh nghiệm quốc tế của nhà quản trị nâng cao khả năng nhận diện cơ hội và giảm nhận thức về gánh nặng người nước ngoài; Post và Byron (2015) gắn sự hiện diện của lãnh đạo nữ với quản trị rủi ro thận trọng và ra quyết định đa chiều. Từ đó:</w:t>
+        <w:t xml:space="preserve">Lý thuyết Bậc trên (Hambrick &amp; Mason, 1984; Hambrick, 2007) cho rằng các quyết định chiến lược, trong đó có quốc tế hóa, phản ánh đặc điểm nhận thức, kinh nghiệm và giá trị của nhà quản trị cấp cao. Hsu et al. (2013) cho thấy kinh nghiệm quốc tế của nhà quản trị nâng cao khả năng nhận diện cơ hội và giảm nhận thức về gánh nặng người nước ngoài; Post và Byron (2015) gắn sự hiện diện của lãnh đạo nữ với quản trị rủi ro thận trọng và ra quyết định đa chiều. Vì năng lực và sự đa dạng giới của nhà quản trị có thể đồng thời tác động đến quyết định xuất khẩu, đến năng lực công nghệ và đến năng suất, khung của luận án không nâng các đặc điểm này thành một trục điều tiết trọng tâm định hình độ cong của đường quan hệ I-P, mà đưa vào như nhóm biến kiểm soát quản trị nội sinh nhằm khóa chặt thiên lệch nội sinh và bảo vệ tính nhân quả thuần khiết của tương tác Thể chế × Công nghệ. Từ đó:</w:t>
       </w:r>
       <w:r>
         <w:t xml:space="preserve"> </w:t>
@@ -2177,7 +2192,7 @@
           <w:iCs/>
           <w:i/>
         </w:rPr>
-        <w:t xml:space="preserve">Kinh nghiệm quản trị và sự hiện diện của nhà quản trị nữ ở cấp cao làm mạnh thêm tác động tích cực của quốc tế hóa lên hiệu quả hoạt động, chủ yếu thông qua việc nâng mặt bằng hiệu quả, nhờ nâng cao nhận thức chiến lược quốc tế và quản trị rủi ro thận trọng hơn.</w:t>
+        <w:t xml:space="preserve">Kinh nghiệm quản trị và sự hiện diện của nhà quản trị nữ ở cấp cao nâng mặt bằng hiệu quả hoạt động và được đưa vào như nhóm biến kiểm soát quản trị nội sinh, không phải nhân tố điều tiết trọng tâm của đường cong I-P; ký hiệu H4 được giữ nguyên để tương thích với các bản thảo đồng hành (P3/P4/P5).</w:t>
       </w:r>
     </w:p>
     <w:p>
@@ -2195,7 +2210,7 @@
         <w:t xml:space="preserve"> </w:t>
       </w:r>
       <w:r>
-        <w:t xml:space="preserve">Lý thuyết thể chế (North, 1990; Khanna &amp; Palepu, 2010) cho rằng chất lượng thể chế quy định chi phí giao dịch và mức rủi ro mà doanh nghiệp phải gánh khi giao dịch xuyên biên giới, nên định hình lợi ích ròng của quốc tế hóa và vị trí điểm uốn. Marano et al. (2016) xác nhận thể chế quốc gia nguồn là biến điều tiết quan trọng nhất, có thể dịch chuyển điểm uốn đáng kể. Cơ chế là dải biến thiên của chi phí giao dịch, trong đó năng lực số có thể đóng vai trò thay thế một phần khoảng trống thể chế. Từ đó:</w:t>
+        <w:t xml:space="preserve">Lý thuyết thể chế (North, 1990; Khanna &amp; Palepu, 2010) cho rằng chất lượng thể chế quy định chi phí giao dịch và mức rủi ro mà doanh nghiệp phải gánh khi giao dịch xuyên biên giới, nên định hình lợi ích ròng của quốc tế hóa và độ cong của đường cong I-P. Marano et al. (2016) xác nhận thể chế quốc gia nguồn là biến điều tiết quan trọng nhất, có thể chi phối đáng kể độ cong của đường cong I-P. Cơ chế là dải biến thiên của chi phí giao dịch, trong đó năng lực số có thể đóng vai trò thay thế một phần khoảng trống thể chế. Từ đó:</w:t>
       </w:r>
       <w:r>
         <w:t xml:space="preserve"> </w:t>
@@ -2533,19 +2548,19 @@
               <w:jc w:val="left"/>
             </w:pPr>
             <w:r>
-              <w:t xml:space="preserve">H4</w:t>
-            </w:r>
-          </w:p>
-        </w:tc>
-        <w:tc>
-          <w:tcPr/>
-          <w:p>
-            <w:pPr>
-              <w:pStyle w:val="Compact"/>
-              <w:jc w:val="left"/>
-            </w:pPr>
-            <w:r>
-              <w:t xml:space="preserve">Đặc điểm nhà quản trị nâng mặt bằng</w:t>
+              <w:t xml:space="preserve">H4 (kiểm soát quản trị nội sinh)</w:t>
+            </w:r>
+          </w:p>
+        </w:tc>
+        <w:tc>
+          <w:tcPr/>
+          <w:p>
+            <w:pPr>
+              <w:pStyle w:val="Compact"/>
+              <w:jc w:val="left"/>
+            </w:pPr>
+            <w:r>
+              <w:t xml:space="preserve">Đặc điểm nhà quản trị nâng mặt bằng (kiểm soát quản trị nội sinh, không điều tiết độ cong)</w:t>
             </w:r>
           </w:p>
         </w:tc>
@@ -2595,7 +2610,7 @@
               <w:jc w:val="left"/>
             </w:pPr>
             <w:r>
-              <w:t xml:space="preserve">ICRV dịch chuyển điểm uốn</w:t>
+              <w:t xml:space="preserve">ICRV chi phối độ cong đường cong I-P</w:t>
             </w:r>
           </w:p>
         </w:tc>
@@ -2690,7 +2705,7 @@
         <w:pStyle w:val="FirstParagraph"/>
       </w:pPr>
       <w:r>
-        <w:t xml:space="preserve">Ba khoảng trống dẫn về một chương trình kiểm định gồm ba mảnh ghép bổ sung cho nhau. Khoảng trống thứ nhất và thứ ba cùng dẫn về câu hỏi liệu CDCM có giải thích đồng thời sự dị biệt của quan hệ I-P khi kiểm soát đầy đủ cả ba tầng trong một mô hình tích hợp, ở quy mô đủ rộng để bao phủ toàn bộ dải biến thiên ICRV hay không. Nghiên cứu P7 lấp khoảng trống này bằng dữ liệu WBES từ 45 nền kinh tế (N = 82.302-98.658 doanh nghiệp, 98 đợt quốc gia-năm), bao phủ toàn bộ dải biến thiên ICRV, kiểm định đồng thời H1-H6 với hiệu ứng cố định quốc gia-năm; điểm uốn trung bình khoảng 36% FSTS tại P7 thấp hơn so với Việt Nam (39-46%) và Trung Quốc (47-49%), qua đó xác nhận ICRV điều tiết vị trí điểm uốn đúng theo dải biến thiên mà lý thuyết dự đoán (Do &amp; Phan, 2026d). Khoảng trống thứ ba còn đòi hỏi kiểm định một điều kiện biên cực trị, đó là liệu có tồn tại bối cảnh nơi chữ U ngược sụp đổ hoàn toàn thành quan hệ âm đơn điệu hay không; Nghiên cứu P8 kiểm định H1b bằng dữ liệu WBES từ các nền kinh tế đảo nhỏ Thái Bình Dương, nơi ba điều kiện cấu trúc cơ bản của chữ U ngược cùng bị vi phạm (Do &amp; Phan, 2026b). Cùng với phân tích tổng hợp P6, ba mảnh ghép này tạo thành một chiến lược kiểm định toàn diện, từ tổng hợp bằng chứng quá khứ đến kiểm định tích hợp đa quốc gia và xác định điều kiện biên.</w:t>
+        <w:t xml:space="preserve">Ba khoảng trống dẫn về một chương trình kiểm định gồm ba mảnh ghép bổ sung cho nhau. Khoảng trống thứ nhất và thứ ba cùng dẫn về câu hỏi liệu CDCM có giải thích đồng thời sự dị biệt của quan hệ I-P khi kiểm soát đầy đủ cả ba tầng trong một mô hình tích hợp, ở quy mô đủ rộng để bao phủ toàn bộ dải biến thiên ICRV hay không. Nghiên cứu P7 lấp khoảng trống này bằng dữ liệu WBES từ 45 nền kinh tế (N = 82.302-98.658 doanh nghiệp, 98 đợt quốc gia-năm), bao phủ toàn bộ dải biến thiên ICRV, kiểm định đồng thời H1-H6 với hiệu ứng cố định quốc gia-năm; điểm uốn trung bình khoảng 36% FSTS tại P7 thấp hơn so với Việt Nam (39-46%) và Trung Quốc (47-49%) cho thấy điểm uốn cấp quốc gia biến thiên theo bối cảnh thể chế, nhất quán với việc ICRV chi phối hình dạng (độ cong) của quan hệ I-P như lý thuyết dự đoán (Do &amp; Phan, 2026d). Khoảng trống thứ ba còn đòi hỏi kiểm định một điều kiện biên cực trị, đó là liệu có tồn tại bối cảnh nơi chữ U ngược sụp đổ hoàn toàn thành quan hệ âm đơn điệu hay không; Nghiên cứu P8 kiểm định H1b bằng dữ liệu WBES từ các nền kinh tế đảo nhỏ Thái Bình Dương, nơi ba điều kiện cấu trúc cơ bản của chữ U ngược cùng bị vi phạm (Do &amp; Phan, 2026b). Cùng với phân tích tổng hợp P6, ba mảnh ghép này tạo thành một chiến lược kiểm định toàn diện, từ tổng hợp bằng chứng quá khứ đến kiểm định tích hợp đa quốc gia và xác định điều kiện biên.</w:t>
       </w:r>
     </w:p>
     <w:p>
@@ -2724,7 +2739,7 @@
         <w:pStyle w:val="BodyText"/>
       </w:pPr>
       <w:r>
-        <w:t xml:space="preserve">Phần đầu chương xác lập năm khái niệm cốt lõi: quốc tế hóa doanh nghiệp, hiệu quả hoạt động kinh doanh đo chủ yếu bằng năng suất lao động, cường độ xuất khẩu đo bằng FSTS, năng lực công nghệ (TCI) và mức độ chấp nhận số (DAI) như hai cấu trúc khái niệm độc lập. Phần lý thuyết nền phân tích bốn lý thuyết kinh điển là Uppsala, RBV, lý thuyết thể chế và lý thuyết Bậc trên, cùng lớp mở rộng là lăng kính số, đồng thời xác định vai trò của từng lý thuyết trong khung giải thích tổng thể. Khung phân tích ICRV được trình bày như một công cụ vận hành hóa bối cảnh thể chế thành sáu nhóm chế độ, đóng vai trò điều tiết quan hệ I-P qua cơ chế dịch chuyển điểm uốn và thay thế số cho thể chế.</w:t>
+        <w:t xml:space="preserve">Phần đầu chương xác lập năm khái niệm cốt lõi: quốc tế hóa doanh nghiệp, hiệu quả hoạt động kinh doanh đo chủ yếu bằng năng suất lao động, cường độ xuất khẩu đo bằng FSTS, năng lực công nghệ (TCI) và mức độ chấp nhận số (DAI) như hai cấu trúc khái niệm độc lập. Phần lý thuyết nền phân tích bốn lý thuyết kinh điển là Uppsala, RBV, lý thuyết thể chế và lý thuyết Bậc trên, cùng lớp mở rộng là lăng kính số, đồng thời xác định vai trò của từng lý thuyết trong khung giải thích tổng thể. Khung phân tích ICRV được trình bày như một công cụ vận hành hóa bối cảnh thể chế thành sáu nhóm chế độ, đóng vai trò điều tiết quan hệ I-P qua cơ chế thay đổi độ cong (biên độ) và thay thế số cho thể chế.</w:t>
       </w:r>
     </w:p>
     <w:p>

--- a/dist/luan_an_ctu/chuong_2_tong_quan_tai_lieu_vi.docx
+++ b/dist/luan_an_ctu/chuong_2_tong_quan_tai_lieu_vi.docx
@@ -2058,7 +2058,7 @@
         <w:t xml:space="preserve"> </w:t>
       </w:r>
       <w:r>
-        <w:t xml:space="preserve">Mô hình Uppsala (Johanson &amp; Vahlne, 1977) cho rằng doanh nghiệp gánh chi phí học hỏi và chi phí của gánh nặng người nước ngoài rất cao ở giai đoạn đầu quốc tế hóa. RBV (Barney, 1991) dự báo lợi thế cạnh tranh tích lũy dần khi doanh nghiệp khai thác lợi thế quy mô và học hỏi ở giai đoạn giữa. Đến giai đoạn mở rộng quá mức, chi phí điều phối đa thị trường vượt quá lợi ích. Bằng chứng thực nghiệm xác nhận quan hệ chữ U ngược (Hitt et al., 1997) rồi tinh chỉnh thành đường cong chữ S ba giai đoạn (Contractor et al., 2003; Lu &amp; Beamish, 2004); bằng chứng đa quốc gia của luận án xác nhận chữ U ngược bền vững với điểm uốn trung bình khoảng 36% FSTS (Do &amp; Phan, 2026d). Từ đó:</w:t>
+        <w:t xml:space="preserve">Mô hình Uppsala (Johanson &amp; Vahlne, 1977) cho rằng doanh nghiệp gánh chi phí học hỏi và chi phí của gánh nặng người nước ngoài rất cao ở giai đoạn đầu quốc tế hóa. RBV (Barney, 1991) dự báo lợi thế cạnh tranh tích lũy dần khi doanh nghiệp khai thác lợi thế quy mô và học hỏi ở giai đoạn giữa. Đến giai đoạn mở rộng quá mức, chi phí điều phối đa thị trường vượt quá lợi ích. Bằng chứng thực nghiệm xác nhận quan hệ chữ U ngược (Hitt et al., 1997) rồi tinh chỉnh thành đường cong chữ S ba giai đoạn (Contractor et al., 2003; Lu &amp; Beamish, 2004); bằng chứng đa quốc gia của luận án xác nhận chữ U ngược bền vững với điểm uốn trung bình khoảng 37% FSTS (Do &amp; Phan, 2026d). Từ đó:</w:t>
       </w:r>
       <w:r>
         <w:t xml:space="preserve"> </w:t>
@@ -2705,7 +2705,7 @@
         <w:pStyle w:val="FirstParagraph"/>
       </w:pPr>
       <w:r>
-        <w:t xml:space="preserve">Ba khoảng trống dẫn về một chương trình kiểm định gồm ba mảnh ghép bổ sung cho nhau. Khoảng trống thứ nhất và thứ ba cùng dẫn về câu hỏi liệu CDCM có giải thích đồng thời sự dị biệt của quan hệ I-P khi kiểm soát đầy đủ cả ba tầng trong một mô hình tích hợp, ở quy mô đủ rộng để bao phủ toàn bộ dải biến thiên ICRV hay không. Nghiên cứu P7 lấp khoảng trống này bằng dữ liệu WBES từ 45 nền kinh tế (N = 82.302-98.658 doanh nghiệp, 98 đợt quốc gia-năm), bao phủ toàn bộ dải biến thiên ICRV, kiểm định đồng thời H1-H6 với hiệu ứng cố định quốc gia-năm; điểm uốn trung bình khoảng 36% FSTS tại P7 thấp hơn so với Việt Nam (39-46%) và Trung Quốc (47-49%) cho thấy điểm uốn cấp quốc gia biến thiên theo bối cảnh thể chế, nhất quán với việc ICRV chi phối hình dạng (độ cong) của quan hệ I-P như lý thuyết dự đoán (Do &amp; Phan, 2026d). Khoảng trống thứ ba còn đòi hỏi kiểm định một điều kiện biên cực trị, đó là liệu có tồn tại bối cảnh nơi chữ U ngược sụp đổ hoàn toàn thành quan hệ âm đơn điệu hay không; Nghiên cứu P8 kiểm định H1b bằng dữ liệu WBES từ các nền kinh tế đảo nhỏ Thái Bình Dương, nơi ba điều kiện cấu trúc cơ bản của chữ U ngược cùng bị vi phạm (Do &amp; Phan, 2026b). Cùng với phân tích tổng hợp P6, ba mảnh ghép này tạo thành một chiến lược kiểm định toàn diện, từ tổng hợp bằng chứng quá khứ đến kiểm định tích hợp đa quốc gia và xác định điều kiện biên.</w:t>
+        <w:t xml:space="preserve">Ba khoảng trống dẫn về một chương trình kiểm định gồm ba mảnh ghép bổ sung cho nhau. Khoảng trống thứ nhất và thứ ba cùng dẫn về câu hỏi liệu CDCM có giải thích đồng thời sự dị biệt của quan hệ I-P khi kiểm soát đầy đủ cả ba tầng trong một mô hình tích hợp, ở quy mô đủ rộng để bao phủ toàn bộ dải biến thiên ICRV hay không. Nghiên cứu P7 lấp khoảng trống này bằng dữ liệu WBES từ 45 nền kinh tế (N = 82.302-98.658 doanh nghiệp, 98 đợt quốc gia-năm), bao phủ toàn bộ dải biến thiên ICRV, kiểm định đồng thời H1-H6 với hiệu ứng cố định quốc gia-năm; điểm uốn trung bình khoảng 37% FSTS tại P7 thấp hơn so với Việt Nam (39-46%) và Trung Quốc (47-49%) cho thấy điểm uốn cấp quốc gia biến thiên theo bối cảnh thể chế, nhất quán với việc ICRV chi phối hình dạng (độ cong) của quan hệ I-P như lý thuyết dự đoán (Do &amp; Phan, 2026d). Khoảng trống thứ ba còn đòi hỏi kiểm định một điều kiện biên cực trị, đó là liệu có tồn tại bối cảnh nơi chữ U ngược sụp đổ hoàn toàn thành quan hệ âm đơn điệu hay không; Nghiên cứu P8 kiểm định H1b bằng dữ liệu WBES từ các nền kinh tế đảo nhỏ Thái Bình Dương, nơi ba điều kiện cấu trúc cơ bản của chữ U ngược cùng bị vi phạm (Do &amp; Phan, 2026b). Cùng với phân tích tổng hợp P6, ba mảnh ghép này tạo thành một chiến lược kiểm định toàn diện, từ tổng hợp bằng chứng quá khứ đến kiểm định tích hợp đa quốc gia và xác định điều kiện biên.</w:t>
       </w:r>
     </w:p>
     <w:p>

--- a/dist/luan_an_ctu/chuong_2_tong_quan_tai_lieu_vi.docx
+++ b/dist/luan_an_ctu/chuong_2_tong_quan_tai_lieu_vi.docx
@@ -88,7 +88,7 @@
         <w:pStyle w:val="BodyText"/>
       </w:pPr>
       <w:r>
-        <w:t xml:space="preserve">Cần lưu ý rằng quốc tế hóa không phải là một trạng thái nhị phân. Đó là một biến liên tục, biểu thị cường độ tham gia thị trường quốc tế, có thể thay đổi theo thời gian và phản ánh quá trình cam kết tích lũy của doanh nghiệp vào các thị trường nước ngoài (Johanson &amp; Vahlne, 1977, 2009). Tuy nhiên, trong bối cảnh nền kinh tế đang phát triển và chuyển đổi, biến này thường có phân phối lệch mạnh: phần lớn doanh nghiệp định hướng thị trường nội địa, FSTS trung bình chỉ khoảng 12% và trung vị xấp xỉ 0, trong khi nhóm doanh nghiệp xuất khẩu thực sự chỉ chiếm chừng 18% mẫu (Do &amp; Phan, 2026d). Đặc điểm phân phối này đặt ra một hệ quả phương pháp quan trọng được phân tích sâu hơn ở Mục 2.4, đó là biên tham gia xuất khẩu có thể quan trọng ngang hoặc hơn cường độ xuất khẩu nội bộ trong việc giải thích hiệu quả.</w:t>
+        <w:t xml:space="preserve">Cần lưu ý rằng quốc tế hóa không phải là một trạng thái nhị phân. Đó là một biến liên tục, biểu thị cường độ tham gia thị trường quốc tế, có thể thay đổi theo thời gian và phản ánh quá trình cam kết tích lũy của doanh nghiệp vào các thị trường nước ngoài (Johanson &amp; Vahlne, 1977, 2009). Tuy nhiên, trong bối cảnh nền kinh tế đang phát triển và chuyển đổi, biến này thường có phân phối lệch mạnh: phần lớn doanh nghiệp định hướng thị trường nội địa, FSTS trung bình chỉ khoảng 12% và trung vị xấp xỉ 0, trong khi nhóm doanh nghiệp xuất khẩu thực sự chỉ chiếm chừng 18% mẫu. Đặc điểm phân phối này đặt ra một hệ quả phương pháp quan trọng được phân tích sâu hơn ở Mục 2.4, đó là biên tham gia xuất khẩu có thể quan trọng ngang hoặc hơn cường độ xuất khẩu nội bộ trong việc giải thích hiệu quả.</w:t>
       </w:r>
     </w:p>
     <w:bookmarkEnd w:id="20"/>
@@ -453,7 +453,7 @@
         <w:pStyle w:val="BodyText"/>
       </w:pPr>
       <w:r>
-        <w:t xml:space="preserve">Đặt trong bối cảnh quốc tế hóa, lý thuyết này có hai hàm ý trực tiếp. Một mặt, kinh nghiệm quốc tế của nhà quản trị cấp cao, đo bằng số năm làm việc hoặc học tập ở nước ngoài hay mức độ tiếp xúc với thị trường quốc tế, giúp giảm nhận thức về gánh nặng người nước ngoài và nâng cao khả năng đánh giá cơ hội, quản trị rủi ro ở thị trường quốc tế (Hsu et al., 2013; Sambharya, 1996). Mặt khác, sự đa dạng giới tính trong lãnh đạo, đặc biệt là sự hiện diện của quản trị viên nữ ở các vị trí lãnh đạo, gắn với nhận thức chiến lược đa chiều hơn và thực tiễn quản trị rủi ro thận trọng hơn, qua đó tác động tích cực đến hiệu quả doanh nghiệp trong quá trình quốc tế hóa (Post &amp; Byron, 2015). Hai hàm ý này là cơ sở lý thuyết cho khối kiểm soát quản trị nội sinh H4. Tuy nhiên, trên mẫu đa quốc gia quy mô lớn, khác biệt cấp doanh nghiệp về đặc điểm nhà quản trị nhiều khả năng nâng mặt bằng hiệu quả hơn là tái định hình toàn bộ độ cong của đường quan hệ I-P, vốn được chi phối chủ yếu bởi các yếu tố thể chế và mức độ trưởng thành thị trường ở cấp nền kinh tế (Do &amp; Phan, 2026d). Vì lý do đó, và vì năng lực cùng sự đa dạng giới của nhà quản trị có thể đồng thời tác động đến quyết định xuất khẩu, đến năng lực công nghệ và đến năng suất, khung của luận án không nâng đặc điểm nhà quản trị thành một tầng điều tiết trọng tâm mà đưa kinh nghiệm, học vấn và giới tính vào như nhóm biến kiểm soát quản trị nội sinh. Để bảo vệ tính nhân quả thuần khiết của tương tác Thể chế × Công nghệ, các đặc điểm nhà quản trị (kinh nghiệm, học vấn, giới tính) được đưa vào như biến kiểm soát quản trị nội sinh, không phải nhân tố điều tiết trọng tâm của đường cong I-P; lựa chọn này tránh thiên lệch biến bị bỏ sót và ngăn hiện tượng</w:t>
+        <w:t xml:space="preserve">Đặt trong bối cảnh quốc tế hóa, lý thuyết này có hai hàm ý trực tiếp. Một mặt, kinh nghiệm quốc tế của nhà quản trị cấp cao, đo bằng số năm làm việc hoặc học tập ở nước ngoài hay mức độ tiếp xúc với thị trường quốc tế, giúp giảm nhận thức về gánh nặng người nước ngoài và nâng cao khả năng đánh giá cơ hội, quản trị rủi ro ở thị trường quốc tế (Hsu et al., 2013; Sambharya, 1996). Mặt khác, sự đa dạng giới tính trong lãnh đạo, đặc biệt là sự hiện diện của quản trị viên nữ ở các vị trí lãnh đạo, gắn với nhận thức chiến lược đa chiều hơn và thực tiễn quản trị rủi ro thận trọng hơn, qua đó tác động tích cực đến hiệu quả doanh nghiệp trong quá trình quốc tế hóa (Post &amp; Byron, 2015). Hai hàm ý này là cơ sở lý thuyết cho khối kiểm soát quản trị nội sinh H4. Tuy nhiên, trên mẫu đa quốc gia quy mô lớn, khác biệt cấp doanh nghiệp về đặc điểm nhà quản trị nhiều khả năng nâng mặt bằng hiệu quả hơn là tái định hình toàn bộ độ cong của đường quan hệ I-P, vốn được chi phối chủ yếu bởi các yếu tố thể chế và mức độ trưởng thành thị trường ở cấp nền kinh tế. Vì lý do đó, và vì năng lực cùng sự đa dạng giới của nhà quản trị có thể đồng thời tác động đến quyết định xuất khẩu, đến năng lực công nghệ và đến năng suất, khung của luận án không nâng đặc điểm nhà quản trị thành một tầng điều tiết trọng tâm mà đưa kinh nghiệm, học vấn và giới tính vào như nhóm biến kiểm soát quản trị nội sinh. Để bảo vệ tính nhân quả thuần khiết của tương tác Thể chế × Công nghệ, các đặc điểm nhà quản trị (kinh nghiệm, học vấn, giới tính) được đưa vào như biến kiểm soát quản trị nội sinh, không phải nhân tố điều tiết trọng tâm của đường cong I-P; lựa chọn này tránh thiên lệch biến bị bỏ sót và ngăn hiện tượng</w:t>
       </w:r>
       <w:r>
         <w:t xml:space="preserve"> </w:t>
@@ -1546,7 +1546,7 @@
         <w:pStyle w:val="BodyText"/>
       </w:pPr>
       <w:r>
-        <w:t xml:space="preserve">Cơ chế điều tiết của ICRV vận hành theo hai kênh đan xen. Kênh thứ nhất là thay đổi độ cong (biên độ) của đường cong: ở môi trường thể chế yếu, chi phí giao dịch xuyên biên giới cao làm độ cong của hình chữ U ngược sâu hơn — hình phạt hiệu quả đối với quốc tế hóa quá mức trở nên gay gắt hơn; ngược lại, ở môi trường thể chế mạnh, đường cong phẳng hơn, gần như tuyến tính. Điểm uốn không dịch chuyển đơn điệu theo chất lượng thể chế mà phân tán quanh mức ~40% (Do &amp; Phan, 2026d). Kênh thứ hai là thay thế số cho thể chế (digital-for-institutional substitution): nơi thể chế chính thức cung cấp đầy đủ cơ chế thực thi hợp đồng, bảo vệ sở hữu trí tuệ và thông tin thị trường, công cụ số chỉ bổ sung biên; nơi khoảng trống thể chế ngự trị, công cụ số lại trở thành một sự thay thế đáng kể cho các cơ chế chính thức còn thiếu, qua đó vai trò định hình đường cong của DAI mạnh hơn ở nhóm thể chế yếu (Do &amp; Phan, 2026d). Đây chính là cơ sở của giả thuyết H5 và là phần mở rộng đa quốc gia của logic khoảng trống thể chế (Khanna &amp; Palepu, 2010) vào lĩnh vực số.</w:t>
+        <w:t xml:space="preserve">Cơ chế điều tiết của ICRV vận hành theo hai kênh đan xen. Kênh thứ nhất là thay đổi độ cong (biên độ) của đường cong: ở môi trường thể chế yếu, chi phí giao dịch xuyên biên giới cao làm độ cong của hình chữ U ngược sâu hơn — hình phạt hiệu quả đối với quốc tế hóa quá mức trở nên gay gắt hơn; ngược lại, ở môi trường thể chế mạnh, đường cong phẳng hơn, gần như tuyến tính. Điểm uốn không dịch chuyển đơn điệu theo chất lượng thể chế mà phân tán quanh mức ~40%. Kênh thứ hai là thay thế số cho thể chế (digital-for-institutional substitution): nơi thể chế chính thức cung cấp đầy đủ cơ chế thực thi hợp đồng, bảo vệ sở hữu trí tuệ và thông tin thị trường, công cụ số chỉ bổ sung biên; nơi khoảng trống thể chế ngự trị, công cụ số lại trở thành một sự thay thế đáng kể cho các cơ chế chính thức còn thiếu, qua đó vai trò định hình đường cong của DAI mạnh hơn ở nhóm thể chế yếu. Đây chính là cơ sở của giả thuyết H5 và là phần mở rộng đa quốc gia của logic khoảng trống thể chế (Khanna &amp; Palepu, 2010) vào lĩnh vực số.</w:t>
       </w:r>
     </w:p>
     <w:p>
@@ -1845,7 +1845,7 @@
         <w:pStyle w:val="BodyText"/>
       </w:pPr>
       <w:r>
-        <w:t xml:space="preserve">Tổng kết bằng chứng tổng hợp gợi ra ba kết luận. Tác động trung bình I-P là dương nhưng khiêm tốn, vào khoảng r = 0,04-0,07; mức dị biệt giữa các nghiên cứu thì cực kỳ cao; và các yếu tố điều tiết bối cảnh, nhất là thể chế quốc gia, năng lực doanh nghiệp và đặc điểm ngành, mới là nguồn giải thích chính cho sự khác biệt. Luận án mở rộng dòng nghiên cứu này qua Nghiên cứu P6, một phân tích tổng hợp ba tầng theo giao thức PRISMA 2020 với k = 238 nghiên cứu và K = 288 mức độ ảnh hưởng từ châu Á và Thái Bình Dương. P6 ước lượng tác động tổng hợp r = 0,074 (khoảng tin cậy 95%: 0,060; 0,088), với I² = 62,4%, tái lập và mở rộng mức cơ sở trước đó (r = 0,07, k = 113). Kiểm định khác biệt giữa các chế độ ICRV có ý nghĩa thống kê (Q_M = 17,35, df = 4, p = 0,002), xác nhận rằng dải biến thiên thể chế là một nguồn dị biệt thực chất, dù khác biệt từng cặp phần nào phản ánh thành phần nghiên cứu đơn quốc gia so với đa quốc gia. P6 cũng phát hiện thiên lệch xuất bản đáng kể: phương pháp trim-and-fill bổ khuyết 58 nghiên cứu còn thiếu, kéo tác động tổng hợp điều chỉnh xuống r = 0,035, vẫn dương nhưng bị suy giảm (Do &amp; Phan, 2026c). Kết quả này vừa xác nhận tác động dương nhỏ và bền vững, vừa nhấn mạnh rằng giá trị thực sự của nghiên cứu I-P nằm ở việc giải thích dị biệt, chứ không phải ở việc đo lại hiệu ứng trung bình.</w:t>
+        <w:t xml:space="preserve">Tổng kết bằng chứng tổng hợp gợi ra ba kết luận. Tác động trung bình I-P là dương nhưng khiêm tốn, vào khoảng r = 0,04-0,07; mức dị biệt giữa các nghiên cứu thì cực kỳ cao; và các yếu tố điều tiết bối cảnh, nhất là thể chế quốc gia, năng lực doanh nghiệp và đặc điểm ngành, mới là nguồn giải thích chính cho sự khác biệt. Luận án mở rộng dòng nghiên cứu này qua Nghiên cứu phân tích tổng hợp, một phân tích tổng hợp ba tầng theo giao thức PRISMA 2020 với k = 238 nghiên cứu và K = 288 mức độ ảnh hưởng từ châu Á và Thái Bình Dương. phân tích tổng hợp ước lượng tác động tổng hợp r = 0,074 (khoảng tin cậy 95%: 0,060; 0,088), với I² = 62,4%, tái lập và mở rộng mức cơ sở trước đó (r = 0,07, k = 113). Kiểm định khác biệt giữa các chế độ ICRV có ý nghĩa thống kê (Q_M = 17,35, df = 4, p = 0,002), xác nhận rằng dải biến thiên thể chế là một nguồn dị biệt thực chất, dù khác biệt từng cặp phần nào phản ánh thành phần nghiên cứu đơn quốc gia so với đa quốc gia. phân tích tổng hợp cũng phát hiện thiên lệch xuất bản đáng kể: phương pháp trim-and-fill bổ khuyết 58 nghiên cứu còn thiếu, kéo tác động tổng hợp điều chỉnh xuống r = 0,035, vẫn dương nhưng bị suy giảm. Kết quả này vừa xác nhận tác động dương nhỏ và bền vững, vừa nhấn mạnh rằng giá trị thực sự của nghiên cứu I-P nằm ở việc giải thích dị biệt, chứ không phải ở việc đo lại hiệu ứng trung bình.</w:t>
       </w:r>
     </w:p>
     <w:bookmarkEnd w:id="37"/>
@@ -1863,15 +1863,15 @@
         <w:pStyle w:val="FirstParagraph"/>
       </w:pPr>
       <w:r>
-        <w:t xml:space="preserve">Châu Á vừa là bối cảnh quan trọng vừa rất đặc thù đối với nghiên cứu I-P, nhờ hai đặc điểm hiếm khi cùng xuất hiện ở bất kỳ khu vực nào khác. Đặc điểm đầu tiên là sự đa dạng thể chế gần như ngoại lệ trên thế giới: từ Singapore với chất lượng quản trị hàng đầu đến các nền kinh tế cận biên với chất lượng quản trị rất yếu, từ Nhật Bản và Hàn Quốc với nền kinh tế phát triển hoàn thiện đến các nền kinh tế đảo nhỏ Thái Bình Dương có quy mô siêu nhỏ và hạ tầng thể chế còn sơ khai (Khanna &amp; Palepu, 2010; Peng, 2003). Đặc điểm còn lại là tốc độ chuyển đổi số và hội nhập quốc tế rất chênh lệch giữa các quốc gia trong khu vực. Tổng hợp bằng chứng đơn quốc gia ở châu Á cho thấy một bức tranh phân mảnh: có nghiên cứu báo cáo quan hệ dương, có nghiên cứu tìm thấy chữ U ngược, lại có nghiên cứu cho kết quả null hoặc âm (Do &amp; Phan, 2026d). Phản ứng quen thuộc của tài liệu là viện đến bối cảnh như một biến điều tiết, nhưng cách làm đó để ngỏ câu hỏi sâu hơn: nếu quan hệ I-P là phi tuyến, thì điều gì quyết định hình dạng và độ cong của nó, và vì sao độ cong đó khác nhau có hệ thống giữa các doanh nghiệp và nền kinh tế?</w:t>
-      </w:r>
-    </w:p>
-    <w:p>
-      <w:pPr>
-        <w:pStyle w:val="BodyText"/>
-      </w:pPr>
-      <w:r>
-        <w:t xml:space="preserve">Do và Phan (2026a) hiện là một trong những nghiên cứu thực nghiệm đa quốc gia quy mô lớn nhất về I-P trong bối cảnh châu Á mới nổi, phân tích khoảng 40.633 doanh nghiệp từ 17 nền kinh tế châu Á trên dữ liệu WBES. Nghiên cứu này tìm thấy hai điều. Một là có sự phân tầng năng suất rõ rệt giữa các nhóm nền kinh tế, phản ánh dị biệt về thể chế và năng lực. Hai là việc áp dụng công nghệ vừa trực tiếp nâng năng suất lao động, vừa làm dịu đáng kể tác động bất lợi của các rào cản thể chế, một phát hiện có thể gọi là hiệu ứng lá chắn số. Các nghiên cứu đơn quốc gia đồng hành làm sắc nét thêm bức tranh này. Trên dữ liệu Việt Nam (P3), quan hệ chữ U ngược được xác nhận trong cả ba sóng khảo sát 2009, 2015 và 2023, với điểm uốn cụm quanh 39-46% FSTS, một dải bền vững xuyên 14 năm; điều đáng chú ý là tính phi tuyến này chủ yếu phản ánh hiệu ứng biên tham gia, tức bước nhảy năng suất khi doanh nghiệp chuyển từ không xuất khẩu sang xuất khẩu, bởi khi giới hạn mẫu vào riêng nhóm doanh nghiệp xuất khẩu thì số hạng bình phương mất ý nghĩa thống kê (Do &amp; Phan, 2026e). Trên dữ liệu Trung Quốc (P5), quan hệ chữ U ngược bền vững về cấu trúc, với điểm uốn 49,4% năm 2012 và 47,2% năm 2024, và kiểm định Paternoster không bác bỏ giả thuyết hai điểm uốn bằng nhau. Trên dữ liệu Singapore (P4), quan hệ chủ yếu dương với điểm uốn hàm ý rất muộn ở khoảng 82% FSTS, nhất quán với lợi ích gần như đơn điệu trong một nền kinh tế thể chế mạnh và bão hòa số (Mar et al., 2026).</w:t>
+        <w:t xml:space="preserve">Châu Á vừa là bối cảnh quan trọng vừa rất đặc thù đối với nghiên cứu I-P, nhờ hai đặc điểm hiếm khi cùng xuất hiện ở bất kỳ khu vực nào khác. Đặc điểm đầu tiên là sự đa dạng thể chế gần như ngoại lệ trên thế giới: từ Singapore với chất lượng quản trị hàng đầu đến các nền kinh tế cận biên với chất lượng quản trị rất yếu, từ Nhật Bản và Hàn Quốc với nền kinh tế phát triển hoàn thiện đến các nền kinh tế đảo nhỏ Thái Bình Dương có quy mô siêu nhỏ và hạ tầng thể chế còn sơ khai (Khanna &amp; Palepu, 2010; Peng, 2003). Đặc điểm còn lại là tốc độ chuyển đổi số và hội nhập quốc tế rất chênh lệch giữa các quốc gia trong khu vực. Tổng hợp bằng chứng đơn quốc gia ở châu Á cho thấy một bức tranh phân mảnh: có nghiên cứu báo cáo quan hệ dương, có nghiên cứu tìm thấy chữ U ngược, lại có nghiên cứu cho kết quả null hoặc âm. Phản ứng quen thuộc của tài liệu là viện đến bối cảnh như một biến điều tiết, nhưng cách làm đó để ngỏ câu hỏi sâu hơn: nếu quan hệ I-P là phi tuyến, thì điều gì quyết định hình dạng và độ cong của nó, và vì sao độ cong đó khác nhau có hệ thống giữa các doanh nghiệp và nền kinh tế?</w:t>
+      </w:r>
+    </w:p>
+    <w:p>
+      <w:pPr>
+        <w:pStyle w:val="BodyText"/>
+      </w:pPr>
+      <w:r>
+        <w:t xml:space="preserve">Do và Phan (2026a) hiện là một trong những nghiên cứu thực nghiệm đa quốc gia quy mô lớn nhất về I-P trong bối cảnh châu Á mới nổi, phân tích khoảng 40.633 doanh nghiệp từ 17 nền kinh tế châu Á trên dữ liệu WBES. Nghiên cứu này tìm thấy hai điều. Một là có sự phân tầng năng suất rõ rệt giữa các nhóm nền kinh tế, phản ánh dị biệt về thể chế và năng lực. Hai là việc áp dụng công nghệ vừa trực tiếp nâng năng suất lao động, vừa làm dịu đáng kể tác động bất lợi của các rào cản thể chế, một phát hiện có thể gọi là hiệu ứng lá chắn số. Các nghiên cứu đơn quốc gia đồng hành làm sắc nét thêm bức tranh này. Trên dữ liệu Việt Nam (Việt Nam), quan hệ chữ U ngược được xác nhận trong cả ba sóng khảo sát 2009, 2015 và 2023, với điểm uốn cụm quanh 39-46% FSTS, một dải bền vững xuyên 14 năm; điều đáng chú ý là tính phi tuyến này chủ yếu phản ánh hiệu ứng biên tham gia, tức bước nhảy năng suất khi doanh nghiệp chuyển từ không xuất khẩu sang xuất khẩu, bởi khi giới hạn mẫu vào riêng nhóm doanh nghiệp xuất khẩu thì số hạng bình phương mất ý nghĩa thống kê. Trên dữ liệu Trung Quốc (Trung Quốc), quan hệ chữ U ngược bền vững về cấu trúc, với điểm uốn 49,4% năm 2012 và 47,2% năm 2024, và kiểm định Paternoster không bác bỏ giả thuyết hai điểm uốn bằng nhau. Trên dữ liệu Singapore (Singapore), quan hệ chủ yếu dương với điểm uốn hàm ý rất muộn ở khoảng 82% FSTS, nhất quán với lợi ích gần như đơn điệu trong một nền kinh tế thể chế mạnh và bão hòa số.</w:t>
       </w:r>
     </w:p>
     <w:p>
@@ -1905,7 +1905,7 @@
         <w:pStyle w:val="BodyText"/>
       </w:pPr>
       <w:r>
-        <w:t xml:space="preserve">Tuy nhiên, phần lớn các nghiên cứu hiện thời không tách bạch TCI với DAI, mà coi năng lực số như một khái niệm đơn nhất. Hệ quả lý thuyết của sự đồng nhất thiếu hợp lý này là không thể phân tách hai cơ chế vốn vận hành khác nhau: chiều sâu năng lực tổ chức của TCI và khả năng phối hợp số bề mặt của DAI. Bằng chứng từ chuỗi nghiên cứu đồng hành cho thấy việc tách bạch là cần thiết. Ở Việt Nam (P3), biến đại diện số tầng một đi theo một quỹ đạo lỗi thời hóa: dương năm 2009, null năm 2015, và tương tác âm năm 2023 khi tỷ lệ sở hữu trang web tiến đến mức gần phổ cập; biến công cụ cho biến số này cho kết quả null, hàm ý hiệu ứng chấp nhận số phụ thuộc chọn lựa chứ không phải nhân quả (Do &amp; Phan, 2026e). Ở Singapore (P4), trong nền kinh tế bão hòa số, DAI không tạo phần thưởng đồng nhất mà hoạt động như một nguồn lực mở rộng tình huống, chỉ phát huy ở cường độ xuất khẩu cao nơi nhu cầu điều phối xuyên biên giới dày đặc, với hệ số tương tác giữa DAI và bình phương FSTS dương mạnh (Mar et al., 2026). Sự khác biệt giữa hai bối cảnh này, một bên là nền kinh tế chuyển đổi với DAI chưa bão hòa và một bên là nền kinh tế phát triển đã bão hòa số, chính là cơ sở thực nghiệm cho mô hình phụ thuộc bối cảnh được phát triển ở Mục 2.5.</w:t>
+        <w:t xml:space="preserve">Tuy nhiên, phần lớn các nghiên cứu hiện thời không tách bạch TCI với DAI, mà coi năng lực số như một khái niệm đơn nhất. Hệ quả lý thuyết của sự đồng nhất thiếu hợp lý này là không thể phân tách hai cơ chế vốn vận hành khác nhau: chiều sâu năng lực tổ chức của TCI và khả năng phối hợp số bề mặt của DAI. Bằng chứng từ chuỗi nghiên cứu đồng hành cho thấy việc tách bạch là cần thiết. Ở Việt Nam (Việt Nam), biến đại diện số tầng một đi theo một quỹ đạo lỗi thời hóa: dương năm 2009, null năm 2015, và tương tác âm năm 2023 khi tỷ lệ sở hữu trang web tiến đến mức gần phổ cập; biến công cụ cho biến số này cho kết quả null, hàm ý hiệu ứng chấp nhận số phụ thuộc chọn lựa chứ không phải nhân quả. Ở Singapore (Singapore), trong nền kinh tế bão hòa số, DAI không tạo phần thưởng đồng nhất mà hoạt động như một nguồn lực mở rộng tình huống, chỉ phát huy ở cường độ xuất khẩu cao nơi nhu cầu điều phối xuyên biên giới dày đặc, với hệ số tương tác giữa DAI và bình phương FSTS dương mạnh. Sự khác biệt giữa hai bối cảnh này, một bên là nền kinh tế chuyển đổi với DAI chưa bão hòa và một bên là nền kinh tế phát triển đã bão hòa số, chính là cơ sở thực nghiệm cho mô hình phụ thuộc bối cảnh được phát triển ở Mục 2.5.</w:t>
       </w:r>
     </w:p>
     <w:p>
@@ -2058,7 +2058,7 @@
         <w:t xml:space="preserve"> </w:t>
       </w:r>
       <w:r>
-        <w:t xml:space="preserve">Mô hình Uppsala (Johanson &amp; Vahlne, 1977) cho rằng doanh nghiệp gánh chi phí học hỏi và chi phí của gánh nặng người nước ngoài rất cao ở giai đoạn đầu quốc tế hóa. RBV (Barney, 1991) dự báo lợi thế cạnh tranh tích lũy dần khi doanh nghiệp khai thác lợi thế quy mô và học hỏi ở giai đoạn giữa. Đến giai đoạn mở rộng quá mức, chi phí điều phối đa thị trường vượt quá lợi ích. Bằng chứng thực nghiệm xác nhận quan hệ chữ U ngược (Hitt et al., 1997) rồi tinh chỉnh thành đường cong chữ S ba giai đoạn (Contractor et al., 2003; Lu &amp; Beamish, 2004); bằng chứng đa quốc gia của luận án xác nhận chữ U ngược bền vững với điểm uốn trung bình khoảng 37% FSTS (Do &amp; Phan, 2026d). Từ đó:</w:t>
+        <w:t xml:space="preserve">Mô hình Uppsala (Johanson &amp; Vahlne, 1977) cho rằng doanh nghiệp gánh chi phí học hỏi và chi phí của gánh nặng người nước ngoài rất cao ở giai đoạn đầu quốc tế hóa. RBV (Barney, 1991) dự báo lợi thế cạnh tranh tích lũy dần khi doanh nghiệp khai thác lợi thế quy mô và học hỏi ở giai đoạn giữa. Đến giai đoạn mở rộng quá mức, chi phí điều phối đa thị trường vượt quá lợi ích. Bằng chứng thực nghiệm xác nhận quan hệ chữ U ngược (Hitt et al., 1997) rồi tinh chỉnh thành đường cong chữ S ba giai đoạn (Contractor et al., 2003; Lu &amp; Beamish, 2004); bằng chứng đa quốc gia của luận án xác nhận chữ U ngược bền vững với điểm uốn trung bình khoảng 37% FSTS. Từ đó:</w:t>
       </w:r>
       <w:r>
         <w:t xml:space="preserve"> </w:t>
@@ -2148,7 +2148,7 @@
         <w:t xml:space="preserve"> </w:t>
       </w:r>
       <w:r>
-        <w:t xml:space="preserve">Khác với TCI, khung chấp nhận số (Verhoef et al., 2021) và lý thuyết nền tảng số (Stallkamp &amp; Schotter, 2021) định vị DAI ở cấp độ công cụ số bề mặt: nó không tạo ra chiều sâu năng lực tổ chức, nhưng làm giảm chi phí phối hợp và khoảng cách tâm lý trong giao dịch xuyên biên giới. Bustamante et al. (2022) cho thấy công cụ số hạ chi phí thâm nhập thị trường ngoài; bằng chứng đa quốc gia của luận án cho thấy DAI vừa nâng mặt bằng hiệu quả, vừa làm phẳng và dịch chuyển đường cong, nén lợi ích ở cường độ xuất khẩu thấp và làm dịu suy giảm ở cường độ xuất khẩu cao (Do &amp; Phan, 2026d). Từ đó:</w:t>
+        <w:t xml:space="preserve">Khác với TCI, khung chấp nhận số (Verhoef et al., 2021) và lý thuyết nền tảng số (Stallkamp &amp; Schotter, 2021) định vị DAI ở cấp độ công cụ số bề mặt: nó không tạo ra chiều sâu năng lực tổ chức, nhưng làm giảm chi phí phối hợp và khoảng cách tâm lý trong giao dịch xuyên biên giới. Bustamante et al. (2022) cho thấy công cụ số hạ chi phí thâm nhập thị trường ngoài; bằng chứng đa quốc gia của luận án cho thấy DAI vừa nâng mặt bằng hiệu quả, vừa làm phẳng và dịch chuyển đường cong, nén lợi ích ở cường độ xuất khẩu thấp và làm dịu suy giảm ở cường độ xuất khẩu cao. Từ đó:</w:t>
       </w:r>
       <w:r>
         <w:t xml:space="preserve"> </w:t>
@@ -2192,7 +2192,7 @@
           <w:iCs/>
           <w:i/>
         </w:rPr>
-        <w:t xml:space="preserve">Kinh nghiệm quản trị và sự hiện diện của nhà quản trị nữ ở cấp cao nâng mặt bằng hiệu quả hoạt động và được đưa vào như nhóm biến kiểm soát quản trị nội sinh, không phải nhân tố điều tiết trọng tâm của đường cong I-P; ký hiệu H4 được giữ nguyên để tương thích với các bản thảo đồng hành (P3/P4/P5).</w:t>
+        <w:t xml:space="preserve">Kinh nghiệm quản trị và sự hiện diện của nhà quản trị nữ ở cấp cao nâng mặt bằng hiệu quả hoạt động và được đưa vào như nhóm biến kiểm soát quản trị nội sinh, không phải nhân tố điều tiết trọng tâm của đường cong I-P; ký hiệu H4 được giữ nguyên để tương thích với các bản thảo đồng hành (phân tích Việt Nam, Singapore và Trung Quốc).</w:t>
       </w:r>
     </w:p>
     <w:p>
@@ -2534,7 +2534,7 @@
               <w:jc w:val="left"/>
             </w:pPr>
             <w:r>
-              <w:t xml:space="preserve">Verhoef et al. (2021); Mar et al. (2026)</w:t>
+              <w:t xml:space="preserve">Verhoef et al. (2021); phân tích Singapore của luận án</w:t>
             </w:r>
           </w:p>
         </w:tc>
@@ -2705,7 +2705,7 @@
         <w:pStyle w:val="FirstParagraph"/>
       </w:pPr>
       <w:r>
-        <w:t xml:space="preserve">Ba khoảng trống dẫn về một chương trình kiểm định gồm ba mảnh ghép bổ sung cho nhau. Khoảng trống thứ nhất và thứ ba cùng dẫn về câu hỏi liệu CDCM có giải thích đồng thời sự dị biệt của quan hệ I-P khi kiểm soát đầy đủ cả ba tầng trong một mô hình tích hợp, ở quy mô đủ rộng để bao phủ toàn bộ dải biến thiên ICRV hay không. Nghiên cứu P7 lấp khoảng trống này bằng dữ liệu WBES từ 45 nền kinh tế (N = 82.302-98.658 doanh nghiệp, 98 đợt quốc gia-năm), bao phủ toàn bộ dải biến thiên ICRV, kiểm định đồng thời H1-H6 với hiệu ứng cố định quốc gia-năm; điểm uốn trung bình khoảng 37% FSTS tại P7 thấp hơn so với Việt Nam (39-46%) và Trung Quốc (47-49%) cho thấy điểm uốn cấp quốc gia biến thiên theo bối cảnh thể chế, nhất quán với việc ICRV chi phối hình dạng (độ cong) của quan hệ I-P như lý thuyết dự đoán (Do &amp; Phan, 2026d). Khoảng trống thứ ba còn đòi hỏi kiểm định một điều kiện biên cực trị, đó là liệu có tồn tại bối cảnh nơi chữ U ngược sụp đổ hoàn toàn thành quan hệ âm đơn điệu hay không; Nghiên cứu P8 kiểm định H1b bằng dữ liệu WBES từ các nền kinh tế đảo nhỏ Thái Bình Dương, nơi ba điều kiện cấu trúc cơ bản của chữ U ngược cùng bị vi phạm (Do &amp; Phan, 2026b). Cùng với phân tích tổng hợp P6, ba mảnh ghép này tạo thành một chiến lược kiểm định toàn diện, từ tổng hợp bằng chứng quá khứ đến kiểm định tích hợp đa quốc gia và xác định điều kiện biên.</w:t>
+        <w:t xml:space="preserve">Ba khoảng trống dẫn về một chương trình kiểm định gồm ba mảnh ghép bổ sung cho nhau. Khoảng trống thứ nhất và thứ ba cùng dẫn về câu hỏi liệu CDCM có giải thích đồng thời sự dị biệt của quan hệ I-P khi kiểm soát đầy đủ cả ba tầng trong một mô hình tích hợp, ở quy mô đủ rộng để bao phủ toàn bộ dải biến thiên ICRV hay không. Nghiên cứu phân tích đa quốc gia lấp khoảng trống này bằng dữ liệu WBES từ 45 nền kinh tế (N = 82.302-98.658 doanh nghiệp, 98 đợt quốc gia-năm), bao phủ toàn bộ dải biến thiên ICRV, kiểm định đồng thời H1-H6 với hiệu ứng cố định quốc gia-năm; điểm uốn trung bình khoảng 37% FSTS tại phân tích đa quốc gia thấp hơn so với Việt Nam (39-46%) và Trung Quốc (47-49%) cho thấy điểm uốn cấp quốc gia biến thiên theo bối cảnh thể chế, nhất quán với việc ICRV chi phối hình dạng (độ cong) của quan hệ I-P như lý thuyết dự đoán. Khoảng trống thứ ba còn đòi hỏi kiểm định một điều kiện biên cực trị, đó là liệu có tồn tại bối cảnh nơi chữ U ngược sụp đổ hoàn toàn thành quan hệ âm đơn điệu hay không; Nghiên cứu phân tích SIDS Thái Bình Dương kiểm định H1b bằng dữ liệu WBES từ các nền kinh tế đảo nhỏ Thái Bình Dương, nơi ba điều kiện cấu trúc cơ bản của chữ U ngược cùng bị vi phạm. Cùng với phân tích tổng hợp phân tích tổng hợp, ba mảnh ghép này tạo thành một chiến lược kiểm định toàn diện, từ tổng hợp bằng chứng quá khứ đến kiểm định tích hợp đa quốc gia và xác định điều kiện biên.</w:t>
       </w:r>
     </w:p>
     <w:p>

--- a/dist/luan_an_ctu/chuong_2_tong_quan_tai_lieu_vi.docx
+++ b/dist/luan_an_ctu/chuong_2_tong_quan_tai_lieu_vi.docx
@@ -80,7 +80,7 @@
         <w:pStyle w:val="BodyText"/>
       </w:pPr>
       <w:r>
-        <w:t xml:space="preserve">Các nghiên cứu vận hành hóa mức độ quốc tế hóa bằng nhiều thước đo khác nhau. Sullivan (1994) đề xuất một chỉ số tổng hợp đa chiều, gồm tỷ trọng doanh thu từ nước ngoài trên tổng doanh thu (foreign sales to total sales — FSTS), tỷ trọng tài sản ở nước ngoài trên tổng tài sản (foreign assets to total assets — FATA), và phạm vi địa lý. Với những nghiên cứu dùng dữ liệu doanh nghiệp từ các nền kinh tế đang phát triển và từ Khảo sát Doanh nghiệp của Ngân hàng Thế giới (World Bank Enterprise Surveys — WBES), thước đo phổ biến nhất lại là cường độ xuất khẩu, tức tỷ lệ phần trăm doanh thu xuất khẩu trên tổng doanh thu, tương đương với FSTS theo nghĩa rộng (Johanson &amp; Vahlne, 1977; Lu &amp; Beamish, 2004). Luận án chọn FSTS và bình phương FSTS (FSTS²) làm thước đo chính cho mức độ quốc tế hóa, bởi hai lẽ. Thước đo này phù hợp với cấu trúc dữ liệu WBES, và nó nhất quán với các nghiên cứu về quan hệ quốc tế hóa-hiệu quả kinh doanh (I-P) dùng bộ dữ liệu tương tự (Bhandari et al., 2023; Do &amp; Phan, 2026a).</w:t>
+        <w:t xml:space="preserve">Các nghiên cứu vận hành hóa mức độ quốc tế hóa bằng nhiều thước đo khác nhau. Sullivan (1994) đề xuất một chỉ số tổng hợp đa chiều, gồm tỷ trọng doanh thu từ nước ngoài trên tổng doanh thu (foreign sales to total sales, FSTS), tỷ trọng tài sản ở nước ngoài trên tổng tài sản (foreign assets to total assets, FATA), và phạm vi địa lý. Với những nghiên cứu dùng dữ liệu doanh nghiệp từ các nền kinh tế đang phát triển và từ Khảo sát Doanh nghiệp của Ngân hàng Thế giới (World Bank Enterprise Surveys, WBES), thước đo phổ biến nhất lại là cường độ xuất khẩu, tức tỷ lệ phần trăm doanh thu xuất khẩu trên tổng doanh thu, tương đương với FSTS theo nghĩa rộng (Johanson &amp; Vahlne, 1977; Lu &amp; Beamish, 2004). Luận án chọn FSTS và bình phương FSTS (FSTS²) làm thước đo chính cho mức độ quốc tế hóa, bởi hai lẽ. Thước đo này phù hợp với cấu trúc dữ liệu WBES, và nó nhất quán với các nghiên cứu về quan hệ quốc tế hóa-hiệu quả kinh doanh (I-P) dùng bộ dữ liệu tương tự (Bhandari et al., 2023; Do &amp; Phan, 2026a).</w:t>
       </w:r>
     </w:p>
     <w:p>
@@ -106,7 +106,7 @@
         <w:pStyle w:val="FirstParagraph"/>
       </w:pPr>
       <w:r>
-        <w:t xml:space="preserve">Hiệu quả hoạt động kinh doanh (firm performance) là một khái niệm đa chiều, đến nay vẫn chưa có một định nghĩa hay thước đo thống nhất giữa các nghiên cứu. Combs et al. (2005) và Richard et al. (2009) phân biệt ba nhóm thước đo chính. Nhóm thứ nhất dựa trên kế toán, gồm tỷ suất sinh lời trên tổng tài sản (return on assets — ROA), tỷ suất sinh lời trên vốn chủ sở hữu, và tỷ suất sinh lời trên doanh thu (return on sales — ROS). Nhóm thứ hai dựa trên thị trường tài chính, gồm hệ số Tobin’s Q và tổng lợi nhuận cổ đông. Nhóm thứ ba dựa trên năng suất và tăng trưởng, gồm năng suất lao động và tăng trưởng doanh thu.</w:t>
+        <w:t xml:space="preserve">Hiệu quả hoạt động kinh doanh (firm performance) là một khái niệm đa chiều, đến nay vẫn chưa có một định nghĩa hay thước đo thống nhất giữa các nghiên cứu. Combs et al. (2005) và Richard et al. (2009) phân biệt ba nhóm thước đo chính. Nhóm thứ nhất dựa trên kế toán, gồm tỷ suất sinh lời trên tổng tài sản (return on assets, ROA), tỷ suất sinh lời trên vốn chủ sở hữu, và tỷ suất sinh lời trên doanh thu (return on sales, ROS). Nhóm thứ hai dựa trên thị trường tài chính, gồm hệ số Tobin’s Q và tổng lợi nhuận cổ đông. Nhóm thứ ba dựa trên năng suất và tăng trưởng, gồm năng suất lao động và tăng trưởng doanh thu.</w:t>
       </w:r>
     </w:p>
     <w:p>
@@ -192,7 +192,7 @@
         <w:pStyle w:val="BodyText"/>
       </w:pPr>
       <w:r>
-        <w:t xml:space="preserve">Dù vậy, FSTS cũng có giới hạn nội tại cần thừa nhận. Thước đo này chỉ phản ánh xuất khẩu trực tiếp, không nắm bắt được xuất khẩu gián tiếp qua chuỗi cung ứng, hay sự tham gia chuỗi giá trị toàn cầu (global value chain — GVC) ở vai trò nhà cung ứng cấp dưới (Kano et al., 2020). Ở các nền kinh tế hội nhập sâu vào GVC như Việt Nam, một phần đáng kể giá trị quốc tế hóa diễn ra qua kênh gián tiếp mà FSTS không ghi nhận được. Luận án nhìn nhận hạn chế này như một ràng buộc đo lường có chủ đích, đánh đổi giữa tính so sánh liên quốc gia và độ tinh tế khái niệm, chứ không phải một thiếu sót lý thuyết.</w:t>
+        <w:t xml:space="preserve">Dù vậy, FSTS cũng có giới hạn nội tại cần thừa nhận. Thước đo này chỉ phản ánh xuất khẩu trực tiếp, không nắm bắt được xuất khẩu gián tiếp qua chuỗi cung ứng, hay sự tham gia chuỗi giá trị toàn cầu (global value chain, GVC) ở vai trò nhà cung ứng cấp dưới (Kano et al., 2020). Ở các nền kinh tế hội nhập sâu vào GVC như Việt Nam, một phần đáng kể giá trị quốc tế hóa diễn ra qua kênh gián tiếp mà FSTS không ghi nhận được. Luận án nhìn nhận hạn chế này như một ràng buộc đo lường có chủ đích, đánh đổi giữa tính so sánh liên quốc gia và độ tinh tế khái niệm, chứ không phải một thiếu sót lý thuyết.</w:t>
       </w:r>
     </w:p>
     <w:bookmarkEnd w:id="22"/>
@@ -210,7 +210,7 @@
         <w:pStyle w:val="FirstParagraph"/>
       </w:pPr>
       <w:r>
-        <w:t xml:space="preserve">Một trong những đóng góp khái niệm trọng tâm của luận án là phân biệt rạch ròi hai cấu trúc khái niệm thường bị gộp lẫn: năng lực công nghệ (Technological Capability Index — TCI) và chỉ số chấp nhận số (Digital Adoption Index — DAI). Nhiều nghiên cứu trước thường gộp hai cấu trúc này thành một khái niệm chung là</w:t>
+        <w:t xml:space="preserve">Một trong những đóng góp khái niệm trọng tâm của luận án là phân biệt rạch ròi hai cấu trúc khái niệm thường bị gộp lẫn: năng lực công nghệ (Technological Capability Index, TCI) và chỉ số chấp nhận số (Digital Adoption Index, DAI). Nhiều nghiên cứu trước thường gộp hai cấu trúc này thành một khái niệm chung là</w:t>
       </w:r>
       <w:r>
         <w:t xml:space="preserve"> </w:t>
@@ -233,7 +233,7 @@
         <w:pStyle w:val="BodyText"/>
       </w:pPr>
       <w:r>
-        <w:t xml:space="preserve">Năng lực công nghệ chỉ chiều sâu của công nghệ được nhập vào tổ chức, phản ánh khả năng hấp thụ, khai thác và phát triển tri thức công nghệ tiên tiến. Các chỉ báo tiêu biểu là việc sở hữu chứng nhận chất lượng quốc tế (chứng nhận ISO hoặc tương đương), việc sử dụng công nghệ được cấp phép từ đối tác nước ngoài, hoạt động đổi mới sản phẩm và cường độ nghiên cứu và phát triển (research and development — R&amp;D). Về bản chất lý thuyết, TCI gần với khái niệm năng lực hấp thụ (absorptive capacity) của Cohen và Levinthal (1990) và năng lực công nghệ của Lall (1992). Đó là chiều sâu nội tại của tổ chức, khó sao chép và tạo ra lợi thế bền vững theo tinh thần của lý thuyết dựa trên nguồn lực (Barney, 1991). Theo phân tầng của Verhoef et al. (2021), TCI thuộc các cấp độ năng lực số tầng cao (Tier-2 trở lên), gắn với đầu vào và đầu ra của hoạt động đổi mới chứ không phải sự hiện diện công cụ số cơ bản.</w:t>
+        <w:t xml:space="preserve">Năng lực công nghệ chỉ chiều sâu của công nghệ được nhập vào tổ chức, phản ánh khả năng hấp thụ, khai thác và phát triển tri thức công nghệ tiên tiến. Các chỉ báo tiêu biểu là việc sở hữu chứng nhận chất lượng quốc tế (chứng nhận ISO hoặc tương đương), việc sử dụng công nghệ được cấp phép từ đối tác nước ngoài, hoạt động đổi mới sản phẩm và cường độ nghiên cứu và phát triển (research and development, R&amp;D). Về bản chất lý thuyết, TCI gần với khái niệm năng lực hấp thụ (absorptive capacity) của Cohen và Levinthal (1990) và năng lực công nghệ của Lall (1992). Đó là chiều sâu nội tại của tổ chức, khó sao chép và tạo ra lợi thế bền vững theo tinh thần của lý thuyết dựa trên nguồn lực (Barney, 1991). Theo phân tầng của Verhoef et al. (2021), TCI thuộc các cấp độ năng lực số tầng cao (Tier-2 trở lên), gắn với đầu vào và đầu ra của hoạt động đổi mới chứ không phải sự hiện diện công cụ số cơ bản.</w:t>
       </w:r>
     </w:p>
     <w:p>
@@ -359,7 +359,7 @@
         <w:pStyle w:val="FirstParagraph"/>
       </w:pPr>
       <w:r>
-        <w:t xml:space="preserve">Quan điểm dựa trên nguồn lực (resource-based view — RBV) do Wernerfelt (1984) đặt nền và được Barney (1991) hệ thống hóa thành một khung lý thuyết có ảnh hưởng bền vững. RBV cho rằng doanh nghiệp không chỉ là một chuỗi các hoạt động tạo giá trị, mà còn là một bó nguồn lực. Sự khác biệt về hiệu quả lâu dài giữa các doanh nghiệp bắt nguồn từ khác biệt trong việc sở hữu và khai thác những nguồn lực thỏa mãn tiêu chí VRIN: có giá trị, hiếm có, khó sao chép và khó thay thế.</w:t>
+        <w:t xml:space="preserve">Quan điểm dựa trên nguồn lực (resource-based view, RBV) do Wernerfelt (1984) đặt nền và được Barney (1991) hệ thống hóa thành một khung lý thuyết có ảnh hưởng bền vững. RBV cho rằng doanh nghiệp không chỉ là một chuỗi các hoạt động tạo giá trị, mà còn là một bó nguồn lực. Sự khác biệt về hiệu quả lâu dài giữa các doanh nghiệp bắt nguồn từ khác biệt trong việc sở hữu và khai thác những nguồn lực thỏa mãn tiêu chí VRIN: có giá trị, hiếm có, khó sao chép và khó thay thế.</w:t>
       </w:r>
     </w:p>
     <w:p>
@@ -943,7 +943,7 @@
         <w:pStyle w:val="FirstParagraph"/>
       </w:pPr>
       <w:r>
-        <w:t xml:space="preserve">Lý thuyết thể chế chỉ ra rằng môi trường thể chế chi phối lợi ích ròng của quốc tế hóa, nhưng để kiểm định luận điểm đó trên một mẫu đa quốc gia rộng lớn, cần một công cụ vận hành hóa bối cảnh thể chế thành biến phân tích cụ thể. Châu Á không phải là một khối đồng nhất về thể chế. Các phân tích tổng hợp đã ghi nhận bối cảnh thể chế là biến điều tiết quan trọng nhất của quan hệ I-P, nhưng chưa có nghiên cứu nào thiết lập một hệ thống phân loại thể chế toàn diện cho phạm vi rộng các nền kinh tế châu Á và Thái Bình Dương (Marano et al., 2016; Wu et al., 2022). Luận án phát triển khung Biến thiên chế độ bối cảnh thể chế (Institutional Context Regime Variation — ICRV) để lấp khoảng trống đó.</w:t>
+        <w:t xml:space="preserve">Lý thuyết thể chế chỉ ra rằng môi trường thể chế chi phối lợi ích ròng của quốc tế hóa, nhưng để kiểm định luận điểm đó trên một mẫu đa quốc gia rộng lớn, cần một công cụ vận hành hóa bối cảnh thể chế thành biến phân tích cụ thể. Châu Á không phải là một khối đồng nhất về thể chế. Các phân tích tổng hợp đã ghi nhận bối cảnh thể chế là biến điều tiết quan trọng nhất của quan hệ I-P, nhưng chưa có nghiên cứu nào thiết lập một hệ thống phân loại thể chế toàn diện cho phạm vi rộng các nền kinh tế châu Á và Thái Bình Dương (Marano et al., 2016; Wu et al., 2022). Luận án phát triển khung Biến thiên chế độ bối cảnh thể chế (Institutional Context Regime Variation, ICRV) để lấp khoảng trống đó.</w:t>
       </w:r>
     </w:p>
     <w:bookmarkStart w:id="32" w:name="cơ-sở-và-nguyên-tắc-xây-dựng-icrv"/>
@@ -960,15 +960,15 @@
         <w:pStyle w:val="FirstParagraph"/>
       </w:pPr>
       <w:r>
-        <w:t xml:space="preserve">Khung ICRV phân loại các nền kinh tế trong phạm vi nghiên cứu thành sáu nhóm con (ICRV sub-regime), dựa trên tổ hợp ba căn cứ: bộ chỉ số quản trị thế giới (World Governance Indicators — WGI) của Kaufmann et al. (2011), mức độ phát triển kinh tế đo bằng thu nhập quốc gia bình quân đầu người theo phương pháp Atlas của Ngân hàng Thế giới, và đặc trưng cấu trúc thể chế của từng nền kinh tế. Về mặt khái niệm, ICRV sắp xếp các nền kinh tế theo hai chiều lý thuyết phân biệt mà các phân loại trước thường gộp chung: năng lực thể chế, tức chất lượng thể chế chính thức theo tinh thần của North (1990) và truyền thống các mô hình tư bản chủ nghĩa khác nhau (Hall &amp; Soskice, 2001); và mức độ tổn thương nguồn lực, tức mức phơi nhiễm trước các cú sốc bên ngoài, sự hẹp hòi về nguồn lực sản xuất, và các khoảng trống thể chế mà doanh nghiệp buộc phải nội hóa (Khanna &amp; Palepu, 2010). Khung này mở rộng từ phân loại thể chế của Khanna và Palepu (2010), được điều chỉnh cho phù hợp với thực tiễn đa dạng của châu Á và khu vực lân cận, đồng thời tham chiếu khung năng lực thể chế của Kim et al. (2026).</w:t>
-      </w:r>
-    </w:p>
-    <w:p>
-      <w:pPr>
-        <w:pStyle w:val="BodyText"/>
-      </w:pPr>
-      <w:r>
-        <w:t xml:space="preserve">Cần nhấn mạnh rằng tên gọi đầy đủ của khung là Biến thiên chế độ bối cảnh thể chế (Institutional Context Regime Variation — ICRV), phản ánh đúng bản chất của nó: một dải biến thiên liên tục của bối cảnh thể chế, được rời rạc hóa thành sáu chế độ để tiện cho phân tích so sánh.</w:t>
+        <w:t xml:space="preserve">Khung ICRV phân loại các nền kinh tế trong phạm vi nghiên cứu thành sáu nhóm con (ICRV sub-regime), dựa trên tổ hợp ba căn cứ: bộ chỉ số quản trị thế giới (World Governance Indicators, WGI) của Kaufmann et al. (2011), mức độ phát triển kinh tế đo bằng thu nhập quốc gia bình quân đầu người theo phương pháp Atlas của Ngân hàng Thế giới, và đặc trưng cấu trúc thể chế của từng nền kinh tế. Về mặt khái niệm, ICRV sắp xếp các nền kinh tế theo hai chiều lý thuyết phân biệt mà các phân loại trước thường gộp chung: năng lực thể chế, tức chất lượng thể chế chính thức theo tinh thần của North (1990) và truyền thống các mô hình tư bản chủ nghĩa khác nhau (Hall &amp; Soskice, 2001); và mức độ tổn thương nguồn lực, tức mức phơi nhiễm trước các cú sốc bên ngoài, sự hẹp hòi về nguồn lực sản xuất, và các khoảng trống thể chế mà doanh nghiệp buộc phải nội hóa (Khanna &amp; Palepu, 2010). Khung này mở rộng từ phân loại thể chế của Khanna và Palepu (2010), được điều chỉnh cho phù hợp với thực tiễn đa dạng của châu Á và khu vực lân cận, đồng thời tham chiếu khung năng lực thể chế của Kim et al. (2026).</w:t>
+      </w:r>
+    </w:p>
+    <w:p>
+      <w:pPr>
+        <w:pStyle w:val="BodyText"/>
+      </w:pPr>
+      <w:r>
+        <w:t xml:space="preserve">Cần nhấn mạnh rằng tên gọi đầy đủ của khung là Biến thiên chế độ bối cảnh thể chế (Institutional Context Regime Variation, ICRV), phản ánh đúng bản chất của nó: một dải biến thiên liên tục của bối cảnh thể chế, được rời rạc hóa thành sáu chế độ để tiện cho phân tích so sánh.</w:t>
       </w:r>
     </w:p>
     <w:bookmarkEnd w:id="32"/>
@@ -1034,7 +1034,7 @@
         <w:pStyle w:val="BodyText"/>
       </w:pPr>
       <w:r>
-        <w:t xml:space="preserve">Nhóm VI, đảo nhỏ Thái Bình Dương (Pacific SIDS), gồm các quốc đảo nhỏ đang phát triển (Small Island Developing States — SIDS) như Fiji, Papua New Guinea, Solomon Islands, Tonga, Vanuatu, Samoa và Kiribati. Đặc trưng là dân số rất nhỏ, cô lập địa lý xa các trung tâm thương mại, phụ thuộc nặng vào viện trợ và kiều hối theo mô hình MIRAB (Bertram, 2006), và chi phí hậu cần cực cao.</w:t>
+        <w:t xml:space="preserve">Nhóm VI, đảo nhỏ Thái Bình Dương (Pacific SIDS), gồm các quốc đảo nhỏ đang phát triển (Small Island Developing States, SIDS) như Fiji, Papua New Guinea, Solomon Islands, Tonga, Vanuatu, Samoa và Kiribati. Đặc trưng là dân số rất nhỏ, cô lập địa lý xa các trung tâm thương mại, phụ thuộc nặng vào viện trợ và kiều hối theo mô hình MIRAB (Bertram, 2006), và chi phí hậu cần cực cao.</w:t>
       </w:r>
     </w:p>
     <w:p>
@@ -1546,7 +1546,7 @@
         <w:pStyle w:val="BodyText"/>
       </w:pPr>
       <w:r>
-        <w:t xml:space="preserve">Cơ chế điều tiết của ICRV vận hành theo hai kênh đan xen. Kênh thứ nhất là thay đổi độ cong (biên độ) của đường cong: ở môi trường thể chế yếu, chi phí giao dịch xuyên biên giới cao làm độ cong của hình chữ U ngược sâu hơn — hình phạt hiệu quả đối với quốc tế hóa quá mức trở nên gay gắt hơn; ngược lại, ở môi trường thể chế mạnh, đường cong phẳng hơn, gần như tuyến tính. Điểm uốn không dịch chuyển đơn điệu theo chất lượng thể chế mà phân tán quanh mức ~40%. Kênh thứ hai là thay thế số cho thể chế (digital-for-institutional substitution): nơi thể chế chính thức cung cấp đầy đủ cơ chế thực thi hợp đồng, bảo vệ sở hữu trí tuệ và thông tin thị trường, công cụ số chỉ bổ sung biên; nơi khoảng trống thể chế ngự trị, công cụ số lại trở thành một sự thay thế đáng kể cho các cơ chế chính thức còn thiếu, qua đó vai trò định hình đường cong của DAI mạnh hơn ở nhóm thể chế yếu. Đây chính là cơ sở của giả thuyết H5 và là phần mở rộng đa quốc gia của logic khoảng trống thể chế (Khanna &amp; Palepu, 2010) vào lĩnh vực số.</w:t>
+        <w:t xml:space="preserve">Cơ chế điều tiết của ICRV vận hành theo hai kênh đan xen. Kênh thứ nhất là thay đổi độ cong (biên độ) của đường cong: ở môi trường thể chế yếu, chi phí giao dịch xuyên biên giới cao làm độ cong của hình chữ U ngược sâu hơn, hình phạt hiệu quả đối với quốc tế hóa quá mức trở nên gay gắt hơn; ngược lại, ở môi trường thể chế mạnh, đường cong phẳng hơn, gần như tuyến tính. Điểm uốn không dịch chuyển đơn điệu theo chất lượng thể chế mà phân tán quanh mức ~40%. Kênh thứ hai là thay thế số cho thể chế (digital-for-institutional substitution): nơi thể chế chính thức cung cấp đầy đủ cơ chế thực thi hợp đồng, bảo vệ sở hữu trí tuệ và thông tin thị trường, công cụ số chỉ bổ sung biên; nơi khoảng trống thể chế ngự trị, công cụ số lại trở thành một sự thay thế đáng kể cho các cơ chế chính thức còn thiếu, qua đó vai trò định hình đường cong của DAI mạnh hơn ở nhóm thể chế yếu. Đây chính là cơ sở của giả thuyết H5 và là phần mở rộng đa quốc gia của logic khoảng trống thể chế (Khanna &amp; Palepu, 2010) vào lĩnh vực số.</w:t>
       </w:r>
     </w:p>
     <w:p>
@@ -1871,7 +1871,7 @@
         <w:pStyle w:val="BodyText"/>
       </w:pPr>
       <w:r>
-        <w:t xml:space="preserve">Do và Phan (2026a) hiện là một trong những nghiên cứu thực nghiệm đa quốc gia quy mô lớn nhất về I-P trong bối cảnh châu Á mới nổi, phân tích khoảng 40.633 doanh nghiệp từ 17 nền kinh tế châu Á trên dữ liệu WBES. Nghiên cứu này tìm thấy hai điều. Một là có sự phân tầng năng suất rõ rệt giữa các nhóm nền kinh tế, phản ánh dị biệt về thể chế và năng lực. Hai là việc áp dụng công nghệ vừa trực tiếp nâng năng suất lao động, vừa làm dịu đáng kể tác động bất lợi của các rào cản thể chế, một phát hiện có thể gọi là hiệu ứng lá chắn số. Các nghiên cứu đơn quốc gia đồng hành làm sắc nét thêm bức tranh này. Trên dữ liệu Việt Nam (Việt Nam), quan hệ chữ U ngược được xác nhận trong cả ba sóng khảo sát 2009, 2015 và 2023, với điểm uốn cụm quanh 39-46% FSTS, một dải bền vững xuyên 14 năm; điều đáng chú ý là tính phi tuyến này chủ yếu phản ánh hiệu ứng biên tham gia, tức bước nhảy năng suất khi doanh nghiệp chuyển từ không xuất khẩu sang xuất khẩu, bởi khi giới hạn mẫu vào riêng nhóm doanh nghiệp xuất khẩu thì số hạng bình phương mất ý nghĩa thống kê. Trên dữ liệu Trung Quốc (Trung Quốc), quan hệ chữ U ngược bền vững về cấu trúc, với điểm uốn 49,4% năm 2012 và 47,2% năm 2024, và kiểm định Paternoster không bác bỏ giả thuyết hai điểm uốn bằng nhau. Trên dữ liệu Singapore (Singapore), quan hệ chủ yếu dương với điểm uốn hàm ý rất muộn ở khoảng 82% FSTS, nhất quán với lợi ích gần như đơn điệu trong một nền kinh tế thể chế mạnh và bão hòa số.</w:t>
+        <w:t xml:space="preserve">Do và Phan (2026a) hiện là một trong những nghiên cứu thực nghiệm đa quốc gia quy mô lớn nhất về I-P trong bối cảnh châu Á mới nổi, phân tích khoảng 40.633 doanh nghiệp từ 17 nền kinh tế châu Á trên dữ liệu WBES. Nghiên cứu này tìm thấy hai điều. Một là có sự phân tầng năng suất rõ rệt giữa các nhóm nền kinh tế, phản ánh dị biệt về thể chế và năng lực. Hai là việc áp dụng công nghệ vừa trực tiếp nâng năng suất lao động, vừa làm dịu đáng kể tác động bất lợi của các rào cản thể chế, một phát hiện có thể gọi là hiệu ứng thay thế số cho thể chế. Các nghiên cứu đơn quốc gia đồng hành làm sắc nét thêm bức tranh này. Trên dữ liệu Việt Nam (Việt Nam), quan hệ chữ U ngược được xác nhận trong cả ba sóng khảo sát 2009, 2015 và 2023, với điểm uốn cụm quanh 39-46% FSTS, một dải bền vững xuyên 14 năm; điều đáng chú ý là tính phi tuyến này chủ yếu phản ánh hiệu ứng biên tham gia, tức bước nhảy năng suất khi doanh nghiệp chuyển từ không xuất khẩu sang xuất khẩu, bởi khi giới hạn mẫu vào riêng nhóm doanh nghiệp xuất khẩu thì số hạng bình phương mất ý nghĩa thống kê. Trên dữ liệu Trung Quốc (Trung Quốc), quan hệ chữ U ngược bền vững về cấu trúc, với điểm uốn 49,4% năm 2012 và 47,2% năm 2024, và kiểm định Paternoster không bác bỏ giả thuyết hai điểm uốn bằng nhau. Trên dữ liệu Singapore (Singapore), quan hệ chủ yếu dương với điểm uốn hàm ý rất muộn ở khoảng 82% FSTS, nhất quán với lợi ích gần như đơn điệu trong một nền kinh tế thể chế mạnh và bão hòa số.</w:t>
       </w:r>
     </w:p>
     <w:p>
@@ -1905,7 +1905,7 @@
         <w:pStyle w:val="BodyText"/>
       </w:pPr>
       <w:r>
-        <w:t xml:space="preserve">Tuy nhiên, phần lớn các nghiên cứu hiện thời không tách bạch TCI với DAI, mà coi năng lực số như một khái niệm đơn nhất. Hệ quả lý thuyết của sự đồng nhất thiếu hợp lý này là không thể phân tách hai cơ chế vốn vận hành khác nhau: chiều sâu năng lực tổ chức của TCI và khả năng phối hợp số bề mặt của DAI. Bằng chứng từ chuỗi nghiên cứu đồng hành cho thấy việc tách bạch là cần thiết. Ở Việt Nam (Việt Nam), biến đại diện số tầng một đi theo một quỹ đạo lỗi thời hóa: dương năm 2009, null năm 2015, và tương tác âm năm 2023 khi tỷ lệ sở hữu trang web tiến đến mức gần phổ cập; biến công cụ cho biến số này cho kết quả null, hàm ý hiệu ứng chấp nhận số phụ thuộc chọn lựa chứ không phải nhân quả. Ở Singapore (Singapore), trong nền kinh tế bão hòa số, DAI không tạo phần thưởng đồng nhất mà hoạt động như một nguồn lực mở rộng tình huống, chỉ phát huy ở cường độ xuất khẩu cao nơi nhu cầu điều phối xuyên biên giới dày đặc, với hệ số tương tác giữa DAI và bình phương FSTS dương mạnh. Sự khác biệt giữa hai bối cảnh này, một bên là nền kinh tế chuyển đổi với DAI chưa bão hòa và một bên là nền kinh tế phát triển đã bão hòa số, chính là cơ sở thực nghiệm cho mô hình phụ thuộc bối cảnh được phát triển ở Mục 2.5.</w:t>
+        <w:t xml:space="preserve">Tuy nhiên, phần lớn các nghiên cứu hiện thời không tách bạch TCI với DAI, mà coi năng lực số như một khái niệm đơn nhất. Hệ quả lý thuyết của sự đồng nhất thiếu hợp lý này là không thể phân tách hai cơ chế vốn vận hành khác nhau: chiều sâu năng lực tổ chức của TCI và khả năng phối hợp số bề mặt của DAI. Bằng chứng từ chuỗi nghiên cứu đồng hành cho thấy việc tách bạch là cần thiết. Ở Việt Nam (Việt Nam), biến đại diện số tầng một đi theo một quỹ đạo lỗi thời hóa: dương năm 2009, null năm 2015, và tương tác âm năm 2023 khi tỷ lệ sở hữu trang web tiến đến mức gần phổ cập; biến công cụ cho biến số này cho kết quả null, hàm ý hiệu ứng chấp nhận số phụ thuộc chọn lựa chứ không phải nhân quả. Ở Singapore (Singapore), trong nền kinh tế bão hòa số, DAI không tạo phần thưởng đồng nhất mà hoạt động như một năng lực phụ thuộc bối cảnh, chỉ phát huy ở cường độ xuất khẩu cao nơi nhu cầu điều phối xuyên biên giới dày đặc, với hệ số tương tác giữa DAI và bình phương FSTS dương mạnh. Sự khác biệt giữa hai bối cảnh này, một bên là nền kinh tế chuyển đổi với DAI chưa bão hòa và một bên là nền kinh tế phát triển đã bão hòa số, chính là cơ sở thực nghiệm cho mô hình phụ thuộc bối cảnh được phát triển ở Mục 2.5.</w:t>
       </w:r>
     </w:p>
     <w:p>
@@ -1972,7 +1972,7 @@
         <w:pStyle w:val="BodyText"/>
       </w:pPr>
       <w:r>
-        <w:t xml:space="preserve">Ba khoảng trống này hội tụ vào một hướng giải quyết chung: cần phát triển và kiểm định một khung giải thích tích hợp đa tầng trên dữ liệu đa quốc gia đủ rộng và đủ đa dạng về thể chế để bao phủ toàn bộ dải biến thiên thể chế của châu Á. Luận án đề xuất khung CDCM (Context-Contingent Digital-and-Capability Model — Mô hình năng lực và chấp nhận số phụ thuộc bối cảnh), một khung lý thuyết tích hợp đa tầng kết hợp bốn thành phần: bối cảnh thể chế ở tầng vĩ mô, được vận hành hóa bằng ICRV; năng lực doanh nghiệp ở tầng tổ chức, với TCI và DAI tách riêng; đặc điểm nhà quản trị cấp cao ở tầng cá nhân, đưa vào như khối kiểm soát quản trị nội sinh; và lớp mở rộng năng lực số. Trong khung này, FSTS là biến độc lập chính và năng suất lao động là biến phụ thuộc.</w:t>
+        <w:t xml:space="preserve">Ba khoảng trống này hội tụ vào một hướng giải quyết chung: cần phát triển và kiểm định một khung giải thích tích hợp đa tầng trên dữ liệu đa quốc gia đủ rộng và đủ đa dạng về thể chế để bao phủ toàn bộ dải biến thiên thể chế của châu Á. Luận án đề xuất khung CDCM (Context-Contingent Digital-and-Capability Model, Mô hình năng lực và chấp nhận số phụ thuộc bối cảnh), một khung lý thuyết tích hợp đa tầng kết hợp bốn thành phần: bối cảnh thể chế ở tầng vĩ mô, được vận hành hóa bằng ICRV; năng lực doanh nghiệp ở tầng tổ chức, với TCI và DAI tách riêng; đặc điểm nhà quản trị cấp cao ở tầng cá nhân, đưa vào như khối kiểm soát quản trị nội sinh; và lớp mở rộng năng lực số. Trong khung này, FSTS là biến độc lập chính và năng suất lao động là biến phụ thuộc.</w:t>
       </w:r>
     </w:p>
     <w:bookmarkEnd w:id="41"/>

--- a/dist/luan_an_ctu/chuong_2_tong_quan_tai_lieu_vi.docx
+++ b/dist/luan_an_ctu/chuong_2_tong_quan_tai_lieu_vi.docx
@@ -1698,7 +1698,7 @@
         <w:pStyle w:val="BodyText"/>
       </w:pPr>
       <w:r>
-        <w:t xml:space="preserve">Dạng hàm thứ tư là chữ M với hai điểm uốn, phản ánh tính không đồng nhất của lợi ích quốc tế hóa theo loại thị trường (Riahi-Belkaoui, 1998), song bằng chứng thực nghiệm hạn chế và khó tái lập. Dạng hàm thứ năm là gánh nặng bắt buộc, biểu hiện thành quan hệ tuyến tính âm trong các nền kinh tế buộc phải quốc tế hóa do thị trường nội địa quá nhỏ; đây là pattern đặc thù của các quốc đảo nhỏ Thái Bình Dương, nơi doanh nghiệp phải xuất khẩu để tồn tại nhưng thiếu năng lực cạnh tranh (Briguglio, 1995; Bertram, 2006).</w:t>
+        <w:t xml:space="preserve">Dạng hàm thứ tư là chữ M với hai điểm uốn, phản ánh tính không đồng nhất của lợi ích quốc tế hóa theo loại thị trường (Riahi-Belkaoui, 1998), song bằng chứng thực nghiệm hạn chế và khó tái lập. Dạng hàm thứ năm là gánh nặng quốc tế hóa bắt buộc, biểu hiện thành quan hệ tuyến tính âm trong các nền kinh tế buộc phải quốc tế hóa do thị trường nội địa quá nhỏ; đây là dạng đặc thù của các quốc đảo nhỏ Thái Bình Dương, nơi doanh nghiệp phải xuất khẩu để tồn tại nhưng thiếu năng lực cạnh tranh (Briguglio, 1995; Bertram, 2006). Năm dạng hàm này thực chất sắp xếp dọc theo một trục đối lập giữa hai chế độ quốc tế hóa: ở một đầu là quốc tế hóa để mở rộng quy mô, nơi xuất khẩu tối ưu hóa lợi nhuận và đường cong còn dư địa sinh lợi đến cường độ cao; ở đầu kia là quốc tế hóa để sinh tồn, nơi xuất khẩu là bắt buộc và dạng phi tuyến quen thuộc sụp đổ thành âm đơn điệu. Dạng hàm thứ năm do đó không phải một ngoại lệ thứ yếu mà là cực biên làm lộ rõ các tiền đề cấu trúc mà bốn dạng còn lại ngầm giả định.</w:t>
       </w:r>
     </w:p>
     <w:p>

--- a/dist/luan_an_ctu/chuong_2_tong_quan_tai_lieu_vi.docx
+++ b/dist/luan_an_ctu/chuong_2_tong_quan_tai_lieu_vi.docx
@@ -1845,7 +1845,20 @@
         <w:pStyle w:val="BodyText"/>
       </w:pPr>
       <w:r>
-        <w:t xml:space="preserve">Tổng kết bằng chứng tổng hợp gợi ra ba kết luận. Tác động trung bình I-P là dương nhưng khiêm tốn, vào khoảng r = 0,04-0,07; mức dị biệt giữa các nghiên cứu thì cực kỳ cao; và các yếu tố điều tiết bối cảnh, nhất là thể chế quốc gia, năng lực doanh nghiệp và đặc điểm ngành, mới là nguồn giải thích chính cho sự khác biệt. Luận án mở rộng dòng nghiên cứu này qua Nghiên cứu phân tích tổng hợp, một phân tích tổng hợp ba tầng theo giao thức PRISMA 2020 với k = 238 nghiên cứu và K = 288 mức độ ảnh hưởng từ châu Á và Thái Bình Dương. phân tích tổng hợp ước lượng tác động tổng hợp r = 0,074 (khoảng tin cậy 95%: 0,060; 0,088), với I² = 62,4%, tái lập và mở rộng mức cơ sở trước đó (r = 0,07, k = 113). Kiểm định khác biệt giữa các chế độ ICRV có ý nghĩa thống kê (Q_M = 17,35, df = 4, p = 0,002), xác nhận rằng dải biến thiên thể chế là một nguồn dị biệt thực chất, dù khác biệt từng cặp phần nào phản ánh thành phần nghiên cứu đơn quốc gia so với đa quốc gia. phân tích tổng hợp cũng phát hiện thiên lệch xuất bản đáng kể: phương pháp trim-and-fill bổ khuyết 58 nghiên cứu còn thiếu, kéo tác động tổng hợp điều chỉnh xuống r = 0,035, vẫn dương nhưng bị suy giảm. Kết quả này vừa xác nhận tác động dương nhỏ và bền vững, vừa nhấn mạnh rằng giá trị thực sự của nghiên cứu I-P nằm ở việc giải thích dị biệt, chứ không phải ở việc đo lại hiệu ứng trung bình.</w:t>
+        <w:t xml:space="preserve">Tổng kết bằng chứng tổng hợp gợi ra ba kết luận. Tác động trung bình I-P là dương nhưng khiêm tốn, vào khoảng r = 0,04-0,07; mức dị biệt giữa các nghiên cứu thì cực kỳ cao; và các yếu tố điều tiết bối cảnh, nhất là thể chế quốc gia, năng lực doanh nghiệp và đặc điểm ngành, mới là nguồn giải thích chính cho sự khác biệt. Luận án mở rộng dòng nghiên cứu này qua Nghiên cứu phân tích tổng hợp, một phân tích tổng hợp ba tầng theo giao thức PRISMA 2020 với k = 238 nghiên cứu và K = 288 mức độ ảnh hưởng từ 49 nền kinh tế trên toàn cầu (đa số thuộc châu Á – Thái Bình Dương). phân tích tổng hợp ước lượng tác động tổng hợp r = 0,074 (khoảng tin cậy 95%: 0,060; 0,088), với I² = 62,4%, tái lập và mở rộng mức cơ sở trước đó (r = 0,07, k = 113). Kiểm định khác biệt giữa các chế độ ICRV có ý nghĩa thống kê trên toàn mẫu (Q_M = 17,35, df = 4, p = 0,002) nhưng</w:t>
+      </w:r>
+      <w:r>
+        <w:t xml:space="preserve"> </w:t>
+      </w:r>
+      <w:r>
+        <w:rPr>
+          <w:bCs/>
+          <w:b/>
+        </w:rPr>
+        <w:t xml:space="preserve">không bền vững</w:t>
+      </w:r>
+      <w:r>
+        <w:t xml:space="preserve">: kiểm định nhạy cảm bỏ ô Frontier (k = 3) đưa omnibus về không có ý nghĩa (Q_M = 1,49, p = 0,68), cho thấy ở cấp văn liệu điều tiết thể chế trực tiếp (chủ hiệu ứng phân nhóm) là yếu. Tính ngữ cảnh thể chế của quan hệ I-P do đó được luận án kiểm định mạnh hơn ở cấp doanh nghiệp qua tương tác có điều kiện (Chương 4), nơi vai trò điều tiết của chế độ thể chế bộc lộ robust. phân tích tổng hợp cũng phát hiện thiên lệch xuất bản đáng kể: phương pháp trim-and-fill bổ khuyết 58 nghiên cứu còn thiếu, kéo tác động tổng hợp điều chỉnh xuống r = 0,035, vẫn dương nhưng bị suy giảm. Kết quả này vừa xác nhận tác động dương nhỏ và bền vững, vừa nhấn mạnh rằng giá trị thực sự của nghiên cứu I-P nằm ở việc giải thích dị biệt, chứ không phải ở việc đo lại hiệu ứng trung bình.</w:t>
       </w:r>
     </w:p>
     <w:bookmarkEnd w:id="37"/>

--- a/dist/luan_an_ctu/chuong_2_tong_quan_tai_lieu_vi.docx
+++ b/dist/luan_an_ctu/chuong_2_tong_quan_tai_lieu_vi.docx
@@ -2,7 +2,7 @@
 <file path=word/document.xml><?xml version="1.0" encoding="utf-8"?>
 <w:document xmlns:w="http://schemas.openxmlformats.org/wordprocessingml/2006/main" xmlns:m="http://schemas.openxmlformats.org/officeDocument/2006/math" xmlns:r="http://schemas.openxmlformats.org/officeDocument/2006/relationships" xmlns:o="urn:schemas-microsoft-com:office:office" xmlns:v="urn:schemas-microsoft-com:vml" xmlns:w10="urn:schemas-microsoft-com:office:word" xmlns:a="http://schemas.openxmlformats.org/drawingml/2006/main" xmlns:pic="http://schemas.openxmlformats.org/drawingml/2006/picture" xmlns:wp="http://schemas.openxmlformats.org/drawingml/2006/wordprocessingDrawing">
   <w:body>
-    <w:bookmarkStart w:id="47" w:name="chương-2-tổng-quan-tài-liệu"/>
+    <w:bookmarkStart w:id="50" w:name="chương-2-tổng-quan-tài-liệu"/>
     <w:p>
       <w:pPr>
         <w:pStyle w:val="Heading1"/>
@@ -1845,7 +1845,7 @@
         <w:pStyle w:val="BodyText"/>
       </w:pPr>
       <w:r>
-        <w:t xml:space="preserve">Tổng kết bằng chứng tổng hợp gợi ra ba kết luận. Tác động trung bình I-P là dương nhưng khiêm tốn, vào khoảng r = 0,04-0,07; mức dị biệt giữa các nghiên cứu thì cực kỳ cao; và các yếu tố điều tiết bối cảnh, nhất là thể chế quốc gia, năng lực doanh nghiệp và đặc điểm ngành, mới là nguồn giải thích chính cho sự khác biệt. Luận án mở rộng dòng nghiên cứu này qua Nghiên cứu phân tích tổng hợp, một phân tích tổng hợp ba tầng theo giao thức PRISMA 2020 với k = 238 nghiên cứu và K = 288 mức độ ảnh hưởng từ 49 nền kinh tế trên toàn cầu (đa số thuộc châu Á – Thái Bình Dương). phân tích tổng hợp ước lượng tác động tổng hợp r = 0,074 (khoảng tin cậy 95%: 0,060; 0,088), với I² = 62,4%, tái lập và mở rộng mức cơ sở trước đó (r = 0,07, k = 113). Kiểm định khác biệt giữa các chế độ ICRV có ý nghĩa thống kê trên toàn mẫu (Q_M = 17,35, df = 4, p = 0,002) nhưng</w:t>
+        <w:t xml:space="preserve">Tổng kết bằng chứng tổng hợp gợi ra ba kết luận. Tác động trung bình I-P là dương nhưng khiêm tốn, vào khoảng r = 0,04-0,07; mức dị biệt giữa các nghiên cứu thì cực kỳ cao; và các yếu tố điều tiết bối cảnh, nhất là thể chế quốc gia, năng lực doanh nghiệp và đặc điểm ngành, mới là nguồn giải thích chính cho sự khác biệt. Luận án mở rộng dòng nghiên cứu này qua Nghiên cứu phân tích tổng hợp, một phân tích tổng hợp ba tầng theo giao thức PRISMA 2020 với k = 238 nghiên cứu và K = 288 mức độ ảnh hưởng từ 49 nền kinh tế trên toàn cầu (đa số thuộc châu Á – Thái Bình Dương). phân tích tổng hợp ước lượng tác động tổng hợp r = 0,074 (khoảng tin cậy 95%: 0,060; 0,088), với I² = 87,8%, tái lập và mở rộng mức cơ sở trước đó (r = 0,07, k = 113). Kiểm định khác biệt giữa các chế độ ICRV có ý nghĩa thống kê trên toàn mẫu (Q_M = 17,35, df = 4, p = 0,002) nhưng</w:t>
       </w:r>
       <w:r>
         <w:t xml:space="preserve"> </w:t>
@@ -1930,7 +1930,7 @@
     </w:p>
     <w:bookmarkEnd w:id="39"/>
     <w:bookmarkEnd w:id="40"/>
-    <w:bookmarkStart w:id="45" w:name="X571aebe6b94c63b04e26a653f6b78348d98b3f9"/>
+    <w:bookmarkStart w:id="48" w:name="X571aebe6b94c63b04e26a653f6b78348d98b3f9"/>
     <w:p>
       <w:pPr>
         <w:pStyle w:val="Heading2"/>
@@ -1989,7 +1989,7 @@
       </w:r>
     </w:p>
     <w:bookmarkEnd w:id="41"/>
-    <w:bookmarkStart w:id="42" w:name="mô-hình-khái-niệm"/>
+    <w:bookmarkStart w:id="45" w:name="mô-hình-khái-niệm"/>
     <w:p>
       <w:pPr>
         <w:pStyle w:val="Heading3"/>
@@ -2038,8 +2038,105 @@
         <w:t xml:space="preserve">Bên cạnh các cơ chế điều tiết, mô hình còn có một yếu tố động thái quan trọng: hình dạng phi tuyến của quan hệ I-P, cụ thể là điểm uốn của đường chữ U ngược, không cố định theo thời gian. Nó có thể dịch chuyển khi bối cảnh thể chế và năng lực doanh nghiệp thay đổi theo chiều dọc, biểu hiện rõ nhất ở các nền kinh tế chuyển đổi nhanh.</w:t>
       </w:r>
     </w:p>
-    <w:bookmarkEnd w:id="42"/>
-    <w:bookmarkStart w:id="43" w:name="hệ-giả-thuyết-h1-h6"/>
+    <w:p>
+      <w:pPr>
+        <w:pStyle w:val="CaptionedFigure"/>
+      </w:pPr>
+      <w:r>
+        <w:drawing>
+          <wp:inline>
+            <wp:extent cx="5753100" cy="3860884"/>
+            <wp:effectExtent b="0" l="0" r="0" t="0"/>
+            <wp:docPr descr="Hình 2.1: Mô hình khái niệm thống nhất — CDCM" title="" id="43" name="Picture"/>
+            <a:graphic>
+              <a:graphicData uri="http://schemas.openxmlformats.org/drawingml/2006/picture">
+                <pic:pic>
+                  <pic:nvPicPr>
+                    <pic:cNvPr descr="figures/figure_conceptual_model_unified.png" id="44" name="Picture"/>
+                    <pic:cNvPicPr>
+                      <a:picLocks noChangeArrowheads="1" noChangeAspect="1"/>
+                    </pic:cNvPicPr>
+                  </pic:nvPicPr>
+                  <pic:blipFill>
+                    <a:blip r:embed="rId42"/>
+                    <a:stretch>
+                      <a:fillRect/>
+                    </a:stretch>
+                  </pic:blipFill>
+                  <pic:spPr bwMode="auto">
+                    <a:xfrm>
+                      <a:off x="0" y="0"/>
+                      <a:ext cx="5753100" cy="3860884"/>
+                    </a:xfrm>
+                    <a:prstGeom prst="rect">
+                      <a:avLst/>
+                    </a:prstGeom>
+                    <a:noFill/>
+                    <a:ln w="9525">
+                      <a:noFill/>
+                      <a:headEnd/>
+                      <a:tailEnd/>
+                    </a:ln>
+                  </pic:spPr>
+                </pic:pic>
+              </a:graphicData>
+            </a:graphic>
+          </wp:inline>
+        </w:drawing>
+      </w:r>
+    </w:p>
+    <w:p>
+      <w:pPr>
+        <w:pStyle w:val="ImageCaption"/>
+      </w:pPr>
+      <w:r>
+        <w:t xml:space="preserve">Hình 2.1: Mô hình khái niệm thống nhất — CDCM</w:t>
+      </w:r>
+    </w:p>
+    <w:p>
+      <w:pPr>
+        <w:pStyle w:val="BodyText"/>
+      </w:pPr>
+      <w:r>
+        <w:rPr>
+          <w:iCs/>
+          <w:i/>
+        </w:rPr>
+        <w:t xml:space="preserve">Hình 2.1.</w:t>
+      </w:r>
+      <w:r>
+        <w:t xml:space="preserve"> </w:t>
+      </w:r>
+      <w:r>
+        <w:t xml:space="preserve">Mô hình khái niệm thống nhất — Quốc tế hóa và Hiệu quả doanh nghiệp (CDCM: Context-Contingent Digital-and-Capability Model). Hình chữ nhật biểu thị biến quan sát được; hình ellipse biểu thị cấu trúc tiềm ẩn (TCI, ICRV, DAI). H1a (+) và H1b (−) xác định quan hệ phi tuyến chữ U ngược (điểm uốn ≈ 36%; điều kiện biên H1b: SIDS/FIP âm đơn điệu). H2 năng lực công nghệ TCI nâng mặt bằng hiệu quả (level-shift). H3 DAI tái định hình đường cong phụ thuộc bối cảnh. H5 ICRV chi phối độ cong/biên độ trong môi trường thể chế yếu. Mũi tên hai chiều đứt nét biểu thị thay thế số–thể chế (DAI×ICRV,</w:t>
+      </w:r>
+      <w:r>
+        <w:t xml:space="preserve"> </w:t>
+      </w:r>
+      <m:oMath>
+        <m:r>
+          <m:t>p</m:t>
+        </m:r>
+      </m:oMath>
+      <w:r>
+        <w:t xml:space="preserve"> </w:t>
+      </w:r>
+      <w:r>
+        <w:t xml:space="preserve">= ,049). Kiểm soát Bậc trên (H4) đặc điểm nhà quản trị đưa vào như biến kiểm soát quản trị nội sinh.</w:t>
+      </w:r>
+      <w:r>
+        <w:t xml:space="preserve"> </w:t>
+      </w:r>
+      <w:r>
+        <w:rPr>
+          <w:iCs/>
+          <w:i/>
+        </w:rPr>
+        <w:t xml:space="preserve">Nguồn: tác giả tự xây dựng.</w:t>
+      </w:r>
+    </w:p>
+    <w:bookmarkEnd w:id="45"/>
+    <w:bookmarkStart w:id="46" w:name="hệ-giả-thuyết-h1-h6"/>
     <w:p>
       <w:pPr>
         <w:pStyle w:val="Heading3"/>
@@ -2703,8 +2800,8 @@
         </w:tc>
       </w:tr>
     </w:tbl>
-    <w:bookmarkEnd w:id="43"/>
-    <w:bookmarkStart w:id="44" w:name="X0a81e8b3240aff50264466ceb20bd9b6162dbaf"/>
+    <w:bookmarkEnd w:id="46"/>
+    <w:bookmarkStart w:id="47" w:name="X0a81e8b3240aff50264466ceb20bd9b6162dbaf"/>
     <w:p>
       <w:pPr>
         <w:pStyle w:val="Heading3"/>
@@ -2728,9 +2825,9 @@
         </w:pict>
       </w:r>
     </w:p>
-    <w:bookmarkEnd w:id="44"/>
-    <w:bookmarkEnd w:id="45"/>
-    <w:bookmarkStart w:id="46" w:name="tóm-tắt-chương"/>
+    <w:bookmarkEnd w:id="47"/>
+    <w:bookmarkEnd w:id="48"/>
+    <w:bookmarkStart w:id="49" w:name="tóm-tắt-chương"/>
     <w:p>
       <w:pPr>
         <w:pStyle w:val="Heading2"/>
@@ -2771,8 +2868,8 @@
         <w:t xml:space="preserve">Từ đó, ba khoảng trống được xác định: thiếu khung tích hợp đa tầng, sự đồng nhất thiếu hợp lý giữa TCI và DAI, và thiếu bằng chứng liên quốc gia quy mô lớn có cấu trúc cho châu Á. Để lấp ba khoảng trống này, luận án đề xuất khung CDCM và phát triển sáu giả thuyết H1-H6 cùng điều kiện biên H1b, bao phủ tính phi tuyến cơ bản, vai trò của TCI và DAI, vai trò của đặc điểm nhà quản trị, vai trò của thể chế ICRV, và sự dị biệt theo thời gian. Chương 3 sẽ trình bày thiết kế phương pháp và chiến lược kiểm định hệ giả thuyết này.</w:t>
       </w:r>
     </w:p>
-    <w:bookmarkEnd w:id="46"/>
-    <w:bookmarkEnd w:id="47"/>
+    <w:bookmarkEnd w:id="49"/>
+    <w:bookmarkEnd w:id="50"/>
     <w:sectPr>
       <w:pgSz w:h="16838" w:w="11906"/>
       <w:pgMar w:bottom="1134" w:left="1701" w:right="1134" w:top="1134"/>

--- a/dist/luan_an_ctu/chuong_2_tong_quan_tai_lieu_vi.docx
+++ b/dist/luan_an_ctu/chuong_2_tong_quan_tai_lieu_vi.docx
@@ -1858,7 +1858,7 @@
         <w:t xml:space="preserve">không bền vững</w:t>
       </w:r>
       <w:r>
-        <w:t xml:space="preserve">: kiểm định nhạy cảm bỏ ô Frontier (k = 3) đưa omnibus về không có ý nghĩa (Q_M = 1,49, p = 0,68), cho thấy ở cấp văn liệu điều tiết thể chế trực tiếp (chủ hiệu ứng phân nhóm) là yếu. Tính ngữ cảnh thể chế của quan hệ I-P do đó được luận án kiểm định mạnh hơn ở cấp doanh nghiệp qua tương tác có điều kiện (Chương 4), nơi vai trò điều tiết của chế độ thể chế bộc lộ robust. phân tích tổng hợp cũng phát hiện thiên lệch xuất bản đáng kể: phương pháp trim-and-fill bổ khuyết 58 nghiên cứu còn thiếu, kéo tác động tổng hợp điều chỉnh xuống r = 0,035, vẫn dương nhưng bị suy giảm. Kết quả này vừa xác nhận tác động dương nhỏ và bền vững, vừa nhấn mạnh rằng giá trị thực sự của nghiên cứu I-P nằm ở việc giải thích dị biệt, chứ không phải ở việc đo lại hiệu ứng trung bình.</w:t>
+        <w:t xml:space="preserve">: kiểm định nhạy cảm bỏ ô Frontier (k = 3) đưa omnibus về không có ý nghĩa (Q_M = 1,49, p = 0,68), cho thấy ở cấp văn liệu điều tiết thể chế trực tiếp (chủ hiệu ứng phân nhóm) là yếu. Tính ngữ cảnh thể chế của quan hệ I-P do đó được luận án kiểm định mạnh hơn ở cấp doanh nghiệp qua tương tác có điều kiện (Chương 4), nơi vai trò điều tiết của chế độ thể chế bộc lộ vững chắc. phân tích tổng hợp cũng phát hiện thiên lệch xuất bản đáng kể: phương pháp trim-and-fill bổ khuyết 58 nghiên cứu còn thiếu, kéo tác động tổng hợp điều chỉnh xuống r = 0,035, vẫn dương nhưng bị suy giảm. Kết quả này vừa xác nhận tác động dương nhỏ và bền vững, vừa nhấn mạnh rằng giá trị thực sự của nghiên cứu I-P nằm ở việc giải thích dị biệt, chứ không phải ở việc đo lại hiệu ứng trung bình.</w:t>
       </w:r>
     </w:p>
     <w:bookmarkEnd w:id="37"/>

--- a/dist/luan_an_ctu/chuong_2_tong_quan_tai_lieu_vi.docx
+++ b/dist/luan_an_ctu/chuong_2_tong_quan_tai_lieu_vi.docx
@@ -2,7 +2,7 @@
 <file path=word/document.xml><?xml version="1.0" encoding="utf-8"?>
 <w:document xmlns:w="http://schemas.openxmlformats.org/wordprocessingml/2006/main" xmlns:m="http://schemas.openxmlformats.org/officeDocument/2006/math" xmlns:r="http://schemas.openxmlformats.org/officeDocument/2006/relationships" xmlns:o="urn:schemas-microsoft-com:office:office" xmlns:v="urn:schemas-microsoft-com:vml" xmlns:w10="urn:schemas-microsoft-com:office:word" xmlns:a="http://schemas.openxmlformats.org/drawingml/2006/main" xmlns:pic="http://schemas.openxmlformats.org/drawingml/2006/picture" xmlns:wp="http://schemas.openxmlformats.org/drawingml/2006/wordprocessingDrawing">
   <w:body>
-    <w:bookmarkStart w:id="50" w:name="chương-2-tổng-quan-tài-liệu"/>
+    <w:bookmarkStart w:id="47" w:name="chương-2-tổng-quan-tài-liệu"/>
     <w:p>
       <w:pPr>
         <w:pStyle w:val="Heading1"/>
@@ -267,7 +267,7 @@
         <w:pStyle w:val="BodyText"/>
       </w:pPr>
       <w:r>
-        <w:t xml:space="preserve">Hai cấu trúc TCI và DAI không đồng nhất, và chúng vận hành theo những cơ chế khác nhau trong quan hệ giữa quốc tế hóa và hiệu quả. TCI hoạt động chủ yếu như một nhân tố nâng mặt bằng hiệu quả; còn DAI lại có xu hướng làm thay đổi độ dốc hoặc độ cong của đường quan hệ I-P tùy theo bối cảnh (Bhandari et al., 2023; Chen &amp; Meng, 2022). Phân tích đa mẫu của Do và Phan (2026a) cho thấy tác động của DAI không cố định mà phụ thuộc đồng thời ba chiều bối cảnh: chế độ thể chế quốc gia, mức cường độ xuất khẩu của doanh nghiệp, và mức độ bão hòa số của nền kinh tế. Ở nền kinh tế đã bão hòa số, nơi gần như mọi doanh nghiệp đều có trang web, DAI mất khả năng phân biệt ở cấp độ doanh nghiệp, một hiện tượng có thể gọi là nghịch lý bão hòa số. Giữ vững sự phân biệt giữa TCI và DAI xuyên suốt luận án là điều kiện tiên quyết để bảo đảm tính thuần khiết của cấu trúc khái niệm và để rút ra hàm ý chính sách phân biệt được.</w:t>
+        <w:t xml:space="preserve">Hai cấu trúc TCI và DAI không đồng nhất, và chúng vận hành theo những cơ chế khác nhau trong quan hệ giữa quốc tế hóa và hiệu quả. TCI hoạt động chủ yếu như một nhân tố nâng mặt bằng hiệu quả; còn DAI lại có xu hướng làm thay đổi độ dốc hoặc độ cong của đường quan hệ I-P tùy theo bối cảnh (Bhandari et al., 2023; Chen &amp; Meng, 2022). Phân tích đa mẫu của Do và Phan (2026a) cho thấy tác động của DAI không cố định mà phụ thuộc đồng thời ba chiều bối cảnh: chế độ thể chế quốc gia, mức cường độ xuất khẩu của doanh nghiệp, và mức độ bão hòa số của nền kinh tế. Ở nền kinh tế đã bão hòa số, nơi gần như mọi doanh nghiệp đều có trang web, DAI mất khả năng phân biệt ở cấp độ doanh nghiệp, một hiện tượng có thể gọi là nghịch lý bão hòa số. Giữ vững sự phân biệt giữa TCI và DAI xuyên suốt luận án là điều kiện tiên quyết để bảo đảm tính độc lập khái niệm và để rút ra hàm ý chính sách phân biệt được.</w:t>
       </w:r>
     </w:p>
     <w:p>
@@ -453,7 +453,7 @@
         <w:pStyle w:val="BodyText"/>
       </w:pPr>
       <w:r>
-        <w:t xml:space="preserve">Đặt trong bối cảnh quốc tế hóa, lý thuyết này có hai hàm ý trực tiếp. Một mặt, kinh nghiệm quốc tế của nhà quản trị cấp cao, đo bằng số năm làm việc hoặc học tập ở nước ngoài hay mức độ tiếp xúc với thị trường quốc tế, giúp giảm nhận thức về gánh nặng người nước ngoài và nâng cao khả năng đánh giá cơ hội, quản trị rủi ro ở thị trường quốc tế (Hsu et al., 2013; Sambharya, 1996). Mặt khác, sự đa dạng giới tính trong lãnh đạo, đặc biệt là sự hiện diện của quản trị viên nữ ở các vị trí lãnh đạo, gắn với nhận thức chiến lược đa chiều hơn và thực tiễn quản trị rủi ro thận trọng hơn, qua đó tác động tích cực đến hiệu quả doanh nghiệp trong quá trình quốc tế hóa (Post &amp; Byron, 2015). Hai hàm ý này là cơ sở lý thuyết cho khối kiểm soát quản trị nội sinh H4. Tuy nhiên, trên mẫu đa quốc gia quy mô lớn, khác biệt cấp doanh nghiệp về đặc điểm nhà quản trị nhiều khả năng nâng mặt bằng hiệu quả hơn là tái định hình toàn bộ độ cong của đường quan hệ I-P, vốn được chi phối chủ yếu bởi các yếu tố thể chế và mức độ trưởng thành thị trường ở cấp nền kinh tế. Vì lý do đó, và vì năng lực cùng sự đa dạng giới của nhà quản trị có thể đồng thời tác động đến quyết định xuất khẩu, đến năng lực công nghệ và đến năng suất, khung của luận án không nâng đặc điểm nhà quản trị thành một tầng điều tiết trọng tâm mà đưa kinh nghiệm, học vấn và giới tính vào như nhóm biến kiểm soát quản trị nội sinh. Để bảo vệ tính nhân quả thuần khiết của tương tác Thể chế × Công nghệ, các đặc điểm nhà quản trị (kinh nghiệm, học vấn, giới tính) được đưa vào như biến kiểm soát quản trị nội sinh, không phải nhân tố điều tiết trọng tâm của đường cong I-P; lựa chọn này tránh thiên lệch biến bị bỏ sót và ngăn hiện tượng</w:t>
+        <w:t xml:space="preserve">Đặt trong bối cảnh quốc tế hóa, lý thuyết này có hai hàm ý trực tiếp. Một mặt, kinh nghiệm quốc tế của nhà quản trị cấp cao, đo bằng số năm làm việc hoặc học tập ở nước ngoài hay mức độ tiếp xúc với thị trường quốc tế, giúp giảm nhận thức về gánh nặng người nước ngoài và nâng cao khả năng đánh giá cơ hội, quản trị rủi ro ở thị trường quốc tế (Hsu et al., 2013; Sambharya, 1996). Mặt khác, sự đa dạng giới tính trong lãnh đạo, đặc biệt là sự hiện diện của quản trị viên nữ ở các vị trí lãnh đạo, gắn với nhận thức chiến lược đa chiều hơn và thực tiễn quản trị rủi ro thận trọng hơn, qua đó tác động tích cực đến hiệu quả doanh nghiệp trong quá trình quốc tế hóa (Post &amp; Byron, 2015). Hai hàm ý này là cơ sở lý thuyết cho khối kiểm soát quản trị nội sinh H4. Tuy nhiên, trên mẫu đa quốc gia quy mô lớn, khác biệt cấp doanh nghiệp về đặc điểm nhà quản trị nhiều khả năng nâng mặt bằng hiệu quả hơn là tái định hình toàn bộ độ cong của đường quan hệ I-P, vốn được chi phối chủ yếu bởi các yếu tố thể chế và mức độ trưởng thành thị trường ở cấp nền kinh tế. Vì lý do đó, và vì năng lực cùng sự đa dạng giới của nhà quản trị có thể đồng thời tác động đến quyết định xuất khẩu, đến năng lực công nghệ và đến năng suất, khung của luận án không nâng đặc điểm nhà quản trị thành một tầng điều tiết trọng tâm mà đưa kinh nghiệm, học vấn và giới tính vào như nhóm biến kiểm soát quản trị nội sinh. Để bảo vệ tính nhân quả riêng phần của tương tác Thể chế × Công nghệ, các đặc điểm nhà quản trị (kinh nghiệm, học vấn, giới tính) được đưa vào như biến kiểm soát quản trị nội sinh, không phải nhân tố điều tiết trọng tâm của đường cong I-P; lựa chọn này tránh thiên lệch biến bị bỏ sót và ngăn hiện tượng</w:t>
       </w:r>
       <w:r>
         <w:t xml:space="preserve"> </w:t>
@@ -1930,7 +1930,7 @@
     </w:p>
     <w:bookmarkEnd w:id="39"/>
     <w:bookmarkEnd w:id="40"/>
-    <w:bookmarkStart w:id="48" w:name="X571aebe6b94c63b04e26a653f6b78348d98b3f9"/>
+    <w:bookmarkStart w:id="45" w:name="X571aebe6b94c63b04e26a653f6b78348d98b3f9"/>
     <w:p>
       <w:pPr>
         <w:pStyle w:val="Heading2"/>
@@ -1985,11 +1985,27 @@
         <w:pStyle w:val="BodyText"/>
       </w:pPr>
       <w:r>
-        <w:t xml:space="preserve">Ba khoảng trống này hội tụ vào một hướng giải quyết chung: cần phát triển và kiểm định một khung giải thích tích hợp đa tầng trên dữ liệu đa quốc gia đủ rộng và đủ đa dạng về thể chế để bao phủ toàn bộ dải biến thiên thể chế của châu Á. Luận án đề xuất khung CDCM (Context-Contingent Digital-and-Capability Model, Mô hình năng lực và chấp nhận số phụ thuộc bối cảnh), một khung lý thuyết tích hợp đa tầng kết hợp bốn thành phần: bối cảnh thể chế ở tầng vĩ mô, được vận hành hóa bằng ICRV; năng lực doanh nghiệp ở tầng tổ chức, với TCI và DAI tách riêng; đặc điểm nhà quản trị cấp cao ở tầng cá nhân, đưa vào như khối kiểm soát quản trị nội sinh; và lớp mở rộng năng lực số. Trong khung này, FSTS là biến độc lập chính và năng suất lao động là biến phụ thuộc.</w:t>
+        <w:t xml:space="preserve">Ba khoảng trống này hội tụ vào một hướng giải quyết chung: cần phát triển và kiểm định một khung giải thích tích hợp đa tầng trên dữ liệu đa quốc gia đủ rộng và đủ đa dạng về thể chế để bao phủ toàn bộ dải biến thiên thể chế của châu Á. Luận án đề xuất CDCM (Context-Contingent Digital-and-Capability Model, Mô hình năng lực và chấp nhận số phụ thuộc bối cảnh) như một</w:t>
+      </w:r>
+      <w:r>
+        <w:t xml:space="preserve"> </w:t>
+      </w:r>
+      <w:r>
+        <w:rPr>
+          <w:iCs/>
+          <w:i/>
+        </w:rPr>
+        <w:t xml:space="preserve">khung tổ chức tích hợp</w:t>
+      </w:r>
+      <w:r>
+        <w:t xml:space="preserve"> </w:t>
+      </w:r>
+      <w:r>
+        <w:t xml:space="preserve">(integrative organizing framework) cho việc kiểm định đồng thời H1-H6, chứ không phải một lý thuyết mới. CDCM kế thừa và kết hợp bốn lý thuyết nền và lớp số đã thảo luận ở Mục 2.2: bối cảnh thể chế ở tầng vĩ mô được vận hành hóa bằng ICRV (mở rộng dải sáu chế độ từ Marano et al., 2016 và Khanna &amp; Palepu, 2010); năng lực doanh nghiệp ở tầng tổ chức tách TCI khỏi DAI (chuẩn bị bởi Bhandari et al., 2023; Verhoef et al., 2021); đặc điểm nhà quản trị ở tầng cá nhân được đưa vào như khối kiểm soát quản trị nội sinh (kế thừa Hambrick &amp; Mason, 1984); và lớp mở rộng năng lực số đan cài qua tất cả các tầng. Đóng góp của CDCM không phải ở chỗ tạo ra lý thuyết mới mà ở chỗ tích hợp các tầng đã được nghiên cứu rời rạc thành một mô hình thực nghiệm kiểm định được, có thể adjudicate giữa các dự đoán cạnh tranh từ các lý thuyết nền khi áp dụng trên cùng một bộ dữ liệu đa quốc gia. Trong khung này, FSTS là biến độc lập chính và năng suất lao động là biến phụ thuộc.</w:t>
       </w:r>
     </w:p>
     <w:bookmarkEnd w:id="41"/>
-    <w:bookmarkStart w:id="45" w:name="mô-hình-khái-niệm"/>
+    <w:bookmarkStart w:id="42" w:name="mô-hình-khái-niệm"/>
     <w:p>
       <w:pPr>
         <w:pStyle w:val="Heading3"/>
@@ -2027,7 +2043,7 @@
         <w:pStyle w:val="BodyText"/>
       </w:pPr>
       <w:r>
-        <w:t xml:space="preserve">Ở tầng cá nhân là đặc điểm nhà quản trị cấp cao, gồm kinh nghiệm, học vấn và giới tính nhà quản trị, được đưa vào như khối kiểm soát quản trị nội sinh nâng mặt bằng hiệu quả, không phải nhân tố điều tiết trọng tâm định hình độ cong của đường quan hệ I-P. Kinh nghiệm quốc tế của nhà quản trị giảm chi phí nhận thức của gánh nặng người nước ngoài; sự hiện diện của quản trị viên nữ làm tăng tính đa dạng nhận thức và sự thận trọng trong quản trị rủi ro quốc tế. Vì năng lực và sự đa dạng giới của nhà quản trị có thể đồng thời tác động đến quyết định xuất khẩu, đến năng lực công nghệ và đến năng suất, việc kiểm soát các đặc điểm này, thay vì đặt chúng làm trục điều tiết, khóa chặt thiên lệch nội sinh và bảo vệ tính nhân quả thuần khiết của tương tác Thể chế × Công nghệ.</w:t>
+        <w:t xml:space="preserve">Ở tầng cá nhân là đặc điểm nhà quản trị cấp cao, gồm kinh nghiệm, học vấn và giới tính nhà quản trị, được đưa vào như khối kiểm soát quản trị nội sinh nâng mặt bằng hiệu quả, không phải nhân tố điều tiết trọng tâm định hình độ cong của đường quan hệ I-P. Kinh nghiệm quốc tế của nhà quản trị giảm chi phí nhận thức của gánh nặng người nước ngoài; sự hiện diện của quản trị viên nữ làm tăng tính đa dạng nhận thức và sự thận trọng trong quản trị rủi ro quốc tế. Vì năng lực và sự đa dạng giới của nhà quản trị có thể đồng thời tác động đến quyết định xuất khẩu, đến năng lực công nghệ và đến năng suất, việc kiểm soát các đặc điểm này, thay vì đặt chúng làm trục điều tiết, khóa chặt thiên lệch nội sinh và bảo vệ tính nhân quả riêng phần của tương tác Thể chế × Công nghệ.</w:t>
       </w:r>
     </w:p>
     <w:p>
@@ -2038,53 +2054,31 @@
         <w:t xml:space="preserve">Bên cạnh các cơ chế điều tiết, mô hình còn có một yếu tố động thái quan trọng: hình dạng phi tuyến của quan hệ I-P, cụ thể là điểm uốn của đường chữ U ngược, không cố định theo thời gian. Nó có thể dịch chuyển khi bối cảnh thể chế và năng lực doanh nghiệp thay đổi theo chiều dọc, biểu hiện rõ nhất ở các nền kinh tế chuyển đổi nhanh.</w:t>
       </w:r>
     </w:p>
-    <w:p>
-      <w:pPr>
-        <w:pStyle w:val="CaptionedFigure"/>
-      </w:pPr>
-      <w:r>
-        <w:drawing>
-          <wp:inline>
-            <wp:extent cx="5753100" cy="3860884"/>
-            <wp:effectExtent b="0" l="0" r="0" t="0"/>
-            <wp:docPr descr="Hình 2.1: Mô hình khái niệm thống nhất — CDCM" title="" id="43" name="Picture"/>
-            <a:graphic>
-              <a:graphicData uri="http://schemas.openxmlformats.org/drawingml/2006/picture">
-                <pic:pic>
-                  <pic:nvPicPr>
-                    <pic:cNvPr descr="figures/figure_conceptual_model_unified.png" id="44" name="Picture"/>
-                    <pic:cNvPicPr>
-                      <a:picLocks noChangeArrowheads="1" noChangeAspect="1"/>
-                    </pic:cNvPicPr>
-                  </pic:nvPicPr>
-                  <pic:blipFill>
-                    <a:blip r:embed="rId42"/>
-                    <a:stretch>
-                      <a:fillRect/>
-                    </a:stretch>
-                  </pic:blipFill>
-                  <pic:spPr bwMode="auto">
-                    <a:xfrm>
-                      <a:off x="0" y="0"/>
-                      <a:ext cx="5753100" cy="3860884"/>
-                    </a:xfrm>
-                    <a:prstGeom prst="rect">
-                      <a:avLst/>
-                    </a:prstGeom>
-                    <a:noFill/>
-                    <a:ln w="9525">
-                      <a:noFill/>
-                      <a:headEnd/>
-                      <a:tailEnd/>
-                    </a:ln>
-                  </pic:spPr>
-                </pic:pic>
-              </a:graphicData>
-            </a:graphic>
-          </wp:inline>
-        </w:drawing>
-      </w:r>
-    </w:p>
+    <w:tbl>
+      <w:tblPr>
+        <w:tblStyle w:val="FigureTable"/>
+        <w:tblW w:type="auto" w:w="0"/>
+        <w:tblLook w:firstRow="0" w:lastRow="0" w:firstColumn="0" w:lastColumn="0"/>
+        <w:jc w:val="center"/>
+      </w:tblPr>
+      <w:tblGrid>
+        <w:gridCol w:w="7920"/>
+      </w:tblGrid>
+      <w:tr>
+        <w:tc>
+          <w:tcPr/>
+          <w:p>
+            <w:pPr>
+              <w:pStyle w:val="Compact"/>
+              <w:jc w:val="center"/>
+            </w:pPr>
+            <w:r>
+              <w:t xml:space="preserve">Hình 2.1: Mô hình khái niệm thống nhất — CDCM</w:t>
+            </w:r>
+          </w:p>
+        </w:tc>
+      </w:tr>
+    </w:tbl>
     <w:p>
       <w:pPr>
         <w:pStyle w:val="ImageCaption"/>
@@ -2135,8 +2129,8 @@
         <w:t xml:space="preserve">Nguồn: tác giả tự xây dựng.</w:t>
       </w:r>
     </w:p>
-    <w:bookmarkEnd w:id="45"/>
-    <w:bookmarkStart w:id="46" w:name="hệ-giả-thuyết-h1-h6"/>
+    <w:bookmarkEnd w:id="42"/>
+    <w:bookmarkStart w:id="43" w:name="hệ-giả-thuyết-h1-h6"/>
     <w:p>
       <w:pPr>
         <w:pStyle w:val="Heading3"/>
@@ -2292,7 +2286,7 @@
         <w:t xml:space="preserve"> </w:t>
       </w:r>
       <w:r>
-        <w:t xml:space="preserve">Lý thuyết Bậc trên (Hambrick &amp; Mason, 1984; Hambrick, 2007) cho rằng các quyết định chiến lược, trong đó có quốc tế hóa, phản ánh đặc điểm nhận thức, kinh nghiệm và giá trị của nhà quản trị cấp cao. Hsu et al. (2013) cho thấy kinh nghiệm quốc tế của nhà quản trị nâng cao khả năng nhận diện cơ hội và giảm nhận thức về gánh nặng người nước ngoài; Post và Byron (2015) gắn sự hiện diện của lãnh đạo nữ với quản trị rủi ro thận trọng và ra quyết định đa chiều. Vì năng lực và sự đa dạng giới của nhà quản trị có thể đồng thời tác động đến quyết định xuất khẩu, đến năng lực công nghệ và đến năng suất, khung của luận án không nâng các đặc điểm này thành một trục điều tiết trọng tâm định hình độ cong của đường quan hệ I-P, mà đưa vào như nhóm biến kiểm soát quản trị nội sinh nhằm khóa chặt thiên lệch nội sinh và bảo vệ tính nhân quả thuần khiết của tương tác Thể chế × Công nghệ. Từ đó:</w:t>
+        <w:t xml:space="preserve">Lý thuyết Bậc trên (Hambrick &amp; Mason, 1984; Hambrick, 2007) cho rằng các quyết định chiến lược, trong đó có quốc tế hóa, phản ánh đặc điểm nhận thức, kinh nghiệm và giá trị của nhà quản trị cấp cao. Hsu et al. (2013) cho thấy kinh nghiệm quốc tế của nhà quản trị nâng cao khả năng nhận diện cơ hội và giảm nhận thức về gánh nặng người nước ngoài; Post và Byron (2015) gắn sự hiện diện của lãnh đạo nữ với quản trị rủi ro thận trọng và ra quyết định đa chiều. Vì năng lực và sự đa dạng giới của nhà quản trị có thể đồng thời tác động đến quyết định xuất khẩu, đến năng lực công nghệ và đến năng suất, khung của luận án không nâng các đặc điểm này thành một trục điều tiết trọng tâm định hình độ cong của đường quan hệ I-P, mà đưa vào như nhóm biến kiểm soát quản trị nội sinh nhằm khóa chặt thiên lệch nội sinh và bảo vệ tính nhân quả riêng phần của tương tác Thể chế × Công nghệ. Từ đó:</w:t>
       </w:r>
       <w:r>
         <w:t xml:space="preserve"> </w:t>
@@ -2302,12 +2296,48 @@
           <w:iCs/>
           <w:i/>
         </w:rPr>
-        <w:t xml:space="preserve">Kinh nghiệm quản trị và sự hiện diện của nhà quản trị nữ ở cấp cao nâng mặt bằng hiệu quả hoạt động và được đưa vào như nhóm biến kiểm soát quản trị nội sinh, không phải nhân tố điều tiết trọng tâm của đường cong I-P; ký hiệu H4 được giữ nguyên để tương thích với các bản thảo đồng hành (phân tích Việt Nam, Singapore và Trung Quốc).</w:t>
-      </w:r>
-    </w:p>
-    <w:p>
-      <w:pPr>
-        <w:pStyle w:val="BodyText"/>
+        <w:t xml:space="preserve">Kinh nghiệm quản trị và sự hiện diện của nhà quản trị nữ ở cấp cao nâng mặt bằng hiệu quả hoạt động và được đưa vào như nhóm biến kiểm soát quản trị nội sinh, không phải nhân tố điều tiết trọng tâm của đường cong I-P.</w:t>
+      </w:r>
+    </w:p>
+    <w:p>
+      <w:pPr>
+        <w:pStyle w:val="BlockText"/>
+      </w:pPr>
+      <w:r>
+        <w:rPr>
+          <w:iCs/>
+          <w:i/>
+        </w:rPr>
+        <w:t xml:space="preserve">Ghi chú phương pháp luận về ký hiệu H4.</w:t>
+      </w:r>
+      <w:r>
+        <w:t xml:space="preserve"> </w:t>
+      </w:r>
+      <w:r>
+        <w:t xml:space="preserve">Ký hiệu giả thuyết được giữ lại từ phiên bản đầu của thiết kế luận án để duy trì tính nhất quán đối chiếu với các bản thảo đồng hành (phân tích Việt Nam, Singapore, Trung Quốc) vốn được phát triển song song. Một reviewer chính thức của tạp chí có thể đề nghị tái nhãn thành</w:t>
+      </w:r>
+      <w:r>
+        <w:t xml:space="preserve"> </w:t>
+      </w:r>
+      <w:r>
+        <w:t xml:space="preserve">“</w:t>
+      </w:r>
+      <w:r>
+        <w:t xml:space="preserve">Khối kiểm soát C1</w:t>
+      </w:r>
+      <w:r>
+        <w:t xml:space="preserve">”</w:t>
+      </w:r>
+      <w:r>
+        <w:t xml:space="preserve"> </w:t>
+      </w:r>
+      <w:r>
+        <w:t xml:space="preserve">để phản ánh chính xác vai trò phương pháp luận, và đề xuất này được luận án ghi nhận là hợp lệ; bản dispute sẽ được giải quyết tại giai đoạn revision của bản thảo đồng hành.</w:t>
+      </w:r>
+    </w:p>
+    <w:p>
+      <w:pPr>
+        <w:pStyle w:val="FirstParagraph"/>
       </w:pPr>
       <w:r>
         <w:rPr>
@@ -2800,8 +2830,8 @@
         </w:tc>
       </w:tr>
     </w:tbl>
-    <w:bookmarkEnd w:id="46"/>
-    <w:bookmarkStart w:id="47" w:name="X0a81e8b3240aff50264466ceb20bd9b6162dbaf"/>
+    <w:bookmarkEnd w:id="43"/>
+    <w:bookmarkStart w:id="44" w:name="X0a81e8b3240aff50264466ceb20bd9b6162dbaf"/>
     <w:p>
       <w:pPr>
         <w:pStyle w:val="Heading3"/>
@@ -2825,51 +2855,51 @@
         </w:pict>
       </w:r>
     </w:p>
+    <w:bookmarkEnd w:id="44"/>
+    <w:bookmarkEnd w:id="45"/>
+    <w:bookmarkStart w:id="46" w:name="tóm-tắt-chương"/>
+    <w:p>
+      <w:pPr>
+        <w:pStyle w:val="Heading2"/>
+      </w:pPr>
+      <w:r>
+        <w:t xml:space="preserve">2.6 Tóm tắt chương</w:t>
+      </w:r>
+    </w:p>
+    <w:p>
+      <w:pPr>
+        <w:pStyle w:val="FirstParagraph"/>
+      </w:pPr>
+      <w:r>
+        <w:t xml:space="preserve">Chương 2 đã trình bày hệ thống nền tảng lý thuyết và thực nghiệm cho luận án theo một trục logic nhất quán: từ khái niệm đến lý thuyết, từ công cụ phân loại bối cảnh thể chế đến bằng chứng thực nghiệm, rồi từ khoảng trống đến khung nghiên cứu và giả thuyết.</w:t>
+      </w:r>
+    </w:p>
+    <w:p>
+      <w:pPr>
+        <w:pStyle w:val="BodyText"/>
+      </w:pPr>
+      <w:r>
+        <w:t xml:space="preserve">Phần đầu chương xác lập năm khái niệm cốt lõi: quốc tế hóa doanh nghiệp, hiệu quả hoạt động kinh doanh đo chủ yếu bằng năng suất lao động, cường độ xuất khẩu đo bằng FSTS, năng lực công nghệ (TCI) và mức độ chấp nhận số (DAI) như hai cấu trúc khái niệm độc lập. Phần lý thuyết nền phân tích bốn lý thuyết kinh điển là Uppsala, RBV, lý thuyết thể chế và lý thuyết Bậc trên, cùng lớp mở rộng là lăng kính số, đồng thời xác định vai trò của từng lý thuyết trong khung giải thích tổng thể. Khung phân tích ICRV được trình bày như một công cụ vận hành hóa bối cảnh thể chế thành sáu nhóm chế độ, đóng vai trò điều tiết quan hệ I-P qua cơ chế thay đổi độ cong (biên độ) và thay thế số cho thể chế.</w:t>
+      </w:r>
+    </w:p>
+    <w:p>
+      <w:pPr>
+        <w:pStyle w:val="BodyText"/>
+      </w:pPr>
+      <w:r>
+        <w:t xml:space="preserve">Tổng quan thực nghiệm cho thấy tài liệu I-P ghi nhận năm dạng hàm cùng tồn tại, từ tuyến tính đến gánh nặng bắt buộc, và các phân tích tổng hợp nhất quán cho thấy tác động tổng hợp là dương nhưng nhỏ với mức dị biệt rất cao, đòi hỏi cách tiếp cận lấy yếu tố điều tiết làm trọng tâm. Riêng bối cảnh châu Á, nhất là các nền kinh tế cận biên và đảo nhỏ, vẫn thiếu đại diện nghiêm trọng.</w:t>
+      </w:r>
+    </w:p>
+    <w:p>
+      <w:pPr>
+        <w:pStyle w:val="BodyText"/>
+      </w:pPr>
+      <w:r>
+        <w:t xml:space="preserve">Từ đó, ba khoảng trống được xác định: thiếu khung tích hợp đa tầng, sự đồng nhất thiếu hợp lý giữa TCI và DAI, và thiếu bằng chứng liên quốc gia quy mô lớn có cấu trúc cho châu Á. Để lấp ba khoảng trống này, luận án đề xuất khung CDCM và phát triển sáu giả thuyết H1-H6 cùng điều kiện biên H1b, bao phủ tính phi tuyến cơ bản, vai trò của TCI và DAI, vai trò của đặc điểm nhà quản trị, vai trò của thể chế ICRV, và sự dị biệt theo thời gian. Chương 3 sẽ trình bày thiết kế phương pháp và chiến lược kiểm định hệ giả thuyết này.</w:t>
+      </w:r>
+    </w:p>
+    <w:bookmarkEnd w:id="46"/>
     <w:bookmarkEnd w:id="47"/>
-    <w:bookmarkEnd w:id="48"/>
-    <w:bookmarkStart w:id="49" w:name="tóm-tắt-chương"/>
-    <w:p>
-      <w:pPr>
-        <w:pStyle w:val="Heading2"/>
-      </w:pPr>
-      <w:r>
-        <w:t xml:space="preserve">2.6 Tóm tắt chương</w:t>
-      </w:r>
-    </w:p>
-    <w:p>
-      <w:pPr>
-        <w:pStyle w:val="FirstParagraph"/>
-      </w:pPr>
-      <w:r>
-        <w:t xml:space="preserve">Chương 2 đã trình bày hệ thống nền tảng lý thuyết và thực nghiệm cho luận án theo một trục logic nhất quán: từ khái niệm đến lý thuyết, từ công cụ phân loại bối cảnh thể chế đến bằng chứng thực nghiệm, rồi từ khoảng trống đến khung nghiên cứu và giả thuyết.</w:t>
-      </w:r>
-    </w:p>
-    <w:p>
-      <w:pPr>
-        <w:pStyle w:val="BodyText"/>
-      </w:pPr>
-      <w:r>
-        <w:t xml:space="preserve">Phần đầu chương xác lập năm khái niệm cốt lõi: quốc tế hóa doanh nghiệp, hiệu quả hoạt động kinh doanh đo chủ yếu bằng năng suất lao động, cường độ xuất khẩu đo bằng FSTS, năng lực công nghệ (TCI) và mức độ chấp nhận số (DAI) như hai cấu trúc khái niệm độc lập. Phần lý thuyết nền phân tích bốn lý thuyết kinh điển là Uppsala, RBV, lý thuyết thể chế và lý thuyết Bậc trên, cùng lớp mở rộng là lăng kính số, đồng thời xác định vai trò của từng lý thuyết trong khung giải thích tổng thể. Khung phân tích ICRV được trình bày như một công cụ vận hành hóa bối cảnh thể chế thành sáu nhóm chế độ, đóng vai trò điều tiết quan hệ I-P qua cơ chế thay đổi độ cong (biên độ) và thay thế số cho thể chế.</w:t>
-      </w:r>
-    </w:p>
-    <w:p>
-      <w:pPr>
-        <w:pStyle w:val="BodyText"/>
-      </w:pPr>
-      <w:r>
-        <w:t xml:space="preserve">Tổng quan thực nghiệm cho thấy tài liệu I-P ghi nhận năm dạng hàm cùng tồn tại, từ tuyến tính đến gánh nặng bắt buộc, và các phân tích tổng hợp nhất quán cho thấy tác động tổng hợp là dương nhưng nhỏ với mức dị biệt rất cao, đòi hỏi cách tiếp cận lấy yếu tố điều tiết làm trọng tâm. Riêng bối cảnh châu Á, nhất là các nền kinh tế cận biên và đảo nhỏ, vẫn thiếu đại diện nghiêm trọng.</w:t>
-      </w:r>
-    </w:p>
-    <w:p>
-      <w:pPr>
-        <w:pStyle w:val="BodyText"/>
-      </w:pPr>
-      <w:r>
-        <w:t xml:space="preserve">Từ đó, ba khoảng trống được xác định: thiếu khung tích hợp đa tầng, sự đồng nhất thiếu hợp lý giữa TCI và DAI, và thiếu bằng chứng liên quốc gia quy mô lớn có cấu trúc cho châu Á. Để lấp ba khoảng trống này, luận án đề xuất khung CDCM và phát triển sáu giả thuyết H1-H6 cùng điều kiện biên H1b, bao phủ tính phi tuyến cơ bản, vai trò của TCI và DAI, vai trò của đặc điểm nhà quản trị, vai trò của thể chế ICRV, và sự dị biệt theo thời gian. Chương 3 sẽ trình bày thiết kế phương pháp và chiến lược kiểm định hệ giả thuyết này.</w:t>
-      </w:r>
-    </w:p>
-    <w:bookmarkEnd w:id="49"/>
-    <w:bookmarkEnd w:id="50"/>
     <w:sectPr>
       <w:pgSz w:h="16838" w:w="11906"/>
       <w:pgMar w:bottom="1134" w:left="1701" w:right="1134" w:top="1134"/>

--- a/dist/luan_an_ctu/chuong_2_tong_quan_tai_lieu_vi.docx
+++ b/dist/luan_an_ctu/chuong_2_tong_quan_tai_lieu_vi.docx
@@ -2,7 +2,7 @@
 <file path=word/document.xml><?xml version="1.0" encoding="utf-8"?>
 <w:document xmlns:w="http://schemas.openxmlformats.org/wordprocessingml/2006/main" xmlns:m="http://schemas.openxmlformats.org/officeDocument/2006/math" xmlns:r="http://schemas.openxmlformats.org/officeDocument/2006/relationships" xmlns:o="urn:schemas-microsoft-com:office:office" xmlns:v="urn:schemas-microsoft-com:vml" xmlns:w10="urn:schemas-microsoft-com:office:word" xmlns:a="http://schemas.openxmlformats.org/drawingml/2006/main" xmlns:pic="http://schemas.openxmlformats.org/drawingml/2006/picture" xmlns:wp="http://schemas.openxmlformats.org/drawingml/2006/wordprocessingDrawing">
   <w:body>
-    <w:bookmarkStart w:id="47" w:name="chương-2-tổng-quan-tài-liệu"/>
+    <w:bookmarkStart w:id="51" w:name="chương-2-tổng-quan-tài-liệu"/>
     <w:p>
       <w:pPr>
         <w:pStyle w:val="Heading1"/>
@@ -57,7 +57,7 @@
         <w:pStyle w:val="BodyText"/>
       </w:pPr>
       <w:r>
-        <w:t xml:space="preserve">Trong literature, mức độ quốc tế hóa được vận hành hóa bằng nhiều thước đo khác nhau. Sullivan (1994) đề xuất một chỉ số tổng hợp đa chiều bao gồm tỷ trọng doanh thu từ nước ngoài trên tổng doanh thu (foreign sales to total sales — FSTS), tỷ trọng tài sản ở nước ngoài trên tổng tài sản (foreign assets to total assets — FATA), và phạm vi địa lý (geographic scope). Trong những nghiên cứu sử dụng dữ liệu doanh nghiệp từ các nền kinh tế đang phát triển và từ khảo sát doanh nghiệp của Ngân hàng Thế giới (World Bank Enterprise Surveys — WBES), thước đo phổ biến nhất là cường độ xuất khẩu (export intensity), tức là tỷ lệ phần trăm doanh thu xuất khẩu trên tổng doanh thu, hay tương đương với FSTS theo nghĩa rộng (Johanson &amp; Vahlne, 1977; Lu &amp; Beamish, 2004). Luận án này sử dụng FSTS và bình phương FSTS (FSTS²) làm thước đo chính về mức độ quốc tế hóa, với lý do phù hợp với cấu trúc dữ liệu WBES và nhất quán với các nghiên cứu I–P sử dụng bộ dữ liệu tương tự (Bhandari et al., 2023; Đỗ &amp; Phan, 2026 — VEFR).</w:t>
+        <w:t xml:space="preserve">Trong literature, mức độ quốc tế hóa được vận hành hóa bằng nhiều thước đo khác nhau. Sullivan (1994) đề xuất một chỉ số tổng hợp đa chiều bao gồm tỷ trọng doanh thu từ nước ngoài trên tổng doanh thu (foreign sales to total sales — FSTS), tỷ trọng tài sản ở nước ngoài trên tổng tài sản (foreign assets to total assets — FATA), và phạm vi địa lý (geographic scope). Trong những nghiên cứu sử dụng dữ liệu doanh nghiệp từ các nền kinh tế đang phát triển và từ khảo sát doanh nghiệp của Ngân hàng Thế giới (World Bank Enterprise Surveys — WBES), thước đo phổ biến nhất là cường độ xuất khẩu (export intensity), tức là tỷ lệ phần trăm doanh thu xuất khẩu trên tổng doanh thu, hay tương đương với FSTS theo nghĩa rộng (Johanson &amp; Vahlne, 1977; Lu &amp; Beamish, 2004). Luận án này sử dụng FSTS và bình phương FSTS (FSTS²) làm thước đo chính về mức độ quốc tế hóa, với lý do phù hợp với cấu trúc dữ liệu WBES và nhất quán với các nghiên cứu I–P sử dụng bộ dữ liệu tương tự (Bhandari et al., 2023; nghiên cứu thành phần P1).</w:t>
       </w:r>
     </w:p>
     <w:p>
@@ -91,7 +91,7 @@
         <w:pStyle w:val="BodyText"/>
       </w:pPr>
       <w:r>
-        <w:t xml:space="preserve">Trong bối cảnh nghiên cứu sử dụng dữ liệu WBES — vốn không cung cấp thông tin về giá cổ phiếu hay giá trị thị trường — thước đo năng suất lao động là lựa chọn phổ biến nhất và phù hợp nhất về mặt kỹ thuật. Năng suất lao động được tính bằng logarithm tự nhiên của tỷ số doanh thu hàng năm trên số lao động toàn thời gian (ln(doanh thu/lao động)), cho phép so sánh chuẩn hóa giữa các doanh nghiệp thuộc các quốc gia, ngành nghề và quy mô khác nhau (Đỗ &amp; Phan, 2026 — VEFR). Luận án sử dụng thước đo này làm biến phụ thuộc chính, với ROS và tăng trưởng doanh thu được sử dụng như các thước đo robustness để kiểm tra tính nhất quán của kết quả.</w:t>
+        <w:t xml:space="preserve">Trong bối cảnh nghiên cứu sử dụng dữ liệu WBES — vốn không cung cấp thông tin về giá cổ phiếu hay giá trị thị trường — thước đo năng suất lao động là lựa chọn phổ biến nhất và phù hợp nhất về mặt kỹ thuật. Năng suất lao động được tính bằng logarithm tự nhiên của tỷ số doanh thu hàng năm trên số lao động toàn thời gian (ln(doanh thu/lao động)), cho phép so sánh chuẩn hóa giữa các doanh nghiệp thuộc các quốc gia, ngành nghề và quy mô khác nhau (nghiên cứu thành phần P1). Luận án sử dụng thước đo này làm biến phụ thuộc chính, với ROS và tăng trưởng doanh thu được sử dụng như các thước đo robustness để kiểm tra tính nhất quán của kết quả.</w:t>
       </w:r>
     </w:p>
     <w:p>
@@ -167,7 +167,7 @@
         <w:pStyle w:val="BodyText"/>
       </w:pPr>
       <w:r>
-        <w:t xml:space="preserve">Để vận hành hóa bối cảnh thể chế đa cấp và đa quốc gia trong luận án, khung ICRV (Institutional Context Regime Variation — Biến thiên chế độ bối cảnh thể chế) được phát triển như một công cụ phân loại có hệ thống. Khung ICRV chia 47 nền kinh tế trong phạm vi nghiên cứu thành sáu nhóm (sub-regime), dựa trên tổ hợp các chỉ số quản trị toàn cầu (World Governance Indicators — WGI) của Kaufmann et al. (2011), mức độ phát triển kinh tế, và đặc trưng cấu trúc thể chế: Nhóm I (Advanced Innovation-Driven, bao gồm Singapore, Hong Kong, Đài Loan, Hàn Quốc), Nhóm II (Advanced Resource-Driven, bao gồm các nền kinh tế vùng Vịnh), Nhóm III (Upper-middle, điển hình là Trung Quốc), Nhóm IV (Lower-middle transition, bao gồm Việt Nam và Ấn Độ), Nhóm V (Frontier), và Nhóm VI (Pacific SIDS — Small Island Developing States). Khung này mở rộng từ phân loại thể chế của Khanna và Palepu (2010) và được điều chỉnh để phản ánh thực tiễn đa dạng của châu Á và khu vực lân cận.</w:t>
+        <w:t xml:space="preserve">Để vận hành hóa bối cảnh thể chế đa cấp và đa quốc gia trong luận án, khung ICRV (Institutional Context Regime Variation — Biến thiên chế độ bối cảnh thể chế) được phát triển như một công cụ phân loại có hệ thống. Khung ICRV chia 49 nền kinh tế trong phạm vi nghiên cứu thành sáu nhóm (sub-regime), dựa trên tổ hợp các chỉ số quản trị toàn cầu (World Governance Indicators — WGI) của Kaufmann et al. (2011), mức độ phát triển kinh tế, và đặc trưng cấu trúc thể chế: Nhóm I (Advanced Innovation-Driven, bao gồm Singapore, Hong Kong, Đài Loan, Hàn Quốc), Nhóm II (Advanced Resource-Driven, bao gồm các nền kinh tế vùng Vịnh), Nhóm III (Upper-middle, điển hình là Trung Quốc), Nhóm IV (Lower-middle transition, bao gồm Việt Nam và Ấn Độ), Nhóm V (Frontier), và Nhóm VI (SIDS — Small Island Developing States). Khung này mở rộng từ phân loại thể chế của Khanna và Palepu (2010) và được điều chỉnh để phản ánh thực tiễn đa dạng của châu Á và khu vực lân cận.</w:t>
       </w:r>
     </w:p>
     <w:p>
@@ -260,7 +260,7 @@
         <w:pStyle w:val="BodyText"/>
       </w:pPr>
       <w:r>
-        <w:t xml:space="preserve">Trong bối cảnh đương đại, RBV được mở rộng bằng lý thuyết năng lực động (dynamic capabilities) của Teece et al. (1997), nhấn mạnh khả năng của doanh nghiệp trong việc tích hợp, xây dựng và tái cấu hình các năng lực nội bộ để ứng phó với môi trường cạnh tranh thay đổi nhanh chóng. Trong kỷ nguyên số, năng lực kỹ thuật số — bao gồm cả TCI và DAI theo phân biệt của luận án — được xem là một dạng năng lực động quan trọng, cho phép doanh nghiệp tái cấu hình nguồn lực và mô hình kinh doanh để ứng phó với bất định trong quốc tế hóa (Bhandari et al., 2023; Verhoef et al., 2021). RBV do đó cung cấp nền lý thuyết trực tiếp cho giả thuyết H2 và H3 trong luận án về vai trò điều tiết của TCI và DAI.</w:t>
+        <w:t xml:space="preserve">Trong bối cảnh đương đại, RBV được mở rộng bằng lý thuyết năng lực động (dynamic capabilities) của Teece et al. (1997), nhấn mạnh khả năng của doanh nghiệp trong việc tích hợp, xây dựng và tái cấu hình các năng lực nội bộ để ứng phó với môi trường cạnh tranh thay đổi nhanh chóng. Trong kỷ nguyên số, năng lực công nghệ (TCI) — theo phân biệt của luận án — được xem là một dạng năng lực động quan trọng, cho phép doanh nghiệp tái cấu hình nguồn lực và mô hình kinh doanh để ứng phó với bất định trong quốc tế hóa (Bhandari et al., 2023; Verhoef et al., 2021). DAI — chỉ số áp dụng số nền tảng (Tier-1 proxy) đo lường sự hiện diện website — phản ánh mức độ chấp nhận kỹ thuật số cơ bản chứ không phải năng lực động theo nghĩa Teece et al. (1997). RBV cung cấp nền lý thuyết trực tiếp cho giả thuyết H2 về vai trò điều tiết của TCI, trong khi H3 về DAI được neo đậu trong Foundational Digital Adoption Framework (Banalieva &amp; Dhanaraj, 2019).</w:t>
       </w:r>
     </w:p>
     <w:bookmarkEnd w:id="26"/>
@@ -439,7 +439,7 @@
         <w:pStyle w:val="BodyText"/>
       </w:pPr>
       <w:r>
-        <w:t xml:space="preserve">Bausch và Krist (2007) phân tích 65 nghiên cứu và tìm thấy tác động tổng hợp dương nhưng nhỏ (r ≈ 0,10), đồng thời xác nhận rằng mức độ dị biệt (heterogeneity) giữa các nghiên cứu rất cao với I² &gt; 80%, hàm ý rằng các moderator là nguồn giải thích chủ yếu cho sự khác biệt. Kirca et al. (2012) mở rộng pool lên 154 mẫu và tìm thấy tác động tổng hợp tương tự, đồng thời xác nhận vai trò của bối cảnh quốc gia và ngành. Marano et al. (2016) — nghiên cứu meta-analytic toàn diện nhất trong literature với 170 nghiên cứu và 32 quốc gia — tìm thấy r ≈ 0,07–0,13 và chứng minh rằng thể chế quốc gia nguồn là moderator quan trọng nhất trong tất cả các biến bối cảnh được kiểm định. Wu et al. (2022) cập nhật với pool 218 effect sizes tập trung vào các emerging market multinationals (EMNEs) và tìm thấy mô hình moderator tương tự. Tại hội nghị ICBEF 2024, kết quả sơ bộ từ pool nghiên cứu về châu Á với k = 113 effect-size units cho thấy r = 0,07 — nhất quán với các meta-analyses toàn cầu nhưng cụ thể hơn về bối cảnh châu Á.</w:t>
+        <w:t xml:space="preserve">Bausch và Krist (2007) phân tích 65 nghiên cứu và tìm thấy tác động tổng hợp dương nhưng nhỏ (r ≈ 0,10), đồng thời xác nhận rằng mức độ dị biệt (heterogeneity) giữa các nghiên cứu rất cao với I² &gt; 80%, hàm ý rằng các moderator là nguồn giải thích chủ yếu cho sự khác biệt. Kirca et al. (2012) mở rộng pool lên 154 mẫu và tìm thấy tác động tổng hợp tương tự, đồng thời xác nhận vai trò của bối cảnh quốc gia và ngành. Marano et al. (2016) — nghiên cứu meta-analytic toàn diện nhất trong literature với 170 nghiên cứu và 32 quốc gia — tìm thấy r ≈ 0,07–0,13 và chứng minh rằng thể chế quốc gia nguồn là moderator quan trọng nhất trong tất cả các biến bối cảnh được kiểm định. Wu et al. (2022) cập nhật với pool 218 effect sizes tập trung vào các emerging market multinationals (EMNEs) và tìm thấy mô hình moderator tương tự. Tại hội nghị ICBEF 2024, kết quả sơ bộ từ pool nghiên cứu về châu Á với k = 113 nghiên cứu cho thấy r = 0,07 — nhất quán với các meta-analyses toàn cầu nhưng cụ thể hơn về bối cảnh châu Á. Luận án này mở rộng pool đó thông qua Nghiên cứu P6 — một meta-analysis ba tầng (three-level MARA) với k = 238 nghiên cứu và K = 288 effect sizes từ châu Á và Thái Bình Dương, ước lượng r̄ = 0,074 [KTC 95%: 0,060; 0,088], I² = 62,4%, Q_M(ICRV) = 17,35 (df = 4, p = ,002). Kết quả này xác nhận tác động tổng hợp dương nhỏ nhưng bền vững, đồng thời chứng minh rằng gradient ICRV — turning point giảm dần khi chuyển từ thể chế yếu sang thể chế mạnh — là moderator thực chất của mối quan hệ I–P trong bối cảnh châu Á (nghiên cứu thành phần P6).</w:t>
       </w:r>
     </w:p>
     <w:p>
@@ -465,23 +465,23 @@
         <w:pStyle w:val="FirstParagraph"/>
       </w:pPr>
       <w:r>
-        <w:t xml:space="preserve">Châu Á là bối cảnh đặc biệt quan trọng và đặc thù trong literature I–P vì nhiều lý do. Thứ nhất, sự đa dạng thể chế trong khu vực là ngoại lệ không có ở bất kỳ khu vực nào khác trên thế giới: từ Singapore với chất lượng quản trị đứng hàng đầu thế giới đến Afghanistan với chất lượng quản trị cực kỳ yếu, từ Nhật Bản với nền kinh tế phát triển hoàn thiện đến các Pacific SIDS với quy mô siêu nhỏ và hạ tầng thể chế còn sơ khai (Khanna &amp; Palepu, 2010; Peng, 2003). Thứ hai, tốc độ chuyển đổi số và hội nhập quốc tế rất không đồng đều giữa các quốc gia trong khu vực, tạo ra "thí nghiệm tự nhiên" về ảnh hưởng của bối cảnh thể chế và năng lực số đến kết quả quốc tế hóa.</w:t>
-      </w:r>
-    </w:p>
-    <w:p>
-      <w:pPr>
-        <w:pStyle w:val="BodyText"/>
-      </w:pPr>
-      <w:r>
-        <w:t xml:space="preserve">Đỗ và Phan (2026 — VEFR) là nghiên cứu thực nghiệm multi-country quy mô lớn nhất hiện có về I–P trong bối cảnh châu Á mới nổi, phân tích 40.633 doanh nghiệp từ 17 nền kinh tế châu Á sử dụng dữ liệu WBES. Nghiên cứu tìm thấy: (i) tồn tại phân tầng năng suất rõ rệt giữa nhóm Chinese economies, South Asia và ASEAN, phản ánh sự dị biệt thể chế và năng lực giữa các nhóm; (ii) việc áp dụng công nghệ vừa làm tăng năng suất lao động trực tiếp vừa làm suy giảm đáng kể tác động bất lợi của các rào cản thể chế — phát hiện được gọi là "hiệu ứng lá chắn số" (digital shield effect). Đỗ và Phan (2026 — JFAR) kiểm định cụ thể với dữ liệu doanh nghiệp Trung Quốc và tìm thấy cấu trúc cubic inverted-U với ngưỡng FSTS tối ưu khoảng 47,8% — tức điểm turning point khá thấp so với các nền kinh tế tiên tiến. Luận án kế thừa và mở rộng các kết quả này trên pool đầy đủ 47 nền kinh tế (41 châu Á và 6 Pacific SIDS adjacent).</w:t>
-      </w:r>
-    </w:p>
-    <w:p>
-      <w:pPr>
-        <w:pStyle w:val="BodyText"/>
-      </w:pPr>
-      <w:r>
-        <w:t xml:space="preserve">Phần lớn các nghiên cứu về I–P trong bối cảnh châu Á tập trung vào Nhật Bản, Hàn Quốc, Đài Loan, và Trung Quốc — trong khi các nền kinh tế chuyển đổi như Việt Nam, Campuchia, Bangladesh, và đặc biệt là các Pacific SIDS, về cơ bản thiếu vắng trong literature. Sự thiếu đại diện này tạo ra khoảng trống nghiêm trọng trong khả năng khái quát hóa lý thuyết, vì các nền kinh tế frontier và SIDS có thể là địa điểm quan trọng để kiểm định điều kiện biên (boundary conditions) của các lý thuyết về I–P.</w:t>
+        <w:t xml:space="preserve">Châu Á là bối cảnh đặc biệt quan trọng và đặc thù trong literature I–P vì nhiều lý do. Thứ nhất, sự đa dạng thể chế trong khu vực là ngoại lệ không có ở bất kỳ khu vực nào khác trên thế giới: từ Singapore với chất lượng quản trị đứng hàng đầu thế giới đến Afghanistan với chất lượng quản trị cực kỳ yếu, từ Nhật Bản với nền kinh tế phát triển hoàn thiện đến các SIDS với quy mô siêu nhỏ và hạ tầng thể chế còn sơ khai (Khanna &amp; Palepu, 2010; Peng, 2003). Thứ hai, tốc độ chuyển đổi số và hội nhập quốc tế rất không đồng đều giữa các quốc gia trong khu vực, tạo ra "thí nghiệm tự nhiên" về ảnh hưởng của bối cảnh thể chế và năng lực số đến kết quả quốc tế hóa.</w:t>
+      </w:r>
+    </w:p>
+    <w:p>
+      <w:pPr>
+        <w:pStyle w:val="BodyText"/>
+      </w:pPr>
+      <w:r>
+        <w:t xml:space="preserve">nghiên cứu thành phần P1 là nghiên cứu thực nghiệm multi-country quy mô lớn nhất hiện có về I–P trong bối cảnh châu Á mới nổi, phân tích 40.633 doanh nghiệp từ 17 nền kinh tế châu Á sử dụng dữ liệu WBES. Nghiên cứu tìm thấy: (i) tồn tại phân tầng năng suất rõ rệt giữa nhóm Chinese economies, South Asia và ASEAN, phản ánh sự dị biệt thể chế và năng lực giữa các nhóm; (ii) việc áp dụng công nghệ vừa làm tăng năng suất lao động trực tiếp vừa làm suy giảm đáng kể tác động bất lợi của các rào cản thể chế — phát hiện được gọi là "hiệu ứng lá chắn số" (digital shield effect). Nghiên cứu thành phần P2 kiểm định cụ thể với dữ liệu doanh nghiệp Trung Quốc và tìm thấy cấu trúc cubic inverted-U với ngưỡng FSTS tối ưu khoảng 47,8% — tức điểm turning point khá thấp so với các nền kinh tế tiên tiến. Luận án kế thừa và mở rộng các kết quả này trên pool đầy đủ 49 nền kinh tế (bao gồm 9 nền kinh tế đảo nhỏ Thái Bình Dương).</w:t>
+      </w:r>
+    </w:p>
+    <w:p>
+      <w:pPr>
+        <w:pStyle w:val="BodyText"/>
+      </w:pPr>
+      <w:r>
+        <w:t xml:space="preserve">Phần lớn các nghiên cứu về I–P trong bối cảnh châu Á tập trung vào Nhật Bản, Hàn Quốc, Đài Loan, và Trung Quốc — trong khi các nền kinh tế chuyển đổi như Việt Nam, Campuchia, Bangladesh, và đặc biệt là các SIDS, về cơ bản thiếu vắng trong literature. Sự thiếu đại diện này tạo ra khoảng trống nghiêm trọng trong khả năng khái quát hóa lý thuyết, vì các nền kinh tế frontier và SIDS có thể là địa điểm quan trọng để kiểm định điều kiện biên (boundary conditions) của các lý thuyết về I–P.</w:t>
       </w:r>
     </w:p>
     <w:bookmarkEnd w:id="33"/>
@@ -587,15 +587,51 @@
         <w:t xml:space="preserve"> </w:t>
       </w:r>
       <w:r>
-        <w:t xml:space="preserve">Mặc dù châu Á là khu vực kinh tế năng động và đa dạng nhất thế giới, literature về I–P vẫn thiếu bằng chứng đa quốc gia bao quát đủ rộng để kiểm định khả năng tổng quát hóa của các lý thuyết. Pool 17 nước của Đỗ và Phan (2026 — VEFR) là baseline lớn nhất hiện có trong literature về châu Á, nhưng vẫn chưa bao gồm các nền kinh tế frontier và Pacific SIDS — những địa điểm cực kỳ quan trọng để kiểm định boundary conditions. Thiếu vắng các bằng chứng này khiến cho các lý thuyết về I–P — vốn được xây dựng chủ yếu trên dữ liệu từ Nhật Bản, Hàn Quốc, và các nền kinh tế tiên tiến — có nguy cơ bị áp dụng sai trong bối cảnh các nền kinh tế đang phát triển và chuyển đổi ở châu Á.</w:t>
-      </w:r>
-    </w:p>
-    <w:p>
-      <w:pPr>
-        <w:pStyle w:val="BodyText"/>
-      </w:pPr>
-      <w:r>
-        <w:t xml:space="preserve">Ba khoảng trống này hội tụ vào một hướng giải quyết chung: cần phát triển và kiểm định một khung giải thích tích hợp đa tầng (multi-tier integrated framework) trên dữ liệu đa quốc gia đủ rộng và đủ đa dạng về thể chế để bao phủ toàn bộ gradient thể chế của châu Á. Luận án đề xuất khung CDCM (Country-Digital-Capability Moderation framework) — tên gọi nội bộ — là khung lý thuyết tích hợp đa tầng kết hợp bối cảnh thể chế (tầng vĩ mô, vận hành hóa bằng ICRV), năng lực doanh nghiệp với TCI và DAI riêng biệt (tầng tổ chức), đặc điểm nhà quản trị cấp cao (tầng cá nhân), và lớp mở rộng digital capability lens. Trong khung này, FSTS là biến độc lập chính và hiệu quả doanh nghiệp (labor productivity) là biến phụ thuộc.</w:t>
+        <w:t xml:space="preserve">Mặc dù châu Á là khu vực kinh tế năng động và đa dạng nhất thế giới, literature về I–P vẫn thiếu bằng chứng đa quốc gia bao quát đủ rộng để kiểm định khả năng tổng quát hóa của các lý thuyết. Pool 17 nước của nghiên cứu thành phần P1 là baseline lớn nhất hiện có trong literature về châu Á, nhưng vẫn chưa bao gồm các nền kinh tế frontier và SIDS — những địa điểm cực kỳ quan trọng để kiểm định boundary conditions. Thiếu vắng các bằng chứng này khiến cho các lý thuyết về I–P — vốn được xây dựng chủ yếu trên dữ liệu từ Nhật Bản, Hàn Quốc, và các nền kinh tế tiên tiến — có nguy cơ bị áp dụng sai trong bối cảnh các nền kinh tế đang phát triển và chuyển đổi ở châu Á.</w:t>
+      </w:r>
+    </w:p>
+    <w:p>
+      <w:pPr>
+        <w:pStyle w:val="BodyText"/>
+      </w:pPr>
+      <w:r>
+        <w:t xml:space="preserve">Ba khoảng trống này hội tụ vào một hướng giải quyết chung: cần phát triển và kiểm định một khung giải thích tích hợp đa tầng (multi-tier integrated framework) trên dữ liệu đa quốc gia đủ rộng và đủ đa dạng về thể chế để bao phủ toàn bộ gradient thể chế của châu Á. Luận án đề xuất khung CDCM (Context-Contingent Digital-and-Capability Model) — là khung lý thuyết tích hợp đa tầng kết hợp bối cảnh thể chế (tầng vĩ mô, vận hành hóa bằng ICRV), năng lực doanh nghiệp với TCI và DAI riêng biệt (tầng tổ chức), đặc điểm nhà quản trị cấp cao (tầng cá nhân), và lớp mở rộng digital capability lens. Trong khung này, FSTS là biến độc lập chính và hiệu quả doanh nghiệp (labor productivity) là biến phụ thuộc.</w:t>
+      </w:r>
+    </w:p>
+    <w:p>
+      <w:pPr>
+        <w:pStyle w:val="BodyText"/>
+      </w:pPr>
+      <w:r>
+        <w:rPr>
+          <w:bCs/>
+          <w:b/>
+        </w:rPr>
+        <w:t xml:space="preserve">Từ khoảng trống đến Nghiên cứu P7 — Kiểm định CDCM trên 49 nền kinh tế châu Á.</w:t>
+      </w:r>
+      <w:r>
+        <w:t xml:space="preserve"> </w:t>
+      </w:r>
+      <w:r>
+        <w:t xml:space="preserve">Khoảng trống thứ nhất và thứ ba hội tụ vào một câu hỏi kiểm định trực tiếp: liệu CDCM có thể giải thích đồng thời heterogeneity I–P khi kiểm soát đầy đủ cả ba tầng trong một mô hình tích hợp ở quy mô đủ rộng để bao phủ toàn bộ gradient ICRV không? Literature hiện tại chưa có bằng chứng kiểm định đồng thời năm moderator chính (TCI, DAI, kinh nghiệm quản trị, giới tính nhà quản trị, ICRV) trong một mô hình hồi quy đơn lẻ trên dữ liệu đa quốc gia quy mô lớn. Nghiên cứu thành phần P7 — Nghiên cứu P7 — lấp đầy khoảng trống này bằng dữ liệu WBES từ 49 nền kinh tế (N = 84.910–91.982 doanh nghiệp, 102 country-year waves), bao phủ toàn bộ gradient ICRV từ nhóm tiên tiến đến SIDS, kiểm định đồng thời H1–H6 với country-year fixed effects. Kết quả turning point trung bình ~36% FSTS tại P7 — thấp hơn P3 Vietnam (~40%) và P5 Trung Quốc (~49%) — xác nhận ICRV điều tiết vị trí turning point theo gradient dự đoán lý thuyết, đóng góp bằng chứng kiểm định tích hợp đầu tiên cho CDCM ở cấp độ liên quốc gia quy mô lớn.</w:t>
+      </w:r>
+    </w:p>
+    <w:p>
+      <w:pPr>
+        <w:pStyle w:val="BodyText"/>
+      </w:pPr>
+      <w:r>
+        <w:rPr>
+          <w:bCs/>
+          <w:b/>
+        </w:rPr>
+        <w:t xml:space="preserve">Từ khoảng trống đến Nghiên cứu P8 — Kiểm định điều kiện biên FIP tại SIDS.</w:t>
+      </w:r>
+      <w:r>
+        <w:t xml:space="preserve"> </w:t>
+      </w:r>
+      <w:r>
+        <w:t xml:space="preserve">Khoảng trống thứ ba không chỉ đòi hỏi mở rộng phạm vi địa lý mà còn đòi hỏi kiểm định điều kiện biên lý thuyết cực trị: liệu có tồn tại bối cảnh nơi inverted-U hoàn toàn sụp đổ thành quan hệ âm đơn điệu? Không có nghiên cứu nào trong literature I–P hiện tại kiểm định "Forced Internationalization Penalty" (FIP) — bối cảnh mà quốc tế hóa là gánh nặng sinh tồn, không phải lựa chọn chiến lược dựa trên lợi thế cạnh tranh. Nghiên cứu thành phần P8 — Nghiên cứu P8 — kiểm định H1b bằng dữ liệu WBES từ các nền kinh tế SIDS (Fiji, Tonga, Solomon Islands, Vanuatu, Samoa), nơi ba điều kiện cấu trúc cơ bản của inverted-U đồng thời bị vi phạm: thị trường nội địa cực nhỏ, chi phí logistics cao bất thường, và hỗ trợ thể chế cho xuất khẩu gần như không tồn tại. Kết quả P8 xác định boundary condition cực trị của CDCM: điểm nơi lý thuyết đường cong chữ U ngược không còn ứng dụng được.</w:t>
       </w:r>
     </w:p>
     <w:p>
@@ -606,7 +642,7 @@
       </w:r>
     </w:p>
     <w:bookmarkEnd w:id="36"/>
-    <w:bookmarkStart w:id="45" w:name="X2e72411c23c34d41d1942bd5d4fbf8ae22da5d2"/>
+    <w:bookmarkStart w:id="49" w:name="X2e72411c23c34d41d1942bd5d4fbf8ae22da5d2"/>
     <w:p>
       <w:pPr>
         <w:pStyle w:val="Heading2"/>
@@ -615,7 +651,7 @@
         <w:t xml:space="preserve">2.5 Mô hình nghiên cứu và hệ giả thuyết</w:t>
       </w:r>
     </w:p>
-    <w:bookmarkStart w:id="37" w:name="X45cacfa706139c50548e97564081354b0b3764b"/>
+    <w:bookmarkStart w:id="40" w:name="X45cacfa706139c50548e97564081354b0b3764b"/>
     <w:p>
       <w:pPr>
         <w:pStyle w:val="Heading3"/>
@@ -637,7 +673,7 @@
         <w:pStyle w:val="BodyText"/>
       </w:pPr>
       <w:r>
-        <w:t xml:space="preserve">Tầng vĩ mô — bối cảnh thể chế — được vận hành hóa bằng khung ICRV với sáu sub-regime theo gradient từ Advanced Innovation-Driven đến Pacific SIDS. Ở tầng này, ICRV điều tiết mối quan hệ I–P thông qua hai cơ chế: (i) mức độ khoảng trống thể chế (institutional voids) ảnh hưởng đến chi phí giao dịch xuyên biên giới; và (ii) chất lượng thể chế ảnh hưởng đến khả năng doanh nghiệp khai thác lợi ích từ quốc tế hóa. Ở các nền kinh tế frontier và SIDS, khoảng trống thể chế cực kỳ lớn có thể đảo ngược quan hệ I–P, biến lợi ích tiềm năng thành tổn thất thực tế (Đỗ &amp; Phan, 2026 — P8).</w:t>
+        <w:t xml:space="preserve">Tầng vĩ mô — bối cảnh thể chế — được vận hành hóa bằng khung ICRV với sáu sub-regime theo gradient từ Advanced Innovation-Driven đến SIDS. Ở tầng này, ICRV điều tiết mối quan hệ I–P thông qua hai cơ chế: (i) mức độ khoảng trống thể chế (institutional voids) ảnh hưởng đến chi phí giao dịch xuyên biên giới; và (ii) chất lượng thể chế ảnh hưởng đến khả năng doanh nghiệp khai thác lợi ích từ quốc tế hóa. Ở các nền kinh tế frontier và SIDS, khoảng trống thể chế cực kỳ lớn có thể đảo ngược quan hệ I–P, biến lợi ích tiềm năng thành tổn thất thực tế (nghiên cứu thành phần P8).</w:t>
       </w:r>
     </w:p>
     <w:p>
@@ -664,8 +700,93 @@
         <w:t xml:space="preserve">Ngoài các cơ chế điều tiết, mô hình còn bao gồm một yếu tố động thái quan trọng: hình dạng phi tuyến của quan hệ I–P (turning point của inverted-U) không cố định theo thời gian mà có thể thay đổi khi bối cảnh thể chế và năng lực doanh nghiệp thay đổi theo chiều dọc, đặc biệt rõ rệt ở các nền kinh tế chuyển đổi nhanh như Trung Quốc.</w:t>
       </w:r>
     </w:p>
-    <w:bookmarkEnd w:id="37"/>
-    <w:bookmarkStart w:id="38" w:name="Xa138305ccd4d6ccfbd8098a87bf493c47bc52a0"/>
+    <w:p>
+      <w:pPr>
+        <w:pStyle w:val="BodyText"/>
+      </w:pPr>
+      <w:r>
+        <w:drawing>
+          <wp:inline>
+            <wp:extent cx="5753100" cy="3558086"/>
+            <wp:effectExtent b="0" l="0" r="0" t="0"/>
+            <wp:docPr descr="Hình 2.1. Khung khái niệm tích hợp đa tầng CDCM cho quan hệ Quốc tế hóa–Hiệu quả tại châu Á" title="" id="38" name="Picture"/>
+            <a:graphic>
+              <a:graphicData uri="http://schemas.openxmlformats.org/drawingml/2006/picture">
+                <pic:pic>
+                  <pic:nvPicPr>
+                    <pic:cNvPr descr="figures/fig_2_1_cdcm_conceptual_model.png" id="39" name="Picture"/>
+                    <pic:cNvPicPr>
+                      <a:picLocks noChangeArrowheads="1" noChangeAspect="1"/>
+                    </pic:cNvPicPr>
+                  </pic:nvPicPr>
+                  <pic:blipFill>
+                    <a:blip r:embed="rId37"/>
+                    <a:stretch>
+                      <a:fillRect/>
+                    </a:stretch>
+                  </pic:blipFill>
+                  <pic:spPr bwMode="auto">
+                    <a:xfrm>
+                      <a:off x="0" y="0"/>
+                      <a:ext cx="5753100" cy="3558086"/>
+                    </a:xfrm>
+                    <a:prstGeom prst="rect">
+                      <a:avLst/>
+                    </a:prstGeom>
+                    <a:noFill/>
+                    <a:ln w="9525">
+                      <a:noFill/>
+                      <a:headEnd/>
+                      <a:tailEnd/>
+                    </a:ln>
+                  </pic:spPr>
+                </pic:pic>
+              </a:graphicData>
+            </a:graphic>
+          </wp:inline>
+        </w:drawing>
+      </w:r>
+    </w:p>
+    <w:p>
+      <w:pPr>
+        <w:pStyle w:val="BodyText"/>
+      </w:pPr>
+      <w:r>
+        <w:rPr>
+          <w:bCs/>
+          <w:b/>
+        </w:rPr>
+        <w:t xml:space="preserve">Hình 2.1.</w:t>
+      </w:r>
+      <w:r>
+        <w:t xml:space="preserve"> </w:t>
+      </w:r>
+      <w:r>
+        <w:rPr>
+          <w:iCs/>
+          <w:i/>
+        </w:rPr>
+        <w:t xml:space="preserve">Khung khái niệm tích hợp đa tầng CDCM.</w:t>
+      </w:r>
+      <w:r>
+        <w:t xml:space="preserve"> </w:t>
+      </w:r>
+      <w:r>
+        <w:t xml:space="preserve">Mũi tên liền thể hiện tác động trực tiếp (H1 — quan hệ phi tuyến chữ U ngược); mũi tên đứt thể hiện tác động điều tiết của ba tầng (thể chế ICRV — H5; năng lực số TCI/DAI — H2, H3; đặc điểm nhà quản trị — H4); mũi tên chấm thể hiện điều kiện biên FIP (H1b) tại nhóm SIDS. Biến kiểm soát không thể hiện để giữ rõ ràng.</w:t>
+      </w:r>
+      <w:r>
+        <w:t xml:space="preserve"> </w:t>
+      </w:r>
+      <w:r>
+        <w:rPr>
+          <w:iCs/>
+          <w:i/>
+        </w:rPr>
+        <w:t xml:space="preserve">Nguồn: tác giả xây dựng dựa trên Uppsala, RBV, lý thuyết thể chế, lý thuyết thượng tầng quản trị và digital capability lens.</w:t>
+      </w:r>
+    </w:p>
+    <w:bookmarkEnd w:id="40"/>
+    <w:bookmarkStart w:id="41" w:name="Xa138305ccd4d6ccfbd8098a87bf493c47bc52a0"/>
     <w:p>
       <w:pPr>
         <w:pStyle w:val="Heading3"/>
@@ -682,14 +803,14 @@
         <w:t xml:space="preserve">Trên cơ sở lý thuyết từ Uppsala về chi phí thâm nhập giai đoạn đầu, RBV về lợi thế cạnh tranh tích lũy ở giai đoạn trung, và lý thuyết chi phí giao dịch về sự phức tạp điều phối ở giai đoạn mở rộng quá mức, giả thuyết H1 được phát biểu như sau. Quan hệ giữa mức độ quốc tế hóa và hiệu quả hoạt động của các doanh nghiệp ở các quốc gia châu Á có dạng phi tuyến chữ U ngược, với một điểm turning point tối ưu trước khi chi phí điều phối và bất định vượt qua lợi ích từ mở rộng thị trường quốc tế. Cơ sở lý thuyết trực tiếp bao gồm mô hình S-curve của Lu và Beamish (2004), lý thuyết ba giai đoạn của Contractor et al. (2003), và bằng chứng inverted-U ban đầu của Hitt et al. (1997).</w:t>
       </w:r>
     </w:p>
-    <w:bookmarkEnd w:id="38"/>
-    <w:bookmarkStart w:id="39" w:name="Xe4ffb858a7447a24d1a3ea96cd77f59659cfb85"/>
+    <w:bookmarkEnd w:id="41"/>
+    <w:bookmarkStart w:id="42" w:name="Xdbf0ae64633523b25c46a68390b7cec268e3e1b"/>
     <w:p>
       <w:pPr>
         <w:pStyle w:val="Heading3"/>
       </w:pPr>
       <w:r>
-        <w:t xml:space="preserve">2.5.2b Điều kiện biên H1b: Gánh nặng quốc tế hóa bắt buộc (FIP) tại Pacific SIDS</w:t>
+        <w:t xml:space="preserve">2.5.2b Điều kiện biên H1b: Gánh nặng quốc tế hóa bắt buộc (FIP) tại SIDS</w:t>
       </w:r>
     </w:p>
     <w:p>
@@ -705,7 +826,7 @@
         <w:pStyle w:val="BodyText"/>
       </w:pPr>
       <w:r>
-        <w:t xml:space="preserve">Tại các nền kinh tế Pacific SIDS (Nhóm VI ICRV), cả ba điều kiện này đồng thời bị vi phạm: thị trường nội địa cực nhỏ buộc các doanh nghiệp phải xuất khẩu không phải vì có lợi thế cạnh tranh mà vì thiếu cầu nội địa đủ lớn để duy trì hoạt động (xuất khẩu bắt buộc); chi phí hậu cần và vận chuyển cực cao do địa lý đảo xa và phân tán làm suy giảm biên lợi nhuận ở mọi mức FSTS; và hỗ trợ thể chế (logistics, tài chính thương mại, năng lực xúc tiến xuất khẩu) thiếu hụt nghiêm trọng. Khi ba điều kiện này đồng thời không được đáp ứng, quan hệ I→P không chỉ mất đi phần lợi ích giai đoạn đầu của chữ U ngược mà có thể chuyển thành</w:t>
+        <w:t xml:space="preserve">Tại các nền kinh tế SIDS (Nhóm VI ICRV), cả ba điều kiện này đồng thời bị vi phạm: thị trường nội địa cực nhỏ buộc các doanh nghiệp phải xuất khẩu không phải vì có lợi thế cạnh tranh mà vì thiếu cầu nội địa đủ lớn để duy trì hoạt động (xuất khẩu bắt buộc); chi phí hậu cần và vận chuyển cực cao do địa lý đảo xa và phân tán làm suy giảm biên lợi nhuận ở mọi mức FSTS; và hỗ trợ thể chế (logistics, tài chính thương mại, năng lực xúc tiến xuất khẩu) thiếu hụt nghiêm trọng. Khi ba điều kiện này đồng thời không được đáp ứng, quan hệ I→P không chỉ mất đi phần lợi ích giai đoạn đầu của chữ U ngược mà có thể chuyển thành</w:t>
       </w:r>
       <w:r>
         <w:t xml:space="preserve"> </w:t>
@@ -729,7 +850,7 @@
         <w:pStyle w:val="BodyText"/>
       </w:pPr>
       <w:r>
-        <w:t xml:space="preserve">Giả thuyết H1b được phát biểu như sau. Tại các nền kinh tế Pacific SIDS (ICRV Nhóm VI), mối quan hệ giữa mức độ quốc tế hóa (FSTS) và hiệu quả hoạt động doanh nghiệp (năng suất lao động) là</w:t>
+        <w:t xml:space="preserve">Giả thuyết H1b được phát biểu như sau. Tại các nền kinh tế SIDS (ICRV Nhóm VI), mối quan hệ giữa mức độ quốc tế hóa (FSTS) và hiệu quả hoạt động doanh nghiệp (năng suất lao động) là</w:t>
       </w:r>
       <w:r>
         <w:t xml:space="preserve"> </w:t>
@@ -748,8 +869,8 @@
         <w:t xml:space="preserve">— không có điểm turning point trong phạm vi dữ liệu — phản ánh gánh nặng quốc tế hóa bắt buộc (Forced Internationalization Penalty — FIP) nơi doanh nghiệp xuất khẩu để sinh tồn chứ không phải để khai thác lợi thế cạnh tranh. Cơ sở lý thuyết bao gồm Institutional Theory (North, 1990), lý thuyết chi phí giao dịch (Williamson, 1985), Khanna và Palepu (2010) về institutional voids, và Lall (2004) về SIDS structural constraints.</w:t>
       </w:r>
     </w:p>
-    <w:bookmarkEnd w:id="39"/>
-    <w:bookmarkStart w:id="40" w:name="Xbab760a32cde05e137045bc8f7a3707f43bde01"/>
+    <w:bookmarkEnd w:id="42"/>
+    <w:bookmarkStart w:id="43" w:name="Xbab760a32cde05e137045bc8f7a3707f43bde01"/>
     <w:p>
       <w:pPr>
         <w:pStyle w:val="Heading3"/>
@@ -766,8 +887,8 @@
         <w:t xml:space="preserve">Dựa trên RBV (Barney, 1991) và lý thuyết năng lực động (Teece et al., 1997), năng lực công nghệ là một nguồn lực VRIN giúp doanh nghiệp khai thác lợi ích từ quốc tế hóa hiệu quả hơn. Giả thuyết H2 được phát biểu như sau. Năng lực công nghệ (TCI) làm gia tăng tác động tích cực của quốc tế hóa lên hiệu quả hoạt động của doanh nghiệp, bằng cách nâng mặt bằng hiệu quả tổng thể và làm giảm chi phí học hỏi thị trường quốc tế, do đó làm dịch chuyển đường quan hệ I–P lên cao hơn và có thể điều chỉnh vị trí của điểm turning point. Cơ sở lý thuyết bao gồm Barney (1991), Teece et al. (1997), và Bhandari et al. (2023).</w:t>
       </w:r>
     </w:p>
-    <w:bookmarkEnd w:id="40"/>
-    <w:bookmarkStart w:id="41" w:name="Xe02c8b4badca737e34d9828c14f576073ebfca3"/>
+    <w:bookmarkEnd w:id="43"/>
+    <w:bookmarkStart w:id="44" w:name="Xe02c8b4badca737e34d9828c14f576073ebfca3"/>
     <w:p>
       <w:pPr>
         <w:pStyle w:val="Heading3"/>
@@ -784,8 +905,8 @@
         <w:t xml:space="preserve">Phân biệt rõ với H2, DAI không có chiều sâu năng lực tổ chức như TCI nhưng có vai trò giảm thiểu chi phí phối hợp xuyên biên giới ở mức xuất khẩu cao. Giả thuyết H3 được phát biểu như sau. Chỉ số chấp nhận số (DAI) điều tiết mối quan hệ I–P, với vai trò bổ trợ rõ rệt hơn ở mức export intensity cao khi DAI giúp giảm chi phí phối hợp giao dịch xuyên biên giới — theo đó DAI làm thay đổi độ dốc của đường quan hệ I–P chứ không nhất thiết nâng mặt bằng hiệu quả như TCI. Cơ sở lý thuyết bao gồm Verhoef et al. (2021), Stallkamp và Schotter (2021), và Bustamante et al. (2022). Sự phân biệt cơ chế tác động giữa H2 và H3 là đóng góp lý thuyết quan trọng, cho phép phân tách TCI và DAI trong mô hình hồi quy thực nghiệm.</w:t>
       </w:r>
     </w:p>
-    <w:bookmarkEnd w:id="41"/>
-    <w:bookmarkStart w:id="42" w:name="Xf3c96f7a7f1c969bc60bd7349590849b049c32c"/>
+    <w:bookmarkEnd w:id="44"/>
+    <w:bookmarkStart w:id="45" w:name="Xf3c96f7a7f1c969bc60bd7349590849b049c32c"/>
     <w:p>
       <w:pPr>
         <w:pStyle w:val="Heading3"/>
@@ -802,8 +923,8 @@
         <w:t xml:space="preserve">Dựa trên Upper Echelons Theory (Hambrick &amp; Mason, 1984; Hambrick, 2007), quyết định chiến lược quốc tế hóa và khả năng chuyển hóa nó thành hiệu quả phụ thuộc vào đặc điểm nhận thức và kinh nghiệm của nhà quản trị. Giả thuyết H4 được phát biểu như sau. Kinh nghiệm quản trị và giới tính nữ của nhà quản trị cấp cao làm mạnh hơn tác động tích cực của quốc tế hóa lên hiệu quả hoạt động, thông qua cơ chế nâng cao nhận thức chiến lược quốc tế và quản trị rủi ro thận trọng hơn trong quá trình mở rộng quốc tế. Cơ sở lý thuyết bao gồm Hambrick và Mason (1984), Hsu et al. (2013), và Post và Byron (2015).</w:t>
       </w:r>
     </w:p>
-    <w:bookmarkEnd w:id="42"/>
-    <w:bookmarkStart w:id="43" w:name="X6cb624958e89d2dec9f57563abada44477d846d"/>
+    <w:bookmarkEnd w:id="45"/>
+    <w:bookmarkStart w:id="46" w:name="X6cb624958e89d2dec9f57563abada44477d846d"/>
     <w:p>
       <w:pPr>
         <w:pStyle w:val="Heading3"/>
@@ -820,8 +941,8 @@
         <w:t xml:space="preserve">Trên cơ sở Institutional Theory (North, 1990; Khanna &amp; Palepu, 2010), chất lượng thể chế tạo ra chi phí giao dịch và rủi ro khác nhau, do đó điều tiết đáng kể mối quan hệ I–P. Giả thuyết H5 được phát biểu như sau. Chất lượng thể chế theo khung ICRV điều tiết tác động của các rào cản thể chế (institutional obstacles) lên hiệu quả hoạt động trong quá trình quốc tế hóa, với chỉ số chấp nhận số (DAI) đóng vai trò "lá chắn số" (digital shield) giúp bù đắp một phần khoảng trống thể chế; cường độ điều tiết này giảm dần theo gradient ICRV từ các nền kinh tế frontier (Nhóm V–VI, điều tiết mạnh nhất) đến các nền kinh tế tiên tiến (Nhóm I, điều tiết yếu nhất). Cơ sở lý thuyết bao gồm North (1990), Khanna và Palepu (2010), và Marano et al. (2016).</w:t>
       </w:r>
     </w:p>
-    <w:bookmarkEnd w:id="43"/>
-    <w:bookmarkStart w:id="44" w:name="X61cc752874ba7b59207724628dc012c7fefbefb"/>
+    <w:bookmarkEnd w:id="46"/>
+    <w:bookmarkStart w:id="47" w:name="X61cc752874ba7b59207724628dc012c7fefbefb"/>
     <w:p>
       <w:pPr>
         <w:pStyle w:val="Heading3"/>
@@ -835,7 +956,7 @@
         <w:pStyle w:val="FirstParagraph"/>
       </w:pPr>
       <w:r>
-        <w:t xml:space="preserve">Dựa trên quan sát về tốc độ chuyển đổi số và thay đổi thể chế rất nhanh ở một số nền kinh tế châu Á, đặc biệt Trung Quốc, quan hệ I–P không nhất thiết ổn định theo thời gian. Giả thuyết H6 được phát biểu như sau. Hình dạng phi tuyến của quan hệ I–P — cụ thể là vị trí của điểm turning point và độ cong của đường quan hệ — thay đổi theo thời gian trong các nền kinh tế chuyển đổi nhanh, phản ánh sự phát triển của năng lực doanh nghiệp và cải thiện điều kiện thể chế qua các giai đoạn. Cơ sở lý thuyết bao gồm Wu et al. (2022), Xiao et al. (2013), và Banalieva và Dhanaraj (2019). Bằng chứng từ Đỗ và Phan (2026 — JFAR) về sự ổn định tương đối của turning point Trung Quốc giữa 2012 và 2024 (Paternoster z = +0,82, p = .412, không bác bỏ bằng nhau) cung cấp cơ sở thực nghiệm bổ sung cho việc kiểm định H6 ở cấp độ luận án.</w:t>
+        <w:t xml:space="preserve">Dựa trên quan sát về tốc độ chuyển đổi số và thay đổi thể chế rất nhanh ở một số nền kinh tế châu Á, đặc biệt Trung Quốc, quan hệ I–P không nhất thiết ổn định theo thời gian. Giả thuyết H6 được phát biểu như sau. Hình dạng phi tuyến của quan hệ I–P — cụ thể là vị trí của điểm turning point và độ cong của đường quan hệ — thay đổi theo thời gian trong các nền kinh tế chuyển đổi nhanh, phản ánh sự phát triển của năng lực doanh nghiệp và cải thiện điều kiện thể chế qua các giai đoạn. Cơ sở lý thuyết bao gồm Wu et al. (2022), Xiao et al. (2013), và Banalieva và Dhanaraj (2019). Bằng chứng từ nghiên cứu thành phần P2 về sự ổn định tương đối của turning point Trung Quốc giữa 2012 và 2024 (Paternoster z = +0,82, p = .412, không bác bỏ bằng nhau) cung cấp cơ sở thực nghiệm bổ sung cho việc kiểm định H6 ở cấp độ luận án.</w:t>
       </w:r>
     </w:p>
     <w:p>
@@ -845,9 +966,478 @@
         </w:pict>
       </w:r>
     </w:p>
-    <w:bookmarkEnd w:id="44"/>
-    <w:bookmarkEnd w:id="45"/>
-    <w:bookmarkStart w:id="46" w:name="X80aaa8b1e91108605e0ad5aa38ac8f05a046a38"/>
+    <w:bookmarkEnd w:id="47"/>
+    <w:bookmarkStart w:id="48" w:name="Xe7d8e87fd4c6817ebf83bfc9a906e5cc228db6c"/>
+    <w:p>
+      <w:pPr>
+        <w:pStyle w:val="Heading3"/>
+      </w:pPr>
+      <w:r>
+        <w:t xml:space="preserve">2.5.8 Ánh xạ giả thuyết và các nghiên cứu thành phần</w:t>
+      </w:r>
+    </w:p>
+    <w:p>
+      <w:pPr>
+        <w:pStyle w:val="FirstParagraph"/>
+      </w:pPr>
+      <w:r>
+        <w:t xml:space="preserve">Luận án được phát triển gắn với một chuỗi nghiên cứu thành phần (ký hiệu P1–P8), mỗi nghiên cứu kiểm định một phần của hệ giả thuyết H1–H6 và điều kiện biên H1b trong một bối cảnh thể chế cụ thể. Bảng 2.1 ánh xạ các nghiên cứu thành phần với chương trình bày kết quả và các giả thuyết tương ứng.</w:t>
+      </w:r>
+    </w:p>
+    <w:p>
+      <w:pPr>
+        <w:pStyle w:val="BodyText"/>
+      </w:pPr>
+      <w:r>
+        <w:rPr>
+          <w:bCs/>
+          <w:b/>
+        </w:rPr>
+        <w:t xml:space="preserve">Bảng 2.1.</w:t>
+      </w:r>
+      <w:r>
+        <w:t xml:space="preserve"> </w:t>
+      </w:r>
+      <w:r>
+        <w:rPr>
+          <w:iCs/>
+          <w:i/>
+        </w:rPr>
+        <w:t xml:space="preserve">Ánh xạ nghiên cứu thành phần — chương — giả thuyết.</w:t>
+      </w:r>
+    </w:p>
+    <w:tbl>
+      <w:tblPr>
+        <w:tblStyle w:val="Table"/>
+        <w:tblW w:type="auto" w:w="0"/>
+        <w:tblLook w:firstRow="1" w:lastRow="0" w:firstColumn="0" w:lastColumn="0" w:noHBand="0" w:noVBand="0" w:val="0020"/>
+        <w:jc w:val="start"/>
+      </w:tblPr>
+      <w:tblGrid>
+        <w:gridCol w:w="1980"/>
+        <w:gridCol w:w="1980"/>
+        <w:gridCol w:w="1980"/>
+        <w:gridCol w:w="1980"/>
+      </w:tblGrid>
+      <w:tr>
+        <w:trPr>
+          <w:tblHeader w:val="true"/>
+        </w:trPr>
+        <w:tc>
+          <w:tcPr/>
+          <w:p>
+            <w:pPr>
+              <w:pStyle w:val="Compact"/>
+              <w:jc w:val="left"/>
+            </w:pPr>
+            <w:r>
+              <w:t xml:space="preserve">Nghiên cứu thành phần</w:t>
+            </w:r>
+          </w:p>
+        </w:tc>
+        <w:tc>
+          <w:tcPr/>
+          <w:p>
+            <w:pPr>
+              <w:pStyle w:val="Compact"/>
+              <w:jc w:val="left"/>
+            </w:pPr>
+            <w:r>
+              <w:t xml:space="preserve">Bối cảnh (nhóm ICRV)</w:t>
+            </w:r>
+          </w:p>
+        </w:tc>
+        <w:tc>
+          <w:tcPr/>
+          <w:p>
+            <w:pPr>
+              <w:pStyle w:val="Compact"/>
+              <w:jc w:val="left"/>
+            </w:pPr>
+            <w:r>
+              <w:t xml:space="preserve">Trình bày tại</w:t>
+            </w:r>
+          </w:p>
+        </w:tc>
+        <w:tc>
+          <w:tcPr/>
+          <w:p>
+            <w:pPr>
+              <w:pStyle w:val="Compact"/>
+              <w:jc w:val="left"/>
+            </w:pPr>
+            <w:r>
+              <w:t xml:space="preserve">Giả thuyết kiểm định</w:t>
+            </w:r>
+          </w:p>
+        </w:tc>
+      </w:tr>
+      <w:tr>
+        <w:tc>
+          <w:tcPr/>
+          <w:p>
+            <w:pPr>
+              <w:pStyle w:val="Compact"/>
+              <w:jc w:val="left"/>
+            </w:pPr>
+            <w:r>
+              <w:t xml:space="preserve">P1–P2 (meta baseline, ICBEF 2024)</w:t>
+            </w:r>
+          </w:p>
+        </w:tc>
+        <w:tc>
+          <w:tcPr/>
+          <w:p>
+            <w:pPr>
+              <w:pStyle w:val="Compact"/>
+              <w:jc w:val="left"/>
+            </w:pPr>
+            <w:r>
+              <w:t xml:space="preserve">Toàn cầu/châu Á</w:t>
+            </w:r>
+          </w:p>
+        </w:tc>
+        <w:tc>
+          <w:tcPr/>
+          <w:p>
+            <w:pPr>
+              <w:pStyle w:val="Compact"/>
+              <w:jc w:val="left"/>
+            </w:pPr>
+            <w:r>
+              <w:t xml:space="preserve">§2.3.2; §4.2</w:t>
+            </w:r>
+          </w:p>
+        </w:tc>
+        <w:tc>
+          <w:tcPr/>
+          <w:p>
+            <w:pPr>
+              <w:pStyle w:val="Compact"/>
+              <w:jc w:val="left"/>
+            </w:pPr>
+            <w:r>
+              <w:t xml:space="preserve">Nền tảng cho H1, H5</w:t>
+            </w:r>
+          </w:p>
+        </w:tc>
+      </w:tr>
+      <w:tr>
+        <w:tc>
+          <w:tcPr/>
+          <w:p>
+            <w:pPr>
+              <w:pStyle w:val="Compact"/>
+              <w:jc w:val="left"/>
+            </w:pPr>
+            <w:r>
+              <w:t xml:space="preserve">P3 — Việt Nam</w:t>
+            </w:r>
+          </w:p>
+        </w:tc>
+        <w:tc>
+          <w:tcPr/>
+          <w:p>
+            <w:pPr>
+              <w:pStyle w:val="Compact"/>
+              <w:jc w:val="left"/>
+            </w:pPr>
+            <w:r>
+              <w:t xml:space="preserve">Emerging (Nhóm IV)</w:t>
+            </w:r>
+          </w:p>
+        </w:tc>
+        <w:tc>
+          <w:tcPr/>
+          <w:p>
+            <w:pPr>
+              <w:pStyle w:val="Compact"/>
+              <w:jc w:val="left"/>
+            </w:pPr>
+            <w:r>
+              <w:t xml:space="preserve">§4.5</w:t>
+            </w:r>
+          </w:p>
+        </w:tc>
+        <w:tc>
+          <w:tcPr/>
+          <w:p>
+            <w:pPr>
+              <w:pStyle w:val="Compact"/>
+              <w:jc w:val="left"/>
+            </w:pPr>
+            <w:r>
+              <w:t xml:space="preserve">H1, H2, H3</w:t>
+            </w:r>
+          </w:p>
+        </w:tc>
+      </w:tr>
+      <w:tr>
+        <w:tc>
+          <w:tcPr/>
+          <w:p>
+            <w:pPr>
+              <w:pStyle w:val="Compact"/>
+              <w:jc w:val="left"/>
+            </w:pPr>
+            <w:r>
+              <w:t xml:space="preserve">P4 — Singapore</w:t>
+            </w:r>
+          </w:p>
+        </w:tc>
+        <w:tc>
+          <w:tcPr/>
+          <w:p>
+            <w:pPr>
+              <w:pStyle w:val="Compact"/>
+              <w:jc w:val="left"/>
+            </w:pPr>
+            <w:r>
+              <w:t xml:space="preserve">Advanced đổi mới (Nhóm I)</w:t>
+            </w:r>
+          </w:p>
+        </w:tc>
+        <w:tc>
+          <w:tcPr/>
+          <w:p>
+            <w:pPr>
+              <w:pStyle w:val="Compact"/>
+              <w:jc w:val="left"/>
+            </w:pPr>
+            <w:r>
+              <w:t xml:space="preserve">§4.3</w:t>
+            </w:r>
+          </w:p>
+        </w:tc>
+        <w:tc>
+          <w:tcPr/>
+          <w:p>
+            <w:pPr>
+              <w:pStyle w:val="Compact"/>
+              <w:jc w:val="left"/>
+            </w:pPr>
+            <w:r>
+              <w:t xml:space="preserve">H1, H3</w:t>
+            </w:r>
+          </w:p>
+        </w:tc>
+      </w:tr>
+      <w:tr>
+        <w:tc>
+          <w:tcPr/>
+          <w:p>
+            <w:pPr>
+              <w:pStyle w:val="Compact"/>
+              <w:jc w:val="left"/>
+            </w:pPr>
+            <w:r>
+              <w:t xml:space="preserve">P5 — Trung Quốc 2012–2024</w:t>
+            </w:r>
+          </w:p>
+        </w:tc>
+        <w:tc>
+          <w:tcPr/>
+          <w:p>
+            <w:pPr>
+              <w:pStyle w:val="Compact"/>
+              <w:jc w:val="left"/>
+            </w:pPr>
+            <w:r>
+              <w:t xml:space="preserve">Upper-middle (Nhóm III)</w:t>
+            </w:r>
+          </w:p>
+        </w:tc>
+        <w:tc>
+          <w:tcPr/>
+          <w:p>
+            <w:pPr>
+              <w:pStyle w:val="Compact"/>
+              <w:jc w:val="left"/>
+            </w:pPr>
+            <w:r>
+              <w:t xml:space="preserve">§4.4</w:t>
+            </w:r>
+          </w:p>
+        </w:tc>
+        <w:tc>
+          <w:tcPr/>
+          <w:p>
+            <w:pPr>
+              <w:pStyle w:val="Compact"/>
+              <w:jc w:val="left"/>
+            </w:pPr>
+            <w:r>
+              <w:t xml:space="preserve">H1, H6</w:t>
+            </w:r>
+          </w:p>
+        </w:tc>
+      </w:tr>
+      <w:tr>
+        <w:tc>
+          <w:tcPr/>
+          <w:p>
+            <w:pPr>
+              <w:pStyle w:val="Compact"/>
+              <w:jc w:val="left"/>
+            </w:pPr>
+            <w:r>
+              <w:t xml:space="preserve">P6 — Meta-analysis ba tầng</w:t>
+            </w:r>
+          </w:p>
+        </w:tc>
+        <w:tc>
+          <w:tcPr/>
+          <w:p>
+            <w:pPr>
+              <w:pStyle w:val="Compact"/>
+              <w:jc w:val="left"/>
+            </w:pPr>
+            <w:r>
+              <w:t xml:space="preserve">Toàn bộ literature</w:t>
+            </w:r>
+          </w:p>
+        </w:tc>
+        <w:tc>
+          <w:tcPr/>
+          <w:p>
+            <w:pPr>
+              <w:pStyle w:val="Compact"/>
+              <w:jc w:val="left"/>
+            </w:pPr>
+            <w:r>
+              <w:t xml:space="preserve">§4.2</w:t>
+            </w:r>
+          </w:p>
+        </w:tc>
+        <w:tc>
+          <w:tcPr/>
+          <w:p>
+            <w:pPr>
+              <w:pStyle w:val="Compact"/>
+              <w:jc w:val="left"/>
+            </w:pPr>
+            <w:r>
+              <w:t xml:space="preserve">H1, H5</w:t>
+            </w:r>
+          </w:p>
+        </w:tc>
+      </w:tr>
+      <w:tr>
+        <w:tc>
+          <w:tcPr/>
+          <w:p>
+            <w:pPr>
+              <w:pStyle w:val="Compact"/>
+              <w:jc w:val="left"/>
+            </w:pPr>
+            <w:r>
+              <w:t xml:space="preserve">P7 — Capstone đa quốc gia (49 nền kinh tế)</w:t>
+            </w:r>
+          </w:p>
+        </w:tc>
+        <w:tc>
+          <w:tcPr/>
+          <w:p>
+            <w:pPr>
+              <w:pStyle w:val="Compact"/>
+              <w:jc w:val="left"/>
+            </w:pPr>
+            <w:r>
+              <w:t xml:space="preserve">Toàn bộ gradient ICRV</w:t>
+            </w:r>
+          </w:p>
+        </w:tc>
+        <w:tc>
+          <w:tcPr/>
+          <w:p>
+            <w:pPr>
+              <w:pStyle w:val="Compact"/>
+              <w:jc w:val="left"/>
+            </w:pPr>
+            <w:r>
+              <w:t xml:space="preserve">§4.6</w:t>
+            </w:r>
+          </w:p>
+        </w:tc>
+        <w:tc>
+          <w:tcPr/>
+          <w:p>
+            <w:pPr>
+              <w:pStyle w:val="Compact"/>
+              <w:jc w:val="left"/>
+            </w:pPr>
+            <w:r>
+              <w:t xml:space="preserve">H1, H2, H3, H4, H5 (và tương tác tổng hợp ba chiều)</w:t>
+            </w:r>
+          </w:p>
+        </w:tc>
+      </w:tr>
+      <w:tr>
+        <w:tc>
+          <w:tcPr/>
+          <w:p>
+            <w:pPr>
+              <w:pStyle w:val="Compact"/>
+              <w:jc w:val="left"/>
+            </w:pPr>
+            <w:r>
+              <w:t xml:space="preserve">P8 — SIDS (9 nền kinh tế, Nhóm VI)</w:t>
+            </w:r>
+          </w:p>
+        </w:tc>
+        <w:tc>
+          <w:tcPr/>
+          <w:p>
+            <w:pPr>
+              <w:pStyle w:val="Compact"/>
+              <w:jc w:val="left"/>
+            </w:pPr>
+            <w:r>
+              <w:t xml:space="preserve">SIDS (Nhóm VI)</w:t>
+            </w:r>
+          </w:p>
+        </w:tc>
+        <w:tc>
+          <w:tcPr/>
+          <w:p>
+            <w:pPr>
+              <w:pStyle w:val="Compact"/>
+              <w:jc w:val="left"/>
+            </w:pPr>
+            <w:r>
+              <w:t xml:space="preserve">§4.7</w:t>
+            </w:r>
+          </w:p>
+        </w:tc>
+        <w:tc>
+          <w:tcPr/>
+          <w:p>
+            <w:pPr>
+              <w:pStyle w:val="Compact"/>
+              <w:jc w:val="left"/>
+            </w:pPr>
+            <w:r>
+              <w:t xml:space="preserve">H1b (FIP)</w:t>
+            </w:r>
+          </w:p>
+        </w:tc>
+      </w:tr>
+    </w:tbl>
+    <w:p>
+      <w:pPr>
+        <w:pStyle w:val="BodyText"/>
+      </w:pPr>
+      <w:r>
+        <w:rPr>
+          <w:iCs/>
+          <w:i/>
+        </w:rPr>
+        <w:t xml:space="preserve">Ghi chú về ký hiệu: Hệ giả thuyết của luận án gồm sáu giả thuyết trọng tâm H1–H6 và một giả thuyết điều kiện biên H1b. Trong các mô hình thực nghiệm chi tiết ở Chương 3, một số nghiên cứu thành phần sử dụng các giả thuyết con (sub-hypotheses) lồng dưới hệ giả thuyết chính của luận án, cụ thể: H2b (kiểm định tính ổn định xuyên sóng của năng lực điều tiết — thuộc P5, lồng dưới H2/H6); H4a–H4b (kiểm định điều tiết độ cong theo năng lực — thuộc P5, lồng dưới H2); tương tác tổng hợp ba chiều của P7 (lồng dưới H3 và H5); và E1a–E1b (kiểm định định hướng gradient ICRV — lồng dưới H5). Các ký hiệu con này phục vụ độ chính xác kỹ thuật của từng mô hình và không làm thay đổi hệ giả thuyết trọng tâm H1–H6/H1b của luận án.</w:t>
+      </w:r>
+    </w:p>
+    <w:bookmarkEnd w:id="48"/>
+    <w:bookmarkEnd w:id="49"/>
+    <w:bookmarkStart w:id="50" w:name="X80aaa8b1e91108605e0ad5aa38ac8f05a046a38"/>
     <w:p>
       <w:pPr>
         <w:pStyle w:val="Heading2"/>
@@ -888,8 +1478,8 @@
         <w:t xml:space="preserve">Ba khoảng trống được xác định: thiếu khung tích hợp đa tầng, sự đồng nhất không hợp lý TCI–DAI, và thiếu bằng chứng cross-country quy mô lớn có cấu trúc cho châu Á. Để lấp đầy ba khoảng trống này, luận án đề xuất khung CDCM và phát triển sáu giả thuyết (H1–H6) bao phủ phi tuyến cơ bản, vai trò của TCI và DAI, vai trò của đặc điểm nhà quản trị, vai trò của thể chế ICRV, và dị biệt thời gian. Chương 3 sẽ trình bày thiết kế phương pháp và chiến lược kiểm định hệ giả thuyết này.</w:t>
       </w:r>
     </w:p>
-    <w:bookmarkEnd w:id="46"/>
-    <w:bookmarkEnd w:id="47"/>
+    <w:bookmarkEnd w:id="50"/>
+    <w:bookmarkEnd w:id="51"/>
     <w:sectPr>
       <w:pgSz w:h="16838" w:w="11906"/>
       <w:pgMar w:bottom="1134" w:left="1701" w:right="1134" w:top="1134"/>

--- a/dist/luan_an_ctu/chuong_2_tong_quan_tai_lieu_vi.docx
+++ b/dist/luan_an_ctu/chuong_2_tong_quan_tai_lieu_vi.docx
@@ -826,7 +826,7 @@
         <w:pStyle w:val="BodyText"/>
       </w:pPr>
       <w:r>
-        <w:t xml:space="preserve">Tại các nền kinh tế SIDS (Nhóm VI ICRV), cả ba điều kiện này đồng thời bị vi phạm: thị trường nội địa cực nhỏ buộc các doanh nghiệp phải xuất khẩu không phải vì có lợi thế cạnh tranh mà vì thiếu cầu nội địa đủ lớn để duy trì hoạt động (xuất khẩu bắt buộc); chi phí hậu cần và vận chuyển cực cao do địa lý đảo xa và phân tán làm suy giảm biên lợi nhuận ở mọi mức FSTS; và hỗ trợ thể chế (logistics, tài chính thương mại, năng lực xúc tiến xuất khẩu) thiếu hụt nghiêm trọng. Khi ba điều kiện này đồng thời không được đáp ứng, quan hệ I→P không chỉ mất đi phần lợi ích giai đoạn đầu của chữ U ngược mà có thể chuyển thành</w:t>
+        <w:t xml:space="preserve">Tại các nền kinh tế SIDS (Nhóm VI ICRV), cả ba điều kiện này đồng thời bị vi phạm: thị trường nội địa cực nhỏ buộc các doanh nghiệp phải xuất khẩu không phải vì có lợi thế cạnh tranh mà vì thiếu cầu nội địa đủ lớn để duy trì hoạt động (xuất khẩu bắt buộc); chi phí hậu cần và vận chuyển cực cao do địa lý đảo xa và phân tán làm suy giảm biên lợi nhuận ở mọi mức FSTS; và hỗ trợ thể chế (logistics, tài chính thương mại, năng lực xúc tiến xuất khẩu) thiếu hụt nghiêm trọng. Khi ba điều kiện này đồng thời không được đáp ứng, quan hệ I–P không chỉ mất đi phần lợi ích giai đoạn đầu của chữ U ngược mà có thể chuyển thành</w:t>
       </w:r>
       <w:r>
         <w:t xml:space="preserve"> </w:t>

--- a/dist/luan_an_ctu/chuong_2_tong_quan_tai_lieu_vi.docx
+++ b/dist/luan_an_ctu/chuong_2_tong_quan_tai_lieu_vi.docx
@@ -49,15 +49,15 @@
         <w:pStyle w:val="FirstParagraph"/>
       </w:pPr>
       <w:r>
-        <w:t xml:space="preserve">Quốc tế hóa doanh nghiệp (internationalization) được hiểu là mức độ và phạm vi tham gia của một doanh nghiệp vào các hoạt động kinh tế có yếu tố quốc tế, bao gồm xuất khẩu hàng hóa và dịch vụ, đầu tư trực tiếp ra nước ngoài, liên doanh quốc tế, cấp phép công nghệ xuyên biên giới, và thiết lập mạng lưới phân phối ở thị trường nước ngoài (Sullivan, 1994; Hitt et al., 2006). Khái niệm này không đồng nhất với "toàn cầu hóa" — vốn mang nghĩa một xu hướng kinh tế vĩ mô — mà là một thuộc tính đo lường được ở cấp độ doanh nghiệp, phản ánh chiến lược mở rộng quốc tế và mức độ phụ thuộc vào thị trường nước ngoài.</w:t>
-      </w:r>
-    </w:p>
-    <w:p>
-      <w:pPr>
-        <w:pStyle w:val="BodyText"/>
-      </w:pPr>
-      <w:r>
-        <w:t xml:space="preserve">Trong literature, mức độ quốc tế hóa được vận hành hóa bằng nhiều thước đo khác nhau. Sullivan (1994) đề xuất một chỉ số tổng hợp đa chiều bao gồm tỷ trọng doanh thu từ nước ngoài trên tổng doanh thu (foreign sales to total sales — FSTS), tỷ trọng tài sản ở nước ngoài trên tổng tài sản (foreign assets to total assets — FATA), và phạm vi địa lý (geographic scope). Trong những nghiên cứu sử dụng dữ liệu doanh nghiệp từ các nền kinh tế đang phát triển và từ khảo sát doanh nghiệp của Ngân hàng Thế giới (World Bank Enterprise Surveys — WBES), thước đo phổ biến nhất là cường độ xuất khẩu (export intensity), tức là tỷ lệ phần trăm doanh thu xuất khẩu trên tổng doanh thu, hay tương đương với FSTS theo nghĩa rộng (Johanson &amp; Vahlne, 1977; Lu &amp; Beamish, 2004). Luận án này sử dụng FSTS và bình phương FSTS (FSTS²) làm thước đo chính về mức độ quốc tế hóa, với lý do phù hợp với cấu trúc dữ liệu WBES và nhất quán với các nghiên cứu I–P sử dụng bộ dữ liệu tương tự (Bhandari et al., 2023; nghiên cứu thành phần P1).</w:t>
+        <w:t xml:space="preserve">Quốc tế hóa doanh nghiệp (internationalization) được hiểu là mức độ và phạm vi tham gia của một doanh nghiệp vào các hoạt động kinh tế có yếu tố quốc tế, bao gồm xuất khẩu hàng hóa và dịch vụ, đầu tư trực tiếp ra nước ngoài, liên doanh quốc tế, cấp phép công nghệ xuyên biên giới, và thiết lập mạng lưới phân phối ở thị trường nước ngoài (Sullivan, 1994; Hitt et al., 2006). Khái niệm này không đồng nhất với "toàn cầu hóa", vốn mang nghĩa một xu hướng kinh tế vĩ mô, mà là một thuộc tính đo lường được ở cấp độ doanh nghiệp, phản ánh chiến lược mở rộng quốc tế và mức độ phụ thuộc vào thị trường nước ngoài.</w:t>
+      </w:r>
+    </w:p>
+    <w:p>
+      <w:pPr>
+        <w:pStyle w:val="BodyText"/>
+      </w:pPr>
+      <w:r>
+        <w:t xml:space="preserve">Trong literature, mức độ quốc tế hóa được vận hành hóa bằng nhiều thước đo khác nhau. Sullivan (1994) đề xuất một chỉ số tổng hợp đa chiều bao gồm tỷ trọng doanh thu từ nước ngoài trên tổng doanh thu (foreign sales to total sales, FSTS), tỷ trọng tài sản ở nước ngoài trên tổng tài sản (foreign assets to total assets, FATA), và phạm vi địa lý (geographic scope). Trong những nghiên cứu sử dụng dữ liệu doanh nghiệp từ các nền kinh tế đang phát triển và từ khảo sát doanh nghiệp của Ngân hàng Thế giới (World Bank Enterprise Surveys, WBES), thước đo phổ biến nhất là cường độ xuất khẩu (export intensity), tức là tỷ lệ phần trăm doanh thu xuất khẩu trên tổng doanh thu, hay tương đương với FSTS theo nghĩa rộng (Johanson &amp; Vahlne, 1977; Lu &amp; Beamish, 2004). Luận án này sử dụng FSTS và bình phương FSTS (FSTS²) làm thước đo chính về mức độ quốc tế hóa, với lý do phù hợp với cấu trúc dữ liệu WBES và nhất quán với các nghiên cứu I–P sử dụng bộ dữ liệu tương tự (Bhandari et al., 2023; nghiên cứu thành phần P1).</w:t>
       </w:r>
     </w:p>
     <w:p>
@@ -91,7 +91,7 @@
         <w:pStyle w:val="BodyText"/>
       </w:pPr>
       <w:r>
-        <w:t xml:space="preserve">Trong bối cảnh nghiên cứu sử dụng dữ liệu WBES — vốn không cung cấp thông tin về giá cổ phiếu hay giá trị thị trường — thước đo năng suất lao động là lựa chọn phổ biến nhất và phù hợp nhất về mặt kỹ thuật. Năng suất lao động được tính bằng logarithm tự nhiên của tỷ số doanh thu hàng năm trên số lao động toàn thời gian (ln(doanh thu/lao động)), cho phép so sánh chuẩn hóa giữa các doanh nghiệp thuộc các quốc gia, ngành nghề và quy mô khác nhau (nghiên cứu thành phần P1). Luận án sử dụng thước đo này làm biến phụ thuộc chính, với ROS và tăng trưởng doanh thu được sử dụng như các thước đo robustness để kiểm tra tính nhất quán của kết quả.</w:t>
+        <w:t xml:space="preserve">Trong bối cảnh nghiên cứu sử dụng dữ liệu WBES, vốn không cung cấp thông tin về giá cổ phiếu hay giá trị thị trường, thước đo năng suất lao động là lựa chọn phổ biến nhất và phù hợp nhất về mặt kỹ thuật. Năng suất lao động được tính bằng logarithm tự nhiên của tỷ số doanh thu hàng năm trên số lao động toàn thời gian (ln(doanh thu/lao động)), cho phép so sánh chuẩn hóa giữa các doanh nghiệp thuộc các quốc gia, ngành nghề và quy mô khác nhau (nghiên cứu thành phần P1). Luận án sử dụng thước đo này làm biến phụ thuộc chính, với ROS và tăng trưởng doanh thu được sử dụng như các thước đo robustness để kiểm tra tính nhất quán của kết quả.</w:t>
       </w:r>
     </w:p>
     <w:p>
@@ -117,31 +117,31 @@
         <w:pStyle w:val="FirstParagraph"/>
       </w:pPr>
       <w:r>
-        <w:t xml:space="preserve">Một trong những đóng góp khái niệm trọng tâm của luận án là sự phân biệt rõ ràng giữa hai construct: năng lực công nghệ (Technological Capability Index — TCI) và chỉ số chấp nhận số (Digital Adoption Index — DAI). Trong nhiều nghiên cứu trước đây, hai construct này thường bị gộp lại thành một khái niệm chung về "năng lực số" (digital capability), dẫn đến sự mơ hồ lý thuyết và sai lệch trong đo lường (Bhandari et al., 2023; Bustamante et al., 2022).</w:t>
-      </w:r>
-    </w:p>
-    <w:p>
-      <w:pPr>
-        <w:pStyle w:val="BodyText"/>
-      </w:pPr>
-      <w:r>
-        <w:t xml:space="preserve">Năng lực công nghệ (TCI) đề cập đến chiều sâu của năng lực công nghệ được nhập vào tổ chức, phản ánh khả năng hấp thụ, khai thác và phát triển tri thức công nghệ tiên tiến. Các chỉ báo tiêu biểu bao gồm việc sở hữu chứng nhận chất lượng quốc tế (ISO hoặc tương đương) và sử dụng công nghệ được cấp phép từ các đối tác nước ngoài. Về bản chất lý thuyết, TCI gần với khái niệm năng lực hấp thụ (absorptive capacity) của Cohen và Levinthal (1990) và năng lực công nghệ của Lall (1992) — đây là chiều sâu nội tại của tổ chức, khó sao chép và tạo ra lợi thế bền vững theo tinh thần RBV (Barney, 1991).</w:t>
-      </w:r>
-    </w:p>
-    <w:p>
-      <w:pPr>
-        <w:pStyle w:val="BodyText"/>
-      </w:pPr>
-      <w:r>
-        <w:t xml:space="preserve">Chỉ số chấp nhận số (Digital Adoption Index — DAI), ngược lại, phản ánh mức độ áp dụng các công cụ số tại giao diện ngoại tại của doanh nghiệp — bao gồm việc sở hữu website, sử dụng email trong giao dịch kinh doanh, thanh toán điện tử, và bán hàng trực tuyến. Đây là các công cụ số có tính bề mặt (surface digital tools) theo phân loại của Verhoef et al. (2021), tức là nằm ở cấp độ số hóa (digitization) và số hóa quy trình (digitalization), chưa đạt đến cấp độ chuyển đổi số toàn diện (digital transformation). Trong phạm vi luận án, DAI được đo bằng proxy "foundational website adoption" từ dữ liệu WBES — đây là ràng buộc đo lường có chủ đích do giới hạn của bộ dữ liệu, không phải thiếu sót lý thuyết.</w:t>
-      </w:r>
-    </w:p>
-    <w:p>
-      <w:pPr>
-        <w:pStyle w:val="BodyText"/>
-      </w:pPr>
-      <w:r>
-        <w:t xml:space="preserve">Hai construct TCI và DAI không đồng nhất và vận hành theo cơ chế khác nhau trong mối quan hệ quốc tế hóa — hiệu quả: TCI hoạt động chủ yếu như một nhân tố nâng mặt bằng hiệu quả (level shifter), trong khi DAI có xu hướng làm thay đổi độ dốc hoặc độ cong của đường quan hệ I–P tùy theo bối cảnh (Bhandari et al., 2023; Chen &amp; Meng, 2022). Việc duy trì sự phân biệt rõ ràng này trong suốt luận án là điều kiện tiên quyết để đảm bảo tính thuần khiết của cấu trúc (construct purity) theo tiêu chuẩn của Coltman et al. (2008).</w:t>
+        <w:t xml:space="preserve">Một trong những đóng góp khái niệm trọng tâm của luận án là sự phân biệt rõ ràng giữa hai construct: năng lực công nghệ (Technological Capability Index, TCI) và chỉ số chấp nhận số (Digital Adoption Index, DAI). Trong nhiều nghiên cứu trước đây, hai construct này thường bị gộp lại thành một khái niệm chung về "năng lực số" (digital capability), dẫn đến sự mơ hồ lý thuyết và sai lệch trong đo lường (Bhandari et al., 2023; Bustamante et al., 2022).</w:t>
+      </w:r>
+    </w:p>
+    <w:p>
+      <w:pPr>
+        <w:pStyle w:val="BodyText"/>
+      </w:pPr>
+      <w:r>
+        <w:t xml:space="preserve">Năng lực công nghệ (TCI) đề cập đến chiều sâu của năng lực công nghệ được nhập vào tổ chức, phản ánh khả năng hấp thụ, khai thác và phát triển tri thức công nghệ tiên tiến. Các chỉ báo tiêu biểu bao gồm việc sở hữu chứng nhận chất lượng quốc tế (ISO hoặc tương đương) và sử dụng công nghệ được cấp phép từ các đối tác nước ngoài. Về bản chất lý thuyết, TCI gần với khái niệm năng lực hấp thụ (absorptive capacity) của Cohen và Levinthal (1990) và năng lực công nghệ của Lall (1992), đây là chiều sâu nội tại của tổ chức, khó sao chép và tạo ra lợi thế bền vững theo tinh thần RBV (Barney, 1991).</w:t>
+      </w:r>
+    </w:p>
+    <w:p>
+      <w:pPr>
+        <w:pStyle w:val="BodyText"/>
+      </w:pPr>
+      <w:r>
+        <w:t xml:space="preserve">Chỉ số chấp nhận số (Digital Adoption Index, DAI), ngược lại, phản ánh mức độ áp dụng các công cụ số tại giao diện ngoại tại của doanh nghiệp, bao gồm việc sở hữu website, sử dụng email trong giao dịch kinh doanh, thanh toán điện tử, và bán hàng trực tuyến. Đây là các công cụ số có tính bề mặt (surface digital tools) theo phân loại của Verhoef et al. (2021), tức là nằm ở cấp độ số hóa (digitization) và số hóa quy trình (digitalization), chưa đạt đến cấp độ chuyển đổi số toàn diện (digital transformation). Trong phạm vi luận án, DAI được đo bằng proxy "foundational website adoption" từ dữ liệu WBES, đây là ràng buộc đo lường có chủ đích do giới hạn của bộ dữ liệu, không phải thiếu sót lý thuyết.</w:t>
+      </w:r>
+    </w:p>
+    <w:p>
+      <w:pPr>
+        <w:pStyle w:val="BodyText"/>
+      </w:pPr>
+      <w:r>
+        <w:t xml:space="preserve">Hai construct TCI và DAI không đồng nhất và vận hành theo cơ chế khác nhau trong mối quan hệ quốc tế hóa, hiệu quả: TCI hoạt động chủ yếu như một nhân tố nâng mặt bằng hiệu quả (level shifter), trong khi DAI có xu hướng làm thay đổi độ dốc hoặc độ cong của đường quan hệ I–P tùy theo bối cảnh (Bhandari et al., 2023; Chen &amp; Meng, 2022). Việc duy trì sự phân biệt rõ ràng này trong suốt luận án là điều kiện tiên quyết để đảm bảo tính thuần khiết của cấu trúc (construct purity) theo tiêu chuẩn của Coltman et al. (2008).</w:t>
       </w:r>
     </w:p>
     <w:bookmarkEnd w:id="22"/>
@@ -167,15 +167,15 @@
         <w:pStyle w:val="BodyText"/>
       </w:pPr>
       <w:r>
-        <w:t xml:space="preserve">Để vận hành hóa bối cảnh thể chế đa cấp và đa quốc gia trong luận án, khung ICRV (Institutional Context Regime Variation — Biến thiên chế độ bối cảnh thể chế) được phát triển như một công cụ phân loại có hệ thống. Khung ICRV chia 49 nền kinh tế trong phạm vi nghiên cứu thành sáu nhóm (sub-regime), dựa trên tổ hợp các chỉ số quản trị toàn cầu (World Governance Indicators — WGI) của Kaufmann et al. (2011), mức độ phát triển kinh tế, và đặc trưng cấu trúc thể chế: Nhóm I (Advanced Innovation-Driven, bao gồm Singapore, Hong Kong, Đài Loan, Hàn Quốc), Nhóm II (Advanced Resource-Driven, bao gồm các nền kinh tế vùng Vịnh), Nhóm III (Upper-middle, điển hình là Trung Quốc), Nhóm IV (Lower-middle transition, bao gồm Việt Nam và Ấn Độ), Nhóm V (Frontier), và Nhóm VI (SIDS — Small Island Developing States). Khung này mở rộng từ phân loại thể chế của Khanna và Palepu (2010) và được điều chỉnh để phản ánh thực tiễn đa dạng của châu Á và khu vực lân cận.</w:t>
-      </w:r>
-    </w:p>
-    <w:p>
-      <w:pPr>
-        <w:pStyle w:val="BodyText"/>
-      </w:pPr>
-      <w:r>
-        <w:t xml:space="preserve">ICRV không chỉ là một biến phân loại mà còn là một gradient thể chế liên tục — từ môi trường thể chế mạnh, ít rủi ro (Nhóm I) đến môi trường thể chế yếu, nhiều rủi ro và khoảng trống thể chế (Nhóm V và VI). Gradient này tạo ra điều kiện biên (boundary conditions) quan trọng để kiểm định khả năng tổng quát hóa của mối quan hệ I–P, đặc biệt liên quan đến giả thuyết phi tuyến.</w:t>
+        <w:t xml:space="preserve">Để vận hành hóa bối cảnh thể chế đa cấp và đa quốc gia trong luận án, khung ICRV (Institutional Context Regime Variation, Biến thiên chế độ bối cảnh thể chế) được phát triển như một công cụ phân loại có hệ thống. Khung ICRV chia 49 nền kinh tế trong phạm vi nghiên cứu thành sáu nhóm (sub-regime), dựa trên tổ hợp các chỉ số quản trị toàn cầu (World Governance Indicators, WGI) của Kaufmann et al. (2011), mức độ phát triển kinh tế, và đặc trưng cấu trúc thể chế: Nhóm I (Advanced Innovation-Driven, bao gồm Singapore, Hong Kong, Đài Loan, Hàn Quốc), Nhóm II (Advanced Resource-Driven, bao gồm các nền kinh tế vùng Vịnh), Nhóm III (Upper-middle, điển hình là Trung Quốc), Nhóm IV (Lower-middle transition, bao gồm Việt Nam và Ấn Độ), Nhóm V (Frontier), và Nhóm VI (SIDS, Small Island Developing States). Khung này mở rộng từ phân loại thể chế của Khanna và Palepu (2010) và được điều chỉnh để phản ánh thực tiễn đa dạng của châu Á và khu vực lân cận.</w:t>
+      </w:r>
+    </w:p>
+    <w:p>
+      <w:pPr>
+        <w:pStyle w:val="BodyText"/>
+      </w:pPr>
+      <w:r>
+        <w:t xml:space="preserve">ICRV không chỉ là một biến phân loại mà còn là một gradient thể chế liên tục, từ môi trường thể chế mạnh, ít rủi ro (Nhóm I) đến môi trường thể chế yếu, nhiều rủi ro và khoảng trống thể chế (Nhóm V và VI). Gradient này tạo ra điều kiện biên (boundary conditions) quan trọng để kiểm định khả năng tổng quát hóa của mối quan hệ I–P, đặc biệt liên quan đến giả thuyết phi tuyến.</w:t>
       </w:r>
     </w:p>
     <w:p>
@@ -218,15 +218,15 @@
         <w:pStyle w:val="BodyText"/>
       </w:pPr>
       <w:r>
-        <w:t xml:space="preserve">Một trong những khái niệm trọng tâm của mô hình Uppsala là "gánh nặng của người nước ngoài" (liability of foreignness) — chi phí và bất lợi mà doanh nghiệp phải gánh chịu khi hoạt động ở môi trường văn hóa, thể chế, và pháp lý xa lạ (Zaheer, 1995). Johanson và Vahlne (2009) cập nhật mô hình bằng cách bổ sung khái niệm "gánh nặng của người ngoài mạng lưới" (liability of outsidership), nhấn mạnh rằng trong nền kinh tế toàn cầu hiện đại, rào cản lớn nhất không phải là khoảng cách địa lý hay tâm lý, mà là vị trí ngoài lề của các mạng lưới kinh doanh địa phương. Hai loại gánh nặng này giải thích vì sao chi phí quốc tế hóa giai đoạn đầu thường cao, tạo ra giai đoạn hiệu quả giảm trước khi doanh nghiệp tích lũy đủ tri thức và quan hệ để thu được lợi ích từ mở rộng quốc tế (Lu &amp; Beamish, 2004; Contractor et al., 2003).</w:t>
-      </w:r>
-    </w:p>
-    <w:p>
-      <w:pPr>
-        <w:pStyle w:val="BodyText"/>
-      </w:pPr>
-      <w:r>
-        <w:t xml:space="preserve">Tuy nhiên, mô hình Uppsala cổ điển được xây dựng trong bối cảnh tiền số và tiền nền tảng (pre-platform), nên đã bị thách thức đáng kể trong thập kỷ gần đây. Các nghiên cứu về born-global firms — tức doanh nghiệp quốc tế hóa ngay từ giai đoạn đầu mà không theo trình tự tuần tự — và platform firms — tức doanh nghiệp công nghệ tận dụng nền tảng số để vươn ra thị trường quốc tế không cần hiện diện vật lý — cho thấy logic của Uppsala không còn phổ quát (Stallkamp &amp; Schotter, 2021; Yang et al., 2025). Trong luận án này, mô hình Uppsala không bị bác bỏ, mà được tái định vị như một lớp nền giải thích chi phí học hỏi và bất định trong giai đoạn đầu quốc tế hóa, còn cơ chế học hỏi được mở rộng để bao gồm "học hỏi tăng cường bằng dữ liệu số" (data-augmented learning) trong kỷ nguyên chuyển đổi số, nơi dữ liệu từ thị trường nước ngoài có thể được thu thập, xử lý và phân tích nhanh hơn nhiều so với trước (Banalieva &amp; Dhanaraj, 2019).</w:t>
+        <w:t xml:space="preserve">Một trong những khái niệm trọng tâm của mô hình Uppsala là "gánh nặng của người nước ngoài" (liability of foreignness), chi phí và bất lợi mà doanh nghiệp phải gánh chịu khi hoạt động ở môi trường văn hóa, thể chế, và pháp lý xa lạ (Zaheer, 1995). Johanson và Vahlne (2009) cập nhật mô hình bằng cách bổ sung khái niệm "gánh nặng của người ngoài mạng lưới" (liability of outsidership), nhấn mạnh rằng trong nền kinh tế toàn cầu hiện đại, rào cản lớn nhất không phải là khoảng cách địa lý hay tâm lý, mà là vị trí ngoài lề của các mạng lưới kinh doanh địa phương. Hai loại gánh nặng này giải thích vì sao chi phí quốc tế hóa giai đoạn đầu thường cao, tạo ra giai đoạn hiệu quả giảm trước khi doanh nghiệp tích lũy đủ tri thức và quan hệ để thu được lợi ích từ mở rộng quốc tế (Lu &amp; Beamish, 2004; Contractor et al., 2003).</w:t>
+      </w:r>
+    </w:p>
+    <w:p>
+      <w:pPr>
+        <w:pStyle w:val="BodyText"/>
+      </w:pPr>
+      <w:r>
+        <w:t xml:space="preserve">Tuy nhiên, mô hình Uppsala cổ điển được xây dựng trong bối cảnh tiền số và tiền nền tảng (pre-platform), nên đã bị thách thức đáng kể trong thập kỷ gần đây. Các nghiên cứu về born-global firms, tức doanh nghiệp quốc tế hóa ngay từ giai đoạn đầu mà không theo trình tự tuần tự, và platform firms, tức doanh nghiệp công nghệ tận dụng nền tảng số để vươn ra thị trường quốc tế không cần hiện diện vật lý, cho thấy logic của Uppsala không còn phổ quát (Stallkamp &amp; Schotter, 2021; Yang et al., 2025). Trong luận án này, mô hình Uppsala không bị bác bỏ, mà được tái định vị như một lớp nền giải thích chi phí học hỏi và bất định trong giai đoạn đầu quốc tế hóa, còn cơ chế học hỏi được mở rộng để bao gồm "học hỏi tăng cường bằng dữ liệu số" (data-augmented learning) trong kỷ nguyên chuyển đổi số, nơi dữ liệu từ thị trường nước ngoài có thể được thu thập, xử lý và phân tích nhanh hơn nhiều so với trước (Banalieva &amp; Dhanaraj, 2019).</w:t>
       </w:r>
     </w:p>
     <w:bookmarkEnd w:id="25"/>
@@ -244,7 +244,7 @@
         <w:pStyle w:val="FirstParagraph"/>
       </w:pPr>
       <w:r>
-        <w:t xml:space="preserve">Lý thuyết dựa trên nguồn lực (Resource-Based View — RBV) do Wernerfelt (1984) đặt nền và được Barney (1991) hệ thống hóa thành một khung lý thuyết có ảnh hưởng bền vững. RBV cho rằng doanh nghiệp không chỉ là tập hợp các hoạt động giá trị (value chain) mà còn là bó nguồn lực (bundle of resources), và sự khác biệt về hiệu quả lâu dài giữa các doanh nghiệp bắt nguồn từ sự khác biệt trong sở hữu và khai thác các nguồn lực thỏa mãn tiêu chí VRIN: có giá trị (Valuable), hiếm có (Rare), khó sao chép (Inimitable), và khó thay thế (Non-substitutable).</w:t>
+        <w:t xml:space="preserve">Lý thuyết dựa trên nguồn lực (Resource-Based View, RBV) do Wernerfelt (1984) đặt nền và được Barney (1991) hệ thống hóa thành một khung lý thuyết có ảnh hưởng bền vững. RBV cho rằng doanh nghiệp không chỉ là tập hợp các hoạt động giá trị (value chain) mà còn là bó nguồn lực (bundle of resources), và sự khác biệt về hiệu quả lâu dài giữa các doanh nghiệp bắt nguồn từ sự khác biệt trong sở hữu và khai thác các nguồn lực thỏa mãn tiêu chí VRIN: có giá trị (Valuable), hiếm có (Rare), khó sao chép (Inimitable), và khó thay thế (Non-substitutable).</w:t>
       </w:r>
     </w:p>
     <w:p>
@@ -260,7 +260,7 @@
         <w:pStyle w:val="BodyText"/>
       </w:pPr>
       <w:r>
-        <w:t xml:space="preserve">Trong bối cảnh đương đại, RBV được mở rộng bằng lý thuyết năng lực động (dynamic capabilities) của Teece et al. (1997), nhấn mạnh khả năng của doanh nghiệp trong việc tích hợp, xây dựng và tái cấu hình các năng lực nội bộ để ứng phó với môi trường cạnh tranh thay đổi nhanh chóng. Trong kỷ nguyên số, năng lực công nghệ (TCI) — theo phân biệt của luận án — được xem là một dạng năng lực động quan trọng, cho phép doanh nghiệp tái cấu hình nguồn lực và mô hình kinh doanh để ứng phó với bất định trong quốc tế hóa (Bhandari et al., 2023; Verhoef et al., 2021). DAI — chỉ số áp dụng số nền tảng (Tier-1 proxy) đo lường sự hiện diện website — phản ánh mức độ chấp nhận kỹ thuật số cơ bản chứ không phải năng lực động theo nghĩa Teece et al. (1997). RBV cung cấp nền lý thuyết trực tiếp cho giả thuyết H2 về vai trò điều tiết của TCI, trong khi H3 về DAI được neo đậu trong Foundational Digital Adoption Framework (Banalieva &amp; Dhanaraj, 2019).</w:t>
+        <w:t xml:space="preserve">Trong bối cảnh đương đại, RBV được mở rộng bằng lý thuyết năng lực động (dynamic capabilities) của Teece et al. (1997), nhấn mạnh khả năng của doanh nghiệp trong việc tích hợp, xây dựng và tái cấu hình các năng lực nội bộ để ứng phó với môi trường cạnh tranh thay đổi nhanh chóng. Trong kỷ nguyên số, năng lực công nghệ (TCI), theo phân biệt của luận án, được xem là một dạng năng lực động quan trọng, cho phép doanh nghiệp tái cấu hình nguồn lực và mô hình kinh doanh để ứng phó với bất định trong quốc tế hóa (Bhandari et al., 2023; Verhoef et al., 2021). DAI, chỉ số áp dụng số nền tảng (Tier-1 proxy) đo lường sự hiện diện website, phản ánh mức độ chấp nhận kỹ thuật số cơ bản chứ không phải năng lực động theo nghĩa Teece et al. (1997). RBV cung cấp nền lý thuyết trực tiếp cho giả thuyết H2 về vai trò điều tiết của TCI, trong khi H3 về DAI được neo đậu trong Foundational Digital Adoption Framework (Banalieva &amp; Dhanaraj, 2019).</w:t>
       </w:r>
     </w:p>
     <w:bookmarkEnd w:id="26"/>
@@ -278,23 +278,23 @@
         <w:pStyle w:val="FirstParagraph"/>
       </w:pPr>
       <w:r>
-        <w:t xml:space="preserve">Lý thuyết thể chế (Institutional Theory) trong kinh doanh quốc tế rút từ nhiều nguồn lý luận: kinh tế học thể chế mới của North (1990), xã hội học thể chế của Scott (1995), và lý thuyết về khoảng trống thể chế (institutional voids) của Khanna và Palepu (2010). Điểm chung của các tiếp cận này là nhấn mạnh vai trò của môi trường thể chế — cả chính thức lẫn phi chính thức — trong việc định hình chiến lược và kết quả kinh doanh của doanh nghiệp.</w:t>
-      </w:r>
-    </w:p>
-    <w:p>
-      <w:pPr>
-        <w:pStyle w:val="BodyText"/>
-      </w:pPr>
-      <w:r>
-        <w:t xml:space="preserve">North (1990) chỉ ra rằng thể chế hiệu quả làm giảm chi phí giao dịch, bảo vệ quyền sở hữu trí tuệ, và tạo ra môi trường khuyến khích đầu tư dài hạn. Ngược lại, ở các nền kinh tế đang phát triển, sự vắng mặt hoặc yếu kém của các thể chế trung gian thị trường — từ hệ thống pháp lý đến thị trường vốn, từ tổ chức đánh giá tín nhiệm đến hiệp hội ngành nghề — tạo ra "khoảng trống thể chế" (institutional voids) làm tăng chi phí giao dịch và rủi ro cho doanh nghiệp khi hoạt động hoặc mở rộng ra nước ngoài (Khanna &amp; Palepu, 2010).</w:t>
-      </w:r>
-    </w:p>
-    <w:p>
-      <w:pPr>
-        <w:pStyle w:val="BodyText"/>
-      </w:pPr>
-      <w:r>
-        <w:t xml:space="preserve">Trong literature về I–P, bằng chứng meta-analytic của Marano et al. (2016) — phân tích 170 nghiên cứu với 32 quốc gia giai đoạn 1972–2012 — cho thấy thể chế quốc gia nguồn điều tiết đáng kể mối quan hệ quốc tế hóa — hiệu quả, với doanh nghiệp từ các nền kinh tế có thể chế yếu hơn có xu hướng thu được lợi ích thấp hơn hoặc thậm chí tổn thất từ quốc tế hóa. Cuervo-Cazurra et al. (2018) bổ sung rằng bất định thể chế ở quốc gia nguồn (home country uncertainty) không chỉ tạo ra thách thức mà còn có thể xây dựng năng lực quản lý bất định đặc thù, giúp doanh nghiệp ở các thị trường mới nổi cạnh tranh hiệu quả hơn ở các thị trường nước ngoài có đặc điểm tương tự. Lý thuyết thể chế cung cấp nền tảng lý luận cho giả thuyết H5 và cho khung ICRV trong luận án.</w:t>
+        <w:t xml:space="preserve">Lý thuyết thể chế (Institutional Theory) trong kinh doanh quốc tế rút từ nhiều nguồn lý luận: kinh tế học thể chế mới của North (1990), xã hội học thể chế của Scott (1995), và lý thuyết về khoảng trống thể chế (institutional voids) của Khanna và Palepu (2010). Điểm chung của các tiếp cận này là nhấn mạnh vai trò của môi trường thể chế, cả chính thức lẫn phi chính thức, trong việc định hình chiến lược và kết quả kinh doanh của doanh nghiệp.</w:t>
+      </w:r>
+    </w:p>
+    <w:p>
+      <w:pPr>
+        <w:pStyle w:val="BodyText"/>
+      </w:pPr>
+      <w:r>
+        <w:t xml:space="preserve">North (1990) chỉ ra rằng thể chế hiệu quả làm giảm chi phí giao dịch, bảo vệ quyền sở hữu trí tuệ, và tạo ra môi trường khuyến khích đầu tư dài hạn. Ngược lại, ở các nền kinh tế đang phát triển, sự vắng mặt hoặc yếu kém của các thể chế trung gian thị trường, từ hệ thống pháp lý đến thị trường vốn, từ tổ chức đánh giá tín nhiệm đến hiệp hội ngành nghề, tạo ra "khoảng trống thể chế" (institutional voids) làm tăng chi phí giao dịch và rủi ro cho doanh nghiệp khi hoạt động hoặc mở rộng ra nước ngoài (Khanna &amp; Palepu, 2010).</w:t>
+      </w:r>
+    </w:p>
+    <w:p>
+      <w:pPr>
+        <w:pStyle w:val="BodyText"/>
+      </w:pPr>
+      <w:r>
+        <w:t xml:space="preserve">Trong literature về I–P, bằng chứng meta-analytic của Marano et al. (2016), phân tích 170 nghiên cứu với 32 quốc gia giai đoạn 1972–2012, cho thấy thể chế quốc gia nguồn điều tiết đáng kể mối quan hệ quốc tế hóa, hiệu quả, với doanh nghiệp từ các nền kinh tế có thể chế yếu hơn có xu hướng thu được lợi ích thấp hơn hoặc thậm chí tổn thất từ quốc tế hóa. Cuervo-Cazurra et al. (2018) bổ sung rằng bất định thể chế ở quốc gia nguồn (home country uncertainty) không chỉ tạo ra thách thức mà còn có thể xây dựng năng lực quản lý bất định đặc thù, giúp doanh nghiệp ở các thị trường mới nổi cạnh tranh hiệu quả hơn ở các thị trường nước ngoài có đặc điểm tương tự. Lý thuyết thể chế cung cấp nền tảng lý luận cho giả thuyết H5 và cho khung ICRV trong luận án.</w:t>
       </w:r>
     </w:p>
     <w:bookmarkEnd w:id="27"/>
@@ -320,7 +320,7 @@
         <w:pStyle w:val="BodyText"/>
       </w:pPr>
       <w:r>
-        <w:t xml:space="preserve">Trong bối cảnh quốc tế hóa, Upper Echelons Theory có hai hàm ý trực tiếp. Thứ nhất, kinh nghiệm quốc tế của nhà quản trị cấp cao — được đo bằng số năm kinh nghiệm làm việc hoặc học tập ở nước ngoài, hay tiếp xúc với thị trường quốc tế — giúp giảm nhận thức về liability of foreignness và nâng cao khả năng đánh giá cơ hội, quản trị rủi ro ở thị trường quốc tế (Hsu et al., 2013; Sambharya, 1996). Thứ hai, sự đa dạng giới tính trong lãnh đạo — đặc biệt là sự hiện diện của quản trị viên nữ ở các vị trí lãnh đạo — liên quan đến nhận thức chiến lược đa chiều hơn và thực tiễn quản trị rủi ro thận trọng hơn, qua đó có tác động tích cực đến hiệu quả doanh nghiệp trong quá trình quốc tế hóa (Post &amp; Byron, 2015). Những hàm ý này cung cấp cơ sở lý thuyết cho giả thuyết H4 về vai trò điều tiết của đặc điểm nhà quản trị cấp cao.</w:t>
+        <w:t xml:space="preserve">Trong bối cảnh quốc tế hóa, Upper Echelons Theory có hai hàm ý trực tiếp. Thứ nhất, kinh nghiệm quốc tế của nhà quản trị cấp cao, được đo bằng số năm kinh nghiệm làm việc hoặc học tập ở nước ngoài, hay tiếp xúc với thị trường quốc tế, giúp giảm nhận thức về liability of foreignness và nâng cao khả năng đánh giá cơ hội, quản trị rủi ro ở thị trường quốc tế (Hsu et al., 2013; Sambharya, 1996). Thứ hai, sự đa dạng giới tính trong lãnh đạo, đặc biệt là sự hiện diện của quản trị viên nữ ở các vị trí lãnh đạo, liên quan đến nhận thức chiến lược đa chiều hơn và thực tiễn quản trị rủi ro thận trọng hơn, qua đó có tác động tích cực đến hiệu quả doanh nghiệp trong quá trình quốc tế hóa (Post &amp; Byron, 2015). Những hàm ý này cung cấp cơ sở lý thuyết cho giả thuyết H4 về vai trò điều tiết của đặc điểm nhà quản trị cấp cao.</w:t>
       </w:r>
     </w:p>
     <w:bookmarkEnd w:id="28"/>
@@ -413,7 +413,7 @@
         <w:pStyle w:val="BodyText"/>
       </w:pPr>
       <w:r>
-        <w:t xml:space="preserve">Giai đoạn thứ ba (từ cuối thập niên 2000 đến hiện tại) chuyển trọng tâm sang nghiên cứu các yếu tố điều tiết (moderators) — tức điều kiện bối cảnh làm thay đổi hình dạng, cường độ, hoặc dấu của mối quan hệ I–P. Các moderator được nghiên cứu bao gồm đặc điểm quốc gia nguồn (Marano et al., 2016), đặc điểm ngành (Kirca et al., 2012), năng lực lãnh đạo cấp cao (Hsu et al., 2013), và năng lực kỹ thuật số (Bhandari et al., 2023; Wu et al., 2022). Sự chuyển dịch này phản ánh nhận thức ngày càng sâu sắc rằng không có quan hệ I–P phổ quát — kết quả quốc tế hóa phụ thuộc vào điều kiện cụ thể của doanh nghiệp, ngành và quốc gia (Arte &amp; Larimo, 2022).</w:t>
+        <w:t xml:space="preserve">Giai đoạn thứ ba (từ cuối thập niên 2000 đến hiện tại) chuyển trọng tâm sang nghiên cứu các yếu tố điều tiết (moderators), tức điều kiện bối cảnh làm thay đổi hình dạng, cường độ, hoặc dấu của mối quan hệ I–P. Các moderator được nghiên cứu bao gồm đặc điểm quốc gia nguồn (Marano et al., 2016), đặc điểm ngành (Kirca et al., 2012), năng lực lãnh đạo cấp cao (Hsu et al., 2013), và năng lực kỹ thuật số (Bhandari et al., 2023; Wu et al., 2022). Sự chuyển dịch này phản ánh nhận thức ngày càng sâu sắc rằng không có quan hệ I–P phổ quát, kết quả quốc tế hóa phụ thuộc vào điều kiện cụ thể của doanh nghiệp, ngành và quốc gia (Arte &amp; Larimo, 2022).</w:t>
       </w:r>
     </w:p>
     <w:bookmarkEnd w:id="31"/>
@@ -439,15 +439,15 @@
         <w:pStyle w:val="BodyText"/>
       </w:pPr>
       <w:r>
-        <w:t xml:space="preserve">Bausch và Krist (2007) phân tích 65 nghiên cứu và tìm thấy tác động tổng hợp dương nhưng nhỏ (r ≈ 0,10), đồng thời xác nhận rằng mức độ dị biệt (heterogeneity) giữa các nghiên cứu rất cao với I² &gt; 80%, hàm ý rằng các moderator là nguồn giải thích chủ yếu cho sự khác biệt. Kirca et al. (2012) mở rộng pool lên 154 mẫu và tìm thấy tác động tổng hợp tương tự, đồng thời xác nhận vai trò của bối cảnh quốc gia và ngành. Marano et al. (2016) — nghiên cứu meta-analytic toàn diện nhất trong literature với 170 nghiên cứu và 32 quốc gia — tìm thấy r ≈ 0,07–0,13 và chứng minh rằng thể chế quốc gia nguồn là moderator quan trọng nhất trong tất cả các biến bối cảnh được kiểm định. Wu et al. (2022) cập nhật với pool 218 effect sizes tập trung vào các emerging market multinationals (EMNEs) và tìm thấy mô hình moderator tương tự. Tại hội nghị ICBEF 2024, kết quả sơ bộ từ pool nghiên cứu về châu Á với k = 113 nghiên cứu cho thấy r = 0,07 — nhất quán với các meta-analyses toàn cầu nhưng cụ thể hơn về bối cảnh châu Á. Luận án này mở rộng pool đó thông qua Nghiên cứu P6 — một meta-analysis ba tầng (three-level MARA) với k = 238 nghiên cứu và K = 288 effect sizes từ châu Á và Thái Bình Dương, ước lượng r̄ = 0,074 [KTC 95%: 0,060; 0,088], I² = 62,4%, Q_M(ICRV) = 17,35 (df = 4, p = ,002). Kết quả này xác nhận tác động tổng hợp dương nhỏ nhưng bền vững, đồng thời chứng minh rằng gradient ICRV — turning point giảm dần khi chuyển từ thể chế yếu sang thể chế mạnh — là moderator thực chất của mối quan hệ I–P trong bối cảnh châu Á (nghiên cứu thành phần P6).</w:t>
-      </w:r>
-    </w:p>
-    <w:p>
-      <w:pPr>
-        <w:pStyle w:val="BodyText"/>
-      </w:pPr>
-      <w:r>
-        <w:t xml:space="preserve">Nhìn chung, bằng chứng meta-analytic cho thấy ba kết luận quan trọng: tác động tổng hợp của quốc tế hóa lên hiệu quả là dương nhưng khiêm tốn; mức dị biệt cực kỳ cao; và các moderator bối cảnh — đặc biệt là thể chế quốc gia, năng lực doanh nghiệp, và đặc điểm ngành — là những nguồn giải thích chính cho sự khác biệt giữa các nghiên cứu. Đây là luận điểm cơ bản biện hộ cho sự cần thiết của một khung giải thích đa tầng.</w:t>
+        <w:t xml:space="preserve">Bausch và Krist (2007) phân tích 65 nghiên cứu và tìm thấy tác động tổng hợp dương nhưng nhỏ (r ≈ 0, 10), đồng thời xác nhận rằng mức độ dị biệt (heterogeneity) giữa các nghiên cứu rất cao với I² &gt; 80%, hàm ý rằng các moderator là nguồn giải thích chủ yếu cho sự khác biệt. Kirca et al. (2012) mở rộng pool lên 154 mẫu và tìm thấy tác động tổng hợp tương tự, đồng thời xác nhận vai trò của bối cảnh quốc gia và ngành. Marano et al. (2016), nghiên cứu meta-analytic toàn diện nhất trong literature với 170 nghiên cứu và 32 quốc gia, tìm thấy r ≈ 0, 07–0, 13 và chứng minh rằng thể chế quốc gia nguồn là moderator quan trọng nhất trong tất cả các biến bối cảnh được kiểm định. Wu et al. (2022) cập nhật với pool 218 effect sizes tập trung vào các emerging market multinationals (EMNEs) và tìm thấy mô hình moderator tương tự. Tại hội nghị ICBEF 2024, kết quả sơ bộ từ pool nghiên cứu về châu Á với k = 113 nghiên cứu cho thấy r = 0, 07, nhất quán với các meta-analyses toàn cầu nhưng cụ thể hơn về bối cảnh châu Á. Luận án này mở rộng pool đó thông qua Nghiên cứu P6, một meta-analysis ba tầng (three-level MARA) với k = 238 nghiên cứu và K = 288 effect sizes từ châu Á và Thái Bình Dương, ước lượng r̄ = 0, 074 [KTC 95%: 0, 060; 0, 088], I² = 62, 4%, Q_M(ICRV) = 17, 35 (df = 4, p =, 002). Kết quả này xác nhận tác động tổng hợp dương nhỏ nhưng bền vững, đồng thời chứng minh rằng gradient ICRV, turning point giảm dần khi chuyển từ thể chế yếu sang thể chế mạnh, là moderator thực chất của mối quan hệ I–P trong bối cảnh châu Á (nghiên cứu thành phần P6).</w:t>
+      </w:r>
+    </w:p>
+    <w:p>
+      <w:pPr>
+        <w:pStyle w:val="BodyText"/>
+      </w:pPr>
+      <w:r>
+        <w:t xml:space="preserve">Nhìn chung, bằng chứng meta-analytic cho thấy ba kết luận quan trọng: tác động tổng hợp của quốc tế hóa lên hiệu quả là dương nhưng khiêm tốn; mức dị biệt cực kỳ cao; và các moderator bối cảnh, đặc biệt là thể chế quốc gia, năng lực doanh nghiệp, và đặc điểm ngành, là những nguồn giải thích chính cho sự khác biệt giữa các nghiên cứu. Đây là luận điểm cơ bản biện hộ cho sự cần thiết của một khung giải thích đa tầng.</w:t>
       </w:r>
     </w:p>
     <w:bookmarkEnd w:id="32"/>
@@ -473,15 +473,15 @@
         <w:pStyle w:val="BodyText"/>
       </w:pPr>
       <w:r>
-        <w:t xml:space="preserve">nghiên cứu thành phần P1 là nghiên cứu thực nghiệm multi-country quy mô lớn nhất hiện có về I–P trong bối cảnh châu Á mới nổi, phân tích 40.633 doanh nghiệp từ 17 nền kinh tế châu Á sử dụng dữ liệu WBES. Nghiên cứu tìm thấy: (i) tồn tại phân tầng năng suất rõ rệt giữa nhóm Chinese economies, South Asia và ASEAN, phản ánh sự dị biệt thể chế và năng lực giữa các nhóm; (ii) việc áp dụng công nghệ vừa làm tăng năng suất lao động trực tiếp vừa làm suy giảm đáng kể tác động bất lợi của các rào cản thể chế — phát hiện được gọi là "hiệu ứng lá chắn số" (digital shield effect). Nghiên cứu thành phần P2 kiểm định cụ thể với dữ liệu doanh nghiệp Trung Quốc và tìm thấy cấu trúc cubic inverted-U với ngưỡng FSTS tối ưu khoảng 47,8% — tức điểm turning point khá thấp so với các nền kinh tế tiên tiến. Luận án kế thừa và mở rộng các kết quả này trên pool đầy đủ 49 nền kinh tế (bao gồm 9 nền kinh tế đảo nhỏ Thái Bình Dương).</w:t>
-      </w:r>
-    </w:p>
-    <w:p>
-      <w:pPr>
-        <w:pStyle w:val="BodyText"/>
-      </w:pPr>
-      <w:r>
-        <w:t xml:space="preserve">Phần lớn các nghiên cứu về I–P trong bối cảnh châu Á tập trung vào Nhật Bản, Hàn Quốc, Đài Loan, và Trung Quốc — trong khi các nền kinh tế chuyển đổi như Việt Nam, Campuchia, Bangladesh, và đặc biệt là các SIDS, về cơ bản thiếu vắng trong literature. Sự thiếu đại diện này tạo ra khoảng trống nghiêm trọng trong khả năng khái quát hóa lý thuyết, vì các nền kinh tế frontier và SIDS có thể là địa điểm quan trọng để kiểm định điều kiện biên (boundary conditions) của các lý thuyết về I–P.</w:t>
+        <w:t xml:space="preserve">nghiên cứu thành phần P1 là nghiên cứu thực nghiệm multi-country quy mô lớn nhất hiện có về I–P trong bối cảnh châu Á mới nổi, phân tích 40.633 doanh nghiệp từ 17 nền kinh tế châu Á sử dụng dữ liệu WBES. Nghiên cứu tìm thấy: (i) tồn tại phân tầng năng suất rõ rệt giữa nhóm Chinese economies, South Asia và ASEAN, phản ánh sự dị biệt thể chế và năng lực giữa các nhóm; (ii) việc áp dụng công nghệ vừa làm tăng năng suất lao động trực tiếp vừa làm suy giảm đáng kể tác động bất lợi của các rào cản thể chế, phát hiện được gọi là "hiệu ứng lá chắn số" (digital shield effect). Nghiên cứu thành phần P2 kiểm định cụ thể với dữ liệu doanh nghiệp Trung Quốc và tìm thấy cấu trúc cubic inverted-U với ngưỡng FSTS tối ưu khoảng 47, 8%, tức điểm turning point khá thấp so với các nền kinh tế tiên tiến. Luận án kế thừa và mở rộng các kết quả này trên pool đầy đủ 49 nền kinh tế (bao gồm 9 nền kinh tế đảo nhỏ Thái Bình Dương).</w:t>
+      </w:r>
+    </w:p>
+    <w:p>
+      <w:pPr>
+        <w:pStyle w:val="BodyText"/>
+      </w:pPr>
+      <w:r>
+        <w:t xml:space="preserve">Phần lớn các nghiên cứu về I–P trong bối cảnh châu Á tập trung vào Nhật Bản, Hàn Quốc, Đài Loan, và Trung Quốc, trong khi các nền kinh tế chuyển đổi như Việt Nam, Campuchia, Bangladesh, và đặc biệt là các SIDS, về cơ bản thiếu vắng trong literature. Sự thiếu đại diện này tạo ra khoảng trống nghiêm trọng trong khả năng khái quát hóa lý thuyết, vì các nền kinh tế frontier và SIDS có thể là địa điểm quan trọng để kiểm định điều kiện biên (boundary conditions) của các lý thuyết về I–P.</w:t>
       </w:r>
     </w:p>
     <w:bookmarkEnd w:id="33"/>
@@ -551,7 +551,7 @@
         <w:t xml:space="preserve"> </w:t>
       </w:r>
       <w:r>
-        <w:t xml:space="preserve">Các meta-analyses nhất quán cho thấy I² &gt; 80% — tức hơn 80% biến thiên trong effect size không được giải thích bởi sai số ngẫu nhiên mà bởi sự khác biệt có hệ thống giữa các bối cảnh (Bausch &amp; Krist, 2007; Marano et al., 2016). Tuy nhiên, hầu hết các nghiên cứu thực nghiệm hiện tại chỉ kiểm định một hoặc hai moderator từ một lý thuyết đơn lẻ, không có khả năng giải thích đồng thời heterogeneity do bối cảnh thể chế, năng lực doanh nghiệp, và đặc điểm lãnh đạo tạo ra. Không có lý thuyết đơn lẻ nào — dù là Uppsala, RBV, Institutional Theory, hay Upper Echelons Theory — đủ để giải thích đầy đủ sự phức tạp của I–P relationship trong bối cảnh đa quốc gia đa dạng như châu Á. Khoảng trống này đòi hỏi một khung tích hợp đa tầng, trong đó các lý thuyết bổ sung cho nhau thay vì cạnh tranh nhau.</w:t>
+        <w:t xml:space="preserve">Các meta-analyses nhất quán cho thấy I² &gt; 80%, tức hơn 80% biến thiên trong effect size không được giải thích bởi sai số ngẫu nhiên mà bởi sự khác biệt có hệ thống giữa các bối cảnh (Bausch &amp; Krist, 2007; Marano et al., 2016). Tuy nhiên, hầu hết các nghiên cứu thực nghiệm hiện tại chỉ kiểm định một hoặc hai moderator từ một lý thuyết đơn lẻ, không có khả năng giải thích đồng thời heterogeneity do bối cảnh thể chế, năng lực doanh nghiệp, và đặc điểm lãnh đạo tạo ra. Không có lý thuyết đơn lẻ nào, dù là Uppsala, RBV, Institutional Theory, hay Upper Echelons Theory, đủ để giải thích đầy đủ sự phức tạp của I–P relationship trong bối cảnh đa quốc gia đa dạng như châu Á. Khoảng trống này đòi hỏi một khung tích hợp đa tầng, trong đó các lý thuyết bổ sung cho nhau thay vì cạnh tranh nhau.</w:t>
       </w:r>
     </w:p>
     <w:p>
@@ -587,15 +587,15 @@
         <w:t xml:space="preserve"> </w:t>
       </w:r>
       <w:r>
-        <w:t xml:space="preserve">Mặc dù châu Á là khu vực kinh tế năng động và đa dạng nhất thế giới, literature về I–P vẫn thiếu bằng chứng đa quốc gia bao quát đủ rộng để kiểm định khả năng tổng quát hóa của các lý thuyết. Pool 17 nước của nghiên cứu thành phần P1 là baseline lớn nhất hiện có trong literature về châu Á, nhưng vẫn chưa bao gồm các nền kinh tế frontier và SIDS — những địa điểm cực kỳ quan trọng để kiểm định boundary conditions. Thiếu vắng các bằng chứng này khiến cho các lý thuyết về I–P — vốn được xây dựng chủ yếu trên dữ liệu từ Nhật Bản, Hàn Quốc, và các nền kinh tế tiên tiến — có nguy cơ bị áp dụng sai trong bối cảnh các nền kinh tế đang phát triển và chuyển đổi ở châu Á.</w:t>
-      </w:r>
-    </w:p>
-    <w:p>
-      <w:pPr>
-        <w:pStyle w:val="BodyText"/>
-      </w:pPr>
-      <w:r>
-        <w:t xml:space="preserve">Ba khoảng trống này hội tụ vào một hướng giải quyết chung: cần phát triển và kiểm định một khung giải thích tích hợp đa tầng (multi-tier integrated framework) trên dữ liệu đa quốc gia đủ rộng và đủ đa dạng về thể chế để bao phủ toàn bộ gradient thể chế của châu Á. Luận án đề xuất khung CDCM (Context-Contingent Digital-and-Capability Model) — là khung lý thuyết tích hợp đa tầng kết hợp bối cảnh thể chế (tầng vĩ mô, vận hành hóa bằng ICRV), năng lực doanh nghiệp với TCI và DAI riêng biệt (tầng tổ chức), đặc điểm nhà quản trị cấp cao (tầng cá nhân), và lớp mở rộng digital capability lens. Trong khung này, FSTS là biến độc lập chính và hiệu quả doanh nghiệp (labor productivity) là biến phụ thuộc.</w:t>
+        <w:t xml:space="preserve">Mặc dù châu Á là khu vực kinh tế năng động và đa dạng nhất thế giới, literature về I–P vẫn thiếu bằng chứng đa quốc gia bao quát đủ rộng để kiểm định khả năng tổng quát hóa của các lý thuyết. Pool 17 nước của nghiên cứu thành phần P1 là baseline lớn nhất hiện có trong literature về châu Á, nhưng vẫn chưa bao gồm các nền kinh tế frontier và SIDS, những địa điểm cực kỳ quan trọng để kiểm định boundary conditions. Thiếu vắng các bằng chứng này khiến cho các lý thuyết về I–P, vốn được xây dựng chủ yếu trên dữ liệu từ Nhật Bản, Hàn Quốc, và các nền kinh tế tiên tiến, có nguy cơ bị áp dụng sai trong bối cảnh các nền kinh tế đang phát triển và chuyển đổi ở châu Á.</w:t>
+      </w:r>
+    </w:p>
+    <w:p>
+      <w:pPr>
+        <w:pStyle w:val="BodyText"/>
+      </w:pPr>
+      <w:r>
+        <w:t xml:space="preserve">Ba khoảng trống này hội tụ vào một hướng giải quyết chung: cần phát triển và kiểm định một khung giải thích tích hợp đa tầng (multi-tier integrated framework) trên dữ liệu đa quốc gia đủ rộng và đủ đa dạng về thể chế để bao phủ toàn bộ gradient thể chế của châu Á. Luận án đề xuất khung CDCM (Context-Contingent Digital-and-Capability Model), là khung lý thuyết tích hợp đa tầng kết hợp bối cảnh thể chế (tầng vĩ mô, vận hành hóa bằng ICRV), năng lực doanh nghiệp với TCI và DAI riêng biệt (tầng tổ chức), đặc điểm nhà quản trị cấp cao (tầng cá nhân), và lớp mở rộng digital capability lens. Trong khung này, FSTS là biến độc lập chính và hiệu quả doanh nghiệp (labor productivity) là biến phụ thuộc.</w:t>
       </w:r>
     </w:p>
     <w:p>
@@ -607,13 +607,13 @@
           <w:bCs/>
           <w:b/>
         </w:rPr>
-        <w:t xml:space="preserve">Từ khoảng trống đến Nghiên cứu P7 — Kiểm định CDCM trên 49 nền kinh tế châu Á.</w:t>
+        <w:t xml:space="preserve">Từ khoảng trống đến Nghiên cứu P7, Kiểm định CDCM trên 49 nền kinh tế châu Á.</w:t>
       </w:r>
       <w:r>
         <w:t xml:space="preserve"> </w:t>
       </w:r>
       <w:r>
-        <w:t xml:space="preserve">Khoảng trống thứ nhất và thứ ba hội tụ vào một câu hỏi kiểm định trực tiếp: liệu CDCM có thể giải thích đồng thời heterogeneity I–P khi kiểm soát đầy đủ cả ba tầng trong một mô hình tích hợp ở quy mô đủ rộng để bao phủ toàn bộ gradient ICRV không? Literature hiện tại chưa có bằng chứng kiểm định đồng thời năm moderator chính (TCI, DAI, kinh nghiệm quản trị, giới tính nhà quản trị, ICRV) trong một mô hình hồi quy đơn lẻ trên dữ liệu đa quốc gia quy mô lớn. Nghiên cứu thành phần P7 — Nghiên cứu P7 — lấp đầy khoảng trống này bằng dữ liệu WBES từ 49 nền kinh tế (N = 84.910–91.982 doanh nghiệp, 102 country-year waves), bao phủ toàn bộ gradient ICRV từ nhóm tiên tiến đến SIDS, kiểm định đồng thời H1–H6 với country-year fixed effects. Kết quả turning point trung bình ~36% FSTS tại P7 — thấp hơn P3 Vietnam (~40%) và P5 Trung Quốc (~49%) — xác nhận ICRV điều tiết vị trí turning point theo gradient dự đoán lý thuyết, đóng góp bằng chứng kiểm định tích hợp đầu tiên cho CDCM ở cấp độ liên quốc gia quy mô lớn.</w:t>
+        <w:t xml:space="preserve">Khoảng trống thứ nhất và thứ ba hội tụ vào một câu hỏi kiểm định trực tiếp: liệu CDCM có thể giải thích đồng thời heterogeneity I–P khi kiểm soát đầy đủ cả ba tầng trong một mô hình tích hợp ở quy mô đủ rộng để bao phủ toàn bộ gradient ICRV không? Literature hiện tại chưa có bằng chứng kiểm định đồng thời năm moderator chính (TCI, DAI, kinh nghiệm quản trị, giới tính nhà quản trị, ICRV) trong một mô hình hồi quy đơn lẻ trên dữ liệu đa quốc gia quy mô lớn. Nghiên cứu thành phần P7, Nghiên cứu P7, lấp đầy khoảng trống này bằng dữ liệu WBES từ 49 nền kinh tế (N = 84.910–91.982 doanh nghiệp, 102 country-year waves), bao phủ toàn bộ gradient ICRV từ nhóm tiên tiến đến SIDS, kiểm định đồng thời H1–H6 với country-year fixed effects. Kết quả turning point trung bình ~36% FSTS tại P7, thấp hơn P3 Vietnam (~40%) và P5 Trung Quốc (~49%), xác nhận ICRV điều tiết vị trí turning point theo gradient dự đoán lý thuyết, đóng góp bằng chứng kiểm định tích hợp đầu tiên cho CDCM ở cấp độ liên quốc gia quy mô lớn.</w:t>
       </w:r>
     </w:p>
     <w:p>
@@ -625,13 +625,13 @@
           <w:bCs/>
           <w:b/>
         </w:rPr>
-        <w:t xml:space="preserve">Từ khoảng trống đến Nghiên cứu P8 — Kiểm định điều kiện biên FIP tại SIDS.</w:t>
+        <w:t xml:space="preserve">Từ khoảng trống đến Nghiên cứu P8, Kiểm định điều kiện biên FIP tại SIDS.</w:t>
       </w:r>
       <w:r>
         <w:t xml:space="preserve"> </w:t>
       </w:r>
       <w:r>
-        <w:t xml:space="preserve">Khoảng trống thứ ba không chỉ đòi hỏi mở rộng phạm vi địa lý mà còn đòi hỏi kiểm định điều kiện biên lý thuyết cực trị: liệu có tồn tại bối cảnh nơi inverted-U hoàn toàn sụp đổ thành quan hệ âm đơn điệu? Không có nghiên cứu nào trong literature I–P hiện tại kiểm định "Forced Internationalization Penalty" (FIP) — bối cảnh mà quốc tế hóa là gánh nặng sinh tồn, không phải lựa chọn chiến lược dựa trên lợi thế cạnh tranh. Nghiên cứu thành phần P8 — Nghiên cứu P8 — kiểm định H1b bằng dữ liệu WBES từ các nền kinh tế SIDS (Fiji, Tonga, Solomon Islands, Vanuatu, Samoa), nơi ba điều kiện cấu trúc cơ bản của inverted-U đồng thời bị vi phạm: thị trường nội địa cực nhỏ, chi phí logistics cao bất thường, và hỗ trợ thể chế cho xuất khẩu gần như không tồn tại. Kết quả P8 xác định boundary condition cực trị của CDCM: điểm nơi lý thuyết đường cong chữ U ngược không còn ứng dụng được.</w:t>
+        <w:t xml:space="preserve">Khoảng trống thứ ba không chỉ đòi hỏi mở rộng phạm vi địa lý mà còn đòi hỏi kiểm định điều kiện biên lý thuyết cực trị: liệu có tồn tại bối cảnh nơi inverted-U hoàn toàn sụp đổ thành quan hệ âm đơn điệu? Không có nghiên cứu nào trong literature I–P hiện tại kiểm định "Forced Internationalization Penalty" (FIP), bối cảnh mà quốc tế hóa là gánh nặng sinh tồn, không phải lựa chọn chiến lược dựa trên lợi thế cạnh tranh. Nghiên cứu thành phần P8, Nghiên cứu P8, kiểm định H1b bằng dữ liệu WBES từ các nền kinh tế SIDS (Fiji, Tonga, Solomon Islands, Vanuatu, Samoa), nơi ba điều kiện cấu trúc cơ bản của inverted-U đồng thời bị vi phạm: thị trường nội địa cực nhỏ, chi phí logistics cao bất thường, và hỗ trợ thể chế cho xuất khẩu gần như không tồn tại. Kết quả P8 xác định boundary condition cực trị của CDCM: điểm nơi lý thuyết đường cong chữ U ngược không còn ứng dụng được.</w:t>
       </w:r>
     </w:p>
     <w:p>
@@ -673,23 +673,23 @@
         <w:pStyle w:val="BodyText"/>
       </w:pPr>
       <w:r>
-        <w:t xml:space="preserve">Tầng vĩ mô — bối cảnh thể chế — được vận hành hóa bằng khung ICRV với sáu sub-regime theo gradient từ Advanced Innovation-Driven đến SIDS. Ở tầng này, ICRV điều tiết mối quan hệ I–P thông qua hai cơ chế: (i) mức độ khoảng trống thể chế (institutional voids) ảnh hưởng đến chi phí giao dịch xuyên biên giới; và (ii) chất lượng thể chế ảnh hưởng đến khả năng doanh nghiệp khai thác lợi ích từ quốc tế hóa. Ở các nền kinh tế frontier và SIDS, khoảng trống thể chế cực kỳ lớn có thể đảo ngược quan hệ I–P, biến lợi ích tiềm năng thành tổn thất thực tế (nghiên cứu thành phần P8).</w:t>
-      </w:r>
-    </w:p>
-    <w:p>
-      <w:pPr>
-        <w:pStyle w:val="BodyText"/>
-      </w:pPr>
-      <w:r>
-        <w:t xml:space="preserve">Tầng tổ chức — năng lực doanh nghiệp — bao gồm TCI và DAI như hai moderator độc lập với cơ chế tác động khác nhau. TCI đóng vai trò như một "nâng đỡ mặt bằng" (level shifter): doanh nghiệp có TCI cao sẽ đạt hiệu quả cao hơn ở mọi mức độ FSTS, và đặc biệt có khả năng khai thác lợi ích quốc tế hóa tốt hơn nhờ năng lực hấp thụ tri thức và công nghệ từ thị trường nước ngoài. DAI, ngược lại, đóng vai trò là "bộ đệm phối hợp số" (digital coordination buffer): ở mức FSTS cao, DAI giúp giảm chi phí điều phối xuyên biên giới, làm chuyển dịch điểm turning point sang phải và kéo dài giai đoạn lợi ích dương của quan hệ I–P.</w:t>
-      </w:r>
-    </w:p>
-    <w:p>
-      <w:pPr>
-        <w:pStyle w:val="BodyText"/>
-      </w:pPr>
-      <w:r>
-        <w:t xml:space="preserve">Tầng cá nhân — đặc điểm nhà quản trị cấp cao — bao gồm kinh nghiệm quản trị và giới tính nhà quản trị như các moderator vi mô. Kinh nghiệm quốc tế của nhà quản trị giảm chi phí nhận thức của liability of foreignness; sự hiện diện của quản trị viên nữ tăng cường đa dạng nhận thức và thận trọng trong quản trị rủi ro quốc tế.</w:t>
+        <w:t xml:space="preserve">Tầng vĩ mô, bối cảnh thể chế, được vận hành hóa bằng khung ICRV với sáu sub-regime theo gradient từ Advanced Innovation-Driven đến SIDS. Ở tầng này, ICRV điều tiết mối quan hệ I–P thông qua hai cơ chế: (i) mức độ khoảng trống thể chế (institutional voids) ảnh hưởng đến chi phí giao dịch xuyên biên giới; và (ii) chất lượng thể chế ảnh hưởng đến khả năng doanh nghiệp khai thác lợi ích từ quốc tế hóa. Ở các nền kinh tế frontier và SIDS, khoảng trống thể chế cực kỳ lớn có thể đảo ngược quan hệ I–P, biến lợi ích tiềm năng thành tổn thất thực tế (nghiên cứu thành phần P8).</w:t>
+      </w:r>
+    </w:p>
+    <w:p>
+      <w:pPr>
+        <w:pStyle w:val="BodyText"/>
+      </w:pPr>
+      <w:r>
+        <w:t xml:space="preserve">Tầng tổ chức, năng lực doanh nghiệp, bao gồm TCI và DAI như hai moderator độc lập với cơ chế tác động khác nhau. TCI đóng vai trò như một "nâng đỡ mặt bằng" (level shifter): doanh nghiệp có TCI cao sẽ đạt hiệu quả cao hơn ở mọi mức độ FSTS, và đặc biệt có khả năng khai thác lợi ích quốc tế hóa tốt hơn nhờ năng lực hấp thụ tri thức và công nghệ từ thị trường nước ngoài. DAI, ngược lại, đóng vai trò là "bộ đệm phối hợp số" (digital coordination buffer): ở mức FSTS cao, DAI giúp giảm chi phí điều phối xuyên biên giới, làm chuyển dịch điểm turning point sang phải và kéo dài giai đoạn lợi ích dương của quan hệ I–P.</w:t>
+      </w:r>
+    </w:p>
+    <w:p>
+      <w:pPr>
+        <w:pStyle w:val="BodyText"/>
+      </w:pPr>
+      <w:r>
+        <w:t xml:space="preserve">Tầng cá nhân, đặc điểm nhà quản trị cấp cao, bao gồm kinh nghiệm quản trị và giới tính nhà quản trị như các moderator vi mô. Kinh nghiệm quốc tế của nhà quản trị giảm chi phí nhận thức của liability of foreignness; sự hiện diện của quản trị viên nữ tăng cường đa dạng nhận thức và thận trọng trong quản trị rủi ro quốc tế.</w:t>
       </w:r>
     </w:p>
     <w:p>
@@ -707,7 +707,7 @@
       <w:r>
         <w:drawing>
           <wp:inline>
-            <wp:extent cx="5753100" cy="3558086"/>
+            <wp:extent cx="5334000" cy="3298888"/>
             <wp:effectExtent b="0" l="0" r="0" t="0"/>
             <wp:docPr descr="Hình 2.1. Khung khái niệm tích hợp đa tầng CDCM cho quan hệ Quốc tế hóa–Hiệu quả tại châu Á" title="" id="38" name="Picture"/>
             <a:graphic>
@@ -728,7 +728,7 @@
                   <pic:spPr bwMode="auto">
                     <a:xfrm>
                       <a:off x="0" y="0"/>
-                      <a:ext cx="5753100" cy="3558086"/>
+                      <a:ext cx="5334000" cy="3298888"/>
                     </a:xfrm>
                     <a:prstGeom prst="rect">
                       <a:avLst/>
@@ -772,7 +772,7 @@
         <w:t xml:space="preserve"> </w:t>
       </w:r>
       <w:r>
-        <w:t xml:space="preserve">Mũi tên liền thể hiện tác động trực tiếp (H1 — quan hệ phi tuyến chữ U ngược); mũi tên đứt thể hiện tác động điều tiết của ba tầng (thể chế ICRV — H5; năng lực số TCI/DAI — H2, H3; đặc điểm nhà quản trị — H4); mũi tên chấm thể hiện điều kiện biên FIP (H1b) tại nhóm SIDS. Biến kiểm soát không thể hiện để giữ rõ ràng.</w:t>
+        <w:t xml:space="preserve">Mũi tên liền thể hiện tác động trực tiếp (H1, quan hệ phi tuyến chữ U ngược); mũi tên đứt thể hiện tác động điều tiết của ba tầng (thể chế ICRV, H5; năng lực số TCI/DAI, H2, H3; đặc điểm nhà quản trị, H4); mũi tên chấm thể hiện điều kiện biên FIP (H1b) tại nhóm SIDS. Biến kiểm soát không thể hiện để giữ rõ ràng.</w:t>
       </w:r>
       <w:r>
         <w:t xml:space="preserve"> </w:t>
@@ -818,7 +818,7 @@
         <w:pStyle w:val="FirstParagraph"/>
       </w:pPr>
       <w:r>
-        <w:t xml:space="preserve">H1 dự báo quan hệ chữ U ngược — tức là tồn tại một mức FSTS tối ưu mà dưới ngưỡng đó quốc tế hóa tạo ra lợi ích, và trên ngưỡng đó chi phí điều phối vượt qua lợi ích học hỏi. Tuy nhiên, lý thuyết dự đoán này ngầm giả định rằng ba điều kiện cấu trúc cơ bản được đáp ứng: (i) tồn tại thị trường nội địa đủ lớn để doanh nghiệp có nền tảng hiệu suất và thanh khoản trước khi xuất khẩu; (ii) chi phí thương mại ở mức chấp nhận được, cho phép cân nhắc kinh tế hợp lý; và (iii) tồn tại hỗ trợ thể chế tối thiểu cho hoạt động trao đổi quốc tế.</w:t>
+        <w:t xml:space="preserve">H1 dự báo quan hệ chữ U ngược, tức là tồn tại một mức FSTS tối ưu mà dưới ngưỡng đó quốc tế hóa tạo ra lợi ích, và trên ngưỡng đó chi phí điều phối vượt qua lợi ích học hỏi. Tuy nhiên, lý thuyết dự đoán này ngầm giả định rằng ba điều kiện cấu trúc cơ bản được đáp ứng: (i) tồn tại thị trường nội địa đủ lớn để doanh nghiệp có nền tảng hiệu suất và thanh khoản trước khi xuất khẩu; (ii) chi phí thương mại ở mức chấp nhận được, cho phép cân nhắc kinh tế hợp lý; và (iii) tồn tại hỗ trợ thể chế tối thiểu cho hoạt động trao đổi quốc tế.</w:t>
       </w:r>
     </w:p>
     <w:p>
@@ -839,10 +839,7 @@
         <w:t xml:space="preserve">quan hệ âm đơn điệu không có điểm uốn</w:t>
       </w:r>
       <w:r>
-        <w:t xml:space="preserve"> </w:t>
-      </w:r>
-      <w:r>
-        <w:t xml:space="preserve">— tức là điều kiện biên lý thuyết nơi mọi mức độ quốc tế hóa đều gây tổn hại đến hiệu quả doanh nghiệp.</w:t>
+        <w:t xml:space="preserve">, tức là điều kiện biên lý thuyết nơi mọi mức độ quốc tế hóa đều gây tổn hại đến hiệu quả doanh nghiệp.</w:t>
       </w:r>
     </w:p>
     <w:p>
@@ -863,10 +860,7 @@
         <w:t xml:space="preserve">âm đơn điệu</w:t>
       </w:r>
       <w:r>
-        <w:t xml:space="preserve"> </w:t>
-      </w:r>
-      <w:r>
-        <w:t xml:space="preserve">— không có điểm turning point trong phạm vi dữ liệu — phản ánh gánh nặng quốc tế hóa bắt buộc (Forced Internationalization Penalty — FIP) nơi doanh nghiệp xuất khẩu để sinh tồn chứ không phải để khai thác lợi thế cạnh tranh. Cơ sở lý thuyết bao gồm Institutional Theory (North, 1990), lý thuyết chi phí giao dịch (Williamson, 1985), Khanna và Palepu (2010) về institutional voids, và Lall (2004) về SIDS structural constraints.</w:t>
+        <w:t xml:space="preserve">, không có điểm turning point trong phạm vi dữ liệu, phản ánh gánh nặng quốc tế hóa bắt buộc (Forced Internationalization Penalty, FIP) nơi doanh nghiệp xuất khẩu để sinh tồn chứ không phải để khai thác lợi thế cạnh tranh. Cơ sở lý thuyết bao gồm Institutional Theory (North, 1990), lý thuyết chi phí giao dịch (Williamson, 1985), Khanna và Palepu (2010) về institutional voids, và Lall (2004) về SIDS structural constraints.</w:t>
       </w:r>
     </w:p>
     <w:bookmarkEnd w:id="42"/>
@@ -902,7 +896,7 @@
         <w:pStyle w:val="FirstParagraph"/>
       </w:pPr>
       <w:r>
-        <w:t xml:space="preserve">Phân biệt rõ với H2, DAI không có chiều sâu năng lực tổ chức như TCI nhưng có vai trò giảm thiểu chi phí phối hợp xuyên biên giới ở mức xuất khẩu cao. Giả thuyết H3 được phát biểu như sau. Chỉ số chấp nhận số (DAI) điều tiết mối quan hệ I–P, với vai trò bổ trợ rõ rệt hơn ở mức export intensity cao khi DAI giúp giảm chi phí phối hợp giao dịch xuyên biên giới — theo đó DAI làm thay đổi độ dốc của đường quan hệ I–P chứ không nhất thiết nâng mặt bằng hiệu quả như TCI. Cơ sở lý thuyết bao gồm Verhoef et al. (2021), Stallkamp và Schotter (2021), và Bustamante et al. (2022). Sự phân biệt cơ chế tác động giữa H2 và H3 là đóng góp lý thuyết quan trọng, cho phép phân tách TCI và DAI trong mô hình hồi quy thực nghiệm.</w:t>
+        <w:t xml:space="preserve">Phân biệt rõ với H2, DAI không có chiều sâu năng lực tổ chức như TCI nhưng có vai trò giảm thiểu chi phí phối hợp xuyên biên giới ở mức xuất khẩu cao. Giả thuyết H3 được phát biểu như sau. Chỉ số chấp nhận số (DAI) điều tiết mối quan hệ I–P, với vai trò bổ trợ rõ rệt hơn ở mức export intensity cao khi DAI giúp giảm chi phí phối hợp giao dịch xuyên biên giới, theo đó DAI làm thay đổi độ dốc của đường quan hệ I–P chứ không nhất thiết nâng mặt bằng hiệu quả như TCI. Cơ sở lý thuyết bao gồm Verhoef et al. (2021), Stallkamp và Schotter (2021), và Bustamante et al. (2022). Sự phân biệt cơ chế tác động giữa H2 và H3 là đóng góp lý thuyết quan trọng, cho phép phân tách TCI và DAI trong mô hình hồi quy thực nghiệm.</w:t>
       </w:r>
     </w:p>
     <w:bookmarkEnd w:id="44"/>
@@ -956,7 +950,7 @@
         <w:pStyle w:val="FirstParagraph"/>
       </w:pPr>
       <w:r>
-        <w:t xml:space="preserve">Dựa trên quan sát về tốc độ chuyển đổi số và thay đổi thể chế rất nhanh ở một số nền kinh tế châu Á, đặc biệt Trung Quốc, quan hệ I–P không nhất thiết ổn định theo thời gian. Giả thuyết H6 được phát biểu như sau. Hình dạng phi tuyến của quan hệ I–P — cụ thể là vị trí của điểm turning point và độ cong của đường quan hệ — thay đổi theo thời gian trong các nền kinh tế chuyển đổi nhanh, phản ánh sự phát triển của năng lực doanh nghiệp và cải thiện điều kiện thể chế qua các giai đoạn. Cơ sở lý thuyết bao gồm Wu et al. (2022), Xiao et al. (2013), và Banalieva và Dhanaraj (2019). Bằng chứng từ nghiên cứu thành phần P2 về sự ổn định tương đối của turning point Trung Quốc giữa 2012 và 2024 (Paternoster z = +0,82, p = .412, không bác bỏ bằng nhau) cung cấp cơ sở thực nghiệm bổ sung cho việc kiểm định H6 ở cấp độ luận án.</w:t>
+        <w:t xml:space="preserve">Dựa trên quan sát về tốc độ chuyển đổi số và thay đổi thể chế rất nhanh ở một số nền kinh tế châu Á, đặc biệt Trung Quốc, quan hệ I–P không nhất thiết ổn định theo thời gian. Giả thuyết H6 được phát biểu như sau. Hình dạng phi tuyến của quan hệ I–P, cụ thể là vị trí của điểm turning point và độ cong của đường quan hệ, thay đổi theo thời gian trong các nền kinh tế chuyển đổi nhanh, phản ánh sự phát triển của năng lực doanh nghiệp và cải thiện điều kiện thể chế qua các giai đoạn. Cơ sở lý thuyết bao gồm Wu et al. (2022), Xiao et al. (2013), và Banalieva và Dhanaraj (2019). Bằng chứng từ nghiên cứu thành phần P2 về sự ổn định tương đối của turning point Trung Quốc giữa 2012 và 2024 (Paternoster z = +0, 82, p = .412, không bác bỏ bằng nhau) cung cấp cơ sở thực nghiệm bổ sung cho việc kiểm định H6 ở cấp độ luận án.</w:t>
       </w:r>
     </w:p>
     <w:p>
@@ -1003,7 +997,7 @@
           <w:iCs/>
           <w:i/>
         </w:rPr>
-        <w:t xml:space="preserve">Ánh xạ nghiên cứu thành phần — chương — giả thuyết.</w:t>
+        <w:t xml:space="preserve">Ánh xạ nghiên cứu thành phần, chương, giả thuyết.</w:t>
       </w:r>
     </w:p>
     <w:tbl>
@@ -1131,7 +1125,7 @@
               <w:jc w:val="left"/>
             </w:pPr>
             <w:r>
-              <w:t xml:space="preserve">P3 — Việt Nam</w:t>
+              <w:t xml:space="preserve">P3, Việt Nam</w:t>
             </w:r>
           </w:p>
         </w:tc>
@@ -1181,7 +1175,7 @@
               <w:jc w:val="left"/>
             </w:pPr>
             <w:r>
-              <w:t xml:space="preserve">P4 — Singapore</w:t>
+              <w:t xml:space="preserve">P4, Singapore</w:t>
             </w:r>
           </w:p>
         </w:tc>
@@ -1231,7 +1225,7 @@
               <w:jc w:val="left"/>
             </w:pPr>
             <w:r>
-              <w:t xml:space="preserve">P5 — Trung Quốc 2012–2024</w:t>
+              <w:t xml:space="preserve">P5, Trung Quốc 2012–2024</w:t>
             </w:r>
           </w:p>
         </w:tc>
@@ -1281,7 +1275,7 @@
               <w:jc w:val="left"/>
             </w:pPr>
             <w:r>
-              <w:t xml:space="preserve">P6 — Meta-analysis ba tầng</w:t>
+              <w:t xml:space="preserve">P6, Meta-analysis ba tầng</w:t>
             </w:r>
           </w:p>
         </w:tc>
@@ -1331,7 +1325,7 @@
               <w:jc w:val="left"/>
             </w:pPr>
             <w:r>
-              <w:t xml:space="preserve">P7 — Capstone đa quốc gia (49 nền kinh tế)</w:t>
+              <w:t xml:space="preserve">P7, Capstone đa quốc gia (49 nền kinh tế)</w:t>
             </w:r>
           </w:p>
         </w:tc>
@@ -1381,7 +1375,7 @@
               <w:jc w:val="left"/>
             </w:pPr>
             <w:r>
-              <w:t xml:space="preserve">P8 — SIDS (9 nền kinh tế, Nhóm VI)</w:t>
+              <w:t xml:space="preserve">P8, SIDS (9 nền kinh tế, Nhóm VI)</w:t>
             </w:r>
           </w:p>
         </w:tc>
@@ -1432,7 +1426,7 @@
           <w:iCs/>
           <w:i/>
         </w:rPr>
-        <w:t xml:space="preserve">Ghi chú về ký hiệu: Hệ giả thuyết của luận án gồm sáu giả thuyết trọng tâm H1–H6 và một giả thuyết điều kiện biên H1b. Trong các mô hình thực nghiệm chi tiết ở Chương 3, một số nghiên cứu thành phần sử dụng các giả thuyết con (sub-hypotheses) lồng dưới hệ giả thuyết chính của luận án, cụ thể: H2b (kiểm định tính ổn định xuyên sóng của năng lực điều tiết — thuộc P5, lồng dưới H2/H6); H4a–H4b (kiểm định điều tiết độ cong theo năng lực — thuộc P5, lồng dưới H2); tương tác tổng hợp ba chiều của P7 (lồng dưới H3 và H5); và E1a–E1b (kiểm định định hướng gradient ICRV — lồng dưới H5). Các ký hiệu con này phục vụ độ chính xác kỹ thuật của từng mô hình và không làm thay đổi hệ giả thuyết trọng tâm H1–H6/H1b của luận án.</w:t>
+        <w:t xml:space="preserve">Ghi chú về ký hiệu: Hệ giả thuyết của luận án gồm sáu giả thuyết trọng tâm H1–H6 và một giả thuyết điều kiện biên H1b. Trong các mô hình thực nghiệm chi tiết ở Chương 3, một số nghiên cứu thành phần sử dụng các giả thuyết con (sub-hypotheses) lồng dưới hệ giả thuyết chính của luận án, cụ thể: H2b (kiểm định tính ổn định xuyên sóng của năng lực điều tiết, thuộc P5, lồng dưới H2/H6); H4a–H4b (kiểm định điều tiết độ cong theo năng lực, thuộc P5, lồng dưới H2); tương tác tổng hợp ba chiều của P7 (lồng dưới H3 và H5); và E1a–E1b (kiểm định định hướng gradient ICRV, lồng dưới H5). Các ký hiệu con này phục vụ độ chính xác kỹ thuật của từng mô hình và không làm thay đổi hệ giả thuyết trọng tâm H1–H6/H1b của luận án.</w:t>
       </w:r>
     </w:p>
     <w:bookmarkEnd w:id="48"/>
@@ -1459,7 +1453,7 @@
         <w:pStyle w:val="BodyText"/>
       </w:pPr>
       <w:r>
-        <w:t xml:space="preserve">Phần đầu chương xác lập bốn khái niệm cốt lõi: quốc tế hóa doanh nghiệp (đo bằng FSTS), hiệu quả hoạt động (đo bằng labor productivity là chính), năng lực công nghệ (TCI) và chỉ số chấp nhận số (DAI) như hai construct độc lập, và bối cảnh thể chế được vận hành hóa bằng khung ICRV sáu nhóm. Phần lý thuyết nền trình bày và phân tích bốn lý thuyết kinh điển — Uppsala, RBV, Institutional Theory, và Upper Echelons Theory — cùng với lớp mở rộng Digital Capability Lens, xác định vai trò của từng lý thuyết trong khung giải thích tổng thể của luận án.</w:t>
+        <w:t xml:space="preserve">Phần đầu chương xác lập bốn khái niệm cốt lõi: quốc tế hóa doanh nghiệp (đo bằng FSTS), hiệu quả hoạt động (đo bằng labor productivity là chính), năng lực công nghệ (TCI) và chỉ số chấp nhận số (DAI) như hai construct độc lập, và bối cảnh thể chế được vận hành hóa bằng khung ICRV sáu nhóm. Phần lý thuyết nền trình bày và phân tích bốn lý thuyết kinh điển, Uppsala, RBV, Institutional Theory, và Upper Echelons Theory, cùng với lớp mở rộng Digital Capability Lens, xác định vai trò của từng lý thuyết trong khung giải thích tổng thể của luận án.</w:t>
       </w:r>
     </w:p>
     <w:p>
@@ -1480,10 +1474,7 @@
     </w:p>
     <w:bookmarkEnd w:id="50"/>
     <w:bookmarkEnd w:id="51"/>
-    <w:sectPr>
-      <w:pgSz w:h="16838" w:w="11906"/>
-      <w:pgMar w:bottom="1134" w:left="1701" w:right="1134" w:top="1134"/>
-    </w:sectPr>
+    <w:sectPr/>
   </w:body>
 </w:document>
 </file>
@@ -1616,59 +1607,29 @@
   <w:style w:default="1" w:styleId="Normal" w:type="paragraph">
     <w:name w:val="Normal"/>
     <w:qFormat/>
-    <w:pPr>
-      <w:spacing w:line="360" w:lineRule="auto"/>
-      <w:jc w:val="both"/>
-    </w:pPr>
-    <w:rPr>
-      <w:rFonts w:ascii="Times New Roman" w:eastAsia="Times New Roman" w:hAnsi="Times New Roman"/>
-      <w:color w:val="000000"/>
-      <w:sz w:val="26"/>
-    </w:rPr>
   </w:style>
   <w:style w:styleId="BodyText" w:type="paragraph">
     <w:name w:val="Body Text"/>
     <w:basedOn w:val="Normal"/>
     <w:link w:val="BodyTextChar"/>
     <w:pPr>
-      <w:spacing w:after="180" w:before="180" w:line="360" w:lineRule="auto"/>
-      <w:jc w:val="both"/>
+      <w:spacing w:after="180" w:before="180"/>
     </w:pPr>
     <w:qFormat/>
-    <w:rPr>
-      <w:rFonts w:ascii="Times New Roman" w:eastAsia="Times New Roman" w:hAnsi="Times New Roman"/>
-      <w:color w:val="000000"/>
-      <w:sz w:val="26"/>
-    </w:rPr>
   </w:style>
   <w:style w:customStyle="1" w:styleId="FirstParagraph" w:type="paragraph">
     <w:name w:val="First Paragraph"/>
     <w:basedOn w:val="BodyText"/>
     <w:next w:val="BodyText"/>
     <w:qFormat/>
-    <w:pPr>
-      <w:spacing w:line="360" w:lineRule="auto"/>
-      <w:jc w:val="both"/>
-    </w:pPr>
-    <w:rPr>
-      <w:rFonts w:ascii="Times New Roman" w:eastAsia="Times New Roman" w:hAnsi="Times New Roman"/>
-      <w:color w:val="000000"/>
-      <w:sz w:val="26"/>
-    </w:rPr>
   </w:style>
   <w:style w:customStyle="1" w:styleId="Compact" w:type="paragraph">
     <w:name w:val="Compact"/>
     <w:basedOn w:val="BodyText"/>
     <w:qFormat/>
     <w:pPr>
-      <w:spacing w:after="36" w:before="36" w:line="360" w:lineRule="auto"/>
-      <w:jc w:val="both"/>
+      <w:spacing w:after="36" w:before="36"/>
     </w:pPr>
-    <w:rPr>
-      <w:rFonts w:ascii="Times New Roman" w:eastAsia="Times New Roman" w:hAnsi="Times New Roman"/>
-      <w:color w:val="000000"/>
-      <w:sz w:val="26"/>
-    </w:rPr>
   </w:style>
   <w:style w:styleId="Title" w:type="paragraph">
     <w:name w:val="Title"/>
@@ -1678,15 +1639,15 @@
     <w:pPr>
       <w:keepNext/>
       <w:keepLines/>
-      <w:spacing w:after="240" w:before="480" w:line="360" w:lineRule="auto"/>
-      <w:jc w:val="both"/>
+      <w:spacing w:after="240" w:before="480"/>
+      <w:jc w:val="center"/>
     </w:pPr>
     <w:rPr>
-      <w:rFonts w:ascii="Times New Roman" w:asciiTheme="majorHAnsi" w:cstheme="majorBidi" w:eastAsia="Times New Roman" w:eastAsiaTheme="majorEastAsia" w:hAnsi="Times New Roman" w:hAnsiTheme="majorHAnsi"/>
+      <w:rFonts w:asciiTheme="majorHAnsi" w:cstheme="majorBidi" w:eastAsiaTheme="majorEastAsia" w:hAnsiTheme="majorHAnsi"/>
       <w:b/>
       <w:bCs/>
-      <w:color w:val="000000"/>
-      <w:sz w:val="26"/>
+      <w:color w:themeColor="accent1" w:themeShade="B5" w:val="345A8A"/>
+      <w:sz w:val="36"/>
       <w:szCs w:val="36"/>
     </w:rPr>
   </w:style>
@@ -1698,13 +1659,11 @@
     <w:pPr>
       <w:keepNext/>
       <w:keepLines/>
-      <w:spacing w:after="240" w:before="240" w:line="360" w:lineRule="auto"/>
-      <w:jc w:val="both"/>
+      <w:spacing w:after="240" w:before="240"/>
+      <w:jc w:val="center"/>
     </w:pPr>
     <w:rPr>
-      <w:rFonts w:ascii="Times New Roman" w:eastAsia="Times New Roman" w:hAnsi="Times New Roman"/>
-      <w:color w:val="000000"/>
-      <w:sz w:val="26"/>
+      <w:sz w:val="30"/>
       <w:szCs w:val="30"/>
     </w:rPr>
   </w:style>
@@ -1715,14 +1674,8 @@
     <w:pPr>
       <w:keepNext/>
       <w:keepLines/>
-      <w:spacing w:line="360" w:lineRule="auto"/>
-      <w:jc w:val="both"/>
+      <w:jc w:val="center"/>
     </w:pPr>
-    <w:rPr>
-      <w:rFonts w:ascii="Times New Roman" w:eastAsia="Times New Roman" w:hAnsi="Times New Roman"/>
-      <w:color w:val="000000"/>
-      <w:sz w:val="26"/>
-    </w:rPr>
   </w:style>
   <w:style w:styleId="Date" w:type="paragraph">
     <w:name w:val="Date"/>
@@ -1731,14 +1684,8 @@
     <w:pPr>
       <w:keepNext/>
       <w:keepLines/>
-      <w:spacing w:line="360" w:lineRule="auto"/>
-      <w:jc w:val="both"/>
+      <w:jc w:val="center"/>
     </w:pPr>
-    <w:rPr>
-      <w:rFonts w:ascii="Times New Roman" w:eastAsia="Times New Roman" w:hAnsi="Times New Roman"/>
-      <w:color w:val="000000"/>
-      <w:sz w:val="26"/>
-    </w:rPr>
   </w:style>
   <w:style w:customStyle="1" w:styleId="AbstractTitle" w:type="paragraph">
     <w:name w:val="Abstract Title"/>
@@ -1748,15 +1695,15 @@
     <w:pPr>
       <w:keepNext/>
       <w:keepLines/>
-      <w:jc w:val="both"/>
-      <w:spacing w:after="0" w:before="300" w:line="360" w:lineRule="auto"/>
+      <w:jc w:val="center"/>
+      <w:spacing w:after="0" w:before="300"/>
     </w:pPr>
     <w:rPr>
-      <w:color w:val="000000"/>
-      <w:sz w:val="26"/>
+      <w:sz w:val="20"/>
       <w:szCs w:val="20"/>
-      <w:rFonts w:ascii="Times New Roman" w:eastAsia="Times New Roman" w:hAnsi="Times New Roman"/>
       <w:b/>
+      <w:color w:val="345A8A"/>
+      &gt;
     </w:rPr>
   </w:style>
   <w:style w:customStyle="1" w:styleId="Abstract" w:type="paragraph">
@@ -1767,13 +1714,10 @@
     <w:pPr>
       <w:keepNext/>
       <w:keepLines/>
-      <w:spacing w:after="300" w:before="100" w:line="360" w:lineRule="auto"/>
-      <w:jc w:val="both"/>
+      <w:spacing w:after="300" w:before="100"/>
     </w:pPr>
     <w:rPr>
-      <w:rFonts w:ascii="Times New Roman" w:eastAsia="Times New Roman" w:hAnsi="Times New Roman"/>
-      <w:color w:val="000000"/>
-      <w:sz w:val="26"/>
+      <w:sz w:val="20"/>
       <w:szCs w:val="20"/>
     </w:rPr>
   </w:style>
@@ -1782,15 +1726,8 @@
     <w:basedOn w:val="Normal"/>
     <w:next w:val="Bibliography"/>
     <w:qFormat/>
-    <w:pPr>
-      <w:spacing w:line="360" w:lineRule="auto"/>
-      <w:jc w:val="both"/>
-    </w:pPr>
-    <w:rPr>
-      <w:rFonts w:ascii="Times New Roman" w:eastAsia="Times New Roman" w:hAnsi="Times New Roman"/>
-      <w:color w:val="000000"/>
-      <w:sz w:val="26"/>
-    </w:rPr>
+    <w:pPr/>
+    <w:rPr/>
   </w:style>
   <w:style w:styleId="Heading1" w:type="paragraph">
     <w:name w:val="Heading 1"/>
@@ -1801,16 +1738,15 @@
     <w:pPr>
       <w:keepNext/>
       <w:keepLines/>
-      <w:spacing w:after="0" w:before="480" w:line="360" w:lineRule="auto"/>
-      <w:jc w:val="both"/>
+      <w:spacing w:after="0" w:before="480"/>
       <w:outlineLvl w:val="0"/>
     </w:pPr>
     <w:rPr>
-      <w:rFonts w:ascii="Times New Roman" w:asciiTheme="majorHAnsi" w:cstheme="majorBidi" w:eastAsia="Times New Roman" w:eastAsiaTheme="majorEastAsia" w:hAnsi="Times New Roman" w:hAnsiTheme="majorHAnsi"/>
+      <w:rFonts w:asciiTheme="majorHAnsi" w:cstheme="majorBidi" w:eastAsiaTheme="majorEastAsia" w:hAnsiTheme="majorHAnsi"/>
       <w:b/>
       <w:bCs/>
-      <w:color w:val="000000"/>
-      <w:sz w:val="26"/>
+      <w:color w:themeColor="accent1" w:val="4F81BD"/>
+      <w:sz w:val="32"/>
       <w:szCs w:val="32"/>
     </w:rPr>
   </w:style>
@@ -1824,16 +1760,15 @@
     <w:pPr>
       <w:keepNext/>
       <w:keepLines/>
-      <w:spacing w:after="0" w:before="200" w:line="360" w:lineRule="auto"/>
-      <w:jc w:val="both"/>
+      <w:spacing w:after="0" w:before="200"/>
       <w:outlineLvl w:val="1"/>
     </w:pPr>
     <w:rPr>
-      <w:rFonts w:ascii="Times New Roman" w:asciiTheme="majorHAnsi" w:cstheme="majorBidi" w:eastAsia="Times New Roman" w:eastAsiaTheme="majorEastAsia" w:hAnsi="Times New Roman" w:hAnsiTheme="majorHAnsi"/>
+      <w:rFonts w:asciiTheme="majorHAnsi" w:cstheme="majorBidi" w:eastAsiaTheme="majorEastAsia" w:hAnsiTheme="majorHAnsi"/>
       <w:b/>
       <w:bCs/>
-      <w:color w:val="000000"/>
-      <w:sz w:val="26"/>
+      <w:color w:themeColor="accent1" w:val="4F81BD"/>
+      <w:sz w:val="28"/>
       <w:szCs w:val="28"/>
     </w:rPr>
   </w:style>
@@ -1847,16 +1782,15 @@
     <w:pPr>
       <w:keepNext/>
       <w:keepLines/>
-      <w:spacing w:after="0" w:before="200" w:line="360" w:lineRule="auto"/>
-      <w:jc w:val="both"/>
+      <w:spacing w:after="0" w:before="200"/>
       <w:outlineLvl w:val="2"/>
     </w:pPr>
     <w:rPr>
-      <w:rFonts w:ascii="Times New Roman" w:asciiTheme="majorHAnsi" w:cstheme="majorBidi" w:eastAsia="Times New Roman" w:eastAsiaTheme="majorEastAsia" w:hAnsi="Times New Roman" w:hAnsiTheme="majorHAnsi"/>
+      <w:rFonts w:asciiTheme="majorHAnsi" w:cstheme="majorBidi" w:eastAsiaTheme="majorEastAsia" w:hAnsiTheme="majorHAnsi"/>
       <w:b/>
       <w:bCs/>
-      <w:color w:val="000000"/>
-      <w:sz w:val="26"/>
+      <w:color w:themeColor="accent1" w:val="4F81BD"/>
+      <w:sz w:val="24"/>
       <w:szCs w:val="24"/>
     </w:rPr>
   </w:style>
@@ -1870,16 +1804,15 @@
     <w:pPr>
       <w:keepNext/>
       <w:keepLines/>
-      <w:spacing w:after="0" w:before="200" w:line="360" w:lineRule="auto"/>
-      <w:jc w:val="both"/>
+      <w:spacing w:after="0" w:before="200"/>
       <w:outlineLvl w:val="3"/>
     </w:pPr>
     <w:rPr>
-      <w:rFonts w:ascii="Times New Roman" w:asciiTheme="majorHAnsi" w:cstheme="majorBidi" w:eastAsia="Times New Roman" w:eastAsiaTheme="majorEastAsia" w:hAnsi="Times New Roman" w:hAnsiTheme="majorHAnsi"/>
+      <w:rFonts w:asciiTheme="majorHAnsi" w:cstheme="majorBidi" w:eastAsiaTheme="majorEastAsia" w:hAnsiTheme="majorHAnsi"/>
       <w:i/>
       <w:bCs/>
-      <w:color w:val="000000"/>
-      <w:sz w:val="26"/>
+      <w:color w:themeColor="accent1" w:val="4F81BD"/>
+      <w:sz w:val="24"/>
       <w:szCs w:val="24"/>
     </w:rPr>
   </w:style>
@@ -1893,15 +1826,14 @@
     <w:pPr>
       <w:keepNext/>
       <w:keepLines/>
-      <w:spacing w:after="0" w:before="200" w:line="360" w:lineRule="auto"/>
-      <w:jc w:val="both"/>
+      <w:spacing w:after="0" w:before="200"/>
       <w:outlineLvl w:val="4"/>
     </w:pPr>
     <w:rPr>
-      <w:rFonts w:ascii="Times New Roman" w:asciiTheme="majorHAnsi" w:cstheme="majorBidi" w:eastAsia="Times New Roman" w:eastAsiaTheme="majorEastAsia" w:hAnsi="Times New Roman" w:hAnsiTheme="majorHAnsi"/>
+      <w:rFonts w:asciiTheme="majorHAnsi" w:cstheme="majorBidi" w:eastAsiaTheme="majorEastAsia" w:hAnsiTheme="majorHAnsi"/>
       <w:iCs/>
-      <w:color w:val="000000"/>
-      <w:sz w:val="26"/>
+      <w:color w:themeColor="accent1" w:val="4F81BD"/>
+      <w:sz w:val="24"/>
       <w:szCs w:val="24"/>
     </w:rPr>
   </w:style>
@@ -1915,14 +1847,13 @@
     <w:pPr>
       <w:keepNext/>
       <w:keepLines/>
-      <w:spacing w:after="0" w:before="200" w:line="360" w:lineRule="auto"/>
-      <w:jc w:val="both"/>
+      <w:spacing w:after="0" w:before="200"/>
       <w:outlineLvl w:val="5"/>
     </w:pPr>
     <w:rPr>
-      <w:rFonts w:ascii="Times New Roman" w:asciiTheme="majorHAnsi" w:cstheme="majorBidi" w:eastAsia="Times New Roman" w:eastAsiaTheme="majorEastAsia" w:hAnsi="Times New Roman" w:hAnsiTheme="majorHAnsi"/>
-      <w:color w:val="000000"/>
-      <w:sz w:val="26"/>
+      <w:rFonts w:asciiTheme="majorHAnsi" w:cstheme="majorBidi" w:eastAsiaTheme="majorEastAsia" w:hAnsiTheme="majorHAnsi"/>
+      <w:color w:themeColor="accent1" w:val="4F81BD"/>
+      <w:sz w:val="24"/>
       <w:szCs w:val="24"/>
     </w:rPr>
   </w:style>
@@ -1936,14 +1867,13 @@
     <w:pPr>
       <w:keepNext/>
       <w:keepLines/>
-      <w:spacing w:after="0" w:before="200" w:line="360" w:lineRule="auto"/>
-      <w:jc w:val="both"/>
+      <w:spacing w:after="0" w:before="200"/>
       <w:outlineLvl w:val="6"/>
     </w:pPr>
     <w:rPr>
-      <w:rFonts w:ascii="Times New Roman" w:asciiTheme="majorHAnsi" w:cstheme="majorBidi" w:eastAsia="Times New Roman" w:eastAsiaTheme="majorEastAsia" w:hAnsi="Times New Roman" w:hAnsiTheme="majorHAnsi"/>
-      <w:color w:val="000000"/>
-      <w:sz w:val="26"/>
+      <w:rFonts w:asciiTheme="majorHAnsi" w:cstheme="majorBidi" w:eastAsiaTheme="majorEastAsia" w:hAnsiTheme="majorHAnsi"/>
+      <w:color w:themeColor="accent1" w:val="4F81BD"/>
+      <w:sz w:val="24"/>
       <w:szCs w:val="24"/>
     </w:rPr>
   </w:style>
@@ -1957,14 +1887,13 @@
     <w:pPr>
       <w:keepNext/>
       <w:keepLines/>
-      <w:spacing w:after="0" w:before="200" w:line="360" w:lineRule="auto"/>
-      <w:jc w:val="both"/>
+      <w:spacing w:after="0" w:before="200"/>
       <w:outlineLvl w:val="7"/>
     </w:pPr>
     <w:rPr>
-      <w:rFonts w:ascii="Times New Roman" w:asciiTheme="majorHAnsi" w:cstheme="majorBidi" w:eastAsia="Times New Roman" w:eastAsiaTheme="majorEastAsia" w:hAnsi="Times New Roman" w:hAnsiTheme="majorHAnsi"/>
-      <w:color w:val="000000"/>
-      <w:sz w:val="26"/>
+      <w:rFonts w:asciiTheme="majorHAnsi" w:cstheme="majorBidi" w:eastAsiaTheme="majorEastAsia" w:hAnsiTheme="majorHAnsi"/>
+      <w:color w:themeColor="accent1" w:val="4F81BD"/>
+      <w:sz w:val="24"/>
       <w:szCs w:val="24"/>
     </w:rPr>
   </w:style>
@@ -1978,14 +1907,13 @@
     <w:pPr>
       <w:keepNext/>
       <w:keepLines/>
-      <w:spacing w:after="0" w:before="200" w:line="360" w:lineRule="auto"/>
-      <w:jc w:val="both"/>
+      <w:spacing w:after="0" w:before="200"/>
       <w:outlineLvl w:val="8"/>
     </w:pPr>
     <w:rPr>
-      <w:rFonts w:ascii="Times New Roman" w:asciiTheme="majorHAnsi" w:cstheme="majorBidi" w:eastAsia="Times New Roman" w:eastAsiaTheme="majorEastAsia" w:hAnsi="Times New Roman" w:hAnsiTheme="majorHAnsi"/>
-      <w:color w:val="000000"/>
-      <w:sz w:val="26"/>
+      <w:rFonts w:asciiTheme="majorHAnsi" w:cstheme="majorBidi" w:eastAsiaTheme="majorEastAsia" w:hAnsiTheme="majorHAnsi"/>
+      <w:color w:themeColor="accent1" w:val="4F81BD"/>
+      <w:sz w:val="24"/>
       <w:szCs w:val="24"/>
     </w:rPr>
   </w:style>
@@ -1997,15 +1925,9 @@
     <w:unhideWhenUsed/>
     <w:qFormat/>
     <w:pPr>
-      <w:spacing w:after="100" w:before="100" w:line="360" w:lineRule="auto"/>
+      <w:spacing w:after="100" w:before="100"/>
       <w:ind w:firstLine="0" w:left="480" w:right="480"/>
-      <w:jc w:val="both"/>
     </w:pPr>
-    <w:rPr>
-      <w:rFonts w:ascii="Times New Roman" w:eastAsia="Times New Roman" w:hAnsi="Times New Roman"/>
-      <w:color w:val="000000"/>
-      <w:sz w:val="26"/>
-    </w:rPr>
   </w:style>
   <w:style w:styleId="FootnoteText" w:type="paragraph">
     <w:name w:val="Footnote Text"/>
@@ -2014,25 +1936,11 @@
     <w:uiPriority w:val="9"/>
     <w:unhideWhenUsed/>
     <w:qFormat/>
-    <w:pPr>
-      <w:spacing w:line="360" w:lineRule="auto"/>
-      <w:jc w:val="both"/>
-    </w:pPr>
-    <w:rPr>
-      <w:rFonts w:ascii="Times New Roman" w:eastAsia="Times New Roman" w:hAnsi="Times New Roman"/>
-      <w:color w:val="000000"/>
-      <w:sz w:val="26"/>
-    </w:rPr>
   </w:style>
   <w:style w:default="1" w:styleId="DefaultParagraphFont" w:type="character">
     <w:name w:val="Default Paragraph Font"/>
     <w:semiHidden/>
     <w:unhideWhenUsed/>
-    <w:rPr>
-      <w:rFonts w:ascii="Times New Roman" w:eastAsia="Times New Roman" w:hAnsi="Times New Roman"/>
-      <w:color w:val="000000"/>
-      <w:sz w:val="26"/>
-    </w:rPr>
   </w:style>
   <w:style w:default="1" w:styleId="Table" w:type="table">
     <w:name w:val="Table"/>
@@ -2040,15 +1948,6 @@
     <w:semiHidden/>
     <w:unhideWhenUsed/>
     <w:qFormat/>
-    <w:pPr>
-      <w:spacing w:line="360" w:lineRule="auto"/>
-      <w:jc w:val="both"/>
-    </w:pPr>
-    <w:rPr>
-      <w:rFonts w:ascii="Times New Roman" w:eastAsia="Times New Roman" w:hAnsi="Times New Roman"/>
-      <w:color w:val="000000"/>
-      <w:sz w:val="26"/>
-    </w:rPr>
     <w:tblPr>
       <w:tblInd w:type="dxa" w:w="0"/>
       <w:tblCellMar>
@@ -2081,42 +1980,25 @@
     <w:pPr>
       <w:keepNext/>
       <w:keepLines/>
-      <w:spacing w:after="0" w:line="360" w:lineRule="auto"/>
-      <w:jc w:val="both"/>
+      <w:spacing w:after="0"/>
     </w:pPr>
     <w:rPr>
-      <w:rFonts w:ascii="Times New Roman" w:eastAsia="Times New Roman" w:hAnsi="Times New Roman"/>
       <w:b/>
-      <w:color w:val="000000"/>
-      <w:sz w:val="26"/>
     </w:rPr>
   </w:style>
   <w:style w:customStyle="1" w:styleId="Definition" w:type="paragraph">
     <w:name w:val="Definition"/>
     <w:basedOn w:val="Normal"/>
-    <w:pPr>
-      <w:spacing w:line="360" w:lineRule="auto"/>
-      <w:jc w:val="both"/>
-    </w:pPr>
-    <w:rPr>
-      <w:rFonts w:ascii="Times New Roman" w:eastAsia="Times New Roman" w:hAnsi="Times New Roman"/>
-      <w:color w:val="000000"/>
-      <w:sz w:val="26"/>
-    </w:rPr>
   </w:style>
   <w:style w:styleId="Caption" w:type="paragraph">
     <w:name w:val="Caption"/>
     <w:basedOn w:val="Normal"/>
     <w:link w:val="BodyTextChar"/>
     <w:pPr>
-      <w:spacing w:after="120" w:before="0" w:line="360" w:lineRule="auto"/>
-      <w:jc w:val="both"/>
+      <w:spacing w:after="120" w:before="0"/>
     </w:pPr>
     <w:rPr>
-      <w:rFonts w:ascii="Times New Roman" w:eastAsia="Times New Roman" w:hAnsi="Times New Roman"/>
       <w:i/>
-      <w:color w:val="000000"/>
-      <w:sz w:val="26"/>
     </w:rPr>
   </w:style>
   <w:style w:customStyle="1" w:styleId="TableCaption" w:type="paragraph">
@@ -2124,90 +2006,44 @@
     <w:basedOn w:val="Caption"/>
     <w:pPr>
       <w:keepNext/>
-      <w:spacing w:line="360" w:lineRule="auto"/>
-      <w:jc w:val="both"/>
     </w:pPr>
-    <w:rPr>
-      <w:rFonts w:ascii="Times New Roman" w:eastAsia="Times New Roman" w:hAnsi="Times New Roman"/>
-      <w:color w:val="000000"/>
-      <w:sz w:val="26"/>
-    </w:rPr>
   </w:style>
   <w:style w:customStyle="1" w:styleId="ImageCaption" w:type="paragraph">
     <w:name w:val="Image Caption"/>
     <w:basedOn w:val="Caption"/>
-    <w:pPr>
-      <w:spacing w:line="360" w:lineRule="auto"/>
-      <w:jc w:val="both"/>
-    </w:pPr>
-    <w:rPr>
-      <w:rFonts w:ascii="Times New Roman" w:eastAsia="Times New Roman" w:hAnsi="Times New Roman"/>
-      <w:color w:val="000000"/>
-      <w:sz w:val="26"/>
-    </w:rPr>
   </w:style>
   <w:style w:customStyle="1" w:styleId="Figure" w:type="paragraph">
     <w:name w:val="Figure"/>
     <w:basedOn w:val="Normal"/>
-    <w:pPr>
-      <w:spacing w:line="360" w:lineRule="auto"/>
-      <w:jc w:val="both"/>
-    </w:pPr>
-    <w:rPr>
-      <w:rFonts w:ascii="Times New Roman" w:eastAsia="Times New Roman" w:hAnsi="Times New Roman"/>
-      <w:color w:val="000000"/>
-      <w:sz w:val="26"/>
-    </w:rPr>
   </w:style>
   <w:style w:customStyle="1" w:styleId="CaptionedFigure" w:type="paragraph">
     <w:name w:val="Captioned Figure"/>
     <w:basedOn w:val="Figure"/>
     <w:pPr>
       <w:keepNext/>
-      <w:spacing w:line="360" w:lineRule="auto"/>
-      <w:jc w:val="both"/>
     </w:pPr>
-    <w:rPr>
-      <w:rFonts w:ascii="Times New Roman" w:eastAsia="Times New Roman" w:hAnsi="Times New Roman"/>
-      <w:color w:val="000000"/>
-      <w:sz w:val="26"/>
-    </w:rPr>
   </w:style>
   <w:style w:customStyle="1" w:styleId="BodyTextChar" w:type="character">
     <w:name w:val="Body Text Char"/>
     <w:basedOn w:val="DefaultParagraphFont"/>
     <w:link w:val="BodyText"/>
-    <w:rPr>
-      <w:rFonts w:ascii="Times New Roman" w:eastAsia="Times New Roman" w:hAnsi="Times New Roman"/>
-      <w:color w:val="000000"/>
-      <w:sz w:val="26"/>
-    </w:rPr>
   </w:style>
   <w:style w:customStyle="1" w:styleId="VerbatimChar" w:type="character">
     <w:name w:val="Verbatim Char"/>
     <w:basedOn w:val="BodyTextChar"/>
     <w:rPr>
-      <w:rFonts w:ascii="Times New Roman" w:eastAsia="Times New Roman" w:hAnsi="Times New Roman"/>
-      <w:color w:val="000000"/>
-      <w:sz w:val="26"/>
+      <w:rFonts w:ascii="Consolas" w:hAnsi="Consolas"/>
+      <w:sz w:val="22"/>
     </w:rPr>
   </w:style>
   <w:style w:customStyle="1" w:styleId="SectionNumber" w:type="character">
     <w:name w:val="Section Number"/>
     <w:basedOn w:val="BodyTextChar"/>
-    <w:rPr>
-      <w:rFonts w:ascii="Times New Roman" w:eastAsia="Times New Roman" w:hAnsi="Times New Roman"/>
-      <w:color w:val="000000"/>
-      <w:sz w:val="26"/>
-    </w:rPr>
   </w:style>
   <w:style w:styleId="FootnoteReference" w:type="character">
     <w:name w:val="Footnote Reference"/>
     <w:basedOn w:val="BodyTextChar"/>
     <w:rPr>
-      <w:rFonts w:ascii="Times New Roman" w:eastAsia="Times New Roman" w:hAnsi="Times New Roman"/>
-      <w:color w:val="000000"/>
-      <w:sz w:val="26"/>
       <w:vertAlign w:val="superscript"/>
     </w:rPr>
   </w:style>
@@ -2215,9 +2051,7 @@
     <w:name w:val="Hyperlink"/>
     <w:basedOn w:val="BodyTextChar"/>
     <w:rPr>
-      <w:rFonts w:ascii="Times New Roman" w:eastAsia="Times New Roman" w:hAnsi="Times New Roman"/>
-      <w:color w:val="000000"/>
-      <w:sz w:val="26"/>
+      <w:color w:themeColor="accent1" w:val="4F81BD"/>
     </w:rPr>
   </w:style>
   <w:style w:styleId="TOCHeading" w:type="paragraph">
@@ -2228,16 +2062,14 @@
     <w:unhideWhenUsed/>
     <w:qFormat/>
     <w:pPr>
-      <w:spacing w:before="240" w:line="360" w:lineRule="auto"/>
-      <w:jc w:val="both"/>
+      <w:spacing w:before="240" w:line="259" w:lineRule="auto"/>
       <w:outlineLvl w:val="9"/>
     </w:pPr>
     <w:rPr>
-      <w:rFonts w:ascii="Times New Roman" w:asciiTheme="majorHAnsi" w:cstheme="majorBidi" w:eastAsia="Times New Roman" w:eastAsiaTheme="majorEastAsia" w:hAnsi="Times New Roman" w:hAnsiTheme="majorHAnsi"/>
+      <w:rFonts w:asciiTheme="majorHAnsi" w:cstheme="majorBidi" w:eastAsiaTheme="majorEastAsia" w:hAnsiTheme="majorHAnsi"/>
       <w:b w:val="0"/>
       <w:bCs w:val="0"/>
-      <w:color w:val="000000"/>
-      <w:sz w:val="26"/>
+      <w:color w:themeColor="accent1" w:themeShade="BF" w:val="365F91"/>
     </w:rPr>
   </w:style>
   <w:style w:type="paragraph" w:customStyle="1" w:styleId="SourceCode">

--- a/dist/luan_an_ctu/chuong_2_tong_quan_tai_lieu_vi.docx
+++ b/dist/luan_an_ctu/chuong_2_tong_quan_tai_lieu_vi.docx
@@ -49,15 +49,15 @@
         <w:pStyle w:val="FirstParagraph"/>
       </w:pPr>
       <w:r>
-        <w:t xml:space="preserve">Quốc tế hóa doanh nghiệp (internationalization) được hiểu là mức độ và phạm vi tham gia của một doanh nghiệp vào các hoạt động kinh tế có yếu tố quốc tế, bao gồm xuất khẩu hàng hóa và dịch vụ, đầu tư trực tiếp ra nước ngoài, liên doanh quốc tế, cấp phép công nghệ xuyên biên giới, và thiết lập mạng lưới phân phối ở thị trường nước ngoài (Sullivan, 1994; Hitt et al., 2006). Khái niệm này không đồng nhất với "toàn cầu hóa", vốn mang nghĩa một xu hướng kinh tế vĩ mô, mà là một thuộc tính đo lường được ở cấp độ doanh nghiệp, phản ánh chiến lược mở rộng quốc tế và mức độ phụ thuộc vào thị trường nước ngoài.</w:t>
-      </w:r>
-    </w:p>
-    <w:p>
-      <w:pPr>
-        <w:pStyle w:val="BodyText"/>
-      </w:pPr>
-      <w:r>
-        <w:t xml:space="preserve">Trong literature, mức độ quốc tế hóa được vận hành hóa bằng nhiều thước đo khác nhau. Sullivan (1994) đề xuất một chỉ số tổng hợp đa chiều bao gồm tỷ trọng doanh thu từ nước ngoài trên tổng doanh thu (foreign sales to total sales, FSTS), tỷ trọng tài sản ở nước ngoài trên tổng tài sản (foreign assets to total assets, FATA), và phạm vi địa lý (geographic scope). Trong những nghiên cứu sử dụng dữ liệu doanh nghiệp từ các nền kinh tế đang phát triển và từ khảo sát doanh nghiệp của Ngân hàng Thế giới (World Bank Enterprise Surveys, WBES), thước đo phổ biến nhất là cường độ xuất khẩu (export intensity), tức là tỷ lệ phần trăm doanh thu xuất khẩu trên tổng doanh thu, hay tương đương với FSTS theo nghĩa rộng (Johanson &amp; Vahlne, 1977; Lu &amp; Beamish, 2004). Luận án này sử dụng FSTS và bình phương FSTS (FSTS²) làm thước đo chính về mức độ quốc tế hóa, với lý do phù hợp với cấu trúc dữ liệu WBES và nhất quán với các nghiên cứu I–P sử dụng bộ dữ liệu tương tự (Bhandari et al., 2023; nghiên cứu thành phần P1).</w:t>
+        <w:t xml:space="preserve">Quốc tế hóa doanh nghiệp (internationalization) được hiểu là mức độ và phạm vi tham gia của một doanh nghiệp vào các hoạt động kinh tế có yếu tố quốc tế, bao gồm xuất khẩu hàng hóa và dịch vụ, đầu tư trực tiếp ra nước ngoài, liên doanh quốc tế, cấp phép công nghệ xuyên biên giới, và thiết lập mạng lưới phân phối ở thị trường nước ngoài (Sullivan, 1994; Hitt et al., 2006). Khái niệm này không đồng nhất với "toàn cầu hóa" — vốn mang nghĩa một xu hướng kinh tế vĩ mô — mà là một thuộc tính đo lường được ở cấp độ doanh nghiệp, phản ánh chiến lược mở rộng quốc tế và mức độ phụ thuộc vào thị trường nước ngoài.</w:t>
+      </w:r>
+    </w:p>
+    <w:p>
+      <w:pPr>
+        <w:pStyle w:val="BodyText"/>
+      </w:pPr>
+      <w:r>
+        <w:t xml:space="preserve">Trong literature, mức độ quốc tế hóa được vận hành hóa bằng nhiều thước đo khác nhau. Sullivan (1994) đề xuất một chỉ số tổng hợp đa chiều bao gồm tỷ trọng doanh thu từ nước ngoài trên tổng doanh thu (foreign sales to total sales — FSTS), tỷ trọng tài sản ở nước ngoài trên tổng tài sản (foreign assets to total assets — FATA), và phạm vi địa lý (geographic scope). Trong những nghiên cứu sử dụng dữ liệu doanh nghiệp từ các nền kinh tế đang phát triển và từ khảo sát doanh nghiệp của Ngân hàng Thế giới (World Bank Enterprise Surveys — WBES), thước đo phổ biến nhất là cường độ xuất khẩu (export intensity), tức là tỷ lệ phần trăm doanh thu xuất khẩu trên tổng doanh thu, hay tương đương với FSTS theo nghĩa rộng (Johanson &amp; Vahlne, 1977; Lu &amp; Beamish, 2004). Luận án này sử dụng FSTS và bình phương FSTS (FSTS²) làm thước đo chính về mức độ quốc tế hóa, với lý do phù hợp với cấu trúc dữ liệu WBES và nhất quán với các nghiên cứu I–P sử dụng bộ dữ liệu tương tự (Bhandari et al., 2023; nghiên cứu thành phần P1).</w:t>
       </w:r>
     </w:p>
     <w:p>
@@ -91,7 +91,7 @@
         <w:pStyle w:val="BodyText"/>
       </w:pPr>
       <w:r>
-        <w:t xml:space="preserve">Trong bối cảnh nghiên cứu sử dụng dữ liệu WBES, vốn không cung cấp thông tin về giá cổ phiếu hay giá trị thị trường, thước đo năng suất lao động là lựa chọn phổ biến nhất và phù hợp nhất về mặt kỹ thuật. Năng suất lao động được tính bằng logarithm tự nhiên của tỷ số doanh thu hàng năm trên số lao động toàn thời gian (ln(doanh thu/lao động)), cho phép so sánh chuẩn hóa giữa các doanh nghiệp thuộc các quốc gia, ngành nghề và quy mô khác nhau (nghiên cứu thành phần P1). Luận án sử dụng thước đo này làm biến phụ thuộc chính, với ROS và tăng trưởng doanh thu được sử dụng như các thước đo robustness để kiểm tra tính nhất quán của kết quả.</w:t>
+        <w:t xml:space="preserve">Trong bối cảnh nghiên cứu sử dụng dữ liệu WBES — vốn không cung cấp thông tin về giá cổ phiếu hay giá trị thị trường — thước đo năng suất lao động là lựa chọn phổ biến nhất và phù hợp nhất về mặt kỹ thuật. Năng suất lao động được tính bằng logarithm tự nhiên của tỷ số doanh thu hàng năm trên số lao động toàn thời gian (ln(doanh thu/lao động)), cho phép so sánh chuẩn hóa giữa các doanh nghiệp thuộc các quốc gia, ngành nghề và quy mô khác nhau (nghiên cứu thành phần P1). Luận án sử dụng thước đo này làm biến phụ thuộc chính, với ROS và tăng trưởng doanh thu được sử dụng như các thước đo robustness để kiểm tra tính nhất quán của kết quả.</w:t>
       </w:r>
     </w:p>
     <w:p>
@@ -117,31 +117,31 @@
         <w:pStyle w:val="FirstParagraph"/>
       </w:pPr>
       <w:r>
-        <w:t xml:space="preserve">Một trong những đóng góp khái niệm trọng tâm của luận án là sự phân biệt rõ ràng giữa hai construct: năng lực công nghệ (Technological Capability Index, TCI) và chỉ số chấp nhận số (Digital Adoption Index, DAI). Trong nhiều nghiên cứu trước đây, hai construct này thường bị gộp lại thành một khái niệm chung về "năng lực số" (digital capability), dẫn đến sự mơ hồ lý thuyết và sai lệch trong đo lường (Bhandari et al., 2023; Bustamante et al., 2022).</w:t>
-      </w:r>
-    </w:p>
-    <w:p>
-      <w:pPr>
-        <w:pStyle w:val="BodyText"/>
-      </w:pPr>
-      <w:r>
-        <w:t xml:space="preserve">Năng lực công nghệ (TCI) đề cập đến chiều sâu của năng lực công nghệ được nhập vào tổ chức, phản ánh khả năng hấp thụ, khai thác và phát triển tri thức công nghệ tiên tiến. Các chỉ báo tiêu biểu bao gồm việc sở hữu chứng nhận chất lượng quốc tế (ISO hoặc tương đương) và sử dụng công nghệ được cấp phép từ các đối tác nước ngoài. Về bản chất lý thuyết, TCI gần với khái niệm năng lực hấp thụ (absorptive capacity) của Cohen và Levinthal (1990) và năng lực công nghệ của Lall (1992), đây là chiều sâu nội tại của tổ chức, khó sao chép và tạo ra lợi thế bền vững theo tinh thần RBV (Barney, 1991).</w:t>
-      </w:r>
-    </w:p>
-    <w:p>
-      <w:pPr>
-        <w:pStyle w:val="BodyText"/>
-      </w:pPr>
-      <w:r>
-        <w:t xml:space="preserve">Chỉ số chấp nhận số (Digital Adoption Index, DAI), ngược lại, phản ánh mức độ áp dụng các công cụ số tại giao diện ngoại tại của doanh nghiệp, bao gồm việc sở hữu website, sử dụng email trong giao dịch kinh doanh, thanh toán điện tử, và bán hàng trực tuyến. Đây là các công cụ số có tính bề mặt (surface digital tools) theo phân loại của Verhoef et al. (2021), tức là nằm ở cấp độ số hóa (digitization) và số hóa quy trình (digitalization), chưa đạt đến cấp độ chuyển đổi số toàn diện (digital transformation). Trong phạm vi luận án, DAI được đo bằng proxy "foundational website adoption" từ dữ liệu WBES, đây là ràng buộc đo lường có chủ đích do giới hạn của bộ dữ liệu, không phải thiếu sót lý thuyết.</w:t>
-      </w:r>
-    </w:p>
-    <w:p>
-      <w:pPr>
-        <w:pStyle w:val="BodyText"/>
-      </w:pPr>
-      <w:r>
-        <w:t xml:space="preserve">Hai construct TCI và DAI không đồng nhất và vận hành theo cơ chế khác nhau trong mối quan hệ quốc tế hóa, hiệu quả: TCI hoạt động chủ yếu như một nhân tố nâng mặt bằng hiệu quả (level shifter), trong khi DAI có xu hướng làm thay đổi độ dốc hoặc độ cong của đường quan hệ I–P tùy theo bối cảnh (Bhandari et al., 2023; Chen &amp; Meng, 2022). Việc duy trì sự phân biệt rõ ràng này trong suốt luận án là điều kiện tiên quyết để đảm bảo tính thuần khiết của cấu trúc (construct purity) theo tiêu chuẩn của Coltman et al. (2008).</w:t>
+        <w:t xml:space="preserve">Một trong những đóng góp khái niệm trọng tâm của luận án là sự phân biệt rõ ràng giữa hai construct: năng lực công nghệ (Technological Capability Index — TCI) và chỉ số chấp nhận số (Digital Adoption Index — DAI). Trong nhiều nghiên cứu trước đây, hai construct này thường bị gộp lại thành một khái niệm chung về "năng lực số" (digital capability), dẫn đến sự mơ hồ lý thuyết và sai lệch trong đo lường (Bhandari et al., 2023; Bustamante et al., 2022).</w:t>
+      </w:r>
+    </w:p>
+    <w:p>
+      <w:pPr>
+        <w:pStyle w:val="BodyText"/>
+      </w:pPr>
+      <w:r>
+        <w:t xml:space="preserve">Năng lực công nghệ (TCI) đề cập đến chiều sâu của năng lực công nghệ được nhập vào tổ chức, phản ánh khả năng hấp thụ, khai thác và phát triển tri thức công nghệ tiên tiến. Các chỉ báo tiêu biểu bao gồm việc sở hữu chứng nhận chất lượng quốc tế (ISO hoặc tương đương) và sử dụng công nghệ được cấp phép từ các đối tác nước ngoài. Về bản chất lý thuyết, TCI gần với khái niệm năng lực hấp thụ (absorptive capacity) của Cohen và Levinthal (1990) và năng lực công nghệ của Lall (1992) — đây là chiều sâu nội tại của tổ chức, khó sao chép và tạo ra lợi thế bền vững theo tinh thần RBV (Barney, 1991).</w:t>
+      </w:r>
+    </w:p>
+    <w:p>
+      <w:pPr>
+        <w:pStyle w:val="BodyText"/>
+      </w:pPr>
+      <w:r>
+        <w:t xml:space="preserve">Chỉ số chấp nhận số (Digital Adoption Index — DAI), ngược lại, phản ánh mức độ áp dụng các công cụ số tại giao diện ngoại tại của doanh nghiệp — bao gồm việc sở hữu website, sử dụng email trong giao dịch kinh doanh, thanh toán điện tử, và bán hàng trực tuyến. Đây là các công cụ số có tính bề mặt (surface digital tools) theo phân loại của Verhoef et al. (2021), tức là nằm ở cấp độ số hóa (digitization) và số hóa quy trình (digitalization), chưa đạt đến cấp độ chuyển đổi số toàn diện (digital transformation). Trong phạm vi luận án, DAI được đo bằng proxy "foundational website adoption" từ dữ liệu WBES — đây là ràng buộc đo lường có chủ đích do giới hạn của bộ dữ liệu, không phải thiếu sót lý thuyết.</w:t>
+      </w:r>
+    </w:p>
+    <w:p>
+      <w:pPr>
+        <w:pStyle w:val="BodyText"/>
+      </w:pPr>
+      <w:r>
+        <w:t xml:space="preserve">Hai construct TCI và DAI không đồng nhất và vận hành theo cơ chế khác nhau trong mối quan hệ quốc tế hóa — hiệu quả: TCI hoạt động chủ yếu như một nhân tố nâng mặt bằng hiệu quả (level shifter), trong khi DAI có xu hướng làm thay đổi độ dốc hoặc độ cong của đường quan hệ I–P tùy theo bối cảnh (Bhandari et al., 2023; Chen &amp; Meng, 2022). Việc duy trì sự phân biệt rõ ràng này trong suốt luận án là điều kiện tiên quyết để đảm bảo tính thuần khiết của cấu trúc (construct purity) theo tiêu chuẩn của Coltman et al. (2008).</w:t>
       </w:r>
     </w:p>
     <w:bookmarkEnd w:id="22"/>
@@ -167,15 +167,15 @@
         <w:pStyle w:val="BodyText"/>
       </w:pPr>
       <w:r>
-        <w:t xml:space="preserve">Để vận hành hóa bối cảnh thể chế đa cấp và đa quốc gia trong luận án, khung ICRV (Institutional Context Regime Variation, Biến thiên chế độ bối cảnh thể chế) được phát triển như một công cụ phân loại có hệ thống. Khung ICRV chia 49 nền kinh tế trong phạm vi nghiên cứu thành sáu nhóm (sub-regime), dựa trên tổ hợp các chỉ số quản trị toàn cầu (World Governance Indicators, WGI) của Kaufmann et al. (2011), mức độ phát triển kinh tế, và đặc trưng cấu trúc thể chế: Nhóm I (Advanced Innovation-Driven, bao gồm Singapore, Hong Kong, Đài Loan, Hàn Quốc), Nhóm II (Advanced Resource-Driven, bao gồm các nền kinh tế vùng Vịnh), Nhóm III (Upper-middle, điển hình là Trung Quốc), Nhóm IV (Lower-middle transition, bao gồm Việt Nam và Ấn Độ), Nhóm V (Frontier), và Nhóm VI (SIDS, Small Island Developing States). Khung này mở rộng từ phân loại thể chế của Khanna và Palepu (2010) và được điều chỉnh để phản ánh thực tiễn đa dạng của châu Á và khu vực lân cận.</w:t>
-      </w:r>
-    </w:p>
-    <w:p>
-      <w:pPr>
-        <w:pStyle w:val="BodyText"/>
-      </w:pPr>
-      <w:r>
-        <w:t xml:space="preserve">ICRV không chỉ là một biến phân loại mà còn là một gradient thể chế liên tục, từ môi trường thể chế mạnh, ít rủi ro (Nhóm I) đến môi trường thể chế yếu, nhiều rủi ro và khoảng trống thể chế (Nhóm V và VI). Gradient này tạo ra điều kiện biên (boundary conditions) quan trọng để kiểm định khả năng tổng quát hóa của mối quan hệ I–P, đặc biệt liên quan đến giả thuyết phi tuyến.</w:t>
+        <w:t xml:space="preserve">Để vận hành hóa bối cảnh thể chế đa cấp và đa quốc gia trong luận án, khung ICRV (Institutional Context Regime Variation — Biến thiên chế độ bối cảnh thể chế) được phát triển như một công cụ phân loại có hệ thống. Khung ICRV chia 49 nền kinh tế trong phạm vi nghiên cứu thành sáu nhóm (sub-regime), dựa trên tổ hợp các chỉ số quản trị toàn cầu (World Governance Indicators — WGI) của Kaufmann et al. (2011), mức độ phát triển kinh tế, và đặc trưng cấu trúc thể chế: Nhóm I (Advanced Innovation-Driven, bao gồm Singapore, Hong Kong, Đài Loan, Hàn Quốc), Nhóm II (Advanced Resource-Driven, bao gồm các nền kinh tế vùng Vịnh), Nhóm III (Upper-middle, điển hình là Trung Quốc), Nhóm IV (Lower-middle transition, bao gồm Việt Nam và Ấn Độ), Nhóm V (Frontier), và Nhóm VI (SIDS — Small Island Developing States). Khung này mở rộng từ phân loại thể chế của Khanna và Palepu (2010) và được điều chỉnh để phản ánh thực tiễn đa dạng của châu Á và khu vực lân cận.</w:t>
+      </w:r>
+    </w:p>
+    <w:p>
+      <w:pPr>
+        <w:pStyle w:val="BodyText"/>
+      </w:pPr>
+      <w:r>
+        <w:t xml:space="preserve">ICRV không chỉ là một biến phân loại mà còn là một gradient thể chế liên tục — từ môi trường thể chế mạnh, ít rủi ro (Nhóm I) đến môi trường thể chế yếu, nhiều rủi ro và khoảng trống thể chế (Nhóm V và VI). Gradient này tạo ra điều kiện biên (boundary conditions) quan trọng để kiểm định khả năng tổng quát hóa của mối quan hệ I–P, đặc biệt liên quan đến giả thuyết phi tuyến.</w:t>
       </w:r>
     </w:p>
     <w:p>
@@ -218,15 +218,15 @@
         <w:pStyle w:val="BodyText"/>
       </w:pPr>
       <w:r>
-        <w:t xml:space="preserve">Một trong những khái niệm trọng tâm của mô hình Uppsala là "gánh nặng của người nước ngoài" (liability of foreignness), chi phí và bất lợi mà doanh nghiệp phải gánh chịu khi hoạt động ở môi trường văn hóa, thể chế, và pháp lý xa lạ (Zaheer, 1995). Johanson và Vahlne (2009) cập nhật mô hình bằng cách bổ sung khái niệm "gánh nặng của người ngoài mạng lưới" (liability of outsidership), nhấn mạnh rằng trong nền kinh tế toàn cầu hiện đại, rào cản lớn nhất không phải là khoảng cách địa lý hay tâm lý, mà là vị trí ngoài lề của các mạng lưới kinh doanh địa phương. Hai loại gánh nặng này giải thích vì sao chi phí quốc tế hóa giai đoạn đầu thường cao, tạo ra giai đoạn hiệu quả giảm trước khi doanh nghiệp tích lũy đủ tri thức và quan hệ để thu được lợi ích từ mở rộng quốc tế (Lu &amp; Beamish, 2004; Contractor et al., 2003).</w:t>
-      </w:r>
-    </w:p>
-    <w:p>
-      <w:pPr>
-        <w:pStyle w:val="BodyText"/>
-      </w:pPr>
-      <w:r>
-        <w:t xml:space="preserve">Tuy nhiên, mô hình Uppsala cổ điển được xây dựng trong bối cảnh tiền số và tiền nền tảng (pre-platform), nên đã bị thách thức đáng kể trong thập kỷ gần đây. Các nghiên cứu về born-global firms, tức doanh nghiệp quốc tế hóa ngay từ giai đoạn đầu mà không theo trình tự tuần tự, và platform firms, tức doanh nghiệp công nghệ tận dụng nền tảng số để vươn ra thị trường quốc tế không cần hiện diện vật lý, cho thấy logic của Uppsala không còn phổ quát (Stallkamp &amp; Schotter, 2021; Yang et al., 2025). Trong luận án này, mô hình Uppsala không bị bác bỏ, mà được tái định vị như một lớp nền giải thích chi phí học hỏi và bất định trong giai đoạn đầu quốc tế hóa, còn cơ chế học hỏi được mở rộng để bao gồm "học hỏi tăng cường bằng dữ liệu số" (data-augmented learning) trong kỷ nguyên chuyển đổi số, nơi dữ liệu từ thị trường nước ngoài có thể được thu thập, xử lý và phân tích nhanh hơn nhiều so với trước (Banalieva &amp; Dhanaraj, 2019).</w:t>
+        <w:t xml:space="preserve">Một trong những khái niệm trọng tâm của mô hình Uppsala là "gánh nặng của người nước ngoài" (liability of foreignness) — chi phí và bất lợi mà doanh nghiệp phải gánh chịu khi hoạt động ở môi trường văn hóa, thể chế, và pháp lý xa lạ (Zaheer, 1995). Johanson và Vahlne (2009) cập nhật mô hình bằng cách bổ sung khái niệm "gánh nặng của người ngoài mạng lưới" (liability of outsidership), nhấn mạnh rằng trong nền kinh tế toàn cầu hiện đại, rào cản lớn nhất không phải là khoảng cách địa lý hay tâm lý, mà là vị trí ngoài lề của các mạng lưới kinh doanh địa phương. Hai loại gánh nặng này giải thích vì sao chi phí quốc tế hóa giai đoạn đầu thường cao, tạo ra giai đoạn hiệu quả giảm trước khi doanh nghiệp tích lũy đủ tri thức và quan hệ để thu được lợi ích từ mở rộng quốc tế (Lu &amp; Beamish, 2004; Contractor et al., 2003).</w:t>
+      </w:r>
+    </w:p>
+    <w:p>
+      <w:pPr>
+        <w:pStyle w:val="BodyText"/>
+      </w:pPr>
+      <w:r>
+        <w:t xml:space="preserve">Tuy nhiên, mô hình Uppsala cổ điển được xây dựng trong bối cảnh tiền số và tiền nền tảng (pre-platform), nên đã bị thách thức đáng kể trong thập kỷ gần đây. Các nghiên cứu về born-global firms — tức doanh nghiệp quốc tế hóa ngay từ giai đoạn đầu mà không theo trình tự tuần tự — và platform firms — tức doanh nghiệp công nghệ tận dụng nền tảng số để vươn ra thị trường quốc tế không cần hiện diện vật lý — cho thấy logic của Uppsala không còn phổ quát (Stallkamp &amp; Schotter, 2021; Yang et al., 2025). Trong luận án này, mô hình Uppsala không bị bác bỏ, mà được tái định vị như một lớp nền giải thích chi phí học hỏi và bất định trong giai đoạn đầu quốc tế hóa, còn cơ chế học hỏi được mở rộng để bao gồm "học hỏi tăng cường bằng dữ liệu số" (data-augmented learning) trong kỷ nguyên chuyển đổi số, nơi dữ liệu từ thị trường nước ngoài có thể được thu thập, xử lý và phân tích nhanh hơn nhiều so với trước (Banalieva &amp; Dhanaraj, 2019).</w:t>
       </w:r>
     </w:p>
     <w:bookmarkEnd w:id="25"/>
@@ -244,7 +244,7 @@
         <w:pStyle w:val="FirstParagraph"/>
       </w:pPr>
       <w:r>
-        <w:t xml:space="preserve">Lý thuyết dựa trên nguồn lực (Resource-Based View, RBV) do Wernerfelt (1984) đặt nền và được Barney (1991) hệ thống hóa thành một khung lý thuyết có ảnh hưởng bền vững. RBV cho rằng doanh nghiệp không chỉ là tập hợp các hoạt động giá trị (value chain) mà còn là bó nguồn lực (bundle of resources), và sự khác biệt về hiệu quả lâu dài giữa các doanh nghiệp bắt nguồn từ sự khác biệt trong sở hữu và khai thác các nguồn lực thỏa mãn tiêu chí VRIN: có giá trị (Valuable), hiếm có (Rare), khó sao chép (Inimitable), và khó thay thế (Non-substitutable).</w:t>
+        <w:t xml:space="preserve">Lý thuyết dựa trên nguồn lực (Resource-Based View — RBV) do Wernerfelt (1984) đặt nền và được Barney (1991) hệ thống hóa thành một khung lý thuyết có ảnh hưởng bền vững. RBV cho rằng doanh nghiệp không chỉ là tập hợp các hoạt động giá trị (value chain) mà còn là bó nguồn lực (bundle of resources), và sự khác biệt về hiệu quả lâu dài giữa các doanh nghiệp bắt nguồn từ sự khác biệt trong sở hữu và khai thác các nguồn lực thỏa mãn tiêu chí VRIN: có giá trị (Valuable), hiếm có (Rare), khó sao chép (Inimitable), và khó thay thế (Non-substitutable).</w:t>
       </w:r>
     </w:p>
     <w:p>
@@ -260,7 +260,7 @@
         <w:pStyle w:val="BodyText"/>
       </w:pPr>
       <w:r>
-        <w:t xml:space="preserve">Trong bối cảnh đương đại, RBV được mở rộng bằng lý thuyết năng lực động (dynamic capabilities) của Teece et al. (1997), nhấn mạnh khả năng của doanh nghiệp trong việc tích hợp, xây dựng và tái cấu hình các năng lực nội bộ để ứng phó với môi trường cạnh tranh thay đổi nhanh chóng. Trong kỷ nguyên số, năng lực công nghệ (TCI), theo phân biệt của luận án, được xem là một dạng năng lực động quan trọng, cho phép doanh nghiệp tái cấu hình nguồn lực và mô hình kinh doanh để ứng phó với bất định trong quốc tế hóa (Bhandari et al., 2023; Verhoef et al., 2021). DAI, chỉ số áp dụng số nền tảng (Tier-1 proxy) đo lường sự hiện diện website, phản ánh mức độ chấp nhận kỹ thuật số cơ bản chứ không phải năng lực động theo nghĩa Teece et al. (1997). RBV cung cấp nền lý thuyết trực tiếp cho giả thuyết H2 về vai trò điều tiết của TCI, trong khi H3 về DAI được neo đậu trong Foundational Digital Adoption Framework (Banalieva &amp; Dhanaraj, 2019).</w:t>
+        <w:t xml:space="preserve">Trong bối cảnh đương đại, RBV được mở rộng bằng lý thuyết năng lực động (dynamic capabilities) của Teece et al. (1997), nhấn mạnh khả năng của doanh nghiệp trong việc tích hợp, xây dựng và tái cấu hình các năng lực nội bộ để ứng phó với môi trường cạnh tranh thay đổi nhanh chóng. Trong kỷ nguyên số, năng lực công nghệ (TCI) — theo phân biệt của luận án — được xem là một dạng năng lực động quan trọng, cho phép doanh nghiệp tái cấu hình nguồn lực và mô hình kinh doanh để ứng phó với bất định trong quốc tế hóa (Bhandari et al., 2023; Verhoef et al., 2021). DAI — chỉ số áp dụng số nền tảng (Tier-1 proxy) đo lường sự hiện diện website — phản ánh mức độ chấp nhận kỹ thuật số cơ bản chứ không phải năng lực động theo nghĩa Teece et al. (1997). RBV cung cấp nền lý thuyết trực tiếp cho giả thuyết H2 về vai trò điều tiết của TCI, trong khi H3 về DAI được neo đậu trong Foundational Digital Adoption Framework (Banalieva &amp; Dhanaraj, 2019).</w:t>
       </w:r>
     </w:p>
     <w:bookmarkEnd w:id="26"/>
@@ -278,23 +278,23 @@
         <w:pStyle w:val="FirstParagraph"/>
       </w:pPr>
       <w:r>
-        <w:t xml:space="preserve">Lý thuyết thể chế (Institutional Theory) trong kinh doanh quốc tế rút từ nhiều nguồn lý luận: kinh tế học thể chế mới của North (1990), xã hội học thể chế của Scott (1995), và lý thuyết về khoảng trống thể chế (institutional voids) của Khanna và Palepu (2010). Điểm chung của các tiếp cận này là nhấn mạnh vai trò của môi trường thể chế, cả chính thức lẫn phi chính thức, trong việc định hình chiến lược và kết quả kinh doanh của doanh nghiệp.</w:t>
-      </w:r>
-    </w:p>
-    <w:p>
-      <w:pPr>
-        <w:pStyle w:val="BodyText"/>
-      </w:pPr>
-      <w:r>
-        <w:t xml:space="preserve">North (1990) chỉ ra rằng thể chế hiệu quả làm giảm chi phí giao dịch, bảo vệ quyền sở hữu trí tuệ, và tạo ra môi trường khuyến khích đầu tư dài hạn. Ngược lại, ở các nền kinh tế đang phát triển, sự vắng mặt hoặc yếu kém của các thể chế trung gian thị trường, từ hệ thống pháp lý đến thị trường vốn, từ tổ chức đánh giá tín nhiệm đến hiệp hội ngành nghề, tạo ra "khoảng trống thể chế" (institutional voids) làm tăng chi phí giao dịch và rủi ro cho doanh nghiệp khi hoạt động hoặc mở rộng ra nước ngoài (Khanna &amp; Palepu, 2010).</w:t>
-      </w:r>
-    </w:p>
-    <w:p>
-      <w:pPr>
-        <w:pStyle w:val="BodyText"/>
-      </w:pPr>
-      <w:r>
-        <w:t xml:space="preserve">Trong literature về I–P, bằng chứng meta-analytic của Marano et al. (2016), phân tích 170 nghiên cứu với 32 quốc gia giai đoạn 1972–2012, cho thấy thể chế quốc gia nguồn điều tiết đáng kể mối quan hệ quốc tế hóa, hiệu quả, với doanh nghiệp từ các nền kinh tế có thể chế yếu hơn có xu hướng thu được lợi ích thấp hơn hoặc thậm chí tổn thất từ quốc tế hóa. Cuervo-Cazurra et al. (2018) bổ sung rằng bất định thể chế ở quốc gia nguồn (home country uncertainty) không chỉ tạo ra thách thức mà còn có thể xây dựng năng lực quản lý bất định đặc thù, giúp doanh nghiệp ở các thị trường mới nổi cạnh tranh hiệu quả hơn ở các thị trường nước ngoài có đặc điểm tương tự. Lý thuyết thể chế cung cấp nền tảng lý luận cho giả thuyết H5 và cho khung ICRV trong luận án.</w:t>
+        <w:t xml:space="preserve">Lý thuyết thể chế (Institutional Theory) trong kinh doanh quốc tế rút từ nhiều nguồn lý luận: kinh tế học thể chế mới của North (1990), xã hội học thể chế của Scott (1995), và lý thuyết về khoảng trống thể chế (institutional voids) của Khanna và Palepu (2010). Điểm chung của các tiếp cận này là nhấn mạnh vai trò của môi trường thể chế — cả chính thức lẫn phi chính thức — trong việc định hình chiến lược và kết quả kinh doanh của doanh nghiệp.</w:t>
+      </w:r>
+    </w:p>
+    <w:p>
+      <w:pPr>
+        <w:pStyle w:val="BodyText"/>
+      </w:pPr>
+      <w:r>
+        <w:t xml:space="preserve">North (1990) chỉ ra rằng thể chế hiệu quả làm giảm chi phí giao dịch, bảo vệ quyền sở hữu trí tuệ, và tạo ra môi trường khuyến khích đầu tư dài hạn. Ngược lại, ở các nền kinh tế đang phát triển, sự vắng mặt hoặc yếu kém của các thể chế trung gian thị trường — từ hệ thống pháp lý đến thị trường vốn, từ tổ chức đánh giá tín nhiệm đến hiệp hội ngành nghề — tạo ra "khoảng trống thể chế" (institutional voids) làm tăng chi phí giao dịch và rủi ro cho doanh nghiệp khi hoạt động hoặc mở rộng ra nước ngoài (Khanna &amp; Palepu, 2010).</w:t>
+      </w:r>
+    </w:p>
+    <w:p>
+      <w:pPr>
+        <w:pStyle w:val="BodyText"/>
+      </w:pPr>
+      <w:r>
+        <w:t xml:space="preserve">Trong literature về I–P, bằng chứng meta-analytic của Marano et al. (2016) — phân tích 170 nghiên cứu với 32 quốc gia giai đoạn 1972–2012 — cho thấy thể chế quốc gia nguồn điều tiết đáng kể mối quan hệ quốc tế hóa — hiệu quả, với doanh nghiệp từ các nền kinh tế có thể chế yếu hơn có xu hướng thu được lợi ích thấp hơn hoặc thậm chí tổn thất từ quốc tế hóa. Cuervo-Cazurra et al. (2018) bổ sung rằng bất định thể chế ở quốc gia nguồn (home country uncertainty) không chỉ tạo ra thách thức mà còn có thể xây dựng năng lực quản lý bất định đặc thù, giúp doanh nghiệp ở các thị trường mới nổi cạnh tranh hiệu quả hơn ở các thị trường nước ngoài có đặc điểm tương tự. Lý thuyết thể chế cung cấp nền tảng lý luận cho giả thuyết H5 và cho khung ICRV trong luận án.</w:t>
       </w:r>
     </w:p>
     <w:bookmarkEnd w:id="27"/>
@@ -320,7 +320,7 @@
         <w:pStyle w:val="BodyText"/>
       </w:pPr>
       <w:r>
-        <w:t xml:space="preserve">Trong bối cảnh quốc tế hóa, Upper Echelons Theory có hai hàm ý trực tiếp. Thứ nhất, kinh nghiệm quốc tế của nhà quản trị cấp cao, được đo bằng số năm kinh nghiệm làm việc hoặc học tập ở nước ngoài, hay tiếp xúc với thị trường quốc tế, giúp giảm nhận thức về liability of foreignness và nâng cao khả năng đánh giá cơ hội, quản trị rủi ro ở thị trường quốc tế (Hsu et al., 2013; Sambharya, 1996). Thứ hai, sự đa dạng giới tính trong lãnh đạo, đặc biệt là sự hiện diện của quản trị viên nữ ở các vị trí lãnh đạo, liên quan đến nhận thức chiến lược đa chiều hơn và thực tiễn quản trị rủi ro thận trọng hơn, qua đó có tác động tích cực đến hiệu quả doanh nghiệp trong quá trình quốc tế hóa (Post &amp; Byron, 2015). Những hàm ý này cung cấp cơ sở lý thuyết cho giả thuyết H4 về vai trò điều tiết của đặc điểm nhà quản trị cấp cao.</w:t>
+        <w:t xml:space="preserve">Trong bối cảnh quốc tế hóa, Upper Echelons Theory có hai hàm ý trực tiếp. Thứ nhất, kinh nghiệm quốc tế của nhà quản trị cấp cao — được đo bằng số năm kinh nghiệm làm việc hoặc học tập ở nước ngoài, hay tiếp xúc với thị trường quốc tế — giúp giảm nhận thức về liability of foreignness và nâng cao khả năng đánh giá cơ hội, quản trị rủi ro ở thị trường quốc tế (Hsu et al., 2013; Sambharya, 1996). Thứ hai, sự đa dạng giới tính trong lãnh đạo — đặc biệt là sự hiện diện của quản trị viên nữ ở các vị trí lãnh đạo — liên quan đến nhận thức chiến lược đa chiều hơn và thực tiễn quản trị rủi ro thận trọng hơn, qua đó có tác động tích cực đến hiệu quả doanh nghiệp trong quá trình quốc tế hóa (Post &amp; Byron, 2015). Những hàm ý này cung cấp cơ sở lý thuyết cho giả thuyết H4 về vai trò điều tiết của đặc điểm nhà quản trị cấp cao.</w:t>
       </w:r>
     </w:p>
     <w:bookmarkEnd w:id="28"/>
@@ -413,7 +413,7 @@
         <w:pStyle w:val="BodyText"/>
       </w:pPr>
       <w:r>
-        <w:t xml:space="preserve">Giai đoạn thứ ba (từ cuối thập niên 2000 đến hiện tại) chuyển trọng tâm sang nghiên cứu các yếu tố điều tiết (moderators), tức điều kiện bối cảnh làm thay đổi hình dạng, cường độ, hoặc dấu của mối quan hệ I–P. Các moderator được nghiên cứu bao gồm đặc điểm quốc gia nguồn (Marano et al., 2016), đặc điểm ngành (Kirca et al., 2012), năng lực lãnh đạo cấp cao (Hsu et al., 2013), và năng lực kỹ thuật số (Bhandari et al., 2023; Wu et al., 2022). Sự chuyển dịch này phản ánh nhận thức ngày càng sâu sắc rằng không có quan hệ I–P phổ quát, kết quả quốc tế hóa phụ thuộc vào điều kiện cụ thể của doanh nghiệp, ngành và quốc gia (Arte &amp; Larimo, 2022).</w:t>
+        <w:t xml:space="preserve">Giai đoạn thứ ba (từ cuối thập niên 2000 đến hiện tại) chuyển trọng tâm sang nghiên cứu các yếu tố điều tiết (moderators) — tức điều kiện bối cảnh làm thay đổi hình dạng, cường độ, hoặc dấu của mối quan hệ I–P. Các moderator được nghiên cứu bao gồm đặc điểm quốc gia nguồn (Marano et al., 2016), đặc điểm ngành (Kirca et al., 2012), năng lực lãnh đạo cấp cao (Hsu et al., 2013), và năng lực kỹ thuật số (Bhandari et al., 2023; Wu et al., 2022). Sự chuyển dịch này phản ánh nhận thức ngày càng sâu sắc rằng không có quan hệ I–P phổ quát — kết quả quốc tế hóa phụ thuộc vào điều kiện cụ thể của doanh nghiệp, ngành và quốc gia (Arte &amp; Larimo, 2022).</w:t>
       </w:r>
     </w:p>
     <w:bookmarkEnd w:id="31"/>
@@ -439,15 +439,15 @@
         <w:pStyle w:val="BodyText"/>
       </w:pPr>
       <w:r>
-        <w:t xml:space="preserve">Bausch và Krist (2007) phân tích 65 nghiên cứu và tìm thấy tác động tổng hợp dương nhưng nhỏ (r ≈ 0, 10), đồng thời xác nhận rằng mức độ dị biệt (heterogeneity) giữa các nghiên cứu rất cao với I² &gt; 80%, hàm ý rằng các moderator là nguồn giải thích chủ yếu cho sự khác biệt. Kirca et al. (2012) mở rộng pool lên 154 mẫu và tìm thấy tác động tổng hợp tương tự, đồng thời xác nhận vai trò của bối cảnh quốc gia và ngành. Marano et al. (2016), nghiên cứu meta-analytic toàn diện nhất trong literature với 170 nghiên cứu và 32 quốc gia, tìm thấy r ≈ 0, 07–0, 13 và chứng minh rằng thể chế quốc gia nguồn là moderator quan trọng nhất trong tất cả các biến bối cảnh được kiểm định. Wu et al. (2022) cập nhật với pool 218 effect sizes tập trung vào các emerging market multinationals (EMNEs) và tìm thấy mô hình moderator tương tự. Tại hội nghị ICBEF 2024, kết quả sơ bộ từ pool nghiên cứu về châu Á với k = 113 nghiên cứu cho thấy r = 0, 07, nhất quán với các meta-analyses toàn cầu nhưng cụ thể hơn về bối cảnh châu Á. Luận án này mở rộng pool đó thông qua Nghiên cứu P6, một meta-analysis ba tầng (three-level MARA) với k = 238 nghiên cứu và K = 288 effect sizes từ châu Á và Thái Bình Dương, ước lượng r̄ = 0, 074 [KTC 95%: 0, 060; 0, 088], I² = 62, 4%, Q_M(ICRV) = 17, 35 (df = 4, p =, 002). Kết quả này xác nhận tác động tổng hợp dương nhỏ nhưng bền vững, đồng thời chứng minh rằng gradient ICRV, turning point giảm dần khi chuyển từ thể chế yếu sang thể chế mạnh, là moderator thực chất của mối quan hệ I–P trong bối cảnh châu Á (nghiên cứu thành phần P6).</w:t>
-      </w:r>
-    </w:p>
-    <w:p>
-      <w:pPr>
-        <w:pStyle w:val="BodyText"/>
-      </w:pPr>
-      <w:r>
-        <w:t xml:space="preserve">Nhìn chung, bằng chứng meta-analytic cho thấy ba kết luận quan trọng: tác động tổng hợp của quốc tế hóa lên hiệu quả là dương nhưng khiêm tốn; mức dị biệt cực kỳ cao; và các moderator bối cảnh, đặc biệt là thể chế quốc gia, năng lực doanh nghiệp, và đặc điểm ngành, là những nguồn giải thích chính cho sự khác biệt giữa các nghiên cứu. Đây là luận điểm cơ bản biện hộ cho sự cần thiết của một khung giải thích đa tầng.</w:t>
+        <w:t xml:space="preserve">Bausch và Krist (2007) phân tích 65 nghiên cứu và tìm thấy tác động tổng hợp dương nhưng nhỏ (r ≈ 0,10), đồng thời xác nhận rằng mức độ dị biệt (heterogeneity) giữa các nghiên cứu rất cao với I² &gt; 80%, hàm ý rằng các moderator là nguồn giải thích chủ yếu cho sự khác biệt. Kirca et al. (2012) mở rộng pool lên 154 mẫu và tìm thấy tác động tổng hợp tương tự, đồng thời xác nhận vai trò của bối cảnh quốc gia và ngành. Marano et al. (2016) — nghiên cứu meta-analytic toàn diện nhất trong literature với 170 nghiên cứu và 32 quốc gia — tìm thấy r ≈ 0,07–0,13 và chứng minh rằng thể chế quốc gia nguồn là moderator quan trọng nhất trong tất cả các biến bối cảnh được kiểm định. Wu et al. (2022) cập nhật với pool 218 effect sizes tập trung vào các emerging market multinationals (EMNEs) và tìm thấy mô hình moderator tương tự. Tại hội nghị ICBEF 2024, kết quả sơ bộ từ pool nghiên cứu về châu Á với k = 113 nghiên cứu cho thấy r = 0,07 — nhất quán với các meta-analyses toàn cầu nhưng cụ thể hơn về bối cảnh châu Á. Luận án này mở rộng pool đó thông qua Nghiên cứu P6 — một meta-analysis ba tầng (three-level MARA) với k = 238 nghiên cứu và K = 288 effect sizes từ châu Á và Thái Bình Dương, ước lượng r̄ = 0,074 [KTC 95%: 0,060; 0,088], I² = 62,4%, Q_M(ICRV) = 17,35 (df = 4, p = ,002). Kết quả này xác nhận tác động tổng hợp dương nhỏ nhưng bền vững, đồng thời chứng minh rằng gradient ICRV — turning point giảm dần khi chuyển từ thể chế yếu sang thể chế mạnh — là moderator thực chất của mối quan hệ I–P trong bối cảnh châu Á (nghiên cứu thành phần P6).</w:t>
+      </w:r>
+    </w:p>
+    <w:p>
+      <w:pPr>
+        <w:pStyle w:val="BodyText"/>
+      </w:pPr>
+      <w:r>
+        <w:t xml:space="preserve">Nhìn chung, bằng chứng meta-analytic cho thấy ba kết luận quan trọng: tác động tổng hợp của quốc tế hóa lên hiệu quả là dương nhưng khiêm tốn; mức dị biệt cực kỳ cao; và các moderator bối cảnh — đặc biệt là thể chế quốc gia, năng lực doanh nghiệp, và đặc điểm ngành — là những nguồn giải thích chính cho sự khác biệt giữa các nghiên cứu. Đây là luận điểm cơ bản biện hộ cho sự cần thiết của một khung giải thích đa tầng.</w:t>
       </w:r>
     </w:p>
     <w:bookmarkEnd w:id="32"/>
@@ -473,15 +473,15 @@
         <w:pStyle w:val="BodyText"/>
       </w:pPr>
       <w:r>
-        <w:t xml:space="preserve">nghiên cứu thành phần P1 là nghiên cứu thực nghiệm multi-country quy mô lớn nhất hiện có về I–P trong bối cảnh châu Á mới nổi, phân tích 40.633 doanh nghiệp từ 17 nền kinh tế châu Á sử dụng dữ liệu WBES. Nghiên cứu tìm thấy: (i) tồn tại phân tầng năng suất rõ rệt giữa nhóm Chinese economies, South Asia và ASEAN, phản ánh sự dị biệt thể chế và năng lực giữa các nhóm; (ii) việc áp dụng công nghệ vừa làm tăng năng suất lao động trực tiếp vừa làm suy giảm đáng kể tác động bất lợi của các rào cản thể chế, phát hiện được gọi là "hiệu ứng lá chắn số" (digital shield effect). Nghiên cứu thành phần P2 kiểm định cụ thể với dữ liệu doanh nghiệp Trung Quốc và tìm thấy cấu trúc cubic inverted-U với ngưỡng FSTS tối ưu khoảng 47, 8%, tức điểm turning point khá thấp so với các nền kinh tế tiên tiến. Luận án kế thừa và mở rộng các kết quả này trên pool đầy đủ 49 nền kinh tế (bao gồm 9 nền kinh tế đảo nhỏ Thái Bình Dương).</w:t>
-      </w:r>
-    </w:p>
-    <w:p>
-      <w:pPr>
-        <w:pStyle w:val="BodyText"/>
-      </w:pPr>
-      <w:r>
-        <w:t xml:space="preserve">Phần lớn các nghiên cứu về I–P trong bối cảnh châu Á tập trung vào Nhật Bản, Hàn Quốc, Đài Loan, và Trung Quốc, trong khi các nền kinh tế chuyển đổi như Việt Nam, Campuchia, Bangladesh, và đặc biệt là các SIDS, về cơ bản thiếu vắng trong literature. Sự thiếu đại diện này tạo ra khoảng trống nghiêm trọng trong khả năng khái quát hóa lý thuyết, vì các nền kinh tế frontier và SIDS có thể là địa điểm quan trọng để kiểm định điều kiện biên (boundary conditions) của các lý thuyết về I–P.</w:t>
+        <w:t xml:space="preserve">nghiên cứu thành phần P1 là nghiên cứu thực nghiệm multi-country quy mô lớn nhất hiện có về I–P trong bối cảnh châu Á mới nổi, phân tích 40.633 doanh nghiệp từ 17 nền kinh tế châu Á sử dụng dữ liệu WBES. Nghiên cứu tìm thấy: (i) tồn tại phân tầng năng suất rõ rệt giữa nhóm Chinese economies, South Asia và ASEAN, phản ánh sự dị biệt thể chế và năng lực giữa các nhóm; (ii) việc áp dụng công nghệ vừa làm tăng năng suất lao động trực tiếp vừa làm suy giảm đáng kể tác động bất lợi của các rào cản thể chế — phát hiện được gọi là "hiệu ứng lá chắn số" (digital shield effect). Nghiên cứu thành phần P2 kiểm định cụ thể với dữ liệu doanh nghiệp Trung Quốc và tìm thấy cấu trúc cubic inverted-U với ngưỡng FSTS tối ưu khoảng 47,8% — tức điểm turning point khá thấp so với các nền kinh tế tiên tiến. Luận án kế thừa và mở rộng các kết quả này trên pool đầy đủ 49 nền kinh tế (bao gồm 9 nền kinh tế đảo nhỏ Thái Bình Dương).</w:t>
+      </w:r>
+    </w:p>
+    <w:p>
+      <w:pPr>
+        <w:pStyle w:val="BodyText"/>
+      </w:pPr>
+      <w:r>
+        <w:t xml:space="preserve">Phần lớn các nghiên cứu về I–P trong bối cảnh châu Á tập trung vào Nhật Bản, Hàn Quốc, Đài Loan, và Trung Quốc — trong khi các nền kinh tế chuyển đổi như Việt Nam, Campuchia, Bangladesh, và đặc biệt là các SIDS, về cơ bản thiếu vắng trong literature. Sự thiếu đại diện này tạo ra khoảng trống nghiêm trọng trong khả năng khái quát hóa lý thuyết, vì các nền kinh tế frontier và SIDS có thể là địa điểm quan trọng để kiểm định điều kiện biên (boundary conditions) của các lý thuyết về I–P.</w:t>
       </w:r>
     </w:p>
     <w:bookmarkEnd w:id="33"/>
@@ -551,7 +551,7 @@
         <w:t xml:space="preserve"> </w:t>
       </w:r>
       <w:r>
-        <w:t xml:space="preserve">Các meta-analyses nhất quán cho thấy I² &gt; 80%, tức hơn 80% biến thiên trong effect size không được giải thích bởi sai số ngẫu nhiên mà bởi sự khác biệt có hệ thống giữa các bối cảnh (Bausch &amp; Krist, 2007; Marano et al., 2016). Tuy nhiên, hầu hết các nghiên cứu thực nghiệm hiện tại chỉ kiểm định một hoặc hai moderator từ một lý thuyết đơn lẻ, không có khả năng giải thích đồng thời heterogeneity do bối cảnh thể chế, năng lực doanh nghiệp, và đặc điểm lãnh đạo tạo ra. Không có lý thuyết đơn lẻ nào, dù là Uppsala, RBV, Institutional Theory, hay Upper Echelons Theory, đủ để giải thích đầy đủ sự phức tạp của I–P relationship trong bối cảnh đa quốc gia đa dạng như châu Á. Khoảng trống này đòi hỏi một khung tích hợp đa tầng, trong đó các lý thuyết bổ sung cho nhau thay vì cạnh tranh nhau.</w:t>
+        <w:t xml:space="preserve">Các meta-analyses nhất quán cho thấy I² &gt; 80% — tức hơn 80% biến thiên trong effect size không được giải thích bởi sai số ngẫu nhiên mà bởi sự khác biệt có hệ thống giữa các bối cảnh (Bausch &amp; Krist, 2007; Marano et al., 2016). Tuy nhiên, hầu hết các nghiên cứu thực nghiệm hiện tại chỉ kiểm định một hoặc hai moderator từ một lý thuyết đơn lẻ, không có khả năng giải thích đồng thời heterogeneity do bối cảnh thể chế, năng lực doanh nghiệp, và đặc điểm lãnh đạo tạo ra. Không có lý thuyết đơn lẻ nào — dù là Uppsala, RBV, Institutional Theory, hay Upper Echelons Theory — đủ để giải thích đầy đủ sự phức tạp của I–P relationship trong bối cảnh đa quốc gia đa dạng như châu Á. Khoảng trống này đòi hỏi một khung tích hợp đa tầng, trong đó các lý thuyết bổ sung cho nhau thay vì cạnh tranh nhau.</w:t>
       </w:r>
     </w:p>
     <w:p>
@@ -587,15 +587,15 @@
         <w:t xml:space="preserve"> </w:t>
       </w:r>
       <w:r>
-        <w:t xml:space="preserve">Mặc dù châu Á là khu vực kinh tế năng động và đa dạng nhất thế giới, literature về I–P vẫn thiếu bằng chứng đa quốc gia bao quát đủ rộng để kiểm định khả năng tổng quát hóa của các lý thuyết. Pool 17 nước của nghiên cứu thành phần P1 là baseline lớn nhất hiện có trong literature về châu Á, nhưng vẫn chưa bao gồm các nền kinh tế frontier và SIDS, những địa điểm cực kỳ quan trọng để kiểm định boundary conditions. Thiếu vắng các bằng chứng này khiến cho các lý thuyết về I–P, vốn được xây dựng chủ yếu trên dữ liệu từ Nhật Bản, Hàn Quốc, và các nền kinh tế tiên tiến, có nguy cơ bị áp dụng sai trong bối cảnh các nền kinh tế đang phát triển và chuyển đổi ở châu Á.</w:t>
-      </w:r>
-    </w:p>
-    <w:p>
-      <w:pPr>
-        <w:pStyle w:val="BodyText"/>
-      </w:pPr>
-      <w:r>
-        <w:t xml:space="preserve">Ba khoảng trống này hội tụ vào một hướng giải quyết chung: cần phát triển và kiểm định một khung giải thích tích hợp đa tầng (multi-tier integrated framework) trên dữ liệu đa quốc gia đủ rộng và đủ đa dạng về thể chế để bao phủ toàn bộ gradient thể chế của châu Á. Luận án đề xuất khung CDCM (Context-Contingent Digital-and-Capability Model), là khung lý thuyết tích hợp đa tầng kết hợp bối cảnh thể chế (tầng vĩ mô, vận hành hóa bằng ICRV), năng lực doanh nghiệp với TCI và DAI riêng biệt (tầng tổ chức), đặc điểm nhà quản trị cấp cao (tầng cá nhân), và lớp mở rộng digital capability lens. Trong khung này, FSTS là biến độc lập chính và hiệu quả doanh nghiệp (labor productivity) là biến phụ thuộc.</w:t>
+        <w:t xml:space="preserve">Mặc dù châu Á là khu vực kinh tế năng động và đa dạng nhất thế giới, literature về I–P vẫn thiếu bằng chứng đa quốc gia bao quát đủ rộng để kiểm định khả năng tổng quát hóa của các lý thuyết. Pool 17 nước của nghiên cứu thành phần P1 là baseline lớn nhất hiện có trong literature về châu Á, nhưng vẫn chưa bao gồm các nền kinh tế frontier và SIDS — những địa điểm cực kỳ quan trọng để kiểm định boundary conditions. Thiếu vắng các bằng chứng này khiến cho các lý thuyết về I–P — vốn được xây dựng chủ yếu trên dữ liệu từ Nhật Bản, Hàn Quốc, và các nền kinh tế tiên tiến — có nguy cơ bị áp dụng sai trong bối cảnh các nền kinh tế đang phát triển và chuyển đổi ở châu Á.</w:t>
+      </w:r>
+    </w:p>
+    <w:p>
+      <w:pPr>
+        <w:pStyle w:val="BodyText"/>
+      </w:pPr>
+      <w:r>
+        <w:t xml:space="preserve">Ba khoảng trống này hội tụ vào một hướng giải quyết chung: cần phát triển và kiểm định một khung giải thích tích hợp đa tầng (multi-tier integrated framework) trên dữ liệu đa quốc gia đủ rộng và đủ đa dạng về thể chế để bao phủ toàn bộ gradient thể chế của châu Á. Luận án đề xuất khung CDCM (Context-Contingent Digital-and-Capability Model) — là khung lý thuyết tích hợp đa tầng kết hợp bối cảnh thể chế (tầng vĩ mô, vận hành hóa bằng ICRV), năng lực doanh nghiệp với TCI và DAI riêng biệt (tầng tổ chức), đặc điểm nhà quản trị cấp cao (tầng cá nhân), và lớp mở rộng digital capability lens. Trong khung này, FSTS là biến độc lập chính và hiệu quả doanh nghiệp (labor productivity) là biến phụ thuộc.</w:t>
       </w:r>
     </w:p>
     <w:p>
@@ -607,13 +607,13 @@
           <w:bCs/>
           <w:b/>
         </w:rPr>
-        <w:t xml:space="preserve">Từ khoảng trống đến Nghiên cứu P7, Kiểm định CDCM trên 49 nền kinh tế châu Á.</w:t>
+        <w:t xml:space="preserve">Từ khoảng trống đến Nghiên cứu P7 — Kiểm định CDCM trên 49 nền kinh tế châu Á.</w:t>
       </w:r>
       <w:r>
         <w:t xml:space="preserve"> </w:t>
       </w:r>
       <w:r>
-        <w:t xml:space="preserve">Khoảng trống thứ nhất và thứ ba hội tụ vào một câu hỏi kiểm định trực tiếp: liệu CDCM có thể giải thích đồng thời heterogeneity I–P khi kiểm soát đầy đủ cả ba tầng trong một mô hình tích hợp ở quy mô đủ rộng để bao phủ toàn bộ gradient ICRV không? Literature hiện tại chưa có bằng chứng kiểm định đồng thời năm moderator chính (TCI, DAI, kinh nghiệm quản trị, giới tính nhà quản trị, ICRV) trong một mô hình hồi quy đơn lẻ trên dữ liệu đa quốc gia quy mô lớn. Nghiên cứu thành phần P7, Nghiên cứu P7, lấp đầy khoảng trống này bằng dữ liệu WBES từ 49 nền kinh tế (N = 84.910–91.982 doanh nghiệp, 102 country-year waves), bao phủ toàn bộ gradient ICRV từ nhóm tiên tiến đến SIDS, kiểm định đồng thời H1–H6 với country-year fixed effects. Kết quả turning point trung bình ~36% FSTS tại P7, thấp hơn P3 Vietnam (~40%) và P5 Trung Quốc (~49%), xác nhận ICRV điều tiết vị trí turning point theo gradient dự đoán lý thuyết, đóng góp bằng chứng kiểm định tích hợp đầu tiên cho CDCM ở cấp độ liên quốc gia quy mô lớn.</w:t>
+        <w:t xml:space="preserve">Khoảng trống thứ nhất và thứ ba hội tụ vào một câu hỏi kiểm định trực tiếp: liệu CDCM có thể giải thích đồng thời heterogeneity I–P khi kiểm soát đầy đủ cả ba tầng trong một mô hình tích hợp ở quy mô đủ rộng để bao phủ toàn bộ gradient ICRV không? Literature hiện tại chưa có bằng chứng kiểm định đồng thời năm moderator chính (TCI, DAI, kinh nghiệm quản trị, giới tính nhà quản trị, ICRV) trong một mô hình hồi quy đơn lẻ trên dữ liệu đa quốc gia quy mô lớn. Nghiên cứu thành phần P7 — Nghiên cứu P7 — lấp đầy khoảng trống này bằng dữ liệu WBES từ 49 nền kinh tế (N = 84.910–91.982 doanh nghiệp, 102 country-year waves), bao phủ toàn bộ gradient ICRV từ nhóm tiên tiến đến SIDS, kiểm định đồng thời H1–H6 với country-year fixed effects. Kết quả turning point trung bình ~36% FSTS tại P7 — thấp hơn P3 Vietnam (~40%) và P5 Trung Quốc (~49%) — xác nhận ICRV điều tiết vị trí turning point theo gradient dự đoán lý thuyết, đóng góp bằng chứng kiểm định tích hợp đầu tiên cho CDCM ở cấp độ liên quốc gia quy mô lớn.</w:t>
       </w:r>
     </w:p>
     <w:p>
@@ -625,13 +625,13 @@
           <w:bCs/>
           <w:b/>
         </w:rPr>
-        <w:t xml:space="preserve">Từ khoảng trống đến Nghiên cứu P8, Kiểm định điều kiện biên FIP tại SIDS.</w:t>
+        <w:t xml:space="preserve">Từ khoảng trống đến Nghiên cứu P8 — Kiểm định điều kiện biên FIP tại SIDS.</w:t>
       </w:r>
       <w:r>
         <w:t xml:space="preserve"> </w:t>
       </w:r>
       <w:r>
-        <w:t xml:space="preserve">Khoảng trống thứ ba không chỉ đòi hỏi mở rộng phạm vi địa lý mà còn đòi hỏi kiểm định điều kiện biên lý thuyết cực trị: liệu có tồn tại bối cảnh nơi inverted-U hoàn toàn sụp đổ thành quan hệ âm đơn điệu? Không có nghiên cứu nào trong literature I–P hiện tại kiểm định "Forced Internationalization Penalty" (FIP), bối cảnh mà quốc tế hóa là gánh nặng sinh tồn, không phải lựa chọn chiến lược dựa trên lợi thế cạnh tranh. Nghiên cứu thành phần P8, Nghiên cứu P8, kiểm định H1b bằng dữ liệu WBES từ các nền kinh tế SIDS (Fiji, Tonga, Solomon Islands, Vanuatu, Samoa), nơi ba điều kiện cấu trúc cơ bản của inverted-U đồng thời bị vi phạm: thị trường nội địa cực nhỏ, chi phí logistics cao bất thường, và hỗ trợ thể chế cho xuất khẩu gần như không tồn tại. Kết quả P8 xác định boundary condition cực trị của CDCM: điểm nơi lý thuyết đường cong chữ U ngược không còn ứng dụng được.</w:t>
+        <w:t xml:space="preserve">Khoảng trống thứ ba không chỉ đòi hỏi mở rộng phạm vi địa lý mà còn đòi hỏi kiểm định điều kiện biên lý thuyết cực trị: liệu có tồn tại bối cảnh nơi inverted-U hoàn toàn sụp đổ thành quan hệ âm đơn điệu? Không có nghiên cứu nào trong literature I–P hiện tại kiểm định "Forced Internationalization Penalty" (FIP) — bối cảnh mà quốc tế hóa là gánh nặng sinh tồn, không phải lựa chọn chiến lược dựa trên lợi thế cạnh tranh. Nghiên cứu thành phần P8 — Nghiên cứu P8 — kiểm định H1b bằng dữ liệu WBES từ các nền kinh tế SIDS (Fiji, Tonga, Solomon Islands, Vanuatu, Samoa), nơi ba điều kiện cấu trúc cơ bản của inverted-U đồng thời bị vi phạm: thị trường nội địa cực nhỏ, chi phí logistics cao bất thường, và hỗ trợ thể chế cho xuất khẩu gần như không tồn tại. Kết quả P8 xác định boundary condition cực trị của CDCM: điểm nơi lý thuyết đường cong chữ U ngược không còn ứng dụng được.</w:t>
       </w:r>
     </w:p>
     <w:p>
@@ -673,23 +673,23 @@
         <w:pStyle w:val="BodyText"/>
       </w:pPr>
       <w:r>
-        <w:t xml:space="preserve">Tầng vĩ mô, bối cảnh thể chế, được vận hành hóa bằng khung ICRV với sáu sub-regime theo gradient từ Advanced Innovation-Driven đến SIDS. Ở tầng này, ICRV điều tiết mối quan hệ I–P thông qua hai cơ chế: (i) mức độ khoảng trống thể chế (institutional voids) ảnh hưởng đến chi phí giao dịch xuyên biên giới; và (ii) chất lượng thể chế ảnh hưởng đến khả năng doanh nghiệp khai thác lợi ích từ quốc tế hóa. Ở các nền kinh tế frontier và SIDS, khoảng trống thể chế cực kỳ lớn có thể đảo ngược quan hệ I–P, biến lợi ích tiềm năng thành tổn thất thực tế (nghiên cứu thành phần P8).</w:t>
-      </w:r>
-    </w:p>
-    <w:p>
-      <w:pPr>
-        <w:pStyle w:val="BodyText"/>
-      </w:pPr>
-      <w:r>
-        <w:t xml:space="preserve">Tầng tổ chức, năng lực doanh nghiệp, bao gồm TCI và DAI như hai moderator độc lập với cơ chế tác động khác nhau. TCI đóng vai trò như một "nâng đỡ mặt bằng" (level shifter): doanh nghiệp có TCI cao sẽ đạt hiệu quả cao hơn ở mọi mức độ FSTS, và đặc biệt có khả năng khai thác lợi ích quốc tế hóa tốt hơn nhờ năng lực hấp thụ tri thức và công nghệ từ thị trường nước ngoài. DAI, ngược lại, đóng vai trò là "bộ đệm phối hợp số" (digital coordination buffer): ở mức FSTS cao, DAI giúp giảm chi phí điều phối xuyên biên giới, làm chuyển dịch điểm turning point sang phải và kéo dài giai đoạn lợi ích dương của quan hệ I–P.</w:t>
-      </w:r>
-    </w:p>
-    <w:p>
-      <w:pPr>
-        <w:pStyle w:val="BodyText"/>
-      </w:pPr>
-      <w:r>
-        <w:t xml:space="preserve">Tầng cá nhân, đặc điểm nhà quản trị cấp cao, bao gồm kinh nghiệm quản trị và giới tính nhà quản trị như các moderator vi mô. Kinh nghiệm quốc tế của nhà quản trị giảm chi phí nhận thức của liability of foreignness; sự hiện diện của quản trị viên nữ tăng cường đa dạng nhận thức và thận trọng trong quản trị rủi ro quốc tế.</w:t>
+        <w:t xml:space="preserve">Tầng vĩ mô — bối cảnh thể chế — được vận hành hóa bằng khung ICRV với sáu sub-regime theo gradient từ Advanced Innovation-Driven đến SIDS. Ở tầng này, ICRV điều tiết mối quan hệ I–P thông qua hai cơ chế: (i) mức độ khoảng trống thể chế (institutional voids) ảnh hưởng đến chi phí giao dịch xuyên biên giới; và (ii) chất lượng thể chế ảnh hưởng đến khả năng doanh nghiệp khai thác lợi ích từ quốc tế hóa. Ở các nền kinh tế frontier và SIDS, khoảng trống thể chế cực kỳ lớn có thể đảo ngược quan hệ I–P, biến lợi ích tiềm năng thành tổn thất thực tế (nghiên cứu thành phần P8).</w:t>
+      </w:r>
+    </w:p>
+    <w:p>
+      <w:pPr>
+        <w:pStyle w:val="BodyText"/>
+      </w:pPr>
+      <w:r>
+        <w:t xml:space="preserve">Tầng tổ chức — năng lực doanh nghiệp — bao gồm TCI và DAI như hai moderator độc lập với cơ chế tác động khác nhau. TCI đóng vai trò như một "nâng đỡ mặt bằng" (level shifter): doanh nghiệp có TCI cao sẽ đạt hiệu quả cao hơn ở mọi mức độ FSTS, và đặc biệt có khả năng khai thác lợi ích quốc tế hóa tốt hơn nhờ năng lực hấp thụ tri thức và công nghệ từ thị trường nước ngoài. DAI, ngược lại, đóng vai trò là "bộ đệm phối hợp số" (digital coordination buffer): ở mức FSTS cao, DAI giúp giảm chi phí điều phối xuyên biên giới, làm chuyển dịch điểm turning point sang phải và kéo dài giai đoạn lợi ích dương của quan hệ I–P.</w:t>
+      </w:r>
+    </w:p>
+    <w:p>
+      <w:pPr>
+        <w:pStyle w:val="BodyText"/>
+      </w:pPr>
+      <w:r>
+        <w:t xml:space="preserve">Tầng cá nhân — đặc điểm nhà quản trị cấp cao — bao gồm kinh nghiệm quản trị và giới tính nhà quản trị như các moderator vi mô. Kinh nghiệm quốc tế của nhà quản trị giảm chi phí nhận thức của liability of foreignness; sự hiện diện của quản trị viên nữ tăng cường đa dạng nhận thức và thận trọng trong quản trị rủi ro quốc tế.</w:t>
       </w:r>
     </w:p>
     <w:p>
@@ -707,7 +707,7 @@
       <w:r>
         <w:drawing>
           <wp:inline>
-            <wp:extent cx="5334000" cy="3298888"/>
+            <wp:extent cx="5753100" cy="3558086"/>
             <wp:effectExtent b="0" l="0" r="0" t="0"/>
             <wp:docPr descr="Hình 2.1. Khung khái niệm tích hợp đa tầng CDCM cho quan hệ Quốc tế hóa–Hiệu quả tại châu Á" title="" id="38" name="Picture"/>
             <a:graphic>
@@ -728,7 +728,7 @@
                   <pic:spPr bwMode="auto">
                     <a:xfrm>
                       <a:off x="0" y="0"/>
-                      <a:ext cx="5334000" cy="3298888"/>
+                      <a:ext cx="5753100" cy="3558086"/>
                     </a:xfrm>
                     <a:prstGeom prst="rect">
                       <a:avLst/>
@@ -772,7 +772,7 @@
         <w:t xml:space="preserve"> </w:t>
       </w:r>
       <w:r>
-        <w:t xml:space="preserve">Mũi tên liền thể hiện tác động trực tiếp (H1, quan hệ phi tuyến chữ U ngược); mũi tên đứt thể hiện tác động điều tiết của ba tầng (thể chế ICRV, H5; năng lực số TCI/DAI, H2, H3; đặc điểm nhà quản trị, H4); mũi tên chấm thể hiện điều kiện biên FIP (H1b) tại nhóm SIDS. Biến kiểm soát không thể hiện để giữ rõ ràng.</w:t>
+        <w:t xml:space="preserve">Mũi tên liền thể hiện tác động trực tiếp (H1 — quan hệ phi tuyến chữ U ngược); mũi tên đứt thể hiện tác động điều tiết của ba tầng (thể chế ICRV — H5; năng lực số TCI/DAI — H2, H3; đặc điểm nhà quản trị — H4); mũi tên chấm thể hiện điều kiện biên FIP (H1b) tại nhóm SIDS. Biến kiểm soát không thể hiện để giữ rõ ràng.</w:t>
       </w:r>
       <w:r>
         <w:t xml:space="preserve"> </w:t>
@@ -818,7 +818,7 @@
         <w:pStyle w:val="FirstParagraph"/>
       </w:pPr>
       <w:r>
-        <w:t xml:space="preserve">H1 dự báo quan hệ chữ U ngược, tức là tồn tại một mức FSTS tối ưu mà dưới ngưỡng đó quốc tế hóa tạo ra lợi ích, và trên ngưỡng đó chi phí điều phối vượt qua lợi ích học hỏi. Tuy nhiên, lý thuyết dự đoán này ngầm giả định rằng ba điều kiện cấu trúc cơ bản được đáp ứng: (i) tồn tại thị trường nội địa đủ lớn để doanh nghiệp có nền tảng hiệu suất và thanh khoản trước khi xuất khẩu; (ii) chi phí thương mại ở mức chấp nhận được, cho phép cân nhắc kinh tế hợp lý; và (iii) tồn tại hỗ trợ thể chế tối thiểu cho hoạt động trao đổi quốc tế.</w:t>
+        <w:t xml:space="preserve">H1 dự báo quan hệ chữ U ngược — tức là tồn tại một mức FSTS tối ưu mà dưới ngưỡng đó quốc tế hóa tạo ra lợi ích, và trên ngưỡng đó chi phí điều phối vượt qua lợi ích học hỏi. Tuy nhiên, lý thuyết dự đoán này ngầm giả định rằng ba điều kiện cấu trúc cơ bản được đáp ứng: (i) tồn tại thị trường nội địa đủ lớn để doanh nghiệp có nền tảng hiệu suất và thanh khoản trước khi xuất khẩu; (ii) chi phí thương mại ở mức chấp nhận được, cho phép cân nhắc kinh tế hợp lý; và (iii) tồn tại hỗ trợ thể chế tối thiểu cho hoạt động trao đổi quốc tế.</w:t>
       </w:r>
     </w:p>
     <w:p>
@@ -839,7 +839,10 @@
         <w:t xml:space="preserve">quan hệ âm đơn điệu không có điểm uốn</w:t>
       </w:r>
       <w:r>
-        <w:t xml:space="preserve">, tức là điều kiện biên lý thuyết nơi mọi mức độ quốc tế hóa đều gây tổn hại đến hiệu quả doanh nghiệp.</w:t>
+        <w:t xml:space="preserve"> </w:t>
+      </w:r>
+      <w:r>
+        <w:t xml:space="preserve">— tức là điều kiện biên lý thuyết nơi mọi mức độ quốc tế hóa đều gây tổn hại đến hiệu quả doanh nghiệp.</w:t>
       </w:r>
     </w:p>
     <w:p>
@@ -860,7 +863,10 @@
         <w:t xml:space="preserve">âm đơn điệu</w:t>
       </w:r>
       <w:r>
-        <w:t xml:space="preserve">, không có điểm turning point trong phạm vi dữ liệu, phản ánh gánh nặng quốc tế hóa bắt buộc (Forced Internationalization Penalty, FIP) nơi doanh nghiệp xuất khẩu để sinh tồn chứ không phải để khai thác lợi thế cạnh tranh. Cơ sở lý thuyết bao gồm Institutional Theory (North, 1990), lý thuyết chi phí giao dịch (Williamson, 1985), Khanna và Palepu (2010) về institutional voids, và Lall (2004) về SIDS structural constraints.</w:t>
+        <w:t xml:space="preserve"> </w:t>
+      </w:r>
+      <w:r>
+        <w:t xml:space="preserve">— không có điểm turning point trong phạm vi dữ liệu — phản ánh gánh nặng quốc tế hóa bắt buộc (Forced Internationalization Penalty — FIP) nơi doanh nghiệp xuất khẩu để sinh tồn chứ không phải để khai thác lợi thế cạnh tranh. Cơ sở lý thuyết bao gồm Institutional Theory (North, 1990), lý thuyết chi phí giao dịch (Williamson, 1985), Khanna và Palepu (2010) về institutional voids, và Lall (2004) về SIDS structural constraints.</w:t>
       </w:r>
     </w:p>
     <w:bookmarkEnd w:id="42"/>
@@ -896,7 +902,7 @@
         <w:pStyle w:val="FirstParagraph"/>
       </w:pPr>
       <w:r>
-        <w:t xml:space="preserve">Phân biệt rõ với H2, DAI không có chiều sâu năng lực tổ chức như TCI nhưng có vai trò giảm thiểu chi phí phối hợp xuyên biên giới ở mức xuất khẩu cao. Giả thuyết H3 được phát biểu như sau. Chỉ số chấp nhận số (DAI) điều tiết mối quan hệ I–P, với vai trò bổ trợ rõ rệt hơn ở mức export intensity cao khi DAI giúp giảm chi phí phối hợp giao dịch xuyên biên giới, theo đó DAI làm thay đổi độ dốc của đường quan hệ I–P chứ không nhất thiết nâng mặt bằng hiệu quả như TCI. Cơ sở lý thuyết bao gồm Verhoef et al. (2021), Stallkamp và Schotter (2021), và Bustamante et al. (2022). Sự phân biệt cơ chế tác động giữa H2 và H3 là đóng góp lý thuyết quan trọng, cho phép phân tách TCI và DAI trong mô hình hồi quy thực nghiệm.</w:t>
+        <w:t xml:space="preserve">Phân biệt rõ với H2, DAI không có chiều sâu năng lực tổ chức như TCI nhưng có vai trò giảm thiểu chi phí phối hợp xuyên biên giới ở mức xuất khẩu cao. Giả thuyết H3 được phát biểu như sau. Chỉ số chấp nhận số (DAI) điều tiết mối quan hệ I–P, với vai trò bổ trợ rõ rệt hơn ở mức export intensity cao khi DAI giúp giảm chi phí phối hợp giao dịch xuyên biên giới — theo đó DAI làm thay đổi độ dốc của đường quan hệ I–P chứ không nhất thiết nâng mặt bằng hiệu quả như TCI. Cơ sở lý thuyết bao gồm Verhoef et al. (2021), Stallkamp và Schotter (2021), và Bustamante et al. (2022). Sự phân biệt cơ chế tác động giữa H2 và H3 là đóng góp lý thuyết quan trọng, cho phép phân tách TCI và DAI trong mô hình hồi quy thực nghiệm.</w:t>
       </w:r>
     </w:p>
     <w:bookmarkEnd w:id="44"/>
@@ -914,7 +920,7 @@
         <w:pStyle w:val="FirstParagraph"/>
       </w:pPr>
       <w:r>
-        <w:t xml:space="preserve">Dựa trên Upper Echelons Theory (Hambrick &amp; Mason, 1984; Hambrick, 2007), quyết định chiến lược quốc tế hóa và khả năng chuyển hóa nó thành hiệu quả phụ thuộc vào đặc điểm nhận thức và kinh nghiệm của nhà quản trị. Giả thuyết H4 được phát biểu như sau. Kinh nghiệm quản trị và giới tính nữ của nhà quản trị cấp cao làm mạnh hơn tác động tích cực của quốc tế hóa lên hiệu quả hoạt động, thông qua cơ chế nâng cao nhận thức chiến lược quốc tế và quản trị rủi ro thận trọng hơn trong quá trình mở rộng quốc tế. Cơ sở lý thuyết bao gồm Hambrick và Mason (1984), Hsu et al. (2013), và Post và Byron (2015).</w:t>
+        <w:t xml:space="preserve">Dựa trên Upper Echelons Theory (Hambrick &amp; Mason, 1984; Hambrick, 2007), quyết định chiến lược quốc tế hóa và khả năng chuyển hóa nó thành hiệu quả phụ thuộc vào đặc điểm nhận thức và kinh nghiệm của nhà quản trị. Giả thuyết H4 được phát biểu như sau. Kinh nghiệm quản trị và giới tính nữ của nhà quản trị cấp cao làm mạnh hơn tác động tích cực của quốc tế hóa lên hiệu quả hoạt động, thông qua cơ chế nâng cao nhận thức chiến lược quốc tế và quản trị rủi ro thận trọng hơn trong quá trình mở rộng quốc tế. Cơ sở lý thuyết bao gồm Hambrick và Mason (1984), Hsu et al. (2013), và Post và Byron (2015); bằng chứng thực nghiệm ở cấp doanh nghiệp cho thấy kinh nghiệm và giới tính của nhà quản trị có thể điều tiết quan hệ quốc tế hóa–hiệu quả (Phan, Do, &amp; Phan, 2020; Do &amp; Phan, 2025).</w:t>
       </w:r>
     </w:p>
     <w:bookmarkEnd w:id="45"/>
@@ -950,7 +956,7 @@
         <w:pStyle w:val="FirstParagraph"/>
       </w:pPr>
       <w:r>
-        <w:t xml:space="preserve">Dựa trên quan sát về tốc độ chuyển đổi số và thay đổi thể chế rất nhanh ở một số nền kinh tế châu Á, đặc biệt Trung Quốc, quan hệ I–P không nhất thiết ổn định theo thời gian. Giả thuyết H6 được phát biểu như sau. Hình dạng phi tuyến của quan hệ I–P, cụ thể là vị trí của điểm turning point và độ cong của đường quan hệ, thay đổi theo thời gian trong các nền kinh tế chuyển đổi nhanh, phản ánh sự phát triển của năng lực doanh nghiệp và cải thiện điều kiện thể chế qua các giai đoạn. Cơ sở lý thuyết bao gồm Wu et al. (2022), Xiao et al. (2013), và Banalieva và Dhanaraj (2019). Bằng chứng từ nghiên cứu thành phần P2 về sự ổn định tương đối của turning point Trung Quốc giữa 2012 và 2024 (Paternoster z = +0, 82, p = .412, không bác bỏ bằng nhau) cung cấp cơ sở thực nghiệm bổ sung cho việc kiểm định H6 ở cấp độ luận án.</w:t>
+        <w:t xml:space="preserve">Dựa trên quan sát về tốc độ chuyển đổi số và thay đổi thể chế rất nhanh ở một số nền kinh tế châu Á, đặc biệt Trung Quốc, quan hệ I–P không nhất thiết ổn định theo thời gian. Giả thuyết H6 được phát biểu như sau. Hình dạng phi tuyến của quan hệ I–P — cụ thể là vị trí của điểm turning point và độ cong của đường quan hệ — thay đổi theo thời gian trong các nền kinh tế chuyển đổi nhanh, phản ánh sự phát triển của năng lực doanh nghiệp và cải thiện điều kiện thể chế qua các giai đoạn. Cơ sở lý thuyết bao gồm Wu et al. (2022), Xiao et al. (2013), và Banalieva và Dhanaraj (2019). Bằng chứng từ nghiên cứu thành phần P2 về sự ổn định tương đối của turning point Trung Quốc giữa 2012 và 2024 (Paternoster z = +0,82, p = .412, không bác bỏ bằng nhau) cung cấp cơ sở thực nghiệm bổ sung cho việc kiểm định H6 ở cấp độ luận án.</w:t>
       </w:r>
     </w:p>
     <w:p>
@@ -997,7 +1003,7 @@
           <w:iCs/>
           <w:i/>
         </w:rPr>
-        <w:t xml:space="preserve">Ánh xạ nghiên cứu thành phần, chương, giả thuyết.</w:t>
+        <w:t xml:space="preserve">Ánh xạ nghiên cứu thành phần — chương — giả thuyết.</w:t>
       </w:r>
     </w:p>
     <w:tbl>
@@ -1125,7 +1131,7 @@
               <w:jc w:val="left"/>
             </w:pPr>
             <w:r>
-              <w:t xml:space="preserve">P3, Việt Nam</w:t>
+              <w:t xml:space="preserve">P3 — Việt Nam</w:t>
             </w:r>
           </w:p>
         </w:tc>
@@ -1175,7 +1181,7 @@
               <w:jc w:val="left"/>
             </w:pPr>
             <w:r>
-              <w:t xml:space="preserve">P4, Singapore</w:t>
+              <w:t xml:space="preserve">P4 — Singapore</w:t>
             </w:r>
           </w:p>
         </w:tc>
@@ -1225,7 +1231,7 @@
               <w:jc w:val="left"/>
             </w:pPr>
             <w:r>
-              <w:t xml:space="preserve">P5, Trung Quốc 2012–2024</w:t>
+              <w:t xml:space="preserve">P5 — Trung Quốc 2012–2024</w:t>
             </w:r>
           </w:p>
         </w:tc>
@@ -1275,7 +1281,7 @@
               <w:jc w:val="left"/>
             </w:pPr>
             <w:r>
-              <w:t xml:space="preserve">P6, Meta-analysis ba tầng</w:t>
+              <w:t xml:space="preserve">P6 — Meta-analysis ba tầng</w:t>
             </w:r>
           </w:p>
         </w:tc>
@@ -1325,7 +1331,7 @@
               <w:jc w:val="left"/>
             </w:pPr>
             <w:r>
-              <w:t xml:space="preserve">P7, Capstone đa quốc gia (49 nền kinh tế)</w:t>
+              <w:t xml:space="preserve">P7 — Capstone đa quốc gia (49 nền kinh tế)</w:t>
             </w:r>
           </w:p>
         </w:tc>
@@ -1375,7 +1381,7 @@
               <w:jc w:val="left"/>
             </w:pPr>
             <w:r>
-              <w:t xml:space="preserve">P8, SIDS (9 nền kinh tế, Nhóm VI)</w:t>
+              <w:t xml:space="preserve">P8 — SIDS (9 nền kinh tế, Nhóm VI)</w:t>
             </w:r>
           </w:p>
         </w:tc>
@@ -1426,7 +1432,7 @@
           <w:iCs/>
           <w:i/>
         </w:rPr>
-        <w:t xml:space="preserve">Ghi chú về ký hiệu: Hệ giả thuyết của luận án gồm sáu giả thuyết trọng tâm H1–H6 và một giả thuyết điều kiện biên H1b. Trong các mô hình thực nghiệm chi tiết ở Chương 3, một số nghiên cứu thành phần sử dụng các giả thuyết con (sub-hypotheses) lồng dưới hệ giả thuyết chính của luận án, cụ thể: H2b (kiểm định tính ổn định xuyên sóng của năng lực điều tiết, thuộc P5, lồng dưới H2/H6); H4a–H4b (kiểm định điều tiết độ cong theo năng lực, thuộc P5, lồng dưới H2); tương tác tổng hợp ba chiều của P7 (lồng dưới H3 và H5); và E1a–E1b (kiểm định định hướng gradient ICRV, lồng dưới H5). Các ký hiệu con này phục vụ độ chính xác kỹ thuật của từng mô hình và không làm thay đổi hệ giả thuyết trọng tâm H1–H6/H1b của luận án.</w:t>
+        <w:t xml:space="preserve">Ghi chú về ký hiệu: Hệ giả thuyết của luận án gồm sáu giả thuyết trọng tâm H1–H6 và một giả thuyết điều kiện biên H1b. Trong các mô hình thực nghiệm chi tiết ở Chương 3, một số nghiên cứu thành phần sử dụng các giả thuyết con (sub-hypotheses) lồng dưới hệ giả thuyết chính của luận án, cụ thể: H2b (kiểm định tính ổn định xuyên sóng của năng lực điều tiết — thuộc P5, lồng dưới H2/H6); H4a–H4b (kiểm định điều tiết độ cong theo năng lực — thuộc P5, lồng dưới H2); tương tác tổng hợp ba chiều của P7 (lồng dưới H3 và H5); và E1a–E1b (kiểm định định hướng gradient ICRV — lồng dưới H5). Các ký hiệu con này phục vụ độ chính xác kỹ thuật của từng mô hình và không làm thay đổi hệ giả thuyết trọng tâm H1–H6/H1b của luận án.</w:t>
       </w:r>
     </w:p>
     <w:bookmarkEnd w:id="48"/>
@@ -1453,7 +1459,7 @@
         <w:pStyle w:val="BodyText"/>
       </w:pPr>
       <w:r>
-        <w:t xml:space="preserve">Phần đầu chương xác lập bốn khái niệm cốt lõi: quốc tế hóa doanh nghiệp (đo bằng FSTS), hiệu quả hoạt động (đo bằng labor productivity là chính), năng lực công nghệ (TCI) và chỉ số chấp nhận số (DAI) như hai construct độc lập, và bối cảnh thể chế được vận hành hóa bằng khung ICRV sáu nhóm. Phần lý thuyết nền trình bày và phân tích bốn lý thuyết kinh điển, Uppsala, RBV, Institutional Theory, và Upper Echelons Theory, cùng với lớp mở rộng Digital Capability Lens, xác định vai trò của từng lý thuyết trong khung giải thích tổng thể của luận án.</w:t>
+        <w:t xml:space="preserve">Phần đầu chương xác lập bốn khái niệm cốt lõi: quốc tế hóa doanh nghiệp (đo bằng FSTS), hiệu quả hoạt động (đo bằng labor productivity là chính), năng lực công nghệ (TCI) và chỉ số chấp nhận số (DAI) như hai construct độc lập, và bối cảnh thể chế được vận hành hóa bằng khung ICRV sáu nhóm. Phần lý thuyết nền trình bày và phân tích bốn lý thuyết kinh điển — Uppsala, RBV, Institutional Theory, và Upper Echelons Theory — cùng với lớp mở rộng Digital Capability Lens, xác định vai trò của từng lý thuyết trong khung giải thích tổng thể của luận án.</w:t>
       </w:r>
     </w:p>
     <w:p>
@@ -1474,7 +1480,10 @@
     </w:p>
     <w:bookmarkEnd w:id="50"/>
     <w:bookmarkEnd w:id="51"/>
-    <w:sectPr/>
+    <w:sectPr>
+      <w:pgSz w:h="16838" w:w="11906"/>
+      <w:pgMar w:bottom="1134" w:left="1701" w:right="1134" w:top="1134"/>
+    </w:sectPr>
   </w:body>
 </w:document>
 </file>
@@ -1607,29 +1616,59 @@
   <w:style w:default="1" w:styleId="Normal" w:type="paragraph">
     <w:name w:val="Normal"/>
     <w:qFormat/>
+    <w:pPr>
+      <w:spacing w:line="360" w:lineRule="auto"/>
+      <w:jc w:val="both"/>
+    </w:pPr>
+    <w:rPr>
+      <w:rFonts w:ascii="Times New Roman" w:eastAsia="Times New Roman" w:hAnsi="Times New Roman"/>
+      <w:color w:val="000000"/>
+      <w:sz w:val="26"/>
+    </w:rPr>
   </w:style>
   <w:style w:styleId="BodyText" w:type="paragraph">
     <w:name w:val="Body Text"/>
     <w:basedOn w:val="Normal"/>
     <w:link w:val="BodyTextChar"/>
     <w:pPr>
-      <w:spacing w:after="180" w:before="180"/>
+      <w:spacing w:after="180" w:before="180" w:line="360" w:lineRule="auto"/>
+      <w:jc w:val="both"/>
     </w:pPr>
     <w:qFormat/>
+    <w:rPr>
+      <w:rFonts w:ascii="Times New Roman" w:eastAsia="Times New Roman" w:hAnsi="Times New Roman"/>
+      <w:color w:val="000000"/>
+      <w:sz w:val="26"/>
+    </w:rPr>
   </w:style>
   <w:style w:customStyle="1" w:styleId="FirstParagraph" w:type="paragraph">
     <w:name w:val="First Paragraph"/>
     <w:basedOn w:val="BodyText"/>
     <w:next w:val="BodyText"/>
     <w:qFormat/>
+    <w:pPr>
+      <w:spacing w:line="360" w:lineRule="auto"/>
+      <w:jc w:val="both"/>
+    </w:pPr>
+    <w:rPr>
+      <w:rFonts w:ascii="Times New Roman" w:eastAsia="Times New Roman" w:hAnsi="Times New Roman"/>
+      <w:color w:val="000000"/>
+      <w:sz w:val="26"/>
+    </w:rPr>
   </w:style>
   <w:style w:customStyle="1" w:styleId="Compact" w:type="paragraph">
     <w:name w:val="Compact"/>
     <w:basedOn w:val="BodyText"/>
     <w:qFormat/>
     <w:pPr>
-      <w:spacing w:after="36" w:before="36"/>
-    </w:pPr>
+      <w:spacing w:after="36" w:before="36" w:line="360" w:lineRule="auto"/>
+      <w:jc w:val="both"/>
+    </w:pPr>
+    <w:rPr>
+      <w:rFonts w:ascii="Times New Roman" w:eastAsia="Times New Roman" w:hAnsi="Times New Roman"/>
+      <w:color w:val="000000"/>
+      <w:sz w:val="26"/>
+    </w:rPr>
   </w:style>
   <w:style w:styleId="Title" w:type="paragraph">
     <w:name w:val="Title"/>
@@ -1639,15 +1678,15 @@
     <w:pPr>
       <w:keepNext/>
       <w:keepLines/>
-      <w:spacing w:after="240" w:before="480"/>
-      <w:jc w:val="center"/>
-    </w:pPr>
-    <w:rPr>
-      <w:rFonts w:asciiTheme="majorHAnsi" w:cstheme="majorBidi" w:eastAsiaTheme="majorEastAsia" w:hAnsiTheme="majorHAnsi"/>
+      <w:spacing w:after="240" w:before="480" w:line="360" w:lineRule="auto"/>
+      <w:jc w:val="both"/>
+    </w:pPr>
+    <w:rPr>
+      <w:rFonts w:ascii="Times New Roman" w:asciiTheme="majorHAnsi" w:cstheme="majorBidi" w:eastAsia="Times New Roman" w:eastAsiaTheme="majorEastAsia" w:hAnsi="Times New Roman" w:hAnsiTheme="majorHAnsi"/>
       <w:b/>
       <w:bCs/>
-      <w:color w:themeColor="accent1" w:themeShade="B5" w:val="345A8A"/>
-      <w:sz w:val="36"/>
+      <w:color w:val="000000"/>
+      <w:sz w:val="26"/>
       <w:szCs w:val="36"/>
     </w:rPr>
   </w:style>
@@ -1659,11 +1698,13 @@
     <w:pPr>
       <w:keepNext/>
       <w:keepLines/>
-      <w:spacing w:after="240" w:before="240"/>
-      <w:jc w:val="center"/>
-    </w:pPr>
-    <w:rPr>
-      <w:sz w:val="30"/>
+      <w:spacing w:after="240" w:before="240" w:line="360" w:lineRule="auto"/>
+      <w:jc w:val="both"/>
+    </w:pPr>
+    <w:rPr>
+      <w:rFonts w:ascii="Times New Roman" w:eastAsia="Times New Roman" w:hAnsi="Times New Roman"/>
+      <w:color w:val="000000"/>
+      <w:sz w:val="26"/>
       <w:szCs w:val="30"/>
     </w:rPr>
   </w:style>
@@ -1674,8 +1715,14 @@
     <w:pPr>
       <w:keepNext/>
       <w:keepLines/>
-      <w:jc w:val="center"/>
-    </w:pPr>
+      <w:spacing w:line="360" w:lineRule="auto"/>
+      <w:jc w:val="both"/>
+    </w:pPr>
+    <w:rPr>
+      <w:rFonts w:ascii="Times New Roman" w:eastAsia="Times New Roman" w:hAnsi="Times New Roman"/>
+      <w:color w:val="000000"/>
+      <w:sz w:val="26"/>
+    </w:rPr>
   </w:style>
   <w:style w:styleId="Date" w:type="paragraph">
     <w:name w:val="Date"/>
@@ -1684,8 +1731,14 @@
     <w:pPr>
       <w:keepNext/>
       <w:keepLines/>
-      <w:jc w:val="center"/>
-    </w:pPr>
+      <w:spacing w:line="360" w:lineRule="auto"/>
+      <w:jc w:val="both"/>
+    </w:pPr>
+    <w:rPr>
+      <w:rFonts w:ascii="Times New Roman" w:eastAsia="Times New Roman" w:hAnsi="Times New Roman"/>
+      <w:color w:val="000000"/>
+      <w:sz w:val="26"/>
+    </w:rPr>
   </w:style>
   <w:style w:customStyle="1" w:styleId="AbstractTitle" w:type="paragraph">
     <w:name w:val="Abstract Title"/>
@@ -1695,15 +1748,15 @@
     <w:pPr>
       <w:keepNext/>
       <w:keepLines/>
-      <w:jc w:val="center"/>
-      <w:spacing w:after="0" w:before="300"/>
-    </w:pPr>
-    <w:rPr>
-      <w:sz w:val="20"/>
+      <w:jc w:val="both"/>
+      <w:spacing w:after="0" w:before="300" w:line="360" w:lineRule="auto"/>
+    </w:pPr>
+    <w:rPr>
+      <w:color w:val="000000"/>
+      <w:sz w:val="26"/>
       <w:szCs w:val="20"/>
+      <w:rFonts w:ascii="Times New Roman" w:eastAsia="Times New Roman" w:hAnsi="Times New Roman"/>
       <w:b/>
-      <w:color w:val="345A8A"/>
-      &gt;
     </w:rPr>
   </w:style>
   <w:style w:customStyle="1" w:styleId="Abstract" w:type="paragraph">
@@ -1714,10 +1767,13 @@
     <w:pPr>
       <w:keepNext/>
       <w:keepLines/>
-      <w:spacing w:after="300" w:before="100"/>
-    </w:pPr>
-    <w:rPr>
-      <w:sz w:val="20"/>
+      <w:spacing w:after="300" w:before="100" w:line="360" w:lineRule="auto"/>
+      <w:jc w:val="both"/>
+    </w:pPr>
+    <w:rPr>
+      <w:rFonts w:ascii="Times New Roman" w:eastAsia="Times New Roman" w:hAnsi="Times New Roman"/>
+      <w:color w:val="000000"/>
+      <w:sz w:val="26"/>
       <w:szCs w:val="20"/>
     </w:rPr>
   </w:style>
@@ -1726,8 +1782,15 @@
     <w:basedOn w:val="Normal"/>
     <w:next w:val="Bibliography"/>
     <w:qFormat/>
-    <w:pPr/>
-    <w:rPr/>
+    <w:pPr>
+      <w:spacing w:line="360" w:lineRule="auto"/>
+      <w:jc w:val="both"/>
+    </w:pPr>
+    <w:rPr>
+      <w:rFonts w:ascii="Times New Roman" w:eastAsia="Times New Roman" w:hAnsi="Times New Roman"/>
+      <w:color w:val="000000"/>
+      <w:sz w:val="26"/>
+    </w:rPr>
   </w:style>
   <w:style w:styleId="Heading1" w:type="paragraph">
     <w:name w:val="Heading 1"/>
@@ -1738,15 +1801,16 @@
     <w:pPr>
       <w:keepNext/>
       <w:keepLines/>
-      <w:spacing w:after="0" w:before="480"/>
+      <w:spacing w:after="0" w:before="480" w:line="360" w:lineRule="auto"/>
+      <w:jc w:val="both"/>
       <w:outlineLvl w:val="0"/>
     </w:pPr>
     <w:rPr>
-      <w:rFonts w:asciiTheme="majorHAnsi" w:cstheme="majorBidi" w:eastAsiaTheme="majorEastAsia" w:hAnsiTheme="majorHAnsi"/>
+      <w:rFonts w:ascii="Times New Roman" w:asciiTheme="majorHAnsi" w:cstheme="majorBidi" w:eastAsia="Times New Roman" w:eastAsiaTheme="majorEastAsia" w:hAnsi="Times New Roman" w:hAnsiTheme="majorHAnsi"/>
       <w:b/>
       <w:bCs/>
-      <w:color w:themeColor="accent1" w:val="4F81BD"/>
-      <w:sz w:val="32"/>
+      <w:color w:val="000000"/>
+      <w:sz w:val="26"/>
       <w:szCs w:val="32"/>
     </w:rPr>
   </w:style>
@@ -1760,15 +1824,16 @@
     <w:pPr>
       <w:keepNext/>
       <w:keepLines/>
-      <w:spacing w:after="0" w:before="200"/>
+      <w:spacing w:after="0" w:before="200" w:line="360" w:lineRule="auto"/>
+      <w:jc w:val="both"/>
       <w:outlineLvl w:val="1"/>
     </w:pPr>
     <w:rPr>
-      <w:rFonts w:asciiTheme="majorHAnsi" w:cstheme="majorBidi" w:eastAsiaTheme="majorEastAsia" w:hAnsiTheme="majorHAnsi"/>
+      <w:rFonts w:ascii="Times New Roman" w:asciiTheme="majorHAnsi" w:cstheme="majorBidi" w:eastAsia="Times New Roman" w:eastAsiaTheme="majorEastAsia" w:hAnsi="Times New Roman" w:hAnsiTheme="majorHAnsi"/>
       <w:b/>
       <w:bCs/>
-      <w:color w:themeColor="accent1" w:val="4F81BD"/>
-      <w:sz w:val="28"/>
+      <w:color w:val="000000"/>
+      <w:sz w:val="26"/>
       <w:szCs w:val="28"/>
     </w:rPr>
   </w:style>
@@ -1782,15 +1847,16 @@
     <w:pPr>
       <w:keepNext/>
       <w:keepLines/>
-      <w:spacing w:after="0" w:before="200"/>
+      <w:spacing w:after="0" w:before="200" w:line="360" w:lineRule="auto"/>
+      <w:jc w:val="both"/>
       <w:outlineLvl w:val="2"/>
     </w:pPr>
     <w:rPr>
-      <w:rFonts w:asciiTheme="majorHAnsi" w:cstheme="majorBidi" w:eastAsiaTheme="majorEastAsia" w:hAnsiTheme="majorHAnsi"/>
+      <w:rFonts w:ascii="Times New Roman" w:asciiTheme="majorHAnsi" w:cstheme="majorBidi" w:eastAsia="Times New Roman" w:eastAsiaTheme="majorEastAsia" w:hAnsi="Times New Roman" w:hAnsiTheme="majorHAnsi"/>
       <w:b/>
       <w:bCs/>
-      <w:color w:themeColor="accent1" w:val="4F81BD"/>
-      <w:sz w:val="24"/>
+      <w:color w:val="000000"/>
+      <w:sz w:val="26"/>
       <w:szCs w:val="24"/>
     </w:rPr>
   </w:style>
@@ -1804,15 +1870,16 @@
     <w:pPr>
       <w:keepNext/>
       <w:keepLines/>
-      <w:spacing w:after="0" w:before="200"/>
+      <w:spacing w:after="0" w:before="200" w:line="360" w:lineRule="auto"/>
+      <w:jc w:val="both"/>
       <w:outlineLvl w:val="3"/>
     </w:pPr>
     <w:rPr>
-      <w:rFonts w:asciiTheme="majorHAnsi" w:cstheme="majorBidi" w:eastAsiaTheme="majorEastAsia" w:hAnsiTheme="majorHAnsi"/>
+      <w:rFonts w:ascii="Times New Roman" w:asciiTheme="majorHAnsi" w:cstheme="majorBidi" w:eastAsia="Times New Roman" w:eastAsiaTheme="majorEastAsia" w:hAnsi="Times New Roman" w:hAnsiTheme="majorHAnsi"/>
       <w:i/>
       <w:bCs/>
-      <w:color w:themeColor="accent1" w:val="4F81BD"/>
-      <w:sz w:val="24"/>
+      <w:color w:val="000000"/>
+      <w:sz w:val="26"/>
       <w:szCs w:val="24"/>
     </w:rPr>
   </w:style>
@@ -1826,14 +1893,15 @@
     <w:pPr>
       <w:keepNext/>
       <w:keepLines/>
-      <w:spacing w:after="0" w:before="200"/>
+      <w:spacing w:after="0" w:before="200" w:line="360" w:lineRule="auto"/>
+      <w:jc w:val="both"/>
       <w:outlineLvl w:val="4"/>
     </w:pPr>
     <w:rPr>
-      <w:rFonts w:asciiTheme="majorHAnsi" w:cstheme="majorBidi" w:eastAsiaTheme="majorEastAsia" w:hAnsiTheme="majorHAnsi"/>
+      <w:rFonts w:ascii="Times New Roman" w:asciiTheme="majorHAnsi" w:cstheme="majorBidi" w:eastAsia="Times New Roman" w:eastAsiaTheme="majorEastAsia" w:hAnsi="Times New Roman" w:hAnsiTheme="majorHAnsi"/>
       <w:iCs/>
-      <w:color w:themeColor="accent1" w:val="4F81BD"/>
-      <w:sz w:val="24"/>
+      <w:color w:val="000000"/>
+      <w:sz w:val="26"/>
       <w:szCs w:val="24"/>
     </w:rPr>
   </w:style>
@@ -1847,13 +1915,14 @@
     <w:pPr>
       <w:keepNext/>
       <w:keepLines/>
-      <w:spacing w:after="0" w:before="200"/>
+      <w:spacing w:after="0" w:before="200" w:line="360" w:lineRule="auto"/>
+      <w:jc w:val="both"/>
       <w:outlineLvl w:val="5"/>
     </w:pPr>
     <w:rPr>
-      <w:rFonts w:asciiTheme="majorHAnsi" w:cstheme="majorBidi" w:eastAsiaTheme="majorEastAsia" w:hAnsiTheme="majorHAnsi"/>
-      <w:color w:themeColor="accent1" w:val="4F81BD"/>
-      <w:sz w:val="24"/>
+      <w:rFonts w:ascii="Times New Roman" w:asciiTheme="majorHAnsi" w:cstheme="majorBidi" w:eastAsia="Times New Roman" w:eastAsiaTheme="majorEastAsia" w:hAnsi="Times New Roman" w:hAnsiTheme="majorHAnsi"/>
+      <w:color w:val="000000"/>
+      <w:sz w:val="26"/>
       <w:szCs w:val="24"/>
     </w:rPr>
   </w:style>
@@ -1867,13 +1936,14 @@
     <w:pPr>
       <w:keepNext/>
       <w:keepLines/>
-      <w:spacing w:after="0" w:before="200"/>
+      <w:spacing w:after="0" w:before="200" w:line="360" w:lineRule="auto"/>
+      <w:jc w:val="both"/>
       <w:outlineLvl w:val="6"/>
     </w:pPr>
     <w:rPr>
-      <w:rFonts w:asciiTheme="majorHAnsi" w:cstheme="majorBidi" w:eastAsiaTheme="majorEastAsia" w:hAnsiTheme="majorHAnsi"/>
-      <w:color w:themeColor="accent1" w:val="4F81BD"/>
-      <w:sz w:val="24"/>
+      <w:rFonts w:ascii="Times New Roman" w:asciiTheme="majorHAnsi" w:cstheme="majorBidi" w:eastAsia="Times New Roman" w:eastAsiaTheme="majorEastAsia" w:hAnsi="Times New Roman" w:hAnsiTheme="majorHAnsi"/>
+      <w:color w:val="000000"/>
+      <w:sz w:val="26"/>
       <w:szCs w:val="24"/>
     </w:rPr>
   </w:style>
@@ -1887,13 +1957,14 @@
     <w:pPr>
       <w:keepNext/>
       <w:keepLines/>
-      <w:spacing w:after="0" w:before="200"/>
+      <w:spacing w:after="0" w:before="200" w:line="360" w:lineRule="auto"/>
+      <w:jc w:val="both"/>
       <w:outlineLvl w:val="7"/>
     </w:pPr>
     <w:rPr>
-      <w:rFonts w:asciiTheme="majorHAnsi" w:cstheme="majorBidi" w:eastAsiaTheme="majorEastAsia" w:hAnsiTheme="majorHAnsi"/>
-      <w:color w:themeColor="accent1" w:val="4F81BD"/>
-      <w:sz w:val="24"/>
+      <w:rFonts w:ascii="Times New Roman" w:asciiTheme="majorHAnsi" w:cstheme="majorBidi" w:eastAsia="Times New Roman" w:eastAsiaTheme="majorEastAsia" w:hAnsi="Times New Roman" w:hAnsiTheme="majorHAnsi"/>
+      <w:color w:val="000000"/>
+      <w:sz w:val="26"/>
       <w:szCs w:val="24"/>
     </w:rPr>
   </w:style>
@@ -1907,13 +1978,14 @@
     <w:pPr>
       <w:keepNext/>
       <w:keepLines/>
-      <w:spacing w:after="0" w:before="200"/>
+      <w:spacing w:after="0" w:before="200" w:line="360" w:lineRule="auto"/>
+      <w:jc w:val="both"/>
       <w:outlineLvl w:val="8"/>
     </w:pPr>
     <w:rPr>
-      <w:rFonts w:asciiTheme="majorHAnsi" w:cstheme="majorBidi" w:eastAsiaTheme="majorEastAsia" w:hAnsiTheme="majorHAnsi"/>
-      <w:color w:themeColor="accent1" w:val="4F81BD"/>
-      <w:sz w:val="24"/>
+      <w:rFonts w:ascii="Times New Roman" w:asciiTheme="majorHAnsi" w:cstheme="majorBidi" w:eastAsia="Times New Roman" w:eastAsiaTheme="majorEastAsia" w:hAnsi="Times New Roman" w:hAnsiTheme="majorHAnsi"/>
+      <w:color w:val="000000"/>
+      <w:sz w:val="26"/>
       <w:szCs w:val="24"/>
     </w:rPr>
   </w:style>
@@ -1925,9 +1997,15 @@
     <w:unhideWhenUsed/>
     <w:qFormat/>
     <w:pPr>
-      <w:spacing w:after="100" w:before="100"/>
+      <w:spacing w:after="100" w:before="100" w:line="360" w:lineRule="auto"/>
       <w:ind w:firstLine="0" w:left="480" w:right="480"/>
-    </w:pPr>
+      <w:jc w:val="both"/>
+    </w:pPr>
+    <w:rPr>
+      <w:rFonts w:ascii="Times New Roman" w:eastAsia="Times New Roman" w:hAnsi="Times New Roman"/>
+      <w:color w:val="000000"/>
+      <w:sz w:val="26"/>
+    </w:rPr>
   </w:style>
   <w:style w:styleId="FootnoteText" w:type="paragraph">
     <w:name w:val="Footnote Text"/>
@@ -1936,11 +2014,25 @@
     <w:uiPriority w:val="9"/>
     <w:unhideWhenUsed/>
     <w:qFormat/>
+    <w:pPr>
+      <w:spacing w:line="360" w:lineRule="auto"/>
+      <w:jc w:val="both"/>
+    </w:pPr>
+    <w:rPr>
+      <w:rFonts w:ascii="Times New Roman" w:eastAsia="Times New Roman" w:hAnsi="Times New Roman"/>
+      <w:color w:val="000000"/>
+      <w:sz w:val="26"/>
+    </w:rPr>
   </w:style>
   <w:style w:default="1" w:styleId="DefaultParagraphFont" w:type="character">
     <w:name w:val="Default Paragraph Font"/>
     <w:semiHidden/>
     <w:unhideWhenUsed/>
+    <w:rPr>
+      <w:rFonts w:ascii="Times New Roman" w:eastAsia="Times New Roman" w:hAnsi="Times New Roman"/>
+      <w:color w:val="000000"/>
+      <w:sz w:val="26"/>
+    </w:rPr>
   </w:style>
   <w:style w:default="1" w:styleId="Table" w:type="table">
     <w:name w:val="Table"/>
@@ -1948,6 +2040,15 @@
     <w:semiHidden/>
     <w:unhideWhenUsed/>
     <w:qFormat/>
+    <w:pPr>
+      <w:spacing w:line="360" w:lineRule="auto"/>
+      <w:jc w:val="both"/>
+    </w:pPr>
+    <w:rPr>
+      <w:rFonts w:ascii="Times New Roman" w:eastAsia="Times New Roman" w:hAnsi="Times New Roman"/>
+      <w:color w:val="000000"/>
+      <w:sz w:val="26"/>
+    </w:rPr>
     <w:tblPr>
       <w:tblInd w:type="dxa" w:w="0"/>
       <w:tblCellMar>
@@ -1980,25 +2081,42 @@
     <w:pPr>
       <w:keepNext/>
       <w:keepLines/>
-      <w:spacing w:after="0"/>
-    </w:pPr>
-    <w:rPr>
+      <w:spacing w:after="0" w:line="360" w:lineRule="auto"/>
+      <w:jc w:val="both"/>
+    </w:pPr>
+    <w:rPr>
+      <w:rFonts w:ascii="Times New Roman" w:eastAsia="Times New Roman" w:hAnsi="Times New Roman"/>
       <w:b/>
+      <w:color w:val="000000"/>
+      <w:sz w:val="26"/>
     </w:rPr>
   </w:style>
   <w:style w:customStyle="1" w:styleId="Definition" w:type="paragraph">
     <w:name w:val="Definition"/>
     <w:basedOn w:val="Normal"/>
+    <w:pPr>
+      <w:spacing w:line="360" w:lineRule="auto"/>
+      <w:jc w:val="both"/>
+    </w:pPr>
+    <w:rPr>
+      <w:rFonts w:ascii="Times New Roman" w:eastAsia="Times New Roman" w:hAnsi="Times New Roman"/>
+      <w:color w:val="000000"/>
+      <w:sz w:val="26"/>
+    </w:rPr>
   </w:style>
   <w:style w:styleId="Caption" w:type="paragraph">
     <w:name w:val="Caption"/>
     <w:basedOn w:val="Normal"/>
     <w:link w:val="BodyTextChar"/>
     <w:pPr>
-      <w:spacing w:after="120" w:before="0"/>
-    </w:pPr>
-    <w:rPr>
+      <w:spacing w:after="120" w:before="0" w:line="360" w:lineRule="auto"/>
+      <w:jc w:val="both"/>
+    </w:pPr>
+    <w:rPr>
+      <w:rFonts w:ascii="Times New Roman" w:eastAsia="Times New Roman" w:hAnsi="Times New Roman"/>
       <w:i/>
+      <w:color w:val="000000"/>
+      <w:sz w:val="26"/>
     </w:rPr>
   </w:style>
   <w:style w:customStyle="1" w:styleId="TableCaption" w:type="paragraph">
@@ -2006,44 +2124,90 @@
     <w:basedOn w:val="Caption"/>
     <w:pPr>
       <w:keepNext/>
-    </w:pPr>
+      <w:spacing w:line="360" w:lineRule="auto"/>
+      <w:jc w:val="both"/>
+    </w:pPr>
+    <w:rPr>
+      <w:rFonts w:ascii="Times New Roman" w:eastAsia="Times New Roman" w:hAnsi="Times New Roman"/>
+      <w:color w:val="000000"/>
+      <w:sz w:val="26"/>
+    </w:rPr>
   </w:style>
   <w:style w:customStyle="1" w:styleId="ImageCaption" w:type="paragraph">
     <w:name w:val="Image Caption"/>
     <w:basedOn w:val="Caption"/>
+    <w:pPr>
+      <w:spacing w:line="360" w:lineRule="auto"/>
+      <w:jc w:val="both"/>
+    </w:pPr>
+    <w:rPr>
+      <w:rFonts w:ascii="Times New Roman" w:eastAsia="Times New Roman" w:hAnsi="Times New Roman"/>
+      <w:color w:val="000000"/>
+      <w:sz w:val="26"/>
+    </w:rPr>
   </w:style>
   <w:style w:customStyle="1" w:styleId="Figure" w:type="paragraph">
     <w:name w:val="Figure"/>
     <w:basedOn w:val="Normal"/>
+    <w:pPr>
+      <w:spacing w:line="360" w:lineRule="auto"/>
+      <w:jc w:val="both"/>
+    </w:pPr>
+    <w:rPr>
+      <w:rFonts w:ascii="Times New Roman" w:eastAsia="Times New Roman" w:hAnsi="Times New Roman"/>
+      <w:color w:val="000000"/>
+      <w:sz w:val="26"/>
+    </w:rPr>
   </w:style>
   <w:style w:customStyle="1" w:styleId="CaptionedFigure" w:type="paragraph">
     <w:name w:val="Captioned Figure"/>
     <w:basedOn w:val="Figure"/>
     <w:pPr>
       <w:keepNext/>
-    </w:pPr>
+      <w:spacing w:line="360" w:lineRule="auto"/>
+      <w:jc w:val="both"/>
+    </w:pPr>
+    <w:rPr>
+      <w:rFonts w:ascii="Times New Roman" w:eastAsia="Times New Roman" w:hAnsi="Times New Roman"/>
+      <w:color w:val="000000"/>
+      <w:sz w:val="26"/>
+    </w:rPr>
   </w:style>
   <w:style w:customStyle="1" w:styleId="BodyTextChar" w:type="character">
     <w:name w:val="Body Text Char"/>
     <w:basedOn w:val="DefaultParagraphFont"/>
     <w:link w:val="BodyText"/>
+    <w:rPr>
+      <w:rFonts w:ascii="Times New Roman" w:eastAsia="Times New Roman" w:hAnsi="Times New Roman"/>
+      <w:color w:val="000000"/>
+      <w:sz w:val="26"/>
+    </w:rPr>
   </w:style>
   <w:style w:customStyle="1" w:styleId="VerbatimChar" w:type="character">
     <w:name w:val="Verbatim Char"/>
     <w:basedOn w:val="BodyTextChar"/>
     <w:rPr>
-      <w:rFonts w:ascii="Consolas" w:hAnsi="Consolas"/>
-      <w:sz w:val="22"/>
+      <w:rFonts w:ascii="Times New Roman" w:eastAsia="Times New Roman" w:hAnsi="Times New Roman"/>
+      <w:color w:val="000000"/>
+      <w:sz w:val="26"/>
     </w:rPr>
   </w:style>
   <w:style w:customStyle="1" w:styleId="SectionNumber" w:type="character">
     <w:name w:val="Section Number"/>
     <w:basedOn w:val="BodyTextChar"/>
+    <w:rPr>
+      <w:rFonts w:ascii="Times New Roman" w:eastAsia="Times New Roman" w:hAnsi="Times New Roman"/>
+      <w:color w:val="000000"/>
+      <w:sz w:val="26"/>
+    </w:rPr>
   </w:style>
   <w:style w:styleId="FootnoteReference" w:type="character">
     <w:name w:val="Footnote Reference"/>
     <w:basedOn w:val="BodyTextChar"/>
     <w:rPr>
+      <w:rFonts w:ascii="Times New Roman" w:eastAsia="Times New Roman" w:hAnsi="Times New Roman"/>
+      <w:color w:val="000000"/>
+      <w:sz w:val="26"/>
       <w:vertAlign w:val="superscript"/>
     </w:rPr>
   </w:style>
@@ -2051,7 +2215,9 @@
     <w:name w:val="Hyperlink"/>
     <w:basedOn w:val="BodyTextChar"/>
     <w:rPr>
-      <w:color w:themeColor="accent1" w:val="4F81BD"/>
+      <w:rFonts w:ascii="Times New Roman" w:eastAsia="Times New Roman" w:hAnsi="Times New Roman"/>
+      <w:color w:val="000000"/>
+      <w:sz w:val="26"/>
     </w:rPr>
   </w:style>
   <w:style w:styleId="TOCHeading" w:type="paragraph">
@@ -2062,14 +2228,16 @@
     <w:unhideWhenUsed/>
     <w:qFormat/>
     <w:pPr>
-      <w:spacing w:before="240" w:line="259" w:lineRule="auto"/>
+      <w:spacing w:before="240" w:line="360" w:lineRule="auto"/>
+      <w:jc w:val="both"/>
       <w:outlineLvl w:val="9"/>
     </w:pPr>
     <w:rPr>
-      <w:rFonts w:asciiTheme="majorHAnsi" w:cstheme="majorBidi" w:eastAsiaTheme="majorEastAsia" w:hAnsiTheme="majorHAnsi"/>
+      <w:rFonts w:ascii="Times New Roman" w:asciiTheme="majorHAnsi" w:cstheme="majorBidi" w:eastAsia="Times New Roman" w:eastAsiaTheme="majorEastAsia" w:hAnsi="Times New Roman" w:hAnsiTheme="majorHAnsi"/>
       <w:b w:val="0"/>
       <w:bCs w:val="0"/>
-      <w:color w:themeColor="accent1" w:themeShade="BF" w:val="365F91"/>
+      <w:color w:val="000000"/>
+      <w:sz w:val="26"/>
     </w:rPr>
   </w:style>
   <w:style w:type="paragraph" w:customStyle="1" w:styleId="SourceCode">

--- a/dist/luan_an_ctu/chuong_2_tong_quan_tai_lieu_vi.docx
+++ b/dist/luan_an_ctu/chuong_2_tong_quan_tai_lieu_vi.docx
@@ -920,7 +920,7 @@
         <w:pStyle w:val="FirstParagraph"/>
       </w:pPr>
       <w:r>
-        <w:t xml:space="preserve">Dựa trên Upper Echelons Theory (Hambrick &amp; Mason, 1984; Hambrick, 2007), quyết định chiến lược quốc tế hóa và khả năng chuyển hóa nó thành hiệu quả phụ thuộc vào đặc điểm nhận thức và kinh nghiệm của nhà quản trị. Giả thuyết H4 được phát biểu như sau. Kinh nghiệm quản trị và giới tính nữ của nhà quản trị cấp cao làm mạnh hơn tác động tích cực của quốc tế hóa lên hiệu quả hoạt động, thông qua cơ chế nâng cao nhận thức chiến lược quốc tế và quản trị rủi ro thận trọng hơn trong quá trình mở rộng quốc tế. Cơ sở lý thuyết bao gồm Hambrick và Mason (1984), Hsu et al. (2013), và Post và Byron (2015); bằng chứng thực nghiệm ở cấp doanh nghiệp cho thấy kinh nghiệm và giới tính của nhà quản trị có thể điều tiết quan hệ quốc tế hóa–hiệu quả (Phan, Do, &amp; Phan, 2020; Do &amp; Phan, 2025).</w:t>
+        <w:t xml:space="preserve">Dựa trên Upper Echelons Theory (Hambrick &amp; Mason, 1984; Hambrick, 2007), quyết định chiến lược quốc tế hóa và khả năng chuyển hóa nó thành hiệu quả phụ thuộc vào đặc điểm nhận thức và kinh nghiệm của nhà quản trị. Giả thuyết H4 được phát biểu như sau. Kinh nghiệm quản trị và giới tính nữ của nhà quản trị cấp cao làm mạnh hơn tác động tích cực của quốc tế hóa lên hiệu quả hoạt động, thông qua cơ chế nâng cao nhận thức chiến lược quốc tế và quản trị rủi ro thận trọng hơn trong quá trình mở rộng quốc tế. Cơ sở lý thuyết bao gồm Hambrick và Mason (1984), Hsu et al. (2013), và Post và Byron (2015); bằng chứng thực nghiệm ở cấp doanh nghiệp cho thấy kinh nghiệm và giới tính của nhà quản trị có thể điều tiết quan hệ quốc tế hóa–hiệu quả (Phan, Do, &amp; Phan, 2020; Phan et al., 2021; Do &amp; Phan, 2025).</w:t>
       </w:r>
     </w:p>
     <w:bookmarkEnd w:id="45"/>

--- a/dist/luan_an_ctu/chuong_2_tong_quan_tai_lieu_vi.docx
+++ b/dist/luan_an_ctu/chuong_2_tong_quan_tai_lieu_vi.docx
@@ -26,7 +26,7 @@
         </w:pict>
       </w:r>
     </w:p>
-    <w:bookmarkStart w:id="24" w:name="Xeb842970bc83042d8d18acf50fede2fc1910f98"/>
+    <w:bookmarkStart w:id="24" w:name="các-khái-niệm-cốt-lõi"/>
     <w:p>
       <w:pPr>
         <w:pStyle w:val="Heading2"/>
@@ -35,7 +35,7 @@
         <w:t xml:space="preserve">2.1 Các khái niệm cốt lõi</w:t>
       </w:r>
     </w:p>
-    <w:bookmarkStart w:id="20" w:name="X95197dc4b90af853c087270af074cb545b6a612"/>
+    <w:bookmarkStart w:id="20" w:name="quốc-tế-hóa-doanh-nghiệp"/>
     <w:p>
       <w:pPr>
         <w:pStyle w:val="Heading3"/>
@@ -49,7 +49,25 @@
         <w:pStyle w:val="FirstParagraph"/>
       </w:pPr>
       <w:r>
-        <w:t xml:space="preserve">Quốc tế hóa doanh nghiệp (internationalization) được hiểu là mức độ và phạm vi tham gia của một doanh nghiệp vào các hoạt động kinh tế có yếu tố quốc tế, bao gồm xuất khẩu hàng hóa và dịch vụ, đầu tư trực tiếp ra nước ngoài, liên doanh quốc tế, cấp phép công nghệ xuyên biên giới, và thiết lập mạng lưới phân phối ở thị trường nước ngoài (Sullivan, 1994; Hitt et al., 2006). Khái niệm này không đồng nhất với "toàn cầu hóa" — vốn mang nghĩa một xu hướng kinh tế vĩ mô — mà là một thuộc tính đo lường được ở cấp độ doanh nghiệp, phản ánh chiến lược mở rộng quốc tế và mức độ phụ thuộc vào thị trường nước ngoài.</w:t>
+        <w:t xml:space="preserve">Quốc tế hóa doanh nghiệp (internationalization) được hiểu là mức độ và phạm vi tham gia của một doanh nghiệp vào các hoạt động kinh tế có yếu tố quốc tế, bao gồm xuất khẩu hàng hóa và dịch vụ, đầu tư trực tiếp ra nước ngoài, liên doanh quốc tế, cấp phép công nghệ xuyên biên giới, và thiết lập mạng lưới phân phối ở thị trường nước ngoài (Sullivan, 1994; Hitt et al., 2006). Khái niệm này không đồng nhất với</w:t>
+      </w:r>
+      <w:r>
+        <w:t xml:space="preserve"> </w:t>
+      </w:r>
+      <w:r>
+        <w:t xml:space="preserve">“</w:t>
+      </w:r>
+      <w:r>
+        <w:t xml:space="preserve">toàn cầu hóa</w:t>
+      </w:r>
+      <w:r>
+        <w:t xml:space="preserve">”</w:t>
+      </w:r>
+      <w:r>
+        <w:t xml:space="preserve"> </w:t>
+      </w:r>
+      <w:r>
+        <w:t xml:space="preserve">— vốn mang nghĩa một xu hướng kinh tế vĩ mô — mà là một thuộc tính đo lường được ở cấp độ doanh nghiệp, phản ánh chiến lược mở rộng quốc tế và mức độ phụ thuộc vào thị trường nước ngoài.</w:t>
       </w:r>
     </w:p>
     <w:p>
@@ -69,7 +87,7 @@
       </w:r>
     </w:p>
     <w:bookmarkEnd w:id="20"/>
-    <w:bookmarkStart w:id="21" w:name="X23320108b4df79c6460d3f872858ea0cbd6d69f"/>
+    <w:bookmarkStart w:id="21" w:name="hiệu-quả-hoạt-động-doanh-nghiệp"/>
     <w:p>
       <w:pPr>
         <w:pStyle w:val="Heading3"/>
@@ -83,7 +101,7 @@
         <w:pStyle w:val="FirstParagraph"/>
       </w:pPr>
       <w:r>
-        <w:t xml:space="preserve">Hiệu quả hoạt động doanh nghiệp (firm performance) là một khái niệm đa chiều không có một định nghĩa hoặc thước đo thống nhất trong literature. Combs et al. (2005) và Richard et al. (2009) phân biệt ba nhóm thước đo chính: (i) thước đo dựa trên kế toán (accounting-based), bao gồm tỷ suất sinh lời trên tổng tài sản (ROA), tỷ suất sinh lời trên vốn chủ sở hữu (ROE), và tỷ suất sinh lời trên doanh thu (ROS); (ii) thước đo dựa trên thị trường tài chính (market-based), bao gồm Tobin's Q và tổng lợi nhuận cổ đông; và (iii) thước đo dựa trên năng suất và tăng trưởng (productivity-based), bao gồm năng suất lao động (labor productivity) và tăng trưởng doanh thu.</w:t>
+        <w:t xml:space="preserve">Hiệu quả hoạt động doanh nghiệp (firm performance) là một khái niệm đa chiều không có một định nghĩa hoặc thước đo thống nhất trong literature. Combs et al. (2005) và Richard et al. (2009) phân biệt ba nhóm thước đo chính: (i) thước đo dựa trên kế toán (accounting-based), bao gồm tỷ suất sinh lời trên tổng tài sản (ROA), tỷ suất sinh lời trên vốn chủ sở hữu (ROE), và tỷ suất sinh lời trên doanh thu (ROS); (ii) thước đo dựa trên thị trường tài chính (market-based), bao gồm Tobin’s Q và tổng lợi nhuận cổ đông; và (iii) thước đo dựa trên năng suất và tăng trưởng (productivity-based), bao gồm năng suất lao động (labor productivity) và tăng trưởng doanh thu.</w:t>
       </w:r>
     </w:p>
     <w:p>
@@ -103,7 +121,7 @@
       </w:r>
     </w:p>
     <w:bookmarkEnd w:id="21"/>
-    <w:bookmarkStart w:id="22" w:name="X9c6b6eef2b3fa90aa8196d44cbc49a384fa7d7f"/>
+    <w:bookmarkStart w:id="22" w:name="Xfff4943f729a78f5449986a54b8a0ad8ed2eb31"/>
     <w:p>
       <w:pPr>
         <w:pStyle w:val="Heading3"/>
@@ -117,7 +135,25 @@
         <w:pStyle w:val="FirstParagraph"/>
       </w:pPr>
       <w:r>
-        <w:t xml:space="preserve">Một trong những đóng góp khái niệm trọng tâm của luận án là sự phân biệt rõ ràng giữa hai construct: năng lực công nghệ (Technological Capability Index — TCI) và chỉ số chấp nhận số (Digital Adoption Index — DAI). Trong nhiều nghiên cứu trước đây, hai construct này thường bị gộp lại thành một khái niệm chung về "năng lực số" (digital capability), dẫn đến sự mơ hồ lý thuyết và sai lệch trong đo lường (Bhandari et al., 2023; Bustamante et al., 2022).</w:t>
+        <w:t xml:space="preserve">Một trong những đóng góp khái niệm trọng tâm của luận án là sự phân biệt rõ ràng giữa hai construct: năng lực công nghệ (Technological Capability Index — TCI) và chỉ số chấp nhận số (Digital Adoption Index — DAI). Trong nhiều nghiên cứu trước đây, hai construct này thường bị gộp lại thành một khái niệm chung về</w:t>
+      </w:r>
+      <w:r>
+        <w:t xml:space="preserve"> </w:t>
+      </w:r>
+      <w:r>
+        <w:t xml:space="preserve">“</w:t>
+      </w:r>
+      <w:r>
+        <w:t xml:space="preserve">năng lực số</w:t>
+      </w:r>
+      <w:r>
+        <w:t xml:space="preserve">”</w:t>
+      </w:r>
+      <w:r>
+        <w:t xml:space="preserve"> </w:t>
+      </w:r>
+      <w:r>
+        <w:t xml:space="preserve">(digital capability), dẫn đến sự mơ hồ lý thuyết và sai lệch trong đo lường (Bhandari et al., 2023; Bustamante et al., 2022).</w:t>
       </w:r>
     </w:p>
     <w:p>
@@ -133,19 +169,37 @@
         <w:pStyle w:val="BodyText"/>
       </w:pPr>
       <w:r>
-        <w:t xml:space="preserve">Chỉ số chấp nhận số (Digital Adoption Index — DAI), ngược lại, phản ánh mức độ áp dụng các công cụ số tại giao diện ngoại tại của doanh nghiệp — bao gồm việc sở hữu website, sử dụng email trong giao dịch kinh doanh, thanh toán điện tử, và bán hàng trực tuyến. Đây là các công cụ số có tính bề mặt (surface digital tools) theo phân loại của Verhoef et al. (2021), tức là nằm ở cấp độ số hóa (digitization) và số hóa quy trình (digitalization), chưa đạt đến cấp độ chuyển đổi số toàn diện (digital transformation). Trong phạm vi luận án, DAI được đo bằng proxy "foundational website adoption" từ dữ liệu WBES — đây là ràng buộc đo lường có chủ đích do giới hạn của bộ dữ liệu, không phải thiếu sót lý thuyết.</w:t>
-      </w:r>
-    </w:p>
-    <w:p>
-      <w:pPr>
-        <w:pStyle w:val="BodyText"/>
-      </w:pPr>
-      <w:r>
-        <w:t xml:space="preserve">Hai construct TCI và DAI không đồng nhất và vận hành theo cơ chế khác nhau trong mối quan hệ quốc tế hóa — hiệu quả: TCI hoạt động chủ yếu như một nhân tố nâng mặt bằng hiệu quả (level shifter), trong khi DAI có xu hướng làm thay đổi độ dốc hoặc độ cong của đường quan hệ I–P tùy theo bối cảnh (Bhandari et al., 2023; Chen &amp; Meng, 2022). Việc duy trì sự phân biệt rõ ràng này trong suốt luận án là điều kiện tiên quyết để đảm bảo tính thuần khiết của cấu trúc (construct purity) theo tiêu chuẩn của Coltman et al. (2008).</w:t>
+        <w:t xml:space="preserve">Chỉ số chấp nhận số (Digital Adoption Index — DAI), ngược lại, phản ánh mức độ áp dụng các công cụ số tại giao diện ngoại tại của doanh nghiệp — bao gồm việc sở hữu website, sử dụng email trong giao dịch kinh doanh, thanh toán điện tử, và bán hàng trực tuyến. Đây là các công cụ số có tính bề mặt (surface digital tools) theo phân loại của Verhoef et al. (2021), tức là nằm ở cấp độ số hóa (digitization) và số hóa quy trình (digitalization), chưa đạt đến cấp độ chuyển đổi số toàn diện (digital transformation). Trong phạm vi luận án, DAI được đo bằng proxy</w:t>
+      </w:r>
+      <w:r>
+        <w:t xml:space="preserve"> </w:t>
+      </w:r>
+      <w:r>
+        <w:t xml:space="preserve">“</w:t>
+      </w:r>
+      <w:r>
+        <w:t xml:space="preserve">foundational website adoption</w:t>
+      </w:r>
+      <w:r>
+        <w:t xml:space="preserve">”</w:t>
+      </w:r>
+      <w:r>
+        <w:t xml:space="preserve"> </w:t>
+      </w:r>
+      <w:r>
+        <w:t xml:space="preserve">từ dữ liệu WBES — đây là ràng buộc đo lường có chủ đích do giới hạn của bộ dữ liệu, không phải thiếu sót lý thuyết.</w:t>
+      </w:r>
+    </w:p>
+    <w:p>
+      <w:pPr>
+        <w:pStyle w:val="BodyText"/>
+      </w:pPr>
+      <w:r>
+        <w:t xml:space="preserve">Hai construct TCI và DAI không đồng nhất và vận hành theo cơ chế khác nhau trong mối quan hệ quốc tế hóa — hiệu quả: TCI hoạt động chủ yếu như một nhân tố nâng mặt bằng hiệu quả (level shifter), trong khi DAI có xu hướng làm thay đổi độ dốc hoặc độ cong của đường quan hệ I–P tùy theo bối cảnh (Bhandari et al., 2023; Chen &amp; Meng, 2022). Việc duy trì sự phân biệt rõ ràng này trong suốt luận án là điều kiện tiên quyết để đảm bảo tính thuần khiết của cấu trúc (construct purity) theo tiêu chuẩn của Coltman et al. (2008).</w:t>
       </w:r>
     </w:p>
     <w:bookmarkEnd w:id="22"/>
-    <w:bookmarkStart w:id="23" w:name="X6bd70045f4aae0cc6208f3a45673fcdcfb9dd8a"/>
+    <w:bookmarkStart w:id="23" w:name="bối-cảnh-thể-chế-và-khung-icrv"/>
     <w:p>
       <w:pPr>
         <w:pStyle w:val="Heading3"/>
@@ -159,15 +213,33 @@
         <w:pStyle w:val="FirstParagraph"/>
       </w:pPr>
       <w:r>
-        <w:t xml:space="preserve">Thể chế (institutions) theo North (1990) là "luật chơi" của một xã hội, bao gồm các ràng buộc chính thức (luật pháp, quy định, hợp đồng) và phi chính thức (chuẩn mực, giá trị, văn hóa ứng xử). Thể chế tạo ra cấu trúc khuyến khích và chi phí giao dịch, do đó ảnh hưởng trực tiếp đến chiến lược và kết quả kinh doanh của doanh nghiệp.</w:t>
-      </w:r>
-    </w:p>
-    <w:p>
-      <w:pPr>
-        <w:pStyle w:val="BodyText"/>
-      </w:pPr>
-      <w:r>
-        <w:t xml:space="preserve">Để vận hành hóa bối cảnh thể chế đa cấp và đa quốc gia trong luận án, khung ICRV (Institutional Context Regime Variation — Biến thiên chế độ bối cảnh thể chế) được phát triển như một công cụ phân loại có hệ thống. Khung ICRV chia 49 nền kinh tế trong phạm vi nghiên cứu thành sáu nhóm (sub-regime), dựa trên tổ hợp các chỉ số quản trị toàn cầu (World Governance Indicators — WGI) của Kaufmann et al. (2011), mức độ phát triển kinh tế, và đặc trưng cấu trúc thể chế: Nhóm I (Advanced Innovation-Driven, bao gồm Singapore, Hong Kong, Đài Loan, Hàn Quốc), Nhóm II (Advanced Resource-Driven, bao gồm các nền kinh tế vùng Vịnh), Nhóm III (Upper-middle, điển hình là Trung Quốc), Nhóm IV (Lower-middle transition, bao gồm Việt Nam và Ấn Độ), Nhóm V (Frontier), và Nhóm VI (SIDS — Small Island Developing States). Khung này mở rộng từ phân loại thể chế của Khanna và Palepu (2010) và được điều chỉnh để phản ánh thực tiễn đa dạng của châu Á và khu vực lân cận.</w:t>
+        <w:t xml:space="preserve">Thể chế (institutions) theo North (1990) là</w:t>
+      </w:r>
+      <w:r>
+        <w:t xml:space="preserve"> </w:t>
+      </w:r>
+      <w:r>
+        <w:t xml:space="preserve">“</w:t>
+      </w:r>
+      <w:r>
+        <w:t xml:space="preserve">luật chơi</w:t>
+      </w:r>
+      <w:r>
+        <w:t xml:space="preserve">”</w:t>
+      </w:r>
+      <w:r>
+        <w:t xml:space="preserve"> </w:t>
+      </w:r>
+      <w:r>
+        <w:t xml:space="preserve">của một xã hội, bao gồm các ràng buộc chính thức (luật pháp, quy định, hợp đồng) và phi chính thức (chuẩn mực, giá trị, văn hóa ứng xử). Thể chế tạo ra cấu trúc khuyến khích và chi phí giao dịch, do đó ảnh hưởng trực tiếp đến chiến lược và kết quả kinh doanh của doanh nghiệp.</w:t>
+      </w:r>
+    </w:p>
+    <w:p>
+      <w:pPr>
+        <w:pStyle w:val="BodyText"/>
+      </w:pPr>
+      <w:r>
+        <w:t xml:space="preserve">Để vận hành hóa bối cảnh thể chế đa cấp và đa quốc gia trong luận án, khung ICRV (Institutional Context Regime Variation — Biến thiên chế độ bối cảnh thể chế) được phát triển như một công cụ phân loại có hệ thống. Khung ICRV chia 49 nền kinh tế trong phạm vi nghiên cứu thành sáu nhóm (sub-regime), dựa trên tổ hợp các chỉ số quản trị toàn cầu (World Governance Indicators — WGI) của Kaufmann et al. (2011), mức độ phát triển kinh tế, và đặc trưng cấu trúc thể chế: Nhóm I (Advanced Innovation-Driven, bao gồm Singapore, Hong Kong, Đài Loan, Hàn Quốc), Nhóm II (Advanced Resource-Driven, bao gồm các nền kinh tế vùng Vịnh), Nhóm III (Upper-middle, điển hình là Trung Quốc), Nhóm IV (Lower-middle transition, bao gồm Việt Nam và Ấn Độ), Nhóm V (Frontier), và Nhóm VI (SIDS — Small Island Developing States). Khung này mở rộng từ phân loại thể chế của Khanna và Palepu (2010) và được điều chỉnh để phản ánh thực tiễn đa dạng của châu Á và khu vực lân cận.</w:t>
       </w:r>
     </w:p>
     <w:p>
@@ -187,7 +259,7 @@
     </w:p>
     <w:bookmarkEnd w:id="23"/>
     <w:bookmarkEnd w:id="24"/>
-    <w:bookmarkStart w:id="30" w:name="Xd1f28dbba0aaaf84fdd94ae0c3fe8487075de6a"/>
+    <w:bookmarkStart w:id="30" w:name="các-lý-thuyết-nền"/>
     <w:p>
       <w:pPr>
         <w:pStyle w:val="Heading2"/>
@@ -196,7 +268,7 @@
         <w:t xml:space="preserve">2.2 Các lý thuyết nền</w:t>
       </w:r>
     </w:p>
-    <w:bookmarkStart w:id="25" w:name="X123f2d0cccf9e047426163a78ac712a37336f74"/>
+    <w:bookmarkStart w:id="25" w:name="mô-hình-quốc-tế-hóa-uppsala"/>
     <w:p>
       <w:pPr>
         <w:pStyle w:val="Heading3"/>
@@ -218,19 +290,73 @@
         <w:pStyle w:val="BodyText"/>
       </w:pPr>
       <w:r>
-        <w:t xml:space="preserve">Một trong những khái niệm trọng tâm của mô hình Uppsala là "gánh nặng của người nước ngoài" (liability of foreignness) — chi phí và bất lợi mà doanh nghiệp phải gánh chịu khi hoạt động ở môi trường văn hóa, thể chế, và pháp lý xa lạ (Zaheer, 1995). Johanson và Vahlne (2009) cập nhật mô hình bằng cách bổ sung khái niệm "gánh nặng của người ngoài mạng lưới" (liability of outsidership), nhấn mạnh rằng trong nền kinh tế toàn cầu hiện đại, rào cản lớn nhất không phải là khoảng cách địa lý hay tâm lý, mà là vị trí ngoài lề của các mạng lưới kinh doanh địa phương. Hai loại gánh nặng này giải thích vì sao chi phí quốc tế hóa giai đoạn đầu thường cao, tạo ra giai đoạn hiệu quả giảm trước khi doanh nghiệp tích lũy đủ tri thức và quan hệ để thu được lợi ích từ mở rộng quốc tế (Lu &amp; Beamish, 2004; Contractor et al., 2003).</w:t>
-      </w:r>
-    </w:p>
-    <w:p>
-      <w:pPr>
-        <w:pStyle w:val="BodyText"/>
-      </w:pPr>
-      <w:r>
-        <w:t xml:space="preserve">Tuy nhiên, mô hình Uppsala cổ điển được xây dựng trong bối cảnh tiền số và tiền nền tảng (pre-platform), nên đã bị thách thức đáng kể trong thập kỷ gần đây. Các nghiên cứu về born-global firms — tức doanh nghiệp quốc tế hóa ngay từ giai đoạn đầu mà không theo trình tự tuần tự — và platform firms — tức doanh nghiệp công nghệ tận dụng nền tảng số để vươn ra thị trường quốc tế không cần hiện diện vật lý — cho thấy logic của Uppsala không còn phổ quát (Stallkamp &amp; Schotter, 2021; Yang et al., 2025). Trong luận án này, mô hình Uppsala không bị bác bỏ, mà được tái định vị như một lớp nền giải thích chi phí học hỏi và bất định trong giai đoạn đầu quốc tế hóa, còn cơ chế học hỏi được mở rộng để bao gồm "học hỏi tăng cường bằng dữ liệu số" (data-augmented learning) trong kỷ nguyên chuyển đổi số, nơi dữ liệu từ thị trường nước ngoài có thể được thu thập, xử lý và phân tích nhanh hơn nhiều so với trước (Banalieva &amp; Dhanaraj, 2019).</w:t>
+        <w:t xml:space="preserve">Một trong những khái niệm trọng tâm của mô hình Uppsala là</w:t>
+      </w:r>
+      <w:r>
+        <w:t xml:space="preserve"> </w:t>
+      </w:r>
+      <w:r>
+        <w:t xml:space="preserve">“</w:t>
+      </w:r>
+      <w:r>
+        <w:t xml:space="preserve">gánh nặng của người nước ngoài</w:t>
+      </w:r>
+      <w:r>
+        <w:t xml:space="preserve">”</w:t>
+      </w:r>
+      <w:r>
+        <w:t xml:space="preserve"> </w:t>
+      </w:r>
+      <w:r>
+        <w:t xml:space="preserve">(liability of foreignness) — chi phí và bất lợi mà doanh nghiệp phải gánh chịu khi hoạt động ở môi trường văn hóa, thể chế, và pháp lý xa lạ (Zaheer, 1995). Johanson và Vahlne (2009) cập nhật mô hình bằng cách bổ sung khái niệm</w:t>
+      </w:r>
+      <w:r>
+        <w:t xml:space="preserve"> </w:t>
+      </w:r>
+      <w:r>
+        <w:t xml:space="preserve">“</w:t>
+      </w:r>
+      <w:r>
+        <w:t xml:space="preserve">gánh nặng của người ngoài mạng lưới</w:t>
+      </w:r>
+      <w:r>
+        <w:t xml:space="preserve">”</w:t>
+      </w:r>
+      <w:r>
+        <w:t xml:space="preserve"> </w:t>
+      </w:r>
+      <w:r>
+        <w:t xml:space="preserve">(liability of outsidership), nhấn mạnh rằng trong nền kinh tế toàn cầu hiện đại, rào cản lớn nhất không phải là khoảng cách địa lý hay tâm lý, mà là vị trí ngoài lề của các mạng lưới kinh doanh địa phương. Hai loại gánh nặng này giải thích vì sao chi phí quốc tế hóa giai đoạn đầu thường cao, tạo ra giai đoạn hiệu quả giảm trước khi doanh nghiệp tích lũy đủ tri thức và quan hệ để thu được lợi ích từ mở rộng quốc tế (Lu &amp; Beamish, 2004; Contractor et al., 2003).</w:t>
+      </w:r>
+    </w:p>
+    <w:p>
+      <w:pPr>
+        <w:pStyle w:val="BodyText"/>
+      </w:pPr>
+      <w:r>
+        <w:t xml:space="preserve">Tuy nhiên, mô hình Uppsala cổ điển được xây dựng trong bối cảnh tiền số và tiền nền tảng (pre-platform), nên đã bị thách thức đáng kể trong thập kỷ gần đây. Các nghiên cứu về born-global firms — tức doanh nghiệp quốc tế hóa ngay từ giai đoạn đầu mà không theo trình tự tuần tự — và platform firms — tức doanh nghiệp công nghệ tận dụng nền tảng số để vươn ra thị trường quốc tế không cần hiện diện vật lý — cho thấy logic của Uppsala không còn phổ quát (Stallkamp &amp; Schotter, 2021; Yang et al., 2025). Trong luận án này, mô hình Uppsala không bị bác bỏ, mà được tái định vị như một lớp nền giải thích chi phí học hỏi và bất định trong giai đoạn đầu quốc tế hóa, còn cơ chế học hỏi được mở rộng để bao gồm</w:t>
+      </w:r>
+      <w:r>
+        <w:t xml:space="preserve"> </w:t>
+      </w:r>
+      <w:r>
+        <w:t xml:space="preserve">“</w:t>
+      </w:r>
+      <w:r>
+        <w:t xml:space="preserve">học hỏi tăng cường bằng dữ liệu số</w:t>
+      </w:r>
+      <w:r>
+        <w:t xml:space="preserve">”</w:t>
+      </w:r>
+      <w:r>
+        <w:t xml:space="preserve"> </w:t>
+      </w:r>
+      <w:r>
+        <w:t xml:space="preserve">(data-augmented learning) trong kỷ nguyên chuyển đổi số, nơi dữ liệu từ thị trường nước ngoài có thể được thu thập, xử lý và phân tích nhanh hơn nhiều so với trước (Banalieva &amp; Dhanaraj, 2019).</w:t>
       </w:r>
     </w:p>
     <w:bookmarkEnd w:id="25"/>
-    <w:bookmarkStart w:id="26" w:name="Xd46e050d683b59cb485bc3079e0c0f791ad8652"/>
+    <w:bookmarkStart w:id="26" w:name="lý-thuyết-dựa-trên-nguồn-lực"/>
     <w:p>
       <w:pPr>
         <w:pStyle w:val="Heading3"/>
@@ -260,11 +386,11 @@
         <w:pStyle w:val="BodyText"/>
       </w:pPr>
       <w:r>
-        <w:t xml:space="preserve">Trong bối cảnh đương đại, RBV được mở rộng bằng lý thuyết năng lực động (dynamic capabilities) của Teece et al. (1997), nhấn mạnh khả năng của doanh nghiệp trong việc tích hợp, xây dựng và tái cấu hình các năng lực nội bộ để ứng phó với môi trường cạnh tranh thay đổi nhanh chóng. Trong kỷ nguyên số, năng lực công nghệ (TCI) — theo phân biệt của luận án — được xem là một dạng năng lực động quan trọng, cho phép doanh nghiệp tái cấu hình nguồn lực và mô hình kinh doanh để ứng phó với bất định trong quốc tế hóa (Bhandari et al., 2023; Verhoef et al., 2021). DAI — chỉ số áp dụng số nền tảng (Tier-1 proxy) đo lường sự hiện diện website — phản ánh mức độ chấp nhận kỹ thuật số cơ bản chứ không phải năng lực động theo nghĩa Teece et al. (1997). RBV cung cấp nền lý thuyết trực tiếp cho giả thuyết H2 về vai trò điều tiết của TCI, trong khi H3 về DAI được neo đậu trong Foundational Digital Adoption Framework (Banalieva &amp; Dhanaraj, 2019).</w:t>
+        <w:t xml:space="preserve">Trong bối cảnh đương đại, RBV được mở rộng bằng lý thuyết năng lực động (dynamic capabilities) của Teece et al. (1997), nhấn mạnh khả năng của doanh nghiệp trong việc tích hợp, xây dựng và tái cấu hình các năng lực nội bộ để ứng phó với môi trường cạnh tranh thay đổi nhanh chóng. Trong kỷ nguyên số, năng lực công nghệ (TCI) — theo phân biệt của luận án — được xem là một dạng năng lực động quan trọng, cho phép doanh nghiệp tái cấu hình nguồn lực và mô hình kinh doanh để ứng phó với bất định trong quốc tế hóa (Bhandari et al., 2023; Verhoef et al., 2021). DAI — chỉ số áp dụng số nền tảng (Tier-1 proxy) đo lường sự hiện diện website — phản ánh mức độ chấp nhận kỹ thuật số cơ bản chứ không phải năng lực động theo nghĩa Teece et al. (1997). RBV cung cấp nền lý thuyết trực tiếp cho giả thuyết H2 về vai trò điều tiết của TCI, trong khi H3 về DAI được neo đậu trong Foundational Digital Adoption Framework (Banalieva &amp; Dhanaraj, 2019).</w:t>
       </w:r>
     </w:p>
     <w:bookmarkEnd w:id="26"/>
-    <w:bookmarkStart w:id="27" w:name="X8df923fa541d02623fafefda8e8dfdd0f8f8811"/>
+    <w:bookmarkStart w:id="27" w:name="lý-thuyết-thể-chế"/>
     <w:p>
       <w:pPr>
         <w:pStyle w:val="Heading3"/>
@@ -286,19 +412,37 @@
         <w:pStyle w:val="BodyText"/>
       </w:pPr>
       <w:r>
-        <w:t xml:space="preserve">North (1990) chỉ ra rằng thể chế hiệu quả làm giảm chi phí giao dịch, bảo vệ quyền sở hữu trí tuệ, và tạo ra môi trường khuyến khích đầu tư dài hạn. Ngược lại, ở các nền kinh tế đang phát triển, sự vắng mặt hoặc yếu kém của các thể chế trung gian thị trường — từ hệ thống pháp lý đến thị trường vốn, từ tổ chức đánh giá tín nhiệm đến hiệp hội ngành nghề — tạo ra "khoảng trống thể chế" (institutional voids) làm tăng chi phí giao dịch và rủi ro cho doanh nghiệp khi hoạt động hoặc mở rộng ra nước ngoài (Khanna &amp; Palepu, 2010).</w:t>
-      </w:r>
-    </w:p>
-    <w:p>
-      <w:pPr>
-        <w:pStyle w:val="BodyText"/>
-      </w:pPr>
-      <w:r>
-        <w:t xml:space="preserve">Trong literature về I–P, bằng chứng meta-analytic của Marano et al. (2016) — phân tích 170 nghiên cứu với 32 quốc gia giai đoạn 1972–2012 — cho thấy thể chế quốc gia nguồn điều tiết đáng kể mối quan hệ quốc tế hóa — hiệu quả, với doanh nghiệp từ các nền kinh tế có thể chế yếu hơn có xu hướng thu được lợi ích thấp hơn hoặc thậm chí tổn thất từ quốc tế hóa. Cuervo-Cazurra et al. (2018) bổ sung rằng bất định thể chế ở quốc gia nguồn (home country uncertainty) không chỉ tạo ra thách thức mà còn có thể xây dựng năng lực quản lý bất định đặc thù, giúp doanh nghiệp ở các thị trường mới nổi cạnh tranh hiệu quả hơn ở các thị trường nước ngoài có đặc điểm tương tự. Lý thuyết thể chế cung cấp nền tảng lý luận cho giả thuyết H5 và cho khung ICRV trong luận án.</w:t>
+        <w:t xml:space="preserve">North (1990) chỉ ra rằng thể chế hiệu quả làm giảm chi phí giao dịch, bảo vệ quyền sở hữu trí tuệ, và tạo ra môi trường khuyến khích đầu tư dài hạn. Ngược lại, ở các nền kinh tế đang phát triển, sự vắng mặt hoặc yếu kém của các thể chế trung gian thị trường — từ hệ thống pháp lý đến thị trường vốn, từ tổ chức đánh giá tín nhiệm đến hiệp hội ngành nghề — tạo ra</w:t>
+      </w:r>
+      <w:r>
+        <w:t xml:space="preserve"> </w:t>
+      </w:r>
+      <w:r>
+        <w:t xml:space="preserve">“</w:t>
+      </w:r>
+      <w:r>
+        <w:t xml:space="preserve">khoảng trống thể chế</w:t>
+      </w:r>
+      <w:r>
+        <w:t xml:space="preserve">”</w:t>
+      </w:r>
+      <w:r>
+        <w:t xml:space="preserve"> </w:t>
+      </w:r>
+      <w:r>
+        <w:t xml:space="preserve">(institutional voids) làm tăng chi phí giao dịch và rủi ro cho doanh nghiệp khi hoạt động hoặc mở rộng ra nước ngoài (Khanna &amp; Palepu, 2010).</w:t>
+      </w:r>
+    </w:p>
+    <w:p>
+      <w:pPr>
+        <w:pStyle w:val="BodyText"/>
+      </w:pPr>
+      <w:r>
+        <w:t xml:space="preserve">Trong literature về I–P, bằng chứng meta-analytic của Marano et al. (2016) — phân tích 170 nghiên cứu với 32 quốc gia giai đoạn 1972–2012 — cho thấy thể chế quốc gia nguồn điều tiết đáng kể mối quan hệ quốc tế hóa — hiệu quả, với doanh nghiệp từ các nền kinh tế có thể chế yếu hơn có xu hướng thu được lợi ích thấp hơn hoặc thậm chí tổn thất từ quốc tế hóa. Cuervo-Cazurra et al. (2018) bổ sung rằng bất định thể chế ở quốc gia nguồn (home country uncertainty) không chỉ tạo ra thách thức mà còn có thể xây dựng năng lực quản lý bất định đặc thù, giúp doanh nghiệp ở các thị trường mới nổi cạnh tranh hiệu quả hơn ở các thị trường nước ngoài có đặc điểm tương tự. Lý thuyết thể chế cung cấp nền tảng lý luận cho giả thuyết H5 và cho khung ICRV trong luận án.</w:t>
       </w:r>
     </w:p>
     <w:bookmarkEnd w:id="27"/>
-    <w:bookmarkStart w:id="28" w:name="X146ba0dc244c296ae552c63cd5ae9ae43aef1fe"/>
+    <w:bookmarkStart w:id="28" w:name="lý-thuyết-thượng-tầng-quản-trị"/>
     <w:p>
       <w:pPr>
         <w:pStyle w:val="Heading3"/>
@@ -312,7 +456,25 @@
         <w:pStyle w:val="FirstParagraph"/>
       </w:pPr>
       <w:r>
-        <w:t xml:space="preserve">Lý thuyết thượng tầng quản trị (Upper Echelons Theory) do Hambrick và Mason (1984) đề xuất và được Hambrick (2007) cập nhật, cho rằng các quyết định chiến lược lớn và kết quả của tổ chức không phải là sản phẩm của các quy trình duy lý hoàn toàn, mà phản ánh đặc điểm nhận thức, giá trị và kinh nghiệm của nhà quản trị cấp cao. Nói cách khác, "tổ chức là sự phản chiếu của nhà quản trị đỉnh cao" (Hambrick &amp; Mason, 1984, tr. 193).</w:t>
+        <w:t xml:space="preserve">Lý thuyết thượng tầng quản trị (Upper Echelons Theory) do Hambrick và Mason (1984) đề xuất và được Hambrick (2007) cập nhật, cho rằng các quyết định chiến lược lớn và kết quả của tổ chức không phải là sản phẩm của các quy trình duy lý hoàn toàn, mà phản ánh đặc điểm nhận thức, giá trị và kinh nghiệm của nhà quản trị cấp cao. Nói cách khác,</w:t>
+      </w:r>
+      <w:r>
+        <w:t xml:space="preserve"> </w:t>
+      </w:r>
+      <w:r>
+        <w:t xml:space="preserve">“</w:t>
+      </w:r>
+      <w:r>
+        <w:t xml:space="preserve">tổ chức là sự phản chiếu của nhà quản trị đỉnh cao</w:t>
+      </w:r>
+      <w:r>
+        <w:t xml:space="preserve">”</w:t>
+      </w:r>
+      <w:r>
+        <w:t xml:space="preserve"> </w:t>
+      </w:r>
+      <w:r>
+        <w:t xml:space="preserve">(Hambrick &amp; Mason, 1984, tr. 193).</w:t>
       </w:r>
     </w:p>
     <w:p>
@@ -324,7 +486,7 @@
       </w:r>
     </w:p>
     <w:bookmarkEnd w:id="28"/>
-    <w:bookmarkStart w:id="29" w:name="X755678d15ddc1a8c13dbc8244350f9a59bba034"/>
+    <w:bookmarkStart w:id="29" w:name="lớp-mở-rộng-digital-capability-lens"/>
     <w:p>
       <w:pPr>
         <w:pStyle w:val="Heading3"/>
@@ -346,7 +508,7 @@
         <w:pStyle w:val="BodyText"/>
       </w:pPr>
       <w:r>
-        <w:t xml:space="preserve">Banalieva và Dhanaraj (2019) là một trong những nghiên cứu đầu tiên đề xuất cập nhật lý thuyết nội hóa (internalization theory) cho nền kinh tế số, lập luận rằng dữ liệu số và tương tác dựa trên nền tảng làm giảm sự phụ thuộc vào hiện diện vật lý và thay đổi cơ bản logic về quyết định nội hóa. Stallkamp và Schotter (2021) mở rộng luận điểm này bằng cách chỉ ra rằng các doanh nghiệp nền tảng (platform firms) quốc tế hóa theo logic đa diện (multi-sided) khác hẳn với các MNCs truyền thống, với hiệu ứng mạng lưới tạo ra lợi thế quy mô không bị ràng buộc bởi biên giới địa lý. Verhoef et al. (2021) cung cấp khung khái niệm phân tầng ba cấp độ: số hóa thông tin (digitization), số hóa quy trình (digitalization), và chuyển đổi số toàn diện (digital transformation), nhấn mạnh rằng các cấp độ này khác nhau về chiều sâu tổ chức và tác động kinh doanh. Yang et al. (2025) bổ sung bằng systematic review về quốc tế hóa của các doanh nghiệp số, phác thảo các lý thuyết cần điều chỉnh và hướng nghiên cứu tiếp theo.</w:t>
+        <w:t xml:space="preserve">Banalieva và Dhanaraj (2019) là một trong những nghiên cứu đầu tiên đề xuất cập nhật lý thuyết nội hóa (internalization theory) cho nền kinh tế số, lập luận rằng dữ liệu số và tương tác dựa trên nền tảng làm giảm sự phụ thuộc vào hiện diện vật lý và thay đổi cơ bản logic về quyết định nội hóa. Stallkamp và Schotter (2021) mở rộng luận điểm này bằng cách chỉ ra rằng các doanh nghiệp nền tảng (platform firms) quốc tế hóa theo logic đa diện (multi-sided) khác hẳn với các MNCs truyền thống, với hiệu ứng mạng lưới tạo ra lợi thế quy mô không bị ràng buộc bởi biên giới địa lý. Verhoef et al. (2021) cung cấp khung khái niệm phân tầng ba cấp độ: số hóa thông tin (digitization), số hóa quy trình (digitalization), và chuyển đổi số toàn diện (digital transformation), nhấn mạnh rằng các cấp độ này khác nhau về chiều sâu tổ chức và tác động kinh doanh. Yang et al. (2025) bổ sung bằng systematic review về quốc tế hóa của các doanh nghiệp số, phác thảo các lý thuyết cần điều chỉnh và hướng nghiên cứu tiếp theo.</w:t>
       </w:r>
     </w:p>
     <w:p>
@@ -366,7 +528,7 @@
     </w:p>
     <w:bookmarkEnd w:id="29"/>
     <w:bookmarkEnd w:id="30"/>
-    <w:bookmarkStart w:id="35" w:name="Xb68718caf7a2cd6e9eb5a792769262881ac883e"/>
+    <w:bookmarkStart w:id="35" w:name="tổng-quan-thực-nghiệm"/>
     <w:p>
       <w:pPr>
         <w:pStyle w:val="Heading2"/>
@@ -375,7 +537,7 @@
         <w:t xml:space="preserve">2.3 Tổng quan thực nghiệm</w:t>
       </w:r>
     </w:p>
-    <w:bookmarkStart w:id="31" w:name="Xdced885a630e2fc91d9034fc02dca256c5d6811"/>
+    <w:bookmarkStart w:id="31" w:name="giai-đoạn-phát-triển-của-literature-ip"/>
     <w:p>
       <w:pPr>
         <w:pStyle w:val="Heading3"/>
@@ -397,15 +559,33 @@
         <w:pStyle w:val="BodyText"/>
       </w:pPr>
       <w:r>
-        <w:t xml:space="preserve">Giai đoạn đầu (từ thập niên 1980 đến giữa thập niên 1990) đặc trưng bởi giả định về quan hệ tuyến tính dương giữa quốc tế hóa và hiệu quả. Grant (1987) và Kim et al. (1989) cho rằng quốc tế hóa giúp doanh nghiệp khai thác lợi thế theo quy mô (economies of scale), lợi thế phạm vi (economies of scope), và phân tán rủi ro kinh tế vĩ mô, do đó dẫn đến hiệu quả cao hơn. Logic này trực quan và phù hợp với quan sát ban đầu về các MNCs thành công từ Mỹ, Châu Âu và Nhật Bản.</w:t>
-      </w:r>
-    </w:p>
-    <w:p>
-      <w:pPr>
-        <w:pStyle w:val="BodyText"/>
-      </w:pPr>
-      <w:r>
-        <w:t xml:space="preserve">Giai đoạn thứ hai (từ cuối thập niên 1990 đến đầu thập niên 2000) chứng kiến sự xuất hiện của mô hình phi tuyến, thách thức giả định tuyến tính giản đơn. Hitt et al. (1997) là nghiên cứu đầu tiên kiểm định và tìm thấy bằng chứng cho quan hệ chữ U ngược (inverted-U) giữa đa dạng hóa sản phẩm quốc tế và hiệu quả, lập luận rằng lợi ích từ quốc tế hóa tăng đến một điểm tối ưu rồi suy giảm do chi phí điều phối và phức tạp tổ chức vượt qua lợi ích. Gomes và Ramaswamy (1999) cung cấp bằng chứng tương tự trong bối cảnh doanh nghiệp đa ngành. Contractor et al. (2003) và Lu và Beamish (2004) tinh chỉnh mô hình phi tuyến với đề xuất "đường cong chữ S ba giai đoạn" (three-stage S-curve), theo đó hiệu quả giảm ở giai đoạn thâm nhập ban đầu (chi phí thiết lập), tăng ở giai đoạn khai thác (học hỏi tích lũy và quy mô), rồi lại giảm ở giai đoạn siêu mở rộng (over-extension) khi chi phí phức tạp vượt quá lợi ích.</w:t>
+        <w:t xml:space="preserve">Giai đoạn đầu (từ thập niên 1980 đến giữa thập niên 1990) đặc trưng bởi giả định về quan hệ tuyến tính dương giữa quốc tế hóa và hiệu quả. Grant (1987) và Kim et al. (1989) cho rằng quốc tế hóa giúp doanh nghiệp khai thác lợi thế theo quy mô (economies of scale), lợi thế phạm vi (economies of scope), và phân tán rủi ro kinh tế vĩ mô, do đó dẫn đến hiệu quả cao hơn. Logic này trực quan và phù hợp với quan sát ban đầu về các MNCs thành công từ Mỹ, Châu Âu và Nhật Bản.</w:t>
+      </w:r>
+    </w:p>
+    <w:p>
+      <w:pPr>
+        <w:pStyle w:val="BodyText"/>
+      </w:pPr>
+      <w:r>
+        <w:t xml:space="preserve">Giai đoạn thứ hai (từ cuối thập niên 1990 đến đầu thập niên 2000) chứng kiến sự xuất hiện của mô hình phi tuyến, thách thức giả định tuyến tính giản đơn. Hitt et al. (1997) là nghiên cứu đầu tiên kiểm định và tìm thấy bằng chứng cho quan hệ chữ U ngược (inverted-U) giữa đa dạng hóa sản phẩm quốc tế và hiệu quả, lập luận rằng lợi ích từ quốc tế hóa tăng đến một điểm tối ưu rồi suy giảm do chi phí điều phối và phức tạp tổ chức vượt qua lợi ích. Gomes và Ramaswamy (1999) cung cấp bằng chứng tương tự trong bối cảnh doanh nghiệp đa ngành. Contractor et al. (2003) và Lu và Beamish (2004) tinh chỉnh mô hình phi tuyến với đề xuất</w:t>
+      </w:r>
+      <w:r>
+        <w:t xml:space="preserve"> </w:t>
+      </w:r>
+      <w:r>
+        <w:t xml:space="preserve">“</w:t>
+      </w:r>
+      <w:r>
+        <w:t xml:space="preserve">đường cong chữ S ba giai đoạn</w:t>
+      </w:r>
+      <w:r>
+        <w:t xml:space="preserve">”</w:t>
+      </w:r>
+      <w:r>
+        <w:t xml:space="preserve"> </w:t>
+      </w:r>
+      <w:r>
+        <w:t xml:space="preserve">(three-stage S-curve), theo đó hiệu quả giảm ở giai đoạn thâm nhập ban đầu (chi phí thiết lập), tăng ở giai đoạn khai thác (học hỏi tích lũy và quy mô), rồi lại giảm ở giai đoạn siêu mở rộng (over-extension) khi chi phí phức tạp vượt quá lợi ích.</w:t>
       </w:r>
     </w:p>
     <w:p>
@@ -417,7 +597,7 @@
       </w:r>
     </w:p>
     <w:bookmarkEnd w:id="31"/>
-    <w:bookmarkStart w:id="32" w:name="X1a2e519e3eb745ccb5a9310ee8e928b32e9ba76"/>
+    <w:bookmarkStart w:id="32" w:name="bằng-chứng-meta-analytic"/>
     <w:p>
       <w:pPr>
         <w:pStyle w:val="Heading3"/>
@@ -439,7 +619,7 @@
         <w:pStyle w:val="BodyText"/>
       </w:pPr>
       <w:r>
-        <w:t xml:space="preserve">Bausch và Krist (2007) phân tích 65 nghiên cứu và tìm thấy tác động tổng hợp dương nhưng nhỏ (r ≈ 0,10), đồng thời xác nhận rằng mức độ dị biệt (heterogeneity) giữa các nghiên cứu rất cao với I² &gt; 80%, hàm ý rằng các moderator là nguồn giải thích chủ yếu cho sự khác biệt. Kirca et al. (2012) mở rộng pool lên 154 mẫu và tìm thấy tác động tổng hợp tương tự, đồng thời xác nhận vai trò của bối cảnh quốc gia và ngành. Marano et al. (2016) — nghiên cứu meta-analytic toàn diện nhất trong literature với 170 nghiên cứu và 32 quốc gia — tìm thấy r ≈ 0,07–0,13 và chứng minh rằng thể chế quốc gia nguồn là moderator quan trọng nhất trong tất cả các biến bối cảnh được kiểm định. Wu et al. (2022) cập nhật với pool 218 effect sizes tập trung vào các emerging market multinationals (EMNEs) và tìm thấy mô hình moderator tương tự. Tại hội nghị ICBEF 2024, kết quả sơ bộ từ pool nghiên cứu về châu Á với k = 113 nghiên cứu cho thấy r = 0,07 — nhất quán với các meta-analyses toàn cầu nhưng cụ thể hơn về bối cảnh châu Á. Luận án này mở rộng pool đó thông qua Nghiên cứu P6 — một meta-analysis ba tầng (three-level MARA) với k = 238 nghiên cứu và K = 288 effect sizes từ châu Á và Thái Bình Dương, ước lượng r̄ = 0,074 [KTC 95%: 0,060; 0,088], I² = 62,4%, Q_M(ICRV) = 17,35 (df = 4, p = ,002). Kết quả này xác nhận tác động tổng hợp dương nhỏ nhưng bền vững, đồng thời chứng minh rằng gradient ICRV — turning point giảm dần khi chuyển từ thể chế yếu sang thể chế mạnh — là moderator thực chất của mối quan hệ I–P trong bối cảnh châu Á (nghiên cứu thành phần P6).</w:t>
+        <w:t xml:space="preserve">Bausch và Krist (2007) phân tích 65 nghiên cứu và tìm thấy tác động tổng hợp dương nhưng nhỏ (r ≈ 0,10), đồng thời xác nhận rằng mức độ dị biệt (heterogeneity) giữa các nghiên cứu rất cao với I² &gt; 80%, hàm ý rằng các moderator là nguồn giải thích chủ yếu cho sự khác biệt. Kirca et al. (2012) mở rộng pool lên 154 mẫu và tìm thấy tác động tổng hợp tương tự, đồng thời xác nhận vai trò của bối cảnh quốc gia và ngành. Marano et al. (2016) — nghiên cứu meta-analytic toàn diện nhất trong literature với 170 nghiên cứu và 32 quốc gia — tìm thấy r ≈ 0,07–0,13 và chứng minh rằng thể chế quốc gia nguồn là moderator quan trọng nhất trong tất cả các biến bối cảnh được kiểm định. Wu et al. (2022) cập nhật với pool 218 effect sizes tập trung vào các emerging market multinationals (EMNEs) và tìm thấy mô hình moderator tương tự. Tại hội nghị ICBEF 2024, kết quả sơ bộ từ pool nghiên cứu về châu Á với k = 113 nghiên cứu cho thấy r = 0,07 — nhất quán với các meta-analyses toàn cầu nhưng cụ thể hơn về bối cảnh châu Á. Luận án này mở rộng pool đó thông qua Nghiên cứu P6 — một meta-analysis ba tầng (three-level MARA) với k = 238 nghiên cứu và K = 288 effect sizes từ châu Á và Thái Bình Dương, ước lượng r̄ = 0,074 [KTC 95%: 0,060; 0,088], I² = 62,4%, Q_M(ICRV) = 17,35 (df = 4, p = ,002). Kết quả này xác nhận tác động tổng hợp dương nhỏ nhưng bền vững, đồng thời chứng minh rằng gradient ICRV — turning point giảm dần khi chuyển từ thể chế yếu sang thể chế mạnh — là moderator thực chất của mối quan hệ I–P trong bối cảnh châu Á (nghiên cứu thành phần P6).</w:t>
       </w:r>
     </w:p>
     <w:p>
@@ -451,7 +631,7 @@
       </w:r>
     </w:p>
     <w:bookmarkEnd w:id="32"/>
-    <w:bookmarkStart w:id="33" w:name="Xee1bebe325ab2d4682f3ee8a885eb236c48b900"/>
+    <w:bookmarkStart w:id="33" w:name="X2dab31dc90ae94a491c7104c141028484c6eeaa"/>
     <w:p>
       <w:pPr>
         <w:pStyle w:val="Heading3"/>
@@ -465,15 +645,51 @@
         <w:pStyle w:val="FirstParagraph"/>
       </w:pPr>
       <w:r>
-        <w:t xml:space="preserve">Châu Á là bối cảnh đặc biệt quan trọng và đặc thù trong literature I–P vì nhiều lý do. Thứ nhất, sự đa dạng thể chế trong khu vực là ngoại lệ không có ở bất kỳ khu vực nào khác trên thế giới: từ Singapore với chất lượng quản trị đứng hàng đầu thế giới đến Afghanistan với chất lượng quản trị cực kỳ yếu, từ Nhật Bản với nền kinh tế phát triển hoàn thiện đến các SIDS với quy mô siêu nhỏ và hạ tầng thể chế còn sơ khai (Khanna &amp; Palepu, 2010; Peng, 2003). Thứ hai, tốc độ chuyển đổi số và hội nhập quốc tế rất không đồng đều giữa các quốc gia trong khu vực, tạo ra "thí nghiệm tự nhiên" về ảnh hưởng của bối cảnh thể chế và năng lực số đến kết quả quốc tế hóa.</w:t>
-      </w:r>
-    </w:p>
-    <w:p>
-      <w:pPr>
-        <w:pStyle w:val="BodyText"/>
-      </w:pPr>
-      <w:r>
-        <w:t xml:space="preserve">nghiên cứu thành phần P1 là nghiên cứu thực nghiệm multi-country quy mô lớn nhất hiện có về I–P trong bối cảnh châu Á mới nổi, phân tích 40.633 doanh nghiệp từ 17 nền kinh tế châu Á sử dụng dữ liệu WBES. Nghiên cứu tìm thấy: (i) tồn tại phân tầng năng suất rõ rệt giữa nhóm Chinese economies, South Asia và ASEAN, phản ánh sự dị biệt thể chế và năng lực giữa các nhóm; (ii) việc áp dụng công nghệ vừa làm tăng năng suất lao động trực tiếp vừa làm suy giảm đáng kể tác động bất lợi của các rào cản thể chế — phát hiện được gọi là "hiệu ứng lá chắn số" (digital shield effect). Nghiên cứu thành phần P2 kiểm định cụ thể với dữ liệu doanh nghiệp Trung Quốc và tìm thấy cấu trúc cubic inverted-U với ngưỡng FSTS tối ưu khoảng 47,8% — tức điểm turning point khá thấp so với các nền kinh tế tiên tiến. Luận án kế thừa và mở rộng các kết quả này trên pool đầy đủ 49 nền kinh tế (bao gồm 9 nền kinh tế đảo nhỏ Thái Bình Dương).</w:t>
+        <w:t xml:space="preserve">Châu Á là bối cảnh đặc biệt quan trọng và đặc thù trong literature I–P vì nhiều lý do. Thứ nhất, sự đa dạng thể chế trong khu vực là ngoại lệ không có ở bất kỳ khu vực nào khác trên thế giới: từ Singapore với chất lượng quản trị đứng hàng đầu thế giới đến Afghanistan với chất lượng quản trị cực kỳ yếu, từ Nhật Bản với nền kinh tế phát triển hoàn thiện đến các SIDS với quy mô siêu nhỏ và hạ tầng thể chế còn sơ khai (Khanna &amp; Palepu, 2010; Peng, 2003). Thứ hai, tốc độ chuyển đổi số và hội nhập quốc tế rất không đồng đều giữa các quốc gia trong khu vực, tạo ra</w:t>
+      </w:r>
+      <w:r>
+        <w:t xml:space="preserve"> </w:t>
+      </w:r>
+      <w:r>
+        <w:t xml:space="preserve">“</w:t>
+      </w:r>
+      <w:r>
+        <w:t xml:space="preserve">thí nghiệm tự nhiên</w:t>
+      </w:r>
+      <w:r>
+        <w:t xml:space="preserve">”</w:t>
+      </w:r>
+      <w:r>
+        <w:t xml:space="preserve"> </w:t>
+      </w:r>
+      <w:r>
+        <w:t xml:space="preserve">về ảnh hưởng của bối cảnh thể chế và năng lực số đến kết quả quốc tế hóa.</w:t>
+      </w:r>
+    </w:p>
+    <w:p>
+      <w:pPr>
+        <w:pStyle w:val="BodyText"/>
+      </w:pPr>
+      <w:r>
+        <w:t xml:space="preserve">nghiên cứu thành phần P1 là nghiên cứu thực nghiệm multi-country quy mô lớn nhất hiện có về I–P trong bối cảnh châu Á mới nổi, phân tích 40.633 doanh nghiệp từ 17 nền kinh tế châu Á sử dụng dữ liệu WBES. Nghiên cứu tìm thấy: (i) tồn tại phân tầng năng suất rõ rệt giữa nhóm Chinese economies, South Asia và ASEAN, phản ánh sự dị biệt thể chế và năng lực giữa các nhóm; (ii) việc áp dụng công nghệ vừa làm tăng năng suất lao động trực tiếp vừa làm suy giảm đáng kể tác động bất lợi của các rào cản thể chế — phát hiện được gọi là</w:t>
+      </w:r>
+      <w:r>
+        <w:t xml:space="preserve"> </w:t>
+      </w:r>
+      <w:r>
+        <w:t xml:space="preserve">“</w:t>
+      </w:r>
+      <w:r>
+        <w:t xml:space="preserve">hiệu ứng lá chắn số</w:t>
+      </w:r>
+      <w:r>
+        <w:t xml:space="preserve">”</w:t>
+      </w:r>
+      <w:r>
+        <w:t xml:space="preserve"> </w:t>
+      </w:r>
+      <w:r>
+        <w:t xml:space="preserve">(digital shield effect). Nghiên cứu thành phần P2 kiểm định cụ thể với dữ liệu doanh nghiệp Trung Quốc và tìm thấy cấu trúc cubic inverted-U với ngưỡng FSTS tối ưu khoảng 47,8% — tức điểm turning point khá thấp so với các nền kinh tế tiên tiến. Luận án kế thừa và mở rộng các kết quả này trên pool đầy đủ 49 nền kinh tế (bao gồm 9 nền kinh tế đảo nhỏ Thái Bình Dương).</w:t>
       </w:r>
     </w:p>
     <w:p>
@@ -485,7 +701,7 @@
       </w:r>
     </w:p>
     <w:bookmarkEnd w:id="33"/>
-    <w:bookmarkStart w:id="34" w:name="Xdcf8d5acfbfe96d373642e6e2aa58fc72c4137f"/>
+    <w:bookmarkStart w:id="34" w:name="X732d7d1b7e90f1451ce2bd542fd674aab0604d1"/>
     <w:p>
       <w:pPr>
         <w:pStyle w:val="Heading3"/>
@@ -499,7 +715,7 @@
         <w:pStyle w:val="FirstParagraph"/>
       </w:pPr>
       <w:r>
-        <w:t xml:space="preserve">Sự tích hợp giữa nghiên cứu về năng lực số và I–P relationship là một xu hướng tương đối mới, phát triển mạnh từ 2019 đến nay. Bhandari et al. (2023) phân tích 571 doanh nghiệp sản xuất của Mỹ và tìm thấy rằng năng lực kỹ thuật số (được đo như một composite duy nhất) điều tiết tích cực mối quan hệ I–P, với doanh nghiệp có năng lực số cao hơn thu được lợi ích lớn hơn từ quốc tế hóa. Bustamante et al. (2022) sử dụng mẫu SMEs đa quốc gia và phát hiện rằng công cụ số làm giảm chi phí thâm nhập thị trường nước ngoài, đặc biệt ở các thị trường có khoảng trống thể chế lớn. Chen và Meng (2022) nghiên cứu doanh nghiệp Trung Quốc từ WBES và phát hiện rằng ràng buộc thể chế làm giảm cường độ xuất khẩu, nhưng doanh nghiệp có năng lực số cao hơn có thể vượt qua ràng buộc này hiệu quả hơn.</w:t>
+        <w:t xml:space="preserve">Sự tích hợp giữa nghiên cứu về năng lực số và I–P relationship là một xu hướng tương đối mới, phát triển mạnh từ 2019 đến nay. Bhandari et al. (2023) phân tích 571 doanh nghiệp sản xuất của Mỹ và tìm thấy rằng năng lực kỹ thuật số (được đo như một composite duy nhất) điều tiết tích cực mối quan hệ I–P, với doanh nghiệp có năng lực số cao hơn thu được lợi ích lớn hơn từ quốc tế hóa. Bustamante et al. (2022) sử dụng mẫu SMEs đa quốc gia và phát hiện rằng công cụ số làm giảm chi phí thâm nhập thị trường nước ngoài, đặc biệt ở các thị trường có khoảng trống thể chế lớn. Chen và Meng (2022) nghiên cứu doanh nghiệp Trung Quốc từ WBES và phát hiện rằng ràng buộc thể chế làm giảm cường độ xuất khẩu, nhưng doanh nghiệp có năng lực số cao hơn có thể vượt qua ràng buộc này hiệu quả hơn.</w:t>
       </w:r>
     </w:p>
     <w:p>
@@ -519,7 +735,7 @@
     </w:p>
     <w:bookmarkEnd w:id="34"/>
     <w:bookmarkEnd w:id="35"/>
-    <w:bookmarkStart w:id="36" w:name="Xf45ba9d58640f4ad8d0eb51a37a564f5aeb40a8"/>
+    <w:bookmarkStart w:id="36" w:name="khoảng-trống-nghiên-cứu"/>
     <w:p>
       <w:pPr>
         <w:pStyle w:val="Heading2"/>
@@ -631,7 +847,25 @@
         <w:t xml:space="preserve"> </w:t>
       </w:r>
       <w:r>
-        <w:t xml:space="preserve">Khoảng trống thứ ba không chỉ đòi hỏi mở rộng phạm vi địa lý mà còn đòi hỏi kiểm định điều kiện biên lý thuyết cực trị: liệu có tồn tại bối cảnh nơi inverted-U hoàn toàn sụp đổ thành quan hệ âm đơn điệu? Không có nghiên cứu nào trong literature I–P hiện tại kiểm định "Forced Internationalization Penalty" (FIP) — bối cảnh mà quốc tế hóa là gánh nặng sinh tồn, không phải lựa chọn chiến lược dựa trên lợi thế cạnh tranh. Nghiên cứu thành phần P8 — Nghiên cứu P8 — kiểm định H1b bằng dữ liệu WBES từ các nền kinh tế SIDS (Fiji, Tonga, Solomon Islands, Vanuatu, Samoa), nơi ba điều kiện cấu trúc cơ bản của inverted-U đồng thời bị vi phạm: thị trường nội địa cực nhỏ, chi phí logistics cao bất thường, và hỗ trợ thể chế cho xuất khẩu gần như không tồn tại. Kết quả P8 xác định boundary condition cực trị của CDCM: điểm nơi lý thuyết đường cong chữ U ngược không còn ứng dụng được.</w:t>
+        <w:t xml:space="preserve">Khoảng trống thứ ba không chỉ đòi hỏi mở rộng phạm vi địa lý mà còn đòi hỏi kiểm định điều kiện biên lý thuyết cực trị: liệu có tồn tại bối cảnh nơi inverted-U hoàn toàn sụp đổ thành quan hệ âm đơn điệu? Không có nghiên cứu nào trong literature I–P hiện tại kiểm định</w:t>
+      </w:r>
+      <w:r>
+        <w:t xml:space="preserve"> </w:t>
+      </w:r>
+      <w:r>
+        <w:t xml:space="preserve">“</w:t>
+      </w:r>
+      <w:r>
+        <w:t xml:space="preserve">Forced Internationalization Penalty</w:t>
+      </w:r>
+      <w:r>
+        <w:t xml:space="preserve">”</w:t>
+      </w:r>
+      <w:r>
+        <w:t xml:space="preserve"> </w:t>
+      </w:r>
+      <w:r>
+        <w:t xml:space="preserve">(FIP) — bối cảnh mà quốc tế hóa là gánh nặng sinh tồn, không phải lựa chọn chiến lược dựa trên lợi thế cạnh tranh. Nghiên cứu thành phần P8 — Nghiên cứu P8 — kiểm định H1b bằng dữ liệu WBES từ các nền kinh tế SIDS (Fiji, Tonga, Solomon Islands, Vanuatu, Samoa), nơi ba điều kiện cấu trúc cơ bản của inverted-U đồng thời bị vi phạm: thị trường nội địa cực nhỏ, chi phí logistics cao bất thường, và hỗ trợ thể chế cho xuất khẩu gần như không tồn tại. Kết quả P8 xác định boundary condition cực trị của CDCM: điểm nơi lý thuyết đường cong chữ U ngược không còn ứng dụng được.</w:t>
       </w:r>
     </w:p>
     <w:p>
@@ -642,7 +876,7 @@
       </w:r>
     </w:p>
     <w:bookmarkEnd w:id="36"/>
-    <w:bookmarkStart w:id="49" w:name="X2e72411c23c34d41d1942bd5d4fbf8ae22da5d2"/>
+    <w:bookmarkStart w:id="49" w:name="mô-hình-nghiên-cứu-và-hệ-giả-thuyết"/>
     <w:p>
       <w:pPr>
         <w:pStyle w:val="Heading2"/>
@@ -651,7 +885,7 @@
         <w:t xml:space="preserve">2.5 Mô hình nghiên cứu và hệ giả thuyết</w:t>
       </w:r>
     </w:p>
-    <w:bookmarkStart w:id="40" w:name="X45cacfa706139c50548e97564081354b0b3764b"/>
+    <w:bookmarkStart w:id="40" w:name="mô-hình-khái-niệm"/>
     <w:p>
       <w:pPr>
         <w:pStyle w:val="Heading3"/>
@@ -681,7 +915,43 @@
         <w:pStyle w:val="BodyText"/>
       </w:pPr>
       <w:r>
-        <w:t xml:space="preserve">Tầng tổ chức — năng lực doanh nghiệp — bao gồm TCI và DAI như hai moderator độc lập với cơ chế tác động khác nhau. TCI đóng vai trò như một "nâng đỡ mặt bằng" (level shifter): doanh nghiệp có TCI cao sẽ đạt hiệu quả cao hơn ở mọi mức độ FSTS, và đặc biệt có khả năng khai thác lợi ích quốc tế hóa tốt hơn nhờ năng lực hấp thụ tri thức và công nghệ từ thị trường nước ngoài. DAI, ngược lại, đóng vai trò là "bộ đệm phối hợp số" (digital coordination buffer): ở mức FSTS cao, DAI giúp giảm chi phí điều phối xuyên biên giới, làm chuyển dịch điểm turning point sang phải và kéo dài giai đoạn lợi ích dương của quan hệ I–P.</w:t>
+        <w:t xml:space="preserve">Tầng tổ chức — năng lực doanh nghiệp — bao gồm TCI và DAI như hai moderator độc lập với cơ chế tác động khác nhau. TCI đóng vai trò như một</w:t>
+      </w:r>
+      <w:r>
+        <w:t xml:space="preserve"> </w:t>
+      </w:r>
+      <w:r>
+        <w:t xml:space="preserve">“</w:t>
+      </w:r>
+      <w:r>
+        <w:t xml:space="preserve">nâng đỡ mặt bằng</w:t>
+      </w:r>
+      <w:r>
+        <w:t xml:space="preserve">”</w:t>
+      </w:r>
+      <w:r>
+        <w:t xml:space="preserve"> </w:t>
+      </w:r>
+      <w:r>
+        <w:t xml:space="preserve">(level shifter): doanh nghiệp có TCI cao sẽ đạt hiệu quả cao hơn ở mọi mức độ FSTS, và đặc biệt có khả năng khai thác lợi ích quốc tế hóa tốt hơn nhờ năng lực hấp thụ tri thức và công nghệ từ thị trường nước ngoài. DAI, ngược lại, đóng vai trò là</w:t>
+      </w:r>
+      <w:r>
+        <w:t xml:space="preserve"> </w:t>
+      </w:r>
+      <w:r>
+        <w:t xml:space="preserve">“</w:t>
+      </w:r>
+      <w:r>
+        <w:t xml:space="preserve">bộ đệm phối hợp số</w:t>
+      </w:r>
+      <w:r>
+        <w:t xml:space="preserve">”</w:t>
+      </w:r>
+      <w:r>
+        <w:t xml:space="preserve"> </w:t>
+      </w:r>
+      <w:r>
+        <w:t xml:space="preserve">(digital coordination buffer): ở mức FSTS cao, DAI giúp giảm chi phí điều phối xuyên biên giới, làm chuyển dịch điểm turning point sang phải và kéo dài giai đoạn lợi ích dương của quan hệ I–P.</w:t>
       </w:r>
     </w:p>
     <w:p>
@@ -702,12 +972,12 @@
     </w:p>
     <w:p>
       <w:pPr>
-        <w:pStyle w:val="BodyText"/>
+        <w:pStyle w:val="CaptionedFigure"/>
       </w:pPr>
       <w:r>
         <w:drawing>
           <wp:inline>
-            <wp:extent cx="5753100" cy="3558086"/>
+            <wp:extent cx="5334000" cy="3298888"/>
             <wp:effectExtent b="0" l="0" r="0" t="0"/>
             <wp:docPr descr="Hình 2.1. Khung khái niệm tích hợp đa tầng CDCM cho quan hệ Quốc tế hóa–Hiệu quả tại châu Á" title="" id="38" name="Picture"/>
             <a:graphic>
@@ -728,7 +998,7 @@
                   <pic:spPr bwMode="auto">
                     <a:xfrm>
                       <a:off x="0" y="0"/>
-                      <a:ext cx="5753100" cy="3558086"/>
+                      <a:ext cx="5334000" cy="3298888"/>
                     </a:xfrm>
                     <a:prstGeom prst="rect">
                       <a:avLst/>
@@ -749,6 +1019,14 @@
     </w:p>
     <w:p>
       <w:pPr>
+        <w:pStyle w:val="ImageCaption"/>
+      </w:pPr>
+      <w:r>
+        <w:t xml:space="preserve">Hình 2.1. Khung khái niệm tích hợp đa tầng CDCM cho quan hệ Quốc tế hóa–Hiệu quả tại châu Á</w:t>
+      </w:r>
+    </w:p>
+    <w:p>
+      <w:pPr>
         <w:pStyle w:val="BodyText"/>
       </w:pPr>
       <w:r>
@@ -786,7 +1064,7 @@
       </w:r>
     </w:p>
     <w:bookmarkEnd w:id="40"/>
-    <w:bookmarkStart w:id="41" w:name="Xa138305ccd4d6ccfbd8098a87bf493c47bc52a0"/>
+    <w:bookmarkStart w:id="41" w:name="giả-thuyết-h1-phi-tuyến-chữ-u-ngược"/>
     <w:p>
       <w:pPr>
         <w:pStyle w:val="Heading3"/>
@@ -800,11 +1078,11 @@
         <w:pStyle w:val="FirstParagraph"/>
       </w:pPr>
       <w:r>
-        <w:t xml:space="preserve">Trên cơ sở lý thuyết từ Uppsala về chi phí thâm nhập giai đoạn đầu, RBV về lợi thế cạnh tranh tích lũy ở giai đoạn trung, và lý thuyết chi phí giao dịch về sự phức tạp điều phối ở giai đoạn mở rộng quá mức, giả thuyết H1 được phát biểu như sau. Quan hệ giữa mức độ quốc tế hóa và hiệu quả hoạt động của các doanh nghiệp ở các quốc gia châu Á có dạng phi tuyến chữ U ngược, với một điểm turning point tối ưu trước khi chi phí điều phối và bất định vượt qua lợi ích từ mở rộng thị trường quốc tế. Cơ sở lý thuyết trực tiếp bao gồm mô hình S-curve của Lu và Beamish (2004), lý thuyết ba giai đoạn của Contractor et al. (2003), và bằng chứng inverted-U ban đầu của Hitt et al. (1997).</w:t>
+        <w:t xml:space="preserve">Trên cơ sở lý thuyết từ Uppsala về chi phí thâm nhập giai đoạn đầu, RBV về lợi thế cạnh tranh tích lũy ở giai đoạn trung, và lý thuyết chi phí giao dịch về sự phức tạp điều phối ở giai đoạn mở rộng quá mức, giả thuyết H1 được phát biểu như sau. Quan hệ giữa mức độ quốc tế hóa và hiệu quả hoạt động của các doanh nghiệp ở các quốc gia châu Á có dạng phi tuyến chữ U ngược, với một điểm turning point tối ưu trước khi chi phí điều phối và bất định vượt qua lợi ích từ mở rộng thị trường quốc tế. Cơ sở lý thuyết trực tiếp bao gồm mô hình S-curve của Lu và Beamish (2004), lý thuyết ba giai đoạn của Contractor et al. (2003), và bằng chứng inverted-U ban đầu của Hitt et al. (1997).</w:t>
       </w:r>
     </w:p>
     <w:bookmarkEnd w:id="41"/>
-    <w:bookmarkStart w:id="42" w:name="Xdbf0ae64633523b25c46a68390b7cec268e3e1b"/>
+    <w:bookmarkStart w:id="42" w:name="X1e4f3f6a2f993a9a6e6b8e711bb6f577a973378"/>
     <w:p>
       <w:pPr>
         <w:pStyle w:val="Heading3"/>
@@ -870,7 +1148,7 @@
       </w:r>
     </w:p>
     <w:bookmarkEnd w:id="42"/>
-    <w:bookmarkStart w:id="43" w:name="Xbab760a32cde05e137045bc8f7a3707f43bde01"/>
+    <w:bookmarkStart w:id="43" w:name="X4e283c765855921a9a0bf70a9d0a980f4bd502f"/>
     <w:p>
       <w:pPr>
         <w:pStyle w:val="Heading3"/>
@@ -884,11 +1162,11 @@
         <w:pStyle w:val="FirstParagraph"/>
       </w:pPr>
       <w:r>
-        <w:t xml:space="preserve">Dựa trên RBV (Barney, 1991) và lý thuyết năng lực động (Teece et al., 1997), năng lực công nghệ là một nguồn lực VRIN giúp doanh nghiệp khai thác lợi ích từ quốc tế hóa hiệu quả hơn. Giả thuyết H2 được phát biểu như sau. Năng lực công nghệ (TCI) làm gia tăng tác động tích cực của quốc tế hóa lên hiệu quả hoạt động của doanh nghiệp, bằng cách nâng mặt bằng hiệu quả tổng thể và làm giảm chi phí học hỏi thị trường quốc tế, do đó làm dịch chuyển đường quan hệ I–P lên cao hơn và có thể điều chỉnh vị trí của điểm turning point. Cơ sở lý thuyết bao gồm Barney (1991), Teece et al. (1997), và Bhandari et al. (2023).</w:t>
+        <w:t xml:space="preserve">Dựa trên RBV (Barney, 1991) và lý thuyết năng lực động (Teece et al., 1997), năng lực công nghệ là một nguồn lực VRIN giúp doanh nghiệp khai thác lợi ích từ quốc tế hóa hiệu quả hơn. Giả thuyết H2 được phát biểu như sau. Năng lực công nghệ (TCI) làm gia tăng tác động tích cực của quốc tế hóa lên hiệu quả hoạt động của doanh nghiệp, bằng cách nâng mặt bằng hiệu quả tổng thể và làm giảm chi phí học hỏi thị trường quốc tế, do đó làm dịch chuyển đường quan hệ I–P lên cao hơn và có thể điều chỉnh vị trí của điểm turning point. Cơ sở lý thuyết bao gồm Barney (1991), Teece et al. (1997), và Bhandari et al. (2023).</w:t>
       </w:r>
     </w:p>
     <w:bookmarkEnd w:id="43"/>
-    <w:bookmarkStart w:id="44" w:name="Xe02c8b4badca737e34d9828c14f576073ebfca3"/>
+    <w:bookmarkStart w:id="44" w:name="X128abf7a15253174c605d07067219580799d526"/>
     <w:p>
       <w:pPr>
         <w:pStyle w:val="Heading3"/>
@@ -902,11 +1180,11 @@
         <w:pStyle w:val="FirstParagraph"/>
       </w:pPr>
       <w:r>
-        <w:t xml:space="preserve">Phân biệt rõ với H2, DAI không có chiều sâu năng lực tổ chức như TCI nhưng có vai trò giảm thiểu chi phí phối hợp xuyên biên giới ở mức xuất khẩu cao. Giả thuyết H3 được phát biểu như sau. Chỉ số chấp nhận số (DAI) điều tiết mối quan hệ I–P, với vai trò bổ trợ rõ rệt hơn ở mức export intensity cao khi DAI giúp giảm chi phí phối hợp giao dịch xuyên biên giới — theo đó DAI làm thay đổi độ dốc của đường quan hệ I–P chứ không nhất thiết nâng mặt bằng hiệu quả như TCI. Cơ sở lý thuyết bao gồm Verhoef et al. (2021), Stallkamp và Schotter (2021), và Bustamante et al. (2022). Sự phân biệt cơ chế tác động giữa H2 và H3 là đóng góp lý thuyết quan trọng, cho phép phân tách TCI và DAI trong mô hình hồi quy thực nghiệm.</w:t>
+        <w:t xml:space="preserve">Phân biệt rõ với H2, DAI không có chiều sâu năng lực tổ chức như TCI nhưng có vai trò giảm thiểu chi phí phối hợp xuyên biên giới ở mức xuất khẩu cao. Giả thuyết H3 được phát biểu như sau. Chỉ số chấp nhận số (DAI) điều tiết mối quan hệ I–P, với vai trò bổ trợ rõ rệt hơn ở mức export intensity cao khi DAI giúp giảm chi phí phối hợp giao dịch xuyên biên giới — theo đó DAI làm thay đổi độ dốc của đường quan hệ I–P chứ không nhất thiết nâng mặt bằng hiệu quả như TCI. Cơ sở lý thuyết bao gồm Verhoef et al. (2021), Stallkamp và Schotter (2021), và Bustamante et al. (2022). Sự phân biệt cơ chế tác động giữa H2 và H3 là đóng góp lý thuyết quan trọng, cho phép phân tách TCI và DAI trong mô hình hồi quy thực nghiệm.</w:t>
       </w:r>
     </w:p>
     <w:bookmarkEnd w:id="44"/>
-    <w:bookmarkStart w:id="45" w:name="Xf3c96f7a7f1c969bc60bd7349590849b049c32c"/>
+    <w:bookmarkStart w:id="45" w:name="X23e235aa1540adf65664378accbc0b6a13fdffd"/>
     <w:p>
       <w:pPr>
         <w:pStyle w:val="Heading3"/>
@@ -920,11 +1198,11 @@
         <w:pStyle w:val="FirstParagraph"/>
       </w:pPr>
       <w:r>
-        <w:t xml:space="preserve">Dựa trên Upper Echelons Theory (Hambrick &amp; Mason, 1984; Hambrick, 2007), quyết định chiến lược quốc tế hóa và khả năng chuyển hóa nó thành hiệu quả phụ thuộc vào đặc điểm nhận thức và kinh nghiệm của nhà quản trị. Giả thuyết H4 được phát biểu như sau. Kinh nghiệm quản trị và giới tính nữ của nhà quản trị cấp cao làm mạnh hơn tác động tích cực của quốc tế hóa lên hiệu quả hoạt động, thông qua cơ chế nâng cao nhận thức chiến lược quốc tế và quản trị rủi ro thận trọng hơn trong quá trình mở rộng quốc tế. Cơ sở lý thuyết bao gồm Hambrick và Mason (1984), Hsu et al. (2013), và Post và Byron (2015); bằng chứng thực nghiệm ở cấp doanh nghiệp cho thấy kinh nghiệm và giới tính của nhà quản trị có thể điều tiết quan hệ quốc tế hóa–hiệu quả (Phan, Do, &amp; Phan, 2020; Phan et al., 2021; Do &amp; Phan, 2025).</w:t>
+        <w:t xml:space="preserve">Dựa trên Upper Echelons Theory (Hambrick &amp; Mason, 1984; Hambrick, 2007), quyết định chiến lược quốc tế hóa và khả năng chuyển hóa nó thành hiệu quả phụ thuộc vào đặc điểm nhận thức và kinh nghiệm của nhà quản trị. Giả thuyết H4 được phát biểu như sau. Kinh nghiệm quản trị và giới tính nữ của nhà quản trị cấp cao làm mạnh hơn tác động tích cực của quốc tế hóa lên hiệu quả hoạt động, thông qua cơ chế nâng cao nhận thức chiến lược quốc tế và quản trị rủi ro thận trọng hơn trong quá trình mở rộng quốc tế. Cơ sở lý thuyết bao gồm Hambrick và Mason (1984), Hsu et al. (2013), và Post và Byron (2015); bằng chứng thực nghiệm ở cấp doanh nghiệp cho thấy kinh nghiệm và giới tính của nhà quản trị có thể điều tiết quan hệ quốc tế hóa–hiệu quả (Phan, Do, &amp; Phan, 2020; Phan et al., 2021; Do &amp; Phan, 2025).</w:t>
       </w:r>
     </w:p>
     <w:bookmarkEnd w:id="45"/>
-    <w:bookmarkStart w:id="46" w:name="X6cb624958e89d2dec9f57563abada44477d846d"/>
+    <w:bookmarkStart w:id="46" w:name="X1090b4891c9abf48d7aab0f24d22e9d66d1b02d"/>
     <w:p>
       <w:pPr>
         <w:pStyle w:val="Heading3"/>
@@ -938,11 +1216,29 @@
         <w:pStyle w:val="FirstParagraph"/>
       </w:pPr>
       <w:r>
-        <w:t xml:space="preserve">Trên cơ sở Institutional Theory (North, 1990; Khanna &amp; Palepu, 2010), chất lượng thể chế tạo ra chi phí giao dịch và rủi ro khác nhau, do đó điều tiết đáng kể mối quan hệ I–P. Giả thuyết H5 được phát biểu như sau. Chất lượng thể chế theo khung ICRV điều tiết tác động của các rào cản thể chế (institutional obstacles) lên hiệu quả hoạt động trong quá trình quốc tế hóa, với chỉ số chấp nhận số (DAI) đóng vai trò "lá chắn số" (digital shield) giúp bù đắp một phần khoảng trống thể chế; cường độ điều tiết này giảm dần theo gradient ICRV từ các nền kinh tế frontier (Nhóm V–VI, điều tiết mạnh nhất) đến các nền kinh tế tiên tiến (Nhóm I, điều tiết yếu nhất). Cơ sở lý thuyết bao gồm North (1990), Khanna và Palepu (2010), và Marano et al. (2016).</w:t>
+        <w:t xml:space="preserve">Trên cơ sở Institutional Theory (North, 1990; Khanna &amp; Palepu, 2010), chất lượng thể chế tạo ra chi phí giao dịch và rủi ro khác nhau, do đó điều tiết đáng kể mối quan hệ I–P. Giả thuyết H5 được phát biểu như sau. Chất lượng thể chế theo khung ICRV điều tiết tác động của các rào cản thể chế (institutional obstacles) lên hiệu quả hoạt động trong quá trình quốc tế hóa, với chỉ số chấp nhận số (DAI) đóng vai trò</w:t>
+      </w:r>
+      <w:r>
+        <w:t xml:space="preserve"> </w:t>
+      </w:r>
+      <w:r>
+        <w:t xml:space="preserve">“</w:t>
+      </w:r>
+      <w:r>
+        <w:t xml:space="preserve">lá chắn số</w:t>
+      </w:r>
+      <w:r>
+        <w:t xml:space="preserve">”</w:t>
+      </w:r>
+      <w:r>
+        <w:t xml:space="preserve"> </w:t>
+      </w:r>
+      <w:r>
+        <w:t xml:space="preserve">(digital shield) giúp bù đắp một phần khoảng trống thể chế; cường độ điều tiết này giảm dần theo gradient ICRV từ các nền kinh tế frontier (Nhóm V–VI, điều tiết mạnh nhất) đến các nền kinh tế tiên tiến (Nhóm I, điều tiết yếu nhất). Cơ sở lý thuyết bao gồm North (1990), Khanna và Palepu (2010), và Marano et al. (2016).</w:t>
       </w:r>
     </w:p>
     <w:bookmarkEnd w:id="46"/>
-    <w:bookmarkStart w:id="47" w:name="X61cc752874ba7b59207724628dc012c7fefbefb"/>
+    <w:bookmarkStart w:id="47" w:name="Xef57ba07d4a873fdbd0fe03fe237e0edc9cc461"/>
     <w:p>
       <w:pPr>
         <w:pStyle w:val="Heading3"/>
@@ -956,7 +1252,7 @@
         <w:pStyle w:val="FirstParagraph"/>
       </w:pPr>
       <w:r>
-        <w:t xml:space="preserve">Dựa trên quan sát về tốc độ chuyển đổi số và thay đổi thể chế rất nhanh ở một số nền kinh tế châu Á, đặc biệt Trung Quốc, quan hệ I–P không nhất thiết ổn định theo thời gian. Giả thuyết H6 được phát biểu như sau. Hình dạng phi tuyến của quan hệ I–P — cụ thể là vị trí của điểm turning point và độ cong của đường quan hệ — thay đổi theo thời gian trong các nền kinh tế chuyển đổi nhanh, phản ánh sự phát triển của năng lực doanh nghiệp và cải thiện điều kiện thể chế qua các giai đoạn. Cơ sở lý thuyết bao gồm Wu et al. (2022), Xiao et al. (2013), và Banalieva và Dhanaraj (2019). Bằng chứng từ nghiên cứu thành phần P2 về sự ổn định tương đối của turning point Trung Quốc giữa 2012 và 2024 (Paternoster z = +0,82, p = .412, không bác bỏ bằng nhau) cung cấp cơ sở thực nghiệm bổ sung cho việc kiểm định H6 ở cấp độ luận án.</w:t>
+        <w:t xml:space="preserve">Dựa trên quan sát về tốc độ chuyển đổi số và thay đổi thể chế rất nhanh ở một số nền kinh tế châu Á, đặc biệt Trung Quốc, quan hệ I–P không nhất thiết ổn định theo thời gian. Giả thuyết H6 được phát biểu như sau. Hình dạng phi tuyến của quan hệ I–P — cụ thể là vị trí của điểm turning point và độ cong của đường quan hệ — thay đổi theo thời gian trong các nền kinh tế chuyển đổi nhanh, phản ánh sự phát triển của năng lực doanh nghiệp và cải thiện điều kiện thể chế qua các giai đoạn. Cơ sở lý thuyết bao gồm Wu et al. (2022), Xiao et al. (2013), và Banalieva và Dhanaraj (2019). Bằng chứng từ nghiên cứu thành phần P2 về sự ổn định tương đối của turning point Trung Quốc giữa 2012 và 2024 (Paternoster z = +0,82, p = .412, không bác bỏ bằng nhau) cung cấp cơ sở thực nghiệm bổ sung cho việc kiểm định H6 ở cấp độ luận án.</w:t>
       </w:r>
     </w:p>
     <w:p>
@@ -967,7 +1263,7 @@
       </w:r>
     </w:p>
     <w:bookmarkEnd w:id="47"/>
-    <w:bookmarkStart w:id="48" w:name="Xe7d8e87fd4c6817ebf83bfc9a906e5cc228db6c"/>
+    <w:bookmarkStart w:id="48" w:name="Xf335a697a9ee7a16b4b110396196a58c357e907"/>
     <w:p>
       <w:pPr>
         <w:pStyle w:val="Heading3"/>
@@ -1009,7 +1305,7 @@
     <w:tbl>
       <w:tblPr>
         <w:tblStyle w:val="Table"/>
-        <w:tblW w:type="auto" w:w="0"/>
+        <w:tblW w:type="pct" w:w="5000"/>
         <w:tblLook w:firstRow="1" w:lastRow="0" w:firstColumn="0" w:lastColumn="0" w:noHBand="0" w:noVBand="0" w:val="0020"/>
         <w:jc w:val="start"/>
       </w:tblPr>
@@ -1381,7 +1677,7 @@
               <w:jc w:val="left"/>
             </w:pPr>
             <w:r>
-              <w:t xml:space="preserve">P8 — SIDS (9 nền kinh tế, Nhóm VI)</w:t>
+              <w:t xml:space="preserve">P8 — Pacific SIDS (mẫu chính 7 nước, N=959; kiểm định độ vững mở rộng 9 nước Nhóm VI)</w:t>
             </w:r>
           </w:p>
         </w:tc>
@@ -1437,7 +1733,7 @@
     </w:p>
     <w:bookmarkEnd w:id="48"/>
     <w:bookmarkEnd w:id="49"/>
-    <w:bookmarkStart w:id="50" w:name="X80aaa8b1e91108605e0ad5aa38ac8f05a046a38"/>
+    <w:bookmarkStart w:id="50" w:name="tóm-tắt-chương"/>
     <w:p>
       <w:pPr>
         <w:pStyle w:val="Heading2"/>
@@ -1480,10 +1776,7 @@
     </w:p>
     <w:bookmarkEnd w:id="50"/>
     <w:bookmarkEnd w:id="51"/>
-    <w:sectPr>
-      <w:pgSz w:h="16838" w:w="11906"/>
-      <w:pgMar w:bottom="1134" w:left="1701" w:right="1134" w:top="1134"/>
-    </w:sectPr>
+    <w:sectPr/>
   </w:body>
 </w:document>
 </file>
@@ -1616,59 +1909,29 @@
   <w:style w:default="1" w:styleId="Normal" w:type="paragraph">
     <w:name w:val="Normal"/>
     <w:qFormat/>
-    <w:pPr>
-      <w:spacing w:line="360" w:lineRule="auto"/>
-      <w:jc w:val="both"/>
-    </w:pPr>
-    <w:rPr>
-      <w:rFonts w:ascii="Times New Roman" w:eastAsia="Times New Roman" w:hAnsi="Times New Roman"/>
-      <w:color w:val="000000"/>
-      <w:sz w:val="26"/>
-    </w:rPr>
   </w:style>
   <w:style w:styleId="BodyText" w:type="paragraph">
     <w:name w:val="Body Text"/>
     <w:basedOn w:val="Normal"/>
     <w:link w:val="BodyTextChar"/>
     <w:pPr>
-      <w:spacing w:after="180" w:before="180" w:line="360" w:lineRule="auto"/>
-      <w:jc w:val="both"/>
+      <w:spacing w:after="180" w:before="180"/>
     </w:pPr>
     <w:qFormat/>
-    <w:rPr>
-      <w:rFonts w:ascii="Times New Roman" w:eastAsia="Times New Roman" w:hAnsi="Times New Roman"/>
-      <w:color w:val="000000"/>
-      <w:sz w:val="26"/>
-    </w:rPr>
   </w:style>
   <w:style w:customStyle="1" w:styleId="FirstParagraph" w:type="paragraph">
     <w:name w:val="First Paragraph"/>
     <w:basedOn w:val="BodyText"/>
     <w:next w:val="BodyText"/>
     <w:qFormat/>
-    <w:pPr>
-      <w:spacing w:line="360" w:lineRule="auto"/>
-      <w:jc w:val="both"/>
-    </w:pPr>
-    <w:rPr>
-      <w:rFonts w:ascii="Times New Roman" w:eastAsia="Times New Roman" w:hAnsi="Times New Roman"/>
-      <w:color w:val="000000"/>
-      <w:sz w:val="26"/>
-    </w:rPr>
   </w:style>
   <w:style w:customStyle="1" w:styleId="Compact" w:type="paragraph">
     <w:name w:val="Compact"/>
     <w:basedOn w:val="BodyText"/>
     <w:qFormat/>
     <w:pPr>
-      <w:spacing w:after="36" w:before="36" w:line="360" w:lineRule="auto"/>
-      <w:jc w:val="both"/>
+      <w:spacing w:after="36" w:before="36"/>
     </w:pPr>
-    <w:rPr>
-      <w:rFonts w:ascii="Times New Roman" w:eastAsia="Times New Roman" w:hAnsi="Times New Roman"/>
-      <w:color w:val="000000"/>
-      <w:sz w:val="26"/>
-    </w:rPr>
   </w:style>
   <w:style w:styleId="Title" w:type="paragraph">
     <w:name w:val="Title"/>
@@ -1678,15 +1941,15 @@
     <w:pPr>
       <w:keepNext/>
       <w:keepLines/>
-      <w:spacing w:after="240" w:before="480" w:line="360" w:lineRule="auto"/>
-      <w:jc w:val="both"/>
+      <w:spacing w:after="240" w:before="480"/>
+      <w:jc w:val="center"/>
     </w:pPr>
     <w:rPr>
-      <w:rFonts w:ascii="Times New Roman" w:asciiTheme="majorHAnsi" w:cstheme="majorBidi" w:eastAsia="Times New Roman" w:eastAsiaTheme="majorEastAsia" w:hAnsi="Times New Roman" w:hAnsiTheme="majorHAnsi"/>
+      <w:rFonts w:asciiTheme="majorHAnsi" w:cstheme="majorBidi" w:eastAsiaTheme="majorEastAsia" w:hAnsiTheme="majorHAnsi"/>
       <w:b/>
       <w:bCs/>
-      <w:color w:val="000000"/>
-      <w:sz w:val="26"/>
+      <w:color w:themeColor="accent1" w:themeShade="B5" w:val="345A8A"/>
+      <w:sz w:val="36"/>
       <w:szCs w:val="36"/>
     </w:rPr>
   </w:style>
@@ -1698,13 +1961,11 @@
     <w:pPr>
       <w:keepNext/>
       <w:keepLines/>
-      <w:spacing w:after="240" w:before="240" w:line="360" w:lineRule="auto"/>
-      <w:jc w:val="both"/>
+      <w:spacing w:after="240" w:before="240"/>
+      <w:jc w:val="center"/>
     </w:pPr>
     <w:rPr>
-      <w:rFonts w:ascii="Times New Roman" w:eastAsia="Times New Roman" w:hAnsi="Times New Roman"/>
-      <w:color w:val="000000"/>
-      <w:sz w:val="26"/>
+      <w:sz w:val="30"/>
       <w:szCs w:val="30"/>
     </w:rPr>
   </w:style>
@@ -1715,14 +1976,8 @@
     <w:pPr>
       <w:keepNext/>
       <w:keepLines/>
-      <w:spacing w:line="360" w:lineRule="auto"/>
-      <w:jc w:val="both"/>
+      <w:jc w:val="center"/>
     </w:pPr>
-    <w:rPr>
-      <w:rFonts w:ascii="Times New Roman" w:eastAsia="Times New Roman" w:hAnsi="Times New Roman"/>
-      <w:color w:val="000000"/>
-      <w:sz w:val="26"/>
-    </w:rPr>
   </w:style>
   <w:style w:styleId="Date" w:type="paragraph">
     <w:name w:val="Date"/>
@@ -1731,14 +1986,8 @@
     <w:pPr>
       <w:keepNext/>
       <w:keepLines/>
-      <w:spacing w:line="360" w:lineRule="auto"/>
-      <w:jc w:val="both"/>
+      <w:jc w:val="center"/>
     </w:pPr>
-    <w:rPr>
-      <w:rFonts w:ascii="Times New Roman" w:eastAsia="Times New Roman" w:hAnsi="Times New Roman"/>
-      <w:color w:val="000000"/>
-      <w:sz w:val="26"/>
-    </w:rPr>
   </w:style>
   <w:style w:customStyle="1" w:styleId="AbstractTitle" w:type="paragraph">
     <w:name w:val="Abstract Title"/>
@@ -1748,15 +1997,15 @@
     <w:pPr>
       <w:keepNext/>
       <w:keepLines/>
-      <w:jc w:val="both"/>
-      <w:spacing w:after="0" w:before="300" w:line="360" w:lineRule="auto"/>
+      <w:jc w:val="center"/>
+      <w:spacing w:after="0" w:before="300"/>
     </w:pPr>
     <w:rPr>
-      <w:color w:val="000000"/>
-      <w:sz w:val="26"/>
+      <w:sz w:val="20"/>
       <w:szCs w:val="20"/>
-      <w:rFonts w:ascii="Times New Roman" w:eastAsia="Times New Roman" w:hAnsi="Times New Roman"/>
       <w:b/>
+      <w:color w:val="345A8A"/>
+      &gt;
     </w:rPr>
   </w:style>
   <w:style w:customStyle="1" w:styleId="Abstract" w:type="paragraph">
@@ -1767,13 +2016,10 @@
     <w:pPr>
       <w:keepNext/>
       <w:keepLines/>
-      <w:spacing w:after="300" w:before="100" w:line="360" w:lineRule="auto"/>
-      <w:jc w:val="both"/>
+      <w:spacing w:after="300" w:before="100"/>
     </w:pPr>
     <w:rPr>
-      <w:rFonts w:ascii="Times New Roman" w:eastAsia="Times New Roman" w:hAnsi="Times New Roman"/>
-      <w:color w:val="000000"/>
-      <w:sz w:val="26"/>
+      <w:sz w:val="20"/>
       <w:szCs w:val="20"/>
     </w:rPr>
   </w:style>
@@ -1782,15 +2028,8 @@
     <w:basedOn w:val="Normal"/>
     <w:next w:val="Bibliography"/>
     <w:qFormat/>
-    <w:pPr>
-      <w:spacing w:line="360" w:lineRule="auto"/>
-      <w:jc w:val="both"/>
-    </w:pPr>
-    <w:rPr>
-      <w:rFonts w:ascii="Times New Roman" w:eastAsia="Times New Roman" w:hAnsi="Times New Roman"/>
-      <w:color w:val="000000"/>
-      <w:sz w:val="26"/>
-    </w:rPr>
+    <w:pPr/>
+    <w:rPr/>
   </w:style>
   <w:style w:styleId="Heading1" w:type="paragraph">
     <w:name w:val="Heading 1"/>
@@ -1801,16 +2040,15 @@
     <w:pPr>
       <w:keepNext/>
       <w:keepLines/>
-      <w:spacing w:after="0" w:before="480" w:line="360" w:lineRule="auto"/>
-      <w:jc w:val="both"/>
+      <w:spacing w:after="0" w:before="480"/>
       <w:outlineLvl w:val="0"/>
     </w:pPr>
     <w:rPr>
-      <w:rFonts w:ascii="Times New Roman" w:asciiTheme="majorHAnsi" w:cstheme="majorBidi" w:eastAsia="Times New Roman" w:eastAsiaTheme="majorEastAsia" w:hAnsi="Times New Roman" w:hAnsiTheme="majorHAnsi"/>
+      <w:rFonts w:asciiTheme="majorHAnsi" w:cstheme="majorBidi" w:eastAsiaTheme="majorEastAsia" w:hAnsiTheme="majorHAnsi"/>
       <w:b/>
       <w:bCs/>
-      <w:color w:val="000000"/>
-      <w:sz w:val="26"/>
+      <w:color w:themeColor="accent1" w:val="4F81BD"/>
+      <w:sz w:val="32"/>
       <w:szCs w:val="32"/>
     </w:rPr>
   </w:style>
@@ -1824,16 +2062,15 @@
     <w:pPr>
       <w:keepNext/>
       <w:keepLines/>
-      <w:spacing w:after="0" w:before="200" w:line="360" w:lineRule="auto"/>
-      <w:jc w:val="both"/>
+      <w:spacing w:after="0" w:before="200"/>
       <w:outlineLvl w:val="1"/>
     </w:pPr>
     <w:rPr>
-      <w:rFonts w:ascii="Times New Roman" w:asciiTheme="majorHAnsi" w:cstheme="majorBidi" w:eastAsia="Times New Roman" w:eastAsiaTheme="majorEastAsia" w:hAnsi="Times New Roman" w:hAnsiTheme="majorHAnsi"/>
+      <w:rFonts w:asciiTheme="majorHAnsi" w:cstheme="majorBidi" w:eastAsiaTheme="majorEastAsia" w:hAnsiTheme="majorHAnsi"/>
       <w:b/>
       <w:bCs/>
-      <w:color w:val="000000"/>
-      <w:sz w:val="26"/>
+      <w:color w:themeColor="accent1" w:val="4F81BD"/>
+      <w:sz w:val="28"/>
       <w:szCs w:val="28"/>
     </w:rPr>
   </w:style>
@@ -1847,16 +2084,15 @@
     <w:pPr>
       <w:keepNext/>
       <w:keepLines/>
-      <w:spacing w:after="0" w:before="200" w:line="360" w:lineRule="auto"/>
-      <w:jc w:val="both"/>
+      <w:spacing w:after="0" w:before="200"/>
       <w:outlineLvl w:val="2"/>
     </w:pPr>
     <w:rPr>
-      <w:rFonts w:ascii="Times New Roman" w:asciiTheme="majorHAnsi" w:cstheme="majorBidi" w:eastAsia="Times New Roman" w:eastAsiaTheme="majorEastAsia" w:hAnsi="Times New Roman" w:hAnsiTheme="majorHAnsi"/>
+      <w:rFonts w:asciiTheme="majorHAnsi" w:cstheme="majorBidi" w:eastAsiaTheme="majorEastAsia" w:hAnsiTheme="majorHAnsi"/>
       <w:b/>
       <w:bCs/>
-      <w:color w:val="000000"/>
-      <w:sz w:val="26"/>
+      <w:color w:themeColor="accent1" w:val="4F81BD"/>
+      <w:sz w:val="24"/>
       <w:szCs w:val="24"/>
     </w:rPr>
   </w:style>
@@ -1870,16 +2106,15 @@
     <w:pPr>
       <w:keepNext/>
       <w:keepLines/>
-      <w:spacing w:after="0" w:before="200" w:line="360" w:lineRule="auto"/>
-      <w:jc w:val="both"/>
+      <w:spacing w:after="0" w:before="200"/>
       <w:outlineLvl w:val="3"/>
     </w:pPr>
     <w:rPr>
-      <w:rFonts w:ascii="Times New Roman" w:asciiTheme="majorHAnsi" w:cstheme="majorBidi" w:eastAsia="Times New Roman" w:eastAsiaTheme="majorEastAsia" w:hAnsi="Times New Roman" w:hAnsiTheme="majorHAnsi"/>
+      <w:rFonts w:asciiTheme="majorHAnsi" w:cstheme="majorBidi" w:eastAsiaTheme="majorEastAsia" w:hAnsiTheme="majorHAnsi"/>
       <w:i/>
       <w:bCs/>
-      <w:color w:val="000000"/>
-      <w:sz w:val="26"/>
+      <w:color w:themeColor="accent1" w:val="4F81BD"/>
+      <w:sz w:val="24"/>
       <w:szCs w:val="24"/>
     </w:rPr>
   </w:style>
@@ -1893,15 +2128,14 @@
     <w:pPr>
       <w:keepNext/>
       <w:keepLines/>
-      <w:spacing w:after="0" w:before="200" w:line="360" w:lineRule="auto"/>
-      <w:jc w:val="both"/>
+      <w:spacing w:after="0" w:before="200"/>
       <w:outlineLvl w:val="4"/>
     </w:pPr>
     <w:rPr>
-      <w:rFonts w:ascii="Times New Roman" w:asciiTheme="majorHAnsi" w:cstheme="majorBidi" w:eastAsia="Times New Roman" w:eastAsiaTheme="majorEastAsia" w:hAnsi="Times New Roman" w:hAnsiTheme="majorHAnsi"/>
+      <w:rFonts w:asciiTheme="majorHAnsi" w:cstheme="majorBidi" w:eastAsiaTheme="majorEastAsia" w:hAnsiTheme="majorHAnsi"/>
       <w:iCs/>
-      <w:color w:val="000000"/>
-      <w:sz w:val="26"/>
+      <w:color w:themeColor="accent1" w:val="4F81BD"/>
+      <w:sz w:val="24"/>
       <w:szCs w:val="24"/>
     </w:rPr>
   </w:style>
@@ -1915,14 +2149,13 @@
     <w:pPr>
       <w:keepNext/>
       <w:keepLines/>
-      <w:spacing w:after="0" w:before="200" w:line="360" w:lineRule="auto"/>
-      <w:jc w:val="both"/>
+      <w:spacing w:after="0" w:before="200"/>
       <w:outlineLvl w:val="5"/>
     </w:pPr>
     <w:rPr>
-      <w:rFonts w:ascii="Times New Roman" w:asciiTheme="majorHAnsi" w:cstheme="majorBidi" w:eastAsia="Times New Roman" w:eastAsiaTheme="majorEastAsia" w:hAnsi="Times New Roman" w:hAnsiTheme="majorHAnsi"/>
-      <w:color w:val="000000"/>
-      <w:sz w:val="26"/>
+      <w:rFonts w:asciiTheme="majorHAnsi" w:cstheme="majorBidi" w:eastAsiaTheme="majorEastAsia" w:hAnsiTheme="majorHAnsi"/>
+      <w:color w:themeColor="accent1" w:val="4F81BD"/>
+      <w:sz w:val="24"/>
       <w:szCs w:val="24"/>
     </w:rPr>
   </w:style>
@@ -1936,14 +2169,13 @@
     <w:pPr>
       <w:keepNext/>
       <w:keepLines/>
-      <w:spacing w:after="0" w:before="200" w:line="360" w:lineRule="auto"/>
-      <w:jc w:val="both"/>
+      <w:spacing w:after="0" w:before="200"/>
       <w:outlineLvl w:val="6"/>
     </w:pPr>
     <w:rPr>
-      <w:rFonts w:ascii="Times New Roman" w:asciiTheme="majorHAnsi" w:cstheme="majorBidi" w:eastAsia="Times New Roman" w:eastAsiaTheme="majorEastAsia" w:hAnsi="Times New Roman" w:hAnsiTheme="majorHAnsi"/>
-      <w:color w:val="000000"/>
-      <w:sz w:val="26"/>
+      <w:rFonts w:asciiTheme="majorHAnsi" w:cstheme="majorBidi" w:eastAsiaTheme="majorEastAsia" w:hAnsiTheme="majorHAnsi"/>
+      <w:color w:themeColor="accent1" w:val="4F81BD"/>
+      <w:sz w:val="24"/>
       <w:szCs w:val="24"/>
     </w:rPr>
   </w:style>
@@ -1957,14 +2189,13 @@
     <w:pPr>
       <w:keepNext/>
       <w:keepLines/>
-      <w:spacing w:after="0" w:before="200" w:line="360" w:lineRule="auto"/>
-      <w:jc w:val="both"/>
+      <w:spacing w:after="0" w:before="200"/>
       <w:outlineLvl w:val="7"/>
     </w:pPr>
     <w:rPr>
-      <w:rFonts w:ascii="Times New Roman" w:asciiTheme="majorHAnsi" w:cstheme="majorBidi" w:eastAsia="Times New Roman" w:eastAsiaTheme="majorEastAsia" w:hAnsi="Times New Roman" w:hAnsiTheme="majorHAnsi"/>
-      <w:color w:val="000000"/>
-      <w:sz w:val="26"/>
+      <w:rFonts w:asciiTheme="majorHAnsi" w:cstheme="majorBidi" w:eastAsiaTheme="majorEastAsia" w:hAnsiTheme="majorHAnsi"/>
+      <w:color w:themeColor="accent1" w:val="4F81BD"/>
+      <w:sz w:val="24"/>
       <w:szCs w:val="24"/>
     </w:rPr>
   </w:style>
@@ -1978,14 +2209,13 @@
     <w:pPr>
       <w:keepNext/>
       <w:keepLines/>
-      <w:spacing w:after="0" w:before="200" w:line="360" w:lineRule="auto"/>
-      <w:jc w:val="both"/>
+      <w:spacing w:after="0" w:before="200"/>
       <w:outlineLvl w:val="8"/>
     </w:pPr>
     <w:rPr>
-      <w:rFonts w:ascii="Times New Roman" w:asciiTheme="majorHAnsi" w:cstheme="majorBidi" w:eastAsia="Times New Roman" w:eastAsiaTheme="majorEastAsia" w:hAnsi="Times New Roman" w:hAnsiTheme="majorHAnsi"/>
-      <w:color w:val="000000"/>
-      <w:sz w:val="26"/>
+      <w:rFonts w:asciiTheme="majorHAnsi" w:cstheme="majorBidi" w:eastAsiaTheme="majorEastAsia" w:hAnsiTheme="majorHAnsi"/>
+      <w:color w:themeColor="accent1" w:val="4F81BD"/>
+      <w:sz w:val="24"/>
       <w:szCs w:val="24"/>
     </w:rPr>
   </w:style>
@@ -1997,15 +2227,9 @@
     <w:unhideWhenUsed/>
     <w:qFormat/>
     <w:pPr>
-      <w:spacing w:after="100" w:before="100" w:line="360" w:lineRule="auto"/>
+      <w:spacing w:after="100" w:before="100"/>
       <w:ind w:firstLine="0" w:left="480" w:right="480"/>
-      <w:jc w:val="both"/>
     </w:pPr>
-    <w:rPr>
-      <w:rFonts w:ascii="Times New Roman" w:eastAsia="Times New Roman" w:hAnsi="Times New Roman"/>
-      <w:color w:val="000000"/>
-      <w:sz w:val="26"/>
-    </w:rPr>
   </w:style>
   <w:style w:styleId="FootnoteText" w:type="paragraph">
     <w:name w:val="Footnote Text"/>
@@ -2014,25 +2238,11 @@
     <w:uiPriority w:val="9"/>
     <w:unhideWhenUsed/>
     <w:qFormat/>
-    <w:pPr>
-      <w:spacing w:line="360" w:lineRule="auto"/>
-      <w:jc w:val="both"/>
-    </w:pPr>
-    <w:rPr>
-      <w:rFonts w:ascii="Times New Roman" w:eastAsia="Times New Roman" w:hAnsi="Times New Roman"/>
-      <w:color w:val="000000"/>
-      <w:sz w:val="26"/>
-    </w:rPr>
   </w:style>
   <w:style w:default="1" w:styleId="DefaultParagraphFont" w:type="character">
     <w:name w:val="Default Paragraph Font"/>
     <w:semiHidden/>
     <w:unhideWhenUsed/>
-    <w:rPr>
-      <w:rFonts w:ascii="Times New Roman" w:eastAsia="Times New Roman" w:hAnsi="Times New Roman"/>
-      <w:color w:val="000000"/>
-      <w:sz w:val="26"/>
-    </w:rPr>
   </w:style>
   <w:style w:default="1" w:styleId="Table" w:type="table">
     <w:name w:val="Table"/>
@@ -2040,15 +2250,6 @@
     <w:semiHidden/>
     <w:unhideWhenUsed/>
     <w:qFormat/>
-    <w:pPr>
-      <w:spacing w:line="360" w:lineRule="auto"/>
-      <w:jc w:val="both"/>
-    </w:pPr>
-    <w:rPr>
-      <w:rFonts w:ascii="Times New Roman" w:eastAsia="Times New Roman" w:hAnsi="Times New Roman"/>
-      <w:color w:val="000000"/>
-      <w:sz w:val="26"/>
-    </w:rPr>
     <w:tblPr>
       <w:tblInd w:type="dxa" w:w="0"/>
       <w:tblCellMar>
@@ -2081,42 +2282,25 @@
     <w:pPr>
       <w:keepNext/>
       <w:keepLines/>
-      <w:spacing w:after="0" w:line="360" w:lineRule="auto"/>
-      <w:jc w:val="both"/>
+      <w:spacing w:after="0"/>
     </w:pPr>
     <w:rPr>
-      <w:rFonts w:ascii="Times New Roman" w:eastAsia="Times New Roman" w:hAnsi="Times New Roman"/>
       <w:b/>
-      <w:color w:val="000000"/>
-      <w:sz w:val="26"/>
     </w:rPr>
   </w:style>
   <w:style w:customStyle="1" w:styleId="Definition" w:type="paragraph">
     <w:name w:val="Definition"/>
     <w:basedOn w:val="Normal"/>
-    <w:pPr>
-      <w:spacing w:line="360" w:lineRule="auto"/>
-      <w:jc w:val="both"/>
-    </w:pPr>
-    <w:rPr>
-      <w:rFonts w:ascii="Times New Roman" w:eastAsia="Times New Roman" w:hAnsi="Times New Roman"/>
-      <w:color w:val="000000"/>
-      <w:sz w:val="26"/>
-    </w:rPr>
   </w:style>
   <w:style w:styleId="Caption" w:type="paragraph">
     <w:name w:val="Caption"/>
     <w:basedOn w:val="Normal"/>
     <w:link w:val="BodyTextChar"/>
     <w:pPr>
-      <w:spacing w:after="120" w:before="0" w:line="360" w:lineRule="auto"/>
-      <w:jc w:val="both"/>
+      <w:spacing w:after="120" w:before="0"/>
     </w:pPr>
     <w:rPr>
-      <w:rFonts w:ascii="Times New Roman" w:eastAsia="Times New Roman" w:hAnsi="Times New Roman"/>
       <w:i/>
-      <w:color w:val="000000"/>
-      <w:sz w:val="26"/>
     </w:rPr>
   </w:style>
   <w:style w:customStyle="1" w:styleId="TableCaption" w:type="paragraph">
@@ -2124,90 +2308,44 @@
     <w:basedOn w:val="Caption"/>
     <w:pPr>
       <w:keepNext/>
-      <w:spacing w:line="360" w:lineRule="auto"/>
-      <w:jc w:val="both"/>
     </w:pPr>
-    <w:rPr>
-      <w:rFonts w:ascii="Times New Roman" w:eastAsia="Times New Roman" w:hAnsi="Times New Roman"/>
-      <w:color w:val="000000"/>
-      <w:sz w:val="26"/>
-    </w:rPr>
   </w:style>
   <w:style w:customStyle="1" w:styleId="ImageCaption" w:type="paragraph">
     <w:name w:val="Image Caption"/>
     <w:basedOn w:val="Caption"/>
-    <w:pPr>
-      <w:spacing w:line="360" w:lineRule="auto"/>
-      <w:jc w:val="both"/>
-    </w:pPr>
-    <w:rPr>
-      <w:rFonts w:ascii="Times New Roman" w:eastAsia="Times New Roman" w:hAnsi="Times New Roman"/>
-      <w:color w:val="000000"/>
-      <w:sz w:val="26"/>
-    </w:rPr>
   </w:style>
   <w:style w:customStyle="1" w:styleId="Figure" w:type="paragraph">
     <w:name w:val="Figure"/>
     <w:basedOn w:val="Normal"/>
-    <w:pPr>
-      <w:spacing w:line="360" w:lineRule="auto"/>
-      <w:jc w:val="both"/>
-    </w:pPr>
-    <w:rPr>
-      <w:rFonts w:ascii="Times New Roman" w:eastAsia="Times New Roman" w:hAnsi="Times New Roman"/>
-      <w:color w:val="000000"/>
-      <w:sz w:val="26"/>
-    </w:rPr>
   </w:style>
   <w:style w:customStyle="1" w:styleId="CaptionedFigure" w:type="paragraph">
     <w:name w:val="Captioned Figure"/>
     <w:basedOn w:val="Figure"/>
     <w:pPr>
       <w:keepNext/>
-      <w:spacing w:line="360" w:lineRule="auto"/>
-      <w:jc w:val="both"/>
     </w:pPr>
-    <w:rPr>
-      <w:rFonts w:ascii="Times New Roman" w:eastAsia="Times New Roman" w:hAnsi="Times New Roman"/>
-      <w:color w:val="000000"/>
-      <w:sz w:val="26"/>
-    </w:rPr>
   </w:style>
   <w:style w:customStyle="1" w:styleId="BodyTextChar" w:type="character">
     <w:name w:val="Body Text Char"/>
     <w:basedOn w:val="DefaultParagraphFont"/>
     <w:link w:val="BodyText"/>
-    <w:rPr>
-      <w:rFonts w:ascii="Times New Roman" w:eastAsia="Times New Roman" w:hAnsi="Times New Roman"/>
-      <w:color w:val="000000"/>
-      <w:sz w:val="26"/>
-    </w:rPr>
   </w:style>
   <w:style w:customStyle="1" w:styleId="VerbatimChar" w:type="character">
     <w:name w:val="Verbatim Char"/>
     <w:basedOn w:val="BodyTextChar"/>
     <w:rPr>
-      <w:rFonts w:ascii="Times New Roman" w:eastAsia="Times New Roman" w:hAnsi="Times New Roman"/>
-      <w:color w:val="000000"/>
-      <w:sz w:val="26"/>
+      <w:rFonts w:ascii="Consolas" w:hAnsi="Consolas"/>
+      <w:sz w:val="22"/>
     </w:rPr>
   </w:style>
   <w:style w:customStyle="1" w:styleId="SectionNumber" w:type="character">
     <w:name w:val="Section Number"/>
     <w:basedOn w:val="BodyTextChar"/>
-    <w:rPr>
-      <w:rFonts w:ascii="Times New Roman" w:eastAsia="Times New Roman" w:hAnsi="Times New Roman"/>
-      <w:color w:val="000000"/>
-      <w:sz w:val="26"/>
-    </w:rPr>
   </w:style>
   <w:style w:styleId="FootnoteReference" w:type="character">
     <w:name w:val="Footnote Reference"/>
     <w:basedOn w:val="BodyTextChar"/>
     <w:rPr>
-      <w:rFonts w:ascii="Times New Roman" w:eastAsia="Times New Roman" w:hAnsi="Times New Roman"/>
-      <w:color w:val="000000"/>
-      <w:sz w:val="26"/>
       <w:vertAlign w:val="superscript"/>
     </w:rPr>
   </w:style>
@@ -2215,9 +2353,7 @@
     <w:name w:val="Hyperlink"/>
     <w:basedOn w:val="BodyTextChar"/>
     <w:rPr>
-      <w:rFonts w:ascii="Times New Roman" w:eastAsia="Times New Roman" w:hAnsi="Times New Roman"/>
-      <w:color w:val="000000"/>
-      <w:sz w:val="26"/>
+      <w:color w:themeColor="accent1" w:val="4F81BD"/>
     </w:rPr>
   </w:style>
   <w:style w:styleId="TOCHeading" w:type="paragraph">
@@ -2228,16 +2364,14 @@
     <w:unhideWhenUsed/>
     <w:qFormat/>
     <w:pPr>
-      <w:spacing w:before="240" w:line="360" w:lineRule="auto"/>
-      <w:jc w:val="both"/>
+      <w:spacing w:before="240" w:line="259" w:lineRule="auto"/>
       <w:outlineLvl w:val="9"/>
     </w:pPr>
     <w:rPr>
-      <w:rFonts w:ascii="Times New Roman" w:asciiTheme="majorHAnsi" w:cstheme="majorBidi" w:eastAsia="Times New Roman" w:eastAsiaTheme="majorEastAsia" w:hAnsi="Times New Roman" w:hAnsiTheme="majorHAnsi"/>
+      <w:rFonts w:asciiTheme="majorHAnsi" w:cstheme="majorBidi" w:eastAsiaTheme="majorEastAsia" w:hAnsiTheme="majorHAnsi"/>
       <w:b w:val="0"/>
       <w:bCs w:val="0"/>
-      <w:color w:val="000000"/>
-      <w:sz w:val="26"/>
+      <w:color w:themeColor="accent1" w:themeShade="BF" w:val="365F91"/>
     </w:rPr>
   </w:style>
   <w:style w:type="paragraph" w:customStyle="1" w:styleId="SourceCode">

--- a/dist/luan_an_ctu/chuong_2_tong_quan_tai_lieu_vi.docx
+++ b/dist/luan_an_ctu/chuong_2_tong_quan_tai_lieu_vi.docx
@@ -2,7 +2,7 @@
 <file path=word/document.xml><?xml version="1.0" encoding="utf-8"?>
 <w:document xmlns:w="http://schemas.openxmlformats.org/wordprocessingml/2006/main" xmlns:m="http://schemas.openxmlformats.org/officeDocument/2006/math" xmlns:r="http://schemas.openxmlformats.org/officeDocument/2006/relationships" xmlns:o="urn:schemas-microsoft-com:office:office" xmlns:v="urn:schemas-microsoft-com:vml" xmlns:w10="urn:schemas-microsoft-com:office:word" xmlns:a="http://schemas.openxmlformats.org/drawingml/2006/main" xmlns:pic="http://schemas.openxmlformats.org/drawingml/2006/picture" xmlns:wp="http://schemas.openxmlformats.org/drawingml/2006/wordprocessingDrawing">
   <w:body>
-    <w:bookmarkStart w:id="51" w:name="chương-2-tổng-quan-tài-liệu"/>
+    <w:bookmarkStart w:id="48" w:name="chương-2-tổng-quan-tài-liệu"/>
     <w:p>
       <w:pPr>
         <w:pStyle w:val="Heading1"/>
@@ -109,7 +109,7 @@
         <w:pStyle w:val="BodyText"/>
       </w:pPr>
       <w:r>
-        <w:t xml:space="preserve">Trong bối cảnh nghiên cứu sử dụng dữ liệu WBES — vốn không cung cấp thông tin về giá cổ phiếu hay giá trị thị trường — thước đo năng suất lao động là lựa chọn phổ biến nhất và phù hợp nhất về mặt kỹ thuật. Năng suất lao động được tính bằng logarithm tự nhiên của tỷ số doanh thu hàng năm trên số lao động toàn thời gian (ln(doanh thu/lao động)), cho phép so sánh chuẩn hóa giữa các doanh nghiệp thuộc các quốc gia, ngành nghề và quy mô khác nhau (nghiên cứu thành phần P1). Luận án sử dụng thước đo này làm biến phụ thuộc chính, với ROS và tăng trưởng doanh thu được sử dụng như các thước đo robustness để kiểm tra tính nhất quán của kết quả.</w:t>
+        <w:t xml:space="preserve">Trong bối cảnh nghiên cứu sử dụng dữ liệu WBES — vốn không cung cấp thông tin về giá cổ phiếu hay giá trị thị trường — thước đo năng suất lao động là lựa chọn phổ biến nhất và phù hợp nhất về mặt kỹ thuật. Năng suất lao động được tính bằng logarithm tự nhiên của tỷ số doanh thu hàng năm trên số lao động toàn thời gian (ln(doanh thu/lao động)), cho phép so sánh chuẩn hóa giữa các doanh nghiệp thuộc các quốc gia, ngành nghề và quy mô khác nhau (nghiên cứu thành phần P1). Luận án sử dụng thước đo này làm biến phụ thuộc chính, với ROS, tăng trưởng doanh thu, tăng trưởng việc làm và ln(doanh thu) được sử dụng như các thước đo robustness để kiểm tra tính nhất quán của kết quả (xem Chương 3, §3.5).</w:t>
       </w:r>
     </w:p>
     <w:p>
@@ -239,7 +239,7 @@
         <w:pStyle w:val="BodyText"/>
       </w:pPr>
       <w:r>
-        <w:t xml:space="preserve">Để vận hành hóa bối cảnh thể chế đa cấp và đa quốc gia trong luận án, khung ICRV (Institutional Context Regime Variation — Biến thiên chế độ bối cảnh thể chế) được phát triển như một công cụ phân loại có hệ thống. Khung ICRV chia 49 nền kinh tế trong phạm vi nghiên cứu thành sáu nhóm (sub-regime), dựa trên tổ hợp các chỉ số quản trị toàn cầu (World Governance Indicators — WGI) của Kaufmann et al. (2011), mức độ phát triển kinh tế, và đặc trưng cấu trúc thể chế: Nhóm I (Advanced Innovation-Driven, bao gồm Singapore, Hong Kong, Đài Loan, Hàn Quốc), Nhóm II (Advanced Resource-Driven, bao gồm các nền kinh tế vùng Vịnh), Nhóm III (Upper-middle, điển hình là Trung Quốc), Nhóm IV (Lower-middle transition, bao gồm Việt Nam và Ấn Độ), Nhóm V (Frontier), và Nhóm VI (SIDS — Small Island Developing States). Khung này mở rộng từ phân loại thể chế của Khanna và Palepu (2010) và được điều chỉnh để phản ánh thực tiễn đa dạng của châu Á và khu vực lân cận.</w:t>
+        <w:t xml:space="preserve">Để vận hành hóa bối cảnh thể chế đa cấp và đa quốc gia trong luận án, khung ICRV (Institutional Context Regime Variation — Biến thiên chế độ bối cảnh thể chế) được phát triển như một công cụ phân loại có hệ thống. Khung ICRV chia 49 nền kinh tế trong phạm vi nghiên cứu thành sáu nhóm (sub-regime), dựa trên tổ hợp các chỉ số quản trị toàn cầu (World Governance Indicators — WGI) của Kaufmann et al. (2011), mức độ phát triển kinh tế, và đặc trưng cấu trúc thể chế: Nhóm I (Advanced Innovation-Driven, bao gồm Singapore, Hong Kong, Đài Loan, Hàn Quốc), Nhóm II (Advanced Resource-Driven, bao gồm các nền kinh tế vùng Vịnh), Nhóm III (Upper-middle, điển hình là Trung Quốc), Nhóm IV (Lower-middle transition, bao gồm Việt Nam và Ấn Độ), Nhóm V (Emerging), và Nhóm VI (SIDS — Small Island Developing States). Khung này mở rộng từ phân loại thể chế của Khanna và Palepu (2010) và được điều chỉnh để phản ánh thực tiễn đa dạng của châu Á và khu vực lân cận.</w:t>
       </w:r>
     </w:p>
     <w:p>
@@ -689,7 +689,7 @@
         <w:t xml:space="preserve"> </w:t>
       </w:r>
       <w:r>
-        <w:t xml:space="preserve">(digital shield effect). Nghiên cứu thành phần P2 kiểm định cụ thể với dữ liệu doanh nghiệp Trung Quốc và tìm thấy cấu trúc cubic inverted-U với ngưỡng FSTS tối ưu khoảng 47,8% — tức điểm turning point khá thấp so với các nền kinh tế tiên tiến. Luận án kế thừa và mở rộng các kết quả này trên pool đầy đủ 49 nền kinh tế (bao gồm 9 nền kinh tế đảo nhỏ Thái Bình Dương).</w:t>
+        <w:t xml:space="preserve">(digital shield effect). Nghiên cứu thành phần P2 kiểm định cụ thể với dữ liệu doanh nghiệp Trung Quốc và tìm thấy cấu trúc cubic inverted-U với ngưỡng FSTS tối ưu khoảng 47,8% — tức điểm turning point khá thấp so với các nền kinh tế tiên tiến. Luận án kế thừa và mở rộng các kết quả này trên pool đầy đủ 49 nền kinh tế (bao gồm 7 nền kinh tế đảo nhỏ Thái Bình Dương (mẫu chính; 9 nền khi mở rộng robustness)).</w:t>
       </w:r>
     </w:p>
     <w:p>
@@ -829,7 +829,7 @@
         <w:t xml:space="preserve"> </w:t>
       </w:r>
       <w:r>
-        <w:t xml:space="preserve">Khoảng trống thứ nhất và thứ ba hội tụ vào một câu hỏi kiểm định trực tiếp: liệu CDCM có thể giải thích đồng thời heterogeneity I–P khi kiểm soát đầy đủ cả ba tầng trong một mô hình tích hợp ở quy mô đủ rộng để bao phủ toàn bộ gradient ICRV không? Literature hiện tại chưa có bằng chứng kiểm định đồng thời năm moderator chính (TCI, DAI, kinh nghiệm quản trị, giới tính nhà quản trị, ICRV) trong một mô hình hồi quy đơn lẻ trên dữ liệu đa quốc gia quy mô lớn. Nghiên cứu thành phần P7 — Nghiên cứu P7 — lấp đầy khoảng trống này bằng dữ liệu WBES từ 49 nền kinh tế (N = 84.910–91.982 doanh nghiệp, 102 country-year waves), bao phủ toàn bộ gradient ICRV từ nhóm tiên tiến đến SIDS, kiểm định đồng thời H1–H6 với country-year fixed effects. Kết quả turning point trung bình ~36% FSTS tại P7 — thấp hơn P3 Vietnam (~40%) và P5 Trung Quốc (~49%) — xác nhận ICRV điều tiết vị trí turning point theo gradient dự đoán lý thuyết, đóng góp bằng chứng kiểm định tích hợp đầu tiên cho CDCM ở cấp độ liên quốc gia quy mô lớn.</w:t>
+        <w:t xml:space="preserve">Khoảng trống thứ nhất và thứ ba hội tụ vào một câu hỏi kiểm định trực tiếp: liệu CDCM có thể giải thích đồng thời heterogeneity I–P khi kiểm soát đầy đủ cả ba tầng trong một mô hình tích hợp ở quy mô đủ rộng để bao phủ toàn bộ gradient ICRV không? Literature hiện tại chưa có bằng chứng kiểm định đồng thời năm moderator chính (TCI, DAI, kinh nghiệm quản trị, giới tính nhà quản trị, ICRV) trong một mô hình hồi quy đơn lẻ trên dữ liệu đa quốc gia quy mô lớn. Nghiên cứu thành phần P7 lấp đầy khoảng trống này bằng dữ liệu WBES từ 49 nền kinh tế (mẫu phân tích 91.982 doanh nghiệp; N hồi quy mô hình đầy đủ = 84.910 sau loại bỏ listwise các biến điều tiết, 102 country-year waves), bao phủ toàn bộ gradient ICRV từ nhóm tiên tiến đến SIDS, kiểm định đồng thời H1–H6 với country-year fixed effects. Kết quả turning point trung bình ~36% FSTS tại P7 — thấp hơn P3 Vietnam (~40%) và P5 Trung Quốc (~49%) — xác nhận ICRV điều tiết vị trí turning point theo gradient dự đoán lý thuyết, đóng góp bằng chứng kiểm định tích hợp đầu tiên cho CDCM ở cấp độ liên quốc gia quy mô lớn.</w:t>
       </w:r>
     </w:p>
     <w:p>
@@ -865,7 +865,7 @@
         <w:t xml:space="preserve"> </w:t>
       </w:r>
       <w:r>
-        <w:t xml:space="preserve">(FIP) — bối cảnh mà quốc tế hóa là gánh nặng sinh tồn, không phải lựa chọn chiến lược dựa trên lợi thế cạnh tranh. Nghiên cứu thành phần P8 — Nghiên cứu P8 — kiểm định H1b bằng dữ liệu WBES từ các nền kinh tế SIDS (Fiji, Tonga, Solomon Islands, Vanuatu, Samoa), nơi ba điều kiện cấu trúc cơ bản của inverted-U đồng thời bị vi phạm: thị trường nội địa cực nhỏ, chi phí logistics cao bất thường, và hỗ trợ thể chế cho xuất khẩu gần như không tồn tại. Kết quả P8 xác định boundary condition cực trị của CDCM: điểm nơi lý thuyết đường cong chữ U ngược không còn ứng dụng được.</w:t>
+        <w:t xml:space="preserve">(FIP) — bối cảnh mà quốc tế hóa là gánh nặng sinh tồn, không phải lựa chọn chiến lược dựa trên lợi thế cạnh tranh. Nghiên cứu thành phần P8 — Nghiên cứu P8 — kiểm định H1b bằng dữ liệu WBES từ các nền kinh tế SIDS (Fiji, Papua New Guinea, Solomon Islands, Tonga, Vanuatu, Samoa, Kiribati), nơi ba điều kiện cấu trúc cơ bản của inverted-U đồng thời bị vi phạm: thị trường nội địa cực nhỏ, chi phí logistics cao bất thường, và hỗ trợ thể chế cho xuất khẩu gần như không tồn tại. Kết quả P8 xác định boundary condition cực trị của CDCM: điểm nơi lý thuyết đường cong chữ U ngược không còn ứng dụng được.</w:t>
       </w:r>
     </w:p>
     <w:p>
@@ -876,7 +876,7 @@
       </w:r>
     </w:p>
     <w:bookmarkEnd w:id="36"/>
-    <w:bookmarkStart w:id="49" w:name="mô-hình-nghiên-cứu-và-hệ-giả-thuyết"/>
+    <w:bookmarkStart w:id="46" w:name="mô-hình-nghiên-cứu-và-hệ-giả-thuyết"/>
     <w:p>
       <w:pPr>
         <w:pStyle w:val="Heading2"/>
@@ -885,7 +885,7 @@
         <w:t xml:space="preserve">2.5 Mô hình nghiên cứu và hệ giả thuyết</w:t>
       </w:r>
     </w:p>
-    <w:bookmarkStart w:id="40" w:name="mô-hình-khái-niệm"/>
+    <w:bookmarkStart w:id="37" w:name="mô-hình-khái-niệm"/>
     <w:p>
       <w:pPr>
         <w:pStyle w:val="Heading3"/>
@@ -970,53 +970,31 @@
         <w:t xml:space="preserve">Ngoài các cơ chế điều tiết, mô hình còn bao gồm một yếu tố động thái quan trọng: hình dạng phi tuyến của quan hệ I–P (turning point của inverted-U) không cố định theo thời gian mà có thể thay đổi khi bối cảnh thể chế và năng lực doanh nghiệp thay đổi theo chiều dọc, đặc biệt rõ rệt ở các nền kinh tế chuyển đổi nhanh như Trung Quốc.</w:t>
       </w:r>
     </w:p>
-    <w:p>
-      <w:pPr>
-        <w:pStyle w:val="CaptionedFigure"/>
-      </w:pPr>
-      <w:r>
-        <w:drawing>
-          <wp:inline>
-            <wp:extent cx="5334000" cy="3298888"/>
-            <wp:effectExtent b="0" l="0" r="0" t="0"/>
-            <wp:docPr descr="Hình 2.1. Khung khái niệm tích hợp đa tầng CDCM cho quan hệ Quốc tế hóa–Hiệu quả tại châu Á" title="" id="38" name="Picture"/>
-            <a:graphic>
-              <a:graphicData uri="http://schemas.openxmlformats.org/drawingml/2006/picture">
-                <pic:pic>
-                  <pic:nvPicPr>
-                    <pic:cNvPr descr="figures/fig_2_1_cdcm_conceptual_model.png" id="39" name="Picture"/>
-                    <pic:cNvPicPr>
-                      <a:picLocks noChangeArrowheads="1" noChangeAspect="1"/>
-                    </pic:cNvPicPr>
-                  </pic:nvPicPr>
-                  <pic:blipFill>
-                    <a:blip r:embed="rId37"/>
-                    <a:stretch>
-                      <a:fillRect/>
-                    </a:stretch>
-                  </pic:blipFill>
-                  <pic:spPr bwMode="auto">
-                    <a:xfrm>
-                      <a:off x="0" y="0"/>
-                      <a:ext cx="5334000" cy="3298888"/>
-                    </a:xfrm>
-                    <a:prstGeom prst="rect">
-                      <a:avLst/>
-                    </a:prstGeom>
-                    <a:noFill/>
-                    <a:ln w="9525">
-                      <a:noFill/>
-                      <a:headEnd/>
-                      <a:tailEnd/>
-                    </a:ln>
-                  </pic:spPr>
-                </pic:pic>
-              </a:graphicData>
-            </a:graphic>
-          </wp:inline>
-        </w:drawing>
-      </w:r>
-    </w:p>
+    <w:tbl>
+      <w:tblPr>
+        <w:tblStyle w:val="FigureTable"/>
+        <w:tblW w:type="auto" w:w="0"/>
+        <w:tblLook w:firstRow="0" w:lastRow="0" w:firstColumn="0" w:lastColumn="0"/>
+        <w:jc w:val="center"/>
+      </w:tblPr>
+      <w:tblGrid>
+        <w:gridCol w:w="7920"/>
+      </w:tblGrid>
+      <w:tr>
+        <w:tc>
+          <w:tcPr/>
+          <w:p>
+            <w:pPr>
+              <w:pStyle w:val="Compact"/>
+              <w:jc w:val="center"/>
+            </w:pPr>
+            <w:r>
+              <w:t xml:space="preserve">Hình 2.1. Khung khái niệm tích hợp đa tầng CDCM cho quan hệ Quốc tế hóa–Hiệu quả tại châu Á</w:t>
+            </w:r>
+          </w:p>
+        </w:tc>
+      </w:tr>
+    </w:tbl>
     <w:p>
       <w:pPr>
         <w:pStyle w:val="ImageCaption"/>
@@ -1063,8 +1041,8 @@
         <w:t xml:space="preserve">Nguồn: tác giả xây dựng dựa trên Uppsala, RBV, lý thuyết thể chế, lý thuyết thượng tầng quản trị và digital capability lens.</w:t>
       </w:r>
     </w:p>
-    <w:bookmarkEnd w:id="40"/>
-    <w:bookmarkStart w:id="41" w:name="giả-thuyết-h1-phi-tuyến-chữ-u-ngược"/>
+    <w:bookmarkEnd w:id="37"/>
+    <w:bookmarkStart w:id="38" w:name="giả-thuyết-h1-phi-tuyến-chữ-u-ngược"/>
     <w:p>
       <w:pPr>
         <w:pStyle w:val="Heading3"/>
@@ -1081,8 +1059,8 @@
         <w:t xml:space="preserve">Trên cơ sở lý thuyết từ Uppsala về chi phí thâm nhập giai đoạn đầu, RBV về lợi thế cạnh tranh tích lũy ở giai đoạn trung, và lý thuyết chi phí giao dịch về sự phức tạp điều phối ở giai đoạn mở rộng quá mức, giả thuyết H1 được phát biểu như sau. Quan hệ giữa mức độ quốc tế hóa và hiệu quả hoạt động của các doanh nghiệp ở các quốc gia châu Á có dạng phi tuyến chữ U ngược, với một điểm turning point tối ưu trước khi chi phí điều phối và bất định vượt qua lợi ích từ mở rộng thị trường quốc tế. Cơ sở lý thuyết trực tiếp bao gồm mô hình S-curve của Lu và Beamish (2004), lý thuyết ba giai đoạn của Contractor et al. (2003), và bằng chứng inverted-U ban đầu của Hitt et al. (1997).</w:t>
       </w:r>
     </w:p>
-    <w:bookmarkEnd w:id="41"/>
-    <w:bookmarkStart w:id="42" w:name="X1e4f3f6a2f993a9a6e6b8e711bb6f577a973378"/>
+    <w:bookmarkEnd w:id="38"/>
+    <w:bookmarkStart w:id="39" w:name="X1e4f3f6a2f993a9a6e6b8e711bb6f577a973378"/>
     <w:p>
       <w:pPr>
         <w:pStyle w:val="Heading3"/>
@@ -1147,14 +1125,68 @@
         <w:t xml:space="preserve">— không có điểm turning point trong phạm vi dữ liệu — phản ánh gánh nặng quốc tế hóa bắt buộc (Forced Internationalization Penalty — FIP) nơi doanh nghiệp xuất khẩu để sinh tồn chứ không phải để khai thác lợi thế cạnh tranh. Cơ sở lý thuyết bao gồm Institutional Theory (North, 1990), lý thuyết chi phí giao dịch (Williamson, 1985), Khanna và Palepu (2010) về institutional voids, và Lall (2004) về SIDS structural constraints.</w:t>
       </w:r>
     </w:p>
+    <w:bookmarkEnd w:id="39"/>
+    <w:bookmarkStart w:id="40" w:name="X4e283c765855921a9a0bf70a9d0a980f4bd502f"/>
+    <w:p>
+      <w:pPr>
+        <w:pStyle w:val="Heading3"/>
+      </w:pPr>
+      <w:r>
+        <w:t xml:space="preserve">2.5.3 Giả thuyết H2: Điều tiết bởi năng lực công nghệ (TCI)</w:t>
+      </w:r>
+    </w:p>
+    <w:p>
+      <w:pPr>
+        <w:pStyle w:val="FirstParagraph"/>
+      </w:pPr>
+      <w:r>
+        <w:t xml:space="preserve">Dựa trên RBV (Barney, 1991) và lý thuyết năng lực động (Teece et al., 1997), năng lực công nghệ là một nguồn lực VRIN giúp doanh nghiệp khai thác lợi ích từ quốc tế hóa hiệu quả hơn. Giả thuyết H2 được phát biểu như sau. Năng lực công nghệ (TCI) làm gia tăng tác động tích cực của quốc tế hóa lên hiệu quả hoạt động của doanh nghiệp, bằng cách nâng mặt bằng hiệu quả tổng thể và làm giảm chi phí học hỏi thị trường quốc tế, do đó làm dịch chuyển đường quan hệ I–P lên cao hơn và có thể điều chỉnh vị trí của điểm turning point. Cơ sở lý thuyết bao gồm Barney (1991), Teece et al. (1997), và Bhandari et al. (2023).</w:t>
+      </w:r>
+    </w:p>
+    <w:bookmarkEnd w:id="40"/>
+    <w:bookmarkStart w:id="41" w:name="X128abf7a15253174c605d07067219580799d526"/>
+    <w:p>
+      <w:pPr>
+        <w:pStyle w:val="Heading3"/>
+      </w:pPr>
+      <w:r>
+        <w:t xml:space="preserve">2.5.4 Giả thuyết H3: Điều tiết bởi chỉ số chấp nhận số (DAI)</w:t>
+      </w:r>
+    </w:p>
+    <w:p>
+      <w:pPr>
+        <w:pStyle w:val="FirstParagraph"/>
+      </w:pPr>
+      <w:r>
+        <w:t xml:space="preserve">Phân biệt rõ với H2, DAI không có chiều sâu năng lực tổ chức như TCI nhưng có vai trò giảm thiểu chi phí phối hợp xuyên biên giới ở mức xuất khẩu cao. Giả thuyết H3 được phát biểu như sau. Chỉ số chấp nhận số (DAI) điều tiết mối quan hệ I–P, với vai trò bổ trợ rõ rệt hơn ở mức export intensity cao khi DAI giúp giảm chi phí phối hợp giao dịch xuyên biên giới — theo đó DAI làm thay đổi độ dốc của đường quan hệ I–P chứ không nhất thiết nâng mặt bằng hiệu quả như TCI. Cơ sở lý thuyết bao gồm Verhoef et al. (2021), Stallkamp và Schotter (2021), và Bustamante et al. (2022). Sự phân biệt cơ chế tác động giữa H2 và H3 là đóng góp lý thuyết quan trọng, cho phép phân tách TCI và DAI trong mô hình hồi quy thực nghiệm.</w:t>
+      </w:r>
+    </w:p>
+    <w:bookmarkEnd w:id="41"/>
+    <w:bookmarkStart w:id="42" w:name="X23e235aa1540adf65664378accbc0b6a13fdffd"/>
+    <w:p>
+      <w:pPr>
+        <w:pStyle w:val="Heading3"/>
+      </w:pPr>
+      <w:r>
+        <w:t xml:space="preserve">2.5.5 Giả thuyết H4: Điều tiết bởi đặc điểm nhà quản trị cấp cao</w:t>
+      </w:r>
+    </w:p>
+    <w:p>
+      <w:pPr>
+        <w:pStyle w:val="FirstParagraph"/>
+      </w:pPr>
+      <w:r>
+        <w:t xml:space="preserve">Dựa trên Upper Echelons Theory (Hambrick &amp; Mason, 1984; Hambrick, 2007), quyết định chiến lược quốc tế hóa và khả năng chuyển hóa nó thành hiệu quả phụ thuộc vào đặc điểm nhận thức và kinh nghiệm của nhà quản trị. Giả thuyết H4 được phát biểu như sau. Kinh nghiệm quản trị và giới tính nữ của nhà quản trị cấp cao làm mạnh hơn tác động tích cực của quốc tế hóa lên hiệu quả hoạt động, thông qua cơ chế nâng cao nhận thức chiến lược quốc tế và quản trị rủi ro thận trọng hơn trong quá trình mở rộng quốc tế. Cơ sở lý thuyết bao gồm Hambrick và Mason (1984), Hsu et al. (2013), và Post và Byron (2015); bằng chứng thực nghiệm ở cấp doanh nghiệp cho thấy kinh nghiệm và giới tính của nhà quản trị có thể điều tiết quan hệ quốc tế hóa–hiệu quả (Phan, Do, &amp; Phan, 2020; Phan et al., 2021; Do &amp; Phan, 2025).</w:t>
+      </w:r>
+    </w:p>
     <w:bookmarkEnd w:id="42"/>
-    <w:bookmarkStart w:id="43" w:name="X4e283c765855921a9a0bf70a9d0a980f4bd502f"/>
+    <w:bookmarkStart w:id="43" w:name="X1090b4891c9abf48d7aab0f24d22e9d66d1b02d"/>
     <w:p>
       <w:pPr>
         <w:pStyle w:val="Heading3"/>
       </w:pPr>
       <w:r>
-        <w:t xml:space="preserve">2.5.3 Giả thuyết H2: Điều tiết bởi năng lực công nghệ (TCI)</w:t>
+        <w:t xml:space="preserve">2.5.6 Giả thuyết H5: Điều tiết bởi bối cảnh thể chế (ICRV)</w:t>
       </w:r>
     </w:p>
     <w:p>
@@ -1162,83 +1194,29 @@
         <w:pStyle w:val="FirstParagraph"/>
       </w:pPr>
       <w:r>
-        <w:t xml:space="preserve">Dựa trên RBV (Barney, 1991) và lý thuyết năng lực động (Teece et al., 1997), năng lực công nghệ là một nguồn lực VRIN giúp doanh nghiệp khai thác lợi ích từ quốc tế hóa hiệu quả hơn. Giả thuyết H2 được phát biểu như sau. Năng lực công nghệ (TCI) làm gia tăng tác động tích cực của quốc tế hóa lên hiệu quả hoạt động của doanh nghiệp, bằng cách nâng mặt bằng hiệu quả tổng thể và làm giảm chi phí học hỏi thị trường quốc tế, do đó làm dịch chuyển đường quan hệ I–P lên cao hơn và có thể điều chỉnh vị trí của điểm turning point. Cơ sở lý thuyết bao gồm Barney (1991), Teece et al. (1997), và Bhandari et al. (2023).</w:t>
+        <w:t xml:space="preserve">Trên cơ sở Institutional Theory (North, 1990; Khanna &amp; Palepu, 2010), chất lượng thể chế tạo ra chi phí giao dịch và rủi ro khác nhau, do đó điều tiết đáng kể mối quan hệ I–P. Giả thuyết H5 được phát biểu như sau. Chất lượng thể chế theo khung ICRV điều tiết tác động của các rào cản thể chế (institutional obstacles) lên hiệu quả hoạt động trong quá trình quốc tế hóa, với chỉ số chấp nhận số (DAI) đóng vai trò</w:t>
+      </w:r>
+      <w:r>
+        <w:t xml:space="preserve"> </w:t>
+      </w:r>
+      <w:r>
+        <w:t xml:space="preserve">“</w:t>
+      </w:r>
+      <w:r>
+        <w:t xml:space="preserve">lá chắn số</w:t>
+      </w:r>
+      <w:r>
+        <w:t xml:space="preserve">”</w:t>
+      </w:r>
+      <w:r>
+        <w:t xml:space="preserve"> </w:t>
+      </w:r>
+      <w:r>
+        <w:t xml:space="preserve">(digital shield) giúp bù đắp một phần khoảng trống thể chế; cường độ điều tiết này giảm dần theo gradient ICRV từ các nền kinh tế frontier (Nhóm V–VI, điều tiết mạnh nhất) đến các nền kinh tế tiên tiến (Nhóm I, điều tiết yếu nhất). Cơ sở lý thuyết bao gồm North (1990), Khanna và Palepu (2010), và Marano et al. (2016).</w:t>
       </w:r>
     </w:p>
     <w:bookmarkEnd w:id="43"/>
-    <w:bookmarkStart w:id="44" w:name="X128abf7a15253174c605d07067219580799d526"/>
-    <w:p>
-      <w:pPr>
-        <w:pStyle w:val="Heading3"/>
-      </w:pPr>
-      <w:r>
-        <w:t xml:space="preserve">2.5.4 Giả thuyết H3: Điều tiết bởi chỉ số chấp nhận số (DAI)</w:t>
-      </w:r>
-    </w:p>
-    <w:p>
-      <w:pPr>
-        <w:pStyle w:val="FirstParagraph"/>
-      </w:pPr>
-      <w:r>
-        <w:t xml:space="preserve">Phân biệt rõ với H2, DAI không có chiều sâu năng lực tổ chức như TCI nhưng có vai trò giảm thiểu chi phí phối hợp xuyên biên giới ở mức xuất khẩu cao. Giả thuyết H3 được phát biểu như sau. Chỉ số chấp nhận số (DAI) điều tiết mối quan hệ I–P, với vai trò bổ trợ rõ rệt hơn ở mức export intensity cao khi DAI giúp giảm chi phí phối hợp giao dịch xuyên biên giới — theo đó DAI làm thay đổi độ dốc của đường quan hệ I–P chứ không nhất thiết nâng mặt bằng hiệu quả như TCI. Cơ sở lý thuyết bao gồm Verhoef et al. (2021), Stallkamp và Schotter (2021), và Bustamante et al. (2022). Sự phân biệt cơ chế tác động giữa H2 và H3 là đóng góp lý thuyết quan trọng, cho phép phân tách TCI và DAI trong mô hình hồi quy thực nghiệm.</w:t>
-      </w:r>
-    </w:p>
-    <w:bookmarkEnd w:id="44"/>
-    <w:bookmarkStart w:id="45" w:name="X23e235aa1540adf65664378accbc0b6a13fdffd"/>
-    <w:p>
-      <w:pPr>
-        <w:pStyle w:val="Heading3"/>
-      </w:pPr>
-      <w:r>
-        <w:t xml:space="preserve">2.5.5 Giả thuyết H4: Điều tiết bởi đặc điểm nhà quản trị cấp cao</w:t>
-      </w:r>
-    </w:p>
-    <w:p>
-      <w:pPr>
-        <w:pStyle w:val="FirstParagraph"/>
-      </w:pPr>
-      <w:r>
-        <w:t xml:space="preserve">Dựa trên Upper Echelons Theory (Hambrick &amp; Mason, 1984; Hambrick, 2007), quyết định chiến lược quốc tế hóa và khả năng chuyển hóa nó thành hiệu quả phụ thuộc vào đặc điểm nhận thức và kinh nghiệm của nhà quản trị. Giả thuyết H4 được phát biểu như sau. Kinh nghiệm quản trị và giới tính nữ của nhà quản trị cấp cao làm mạnh hơn tác động tích cực của quốc tế hóa lên hiệu quả hoạt động, thông qua cơ chế nâng cao nhận thức chiến lược quốc tế và quản trị rủi ro thận trọng hơn trong quá trình mở rộng quốc tế. Cơ sở lý thuyết bao gồm Hambrick và Mason (1984), Hsu et al. (2013), và Post và Byron (2015); bằng chứng thực nghiệm ở cấp doanh nghiệp cho thấy kinh nghiệm và giới tính của nhà quản trị có thể điều tiết quan hệ quốc tế hóa–hiệu quả (Phan, Do, &amp; Phan, 2020; Phan et al., 2021; Do &amp; Phan, 2025).</w:t>
-      </w:r>
-    </w:p>
-    <w:bookmarkEnd w:id="45"/>
-    <w:bookmarkStart w:id="46" w:name="X1090b4891c9abf48d7aab0f24d22e9d66d1b02d"/>
-    <w:p>
-      <w:pPr>
-        <w:pStyle w:val="Heading3"/>
-      </w:pPr>
-      <w:r>
-        <w:t xml:space="preserve">2.5.6 Giả thuyết H5: Điều tiết bởi bối cảnh thể chế (ICRV)</w:t>
-      </w:r>
-    </w:p>
-    <w:p>
-      <w:pPr>
-        <w:pStyle w:val="FirstParagraph"/>
-      </w:pPr>
-      <w:r>
-        <w:t xml:space="preserve">Trên cơ sở Institutional Theory (North, 1990; Khanna &amp; Palepu, 2010), chất lượng thể chế tạo ra chi phí giao dịch và rủi ro khác nhau, do đó điều tiết đáng kể mối quan hệ I–P. Giả thuyết H5 được phát biểu như sau. Chất lượng thể chế theo khung ICRV điều tiết tác động của các rào cản thể chế (institutional obstacles) lên hiệu quả hoạt động trong quá trình quốc tế hóa, với chỉ số chấp nhận số (DAI) đóng vai trò</w:t>
-      </w:r>
-      <w:r>
-        <w:t xml:space="preserve"> </w:t>
-      </w:r>
-      <w:r>
-        <w:t xml:space="preserve">“</w:t>
-      </w:r>
-      <w:r>
-        <w:t xml:space="preserve">lá chắn số</w:t>
-      </w:r>
-      <w:r>
-        <w:t xml:space="preserve">”</w:t>
-      </w:r>
-      <w:r>
-        <w:t xml:space="preserve"> </w:t>
-      </w:r>
-      <w:r>
-        <w:t xml:space="preserve">(digital shield) giúp bù đắp một phần khoảng trống thể chế; cường độ điều tiết này giảm dần theo gradient ICRV từ các nền kinh tế frontier (Nhóm V–VI, điều tiết mạnh nhất) đến các nền kinh tế tiên tiến (Nhóm I, điều tiết yếu nhất). Cơ sở lý thuyết bao gồm North (1990), Khanna và Palepu (2010), và Marano et al. (2016).</w:t>
-      </w:r>
-    </w:p>
-    <w:bookmarkEnd w:id="46"/>
-    <w:bookmarkStart w:id="47" w:name="Xef57ba07d4a873fdbd0fe03fe237e0edc9cc461"/>
+    <w:bookmarkStart w:id="44" w:name="Xef57ba07d4a873fdbd0fe03fe237e0edc9cc461"/>
     <w:p>
       <w:pPr>
         <w:pStyle w:val="Heading3"/>
@@ -1262,8 +1240,8 @@
         </w:pict>
       </w:r>
     </w:p>
-    <w:bookmarkEnd w:id="47"/>
-    <w:bookmarkStart w:id="48" w:name="Xf335a697a9ee7a16b4b110396196a58c357e907"/>
+    <w:bookmarkEnd w:id="44"/>
+    <w:bookmarkStart w:id="45" w:name="Xf335a697a9ee7a16b4b110396196a58c357e907"/>
     <w:p>
       <w:pPr>
         <w:pStyle w:val="Heading3"/>
@@ -1439,7 +1417,7 @@
               <w:jc w:val="left"/>
             </w:pPr>
             <w:r>
-              <w:t xml:space="preserve">Emerging (Nhóm IV)</w:t>
+              <w:t xml:space="preserve">Lower-middle transition (Nhóm IV)</w:t>
             </w:r>
           </w:p>
         </w:tc>
@@ -1728,54 +1706,54 @@
           <w:iCs/>
           <w:i/>
         </w:rPr>
-        <w:t xml:space="preserve">Ghi chú về ký hiệu: Hệ giả thuyết của luận án gồm sáu giả thuyết trọng tâm H1–H6 và một giả thuyết điều kiện biên H1b. Trong các mô hình thực nghiệm chi tiết ở Chương 3, một số nghiên cứu thành phần sử dụng các giả thuyết con (sub-hypotheses) lồng dưới hệ giả thuyết chính của luận án, cụ thể: H2b (kiểm định tính ổn định xuyên sóng của năng lực điều tiết — thuộc P5, lồng dưới H2/H6); H4a–H4b (kiểm định điều tiết độ cong theo năng lực — thuộc P5, lồng dưới H2); tương tác tổng hợp ba chiều của P7 (lồng dưới H3 và H5); và E1a–E1b (kiểm định định hướng gradient ICRV — lồng dưới H5). Các ký hiệu con này phục vụ độ chính xác kỹ thuật của từng mô hình và không làm thay đổi hệ giả thuyết trọng tâm H1–H6/H1b của luận án.</w:t>
-      </w:r>
-    </w:p>
+        <w:t xml:space="preserve">Ghi chú về ký hiệu: Hệ giả thuyết của luận án gồm sáu giả thuyết trọng tâm H1–H6 và một giả thuyết điều kiện biên H1b. Trong các mô hình thực nghiệm chi tiết ở Chương 3, một số nghiên cứu thành phần sử dụng các giả thuyết con (sub-hypotheses) lồng dưới hệ giả thuyết chính của luận án, cụ thể: H2b (kiểm định tính ổn định xuyên sóng của năng lực điều tiết — thuộc P5, lồng dưới H2/H6); H4a–H4b (kiểm định điều tiết độ cong theo năng lực — thuộc P5, lồng dưới H2); tương tác tổng hợp ba chiều của P7 (lồng dưới H3 và H5); E1a–E1b (kiểm định định hướng gradient ICRV — lồng dưới H5); và H1c (kiểm định tan biến ngưỡng chữ U ngược theo thời gian tại Ấn Độ — thuộc P9, lồng dưới H1 và H6). Các ký hiệu con này phục vụ độ chính xác kỹ thuật của từng mô hình và không làm thay đổi hệ giả thuyết trọng tâm H1–H6/H1b của luận án.</w:t>
+      </w:r>
+    </w:p>
+    <w:bookmarkEnd w:id="45"/>
+    <w:bookmarkEnd w:id="46"/>
+    <w:bookmarkStart w:id="47" w:name="tóm-tắt-chương"/>
+    <w:p>
+      <w:pPr>
+        <w:pStyle w:val="Heading2"/>
+      </w:pPr>
+      <w:r>
+        <w:t xml:space="preserve">2.6 Tóm tắt chương</w:t>
+      </w:r>
+    </w:p>
+    <w:p>
+      <w:pPr>
+        <w:pStyle w:val="FirstParagraph"/>
+      </w:pPr>
+      <w:r>
+        <w:t xml:space="preserve">Chương 2 đã trình bày hệ thống nền tảng lý thuyết và thực nghiệm cho luận án theo một trục logic nhất quán: từ khái niệm đến lý thuyết, từ bằng chứng thực nghiệm đến khoảng trống, và từ khoảng trống đến khung nghiên cứu và giả thuyết.</w:t>
+      </w:r>
+    </w:p>
+    <w:p>
+      <w:pPr>
+        <w:pStyle w:val="BodyText"/>
+      </w:pPr>
+      <w:r>
+        <w:t xml:space="preserve">Phần đầu chương xác lập bốn khái niệm cốt lõi: quốc tế hóa doanh nghiệp (đo bằng FSTS), hiệu quả hoạt động (đo bằng labor productivity là chính), năng lực công nghệ (TCI) và chỉ số chấp nhận số (DAI) như hai construct độc lập, và bối cảnh thể chế được vận hành hóa bằng khung ICRV sáu nhóm. Phần lý thuyết nền trình bày và phân tích bốn lý thuyết kinh điển — Uppsala, RBV, Institutional Theory, và Upper Echelons Theory — cùng với lớp mở rộng Digital Capability Lens, xác định vai trò của từng lý thuyết trong khung giải thích tổng thể của luận án.</w:t>
+      </w:r>
+    </w:p>
+    <w:p>
+      <w:pPr>
+        <w:pStyle w:val="BodyText"/>
+      </w:pPr>
+      <w:r>
+        <w:t xml:space="preserve">Tổng quan thực nghiệm cho thấy literature I–P đã phát triển qua ba giai đoạn, từ tuyến tính dương đến phi tuyến đến tập trung vào moderators; các meta-analyses nhất quán cho thấy tác động tổng hợp là dương nhưng nhỏ với I² &gt; 80%, đòi hỏi cách tiếp cận moderator-centric; và bối cảnh châu Á, đặc biệt là các nền kinh tế frontier và SIDS, đang thiếu đại diện nghiêm trọng trong literature.</w:t>
+      </w:r>
+    </w:p>
+    <w:p>
+      <w:pPr>
+        <w:pStyle w:val="BodyText"/>
+      </w:pPr>
+      <w:r>
+        <w:t xml:space="preserve">Ba khoảng trống được xác định: thiếu khung tích hợp đa tầng, sự đồng nhất không hợp lý TCI–DAI, và thiếu bằng chứng cross-country quy mô lớn có cấu trúc cho châu Á. Để lấp đầy ba khoảng trống này, luận án đề xuất khung CDCM và phát triển sáu giả thuyết (H1–H6) bao phủ phi tuyến cơ bản, vai trò của TCI và DAI, vai trò của đặc điểm nhà quản trị, vai trò của thể chế ICRV, và dị biệt thời gian. Chương 3 sẽ trình bày thiết kế phương pháp và chiến lược kiểm định hệ giả thuyết này.</w:t>
+      </w:r>
+    </w:p>
+    <w:bookmarkEnd w:id="47"/>
     <w:bookmarkEnd w:id="48"/>
-    <w:bookmarkEnd w:id="49"/>
-    <w:bookmarkStart w:id="50" w:name="tóm-tắt-chương"/>
-    <w:p>
-      <w:pPr>
-        <w:pStyle w:val="Heading2"/>
-      </w:pPr>
-      <w:r>
-        <w:t xml:space="preserve">2.6 Tóm tắt chương</w:t>
-      </w:r>
-    </w:p>
-    <w:p>
-      <w:pPr>
-        <w:pStyle w:val="FirstParagraph"/>
-      </w:pPr>
-      <w:r>
-        <w:t xml:space="preserve">Chương 2 đã trình bày hệ thống nền tảng lý thuyết và thực nghiệm cho luận án theo một trục logic nhất quán: từ khái niệm đến lý thuyết, từ bằng chứng thực nghiệm đến khoảng trống, và từ khoảng trống đến khung nghiên cứu và giả thuyết.</w:t>
-      </w:r>
-    </w:p>
-    <w:p>
-      <w:pPr>
-        <w:pStyle w:val="BodyText"/>
-      </w:pPr>
-      <w:r>
-        <w:t xml:space="preserve">Phần đầu chương xác lập bốn khái niệm cốt lõi: quốc tế hóa doanh nghiệp (đo bằng FSTS), hiệu quả hoạt động (đo bằng labor productivity là chính), năng lực công nghệ (TCI) và chỉ số chấp nhận số (DAI) như hai construct độc lập, và bối cảnh thể chế được vận hành hóa bằng khung ICRV sáu nhóm. Phần lý thuyết nền trình bày và phân tích bốn lý thuyết kinh điển — Uppsala, RBV, Institutional Theory, và Upper Echelons Theory — cùng với lớp mở rộng Digital Capability Lens, xác định vai trò của từng lý thuyết trong khung giải thích tổng thể của luận án.</w:t>
-      </w:r>
-    </w:p>
-    <w:p>
-      <w:pPr>
-        <w:pStyle w:val="BodyText"/>
-      </w:pPr>
-      <w:r>
-        <w:t xml:space="preserve">Tổng quan thực nghiệm cho thấy literature I–P đã phát triển qua ba giai đoạn, từ tuyến tính dương đến phi tuyến đến tập trung vào moderators; các meta-analyses nhất quán cho thấy tác động tổng hợp là dương nhưng nhỏ với I² &gt; 80%, đòi hỏi cách tiếp cận moderator-centric; và bối cảnh châu Á, đặc biệt là các nền kinh tế frontier và SIDS, đang thiếu đại diện nghiêm trọng trong literature.</w:t>
-      </w:r>
-    </w:p>
-    <w:p>
-      <w:pPr>
-        <w:pStyle w:val="BodyText"/>
-      </w:pPr>
-      <w:r>
-        <w:t xml:space="preserve">Ba khoảng trống được xác định: thiếu khung tích hợp đa tầng, sự đồng nhất không hợp lý TCI–DAI, và thiếu bằng chứng cross-country quy mô lớn có cấu trúc cho châu Á. Để lấp đầy ba khoảng trống này, luận án đề xuất khung CDCM và phát triển sáu giả thuyết (H1–H6) bao phủ phi tuyến cơ bản, vai trò của TCI và DAI, vai trò của đặc điểm nhà quản trị, vai trò của thể chế ICRV, và dị biệt thời gian. Chương 3 sẽ trình bày thiết kế phương pháp và chiến lược kiểm định hệ giả thuyết này.</w:t>
-      </w:r>
-    </w:p>
-    <w:bookmarkEnd w:id="50"/>
-    <w:bookmarkEnd w:id="51"/>
     <w:sectPr/>
   </w:body>
 </w:document>

--- a/dist/luan_an_ctu/chuong_2_tong_quan_tai_lieu_vi.docx
+++ b/dist/luan_an_ctu/chuong_2_tong_quan_tai_lieu_vi.docx
@@ -2,7 +2,7 @@
 <file path=word/document.xml><?xml version="1.0" encoding="utf-8"?>
 <w:document xmlns:w="http://schemas.openxmlformats.org/wordprocessingml/2006/main" xmlns:m="http://schemas.openxmlformats.org/officeDocument/2006/math" xmlns:r="http://schemas.openxmlformats.org/officeDocument/2006/relationships" xmlns:o="urn:schemas-microsoft-com:office:office" xmlns:v="urn:schemas-microsoft-com:vml" xmlns:w10="urn:schemas-microsoft-com:office:word" xmlns:a="http://schemas.openxmlformats.org/drawingml/2006/main" xmlns:pic="http://schemas.openxmlformats.org/drawingml/2006/picture" xmlns:wp="http://schemas.openxmlformats.org/drawingml/2006/wordprocessingDrawing">
   <w:body>
-    <w:bookmarkStart w:id="48" w:name="chương-2-tổng-quan-tài-liệu"/>
+    <w:bookmarkStart w:id="51" w:name="chương-2-tổng-quan-tài-liệu"/>
     <w:p>
       <w:pPr>
         <w:pStyle w:val="Heading1"/>
@@ -64,18 +64,15 @@
         <w:t xml:space="preserve">”</w:t>
       </w:r>
       <w:r>
-        <w:t xml:space="preserve"> </w:t>
-      </w:r>
-      <w:r>
-        <w:t xml:space="preserve">— vốn mang nghĩa một xu hướng kinh tế vĩ mô — mà là một thuộc tính đo lường được ở cấp độ doanh nghiệp, phản ánh chiến lược mở rộng quốc tế và mức độ phụ thuộc vào thị trường nước ngoài.</w:t>
-      </w:r>
-    </w:p>
-    <w:p>
-      <w:pPr>
-        <w:pStyle w:val="BodyText"/>
-      </w:pPr>
-      <w:r>
-        <w:t xml:space="preserve">Trong literature, mức độ quốc tế hóa được vận hành hóa bằng nhiều thước đo khác nhau. Sullivan (1994) đề xuất một chỉ số tổng hợp đa chiều bao gồm tỷ trọng doanh thu từ nước ngoài trên tổng doanh thu (foreign sales to total sales — FSTS), tỷ trọng tài sản ở nước ngoài trên tổng tài sản (foreign assets to total assets — FATA), và phạm vi địa lý (geographic scope). Trong những nghiên cứu sử dụng dữ liệu doanh nghiệp từ các nền kinh tế đang phát triển và từ khảo sát doanh nghiệp của Ngân hàng Thế giới (World Bank Enterprise Surveys — WBES), thước đo phổ biến nhất là cường độ xuất khẩu (export intensity), tức là tỷ lệ phần trăm doanh thu xuất khẩu trên tổng doanh thu, hay tương đương với FSTS theo nghĩa rộng (Johanson &amp; Vahlne, 1977; Lu &amp; Beamish, 2004). Luận án này sử dụng FSTS và bình phương FSTS (FSTS²) làm thước đo chính về mức độ quốc tế hóa, với lý do phù hợp với cấu trúc dữ liệu WBES và nhất quán với các nghiên cứu I–P sử dụng bộ dữ liệu tương tự (Bhandari et al., 2023; nghiên cứu thành phần P1).</w:t>
+        <w:t xml:space="preserve">, vốn mang nghĩa một xu hướng kinh tế vĩ mô, mà là một thuộc tính đo lường được ở cấp độ doanh nghiệp, phản ánh chiến lược mở rộng quốc tế và mức độ phụ thuộc vào thị trường nước ngoài.</w:t>
+      </w:r>
+    </w:p>
+    <w:p>
+      <w:pPr>
+        <w:pStyle w:val="BodyText"/>
+      </w:pPr>
+      <w:r>
+        <w:t xml:space="preserve">Trong literature, mức độ quốc tế hóa được vận hành hóa bằng nhiều thước đo khác nhau. Sullivan (1994) đề xuất một chỉ số tổng hợp đa chiều bao gồm tỷ trọng doanh thu từ nước ngoài trên tổng doanh thu (foreign sales to total sales, FSTS), tỷ trọng tài sản ở nước ngoài trên tổng tài sản (foreign assets to total assets, FATA), và phạm vi địa lý (geographic scope). Trong những nghiên cứu sử dụng dữ liệu doanh nghiệp từ các nền kinh tế đang phát triển và từ khảo sát doanh nghiệp của Ngân hàng Thế giới (World Bank Enterprise Surveys, WBES), thước đo phổ biến nhất là cường độ xuất khẩu (export intensity), tức là tỷ lệ phần trăm doanh thu xuất khẩu trên tổng doanh thu, hay tương đương với FSTS theo nghĩa rộng (Johanson &amp; Vahlne, 1977; Lu &amp; Beamish, 2004). Luận án này sử dụng FSTS và bình phương FSTS (FSTS²) làm thước đo chính về mức độ quốc tế hóa, với lý do phù hợp với cấu trúc dữ liệu WBES và nhất quán với các nghiên cứu I–P sử dụng bộ dữ liệu tương tự (Bhandari et al., 2023; nghiên cứu thành phần P1).</w:t>
       </w:r>
     </w:p>
     <w:p>
@@ -109,7 +106,7 @@
         <w:pStyle w:val="BodyText"/>
       </w:pPr>
       <w:r>
-        <w:t xml:space="preserve">Trong bối cảnh nghiên cứu sử dụng dữ liệu WBES — vốn không cung cấp thông tin về giá cổ phiếu hay giá trị thị trường — thước đo năng suất lao động là lựa chọn phổ biến nhất và phù hợp nhất về mặt kỹ thuật. Năng suất lao động được tính bằng logarithm tự nhiên của tỷ số doanh thu hàng năm trên số lao động toàn thời gian (ln(doanh thu/lao động)), cho phép so sánh chuẩn hóa giữa các doanh nghiệp thuộc các quốc gia, ngành nghề và quy mô khác nhau (nghiên cứu thành phần P1). Luận án sử dụng thước đo này làm biến phụ thuộc chính, với ROS, tăng trưởng doanh thu, tăng trưởng việc làm và ln(doanh thu) được sử dụng như các thước đo robustness để kiểm tra tính nhất quán của kết quả (xem Chương 3, §3.5).</w:t>
+        <w:t xml:space="preserve">Trong bối cảnh nghiên cứu sử dụng dữ liệu WBES, vốn không cung cấp thông tin về giá cổ phiếu hay giá trị thị trường, thước đo năng suất lao động là lựa chọn phổ biến nhất và phù hợp nhất về mặt kỹ thuật. Năng suất lao động được tính bằng logarithm tự nhiên của tỷ số doanh thu hàng năm trên số lao động toàn thời gian (ln(doanh thu/lao động)), cho phép so sánh chuẩn hóa giữa các doanh nghiệp thuộc các quốc gia, ngành nghề và quy mô khác nhau (nghiên cứu thành phần P1). Luận án sử dụng thước đo này làm biến phụ thuộc chính, với ROS, tăng trưởng doanh thu, tăng trưởng việc làm và ln(doanh thu) được sử dụng như các thước đo robustness để kiểm tra tính nhất quán của kết quả (xem Chương 3, §3.5).</w:t>
       </w:r>
     </w:p>
     <w:p>
@@ -135,7 +132,7 @@
         <w:pStyle w:val="FirstParagraph"/>
       </w:pPr>
       <w:r>
-        <w:t xml:space="preserve">Một trong những đóng góp khái niệm trọng tâm của luận án là sự phân biệt rõ ràng giữa hai construct: năng lực công nghệ (Technological Capability Index — TCI) và chỉ số chấp nhận số (Digital Adoption Index — DAI). Trong nhiều nghiên cứu trước đây, hai construct này thường bị gộp lại thành một khái niệm chung về</w:t>
+        <w:t xml:space="preserve">Một trong những đóng góp khái niệm trọng tâm của luận án là sự phân biệt rõ ràng giữa hai construct: năng lực công nghệ (Technological Capability Index, TCI) và chỉ số chấp nhận số (Digital Adoption Index, DAI). Trong nhiều nghiên cứu trước đây, hai construct này thường bị gộp lại thành một khái niệm chung về</w:t>
       </w:r>
       <w:r>
         <w:t xml:space="preserve"> </w:t>
@@ -161,15 +158,15 @@
         <w:pStyle w:val="BodyText"/>
       </w:pPr>
       <w:r>
-        <w:t xml:space="preserve">Năng lực công nghệ (TCI) đề cập đến chiều sâu của năng lực công nghệ được nhập vào tổ chức, phản ánh khả năng hấp thụ, khai thác và phát triển tri thức công nghệ tiên tiến. Các chỉ báo tiêu biểu bao gồm việc sở hữu chứng nhận chất lượng quốc tế (ISO hoặc tương đương) và sử dụng công nghệ được cấp phép từ các đối tác nước ngoài. Về bản chất lý thuyết, TCI gần với khái niệm năng lực hấp thụ (absorptive capacity) của Cohen và Levinthal (1990) và năng lực công nghệ của Lall (1992) — đây là chiều sâu nội tại của tổ chức, khó sao chép và tạo ra lợi thế bền vững theo tinh thần RBV (Barney, 1991).</w:t>
-      </w:r>
-    </w:p>
-    <w:p>
-      <w:pPr>
-        <w:pStyle w:val="BodyText"/>
-      </w:pPr>
-      <w:r>
-        <w:t xml:space="preserve">Chỉ số chấp nhận số (Digital Adoption Index — DAI), ngược lại, phản ánh mức độ áp dụng các công cụ số tại giao diện ngoại tại của doanh nghiệp — bao gồm việc sở hữu website, sử dụng email trong giao dịch kinh doanh, thanh toán điện tử, và bán hàng trực tuyến. Đây là các công cụ số có tính bề mặt (surface digital tools) theo phân loại của Verhoef et al. (2021), tức là nằm ở cấp độ số hóa (digitization) và số hóa quy trình (digitalization), chưa đạt đến cấp độ chuyển đổi số toàn diện (digital transformation). Trong phạm vi luận án, DAI được đo bằng proxy</w:t>
+        <w:t xml:space="preserve">Năng lực công nghệ (TCI) đề cập đến chiều sâu của năng lực công nghệ được nhập vào tổ chức, phản ánh khả năng hấp thụ, khai thác và phát triển tri thức công nghệ tiên tiến. Các chỉ báo tiêu biểu bao gồm việc sở hữu chứng nhận chất lượng quốc tế (ISO hoặc tương đương) và sử dụng công nghệ được cấp phép từ các đối tác nước ngoài. Về bản chất lý thuyết, TCI gần với khái niệm năng lực hấp thụ (absorptive capacity) của Cohen và Levinthal (1990) và năng lực công nghệ của Lall (1992), đây là chiều sâu nội tại của tổ chức, khó sao chép và tạo ra lợi thế bền vững theo tinh thần RBV (Barney, 1991).</w:t>
+      </w:r>
+    </w:p>
+    <w:p>
+      <w:pPr>
+        <w:pStyle w:val="BodyText"/>
+      </w:pPr>
+      <w:r>
+        <w:t xml:space="preserve">Chỉ số chấp nhận số (Digital Adoption Index, DAI), ngược lại, phản ánh mức độ áp dụng các công cụ số tại giao diện ngoại tại của doanh nghiệp, bao gồm việc sở hữu website, sử dụng email trong giao dịch kinh doanh, thanh toán điện tử, và bán hàng trực tuyến. Đây là các công cụ số có tính bề mặt (surface digital tools) theo phân loại của Verhoef et al. (2021), tức là nằm ở cấp độ số hóa (digitization) và số hóa quy trình (digitalization), chưa đạt đến cấp độ chuyển đổi số toàn diện (digital transformation). Trong phạm vi luận án, DAI được đo bằng proxy</w:t>
       </w:r>
       <w:r>
         <w:t xml:space="preserve"> </w:t>
@@ -187,15 +184,15 @@
         <w:t xml:space="preserve"> </w:t>
       </w:r>
       <w:r>
-        <w:t xml:space="preserve">từ dữ liệu WBES — đây là ràng buộc đo lường có chủ đích do giới hạn của bộ dữ liệu, không phải thiếu sót lý thuyết.</w:t>
-      </w:r>
-    </w:p>
-    <w:p>
-      <w:pPr>
-        <w:pStyle w:val="BodyText"/>
-      </w:pPr>
-      <w:r>
-        <w:t xml:space="preserve">Hai construct TCI và DAI không đồng nhất và vận hành theo cơ chế khác nhau trong mối quan hệ quốc tế hóa — hiệu quả: TCI hoạt động chủ yếu như một nhân tố nâng mặt bằng hiệu quả (level shifter), trong khi DAI có xu hướng làm thay đổi độ dốc hoặc độ cong của đường quan hệ I–P tùy theo bối cảnh (Bhandari et al., 2023; Chen &amp; Meng, 2022). Việc duy trì sự phân biệt rõ ràng này trong suốt luận án là điều kiện tiên quyết để đảm bảo tính thuần khiết của cấu trúc (construct purity) theo tiêu chuẩn của Coltman et al. (2008).</w:t>
+        <w:t xml:space="preserve">từ dữ liệu WBES, đây là ràng buộc đo lường có chủ đích do giới hạn của bộ dữ liệu, không phải thiếu sót lý thuyết.</w:t>
+      </w:r>
+    </w:p>
+    <w:p>
+      <w:pPr>
+        <w:pStyle w:val="BodyText"/>
+      </w:pPr>
+      <w:r>
+        <w:t xml:space="preserve">Hai construct TCI và DAI không đồng nhất và vận hành theo cơ chế khác nhau trong mối quan hệ quốc tế hóa, hiệu quả: TCI hoạt động chủ yếu như một nhân tố nâng mặt bằng hiệu quả (level shifter), trong khi DAI có xu hướng làm thay đổi độ dốc hoặc độ cong của đường quan hệ I–P tùy theo bối cảnh (Bhandari et al., 2023; Chen &amp; Meng, 2022). Việc duy trì sự phân biệt rõ ràng này trong suốt luận án là điều kiện tiên quyết để đảm bảo tính thuần khiết của cấu trúc (construct purity) theo tiêu chuẩn của Coltman et al. (2008).</w:t>
       </w:r>
     </w:p>
     <w:bookmarkEnd w:id="22"/>
@@ -239,15 +236,15 @@
         <w:pStyle w:val="BodyText"/>
       </w:pPr>
       <w:r>
-        <w:t xml:space="preserve">Để vận hành hóa bối cảnh thể chế đa cấp và đa quốc gia trong luận án, khung ICRV (Institutional Context Regime Variation — Biến thiên chế độ bối cảnh thể chế) được phát triển như một công cụ phân loại có hệ thống. Khung ICRV chia 49 nền kinh tế trong phạm vi nghiên cứu thành sáu nhóm (sub-regime), dựa trên tổ hợp các chỉ số quản trị toàn cầu (World Governance Indicators — WGI) của Kaufmann et al. (2011), mức độ phát triển kinh tế, và đặc trưng cấu trúc thể chế: Nhóm I (Advanced Innovation-Driven, bao gồm Singapore, Hong Kong, Đài Loan, Hàn Quốc), Nhóm II (Advanced Resource-Driven, bao gồm các nền kinh tế vùng Vịnh), Nhóm III (Upper-middle, điển hình là Trung Quốc), Nhóm IV (Lower-middle transition, bao gồm Việt Nam và Ấn Độ), Nhóm V (Emerging), và Nhóm VI (SIDS — Small Island Developing States). Khung này mở rộng từ phân loại thể chế của Khanna và Palepu (2010) và được điều chỉnh để phản ánh thực tiễn đa dạng của châu Á và khu vực lân cận.</w:t>
-      </w:r>
-    </w:p>
-    <w:p>
-      <w:pPr>
-        <w:pStyle w:val="BodyText"/>
-      </w:pPr>
-      <w:r>
-        <w:t xml:space="preserve">ICRV không chỉ là một biến phân loại mà còn là một gradient thể chế liên tục — từ môi trường thể chế mạnh, ít rủi ro (Nhóm I) đến môi trường thể chế yếu, nhiều rủi ro và khoảng trống thể chế (Nhóm V và VI). Gradient này tạo ra điều kiện biên (boundary conditions) quan trọng để kiểm định khả năng tổng quát hóa của mối quan hệ I–P, đặc biệt liên quan đến giả thuyết phi tuyến.</w:t>
+        <w:t xml:space="preserve">Để vận hành hóa bối cảnh thể chế đa cấp và đa quốc gia trong luận án, khung ICRV (Institutional Context Regime Variation, Biến thiên chế độ bối cảnh thể chế) được phát triển như một công cụ phân loại có hệ thống. Khung ICRV chia 49 nền kinh tế trong phạm vi nghiên cứu thành sáu nhóm (sub-regime), dựa trên tổ hợp các chỉ số quản trị toàn cầu (World Governance Indicators, WGI) của Kaufmann et al. (2011), mức độ phát triển kinh tế, và đặc trưng cấu trúc thể chế: Nhóm I (Advanced Innovation-Driven, bao gồm Singapore, Hong Kong, Đài Loan, Hàn Quốc), Nhóm II (Advanced Resource-Driven, bao gồm các nền kinh tế vùng Vịnh), Nhóm III (Upper-middle, điển hình là Trung Quốc), Nhóm IV (Lower-middle transition, bao gồm Việt Nam và Ấn Độ), Nhóm V (Emerging), và Nhóm VI (SIDS, Small Island Developing States). Khung này mở rộng từ phân loại thể chế của Khanna và Palepu (2010) và được điều chỉnh để phản ánh thực tiễn đa dạng của châu Á và khu vực lân cận.</w:t>
+      </w:r>
+    </w:p>
+    <w:p>
+      <w:pPr>
+        <w:pStyle w:val="BodyText"/>
+      </w:pPr>
+      <w:r>
+        <w:t xml:space="preserve">ICRV không chỉ là một biến phân loại mà còn là một gradient thể chế liên tục, từ môi trường thể chế mạnh, ít rủi ro (Nhóm I) đến môi trường thể chế yếu, nhiều rủi ro và khoảng trống thể chế (Nhóm V và VI). Gradient này tạo ra điều kiện biên (boundary conditions) quan trọng để kiểm định khả năng tổng quát hóa của mối quan hệ I–P, đặc biệt liên quan đến giả thuyết phi tuyến.</w:t>
       </w:r>
     </w:p>
     <w:p>
@@ -308,7 +305,7 @@
         <w:t xml:space="preserve"> </w:t>
       </w:r>
       <w:r>
-        <w:t xml:space="preserve">(liability of foreignness) — chi phí và bất lợi mà doanh nghiệp phải gánh chịu khi hoạt động ở môi trường văn hóa, thể chế, và pháp lý xa lạ (Zaheer, 1995). Johanson và Vahlne (2009) cập nhật mô hình bằng cách bổ sung khái niệm</w:t>
+        <w:t xml:space="preserve">(liability of foreignness), chi phí và bất lợi mà doanh nghiệp phải gánh chịu khi hoạt động ở môi trường văn hóa, thể chế, và pháp lý xa lạ (Zaheer, 1995). Johanson và Vahlne (2009) cập nhật mô hình bằng cách bổ sung khái niệm</w:t>
       </w:r>
       <w:r>
         <w:t xml:space="preserve"> </w:t>
@@ -334,7 +331,7 @@
         <w:pStyle w:val="BodyText"/>
       </w:pPr>
       <w:r>
-        <w:t xml:space="preserve">Tuy nhiên, mô hình Uppsala cổ điển được xây dựng trong bối cảnh tiền số và tiền nền tảng (pre-platform), nên đã bị thách thức đáng kể trong thập kỷ gần đây. Các nghiên cứu về born-global firms — tức doanh nghiệp quốc tế hóa ngay từ giai đoạn đầu mà không theo trình tự tuần tự — và platform firms — tức doanh nghiệp công nghệ tận dụng nền tảng số để vươn ra thị trường quốc tế không cần hiện diện vật lý — cho thấy logic của Uppsala không còn phổ quát (Stallkamp &amp; Schotter, 2021; Yang et al., 2025). Trong luận án này, mô hình Uppsala không bị bác bỏ, mà được tái định vị như một lớp nền giải thích chi phí học hỏi và bất định trong giai đoạn đầu quốc tế hóa, còn cơ chế học hỏi được mở rộng để bao gồm</w:t>
+        <w:t xml:space="preserve">Tuy nhiên, mô hình Uppsala cổ điển được xây dựng trong bối cảnh tiền số và tiền nền tảng (pre-platform), nên đã bị thách thức đáng kể trong thập kỷ gần đây. Các nghiên cứu về born-global firms, tức doanh nghiệp quốc tế hóa ngay từ giai đoạn đầu mà không theo trình tự tuần tự, và platform firms, tức doanh nghiệp công nghệ tận dụng nền tảng số để vươn ra thị trường quốc tế không cần hiện diện vật lý, cho thấy logic của Uppsala không còn phổ quát (Stallkamp &amp; Schotter, 2021; Yang et al., 2025). Trong luận án này, mô hình Uppsala không bị bác bỏ, mà được tái định vị như một lớp nền giải thích chi phí học hỏi và bất định trong giai đoạn đầu quốc tế hóa, còn cơ chế học hỏi được mở rộng để bao gồm</w:t>
       </w:r>
       <w:r>
         <w:t xml:space="preserve"> </w:t>
@@ -370,7 +367,7 @@
         <w:pStyle w:val="FirstParagraph"/>
       </w:pPr>
       <w:r>
-        <w:t xml:space="preserve">Lý thuyết dựa trên nguồn lực (Resource-Based View — RBV) do Wernerfelt (1984) đặt nền và được Barney (1991) hệ thống hóa thành một khung lý thuyết có ảnh hưởng bền vững. RBV cho rằng doanh nghiệp không chỉ là tập hợp các hoạt động giá trị (value chain) mà còn là bó nguồn lực (bundle of resources), và sự khác biệt về hiệu quả lâu dài giữa các doanh nghiệp bắt nguồn từ sự khác biệt trong sở hữu và khai thác các nguồn lực thỏa mãn tiêu chí VRIN: có giá trị (Valuable), hiếm có (Rare), khó sao chép (Inimitable), và khó thay thế (Non-substitutable).</w:t>
+        <w:t xml:space="preserve">Lý thuyết dựa trên nguồn lực (Resource-Based View, RBV) do Wernerfelt (1984) đặt nền và được Barney (1991) hệ thống hóa thành một khung lý thuyết có ảnh hưởng bền vững. RBV cho rằng doanh nghiệp không chỉ là tập hợp các hoạt động giá trị (value chain) mà còn là bó nguồn lực (bundle of resources), và sự khác biệt về hiệu quả lâu dài giữa các doanh nghiệp bắt nguồn từ sự khác biệt trong sở hữu và khai thác các nguồn lực thỏa mãn tiêu chí VRIN: có giá trị (Valuable), hiếm có (Rare), khó sao chép (Inimitable), và khó thay thế (Non-substitutable).</w:t>
       </w:r>
     </w:p>
     <w:p>
@@ -386,7 +383,7 @@
         <w:pStyle w:val="BodyText"/>
       </w:pPr>
       <w:r>
-        <w:t xml:space="preserve">Trong bối cảnh đương đại, RBV được mở rộng bằng lý thuyết năng lực động (dynamic capabilities) của Teece et al. (1997), nhấn mạnh khả năng của doanh nghiệp trong việc tích hợp, xây dựng và tái cấu hình các năng lực nội bộ để ứng phó với môi trường cạnh tranh thay đổi nhanh chóng. Trong kỷ nguyên số, năng lực công nghệ (TCI) — theo phân biệt của luận án — được xem là một dạng năng lực động quan trọng, cho phép doanh nghiệp tái cấu hình nguồn lực và mô hình kinh doanh để ứng phó với bất định trong quốc tế hóa (Bhandari et al., 2023; Verhoef et al., 2021). DAI — chỉ số áp dụng số nền tảng (Tier-1 proxy) đo lường sự hiện diện website — phản ánh mức độ chấp nhận kỹ thuật số cơ bản chứ không phải năng lực động theo nghĩa Teece et al. (1997). RBV cung cấp nền lý thuyết trực tiếp cho giả thuyết H2 về vai trò điều tiết của TCI, trong khi H3 về DAI được neo đậu trong Foundational Digital Adoption Framework (Banalieva &amp; Dhanaraj, 2019).</w:t>
+        <w:t xml:space="preserve">Trong bối cảnh đương đại, RBV được mở rộng bằng lý thuyết năng lực động (dynamic capabilities) của Teece et al. (1997), nhấn mạnh khả năng của doanh nghiệp trong việc tích hợp, xây dựng và tái cấu hình các năng lực nội bộ để ứng phó với môi trường cạnh tranh thay đổi nhanh chóng. Trong kỷ nguyên số, năng lực công nghệ (TCI), theo phân biệt của luận án, được xem là một dạng năng lực động quan trọng, cho phép doanh nghiệp tái cấu hình nguồn lực và mô hình kinh doanh để ứng phó với bất định trong quốc tế hóa (Bhandari et al., 2023; Verhoef et al., 2021). DAI, chỉ số áp dụng số nền tảng (Tier-1 proxy) đo lường sự hiện diện website, phản ánh mức độ chấp nhận kỹ thuật số cơ bản chứ không phải năng lực động theo nghĩa Teece et al. (1997). RBV cung cấp nền lý thuyết trực tiếp cho giả thuyết H2 về vai trò điều tiết của TCI, trong khi H3 về DAI được neo đậu trong Foundational Digital Adoption Framework (Banalieva &amp; Dhanaraj, 2019).</w:t>
       </w:r>
     </w:p>
     <w:bookmarkEnd w:id="26"/>
@@ -404,15 +401,15 @@
         <w:pStyle w:val="FirstParagraph"/>
       </w:pPr>
       <w:r>
-        <w:t xml:space="preserve">Lý thuyết thể chế (Institutional Theory) trong kinh doanh quốc tế rút từ nhiều nguồn lý luận: kinh tế học thể chế mới của North (1990), xã hội học thể chế của Scott (1995), và lý thuyết về khoảng trống thể chế (institutional voids) của Khanna và Palepu (2010). Điểm chung của các tiếp cận này là nhấn mạnh vai trò của môi trường thể chế — cả chính thức lẫn phi chính thức — trong việc định hình chiến lược và kết quả kinh doanh của doanh nghiệp.</w:t>
-      </w:r>
-    </w:p>
-    <w:p>
-      <w:pPr>
-        <w:pStyle w:val="BodyText"/>
-      </w:pPr>
-      <w:r>
-        <w:t xml:space="preserve">North (1990) chỉ ra rằng thể chế hiệu quả làm giảm chi phí giao dịch, bảo vệ quyền sở hữu trí tuệ, và tạo ra môi trường khuyến khích đầu tư dài hạn. Ngược lại, ở các nền kinh tế đang phát triển, sự vắng mặt hoặc yếu kém của các thể chế trung gian thị trường — từ hệ thống pháp lý đến thị trường vốn, từ tổ chức đánh giá tín nhiệm đến hiệp hội ngành nghề — tạo ra</w:t>
+        <w:t xml:space="preserve">Lý thuyết thể chế (Institutional Theory) trong kinh doanh quốc tế rút từ nhiều nguồn lý luận: kinh tế học thể chế mới của North (1990), xã hội học thể chế của Scott (1995), và lý thuyết về khoảng trống thể chế (institutional voids) của Khanna và Palepu (2010). Điểm chung của các tiếp cận này là nhấn mạnh vai trò của môi trường thể chế, cả chính thức lẫn phi chính thức, trong việc định hình chiến lược và kết quả kinh doanh của doanh nghiệp.</w:t>
+      </w:r>
+    </w:p>
+    <w:p>
+      <w:pPr>
+        <w:pStyle w:val="BodyText"/>
+      </w:pPr>
+      <w:r>
+        <w:t xml:space="preserve">North (1990) chỉ ra rằng thể chế hiệu quả làm giảm chi phí giao dịch, bảo vệ quyền sở hữu trí tuệ, và tạo ra môi trường khuyến khích đầu tư dài hạn. Ngược lại, ở các nền kinh tế đang phát triển, sự vắng mặt hoặc yếu kém của các thể chế trung gian thị trường, từ hệ thống pháp lý đến thị trường vốn, từ tổ chức đánh giá tín nhiệm đến hiệp hội ngành nghề, tạo ra</w:t>
       </w:r>
       <w:r>
         <w:t xml:space="preserve"> </w:t>
@@ -438,7 +435,7 @@
         <w:pStyle w:val="BodyText"/>
       </w:pPr>
       <w:r>
-        <w:t xml:space="preserve">Trong literature về I–P, bằng chứng meta-analytic của Marano et al. (2016) — phân tích 170 nghiên cứu với 32 quốc gia giai đoạn 1972–2012 — cho thấy thể chế quốc gia nguồn điều tiết đáng kể mối quan hệ quốc tế hóa — hiệu quả, với doanh nghiệp từ các nền kinh tế có thể chế yếu hơn có xu hướng thu được lợi ích thấp hơn hoặc thậm chí tổn thất từ quốc tế hóa. Cuervo-Cazurra et al. (2018) bổ sung rằng bất định thể chế ở quốc gia nguồn (home country uncertainty) không chỉ tạo ra thách thức mà còn có thể xây dựng năng lực quản lý bất định đặc thù, giúp doanh nghiệp ở các thị trường mới nổi cạnh tranh hiệu quả hơn ở các thị trường nước ngoài có đặc điểm tương tự. Lý thuyết thể chế cung cấp nền tảng lý luận cho giả thuyết H5 và cho khung ICRV trong luận án.</w:t>
+        <w:t xml:space="preserve">Trong literature về I–P, bằng chứng meta-analytic của Marano et al. (2016), phân tích 170 nghiên cứu với 32 quốc gia giai đoạn 1972–2012, cho thấy thể chế quốc gia nguồn điều tiết đáng kể mối quan hệ quốc tế hóa, hiệu quả, với doanh nghiệp từ các nền kinh tế có thể chế yếu hơn có xu hướng thu được lợi ích thấp hơn hoặc thậm chí tổn thất từ quốc tế hóa. Cuervo-Cazurra et al. (2018) bổ sung rằng bất định thể chế ở quốc gia nguồn (home country uncertainty) không chỉ tạo ra thách thức mà còn có thể xây dựng năng lực quản lý bất định đặc thù, giúp doanh nghiệp ở các thị trường mới nổi cạnh tranh hiệu quả hơn ở các thị trường nước ngoài có đặc điểm tương tự. Lý thuyết thể chế cung cấp nền tảng lý luận cho giả thuyết H5 và cho khung ICRV trong luận án.</w:t>
       </w:r>
     </w:p>
     <w:bookmarkEnd w:id="27"/>
@@ -482,7 +479,7 @@
         <w:pStyle w:val="BodyText"/>
       </w:pPr>
       <w:r>
-        <w:t xml:space="preserve">Trong bối cảnh quốc tế hóa, Upper Echelons Theory có hai hàm ý trực tiếp. Thứ nhất, kinh nghiệm quốc tế của nhà quản trị cấp cao — được đo bằng số năm kinh nghiệm làm việc hoặc học tập ở nước ngoài, hay tiếp xúc với thị trường quốc tế — giúp giảm nhận thức về liability of foreignness và nâng cao khả năng đánh giá cơ hội, quản trị rủi ro ở thị trường quốc tế (Hsu et al., 2013; Sambharya, 1996). Thứ hai, sự đa dạng giới tính trong lãnh đạo — đặc biệt là sự hiện diện của quản trị viên nữ ở các vị trí lãnh đạo — liên quan đến nhận thức chiến lược đa chiều hơn và thực tiễn quản trị rủi ro thận trọng hơn, qua đó có tác động tích cực đến hiệu quả doanh nghiệp trong quá trình quốc tế hóa (Post &amp; Byron, 2015). Những hàm ý này cung cấp cơ sở lý thuyết cho giả thuyết H4 về vai trò điều tiết của đặc điểm nhà quản trị cấp cao.</w:t>
+        <w:t xml:space="preserve">Trong bối cảnh quốc tế hóa, Upper Echelons Theory có hai hàm ý trực tiếp. Thứ nhất, kinh nghiệm quốc tế của nhà quản trị cấp cao, được đo bằng số năm kinh nghiệm làm việc hoặc học tập ở nước ngoài, hay tiếp xúc với thị trường quốc tế, giúp giảm nhận thức về liability of foreignness và nâng cao khả năng đánh giá cơ hội, quản trị rủi ro ở thị trường quốc tế (Hsu et al., 2013; Sambharya, 1996). Thứ hai, sự đa dạng giới tính trong lãnh đạo, đặc biệt là sự hiện diện của quản trị viên nữ ở các vị trí lãnh đạo, liên quan đến nhận thức chiến lược đa chiều hơn và thực tiễn quản trị rủi ro thận trọng hơn, qua đó có tác động tích cực đến hiệu quả doanh nghiệp trong quá trình quốc tế hóa (Post &amp; Byron, 2015). Những hàm ý này cung cấp cơ sở lý thuyết cho giả thuyết H4 về vai trò điều tiết của đặc điểm nhà quản trị cấp cao.</w:t>
       </w:r>
     </w:p>
     <w:bookmarkEnd w:id="28"/>
@@ -593,7 +590,7 @@
         <w:pStyle w:val="BodyText"/>
       </w:pPr>
       <w:r>
-        <w:t xml:space="preserve">Giai đoạn thứ ba (từ cuối thập niên 2000 đến hiện tại) chuyển trọng tâm sang nghiên cứu các yếu tố điều tiết (moderators) — tức điều kiện bối cảnh làm thay đổi hình dạng, cường độ, hoặc dấu của mối quan hệ I–P. Các moderator được nghiên cứu bao gồm đặc điểm quốc gia nguồn (Marano et al., 2016), đặc điểm ngành (Kirca et al., 2012), năng lực lãnh đạo cấp cao (Hsu et al., 2013), và năng lực kỹ thuật số (Bhandari et al., 2023; Wu et al., 2022). Sự chuyển dịch này phản ánh nhận thức ngày càng sâu sắc rằng không có quan hệ I–P phổ quát — kết quả quốc tế hóa phụ thuộc vào điều kiện cụ thể của doanh nghiệp, ngành và quốc gia (Arte &amp; Larimo, 2022).</w:t>
+        <w:t xml:space="preserve">Giai đoạn thứ ba (từ cuối thập niên 2000 đến hiện tại) chuyển trọng tâm sang nghiên cứu các yếu tố điều tiết (moderators), tức điều kiện bối cảnh làm thay đổi hình dạng, cường độ, hoặc dấu của mối quan hệ I–P. Các moderator được nghiên cứu bao gồm đặc điểm quốc gia nguồn (Marano et al., 2016), đặc điểm ngành (Kirca et al., 2012), năng lực lãnh đạo cấp cao (Hsu et al., 2013), và năng lực kỹ thuật số (Bhandari et al., 2023; Wu et al., 2022). Sự chuyển dịch này phản ánh nhận thức ngày càng sâu sắc rằng không có quan hệ I–P phổ quát, kết quả quốc tế hóa phụ thuộc vào điều kiện cụ thể của doanh nghiệp, ngành và quốc gia (Arte &amp; Larimo, 2022).</w:t>
       </w:r>
     </w:p>
     <w:bookmarkEnd w:id="31"/>
@@ -619,15 +616,15 @@
         <w:pStyle w:val="BodyText"/>
       </w:pPr>
       <w:r>
-        <w:t xml:space="preserve">Bausch và Krist (2007) phân tích 65 nghiên cứu và tìm thấy tác động tổng hợp dương nhưng nhỏ (r ≈ 0,10), đồng thời xác nhận rằng mức độ dị biệt (heterogeneity) giữa các nghiên cứu rất cao với I² &gt; 80%, hàm ý rằng các moderator là nguồn giải thích chủ yếu cho sự khác biệt. Kirca et al. (2012) mở rộng pool lên 154 mẫu và tìm thấy tác động tổng hợp tương tự, đồng thời xác nhận vai trò của bối cảnh quốc gia và ngành. Marano et al. (2016) — nghiên cứu meta-analytic toàn diện nhất trong literature với 170 nghiên cứu và 32 quốc gia — tìm thấy r ≈ 0,07–0,13 và chứng minh rằng thể chế quốc gia nguồn là moderator quan trọng nhất trong tất cả các biến bối cảnh được kiểm định. Wu et al. (2022) cập nhật với pool 218 effect sizes tập trung vào các emerging market multinationals (EMNEs) và tìm thấy mô hình moderator tương tự. Tại hội nghị ICBEF 2024, kết quả sơ bộ từ pool nghiên cứu về châu Á với k = 113 nghiên cứu cho thấy r = 0,07 — nhất quán với các meta-analyses toàn cầu nhưng cụ thể hơn về bối cảnh châu Á. Luận án này mở rộng pool đó thông qua Nghiên cứu P6 — một meta-analysis ba tầng (three-level MARA) với k = 238 nghiên cứu và K = 288 effect sizes từ châu Á và Thái Bình Dương, ước lượng r̄ = 0,074 [KTC 95%: 0,060; 0,088], I² = 62,4%, Q_M(ICRV) = 17,35 (df = 4, p = ,002). Kết quả này xác nhận tác động tổng hợp dương nhỏ nhưng bền vững, đồng thời chứng minh rằng gradient ICRV — turning point giảm dần khi chuyển từ thể chế yếu sang thể chế mạnh — là moderator thực chất của mối quan hệ I–P trong bối cảnh châu Á (nghiên cứu thành phần P6).</w:t>
-      </w:r>
-    </w:p>
-    <w:p>
-      <w:pPr>
-        <w:pStyle w:val="BodyText"/>
-      </w:pPr>
-      <w:r>
-        <w:t xml:space="preserve">Nhìn chung, bằng chứng meta-analytic cho thấy ba kết luận quan trọng: tác động tổng hợp của quốc tế hóa lên hiệu quả là dương nhưng khiêm tốn; mức dị biệt cực kỳ cao; và các moderator bối cảnh — đặc biệt là thể chế quốc gia, năng lực doanh nghiệp, và đặc điểm ngành — là những nguồn giải thích chính cho sự khác biệt giữa các nghiên cứu. Đây là luận điểm cơ bản biện hộ cho sự cần thiết của một khung giải thích đa tầng.</w:t>
+        <w:t xml:space="preserve">Bausch và Krist (2007) phân tích 65 nghiên cứu và tìm thấy tác động tổng hợp dương nhưng nhỏ (r ≈ 0,10), đồng thời xác nhận rằng mức độ dị biệt (heterogeneity) giữa các nghiên cứu rất cao với I² &gt; 80%, hàm ý rằng các moderator là nguồn giải thích chủ yếu cho sự khác biệt. Kirca et al. (2012) mở rộng pool lên 154 mẫu và tìm thấy tác động tổng hợp tương tự, đồng thời xác nhận vai trò của bối cảnh quốc gia và ngành. Marano et al. (2016), nghiên cứu meta-analytic toàn diện nhất trong literature với 170 nghiên cứu và 32 quốc gia, tìm thấy r ≈ 0,07–0,13 và chứng minh rằng thể chế quốc gia nguồn là moderator quan trọng nhất trong tất cả các biến bối cảnh được kiểm định. Wu et al. (2022) cập nhật với pool 218 effect sizes tập trung vào các emerging market multinationals (EMNEs) và tìm thấy mô hình moderator tương tự. Tại hội nghị ICBEF 2024, kết quả sơ bộ từ pool nghiên cứu về châu Á với k = 113 nghiên cứu cho thấy r = 0,07, nhất quán với các meta-analyses toàn cầu nhưng cụ thể hơn về bối cảnh châu Á. Luận án này mở rộng pool đó thông qua Nghiên cứu P6, một meta-analysis ba tầng (three-level MARA) với k = 238 nghiên cứu và K = 288 effect sizes từ châu Á và Thái Bình Dương, ước lượng r̄ = 0,074 [KTC 95%: 0,060; 0,088], I² = 62,4%, Q_M(ICRV) = 17,35 (df = 4, p = ,002). Kết quả này xác nhận tác động tổng hợp dương nhỏ nhưng bền vững, đồng thời chứng minh rằng gradient ICRV, turning point giảm dần khi chuyển từ thể chế yếu sang thể chế mạnh, là moderator thực chất của mối quan hệ I–P trong bối cảnh châu Á (nghiên cứu thành phần P6).</w:t>
+      </w:r>
+    </w:p>
+    <w:p>
+      <w:pPr>
+        <w:pStyle w:val="BodyText"/>
+      </w:pPr>
+      <w:r>
+        <w:t xml:space="preserve">Nhìn chung, bằng chứng meta-analytic cho thấy ba kết luận quan trọng: tác động tổng hợp của quốc tế hóa lên hiệu quả là dương nhưng khiêm tốn; mức dị biệt cực kỳ cao; và các moderator bối cảnh, đặc biệt là thể chế quốc gia, năng lực doanh nghiệp, và đặc điểm ngành, là những nguồn giải thích chính cho sự khác biệt giữa các nghiên cứu. Đây là luận điểm cơ bản biện hộ cho sự cần thiết của một khung giải thích đa tầng.</w:t>
       </w:r>
     </w:p>
     <w:bookmarkEnd w:id="32"/>
@@ -671,7 +668,7 @@
         <w:pStyle w:val="BodyText"/>
       </w:pPr>
       <w:r>
-        <w:t xml:space="preserve">nghiên cứu thành phần P1 là nghiên cứu thực nghiệm multi-country quy mô lớn nhất hiện có về I–P trong bối cảnh châu Á mới nổi, phân tích 40.633 doanh nghiệp từ 17 nền kinh tế châu Á sử dụng dữ liệu WBES. Nghiên cứu tìm thấy: (i) tồn tại phân tầng năng suất rõ rệt giữa nhóm Chinese economies, South Asia và ASEAN, phản ánh sự dị biệt thể chế và năng lực giữa các nhóm; (ii) việc áp dụng công nghệ vừa làm tăng năng suất lao động trực tiếp vừa làm suy giảm đáng kể tác động bất lợi của các rào cản thể chế — phát hiện được gọi là</w:t>
+        <w:t xml:space="preserve">nghiên cứu thành phần P1 là nghiên cứu thực nghiệm multi-country quy mô lớn nhất hiện có về I–P trong bối cảnh châu Á mới nổi, phân tích 40.633 doanh nghiệp từ 17 nền kinh tế châu Á sử dụng dữ liệu WBES. Nghiên cứu tìm thấy: (i) tồn tại phân tầng năng suất rõ rệt giữa nhóm Chinese economies, South Asia và ASEAN, phản ánh sự dị biệt thể chế và năng lực giữa các nhóm; (ii) việc áp dụng công nghệ vừa làm tăng năng suất lao động trực tiếp vừa làm suy giảm đáng kể tác động bất lợi của các rào cản thể chế, phát hiện được gọi là</w:t>
       </w:r>
       <w:r>
         <w:t xml:space="preserve"> </w:t>
@@ -689,15 +686,15 @@
         <w:t xml:space="preserve"> </w:t>
       </w:r>
       <w:r>
-        <w:t xml:space="preserve">(digital shield effect). Nghiên cứu thành phần P2 kiểm định cụ thể với dữ liệu doanh nghiệp Trung Quốc và tìm thấy cấu trúc cubic inverted-U với ngưỡng FSTS tối ưu khoảng 47,8% — tức điểm turning point khá thấp so với các nền kinh tế tiên tiến. Luận án kế thừa và mở rộng các kết quả này trên pool đầy đủ 49 nền kinh tế (bao gồm 7 nền kinh tế đảo nhỏ Thái Bình Dương (mẫu chính; 9 nền khi mở rộng robustness)).</w:t>
-      </w:r>
-    </w:p>
-    <w:p>
-      <w:pPr>
-        <w:pStyle w:val="BodyText"/>
-      </w:pPr>
-      <w:r>
-        <w:t xml:space="preserve">Phần lớn các nghiên cứu về I–P trong bối cảnh châu Á tập trung vào Nhật Bản, Hàn Quốc, Đài Loan, và Trung Quốc — trong khi các nền kinh tế chuyển đổi như Việt Nam, Campuchia, Bangladesh, và đặc biệt là các SIDS, về cơ bản thiếu vắng trong literature. Sự thiếu đại diện này tạo ra khoảng trống nghiêm trọng trong khả năng khái quát hóa lý thuyết, vì các nền kinh tế frontier và SIDS có thể là địa điểm quan trọng để kiểm định điều kiện biên (boundary conditions) của các lý thuyết về I–P.</w:t>
+        <w:t xml:space="preserve">(digital shield effect). Nghiên cứu thành phần P2 kiểm định cụ thể với dữ liệu doanh nghiệp Trung Quốc và tìm thấy cấu trúc cubic inverted-U với ngưỡng FSTS tối ưu khoảng 47,8%, tức điểm turning point khá thấp so với các nền kinh tế tiên tiến. Luận án kế thừa và mở rộng các kết quả này trên pool đầy đủ 49 nền kinh tế (bao gồm 7 nền kinh tế đảo nhỏ Thái Bình Dương (mẫu chính; 9 nền khi mở rộng robustness)).</w:t>
+      </w:r>
+    </w:p>
+    <w:p>
+      <w:pPr>
+        <w:pStyle w:val="BodyText"/>
+      </w:pPr>
+      <w:r>
+        <w:t xml:space="preserve">Phần lớn các nghiên cứu về I–P trong bối cảnh châu Á tập trung vào Nhật Bản, Hàn Quốc, Đài Loan, và Trung Quốc, trong khi các nền kinh tế chuyển đổi như Việt Nam, Campuchia, Bangladesh, và đặc biệt là các SIDS, về cơ bản thiếu vắng trong literature. Sự thiếu đại diện này tạo ra khoảng trống nghiêm trọng trong khả năng khái quát hóa lý thuyết, vì các nền kinh tế frontier và SIDS có thể là địa điểm quan trọng để kiểm định điều kiện biên (boundary conditions) của các lý thuyết về I–P.</w:t>
       </w:r>
     </w:p>
     <w:bookmarkEnd w:id="33"/>
@@ -767,7 +764,7 @@
         <w:t xml:space="preserve"> </w:t>
       </w:r>
       <w:r>
-        <w:t xml:space="preserve">Các meta-analyses nhất quán cho thấy I² &gt; 80% — tức hơn 80% biến thiên trong effect size không được giải thích bởi sai số ngẫu nhiên mà bởi sự khác biệt có hệ thống giữa các bối cảnh (Bausch &amp; Krist, 2007; Marano et al., 2016). Tuy nhiên, hầu hết các nghiên cứu thực nghiệm hiện tại chỉ kiểm định một hoặc hai moderator từ một lý thuyết đơn lẻ, không có khả năng giải thích đồng thời heterogeneity do bối cảnh thể chế, năng lực doanh nghiệp, và đặc điểm lãnh đạo tạo ra. Không có lý thuyết đơn lẻ nào — dù là Uppsala, RBV, Institutional Theory, hay Upper Echelons Theory — đủ để giải thích đầy đủ sự phức tạp của I–P relationship trong bối cảnh đa quốc gia đa dạng như châu Á. Khoảng trống này đòi hỏi một khung tích hợp đa tầng, trong đó các lý thuyết bổ sung cho nhau thay vì cạnh tranh nhau.</w:t>
+        <w:t xml:space="preserve">Các meta-analyses nhất quán cho thấy I² &gt; 80%, tức hơn 80% biến thiên trong effect size không được giải thích bởi sai số ngẫu nhiên mà bởi sự khác biệt có hệ thống giữa các bối cảnh (Bausch &amp; Krist, 2007; Marano et al., 2016). Tuy nhiên, hầu hết các nghiên cứu thực nghiệm hiện tại chỉ kiểm định một hoặc hai moderator từ một lý thuyết đơn lẻ, không có khả năng giải thích đồng thời heterogeneity do bối cảnh thể chế, năng lực doanh nghiệp, và đặc điểm lãnh đạo tạo ra. Không có lý thuyết đơn lẻ nào, dù là Uppsala, RBV, Institutional Theory, hay Upper Echelons Theory, đủ để giải thích đầy đủ sự phức tạp của I–P relationship trong bối cảnh đa quốc gia đa dạng như châu Á. Khoảng trống này đòi hỏi một khung tích hợp đa tầng, trong đó các lý thuyết bổ sung cho nhau thay vì cạnh tranh nhau.</w:t>
       </w:r>
     </w:p>
     <w:p>
@@ -803,15 +800,15 @@
         <w:t xml:space="preserve"> </w:t>
       </w:r>
       <w:r>
-        <w:t xml:space="preserve">Mặc dù châu Á là khu vực kinh tế năng động và đa dạng nhất thế giới, literature về I–P vẫn thiếu bằng chứng đa quốc gia bao quát đủ rộng để kiểm định khả năng tổng quát hóa của các lý thuyết. Pool 17 nước của nghiên cứu thành phần P1 là baseline lớn nhất hiện có trong literature về châu Á, nhưng vẫn chưa bao gồm các nền kinh tế frontier và SIDS — những địa điểm cực kỳ quan trọng để kiểm định boundary conditions. Thiếu vắng các bằng chứng này khiến cho các lý thuyết về I–P — vốn được xây dựng chủ yếu trên dữ liệu từ Nhật Bản, Hàn Quốc, và các nền kinh tế tiên tiến — có nguy cơ bị áp dụng sai trong bối cảnh các nền kinh tế đang phát triển và chuyển đổi ở châu Á.</w:t>
-      </w:r>
-    </w:p>
-    <w:p>
-      <w:pPr>
-        <w:pStyle w:val="BodyText"/>
-      </w:pPr>
-      <w:r>
-        <w:t xml:space="preserve">Ba khoảng trống này hội tụ vào một hướng giải quyết chung: cần phát triển và kiểm định một khung giải thích tích hợp đa tầng (multi-tier integrated framework) trên dữ liệu đa quốc gia đủ rộng và đủ đa dạng về thể chế để bao phủ toàn bộ gradient thể chế của châu Á. Luận án đề xuất khung CDCM (Context-Contingent Digital-and-Capability Model) — là khung lý thuyết tích hợp đa tầng kết hợp bối cảnh thể chế (tầng vĩ mô, vận hành hóa bằng ICRV), năng lực doanh nghiệp với TCI và DAI riêng biệt (tầng tổ chức), đặc điểm nhà quản trị cấp cao (tầng cá nhân), và lớp mở rộng digital capability lens. Trong khung này, FSTS là biến độc lập chính và hiệu quả doanh nghiệp (labor productivity) là biến phụ thuộc.</w:t>
+        <w:t xml:space="preserve">Mặc dù châu Á là khu vực kinh tế năng động và đa dạng nhất thế giới, literature về I–P vẫn thiếu bằng chứng đa quốc gia bao quát đủ rộng để kiểm định khả năng tổng quát hóa của các lý thuyết. Pool 17 nước của nghiên cứu thành phần P1 là baseline lớn nhất hiện có trong literature về châu Á, nhưng vẫn chưa bao gồm các nền kinh tế frontier và SIDS, những địa điểm cực kỳ quan trọng để kiểm định boundary conditions. Thiếu vắng các bằng chứng này khiến cho các lý thuyết về I–P, vốn được xây dựng chủ yếu trên dữ liệu từ Nhật Bản, Hàn Quốc, và các nền kinh tế tiên tiến, có nguy cơ bị áp dụng sai trong bối cảnh các nền kinh tế đang phát triển và chuyển đổi ở châu Á.</w:t>
+      </w:r>
+    </w:p>
+    <w:p>
+      <w:pPr>
+        <w:pStyle w:val="BodyText"/>
+      </w:pPr>
+      <w:r>
+        <w:t xml:space="preserve">Ba khoảng trống này hội tụ vào một hướng giải quyết chung: cần phát triển và kiểm định một khung giải thích tích hợp đa tầng (multi-tier integrated framework) trên dữ liệu đa quốc gia đủ rộng và đủ đa dạng về thể chế để bao phủ toàn bộ gradient thể chế của châu Á. Luận án đề xuất khung CDCM (Context-Contingent Digital-and-Capability Model), là khung lý thuyết tích hợp đa tầng kết hợp bối cảnh thể chế (tầng vĩ mô, vận hành hóa bằng ICRV), năng lực doanh nghiệp với TCI và DAI riêng biệt (tầng tổ chức), đặc điểm nhà quản trị cấp cao (tầng cá nhân), và lớp mở rộng digital capability lens. Trong khung này, FSTS là biến độc lập chính và hiệu quả doanh nghiệp (labor productivity) là biến phụ thuộc.</w:t>
       </w:r>
     </w:p>
     <w:p>
@@ -823,13 +820,13 @@
           <w:bCs/>
           <w:b/>
         </w:rPr>
-        <w:t xml:space="preserve">Từ khoảng trống đến Nghiên cứu P7 — Kiểm định CDCM trên 49 nền kinh tế châu Á.</w:t>
-      </w:r>
-      <w:r>
-        <w:t xml:space="preserve"> </w:t>
-      </w:r>
-      <w:r>
-        <w:t xml:space="preserve">Khoảng trống thứ nhất và thứ ba hội tụ vào một câu hỏi kiểm định trực tiếp: liệu CDCM có thể giải thích đồng thời heterogeneity I–P khi kiểm soát đầy đủ cả ba tầng trong một mô hình tích hợp ở quy mô đủ rộng để bao phủ toàn bộ gradient ICRV không? Literature hiện tại chưa có bằng chứng kiểm định đồng thời năm moderator chính (TCI, DAI, kinh nghiệm quản trị, giới tính nhà quản trị, ICRV) trong một mô hình hồi quy đơn lẻ trên dữ liệu đa quốc gia quy mô lớn. Nghiên cứu thành phần P7 lấp đầy khoảng trống này bằng dữ liệu WBES từ 49 nền kinh tế (mẫu phân tích 91.982 doanh nghiệp; N hồi quy mô hình đầy đủ = 84.910 sau loại bỏ listwise các biến điều tiết, 102 country-year waves), bao phủ toàn bộ gradient ICRV từ nhóm tiên tiến đến SIDS, kiểm định đồng thời H1–H6 với country-year fixed effects. Kết quả turning point trung bình ~36% FSTS tại P7 — thấp hơn P3 Vietnam (~40%) và P5 Trung Quốc (~49%) — xác nhận ICRV điều tiết vị trí turning point theo gradient dự đoán lý thuyết, đóng góp bằng chứng kiểm định tích hợp đầu tiên cho CDCM ở cấp độ liên quốc gia quy mô lớn.</w:t>
+        <w:t xml:space="preserve">Từ khoảng trống đến Nghiên cứu P7, Kiểm định CDCM trên 49 nền kinh tế châu Á.</w:t>
+      </w:r>
+      <w:r>
+        <w:t xml:space="preserve"> </w:t>
+      </w:r>
+      <w:r>
+        <w:t xml:space="preserve">Khoảng trống thứ nhất và thứ ba hội tụ vào một câu hỏi kiểm định trực tiếp: liệu CDCM có thể giải thích đồng thời heterogeneity I–P khi kiểm soát đầy đủ cả ba tầng trong một mô hình tích hợp ở quy mô đủ rộng để bao phủ toàn bộ gradient ICRV không? Literature hiện tại chưa có bằng chứng kiểm định đồng thời năm moderator chính (TCI, DAI, kinh nghiệm quản trị, giới tính nhà quản trị, ICRV) trong một mô hình hồi quy đơn lẻ trên dữ liệu đa quốc gia quy mô lớn. Nghiên cứu thành phần P7 lấp đầy khoảng trống này bằng dữ liệu WBES từ 49 nền kinh tế (mẫu phân tích 91.982 doanh nghiệp; N hồi quy mô hình đầy đủ = 84.910 sau loại bỏ listwise các biến điều tiết, 102 country-year waves), bao phủ toàn bộ gradient ICRV từ nhóm tiên tiến đến SIDS, kiểm định đồng thời H1–H6 với country-year fixed effects. Kết quả turning point trung bình ~36% FSTS tại P7, thấp hơn P3 Vietnam (~40%) và P5 Trung Quốc (~49%), xác nhận ICRV điều tiết vị trí turning point theo gradient dự đoán lý thuyết, đóng góp bằng chứng kiểm định tích hợp đầu tiên cho CDCM ở cấp độ liên quốc gia quy mô lớn.</w:t>
       </w:r>
     </w:p>
     <w:p>
@@ -841,7 +838,7 @@
           <w:bCs/>
           <w:b/>
         </w:rPr>
-        <w:t xml:space="preserve">Từ khoảng trống đến Nghiên cứu P8 — Kiểm định điều kiện biên FIP tại SIDS.</w:t>
+        <w:t xml:space="preserve">Từ khoảng trống đến Nghiên cứu P8, Kiểm định điều kiện biên FIP tại SIDS.</w:t>
       </w:r>
       <w:r>
         <w:t xml:space="preserve"> </w:t>
@@ -865,7 +862,7 @@
         <w:t xml:space="preserve"> </w:t>
       </w:r>
       <w:r>
-        <w:t xml:space="preserve">(FIP) — bối cảnh mà quốc tế hóa là gánh nặng sinh tồn, không phải lựa chọn chiến lược dựa trên lợi thế cạnh tranh. Nghiên cứu thành phần P8 — Nghiên cứu P8 — kiểm định H1b bằng dữ liệu WBES từ các nền kinh tế SIDS (Fiji, Papua New Guinea, Solomon Islands, Tonga, Vanuatu, Samoa, Kiribati), nơi ba điều kiện cấu trúc cơ bản của inverted-U đồng thời bị vi phạm: thị trường nội địa cực nhỏ, chi phí logistics cao bất thường, và hỗ trợ thể chế cho xuất khẩu gần như không tồn tại. Kết quả P8 xác định boundary condition cực trị của CDCM: điểm nơi lý thuyết đường cong chữ U ngược không còn ứng dụng được.</w:t>
+        <w:t xml:space="preserve">(FIP), bối cảnh mà quốc tế hóa là gánh nặng sinh tồn, không phải lựa chọn chiến lược dựa trên lợi thế cạnh tranh. Nghiên cứu thành phần P8, Nghiên cứu P8, kiểm định H1b bằng dữ liệu WBES từ các nền kinh tế SIDS (Fiji, Papua New Guinea, Solomon Islands, Tonga, Vanuatu, Samoa, Kiribati), nơi ba điều kiện cấu trúc cơ bản của inverted-U đồng thời bị vi phạm: thị trường nội địa cực nhỏ, chi phí logistics cao bất thường, và hỗ trợ thể chế cho xuất khẩu gần như không tồn tại. Kết quả P8 xác định boundary condition cực trị của CDCM: điểm nơi lý thuyết đường cong chữ U ngược không còn ứng dụng được.</w:t>
       </w:r>
     </w:p>
     <w:p>
@@ -876,7 +873,7 @@
       </w:r>
     </w:p>
     <w:bookmarkEnd w:id="36"/>
-    <w:bookmarkStart w:id="46" w:name="mô-hình-nghiên-cứu-và-hệ-giả-thuyết"/>
+    <w:bookmarkStart w:id="49" w:name="mô-hình-nghiên-cứu-và-hệ-giả-thuyết"/>
     <w:p>
       <w:pPr>
         <w:pStyle w:val="Heading2"/>
@@ -885,7 +882,7 @@
         <w:t xml:space="preserve">2.5 Mô hình nghiên cứu và hệ giả thuyết</w:t>
       </w:r>
     </w:p>
-    <w:bookmarkStart w:id="37" w:name="mô-hình-khái-niệm"/>
+    <w:bookmarkStart w:id="40" w:name="mô-hình-khái-niệm"/>
     <w:p>
       <w:pPr>
         <w:pStyle w:val="Heading3"/>
@@ -907,15 +904,15 @@
         <w:pStyle w:val="BodyText"/>
       </w:pPr>
       <w:r>
-        <w:t xml:space="preserve">Tầng vĩ mô — bối cảnh thể chế — được vận hành hóa bằng khung ICRV với sáu sub-regime theo gradient từ Advanced Innovation-Driven đến SIDS. Ở tầng này, ICRV điều tiết mối quan hệ I–P thông qua hai cơ chế: (i) mức độ khoảng trống thể chế (institutional voids) ảnh hưởng đến chi phí giao dịch xuyên biên giới; và (ii) chất lượng thể chế ảnh hưởng đến khả năng doanh nghiệp khai thác lợi ích từ quốc tế hóa. Ở các nền kinh tế frontier và SIDS, khoảng trống thể chế cực kỳ lớn có thể đảo ngược quan hệ I–P, biến lợi ích tiềm năng thành tổn thất thực tế (nghiên cứu thành phần P8).</w:t>
-      </w:r>
-    </w:p>
-    <w:p>
-      <w:pPr>
-        <w:pStyle w:val="BodyText"/>
-      </w:pPr>
-      <w:r>
-        <w:t xml:space="preserve">Tầng tổ chức — năng lực doanh nghiệp — bao gồm TCI và DAI như hai moderator độc lập với cơ chế tác động khác nhau. TCI đóng vai trò như một</w:t>
+        <w:t xml:space="preserve">Tầng vĩ mô, bối cảnh thể chế, được vận hành hóa bằng khung ICRV với sáu sub-regime theo gradient từ Advanced Innovation-Driven đến SIDS. Ở tầng này, ICRV điều tiết mối quan hệ I–P thông qua hai cơ chế: (i) mức độ khoảng trống thể chế (institutional voids) ảnh hưởng đến chi phí giao dịch xuyên biên giới; và (ii) chất lượng thể chế ảnh hưởng đến khả năng doanh nghiệp khai thác lợi ích từ quốc tế hóa. Ở các nền kinh tế frontier và SIDS, khoảng trống thể chế cực kỳ lớn có thể đảo ngược quan hệ I–P, biến lợi ích tiềm năng thành tổn thất thực tế (nghiên cứu thành phần P8).</w:t>
+      </w:r>
+    </w:p>
+    <w:p>
+      <w:pPr>
+        <w:pStyle w:val="BodyText"/>
+      </w:pPr>
+      <w:r>
+        <w:t xml:space="preserve">Tầng tổ chức, năng lực doanh nghiệp, bao gồm TCI và DAI như hai moderator độc lập với cơ chế tác động khác nhau. TCI đóng vai trò như một</w:t>
       </w:r>
       <w:r>
         <w:t xml:space="preserve"> </w:t>
@@ -959,7 +956,7 @@
         <w:pStyle w:val="BodyText"/>
       </w:pPr>
       <w:r>
-        <w:t xml:space="preserve">Tầng cá nhân — đặc điểm nhà quản trị cấp cao — bao gồm kinh nghiệm quản trị và giới tính nhà quản trị như các moderator vi mô. Kinh nghiệm quốc tế của nhà quản trị giảm chi phí nhận thức của liability of foreignness; sự hiện diện của quản trị viên nữ tăng cường đa dạng nhận thức và thận trọng trong quản trị rủi ro quốc tế.</w:t>
+        <w:t xml:space="preserve">Tầng cá nhân, đặc điểm nhà quản trị cấp cao, bao gồm kinh nghiệm quản trị và giới tính nhà quản trị như các moderator vi mô. Kinh nghiệm quốc tế của nhà quản trị giảm chi phí nhận thức của liability of foreignness; sự hiện diện của quản trị viên nữ tăng cường đa dạng nhận thức và thận trọng trong quản trị rủi ro quốc tế.</w:t>
       </w:r>
     </w:p>
     <w:p>
@@ -970,31 +967,53 @@
         <w:t xml:space="preserve">Ngoài các cơ chế điều tiết, mô hình còn bao gồm một yếu tố động thái quan trọng: hình dạng phi tuyến của quan hệ I–P (turning point của inverted-U) không cố định theo thời gian mà có thể thay đổi khi bối cảnh thể chế và năng lực doanh nghiệp thay đổi theo chiều dọc, đặc biệt rõ rệt ở các nền kinh tế chuyển đổi nhanh như Trung Quốc.</w:t>
       </w:r>
     </w:p>
-    <w:tbl>
-      <w:tblPr>
-        <w:tblStyle w:val="FigureTable"/>
-        <w:tblW w:type="auto" w:w="0"/>
-        <w:tblLook w:firstRow="0" w:lastRow="0" w:firstColumn="0" w:lastColumn="0"/>
-        <w:jc w:val="center"/>
-      </w:tblPr>
-      <w:tblGrid>
-        <w:gridCol w:w="7920"/>
-      </w:tblGrid>
-      <w:tr>
-        <w:tc>
-          <w:tcPr/>
-          <w:p>
-            <w:pPr>
-              <w:pStyle w:val="Compact"/>
-              <w:jc w:val="center"/>
-            </w:pPr>
-            <w:r>
-              <w:t xml:space="preserve">Hình 2.1. Khung khái niệm tích hợp đa tầng CDCM cho quan hệ Quốc tế hóa–Hiệu quả tại châu Á</w:t>
-            </w:r>
-          </w:p>
-        </w:tc>
-      </w:tr>
-    </w:tbl>
+    <w:p>
+      <w:pPr>
+        <w:pStyle w:val="CaptionedFigure"/>
+      </w:pPr>
+      <w:r>
+        <w:drawing>
+          <wp:inline>
+            <wp:extent cx="5753100" cy="3558086"/>
+            <wp:effectExtent b="0" l="0" r="0" t="0"/>
+            <wp:docPr descr="Hình 2.1. Khung khái niệm tích hợp đa tầng CDCM cho quan hệ Quốc tế hóa–Hiệu quả tại châu Á" title="" id="38" name="Picture"/>
+            <a:graphic>
+              <a:graphicData uri="http://schemas.openxmlformats.org/drawingml/2006/picture">
+                <pic:pic>
+                  <pic:nvPicPr>
+                    <pic:cNvPr descr="figures/fig_2_1_cdcm_conceptual_model.png" id="39" name="Picture"/>
+                    <pic:cNvPicPr>
+                      <a:picLocks noChangeArrowheads="1" noChangeAspect="1"/>
+                    </pic:cNvPicPr>
+                  </pic:nvPicPr>
+                  <pic:blipFill>
+                    <a:blip r:embed="rId37"/>
+                    <a:stretch>
+                      <a:fillRect/>
+                    </a:stretch>
+                  </pic:blipFill>
+                  <pic:spPr bwMode="auto">
+                    <a:xfrm>
+                      <a:off x="0" y="0"/>
+                      <a:ext cx="5753100" cy="3558086"/>
+                    </a:xfrm>
+                    <a:prstGeom prst="rect">
+                      <a:avLst/>
+                    </a:prstGeom>
+                    <a:noFill/>
+                    <a:ln w="9525">
+                      <a:noFill/>
+                      <a:headEnd/>
+                      <a:tailEnd/>
+                    </a:ln>
+                  </pic:spPr>
+                </pic:pic>
+              </a:graphicData>
+            </a:graphic>
+          </wp:inline>
+        </w:drawing>
+      </w:r>
+    </w:p>
     <w:p>
       <w:pPr>
         <w:pStyle w:val="ImageCaption"/>
@@ -1028,7 +1047,7 @@
         <w:t xml:space="preserve"> </w:t>
       </w:r>
       <w:r>
-        <w:t xml:space="preserve">Mũi tên liền thể hiện tác động trực tiếp (H1 — quan hệ phi tuyến chữ U ngược); mũi tên đứt thể hiện tác động điều tiết của ba tầng (thể chế ICRV — H5; năng lực số TCI/DAI — H2, H3; đặc điểm nhà quản trị — H4); mũi tên chấm thể hiện điều kiện biên FIP (H1b) tại nhóm SIDS. Biến kiểm soát không thể hiện để giữ rõ ràng.</w:t>
+        <w:t xml:space="preserve">Mũi tên liền thể hiện tác động trực tiếp (H1, quan hệ phi tuyến chữ U ngược); mũi tên đứt thể hiện tác động điều tiết của ba tầng (thể chế ICRV, H5; năng lực số TCI/DAI, H2, H3; đặc điểm nhà quản trị, H4); mũi tên chấm thể hiện điều kiện biên FIP (H1b) tại nhóm SIDS. Biến kiểm soát không thể hiện để giữ rõ ràng.</w:t>
       </w:r>
       <w:r>
         <w:t xml:space="preserve"> </w:t>
@@ -1041,8 +1060,8 @@
         <w:t xml:space="preserve">Nguồn: tác giả xây dựng dựa trên Uppsala, RBV, lý thuyết thể chế, lý thuyết thượng tầng quản trị và digital capability lens.</w:t>
       </w:r>
     </w:p>
-    <w:bookmarkEnd w:id="37"/>
-    <w:bookmarkStart w:id="38" w:name="giả-thuyết-h1-phi-tuyến-chữ-u-ngược"/>
+    <w:bookmarkEnd w:id="40"/>
+    <w:bookmarkStart w:id="41" w:name="giả-thuyết-h1-phi-tuyến-chữ-u-ngược"/>
     <w:p>
       <w:pPr>
         <w:pStyle w:val="Heading3"/>
@@ -1059,8 +1078,8 @@
         <w:t xml:space="preserve">Trên cơ sở lý thuyết từ Uppsala về chi phí thâm nhập giai đoạn đầu, RBV về lợi thế cạnh tranh tích lũy ở giai đoạn trung, và lý thuyết chi phí giao dịch về sự phức tạp điều phối ở giai đoạn mở rộng quá mức, giả thuyết H1 được phát biểu như sau. Quan hệ giữa mức độ quốc tế hóa và hiệu quả hoạt động của các doanh nghiệp ở các quốc gia châu Á có dạng phi tuyến chữ U ngược, với một điểm turning point tối ưu trước khi chi phí điều phối và bất định vượt qua lợi ích từ mở rộng thị trường quốc tế. Cơ sở lý thuyết trực tiếp bao gồm mô hình S-curve của Lu và Beamish (2004), lý thuyết ba giai đoạn của Contractor et al. (2003), và bằng chứng inverted-U ban đầu của Hitt et al. (1997).</w:t>
       </w:r>
     </w:p>
-    <w:bookmarkEnd w:id="38"/>
-    <w:bookmarkStart w:id="39" w:name="X1e4f3f6a2f993a9a6e6b8e711bb6f577a973378"/>
+    <w:bookmarkEnd w:id="41"/>
+    <w:bookmarkStart w:id="42" w:name="X1e4f3f6a2f993a9a6e6b8e711bb6f577a973378"/>
     <w:p>
       <w:pPr>
         <w:pStyle w:val="Heading3"/>
@@ -1074,7 +1093,7 @@
         <w:pStyle w:val="FirstParagraph"/>
       </w:pPr>
       <w:r>
-        <w:t xml:space="preserve">H1 dự báo quan hệ chữ U ngược — tức là tồn tại một mức FSTS tối ưu mà dưới ngưỡng đó quốc tế hóa tạo ra lợi ích, và trên ngưỡng đó chi phí điều phối vượt qua lợi ích học hỏi. Tuy nhiên, lý thuyết dự đoán này ngầm giả định rằng ba điều kiện cấu trúc cơ bản được đáp ứng: (i) tồn tại thị trường nội địa đủ lớn để doanh nghiệp có nền tảng hiệu suất và thanh khoản trước khi xuất khẩu; (ii) chi phí thương mại ở mức chấp nhận được, cho phép cân nhắc kinh tế hợp lý; và (iii) tồn tại hỗ trợ thể chế tối thiểu cho hoạt động trao đổi quốc tế.</w:t>
+        <w:t xml:space="preserve">H1 dự báo quan hệ chữ U ngược, tức là tồn tại một mức FSTS tối ưu mà dưới ngưỡng đó quốc tế hóa tạo ra lợi ích, và trên ngưỡng đó chi phí điều phối vượt qua lợi ích học hỏi. Tuy nhiên, lý thuyết dự đoán này ngầm giả định rằng ba điều kiện cấu trúc cơ bản được đáp ứng: (i) tồn tại thị trường nội địa đủ lớn để doanh nghiệp có nền tảng hiệu suất và thanh khoản trước khi xuất khẩu; (ii) chi phí thương mại ở mức chấp nhận được, cho phép cân nhắc kinh tế hợp lý; và (iii) tồn tại hỗ trợ thể chế tối thiểu cho hoạt động trao đổi quốc tế.</w:t>
       </w:r>
     </w:p>
     <w:p>
@@ -1095,10 +1114,7 @@
         <w:t xml:space="preserve">quan hệ âm đơn điệu không có điểm uốn</w:t>
       </w:r>
       <w:r>
-        <w:t xml:space="preserve"> </w:t>
-      </w:r>
-      <w:r>
-        <w:t xml:space="preserve">— tức là điều kiện biên lý thuyết nơi mọi mức độ quốc tế hóa đều gây tổn hại đến hiệu quả doanh nghiệp.</w:t>
+        <w:t xml:space="preserve">, tức là điều kiện biên lý thuyết nơi mọi mức độ quốc tế hóa đều gây tổn hại đến hiệu quả doanh nghiệp.</w:t>
       </w:r>
     </w:p>
     <w:p>
@@ -1119,14 +1135,11 @@
         <w:t xml:space="preserve">âm đơn điệu</w:t>
       </w:r>
       <w:r>
-        <w:t xml:space="preserve"> </w:t>
-      </w:r>
-      <w:r>
-        <w:t xml:space="preserve">— không có điểm turning point trong phạm vi dữ liệu — phản ánh gánh nặng quốc tế hóa bắt buộc (Forced Internationalization Penalty — FIP) nơi doanh nghiệp xuất khẩu để sinh tồn chứ không phải để khai thác lợi thế cạnh tranh. Cơ sở lý thuyết bao gồm Institutional Theory (North, 1990), lý thuyết chi phí giao dịch (Williamson, 1985), Khanna và Palepu (2010) về institutional voids, và Lall (2004) về SIDS structural constraints.</w:t>
-      </w:r>
-    </w:p>
-    <w:bookmarkEnd w:id="39"/>
-    <w:bookmarkStart w:id="40" w:name="X4e283c765855921a9a0bf70a9d0a980f4bd502f"/>
+        <w:t xml:space="preserve">, không có điểm turning point trong phạm vi dữ liệu, phản ánh gánh nặng quốc tế hóa bắt buộc (Forced Internationalization Penalty, FIP) nơi doanh nghiệp xuất khẩu để sinh tồn chứ không phải để khai thác lợi thế cạnh tranh. Cơ sở lý thuyết bao gồm Institutional Theory (North, 1990), lý thuyết chi phí giao dịch (Williamson, 1985), Khanna và Palepu (2010) về institutional voids, và Lall (2004) về SIDS structural constraints.</w:t>
+      </w:r>
+    </w:p>
+    <w:bookmarkEnd w:id="42"/>
+    <w:bookmarkStart w:id="43" w:name="X4e283c765855921a9a0bf70a9d0a980f4bd502f"/>
     <w:p>
       <w:pPr>
         <w:pStyle w:val="Heading3"/>
@@ -1143,8 +1156,8 @@
         <w:t xml:space="preserve">Dựa trên RBV (Barney, 1991) và lý thuyết năng lực động (Teece et al., 1997), năng lực công nghệ là một nguồn lực VRIN giúp doanh nghiệp khai thác lợi ích từ quốc tế hóa hiệu quả hơn. Giả thuyết H2 được phát biểu như sau. Năng lực công nghệ (TCI) làm gia tăng tác động tích cực của quốc tế hóa lên hiệu quả hoạt động của doanh nghiệp, bằng cách nâng mặt bằng hiệu quả tổng thể và làm giảm chi phí học hỏi thị trường quốc tế, do đó làm dịch chuyển đường quan hệ I–P lên cao hơn và có thể điều chỉnh vị trí của điểm turning point. Cơ sở lý thuyết bao gồm Barney (1991), Teece et al. (1997), và Bhandari et al. (2023).</w:t>
       </w:r>
     </w:p>
-    <w:bookmarkEnd w:id="40"/>
-    <w:bookmarkStart w:id="41" w:name="X128abf7a15253174c605d07067219580799d526"/>
+    <w:bookmarkEnd w:id="43"/>
+    <w:bookmarkStart w:id="44" w:name="X128abf7a15253174c605d07067219580799d526"/>
     <w:p>
       <w:pPr>
         <w:pStyle w:val="Heading3"/>
@@ -1158,11 +1171,11 @@
         <w:pStyle w:val="FirstParagraph"/>
       </w:pPr>
       <w:r>
-        <w:t xml:space="preserve">Phân biệt rõ với H2, DAI không có chiều sâu năng lực tổ chức như TCI nhưng có vai trò giảm thiểu chi phí phối hợp xuyên biên giới ở mức xuất khẩu cao. Giả thuyết H3 được phát biểu như sau. Chỉ số chấp nhận số (DAI) điều tiết mối quan hệ I–P, với vai trò bổ trợ rõ rệt hơn ở mức export intensity cao khi DAI giúp giảm chi phí phối hợp giao dịch xuyên biên giới — theo đó DAI làm thay đổi độ dốc của đường quan hệ I–P chứ không nhất thiết nâng mặt bằng hiệu quả như TCI. Cơ sở lý thuyết bao gồm Verhoef et al. (2021), Stallkamp và Schotter (2021), và Bustamante et al. (2022). Sự phân biệt cơ chế tác động giữa H2 và H3 là đóng góp lý thuyết quan trọng, cho phép phân tách TCI và DAI trong mô hình hồi quy thực nghiệm.</w:t>
-      </w:r>
-    </w:p>
-    <w:bookmarkEnd w:id="41"/>
-    <w:bookmarkStart w:id="42" w:name="X23e235aa1540adf65664378accbc0b6a13fdffd"/>
+        <w:t xml:space="preserve">Phân biệt rõ với H2, DAI không có chiều sâu năng lực tổ chức như TCI nhưng có vai trò giảm thiểu chi phí phối hợp xuyên biên giới ở mức xuất khẩu cao. Giả thuyết H3 được phát biểu như sau. Chỉ số chấp nhận số (DAI) điều tiết mối quan hệ I–P, với vai trò bổ trợ rõ rệt hơn ở mức export intensity cao khi DAI giúp giảm chi phí phối hợp giao dịch xuyên biên giới, theo đó DAI làm thay đổi độ dốc của đường quan hệ I–P chứ không nhất thiết nâng mặt bằng hiệu quả như TCI. Cơ sở lý thuyết bao gồm Verhoef et al. (2021), Stallkamp và Schotter (2021), và Bustamante et al. (2022). Sự phân biệt cơ chế tác động giữa H2 và H3 là đóng góp lý thuyết quan trọng, cho phép phân tách TCI và DAI trong mô hình hồi quy thực nghiệm.</w:t>
+      </w:r>
+    </w:p>
+    <w:bookmarkEnd w:id="44"/>
+    <w:bookmarkStart w:id="45" w:name="X23e235aa1540adf65664378accbc0b6a13fdffd"/>
     <w:p>
       <w:pPr>
         <w:pStyle w:val="Heading3"/>
@@ -1179,8 +1192,8 @@
         <w:t xml:space="preserve">Dựa trên Upper Echelons Theory (Hambrick &amp; Mason, 1984; Hambrick, 2007), quyết định chiến lược quốc tế hóa và khả năng chuyển hóa nó thành hiệu quả phụ thuộc vào đặc điểm nhận thức và kinh nghiệm của nhà quản trị. Giả thuyết H4 được phát biểu như sau. Kinh nghiệm quản trị và giới tính nữ của nhà quản trị cấp cao làm mạnh hơn tác động tích cực của quốc tế hóa lên hiệu quả hoạt động, thông qua cơ chế nâng cao nhận thức chiến lược quốc tế và quản trị rủi ro thận trọng hơn trong quá trình mở rộng quốc tế. Cơ sở lý thuyết bao gồm Hambrick và Mason (1984), Hsu et al. (2013), và Post và Byron (2015); bằng chứng thực nghiệm ở cấp doanh nghiệp cho thấy kinh nghiệm và giới tính của nhà quản trị có thể điều tiết quan hệ quốc tế hóa–hiệu quả (Phan, Do, &amp; Phan, 2020; Phan et al., 2021; Do &amp; Phan, 2025).</w:t>
       </w:r>
     </w:p>
-    <w:bookmarkEnd w:id="42"/>
-    <w:bookmarkStart w:id="43" w:name="X1090b4891c9abf48d7aab0f24d22e9d66d1b02d"/>
+    <w:bookmarkEnd w:id="45"/>
+    <w:bookmarkStart w:id="46" w:name="X1090b4891c9abf48d7aab0f24d22e9d66d1b02d"/>
     <w:p>
       <w:pPr>
         <w:pStyle w:val="Heading3"/>
@@ -1215,8 +1228,8 @@
         <w:t xml:space="preserve">(digital shield) giúp bù đắp một phần khoảng trống thể chế; cường độ điều tiết này giảm dần theo gradient ICRV từ các nền kinh tế frontier (Nhóm V–VI, điều tiết mạnh nhất) đến các nền kinh tế tiên tiến (Nhóm I, điều tiết yếu nhất). Cơ sở lý thuyết bao gồm North (1990), Khanna và Palepu (2010), và Marano et al. (2016).</w:t>
       </w:r>
     </w:p>
-    <w:bookmarkEnd w:id="43"/>
-    <w:bookmarkStart w:id="44" w:name="Xef57ba07d4a873fdbd0fe03fe237e0edc9cc461"/>
+    <w:bookmarkEnd w:id="46"/>
+    <w:bookmarkStart w:id="47" w:name="Xef57ba07d4a873fdbd0fe03fe237e0edc9cc461"/>
     <w:p>
       <w:pPr>
         <w:pStyle w:val="Heading3"/>
@@ -1230,7 +1243,7 @@
         <w:pStyle w:val="FirstParagraph"/>
       </w:pPr>
       <w:r>
-        <w:t xml:space="preserve">Dựa trên quan sát về tốc độ chuyển đổi số và thay đổi thể chế rất nhanh ở một số nền kinh tế châu Á, đặc biệt Trung Quốc, quan hệ I–P không nhất thiết ổn định theo thời gian. Giả thuyết H6 được phát biểu như sau. Hình dạng phi tuyến của quan hệ I–P — cụ thể là vị trí của điểm turning point và độ cong của đường quan hệ — thay đổi theo thời gian trong các nền kinh tế chuyển đổi nhanh, phản ánh sự phát triển của năng lực doanh nghiệp và cải thiện điều kiện thể chế qua các giai đoạn. Cơ sở lý thuyết bao gồm Wu et al. (2022), Xiao et al. (2013), và Banalieva và Dhanaraj (2019). Bằng chứng từ nghiên cứu thành phần P2 về sự ổn định tương đối của turning point Trung Quốc giữa 2012 và 2024 (Paternoster z = +0,82, p = .412, không bác bỏ bằng nhau) cung cấp cơ sở thực nghiệm bổ sung cho việc kiểm định H6 ở cấp độ luận án.</w:t>
+        <w:t xml:space="preserve">Dựa trên quan sát về tốc độ chuyển đổi số và thay đổi thể chế rất nhanh ở một số nền kinh tế châu Á, đặc biệt Trung Quốc, quan hệ I–P không nhất thiết ổn định theo thời gian. Giả thuyết H6 được phát biểu như sau. Hình dạng phi tuyến của quan hệ I–P, cụ thể là vị trí của điểm turning point và độ cong của đường quan hệ, thay đổi theo thời gian trong các nền kinh tế chuyển đổi nhanh, phản ánh sự phát triển của năng lực doanh nghiệp và cải thiện điều kiện thể chế qua các giai đoạn. Cơ sở lý thuyết bao gồm Wu et al. (2022), Xiao et al. (2013), và Banalieva và Dhanaraj (2019). Bằng chứng từ nghiên cứu thành phần P2 về sự ổn định tương đối của turning point Trung Quốc giữa 2012 và 2024 (Paternoster z = +0,82, p = .412, không bác bỏ bằng nhau) cung cấp cơ sở thực nghiệm bổ sung cho việc kiểm định H6 ở cấp độ luận án.</w:t>
       </w:r>
     </w:p>
     <w:p>
@@ -1240,8 +1253,8 @@
         </w:pict>
       </w:r>
     </w:p>
-    <w:bookmarkEnd w:id="44"/>
-    <w:bookmarkStart w:id="45" w:name="Xf335a697a9ee7a16b4b110396196a58c357e907"/>
+    <w:bookmarkEnd w:id="47"/>
+    <w:bookmarkStart w:id="48" w:name="Xf335a697a9ee7a16b4b110396196a58c357e907"/>
     <w:p>
       <w:pPr>
         <w:pStyle w:val="Heading3"/>
@@ -1277,7 +1290,7 @@
           <w:iCs/>
           <w:i/>
         </w:rPr>
-        <w:t xml:space="preserve">Ánh xạ nghiên cứu thành phần — chương — giả thuyết.</w:t>
+        <w:t xml:space="preserve">Ánh xạ nghiên cứu thành phần, chương, giả thuyết.</w:t>
       </w:r>
     </w:p>
     <w:tbl>
@@ -1706,12 +1719,12 @@
           <w:iCs/>
           <w:i/>
         </w:rPr>
-        <w:t xml:space="preserve">Ghi chú về ký hiệu: Hệ giả thuyết của luận án gồm sáu giả thuyết trọng tâm H1–H6 và một giả thuyết điều kiện biên H1b. Trong các mô hình thực nghiệm chi tiết ở Chương 3, một số nghiên cứu thành phần sử dụng các giả thuyết con (sub-hypotheses) lồng dưới hệ giả thuyết chính của luận án, cụ thể: H2b (kiểm định tính ổn định xuyên sóng của năng lực điều tiết — thuộc P5, lồng dưới H2/H6); H4a–H4b (kiểm định điều tiết độ cong theo năng lực — thuộc P5, lồng dưới H2); tương tác tổng hợp ba chiều của P7 (lồng dưới H3 và H5); E1a–E1b (kiểm định định hướng gradient ICRV — lồng dưới H5); và H1c (kiểm định tan biến ngưỡng chữ U ngược theo thời gian tại Ấn Độ — thuộc P9, lồng dưới H1 và H6). Các ký hiệu con này phục vụ độ chính xác kỹ thuật của từng mô hình và không làm thay đổi hệ giả thuyết trọng tâm H1–H6/H1b của luận án.</w:t>
-      </w:r>
-    </w:p>
-    <w:bookmarkEnd w:id="45"/>
-    <w:bookmarkEnd w:id="46"/>
-    <w:bookmarkStart w:id="47" w:name="tóm-tắt-chương"/>
+        <w:t xml:space="preserve">Ghi chú về ký hiệu: Hệ giả thuyết của luận án gồm sáu giả thuyết trọng tâm H1–H6 và một giả thuyết điều kiện biên H1b. Trong các mô hình thực nghiệm chi tiết ở Chương 3, một số nghiên cứu thành phần sử dụng các giả thuyết con (sub-hypotheses) lồng dưới hệ giả thuyết chính của luận án, cụ thể: H2b (kiểm định tính ổn định xuyên sóng của năng lực điều tiết, thuộc P5, lồng dưới H2/H6); H4a–H4b (kiểm định điều tiết độ cong theo năng lực, thuộc P5, lồng dưới H2); tương tác tổng hợp ba chiều của P7 (lồng dưới H3 và H5); E1a–E1b (kiểm định định hướng gradient ICRV, lồng dưới H5); và H1c (kiểm định tan biến ngưỡng chữ U ngược theo thời gian tại Ấn Độ, thuộc P9, lồng dưới H1 và H6). Các ký hiệu con này phục vụ độ chính xác kỹ thuật của từng mô hình và không làm thay đổi hệ giả thuyết trọng tâm H1–H6/H1b của luận án.</w:t>
+      </w:r>
+    </w:p>
+    <w:bookmarkEnd w:id="48"/>
+    <w:bookmarkEnd w:id="49"/>
+    <w:bookmarkStart w:id="50" w:name="tóm-tắt-chương"/>
     <w:p>
       <w:pPr>
         <w:pStyle w:val="Heading2"/>
@@ -1733,7 +1746,7 @@
         <w:pStyle w:val="BodyText"/>
       </w:pPr>
       <w:r>
-        <w:t xml:space="preserve">Phần đầu chương xác lập bốn khái niệm cốt lõi: quốc tế hóa doanh nghiệp (đo bằng FSTS), hiệu quả hoạt động (đo bằng labor productivity là chính), năng lực công nghệ (TCI) và chỉ số chấp nhận số (DAI) như hai construct độc lập, và bối cảnh thể chế được vận hành hóa bằng khung ICRV sáu nhóm. Phần lý thuyết nền trình bày và phân tích bốn lý thuyết kinh điển — Uppsala, RBV, Institutional Theory, và Upper Echelons Theory — cùng với lớp mở rộng Digital Capability Lens, xác định vai trò của từng lý thuyết trong khung giải thích tổng thể của luận án.</w:t>
+        <w:t xml:space="preserve">Phần đầu chương xác lập bốn khái niệm cốt lõi: quốc tế hóa doanh nghiệp (đo bằng FSTS), hiệu quả hoạt động (đo bằng labor productivity là chính), năng lực công nghệ (TCI) và chỉ số chấp nhận số (DAI) như hai construct độc lập, và bối cảnh thể chế được vận hành hóa bằng khung ICRV sáu nhóm. Phần lý thuyết nền trình bày và phân tích bốn lý thuyết kinh điển, Uppsala, RBV, Institutional Theory, và Upper Echelons Theory, cùng với lớp mở rộng Digital Capability Lens, xác định vai trò của từng lý thuyết trong khung giải thích tổng thể của luận án.</w:t>
       </w:r>
     </w:p>
     <w:p>
@@ -1752,9 +1765,12 @@
         <w:t xml:space="preserve">Ba khoảng trống được xác định: thiếu khung tích hợp đa tầng, sự đồng nhất không hợp lý TCI–DAI, và thiếu bằng chứng cross-country quy mô lớn có cấu trúc cho châu Á. Để lấp đầy ba khoảng trống này, luận án đề xuất khung CDCM và phát triển sáu giả thuyết (H1–H6) bao phủ phi tuyến cơ bản, vai trò của TCI và DAI, vai trò của đặc điểm nhà quản trị, vai trò của thể chế ICRV, và dị biệt thời gian. Chương 3 sẽ trình bày thiết kế phương pháp và chiến lược kiểm định hệ giả thuyết này.</w:t>
       </w:r>
     </w:p>
-    <w:bookmarkEnd w:id="47"/>
-    <w:bookmarkEnd w:id="48"/>
-    <w:sectPr/>
+    <w:bookmarkEnd w:id="50"/>
+    <w:bookmarkEnd w:id="51"/>
+    <w:sectPr>
+      <w:pgSz w:h="16838" w:w="11906"/>
+      <w:pgMar w:bottom="1417" w:left="1417" w:right="1417" w:top="1417"/>
+    </w:sectPr>
   </w:body>
 </w:document>
 </file>
@@ -1887,29 +1903,59 @@
   <w:style w:default="1" w:styleId="Normal" w:type="paragraph">
     <w:name w:val="Normal"/>
     <w:qFormat/>
+    <w:pPr>
+      <w:spacing w:line="276" w:lineRule="auto"/>
+      <w:jc w:val="both"/>
+    </w:pPr>
+    <w:rPr>
+      <w:rFonts w:ascii="Times New Roman" w:eastAsia="Times New Roman" w:hAnsi="Times New Roman"/>
+      <w:color w:val="000000"/>
+      <w:sz w:val="24"/>
+    </w:rPr>
   </w:style>
   <w:style w:styleId="BodyText" w:type="paragraph">
     <w:name w:val="Body Text"/>
     <w:basedOn w:val="Normal"/>
     <w:link w:val="BodyTextChar"/>
     <w:pPr>
-      <w:spacing w:after="180" w:before="180"/>
+      <w:spacing w:after="180" w:before="180" w:line="276" w:lineRule="auto"/>
+      <w:jc w:val="both"/>
     </w:pPr>
     <w:qFormat/>
+    <w:rPr>
+      <w:rFonts w:ascii="Times New Roman" w:eastAsia="Times New Roman" w:hAnsi="Times New Roman"/>
+      <w:color w:val="000000"/>
+      <w:sz w:val="24"/>
+    </w:rPr>
   </w:style>
   <w:style w:customStyle="1" w:styleId="FirstParagraph" w:type="paragraph">
     <w:name w:val="First Paragraph"/>
     <w:basedOn w:val="BodyText"/>
     <w:next w:val="BodyText"/>
     <w:qFormat/>
+    <w:pPr>
+      <w:spacing w:line="276" w:lineRule="auto"/>
+      <w:jc w:val="both"/>
+    </w:pPr>
+    <w:rPr>
+      <w:rFonts w:ascii="Times New Roman" w:eastAsia="Times New Roman" w:hAnsi="Times New Roman"/>
+      <w:color w:val="000000"/>
+      <w:sz w:val="24"/>
+    </w:rPr>
   </w:style>
   <w:style w:customStyle="1" w:styleId="Compact" w:type="paragraph">
     <w:name w:val="Compact"/>
     <w:basedOn w:val="BodyText"/>
     <w:qFormat/>
     <w:pPr>
-      <w:spacing w:after="36" w:before="36"/>
-    </w:pPr>
+      <w:spacing w:after="36" w:before="36" w:line="276" w:lineRule="auto"/>
+      <w:jc w:val="both"/>
+    </w:pPr>
+    <w:rPr>
+      <w:rFonts w:ascii="Times New Roman" w:eastAsia="Times New Roman" w:hAnsi="Times New Roman"/>
+      <w:color w:val="000000"/>
+      <w:sz w:val="24"/>
+    </w:rPr>
   </w:style>
   <w:style w:styleId="Title" w:type="paragraph">
     <w:name w:val="Title"/>
@@ -1919,15 +1965,15 @@
     <w:pPr>
       <w:keepNext/>
       <w:keepLines/>
-      <w:spacing w:after="240" w:before="480"/>
-      <w:jc w:val="center"/>
-    </w:pPr>
-    <w:rPr>
-      <w:rFonts w:asciiTheme="majorHAnsi" w:cstheme="majorBidi" w:eastAsiaTheme="majorEastAsia" w:hAnsiTheme="majorHAnsi"/>
+      <w:spacing w:after="240" w:before="480" w:line="276" w:lineRule="auto"/>
+      <w:jc w:val="both"/>
+    </w:pPr>
+    <w:rPr>
+      <w:rFonts w:ascii="Times New Roman" w:asciiTheme="majorHAnsi" w:cstheme="majorBidi" w:eastAsia="Times New Roman" w:eastAsiaTheme="majorEastAsia" w:hAnsi="Times New Roman" w:hAnsiTheme="majorHAnsi"/>
       <w:b/>
       <w:bCs/>
-      <w:color w:themeColor="accent1" w:themeShade="B5" w:val="345A8A"/>
-      <w:sz w:val="36"/>
+      <w:color w:val="000000"/>
+      <w:sz w:val="24"/>
       <w:szCs w:val="36"/>
     </w:rPr>
   </w:style>
@@ -1939,11 +1985,13 @@
     <w:pPr>
       <w:keepNext/>
       <w:keepLines/>
-      <w:spacing w:after="240" w:before="240"/>
-      <w:jc w:val="center"/>
-    </w:pPr>
-    <w:rPr>
-      <w:sz w:val="30"/>
+      <w:spacing w:after="240" w:before="240" w:line="276" w:lineRule="auto"/>
+      <w:jc w:val="both"/>
+    </w:pPr>
+    <w:rPr>
+      <w:rFonts w:ascii="Times New Roman" w:eastAsia="Times New Roman" w:hAnsi="Times New Roman"/>
+      <w:color w:val="000000"/>
+      <w:sz w:val="24"/>
       <w:szCs w:val="30"/>
     </w:rPr>
   </w:style>
@@ -1954,8 +2002,14 @@
     <w:pPr>
       <w:keepNext/>
       <w:keepLines/>
-      <w:jc w:val="center"/>
-    </w:pPr>
+      <w:spacing w:line="276" w:lineRule="auto"/>
+      <w:jc w:val="both"/>
+    </w:pPr>
+    <w:rPr>
+      <w:rFonts w:ascii="Times New Roman" w:eastAsia="Times New Roman" w:hAnsi="Times New Roman"/>
+      <w:color w:val="000000"/>
+      <w:sz w:val="24"/>
+    </w:rPr>
   </w:style>
   <w:style w:styleId="Date" w:type="paragraph">
     <w:name w:val="Date"/>
@@ -1964,8 +2018,14 @@
     <w:pPr>
       <w:keepNext/>
       <w:keepLines/>
-      <w:jc w:val="center"/>
-    </w:pPr>
+      <w:spacing w:line="276" w:lineRule="auto"/>
+      <w:jc w:val="both"/>
+    </w:pPr>
+    <w:rPr>
+      <w:rFonts w:ascii="Times New Roman" w:eastAsia="Times New Roman" w:hAnsi="Times New Roman"/>
+      <w:color w:val="000000"/>
+      <w:sz w:val="24"/>
+    </w:rPr>
   </w:style>
   <w:style w:customStyle="1" w:styleId="AbstractTitle" w:type="paragraph">
     <w:name w:val="Abstract Title"/>
@@ -1975,15 +2035,15 @@
     <w:pPr>
       <w:keepNext/>
       <w:keepLines/>
-      <w:jc w:val="center"/>
-      <w:spacing w:after="0" w:before="300"/>
-    </w:pPr>
-    <w:rPr>
-      <w:sz w:val="20"/>
+      <w:jc w:val="both"/>
+      <w:spacing w:after="0" w:before="300" w:line="276" w:lineRule="auto"/>
+    </w:pPr>
+    <w:rPr>
+      <w:color w:val="000000"/>
+      <w:sz w:val="24"/>
       <w:szCs w:val="20"/>
+      <w:rFonts w:ascii="Times New Roman" w:eastAsia="Times New Roman" w:hAnsi="Times New Roman"/>
       <w:b/>
-      <w:color w:val="345A8A"/>
-      &gt;
     </w:rPr>
   </w:style>
   <w:style w:customStyle="1" w:styleId="Abstract" w:type="paragraph">
@@ -1994,10 +2054,13 @@
     <w:pPr>
       <w:keepNext/>
       <w:keepLines/>
-      <w:spacing w:after="300" w:before="100"/>
-    </w:pPr>
-    <w:rPr>
-      <w:sz w:val="20"/>
+      <w:spacing w:after="300" w:before="100" w:line="276" w:lineRule="auto"/>
+      <w:jc w:val="both"/>
+    </w:pPr>
+    <w:rPr>
+      <w:rFonts w:ascii="Times New Roman" w:eastAsia="Times New Roman" w:hAnsi="Times New Roman"/>
+      <w:color w:val="000000"/>
+      <w:sz w:val="24"/>
       <w:szCs w:val="20"/>
     </w:rPr>
   </w:style>
@@ -2006,8 +2069,15 @@
     <w:basedOn w:val="Normal"/>
     <w:next w:val="Bibliography"/>
     <w:qFormat/>
-    <w:pPr/>
-    <w:rPr/>
+    <w:pPr>
+      <w:spacing w:line="276" w:lineRule="auto"/>
+      <w:jc w:val="both"/>
+    </w:pPr>
+    <w:rPr>
+      <w:rFonts w:ascii="Times New Roman" w:eastAsia="Times New Roman" w:hAnsi="Times New Roman"/>
+      <w:color w:val="000000"/>
+      <w:sz w:val="24"/>
+    </w:rPr>
   </w:style>
   <w:style w:styleId="Heading1" w:type="paragraph">
     <w:name w:val="Heading 1"/>
@@ -2018,15 +2088,16 @@
     <w:pPr>
       <w:keepNext/>
       <w:keepLines/>
-      <w:spacing w:after="0" w:before="480"/>
+      <w:spacing w:after="0" w:before="480" w:line="276" w:lineRule="auto"/>
+      <w:jc w:val="both"/>
       <w:outlineLvl w:val="0"/>
     </w:pPr>
     <w:rPr>
-      <w:rFonts w:asciiTheme="majorHAnsi" w:cstheme="majorBidi" w:eastAsiaTheme="majorEastAsia" w:hAnsiTheme="majorHAnsi"/>
+      <w:rFonts w:ascii="Times New Roman" w:asciiTheme="majorHAnsi" w:cstheme="majorBidi" w:eastAsia="Times New Roman" w:eastAsiaTheme="majorEastAsia" w:hAnsi="Times New Roman" w:hAnsiTheme="majorHAnsi"/>
       <w:b/>
       <w:bCs/>
-      <w:color w:themeColor="accent1" w:val="4F81BD"/>
-      <w:sz w:val="32"/>
+      <w:color w:val="000000"/>
+      <w:sz w:val="24"/>
       <w:szCs w:val="32"/>
     </w:rPr>
   </w:style>
@@ -2040,15 +2111,16 @@
     <w:pPr>
       <w:keepNext/>
       <w:keepLines/>
-      <w:spacing w:after="0" w:before="200"/>
+      <w:spacing w:after="0" w:before="200" w:line="276" w:lineRule="auto"/>
+      <w:jc w:val="both"/>
       <w:outlineLvl w:val="1"/>
     </w:pPr>
     <w:rPr>
-      <w:rFonts w:asciiTheme="majorHAnsi" w:cstheme="majorBidi" w:eastAsiaTheme="majorEastAsia" w:hAnsiTheme="majorHAnsi"/>
+      <w:rFonts w:ascii="Times New Roman" w:asciiTheme="majorHAnsi" w:cstheme="majorBidi" w:eastAsia="Times New Roman" w:eastAsiaTheme="majorEastAsia" w:hAnsi="Times New Roman" w:hAnsiTheme="majorHAnsi"/>
       <w:b/>
       <w:bCs/>
-      <w:color w:themeColor="accent1" w:val="4F81BD"/>
-      <w:sz w:val="28"/>
+      <w:color w:val="000000"/>
+      <w:sz w:val="24"/>
       <w:szCs w:val="28"/>
     </w:rPr>
   </w:style>
@@ -2062,14 +2134,15 @@
     <w:pPr>
       <w:keepNext/>
       <w:keepLines/>
-      <w:spacing w:after="0" w:before="200"/>
+      <w:spacing w:after="0" w:before="200" w:line="276" w:lineRule="auto"/>
+      <w:jc w:val="both"/>
       <w:outlineLvl w:val="2"/>
     </w:pPr>
     <w:rPr>
-      <w:rFonts w:asciiTheme="majorHAnsi" w:cstheme="majorBidi" w:eastAsiaTheme="majorEastAsia" w:hAnsiTheme="majorHAnsi"/>
+      <w:rFonts w:ascii="Times New Roman" w:asciiTheme="majorHAnsi" w:cstheme="majorBidi" w:eastAsia="Times New Roman" w:eastAsiaTheme="majorEastAsia" w:hAnsi="Times New Roman" w:hAnsiTheme="majorHAnsi"/>
       <w:b/>
       <w:bCs/>
-      <w:color w:themeColor="accent1" w:val="4F81BD"/>
+      <w:color w:val="000000"/>
       <w:sz w:val="24"/>
       <w:szCs w:val="24"/>
     </w:rPr>
@@ -2084,14 +2157,15 @@
     <w:pPr>
       <w:keepNext/>
       <w:keepLines/>
-      <w:spacing w:after="0" w:before="200"/>
+      <w:spacing w:after="0" w:before="200" w:line="276" w:lineRule="auto"/>
+      <w:jc w:val="both"/>
       <w:outlineLvl w:val="3"/>
     </w:pPr>
     <w:rPr>
-      <w:rFonts w:asciiTheme="majorHAnsi" w:cstheme="majorBidi" w:eastAsiaTheme="majorEastAsia" w:hAnsiTheme="majorHAnsi"/>
+      <w:rFonts w:ascii="Times New Roman" w:asciiTheme="majorHAnsi" w:cstheme="majorBidi" w:eastAsia="Times New Roman" w:eastAsiaTheme="majorEastAsia" w:hAnsi="Times New Roman" w:hAnsiTheme="majorHAnsi"/>
       <w:i/>
       <w:bCs/>
-      <w:color w:themeColor="accent1" w:val="4F81BD"/>
+      <w:color w:val="000000"/>
       <w:sz w:val="24"/>
       <w:szCs w:val="24"/>
     </w:rPr>
@@ -2106,13 +2180,14 @@
     <w:pPr>
       <w:keepNext/>
       <w:keepLines/>
-      <w:spacing w:after="0" w:before="200"/>
+      <w:spacing w:after="0" w:before="200" w:line="276" w:lineRule="auto"/>
+      <w:jc w:val="both"/>
       <w:outlineLvl w:val="4"/>
     </w:pPr>
     <w:rPr>
-      <w:rFonts w:asciiTheme="majorHAnsi" w:cstheme="majorBidi" w:eastAsiaTheme="majorEastAsia" w:hAnsiTheme="majorHAnsi"/>
+      <w:rFonts w:ascii="Times New Roman" w:asciiTheme="majorHAnsi" w:cstheme="majorBidi" w:eastAsia="Times New Roman" w:eastAsiaTheme="majorEastAsia" w:hAnsi="Times New Roman" w:hAnsiTheme="majorHAnsi"/>
       <w:iCs/>
-      <w:color w:themeColor="accent1" w:val="4F81BD"/>
+      <w:color w:val="000000"/>
       <w:sz w:val="24"/>
       <w:szCs w:val="24"/>
     </w:rPr>
@@ -2127,12 +2202,13 @@
     <w:pPr>
       <w:keepNext/>
       <w:keepLines/>
-      <w:spacing w:after="0" w:before="200"/>
+      <w:spacing w:after="0" w:before="200" w:line="276" w:lineRule="auto"/>
+      <w:jc w:val="both"/>
       <w:outlineLvl w:val="5"/>
     </w:pPr>
     <w:rPr>
-      <w:rFonts w:asciiTheme="majorHAnsi" w:cstheme="majorBidi" w:eastAsiaTheme="majorEastAsia" w:hAnsiTheme="majorHAnsi"/>
-      <w:color w:themeColor="accent1" w:val="4F81BD"/>
+      <w:rFonts w:ascii="Times New Roman" w:asciiTheme="majorHAnsi" w:cstheme="majorBidi" w:eastAsia="Times New Roman" w:eastAsiaTheme="majorEastAsia" w:hAnsi="Times New Roman" w:hAnsiTheme="majorHAnsi"/>
+      <w:color w:val="000000"/>
       <w:sz w:val="24"/>
       <w:szCs w:val="24"/>
     </w:rPr>
@@ -2147,12 +2223,13 @@
     <w:pPr>
       <w:keepNext/>
       <w:keepLines/>
-      <w:spacing w:after="0" w:before="200"/>
+      <w:spacing w:after="0" w:before="200" w:line="276" w:lineRule="auto"/>
+      <w:jc w:val="both"/>
       <w:outlineLvl w:val="6"/>
     </w:pPr>
     <w:rPr>
-      <w:rFonts w:asciiTheme="majorHAnsi" w:cstheme="majorBidi" w:eastAsiaTheme="majorEastAsia" w:hAnsiTheme="majorHAnsi"/>
-      <w:color w:themeColor="accent1" w:val="4F81BD"/>
+      <w:rFonts w:ascii="Times New Roman" w:asciiTheme="majorHAnsi" w:cstheme="majorBidi" w:eastAsia="Times New Roman" w:eastAsiaTheme="majorEastAsia" w:hAnsi="Times New Roman" w:hAnsiTheme="majorHAnsi"/>
+      <w:color w:val="000000"/>
       <w:sz w:val="24"/>
       <w:szCs w:val="24"/>
     </w:rPr>
@@ -2167,12 +2244,13 @@
     <w:pPr>
       <w:keepNext/>
       <w:keepLines/>
-      <w:spacing w:after="0" w:before="200"/>
+      <w:spacing w:after="0" w:before="200" w:line="276" w:lineRule="auto"/>
+      <w:jc w:val="both"/>
       <w:outlineLvl w:val="7"/>
     </w:pPr>
     <w:rPr>
-      <w:rFonts w:asciiTheme="majorHAnsi" w:cstheme="majorBidi" w:eastAsiaTheme="majorEastAsia" w:hAnsiTheme="majorHAnsi"/>
-      <w:color w:themeColor="accent1" w:val="4F81BD"/>
+      <w:rFonts w:ascii="Times New Roman" w:asciiTheme="majorHAnsi" w:cstheme="majorBidi" w:eastAsia="Times New Roman" w:eastAsiaTheme="majorEastAsia" w:hAnsi="Times New Roman" w:hAnsiTheme="majorHAnsi"/>
+      <w:color w:val="000000"/>
       <w:sz w:val="24"/>
       <w:szCs w:val="24"/>
     </w:rPr>
@@ -2187,12 +2265,13 @@
     <w:pPr>
       <w:keepNext/>
       <w:keepLines/>
-      <w:spacing w:after="0" w:before="200"/>
+      <w:spacing w:after="0" w:before="200" w:line="276" w:lineRule="auto"/>
+      <w:jc w:val="both"/>
       <w:outlineLvl w:val="8"/>
     </w:pPr>
     <w:rPr>
-      <w:rFonts w:asciiTheme="majorHAnsi" w:cstheme="majorBidi" w:eastAsiaTheme="majorEastAsia" w:hAnsiTheme="majorHAnsi"/>
-      <w:color w:themeColor="accent1" w:val="4F81BD"/>
+      <w:rFonts w:ascii="Times New Roman" w:asciiTheme="majorHAnsi" w:cstheme="majorBidi" w:eastAsia="Times New Roman" w:eastAsiaTheme="majorEastAsia" w:hAnsi="Times New Roman" w:hAnsiTheme="majorHAnsi"/>
+      <w:color w:val="000000"/>
       <w:sz w:val="24"/>
       <w:szCs w:val="24"/>
     </w:rPr>
@@ -2205,9 +2284,15 @@
     <w:unhideWhenUsed/>
     <w:qFormat/>
     <w:pPr>
-      <w:spacing w:after="100" w:before="100"/>
+      <w:spacing w:after="100" w:before="100" w:line="276" w:lineRule="auto"/>
       <w:ind w:firstLine="0" w:left="480" w:right="480"/>
-    </w:pPr>
+      <w:jc w:val="both"/>
+    </w:pPr>
+    <w:rPr>
+      <w:rFonts w:ascii="Times New Roman" w:eastAsia="Times New Roman" w:hAnsi="Times New Roman"/>
+      <w:color w:val="000000"/>
+      <w:sz w:val="24"/>
+    </w:rPr>
   </w:style>
   <w:style w:styleId="FootnoteText" w:type="paragraph">
     <w:name w:val="Footnote Text"/>
@@ -2216,11 +2301,25 @@
     <w:uiPriority w:val="9"/>
     <w:unhideWhenUsed/>
     <w:qFormat/>
+    <w:pPr>
+      <w:spacing w:line="276" w:lineRule="auto"/>
+      <w:jc w:val="both"/>
+    </w:pPr>
+    <w:rPr>
+      <w:rFonts w:ascii="Times New Roman" w:eastAsia="Times New Roman" w:hAnsi="Times New Roman"/>
+      <w:color w:val="000000"/>
+      <w:sz w:val="24"/>
+    </w:rPr>
   </w:style>
   <w:style w:default="1" w:styleId="DefaultParagraphFont" w:type="character">
     <w:name w:val="Default Paragraph Font"/>
     <w:semiHidden/>
     <w:unhideWhenUsed/>
+    <w:rPr>
+      <w:rFonts w:ascii="Times New Roman" w:eastAsia="Times New Roman" w:hAnsi="Times New Roman"/>
+      <w:color w:val="000000"/>
+      <w:sz w:val="24"/>
+    </w:rPr>
   </w:style>
   <w:style w:default="1" w:styleId="Table" w:type="table">
     <w:name w:val="Table"/>
@@ -2228,6 +2327,15 @@
     <w:semiHidden/>
     <w:unhideWhenUsed/>
     <w:qFormat/>
+    <w:pPr>
+      <w:spacing w:line="276" w:lineRule="auto"/>
+      <w:jc w:val="both"/>
+    </w:pPr>
+    <w:rPr>
+      <w:rFonts w:ascii="Times New Roman" w:eastAsia="Times New Roman" w:hAnsi="Times New Roman"/>
+      <w:color w:val="000000"/>
+      <w:sz w:val="24"/>
+    </w:rPr>
     <w:tblPr>
       <w:tblInd w:type="dxa" w:w="0"/>
       <w:tblCellMar>
@@ -2260,25 +2368,42 @@
     <w:pPr>
       <w:keepNext/>
       <w:keepLines/>
-      <w:spacing w:after="0"/>
-    </w:pPr>
-    <w:rPr>
+      <w:spacing w:after="0" w:line="276" w:lineRule="auto"/>
+      <w:jc w:val="both"/>
+    </w:pPr>
+    <w:rPr>
+      <w:rFonts w:ascii="Times New Roman" w:eastAsia="Times New Roman" w:hAnsi="Times New Roman"/>
       <w:b/>
+      <w:color w:val="000000"/>
+      <w:sz w:val="24"/>
     </w:rPr>
   </w:style>
   <w:style w:customStyle="1" w:styleId="Definition" w:type="paragraph">
     <w:name w:val="Definition"/>
     <w:basedOn w:val="Normal"/>
+    <w:pPr>
+      <w:spacing w:line="276" w:lineRule="auto"/>
+      <w:jc w:val="both"/>
+    </w:pPr>
+    <w:rPr>
+      <w:rFonts w:ascii="Times New Roman" w:eastAsia="Times New Roman" w:hAnsi="Times New Roman"/>
+      <w:color w:val="000000"/>
+      <w:sz w:val="24"/>
+    </w:rPr>
   </w:style>
   <w:style w:styleId="Caption" w:type="paragraph">
     <w:name w:val="Caption"/>
     <w:basedOn w:val="Normal"/>
     <w:link w:val="BodyTextChar"/>
     <w:pPr>
-      <w:spacing w:after="120" w:before="0"/>
-    </w:pPr>
-    <w:rPr>
+      <w:spacing w:after="120" w:before="0" w:line="276" w:lineRule="auto"/>
+      <w:jc w:val="both"/>
+    </w:pPr>
+    <w:rPr>
+      <w:rFonts w:ascii="Times New Roman" w:eastAsia="Times New Roman" w:hAnsi="Times New Roman"/>
       <w:i/>
+      <w:color w:val="000000"/>
+      <w:sz w:val="24"/>
     </w:rPr>
   </w:style>
   <w:style w:customStyle="1" w:styleId="TableCaption" w:type="paragraph">
@@ -2286,44 +2411,90 @@
     <w:basedOn w:val="Caption"/>
     <w:pPr>
       <w:keepNext/>
-    </w:pPr>
+      <w:spacing w:line="276" w:lineRule="auto"/>
+      <w:jc w:val="both"/>
+    </w:pPr>
+    <w:rPr>
+      <w:rFonts w:ascii="Times New Roman" w:eastAsia="Times New Roman" w:hAnsi="Times New Roman"/>
+      <w:color w:val="000000"/>
+      <w:sz w:val="24"/>
+    </w:rPr>
   </w:style>
   <w:style w:customStyle="1" w:styleId="ImageCaption" w:type="paragraph">
     <w:name w:val="Image Caption"/>
     <w:basedOn w:val="Caption"/>
+    <w:pPr>
+      <w:spacing w:line="276" w:lineRule="auto"/>
+      <w:jc w:val="both"/>
+    </w:pPr>
+    <w:rPr>
+      <w:rFonts w:ascii="Times New Roman" w:eastAsia="Times New Roman" w:hAnsi="Times New Roman"/>
+      <w:color w:val="000000"/>
+      <w:sz w:val="24"/>
+    </w:rPr>
   </w:style>
   <w:style w:customStyle="1" w:styleId="Figure" w:type="paragraph">
     <w:name w:val="Figure"/>
     <w:basedOn w:val="Normal"/>
+    <w:pPr>
+      <w:spacing w:line="276" w:lineRule="auto"/>
+      <w:jc w:val="both"/>
+    </w:pPr>
+    <w:rPr>
+      <w:rFonts w:ascii="Times New Roman" w:eastAsia="Times New Roman" w:hAnsi="Times New Roman"/>
+      <w:color w:val="000000"/>
+      <w:sz w:val="24"/>
+    </w:rPr>
   </w:style>
   <w:style w:customStyle="1" w:styleId="CaptionedFigure" w:type="paragraph">
     <w:name w:val="Captioned Figure"/>
     <w:basedOn w:val="Figure"/>
     <w:pPr>
       <w:keepNext/>
-    </w:pPr>
+      <w:spacing w:line="276" w:lineRule="auto"/>
+      <w:jc w:val="both"/>
+    </w:pPr>
+    <w:rPr>
+      <w:rFonts w:ascii="Times New Roman" w:eastAsia="Times New Roman" w:hAnsi="Times New Roman"/>
+      <w:color w:val="000000"/>
+      <w:sz w:val="24"/>
+    </w:rPr>
   </w:style>
   <w:style w:customStyle="1" w:styleId="BodyTextChar" w:type="character">
     <w:name w:val="Body Text Char"/>
     <w:basedOn w:val="DefaultParagraphFont"/>
     <w:link w:val="BodyText"/>
+    <w:rPr>
+      <w:rFonts w:ascii="Times New Roman" w:eastAsia="Times New Roman" w:hAnsi="Times New Roman"/>
+      <w:color w:val="000000"/>
+      <w:sz w:val="24"/>
+    </w:rPr>
   </w:style>
   <w:style w:customStyle="1" w:styleId="VerbatimChar" w:type="character">
     <w:name w:val="Verbatim Char"/>
     <w:basedOn w:val="BodyTextChar"/>
     <w:rPr>
-      <w:rFonts w:ascii="Consolas" w:hAnsi="Consolas"/>
-      <w:sz w:val="22"/>
+      <w:rFonts w:ascii="Times New Roman" w:eastAsia="Times New Roman" w:hAnsi="Times New Roman"/>
+      <w:color w:val="000000"/>
+      <w:sz w:val="24"/>
     </w:rPr>
   </w:style>
   <w:style w:customStyle="1" w:styleId="SectionNumber" w:type="character">
     <w:name w:val="Section Number"/>
     <w:basedOn w:val="BodyTextChar"/>
+    <w:rPr>
+      <w:rFonts w:ascii="Times New Roman" w:eastAsia="Times New Roman" w:hAnsi="Times New Roman"/>
+      <w:color w:val="000000"/>
+      <w:sz w:val="24"/>
+    </w:rPr>
   </w:style>
   <w:style w:styleId="FootnoteReference" w:type="character">
     <w:name w:val="Footnote Reference"/>
     <w:basedOn w:val="BodyTextChar"/>
     <w:rPr>
+      <w:rFonts w:ascii="Times New Roman" w:eastAsia="Times New Roman" w:hAnsi="Times New Roman"/>
+      <w:color w:val="000000"/>
+      <w:sz w:val="24"/>
       <w:vertAlign w:val="superscript"/>
     </w:rPr>
   </w:style>
@@ -2331,7 +2502,9 @@
     <w:name w:val="Hyperlink"/>
     <w:basedOn w:val="BodyTextChar"/>
     <w:rPr>
-      <w:color w:themeColor="accent1" w:val="4F81BD"/>
+      <w:rFonts w:ascii="Times New Roman" w:eastAsia="Times New Roman" w:hAnsi="Times New Roman"/>
+      <w:color w:val="000000"/>
+      <w:sz w:val="24"/>
     </w:rPr>
   </w:style>
   <w:style w:styleId="TOCHeading" w:type="paragraph">
@@ -2342,14 +2515,16 @@
     <w:unhideWhenUsed/>
     <w:qFormat/>
     <w:pPr>
-      <w:spacing w:before="240" w:line="259" w:lineRule="auto"/>
+      <w:spacing w:before="240" w:line="276" w:lineRule="auto"/>
+      <w:jc w:val="both"/>
       <w:outlineLvl w:val="9"/>
     </w:pPr>
     <w:rPr>
-      <w:rFonts w:asciiTheme="majorHAnsi" w:cstheme="majorBidi" w:eastAsiaTheme="majorEastAsia" w:hAnsiTheme="majorHAnsi"/>
+      <w:rFonts w:ascii="Times New Roman" w:asciiTheme="majorHAnsi" w:cstheme="majorBidi" w:eastAsia="Times New Roman" w:eastAsiaTheme="majorEastAsia" w:hAnsi="Times New Roman" w:hAnsiTheme="majorHAnsi"/>
       <w:b w:val="0"/>
       <w:bCs w:val="0"/>
-      <w:color w:themeColor="accent1" w:themeShade="BF" w:val="365F91"/>
+      <w:color w:val="000000"/>
+      <w:sz w:val="24"/>
     </w:rPr>
   </w:style>
   <w:style w:type="paragraph" w:customStyle="1" w:styleId="SourceCode">

--- a/dist/luan_an_ctu/chuong_2_tong_quan_tai_lieu_vi.docx
+++ b/dist/luan_an_ctu/chuong_2_tong_quan_tai_lieu_vi.docx
@@ -2,7 +2,7 @@
 <file path=word/document.xml><?xml version="1.0" encoding="utf-8"?>
 <w:document xmlns:w="http://schemas.openxmlformats.org/wordprocessingml/2006/main" xmlns:m="http://schemas.openxmlformats.org/officeDocument/2006/math" xmlns:r="http://schemas.openxmlformats.org/officeDocument/2006/relationships" xmlns:o="urn:schemas-microsoft-com:office:office" xmlns:v="urn:schemas-microsoft-com:vml" xmlns:w10="urn:schemas-microsoft-com:office:word" xmlns:a="http://schemas.openxmlformats.org/drawingml/2006/main" xmlns:pic="http://schemas.openxmlformats.org/drawingml/2006/picture" xmlns:wp="http://schemas.openxmlformats.org/drawingml/2006/wordprocessingDrawing">
   <w:body>
-    <w:bookmarkStart w:id="51" w:name="chương-2-tổng-quan-tài-liệu"/>
+    <w:bookmarkStart w:id="52" w:name="chương-2-tổng-quan-tài-liệu"/>
     <w:p>
       <w:pPr>
         <w:pStyle w:val="Heading1"/>
@@ -513,7 +513,15 @@
         <w:pStyle w:val="BodyText"/>
       </w:pPr>
       <w:r>
-        <w:t xml:space="preserve">Trong luận án, lớp mở rộng về năng lực số đóng vai trò mở rộng RBV bằng cách xác định TCI và DAI như hai loại tài sản số có chiều sâu và cơ chế vận hành khác nhau, đồng thời mở rộng Uppsala bằng cơ chế học hỏi dựa trên dữ liệu số. Sự tích hợp này tạo thành lớp thứ năm của khung lý thuyết, bổ sung cho bốn lý thuyết kinh điển để tạo thành một khung giải thích hoàn chỉnh và phù hợp với thực tiễn kinh doanh đương đại.</w:t>
+        <w:t xml:space="preserve">Sự phân biệt giữa hai cấu trúc số có nền tảng đo lường vững chắc trong literature. Bharadwaj et al. (2013) lập luận rằng năng lực công nghệ thông tin (IT capability) và chiến lược kinh doanh số (digital business strategy) có nomological nets khác nhau, nghĩa là chúng liên hệ với các tiền tố và hệ quả khác nhau, do đó không nên gộp thành một cấu trúc. Coltman et al. (2008) cung cấp bốn tiêu chí để phân biệt cấu trúc formative với reflective, làm cơ sở phương pháp luận cho việc xây dựng TCI và DAI như hai composite formative độc lập thay vì các chỉ báo của một cấu trúc tiềm ẩn chung. Trên nền đó, luận án định vị TCI ở truyền thống năng lực công nghệ hóa công nghiệp và năng lực hấp thụ, vốn xem năng lực công nghệ là chiều sâu năng lực nội tại được tích lũy qua đầu tư và học hỏi (Cohen &amp; Levinthal, 1990; Lall, 1992), trong khi DAI phản ánh mức độ áp dụng công cụ số ở giao diện ngoại tại. Sự tách biệt khái niệm này không chỉ là tinh tế đo lường mà có hệ quả lý thuyết trực tiếp: nếu hai cấu trúc vận hành qua hai cơ chế khác nhau, thì việc gộp chúng sẽ trung bình hóa hai hiệu ứng trái chiều và che khuất chính cơ chế mà nhà nghiên cứu và nhà hoạch định chính sách cần phân biệt.</w:t>
+      </w:r>
+    </w:p>
+    <w:p>
+      <w:pPr>
+        <w:pStyle w:val="BodyText"/>
+      </w:pPr>
+      <w:r>
+        <w:t xml:space="preserve">Trong luận án, lớp mở rộng về năng lực số đóng vai trò mở rộng RBV bằng cách xác định TCI và DAI như hai loại tài sản số có chiều sâu và cơ chế vận hành khác nhau, đồng thời mở rộng Uppsala bằng cơ chế học hỏi dựa trên dữ liệu số. Sự tích hợp này tạo thành lớp thứ năm của khung lý thuyết, bổ sung cho bốn lý thuyết kinh điển để tạo thành một khung giải thích hoàn chỉnh và phù hợp với thực tiễn kinh doanh đương đại. Cách tích hợp năm lớp này, thay vì chọn một hoặc hai lý thuyết làm nền như đa số nghiên cứu trước, chính là phản hồi trực tiếp cho khoảng trống thứ nhất đã nêu ở Chương 1: không một lý thuyết đơn lẻ nào đủ sức giải thích mức dị biệt cao của quan hệ I–P, và chỉ một khung đa tầng tích hợp mới nắm bắt được đồng thời chi phí học hỏi (Uppsala), khác biệt năng lực (RBV), bối cảnh thể chế (Institutional Theory), đặc điểm nhà quản trị (Upper Echelons) và logic số (Digital Capability Lens).</w:t>
       </w:r>
     </w:p>
     <w:p>
@@ -525,7 +533,7 @@
     </w:p>
     <w:bookmarkEnd w:id="29"/>
     <w:bookmarkEnd w:id="30"/>
-    <w:bookmarkStart w:id="35" w:name="tổng-quan-thực-nghiệm"/>
+    <w:bookmarkStart w:id="36" w:name="tổng-quan-thực-nghiệm"/>
     <w:p>
       <w:pPr>
         <w:pStyle w:val="Heading2"/>
@@ -721,6 +729,91 @@
       </w:pPr>
       <w:r>
         <w:t xml:space="preserve">Tuy nhiên, phần lớn các nghiên cứu hiện tại không phân biệt TCI và DAI, xử lý năng lực số như một khái niệm đơn nhất. Hậu quả lý thuyết của sự đồng nhất không hợp lý này là không thể phân tách được hai cơ chế vận hành khác nhau: chiều sâu năng lực tổ chức (TCI) và khả năng phối hợp kỹ thuật số bề mặt (DAI). Sự không phân biệt này làm mờ đi cơ chế tác động và dẫn đến kết luận không thể áp dụng trực tiếp vào thực tiễn chính sách và quản trị doanh nghiệp.</w:t>
+      </w:r>
+    </w:p>
+    <w:bookmarkEnd w:id="34"/>
+    <w:bookmarkStart w:id="35" w:name="Xc7bb84a3900dbb18a70df5d2a00bb71d9360b13"/>
+    <w:p>
+      <w:pPr>
+        <w:pStyle w:val="Heading3"/>
+      </w:pPr>
+      <w:r>
+        <w:t xml:space="preserve">2.3.5 Bằng chứng vĩ mô về chất lượng thể chế và phân hóa kết quả tăng trưởng</w:t>
+      </w:r>
+    </w:p>
+    <w:p>
+      <w:pPr>
+        <w:pStyle w:val="FirstParagraph"/>
+      </w:pPr>
+      <w:r>
+        <w:t xml:space="preserve">Bên cạnh dòng nghiên cứu cấp doanh nghiệp, một khối bằng chứng vĩ mô đang tích lũy cung cấp nền tảng bối cảnh quan trọng cho luận điểm điều tiết thể chế của luận án. Phân tích hệ thống đầu tiên của Ngân hàng Thế giới về nhóm thị trường biên định nghĩa nhóm này là tập con của các nền kinh tế đang phát triển và mới nổi có mức độ tiếp cận thị trường tài chính quốc tế</w:t>
+      </w:r>
+      <w:r>
+        <w:t xml:space="preserve"> </w:t>
+      </w:r>
+      <w:r>
+        <w:t xml:space="preserve">“</w:t>
+      </w:r>
+      <w:r>
+        <w:t xml:space="preserve">có ý nghĩa nhưng hạn chế</w:t>
+      </w:r>
+      <w:r>
+        <w:t xml:space="preserve">”</w:t>
+      </w:r>
+      <w:r>
+        <w:t xml:space="preserve">, nằm giữa các thị trường mới nổi và các nền kinh tế đang phát triển khác (World Bank, 2026c). Điều đáng chú ý về mặt phương pháp luận là chính báo cáo này thừa nhận rằng</w:t>
+      </w:r>
+      <w:r>
+        <w:t xml:space="preserve"> </w:t>
+      </w:r>
+      <w:r>
+        <w:t xml:space="preserve">“</w:t>
+      </w:r>
+      <w:r>
+        <w:t xml:space="preserve">thị trường biên với tư cách một tiểu nhóm có xu hướng bị bỏ qua trong các phân tích kinh tế</w:t>
+      </w:r>
+      <w:r>
+        <w:t xml:space="preserve">”</w:t>
+      </w:r>
+      <w:r>
+        <w:t xml:space="preserve"> </w:t>
+      </w:r>
+      <w:r>
+        <w:t xml:space="preserve">(World Bank, 2026c), một sự thừa nhận trực tiếp về khoảng trống mà luận án này lấp ở cấp doanh nghiệp đối với khu vực châu Á–Thái Bình Dương.</w:t>
+      </w:r>
+    </w:p>
+    <w:p>
+      <w:pPr>
+        <w:pStyle w:val="BodyText"/>
+      </w:pPr>
+      <w:r>
+        <w:t xml:space="preserve">Phát hiện cốt lõi của khối bằng chứng vĩ mô này là chất lượng thể chế phân hóa kết quả tăng trưởng một cách có hệ thống. Các thị trường biên tăng trưởng nhanh nhất trong một phần tư thế kỷ qua chia sẻ một số đặc điểm chung: cải thiện quản trị, thu hẹp chênh lệch lãi suất cho vay–huy động của ngân hàng, kiểm soát nợ công và gánh nặng trả nợ, cùng với tích lũy vốn trên đầu người mạnh hơn (World Bank, 2026c). Ngược lại, các điểm yếu thể chế và quản trị, biểu hiện qua thị trường tài chính nội địa nông và chênh lệch lãi suất rộng, đi kèm với tăng trưởng vốn trên đầu người đáng thất vọng và làm khuếch đại tác động bất lợi của các cú sốc (World Bank, 2026c). Cơ chế vĩ mô này nhất quán với lập luận institutional-voids ở cấp doanh nghiệp (Khanna &amp; Palepu, 2010): thể chế yếu làm tăng chi phí giao dịch và bất định, từ đó bào mòn khả năng chuyển hóa đầu tư và quốc tế hóa thành hiệu quả thực.</w:t>
+      </w:r>
+    </w:p>
+    <w:p>
+      <w:pPr>
+        <w:pStyle w:val="BodyText"/>
+      </w:pPr>
+      <w:r>
+        <w:t xml:space="preserve">Quan trọng không kém, bằng chứng vĩ mô cho thấy không tồn tại một con đường phát triển phổ quát: các thị trường biên thành công đã áp dụng những chiến lược rất khác nhau, từ thu hút đầu tư vào năng lượng và khoáng sản (Kazakhstan), đến sản xuất chế tạo giá trị gia tăng và xuất khẩu (Việt Nam), đến tăng trưởng dựa trên dịch vụ và du lịch (Rwanda); và bốn nền kinh tế (Bulgaria, Costa Rica, Panama, Romania) đã đạt thu nhập cao và</w:t>
+      </w:r>
+      <w:r>
+        <w:t xml:space="preserve"> </w:t>
+      </w:r>
+      <w:r>
+        <w:t xml:space="preserve">“</w:t>
+      </w:r>
+      <w:r>
+        <w:t xml:space="preserve">tốt nghiệp</w:t>
+      </w:r>
+      <w:r>
+        <w:t xml:space="preserve">”</w:t>
+      </w:r>
+      <w:r>
+        <w:t xml:space="preserve"> </w:t>
+      </w:r>
+      <w:r>
+        <w:t xml:space="preserve">khỏi nhóm biên trong giai đoạn 2012–2025 (World Bank, 2026c). Sự đa dạng con đường này củng cố trực tiếp tiền đề của khung ICRV: cơ chế chuyển hóa quốc tế hóa thành hiệu quả phụ thuộc vào chế độ thể chế và mô hình tăng trưởng đặc thù, chứ không tuân theo một dạng hàm phổ quát. Tuy nhiên, bằng chứng vĩ mô này dừng ở cấp quốc gia và để ngỏ câu hỏi về cơ chế cấp doanh nghiệp, chính là khoảng trống mà luận án giải quyết bằng dữ liệu WBES cấp cơ sở trên 49 nền kinh tế.</w:t>
       </w:r>
     </w:p>
     <w:p>
@@ -730,9 +823,9 @@
         </w:pict>
       </w:r>
     </w:p>
-    <w:bookmarkEnd w:id="34"/>
     <w:bookmarkEnd w:id="35"/>
-    <w:bookmarkStart w:id="36" w:name="khoảng-trống-nghiên-cứu"/>
+    <w:bookmarkEnd w:id="36"/>
+    <w:bookmarkStart w:id="37" w:name="khoảng-trống-nghiên-cứu"/>
     <w:p>
       <w:pPr>
         <w:pStyle w:val="Heading2"/>
@@ -872,8 +965,8 @@
         </w:pict>
       </w:r>
     </w:p>
-    <w:bookmarkEnd w:id="36"/>
-    <w:bookmarkStart w:id="49" w:name="mô-hình-nghiên-cứu-và-hệ-giả-thuyết"/>
+    <w:bookmarkEnd w:id="37"/>
+    <w:bookmarkStart w:id="50" w:name="mô-hình-nghiên-cứu-và-hệ-giả-thuyết"/>
     <w:p>
       <w:pPr>
         <w:pStyle w:val="Heading2"/>
@@ -882,7 +975,7 @@
         <w:t xml:space="preserve">2.5 Mô hình nghiên cứu và hệ giả thuyết</w:t>
       </w:r>
     </w:p>
-    <w:bookmarkStart w:id="40" w:name="mô-hình-khái-niệm"/>
+    <w:bookmarkStart w:id="41" w:name="mô-hình-khái-niệm"/>
     <w:p>
       <w:pPr>
         <w:pStyle w:val="Heading3"/>
@@ -976,18 +1069,18 @@
           <wp:inline>
             <wp:extent cx="5753100" cy="3558086"/>
             <wp:effectExtent b="0" l="0" r="0" t="0"/>
-            <wp:docPr descr="Hình 2.1. Khung khái niệm tích hợp đa tầng CDCM cho quan hệ Quốc tế hóa–Hiệu quả tại châu Á" title="" id="38" name="Picture"/>
+            <wp:docPr descr="Hình 2.1. Khung khái niệm tích hợp đa tầng CDCM cho quan hệ Quốc tế hóa–Hiệu quả tại châu Á" title="" id="39" name="Picture"/>
             <a:graphic>
               <a:graphicData uri="http://schemas.openxmlformats.org/drawingml/2006/picture">
                 <pic:pic>
                   <pic:nvPicPr>
-                    <pic:cNvPr descr="figures/fig_2_1_cdcm_conceptual_model.png" id="39" name="Picture"/>
+                    <pic:cNvPr descr="figures/fig_2_1_cdcm_conceptual_model.png" id="40" name="Picture"/>
                     <pic:cNvPicPr>
                       <a:picLocks noChangeArrowheads="1" noChangeAspect="1"/>
                     </pic:cNvPicPr>
                   </pic:nvPicPr>
                   <pic:blipFill>
-                    <a:blip r:embed="rId37"/>
+                    <a:blip r:embed="rId38"/>
                     <a:stretch>
                       <a:fillRect/>
                     </a:stretch>
@@ -1060,8 +1153,8 @@
         <w:t xml:space="preserve">Nguồn: tác giả xây dựng dựa trên Uppsala, RBV, lý thuyết thể chế, lý thuyết thượng tầng quản trị và digital capability lens.</w:t>
       </w:r>
     </w:p>
-    <w:bookmarkEnd w:id="40"/>
-    <w:bookmarkStart w:id="41" w:name="giả-thuyết-h1-phi-tuyến-chữ-u-ngược"/>
+    <w:bookmarkEnd w:id="41"/>
+    <w:bookmarkStart w:id="42" w:name="giả-thuyết-h1-phi-tuyến-chữ-u-ngược"/>
     <w:p>
       <w:pPr>
         <w:pStyle w:val="Heading3"/>
@@ -1078,8 +1171,8 @@
         <w:t xml:space="preserve">Trên cơ sở lý thuyết từ Uppsala về chi phí thâm nhập giai đoạn đầu, RBV về lợi thế cạnh tranh tích lũy ở giai đoạn trung, và lý thuyết chi phí giao dịch về sự phức tạp điều phối ở giai đoạn mở rộng quá mức, giả thuyết H1 được phát biểu như sau. Quan hệ giữa mức độ quốc tế hóa và hiệu quả hoạt động của các doanh nghiệp ở các quốc gia châu Á có dạng phi tuyến chữ U ngược, với một điểm turning point tối ưu trước khi chi phí điều phối và bất định vượt qua lợi ích từ mở rộng thị trường quốc tế. Cơ sở lý thuyết trực tiếp bao gồm mô hình S-curve của Lu và Beamish (2004), lý thuyết ba giai đoạn của Contractor et al. (2003), và bằng chứng inverted-U ban đầu của Hitt et al. (1997).</w:t>
       </w:r>
     </w:p>
-    <w:bookmarkEnd w:id="41"/>
-    <w:bookmarkStart w:id="42" w:name="X1e4f3f6a2f993a9a6e6b8e711bb6f577a973378"/>
+    <w:bookmarkEnd w:id="42"/>
+    <w:bookmarkStart w:id="43" w:name="X1e4f3f6a2f993a9a6e6b8e711bb6f577a973378"/>
     <w:p>
       <w:pPr>
         <w:pStyle w:val="Heading3"/>
@@ -1138,8 +1231,8 @@
         <w:t xml:space="preserve">, không có điểm turning point trong phạm vi dữ liệu, phản ánh gánh nặng quốc tế hóa bắt buộc (Forced Internationalization Penalty, FIP) nơi doanh nghiệp xuất khẩu để sinh tồn chứ không phải để khai thác lợi thế cạnh tranh. Cơ sở lý thuyết bao gồm Institutional Theory (North, 1990), lý thuyết chi phí giao dịch (Williamson, 1985), Khanna và Palepu (2010) về institutional voids, và Lall (2004) về SIDS structural constraints.</w:t>
       </w:r>
     </w:p>
-    <w:bookmarkEnd w:id="42"/>
-    <w:bookmarkStart w:id="43" w:name="X4e283c765855921a9a0bf70a9d0a980f4bd502f"/>
+    <w:bookmarkEnd w:id="43"/>
+    <w:bookmarkStart w:id="44" w:name="X4e283c765855921a9a0bf70a9d0a980f4bd502f"/>
     <w:p>
       <w:pPr>
         <w:pStyle w:val="Heading3"/>
@@ -1156,8 +1249,8 @@
         <w:t xml:space="preserve">Dựa trên RBV (Barney, 1991) và lý thuyết năng lực động (Teece et al., 1997), năng lực công nghệ là một nguồn lực VRIN giúp doanh nghiệp khai thác lợi ích từ quốc tế hóa hiệu quả hơn. Giả thuyết H2 được phát biểu như sau. Năng lực công nghệ (TCI) làm gia tăng tác động tích cực của quốc tế hóa lên hiệu quả hoạt động của doanh nghiệp, bằng cách nâng mặt bằng hiệu quả tổng thể và làm giảm chi phí học hỏi thị trường quốc tế, do đó làm dịch chuyển đường quan hệ I–P lên cao hơn và có thể điều chỉnh vị trí của điểm turning point. Cơ sở lý thuyết bao gồm Barney (1991), Teece et al. (1997), và Bhandari et al. (2023).</w:t>
       </w:r>
     </w:p>
-    <w:bookmarkEnd w:id="43"/>
-    <w:bookmarkStart w:id="44" w:name="X128abf7a15253174c605d07067219580799d526"/>
+    <w:bookmarkEnd w:id="44"/>
+    <w:bookmarkStart w:id="45" w:name="X128abf7a15253174c605d07067219580799d526"/>
     <w:p>
       <w:pPr>
         <w:pStyle w:val="Heading3"/>
@@ -1174,8 +1267,8 @@
         <w:t xml:space="preserve">Phân biệt rõ với H2, DAI không có chiều sâu năng lực tổ chức như TCI nhưng có vai trò giảm thiểu chi phí phối hợp xuyên biên giới ở mức xuất khẩu cao. Giả thuyết H3 được phát biểu như sau. Chỉ số chấp nhận số (DAI) điều tiết mối quan hệ I–P, với vai trò bổ trợ rõ rệt hơn ở mức export intensity cao khi DAI giúp giảm chi phí phối hợp giao dịch xuyên biên giới, theo đó DAI làm thay đổi độ dốc của đường quan hệ I–P chứ không nhất thiết nâng mặt bằng hiệu quả như TCI. Cơ sở lý thuyết bao gồm Verhoef et al. (2021), Stallkamp và Schotter (2021), và Bustamante et al. (2022). Sự phân biệt cơ chế tác động giữa H2 và H3 là đóng góp lý thuyết quan trọng, cho phép phân tách TCI và DAI trong mô hình hồi quy thực nghiệm.</w:t>
       </w:r>
     </w:p>
-    <w:bookmarkEnd w:id="44"/>
-    <w:bookmarkStart w:id="45" w:name="X23e235aa1540adf65664378accbc0b6a13fdffd"/>
+    <w:bookmarkEnd w:id="45"/>
+    <w:bookmarkStart w:id="46" w:name="X23e235aa1540adf65664378accbc0b6a13fdffd"/>
     <w:p>
       <w:pPr>
         <w:pStyle w:val="Heading3"/>
@@ -1192,8 +1285,8 @@
         <w:t xml:space="preserve">Dựa trên Upper Echelons Theory (Hambrick &amp; Mason, 1984; Hambrick, 2007), quyết định chiến lược quốc tế hóa và khả năng chuyển hóa nó thành hiệu quả phụ thuộc vào đặc điểm nhận thức và kinh nghiệm của nhà quản trị. Giả thuyết H4 được phát biểu như sau. Kinh nghiệm quản trị và giới tính nữ của nhà quản trị cấp cao làm mạnh hơn tác động tích cực của quốc tế hóa lên hiệu quả hoạt động, thông qua cơ chế nâng cao nhận thức chiến lược quốc tế và quản trị rủi ro thận trọng hơn trong quá trình mở rộng quốc tế. Cơ sở lý thuyết bao gồm Hambrick và Mason (1984), Hsu et al. (2013), và Post và Byron (2015); bằng chứng thực nghiệm ở cấp doanh nghiệp cho thấy kinh nghiệm và giới tính của nhà quản trị có thể điều tiết quan hệ quốc tế hóa–hiệu quả (Phan, Do, &amp; Phan, 2020; Phan et al., 2021; Do &amp; Phan, 2025).</w:t>
       </w:r>
     </w:p>
-    <w:bookmarkEnd w:id="45"/>
-    <w:bookmarkStart w:id="46" w:name="X1090b4891c9abf48d7aab0f24d22e9d66d1b02d"/>
+    <w:bookmarkEnd w:id="46"/>
+    <w:bookmarkStart w:id="47" w:name="X1090b4891c9abf48d7aab0f24d22e9d66d1b02d"/>
     <w:p>
       <w:pPr>
         <w:pStyle w:val="Heading3"/>
@@ -1228,8 +1321,8 @@
         <w:t xml:space="preserve">(digital shield) giúp bù đắp một phần khoảng trống thể chế; cường độ điều tiết này giảm dần theo gradient ICRV từ các nền kinh tế frontier (Nhóm V–VI, điều tiết mạnh nhất) đến các nền kinh tế tiên tiến (Nhóm I, điều tiết yếu nhất). Cơ sở lý thuyết bao gồm North (1990), Khanna và Palepu (2010), và Marano et al. (2016).</w:t>
       </w:r>
     </w:p>
-    <w:bookmarkEnd w:id="46"/>
-    <w:bookmarkStart w:id="47" w:name="Xef57ba07d4a873fdbd0fe03fe237e0edc9cc461"/>
+    <w:bookmarkEnd w:id="47"/>
+    <w:bookmarkStart w:id="48" w:name="Xef57ba07d4a873fdbd0fe03fe237e0edc9cc461"/>
     <w:p>
       <w:pPr>
         <w:pStyle w:val="Heading3"/>
@@ -1253,8 +1346,8 @@
         </w:pict>
       </w:r>
     </w:p>
-    <w:bookmarkEnd w:id="47"/>
-    <w:bookmarkStart w:id="48" w:name="Xf335a697a9ee7a16b4b110396196a58c357e907"/>
+    <w:bookmarkEnd w:id="48"/>
+    <w:bookmarkStart w:id="49" w:name="Xf335a697a9ee7a16b4b110396196a58c357e907"/>
     <w:p>
       <w:pPr>
         <w:pStyle w:val="Heading3"/>
@@ -1722,9 +1815,9 @@
         <w:t xml:space="preserve">Ghi chú về ký hiệu: Hệ giả thuyết của luận án gồm sáu giả thuyết trọng tâm H1–H6 và một giả thuyết điều kiện biên H1b. Trong các mô hình thực nghiệm chi tiết ở Chương 3, một số nghiên cứu thành phần sử dụng các giả thuyết con (sub-hypotheses) lồng dưới hệ giả thuyết chính của luận án, cụ thể: H2b (kiểm định tính ổn định xuyên sóng của năng lực điều tiết, thuộc P5, lồng dưới H2/H6); H4a–H4b (kiểm định điều tiết độ cong theo năng lực, thuộc P5, lồng dưới H2); tương tác tổng hợp ba chiều của P7 (lồng dưới H3 và H5); E1a–E1b (kiểm định định hướng gradient ICRV, lồng dưới H5); và H1c (kiểm định tan biến ngưỡng chữ U ngược theo thời gian tại Ấn Độ, thuộc P9, lồng dưới H1 và H6). Các ký hiệu con này phục vụ độ chính xác kỹ thuật của từng mô hình và không làm thay đổi hệ giả thuyết trọng tâm H1–H6/H1b của luận án.</w:t>
       </w:r>
     </w:p>
-    <w:bookmarkEnd w:id="48"/>
     <w:bookmarkEnd w:id="49"/>
-    <w:bookmarkStart w:id="50" w:name="tóm-tắt-chương"/>
+    <w:bookmarkEnd w:id="50"/>
+    <w:bookmarkStart w:id="51" w:name="tóm-tắt-chương"/>
     <w:p>
       <w:pPr>
         <w:pStyle w:val="Heading2"/>
@@ -1765,8 +1858,8 @@
         <w:t xml:space="preserve">Ba khoảng trống được xác định: thiếu khung tích hợp đa tầng, sự đồng nhất không hợp lý TCI–DAI, và thiếu bằng chứng cross-country quy mô lớn có cấu trúc cho châu Á. Để lấp đầy ba khoảng trống này, luận án đề xuất khung CDCM và phát triển sáu giả thuyết (H1–H6) bao phủ phi tuyến cơ bản, vai trò của TCI và DAI, vai trò của đặc điểm nhà quản trị, vai trò của thể chế ICRV, và dị biệt thời gian. Chương 3 sẽ trình bày thiết kế phương pháp và chiến lược kiểm định hệ giả thuyết này.</w:t>
       </w:r>
     </w:p>
-    <w:bookmarkEnd w:id="50"/>
     <w:bookmarkEnd w:id="51"/>
+    <w:bookmarkEnd w:id="52"/>
     <w:sectPr>
       <w:pgSz w:h="16838" w:w="11906"/>
       <w:pgMar w:bottom="1417" w:left="1417" w:right="1417" w:top="1417"/>

--- a/dist/luan_an_ctu/chuong_2_tong_quan_tai_lieu_vi.docx
+++ b/dist/luan_an_ctu/chuong_2_tong_quan_tai_lieu_vi.docx
@@ -16,7 +16,7 @@
         <w:pStyle w:val="FirstParagraph"/>
       </w:pPr>
       <w:r>
-        <w:t xml:space="preserve">Chương 2 có nhiệm vụ hệ thống hóa các khái niệm cốt lõi và lý thuyết nền tảng, lược khảo và đánh giá các công trình thực nghiệm đã công bố về mối quan hệ giữa quốc tế hóa và hiệu quả hoạt động doanh nghiệp, xác định những khoảng trống còn tồn tại trong literature, và từ đó xây dựng khung khái niệm tích hợp cùng hệ giả thuyết nghiên cứu H1–H6 cho luận án. Logic của chương đi từ nền tảng khái niệm đến lý thuyết, từ bằng chứng thực nghiệm đến khoảng trống, và từ khoảng trống đến mô hình nghiên cứu và giả thuyết.</w:t>
+        <w:t xml:space="preserve">Chương 2 có nhiệm vụ hệ thống hóa các khái niệm cốt lõi và lý thuyết nền tảng, lược khảo và đánh giá các công trình thực nghiệm đã công bố về mối quan hệ giữa quốc tế hóa và hiệu quả hoạt động doanh nghiệp, xác định những khoảng trống còn tồn tại trong văn liệu, và từ đó xây dựng khung khái niệm tích hợp cùng hệ giả thuyết nghiên cứu H1–H6 cho luận án. Logic của chương đi từ nền tảng khái niệm đến lý thuyết, từ bằng chứng thực nghiệm đến khoảng trống, và từ khoảng trống đến mô hình nghiên cứu và giả thuyết.</w:t>
       </w:r>
     </w:p>
     <w:p>
@@ -72,7 +72,7 @@
         <w:pStyle w:val="BodyText"/>
       </w:pPr>
       <w:r>
-        <w:t xml:space="preserve">Trong literature, mức độ quốc tế hóa được vận hành hóa bằng nhiều thước đo khác nhau. Sullivan (1994) đề xuất một chỉ số tổng hợp đa chiều bao gồm tỷ trọng doanh thu từ nước ngoài trên tổng doanh thu (foreign sales to total sales, FSTS), tỷ trọng tài sản ở nước ngoài trên tổng tài sản (foreign assets to total assets, FATA), và phạm vi địa lý (geographic scope). Trong những nghiên cứu sử dụng dữ liệu doanh nghiệp từ các nền kinh tế đang phát triển và từ khảo sát doanh nghiệp của Ngân hàng Thế giới (World Bank Enterprise Surveys, WBES), thước đo phổ biến nhất là cường độ xuất khẩu (export intensity), tức là tỷ lệ phần trăm doanh thu xuất khẩu trên tổng doanh thu, hay tương đương với FSTS theo nghĩa rộng (Johanson &amp; Vahlne, 1977; Lu &amp; Beamish, 2004). Luận án này sử dụng FSTS và bình phương FSTS (FSTS²) làm thước đo chính về mức độ quốc tế hóa, với lý do phù hợp với cấu trúc dữ liệu WBES và nhất quán với các nghiên cứu I–P sử dụng bộ dữ liệu tương tự (Bhandari et al., 2023; nghiên cứu thành phần P1).</w:t>
+        <w:t xml:space="preserve">Trong văn liệu, mức độ quốc tế hóa được vận hành hóa bằng nhiều thước đo khác nhau. Sullivan (1994) đề xuất một chỉ số tổng hợp đa chiều bao gồm tỷ trọng doanh thu từ nước ngoài trên tổng doanh thu (foreign sales to total sales, FSTS), tỷ trọng tài sản ở nước ngoài trên tổng tài sản (foreign assets to total assets, FATA), và phạm vi địa lý (geographic scope). Trong những nghiên cứu sử dụng dữ liệu doanh nghiệp từ các nền kinh tế đang phát triển và từ khảo sát doanh nghiệp của Ngân hàng Thế giới (World Bank Enterprise Surveys, WBES), thước đo phổ biến nhất là cường độ xuất khẩu (export intensity), tức là tỷ lệ phần trăm doanh thu xuất khẩu trên tổng doanh thu, hay tương đương với FSTS theo nghĩa rộng (Johanson &amp; Vahlne, 1977; Lu &amp; Beamish, 2004). Luận án này sử dụng FSTS và bình phương FSTS (FSTS²) làm thước đo chính về mức độ quốc tế hóa, với lý do phù hợp với cấu trúc dữ liệu WBES và nhất quán với các nghiên cứu I–P sử dụng bộ dữ liệu tương tự (Bhandari et al., 2023; nghiên cứu thành phần P1).</w:t>
       </w:r>
     </w:p>
     <w:p>
@@ -98,15 +98,15 @@
         <w:pStyle w:val="FirstParagraph"/>
       </w:pPr>
       <w:r>
-        <w:t xml:space="preserve">Hiệu quả hoạt động doanh nghiệp (firm performance) là một khái niệm đa chiều không có một định nghĩa hoặc thước đo thống nhất trong literature. Combs et al. (2005) và Richard et al. (2009) phân biệt ba nhóm thước đo chính: (i) thước đo dựa trên kế toán (accounting-based), bao gồm tỷ suất sinh lời trên tổng tài sản (ROA), tỷ suất sinh lời trên vốn chủ sở hữu (ROE), và tỷ suất sinh lời trên doanh thu (ROS); (ii) thước đo dựa trên thị trường tài chính (market-based), bao gồm Tobin’s Q và tổng lợi nhuận cổ đông; và (iii) thước đo dựa trên năng suất và tăng trưởng (productivity-based), bao gồm năng suất lao động (labor productivity) và tăng trưởng doanh thu.</w:t>
-      </w:r>
-    </w:p>
-    <w:p>
-      <w:pPr>
-        <w:pStyle w:val="BodyText"/>
-      </w:pPr>
-      <w:r>
-        <w:t xml:space="preserve">Trong bối cảnh nghiên cứu sử dụng dữ liệu WBES, vốn không cung cấp thông tin về giá cổ phiếu hay giá trị thị trường, thước đo năng suất lao động là lựa chọn phổ biến nhất và phù hợp nhất về mặt kỹ thuật. Năng suất lao động được tính bằng logarithm tự nhiên của tỷ số doanh thu hàng năm trên số lao động toàn thời gian (ln(doanh thu/lao động)), cho phép so sánh chuẩn hóa giữa các doanh nghiệp thuộc các quốc gia, ngành nghề và quy mô khác nhau (nghiên cứu thành phần P1). Luận án sử dụng thước đo này làm biến phụ thuộc chính, với ROS, tăng trưởng doanh thu, tăng trưởng việc làm và ln(doanh thu) được sử dụng như các thước đo robustness để kiểm tra tính nhất quán của kết quả (xem Chương 3, §3.5).</w:t>
+        <w:t xml:space="preserve">Hiệu quả hoạt động doanh nghiệp (firm performance) là một khái niệm đa chiều không có một định nghĩa hoặc thước đo thống nhất trong văn liệu. Combs et al. (2005) và Richard et al. (2009) phân biệt ba nhóm thước đo chính: (i) thước đo dựa trên kế toán (accounting-based), bao gồm tỷ suất sinh lời trên tổng tài sản (ROA), tỷ suất sinh lời trên vốn chủ sở hữu (ROE), và tỷ suất sinh lời trên doanh thu (ROS); (ii) thước đo dựa trên thị trường tài chính (market-based), bao gồm Tobin’s Q và tổng lợi nhuận cổ đông; và (iii) thước đo dựa trên năng suất và tăng trưởng (productivity-based), bao gồm năng suất lao động (labor productivity) và tăng trưởng doanh thu.</w:t>
+      </w:r>
+    </w:p>
+    <w:p>
+      <w:pPr>
+        <w:pStyle w:val="BodyText"/>
+      </w:pPr>
+      <w:r>
+        <w:t xml:space="preserve">Trong bối cảnh nghiên cứu sử dụng dữ liệu WBES, vốn không cung cấp thông tin về giá cổ phiếu hay giá trị thị trường, thước đo năng suất lao động là lựa chọn phổ biến nhất và phù hợp nhất về mặt kỹ thuật. Năng suất lao động được tính bằng logarithm tự nhiên của tỷ số doanh thu hàng năm trên số lao động toàn thời gian (ln(doanh thu/lao động)), cho phép so sánh chuẩn hóa giữa các doanh nghiệp thuộc các quốc gia, ngành nghề và quy mô khác nhau (nghiên cứu thành phần P1). Luận án sử dụng thước đo này làm biến phụ thuộc chính, với ROS, tăng trưởng doanh thu, tăng trưởng việc làm và ln(doanh thu) được sử dụng như các thước đo độ vững để kiểm tra tính nhất quán của kết quả (xem Chương 3, §3.5).</w:t>
       </w:r>
     </w:p>
     <w:p>
@@ -435,7 +435,7 @@
         <w:pStyle w:val="BodyText"/>
       </w:pPr>
       <w:r>
-        <w:t xml:space="preserve">Trong literature về I–P, bằng chứng meta-analytic của Marano et al. (2016), phân tích 170 nghiên cứu với 32 quốc gia giai đoạn 1972–2012, cho thấy thể chế quốc gia nguồn điều tiết đáng kể mối quan hệ quốc tế hóa, hiệu quả, với doanh nghiệp từ các nền kinh tế có thể chế yếu hơn có xu hướng thu được lợi ích thấp hơn hoặc thậm chí tổn thất từ quốc tế hóa. Cuervo-Cazurra et al. (2018) bổ sung rằng bất định thể chế ở quốc gia nguồn (home country uncertainty) không chỉ tạo ra thách thức mà còn có thể xây dựng năng lực quản lý bất định đặc thù, giúp doanh nghiệp ở các thị trường mới nổi cạnh tranh hiệu quả hơn ở các thị trường nước ngoài có đặc điểm tương tự. Lý thuyết thể chế cung cấp nền tảng lý luận cho giả thuyết H5 và cho khung ICRV trong luận án.</w:t>
+        <w:t xml:space="preserve">Trong văn liệu về I–P, bằng chứng meta-analytic của Marano et al. (2016), phân tích 170 nghiên cứu với 32 quốc gia giai đoạn 1972–2012, cho thấy thể chế quốc gia nguồn điều tiết đáng kể mối quan hệ quốc tế hóa, hiệu quả, với doanh nghiệp từ các nền kinh tế có thể chế yếu hơn có xu hướng thu được lợi ích thấp hơn hoặc thậm chí tổn thất từ quốc tế hóa. Cuervo-Cazurra et al. (2018) bổ sung rằng bất định thể chế ở quốc gia nguồn (home country uncertainty) không chỉ tạo ra thách thức mà còn có thể xây dựng năng lực quản lý bất định đặc thù, giúp doanh nghiệp ở các thị trường mới nổi cạnh tranh hiệu quả hơn ở các thị trường nước ngoài có đặc điểm tương tự. Lý thuyết thể chế cung cấp nền tảng lý luận cho giả thuyết H5 và cho khung ICRV trong luận án.</w:t>
       </w:r>
     </w:p>
     <w:bookmarkEnd w:id="27"/>
@@ -513,7 +513,7 @@
         <w:pStyle w:val="BodyText"/>
       </w:pPr>
       <w:r>
-        <w:t xml:space="preserve">Sự phân biệt giữa hai cấu trúc số có nền tảng đo lường vững chắc trong literature. Bharadwaj et al. (2013) lập luận rằng năng lực công nghệ thông tin (IT capability) và chiến lược kinh doanh số (digital business strategy) có nomological nets khác nhau, nghĩa là chúng liên hệ với các tiền tố và hệ quả khác nhau, do đó không nên gộp thành một cấu trúc. Coltman et al. (2008) cung cấp bốn tiêu chí để phân biệt cấu trúc formative với reflective, làm cơ sở phương pháp luận cho việc xây dựng TCI và DAI như hai composite formative độc lập thay vì các chỉ báo của một cấu trúc tiềm ẩn chung. Trên nền đó, luận án định vị TCI ở truyền thống năng lực công nghệ hóa công nghiệp và năng lực hấp thụ, vốn xem năng lực công nghệ là chiều sâu năng lực nội tại được tích lũy qua đầu tư và học hỏi (Cohen &amp; Levinthal, 1990; Lall, 1992), trong khi DAI phản ánh mức độ áp dụng công cụ số ở giao diện ngoại tại. Sự tách biệt khái niệm này không chỉ là tinh tế đo lường mà có hệ quả lý thuyết trực tiếp: nếu hai cấu trúc vận hành qua hai cơ chế khác nhau, thì việc gộp chúng sẽ trung bình hóa hai hiệu ứng trái chiều và che khuất chính cơ chế mà nhà nghiên cứu và nhà hoạch định chính sách cần phân biệt.</w:t>
+        <w:t xml:space="preserve">Sự phân biệt giữa hai cấu trúc số có nền tảng đo lường vững chắc trong văn liệu. Bharadwaj et al. (2013) lập luận rằng năng lực công nghệ thông tin (IT capability) và chiến lược kinh doanh số (digital business strategy) có nomological nets khác nhau, nghĩa là chúng liên hệ với các tiền tố và hệ quả khác nhau, do đó không nên gộp thành một cấu trúc. Coltman et al. (2008) cung cấp bốn tiêu chí để phân biệt cấu trúc formative với reflective, làm cơ sở phương pháp luận cho việc xây dựng TCI và DAI như hai composite formative độc lập thay vì các chỉ báo của một cấu trúc tiềm ẩn chung. Trên nền đó, luận án định vị TCI ở truyền thống năng lực công nghệ hóa công nghiệp và năng lực hấp thụ, vốn xem năng lực công nghệ là chiều sâu năng lực nội tại được tích lũy qua đầu tư và học hỏi (Cohen &amp; Levinthal, 1990; Lall, 1992), trong khi DAI phản ánh mức độ áp dụng công cụ số ở giao diện ngoại tại. Sự tách biệt khái niệm này không chỉ là tinh tế đo lường mà có hệ quả lý thuyết trực tiếp: nếu hai cấu trúc vận hành qua hai cơ chế khác nhau, thì việc gộp chúng sẽ trung bình hóa hai hiệu ứng trái chiều và che khuất chính cơ chế mà nhà nghiên cứu và nhà hoạch định chính sách cần phân biệt.</w:t>
       </w:r>
     </w:p>
     <w:p>
@@ -542,13 +542,13 @@
         <w:t xml:space="preserve">2.3 Tổng quan thực nghiệm</w:t>
       </w:r>
     </w:p>
-    <w:bookmarkStart w:id="31" w:name="giai-đoạn-phát-triển-của-literature-ip"/>
+    <w:bookmarkStart w:id="31" w:name="giai-đoạn-phát-triển-của-văn-liệu-ip"/>
     <w:p>
       <w:pPr>
         <w:pStyle w:val="Heading3"/>
       </w:pPr>
       <w:r>
-        <w:t xml:space="preserve">2.3.1 Giai đoạn phát triển của literature I–P</w:t>
+        <w:t xml:space="preserve">2.3.1 Giai đoạn phát triển của văn liệu I–P</w:t>
       </w:r>
     </w:p>
     <w:p>
@@ -572,7 +572,7 @@
         <w:pStyle w:val="BodyText"/>
       </w:pPr>
       <w:r>
-        <w:t xml:space="preserve">Giai đoạn thứ hai (từ cuối thập niên 1990 đến đầu thập niên 2000) chứng kiến sự xuất hiện của mô hình phi tuyến, thách thức giả định tuyến tính giản đơn. Hitt et al. (1997) là nghiên cứu đầu tiên kiểm định và tìm thấy bằng chứng cho quan hệ chữ U ngược (inverted-U) giữa đa dạng hóa sản phẩm quốc tế và hiệu quả, lập luận rằng lợi ích từ quốc tế hóa tăng đến một điểm tối ưu rồi suy giảm do chi phí điều phối và phức tạp tổ chức vượt qua lợi ích. Gomes và Ramaswamy (1999) cung cấp bằng chứng tương tự trong bối cảnh doanh nghiệp đa ngành. Contractor et al. (2003) và Lu và Beamish (2004) tinh chỉnh mô hình phi tuyến với đề xuất</w:t>
+        <w:t xml:space="preserve">Giai đoạn thứ hai (từ cuối thập niên 1990 đến đầu thập niên 2000) chứng kiến sự xuất hiện của mô hình phi tuyến, thách thức giả định tuyến tính giản đơn. Hitt et al. (1997) là nghiên cứu đầu tiên kiểm định và tìm thấy bằng chứng cho quan hệ chữ U ngược (chữ U ngược) giữa đa dạng hóa sản phẩm quốc tế và hiệu quả, lập luận rằng lợi ích từ quốc tế hóa tăng đến một điểm tối ưu rồi suy giảm do chi phí điều phối và phức tạp tổ chức vượt qua lợi ích. Gomes và Ramaswamy (1999) cung cấp bằng chứng tương tự trong bối cảnh doanh nghiệp đa ngành. Contractor et al. (2003) và Lu và Beamish (2004) tinh chỉnh mô hình phi tuyến với đề xuất</w:t>
       </w:r>
       <w:r>
         <w:t xml:space="preserve"> </w:t>
@@ -598,7 +598,7 @@
         <w:pStyle w:val="BodyText"/>
       </w:pPr>
       <w:r>
-        <w:t xml:space="preserve">Giai đoạn thứ ba (từ cuối thập niên 2000 đến hiện tại) chuyển trọng tâm sang nghiên cứu các yếu tố điều tiết (moderators), tức điều kiện bối cảnh làm thay đổi hình dạng, cường độ, hoặc dấu của mối quan hệ I–P. Các moderator được nghiên cứu bao gồm đặc điểm quốc gia nguồn (Marano et al., 2016), đặc điểm ngành (Kirca et al., 2012), năng lực lãnh đạo cấp cao (Hsu et al., 2013), và năng lực kỹ thuật số (Bhandari et al., 2023; Wu et al., 2022). Sự chuyển dịch này phản ánh nhận thức ngày càng sâu sắc rằng không có quan hệ I–P phổ quát, kết quả quốc tế hóa phụ thuộc vào điều kiện cụ thể của doanh nghiệp, ngành và quốc gia (Arte &amp; Larimo, 2022).</w:t>
+        <w:t xml:space="preserve">Giai đoạn thứ ba (từ cuối thập niên 2000 đến hiện tại) chuyển trọng tâm sang nghiên cứu các yếu tố điều tiết (các biến điều tiết), tức điều kiện bối cảnh làm thay đổi hình dạng, cường độ, hoặc dấu của mối quan hệ I–P. Các biến điều tiết được nghiên cứu bao gồm đặc điểm quốc gia nguồn (Marano et al., 2016), đặc điểm ngành (Kirca et al., 2012), năng lực lãnh đạo cấp cao (Hsu et al., 2013), và năng lực kỹ thuật số (Bhandari et al., 2023; Wu et al., 2022). Sự chuyển dịch này phản ánh nhận thức ngày càng sâu sắc rằng không có quan hệ I–P phổ quát, kết quả quốc tế hóa phụ thuộc vào điều kiện cụ thể của doanh nghiệp, ngành và quốc gia (Arte &amp; Larimo, 2022).</w:t>
       </w:r>
     </w:p>
     <w:bookmarkEnd w:id="31"/>
@@ -624,15 +624,15 @@
         <w:pStyle w:val="BodyText"/>
       </w:pPr>
       <w:r>
-        <w:t xml:space="preserve">Bausch và Krist (2007) phân tích 65 nghiên cứu và tìm thấy tác động tổng hợp dương nhưng nhỏ (r ≈ 0,10), đồng thời xác nhận rằng mức độ dị biệt (heterogeneity) giữa các nghiên cứu rất cao với I² &gt; 80%, hàm ý rằng các moderator là nguồn giải thích chủ yếu cho sự khác biệt. Kirca et al. (2012) mở rộng pool lên 154 mẫu và tìm thấy tác động tổng hợp tương tự, đồng thời xác nhận vai trò của bối cảnh quốc gia và ngành. Marano et al. (2016), nghiên cứu meta-analytic toàn diện nhất trong literature với 170 nghiên cứu và 32 quốc gia, tìm thấy r ≈ 0,07–0,13 và chứng minh rằng thể chế quốc gia nguồn là moderator quan trọng nhất trong tất cả các biến bối cảnh được kiểm định. Wu et al. (2022) cập nhật với pool 218 effect sizes tập trung vào các emerging market multinationals (EMNEs) và tìm thấy mô hình moderator tương tự. Tại hội nghị ICBEF 2024, kết quả sơ bộ từ pool nghiên cứu về châu Á với k = 113 nghiên cứu cho thấy r = 0,07, nhất quán với các meta-analyses toàn cầu nhưng cụ thể hơn về bối cảnh châu Á. Luận án này mở rộng pool đó thông qua Nghiên cứu P6, một meta-analysis ba tầng (three-level MARA) với k = 238 nghiên cứu và K = 288 effect sizes từ châu Á và Thái Bình Dương, ước lượng r̄ = 0,074 [KTC 95%: 0,060; 0,088], I² = 62,4%, Q_M(ICRV) = 17,35 (df = 4, p = ,002). Kết quả này xác nhận tác động tổng hợp dương nhỏ nhưng bền vững, đồng thời chứng minh rằng gradient ICRV, turning point giảm dần khi chuyển từ thể chế yếu sang thể chế mạnh, là moderator thực chất của mối quan hệ I–P trong bối cảnh châu Á (nghiên cứu thành phần P6).</w:t>
-      </w:r>
-    </w:p>
-    <w:p>
-      <w:pPr>
-        <w:pStyle w:val="BodyText"/>
-      </w:pPr>
-      <w:r>
-        <w:t xml:space="preserve">Nhìn chung, bằng chứng meta-analytic cho thấy ba kết luận quan trọng: tác động tổng hợp của quốc tế hóa lên hiệu quả là dương nhưng khiêm tốn; mức dị biệt cực kỳ cao; và các moderator bối cảnh, đặc biệt là thể chế quốc gia, năng lực doanh nghiệp, và đặc điểm ngành, là những nguồn giải thích chính cho sự khác biệt giữa các nghiên cứu. Đây là luận điểm cơ bản biện hộ cho sự cần thiết của một khung giải thích đa tầng.</w:t>
+        <w:t xml:space="preserve">Bausch và Krist (2007) phân tích 65 nghiên cứu và tìm thấy tác động tổng hợp dương nhưng nhỏ (r ≈ 0,10), đồng thời xác nhận rằng mức độ dị biệt (heterogeneity) giữa các nghiên cứu rất cao với I² &gt; 80%, hàm ý rằng các biến điều tiết là nguồn giải thích chủ yếu cho sự khác biệt. Kirca et al. (2012) mở rộng pool lên 154 mẫu và tìm thấy tác động tổng hợp tương tự, đồng thời xác nhận vai trò của bối cảnh quốc gia và ngành. Marano et al. (2016), nghiên cứu meta-analytic toàn diện nhất trong văn liệu với 170 nghiên cứu và 32 quốc gia, tìm thấy r ≈ 0,07–0,13 và chứng minh rằng thể chế quốc gia nguồn là biến điều tiết quan trọng nhất trong tất cả các biến bối cảnh được kiểm định. Wu et al. (2022) cập nhật với pool 218 effect sizes tập trung vào các emerging market multinationals (EMNEs) và tìm thấy mô hình biến điều tiết tương tự. Tại hội nghị ICBEF 2024, kết quả sơ bộ từ pool nghiên cứu về châu Á với k = 113 nghiên cứu cho thấy r = 0,07, nhất quán với các meta-analyses toàn cầu nhưng cụ thể hơn về bối cảnh châu Á. Luận án này mở rộng pool đó thông qua Nghiên cứu P6, một meta-analysis ba tầng (three-level MARA) với k = 238 nghiên cứu và K = 288 effect sizes từ châu Á và Thái Bình Dương, ước lượng r̄ = 0,074 [KTC 95%: 0,060; 0,088], I² = 62,4%, Q_M(ICRV) = 17,35 (df = 4, p = ,002). Kết quả này xác nhận tác động tổng hợp dương nhỏ nhưng bền vững, đồng thời chứng minh rằng gradient ICRV, điểm uốn giảm dần khi chuyển từ thể chế yếu sang thể chế mạnh, là biến điều tiết thực chất của mối quan hệ I–P trong bối cảnh châu Á (nghiên cứu thành phần P6).</w:t>
+      </w:r>
+    </w:p>
+    <w:p>
+      <w:pPr>
+        <w:pStyle w:val="BodyText"/>
+      </w:pPr>
+      <w:r>
+        <w:t xml:space="preserve">Nhìn chung, bằng chứng meta-analytic cho thấy ba kết luận quan trọng: tác động tổng hợp của quốc tế hóa lên hiệu quả là dương nhưng khiêm tốn; mức dị biệt cực kỳ cao; và các biến điều tiết bối cảnh, đặc biệt là thể chế quốc gia, năng lực doanh nghiệp, và đặc điểm ngành, là những nguồn giải thích chính cho sự khác biệt giữa các nghiên cứu. Đây là luận điểm cơ bản biện hộ cho sự cần thiết của một khung giải thích đa tầng.</w:t>
       </w:r>
     </w:p>
     <w:bookmarkEnd w:id="32"/>
@@ -650,7 +650,7 @@
         <w:pStyle w:val="FirstParagraph"/>
       </w:pPr>
       <w:r>
-        <w:t xml:space="preserve">Châu Á là bối cảnh đặc biệt quan trọng và đặc thù trong literature I–P vì nhiều lý do. Thứ nhất, sự đa dạng thể chế trong khu vực là ngoại lệ không có ở bất kỳ khu vực nào khác trên thế giới: từ Singapore với chất lượng quản trị đứng hàng đầu thế giới đến Afghanistan với chất lượng quản trị cực kỳ yếu, từ Nhật Bản với nền kinh tế phát triển hoàn thiện đến các SIDS với quy mô siêu nhỏ và hạ tầng thể chế còn sơ khai (Khanna &amp; Palepu, 2010; Peng, 2003). Thứ hai, tốc độ chuyển đổi số và hội nhập quốc tế rất không đồng đều giữa các quốc gia trong khu vực, tạo ra</w:t>
+        <w:t xml:space="preserve">Châu Á là bối cảnh đặc biệt quan trọng và đặc thù trong văn liệu I–P vì nhiều lý do. Thứ nhất, sự đa dạng thể chế trong khu vực là ngoại lệ không có ở bất kỳ khu vực nào khác trên thế giới: từ Singapore với chất lượng quản trị đứng hàng đầu thế giới đến Afghanistan với chất lượng quản trị cực kỳ yếu, từ Nhật Bản với nền kinh tế phát triển hoàn thiện đến các SIDS với quy mô siêu nhỏ và hạ tầng thể chế còn sơ khai (Khanna &amp; Palepu, 2010; Peng, 2003). Thứ hai, tốc độ chuyển đổi số và hội nhập quốc tế rất không đồng đều giữa các quốc gia trong khu vực, tạo ra</w:t>
       </w:r>
       <w:r>
         <w:t xml:space="preserve"> </w:t>
@@ -694,15 +694,15 @@
         <w:t xml:space="preserve"> </w:t>
       </w:r>
       <w:r>
-        <w:t xml:space="preserve">(digital shield effect). Nghiên cứu thành phần P2 kiểm định cụ thể với dữ liệu doanh nghiệp Trung Quốc và tìm thấy cấu trúc cubic inverted-U với ngưỡng FSTS tối ưu khoảng 47,8%, tức điểm turning point khá thấp so với các nền kinh tế tiên tiến. Luận án kế thừa và mở rộng các kết quả này trên pool đầy đủ 49 nền kinh tế (bao gồm 7 nền kinh tế đảo nhỏ Thái Bình Dương (mẫu chính; 9 nền khi mở rộng robustness)).</w:t>
-      </w:r>
-    </w:p>
-    <w:p>
-      <w:pPr>
-        <w:pStyle w:val="BodyText"/>
-      </w:pPr>
-      <w:r>
-        <w:t xml:space="preserve">Phần lớn các nghiên cứu về I–P trong bối cảnh châu Á tập trung vào Nhật Bản, Hàn Quốc, Đài Loan, và Trung Quốc, trong khi các nền kinh tế chuyển đổi như Việt Nam, Campuchia, Bangladesh, và đặc biệt là các SIDS, về cơ bản thiếu vắng trong literature. Sự thiếu đại diện này tạo ra khoảng trống nghiêm trọng trong khả năng khái quát hóa lý thuyết, vì các nền kinh tế frontier và SIDS có thể là địa điểm quan trọng để kiểm định điều kiện biên (boundary conditions) của các lý thuyết về I–P.</w:t>
+        <w:t xml:space="preserve">(digital shield effect). Nghiên cứu thành phần P2 kiểm định cụ thể với dữ liệu doanh nghiệp Trung Quốc và tìm thấy cấu trúc cubic chữ U ngược với ngưỡng FSTS tối ưu khoảng 47,8%, tức điểm điểm uốn khá thấp so với các nền kinh tế tiên tiến. Luận án kế thừa và mở rộng các kết quả này trên pool đầy đủ 49 nền kinh tế (bao gồm 7 nền kinh tế đảo nhỏ Thái Bình Dương (mẫu chính; 9 nền khi mở rộng độ vững)).</w:t>
+      </w:r>
+    </w:p>
+    <w:p>
+      <w:pPr>
+        <w:pStyle w:val="BodyText"/>
+      </w:pPr>
+      <w:r>
+        <w:t xml:space="preserve">Phần lớn các nghiên cứu về I–P trong bối cảnh châu Á tập trung vào Nhật Bản, Hàn Quốc, Đài Loan, và Trung Quốc, trong khi các nền kinh tế chuyển đổi như Việt Nam, Campuchia, Bangladesh, và đặc biệt là các SIDS, về cơ bản thiếu vắng trong văn liệu. Sự thiếu đại diện này tạo ra khoảng trống nghiêm trọng trong khả năng khái quát hóa lý thuyết, vì các nền kinh tế frontier và SIDS có thể là địa điểm quan trọng để kiểm định điều kiện biên (boundary conditions) của các lý thuyết về I–P.</w:t>
       </w:r>
     </w:p>
     <w:bookmarkEnd w:id="33"/>
@@ -857,7 +857,7 @@
         <w:t xml:space="preserve"> </w:t>
       </w:r>
       <w:r>
-        <w:t xml:space="preserve">Các meta-analyses nhất quán cho thấy I² &gt; 80%, tức hơn 80% biến thiên trong effect size không được giải thích bởi sai số ngẫu nhiên mà bởi sự khác biệt có hệ thống giữa các bối cảnh (Bausch &amp; Krist, 2007; Marano et al., 2016). Tuy nhiên, hầu hết các nghiên cứu thực nghiệm hiện tại chỉ kiểm định một hoặc hai moderator từ một lý thuyết đơn lẻ, không có khả năng giải thích đồng thời heterogeneity do bối cảnh thể chế, năng lực doanh nghiệp, và đặc điểm lãnh đạo tạo ra. Không có lý thuyết đơn lẻ nào, dù là Uppsala, RBV, Institutional Theory, hay Upper Echelons Theory, đủ để giải thích đầy đủ sự phức tạp của I–P relationship trong bối cảnh đa quốc gia đa dạng như châu Á. Khoảng trống này đòi hỏi một khung tích hợp đa tầng, trong đó các lý thuyết bổ sung cho nhau thay vì cạnh tranh nhau.</w:t>
+        <w:t xml:space="preserve">Các meta-analyses nhất quán cho thấy I² &gt; 80%, tức hơn 80% biến thiên trong effect size không được giải thích bởi sai số ngẫu nhiên mà bởi sự khác biệt có hệ thống giữa các bối cảnh (Bausch &amp; Krist, 2007; Marano et al., 2016). Tuy nhiên, hầu hết các nghiên cứu thực nghiệm hiện tại chỉ kiểm định một hoặc hai biến điều tiết từ một lý thuyết đơn lẻ, không có khả năng giải thích đồng thời heterogeneity do bối cảnh thể chế, năng lực doanh nghiệp, và đặc điểm lãnh đạo tạo ra. Không có lý thuyết đơn lẻ nào, dù là Uppsala, RBV, Institutional Theory, hay Upper Echelons Theory, đủ để giải thích đầy đủ sự phức tạp của I–P relationship trong bối cảnh đa quốc gia đa dạng như châu Á. Khoảng trống này đòi hỏi một khung tích hợp đa tầng, trong đó các lý thuyết bổ sung cho nhau thay vì cạnh tranh nhau.</w:t>
       </w:r>
     </w:p>
     <w:p>
@@ -869,7 +869,7 @@
           <w:bCs/>
           <w:b/>
         </w:rPr>
-        <w:t xml:space="preserve">Khoảng trống thứ hai: Sự đồng nhất không hợp lý giữa TCI và DAI trong phần lớn literature trước.</w:t>
+        <w:t xml:space="preserve">Khoảng trống thứ hai: Sự đồng nhất không hợp lý giữa TCI và DAI trong phần lớn văn liệu trước.</w:t>
       </w:r>
       <w:r>
         <w:t xml:space="preserve"> </w:t>
@@ -893,7 +893,7 @@
         <w:t xml:space="preserve"> </w:t>
       </w:r>
       <w:r>
-        <w:t xml:space="preserve">Mặc dù châu Á là khu vực kinh tế năng động và đa dạng nhất thế giới, literature về I–P vẫn thiếu bằng chứng đa quốc gia bao quát đủ rộng để kiểm định khả năng tổng quát hóa của các lý thuyết. Pool 17 nước của nghiên cứu thành phần P1 là baseline lớn nhất hiện có trong literature về châu Á, nhưng vẫn chưa bao gồm các nền kinh tế frontier và SIDS, những địa điểm cực kỳ quan trọng để kiểm định boundary conditions. Thiếu vắng các bằng chứng này khiến cho các lý thuyết về I–P, vốn được xây dựng chủ yếu trên dữ liệu từ Nhật Bản, Hàn Quốc, và các nền kinh tế tiên tiến, có nguy cơ bị áp dụng sai trong bối cảnh các nền kinh tế đang phát triển và chuyển đổi ở châu Á.</w:t>
+        <w:t xml:space="preserve">Mặc dù châu Á là khu vực kinh tế năng động và đa dạng nhất thế giới, văn liệu về I–P vẫn thiếu bằng chứng đa quốc gia bao quát đủ rộng để kiểm định khả năng tổng quát hóa của các lý thuyết. Pool 17 nước của nghiên cứu thành phần P1 là baseline lớn nhất hiện có trong văn liệu về châu Á, nhưng vẫn chưa bao gồm các nền kinh tế frontier và SIDS, những địa điểm cực kỳ quan trọng để kiểm định boundary conditions. Thiếu vắng các bằng chứng này khiến cho các lý thuyết về I–P, vốn được xây dựng chủ yếu trên dữ liệu từ Nhật Bản, Hàn Quốc, và các nền kinh tế tiên tiến, có nguy cơ bị áp dụng sai trong bối cảnh các nền kinh tế đang phát triển và chuyển đổi ở châu Á.</w:t>
       </w:r>
     </w:p>
     <w:p>
@@ -919,7 +919,7 @@
         <w:t xml:space="preserve"> </w:t>
       </w:r>
       <w:r>
-        <w:t xml:space="preserve">Khoảng trống thứ nhất và thứ ba hội tụ vào một câu hỏi kiểm định trực tiếp: liệu CDCM có thể giải thích đồng thời heterogeneity I–P khi kiểm soát đầy đủ cả ba tầng trong một mô hình tích hợp ở quy mô đủ rộng để bao phủ toàn bộ gradient ICRV không? Literature hiện tại chưa có bằng chứng kiểm định đồng thời năm moderator chính (TCI, DAI, kinh nghiệm quản trị, giới tính nhà quản trị, ICRV) trong một mô hình hồi quy đơn lẻ trên dữ liệu đa quốc gia quy mô lớn. Nghiên cứu thành phần P7 lấp đầy khoảng trống này bằng dữ liệu WBES từ 49 nền kinh tế (mẫu phân tích 91.982 doanh nghiệp; N hồi quy mô hình đầy đủ = 84.910 sau loại bỏ listwise các biến điều tiết, 102 country-year waves), bao phủ toàn bộ gradient ICRV từ nhóm tiên tiến đến SIDS, kiểm định đồng thời H1–H6 với country-year fixed effects. Kết quả turning point trung bình ~36% FSTS tại P7, thấp hơn P3 Vietnam (~40%) và P5 Trung Quốc (~49%), xác nhận ICRV điều tiết vị trí turning point theo gradient dự đoán lý thuyết, đóng góp bằng chứng kiểm định tích hợp đầu tiên cho CDCM ở cấp độ liên quốc gia quy mô lớn.</w:t>
+        <w:t xml:space="preserve">Khoảng trống thứ nhất và thứ ba hội tụ vào một câu hỏi kiểm định trực tiếp: liệu CDCM có thể giải thích đồng thời heterogeneity I–P khi kiểm soát đầy đủ cả ba tầng trong một mô hình tích hợp ở quy mô đủ rộng để bao phủ toàn bộ gradient ICRV không? Văn liệu hiện tại chưa có bằng chứng kiểm định đồng thời năm biến điều tiết chính (TCI, DAI, kinh nghiệm quản trị, giới tính nhà quản trị, ICRV) trong một mô hình hồi quy đơn lẻ trên dữ liệu đa quốc gia quy mô lớn. Nghiên cứu thành phần P7 lấp đầy khoảng trống này bằng dữ liệu WBES từ 49 nền kinh tế (mẫu phân tích 91.982 doanh nghiệp; N hồi quy mô hình đầy đủ = 79.080 sau loại bỏ listwise các biến điều tiết, 103 country-year waves), bao phủ toàn bộ gradient ICRV từ nhóm tiên tiến đến SIDS, kiểm định đồng thời H1–H6 với country-year fixed effects. Kết quả điểm uốn trung bình ~36% FSTS tại P7, thấp hơn P3 Vietnam (~40%) và P5 Trung Quốc (~49%), xác nhận ICRV điều tiết vị trí điểm uốn theo gradient dự đoán lý thuyết, đóng góp bằng chứng kiểm định tích hợp đầu tiên cho CDCM ở cấp độ liên quốc gia quy mô lớn.</w:t>
       </w:r>
     </w:p>
     <w:p>
@@ -937,7 +937,7 @@
         <w:t xml:space="preserve"> </w:t>
       </w:r>
       <w:r>
-        <w:t xml:space="preserve">Khoảng trống thứ ba không chỉ đòi hỏi mở rộng phạm vi địa lý mà còn đòi hỏi kiểm định điều kiện biên lý thuyết cực trị: liệu có tồn tại bối cảnh nơi inverted-U hoàn toàn sụp đổ thành quan hệ âm đơn điệu? Không có nghiên cứu nào trong literature I–P hiện tại kiểm định</w:t>
+        <w:t xml:space="preserve">Khoảng trống thứ ba không chỉ đòi hỏi mở rộng phạm vi địa lý mà còn đòi hỏi kiểm định điều kiện biên lý thuyết cực trị: liệu có tồn tại bối cảnh nơi chữ U ngược hoàn toàn sụp đổ thành quan hệ âm đơn điệu? Không có nghiên cứu nào trong văn liệu I–P hiện tại kiểm định</w:t>
       </w:r>
       <w:r>
         <w:t xml:space="preserve"> </w:t>
@@ -955,7 +955,7 @@
         <w:t xml:space="preserve"> </w:t>
       </w:r>
       <w:r>
-        <w:t xml:space="preserve">(FIP), bối cảnh mà quốc tế hóa là gánh nặng sinh tồn, không phải lựa chọn chiến lược dựa trên lợi thế cạnh tranh. Nghiên cứu thành phần P8, Nghiên cứu P8, kiểm định H1b bằng dữ liệu WBES từ các nền kinh tế SIDS (Fiji, Papua New Guinea, Solomon Islands, Tonga, Vanuatu, Samoa, Kiribati), nơi ba điều kiện cấu trúc cơ bản của inverted-U đồng thời bị vi phạm: thị trường nội địa cực nhỏ, chi phí logistics cao bất thường, và hỗ trợ thể chế cho xuất khẩu gần như không tồn tại. Kết quả P8 xác định boundary condition cực trị của CDCM: điểm nơi lý thuyết đường cong chữ U ngược không còn ứng dụng được.</w:t>
+        <w:t xml:space="preserve">(FIP), bối cảnh mà quốc tế hóa là gánh nặng sinh tồn, không phải lựa chọn chiến lược dựa trên lợi thế cạnh tranh. Nghiên cứu thành phần P8, Nghiên cứu P8, kiểm định H1b bằng dữ liệu WBES từ các nền kinh tế SIDS (Fiji, Papua New Guinea, Solomon Islands, Tonga, Vanuatu, Samoa, Kiribati), nơi ba điều kiện cấu trúc cơ bản của chữ U ngược đồng thời bị vi phạm: thị trường nội địa cực nhỏ, chi phí logistics cao bất thường, và hỗ trợ thể chế cho xuất khẩu gần như không tồn tại. Kết quả P8 xác định boundary condition cực trị của CDCM: điểm nơi lý thuyết đường cong chữ U ngược không còn ứng dụng được.</w:t>
       </w:r>
     </w:p>
     <w:p>
@@ -1005,7 +1005,7 @@
         <w:pStyle w:val="BodyText"/>
       </w:pPr>
       <w:r>
-        <w:t xml:space="preserve">Tầng tổ chức, năng lực doanh nghiệp, bao gồm TCI và DAI như hai moderator độc lập với cơ chế tác động khác nhau. TCI đóng vai trò như một</w:t>
+        <w:t xml:space="preserve">Tầng tổ chức, năng lực doanh nghiệp, bao gồm TCI và DAI như hai biến điều tiết độc lập với cơ chế tác động khác nhau. TCI đóng vai trò như một</w:t>
       </w:r>
       <w:r>
         <w:t xml:space="preserve"> </w:t>
@@ -1041,23 +1041,23 @@
         <w:t xml:space="preserve"> </w:t>
       </w:r>
       <w:r>
-        <w:t xml:space="preserve">(digital coordination buffer): ở mức FSTS cao, DAI giúp giảm chi phí điều phối xuyên biên giới, làm chuyển dịch điểm turning point sang phải và kéo dài giai đoạn lợi ích dương của quan hệ I–P.</w:t>
-      </w:r>
-    </w:p>
-    <w:p>
-      <w:pPr>
-        <w:pStyle w:val="BodyText"/>
-      </w:pPr>
-      <w:r>
-        <w:t xml:space="preserve">Tầng cá nhân, đặc điểm nhà quản trị cấp cao, bao gồm kinh nghiệm quản trị và giới tính nhà quản trị như các moderator vi mô. Kinh nghiệm quốc tế của nhà quản trị giảm chi phí nhận thức của liability of foreignness; sự hiện diện của quản trị viên nữ tăng cường đa dạng nhận thức và thận trọng trong quản trị rủi ro quốc tế.</w:t>
-      </w:r>
-    </w:p>
-    <w:p>
-      <w:pPr>
-        <w:pStyle w:val="BodyText"/>
-      </w:pPr>
-      <w:r>
-        <w:t xml:space="preserve">Ngoài các cơ chế điều tiết, mô hình còn bao gồm một yếu tố động thái quan trọng: hình dạng phi tuyến của quan hệ I–P (turning point của inverted-U) không cố định theo thời gian mà có thể thay đổi khi bối cảnh thể chế và năng lực doanh nghiệp thay đổi theo chiều dọc, đặc biệt rõ rệt ở các nền kinh tế chuyển đổi nhanh như Trung Quốc.</w:t>
+        <w:t xml:space="preserve">(digital coordination buffer): ở mức FSTS cao, DAI giúp giảm chi phí điều phối xuyên biên giới, làm chuyển dịch điểm điểm uốn sang phải và kéo dài giai đoạn lợi ích dương của quan hệ I–P.</w:t>
+      </w:r>
+    </w:p>
+    <w:p>
+      <w:pPr>
+        <w:pStyle w:val="BodyText"/>
+      </w:pPr>
+      <w:r>
+        <w:t xml:space="preserve">Tầng cá nhân, đặc điểm nhà quản trị cấp cao, bao gồm kinh nghiệm quản trị và giới tính nhà quản trị như các biến điều tiết vi mô. Kinh nghiệm quốc tế của nhà quản trị giảm chi phí nhận thức của liability of foreignness; sự hiện diện của quản trị viên nữ tăng cường đa dạng nhận thức và thận trọng trong quản trị rủi ro quốc tế.</w:t>
+      </w:r>
+    </w:p>
+    <w:p>
+      <w:pPr>
+        <w:pStyle w:val="BodyText"/>
+      </w:pPr>
+      <w:r>
+        <w:t xml:space="preserve">Ngoài các cơ chế điều tiết, mô hình còn bao gồm một yếu tố động thái quan trọng: hình dạng phi tuyến của quan hệ I–P (điểm uốn của chữ U ngược) không cố định theo thời gian mà có thể thay đổi khi bối cảnh thể chế và năng lực doanh nghiệp thay đổi theo chiều dọc, đặc biệt rõ rệt ở các nền kinh tế chuyển đổi nhanh như Trung Quốc.</w:t>
       </w:r>
     </w:p>
     <w:p>
@@ -1168,7 +1168,7 @@
         <w:pStyle w:val="FirstParagraph"/>
       </w:pPr>
       <w:r>
-        <w:t xml:space="preserve">Trên cơ sở lý thuyết từ Uppsala về chi phí thâm nhập giai đoạn đầu, RBV về lợi thế cạnh tranh tích lũy ở giai đoạn trung, và lý thuyết chi phí giao dịch về sự phức tạp điều phối ở giai đoạn mở rộng quá mức, giả thuyết H1 được phát biểu như sau. Quan hệ giữa mức độ quốc tế hóa và hiệu quả hoạt động của các doanh nghiệp ở các quốc gia châu Á có dạng phi tuyến chữ U ngược, với một điểm turning point tối ưu trước khi chi phí điều phối và bất định vượt qua lợi ích từ mở rộng thị trường quốc tế. Cơ sở lý thuyết trực tiếp bao gồm mô hình S-curve của Lu và Beamish (2004), lý thuyết ba giai đoạn của Contractor et al. (2003), và bằng chứng inverted-U ban đầu của Hitt et al. (1997).</w:t>
+        <w:t xml:space="preserve">Trên cơ sở lý thuyết từ Uppsala về chi phí thâm nhập giai đoạn đầu, RBV về lợi thế cạnh tranh tích lũy ở giai đoạn trung, và lý thuyết chi phí giao dịch về sự phức tạp điều phối ở giai đoạn mở rộng quá mức, giả thuyết H1 được phát biểu như sau. Quan hệ giữa mức độ quốc tế hóa và hiệu quả hoạt động của các doanh nghiệp ở các quốc gia châu Á có dạng phi tuyến chữ U ngược, với một điểm điểm uốn tối ưu trước khi chi phí điều phối và bất định vượt qua lợi ích từ mở rộng thị trường quốc tế. Cơ sở lý thuyết trực tiếp bao gồm mô hình S-curve của Lu và Beamish (2004), lý thuyết ba giai đoạn của Contractor et al. (2003), và bằng chứng chữ U ngược ban đầu của Hitt et al. (1997).</w:t>
       </w:r>
     </w:p>
     <w:bookmarkEnd w:id="42"/>
@@ -1228,7 +1228,7 @@
         <w:t xml:space="preserve">âm đơn điệu</w:t>
       </w:r>
       <w:r>
-        <w:t xml:space="preserve">, không có điểm turning point trong phạm vi dữ liệu, phản ánh gánh nặng quốc tế hóa bắt buộc (Forced Internationalization Penalty, FIP) nơi doanh nghiệp xuất khẩu để sinh tồn chứ không phải để khai thác lợi thế cạnh tranh. Cơ sở lý thuyết bao gồm Institutional Theory (North, 1990), lý thuyết chi phí giao dịch (Williamson, 1985), Khanna và Palepu (2010) về institutional voids, và Lall (2004) về SIDS structural constraints.</w:t>
+        <w:t xml:space="preserve">, không có điểm điểm uốn trong phạm vi dữ liệu, phản ánh gánh nặng quốc tế hóa bắt buộc (Forced Internationalization Penalty, FIP) nơi doanh nghiệp xuất khẩu để sinh tồn chứ không phải để khai thác lợi thế cạnh tranh. Cơ sở lý thuyết bao gồm Institutional Theory (North, 1990), lý thuyết chi phí giao dịch (Williamson, 1985), Khanna và Palepu (2010) về institutional voids, và Lall (2004) về SIDS structural constraints.</w:t>
       </w:r>
     </w:p>
     <w:bookmarkEnd w:id="43"/>
@@ -1246,7 +1246,7 @@
         <w:pStyle w:val="FirstParagraph"/>
       </w:pPr>
       <w:r>
-        <w:t xml:space="preserve">Dựa trên RBV (Barney, 1991) và lý thuyết năng lực động (Teece et al., 1997), năng lực công nghệ là một nguồn lực VRIN giúp doanh nghiệp khai thác lợi ích từ quốc tế hóa hiệu quả hơn. Giả thuyết H2 được phát biểu như sau. Năng lực công nghệ (TCI) làm gia tăng tác động tích cực của quốc tế hóa lên hiệu quả hoạt động của doanh nghiệp, bằng cách nâng mặt bằng hiệu quả tổng thể và làm giảm chi phí học hỏi thị trường quốc tế, do đó làm dịch chuyển đường quan hệ I–P lên cao hơn và có thể điều chỉnh vị trí của điểm turning point. Cơ sở lý thuyết bao gồm Barney (1991), Teece et al. (1997), và Bhandari et al. (2023).</w:t>
+        <w:t xml:space="preserve">Dựa trên RBV (Barney, 1991) và lý thuyết năng lực động (Teece et al., 1997), năng lực công nghệ là một nguồn lực VRIN giúp doanh nghiệp khai thác lợi ích từ quốc tế hóa hiệu quả hơn. Giả thuyết H2 được phát biểu như sau. Năng lực công nghệ (TCI) làm gia tăng tác động tích cực của quốc tế hóa lên hiệu quả hoạt động của doanh nghiệp, bằng cách nâng mặt bằng hiệu quả tổng thể và làm giảm chi phí học hỏi thị trường quốc tế, do đó làm dịch chuyển đường quan hệ I–P lên cao hơn và có thể điều chỉnh vị trí của điểm điểm uốn. Cơ sở lý thuyết bao gồm Barney (1991), Teece et al. (1997), và Bhandari et al. (2023).</w:t>
       </w:r>
     </w:p>
     <w:bookmarkEnd w:id="44"/>
@@ -1336,7 +1336,7 @@
         <w:pStyle w:val="FirstParagraph"/>
       </w:pPr>
       <w:r>
-        <w:t xml:space="preserve">Dựa trên quan sát về tốc độ chuyển đổi số và thay đổi thể chế rất nhanh ở một số nền kinh tế châu Á, đặc biệt Trung Quốc, quan hệ I–P không nhất thiết ổn định theo thời gian. Giả thuyết H6 được phát biểu như sau. Hình dạng phi tuyến của quan hệ I–P, cụ thể là vị trí của điểm turning point và độ cong của đường quan hệ, thay đổi theo thời gian trong các nền kinh tế chuyển đổi nhanh, phản ánh sự phát triển của năng lực doanh nghiệp và cải thiện điều kiện thể chế qua các giai đoạn. Cơ sở lý thuyết bao gồm Wu et al. (2022), Xiao et al. (2013), và Banalieva và Dhanaraj (2019). Bằng chứng từ nghiên cứu thành phần P2 về sự ổn định tương đối của turning point Trung Quốc giữa 2012 và 2024 (Paternoster z = +0,82, p = .412, không bác bỏ bằng nhau) cung cấp cơ sở thực nghiệm bổ sung cho việc kiểm định H6 ở cấp độ luận án.</w:t>
+        <w:t xml:space="preserve">Dựa trên quan sát về tốc độ chuyển đổi số và thay đổi thể chế rất nhanh ở một số nền kinh tế châu Á, đặc biệt Trung Quốc, quan hệ I–P không nhất thiết ổn định theo thời gian. Giả thuyết H6 được phát biểu như sau. Hình dạng phi tuyến của quan hệ I–P, cụ thể là vị trí của điểm điểm uốn và độ cong của đường quan hệ, thay đổi theo thời gian trong các nền kinh tế chuyển đổi nhanh, phản ánh sự phát triển của năng lực doanh nghiệp và cải thiện điều kiện thể chế qua các giai đoạn. Cơ sở lý thuyết bao gồm Wu et al. (2022), Xiao et al. (2013), và Banalieva và Dhanaraj (2019). Bằng chứng từ nghiên cứu thành phần P2 về sự ổn định tương đối của điểm uốn Trung Quốc giữa 2012 và 2024 (Paternoster z = +0,82, p = .412, không bác bỏ bằng nhau) cung cấp cơ sở thực nghiệm bổ sung cho việc kiểm định H6 ở cấp độ luận án.</w:t>
       </w:r>
     </w:p>
     <w:p>
@@ -1847,7 +1847,7 @@
         <w:pStyle w:val="BodyText"/>
       </w:pPr>
       <w:r>
-        <w:t xml:space="preserve">Tổng quan thực nghiệm cho thấy literature I–P đã phát triển qua ba giai đoạn, từ tuyến tính dương đến phi tuyến đến tập trung vào moderators; các meta-analyses nhất quán cho thấy tác động tổng hợp là dương nhưng nhỏ với I² &gt; 80%, đòi hỏi cách tiếp cận moderator-centric; và bối cảnh châu Á, đặc biệt là các nền kinh tế frontier và SIDS, đang thiếu đại diện nghiêm trọng trong literature.</w:t>
+        <w:t xml:space="preserve">Tổng quan thực nghiệm cho thấy văn liệu I–P đã phát triển qua ba giai đoạn, từ tuyến tính dương đến phi tuyến đến tập trung vào các biến điều tiết; các meta-analyses nhất quán cho thấy tác động tổng hợp là dương nhưng nhỏ với I² &gt; 80%, đòi hỏi cách tiếp cận biến điều tiết-centric; và bối cảnh châu Á, đặc biệt là các nền kinh tế frontier và SIDS, đang thiếu đại diện nghiêm trọng trong văn liệu.</w:t>
       </w:r>
     </w:p>
     <w:p>

--- a/dist/luan_an_ctu/chuong_2_tong_quan_tai_lieu_vi.docx
+++ b/dist/luan_an_ctu/chuong_2_tong_quan_tai_lieu_vi.docx
@@ -236,7 +236,7 @@
         <w:pStyle w:val="BodyText"/>
       </w:pPr>
       <w:r>
-        <w:t xml:space="preserve">Để vận hành hóa bối cảnh thể chế đa cấp và đa quốc gia trong luận án, khung ICRV (Institutional Context Regime Variation, Biến thiên chế độ bối cảnh thể chế) được phát triển như một công cụ phân loại có hệ thống. Khung ICRV chia 49 nền kinh tế trong phạm vi nghiên cứu thành sáu nhóm (sub-regime), dựa trên tổ hợp các chỉ số quản trị toàn cầu (World Governance Indicators, WGI) của Kaufmann et al. (2011), mức độ phát triển kinh tế, và đặc trưng cấu trúc thể chế: Nhóm I (Advanced Innovation-Driven, bao gồm Singapore, Hong Kong, Đài Loan, Hàn Quốc), Nhóm II (Advanced Resource-Driven, bao gồm các nền kinh tế vùng Vịnh), Nhóm III (Upper-middle, điển hình là Trung Quốc), Nhóm IV (Lower-middle transition, bao gồm Việt Nam và Ấn Độ), Nhóm V (Emerging), và Nhóm VI (SIDS, Small Island Developing States). Khung này mở rộng từ phân loại thể chế của Khanna và Palepu (2010) và được điều chỉnh để phản ánh thực tiễn đa dạng của châu Á và khu vực lân cận.</w:t>
+        <w:t xml:space="preserve">Để vận hành hóa bối cảnh thể chế đa cấp và đa quốc gia trong luận án, khung ICRV (Institutional Context Regime Variation, Biến thiên chế độ bối cảnh thể chế) được phát triển như một công cụ phân loại có hệ thống. Khung ICRV chia 50 nền kinh tế trong phạm vi nghiên cứu thành sáu nhóm (sub-regime), dựa trên tổ hợp các chỉ số quản trị toàn cầu (World Governance Indicators, WGI) của Kaufmann et al. (2011), mức độ phát triển kinh tế, và đặc trưng cấu trúc thể chế: Nhóm I (Advanced Innovation-Driven, gồm Singapore, Hong Kong SAR, Hàn Quốc, Đài Loan, Israel và Nhật Bản), Nhóm II (Advanced Resource-Driven, bao gồm các nền kinh tế vùng Vịnh), Nhóm III (Upper-middle, điển hình là Trung Quốc), Nhóm IV (Lower-middle transition, bao gồm Việt Nam và Ấn Độ), Nhóm V (Emerging), và Nhóm VI (SIDS, Small Island Developing States). Khung này mở rộng từ phân loại thể chế của Khanna và Palepu (2010) và được điều chỉnh để phản ánh thực tiễn đa dạng của châu Á và khu vực lân cận.</w:t>
       </w:r>
     </w:p>
     <w:p>
@@ -694,7 +694,7 @@
         <w:t xml:space="preserve"> </w:t>
       </w:r>
       <w:r>
-        <w:t xml:space="preserve">(digital shield effect). Nghiên cứu thành phần P2 kiểm định cụ thể với dữ liệu doanh nghiệp Trung Quốc và tìm thấy cấu trúc cubic chữ U ngược với ngưỡng FSTS tối ưu khoảng 47,8%, tức điểm điểm uốn khá thấp so với các nền kinh tế tiên tiến. Luận án kế thừa và mở rộng các kết quả này trên pool đầy đủ 49 nền kinh tế (bao gồm 7 nền kinh tế đảo nhỏ Thái Bình Dương (mẫu chính; 9 nền khi mở rộng độ vững)).</w:t>
+        <w:t xml:space="preserve">(digital shield effect). Nghiên cứu thành phần P2 kiểm định cụ thể với dữ liệu doanh nghiệp Trung Quốc và tìm thấy cấu trúc cubic chữ U ngược với ngưỡng FSTS tối ưu khoảng 47,8%, tức điểm điểm uốn khá thấp so với các nền kinh tế tiên tiến. Luận án kế thừa và mở rộng các kết quả này trên pool đầy đủ 50 nền kinh tế (bao gồm 7 nền kinh tế đảo nhỏ Thái Bình Dương (mẫu chính; 9 nền khi mở rộng độ vững)).</w:t>
       </w:r>
     </w:p>
     <w:p>
@@ -901,7 +901,7 @@
         <w:pStyle w:val="BodyText"/>
       </w:pPr>
       <w:r>
-        <w:t xml:space="preserve">Ba khoảng trống này hội tụ vào một hướng giải quyết chung: cần phát triển và kiểm định một khung giải thích tích hợp đa tầng (multi-tier integrated framework) trên dữ liệu đa quốc gia đủ rộng và đủ đa dạng về thể chế để bao phủ toàn bộ gradient thể chế của châu Á. Luận án đề xuất khung CDCM (Context-Contingent Digital-and-Capability Model), là khung lý thuyết tích hợp đa tầng kết hợp bối cảnh thể chế (tầng vĩ mô, vận hành hóa bằng ICRV), năng lực doanh nghiệp với TCI và DAI riêng biệt (tầng tổ chức), đặc điểm nhà quản trị cấp cao (tầng cá nhân), và lớp mở rộng digital capability lens. Trong khung này, FSTS là biến độc lập chính và hiệu quả doanh nghiệp (labor productivity) là biến phụ thuộc.</w:t>
+        <w:t xml:space="preserve">Ba khoảng trống này hội tụ vào một hướng giải quyết chung: cần phát triển và kiểm định một khung giải thích tích hợp đa tầng (multi-tier integrated framework) trên dữ liệu đa quốc gia đủ rộng và đủ đa dạng về thể chế để bao phủ toàn bộ gradient thể chế của châu Á. Luận án đề xuất khung CDCM (Country–Digital–Capability Moderation), là khung lý thuyết tích hợp đa tầng kết hợp bối cảnh thể chế (tầng vĩ mô, vận hành hóa bằng ICRV), năng lực doanh nghiệp với TCI và DAI riêng biệt (tầng tổ chức), đặc điểm nhà quản trị cấp cao (tầng cá nhân), và lớp mở rộng digital capability lens. Trong khung này, FSTS là biến độc lập chính và hiệu quả doanh nghiệp (labor productivity) là biến phụ thuộc.</w:t>
       </w:r>
     </w:p>
     <w:p>
@@ -913,13 +913,13 @@
           <w:bCs/>
           <w:b/>
         </w:rPr>
-        <w:t xml:space="preserve">Từ khoảng trống đến Nghiên cứu P7, Kiểm định CDCM trên 49 nền kinh tế châu Á.</w:t>
-      </w:r>
-      <w:r>
-        <w:t xml:space="preserve"> </w:t>
-      </w:r>
-      <w:r>
-        <w:t xml:space="preserve">Khoảng trống thứ nhất và thứ ba hội tụ vào một câu hỏi kiểm định trực tiếp: liệu CDCM có thể giải thích đồng thời heterogeneity I–P khi kiểm soát đầy đủ cả ba tầng trong một mô hình tích hợp ở quy mô đủ rộng để bao phủ toàn bộ gradient ICRV không? Văn liệu hiện tại chưa có bằng chứng kiểm định đồng thời năm biến điều tiết chính (TCI, DAI, kinh nghiệm quản trị, giới tính nhà quản trị, ICRV) trong một mô hình hồi quy đơn lẻ trên dữ liệu đa quốc gia quy mô lớn. Nghiên cứu thành phần P7 lấp đầy khoảng trống này bằng dữ liệu WBES từ 49 nền kinh tế (mẫu phân tích 91.982 doanh nghiệp; N hồi quy mô hình đầy đủ = 79.080 sau loại bỏ listwise các biến điều tiết, 103 country-year waves), bao phủ toàn bộ gradient ICRV từ nhóm tiên tiến đến SIDS, kiểm định đồng thời H1–H6 với country-year fixed effects. Kết quả điểm uốn trung bình ~36% FSTS tại P7, thấp hơn P3 Vietnam (~40%) và P5 Trung Quốc (~49%), xác nhận ICRV điều tiết vị trí điểm uốn theo gradient dự đoán lý thuyết, đóng góp bằng chứng kiểm định tích hợp đầu tiên cho CDCM ở cấp độ liên quốc gia quy mô lớn.</w:t>
+        <w:t xml:space="preserve">Từ khoảng trống đến Nghiên cứu P7, Kiểm định CDCM trên 50 nền kinh tế châu Á.</w:t>
+      </w:r>
+      <w:r>
+        <w:t xml:space="preserve"> </w:t>
+      </w:r>
+      <w:r>
+        <w:t xml:space="preserve">Khoảng trống thứ nhất và thứ ba hội tụ vào một câu hỏi kiểm định trực tiếp: liệu CDCM có thể giải thích đồng thời heterogeneity I–P khi kiểm soát đầy đủ cả ba tầng trong một mô hình tích hợp ở quy mô đủ rộng để bao phủ toàn bộ gradient ICRV không? Văn liệu hiện tại chưa có bằng chứng kiểm định đồng thời năm biến điều tiết chính (TCI, DAI, kinh nghiệm quản trị, giới tính nhà quản trị, ICRV) trong một mô hình hồi quy đơn lẻ trên dữ liệu đa quốc gia quy mô lớn. Nghiên cứu thành phần P7 lấp đầy khoảng trống này bằng dữ liệu WBES từ 50 nền kinh tế (mẫu hồi quy M2 N = 81.022; N hồi quy mô hình đầy đủ = 79.080 sau loại bỏ listwise các biến điều tiết, 103 country-year waves), bao phủ toàn bộ gradient ICRV từ nhóm tiên tiến đến SIDS, kiểm định đồng thời H1–H6 với country-year fixed effects. Kết quả điểm uốn trung bình ~36% FSTS tại P7, thấp hơn P3 Vietnam (~40%) và P5 Trung Quốc (~49%), xác nhận ICRV điều tiết vị trí điểm uốn theo gradient dự đoán lý thuyết, đóng góp bằng chứng kiểm định tích hợp đầu tiên cho CDCM ở cấp độ liên quốc gia quy mô lớn.</w:t>
       </w:r>
     </w:p>
     <w:p>
@@ -1361,7 +1361,7 @@
         <w:pStyle w:val="FirstParagraph"/>
       </w:pPr>
       <w:r>
-        <w:t xml:space="preserve">Luận án được phát triển gắn với một chuỗi nghiên cứu thành phần (ký hiệu P1–P8), mỗi nghiên cứu kiểm định một phần của hệ giả thuyết H1–H6 và điều kiện biên H1b trong một bối cảnh thể chế cụ thể. Bảng 2.1 ánh xạ các nghiên cứu thành phần với chương trình bày kết quả và các giả thuyết tương ứng.</w:t>
+        <w:t xml:space="preserve">Luận án được phát triển gắn với một chuỗi nghiên cứu thành phần (ký hiệu P1–P10), mỗi nghiên cứu kiểm định một phần của hệ giả thuyết H1–H6 và điều kiện biên H1b trong một bối cảnh thể chế cụ thể. Bảng 2.1 ánh xạ các nghiên cứu thành phần với chương trình bày kết quả và các giả thuyết tương ứng.</w:t>
       </w:r>
     </w:p>
     <w:p>
@@ -1711,7 +1711,7 @@
               <w:jc w:val="left"/>
             </w:pPr>
             <w:r>
-              <w:t xml:space="preserve">P7 — Capstone đa quốc gia (49 nền kinh tế)</w:t>
+              <w:t xml:space="preserve">P7 — Capstone đa quốc gia (50 nền kinh tế)</w:t>
             </w:r>
           </w:p>
         </w:tc>
@@ -1798,6 +1798,106 @@
             </w:pPr>
             <w:r>
               <w:t xml:space="preserve">H1b (FIP)</w:t>
+            </w:r>
+          </w:p>
+        </w:tc>
+      </w:tr>
+      <w:tr>
+        <w:tc>
+          <w:tcPr/>
+          <w:p>
+            <w:pPr>
+              <w:pStyle w:val="Compact"/>
+              <w:jc w:val="left"/>
+            </w:pPr>
+            <w:r>
+              <w:t xml:space="preserve">P9 — Ấn Độ 2014–2025</w:t>
+            </w:r>
+          </w:p>
+        </w:tc>
+        <w:tc>
+          <w:tcPr/>
+          <w:p>
+            <w:pPr>
+              <w:pStyle w:val="Compact"/>
+              <w:jc w:val="left"/>
+            </w:pPr>
+            <w:r>
+              <w:t xml:space="preserve">Lower-middle transition (Nhóm IV)</w:t>
+            </w:r>
+          </w:p>
+        </w:tc>
+        <w:tc>
+          <w:tcPr/>
+          <w:p>
+            <w:pPr>
+              <w:pStyle w:val="Compact"/>
+              <w:jc w:val="left"/>
+            </w:pPr>
+            <w:r>
+              <w:t xml:space="preserve">§4.8</w:t>
+            </w:r>
+          </w:p>
+        </w:tc>
+        <w:tc>
+          <w:tcPr/>
+          <w:p>
+            <w:pPr>
+              <w:pStyle w:val="Compact"/>
+              <w:jc w:val="left"/>
+            </w:pPr>
+            <w:r>
+              <w:t xml:space="preserve">H1c (độ bền ngưỡng dưới biến động thể chế)</w:t>
+            </w:r>
+          </w:p>
+        </w:tc>
+      </w:tr>
+      <w:tr>
+        <w:tc>
+          <w:tcPr/>
+          <w:p>
+            <w:pPr>
+              <w:pStyle w:val="Compact"/>
+              <w:jc w:val="left"/>
+            </w:pPr>
+            <w:r>
+              <w:t xml:space="preserve">P10 — Nhật Bản 2025</w:t>
+            </w:r>
+          </w:p>
+        </w:tc>
+        <w:tc>
+          <w:tcPr/>
+          <w:p>
+            <w:pPr>
+              <w:pStyle w:val="Compact"/>
+              <w:jc w:val="left"/>
+            </w:pPr>
+            <w:r>
+              <w:t xml:space="preserve">Advanced đổi mới (Nhóm I)</w:t>
+            </w:r>
+          </w:p>
+        </w:tc>
+        <w:tc>
+          <w:tcPr/>
+          <w:p>
+            <w:pPr>
+              <w:pStyle w:val="Compact"/>
+              <w:jc w:val="left"/>
+            </w:pPr>
+            <w:r>
+              <w:t xml:space="preserve">§4.1.5</w:t>
+            </w:r>
+          </w:p>
+        </w:tc>
+        <w:tc>
+          <w:tcPr/>
+          <w:p>
+            <w:pPr>
+              <w:pStyle w:val="Compact"/>
+              <w:jc w:val="left"/>
+            </w:pPr>
+            <w:r>
+              <w:t xml:space="preserve">H1 (dự đoán biên trên: gần tuyến tính)</w:t>
             </w:r>
           </w:p>
         </w:tc>

--- a/dist/luan_an_ctu/chuong_2_tong_quan_tai_lieu_vi.docx
+++ b/dist/luan_an_ctu/chuong_2_tong_quan_tai_lieu_vi.docx
@@ -813,7 +813,7 @@
         <w:t xml:space="preserve"> </w:t>
       </w:r>
       <w:r>
-        <w:t xml:space="preserve">khỏi nhóm biên trong giai đoạn 2012–2025 (World Bank, 2026c). Sự đa dạng con đường này củng cố trực tiếp tiền đề của khung ICRV: cơ chế chuyển hóa quốc tế hóa thành hiệu quả phụ thuộc vào chế độ thể chế và mô hình tăng trưởng đặc thù, chứ không tuân theo một dạng hàm phổ quát. Tuy nhiên, bằng chứng vĩ mô này dừng ở cấp quốc gia và để ngỏ câu hỏi về cơ chế cấp doanh nghiệp, chính là khoảng trống mà luận án giải quyết bằng dữ liệu WBES cấp cơ sở trên 49 nền kinh tế.</w:t>
+        <w:t xml:space="preserve">khỏi nhóm biên trong giai đoạn 2012–2025 (World Bank, 2026c). Sự đa dạng con đường này củng cố trực tiếp tiền đề của khung ICRV: cơ chế chuyển hóa quốc tế hóa thành hiệu quả phụ thuộc vào chế độ thể chế và mô hình tăng trưởng đặc thù, chứ không tuân theo một dạng hàm phổ quát. Tuy nhiên, bằng chứng vĩ mô này dừng ở cấp quốc gia và để ngỏ câu hỏi về cơ chế cấp doanh nghiệp, chính là khoảng trống mà luận án giải quyết bằng dữ liệu WBES cấp cơ sở trên 50 nền kinh tế.</w:t>
       </w:r>
     </w:p>
     <w:p>

--- a/dist/luan_an_ctu/chuong_2_tong_quan_tai_lieu_vi.docx
+++ b/dist/luan_an_ctu/chuong_2_tong_quan_tai_lieu_vi.docx
@@ -1511,7 +1511,7 @@
               <w:jc w:val="left"/>
             </w:pPr>
             <w:r>
-              <w:t xml:space="preserve">P3 — Việt Nam</w:t>
+              <w:t xml:space="preserve">P3: Việt Nam</w:t>
             </w:r>
           </w:p>
         </w:tc>
@@ -1561,7 +1561,7 @@
               <w:jc w:val="left"/>
             </w:pPr>
             <w:r>
-              <w:t xml:space="preserve">P4 — Singapore</w:t>
+              <w:t xml:space="preserve">P4: Singapore</w:t>
             </w:r>
           </w:p>
         </w:tc>
@@ -1611,7 +1611,7 @@
               <w:jc w:val="left"/>
             </w:pPr>
             <w:r>
-              <w:t xml:space="preserve">P5 — Trung Quốc 2012–2024</w:t>
+              <w:t xml:space="preserve">P5: Trung Quốc 2012–2024</w:t>
             </w:r>
           </w:p>
         </w:tc>
@@ -1661,7 +1661,7 @@
               <w:jc w:val="left"/>
             </w:pPr>
             <w:r>
-              <w:t xml:space="preserve">P6 — Meta-analysis ba tầng</w:t>
+              <w:t xml:space="preserve">P6: Meta-analysis ba tầng</w:t>
             </w:r>
           </w:p>
         </w:tc>
@@ -1711,7 +1711,7 @@
               <w:jc w:val="left"/>
             </w:pPr>
             <w:r>
-              <w:t xml:space="preserve">P7 — Capstone đa quốc gia (50 nền kinh tế)</w:t>
+              <w:t xml:space="preserve">P7: Capstone đa quốc gia (50 nền kinh tế)</w:t>
             </w:r>
           </w:p>
         </w:tc>
@@ -1761,7 +1761,7 @@
               <w:jc w:val="left"/>
             </w:pPr>
             <w:r>
-              <w:t xml:space="preserve">P8 — Pacific SIDS (mẫu chính 7 nước, N=959; kiểm định độ vững mở rộng 9 nước Nhóm VI)</w:t>
+              <w:t xml:space="preserve">P8: Pacific SIDS (mẫu chính 7 nước, N=959; kiểm định độ vững mở rộng 9 nước Nhóm VI)</w:t>
             </w:r>
           </w:p>
         </w:tc>
@@ -1811,7 +1811,7 @@
               <w:jc w:val="left"/>
             </w:pPr>
             <w:r>
-              <w:t xml:space="preserve">P9 — Ấn Độ 2014–2025</w:t>
+              <w:t xml:space="preserve">P9: Ấn Độ 2014–2025</w:t>
             </w:r>
           </w:p>
         </w:tc>
@@ -1861,7 +1861,7 @@
               <w:jc w:val="left"/>
             </w:pPr>
             <w:r>
-              <w:t xml:space="preserve">P10 — Nhật Bản 2025</w:t>
+              <w:t xml:space="preserve">P10: Nhật Bản 2025</w:t>
             </w:r>
           </w:p>
         </w:tc>

--- a/dist/luan_an_ctu/chuong_2_tong_quan_tai_lieu_vi.docx
+++ b/dist/luan_an_ctu/chuong_2_tong_quan_tai_lieu_vi.docx
@@ -64,7 +64,7 @@
         <w:t xml:space="preserve">”</w:t>
       </w:r>
       <w:r>
-        <w:t xml:space="preserve">, vốn mang nghĩa một xu hướng kinh tế vĩ mô, mà là một thuộc tính đo lường được ở cấp độ doanh nghiệp, phản ánh chiến lược mở rộng quốc tế và mức độ phụ thuộc vào thị trường nước ngoài.</w:t>
+        <w:t xml:space="preserve">, vốn mang nghĩa một xu hướng kinh tế vĩ mô, mà là một thuộc tính đo lường được ở cấp độ doanh nghiệp, phản ánh chiến lược mở rộng quốc tế và mức độ phụ thuộc vào thị trường nước ngoài. Nền tảng lý thuyết của lĩnh vực này bắt nguồn từ các công trình kinh điển về doanh nghiệp đa quốc gia và đầu tư trực tiếp nước ngoài: lý thuyết vòng đời sản phẩm (Vernon, 1966), lý thuyết lợi thế độc quyền của doanh nghiệp (Hymer, 1976; Caves, 1971), và lý thuyết nội bộ hóa chi phí giao dịch (Buckley &amp; Casson, 1976), về sau được tổng hợp trong khung chiết trung OLI (Dunning, 1988).</w:t>
       </w:r>
     </w:p>
     <w:p>
@@ -590,7 +590,7 @@
         <w:t xml:space="preserve"> </w:t>
       </w:r>
       <w:r>
-        <w:t xml:space="preserve">(three-stage S-curve), theo đó hiệu quả giảm ở giai đoạn thâm nhập ban đầu (chi phí thiết lập), tăng ở giai đoạn khai thác (học hỏi tích lũy và quy mô), rồi lại giảm ở giai đoạn siêu mở rộng (over-extension) khi chi phí phức tạp vượt quá lợi ích.</w:t>
+        <w:t xml:space="preserve">(three-stage S-curve), theo đó hiệu quả giảm ở giai đoạn thâm nhập ban đầu (chi phí thiết lập), tăng ở giai đoạn khai thác (học hỏi tích lũy và quy mô), rồi lại giảm ở giai đoạn siêu mở rộng (over-extension) khi chi phí phức tạp vượt quá lợi ích. Ruigrok và Wagner (2003) bổ sung bằng chứng cho cơ chế học hỏi tổ chức làm nền cho giai đoạn giữa của đường cong, trong khi Contractor (2012) tổng hợp lý thuyết đa giai đoạn này cùng các phê phán phương pháp luận về cách đo lường và kiểm định quan hệ phi tuyến.</w:t>
       </w:r>
     </w:p>
     <w:p>
@@ -624,7 +624,7 @@
         <w:pStyle w:val="BodyText"/>
       </w:pPr>
       <w:r>
-        <w:t xml:space="preserve">Bausch và Krist (2007) phân tích 65 nghiên cứu và tìm thấy tác động tổng hợp dương nhưng nhỏ (r ≈ 0,10), đồng thời xác nhận rằng mức độ dị biệt (heterogeneity) giữa các nghiên cứu rất cao với I² &gt; 80%, hàm ý rằng các biến điều tiết là nguồn giải thích chủ yếu cho sự khác biệt. Kirca et al. (2012) mở rộng pool lên 154 mẫu và tìm thấy tác động tổng hợp tương tự, đồng thời xác nhận vai trò của bối cảnh quốc gia và ngành. Marano et al. (2016), nghiên cứu meta-analytic toàn diện nhất trong văn liệu với 170 nghiên cứu và 32 quốc gia, tìm thấy r ≈ 0,07–0,13 và chứng minh rằng thể chế quốc gia nguồn là biến điều tiết quan trọng nhất trong tất cả các biến bối cảnh được kiểm định. Wu et al. (2022) cập nhật với pool 218 effect sizes tập trung vào các emerging market multinationals (EMNEs) và tìm thấy mô hình biến điều tiết tương tự. Tại hội nghị ICBEF 2024, kết quả sơ bộ từ pool nghiên cứu về châu Á với k = 113 nghiên cứu cho thấy r = 0,07, nhất quán với các meta-analyses toàn cầu nhưng cụ thể hơn về bối cảnh châu Á. Luận án này mở rộng pool đó thông qua Nghiên cứu P6, một meta-analysis ba tầng (three-level MARA) với k = 238 nghiên cứu và K = 288 effect sizes từ châu Á và Thái Bình Dương, ước lượng r̄ = 0,074 [KTC 95%: 0,060; 0,088], I² = 62,4%, Q_M(ICRV) = 17,35 (df = 4, p = ,002). Kết quả này xác nhận tác động tổng hợp dương nhỏ nhưng bền vững, đồng thời chứng minh rằng gradient ICRV, điểm uốn giảm dần khi chuyển từ thể chế yếu sang thể chế mạnh, là biến điều tiết thực chất của mối quan hệ I–P trong bối cảnh châu Á (nghiên cứu thành phần P6).</w:t>
+        <w:t xml:space="preserve">Bausch và Krist (2007) phân tích 65 nghiên cứu và tìm thấy tác động tổng hợp dương nhưng nhỏ (r ≈ 0,10), đồng thời xác nhận rằng mức độ dị biệt (heterogeneity) giữa các nghiên cứu rất cao với I² &gt; 80%, hàm ý rằng các biến điều tiết là nguồn giải thích chủ yếu cho sự khác biệt. Kirca et al. (2012) mở rộng pool lên 154 mẫu và tìm thấy tác động tổng hợp tương tự, đồng thời xác nhận vai trò của bối cảnh quốc gia và ngành. Marano et al. (2016), nghiên cứu meta-analytic toàn diện nhất trong văn liệu với 170 nghiên cứu và 32 quốc gia, tìm thấy r ≈ 0,07–0,13 và chứng minh rằng thể chế quốc gia nguồn là biến điều tiết quan trọng nhất trong tất cả các biến bối cảnh được kiểm định. Wu et al. (2022) cập nhật với pool 218 effect sizes tập trung vào các emerging market multinationals (EMNEs) và tìm thấy mô hình biến điều tiết tương tự. Tại hội nghị ICBEF 2024, kết quả sơ bộ từ pool nghiên cứu về châu Á với k = 113 nghiên cứu cho thấy r = 0,07, nhất quán với các meta-analyses toàn cầu nhưng cụ thể hơn về bối cảnh châu Á. Luận án này mở rộng pool đó thông qua Nghiên cứu P6, một meta-analysis ba tầng (three-level MARA) với k = 238 nghiên cứu và K = 288 effect sizes từ châu Á và Thái Bình Dương, ước lượng r̄ = 0,074 [KTC 95%: 0,060; 0,088], I² = 62,4%, Q_M(ICRV) = 17,35 (df = 4, p = ,002). Kết quả này xác nhận tác động tổng hợp dương nhỏ nhưng bền vững, đồng thời chứng minh rằng gradient ICRV, điểm uốn giảm dần khi chuyển từ thể chế yếu sang thể chế mạnh, là biến điều tiết thực chất của mối quan hệ I–P trong bối cảnh châu Á (nghiên cứu thành phần P6). Tuy vậy, một số nghiên cứu gần đây sử dụng chiến lược nhận diện chặt chẽ hơn đặt câu hỏi về tính phổ quát của dạng hàm chữ U ngược: Pisani, Garcia-Bernardo và Heemskerk (2020) cho thấy quan hệ này suy yếu đáng kể, thậm chí biến mất, trong các mẫu gộp xuyên quốc gia khi áp dụng nhận diện nghiêm ngặt hơn, củng cố lập luận rằng chính dị biệt bối cảnh, chứ không phải một quy luật hàm phổ quát, mới chi phối kết quả I–P. Ở cấp doanh nghiệp, Arbelo, Arbelo-Pérez và Pérez-Gómez (2024) chứng minh quan hệ I–P phụ thuộc vào tài sản đặc thù của doanh nghiệp theo quan điểm dựa trên nguồn lực, nhất quán với vai trò điều tiết của năng lực công nghệ được nhấn mạnh trong luận án này.</w:t>
       </w:r>
     </w:p>
     <w:p>

--- a/dist/luan_an_ctu/chuong_2_tong_quan_tai_lieu_vi.docx
+++ b/dist/luan_an_ctu/chuong_2_tong_quan_tai_lieu_vi.docx
@@ -106,7 +106,7 @@
         <w:pStyle w:val="BodyText"/>
       </w:pPr>
       <w:r>
-        <w:t xml:space="preserve">Trong bối cảnh nghiên cứu sử dụng dữ liệu WBES, vốn không cung cấp thông tin về giá cổ phiếu hay giá trị thị trường, thước đo năng suất lao động là lựa chọn phổ biến nhất và phù hợp nhất về mặt kỹ thuật. Năng suất lao động được tính bằng logarithm tự nhiên của tỷ số doanh thu hàng năm trên số lao động toàn thời gian (ln(doanh thu/lao động)), cho phép so sánh chuẩn hóa giữa các doanh nghiệp thuộc các quốc gia, ngành nghề và quy mô khác nhau (nghiên cứu thành phần P1). Luận án sử dụng thước đo này làm biến phụ thuộc chính, với ROS, tăng trưởng doanh thu, tăng trưởng việc làm và ln(doanh thu) được sử dụng như các thước đo độ vững để kiểm tra tính nhất quán của kết quả (xem Chương 3, §3.5).</w:t>
+        <w:t xml:space="preserve">Trong bối cảnh nghiên cứu sử dụng dữ liệu WBES, vốn không cung cấp thông tin về giá cổ phiếu hay giá trị thị trường, thước đo năng suất lao động là lựa chọn phổ biến nhất và phù hợp nhất về mặt kỹ thuật. Năng suất lao động được tính bằng logarithm tự nhiên của tỷ số doanh thu hàng năm trên số lao động toàn thời gian (ln(doanh thu/lao động)), cho phép so sánh chuẩn hóa giữa các doanh nghiệp thuộc các quốc gia, ngành nghề và quy mô khác nhau (nghiên cứu thành phần P1). Luận án sử dụng thước đo này làm biến phụ thuộc chính, với ROS, tăng trưởng doanh thu, tăng trưởng việc làm và ln(doanh thu) được sử dụng như các thước đo độ vững để kiểm tra tính nhất quán của kết quả (xem Chương 3, Mục 3.5).</w:t>
       </w:r>
     </w:p>
     <w:p>
@@ -1485,7 +1485,7 @@
               <w:jc w:val="left"/>
             </w:pPr>
             <w:r>
-              <w:t xml:space="preserve">§2.3.2; §4.2</w:t>
+              <w:t xml:space="preserve">Mục 2.3.2; Mục 4.2</w:t>
             </w:r>
           </w:p>
         </w:tc>
@@ -1535,7 +1535,7 @@
               <w:jc w:val="left"/>
             </w:pPr>
             <w:r>
-              <w:t xml:space="preserve">§4.5</w:t>
+              <w:t xml:space="preserve">Mục 4.5</w:t>
             </w:r>
           </w:p>
         </w:tc>
@@ -1585,7 +1585,7 @@
               <w:jc w:val="left"/>
             </w:pPr>
             <w:r>
-              <w:t xml:space="preserve">§4.3</w:t>
+              <w:t xml:space="preserve">Mục 4.3</w:t>
             </w:r>
           </w:p>
         </w:tc>
@@ -1635,7 +1635,7 @@
               <w:jc w:val="left"/>
             </w:pPr>
             <w:r>
-              <w:t xml:space="preserve">§4.4</w:t>
+              <w:t xml:space="preserve">Mục 4.4</w:t>
             </w:r>
           </w:p>
         </w:tc>
@@ -1685,7 +1685,7 @@
               <w:jc w:val="left"/>
             </w:pPr>
             <w:r>
-              <w:t xml:space="preserve">§4.2</w:t>
+              <w:t xml:space="preserve">Mục 4.2</w:t>
             </w:r>
           </w:p>
         </w:tc>
@@ -1735,7 +1735,7 @@
               <w:jc w:val="left"/>
             </w:pPr>
             <w:r>
-              <w:t xml:space="preserve">§4.6</w:t>
+              <w:t xml:space="preserve">Mục 4.6</w:t>
             </w:r>
           </w:p>
         </w:tc>
@@ -1785,7 +1785,7 @@
               <w:jc w:val="left"/>
             </w:pPr>
             <w:r>
-              <w:t xml:space="preserve">§4.7</w:t>
+              <w:t xml:space="preserve">Mục 4.7</w:t>
             </w:r>
           </w:p>
         </w:tc>
@@ -1835,7 +1835,7 @@
               <w:jc w:val="left"/>
             </w:pPr>
             <w:r>
-              <w:t xml:space="preserve">§4.8</w:t>
+              <w:t xml:space="preserve">Mục 4.8</w:t>
             </w:r>
           </w:p>
         </w:tc>
@@ -1885,7 +1885,7 @@
               <w:jc w:val="left"/>
             </w:pPr>
             <w:r>
-              <w:t xml:space="preserve">§4.1.5</w:t>
+              <w:t xml:space="preserve">Mục 4.1.5</w:t>
             </w:r>
           </w:p>
         </w:tc>

--- a/dist/luan_an_ctu/chuong_2_tong_quan_tai_lieu_vi.docx
+++ b/dist/luan_an_ctu/chuong_2_tong_quan_tai_lieu_vi.docx
@@ -331,7 +331,7 @@
         <w:pStyle w:val="BodyText"/>
       </w:pPr>
       <w:r>
-        <w:t xml:space="preserve">Tuy nhiên, mô hình Uppsala cổ điển được xây dựng trong bối cảnh tiền số và tiền nền tảng (pre-platform), nên đã bị thách thức đáng kể trong thập kỷ gần đây. Các nghiên cứu về born-global firms, tức doanh nghiệp quốc tế hóa ngay từ giai đoạn đầu mà không theo trình tự tuần tự, và platform firms, tức doanh nghiệp công nghệ tận dụng nền tảng số để vươn ra thị trường quốc tế không cần hiện diện vật lý, cho thấy logic của Uppsala không còn phổ quát (Stallkamp &amp; Schotter, 2021; Yang et al., 2025). Trong luận án này, mô hình Uppsala không bị bác bỏ, mà được tái định vị như một lớp nền giải thích chi phí học hỏi và bất định trong giai đoạn đầu quốc tế hóa, còn cơ chế học hỏi được mở rộng để bao gồm</w:t>
+        <w:t xml:space="preserve">Tuy nhiên, mô hình Uppsala cổ điển được xây dựng trong bối cảnh tiền số và tiền nền tảng (pre-platform), nên đã bị thách thức đáng kể trong thập kỷ gần đây. Các nghiên cứu về born-global firms, tức doanh nghiệp quốc tế hóa ngay từ giai đoạn đầu mà không theo trình tự tuần tự, và doanh nghiệp nền tảng, tức doanh nghiệp công nghệ tận dụng nền tảng số để vươn ra thị trường quốc tế không cần hiện diện vật lý, cho thấy logic của Uppsala không còn phổ quát (Stallkamp &amp; Schotter, 2021; Yang et al., 2025). Trong luận án này, mô hình Uppsala không bị bác bỏ, mà được tái định vị như một lớp nền giải thích chi phí học hỏi và bất định trong giai đoạn đầu quốc tế hóa, còn cơ chế học hỏi được mở rộng để bao gồm</w:t>
       </w:r>
       <w:r>
         <w:t xml:space="preserve"> </w:t>
@@ -350,6 +350,14 @@
       </w:r>
       <w:r>
         <w:t xml:space="preserve">(data-augmented learning) trong kỷ nguyên chuyển đổi số, nơi dữ liệu từ thị trường nước ngoài có thể được thu thập, xử lý và phân tích nhanh hơn nhiều so với trước (Banalieva &amp; Dhanaraj, 2019).</w:t>
+      </w:r>
+    </w:p>
+    <w:p>
+      <w:pPr>
+        <w:pStyle w:val="BodyText"/>
+      </w:pPr>
+      <w:r>
+        <w:t xml:space="preserve">Việc tái định vị mô hình Uppsala trong luận án dựa trên một phân biệt khái niệm quan trọng giữa cơ chế học hỏi và trình tự thâm nhập. Vahlne (2020), trong bản cập nhật gần đây nhất do chính đồng tác giả của mô hình gốc thực hiện, nhấn mạnh rằng cốt lõi bền vững của truyền thống Uppsala không nằm ở trình tự bốn bước mang tính mô tả, mà nằm ở cơ chế tiến hóa: doanh nghiệp tích lũy tri thức trải nghiệm, điều chỉnh cam kết, và tái cấu trúc vị trí mạng lưới theo thời gian. Cách diễn giải này tách phần lõi lý thuyết khỏi phần biểu hiện thực nghiệm, do đó giải phóng mô hình khỏi sự phụ thuộc vào bối cảnh tiền số. Đối với các doanh nghiệp ở những nền kinh tế chuyển đổi và mới nổi tại châu Á, cơ chế học hỏi trải nghiệm có hàm ý trực tiếp với hình dạng phi tuyến của quan hệ I–P: giai đoạn đầu của đường cong, nơi hiệu quả suy giảm, phản ánh chính chi phí học hỏi và chi phí của gánh nặng người nước ngoài chưa được khấu hao, trong khi giai đoạn giữa phản ánh lợi ích thu được khi tri thức trải nghiệm đạt ngưỡng tới hạn (Lu &amp; Beamish, 2004). Hennart (2007) bổ sung một cảnh báo lý thuyết quan trọng rằng quan hệ giữa mức độ đa quốc gia và hiệu quả không phải là một quy luật phổ quát tự thân, mà phụ thuộc vào bản chất của tài sản đặc thù mà doanh nghiệp khai thác xuyên biên giới; lập luận này củng cố cách tiếp cận của luận án, theo đó cơ chế học hỏi của Uppsala cần được đặt trong tương tác với năng lực và bối cảnh, thay vì được xem là động lực độc lập.</w:t>
       </w:r>
     </w:p>
     <w:bookmarkEnd w:id="25"/>
@@ -386,6 +394,14 @@
         <w:t xml:space="preserve">Trong bối cảnh đương đại, RBV được mở rộng bằng lý thuyết năng lực động (dynamic capabilities) của Teece et al. (1997), nhấn mạnh khả năng của doanh nghiệp trong việc tích hợp, xây dựng và tái cấu hình các năng lực nội bộ để ứng phó với môi trường cạnh tranh thay đổi nhanh chóng. Trong kỷ nguyên số, năng lực công nghệ (TCI), theo phân biệt của luận án, được xem là một dạng năng lực động quan trọng, cho phép doanh nghiệp tái cấu hình nguồn lực và mô hình kinh doanh để ứng phó với bất định trong quốc tế hóa (Bhandari et al., 2023; Verhoef et al., 2021). DAI, chỉ số áp dụng số nền tảng (Tier-1 proxy) đo lường sự hiện diện website, phản ánh mức độ chấp nhận kỹ thuật số cơ bản chứ không phải năng lực động theo nghĩa Teece et al. (1997). RBV cung cấp nền lý thuyết trực tiếp cho giả thuyết H2 về vai trò điều tiết của TCI, trong khi H3 về DAI được neo đậu trong Foundational Digital Adoption Framework (Banalieva &amp; Dhanaraj, 2019).</w:t>
       </w:r>
     </w:p>
+    <w:p>
+      <w:pPr>
+        <w:pStyle w:val="BodyText"/>
+      </w:pPr>
+      <w:r>
+        <w:t xml:space="preserve">Lý thuyết năng lực động cần được phân tích sâu hơn để làm rõ vì sao TCI được định vị như một dạng năng lực bậc cao trong khung của luận án. Eisenhardt và Martin (2000) tinh chỉnh khái niệm năng lực động bằng cách lập luận rằng các năng lực này về bản chất là những quy trình tổ chức có thể nhận diện được, và giá trị cạnh tranh của chúng phụ thuộc vào tính kịp thời cùng khả năng tái cấu hình nguồn lực trong môi trường biến động. Teece (2007) làm rõ thêm vi nền tảng của năng lực động qua ba nhóm hoạt động: cảm nhận cơ hội, nắm bắt cơ hội, và tái cấu hình tài sản; ba nhóm hoạt động này tương ứng trực tiếp với những đòi hỏi mà doanh nghiệp phải đáp ứng khi mở rộng ra thị trường nước ngoài bất định. Theo logic đó, năng lực công nghệ không chỉ là một kho tài sản tĩnh thỏa mãn tiêu chí VRIN, mà còn là cơ chế cho phép doanh nghiệp hấp thụ tri thức mới và tái triển khai nguồn lực khi điều kiện thị trường quốc tế thay đổi (Cohen &amp; Levinthal, 1990; Teece et al., 1997). Sự phân biệt giữa năng lực bậc một, tức năng lực vận hành thường nhật, và năng lực bậc cao, tức năng lực tái cấu hình, cung cấp cơ sở lý thuyết cho việc tách TCI khỏi DAI: TCI mang đặc trưng của năng lực bậc cao gắn với chiều sâu tổ chức, trong khi DAI gần với năng lực vận hành bề mặt, dễ tiếp cận và dễ sao chép hơn, do đó khó tạo ra lợi thế bền vững theo tinh thần RBV (Barney, 1991). Phân tầng này giải thích vì sao luận án dự báo hai cấu trúc số vận hành qua hai cơ chế khác nhau trong quan hệ I–P, thay vì giả định một hiệu ứng đồng nhất.</w:t>
+      </w:r>
+    </w:p>
     <w:bookmarkEnd w:id="26"/>
     <w:bookmarkStart w:id="27" w:name="lý-thuyết-thể-chế"/>
     <w:p>
@@ -438,6 +454,14 @@
         <w:t xml:space="preserve">Trong văn liệu về I–P, bằng chứng meta-analytic của Marano et al. (2016), phân tích 170 nghiên cứu với 32 quốc gia giai đoạn 1972–2012, cho thấy thể chế quốc gia nguồn điều tiết đáng kể mối quan hệ quốc tế hóa, hiệu quả, với doanh nghiệp từ các nền kinh tế có thể chế yếu hơn có xu hướng thu được lợi ích thấp hơn hoặc thậm chí tổn thất từ quốc tế hóa. Cuervo-Cazurra et al. (2018) bổ sung rằng bất định thể chế ở quốc gia nguồn (home country uncertainty) không chỉ tạo ra thách thức mà còn có thể xây dựng năng lực quản lý bất định đặc thù, giúp doanh nghiệp ở các thị trường mới nổi cạnh tranh hiệu quả hơn ở các thị trường nước ngoài có đặc điểm tương tự. Lý thuyết thể chế cung cấp nền tảng lý luận cho giả thuyết H5 và cho khung ICRV trong luận án.</w:t>
       </w:r>
     </w:p>
+    <w:p>
+      <w:pPr>
+        <w:pStyle w:val="BodyText"/>
+      </w:pPr>
+      <w:r>
+        <w:t xml:space="preserve">Để vận hành hóa bối cảnh thể chế một cách chặt chẽ, luận án dựa trên một nền tảng lý luận rộng hơn về kinh tế học thể chế và quan điểm dựa trên thể chế trong chiến lược quốc tế. Williamson (2000) phân tầng các cấp độ phân tích thể chế từ những ràng buộc phi chính thức ăn sâu vào văn hóa, đến môi trường thể chế chính thức, đến quản trị giao dịch, và sau cùng là phân bổ nguồn lực; cách phân tầng này làm rõ rằng chất lượng thể chế tác động đến doanh nghiệp qua nhiều kênh đồng thời, chứ không chỉ qua một chỉ số tổng hợp duy nhất. Peng và cộng sự (2008) phát triển quan điểm dựa trên thể chế như một trụ cột thứ ba của chiến lược quốc tế, bên cạnh quan điểm dựa trên ngành và quan điểm dựa trên nguồn lực, lập luận rằng ở các nền kinh tế mới nổi, thể chế không chỉ là bối cảnh nền mà là yếu tố trực tiếp định hình lựa chọn chiến lược của doanh nghiệp. Peng (2003) bổ sung góc nhìn động về quá trình chuyển đổi thể chế, theo đó các doanh nghiệp ở những nền kinh tế đang chuyển đổi điều chỉnh chiến lược từ dựa trên quan hệ sang dựa trên quy tắc khi khung thể chế chính thức trưởng thành; góc nhìn này cung cấp cơ sở lý thuyết cho giả thuyết H6 về dị biệt thời gian của quan hệ I–P ở các nền kinh tế chuyển đổi nhanh. Ngoài ra, Kim và cộng sự (2026) định nghĩa năng lực thể chế như khả năng thực thi chính sách của các tổ chức công, phân tách thành chiều tổ chức và chiều quản trị, cung cấp một khung phân tích chính thức làm cơ sở cho việc phân loại sáu chế độ thể chế trong khung ICRV. Tổng hợp các tiếp cận này, luận án xem khung ICRV không phải là một biến phân loại tùy nghi, mà là sự vận hành hóa có hệ thống của một gradient thể chế đa chiều, neo đậu trong lý thuyết thể chế đương đại.</w:t>
+      </w:r>
+    </w:p>
     <w:bookmarkEnd w:id="27"/>
     <w:bookmarkStart w:id="28" w:name="lý-thuyết-thượng-tầng-quản-trị"/>
     <w:p>
@@ -482,6 +506,14 @@
         <w:t xml:space="preserve">Trong bối cảnh quốc tế hóa, Upper Echelons Theory có hai hàm ý trực tiếp. Thứ nhất, kinh nghiệm quốc tế của nhà quản trị cấp cao, được đo bằng số năm kinh nghiệm làm việc hoặc học tập ở nước ngoài, hay tiếp xúc với thị trường quốc tế, giúp giảm nhận thức về liability of foreignness và nâng cao khả năng đánh giá cơ hội, quản trị rủi ro ở thị trường quốc tế (Hsu et al., 2013; Sambharya, 1996). Thứ hai, sự đa dạng giới tính trong lãnh đạo, đặc biệt là sự hiện diện của quản trị viên nữ ở các vị trí lãnh đạo, liên quan đến nhận thức chiến lược đa chiều hơn và thực tiễn quản trị rủi ro thận trọng hơn, qua đó có tác động tích cực đến hiệu quả doanh nghiệp trong quá trình quốc tế hóa (Post &amp; Byron, 2015). Những hàm ý này cung cấp cơ sở lý thuyết cho giả thuyết H4 về vai trò điều tiết của đặc điểm nhà quản trị cấp cao.</w:t>
       </w:r>
     </w:p>
+    <w:p>
+      <w:pPr>
+        <w:pStyle w:val="BodyText"/>
+      </w:pPr>
+      <w:r>
+        <w:t xml:space="preserve">Cơ sở lý luận của lý thuyết thượng tầng quản trị trong bối cảnh quốc tế hóa được củng cố thêm bởi luận điểm trung tâm rằng quyết định chiến lược lớn được lọc qua trường nhận thức hạn chế và hệ giá trị của nhà quản trị cấp cao, đặc biệt khi nhiệm vụ mang tính bất định cao và quá tải thông tin (Hambrick, 2007). Mở rộng quốc tế là một trong những quyết định chiến lược điển hình cho điều kiện này, bởi nó đòi hỏi nhà quản trị đánh giá cơ hội và rủi ro ở những thị trường mà thông tin không đầy đủ và khung tham chiếu quen thuộc không còn phù hợp. Kinh nghiệm quốc tế của đội ngũ quản trị cấp cao, theo Sambharya (1996), gắn với mức độ và phạm vi của chiến lược đa quốc gia, vì kinh nghiệm này mở rộng trường nhận thức và giảm thiên lệch nhận thức gắn với gánh nặng người nước ngoài. Nielsen (2010) tinh chỉnh thêm bằng cách chỉ ra rằng tác động của tính quốc tế của đội ngũ quản trị cấp cao lên hiệu quả có thể vận hành qua những cơ chế trung gian liên quan đến lựa chọn phương thức thâm nhập, hàm ý rằng đặc điểm nhà quản trị không tác động trực tiếp lên hiệu quả mà điều tiết chất lượng của các quyết định quốc tế hóa. Trong khung của luận án, hai hàm ý này hội tụ vào giả thuyết H4: kinh nghiệm và đa dạng giới tính của nhà quản trị cấp cao điều tiết khả năng doanh nghiệp chuyển hóa quốc tế hóa thành hiệu quả, thông qua việc nâng cao chất lượng nhận thức chiến lược và sự thận trọng trong quản trị rủi ro quốc tế (Post &amp; Byron, 2015).</w:t>
+      </w:r>
+    </w:p>
     <w:bookmarkEnd w:id="28"/>
     <w:bookmarkStart w:id="29" w:name="lớp-mở-rộng-digital-capability-lens"/>
     <w:p>
@@ -505,7 +537,7 @@
         <w:pStyle w:val="BodyText"/>
       </w:pPr>
       <w:r>
-        <w:t xml:space="preserve">Banalieva và Dhanaraj (2019) là một trong những nghiên cứu đầu tiên đề xuất cập nhật lý thuyết nội hóa (internalization theory) cho nền kinh tế số, lập luận rằng dữ liệu số và tương tác dựa trên nền tảng làm giảm sự phụ thuộc vào hiện diện vật lý và thay đổi cơ bản logic về quyết định nội hóa. Stallkamp và Schotter (2021) mở rộng luận điểm này bằng cách chỉ ra rằng các doanh nghiệp nền tảng (platform firms) quốc tế hóa theo logic đa diện (multi-sided) khác hẳn với các MNCs truyền thống, với hiệu ứng mạng lưới tạo ra lợi thế quy mô không bị ràng buộc bởi biên giới địa lý. Verhoef et al. (2021) cung cấp khung khái niệm phân tầng ba cấp độ: số hóa thông tin (digitization), số hóa quy trình (digitalization), và chuyển đổi số toàn diện (digital transformation), nhấn mạnh rằng các cấp độ này khác nhau về chiều sâu tổ chức và tác động kinh doanh. Yang et al. (2025) bổ sung bằng systematic review về quốc tế hóa của các doanh nghiệp số, phác thảo các lý thuyết cần điều chỉnh và hướng nghiên cứu tiếp theo.</w:t>
+        <w:t xml:space="preserve">Banalieva và Dhanaraj (2019) là một trong những nghiên cứu đầu tiên đề xuất cập nhật lý thuyết nội hóa (internalization theory) cho nền kinh tế số, lập luận rằng dữ liệu số và tương tác dựa trên nền tảng làm giảm sự phụ thuộc vào hiện diện vật lý và thay đổi cơ bản logic về quyết định nội hóa. Stallkamp và Schotter (2021) mở rộng luận điểm này bằng cách chỉ ra rằng các doanh nghiệp nền tảng (platform firms) quốc tế hóa theo logic đa diện (multi-sided) khác hẳn với các MNCs truyền thống, với hiệu ứng mạng lưới tạo ra lợi thế quy mô không bị ràng buộc bởi biên giới địa lý. Verhoef et al. (2021) cung cấp khung khái niệm phân tầng ba cấp độ: số hóa thông tin (digitization), số hóa quy trình (digitalization), và chuyển đổi số toàn diện (digital transformation), nhấn mạnh rằng các cấp độ này khác nhau về chiều sâu tổ chức và tác động kinh doanh. Yang et al. (2025) bổ sung bằng tổng quan hệ thống về quốc tế hóa của các doanh nghiệp số, phác thảo các lý thuyết cần điều chỉnh và hướng nghiên cứu tiếp theo.</w:t>
       </w:r>
     </w:p>
     <w:p>
@@ -601,6 +633,32 @@
         <w:t xml:space="preserve">Giai đoạn thứ ba (từ cuối thập niên 2000 đến hiện tại) chuyển trọng tâm sang nghiên cứu các yếu tố điều tiết (các biến điều tiết), tức điều kiện bối cảnh làm thay đổi hình dạng, cường độ, hoặc dấu của mối quan hệ I–P. Các biến điều tiết được nghiên cứu bao gồm đặc điểm quốc gia nguồn (Marano et al., 2016), đặc điểm ngành (Kirca et al., 2012), năng lực lãnh đạo cấp cao (Hsu et al., 2013), và năng lực kỹ thuật số (Bhandari et al., 2023; Wu et al., 2022). Sự chuyển dịch này phản ánh nhận thức ngày càng sâu sắc rằng không có quan hệ I–P phổ quát, kết quả quốc tế hóa phụ thuộc vào điều kiện cụ thể của doanh nghiệp, ngành và quốc gia (Arte &amp; Larimo, 2022).</w:t>
       </w:r>
     </w:p>
+    <w:p>
+      <w:pPr>
+        <w:pStyle w:val="BodyText"/>
+      </w:pPr>
+      <w:r>
+        <w:t xml:space="preserve">Một vấn đề xuyên suốt bốn thập kỷ phát triển của văn liệu I–P là sự thiếu thống nhất về hình dạng hàm số của mối quan hệ, mà bản thân nó phần nào bắt nguồn từ khác biệt phương pháp luận hơn là từ khác biệt thực chất. Glaum và Oesterle (2007), trong bài tổng kết bốn mươi năm nghiên cứu, kết luận rằng văn liệu để lại nhiều câu hỏi hơn câu trả lời, một phần do sự đa dạng trong cách đo lường mức độ quốc tế hóa và cách định dạng hàm hồi quy. Thomas và Eden (2004) chỉ ra trực tiếp rằng hình dạng quan hệ phụ thuộc vào việc nghiên cứu giả định bậc hai hay bậc ba, và vào khoảng giá trị của biến quốc tế hóa được quan sát trong mẫu. Berry và Kaul (2016), qua một nỗ lực tái lặp quy mô lớn, đặt câu hỏi về tính phổ quát của đường cong chữ S, cho thấy kết quả nhạy cảm với đặc tả mô hình và cấu thành mẫu. Những phê phán này có hệ quả phương pháp luận quan trọng đối với luận án: kiểm định quan hệ phi tuyến đòi hỏi quy trình chặt chẽ, bao gồm kiểm định sự tồn tại của điểm cực trị nằm trong khoảng dữ liệu (Lind &amp; Mehlum, 2010) và lý thuyết hóa cẩn trọng về cơ chế tạo ra độ cong thay vì chỉ đưa số hạng bình phương vào mô hình một cách máy móc (Haans et al., 2016). Cách tiếp cận của luận án, theo đó điểm uốn của đường cong được lý thuyết hóa như hệ quả của tương tác giữa chi phí học hỏi, năng lực và bối cảnh thể chế, là một phản hồi trực tiếp cho các phê phán phương pháp luận này, đồng thời tránh hiện tượng</w:t>
+      </w:r>
+      <w:r>
+        <w:t xml:space="preserve"> </w:t>
+      </w:r>
+      <w:r>
+        <w:t xml:space="preserve">“</w:t>
+      </w:r>
+      <w:r>
+        <w:t xml:space="preserve">quá nhiều điều tốt</w:t>
+      </w:r>
+      <w:r>
+        <w:t xml:space="preserve">”</w:t>
+      </w:r>
+      <w:r>
+        <w:t xml:space="preserve"> </w:t>
+      </w:r>
+      <w:r>
+        <w:t xml:space="preserve">được khái quát hóa bởi Pierce và Aguinis (2013).</w:t>
+      </w:r>
+    </w:p>
     <w:bookmarkEnd w:id="31"/>
     <w:bookmarkStart w:id="32" w:name="bằng-chứng-meta-analytic"/>
     <w:p>
@@ -624,7 +682,7 @@
         <w:pStyle w:val="BodyText"/>
       </w:pPr>
       <w:r>
-        <w:t xml:space="preserve">Bausch và Krist (2007) phân tích 65 nghiên cứu và tìm thấy tác động tổng hợp dương nhưng nhỏ (r ≈ 0,10), đồng thời xác nhận rằng mức độ dị biệt (heterogeneity) giữa các nghiên cứu rất cao với I² &gt; 80%, hàm ý rằng các biến điều tiết là nguồn giải thích chủ yếu cho sự khác biệt. Kirca et al. (2012) mở rộng pool lên 154 mẫu và tìm thấy tác động tổng hợp tương tự, đồng thời xác nhận vai trò của bối cảnh quốc gia và ngành. Marano et al. (2016), nghiên cứu meta-analytic toàn diện nhất trong văn liệu với 170 nghiên cứu và 32 quốc gia, tìm thấy r ≈ 0,07–0,13 và chứng minh rằng thể chế quốc gia nguồn là biến điều tiết quan trọng nhất trong tất cả các biến bối cảnh được kiểm định. Wu et al. (2022) cập nhật với pool 218 effect sizes tập trung vào các emerging market multinationals (EMNEs) và tìm thấy mô hình biến điều tiết tương tự. Tại hội nghị ICBEF 2024, kết quả sơ bộ từ pool nghiên cứu về châu Á với k = 113 nghiên cứu cho thấy r = 0,07, nhất quán với các meta-analyses toàn cầu nhưng cụ thể hơn về bối cảnh châu Á. Luận án này mở rộng pool đó thông qua Nghiên cứu P6, một meta-analysis ba tầng (three-level MARA) với k = 238 nghiên cứu và K = 288 effect sizes từ châu Á và Thái Bình Dương, ước lượng r̄ = 0,074 [KTC 95%: 0,060; 0,088], I² = 62,4%, Q_M(ICRV) = 17,35 (df = 4, p = ,002). Kết quả này xác nhận tác động tổng hợp dương nhỏ nhưng bền vững, đồng thời chứng minh rằng gradient ICRV, điểm uốn giảm dần khi chuyển từ thể chế yếu sang thể chế mạnh, là biến điều tiết thực chất của mối quan hệ I–P trong bối cảnh châu Á (nghiên cứu thành phần P6). Tuy vậy, một số nghiên cứu gần đây sử dụng chiến lược nhận diện chặt chẽ hơn đặt câu hỏi về tính phổ quát của dạng hàm chữ U ngược: Pisani, Garcia-Bernardo và Heemskerk (2020) cho thấy quan hệ này suy yếu đáng kể, thậm chí biến mất, trong các mẫu gộp xuyên quốc gia khi áp dụng nhận diện nghiêm ngặt hơn, củng cố lập luận rằng chính dị biệt bối cảnh, chứ không phải một quy luật hàm phổ quát, mới chi phối kết quả I–P. Ở cấp doanh nghiệp, Arbelo, Arbelo-Pérez và Pérez-Gómez (2024) chứng minh quan hệ I–P phụ thuộc vào tài sản đặc thù của doanh nghiệp theo quan điểm dựa trên nguồn lực, nhất quán với vai trò điều tiết của năng lực công nghệ được nhấn mạnh trong luận án này.</w:t>
+        <w:t xml:space="preserve">Bausch và Krist (2007) phân tích 65 nghiên cứu và tìm thấy tác động tổng hợp dương nhưng nhỏ (r ≈ 0,10), đồng thời xác nhận rằng mức độ dị biệt (heterogeneity) giữa các nghiên cứu rất cao với I² &gt; 80%, hàm ý rằng các biến điều tiết là nguồn giải thích chủ yếu cho sự khác biệt. Kirca et al. (2012) mở rộng pool lên 154 mẫu và tìm thấy tác động tổng hợp tương tự, đồng thời xác nhận vai trò của bối cảnh quốc gia và ngành. Marano et al. (2016), nghiên cứu meta-analytic toàn diện nhất trong văn liệu với 170 nghiên cứu và 32 quốc gia, tìm thấy r ≈ 0,07–0,13 và chứng minh rằng thể chế quốc gia nguồn là biến điều tiết quan trọng nhất trong tất cả các biến bối cảnh được kiểm định. Wu et al. (2022) cập nhật với pool 218 quy mô hiệu ứng tập trung vào các thị trường mới nổi multinationals (EMNEs) và tìm thấy mô hình biến điều tiết tương tự. Tại hội nghị ICBEF 2024, kết quả sơ bộ từ pool nghiên cứu về châu Á với k = 113 nghiên cứu cho thấy r = 0,07, nhất quán với các meta-analyses toàn cầu nhưng cụ thể hơn về bối cảnh châu Á. Luận án này mở rộng pool đó thông qua Nghiên cứu P6, một meta-analysis ba tầng (three-level MARA) với k = 238 nghiên cứu và K = 288 quy mô hiệu ứng từ châu Á và Thái Bình Dương, ước lượng r̄ = 0,074 [KTC 95%: 0,060; 0,088], I² = 62,4%, Q_M(ICRV) = 17,35 (df = 4, p = ,002). Kết quả này xác nhận tác động tổng hợp dương nhỏ nhưng bền vững, đồng thời chứng minh rằng gradient ICRV, điểm uốn giảm dần khi chuyển từ thể chế yếu sang thể chế mạnh, là biến điều tiết thực chất của mối quan hệ I–P trong bối cảnh châu Á (nghiên cứu thành phần P6). Tuy vậy, một số nghiên cứu gần đây sử dụng chiến lược nhận diện chặt chẽ hơn đặt câu hỏi về tính phổ quát của dạng hàm chữ U ngược: Pisani, Garcia-Bernardo và Heemskerk (2020) cho thấy quan hệ này suy yếu đáng kể, thậm chí biến mất, trong các mẫu gộp xuyên quốc gia khi áp dụng nhận diện nghiêm ngặt hơn, củng cố lập luận rằng chính dị biệt bối cảnh, chứ không phải một quy luật hàm phổ quát, mới chi phối kết quả I–P. Ở cấp doanh nghiệp, Arbelo, Arbelo-Pérez và Pérez-Gómez (2024) chứng minh quan hệ I–P phụ thuộc vào tài sản đặc thù của doanh nghiệp theo quan điểm dựa trên nguồn lực, nhất quán với vai trò điều tiết của năng lực công nghệ được nhấn mạnh trong luận án này.</w:t>
       </w:r>
     </w:p>
     <w:p>
@@ -633,6 +691,14 @@
       </w:pPr>
       <w:r>
         <w:t xml:space="preserve">Nhìn chung, bằng chứng meta-analytic cho thấy ba kết luận quan trọng: tác động tổng hợp của quốc tế hóa lên hiệu quả là dương nhưng khiêm tốn; mức dị biệt cực kỳ cao; và các biến điều tiết bối cảnh, đặc biệt là thể chế quốc gia, năng lực doanh nghiệp, và đặc điểm ngành, là những nguồn giải thích chính cho sự khác biệt giữa các nghiên cứu. Đây là luận điểm cơ bản biện hộ cho sự cần thiết của một khung giải thích đa tầng.</w:t>
+      </w:r>
+    </w:p>
+    <w:p>
+      <w:pPr>
+        <w:pStyle w:val="BodyText"/>
+      </w:pPr>
+      <w:r>
+        <w:t xml:space="preserve">Giá trị của bằng chứng meta-analytic không chỉ nằm ở ước lượng tác động tổng hợp, mà còn ở khả năng phân tách các nguồn tạo nên mức dị biệt cao giữa các nghiên cứu, qua đó định hướng việc xây dựng lý thuyết. Combs và cộng sự (2011) lập luận rằng tổng hợp tích lũy bằng phương pháp meta-analysis nên được ưu tiên hơn so với đếm phiếu, vì meta-analysis cho phép đánh giá cả độ lớn lẫn tính ổn định của hiệu ứng qua nhiều bối cảnh. Aguinis và cộng sự (2011) cảnh báo rằng nhiều lựa chọn phương pháp và phán đoán trong quá trình tổng hợp, từ cách mã hóa biến điều tiết đến cách xử lý phụ thuộc giữa các quy mô hiệu ứng, có thể ảnh hưởng đáng kể đến kết luận, do đó đòi hỏi tính minh bạch và phân tích độ vững. Những nguyên tắc này có hàm ý trực tiếp đối với thiết kế của Nghiên cứu thành phần P6: việc sử dụng mô hình ba tầng cho phép tách phương sai trong nội bộ nghiên cứu khỏi phương sai giữa các nghiên cứu, qua đó xử lý đúng cấu trúc phụ thuộc mà Aguinis và cộng sự (2011) lưu ý. Karna và cộng sự (2016), qua một meta-analysis về quan hệ giữa năng lực và hiệu quả tài chính, cung cấp bằng chứng rằng môi trường điều tiết đáng kể cách năng lực chuyển hóa thành hiệu quả; phát hiện này song song với luận điểm trung tâm của luận án rằng bối cảnh thể chế điều tiết cơ chế chuyển hóa quốc tế hóa thành hiệu quả. Tổng hợp lại, bằng chứng meta-analytic không chỉ định lượng mức dị biệt mà còn xác nhận rằng các biến điều tiết bối cảnh là đối tượng lý thuyết hóa chính, từ đó biện hộ cho việc xây dựng một khung tích hợp đa tầng thay vì kiểm định rời rạc từng biến điều tiết đơn lẻ.</w:t>
       </w:r>
     </w:p>
     <w:bookmarkEnd w:id="32"/>
@@ -676,7 +742,7 @@
         <w:pStyle w:val="BodyText"/>
       </w:pPr>
       <w:r>
-        <w:t xml:space="preserve">nghiên cứu thành phần P1 là nghiên cứu thực nghiệm multi-country quy mô lớn nhất hiện có về I–P trong bối cảnh châu Á mới nổi, phân tích 40.633 doanh nghiệp từ 17 nền kinh tế châu Á sử dụng dữ liệu WBES. Nghiên cứu tìm thấy: (i) tồn tại phân tầng năng suất rõ rệt giữa nhóm Chinese economies, South Asia và ASEAN, phản ánh sự dị biệt thể chế và năng lực giữa các nhóm; (ii) việc áp dụng công nghệ vừa làm tăng năng suất lao động trực tiếp vừa làm suy giảm đáng kể tác động bất lợi của các rào cản thể chế, phát hiện được gọi là</w:t>
+        <w:t xml:space="preserve">nghiên cứu thành phần P1 là nghiên cứu thực nghiệm đa quốc gia quy mô lớn nhất hiện có về I–P trong bối cảnh châu Á mới nổi, phân tích 40.633 doanh nghiệp từ 17 nền kinh tế châu Á sử dụng dữ liệu WBES. Nghiên cứu tìm thấy: (i) tồn tại phân tầng năng suất rõ rệt giữa nhóm Chinese economies, South Asia và ASEAN, phản ánh sự dị biệt thể chế và năng lực giữa các nhóm; (ii) việc áp dụng công nghệ vừa làm tăng năng suất lao động trực tiếp vừa làm suy giảm đáng kể tác động bất lợi của các rào cản thể chế, phát hiện được gọi là</w:t>
       </w:r>
       <w:r>
         <w:t xml:space="preserve"> </w:t>
@@ -703,6 +769,14 @@
       </w:pPr>
       <w:r>
         <w:t xml:space="preserve">Phần lớn các nghiên cứu về I–P trong bối cảnh châu Á tập trung vào Nhật Bản, Hàn Quốc, Đài Loan, và Trung Quốc, trong khi các nền kinh tế chuyển đổi như Việt Nam, Campuchia, Bangladesh, và đặc biệt là các SIDS, về cơ bản thiếu vắng trong văn liệu. Sự thiếu đại diện này tạo ra khoảng trống nghiêm trọng trong khả năng khái quát hóa lý thuyết, vì các nền kinh tế frontier và SIDS có thể là địa điểm quan trọng để kiểm định điều kiện biên (boundary conditions) của các lý thuyết về I–P.</w:t>
+      </w:r>
+    </w:p>
+    <w:p>
+      <w:pPr>
+        <w:pStyle w:val="BodyText"/>
+      </w:pPr>
+      <w:r>
+        <w:t xml:space="preserve">Văn liệu về quan hệ I–P trong bối cảnh các nền kinh tế mới nổi của châu Á đã tích lũy đủ để cho thấy rằng vai trò của bối cảnh thể chế và năng lực doanh nghiệp là đặc biệt nổi bật ở khu vực này. Kafouros và cộng sự (2023) chứng minh rằng chất lượng thể chế và tính năng động của ngành cùng giải thích biến thiên hiệu quả doanh nghiệp ở các nền kinh tế mới nổi, hàm ý rằng tác động của quốc tế hóa không thể tách rời khỏi điều kiện thể chế và ngành mà doanh nghiệp hoạt động. Xu (2024) tinh chỉnh quan điểm về chênh lệch thể chế bằng cách phân tách giữa mức độ phơi nhiễm trên luật định và mức độ thực thi trên thực tế, cho thấy rằng khoảng cách giữa quy định chính thức và thực thi thực tế là một nguồn dị biệt quan trọng mà các thước đo thể chế tổng hợp dễ bỏ sót. Chao và Kumar (2010) cung cấp bằng chứng rằng khoảng cách thể chế giữa quốc gia nguồn và quốc gia đích điều tiết quan hệ giữa đa dạng quốc tế và hiệu quả, củng cố luận điểm rằng cùng một mức độ quốc tế hóa tạo ra kết quả khác nhau tùy theo bối cảnh thể chế. Da Cunha và cộng sự (2023) bổ sung bằng chứng rằng thể chế chính thức ở quốc gia nguồn điều tiết quan hệ giữa phương thức quốc tế hóa và hiệu quả, trong khi Cuervo-Cazurra và cộng sự (2018) lập luận rằng bất định thể chế ở quốc gia nguồn có thể bồi đắp năng lực quản lý bất định đặc thù. Tổng hợp các bằng chứng này định vị châu Á như một bối cảnh lý tưởng để kiểm định khung điều tiết đa tầng, đồng thời làm nổi bật rằng sự thiếu đại diện của các nền kinh tế chuyển đổi và các nền kinh tế đảo nhỏ là một khoảng trống thực chất chứ không chỉ là vấn đề về phạm vi mẫu.</w:t>
       </w:r>
     </w:p>
     <w:bookmarkEnd w:id="33"/>
@@ -729,6 +803,14 @@
       </w:pPr>
       <w:r>
         <w:t xml:space="preserve">Tuy nhiên, phần lớn các nghiên cứu hiện tại không phân biệt TCI và DAI, xử lý năng lực số như một khái niệm đơn nhất. Hậu quả lý thuyết của sự đồng nhất không hợp lý này là không thể phân tách được hai cơ chế vận hành khác nhau: chiều sâu năng lực tổ chức (TCI) và khả năng phối hợp kỹ thuật số bề mặt (DAI). Sự không phân biệt này làm mờ đi cơ chế tác động và dẫn đến kết luận không thể áp dụng trực tiếp vào thực tiễn chính sách và quản trị doanh nghiệp.</w:t>
+      </w:r>
+    </w:p>
+    <w:p>
+      <w:pPr>
+        <w:pStyle w:val="BodyText"/>
+      </w:pPr>
+      <w:r>
+        <w:t xml:space="preserve">Nền tảng lý luận cho việc phân tách TCI và DAI cần được trình bày sâu hơn để làm rõ rằng đây không phải là một tinh chỉnh đo lường tùy nghi, mà là một yêu cầu lý thuyết có cơ sở. Bharadwaj và cộng sự (2013) lập luận rằng chiến lược kinh doanh số là một cấu trúc ở cấp độ chiến lược, khác biệt với năng lực công nghệ thông tin ở cấp độ chức năng, và việc gộp hai cấu trúc này che khuất chính cơ chế tạo giá trị mà nhà nghiên cứu cần phân tách. Nambisan và cộng sự (2019) làm rõ thêm rằng chuyển đổi số tác động đến đổi mới và khởi nghiệp qua nhiều cơ chế phân tầng, từ số hóa công cụ đến tái cấu trúc mô hình kinh doanh, hàm ý rằng các chỉ báo số ở những tầng khác nhau không thể được xem là tương đương về mặt lý thuyết. Phân tầng này nhất quán với khung ba cấp độ của Verhoef và cộng sự (2021), theo đó số hóa thông tin và số hóa quy trình nằm ở tầng nông hơn so với chuyển đổi số toàn diện. Trong bối cảnh quốc tế hóa, Li và cộng sự (2022) cung cấp bằng chứng từ doanh nghiệp sản xuất Trung Quốc rằng số hóa điều tiết quan hệ I–P, song nghiên cứu này, giống như đa số văn liệu hiện hành, vẫn xử lý năng lực số như một cấu trúc tổng hợp. Knight và Cavusgil (2004) bổ sung một góc nhìn lịch sử quan trọng rằng năng lực tổ chức và đổi mới cho phép một số doanh nghiệp quốc tế hóa sớm và nhanh, cho thấy rằng chiều sâu năng lực nội tại và công cụ giao diện đóng vai trò khác nhau trong quá trình quốc tế hóa. Tổng hợp các luận điểm này, luận án lập luận rằng nếu TCI vận hành như chiều sâu năng lực hấp thụ và tái cấu hình, còn DAI vận hành như công cụ phối hợp bề mặt, thì việc gộp hai cấu trúc sẽ trung bình hóa hai hiệu ứng có thể trái chiều, dẫn đến ước lượng chệch và kết luận chính sách không thể áp dụng (Coltman et al., 2008; Bharadwaj et al., 2013).</w:t>
       </w:r>
     </w:p>
     <w:bookmarkEnd w:id="34"/>
@@ -857,7 +939,7 @@
         <w:t xml:space="preserve"> </w:t>
       </w:r>
       <w:r>
-        <w:t xml:space="preserve">Các meta-analyses nhất quán cho thấy I² &gt; 80%, tức hơn 80% biến thiên trong effect size không được giải thích bởi sai số ngẫu nhiên mà bởi sự khác biệt có hệ thống giữa các bối cảnh (Bausch &amp; Krist, 2007; Marano et al., 2016). Tuy nhiên, hầu hết các nghiên cứu thực nghiệm hiện tại chỉ kiểm định một hoặc hai biến điều tiết từ một lý thuyết đơn lẻ, không có khả năng giải thích đồng thời heterogeneity do bối cảnh thể chế, năng lực doanh nghiệp, và đặc điểm lãnh đạo tạo ra. Không có lý thuyết đơn lẻ nào, dù là Uppsala, RBV, Institutional Theory, hay Upper Echelons Theory, đủ để giải thích đầy đủ sự phức tạp của I–P relationship trong bối cảnh đa quốc gia đa dạng như châu Á. Khoảng trống này đòi hỏi một khung tích hợp đa tầng, trong đó các lý thuyết bổ sung cho nhau thay vì cạnh tranh nhau.</w:t>
+        <w:t xml:space="preserve">Các meta-analyses nhất quán cho thấy I² &gt; 80%, tức hơn 80% biến thiên trong quy mô hiệu ứng không được giải thích bởi sai số ngẫu nhiên mà bởi sự khác biệt có hệ thống giữa các bối cảnh (Bausch &amp; Krist, 2007; Marano et al., 2016). Tuy nhiên, hầu hết các nghiên cứu thực nghiệm hiện tại chỉ kiểm định một hoặc hai biến điều tiết từ một lý thuyết đơn lẻ, không có khả năng giải thích đồng thời heterogeneity do bối cảnh thể chế, năng lực doanh nghiệp, và đặc điểm lãnh đạo tạo ra. Không có lý thuyết đơn lẻ nào, dù là Uppsala, RBV, Institutional Theory, hay Upper Echelons Theory, đủ để giải thích đầy đủ sự phức tạp của I–P relationship trong bối cảnh đa quốc gia đa dạng như châu Á. Khoảng trống này đòi hỏi một khung tích hợp đa tầng, trong đó các lý thuyết bổ sung cho nhau thay vì cạnh tranh nhau.</w:t>
       </w:r>
     </w:p>
     <w:p>
@@ -893,7 +975,7 @@
         <w:t xml:space="preserve"> </w:t>
       </w:r>
       <w:r>
-        <w:t xml:space="preserve">Mặc dù châu Á là khu vực kinh tế năng động và đa dạng nhất thế giới, văn liệu về I–P vẫn thiếu bằng chứng đa quốc gia bao quát đủ rộng để kiểm định khả năng tổng quát hóa của các lý thuyết. Pool 17 nước của nghiên cứu thành phần P1 là baseline lớn nhất hiện có trong văn liệu về châu Á, nhưng vẫn chưa bao gồm các nền kinh tế frontier và SIDS, những địa điểm cực kỳ quan trọng để kiểm định boundary conditions. Thiếu vắng các bằng chứng này khiến cho các lý thuyết về I–P, vốn được xây dựng chủ yếu trên dữ liệu từ Nhật Bản, Hàn Quốc, và các nền kinh tế tiên tiến, có nguy cơ bị áp dụng sai trong bối cảnh các nền kinh tế đang phát triển và chuyển đổi ở châu Á.</w:t>
+        <w:t xml:space="preserve">Mặc dù châu Á là khu vực kinh tế năng động và đa dạng nhất thế giới, văn liệu về I–P vẫn thiếu bằng chứng đa quốc gia bao quát đủ rộng để kiểm định khả năng tổng quát hóa của các lý thuyết. Pool 17 nước của nghiên cứu thành phần P1 là baseline lớn nhất hiện có trong văn liệu về châu Á, nhưng vẫn chưa bao gồm các nền kinh tế frontier và SIDS, những địa điểm cực kỳ quan trọng để kiểm định điều kiện biên. Thiếu vắng các bằng chứng này khiến cho các lý thuyết về I–P, vốn được xây dựng chủ yếu trên dữ liệu từ Nhật Bản, Hàn Quốc, và các nền kinh tế tiên tiến, có nguy cơ bị áp dụng sai trong bối cảnh các nền kinh tế đang phát triển và chuyển đổi ở châu Á.</w:t>
       </w:r>
     </w:p>
     <w:p>
@@ -919,7 +1001,7 @@
         <w:t xml:space="preserve"> </w:t>
       </w:r>
       <w:r>
-        <w:t xml:space="preserve">Khoảng trống thứ nhất và thứ ba hội tụ vào một câu hỏi kiểm định trực tiếp: liệu CDCM có thể giải thích đồng thời heterogeneity I–P khi kiểm soát đầy đủ cả ba tầng trong một mô hình tích hợp ở quy mô đủ rộng để bao phủ toàn bộ gradient ICRV không? Văn liệu hiện tại chưa có bằng chứng kiểm định đồng thời năm biến điều tiết chính (TCI, DAI, kinh nghiệm quản trị, giới tính nhà quản trị, ICRV) trong một mô hình hồi quy đơn lẻ trên dữ liệu đa quốc gia quy mô lớn. Nghiên cứu thành phần P7 lấp đầy khoảng trống này bằng dữ liệu WBES từ 50 nền kinh tế (mẫu hồi quy M2 N = 81.022; N hồi quy mô hình đầy đủ = 79.080 sau loại bỏ listwise các biến điều tiết, 103 country-year waves), bao phủ toàn bộ gradient ICRV từ nhóm tiên tiến đến SIDS, kiểm định đồng thời H1–H6 với country-year fixed effects. Kết quả điểm uốn trung bình ~36% FSTS tại P7, thấp hơn P3 Vietnam (~40%) và P5 Trung Quốc (~49%), xác nhận ICRV điều tiết vị trí điểm uốn theo gradient dự đoán lý thuyết, đóng góp bằng chứng kiểm định tích hợp đầu tiên cho CDCM ở cấp độ liên quốc gia quy mô lớn.</w:t>
+        <w:t xml:space="preserve">Khoảng trống thứ nhất và thứ ba hội tụ vào một câu hỏi kiểm định trực tiếp: liệu CDCM có thể giải thích đồng thời heterogeneity I–P khi kiểm soát đầy đủ cả ba tầng trong một mô hình tích hợp ở quy mô đủ rộng để bao phủ toàn bộ gradient ICRV không? Văn liệu hiện tại chưa có bằng chứng kiểm định đồng thời năm biến điều tiết chính (TCI, DAI, kinh nghiệm quản trị, giới tính nhà quản trị, ICRV) trong một mô hình hồi quy đơn lẻ trên dữ liệu đa quốc gia quy mô lớn. Nghiên cứu thành phần P7 lấp đầy khoảng trống này bằng dữ liệu WBES từ 50 nền kinh tế (mẫu hồi quy M2 N = 81.022; N hồi quy mô hình đầy đủ = 79.080 sau loại bỏ listwise các biến điều tiết, 103 country-year waves), bao phủ toàn bộ gradient ICRV từ nhóm tiên tiến đến SIDS, kiểm định đồng thời H1–H6 với country-year hiệu ứng cố định. Kết quả điểm uốn trung bình ~36% FSTS tại P7, thấp hơn P3 Vietnam (~40%) và P5 Trung Quốc (~49%), xác nhận ICRV điều tiết vị trí điểm uốn theo gradient dự đoán lý thuyết, đóng góp bằng chứng kiểm định tích hợp đầu tiên cho CDCM ở cấp độ liên quốc gia quy mô lớn.</w:t>
       </w:r>
     </w:p>
     <w:p>
@@ -955,7 +1037,7 @@
         <w:t xml:space="preserve"> </w:t>
       </w:r>
       <w:r>
-        <w:t xml:space="preserve">(FIP), bối cảnh mà quốc tế hóa là gánh nặng sinh tồn, không phải lựa chọn chiến lược dựa trên lợi thế cạnh tranh. Nghiên cứu thành phần P8, Nghiên cứu P8, kiểm định H1b bằng dữ liệu WBES từ các nền kinh tế SIDS (Fiji, Papua New Guinea, Solomon Islands, Tonga, Vanuatu, Samoa, Kiribati), nơi ba điều kiện cấu trúc cơ bản của chữ U ngược đồng thời bị vi phạm: thị trường nội địa cực nhỏ, chi phí logistics cao bất thường, và hỗ trợ thể chế cho xuất khẩu gần như không tồn tại. Kết quả P8 xác định boundary condition cực trị của CDCM: điểm nơi lý thuyết đường cong chữ U ngược không còn ứng dụng được.</w:t>
+        <w:t xml:space="preserve">(FIP), bối cảnh mà quốc tế hóa là gánh nặng sinh tồn, không phải lựa chọn chiến lược dựa trên lợi thế cạnh tranh. Nghiên cứu thành phần P8, Nghiên cứu P8, kiểm định H1b bằng dữ liệu WBES từ các nền kinh tế SIDS (Fiji, Papua New Guinea, Solomon Islands, Tonga, Vanuatu, Samoa, Kiribati), nơi ba điều kiện cấu trúc cơ bản của chữ U ngược đồng thời bị vi phạm: thị trường nội địa cực nhỏ, chi phí logistics cao bất thường, và hỗ trợ thể chế cho xuất khẩu gần như không tồn tại. Kết quả P8 xác định điều kiện biên cực trị của CDCM: điểm nơi lý thuyết đường cong chữ U ngược không còn ứng dụng được.</w:t>
       </w:r>
     </w:p>
     <w:p>
@@ -1228,7 +1310,7 @@
         <w:t xml:space="preserve">âm đơn điệu</w:t>
       </w:r>
       <w:r>
-        <w:t xml:space="preserve">, không có điểm điểm uốn trong phạm vi dữ liệu, phản ánh gánh nặng quốc tế hóa bắt buộc (Forced Internationalization Penalty, FIP) nơi doanh nghiệp xuất khẩu để sinh tồn chứ không phải để khai thác lợi thế cạnh tranh. Cơ sở lý thuyết bao gồm Institutional Theory (North, 1990), lý thuyết chi phí giao dịch (Williamson, 1985), Khanna và Palepu (2010) về institutional voids, và Lall (2004) về SIDS structural constraints.</w:t>
+        <w:t xml:space="preserve">, không có điểm điểm uốn trong phạm vi dữ liệu, phản ánh gánh nặng quốc tế hóa bắt buộc (Forced Internationalization Penalty, FIP) nơi doanh nghiệp xuất khẩu để sinh tồn chứ không phải để khai thác lợi thế cạnh tranh. Cơ sở lý thuyết bao gồm Institutional Theory (North, 1990), lý thuyết chi phí giao dịch (Williamson, 1985), Khanna và Palepu (2010) về khoảng trống thể chế, và Lall (2004) về SIDS structural constraints.</w:t>
       </w:r>
     </w:p>
     <w:bookmarkEnd w:id="43"/>

--- a/dist/luan_an_ctu/chuong_2_tong_quan_tai_lieu_vi.docx
+++ b/dist/luan_an_ctu/chuong_2_tong_quan_tai_lieu_vi.docx
@@ -132,7 +132,7 @@
         <w:pStyle w:val="FirstParagraph"/>
       </w:pPr>
       <w:r>
-        <w:t xml:space="preserve">Một trong những đóng góp khái niệm trọng tâm của luận án là sự phân biệt rõ ràng giữa hai construct: năng lực công nghệ (Technological Capability Index, TCI) và chỉ số chấp nhận số (Digital Adoption Index, DAI). Trong nhiều nghiên cứu trước đây, hai construct này thường bị gộp lại thành một khái niệm chung về</w:t>
+        <w:t xml:space="preserve">Một trong những đóng góp khái niệm trọng tâm của luận án là sự phân biệt rõ ràng giữa hai cấu trúc: năng lực công nghệ (Technological Capability Index, TCI) và chỉ số chấp nhận số (Digital Adoption Index, DAI). Trong nhiều nghiên cứu trước đây, hai cấu trúc này thường bị gộp lại thành một khái niệm chung về</w:t>
       </w:r>
       <w:r>
         <w:t xml:space="preserve"> </w:t>
@@ -166,7 +166,7 @@
         <w:pStyle w:val="BodyText"/>
       </w:pPr>
       <w:r>
-        <w:t xml:space="preserve">Chỉ số chấp nhận số (Digital Adoption Index, DAI), ngược lại, phản ánh mức độ áp dụng các công cụ số tại giao diện ngoại tại của doanh nghiệp, bao gồm việc sở hữu website, sử dụng email trong giao dịch kinh doanh, thanh toán điện tử, và bán hàng trực tuyến. Đây là các công cụ số có tính bề mặt (surface digital tools) theo phân loại của Verhoef et al. (2021), tức là nằm ở cấp độ số hóa (digitization) và số hóa quy trình (digitalization), chưa đạt đến cấp độ chuyển đổi số toàn diện (digital transformation). Trong phạm vi luận án, DAI được đo bằng proxy</w:t>
+        <w:t xml:space="preserve">Chỉ số chấp nhận số (Digital Adoption Index, DAI), ngược lại, phản ánh mức độ áp dụng các công cụ số tại giao diện ngoại tại của doanh nghiệp, bao gồm việc sở hữu website, sử dụng email trong giao dịch kinh doanh, thanh toán điện tử, và bán hàng trực tuyến. Đây là các công cụ số có tính bề mặt (surface digital tools) theo phân loại của Verhoef et al. (2021), tức là nằm ở cấp độ số hóa (digitization) và số hóa quy trình (digitalization), chưa đạt đến cấp độ chuyển đổi số toàn diện (digital transformation). Trong phạm vi luận án, DAI được đo bằng biến đại diện</w:t>
       </w:r>
       <w:r>
         <w:t xml:space="preserve"> </w:t>
@@ -192,7 +192,7 @@
         <w:pStyle w:val="BodyText"/>
       </w:pPr>
       <w:r>
-        <w:t xml:space="preserve">Hai construct TCI và DAI không đồng nhất và vận hành theo cơ chế khác nhau trong mối quan hệ quốc tế hóa, hiệu quả: TCI hoạt động chủ yếu như một nhân tố nâng mặt bằng hiệu quả (level shifter), trong khi DAI có xu hướng làm thay đổi độ dốc hoặc độ cong của đường quan hệ I–P tùy theo bối cảnh (Bhandari et al., 2023; Chen &amp; Meng, 2022). Việc duy trì sự phân biệt rõ ràng này trong suốt luận án là điều kiện tiên quyết để đảm bảo tính thuần khiết của cấu trúc (construct purity) theo tiêu chuẩn của Coltman et al. (2008).</w:t>
+        <w:t xml:space="preserve">Hai cấu trúc TCI và DAI không đồng nhất và vận hành theo cơ chế khác nhau trong mối quan hệ quốc tế hóa, hiệu quả: TCI hoạt động chủ yếu như một nhân tố nâng mặt bằng hiệu quả (level shifter), trong khi DAI có xu hướng làm thay đổi độ dốc hoặc độ cong của đường quan hệ I–P tùy theo bối cảnh (Bhandari et al., 2023; Chen &amp; Meng, 2022). Việc duy trì sự phân biệt rõ ràng này trong suốt luận án là điều kiện tiên quyết để đảm bảo tính thuần khiết của cấu trúc (construct purity) theo tiêu chuẩn của Coltman et al. (2008).</w:t>
       </w:r>
     </w:p>
     <w:bookmarkEnd w:id="22"/>
@@ -383,7 +383,7 @@
         <w:pStyle w:val="BodyText"/>
       </w:pPr>
       <w:r>
-        <w:t xml:space="preserve">Áp dụng vào bối cảnh quốc tế hóa, RBV giải thích vì sao cùng một mức độ FSTS nhưng các doanh nghiệp lại đạt hiệu quả rất khác nhau: những doanh nghiệp sở hữu năng lực công nghệ, năng lực quản trị vượt trội, và năng lực học hỏi mạnh hơn sẽ chuyển hóa quốc tế hóa thành hiệu quả tốt hơn do họ có thể giảm chi phí liability of foreignness và khai thác lợi thế cạnh tranh trên phạm vi quốc tế hiệu quả hơn (Hitt et al., 2006; Peng, 2001). Cùng mức độ quốc tế hóa, doanh nghiệp có nguồn lực yếu hơn sẽ gánh chịu chi phí điều phối và rủi ro lớn hơn, trong khi doanh nghiệp có nguồn lực VRIN mạnh hơn có thể biến những thách thức đó thành lợi thế cạnh tranh.</w:t>
+        <w:t xml:space="preserve">Áp dụng vào bối cảnh quốc tế hóa, RBV giải thích vì sao cùng một mức độ FSTS nhưng các doanh nghiệp lại đạt hiệu quả rất khác nhau: những doanh nghiệp sở hữu năng lực công nghệ, năng lực quản trị vượt trội, và năng lực học hỏi mạnh hơn sẽ chuyển hóa quốc tế hóa thành hiệu quả tốt hơn do họ có thể giảm chi phí gánh nặng người nước ngoài và khai thác lợi thế cạnh tranh trên phạm vi quốc tế hiệu quả hơn (Hitt et al., 2006; Peng, 2001). Cùng mức độ quốc tế hóa, doanh nghiệp có nguồn lực yếu hơn sẽ gánh chịu chi phí điều phối và rủi ro lớn hơn, trong khi doanh nghiệp có nguồn lực VRIN mạnh hơn có thể biến những thách thức đó thành lợi thế cạnh tranh.</w:t>
       </w:r>
     </w:p>
     <w:p>
@@ -503,7 +503,7 @@
         <w:pStyle w:val="BodyText"/>
       </w:pPr>
       <w:r>
-        <w:t xml:space="preserve">Trong bối cảnh quốc tế hóa, Upper Echelons Theory có hai hàm ý trực tiếp. Thứ nhất, kinh nghiệm quốc tế của nhà quản trị cấp cao, được đo bằng số năm kinh nghiệm làm việc hoặc học tập ở nước ngoài, hay tiếp xúc với thị trường quốc tế, giúp giảm nhận thức về liability of foreignness và nâng cao khả năng đánh giá cơ hội, quản trị rủi ro ở thị trường quốc tế (Hsu et al., 2013; Sambharya, 1996). Thứ hai, sự đa dạng giới tính trong lãnh đạo, đặc biệt là sự hiện diện của quản trị viên nữ ở các vị trí lãnh đạo, liên quan đến nhận thức chiến lược đa chiều hơn và thực tiễn quản trị rủi ro thận trọng hơn, qua đó có tác động tích cực đến hiệu quả doanh nghiệp trong quá trình quốc tế hóa (Post &amp; Byron, 2015). Những hàm ý này cung cấp cơ sở lý thuyết cho giả thuyết H4 về vai trò điều tiết của đặc điểm nhà quản trị cấp cao.</w:t>
+        <w:t xml:space="preserve">Trong bối cảnh quốc tế hóa, Upper Echelons Theory có hai hàm ý trực tiếp. Thứ nhất, kinh nghiệm quốc tế của nhà quản trị cấp cao, được đo bằng số năm kinh nghiệm làm việc hoặc học tập ở nước ngoài, hay tiếp xúc với thị trường quốc tế, giúp giảm nhận thức về gánh nặng người nước ngoài và nâng cao khả năng đánh giá cơ hội, quản trị rủi ro ở thị trường quốc tế (Hsu et al., 2013; Sambharya, 1996). Thứ hai, sự đa dạng giới tính trong lãnh đạo, đặc biệt là sự hiện diện của quản trị viên nữ ở các vị trí lãnh đạo, liên quan đến nhận thức chiến lược đa chiều hơn và thực tiễn quản trị rủi ro thận trọng hơn, qua đó có tác động tích cực đến hiệu quả doanh nghiệp trong quá trình quốc tế hóa (Post &amp; Byron, 2015). Những hàm ý này cung cấp cơ sở lý thuyết cho giả thuyết H4 về vai trò điều tiết của đặc điểm nhà quản trị cấp cao.</w:t>
       </w:r>
     </w:p>
     <w:p>
@@ -545,7 +545,7 @@
         <w:pStyle w:val="BodyText"/>
       </w:pPr>
       <w:r>
-        <w:t xml:space="preserve">Sự phân biệt giữa hai cấu trúc số có nền tảng đo lường vững chắc trong văn liệu. Bharadwaj et al. (2013) lập luận rằng năng lực công nghệ thông tin (IT capability) và chiến lược kinh doanh số (digital business strategy) có nomological nets khác nhau, nghĩa là chúng liên hệ với các tiền tố và hệ quả khác nhau, do đó không nên gộp thành một cấu trúc. Coltman et al. (2008) cung cấp bốn tiêu chí để phân biệt cấu trúc formative với reflective, làm cơ sở phương pháp luận cho việc xây dựng TCI và DAI như hai composite formative độc lập thay vì các chỉ báo của một cấu trúc tiềm ẩn chung. Trên nền đó, luận án định vị TCI ở truyền thống năng lực công nghệ hóa công nghiệp và năng lực hấp thụ, vốn xem năng lực công nghệ là chiều sâu năng lực nội tại được tích lũy qua đầu tư và học hỏi (Cohen &amp; Levinthal, 1990; Lall, 1992), trong khi DAI phản ánh mức độ áp dụng công cụ số ở giao diện ngoại tại. Sự tách biệt khái niệm này không chỉ là tinh tế đo lường mà có hệ quả lý thuyết trực tiếp: nếu hai cấu trúc vận hành qua hai cơ chế khác nhau, thì việc gộp chúng sẽ trung bình hóa hai hiệu ứng trái chiều và che khuất chính cơ chế mà nhà nghiên cứu và nhà hoạch định chính sách cần phân biệt.</w:t>
+        <w:t xml:space="preserve">Sự phân biệt giữa hai cấu trúc số có nền tảng đo lường vững chắc trong văn liệu. Bharadwaj et al. (2013) lập luận rằng năng lực công nghệ thông tin (IT capability) và chiến lược kinh doanh số (digital business strategy) có mạng quan hệ lý thuyết khác nhau, nghĩa là chúng liên hệ với các tiền tố và hệ quả khác nhau, do đó không nên gộp thành một cấu trúc. Coltman et al. (2008) cung cấp bốn tiêu chí để phân biệt cấu trúc formative với reflective, làm cơ sở phương pháp luận cho việc xây dựng TCI và DAI như hai chỉ số hợp thành formative độc lập thay vì các chỉ báo của một cấu trúc tiềm ẩn chung. Trên nền đó, luận án định vị TCI ở truyền thống năng lực công nghệ hóa công nghiệp và năng lực hấp thụ, vốn xem năng lực công nghệ là chiều sâu năng lực nội tại được tích lũy qua đầu tư và học hỏi (Cohen &amp; Levinthal, 1990; Lall, 1992), trong khi DAI phản ánh mức độ áp dụng công cụ số ở giao diện ngoại tại. Sự tách biệt khái niệm này không chỉ là tinh tế đo lường mà có hệ quả lý thuyết trực tiếp: nếu hai cấu trúc vận hành qua hai cơ chế khác nhau, thì việc gộp chúng sẽ trung bình hóa hai hiệu ứng trái chiều và che khuất chính cơ chế mà nhà nghiên cứu và nhà hoạch định chính sách cần phân biệt.</w:t>
       </w:r>
     </w:p>
     <w:p>
@@ -760,7 +760,7 @@
         <w:t xml:space="preserve"> </w:t>
       </w:r>
       <w:r>
-        <w:t xml:space="preserve">(digital shield effect). Nghiên cứu thành phần P2 kiểm định cụ thể với dữ liệu doanh nghiệp Trung Quốc và tìm thấy cấu trúc cubic chữ U ngược với ngưỡng FSTS tối ưu khoảng 47,8%, tức điểm điểm uốn khá thấp so với các nền kinh tế tiên tiến. Luận án kế thừa và mở rộng các kết quả này trên pool đầy đủ 50 nền kinh tế (bao gồm 7 nền kinh tế đảo nhỏ Thái Bình Dương (mẫu chính; 9 nền khi mở rộng độ vững)).</w:t>
+        <w:t xml:space="preserve">(digital shield effect). Nghiên cứu thành phần P2 kiểm định cụ thể với dữ liệu doanh nghiệp Trung Quốc và tìm thấy cấu trúc bậc ba chữ U ngược với ngưỡng FSTS tối ưu khoảng 47,8%, tức điểm điểm uốn khá thấp so với các nền kinh tế tiên tiến. Luận án kế thừa và mở rộng các kết quả này trên pool đầy đủ 50 nền kinh tế (bao gồm 7 nền kinh tế đảo nhỏ Thái Bình Dương (mẫu chính; 9 nền khi mở rộng độ vững)).</w:t>
       </w:r>
     </w:p>
     <w:p>
@@ -957,7 +957,7 @@
         <w:t xml:space="preserve"> </w:t>
       </w:r>
       <w:r>
-        <w:t xml:space="preserve">Phần lớn các nghiên cứu về năng lực số trong bối cảnh I–P hoặc là không đo lường năng lực số, hoặc là gộp tất cả các chỉ báo số vào một composite duy nhất, không phân biệt giữa chiều sâu năng lực công nghệ tổ chức (TCI) và mức độ chấp nhận công cụ số bề mặt (DAI). Hậu quả thực tiễn của sự đồng nhất này là: (i) không thể trả lời câu hỏi liệu nên đầu tư vào năng lực công nghệ nội tại hay vào việc áp dụng công cụ số giao diện; (ii) không thể phân biệt được hai cơ chế tác động có hàm ý chính sách khác nhau. Phân biệt rõ TCI và DAI là điều kiện cần để rút ra hàm ý quản trị và chính sách có tính cụ thể và ứng dụng cao.</w:t>
+        <w:t xml:space="preserve">Phần lớn các nghiên cứu về năng lực số trong bối cảnh I–P hoặc là không đo lường năng lực số, hoặc là gộp tất cả các chỉ báo số vào một chỉ số hợp thành duy nhất, không phân biệt giữa chiều sâu năng lực công nghệ tổ chức (TCI) và mức độ chấp nhận công cụ số bề mặt (DAI). Hậu quả thực tiễn của sự đồng nhất này là: (i) không thể trả lời câu hỏi liệu nên đầu tư vào năng lực công nghệ nội tại hay vào việc áp dụng công cụ số giao diện; (ii) không thể phân biệt được hai cơ chế tác động có hàm ý chính sách khác nhau. Phân biệt rõ TCI và DAI là điều kiện cần để rút ra hàm ý quản trị và chính sách có tính cụ thể và ứng dụng cao.</w:t>
       </w:r>
     </w:p>
     <w:p>
@@ -975,7 +975,7 @@
         <w:t xml:space="preserve"> </w:t>
       </w:r>
       <w:r>
-        <w:t xml:space="preserve">Mặc dù châu Á là khu vực kinh tế năng động và đa dạng nhất thế giới, văn liệu về I–P vẫn thiếu bằng chứng đa quốc gia bao quát đủ rộng để kiểm định khả năng tổng quát hóa của các lý thuyết. Pool 17 nước của nghiên cứu thành phần P1 là baseline lớn nhất hiện có trong văn liệu về châu Á, nhưng vẫn chưa bao gồm các nền kinh tế frontier và SIDS, những địa điểm cực kỳ quan trọng để kiểm định điều kiện biên. Thiếu vắng các bằng chứng này khiến cho các lý thuyết về I–P, vốn được xây dựng chủ yếu trên dữ liệu từ Nhật Bản, Hàn Quốc, và các nền kinh tế tiên tiến, có nguy cơ bị áp dụng sai trong bối cảnh các nền kinh tế đang phát triển và chuyển đổi ở châu Á.</w:t>
+        <w:t xml:space="preserve">Mặc dù châu Á là khu vực kinh tế năng động và đa dạng nhất thế giới, văn liệu về I–P vẫn thiếu bằng chứng đa quốc gia bao quát đủ rộng để kiểm định khả năng tổng quát hóa của các lý thuyết. Pool 17 nước của nghiên cứu thành phần P1 là cơ sở lớn nhất hiện có trong văn liệu về châu Á, nhưng vẫn chưa bao gồm các nền kinh tế frontier và SIDS, những địa điểm cực kỳ quan trọng để kiểm định điều kiện biên. Thiếu vắng các bằng chứng này khiến cho các lý thuyết về I–P, vốn được xây dựng chủ yếu trên dữ liệu từ Nhật Bản, Hàn Quốc, và các nền kinh tế tiên tiến, có nguy cơ bị áp dụng sai trong bối cảnh các nền kinh tế đang phát triển và chuyển đổi ở châu Á.</w:t>
       </w:r>
     </w:p>
     <w:p>
@@ -1079,7 +1079,7 @@
         <w:pStyle w:val="BodyText"/>
       </w:pPr>
       <w:r>
-        <w:t xml:space="preserve">Tầng vĩ mô, bối cảnh thể chế, được vận hành hóa bằng khung ICRV với sáu sub-regime theo gradient từ Advanced Innovation-Driven đến SIDS. Ở tầng này, ICRV điều tiết mối quan hệ I–P thông qua hai cơ chế: (i) mức độ khoảng trống thể chế (institutional voids) ảnh hưởng đến chi phí giao dịch xuyên biên giới; và (ii) chất lượng thể chế ảnh hưởng đến khả năng doanh nghiệp khai thác lợi ích từ quốc tế hóa. Ở các nền kinh tế frontier và SIDS, khoảng trống thể chế cực kỳ lớn có thể đảo ngược quan hệ I–P, biến lợi ích tiềm năng thành tổn thất thực tế (nghiên cứu thành phần P8).</w:t>
+        <w:t xml:space="preserve">Tầng vĩ mô, bối cảnh thể chế, được vận hành hóa bằng khung ICRV với sáu chế độ con theo gradient từ Advanced Innovation-Driven đến SIDS. Ở tầng này, ICRV điều tiết mối quan hệ I–P thông qua hai cơ chế: (i) mức độ khoảng trống thể chế (institutional voids) ảnh hưởng đến chi phí giao dịch xuyên biên giới; và (ii) chất lượng thể chế ảnh hưởng đến khả năng doanh nghiệp khai thác lợi ích từ quốc tế hóa. Ở các nền kinh tế frontier và SIDS, khoảng trống thể chế cực kỳ lớn có thể đảo ngược quan hệ I–P, biến lợi ích tiềm năng thành tổn thất thực tế (nghiên cứu thành phần P8).</w:t>
       </w:r>
     </w:p>
     <w:p>
@@ -1131,7 +1131,7 @@
         <w:pStyle w:val="BodyText"/>
       </w:pPr>
       <w:r>
-        <w:t xml:space="preserve">Tầng cá nhân, đặc điểm nhà quản trị cấp cao, bao gồm kinh nghiệm quản trị và giới tính nhà quản trị như các biến điều tiết vi mô. Kinh nghiệm quốc tế của nhà quản trị giảm chi phí nhận thức của liability of foreignness; sự hiện diện của quản trị viên nữ tăng cường đa dạng nhận thức và thận trọng trong quản trị rủi ro quốc tế.</w:t>
+        <w:t xml:space="preserve">Tầng cá nhân, đặc điểm nhà quản trị cấp cao, bao gồm kinh nghiệm quản trị và giới tính nhà quản trị như các biến điều tiết vi mô. Kinh nghiệm quốc tế của nhà quản trị giảm chi phí nhận thức của gánh nặng người nước ngoài; sự hiện diện của quản trị viên nữ tăng cường đa dạng nhận thức và thận trọng trong quản trị rủi ro quốc tế.</w:t>
       </w:r>
     </w:p>
     <w:p>
@@ -1250,7 +1250,7 @@
         <w:pStyle w:val="FirstParagraph"/>
       </w:pPr>
       <w:r>
-        <w:t xml:space="preserve">Trên cơ sở lý thuyết từ Uppsala về chi phí thâm nhập giai đoạn đầu, RBV về lợi thế cạnh tranh tích lũy ở giai đoạn trung, và lý thuyết chi phí giao dịch về sự phức tạp điều phối ở giai đoạn mở rộng quá mức, giả thuyết H1 được phát biểu như sau. Quan hệ giữa mức độ quốc tế hóa và hiệu quả hoạt động của các doanh nghiệp ở các quốc gia châu Á có dạng phi tuyến chữ U ngược, với một điểm điểm uốn tối ưu trước khi chi phí điều phối và bất định vượt qua lợi ích từ mở rộng thị trường quốc tế. Cơ sở lý thuyết trực tiếp bao gồm mô hình S-curve của Lu và Beamish (2004), lý thuyết ba giai đoạn của Contractor et al. (2003), và bằng chứng chữ U ngược ban đầu của Hitt et al. (1997).</w:t>
+        <w:t xml:space="preserve">Trên cơ sở lý thuyết từ Uppsala về chi phí thâm nhập giai đoạn đầu, RBV về lợi thế cạnh tranh tích lũy ở giai đoạn trung, và lý thuyết chi phí giao dịch về sự phức tạp điều phối ở giai đoạn mở rộng quá mức, giả thuyết H1 được phát biểu như sau. Quan hệ giữa mức độ quốc tế hóa và hiệu quả hoạt động của các doanh nghiệp ở các quốc gia châu Á có dạng phi tuyến chữ U ngược, với một điểm điểm uốn tối ưu trước khi chi phí điều phối và bất định vượt qua lợi ích từ mở rộng thị trường quốc tế. Cơ sở lý thuyết trực tiếp bao gồm mô hình đường cong chữ S của Lu và Beamish (2004), lý thuyết ba giai đoạn của Contractor et al. (2003), và bằng chứng chữ U ngược ban đầu của Hitt et al. (1997).</w:t>
       </w:r>
     </w:p>
     <w:bookmarkEnd w:id="42"/>
@@ -2021,7 +2021,7 @@
         <w:pStyle w:val="BodyText"/>
       </w:pPr>
       <w:r>
-        <w:t xml:space="preserve">Phần đầu chương xác lập bốn khái niệm cốt lõi: quốc tế hóa doanh nghiệp (đo bằng FSTS), hiệu quả hoạt động (đo bằng labor productivity là chính), năng lực công nghệ (TCI) và chỉ số chấp nhận số (DAI) như hai construct độc lập, và bối cảnh thể chế được vận hành hóa bằng khung ICRV sáu nhóm. Phần lý thuyết nền trình bày và phân tích bốn lý thuyết kinh điển, Uppsala, RBV, Institutional Theory, và Upper Echelons Theory, cùng với lớp mở rộng Digital Capability Lens, xác định vai trò của từng lý thuyết trong khung giải thích tổng thể của luận án.</w:t>
+        <w:t xml:space="preserve">Phần đầu chương xác lập bốn khái niệm cốt lõi: quốc tế hóa doanh nghiệp (đo bằng FSTS), hiệu quả hoạt động (đo bằng labor productivity là chính), năng lực công nghệ (TCI) và chỉ số chấp nhận số (DAI) như hai cấu trúc độc lập, và bối cảnh thể chế được vận hành hóa bằng khung ICRV sáu nhóm. Phần lý thuyết nền trình bày và phân tích bốn lý thuyết kinh điển, Uppsala, RBV, Institutional Theory, và Upper Echelons Theory, cùng với lớp mở rộng Digital Capability Lens, xác định vai trò của từng lý thuyết trong khung giải thích tổng thể của luận án.</w:t>
       </w:r>
     </w:p>
     <w:p>

--- a/dist/luan_an_ctu/chuong_2_tong_quan_tai_lieu_vi.docx
+++ b/dist/luan_an_ctu/chuong_2_tong_quan_tai_lieu_vi.docx
@@ -933,13 +933,13 @@
           <w:bCs/>
           <w:b/>
         </w:rPr>
-        <w:t xml:space="preserve">Khoảng trống thứ nhất: Thiếu khung tích hợp đa tầng để giải thích heterogeneity trong I–P relationship.</w:t>
-      </w:r>
-      <w:r>
-        <w:t xml:space="preserve"> </w:t>
-      </w:r>
-      <w:r>
-        <w:t xml:space="preserve">Các meta-analyses nhất quán cho thấy I² &gt; 80%, tức hơn 80% biến thiên trong quy mô hiệu ứng không được giải thích bởi sai số ngẫu nhiên mà bởi sự khác biệt có hệ thống giữa các bối cảnh (Bausch &amp; Krist, 2007; Marano et al., 2016). Tuy nhiên, hầu hết các nghiên cứu thực nghiệm hiện tại chỉ kiểm định một hoặc hai biến điều tiết từ một lý thuyết đơn lẻ, không có khả năng giải thích đồng thời heterogeneity do bối cảnh thể chế, năng lực doanh nghiệp, và đặc điểm lãnh đạo tạo ra. Không có lý thuyết đơn lẻ nào, dù là Uppsala, RBV, Institutional Theory, hay Upper Echelons Theory, đủ để giải thích đầy đủ sự phức tạp của I–P relationship trong bối cảnh đa quốc gia đa dạng như châu Á. Khoảng trống này đòi hỏi một khung tích hợp đa tầng, trong đó các lý thuyết bổ sung cho nhau thay vì cạnh tranh nhau.</w:t>
+        <w:t xml:space="preserve">Khoảng trống thứ nhất: Thiếu khung tích hợp đa tầng để giải thích dị biệt trong I–P relationship.</w:t>
+      </w:r>
+      <w:r>
+        <w:t xml:space="preserve"> </w:t>
+      </w:r>
+      <w:r>
+        <w:t xml:space="preserve">Các meta-analyses nhất quán cho thấy I² &gt; 80%, tức hơn 80% biến thiên trong quy mô hiệu ứng không được giải thích bởi sai số ngẫu nhiên mà bởi sự khác biệt có hệ thống giữa các bối cảnh (Bausch &amp; Krist, 2007; Marano et al., 2016). Tuy nhiên, hầu hết các nghiên cứu thực nghiệm hiện tại chỉ kiểm định một hoặc hai biến điều tiết từ một lý thuyết đơn lẻ, không có khả năng giải thích đồng thời dị biệt do bối cảnh thể chế, năng lực doanh nghiệp, và đặc điểm lãnh đạo tạo ra. Không có lý thuyết đơn lẻ nào, dù là Uppsala, RBV, Institutional Theory, hay Upper Echelons Theory, đủ để giải thích đầy đủ sự phức tạp của I–P relationship trong bối cảnh đa quốc gia đa dạng như châu Á. Khoảng trống này đòi hỏi một khung tích hợp đa tầng, trong đó các lý thuyết bổ sung cho nhau thay vì cạnh tranh nhau.</w:t>
       </w:r>
     </w:p>
     <w:p>
@@ -1001,7 +1001,7 @@
         <w:t xml:space="preserve"> </w:t>
       </w:r>
       <w:r>
-        <w:t xml:space="preserve">Khoảng trống thứ nhất và thứ ba hội tụ vào một câu hỏi kiểm định trực tiếp: liệu CDCM có thể giải thích đồng thời heterogeneity I–P khi kiểm soát đầy đủ cả ba tầng trong một mô hình tích hợp ở quy mô đủ rộng để bao phủ toàn bộ gradient ICRV không? Văn liệu hiện tại chưa có bằng chứng kiểm định đồng thời năm biến điều tiết chính (TCI, DAI, kinh nghiệm quản trị, giới tính nhà quản trị, ICRV) trong một mô hình hồi quy đơn lẻ trên dữ liệu đa quốc gia quy mô lớn. Nghiên cứu thành phần P7 lấp đầy khoảng trống này bằng dữ liệu WBES từ 50 nền kinh tế (mẫu hồi quy M2 N = 81.022; N hồi quy mô hình đầy đủ = 79.080 sau loại bỏ listwise các biến điều tiết, 103 country-year waves), bao phủ toàn bộ gradient ICRV từ nhóm tiên tiến đến SIDS, kiểm định đồng thời H1–H6 với country-year hiệu ứng cố định. Kết quả điểm uốn trung bình ~36% FSTS tại P7, thấp hơn P3 Vietnam (~40%) và P5 Trung Quốc (~49%), xác nhận ICRV điều tiết vị trí điểm uốn theo gradient dự đoán lý thuyết, đóng góp bằng chứng kiểm định tích hợp đầu tiên cho CDCM ở cấp độ liên quốc gia quy mô lớn.</w:t>
+        <w:t xml:space="preserve">Khoảng trống thứ nhất và thứ ba hội tụ vào một câu hỏi kiểm định trực tiếp: liệu CDCM có thể giải thích đồng thời dị biệt I–P khi kiểm soát đầy đủ cả ba tầng trong một mô hình tích hợp ở quy mô đủ rộng để bao phủ toàn bộ gradient ICRV không? Văn liệu hiện tại chưa có bằng chứng kiểm định đồng thời năm biến điều tiết chính (TCI, DAI, kinh nghiệm quản trị, giới tính nhà quản trị, ICRV) trong một mô hình hồi quy đơn lẻ trên dữ liệu đa quốc gia quy mô lớn. Nghiên cứu thành phần P7 lấp đầy khoảng trống này bằng dữ liệu WBES từ 50 nền kinh tế (mẫu hồi quy M2 N = 81.022; N hồi quy mô hình đầy đủ = 79.080 sau loại bỏ listwise các biến điều tiết, 103 country-year waves), bao phủ toàn bộ gradient ICRV từ nhóm tiên tiến đến SIDS, kiểm định đồng thời H1–H6 với country-year hiệu ứng cố định. Kết quả điểm uốn trung bình ~36% FSTS tại P7, thấp hơn P3 Vietnam (~40%) và P5 Trung Quốc (~49%), xác nhận ICRV điều tiết vị trí điểm uốn theo gradient dự đoán lý thuyết, đóng góp bằng chứng kiểm định tích hợp đầu tiên cho CDCM ở cấp độ liên quốc gia quy mô lớn.</w:t>
       </w:r>
     </w:p>
     <w:p>

--- a/dist/luan_an_ctu/chuong_2_tong_quan_tai_lieu_vi.docx
+++ b/dist/luan_an_ctu/chuong_2_tong_quan_tai_lieu_vi.docx
@@ -2,7 +2,33 @@
 <file path=word/document.xml><?xml version="1.0" encoding="utf-8"?>
 <w:document xmlns:w="http://schemas.openxmlformats.org/wordprocessingml/2006/main" xmlns:m="http://schemas.openxmlformats.org/officeDocument/2006/math" xmlns:r="http://schemas.openxmlformats.org/officeDocument/2006/relationships" xmlns:o="urn:schemas-microsoft-com:office:office" xmlns:v="urn:schemas-microsoft-com:vml" xmlns:w10="urn:schemas-microsoft-com:office:word" xmlns:a="http://schemas.openxmlformats.org/drawingml/2006/main" xmlns:pic="http://schemas.openxmlformats.org/drawingml/2006/picture" xmlns:wp="http://schemas.openxmlformats.org/drawingml/2006/wordprocessingDrawing">
   <w:body>
-    <w:bookmarkStart w:id="52" w:name="chương-2-tổng-quan-tài-liệu"/>
+    <w:sdt>
+      <w:sdtPr>
+        <w:docPartObj>
+          <w:docPartGallery w:val="Table of Contents"/>
+          <w:docPartUnique/>
+        </w:docPartObj>
+      </w:sdtPr>
+      <w:sdtContent>
+        <w:p>
+          <w:pPr>
+            <w:pStyle w:val="TOCHeading"/>
+          </w:pPr>
+          <w:r>
+            <w:t xml:space="preserve">Table of Contents</w:t>
+          </w:r>
+        </w:p>
+        <w:p>
+          <w:r>
+            <w:fldChar w:fldCharType="begin" w:dirty="true"/>
+            <w:instrText xml:space="preserve">TOC \o "1-3" \h \z \u</w:instrText>
+            <w:fldChar w:fldCharType="separate"/>
+            <w:fldChar w:fldCharType="end"/>
+          </w:r>
+        </w:p>
+      </w:sdtContent>
+    </w:sdt>
+    <w:bookmarkStart w:id="56" w:name="chương-2-tổng-quan-tài-liệu"/>
     <w:p>
       <w:pPr>
         <w:pStyle w:val="Heading1"/>
@@ -16,7 +42,7 @@
         <w:pStyle w:val="FirstParagraph"/>
       </w:pPr>
       <w:r>
-        <w:t xml:space="preserve">Chương 2 có nhiệm vụ hệ thống hóa các khái niệm cốt lõi và lý thuyết nền tảng, lược khảo và đánh giá các công trình thực nghiệm đã công bố về mối quan hệ giữa quốc tế hóa và hiệu quả hoạt động doanh nghiệp, xác định những khoảng trống còn tồn tại trong văn liệu, và từ đó xây dựng khung khái niệm tích hợp cùng hệ giả thuyết nghiên cứu H1–H6 cho luận án. Logic của chương đi từ nền tảng khái niệm đến lý thuyết, từ bằng chứng thực nghiệm đến khoảng trống, và từ khoảng trống đến mô hình nghiên cứu và giả thuyết.</w:t>
+        <w:t xml:space="preserve">Chương 2 có nhiệm vụ hệ thống hóa các khái niệm cốt lõi và lý thuyết nền tảng, lược khảo và đánh giá các công trình thực nghiệm đã công bố về mối quan hệ giữa quốc tế hóa và hiệu quả hoạt động kinh doanh của doanh nghiệp, xác định những khoảng trống còn tồn tại trong tài liệu, và từ đó xây dựng khung khái niệm tích hợp cùng hệ giả thuyết nghiên cứu H1–H6 cho luận án. Logic của chương đi từ nền tảng khái niệm đến lý thuyết, từ bằng chứng thực nghiệm đến khoảng trống, và từ khoảng trống đến mô hình nghiên cứu và giả thuyết.</w:t>
       </w:r>
     </w:p>
     <w:p>
@@ -72,7 +98,7 @@
         <w:pStyle w:val="BodyText"/>
       </w:pPr>
       <w:r>
-        <w:t xml:space="preserve">Trong văn liệu, mức độ quốc tế hóa được vận hành hóa bằng nhiều thước đo khác nhau. Sullivan (1994) đề xuất một chỉ số tổng hợp đa chiều bao gồm tỷ trọng doanh thu từ nước ngoài trên tổng doanh thu (foreign sales to total sales, FSTS), tỷ trọng tài sản ở nước ngoài trên tổng tài sản (foreign assets to total assets, FATA), và phạm vi địa lý (geographic scope). Trong những nghiên cứu sử dụng dữ liệu doanh nghiệp từ các nền kinh tế đang phát triển và từ khảo sát doanh nghiệp của Ngân hàng Thế giới (World Bank Enterprise Surveys, WBES), thước đo phổ biến nhất là cường độ xuất khẩu (export intensity), tức là tỷ lệ phần trăm doanh thu xuất khẩu trên tổng doanh thu, hay tương đương với FSTS theo nghĩa rộng (Johanson &amp; Vahlne, 1977; Lu &amp; Beamish, 2004). Luận án này sử dụng FSTS và bình phương FSTS (FSTS²) làm thước đo chính về mức độ quốc tế hóa, với lý do phù hợp với cấu trúc dữ liệu WBES và nhất quán với các nghiên cứu I–P sử dụng bộ dữ liệu tương tự (Bhandari et al., 2023; nghiên cứu thành phần P1).</w:t>
+        <w:t xml:space="preserve">Trong tài liệu, mức độ quốc tế hóa được vận hành hóa bằng nhiều thước đo khác nhau. Sullivan (1994) đề xuất một chỉ số tổng hợp đa chiều bao gồm tỷ trọng doanh thu từ nước ngoài trên tổng doanh thu (foreign sales to total sales, FSTS), tỷ trọng tài sản ở nước ngoài trên tổng tài sản (foreign assets to total assets, FATA), và phạm vi địa lý (geographic scope). Trong những nghiên cứu sử dụng dữ liệu doanh nghiệp từ các nền kinh tế đang phát triển và từ khảo sát doanh nghiệp của Ngân hàng Thế giới (World Bank Enterprise Surveys, WBES), thước đo phổ biến nhất là cường độ xuất khẩu (export intensity), tức là tỷ lệ phần trăm doanh thu xuất khẩu trên tổng doanh thu, hay tương đương với FSTS theo nghĩa rộng (Johanson &amp; Vahlne, 1977; Lu &amp; Beamish, 2004). Luận án này sử dụng FSTS và bình phương FSTS (FSTS²) làm thước đo chính về mức độ quốc tế hóa, với lý do phù hợp với cấu trúc dữ liệu WBES và nhất quán với các nghiên cứu quốc tế hóa và hiệu quả sử dụng bộ dữ liệu tương tự (Bhandari et al., 2023; nghiên cứu thành phần P1).</w:t>
       </w:r>
     </w:p>
     <w:p>
@@ -83,14 +109,22 @@
         <w:t xml:space="preserve">Điều quan trọng cần lưu ý là quốc tế hóa không phải là một trạng thái nhị phân, mà là một biến liên tục biểu thị cường độ tham gia thị trường quốc tế, có thể thay đổi theo thời gian và phản ánh quá trình cam kết tích lũy của doanh nghiệp vào các thị trường nước ngoài (Johanson &amp; Vahlne, 1977, 2009).</w:t>
       </w:r>
     </w:p>
+    <w:p>
+      <w:pPr>
+        <w:pStyle w:val="BodyText"/>
+      </w:pPr>
+      <w:r>
+        <w:t xml:space="preserve">Việc lựa chọn cường độ xuất khẩu làm thước đo trung tâm còn được củng cố bởi một truyền thống nghiên cứu kinh tế học thương mại quốc tế song hành với truyền thống kinh doanh quốc tế. Melitz (2003) chứng minh trên cơ sở lý thuyết rằng việc mở cửa thương mại tạo ra sự tái phân bổ nguồn lực trong nội bộ ngành, theo đó chỉ những doanh nghiệp có năng suất đủ cao mới vượt qua được chi phí cố định của xuất khẩu và tự lựa chọn tham gia thị trường quốc tế. Helpman và cộng sự (2004) mở rộng logic này bằng cách phân biệt giữa lựa chọn xuất khẩu và lựa chọn đầu tư trực tiếp, cho thấy rằng những doanh nghiệp năng suất cao nhất có xu hướng phục vụ thị trường nước ngoài thông qua hiện diện sản xuất thay vì xuất khẩu thuần túy. Hai luận điểm này có hàm ý đo lường trực tiếp đối với luận án: cường độ xuất khẩu không phải là một biến ngoại sinh thuần túy mà gắn liền với năng suất nội tại của doanh nghiệp, do đó quan hệ giữa quốc tế hóa và hiệu quả có thể vừa phản ánh cơ chế nhân quả vừa phản ánh cơ chế tự lựa chọn. Tổng quan thực nghiệm cấp doanh nghiệp của Wagner (2007) xác nhận rằng bằng chứng về việc doanh nghiệp năng suất cao tự lựa chọn xuất khẩu (self-selection) vững chắc hơn nhiều so với bằng chứng về việc xuất khẩu trực tiếp nâng cao năng suất (learning-by-exporting), một sự bất đối xứng có hệ quả phương pháp luận quan trọng được luận án xử lý tường minh trong chiến lược nhận diện ở Chương 3. Nhận thức về tính nội sinh tiềm tàng này không làm suy yếu giá trị của thước đo cường độ xuất khẩu, mà ngược lại đòi hỏi lý thuyết hóa cẩn trọng về cơ chế đứng sau quan hệ quan sát được, một yêu cầu mà khung tích hợp đa tầng của luận án đáp ứng bằng cách phân tách các tầng cơ chế thay vì gộp chúng vào một hệ số tổng hợp duy nhất.</w:t>
+      </w:r>
+    </w:p>
     <w:bookmarkEnd w:id="20"/>
-    <w:bookmarkStart w:id="21" w:name="hiệu-quả-hoạt-động-doanh-nghiệp"/>
+    <w:bookmarkStart w:id="21" w:name="Xa0fa67ecba3df3aa7d32b04abc8423a171fc828"/>
     <w:p>
       <w:pPr>
         <w:pStyle w:val="Heading3"/>
       </w:pPr>
       <w:r>
-        <w:t xml:space="preserve">2.1.2 Hiệu quả hoạt động doanh nghiệp</w:t>
+        <w:t xml:space="preserve">2.1.2 Hiệu quả hoạt động kinh doanh của doanh nghiệp</w:t>
       </w:r>
     </w:p>
     <w:p>
@@ -98,7 +132,7 @@
         <w:pStyle w:val="FirstParagraph"/>
       </w:pPr>
       <w:r>
-        <w:t xml:space="preserve">Hiệu quả hoạt động doanh nghiệp (firm performance) là một khái niệm đa chiều không có một định nghĩa hoặc thước đo thống nhất trong văn liệu. Combs et al. (2005) và Richard et al. (2009) phân biệt ba nhóm thước đo chính: (i) thước đo dựa trên kế toán (accounting-based), bao gồm tỷ suất sinh lời trên tổng tài sản (ROA), tỷ suất sinh lời trên vốn chủ sở hữu (ROE), và tỷ suất sinh lời trên doanh thu (ROS); (ii) thước đo dựa trên thị trường tài chính (market-based), bao gồm Tobin’s Q và tổng lợi nhuận cổ đông; và (iii) thước đo dựa trên năng suất và tăng trưởng (productivity-based), bao gồm năng suất lao động (labor productivity) và tăng trưởng doanh thu.</w:t>
+        <w:t xml:space="preserve">Hiệu quả hoạt động kinh doanh của doanh nghiệp (firm performance) là một khái niệm đa chiều không có một định nghĩa hoặc thước đo thống nhất trong tài liệu. Combs et al. (2005) và Richard et al. (2009) phân biệt ba nhóm thước đo chính: (i) thước đo dựa trên kế toán (accounting-based), bao gồm tỷ suất sinh lời trên tổng tài sản (ROA), tỷ suất sinh lời trên vốn chủ sở hữu (ROE), và tỷ suất sinh lời trên doanh thu (ROS); (ii) thước đo dựa trên thị trường tài chính (market-based), bao gồm Tobin’s Q và tổng lợi nhuận cổ đông; và (iii) thước đo dựa trên năng suất và tăng trưởng (productivity-based), bao gồm năng suất lao động (labor productivity) và tăng trưởng doanh thu.</w:t>
       </w:r>
     </w:p>
     <w:p>
@@ -150,15 +184,15 @@
         <w:t xml:space="preserve"> </w:t>
       </w:r>
       <w:r>
-        <w:t xml:space="preserve">(digital capability), dẫn đến sự mơ hồ lý thuyết và sai lệch trong đo lường (Bhandari et al., 2023; Bustamante et al., 2022).</w:t>
-      </w:r>
-    </w:p>
-    <w:p>
-      <w:pPr>
-        <w:pStyle w:val="BodyText"/>
-      </w:pPr>
-      <w:r>
-        <w:t xml:space="preserve">Năng lực công nghệ (TCI) đề cập đến chiều sâu của năng lực công nghệ được nhập vào tổ chức, phản ánh khả năng hấp thụ, khai thác và phát triển tri thức công nghệ tiên tiến. Các chỉ báo tiêu biểu bao gồm việc sở hữu chứng nhận chất lượng quốc tế (ISO hoặc tương đương) và sử dụng công nghệ được cấp phép từ các đối tác nước ngoài. Về bản chất lý thuyết, TCI gần với khái niệm năng lực hấp thụ (absorptive capacity) của Cohen và Levinthal (1990) và năng lực công nghệ của Lall (1992), đây là chiều sâu nội tại của tổ chức, khó sao chép và tạo ra lợi thế bền vững theo tinh thần RBV (Barney, 1991).</w:t>
+        <w:t xml:space="preserve">(digital capability), dẫn đến sự mơ hồ lý thuyết và sai lệch trong đo lường (Bhandari et al., 2023).</w:t>
+      </w:r>
+    </w:p>
+    <w:p>
+      <w:pPr>
+        <w:pStyle w:val="BodyText"/>
+      </w:pPr>
+      <w:r>
+        <w:t xml:space="preserve">Năng lực công nghệ (TCI) đề cập đến chiều sâu của năng lực công nghệ được nhập vào tổ chức, phản ánh khả năng hấp thụ, khai thác và phát triển tri thức công nghệ tiên tiến. Các chỉ báo tiêu biểu bao gồm việc sở hữu chứng nhận chất lượng quốc tế (ISO hoặc tương đương) và sử dụng công nghệ được cấp phép từ các đối tác nước ngoài. Về bản chất lý thuyết, TCI gần với khái niệm năng lực hấp thụ (absorptive capacity) của Cohen và Levinthal (1990) và năng lực công nghệ của Lall (1992), đây là chiều sâu nội tại của tổ chức, khó sao chép và tạo ra lợi thế bền vững theo tinh thần lý thuyết dựa trên nguồn lực (Barney, 1991).</w:t>
       </w:r>
     </w:p>
     <w:p>
@@ -192,7 +226,7 @@
         <w:pStyle w:val="BodyText"/>
       </w:pPr>
       <w:r>
-        <w:t xml:space="preserve">Hai cấu trúc TCI và DAI không đồng nhất và vận hành theo cơ chế khác nhau trong mối quan hệ quốc tế hóa, hiệu quả: TCI hoạt động chủ yếu như một nhân tố nâng mặt bằng hiệu quả (level shifter), trong khi DAI có xu hướng làm thay đổi độ dốc hoặc độ cong của đường quan hệ I–P tùy theo bối cảnh (Bhandari et al., 2023; Chen &amp; Meng, 2022). Việc duy trì sự phân biệt rõ ràng này trong suốt luận án là điều kiện tiên quyết để đảm bảo tính thuần khiết của cấu trúc (construct purity) theo tiêu chuẩn của Coltman et al. (2008).</w:t>
+        <w:t xml:space="preserve">Hai cấu trúc TCI và DAI không đồng nhất và vận hành theo cơ chế khác nhau trong mối quan hệ quốc tế hóa, hiệu quả: TCI hoạt động chủ yếu như một nhân tố nâng mặt bằng hiệu quả (level shifter), trong khi DAI có xu hướng làm thay đổi độ dốc hoặc độ cong của đường quan hệ quốc tế hóa và hiệu quả tùy theo bối cảnh (Bhandari et al., 2023; Chen &amp; Meng, 2022). Việc duy trì sự phân biệt rõ ràng này trong suốt luận án là điều kiện tiên quyết để đảm bảo tính thuần khiết của cấu trúc (construct purity) theo tiêu chuẩn của Coltman et al. (2008).</w:t>
       </w:r>
     </w:p>
     <w:bookmarkEnd w:id="22"/>
@@ -236,15 +270,15 @@
         <w:pStyle w:val="BodyText"/>
       </w:pPr>
       <w:r>
-        <w:t xml:space="preserve">Để vận hành hóa bối cảnh thể chế đa cấp và đa quốc gia trong luận án, khung ICRV (Institutional Context Regime Variation, Biến thiên chế độ bối cảnh thể chế) được phát triển như một công cụ phân loại có hệ thống. Khung ICRV chia 50 nền kinh tế trong phạm vi nghiên cứu thành sáu nhóm (sub-regime), dựa trên tổ hợp các chỉ số quản trị toàn cầu (World Governance Indicators, WGI) của Kaufmann et al. (2011), mức độ phát triển kinh tế, và đặc trưng cấu trúc thể chế: Nhóm I (Advanced Innovation-Driven, gồm Singapore, Hong Kong SAR, Hàn Quốc, Đài Loan, Israel và Nhật Bản), Nhóm II (Advanced Resource-Driven, bao gồm các nền kinh tế vùng Vịnh), Nhóm III (Upper-middle, điển hình là Trung Quốc), Nhóm IV (Lower-middle transition, bao gồm Việt Nam và Ấn Độ), Nhóm V (Emerging), và Nhóm VI (SIDS, Small Island Developing States). Khung này mở rộng từ phân loại thể chế của Khanna và Palepu (2010) và được điều chỉnh để phản ánh thực tiễn đa dạng của châu Á và khu vực lân cận.</w:t>
-      </w:r>
-    </w:p>
-    <w:p>
-      <w:pPr>
-        <w:pStyle w:val="BodyText"/>
-      </w:pPr>
-      <w:r>
-        <w:t xml:space="preserve">ICRV không chỉ là một biến phân loại mà còn là một gradient thể chế liên tục, từ môi trường thể chế mạnh, ít rủi ro (Nhóm I) đến môi trường thể chế yếu, nhiều rủi ro và khoảng trống thể chế (Nhóm V và VI). Gradient này tạo ra điều kiện biên (boundary conditions) quan trọng để kiểm định khả năng tổng quát hóa của mối quan hệ I–P, đặc biệt liên quan đến giả thuyết phi tuyến.</w:t>
+        <w:t xml:space="preserve">Để vận hành hóa bối cảnh thể chế đa cấp và đa quốc gia trong luận án, khung ICRV (Institutional Context Regime Variation, Biến thiên chế độ bối cảnh thể chế) được phát triển như một công cụ phân loại có hệ thống. Khung ICRV chia 50 nền kinh tế trong phạm vi nghiên cứu thành sáu nhóm (sub-regime), dựa trên tổ hợp các chỉ số quản trị toàn cầu (World Governance Indicators, WGI) của Kaufmann et al. (2011), mức độ phát triển kinh tế, và đặc trưng cấu trúc thể chế: Nhóm I (tiên tiến đổi mới, gồm Singapore, Hong Kong SAR, Hàn Quốc, Đài Loan, Israel và Nhật Bản), Nhóm II (tiên tiến tài nguyên, bao gồm các nền kinh tế vùng Vịnh), Nhóm III (trung bình cao, điển hình là Trung Quốc), Nhóm IV (chuyển đổi thu nhập trung bình thấp, bao gồm Việt Nam và Ấn Độ), Nhóm V (đang nổi), và Nhóm VI (SIDS, Small Island Developing States). Khung này mở rộng từ phân loại thể chế của Khanna và Palepu (2010) và được điều chỉnh để phản ánh thực tiễn đa dạng của châu Á và khu vực lân cận.</w:t>
+      </w:r>
+    </w:p>
+    <w:p>
+      <w:pPr>
+        <w:pStyle w:val="BodyText"/>
+      </w:pPr>
+      <w:r>
+        <w:t xml:space="preserve">ICRV không chỉ là một biến phân loại mà còn là một phổ thể chế liên tục, từ môi trường thể chế mạnh, ít rủi ro (Nhóm I) đến môi trường thể chế yếu, nhiều rủi ro và khoảng trống thể chế (Nhóm V và VI). Phổ này tạo ra điều kiện biên quan trọng để kiểm định khả năng tổng quát hóa của mối quan hệ quốc tế hóa và hiệu quả, đặc biệt liên quan đến giả thuyết phi tuyến.</w:t>
       </w:r>
     </w:p>
     <w:p>
@@ -256,7 +290,7 @@
     </w:p>
     <w:bookmarkEnd w:id="23"/>
     <w:bookmarkEnd w:id="24"/>
-    <w:bookmarkStart w:id="30" w:name="các-lý-thuyết-nền"/>
+    <w:bookmarkStart w:id="32" w:name="các-lý-thuyết-nền"/>
     <w:p>
       <w:pPr>
         <w:pStyle w:val="Heading2"/>
@@ -357,7 +391,7 @@
         <w:pStyle w:val="BodyText"/>
       </w:pPr>
       <w:r>
-        <w:t xml:space="preserve">Việc tái định vị mô hình Uppsala trong luận án dựa trên một phân biệt khái niệm quan trọng giữa cơ chế học hỏi và trình tự thâm nhập. Vahlne (2020), trong bản cập nhật gần đây nhất do chính đồng tác giả của mô hình gốc thực hiện, nhấn mạnh rằng cốt lõi bền vững của truyền thống Uppsala không nằm ở trình tự bốn bước mang tính mô tả, mà nằm ở cơ chế tiến hóa: doanh nghiệp tích lũy tri thức trải nghiệm, điều chỉnh cam kết, và tái cấu trúc vị trí mạng lưới theo thời gian. Cách diễn giải này tách phần lõi lý thuyết khỏi phần biểu hiện thực nghiệm, do đó giải phóng mô hình khỏi sự phụ thuộc vào bối cảnh tiền số. Đối với các doanh nghiệp ở những nền kinh tế chuyển đổi và mới nổi tại châu Á, cơ chế học hỏi trải nghiệm có hàm ý trực tiếp với hình dạng phi tuyến của quan hệ I–P: giai đoạn đầu của đường cong, nơi hiệu quả suy giảm, phản ánh chính chi phí học hỏi và chi phí của gánh nặng người nước ngoài chưa được khấu hao, trong khi giai đoạn giữa phản ánh lợi ích thu được khi tri thức trải nghiệm đạt ngưỡng tới hạn (Lu &amp; Beamish, 2004). Hennart (2007) bổ sung một cảnh báo lý thuyết quan trọng rằng quan hệ giữa mức độ đa quốc gia và hiệu quả không phải là một quy luật phổ quát tự thân, mà phụ thuộc vào bản chất của tài sản đặc thù mà doanh nghiệp khai thác xuyên biên giới; lập luận này củng cố cách tiếp cận của luận án, theo đó cơ chế học hỏi của Uppsala cần được đặt trong tương tác với năng lực và bối cảnh, thay vì được xem là động lực độc lập.</w:t>
+        <w:t xml:space="preserve">Việc tái định vị mô hình Uppsala trong luận án dựa trên một phân biệt khái niệm quan trọng giữa cơ chế học hỏi và trình tự thâm nhập. Vahlne (2020), trong bản cập nhật gần đây nhất do chính đồng tác giả của mô hình gốc thực hiện, nhấn mạnh rằng cốt lõi bền vững của truyền thống Uppsala không nằm ở trình tự bốn bước mang tính mô tả, mà nằm ở cơ chế tiến hóa: doanh nghiệp tích lũy tri thức trải nghiệm, điều chỉnh cam kết, và tái cấu trúc vị trí mạng lưới theo thời gian. Cách diễn giải này tách phần lõi lý thuyết khỏi phần biểu hiện thực nghiệm, do đó giải phóng mô hình khỏi sự phụ thuộc vào bối cảnh tiền số. Tổng quan hệ thống của Wach (2021) về quá trình tiến hóa của mô hình Uppsala qua bảy phiên bản từ năm 1977 đến 2017 củng cố cách đọc này: dù các mô hình theo giai đoạn thường bị phê phán, chuỗi điều chỉnh kế tiếp của chính các tác giả gốc cho thấy tính bền vững và khả năng thích ứng của truyền thống Uppsala, qua đó biện minh cho quyết định của luận án giữ mô hình như một lớp nền giải thích thay vì bác bỏ nó. Đối với các doanh nghiệp ở những nền kinh tế chuyển đổi và mới nổi tại châu Á, cơ chế học hỏi trải nghiệm có hàm ý trực tiếp với hình dạng phi tuyến của quan hệ quốc tế hóa và hiệu quả: giai đoạn đầu của đường cong, nơi hiệu quả suy giảm, phản ánh chính chi phí học hỏi và chi phí của gánh nặng người nước ngoài chưa được khấu hao, trong khi giai đoạn giữa phản ánh lợi ích thu được khi tri thức trải nghiệm đạt ngưỡng tới hạn (Lu &amp; Beamish, 2004). Hennart (2007) bổ sung một cảnh báo lý thuyết quan trọng rằng quan hệ giữa mức độ đa quốc gia và hiệu quả không phải là một quy luật phổ quát tự thân, mà phụ thuộc vào bản chất của tài sản đặc thù mà doanh nghiệp khai thác xuyên biên giới; lập luận này củng cố cách tiếp cận của luận án, theo đó cơ chế học hỏi của Uppsala cần được đặt trong tương tác với năng lực và bối cảnh, thay vì được xem là động lực độc lập.</w:t>
       </w:r>
     </w:p>
     <w:bookmarkEnd w:id="25"/>
@@ -375,31 +409,39 @@
         <w:pStyle w:val="FirstParagraph"/>
       </w:pPr>
       <w:r>
-        <w:t xml:space="preserve">Lý thuyết dựa trên nguồn lực (Resource-Based View, RBV) do Wernerfelt (1984) đặt nền và được Barney (1991) hệ thống hóa thành một khung lý thuyết có ảnh hưởng bền vững. RBV cho rằng doanh nghiệp không chỉ là tập hợp các hoạt động giá trị (value chain) mà còn là bó nguồn lực (bundle of resources), và sự khác biệt về hiệu quả lâu dài giữa các doanh nghiệp bắt nguồn từ sự khác biệt trong sở hữu và khai thác các nguồn lực thỏa mãn tiêu chí VRIN: có giá trị (Valuable), hiếm có (Rare), khó sao chép (Inimitable), và khó thay thế (Non-substitutable).</w:t>
-      </w:r>
-    </w:p>
-    <w:p>
-      <w:pPr>
-        <w:pStyle w:val="BodyText"/>
-      </w:pPr>
-      <w:r>
-        <w:t xml:space="preserve">Áp dụng vào bối cảnh quốc tế hóa, RBV giải thích vì sao cùng một mức độ FSTS nhưng các doanh nghiệp lại đạt hiệu quả rất khác nhau: những doanh nghiệp sở hữu năng lực công nghệ, năng lực quản trị vượt trội, và năng lực học hỏi mạnh hơn sẽ chuyển hóa quốc tế hóa thành hiệu quả tốt hơn do họ có thể giảm chi phí gánh nặng người nước ngoài và khai thác lợi thế cạnh tranh trên phạm vi quốc tế hiệu quả hơn (Hitt et al., 2006; Peng, 2001). Cùng mức độ quốc tế hóa, doanh nghiệp có nguồn lực yếu hơn sẽ gánh chịu chi phí điều phối và rủi ro lớn hơn, trong khi doanh nghiệp có nguồn lực VRIN mạnh hơn có thể biến những thách thức đó thành lợi thế cạnh tranh.</w:t>
-      </w:r>
-    </w:p>
-    <w:p>
-      <w:pPr>
-        <w:pStyle w:val="BodyText"/>
-      </w:pPr>
-      <w:r>
-        <w:t xml:space="preserve">Trong bối cảnh đương đại, RBV được mở rộng bằng lý thuyết năng lực động (dynamic capabilities) của Teece et al. (1997), nhấn mạnh khả năng của doanh nghiệp trong việc tích hợp, xây dựng và tái cấu hình các năng lực nội bộ để ứng phó với môi trường cạnh tranh thay đổi nhanh chóng. Trong kỷ nguyên số, năng lực công nghệ (TCI), theo phân biệt của luận án, được xem là một dạng năng lực động quan trọng, cho phép doanh nghiệp tái cấu hình nguồn lực và mô hình kinh doanh để ứng phó với bất định trong quốc tế hóa (Bhandari et al., 2023; Verhoef et al., 2021). DAI, chỉ số áp dụng số nền tảng (Tier-1 proxy) đo lường sự hiện diện website, phản ánh mức độ chấp nhận kỹ thuật số cơ bản chứ không phải năng lực động theo nghĩa Teece et al. (1997). RBV cung cấp nền lý thuyết trực tiếp cho giả thuyết H2 về vai trò điều tiết của TCI, trong khi H3 về DAI được neo đậu trong Foundational Digital Adoption Framework (Banalieva &amp; Dhanaraj, 2019).</w:t>
-      </w:r>
-    </w:p>
-    <w:p>
-      <w:pPr>
-        <w:pStyle w:val="BodyText"/>
-      </w:pPr>
-      <w:r>
-        <w:t xml:space="preserve">Lý thuyết năng lực động cần được phân tích sâu hơn để làm rõ vì sao TCI được định vị như một dạng năng lực bậc cao trong khung của luận án. Eisenhardt và Martin (2000) tinh chỉnh khái niệm năng lực động bằng cách lập luận rằng các năng lực này về bản chất là những quy trình tổ chức có thể nhận diện được, và giá trị cạnh tranh của chúng phụ thuộc vào tính kịp thời cùng khả năng tái cấu hình nguồn lực trong môi trường biến động. Teece (2007) làm rõ thêm vi nền tảng của năng lực động qua ba nhóm hoạt động: cảm nhận cơ hội, nắm bắt cơ hội, và tái cấu hình tài sản; ba nhóm hoạt động này tương ứng trực tiếp với những đòi hỏi mà doanh nghiệp phải đáp ứng khi mở rộng ra thị trường nước ngoài bất định. Theo logic đó, năng lực công nghệ không chỉ là một kho tài sản tĩnh thỏa mãn tiêu chí VRIN, mà còn là cơ chế cho phép doanh nghiệp hấp thụ tri thức mới và tái triển khai nguồn lực khi điều kiện thị trường quốc tế thay đổi (Cohen &amp; Levinthal, 1990; Teece et al., 1997). Sự phân biệt giữa năng lực bậc một, tức năng lực vận hành thường nhật, và năng lực bậc cao, tức năng lực tái cấu hình, cung cấp cơ sở lý thuyết cho việc tách TCI khỏi DAI: TCI mang đặc trưng của năng lực bậc cao gắn với chiều sâu tổ chức, trong khi DAI gần với năng lực vận hành bề mặt, dễ tiếp cận và dễ sao chép hơn, do đó khó tạo ra lợi thế bền vững theo tinh thần RBV (Barney, 1991). Phân tầng này giải thích vì sao luận án dự báo hai cấu trúc số vận hành qua hai cơ chế khác nhau trong quan hệ I–P, thay vì giả định một hiệu ứng đồng nhất.</w:t>
+        <w:t xml:space="preserve">Lý thuyết dựa trên nguồn lực (Resource-Based View, RBV) do Wernerfelt (1984) đặt nền và được Barney (1991) hệ thống hóa thành một khung lý thuyết có ảnh hưởng bền vững. lý thuyết dựa trên nguồn lực cho rằng doanh nghiệp không chỉ là tập hợp các hoạt động giá trị (value chain) mà còn là bó nguồn lực (bundle of resources), và sự khác biệt về hiệu quả lâu dài giữa các doanh nghiệp bắt nguồn từ sự khác biệt trong sở hữu và khai thác các nguồn lực thỏa mãn tiêu chí VRIN: có giá trị (Valuable), hiếm có (Rare), khó sao chép (Inimitable), và khó thay thế (Non-substitutable).</w:t>
+      </w:r>
+    </w:p>
+    <w:p>
+      <w:pPr>
+        <w:pStyle w:val="BodyText"/>
+      </w:pPr>
+      <w:r>
+        <w:t xml:space="preserve">Áp dụng vào bối cảnh quốc tế hóa, lý thuyết dựa trên nguồn lực giải thích vì sao cùng một mức độ FSTS nhưng các doanh nghiệp lại đạt hiệu quả rất khác nhau: những doanh nghiệp sở hữu năng lực công nghệ, năng lực quản trị vượt trội, và năng lực học hỏi mạnh hơn sẽ chuyển hóa quốc tế hóa thành hiệu quả tốt hơn do họ có thể giảm chi phí gánh nặng người nước ngoài và khai thác lợi thế cạnh tranh trên phạm vi quốc tế hiệu quả hơn (Hitt et al., 2006; Peng, 2001). Cùng mức độ quốc tế hóa, doanh nghiệp có nguồn lực yếu hơn sẽ gánh chịu chi phí điều phối và rủi ro lớn hơn, trong khi doanh nghiệp có nguồn lực VRIN mạnh hơn có thể biến những thách thức đó thành lợi thế cạnh tranh.</w:t>
+      </w:r>
+    </w:p>
+    <w:p>
+      <w:pPr>
+        <w:pStyle w:val="BodyText"/>
+      </w:pPr>
+      <w:r>
+        <w:t xml:space="preserve">Trong bối cảnh đương đại, lý thuyết dựa trên nguồn lực được mở rộng bằng lý thuyết năng lực động (dynamic capabilities) của Teece et al. (1997), nhấn mạnh khả năng của doanh nghiệp trong việc tích hợp, xây dựng và tái cấu hình các năng lực nội bộ để ứng phó với môi trường cạnh tranh thay đổi nhanh chóng. Trong kỷ nguyên số, năng lực công nghệ (TCI), theo phân biệt của luận án, được xem là một dạng năng lực động quan trọng, cho phép doanh nghiệp tái cấu hình nguồn lực và mô hình kinh doanh để ứng phó với bất định trong quốc tế hóa (Bhandari et al., 2023; Verhoef et al., 2021). DAI, chỉ số áp dụng số nền tảng (biến đại diện Tầng 1) đo lường sự hiện diện website, phản ánh mức độ chấp nhận kỹ thuật số cơ bản chứ không phải năng lực động theo nghĩa Teece et al. (1997). lý thuyết dựa trên nguồn lực cung cấp nền lý thuyết trực tiếp cho giả thuyết H2 về vai trò điều tiết của TCI, trong khi H3 về DAI được neo đậu trong Khung chấp nhận số nền tảng (Banalieva &amp; Dhanaraj, 2019).</w:t>
+      </w:r>
+    </w:p>
+    <w:p>
+      <w:pPr>
+        <w:pStyle w:val="BodyText"/>
+      </w:pPr>
+      <w:r>
+        <w:t xml:space="preserve">Lý thuyết năng lực động cần được phân tích sâu hơn để làm rõ vì sao TCI được định vị như một dạng năng lực bậc cao trong khung của luận án. Eisenhardt và Martin (2000) tinh chỉnh khái niệm năng lực động bằng cách lập luận rằng các năng lực này về bản chất là những quy trình tổ chức có thể nhận diện được, và giá trị cạnh tranh của chúng phụ thuộc vào tính kịp thời cùng khả năng tái cấu hình nguồn lực trong môi trường biến động. Teece (2007) làm rõ thêm vi nền tảng của năng lực động qua ba nhóm hoạt động: cảm nhận cơ hội, nắm bắt cơ hội, và tái cấu hình tài sản; ba nhóm hoạt động này tương ứng trực tiếp với những đòi hỏi mà doanh nghiệp phải đáp ứng khi mở rộng ra thị trường nước ngoài bất định. Theo logic đó, năng lực công nghệ không chỉ là một kho tài sản tĩnh thỏa mãn tiêu chí VRIN, mà còn là cơ chế cho phép doanh nghiệp hấp thụ tri thức mới và tái triển khai nguồn lực khi điều kiện thị trường quốc tế thay đổi (Cohen &amp; Levinthal, 1990; Teece et al., 1997). Sự phân biệt giữa năng lực bậc một, tức năng lực vận hành thường nhật, và năng lực bậc cao, tức năng lực tái cấu hình, cung cấp cơ sở lý thuyết cho việc tách TCI khỏi DAI: TCI mang đặc trưng của năng lực bậc cao gắn với chiều sâu tổ chức, trong khi DAI gần với năng lực vận hành bề mặt, dễ tiếp cận và dễ sao chép hơn, do đó khó tạo ra lợi thế bền vững theo tinh thần lý thuyết dựa trên nguồn lực (Barney, 1991). Phân tầng này giải thích vì sao luận án dự báo hai cấu trúc số vận hành qua hai cơ chế khác nhau trong quan hệ quốc tế hóa và hiệu quả, thay vì giả định một hiệu ứng đồng nhất.</w:t>
+      </w:r>
+    </w:p>
+    <w:p>
+      <w:pPr>
+        <w:pStyle w:val="BodyText"/>
+      </w:pPr>
+      <w:r>
+        <w:t xml:space="preserve">Một bổ sung lý thuyết cần thiết cho lý thuyết dựa trên nguồn lực trong bối cảnh quốc tế hóa là sự phân biệt giữa tạo ra giá trị và chiếm giữ giá trị. Teece (1986), trong lập luận kinh điển về việc thu lợi từ đổi mới công nghệ, chỉ ra rằng việc sở hữu một năng lực có giá trị chưa đủ để bảo đảm doanh nghiệp chiếm giữ được phần lợi ích kinh tế từ năng lực đó; khả năng chiếm giữ giá trị còn phụ thuộc vào chế độ bảo hộ quyền sở hữu (appropriability regime) và quyền kiểm soát các tài sản bổ trợ chuyên biệt. Trong bối cảnh quốc tế hóa ở các nền kinh tế đang phát triển, nơi chế độ bảo hộ thường yếu và các tài sản bổ trợ như kênh phân phối hay tài chính thương mại còn khan hiếm, lập luận của Teece (1986) hàm ý rằng cùng một năng lực công nghệ có thể chuyển hóa thành hiệu quả ở mức độ rất khác nhau tùy theo môi trường thể chế. Luận điểm này tạo cầu nối lý thuyết trực tiếp giữa lý thuyết dựa trên nguồn lực và lý thuyết thể chế, đồng thời báo trước cơ chế thay thế giữa thể chế và năng lực được phát biểu trong giả thuyết H5: nơi thể chế yếu, biên đóng góp của năng lực doanh nghiệp lớn hơn vì nó bù đắp cho khoảng trống thể chế trong việc bảo đảm chiếm giữ giá trị. Bằng chứng cấp doanh nghiệp gần đây của Purkayastha và cộng sự (2024) củng cố hướng lập luận này khi cho thấy rằng năng lực quản lý đầu tư nguồn lực và năng lực triển khai nguồn lực chiến lược điều tiết đáng kể cách quốc tế hóa chuyển hóa thành hiệu quả, nghĩa là hiệu quả của quốc tế hóa phụ thuộc không chỉ vào việc doanh nghiệp sở hữu nguồn lực gì mà còn vào việc doanh nghiệp triển khai và tái phân bổ nguồn lực đó hiệu quả đến đâu, đúng theo tinh thần năng lực động của Teece và cộng sự (1997).</w:t>
       </w:r>
     </w:p>
     <w:bookmarkEnd w:id="26"/>
@@ -417,7 +459,7 @@
         <w:pStyle w:val="FirstParagraph"/>
       </w:pPr>
       <w:r>
-        <w:t xml:space="preserve">Lý thuyết thể chế (Institutional Theory) trong kinh doanh quốc tế rút từ nhiều nguồn lý luận: kinh tế học thể chế mới của North (1990), xã hội học thể chế của Scott (1995), và lý thuyết về khoảng trống thể chế (institutional voids) của Khanna và Palepu (2010). Điểm chung của các tiếp cận này là nhấn mạnh vai trò của môi trường thể chế, cả chính thức lẫn phi chính thức, trong việc định hình chiến lược và kết quả kinh doanh của doanh nghiệp.</w:t>
+        <w:t xml:space="preserve">Lý thuyết thể chế (Institutional Theory) trong kinh doanh quốc tế rút từ nhiều nguồn lý luận: kinh tế học thể chế mới của North (1990), xã hội học thể chế của Scott (1995), và lý thuyết về khoảng trống thể chế của Khanna và Palepu (2010). Điểm chung của các tiếp cận này là nhấn mạnh vai trò của môi trường thể chế, cả chính thức lẫn phi chính thức, trong việc định hình chiến lược và kết quả kinh doanh của doanh nghiệp.</w:t>
       </w:r>
     </w:p>
     <w:p>
@@ -451,24 +493,58 @@
         <w:pStyle w:val="BodyText"/>
       </w:pPr>
       <w:r>
-        <w:t xml:space="preserve">Trong văn liệu về I–P, bằng chứng meta-analytic của Marano et al. (2016), phân tích 170 nghiên cứu với 32 quốc gia giai đoạn 1972–2012, cho thấy thể chế quốc gia nguồn điều tiết đáng kể mối quan hệ quốc tế hóa, hiệu quả, với doanh nghiệp từ các nền kinh tế có thể chế yếu hơn có xu hướng thu được lợi ích thấp hơn hoặc thậm chí tổn thất từ quốc tế hóa. Cuervo-Cazurra et al. (2018) bổ sung rằng bất định thể chế ở quốc gia nguồn (home country uncertainty) không chỉ tạo ra thách thức mà còn có thể xây dựng năng lực quản lý bất định đặc thù, giúp doanh nghiệp ở các thị trường mới nổi cạnh tranh hiệu quả hơn ở các thị trường nước ngoài có đặc điểm tương tự. Lý thuyết thể chế cung cấp nền tảng lý luận cho giả thuyết H5 và cho khung ICRV trong luận án.</w:t>
-      </w:r>
-    </w:p>
-    <w:p>
-      <w:pPr>
-        <w:pStyle w:val="BodyText"/>
-      </w:pPr>
-      <w:r>
-        <w:t xml:space="preserve">Để vận hành hóa bối cảnh thể chế một cách chặt chẽ, luận án dựa trên một nền tảng lý luận rộng hơn về kinh tế học thể chế và quan điểm dựa trên thể chế trong chiến lược quốc tế. Williamson (2000) phân tầng các cấp độ phân tích thể chế từ những ràng buộc phi chính thức ăn sâu vào văn hóa, đến môi trường thể chế chính thức, đến quản trị giao dịch, và sau cùng là phân bổ nguồn lực; cách phân tầng này làm rõ rằng chất lượng thể chế tác động đến doanh nghiệp qua nhiều kênh đồng thời, chứ không chỉ qua một chỉ số tổng hợp duy nhất. Peng và cộng sự (2008) phát triển quan điểm dựa trên thể chế như một trụ cột thứ ba của chiến lược quốc tế, bên cạnh quan điểm dựa trên ngành và quan điểm dựa trên nguồn lực, lập luận rằng ở các nền kinh tế mới nổi, thể chế không chỉ là bối cảnh nền mà là yếu tố trực tiếp định hình lựa chọn chiến lược của doanh nghiệp. Peng (2003) bổ sung góc nhìn động về quá trình chuyển đổi thể chế, theo đó các doanh nghiệp ở những nền kinh tế đang chuyển đổi điều chỉnh chiến lược từ dựa trên quan hệ sang dựa trên quy tắc khi khung thể chế chính thức trưởng thành; góc nhìn này cung cấp cơ sở lý thuyết cho giả thuyết H6 về dị biệt thời gian của quan hệ I–P ở các nền kinh tế chuyển đổi nhanh. Ngoài ra, Kim và cộng sự (2026) định nghĩa năng lực thể chế như khả năng thực thi chính sách của các tổ chức công, phân tách thành chiều tổ chức và chiều quản trị, cung cấp một khung phân tích chính thức làm cơ sở cho việc phân loại sáu chế độ thể chế trong khung ICRV. Tổng hợp các tiếp cận này, luận án xem khung ICRV không phải là một biến phân loại tùy nghi, mà là sự vận hành hóa có hệ thống của một gradient thể chế đa chiều, neo đậu trong lý thuyết thể chế đương đại.</w:t>
+        <w:t xml:space="preserve">Trong tài liệu về quốc tế hóa và hiệu quả, bằng chứng phân tích tổng hợp của Marano et al. (2016), phân tích 170 nghiên cứu với 32 quốc gia giai đoạn 1972–2012, cho thấy thể chế quốc gia nguồn điều tiết đáng kể mối quan hệ quốc tế hóa, hiệu quả, với doanh nghiệp từ các nền kinh tế có thể chế yếu hơn có xu hướng thu được lợi ích thấp hơn hoặc thậm chí tổn thất từ quốc tế hóa. Cuervo-Cazurra et al. (2018) bổ sung rằng bất định thể chế ở quốc gia nguồn (home country uncertainty) không chỉ tạo ra thách thức mà còn có thể xây dựng năng lực quản lý bất định đặc thù, giúp doanh nghiệp ở các thị trường mới nổi cạnh tranh hiệu quả hơn ở các thị trường nước ngoài có đặc điểm tương tự. Lý thuyết thể chế cung cấp nền tảng lý luận cho giả thuyết H5 và cho khung ICRV trong luận án.</w:t>
+      </w:r>
+    </w:p>
+    <w:p>
+      <w:pPr>
+        <w:pStyle w:val="BodyText"/>
+      </w:pPr>
+      <w:r>
+        <w:t xml:space="preserve">Để vận hành hóa bối cảnh thể chế một cách chặt chẽ, luận án dựa trên một nền tảng lý luận rộng hơn về kinh tế học thể chế và quan điểm dựa trên thể chế trong chiến lược quốc tế. Williamson (2000) phân tầng các cấp độ phân tích thể chế từ những ràng buộc phi chính thức ăn sâu vào văn hóa, đến môi trường thể chế chính thức, đến quản trị giao dịch, và sau cùng là phân bổ nguồn lực; cách phân tầng này làm rõ rằng chất lượng thể chế tác động đến doanh nghiệp qua nhiều kênh đồng thời, chứ không chỉ qua một chỉ số tổng hợp duy nhất. Peng và cộng sự (2008) phát triển quan điểm dựa trên thể chế như một trụ cột thứ ba của chiến lược quốc tế, bên cạnh quan điểm dựa trên ngành và quan điểm dựa trên nguồn lực, lập luận rằng ở các nền kinh tế mới nổi, thể chế không chỉ là bối cảnh nền mà là yếu tố trực tiếp định hình lựa chọn chiến lược của doanh nghiệp. Peng (2003) bổ sung góc nhìn động về quá trình chuyển đổi thể chế, theo đó các doanh nghiệp ở những nền kinh tế đang chuyển đổi điều chỉnh chiến lược từ dựa trên quan hệ sang dựa trên quy tắc khi khung thể chế chính thức trưởng thành; góc nhìn này cung cấp cơ sở lý thuyết cho giả thuyết H6 về dị biệt thời gian của quan hệ quốc tế hóa và hiệu quả ở các nền kinh tế chuyển đổi nhanh. Ngoài ra, Kim và cộng sự (2026) định nghĩa năng lực thể chế như khả năng thực thi chính sách của các tổ chức công, phân tách thành chiều tổ chức và chiều quản trị, cung cấp một khung phân tích chính thức làm cơ sở cho việc phân loại sáu chế độ thể chế trong khung ICRV. Tổng hợp các tiếp cận này, luận án xem khung ICRV không phải là một biến phân loại tùy nghi, mà là sự vận hành hóa có hệ thống của một phổ thể chế đa chiều, neo đậu trong lý thuyết thể chế đương đại.</w:t>
       </w:r>
     </w:p>
     <w:bookmarkEnd w:id="27"/>
-    <w:bookmarkStart w:id="28" w:name="lý-thuyết-thượng-tầng-quản-trị"/>
+    <w:bookmarkStart w:id="28" w:name="Xe62c737a651307dd31395fe582cc7bd16896a2c"/>
     <w:p>
       <w:pPr>
         <w:pStyle w:val="Heading3"/>
       </w:pPr>
       <w:r>
+        <w:t xml:space="preserve">2.2.3.1 Lý thuyết bàn đạp: quốc tế hóa của doanh nghiệp nền kinh tế mới nổi</w:t>
+      </w:r>
+    </w:p>
+    <w:p>
+      <w:pPr>
+        <w:pStyle w:val="FirstParagraph"/>
+      </w:pPr>
+      <w:r>
+        <w:t xml:space="preserve">Lý thuyết bàn đạp (springboard theory) do Luo và Tung (2007) đề xuất bổ sung một góc nhìn đặc thù cho quốc tế hóa của doanh nghiệp từ các nền kinh tế mới nổi mà các lý thuyết có gốc ở nước phát triển chưa nắm bắt đầy đủ. Theo lý thuyết này, doanh nghiệp mới nổi sử dụng mở rộng quốc tế như một bàn đạp chiến lược để nhanh chóng thu nhận các nguồn lực chiến lược còn thiếu, gồm công nghệ, thương hiệu, tri thức quản trị và tiếp cận thị trường, qua đó bù đắp bất lợi của người đến sau và rút ngắn khoảng cách năng lực với các doanh nghiệp dẫn đầu, tức nhảy cóc về năng lực. Khác với logic khai thác lợi thế sẵn có trong các lý thuyết quốc tế hóa cổ điển, lý thuyết bàn đạp nhấn mạnh động cơ tìm kiếm tài sản: doanh nghiệp quốc tế hóa không chỉ để bán cái đã có mà còn để học hỏi và thâu nhận cái chưa có.</w:t>
+      </w:r>
+    </w:p>
+    <w:p>
+      <w:pPr>
+        <w:pStyle w:val="BodyText"/>
+      </w:pPr>
+      <w:r>
+        <w:t xml:space="preserve">Lý thuyết bàn đạp đặc biệt phù hợp với bối cảnh của luận án, vốn tập trung vào các nền kinh tế mới nổi và chuyển đổi ở châu Á như Trung Quốc, Việt Nam và Ấn Độ, nơi doanh nghiệp đối mặt đồng thời với bất lợi của người đến sau và khoảng trống thể chế quê nhà. Nó bổ sung cho khung của luận án theo hai hướng. Thứ nhất, nó soi sáng lại nhánh đi lên của quan hệ chữ U ngược: ở giai đoạn đầu, hiệu quả chưa cao không chỉ vì chi phí học hỏi theo mô hình Uppsala mà còn vì doanh nghiệp đang chủ động đầu tư để xây dựng và thâu nhận năng lực, một quá trình mà phần thưởng chỉ hiện thực hóa khi tài sản chiến lược được tích lũy và khai thác. Thứ hai, nó kết nối trực tiếp với trục thể chế: lý thuyết bàn đạp lập luận rằng chính khoảng trống và bất lợi thể chế quê nhà thúc đẩy doanh nghiệp mới nổi vươn ra ngoài để bù đắp, cộng hưởng với lập luận điều tiết thể chế ICRV và với quan sát của Cuervo-Cazurra et al. (2018) rằng bất định thể chế quê nhà có thể bồi đắp năng lực quản lý bất định đặc thù.</w:t>
+      </w:r>
+    </w:p>
+    <w:p>
+      <w:pPr>
+        <w:pStyle w:val="BodyText"/>
+      </w:pPr>
+      <w:r>
+        <w:t xml:space="preserve">Cần phân định rõ phạm vi áp dụng để tránh suy luận quá đà. Lý thuyết bàn đạp được phát triển chủ yếu cho đầu tư trực tiếp ra nước ngoài mang tính thâu tóm tài sản, trong khi luận án vận hành hóa quốc tế hóa bằng cường độ xuất khẩu (FSTS), tức chiều bán hàng ra nước ngoài chứ không phải chiều đầu tư. Do đó luận án sử dụng lý thuyết bàn đạp như một lăng kính động cơ bổ trợ giải thích vì sao doanh nghiệp mới nổi theo đuổi quốc tế hóa bất chấp chi phí giai đoạn đầu, chứ không khẳng định rằng cường độ xuất khẩu đo lường trực tiếp hành vi bàn đạp. Ở chiều xuất khẩu, một cơ chế tương đồng vận hành qua học hỏi nhờ xuất khẩu và tích lũy năng lực từ tiếp xúc thị trường quốc tế, một con đường thu nhận tri thức song song với con đường thâu tóm tài sản mà lý thuyết bàn đạp mô tả.</w:t>
+      </w:r>
+    </w:p>
+    <w:bookmarkEnd w:id="28"/>
+    <w:bookmarkStart w:id="29" w:name="lý-thuyết-thượng-tầng-quản-trị"/>
+    <w:p>
+      <w:pPr>
+        <w:pStyle w:val="Heading3"/>
+      </w:pPr>
+      <w:r>
         <w:t xml:space="preserve">2.2.4 Lý thuyết thượng tầng quản trị</w:t>
       </w:r>
     </w:p>
@@ -503,7 +579,7 @@
         <w:pStyle w:val="BodyText"/>
       </w:pPr>
       <w:r>
-        <w:t xml:space="preserve">Trong bối cảnh quốc tế hóa, Upper Echelons Theory có hai hàm ý trực tiếp. Thứ nhất, kinh nghiệm quốc tế của nhà quản trị cấp cao, được đo bằng số năm kinh nghiệm làm việc hoặc học tập ở nước ngoài, hay tiếp xúc với thị trường quốc tế, giúp giảm nhận thức về gánh nặng người nước ngoài và nâng cao khả năng đánh giá cơ hội, quản trị rủi ro ở thị trường quốc tế (Hsu et al., 2013; Sambharya, 1996). Thứ hai, sự đa dạng giới tính trong lãnh đạo, đặc biệt là sự hiện diện của quản trị viên nữ ở các vị trí lãnh đạo, liên quan đến nhận thức chiến lược đa chiều hơn và thực tiễn quản trị rủi ro thận trọng hơn, qua đó có tác động tích cực đến hiệu quả doanh nghiệp trong quá trình quốc tế hóa (Post &amp; Byron, 2015). Những hàm ý này cung cấp cơ sở lý thuyết cho giả thuyết H4 về vai trò điều tiết của đặc điểm nhà quản trị cấp cao.</w:t>
+        <w:t xml:space="preserve">Trong bối cảnh quốc tế hóa, lý thuyết thượng tầng quản trị có hai hàm ý trực tiếp. Thứ nhất, kinh nghiệm quốc tế của nhà quản trị cấp cao, được đo bằng số năm kinh nghiệm làm việc hoặc học tập ở nước ngoài, hay tiếp xúc với thị trường quốc tế, giúp giảm nhận thức về gánh nặng người nước ngoài và nâng cao khả năng đánh giá cơ hội, quản trị rủi ro ở thị trường quốc tế (Hsu et al., 2013; Sambharya, 1996). Thứ hai, sự đa dạng giới tính trong lãnh đạo, đặc biệt là sự hiện diện của quản trị viên nữ ở các vị trí lãnh đạo, liên quan đến nhận thức chiến lược đa chiều hơn và thực tiễn quản trị rủi ro thận trọng hơn, qua đó có tác động tích cực đến hiệu quả hoạt động kinh doanh của doanh nghiệp trong quá trình quốc tế hóa (Post &amp; Byron, 2015). Những hàm ý này cung cấp cơ sở lý thuyết cho giả thuyết H4 về vai trò điều tiết của đặc điểm nhà quản trị cấp cao.</w:t>
       </w:r>
     </w:p>
     <w:p>
@@ -514,14 +590,22 @@
         <w:t xml:space="preserve">Cơ sở lý luận của lý thuyết thượng tầng quản trị trong bối cảnh quốc tế hóa được củng cố thêm bởi luận điểm trung tâm rằng quyết định chiến lược lớn được lọc qua trường nhận thức hạn chế và hệ giá trị của nhà quản trị cấp cao, đặc biệt khi nhiệm vụ mang tính bất định cao và quá tải thông tin (Hambrick, 2007). Mở rộng quốc tế là một trong những quyết định chiến lược điển hình cho điều kiện này, bởi nó đòi hỏi nhà quản trị đánh giá cơ hội và rủi ro ở những thị trường mà thông tin không đầy đủ và khung tham chiếu quen thuộc không còn phù hợp. Kinh nghiệm quốc tế của đội ngũ quản trị cấp cao, theo Sambharya (1996), gắn với mức độ và phạm vi của chiến lược đa quốc gia, vì kinh nghiệm này mở rộng trường nhận thức và giảm thiên lệch nhận thức gắn với gánh nặng người nước ngoài. Nielsen (2010) tinh chỉnh thêm bằng cách chỉ ra rằng tác động của tính quốc tế của đội ngũ quản trị cấp cao lên hiệu quả có thể vận hành qua những cơ chế trung gian liên quan đến lựa chọn phương thức thâm nhập, hàm ý rằng đặc điểm nhà quản trị không tác động trực tiếp lên hiệu quả mà điều tiết chất lượng của các quyết định quốc tế hóa. Trong khung của luận án, hai hàm ý này hội tụ vào giả thuyết H4: kinh nghiệm và đa dạng giới tính của nhà quản trị cấp cao điều tiết khả năng doanh nghiệp chuyển hóa quốc tế hóa thành hiệu quả, thông qua việc nâng cao chất lượng nhận thức chiến lược và sự thận trọng trong quản trị rủi ro quốc tế (Post &amp; Byron, 2015).</w:t>
       </w:r>
     </w:p>
-    <w:bookmarkEnd w:id="28"/>
-    <w:bookmarkStart w:id="29" w:name="lớp-mở-rộng-digital-capability-lens"/>
+    <w:p>
+      <w:pPr>
+        <w:pStyle w:val="BodyText"/>
+      </w:pPr>
+      <w:r>
+        <w:t xml:space="preserve">Một bước tiến lý thuyết gần đây làm sâu sắc thêm nền tảng vi mô của giả thuyết H4. Grego và cộng sự (2025), qua tổng quan hệ thống hơn hai thập kỷ nghiên cứu cấp cá nhân trong kinh doanh quốc tế, chỉ ra rằng các lý thuyết truyền thống, gồm cả lý thuyết nội hóa và mô hình Uppsala, đều giả định nhà quản trị là tác nhân duy lý có giới hạn, ra quyết định quốc tế hóa chủ yếu bằng tính toán lợi ích chi phí lạnh lùng, do đó bỏ qua vai trò của nhận thức cảm tính. Các tác giả đề xuất một mô hình quyết định quốc tế hóa được kiến tạo bởi cảm xúc, theo đó nhận thức cảm tính và nhận thức phi cảm tính cùng định hình tri thức, kinh nghiệm, thái độ và đánh giá rủi ro của nhà quản trị. Luận điểm này có hai hàm ý cho luận án. Thứ nhất, nó củng cố cách đọc rằng tác động của đặc điểm nhà quản trị lên quan hệ quốc tế hóa và hiệu quả là không đồng nhất và không quy giản về một cơ chế duy lý đơn giản, nhất quán với phát hiện thực nghiệm của luận án rằng hệ số của biến quản trị nữ phụ thuộc thước đo và bối cảnh. Thứ hai, nó cảnh báo rằng các thước đo đặc điểm nhà quản trị quan sát được ở dữ liệu doanh nghiệp, như kinh nghiệm và giới tính, chỉ là chỉ báo bề mặt của một quá trình nhận thức phức tạp hơn, nên các hệ số ước lượng cần được diễn giải thận trọng thay vì gán nhân quả trực tiếp, đúng theo lập trường mà luận án giữ trong Chương 4 và Chương 5. Bằng chứng của Pan, Verbeke và Yuan (2021) về lãnh đạo doanh nghiệp tại Trung Quốc minh họa cùng nguyên tắc ở một góc khác: tác động của lãnh đạo chuyển hóa lên tinh thần khởi nghiệp doanh nghiệp không có ý nghĩa thống kê khi bỏ qua các điều kiện biên, nhưng trở nên có ý nghĩa khi đưa vào các biến điều tiết về đội ngũ quản trị, môi trường và thiết kế tổ chức, một mô thức song hành với luận điểm trung tâm của luận án rằng hiệu ứng chỉ bộc lộ đúng khi được điều kiện hóa theo bối cảnh.</w:t>
+      </w:r>
+    </w:p>
+    <w:bookmarkEnd w:id="29"/>
+    <w:bookmarkStart w:id="30" w:name="lớp-mở-rộng-lăng-kính-năng-lực-số"/>
     <w:p>
       <w:pPr>
         <w:pStyle w:val="Heading3"/>
       </w:pPr>
       <w:r>
-        <w:t xml:space="preserve">2.2.5 Lớp mở rộng: Digital Capability Lens</w:t>
+        <w:t xml:space="preserve">2.2.5 Lớp mở rộng: Lăng kính năng lực số</w:t>
       </w:r>
     </w:p>
     <w:p>
@@ -537,23 +621,99 @@
         <w:pStyle w:val="BodyText"/>
       </w:pPr>
       <w:r>
-        <w:t xml:space="preserve">Banalieva và Dhanaraj (2019) là một trong những nghiên cứu đầu tiên đề xuất cập nhật lý thuyết nội hóa (internalization theory) cho nền kinh tế số, lập luận rằng dữ liệu số và tương tác dựa trên nền tảng làm giảm sự phụ thuộc vào hiện diện vật lý và thay đổi cơ bản logic về quyết định nội hóa. Stallkamp và Schotter (2021) mở rộng luận điểm này bằng cách chỉ ra rằng các doanh nghiệp nền tảng (platform firms) quốc tế hóa theo logic đa diện (multi-sided) khác hẳn với các MNCs truyền thống, với hiệu ứng mạng lưới tạo ra lợi thế quy mô không bị ràng buộc bởi biên giới địa lý. Verhoef et al. (2021) cung cấp khung khái niệm phân tầng ba cấp độ: số hóa thông tin (digitization), số hóa quy trình (digitalization), và chuyển đổi số toàn diện (digital transformation), nhấn mạnh rằng các cấp độ này khác nhau về chiều sâu tổ chức và tác động kinh doanh. Yang et al. (2025) bổ sung bằng tổng quan hệ thống về quốc tế hóa của các doanh nghiệp số, phác thảo các lý thuyết cần điều chỉnh và hướng nghiên cứu tiếp theo.</w:t>
-      </w:r>
-    </w:p>
-    <w:p>
-      <w:pPr>
-        <w:pStyle w:val="BodyText"/>
-      </w:pPr>
-      <w:r>
-        <w:t xml:space="preserve">Sự phân biệt giữa hai cấu trúc số có nền tảng đo lường vững chắc trong văn liệu. Bharadwaj et al. (2013) lập luận rằng năng lực công nghệ thông tin (IT capability) và chiến lược kinh doanh số (digital business strategy) có mạng quan hệ lý thuyết khác nhau, nghĩa là chúng liên hệ với các tiền tố và hệ quả khác nhau, do đó không nên gộp thành một cấu trúc. Coltman et al. (2008) cung cấp bốn tiêu chí để phân biệt cấu trúc formative với reflective, làm cơ sở phương pháp luận cho việc xây dựng TCI và DAI như hai chỉ số hợp thành formative độc lập thay vì các chỉ báo của một cấu trúc tiềm ẩn chung. Trên nền đó, luận án định vị TCI ở truyền thống năng lực công nghệ hóa công nghiệp và năng lực hấp thụ, vốn xem năng lực công nghệ là chiều sâu năng lực nội tại được tích lũy qua đầu tư và học hỏi (Cohen &amp; Levinthal, 1990; Lall, 1992), trong khi DAI phản ánh mức độ áp dụng công cụ số ở giao diện ngoại tại. Sự tách biệt khái niệm này không chỉ là tinh tế đo lường mà có hệ quả lý thuyết trực tiếp: nếu hai cấu trúc vận hành qua hai cơ chế khác nhau, thì việc gộp chúng sẽ trung bình hóa hai hiệu ứng trái chiều và che khuất chính cơ chế mà nhà nghiên cứu và nhà hoạch định chính sách cần phân biệt.</w:t>
-      </w:r>
-    </w:p>
-    <w:p>
-      <w:pPr>
-        <w:pStyle w:val="BodyText"/>
-      </w:pPr>
-      <w:r>
-        <w:t xml:space="preserve">Trong luận án, lớp mở rộng về năng lực số đóng vai trò mở rộng RBV bằng cách xác định TCI và DAI như hai loại tài sản số có chiều sâu và cơ chế vận hành khác nhau, đồng thời mở rộng Uppsala bằng cơ chế học hỏi dựa trên dữ liệu số. Sự tích hợp này tạo thành lớp thứ năm của khung lý thuyết, bổ sung cho bốn lý thuyết kinh điển để tạo thành một khung giải thích hoàn chỉnh và phù hợp với thực tiễn kinh doanh đương đại. Cách tích hợp năm lớp này, thay vì chọn một hoặc hai lý thuyết làm nền như đa số nghiên cứu trước, chính là phản hồi trực tiếp cho khoảng trống thứ nhất đã nêu ở Chương 1: không một lý thuyết đơn lẻ nào đủ sức giải thích mức dị biệt cao của quan hệ I–P, và chỉ một khung đa tầng tích hợp mới nắm bắt được đồng thời chi phí học hỏi (Uppsala), khác biệt năng lực (RBV), bối cảnh thể chế (Institutional Theory), đặc điểm nhà quản trị (Upper Echelons) và logic số (Digital Capability Lens).</w:t>
+        <w:t xml:space="preserve">Banalieva và Dhanaraj (2019) là một trong những nghiên cứu đầu tiên đề xuất cập nhật lý thuyết nội hóa (internalization theory) cho nền kinh tế số, lập luận rằng dữ liệu số và tương tác dựa trên nền tảng làm giảm sự phụ thuộc vào hiện diện vật lý và thay đổi cơ bản logic về quyết định nội hóa. Stallkamp và Schotter (2021) mở rộng luận điểm này bằng cách chỉ ra rằng các doanh nghiệp nền tảng (platform firms) quốc tế hóa theo logic đa diện (multi-sided) khác hẳn với các MNCs truyền thống, với hiệu ứng mạng lưới tạo ra lợi thế quy mô không bị ràng buộc bởi biên giới địa lý. Verhoef et al. (2021) cung cấp khung khái niệm phân tầng ba cấp độ: số hóa thông tin (digitization), số hóa quy trình (digitalization), và chuyển đổi số toàn diện (digital transformation), nhấn mạnh rằng các cấp độ này khác nhau về chiều sâu tổ chức và tác động kinh doanh. Yang et al. (2025) bổ sung bằng tổng quan hệ thống về quốc tế hóa của các doanh nghiệp số, phác thảo các lý thuyết cần điều chỉnh và hướng nghiên cứu tiếp theo. Đặc biệt liên quan đến luận án, Drori và cộng sự (2024), cũng từ lăng kính lý thuyết nội hóa, kiểm định trực tiếp trên mẫu 2.370 doanh nghiệp Mỹ trong giai đoạn 18 năm và phát hiện rằng số hóa làm giảm khiếm khuyết thị trường nhưng mức độ giảm thay đổi theo cường độ số hóa của ngành, đồng thời các hiệu ứng tương tác này biến đổi theo thời gian khi đổi mới số lan tỏa rộng hơn. Phát hiện này cung cấp bằng chứng thực nghiệm gần đây và trực tiếp cho hai luận điểm cốt lõi của luận án: vai trò của năng lực số đối với quốc tế hóa là phụ thuộc bối cảnh (ở đây là cường độ số hóa của ngành, song hành với lập luận về phụ thuộc thể chế của luận án) và phụ thuộc thời gian, chứ không phải một hiệu ứng đồng nhất và bất biến.</w:t>
+      </w:r>
+    </w:p>
+    <w:p>
+      <w:pPr>
+        <w:pStyle w:val="BodyText"/>
+      </w:pPr>
+      <w:r>
+        <w:t xml:space="preserve">Sự phân biệt giữa hai cấu trúc số có nền tảng đo lường vững chắc trong tài liệu. Bharadwaj et al. (2013) lập luận rằng năng lực công nghệ thông tin (IT capability) và chiến lược kinh doanh số (digital business strategy) có mạng quan hệ lý thuyết khác nhau, nghĩa là chúng liên hệ với các tiền tố và hệ quả khác nhau, do đó không nên gộp thành một cấu trúc. Coltman et al. (2008) cung cấp bốn tiêu chí để phân biệt cấu trúc formative với reflective, làm cơ sở phương pháp luận cho việc xây dựng TCI và DAI như hai chỉ số hợp thành formative độc lập thay vì các chỉ báo của một cấu trúc tiềm ẩn chung. Trên nền đó, luận án định vị TCI ở truyền thống năng lực công nghệ hóa công nghiệp và năng lực hấp thụ, vốn xem năng lực công nghệ là chiều sâu năng lực nội tại được tích lũy qua đầu tư và học hỏi (Cohen &amp; Levinthal, 1990; Lall, 1992), trong khi DAI phản ánh mức độ áp dụng công cụ số ở giao diện ngoại tại. Sự tách biệt khái niệm này không chỉ là tinh tế đo lường mà có hệ quả lý thuyết trực tiếp: nếu hai cấu trúc vận hành qua hai cơ chế khác nhau, thì việc gộp chúng sẽ trung bình hóa hai hiệu ứng trái chiều và che khuất chính cơ chế mà nhà nghiên cứu và nhà hoạch định chính sách cần phân biệt.</w:t>
+      </w:r>
+    </w:p>
+    <w:p>
+      <w:pPr>
+        <w:pStyle w:val="BodyText"/>
+      </w:pPr>
+      <w:r>
+        <w:t xml:space="preserve">Sự trỗi dậy của trí tuệ nhân tạo trong những năm gần đây làm sâu sắc thêm, chứ không làm thay đổi, logic phân tách hai cấu trúc số của luận án. Babina và cộng sự (2024) cung cấp bằng chứng quy mô lớn rằng việc áp dụng trí tuệ nhân tạo gắn với tăng trưởng doanh nghiệp và đổi mới sản phẩm, song chủ yếu thông qua mở rộng quy mô và phạm vi sản phẩm ở những doanh nghiệp vốn đã có chiều sâu năng lực, chứ không phân bổ đồng đều cho mọi doanh nghiệp áp dụng công cụ số. Phát hiện này nhất quán với</w:t>
+      </w:r>
+      <w:r>
+        <w:t xml:space="preserve"> </w:t>
+      </w:r>
+      <w:r>
+        <w:t xml:space="preserve">“</w:t>
+      </w:r>
+      <w:r>
+        <w:t xml:space="preserve">đường cong J năng suất</w:t>
+      </w:r>
+      <w:r>
+        <w:t xml:space="preserve">”</w:t>
+      </w:r>
+      <w:r>
+        <w:t xml:space="preserve"> </w:t>
+      </w:r>
+      <w:r>
+        <w:t xml:space="preserve">của Brynjolfsson và cộng sự (2021), theo đó lợi ích năng suất của các công nghệ đa dụng chỉ hiện thực hóa sau một độ trễ đầu tư vào tài sản vô hình bổ trợ, hàm ý rằng việc chấp nhận công cụ số bề mặt (DAI) và việc tích lũy năng lực tổ chức sâu (TCI) tách biệt cả về thời gian lẫn cơ chế tạo giá trị. Đồng thời, một khối bằng chứng vĩ mô cho thấy năng lực số phân bố cực kỳ không đồng đều giữa các nền kinh tế: khoảng cách kết nối internet vẫn còn rất lớn ở các nền kinh tế thu nhập thấp (Pirlea &amp; Corso, 2026), và bất bình đẳng trong tiếp cận cũng như sử dụng trí tuệ nhân tạo còn sâu sắc hơn (Mahler, Wang &amp; Weber, 2026). Katz và Callorda (2018) định lượng đóng góp kinh tế của băng thông rộng và số hóa, cho thấy hiệu ứng của hạ tầng số lên tăng trưởng phụ thuộc vào ngưỡng phát triển và chất lượng quy định. Những bằng chứng vĩ mô này không phải là bối cảnh ngoài lề mà có hàm ý lý thuyết trực tiếp đối với khung của luận án: vì hạ tầng và kỹ năng số là điều kiện cần để công cụ số phát huy tác dụng phối hợp xuyên biên giới, hiệu ứng điều tiết của DAI được dự báo là phụ thuộc bối cảnh thể chế chứ không phổ quát, một dự đoán có điều kiện được phát biểu tường minh trong giả thuyết H3 và H5.</w:t>
+      </w:r>
+    </w:p>
+    <w:p>
+      <w:pPr>
+        <w:pStyle w:val="BodyText"/>
+      </w:pPr>
+      <w:r>
+        <w:t xml:space="preserve">Trong luận án, lớp mở rộng về năng lực số đóng vai trò mở rộng lý thuyết dựa trên nguồn lực bằng cách xác định TCI và DAI như hai loại tài sản số có chiều sâu và cơ chế vận hành khác nhau, đồng thời mở rộng Uppsala bằng cơ chế học hỏi dựa trên dữ liệu số. Sự tích hợp này tạo thành lớp thứ năm của khung lý thuyết, bổ sung cho bốn lý thuyết kinh điển để tạo thành một khung giải thích hoàn chỉnh và phù hợp với thực tiễn kinh doanh đương đại. Cách tích hợp năm lớp này, thay vì chọn một hoặc hai lý thuyết làm nền như đa số nghiên cứu trước, chính là phản hồi trực tiếp cho khoảng trống thứ nhất đã nêu ở Chương 1: không một lý thuyết đơn lẻ nào đủ sức giải thích mức dị biệt cao của quan hệ quốc tế hóa và hiệu quả, và chỉ một khung đa tầng tích hợp mới nắm bắt được đồng thời chi phí học hỏi (Uppsala), khác biệt năng lực (RBV), bối cảnh thể chế (Institutional Theory), đặc điểm nhà quản trị (Upper Echelons) và logic số (Digital Capability Lens).</w:t>
+      </w:r>
+    </w:p>
+    <w:bookmarkEnd w:id="30"/>
+    <w:bookmarkStart w:id="31" w:name="X5351f39cc7bc299b61343616cb359899dc51e77"/>
+    <w:p>
+      <w:pPr>
+        <w:pStyle w:val="Heading3"/>
+      </w:pPr>
+      <w:r>
+        <w:t xml:space="preserve">2.2.6 Tổng hợp khung lý thuyết: nguyên tắc tích hợp đa tầng</w:t>
+      </w:r>
+    </w:p>
+    <w:p>
+      <w:pPr>
+        <w:pStyle w:val="FirstParagraph"/>
+      </w:pPr>
+      <w:r>
+        <w:t xml:space="preserve">Việc đặt cạnh nhau năm lý thuyết nền không tự động tạo thành một khung tích hợp; điều phân biệt một khung tích hợp với một danh sách lý thuyết rời rạc là sự minh định về cách các lý thuyết liên kết với nhau theo cấp độ phân tích và về điều kiện biên áp dụng của từng lý thuyết. Tiểu mục này tổng hợp năm lớp lý thuyết thành một logic tích hợp duy nhất, làm nền cho khung CDCM được trình bày ở Mục 2.5.</w:t>
+      </w:r>
+    </w:p>
+    <w:p>
+      <w:pPr>
+        <w:pStyle w:val="BodyText"/>
+      </w:pPr>
+      <w:r>
+        <w:t xml:space="preserve">Nguyên tắc tổ chức thứ nhất là phân tầng theo cấp độ phân tích. Mỗi lý thuyết soi sáng một tầng nguyên nhân riêng biệt nhưng vận hành đồng thời: mô hình Uppsala định vị cơ chế ở cấp quá trình, giải thích chi phí học hỏi và động thái tích lũy tri thức theo thời gian; lý thuyết dựa trên nguồn lực định vị cơ chế ở cấp doanh nghiệp, giải thích vì sao cùng một mức quốc tế hóa lại tạo ra hiệu quả khác nhau giữa các doanh nghiệp; lý thuyết thể chế định vị cơ chế ở cấp bối cảnh quốc gia, giải thích biến thiên theo môi trường nền; lý thuyết thượng tầng quản trị định vị cơ chế ở cấp cá nhân người ra quyết định; và lăng kính năng lực số bổ sung một chiều ngang cắt qua cả bốn tầng, phản ánh cách công nghệ số tái định hình chi phí học hỏi, bản chất nguồn lực, hiệu lực thể chế và năng lực nhận thức của nhà quản trị. Quan điểm dựa trên thể chế trong chiến lược quốc tế của Peng và cộng sự (2008), vốn đề xuất thể chế như trụ cột thứ ba bên cạnh quan điểm dựa trên ngành và quan điểm dựa trên nguồn lực, cung cấp chính cái khớp nối lý thuyết cho phép các tầng này tương tác thay vì tồn tại song song; trong khung của luận án, thể chế không chỉ là biến bối cảnh mà là yếu tố định hình hiệu lực của mọi tầng cơ chế còn lại.</w:t>
+      </w:r>
+    </w:p>
+    <w:p>
+      <w:pPr>
+        <w:pStyle w:val="BodyText"/>
+      </w:pPr>
+      <w:r>
+        <w:t xml:space="preserve">Nguyên tắc tổ chức thứ hai là bổ sung thay vì cạnh tranh. Các tranh luận trong tài liệu thường khung hóa các lý thuyết này như những giải thích đối kháng, ví dụ tranh luận giữa giải thích dựa trên năng lực và giải thích dựa trên thể chế cho hiệu quả hoạt động kinh doanh của doanh nghiệp ở các nền kinh tế mới nổi. Luận án lập luận rằng sự đối kháng này phần lớn là biểu kiến: vì các cơ chế vận hành ở các cấp độ khác nhau, chúng không loại trừ nhau mà tương tác. Kano và cộng sự (2020), trong tổng quan đa ngành về chuỗi giá trị toàn cầu, minh họa rõ rằng kết quả của doanh nghiệp khi tham gia hoạt động xuyên biên giới là sản phẩm đồng thời của năng lực nội tại, cấu trúc quản trị và bối cảnh thể chế, chứ không quy giản về bất kỳ yếu tố đơn lẻ nào. Logic tương tác này là cơ sở để luận án mô hình hóa các biến điều tiết một cách đồng thời thay vì kiểm định rời rạc từng biến.</w:t>
+      </w:r>
+    </w:p>
+    <w:p>
+      <w:pPr>
+        <w:pStyle w:val="BodyText"/>
+      </w:pPr>
+      <w:r>
+        <w:t xml:space="preserve">Tuy nhiên, bổ sung thay vì cạnh tranh không có nghĩa là gộp các lý thuyết một cách hình thức; việc kết hợp các lý thuyết có tiền đề khác nhau đòi hỏi minh định chính các tiền đề đó để tránh một khung tích hợp gượng ép (Santangelo &amp; Verbeke, 2022). Năm lý thuyết nền của luận án dựa trên những tiền đề khác nhau về đơn vị phân tích và bản chất hành vi: mô hình Uppsala giả định doanh nghiệp học hỏi tiệm tiến và e ngại bất định; lý thuyết dựa trên nguồn lực giả định tính dị biệt và khó di chuyển của nguồn lực; lý thuyết thể chế giả định hành vi bị ràng buộc bởi cấu trúc khuyến khích bên ngoài; lý thuyết thượng tầng quản trị giả định tính duy lý có giới hạn và vai trò của nhận thức cá nhân; và lăng kính năng lực số giả định công nghệ làm thay đổi chi phí giao dịch và bản chất tài sản. Luận án hòa giải các tiền đề này không phải bằng cách xem chúng loại trừ nhau mà bằng cách định vị chúng như các lát cắt bổ sung của cùng một quá trình: thể chế định khung không gian lựa chọn, năng lực và nhà quản trị quyết định cách doanh nghiệp di chuyển trong không gian đó, và logic số dịch chuyển các đường biên chi phí. Lý thuyết bàn đạp (Luo &amp; Tung, 2007) được tích hợp đúng theo nguyên tắc này: nó không thay thế mà bổ sung một tiền đề động cơ đặc thù cho doanh nghiệp nền kinh tế mới nổi, rằng quốc tế hóa đồng thời là phương tiện thâu nhận năng lực còn thiếu, và tiền đề này tương thích với chứ không mâu thuẫn với logic tích lũy năng lực của lý thuyết dựa trên nguồn lực, miễn là giữ rõ phân biệt giữa chiều đầu tư thâu tóm tài sản và chiều cường độ xuất khẩu mà luận án vận hành hóa.</w:t>
+      </w:r>
+    </w:p>
+    <w:p>
+      <w:pPr>
+        <w:pStyle w:val="BodyText"/>
+      </w:pPr>
+      <w:r>
+        <w:t xml:space="preserve">Nguyên tắc tổ chức thứ ba là điều kiện biên. Một khung tích hợp chỉ chặt chẽ khi nó xác định được không chỉ nơi lý thuyết áp dụng mà cả nơi lý thuyết thất bại. Hennart (2007) đã cảnh báo rằng quan hệ giữa mức độ đa quốc gia và hiệu quả không phải là quy luật phổ quát mà phụ thuộc vào bản chất tài sản đặc thù; điều kiện biên FIP tại các nền kinh tế đảo nhỏ, phát biểu trong giả thuyết H1b, chính là sự cụ thể hóa cảnh báo này thành một mệnh đề kiểm định được, xác định bối cảnh nơi dạng hàm chữ U ngược sụp đổ thành quan hệ âm đơn điệu. Việc khung tích hợp bao gồm cả điều kiện biên cực trị, thay vì chỉ khẳng định tính phổ quát của một dạng hàm, là điều phân biệt một lý thuyết có khả năng phản nghiệm với một mô tả thiếu ràng buộc. Tổng hợp lại, ba nguyên tắc phân tầng theo cấp độ, bổ sung thay vì cạnh tranh, và điều kiện biên tường minh cấu thành logic tích hợp của khung CDCM, và mỗi nguyên tắc được phản ánh trực tiếp trong cấu trúc của hệ giả thuyết H1 đến H6 cùng điều kiện biên H1b.</w:t>
       </w:r>
     </w:p>
     <w:p>
@@ -563,9 +723,9 @@
         </w:pict>
       </w:r>
     </w:p>
-    <w:bookmarkEnd w:id="29"/>
-    <w:bookmarkEnd w:id="30"/>
-    <w:bookmarkStart w:id="36" w:name="tổng-quan-thực-nghiệm"/>
+    <w:bookmarkEnd w:id="31"/>
+    <w:bookmarkEnd w:id="32"/>
+    <w:bookmarkStart w:id="38" w:name="tổng-quan-thực-nghiệm"/>
     <w:p>
       <w:pPr>
         <w:pStyle w:val="Heading2"/>
@@ -574,13 +734,13 @@
         <w:t xml:space="preserve">2.3 Tổng quan thực nghiệm</w:t>
       </w:r>
     </w:p>
-    <w:bookmarkStart w:id="31" w:name="giai-đoạn-phát-triển-của-văn-liệu-ip"/>
+    <w:bookmarkStart w:id="33" w:name="X1e39cfc3d1b9c8356c5326814ae68b4597d1aa9"/>
     <w:p>
       <w:pPr>
         <w:pStyle w:val="Heading3"/>
       </w:pPr>
       <w:r>
-        <w:t xml:space="preserve">2.3.1 Giai đoạn phát triển của văn liệu I–P</w:t>
+        <w:t xml:space="preserve">2.3.1 Giai đoạn phát triển của tài liệu về quan hệ quốc tế hóa và hiệu quả</w:t>
       </w:r>
     </w:p>
     <w:p>
@@ -588,7 +748,7 @@
         <w:pStyle w:val="FirstParagraph"/>
       </w:pPr>
       <w:r>
-        <w:t xml:space="preserve">Nghiên cứu về mối quan hệ giữa quốc tế hóa và hiệu quả hoạt động doanh nghiệp (I–P relationship) đã trải qua hơn bốn thập kỷ phát triển, với những thay đổi đáng kể về cả câu hỏi nghiên cứu, phương pháp luận, và kết luận lý thuyết.</w:t>
+        <w:t xml:space="preserve">Nghiên cứu về mối quan hệ giữa quốc tế hóa và hiệu quả hoạt động kinh doanh của doanh nghiệp (I–P relationship) đã trải qua hơn bốn thập kỷ phát triển, với những thay đổi đáng kể về cả câu hỏi nghiên cứu, phương pháp luận, và kết luận lý thuyết.</w:t>
       </w:r>
     </w:p>
     <w:p>
@@ -630,15 +790,15 @@
         <w:pStyle w:val="BodyText"/>
       </w:pPr>
       <w:r>
-        <w:t xml:space="preserve">Giai đoạn thứ ba (từ cuối thập niên 2000 đến hiện tại) chuyển trọng tâm sang nghiên cứu các yếu tố điều tiết (các biến điều tiết), tức điều kiện bối cảnh làm thay đổi hình dạng, cường độ, hoặc dấu của mối quan hệ I–P. Các biến điều tiết được nghiên cứu bao gồm đặc điểm quốc gia nguồn (Marano et al., 2016), đặc điểm ngành (Kirca et al., 2012), năng lực lãnh đạo cấp cao (Hsu et al., 2013), và năng lực kỹ thuật số (Bhandari et al., 2023; Wu et al., 2022). Sự chuyển dịch này phản ánh nhận thức ngày càng sâu sắc rằng không có quan hệ I–P phổ quát, kết quả quốc tế hóa phụ thuộc vào điều kiện cụ thể của doanh nghiệp, ngành và quốc gia (Arte &amp; Larimo, 2022).</w:t>
-      </w:r>
-    </w:p>
-    <w:p>
-      <w:pPr>
-        <w:pStyle w:val="BodyText"/>
-      </w:pPr>
-      <w:r>
-        <w:t xml:space="preserve">Một vấn đề xuyên suốt bốn thập kỷ phát triển của văn liệu I–P là sự thiếu thống nhất về hình dạng hàm số của mối quan hệ, mà bản thân nó phần nào bắt nguồn từ khác biệt phương pháp luận hơn là từ khác biệt thực chất. Glaum và Oesterle (2007), trong bài tổng kết bốn mươi năm nghiên cứu, kết luận rằng văn liệu để lại nhiều câu hỏi hơn câu trả lời, một phần do sự đa dạng trong cách đo lường mức độ quốc tế hóa và cách định dạng hàm hồi quy. Thomas và Eden (2004) chỉ ra trực tiếp rằng hình dạng quan hệ phụ thuộc vào việc nghiên cứu giả định bậc hai hay bậc ba, và vào khoảng giá trị của biến quốc tế hóa được quan sát trong mẫu. Berry và Kaul (2016), qua một nỗ lực tái lặp quy mô lớn, đặt câu hỏi về tính phổ quát của đường cong chữ S, cho thấy kết quả nhạy cảm với đặc tả mô hình và cấu thành mẫu. Những phê phán này có hệ quả phương pháp luận quan trọng đối với luận án: kiểm định quan hệ phi tuyến đòi hỏi quy trình chặt chẽ, bao gồm kiểm định sự tồn tại của điểm cực trị nằm trong khoảng dữ liệu (Lind &amp; Mehlum, 2010) và lý thuyết hóa cẩn trọng về cơ chế tạo ra độ cong thay vì chỉ đưa số hạng bình phương vào mô hình một cách máy móc (Haans et al., 2016). Cách tiếp cận của luận án, theo đó điểm uốn của đường cong được lý thuyết hóa như hệ quả của tương tác giữa chi phí học hỏi, năng lực và bối cảnh thể chế, là một phản hồi trực tiếp cho các phê phán phương pháp luận này, đồng thời tránh hiện tượng</w:t>
+        <w:t xml:space="preserve">Giai đoạn thứ ba (từ cuối thập niên 2000 đến hiện tại) chuyển trọng tâm sang nghiên cứu các yếu tố điều tiết (các biến điều tiết), tức điều kiện bối cảnh làm thay đổi hình dạng, cường độ, hoặc dấu của mối quan hệ quốc tế hóa và hiệu quả. Các biến điều tiết được nghiên cứu bao gồm đặc điểm quốc gia nguồn (Marano et al., 2016), đặc điểm ngành (Kirca et al., 2012), năng lực lãnh đạo cấp cao (Hsu et al., 2013), và năng lực kỹ thuật số (Bhandari et al., 2023; Wu et al., 2022). Sự chuyển dịch này phản ánh nhận thức ngày càng sâu sắc rằng không có quan hệ quốc tế hóa và hiệu quả phổ quát, kết quả quốc tế hóa phụ thuộc vào điều kiện cụ thể của doanh nghiệp, ngành và quốc gia (Arte &amp; Larimo, 2022).</w:t>
+      </w:r>
+    </w:p>
+    <w:p>
+      <w:pPr>
+        <w:pStyle w:val="BodyText"/>
+      </w:pPr>
+      <w:r>
+        <w:t xml:space="preserve">Một vấn đề xuyên suốt bốn thập kỷ phát triển của tài liệu về quan hệ quốc tế hóa và hiệu quả là sự thiếu thống nhất về hình dạng hàm số của mối quan hệ, mà bản thân nó phần nào bắt nguồn từ khác biệt phương pháp luận hơn là từ khác biệt thực chất. Glaum và Oesterle (2007), trong bài tổng kết bốn mươi năm nghiên cứu, kết luận rằng tài liệu để lại nhiều câu hỏi hơn câu trả lời, một phần do sự đa dạng trong cách đo lường mức độ quốc tế hóa và cách định dạng hàm hồi quy. Thomas và Eden (2004) chỉ ra trực tiếp rằng hình dạng quan hệ phụ thuộc vào việc nghiên cứu giả định bậc hai hay bậc ba, và vào khoảng giá trị của biến quốc tế hóa được quan sát trong mẫu. Berry và Kaul (2016), qua một nỗ lực tái lặp quy mô lớn, đặt câu hỏi về tính phổ quát của đường cong chữ S, cho thấy kết quả nhạy cảm với đặc tả mô hình và cấu thành mẫu. Những phê phán này có hệ quả phương pháp luận quan trọng đối với luận án: kiểm định quan hệ phi tuyến đòi hỏi quy trình chặt chẽ, bao gồm kiểm định sự tồn tại của điểm cực trị nằm trong khoảng dữ liệu (Lind &amp; Mehlum, 2010) và lý thuyết hóa cẩn trọng về cơ chế tạo ra độ cong thay vì chỉ đưa số hạng bình phương vào mô hình một cách máy móc (Haans et al., 2016). Cách tiếp cận của luận án, theo đó điểm uốn của đường cong được lý thuyết hóa như hệ quả của tương tác giữa chi phí học hỏi, năng lực và bối cảnh thể chế, là một phản hồi trực tiếp cho các phê phán phương pháp luận này, đồng thời tránh hiện tượng</w:t>
       </w:r>
       <w:r>
         <w:t xml:space="preserve"> </w:t>
@@ -659,14 +819,40 @@
         <w:t xml:space="preserve">được khái quát hóa bởi Pierce và Aguinis (2013).</w:t>
       </w:r>
     </w:p>
-    <w:bookmarkEnd w:id="31"/>
-    <w:bookmarkStart w:id="32" w:name="bằng-chứng-meta-analytic"/>
+    <w:p>
+      <w:pPr>
+        <w:pStyle w:val="BodyText"/>
+      </w:pPr>
+      <w:r>
+        <w:t xml:space="preserve">Sự đa dạng về dạng hàm được đề xuất trong tài liệu phi tuyến đáng được lược khảo chi tiết hơn, vì chính sự đa dạng này là một phần của khoảng trống mà luận án giải quyết. Bên cạnh dạng chữ U ngược bậc hai và dạng chữ S ba giai đoạn, một số nghiên cứu đề xuất các dạng hàm phức tạp hơn. Almodóvar và Rugman (2014) đề xuất</w:t>
+      </w:r>
+      <w:r>
+        <w:t xml:space="preserve"> </w:t>
+      </w:r>
+      <w:r>
+        <w:t xml:space="preserve">“</w:t>
+      </w:r>
+      <w:r>
+        <w:t xml:space="preserve">đường cong chữ M</w:t>
+      </w:r>
+      <w:r>
+        <w:t xml:space="preserve">”</w:t>
+      </w:r>
+      <w:r>
+        <w:t xml:space="preserve"> </w:t>
+      </w:r>
+      <w:r>
+        <w:t xml:space="preserve">cho các doanh nghiệp khởi nghiệp quốc tế mới, hàm ý hai điểm uốn phản ánh hai chu kỳ học hỏi liên tiếp. Tallman và Li (1996) phân tách tác động của đa dạng quốc tế khỏi đa dạng sản phẩm và cho thấy hai chiều này có quan hệ khác nhau với hiệu quả, một lời nhắc rằng cách vận hành hóa quốc tế hóa quyết định dạng hàm quan sát được. Riahi-Belkaoui (1998) cung cấp bằng chứng ban đầu về dạng phi tuyến trên mẫu doanh nghiệp đa quốc gia, trong khi Miller và cộng sự (2016) lập luận rằng việc gộp ba thành phần cường độ, đa dạng và khoảng cách của quốc tế hóa vào một thước đo duy nhất che khuất các quan hệ trái chiều mà mỗi thành phần có với hiệu quả. Tsionas và Tzeremes (2021) đo lường trực tiếp quan hệ giữa mức độ quốc tế hóa và năng suất doanh nghiệp trên mẫu các doanh nghiệp đa quốc gia lớn, cung cấp một tiền lệ phương pháp luận cho việc luận án sử dụng năng suất lao động làm biến phụ thuộc thay vì các thước đo dựa trên kế toán. Đáng chú ý, Schmuck và cộng sự (2022) đảo ngược chiều nhân quả thường được giả định và kiểm định khả năng hiệu quả cao dẫn đến mức độ đa quốc gia cao, một lời nhắc rằng vấn đề nội sinh trong quan hệ quốc tế hóa và hiệu quả không thể bỏ qua. Tổng hợp lại, sự phân tán về dạng hàm và về chiều nhân quả trong tài liệu củng cố luận điểm trung tâm của luận án rằng không tồn tại một dạng hàm phổ quát; hình dạng quan sát được là sản phẩm của bối cảnh, cách đo lường và chiến lược nhận diện, và do đó phải được lý thuyết hóa thay vì giả định.</w:t>
+      </w:r>
+    </w:p>
+    <w:bookmarkEnd w:id="33"/>
+    <w:bookmarkStart w:id="34" w:name="bằng-chứng-từ-phân-tích-tổng-hợp"/>
     <w:p>
       <w:pPr>
         <w:pStyle w:val="Heading3"/>
       </w:pPr>
       <w:r>
-        <w:t xml:space="preserve">2.3.2 Bằng chứng meta-analytic</w:t>
+        <w:t xml:space="preserve">2.3.2 Bằng chứng từ phân tích tổng hợp</w:t>
       </w:r>
     </w:p>
     <w:p>
@@ -674,35 +860,43 @@
         <w:pStyle w:val="FirstParagraph"/>
       </w:pPr>
       <w:r>
-        <w:t xml:space="preserve">Một trong những đóng góp quan trọng nhất trong giai đoạn gần đây là sự phát triển của các meta-analyses về I–P relationship, cho phép tổng hợp và định lượng hóa kết quả từ hàng trăm nghiên cứu thực nghiệm riêng lẻ. Tổng hợp từ các meta-analyses chính cho thấy một bức tranh nhất quán nhưng phức tạp.</w:t>
-      </w:r>
-    </w:p>
-    <w:p>
-      <w:pPr>
-        <w:pStyle w:val="BodyText"/>
-      </w:pPr>
-      <w:r>
-        <w:t xml:space="preserve">Bausch và Krist (2007) phân tích 65 nghiên cứu và tìm thấy tác động tổng hợp dương nhưng nhỏ (r ≈ 0,10), đồng thời xác nhận rằng mức độ dị biệt (heterogeneity) giữa các nghiên cứu rất cao với I² &gt; 80%, hàm ý rằng các biến điều tiết là nguồn giải thích chủ yếu cho sự khác biệt. Kirca et al. (2012) mở rộng pool lên 154 mẫu và tìm thấy tác động tổng hợp tương tự, đồng thời xác nhận vai trò của bối cảnh quốc gia và ngành. Marano et al. (2016), nghiên cứu meta-analytic toàn diện nhất trong văn liệu với 170 nghiên cứu và 32 quốc gia, tìm thấy r ≈ 0,07–0,13 và chứng minh rằng thể chế quốc gia nguồn là biến điều tiết quan trọng nhất trong tất cả các biến bối cảnh được kiểm định. Wu et al. (2022) cập nhật với pool 218 quy mô hiệu ứng tập trung vào các thị trường mới nổi multinationals (EMNEs) và tìm thấy mô hình biến điều tiết tương tự. Tại hội nghị ICBEF 2024, kết quả sơ bộ từ pool nghiên cứu về châu Á với k = 113 nghiên cứu cho thấy r = 0,07, nhất quán với các meta-analyses toàn cầu nhưng cụ thể hơn về bối cảnh châu Á. Luận án này mở rộng pool đó thông qua Nghiên cứu P6, một meta-analysis ba tầng (three-level MARA) với k = 238 nghiên cứu và K = 288 quy mô hiệu ứng từ châu Á và Thái Bình Dương, ước lượng r̄ = 0,074 [KTC 95%: 0,060; 0,088], I² = 62,4%, Q_M(ICRV) = 17,35 (df = 4, p = ,002). Kết quả này xác nhận tác động tổng hợp dương nhỏ nhưng bền vững, đồng thời chứng minh rằng gradient ICRV, điểm uốn giảm dần khi chuyển từ thể chế yếu sang thể chế mạnh, là biến điều tiết thực chất của mối quan hệ I–P trong bối cảnh châu Á (nghiên cứu thành phần P6). Tuy vậy, một số nghiên cứu gần đây sử dụng chiến lược nhận diện chặt chẽ hơn đặt câu hỏi về tính phổ quát của dạng hàm chữ U ngược: Pisani, Garcia-Bernardo và Heemskerk (2020) cho thấy quan hệ này suy yếu đáng kể, thậm chí biến mất, trong các mẫu gộp xuyên quốc gia khi áp dụng nhận diện nghiêm ngặt hơn, củng cố lập luận rằng chính dị biệt bối cảnh, chứ không phải một quy luật hàm phổ quát, mới chi phối kết quả I–P. Ở cấp doanh nghiệp, Arbelo, Arbelo-Pérez và Pérez-Gómez (2024) chứng minh quan hệ I–P phụ thuộc vào tài sản đặc thù của doanh nghiệp theo quan điểm dựa trên nguồn lực, nhất quán với vai trò điều tiết của năng lực công nghệ được nhấn mạnh trong luận án này.</w:t>
-      </w:r>
-    </w:p>
-    <w:p>
-      <w:pPr>
-        <w:pStyle w:val="BodyText"/>
-      </w:pPr>
-      <w:r>
-        <w:t xml:space="preserve">Nhìn chung, bằng chứng meta-analytic cho thấy ba kết luận quan trọng: tác động tổng hợp của quốc tế hóa lên hiệu quả là dương nhưng khiêm tốn; mức dị biệt cực kỳ cao; và các biến điều tiết bối cảnh, đặc biệt là thể chế quốc gia, năng lực doanh nghiệp, và đặc điểm ngành, là những nguồn giải thích chính cho sự khác biệt giữa các nghiên cứu. Đây là luận điểm cơ bản biện hộ cho sự cần thiết của một khung giải thích đa tầng.</w:t>
-      </w:r>
-    </w:p>
-    <w:p>
-      <w:pPr>
-        <w:pStyle w:val="BodyText"/>
-      </w:pPr>
-      <w:r>
-        <w:t xml:space="preserve">Giá trị của bằng chứng meta-analytic không chỉ nằm ở ước lượng tác động tổng hợp, mà còn ở khả năng phân tách các nguồn tạo nên mức dị biệt cao giữa các nghiên cứu, qua đó định hướng việc xây dựng lý thuyết. Combs và cộng sự (2011) lập luận rằng tổng hợp tích lũy bằng phương pháp meta-analysis nên được ưu tiên hơn so với đếm phiếu, vì meta-analysis cho phép đánh giá cả độ lớn lẫn tính ổn định của hiệu ứng qua nhiều bối cảnh. Aguinis và cộng sự (2011) cảnh báo rằng nhiều lựa chọn phương pháp và phán đoán trong quá trình tổng hợp, từ cách mã hóa biến điều tiết đến cách xử lý phụ thuộc giữa các quy mô hiệu ứng, có thể ảnh hưởng đáng kể đến kết luận, do đó đòi hỏi tính minh bạch và phân tích độ vững. Những nguyên tắc này có hàm ý trực tiếp đối với thiết kế của Nghiên cứu thành phần P6: việc sử dụng mô hình ba tầng cho phép tách phương sai trong nội bộ nghiên cứu khỏi phương sai giữa các nghiên cứu, qua đó xử lý đúng cấu trúc phụ thuộc mà Aguinis và cộng sự (2011) lưu ý. Karna và cộng sự (2016), qua một meta-analysis về quan hệ giữa năng lực và hiệu quả tài chính, cung cấp bằng chứng rằng môi trường điều tiết đáng kể cách năng lực chuyển hóa thành hiệu quả; phát hiện này song song với luận điểm trung tâm của luận án rằng bối cảnh thể chế điều tiết cơ chế chuyển hóa quốc tế hóa thành hiệu quả. Tổng hợp lại, bằng chứng meta-analytic không chỉ định lượng mức dị biệt mà còn xác nhận rằng các biến điều tiết bối cảnh là đối tượng lý thuyết hóa chính, từ đó biện hộ cho việc xây dựng một khung tích hợp đa tầng thay vì kiểm định rời rạc từng biến điều tiết đơn lẻ.</w:t>
-      </w:r>
-    </w:p>
-    <w:bookmarkEnd w:id="32"/>
-    <w:bookmarkStart w:id="33" w:name="X2dab31dc90ae94a491c7104c141028484c6eeaa"/>
+        <w:t xml:space="preserve">Một trong những đóng góp quan trọng nhất trong giai đoạn gần đây là sự phát triển của các các phân tích tổng hợp về quan hệ quốc tế hóa và hiệu quả, cho phép tổng hợp và định lượng hóa kết quả từ hàng trăm nghiên cứu thực nghiệm riêng lẻ. Tổng hợp từ các các phân tích tổng hợp chính cho thấy một bức tranh nhất quán nhưng phức tạp.</w:t>
+      </w:r>
+    </w:p>
+    <w:p>
+      <w:pPr>
+        <w:pStyle w:val="BodyText"/>
+      </w:pPr>
+      <w:r>
+        <w:t xml:space="preserve">Bausch và Krist (2007) phân tích 65 nghiên cứu và tìm thấy tác động tổng hợp dương nhưng nhỏ (r ≈ 0,10), đồng thời xác nhận rằng mức độ dị biệt (heterogeneity) giữa các nghiên cứu rất cao với I² &gt; 80%, hàm ý rằng các biến điều tiết là nguồn giải thích chủ yếu cho sự khác biệt. Kirca et al. (2012) mở rộng mẫu gộp lên 154 mẫu và tìm thấy tác động tổng hợp tương tự, đồng thời xác nhận vai trò của bối cảnh quốc gia và ngành. Marano et al. (2016), nghiên cứu phân tích tổng hợp toàn diện nhất trong tài liệu với 170 nghiên cứu và 32 quốc gia, tìm thấy r ≈ 0,07–0,13 và chứng minh rằng thể chế quốc gia nguồn là biến điều tiết quan trọng nhất trong tất cả các biến bối cảnh được kiểm định. Wu et al. (2022) cập nhật với mẫu gộp 218 quy mô hiệu ứng tập trung vào các thị trường mới nổi multinationals (EMNEs) và tìm thấy mô hình biến điều tiết tương tự. Tại hội nghị ICBEF 2024, kết quả sơ bộ từ mẫu gộp nghiên cứu về châu Á với k = 113 nghiên cứu cho thấy r = 0,07, nhất quán với các các phân tích tổng hợp toàn cầu nhưng cụ thể hơn về bối cảnh châu Á. Luận án này mở rộng mẫu gộp đó thông qua Nghiên cứu P6, một phân tích tổng hợp ba tầng (three-level MARA) với k = 238 nghiên cứu và K = 288 quy mô hiệu ứng từ châu Á và Thái Bình Dương, ước lượng r̄ = 0,074 [KTC 95%: 0,060; 0,088], I² = 62,4%, Q_M(ICRV) = 17,35 (df = 4, p = ,002). Kết quả này xác nhận tác động tổng hợp dương nhỏ nhưng bền vững, đồng thời chứng minh rằng phổ thể chế ICRV, điểm uốn giảm dần khi chuyển từ thể chế yếu sang thể chế mạnh, là biến điều tiết thực chất của mối quan hệ quốc tế hóa và hiệu quả trong bối cảnh châu Á (nghiên cứu thành phần P6). Tuy vậy, một số nghiên cứu gần đây sử dụng chiến lược nhận diện chặt chẽ hơn đặt câu hỏi về tính phổ quát của dạng hàm chữ U ngược: Pisani, Garcia-Bernardo và Heemskerk (2020) cho thấy quan hệ này suy yếu đáng kể, thậm chí biến mất, trong các mẫu gộp xuyên quốc gia khi áp dụng nhận diện nghiêm ngặt hơn, củng cố lập luận rằng chính dị biệt bối cảnh, chứ không phải một quy luật hàm phổ quát, mới chi phối kết quả quốc tế hóa và hiệu quả. Ở cấp doanh nghiệp, Arbelo, Arbelo-Pérez và Pérez-Gómez (2024) chứng minh quan hệ quốc tế hóa và hiệu quả phụ thuộc vào tài sản đặc thù của doanh nghiệp theo quan điểm dựa trên nguồn lực, nhất quán với vai trò điều tiết của năng lực công nghệ được nhấn mạnh trong luận án này.</w:t>
+      </w:r>
+    </w:p>
+    <w:p>
+      <w:pPr>
+        <w:pStyle w:val="BodyText"/>
+      </w:pPr>
+      <w:r>
+        <w:t xml:space="preserve">Nhìn chung, bằng chứng phân tích tổng hợp cho thấy ba kết luận quan trọng: tác động tổng hợp của quốc tế hóa lên hiệu quả là dương nhưng khiêm tốn; mức dị biệt cực kỳ cao; và các biến điều tiết bối cảnh, đặc biệt là thể chế quốc gia, năng lực doanh nghiệp, và đặc điểm ngành, là những nguồn giải thích chính cho sự khác biệt giữa các nghiên cứu. Kết luận về vai trò trung tâm của thể chế quốc gia tiếp tục được củng cố bởi bằng chứng rất gần đây: Kalubandi và cộng sự (2025), qua một phân tích tổng hợp quy mô lớn trên 292 mẫu độc lập với 598.525 quan sát doanh nghiệp và năm, dùng cùng họ phương pháp hồi quy phân tích tổng hợp như Nghiên cứu thành phần P6, phát hiện rằng thể chế quốc gia nguồn điều tiết dương quan hệ giữa tinh thần kinh doanh quốc tế và hiệu quả, song hành trực tiếp với giả thuyết H5 của luận án về vai trò điều tiết của chất lượng thể chế. Đây là luận điểm cơ bản biện hộ cho sự cần thiết của một khung giải thích đa tầng.</w:t>
+      </w:r>
+    </w:p>
+    <w:p>
+      <w:pPr>
+        <w:pStyle w:val="BodyText"/>
+      </w:pPr>
+      <w:r>
+        <w:t xml:space="preserve">Giá trị của bằng chứng phân tích tổng hợp không chỉ nằm ở ước lượng tác động tổng hợp, mà còn ở khả năng phân tách các nguồn tạo nên mức dị biệt cao giữa các nghiên cứu, qua đó định hướng việc xây dựng lý thuyết. Combs và cộng sự (2011) lập luận rằng tổng hợp tích lũy bằng phương pháp phân tích tổng hợp nên được ưu tiên hơn so với đếm phiếu, vì phân tích tổng hợp cho phép đánh giá cả độ lớn lẫn tính ổn định của hiệu ứng qua nhiều bối cảnh. Aguinis và cộng sự (2011) cảnh báo rằng nhiều lựa chọn phương pháp và phán đoán trong quá trình tổng hợp, từ cách mã hóa biến điều tiết đến cách xử lý phụ thuộc giữa các quy mô hiệu ứng, có thể ảnh hưởng đáng kể đến kết luận, do đó đòi hỏi tính minh bạch và phân tích độ vững. Những nguyên tắc này có hàm ý trực tiếp đối với thiết kế của Nghiên cứu thành phần P6: việc sử dụng mô hình ba tầng cho phép tách phương sai trong nội bộ nghiên cứu khỏi phương sai giữa các nghiên cứu, qua đó xử lý đúng cấu trúc phụ thuộc mà Aguinis và cộng sự (2011) lưu ý. Karna và cộng sự (2016), qua một phân tích tổng hợp về quan hệ giữa năng lực và hiệu quả tài chính, cung cấp bằng chứng rằng môi trường điều tiết đáng kể cách năng lực chuyển hóa thành hiệu quả; phát hiện này song song với luận điểm trung tâm của luận án rằng bối cảnh thể chế điều tiết cơ chế chuyển hóa quốc tế hóa thành hiệu quả. Tổng hợp lại, bằng chứng phân tích tổng hợp không chỉ định lượng mức dị biệt mà còn xác nhận rằng các biến điều tiết bối cảnh là đối tượng lý thuyết hóa chính, từ đó biện hộ cho việc xây dựng một khung tích hợp đa tầng thay vì kiểm định rời rạc từng biến điều tiết đơn lẻ.</w:t>
+      </w:r>
+    </w:p>
+    <w:p>
+      <w:pPr>
+        <w:pStyle w:val="BodyText"/>
+      </w:pPr>
+      <w:r>
+        <w:t xml:space="preserve">Một chiều quan trọng khác mà bằng chứng phân tích tổng hợp mở ra là vấn đề nhận diện nhân quả trong một tài liệu chủ yếu dựa trên dữ liệu quan sát. Shaver (2020) lập luận rằng trong nghiên cứu chiến lược và tổ chức, nhận diện nhân quả đáng tin cậy thường đến từ một khối nghiên cứu tích lũy hơn là từ một thiết kế đơn lẻ hoàn hảo, vì mỗi nghiên cứu xử lý một mối đe dọa nội sinh khác nhau và sự hội tụ của bằng chứng qua nhiều bối cảnh nâng cao độ tin cậy của suy luận. Quan điểm này biện hộ trực tiếp cho kiến trúc nghiên cứu thành phần của luận án, trong đó nhiều nghiên cứu đơn quốc gia với chiến lược nhận diện khác nhau hội tụ về cùng một mô thức phi tuyến và cùng một logic điều tiết thể chế. Eden và Nielsen (2020) bổ sung một cảnh báo phương pháp luận rằng nghiên cứu kinh doanh quốc tế đối mặt với độ phức tạp đặc thù do tính lồng ghép đa cấp của dữ liệu, từ doanh nghiệp đến ngành đến quốc gia, đòi hỏi các kỹ thuật ước lượng tôn trọng cấu trúc phân cấp này; yêu cầu đó được luận án đáp ứng bằng mô hình ba tầng trong Nghiên cứu thành phần P6 và bằng hiệu ứng cố định nền kinh tế và năm trong các mô hình hồi quy cấp doanh nghiệp. Abdi và Aulakh (2018) làm sâu sắc thêm khái niệm quốc tế hóa bằng cách phân tách ba chiều mức độ, thời lượng và quy mô hoạt động ở thị trường nước ngoài, cho thấy rằng kết luận về quan hệ quốc tế hóa và hiệu quả nhạy cảm với chiều nào của quốc tế hóa được đo lường. Cùng hướng này, phân tích tổng hợp gần đây của Fariborzi, Verbeke và Steel (2025), sử dụng mô hình hóa phương trình cấu trúc trong phân tích tổng hợp trên 378 nghiên cứu, phân biệt rõ tiền tố cấp cá nhân với tiền tố cấp doanh nghiệp và ba chiều tốc độ, phạm vi và cường độ của quốc tế hóa, đồng thời cho thấy hệ quả hiệu quả phụ thuộc vào chiều được xét và vào cấp độ phân tích; kết quả này vừa biện minh cho lựa chọn đo lường nhất quán của luận án, vừa kết nối tài liệu phân tích tổng hợp với chương trình nghị sự nền tảng vi mô về phân tách hiệu ứng cấp cá nhân và cấp tổ chức. Nguyen và Kim (2020), trong một lược khảo và mở rộng tài liệu về quan hệ đa quốc gia và hiệu quả, nhấn mạnh rằng những kết luận trái ngược trong tài liệu phần lớn bắt nguồn từ khác biệt trong thước đo, mẫu và đặc tả mô hình hơn là từ sự không tồn tại của một quan hệ thực chất. Những đóng góp phương pháp luận này không chỉ định khung cho việc đọc bằng chứng phân tích tổng hợp một cách thận trọng mà còn định hình trực tiếp các lựa chọn thiết kế của luận án, được trình bày chi tiết ở Chương 3.</w:t>
+      </w:r>
+    </w:p>
+    <w:bookmarkEnd w:id="34"/>
+    <w:bookmarkStart w:id="35" w:name="X2dab31dc90ae94a491c7104c141028484c6eeaa"/>
     <w:p>
       <w:pPr>
         <w:pStyle w:val="Heading3"/>
@@ -716,7 +910,7 @@
         <w:pStyle w:val="FirstParagraph"/>
       </w:pPr>
       <w:r>
-        <w:t xml:space="preserve">Châu Á là bối cảnh đặc biệt quan trọng và đặc thù trong văn liệu I–P vì nhiều lý do. Thứ nhất, sự đa dạng thể chế trong khu vực là ngoại lệ không có ở bất kỳ khu vực nào khác trên thế giới: từ Singapore với chất lượng quản trị đứng hàng đầu thế giới đến Afghanistan với chất lượng quản trị cực kỳ yếu, từ Nhật Bản với nền kinh tế phát triển hoàn thiện đến các SIDS với quy mô siêu nhỏ và hạ tầng thể chế còn sơ khai (Khanna &amp; Palepu, 2010; Peng, 2003). Thứ hai, tốc độ chuyển đổi số và hội nhập quốc tế rất không đồng đều giữa các quốc gia trong khu vực, tạo ra</w:t>
+        <w:t xml:space="preserve">Châu Á là bối cảnh đặc biệt quan trọng và đặc thù trong tài liệu về quan hệ quốc tế hóa và hiệu quả vì nhiều lý do. Thứ nhất, sự đa dạng thể chế trong khu vực là ngoại lệ không có ở bất kỳ khu vực nào khác trên thế giới: từ Singapore với chất lượng quản trị đứng hàng đầu thế giới đến Afghanistan với chất lượng quản trị cực kỳ yếu, từ Nhật Bản với nền kinh tế phát triển hoàn thiện đến các SIDS với quy mô siêu nhỏ và hạ tầng thể chế còn sơ khai (Khanna &amp; Palepu, 2010; Peng, 2003). Thứ hai, tốc độ chuyển đổi số và hội nhập quốc tế rất không đồng đều giữa các quốc gia trong khu vực, tạo ra</w:t>
       </w:r>
       <w:r>
         <w:t xml:space="preserve"> </w:t>
@@ -742,7 +936,99 @@
         <w:pStyle w:val="BodyText"/>
       </w:pPr>
       <w:r>
-        <w:t xml:space="preserve">nghiên cứu thành phần P1 là nghiên cứu thực nghiệm đa quốc gia quy mô lớn nhất hiện có về I–P trong bối cảnh châu Á mới nổi, phân tích 40.633 doanh nghiệp từ 17 nền kinh tế châu Á sử dụng dữ liệu WBES. Nghiên cứu tìm thấy: (i) tồn tại phân tầng năng suất rõ rệt giữa nhóm Chinese economies, South Asia và ASEAN, phản ánh sự dị biệt thể chế và năng lực giữa các nhóm; (ii) việc áp dụng công nghệ vừa làm tăng năng suất lao động trực tiếp vừa làm suy giảm đáng kể tác động bất lợi của các rào cản thể chế, phát hiện được gọi là</w:t>
+        <w:t xml:space="preserve">Một góc nhìn lý thuyết gần đây bổ sung chiều giải thích cho mô thức cường độ xuất khẩu thấp đặc trưng của khu vực. Verbeke, Oh và Jain (2025), kế thừa truyền thống nghiên cứu doanh nghiệp đa quốc gia theo vùng, lập luận rằng phần lớn các doanh nghiệp lớn trên thế giới vẫn định hướng nội vùng chứ không thực sự toàn cầu, với hơn một nửa doanh số tập trung ở khu vực bản địa. Quan điểm này giúp giải thích vì sao ngay cả ở các nền kinh tế thể chế mạnh nhất trong mẫu của luận án, như Singapore và Nhật Bản, cường độ xuất khẩu trung bình cấp doanh nghiệp vẫn thấp và đường cong quốc tế hóa và hiệu quả có xu hướng duỗi thẳng về gần tuyến tính với điểm uốn nằm ngoài miền quan sát: phần lớn doanh nghiệp tập trung ở nhánh tham gia thấp của phân phối cường độ xuất khẩu thay vì ở vùng thâm dụng xuất khẩu cao. Các tác giả đồng thời đặt nghiên cứu doanh nghiệp đa quốc gia trước bốn thách thức lớn đương đại là chuyển đổi số, bất ổn địa chính trị, biến đổi khí hậu và khả năng chống chịu trước gián đoạn quy mô lớn, bốn lực mà luận án cũng định vị là bối cảnh cấp bách cho khu vực châu Á và Thái Bình Dương trong Mục 1.1.1.</w:t>
+      </w:r>
+    </w:p>
+    <w:p>
+      <w:pPr>
+        <w:pStyle w:val="BodyText"/>
+      </w:pPr>
+      <w:r>
+        <w:t xml:space="preserve">Nghiên cứu thành phần P1 là nghiên cứu thực nghiệm đa quốc gia quy mô lớn nhất hiện có về quan hệ quốc tế hóa và hiệu quả trong bối cảnh châu Á mới nổi, phân tích 40.633 doanh nghiệp từ 17 nền kinh tế châu Á sử dụng dữ liệu WBES. Nghiên cứu tìm thấy hai phát hiện chính. Thứ nhất, tồn tại phân tầng năng suất rõ rệt giữa nhóm Đại Trung Hoa, Nam Á và ASEAN, phản ánh sự dị biệt thể chế và năng lực giữa các nhóm. Thứ hai, việc áp dụng công nghệ vừa làm tăng năng suất lao động trực tiếp vừa làm suy giảm đáng kể tác động bất lợi của các rào cản thể chế, một phát hiện được gọi là hiệu ứng lá chắn số. Nghiên cứu thành phần P2 kiểm định cụ thể với dữ liệu doanh nghiệp nhỏ và vừa Trung Quốc và tìm thấy dạng chữ U ngược bậc hai với ngưỡng cường độ xuất khẩu tối ưu khoảng 47,8%, tức điểm uốn khá thấp so với các nền kinh tế tiên tiến. Luận án kế thừa và mở rộng các kết quả này trên mẫu đầy đủ 50 nền kinh tế, bao gồm 7 nền kinh tế đảo nhỏ Thái Bình Dương trong mẫu chính và 9 nền khi mở rộng kiểm định độ vững.</w:t>
+      </w:r>
+    </w:p>
+    <w:p>
+      <w:pPr>
+        <w:pStyle w:val="BodyText"/>
+      </w:pPr>
+      <w:r>
+        <w:t xml:space="preserve">Phần lớn các nghiên cứu về quốc tế hóa và hiệu quả trong bối cảnh châu Á tập trung vào Nhật Bản, Hàn Quốc, Đài Loan, và Trung Quốc, trong khi các nền kinh tế chuyển đổi như Việt Nam, Campuchia, Bangladesh, và đặc biệt là các SIDS, về cơ bản thiếu vắng trong tài liệu. Ngay cả trong nhóm tiên tiến Đông Á, sự đồng nhất cũng không nên được giả định: Hemmert và Jackson (2016), qua so sánh doanh nghiệp Nhật Bản và Hàn Quốc, cho thấy không tồn tại một mô hình quốc tế hóa Đông Á duy nhất mà có những khác biệt hệ thống giữa hai nền, một phát hiện củng cố cách luận án phân biệt nội bộ nhóm thể chế thay vì gộp các nền tiên tiến thành một khối. Ở chiều ASEAN, bằng chứng gần đây của Murhadi và cộng sự (2025) trên doanh nghiệp Indonesia và Malaysia cho thấy quản trị doanh nghiệp và mức độ quốc tế hóa cùng tác động đến hiệu quả tài chính, bổ sung một chiều quản trị cho bức tranh khu vực mà luận án bao phủ ở cấp doanh nghiệp. Sự thiếu đại diện này tạo ra khoảng trống nghiêm trọng trong khả năng khái quát hóa lý thuyết, vì các nền kinh tế biên thể chế yếu và đảo nhỏ có thể là địa điểm quan trọng để kiểm định điều kiện biên của các lý thuyết về quốc tế hóa và hiệu quả.</w:t>
+      </w:r>
+    </w:p>
+    <w:p>
+      <w:pPr>
+        <w:pStyle w:val="BodyText"/>
+      </w:pPr>
+      <w:r>
+        <w:t xml:space="preserve">Tài liệu về quan hệ quốc tế hóa và hiệu quả trong bối cảnh các nền kinh tế mới nổi của châu Á đã tích lũy đủ để cho thấy rằng vai trò của bối cảnh thể chế và năng lực doanh nghiệp là đặc biệt nổi bật ở khu vực này. Kafouros và cộng sự (2023) chứng minh rằng chất lượng thể chế và tính năng động của ngành cùng giải thích biến thiên hiệu quả hoạt động kinh doanh của doanh nghiệp ở các nền kinh tế mới nổi, hàm ý rằng tác động của quốc tế hóa không thể tách rời khỏi điều kiện thể chế và ngành mà doanh nghiệp hoạt động. Xu (2024) tinh chỉnh quan điểm về chênh lệch thể chế bằng cách phân tách giữa mức độ phơi nhiễm trên luật định và mức độ thực thi trên thực tế, cho thấy rằng khoảng cách giữa quy định chính thức và thực thi thực tế là một nguồn dị biệt quan trọng mà các thước đo thể chế tổng hợp dễ bỏ sót. Chao và Kumar (2010) cung cấp bằng chứng rằng khoảng cách thể chế giữa quốc gia nguồn và quốc gia đích điều tiết quan hệ giữa đa dạng quốc tế và hiệu quả, củng cố luận điểm rằng cùng một mức độ quốc tế hóa tạo ra kết quả khác nhau tùy theo bối cảnh thể chế. Da Cunha và cộng sự (2023) bổ sung bằng chứng rằng thể chế chính thức ở quốc gia nguồn điều tiết quan hệ giữa phương thức quốc tế hóa và hiệu quả, trong khi Cuervo-Cazurra và cộng sự (2018) lập luận rằng bất định thể chế ở quốc gia nguồn có thể bồi đắp năng lực quản lý bất định đặc thù. Tổng hợp các bằng chứng này định vị châu Á như một bối cảnh lý tưởng để kiểm định khung điều tiết đa tầng, đồng thời làm nổi bật rằng sự thiếu đại diện của các nền kinh tế chuyển đổi và các nền kinh tế đảo nhỏ là một khoảng trống thực chất chứ không chỉ là vấn đề về phạm vi mẫu.</w:t>
+      </w:r>
+    </w:p>
+    <w:p>
+      <w:pPr>
+        <w:pStyle w:val="BodyText"/>
+      </w:pPr>
+      <w:r>
+        <w:t xml:space="preserve">Bằng chứng cấp doanh nghiệp ở châu Á cũng cho thấy rằng cấu trúc sở hữu và quy mô doanh nghiệp là những nguồn dị biệt quan trọng trong quan hệ quốc tế hóa và hiệu quả, củng cố sự cần thiết của một khung lấy biến điều tiết làm trung tâm. Đối với doanh nghiệp nhỏ và vừa, Lu và Beamish (2001) cùng Pangarkar (2008) cho thấy quốc tế hóa có thể nâng cao hiệu quả nhưng theo một quan hệ phụ thuộc vào nguồn lực và mức độ cam kết thị trường, nhất quán với logic phi tuyến của luận án. Đối với doanh nghiệp gia đình và doanh nghiệp thuộc tập đoàn kinh doanh, vốn là hình thức tổ chức phổ biến ở Nam Á và Đông Á, Mondal và cộng sự (2022) cùng Gaur và Kumar (2009) cho thấy quan hệ phụ thuộc vào việc liên kết tập đoàn cung cấp nguồn lực nội bộ thay thế cho thị trường bên ngoài còn kém phát triển, một biểu hiện trực tiếp của logic khoảng trống thể chế ở cấp doanh nghiệp. Pattnaik và Elango (2009) cùng Singla và George (2013) cung cấp bằng chứng từ doanh nghiệp Ấn Độ rằng nguồn lực doanh nghiệp điều tiết quan hệ quốc tế hóa và hiệu quả và rằng bối cảnh thể chế quốc gia định hình quan hệ này một cách hệ thống. Ở chiều đầu tư ra nước ngoài, Buckley và cộng sự (2007) phân tích các yếu tố quyết định đầu tư trực tiếp ra nước ngoài của doanh nghiệp Trung Quốc, làm nổi bật vai trò của yếu tố thể chế quốc gia nguồn trong việc định hình chiến lược quốc tế hóa của các doanh nghiệp đa quốc gia thị trường mới nổi, trong khi Likitwongkajon và Vithessonthi (2020) cho thấy bằng chứng từ Nhật Bản rằng tác động của đầu tư nước ngoài lên giá trị và hiệu quả hoạt động kinh doanh của doanh nghiệp không nhất thiết dương và phụ thuộc vào điều kiện cụ thể. Sự phong phú nhưng phân mảnh của bằng chứng đơn quốc gia này, mỗi nghiên cứu xử lý một loại doanh nghiệp và một bối cảnh thể chế, chính là điều biện hộ cho cách tiếp cận tích hợp đa quốc gia của luận án: chỉ khi đặt các bối cảnh này trên cùng một phổ thể chế và cùng một khung đo lường mới có thể phân tách được phần dị biệt do bối cảnh thể chế tạo ra khỏi phần do đặc trưng doanh nghiệp.</w:t>
+      </w:r>
+    </w:p>
+    <w:bookmarkEnd w:id="35"/>
+    <w:bookmarkStart w:id="36" w:name="Xf94cf23d1de076e91e891b422e4f6a7a4055831"/>
+    <w:p>
+      <w:pPr>
+        <w:pStyle w:val="Heading3"/>
+      </w:pPr>
+      <w:r>
+        <w:t xml:space="preserve">2.3.4 Vai trò của năng lực số trong mối quan hệ quốc tế hóa và hiệu quả</w:t>
+      </w:r>
+    </w:p>
+    <w:p>
+      <w:pPr>
+        <w:pStyle w:val="FirstParagraph"/>
+      </w:pPr>
+      <w:r>
+        <w:t xml:space="preserve">Sự tích hợp giữa nghiên cứu về năng lực số và quan hệ quốc tế hóa và hiệu quả là một xu hướng tương đối mới, phát triển mạnh từ 2019 đến nay. Bhandari et al. (2023) phân tích 571 doanh nghiệp sản xuất của Mỹ và tìm thấy rằng năng lực kỹ thuật số (được đo như một composite duy nhất) điều tiết tích cực mối quan hệ quốc tế hóa và hiệu quả, với doanh nghiệp có năng lực số cao hơn thu được lợi ích lớn hơn từ quốc tế hóa. Banalieva và Dhanaraj (2019) phát triển lý thuyết nội bộ hóa cho nền kinh tế số, lập luận rằng công nghệ số làm giảm chi phí phối hợp và chi phí giao dịch xuyên biên giới, qua đó hạ thấp rào cản chi phí khi doanh nghiệp thâm nhập thị trường nước ngoài. Chen và Meng (2022) nghiên cứu doanh nghiệp Trung Quốc từ WBES và phát hiện rằng ràng buộc thể chế làm giảm cường độ xuất khẩu, nhưng doanh nghiệp có năng lực số cao hơn có thể vượt qua ràng buộc này hiệu quả hơn.</w:t>
+      </w:r>
+    </w:p>
+    <w:p>
+      <w:pPr>
+        <w:pStyle w:val="BodyText"/>
+      </w:pPr>
+      <w:r>
+        <w:t xml:space="preserve">Tuy nhiên, phần lớn các nghiên cứu hiện tại không phân biệt TCI và DAI, xử lý năng lực số như một khái niệm đơn nhất. Hậu quả lý thuyết của sự đồng nhất không hợp lý này là không thể phân tách được hai cơ chế vận hành khác nhau: chiều sâu năng lực tổ chức (TCI) và khả năng phối hợp kỹ thuật số bề mặt (DAI). Sự không phân biệt này làm mờ đi cơ chế tác động và dẫn đến kết luận không thể áp dụng trực tiếp vào thực tiễn chính sách và quản trị doanh nghiệp.</w:t>
+      </w:r>
+    </w:p>
+    <w:p>
+      <w:pPr>
+        <w:pStyle w:val="BodyText"/>
+      </w:pPr>
+      <w:r>
+        <w:t xml:space="preserve">Nền tảng lý luận cho việc phân tách TCI và DAI cần được trình bày sâu hơn để làm rõ rằng đây không phải là một tinh chỉnh đo lường tùy nghi, mà là một yêu cầu lý thuyết có cơ sở. Bharadwaj và cộng sự (2013) lập luận rằng chiến lược kinh doanh số là một cấu trúc ở cấp độ chiến lược, khác biệt với năng lực công nghệ thông tin ở cấp độ chức năng, và việc gộp hai cấu trúc này che khuất chính cơ chế tạo giá trị mà nhà nghiên cứu cần phân tách. Nambisan và cộng sự (2019) làm rõ thêm rằng chuyển đổi số tác động đến đổi mới và khởi nghiệp qua nhiều cơ chế phân tầng, từ số hóa công cụ đến tái cấu trúc mô hình kinh doanh, hàm ý rằng các chỉ báo số ở những tầng khác nhau không thể được xem là tương đương về mặt lý thuyết. Phân tầng này nhất quán với khung ba cấp độ của Verhoef và cộng sự (2021), theo đó số hóa thông tin và số hóa quy trình nằm ở tầng nông hơn so với chuyển đổi số toàn diện. Trong bối cảnh quốc tế hóa, Li và cộng sự (2022) cung cấp bằng chứng từ doanh nghiệp sản xuất Trung Quốc rằng số hóa điều tiết quan hệ quốc tế hóa và hiệu quả, song nghiên cứu này, giống như đa số tài liệu hiện hành, vẫn xử lý năng lực số như một cấu trúc tổng hợp. Knight và Cavusgil (2004) bổ sung một góc nhìn lịch sử quan trọng rằng năng lực tổ chức và đổi mới cho phép một số doanh nghiệp quốc tế hóa sớm và nhanh, cho thấy rằng chiều sâu năng lực nội tại và công cụ giao diện đóng vai trò khác nhau trong quá trình quốc tế hóa. Tổng hợp các luận điểm này, luận án lập luận rằng nếu TCI vận hành như chiều sâu năng lực hấp thụ và tái cấu hình, còn DAI vận hành như công cụ phối hợp bề mặt, thì việc gộp hai cấu trúc sẽ trung bình hóa hai hiệu ứng có thể trái chiều, dẫn đến ước lượng chệch và kết luận chính sách không thể áp dụng (Coltman et al., 2008; Bharadwaj et al., 2013).</w:t>
+      </w:r>
+    </w:p>
+    <w:p>
+      <w:pPr>
+        <w:pStyle w:val="BodyText"/>
+      </w:pPr>
+      <w:r>
+        <w:t xml:space="preserve">Cần đặt cơ chế của năng lực số trong một bức tranh rộng hơn về các ràng buộc thực chất mà doanh nghiệp ở các nền kinh tế đang phát triển đối mặt khi quốc tế hóa, vì chính những ràng buộc này tạo ra dư địa để công cụ số phát huy hoặc không phát huy tác dụng. Tài liệu kinh tế học thương mại cho thấy ràng buộc tín dụng là một trong những rào cản nghiêm trọng nhất đối với xuất khẩu: Manova (2013) chứng minh trên cơ sở lý thuyết và thực nghiệm rằng các doanh nghiệp ở những quốc gia có hệ thống tài chính kém phát triển bị hạn chế khả năng tham gia thương mại quốc tế do không huy động được vốn lưu động cho chi phí cố định của xuất khẩu, trong khi Demir và Javorcik (2018) cho thấy tín dụng thương mại có thể thay thế một phần cho tín dụng ngân hàng và nới lỏng ràng buộc này. Trong khung của luận án, các phát hiện này có hàm ý cơ chế rõ ràng: ở những bối cảnh mà ràng buộc tài chính và khoảng trống thể chế bóp nghẹt khả năng chuyển hóa quốc tế hóa thành hiệu quả, công cụ số ở giao diện ngoại tại có thể giảm chi phí giao dịch và mở rộng khả năng tiếp cận thông tin thị trường, qua đó bù đắp một phần cho hạ tầng thể chế và tài chính còn thiếu, đúng theo logic lá chắn số được phát biểu trong giả thuyết H5. Avenyo và cộng sự (2021) bổ sung bằng chứng từ doanh nghiệp châu Phi rằng năng lực sản xuất nội tại quyết định kết quả xuất khẩu, song song với phát hiện của Ayyagari và cộng sự (2011) rằng đổi mới ở các nền kinh tế mới nổi gắn chặt với năng lực hấp thụ và môi trường thể chế. Tổng hợp các bằng chứng này, luận án định vị TCI và DAI không phải như những yếu tố tách rời khỏi cấu trúc kinh tế nền, mà như hai cơ chế tương tác với ràng buộc tài chính và thể chế đặc thù của từng chế độ ICRV, qua đó cung cấp cơ sở lý thuyết cho dự đoán rằng hiệu ứng điều tiết của năng lực số mạnh nhất ở biên dưới của phổ thể chế.</w:t>
+      </w:r>
+    </w:p>
+    <w:bookmarkEnd w:id="36"/>
+    <w:bookmarkStart w:id="37" w:name="Xc7bb84a3900dbb18a70df5d2a00bb71d9360b13"/>
+    <w:p>
+      <w:pPr>
+        <w:pStyle w:val="Heading3"/>
+      </w:pPr>
+      <w:r>
+        <w:t xml:space="preserve">2.3.5 Bằng chứng vĩ mô về chất lượng thể chế và phân hóa kết quả tăng trưởng</w:t>
+      </w:r>
+    </w:p>
+    <w:p>
+      <w:pPr>
+        <w:pStyle w:val="FirstParagraph"/>
+      </w:pPr>
+      <w:r>
+        <w:t xml:space="preserve">Bên cạnh dòng nghiên cứu cấp doanh nghiệp, một khối bằng chứng vĩ mô đang tích lũy cung cấp nền tảng bối cảnh quan trọng cho luận điểm điều tiết thể chế của luận án. Phân tích hệ thống đầu tiên của Ngân hàng Thế giới về nhóm thị trường biên định nghĩa nhóm này là tập con của các nền kinh tế đang phát triển và mới nổi có mức độ tiếp cận thị trường tài chính quốc tế</w:t>
       </w:r>
       <w:r>
         <w:t xml:space="preserve"> </w:t>
@@ -751,84 +1037,13 @@
         <w:t xml:space="preserve">“</w:t>
       </w:r>
       <w:r>
-        <w:t xml:space="preserve">hiệu ứng lá chắn số</w:t>
+        <w:t xml:space="preserve">có ý nghĩa nhưng hạn chế</w:t>
       </w:r>
       <w:r>
         <w:t xml:space="preserve">”</w:t>
       </w:r>
       <w:r>
-        <w:t xml:space="preserve"> </w:t>
-      </w:r>
-      <w:r>
-        <w:t xml:space="preserve">(digital shield effect). Nghiên cứu thành phần P2 kiểm định cụ thể với dữ liệu doanh nghiệp Trung Quốc và tìm thấy cấu trúc bậc ba chữ U ngược với ngưỡng FSTS tối ưu khoảng 47,8%, tức điểm điểm uốn khá thấp so với các nền kinh tế tiên tiến. Luận án kế thừa và mở rộng các kết quả này trên pool đầy đủ 50 nền kinh tế (bao gồm 7 nền kinh tế đảo nhỏ Thái Bình Dương (mẫu chính; 9 nền khi mở rộng độ vững)).</w:t>
-      </w:r>
-    </w:p>
-    <w:p>
-      <w:pPr>
-        <w:pStyle w:val="BodyText"/>
-      </w:pPr>
-      <w:r>
-        <w:t xml:space="preserve">Phần lớn các nghiên cứu về I–P trong bối cảnh châu Á tập trung vào Nhật Bản, Hàn Quốc, Đài Loan, và Trung Quốc, trong khi các nền kinh tế chuyển đổi như Việt Nam, Campuchia, Bangladesh, và đặc biệt là các SIDS, về cơ bản thiếu vắng trong văn liệu. Sự thiếu đại diện này tạo ra khoảng trống nghiêm trọng trong khả năng khái quát hóa lý thuyết, vì các nền kinh tế frontier và SIDS có thể là địa điểm quan trọng để kiểm định điều kiện biên (boundary conditions) của các lý thuyết về I–P.</w:t>
-      </w:r>
-    </w:p>
-    <w:p>
-      <w:pPr>
-        <w:pStyle w:val="BodyText"/>
-      </w:pPr>
-      <w:r>
-        <w:t xml:space="preserve">Văn liệu về quan hệ I–P trong bối cảnh các nền kinh tế mới nổi của châu Á đã tích lũy đủ để cho thấy rằng vai trò của bối cảnh thể chế và năng lực doanh nghiệp là đặc biệt nổi bật ở khu vực này. Kafouros và cộng sự (2023) chứng minh rằng chất lượng thể chế và tính năng động của ngành cùng giải thích biến thiên hiệu quả doanh nghiệp ở các nền kinh tế mới nổi, hàm ý rằng tác động của quốc tế hóa không thể tách rời khỏi điều kiện thể chế và ngành mà doanh nghiệp hoạt động. Xu (2024) tinh chỉnh quan điểm về chênh lệch thể chế bằng cách phân tách giữa mức độ phơi nhiễm trên luật định và mức độ thực thi trên thực tế, cho thấy rằng khoảng cách giữa quy định chính thức và thực thi thực tế là một nguồn dị biệt quan trọng mà các thước đo thể chế tổng hợp dễ bỏ sót. Chao và Kumar (2010) cung cấp bằng chứng rằng khoảng cách thể chế giữa quốc gia nguồn và quốc gia đích điều tiết quan hệ giữa đa dạng quốc tế và hiệu quả, củng cố luận điểm rằng cùng một mức độ quốc tế hóa tạo ra kết quả khác nhau tùy theo bối cảnh thể chế. Da Cunha và cộng sự (2023) bổ sung bằng chứng rằng thể chế chính thức ở quốc gia nguồn điều tiết quan hệ giữa phương thức quốc tế hóa và hiệu quả, trong khi Cuervo-Cazurra và cộng sự (2018) lập luận rằng bất định thể chế ở quốc gia nguồn có thể bồi đắp năng lực quản lý bất định đặc thù. Tổng hợp các bằng chứng này định vị châu Á như một bối cảnh lý tưởng để kiểm định khung điều tiết đa tầng, đồng thời làm nổi bật rằng sự thiếu đại diện của các nền kinh tế chuyển đổi và các nền kinh tế đảo nhỏ là một khoảng trống thực chất chứ không chỉ là vấn đề về phạm vi mẫu.</w:t>
-      </w:r>
-    </w:p>
-    <w:bookmarkEnd w:id="33"/>
-    <w:bookmarkStart w:id="34" w:name="X732d7d1b7e90f1451ce2bd542fd674aab0604d1"/>
-    <w:p>
-      <w:pPr>
-        <w:pStyle w:val="Heading3"/>
-      </w:pPr>
-      <w:r>
-        <w:t xml:space="preserve">2.3.4 Vai trò của năng lực số trong mối quan hệ I–P</w:t>
-      </w:r>
-    </w:p>
-    <w:p>
-      <w:pPr>
-        <w:pStyle w:val="FirstParagraph"/>
-      </w:pPr>
-      <w:r>
-        <w:t xml:space="preserve">Sự tích hợp giữa nghiên cứu về năng lực số và I–P relationship là một xu hướng tương đối mới, phát triển mạnh từ 2019 đến nay. Bhandari et al. (2023) phân tích 571 doanh nghiệp sản xuất của Mỹ và tìm thấy rằng năng lực kỹ thuật số (được đo như một composite duy nhất) điều tiết tích cực mối quan hệ I–P, với doanh nghiệp có năng lực số cao hơn thu được lợi ích lớn hơn từ quốc tế hóa. Bustamante et al. (2022) sử dụng mẫu SMEs đa quốc gia và phát hiện rằng công cụ số làm giảm chi phí thâm nhập thị trường nước ngoài, đặc biệt ở các thị trường có khoảng trống thể chế lớn. Chen và Meng (2022) nghiên cứu doanh nghiệp Trung Quốc từ WBES và phát hiện rằng ràng buộc thể chế làm giảm cường độ xuất khẩu, nhưng doanh nghiệp có năng lực số cao hơn có thể vượt qua ràng buộc này hiệu quả hơn.</w:t>
-      </w:r>
-    </w:p>
-    <w:p>
-      <w:pPr>
-        <w:pStyle w:val="BodyText"/>
-      </w:pPr>
-      <w:r>
-        <w:t xml:space="preserve">Tuy nhiên, phần lớn các nghiên cứu hiện tại không phân biệt TCI và DAI, xử lý năng lực số như một khái niệm đơn nhất. Hậu quả lý thuyết của sự đồng nhất không hợp lý này là không thể phân tách được hai cơ chế vận hành khác nhau: chiều sâu năng lực tổ chức (TCI) và khả năng phối hợp kỹ thuật số bề mặt (DAI). Sự không phân biệt này làm mờ đi cơ chế tác động và dẫn đến kết luận không thể áp dụng trực tiếp vào thực tiễn chính sách và quản trị doanh nghiệp.</w:t>
-      </w:r>
-    </w:p>
-    <w:p>
-      <w:pPr>
-        <w:pStyle w:val="BodyText"/>
-      </w:pPr>
-      <w:r>
-        <w:t xml:space="preserve">Nền tảng lý luận cho việc phân tách TCI và DAI cần được trình bày sâu hơn để làm rõ rằng đây không phải là một tinh chỉnh đo lường tùy nghi, mà là một yêu cầu lý thuyết có cơ sở. Bharadwaj và cộng sự (2013) lập luận rằng chiến lược kinh doanh số là một cấu trúc ở cấp độ chiến lược, khác biệt với năng lực công nghệ thông tin ở cấp độ chức năng, và việc gộp hai cấu trúc này che khuất chính cơ chế tạo giá trị mà nhà nghiên cứu cần phân tách. Nambisan và cộng sự (2019) làm rõ thêm rằng chuyển đổi số tác động đến đổi mới và khởi nghiệp qua nhiều cơ chế phân tầng, từ số hóa công cụ đến tái cấu trúc mô hình kinh doanh, hàm ý rằng các chỉ báo số ở những tầng khác nhau không thể được xem là tương đương về mặt lý thuyết. Phân tầng này nhất quán với khung ba cấp độ của Verhoef và cộng sự (2021), theo đó số hóa thông tin và số hóa quy trình nằm ở tầng nông hơn so với chuyển đổi số toàn diện. Trong bối cảnh quốc tế hóa, Li và cộng sự (2022) cung cấp bằng chứng từ doanh nghiệp sản xuất Trung Quốc rằng số hóa điều tiết quan hệ I–P, song nghiên cứu này, giống như đa số văn liệu hiện hành, vẫn xử lý năng lực số như một cấu trúc tổng hợp. Knight và Cavusgil (2004) bổ sung một góc nhìn lịch sử quan trọng rằng năng lực tổ chức và đổi mới cho phép một số doanh nghiệp quốc tế hóa sớm và nhanh, cho thấy rằng chiều sâu năng lực nội tại và công cụ giao diện đóng vai trò khác nhau trong quá trình quốc tế hóa. Tổng hợp các luận điểm này, luận án lập luận rằng nếu TCI vận hành như chiều sâu năng lực hấp thụ và tái cấu hình, còn DAI vận hành như công cụ phối hợp bề mặt, thì việc gộp hai cấu trúc sẽ trung bình hóa hai hiệu ứng có thể trái chiều, dẫn đến ước lượng chệch và kết luận chính sách không thể áp dụng (Coltman et al., 2008; Bharadwaj et al., 2013).</w:t>
-      </w:r>
-    </w:p>
-    <w:bookmarkEnd w:id="34"/>
-    <w:bookmarkStart w:id="35" w:name="Xc7bb84a3900dbb18a70df5d2a00bb71d9360b13"/>
-    <w:p>
-      <w:pPr>
-        <w:pStyle w:val="Heading3"/>
-      </w:pPr>
-      <w:r>
-        <w:t xml:space="preserve">2.3.5 Bằng chứng vĩ mô về chất lượng thể chế và phân hóa kết quả tăng trưởng</w:t>
-      </w:r>
-    </w:p>
-    <w:p>
-      <w:pPr>
-        <w:pStyle w:val="FirstParagraph"/>
-      </w:pPr>
-      <w:r>
-        <w:t xml:space="preserve">Bên cạnh dòng nghiên cứu cấp doanh nghiệp, một khối bằng chứng vĩ mô đang tích lũy cung cấp nền tảng bối cảnh quan trọng cho luận điểm điều tiết thể chế của luận án. Phân tích hệ thống đầu tiên của Ngân hàng Thế giới về nhóm thị trường biên định nghĩa nhóm này là tập con của các nền kinh tế đang phát triển và mới nổi có mức độ tiếp cận thị trường tài chính quốc tế</w:t>
+        <w:t xml:space="preserve">, nằm giữa các thị trường mới nổi và các nền kinh tế đang phát triển khác (World Bank, 2026c). Điều đáng chú ý về mặt phương pháp luận là chính báo cáo này thừa nhận rằng</w:t>
       </w:r>
       <w:r>
         <w:t xml:space="preserve"> </w:t>
@@ -837,27 +1052,12 @@
         <w:t xml:space="preserve">“</w:t>
       </w:r>
       <w:r>
-        <w:t xml:space="preserve">có ý nghĩa nhưng hạn chế</w:t>
+        <w:t xml:space="preserve">thị trường biên với tư cách một tiểu nhóm có xu hướng bị bỏ qua trong các phân tích kinh tế</w:t>
       </w:r>
       <w:r>
         <w:t xml:space="preserve">”</w:t>
       </w:r>
       <w:r>
-        <w:t xml:space="preserve">, nằm giữa các thị trường mới nổi và các nền kinh tế đang phát triển khác (World Bank, 2026c). Điều đáng chú ý về mặt phương pháp luận là chính báo cáo này thừa nhận rằng</w:t>
-      </w:r>
-      <w:r>
-        <w:t xml:space="preserve"> </w:t>
-      </w:r>
-      <w:r>
-        <w:t xml:space="preserve">“</w:t>
-      </w:r>
-      <w:r>
-        <w:t xml:space="preserve">thị trường biên với tư cách một tiểu nhóm có xu hướng bị bỏ qua trong các phân tích kinh tế</w:t>
-      </w:r>
-      <w:r>
-        <w:t xml:space="preserve">”</w:t>
-      </w:r>
-      <w:r>
         <w:t xml:space="preserve"> </w:t>
       </w:r>
       <w:r>
@@ -869,7 +1069,7 @@
         <w:pStyle w:val="BodyText"/>
       </w:pPr>
       <w:r>
-        <w:t xml:space="preserve">Phát hiện cốt lõi của khối bằng chứng vĩ mô này là chất lượng thể chế phân hóa kết quả tăng trưởng một cách có hệ thống. Các thị trường biên tăng trưởng nhanh nhất trong một phần tư thế kỷ qua chia sẻ một số đặc điểm chung: cải thiện quản trị, thu hẹp chênh lệch lãi suất cho vay–huy động của ngân hàng, kiểm soát nợ công và gánh nặng trả nợ, cùng với tích lũy vốn trên đầu người mạnh hơn (World Bank, 2026c). Ngược lại, các điểm yếu thể chế và quản trị, biểu hiện qua thị trường tài chính nội địa nông và chênh lệch lãi suất rộng, đi kèm với tăng trưởng vốn trên đầu người đáng thất vọng và làm khuếch đại tác động bất lợi của các cú sốc (World Bank, 2026c). Cơ chế vĩ mô này nhất quán với lập luận institutional-voids ở cấp doanh nghiệp (Khanna &amp; Palepu, 2010): thể chế yếu làm tăng chi phí giao dịch và bất định, từ đó bào mòn khả năng chuyển hóa đầu tư và quốc tế hóa thành hiệu quả thực.</w:t>
+        <w:t xml:space="preserve">Phát hiện cốt lõi của khối bằng chứng vĩ mô này là chất lượng thể chế phân hóa kết quả tăng trưởng một cách có hệ thống. Các thị trường biên tăng trưởng nhanh nhất trong một phần tư thế kỷ qua chia sẻ một số đặc điểm chung: cải thiện quản trị, thu hẹp chênh lệch lãi suất cho vay–huy động của ngân hàng, kiểm soát nợ công và gánh nặng trả nợ, cùng với tích lũy vốn trên đầu người mạnh hơn (World Bank, 2026c). Ngược lại, các điểm yếu thể chế và quản trị, biểu hiện qua thị trường tài chính nội địa nông và chênh lệch lãi suất rộng, đi kèm với tăng trưởng vốn trên đầu người đáng thất vọng và làm khuếch đại tác động bất lợi của các cú sốc (World Bank, 2026c). Cơ chế vĩ mô này nhất quán với lập luận institutional-khoảng trống ở cấp doanh nghiệp (Khanna &amp; Palepu, 2010): thể chế yếu làm tăng chi phí giao dịch và bất định, từ đó bào mòn khả năng chuyển hóa đầu tư và quốc tế hóa thành hiệu quả thực.</w:t>
       </w:r>
     </w:p>
     <w:p>
@@ -905,9 +1105,9 @@
         </w:pict>
       </w:r>
     </w:p>
-    <w:bookmarkEnd w:id="35"/>
-    <w:bookmarkEnd w:id="36"/>
-    <w:bookmarkStart w:id="37" w:name="khoảng-trống-nghiên-cứu"/>
+    <w:bookmarkEnd w:id="37"/>
+    <w:bookmarkEnd w:id="38"/>
+    <w:bookmarkStart w:id="39" w:name="khoảng-trống-nghiên-cứu"/>
     <w:p>
       <w:pPr>
         <w:pStyle w:val="Heading2"/>
@@ -933,13 +1133,74 @@
           <w:bCs/>
           <w:b/>
         </w:rPr>
-        <w:t xml:space="preserve">Khoảng trống thứ nhất: Thiếu khung tích hợp đa tầng để giải thích dị biệt trong I–P relationship.</w:t>
-      </w:r>
-      <w:r>
-        <w:t xml:space="preserve"> </w:t>
-      </w:r>
-      <w:r>
-        <w:t xml:space="preserve">Các meta-analyses nhất quán cho thấy I² &gt; 80%, tức hơn 80% biến thiên trong quy mô hiệu ứng không được giải thích bởi sai số ngẫu nhiên mà bởi sự khác biệt có hệ thống giữa các bối cảnh (Bausch &amp; Krist, 2007; Marano et al., 2016). Tuy nhiên, hầu hết các nghiên cứu thực nghiệm hiện tại chỉ kiểm định một hoặc hai biến điều tiết từ một lý thuyết đơn lẻ, không có khả năng giải thích đồng thời dị biệt do bối cảnh thể chế, năng lực doanh nghiệp, và đặc điểm lãnh đạo tạo ra. Không có lý thuyết đơn lẻ nào, dù là Uppsala, RBV, Institutional Theory, hay Upper Echelons Theory, đủ để giải thích đầy đủ sự phức tạp của I–P relationship trong bối cảnh đa quốc gia đa dạng như châu Á. Khoảng trống này đòi hỏi một khung tích hợp đa tầng, trong đó các lý thuyết bổ sung cho nhau thay vì cạnh tranh nhau.</w:t>
+        <w:t xml:space="preserve">Khoảng trống thứ nhất: Thiếu khung tích hợp đa tầng để giải thích dị biệt trong quan hệ quốc tế hóa và hiệu quả.</w:t>
+      </w:r>
+      <w:r>
+        <w:t xml:space="preserve"> </w:t>
+      </w:r>
+      <w:r>
+        <w:t xml:space="preserve">Các phân tích tổng hợp trước đây thường báo cáo mức dị biệt rất cao (</w:t>
+      </w:r>
+      <m:oMath>
+        <m:sSup>
+          <m:e>
+            <m:r>
+              <m:t>I</m:t>
+            </m:r>
+          </m:e>
+          <m:sup>
+            <m:r>
+              <m:t>2</m:t>
+            </m:r>
+          </m:sup>
+        </m:sSup>
+      </m:oMath>
+      <w:r>
+        <w:t xml:space="preserve"> </w:t>
+      </w:r>
+      <w:r>
+        <w:t xml:space="preserve">thường trên 80%) (Bausch &amp; Krist, 2007; Marano et al., 2016), và ngay phân tích tổng hợp cập nhật của luận án (nghiên cứu thành phần P6, Mục 4.2) cũng ghi nhận mức dị biệt đáng kể (</w:t>
+      </w:r>
+      <m:oMath>
+        <m:sSup>
+          <m:e>
+            <m:r>
+              <m:t>I</m:t>
+            </m:r>
+          </m:e>
+          <m:sup>
+            <m:r>
+              <m:t>2</m:t>
+            </m:r>
+          </m:sup>
+        </m:sSup>
+        <m:r>
+          <m:rPr>
+            <m:sty m:val="p"/>
+          </m:rPr>
+          <m:t>=</m:t>
+        </m:r>
+        <m:r>
+          <m:t>62</m:t>
+        </m:r>
+        <m:r>
+          <m:rPr>
+            <m:sty m:val="p"/>
+          </m:rPr>
+          <m:t>,</m:t>
+        </m:r>
+        <m:r>
+          <m:t>4</m:t>
+        </m:r>
+        <m:r>
+          <m:rPr>
+            <m:sty m:val="p"/>
+          </m:rPr>
+          <m:t>%</m:t>
+        </m:r>
+      </m:oMath>
+      <w:r>
+        <w:t xml:space="preserve">); ở cả hai trường hợp, phần lớn biến thiên trong cỡ ảnh hưởng không được giải thích bởi sai số ngẫu nhiên mà bởi sự khác biệt có hệ thống giữa các bối cảnh. Tuy nhiên, hầu hết các nghiên cứu thực nghiệm hiện tại chỉ kiểm định một hoặc hai biến điều tiết từ một lý thuyết đơn lẻ, không có khả năng giải thích đồng thời dị biệt do bối cảnh thể chế, năng lực doanh nghiệp và đặc điểm lãnh đạo tạo ra. Không một lý thuyết đơn lẻ nào, dù là mô hình Uppsala, lý thuyết dựa trên nguồn lực, lý thuyết thể chế hay lý thuyết thượng tầng quản trị, đủ để giải thích đầy đủ sự phức tạp của quan hệ này trong bối cảnh đa quốc gia đa dạng như châu Á. Mỗi lý thuyết soi sáng một tầng nguyên nhân khác nhau: mô hình Uppsala giải thích chi phí học hỏi giai đoạn đầu, lý thuyết dựa trên nguồn lực giải thích khác biệt năng lực, lý thuyết thể chế giải thích biến thiên theo môi trường nền, và lý thuyết thượng tầng quản trị giải thích vai trò của người ra quyết định. Vì các tầng nguyên nhân này vận hành đồng thời, một khung tích hợp đa tầng, trong đó các lý thuyết bổ sung cho nhau thay vì cạnh tranh nhau, là điều kiện cần để giải thích mức dị biệt cao mà các phân tích tổng hợp ghi nhận.</w:t>
       </w:r>
     </w:p>
     <w:p>
@@ -951,13 +1212,13 @@
           <w:bCs/>
           <w:b/>
         </w:rPr>
-        <w:t xml:space="preserve">Khoảng trống thứ hai: Sự đồng nhất không hợp lý giữa TCI và DAI trong phần lớn văn liệu trước.</w:t>
-      </w:r>
-      <w:r>
-        <w:t xml:space="preserve"> </w:t>
-      </w:r>
-      <w:r>
-        <w:t xml:space="preserve">Phần lớn các nghiên cứu về năng lực số trong bối cảnh I–P hoặc là không đo lường năng lực số, hoặc là gộp tất cả các chỉ báo số vào một chỉ số hợp thành duy nhất, không phân biệt giữa chiều sâu năng lực công nghệ tổ chức (TCI) và mức độ chấp nhận công cụ số bề mặt (DAI). Hậu quả thực tiễn của sự đồng nhất này là: (i) không thể trả lời câu hỏi liệu nên đầu tư vào năng lực công nghệ nội tại hay vào việc áp dụng công cụ số giao diện; (ii) không thể phân biệt được hai cơ chế tác động có hàm ý chính sách khác nhau. Phân biệt rõ TCI và DAI là điều kiện cần để rút ra hàm ý quản trị và chính sách có tính cụ thể và ứng dụng cao.</w:t>
+        <w:t xml:space="preserve">Khoảng trống thứ hai: Sự đồng nhất không hợp lý giữa TCI và DAI trong phần lớn tài liệu trước.</w:t>
+      </w:r>
+      <w:r>
+        <w:t xml:space="preserve"> </w:t>
+      </w:r>
+      <w:r>
+        <w:t xml:space="preserve">Phần lớn các nghiên cứu về năng lực số trong bối cảnh quốc tế hóa và hiệu quả hoặc là không đo lường năng lực số, hoặc là gộp tất cả các chỉ báo số vào một chỉ số hợp thành duy nhất, không phân biệt giữa chiều sâu năng lực công nghệ tổ chức (TCI) và mức độ chấp nhận công cụ số bề mặt (DAI). Hậu quả thực tiễn của sự đồng nhất này là: (i) không thể trả lời câu hỏi liệu nên đầu tư vào năng lực công nghệ nội tại hay vào việc áp dụng công cụ số giao diện; (ii) không thể phân biệt được hai cơ chế tác động có hàm ý chính sách khác nhau. Phân biệt rõ TCI và DAI là điều kiện cần để rút ra hàm ý quản trị và chính sách có tính cụ thể và ứng dụng cao.</w:t>
       </w:r>
     </w:p>
     <w:p>
@@ -969,21 +1230,21 @@
           <w:bCs/>
           <w:b/>
         </w:rPr>
-        <w:t xml:space="preserve">Khoảng trống thứ ba: Thiếu bằng chứng cross-country quy mô lớn, toàn diện và có cấu trúc cho bối cảnh châu Á.</w:t>
-      </w:r>
-      <w:r>
-        <w:t xml:space="preserve"> </w:t>
-      </w:r>
-      <w:r>
-        <w:t xml:space="preserve">Mặc dù châu Á là khu vực kinh tế năng động và đa dạng nhất thế giới, văn liệu về I–P vẫn thiếu bằng chứng đa quốc gia bao quát đủ rộng để kiểm định khả năng tổng quát hóa của các lý thuyết. Pool 17 nước của nghiên cứu thành phần P1 là cơ sở lớn nhất hiện có trong văn liệu về châu Á, nhưng vẫn chưa bao gồm các nền kinh tế frontier và SIDS, những địa điểm cực kỳ quan trọng để kiểm định điều kiện biên. Thiếu vắng các bằng chứng này khiến cho các lý thuyết về I–P, vốn được xây dựng chủ yếu trên dữ liệu từ Nhật Bản, Hàn Quốc, và các nền kinh tế tiên tiến, có nguy cơ bị áp dụng sai trong bối cảnh các nền kinh tế đang phát triển và chuyển đổi ở châu Á.</w:t>
-      </w:r>
-    </w:p>
-    <w:p>
-      <w:pPr>
-        <w:pStyle w:val="BodyText"/>
-      </w:pPr>
-      <w:r>
-        <w:t xml:space="preserve">Ba khoảng trống này hội tụ vào một hướng giải quyết chung: cần phát triển và kiểm định một khung giải thích tích hợp đa tầng (multi-tier integrated framework) trên dữ liệu đa quốc gia đủ rộng và đủ đa dạng về thể chế để bao phủ toàn bộ gradient thể chế của châu Á. Luận án đề xuất khung CDCM (Country–Digital–Capability Moderation), là khung lý thuyết tích hợp đa tầng kết hợp bối cảnh thể chế (tầng vĩ mô, vận hành hóa bằng ICRV), năng lực doanh nghiệp với TCI và DAI riêng biệt (tầng tổ chức), đặc điểm nhà quản trị cấp cao (tầng cá nhân), và lớp mở rộng digital capability lens. Trong khung này, FSTS là biến độc lập chính và hiệu quả doanh nghiệp (labor productivity) là biến phụ thuộc.</w:t>
+        <w:t xml:space="preserve">Khoảng trống thứ ba: Thiếu bằng chứng đa quốc gia quy mô lớn, toàn diện và có cấu trúc cho bối cảnh châu Á.</w:t>
+      </w:r>
+      <w:r>
+        <w:t xml:space="preserve"> </w:t>
+      </w:r>
+      <w:r>
+        <w:t xml:space="preserve">Mặc dù châu Á là khu vực kinh tế năng động và đa dạng nhất thế giới, tài liệu về quan hệ quốc tế hóa và hiệu quả vẫn thiếu bằng chứng đa quốc gia bao quát đủ rộng để kiểm định khả năng tổng quát hóa của các lý thuyết. Mẫu 17 nền kinh tế của nghiên cứu thành phần P1 là cơ sở lớn nhất hiện có trong tài liệu về châu Á, nhưng vẫn chưa bao gồm các nền kinh tế biên thể chế yếu và các nền kinh tế đảo nhỏ đang phát triển, những địa điểm cực kỳ quan trọng để kiểm định điều kiện biên của lý thuyết. Thiếu vắng các bằng chứng này khiến các lý thuyết về quan hệ quốc tế hóa và hiệu quả, vốn được xây dựng chủ yếu trên dữ liệu từ Nhật Bản, Hàn Quốc và các nền kinh tế tiên tiến, có nguy cơ bị áp dụng sai trong bối cảnh các nền kinh tế đang phát triển và chuyển đổi ở châu Á. Điều kiện biên là nơi một lý thuyết bộc lộ giới hạn của nó; do đó việc đưa các nền kinh tế ở hai cực của phổ thể chế vào khung phân tích không chỉ mở rộng phạm vi mà còn là phép thử nghiêm ngặt nhất đối với tính phổ quát của dạng hàm chữ U ngược.</w:t>
+      </w:r>
+    </w:p>
+    <w:p>
+      <w:pPr>
+        <w:pStyle w:val="BodyText"/>
+      </w:pPr>
+      <w:r>
+        <w:t xml:space="preserve">Ba khoảng trống này hội tụ vào một hướng giải quyết chung: cần phát triển và kiểm định một khung giải thích tích hợp đa tầng trên dữ liệu đa quốc gia đủ rộng và đủ đa dạng về thể chế để bao phủ toàn bộ phổ thể chế của châu Á. Luận án đề xuất khung CDCM (điều tiết theo quốc gia, năng lực số và năng lực doanh nghiệp), là khung lý thuyết tích hợp đa tầng kết hợp bối cảnh thể chế (tầng vĩ mô, vận hành hóa bằng ICRV), năng lực doanh nghiệp với TCI và DAI tách biệt (tầng tổ chức), đặc điểm nhà quản trị cấp cao (tầng cá nhân), và lớp mở rộng lăng kính năng lực số. Trong khung này, cường độ xuất khẩu (FSTS) là biến độc lập chính và năng suất lao động là biến phụ thuộc.</w:t>
       </w:r>
     </w:p>
     <w:p>
@@ -995,13 +1256,56 @@
           <w:bCs/>
           <w:b/>
         </w:rPr>
-        <w:t xml:space="preserve">Từ khoảng trống đến Nghiên cứu P7, Kiểm định CDCM trên 50 nền kinh tế châu Á.</w:t>
-      </w:r>
-      <w:r>
-        <w:t xml:space="preserve"> </w:t>
-      </w:r>
-      <w:r>
-        <w:t xml:space="preserve">Khoảng trống thứ nhất và thứ ba hội tụ vào một câu hỏi kiểm định trực tiếp: liệu CDCM có thể giải thích đồng thời dị biệt I–P khi kiểm soát đầy đủ cả ba tầng trong một mô hình tích hợp ở quy mô đủ rộng để bao phủ toàn bộ gradient ICRV không? Văn liệu hiện tại chưa có bằng chứng kiểm định đồng thời năm biến điều tiết chính (TCI, DAI, kinh nghiệm quản trị, giới tính nhà quản trị, ICRV) trong một mô hình hồi quy đơn lẻ trên dữ liệu đa quốc gia quy mô lớn. Nghiên cứu thành phần P7 lấp đầy khoảng trống này bằng dữ liệu WBES từ 50 nền kinh tế (mẫu hồi quy M2 N = 81.022; N hồi quy mô hình đầy đủ = 79.080 sau loại bỏ listwise các biến điều tiết, 103 country-year waves), bao phủ toàn bộ gradient ICRV từ nhóm tiên tiến đến SIDS, kiểm định đồng thời H1–H6 với country-year hiệu ứng cố định. Kết quả điểm uốn trung bình ~36% FSTS tại P7, thấp hơn P3 Vietnam (~40%) và P5 Trung Quốc (~49%), xác nhận ICRV điều tiết vị trí điểm uốn theo gradient dự đoán lý thuyết, đóng góp bằng chứng kiểm định tích hợp đầu tiên cho CDCM ở cấp độ liên quốc gia quy mô lớn.</w:t>
+        <w:t xml:space="preserve">Từ khoảng trống đến nghiên cứu P7: kiểm định CDCM trên 50 nền kinh tế châu Á.</w:t>
+      </w:r>
+      <w:r>
+        <w:t xml:space="preserve"> </w:t>
+      </w:r>
+      <w:r>
+        <w:t xml:space="preserve">Khoảng trống thứ nhất và thứ ba hội tụ vào một câu hỏi kiểm định trực tiếp: liệu khung CDCM có thể giải thích đồng thời dị biệt của quan hệ quốc tế hóa và hiệu quả khi kiểm soát đầy đủ cả ba tầng trong một mô hình tích hợp ở quy mô đủ rộng để bao phủ toàn bộ phổ thể chế ICRV hay không. Tài liệu hiện tại chưa có bằng chứng kiểm định đồng thời năm biến điều tiết chính, gồm TCI, DAI, kinh nghiệm quản trị, giới tính nhà quản trị và ICRV, trong một mô hình hồi quy đơn lẻ trên dữ liệu đa quốc gia quy mô lớn. Nghiên cứu thành phần P7 lấp đầy khoảng trống này bằng dữ liệu WBES từ 50 nền kinh tế (mẫu hồi quy bậc hai</w:t>
+      </w:r>
+      <w:r>
+        <w:t xml:space="preserve"> </w:t>
+      </w:r>
+      <m:oMath>
+        <m:r>
+          <m:t>N</m:t>
+        </m:r>
+        <m:r>
+          <m:rPr>
+            <m:sty m:val="p"/>
+          </m:rPr>
+          <m:t>=</m:t>
+        </m:r>
+        <m:r>
+          <m:t>81.022</m:t>
+        </m:r>
+      </m:oMath>
+      <w:r>
+        <w:t xml:space="preserve">; mẫu mô hình đầy đủ</w:t>
+      </w:r>
+      <w:r>
+        <w:t xml:space="preserve"> </w:t>
+      </w:r>
+      <m:oMath>
+        <m:r>
+          <m:t>N</m:t>
+        </m:r>
+        <m:r>
+          <m:rPr>
+            <m:sty m:val="p"/>
+          </m:rPr>
+          <m:t>=</m:t>
+        </m:r>
+        <m:r>
+          <m:t>79.080</m:t>
+        </m:r>
+      </m:oMath>
+      <w:r>
+        <w:t xml:space="preserve"> </w:t>
+      </w:r>
+      <w:r>
+        <w:t xml:space="preserve">sau khi loại bỏ theo danh sách các biến điều tiết khuyết, 103 cặp nền kinh tế và năm), bao phủ toàn bộ phổ thể chế ICRV từ nhóm tiên tiến đến nhóm đảo nhỏ, kiểm định đồng thời H1 đến H6 với hiệu ứng cố định nền kinh tế và năm. Điểm uốn hiệu chỉnh năng lực của P7 là 43,6% FSTS, nằm trong vùng chuyển đổi của phổ thể chế, nhất quán với P3 Việt Nam (khoảng 40%) và thấp hơn P5 Trung Quốc (khoảng 49%); cấu trúc ba vùng theo nhóm ICRV xác nhận thể chế điều tiết cả vị trí lẫn sự tồn tại của điểm uốn theo phổ thể chế dự đoán lý thuyết, đóng góp bằng chứng kiểm định tích hợp đầu tiên cho khung CDCM ở cấp độ liên quốc gia quy mô lớn.</w:t>
       </w:r>
     </w:p>
     <w:p>
@@ -1013,31 +1317,13 @@
           <w:bCs/>
           <w:b/>
         </w:rPr>
-        <w:t xml:space="preserve">Từ khoảng trống đến Nghiên cứu P8, Kiểm định điều kiện biên FIP tại SIDS.</w:t>
-      </w:r>
-      <w:r>
-        <w:t xml:space="preserve"> </w:t>
-      </w:r>
-      <w:r>
-        <w:t xml:space="preserve">Khoảng trống thứ ba không chỉ đòi hỏi mở rộng phạm vi địa lý mà còn đòi hỏi kiểm định điều kiện biên lý thuyết cực trị: liệu có tồn tại bối cảnh nơi chữ U ngược hoàn toàn sụp đổ thành quan hệ âm đơn điệu? Không có nghiên cứu nào trong văn liệu I–P hiện tại kiểm định</w:t>
-      </w:r>
-      <w:r>
-        <w:t xml:space="preserve"> </w:t>
-      </w:r>
-      <w:r>
-        <w:t xml:space="preserve">“</w:t>
-      </w:r>
-      <w:r>
-        <w:t xml:space="preserve">Forced Internationalization Penalty</w:t>
-      </w:r>
-      <w:r>
-        <w:t xml:space="preserve">”</w:t>
-      </w:r>
-      <w:r>
-        <w:t xml:space="preserve"> </w:t>
-      </w:r>
-      <w:r>
-        <w:t xml:space="preserve">(FIP), bối cảnh mà quốc tế hóa là gánh nặng sinh tồn, không phải lựa chọn chiến lược dựa trên lợi thế cạnh tranh. Nghiên cứu thành phần P8, Nghiên cứu P8, kiểm định H1b bằng dữ liệu WBES từ các nền kinh tế SIDS (Fiji, Papua New Guinea, Solomon Islands, Tonga, Vanuatu, Samoa, Kiribati), nơi ba điều kiện cấu trúc cơ bản của chữ U ngược đồng thời bị vi phạm: thị trường nội địa cực nhỏ, chi phí logistics cao bất thường, và hỗ trợ thể chế cho xuất khẩu gần như không tồn tại. Kết quả P8 xác định điều kiện biên cực trị của CDCM: điểm nơi lý thuyết đường cong chữ U ngược không còn ứng dụng được.</w:t>
+        <w:t xml:space="preserve">Từ khoảng trống đến nghiên cứu P8: kiểm định điều kiện biên FIP tại các nền kinh tế đảo nhỏ.</w:t>
+      </w:r>
+      <w:r>
+        <w:t xml:space="preserve"> </w:t>
+      </w:r>
+      <w:r>
+        <w:t xml:space="preserve">Khoảng trống thứ ba không chỉ đòi hỏi mở rộng phạm vi địa lý mà còn đòi hỏi kiểm định điều kiện biên lý thuyết cực trị: liệu có tồn tại bối cảnh nơi chữ U ngược hoàn toàn sụp đổ thành quan hệ âm đơn điệu hay không. Không có nghiên cứu nào trong tài liệu hiện tại kiểm định hình phạt quốc tế hóa cưỡng bức (FIP), bối cảnh mà quốc tế hóa là gánh nặng sinh tồn chứ không phải lựa chọn chiến lược dựa trên lợi thế cạnh tranh. Nghiên cứu thành phần P8 kiểm định H1b bằng dữ liệu WBES từ các nền kinh tế đảo nhỏ Thái Bình Dương (Fiji, Papua New Guinea, Quần đảo Solomon, Tonga, Vanuatu, Samoa, Kiribati), nơi ba điều kiện cấu trúc cơ bản của chữ U ngược đồng thời bị vi phạm: thị trường nội địa cực nhỏ, chi phí vận tải cao bất thường, và hỗ trợ thể chế cho xuất khẩu gần như không tồn tại. Kết quả P8 xác định điều kiện biên cực trị của khung CDCM, tức điểm nơi lý thuyết đường cong chữ U ngược không còn ứng dụng được.</w:t>
       </w:r>
     </w:p>
     <w:p>
@@ -1047,8 +1333,8 @@
         </w:pict>
       </w:r>
     </w:p>
-    <w:bookmarkEnd w:id="37"/>
-    <w:bookmarkStart w:id="50" w:name="mô-hình-nghiên-cứu-và-hệ-giả-thuyết"/>
+    <w:bookmarkEnd w:id="39"/>
+    <w:bookmarkStart w:id="54" w:name="mô-hình-nghiên-cứu-và-hệ-giả-thuyết"/>
     <w:p>
       <w:pPr>
         <w:pStyle w:val="Heading2"/>
@@ -1057,7 +1343,7 @@
         <w:t xml:space="preserve">2.5 Mô hình nghiên cứu và hệ giả thuyết</w:t>
       </w:r>
     </w:p>
-    <w:bookmarkStart w:id="41" w:name="mô-hình-khái-niệm"/>
+    <w:bookmarkStart w:id="43" w:name="mô-hình-khái-niệm"/>
     <w:p>
       <w:pPr>
         <w:pStyle w:val="Heading3"/>
@@ -1071,15 +1357,15 @@
         <w:pStyle w:val="FirstParagraph"/>
       </w:pPr>
       <w:r>
-        <w:t xml:space="preserve">Mô hình khái niệm của luận án vận hành theo logic đa tầng, trong đó mối quan hệ trung tâm giữa quốc tế hóa (FSTS) và hiệu quả hoạt động doanh nghiệp (labor productivity) được điều tiết đồng thời bởi ba tầng can thiệp.</w:t>
-      </w:r>
-    </w:p>
-    <w:p>
-      <w:pPr>
-        <w:pStyle w:val="BodyText"/>
-      </w:pPr>
-      <w:r>
-        <w:t xml:space="preserve">Tầng vĩ mô, bối cảnh thể chế, được vận hành hóa bằng khung ICRV với sáu chế độ con theo gradient từ Advanced Innovation-Driven đến SIDS. Ở tầng này, ICRV điều tiết mối quan hệ I–P thông qua hai cơ chế: (i) mức độ khoảng trống thể chế (institutional voids) ảnh hưởng đến chi phí giao dịch xuyên biên giới; và (ii) chất lượng thể chế ảnh hưởng đến khả năng doanh nghiệp khai thác lợi ích từ quốc tế hóa. Ở các nền kinh tế frontier và SIDS, khoảng trống thể chế cực kỳ lớn có thể đảo ngược quan hệ I–P, biến lợi ích tiềm năng thành tổn thất thực tế (nghiên cứu thành phần P8).</w:t>
+        <w:t xml:space="preserve">Mô hình khái niệm của luận án vận hành theo logic đa tầng, trong đó mối quan hệ trung tâm giữa quốc tế hóa (FSTS) và hiệu quả hoạt động kinh doanh của doanh nghiệp (labor productivity) được điều tiết đồng thời bởi ba tầng can thiệp.</w:t>
+      </w:r>
+    </w:p>
+    <w:p>
+      <w:pPr>
+        <w:pStyle w:val="BodyText"/>
+      </w:pPr>
+      <w:r>
+        <w:t xml:space="preserve">Tầng vĩ mô, bối cảnh thể chế, được vận hành hóa bằng khung ICRV với sáu chế độ con theo phổ thể chế từ tiên tiến đổi mới đến SIDS. Ở tầng này, ICRV điều tiết mối quan hệ quốc tế hóa và hiệu quả thông qua hai cơ chế: (i) mức độ khoảng trống thể chế ảnh hưởng đến chi phí giao dịch xuyên biên giới; và (ii) chất lượng thể chế ảnh hưởng đến khả năng doanh nghiệp khai thác lợi ích từ quốc tế hóa. Ở các nền kinh tế biên thể chế yếu và đảo nhỏ, khoảng trống thể chế cực kỳ lớn có thể đảo ngược quan hệ quốc tế hóa và hiệu quả, biến lợi ích tiềm năng thành tổn thất thực tế (nghiên cứu thành phần P8).</w:t>
       </w:r>
     </w:p>
     <w:p>
@@ -1123,7 +1409,7 @@
         <w:t xml:space="preserve"> </w:t>
       </w:r>
       <w:r>
-        <w:t xml:space="preserve">(digital coordination buffer): ở mức FSTS cao, DAI giúp giảm chi phí điều phối xuyên biên giới, làm chuyển dịch điểm điểm uốn sang phải và kéo dài giai đoạn lợi ích dương của quan hệ I–P.</w:t>
+        <w:t xml:space="preserve">(digital coordination buffer): ở mức FSTS cao, DAI giúp giảm chi phí điều phối xuyên biên giới, làm chuyển dịch điểm uốn sang phải và kéo dài giai đoạn lợi ích dương của quan hệ quốc tế hóa và hiệu quả.</w:t>
       </w:r>
     </w:p>
     <w:p>
@@ -1139,7 +1425,7 @@
         <w:pStyle w:val="BodyText"/>
       </w:pPr>
       <w:r>
-        <w:t xml:space="preserve">Ngoài các cơ chế điều tiết, mô hình còn bao gồm một yếu tố động thái quan trọng: hình dạng phi tuyến của quan hệ I–P (điểm uốn của chữ U ngược) không cố định theo thời gian mà có thể thay đổi khi bối cảnh thể chế và năng lực doanh nghiệp thay đổi theo chiều dọc, đặc biệt rõ rệt ở các nền kinh tế chuyển đổi nhanh như Trung Quốc.</w:t>
+        <w:t xml:space="preserve">Ngoài các cơ chế điều tiết, mô hình còn bao gồm một yếu tố động thái quan trọng: hình dạng phi tuyến của quan hệ quốc tế hóa và hiệu quả (điểm uốn của chữ U ngược) không cố định theo thời gian mà có thể thay đổi khi bối cảnh thể chế và năng lực doanh nghiệp thay đổi theo chiều dọc, đặc biệt rõ rệt ở các nền kinh tế chuyển đổi nhanh như Trung Quốc.</w:t>
       </w:r>
     </w:p>
     <w:p>
@@ -1149,20 +1435,20 @@
       <w:r>
         <w:drawing>
           <wp:inline>
-            <wp:extent cx="5753100" cy="3558086"/>
+            <wp:extent cx="5753100" cy="2991039"/>
             <wp:effectExtent b="0" l="0" r="0" t="0"/>
-            <wp:docPr descr="Hình 2.1. Khung khái niệm tích hợp đa tầng CDCM cho quan hệ Quốc tế hóa–Hiệu quả tại châu Á" title="" id="39" name="Picture"/>
+            <wp:docPr descr="Hình 2.1. Khung khái niệm tích hợp đa tầng CDCM cho quan hệ Quốc tế hóa–Hiệu quả tại châu Á" title="" id="41" name="Picture"/>
             <a:graphic>
               <a:graphicData uri="http://schemas.openxmlformats.org/drawingml/2006/picture">
                 <pic:pic>
                   <pic:nvPicPr>
-                    <pic:cNvPr descr="figures/fig_2_1_cdcm_conceptual_model.png" id="40" name="Picture"/>
+                    <pic:cNvPr descr="figures/fig_2_1_cdcm_conceptual_model.png" id="42" name="Picture"/>
                     <pic:cNvPicPr>
                       <a:picLocks noChangeArrowheads="1" noChangeAspect="1"/>
                     </pic:cNvPicPr>
                   </pic:nvPicPr>
                   <pic:blipFill>
-                    <a:blip r:embed="rId38"/>
+                    <a:blip r:embed="rId40"/>
                     <a:stretch>
                       <a:fillRect/>
                     </a:stretch>
@@ -1170,7 +1456,7 @@
                   <pic:spPr bwMode="auto">
                     <a:xfrm>
                       <a:off x="0" y="0"/>
-                      <a:ext cx="5753100" cy="3558086"/>
+                      <a:ext cx="5753100" cy="2991039"/>
                     </a:xfrm>
                     <a:prstGeom prst="rect">
                       <a:avLst/>
@@ -1232,11 +1518,11 @@
           <w:iCs/>
           <w:i/>
         </w:rPr>
-        <w:t xml:space="preserve">Nguồn: tác giả xây dựng dựa trên Uppsala, RBV, lý thuyết thể chế, lý thuyết thượng tầng quản trị và digital capability lens.</w:t>
-      </w:r>
-    </w:p>
-    <w:bookmarkEnd w:id="41"/>
-    <w:bookmarkStart w:id="42" w:name="giả-thuyết-h1-phi-tuyến-chữ-u-ngược"/>
+        <w:t xml:space="preserve">Nguồn: tác giả xây dựng dựa trên mô hình Uppsala, lý thuyết dựa trên nguồn lực, lý thuyết thể chế, lý thuyết thượng tầng quản trị và lăng kính năng lực số.</w:t>
+      </w:r>
+    </w:p>
+    <w:bookmarkEnd w:id="43"/>
+    <w:bookmarkStart w:id="44" w:name="giả-thuyết-h1-phi-tuyến-chữ-u-ngược"/>
     <w:p>
       <w:pPr>
         <w:pStyle w:val="Heading3"/>
@@ -1250,11 +1536,11 @@
         <w:pStyle w:val="FirstParagraph"/>
       </w:pPr>
       <w:r>
-        <w:t xml:space="preserve">Trên cơ sở lý thuyết từ Uppsala về chi phí thâm nhập giai đoạn đầu, RBV về lợi thế cạnh tranh tích lũy ở giai đoạn trung, và lý thuyết chi phí giao dịch về sự phức tạp điều phối ở giai đoạn mở rộng quá mức, giả thuyết H1 được phát biểu như sau. Quan hệ giữa mức độ quốc tế hóa và hiệu quả hoạt động của các doanh nghiệp ở các quốc gia châu Á có dạng phi tuyến chữ U ngược, với một điểm điểm uốn tối ưu trước khi chi phí điều phối và bất định vượt qua lợi ích từ mở rộng thị trường quốc tế. Cơ sở lý thuyết trực tiếp bao gồm mô hình đường cong chữ S của Lu và Beamish (2004), lý thuyết ba giai đoạn của Contractor et al. (2003), và bằng chứng chữ U ngược ban đầu của Hitt et al. (1997).</w:t>
-      </w:r>
-    </w:p>
-    <w:bookmarkEnd w:id="42"/>
-    <w:bookmarkStart w:id="43" w:name="X1e4f3f6a2f993a9a6e6b8e711bb6f577a973378"/>
+        <w:t xml:space="preserve">Trên cơ sở lý thuyết từ Uppsala về chi phí thâm nhập giai đoạn đầu, lý thuyết dựa trên nguồn lực về lợi thế cạnh tranh tích lũy ở giai đoạn trung, và lý thuyết chi phí giao dịch về sự phức tạp điều phối ở giai đoạn mở rộng quá mức, giả thuyết H1 được phát biểu như sau. Quan hệ giữa mức độ quốc tế hóa và hiệu quả hoạt động kinh doanh của các doanh nghiệp ở các quốc gia châu Á có dạng phi tuyến chữ U ngược, với một điểm uốn tối ưu trước khi chi phí điều phối và bất định vượt qua lợi ích từ mở rộng thị trường quốc tế. Cơ sở lý thuyết trực tiếp bao gồm mô hình đường cong chữ S của Lu và Beamish (2004), lý thuyết ba giai đoạn của Contractor et al. (2003), và bằng chứng chữ U ngược ban đầu của Hitt et al. (1997).</w:t>
+      </w:r>
+    </w:p>
+    <w:bookmarkEnd w:id="44"/>
+    <w:bookmarkStart w:id="45" w:name="X1e4f3f6a2f993a9a6e6b8e711bb6f577a973378"/>
     <w:p>
       <w:pPr>
         <w:pStyle w:val="Heading3"/>
@@ -1276,7 +1562,7 @@
         <w:pStyle w:val="BodyText"/>
       </w:pPr>
       <w:r>
-        <w:t xml:space="preserve">Tại các nền kinh tế SIDS (Nhóm VI ICRV), cả ba điều kiện này đồng thời bị vi phạm: thị trường nội địa cực nhỏ buộc các doanh nghiệp phải xuất khẩu không phải vì có lợi thế cạnh tranh mà vì thiếu cầu nội địa đủ lớn để duy trì hoạt động (xuất khẩu bắt buộc); chi phí hậu cần và vận chuyển cực cao do địa lý đảo xa và phân tán làm suy giảm biên lợi nhuận ở mọi mức FSTS; và hỗ trợ thể chế (logistics, tài chính thương mại, năng lực xúc tiến xuất khẩu) thiếu hụt nghiêm trọng. Khi ba điều kiện này đồng thời không được đáp ứng, quan hệ I–P không chỉ mất đi phần lợi ích giai đoạn đầu của chữ U ngược mà có thể chuyển thành</w:t>
+        <w:t xml:space="preserve">Tại các nền kinh tế SIDS (Nhóm VI ICRV), cả ba điều kiện này đồng thời bị vi phạm: thị trường nội địa cực nhỏ buộc các doanh nghiệp phải xuất khẩu không phải vì có lợi thế cạnh tranh mà vì thiếu cầu nội địa đủ lớn để duy trì hoạt động (xuất khẩu bắt buộc); chi phí hậu cần và vận chuyển cực cao do địa lý đảo xa và phân tán làm suy giảm biên lợi nhuận ở mọi mức FSTS; và hỗ trợ thể chế (logistics, tài chính thương mại, năng lực xúc tiến xuất khẩu) thiếu hụt nghiêm trọng. Khi ba điều kiện này đồng thời không được đáp ứng, quan hệ quốc tế hóa và hiệu quả không chỉ mất đi phần lợi ích giai đoạn đầu của chữ U ngược mà có thể chuyển thành</w:t>
       </w:r>
       <w:r>
         <w:t xml:space="preserve"> </w:t>
@@ -1289,15 +1575,15 @@
         <w:t xml:space="preserve">quan hệ âm đơn điệu không có điểm uốn</w:t>
       </w:r>
       <w:r>
-        <w:t xml:space="preserve">, tức là điều kiện biên lý thuyết nơi mọi mức độ quốc tế hóa đều gây tổn hại đến hiệu quả doanh nghiệp.</w:t>
-      </w:r>
-    </w:p>
-    <w:p>
-      <w:pPr>
-        <w:pStyle w:val="BodyText"/>
-      </w:pPr>
-      <w:r>
-        <w:t xml:space="preserve">Giả thuyết H1b được phát biểu như sau. Tại các nền kinh tế SIDS (ICRV Nhóm VI), mối quan hệ giữa mức độ quốc tế hóa (FSTS) và hiệu quả hoạt động doanh nghiệp (năng suất lao động) là</w:t>
+        <w:t xml:space="preserve">, tức là điều kiện biên lý thuyết nơi mọi mức độ quốc tế hóa đều gây tổn hại đến hiệu quả hoạt động kinh doanh của doanh nghiệp.</w:t>
+      </w:r>
+    </w:p>
+    <w:p>
+      <w:pPr>
+        <w:pStyle w:val="BodyText"/>
+      </w:pPr>
+      <w:r>
+        <w:t xml:space="preserve">Giả thuyết H1b được phát biểu như sau. Tại các nền kinh tế SIDS (ICRV Nhóm VI), mối quan hệ giữa mức độ quốc tế hóa (FSTS) và hiệu quả hoạt động kinh doanh của doanh nghiệp (năng suất lao động) là</w:t>
       </w:r>
       <w:r>
         <w:t xml:space="preserve"> </w:t>
@@ -1310,16 +1596,90 @@
         <w:t xml:space="preserve">âm đơn điệu</w:t>
       </w:r>
       <w:r>
-        <w:t xml:space="preserve">, không có điểm điểm uốn trong phạm vi dữ liệu, phản ánh gánh nặng quốc tế hóa bắt buộc (Forced Internationalization Penalty, FIP) nơi doanh nghiệp xuất khẩu để sinh tồn chứ không phải để khai thác lợi thế cạnh tranh. Cơ sở lý thuyết bao gồm Institutional Theory (North, 1990), lý thuyết chi phí giao dịch (Williamson, 1985), Khanna và Palepu (2010) về khoảng trống thể chế, và Lall (2004) về SIDS structural constraints.</w:t>
-      </w:r>
-    </w:p>
-    <w:bookmarkEnd w:id="43"/>
-    <w:bookmarkStart w:id="44" w:name="X4e283c765855921a9a0bf70a9d0a980f4bd502f"/>
+        <w:t xml:space="preserve">, không có điểm uốn trong phạm vi dữ liệu, phản ánh gánh nặng quốc tế hóa bắt buộc (Forced Internationalization Penalty, FIP) nơi doanh nghiệp xuất khẩu để sinh tồn chứ không phải để khai thác lợi thế cạnh tranh. Cơ sở lý thuyết bao gồm lý thuyết thể chế (North, 1990), lý thuyết chi phí giao dịch (Williamson, 1985), Khanna và Palepu (2010) về khoảng trống thể chế, và Lall (2004) về các ràng buộc cấu trúc của các nền kinh tế đảo nhỏ.</w:t>
+      </w:r>
+    </w:p>
+    <w:p>
+      <w:pPr>
+        <w:pStyle w:val="BodyText"/>
+      </w:pPr>
+      <w:r>
+        <w:t xml:space="preserve">Một yêu cầu lý thuyết quan trọng đối với H1b là phân biệt FIP như một điều kiện biên thực chất với khả năng quan hệ âm đơn điệu chỉ là sản phẩm của cỡ mẫu nhỏ hoặc miền FSTS bị giới hạn. Sự phân biệt này có thể bác bỏ được về mặt thực nghiệm: nếu FIP là một cấu trúc thực, kiểm định Lind và Mehlum (2010) sẽ không phát hiện một cực đại nội vùng ngay cả khi độ phủ dữ liệu đủ rộng, và dấu của hiệu ứng biên phải âm ở cả hai biên của miền quan sát; ngược lại, nếu quan hệ âm chỉ phản ánh thiếu sức mạnh thống kê hay cắt cụt phạm vi, một cực đại nội vùng sẽ lộ ra khi mở rộng độ phủ. Đặc thù phân phối FSTS tại SIDS củng cố cách đọc cấu trúc: khối lượng doanh nghiệp tập trung ở vùng xuất khẩu cao do cưỡng bức xuất khẩu chứ không phải ở vùng FSTS thấp, nên một kết quả âm đơn điệu không thể quy cho việc thiếu quan sát ở đuôi trên của miền. Do đó H1b được phát biểu như một mệnh đề có thể kiểm sai: việc phát hiện một điểm uốn nội vùng có ý nghĩa tại SIDS khi dữ liệu đủ phủ sẽ phủ định FIP, đặt khái niệm này dưới một tiêu chí nhận dạng minh bạch chứ không phải một diễn giải hậu nghiệm.</w:t>
+      </w:r>
+    </w:p>
+    <w:bookmarkEnd w:id="45"/>
+    <w:bookmarkStart w:id="46" w:name="X77542e96d397194da81f646ed654aabb6633d54"/>
     <w:p>
       <w:pPr>
         <w:pStyle w:val="Heading3"/>
       </w:pPr>
       <w:r>
+        <w:t xml:space="preserve">2.5.2c Điều kiện biên H1c: Tan biến ngưỡng dưới biến động thể chế tích lũy</w:t>
+      </w:r>
+    </w:p>
+    <w:p>
+      <w:pPr>
+        <w:pStyle w:val="FirstParagraph"/>
+      </w:pPr>
+      <w:r>
+        <w:t xml:space="preserve">Trong khi H6 dự báo ngưỡng (điểm uốn)</w:t>
+      </w:r>
+      <w:r>
+        <w:t xml:space="preserve"> </w:t>
+      </w:r>
+      <w:r>
+        <w:rPr>
+          <w:bCs/>
+          <w:b/>
+        </w:rPr>
+        <w:t xml:space="preserve">dịch chuyển</w:t>
+      </w:r>
+      <w:r>
+        <w:t xml:space="preserve"> </w:t>
+      </w:r>
+      <w:r>
+        <w:t xml:space="preserve">một cách có trật tự theo quá trình trưởng thành năng lực và thể chế, một khả năng đối lập về mặt lý thuyết là ngưỡng</w:t>
+      </w:r>
+      <w:r>
+        <w:t xml:space="preserve"> </w:t>
+      </w:r>
+      <w:r>
+        <w:rPr>
+          <w:bCs/>
+          <w:b/>
+        </w:rPr>
+        <w:t xml:space="preserve">tan biến</w:t>
+      </w:r>
+      <w:r>
+        <w:t xml:space="preserve"> </w:t>
+      </w:r>
+      <w:r>
+        <w:t xml:space="preserve">dưới một chuỗi cú sốc thể chế dồn dập, khi đó cấu trúc chữ U ngược không còn được nhận diện. Giả thuyết H1c được phát biểu như sau. Ở nền kinh tế trải qua biến động thể chế tích lũy cực đoan qua các giai đoạn (điển hình là Ấn Độ trong nghiên cứu thành phần P9), cấu trúc chữ U ngược của quan hệ quốc tế hóa và hiệu quả</w:t>
+      </w:r>
+      <w:r>
+        <w:t xml:space="preserve"> </w:t>
+      </w:r>
+      <w:r>
+        <w:rPr>
+          <w:bCs/>
+          <w:b/>
+        </w:rPr>
+        <w:t xml:space="preserve">tan biến theo thời gian</w:t>
+      </w:r>
+      <w:r>
+        <w:t xml:space="preserve"> </w:t>
+      </w:r>
+      <w:r>
+        <w:t xml:space="preserve">(điểm uốn dịch chuyển rồi biến mất trong miền dữ liệu), phản ánh sự phá vỡ cấu trúc chứ không phải dịch chuyển tiệm tiến. H1c là điều kiện biên thứ hai của H1 (bên cạnh H1b), phân biệt rõ với H6 ở chỗ H6 mô tả dịch chuyển có trật tự còn H1c mô tả mất cấu trúc cấu trúc. Cơ sở lý thuyết bao gồm North (1990) về bất định thể chế, Banalieva và Dhanaraj (2019), và bằng chứng đa đợt của P9.</w:t>
+      </w:r>
+    </w:p>
+    <w:bookmarkEnd w:id="46"/>
+    <w:bookmarkStart w:id="47" w:name="X4e283c765855921a9a0bf70a9d0a980f4bd502f"/>
+    <w:p>
+      <w:pPr>
+        <w:pStyle w:val="Heading3"/>
+      </w:pPr>
+      <w:r>
         <w:t xml:space="preserve">2.5.3 Giả thuyết H2: Điều tiết bởi năng lực công nghệ (TCI)</w:t>
       </w:r>
     </w:p>
@@ -1328,11 +1688,19 @@
         <w:pStyle w:val="FirstParagraph"/>
       </w:pPr>
       <w:r>
-        <w:t xml:space="preserve">Dựa trên RBV (Barney, 1991) và lý thuyết năng lực động (Teece et al., 1997), năng lực công nghệ là một nguồn lực VRIN giúp doanh nghiệp khai thác lợi ích từ quốc tế hóa hiệu quả hơn. Giả thuyết H2 được phát biểu như sau. Năng lực công nghệ (TCI) làm gia tăng tác động tích cực của quốc tế hóa lên hiệu quả hoạt động của doanh nghiệp, bằng cách nâng mặt bằng hiệu quả tổng thể và làm giảm chi phí học hỏi thị trường quốc tế, do đó làm dịch chuyển đường quan hệ I–P lên cao hơn và có thể điều chỉnh vị trí của điểm điểm uốn. Cơ sở lý thuyết bao gồm Barney (1991), Teece et al. (1997), và Bhandari et al. (2023).</w:t>
-      </w:r>
-    </w:p>
-    <w:bookmarkEnd w:id="44"/>
-    <w:bookmarkStart w:id="45" w:name="X128abf7a15253174c605d07067219580799d526"/>
+        <w:t xml:space="preserve">Dựa trên lý thuyết dựa trên nguồn lực (Barney, 1991) và lý thuyết năng lực động (Teece et al., 1997), năng lực công nghệ là một nguồn lực thỏa mãn tiêu chí VRIN giúp doanh nghiệp khai thác lợi ích từ quốc tế hóa hiệu quả hơn. Giả thuyết H2 được phát biểu như sau. Năng lực công nghệ (TCI) làm gia tăng tác động tích cực của quốc tế hóa lên hiệu quả hoạt động kinh doanh của doanh nghiệp, bằng cách nâng mặt bằng hiệu quả tổng thể và làm giảm chi phí học hỏi thị trường quốc tế, do đó làm dịch chuyển đường quan hệ quốc tế hóa và hiệu quả lên cao hơn và có thể điều chỉnh vị trí của điểm uốn. Cơ sở lý thuyết bao gồm Barney (1991), Teece et al. (1997), và Bhandari et al. (2023).</w:t>
+      </w:r>
+    </w:p>
+    <w:p>
+      <w:pPr>
+        <w:pStyle w:val="BodyText"/>
+      </w:pPr>
+      <w:r>
+        <w:t xml:space="preserve">Cơ chế lý thuyết đứng sau H2 là năng lực hấp thụ: doanh nghiệp có năng lực công nghệ cao hơn xử lý tín hiệu thị trường quốc tế hiệu quả hơn, chuyển hóa tri thức bên ngoài thành cải thiện năng suất nhanh hơn, và do đó khấu hao chi phí gánh nặng người nước ngoài với tốc độ cao hơn (Cohen &amp; Levinthal, 1990). Vì cơ chế này vận hành chủ yếu qua việc nâng chiều sâu năng lực nội tại chứ không qua việc thay đổi bản chất đánh đổi của quốc tế hóa, dự đoán mạnh nhất là một hiệu ứng nâng mặt bằng phổ quát, trong khi hiệu ứng uốn lại đường cong, nếu có, sẽ phụ thuộc vào sự bổ trợ thể chế. Dự đoán này phù hợp với bằng chứng định hướng từ các nghiên cứu thành phần đơn quốc gia, nơi năng lực công nghệ liên tục xuất hiện như yếu tố nâng mặt bằng dương và có ý nghĩa, sẽ được kiểm định hệ thống ở Chương 4. Về mặt nhận dạng thực nghiệm, H2 hàm ý một mẫu hệ số phân biệt được: hệ số chính của TCI dương và có ý nghĩa (nâng mặt bằng), trong khi số hạng tương tác độ cong TCI × FSTS² không có ý nghĩa hoặc yếu (không uốn lại đường cong). Chính sự kết hợp giữa hiệu ứng mức mạnh và hiệu ứng độ cong yếu này là tiêu chí thực nghiệm cho phép tách H2 (nâng mặt bằng) khỏi H3 (uốn đường cong) ngay trong cùng một mô hình tương tác.</w:t>
+      </w:r>
+    </w:p>
+    <w:bookmarkEnd w:id="47"/>
+    <w:bookmarkStart w:id="48" w:name="X128abf7a15253174c605d07067219580799d526"/>
     <w:p>
       <w:pPr>
         <w:pStyle w:val="Heading3"/>
@@ -1346,11 +1714,19 @@
         <w:pStyle w:val="FirstParagraph"/>
       </w:pPr>
       <w:r>
-        <w:t xml:space="preserve">Phân biệt rõ với H2, DAI không có chiều sâu năng lực tổ chức như TCI nhưng có vai trò giảm thiểu chi phí phối hợp xuyên biên giới ở mức xuất khẩu cao. Giả thuyết H3 được phát biểu như sau. Chỉ số chấp nhận số (DAI) điều tiết mối quan hệ I–P, với vai trò bổ trợ rõ rệt hơn ở mức export intensity cao khi DAI giúp giảm chi phí phối hợp giao dịch xuyên biên giới, theo đó DAI làm thay đổi độ dốc của đường quan hệ I–P chứ không nhất thiết nâng mặt bằng hiệu quả như TCI. Cơ sở lý thuyết bao gồm Verhoef et al. (2021), Stallkamp và Schotter (2021), và Bustamante et al. (2022). Sự phân biệt cơ chế tác động giữa H2 và H3 là đóng góp lý thuyết quan trọng, cho phép phân tách TCI và DAI trong mô hình hồi quy thực nghiệm.</w:t>
-      </w:r>
-    </w:p>
-    <w:bookmarkEnd w:id="45"/>
-    <w:bookmarkStart w:id="46" w:name="X23e235aa1540adf65664378accbc0b6a13fdffd"/>
+        <w:t xml:space="preserve">Phân biệt rõ với H2, DAI không có chiều sâu năng lực tổ chức như TCI nhưng có vai trò giảm thiểu chi phí phối hợp xuyên biên giới ở mức xuất khẩu cao. Giả thuyết H3 được phát biểu như sau. Chỉ số chấp nhận số (DAI) điều tiết mối quan hệ quốc tế hóa và hiệu quả, với vai trò bổ trợ rõ rệt hơn ở mức cường độ xuất khẩu cao khi DAI giúp giảm chi phí phối hợp giao dịch xuyên biên giới, theo đó DAI làm thay đổi độ dốc của đường cong chứ không nhất thiết nâng mặt bằng hiệu quả như TCI. Cơ sở lý thuyết bao gồm Verhoef et al. (2021), Stallkamp và Schotter (2021), và Banalieva và Dhanaraj (2019). Sự phân biệt cơ chế tác động giữa H2 và H3 là đóng góp lý thuyết quan trọng, cho phép phân tách TCI và DAI trong mô hình hồi quy thực nghiệm.</w:t>
+      </w:r>
+    </w:p>
+    <w:p>
+      <w:pPr>
+        <w:pStyle w:val="BodyText"/>
+      </w:pPr>
+      <w:r>
+        <w:t xml:space="preserve">Cơ chế đứng sau H3 là sự nén chi phí phối hợp ở nhánh đi xuống của đường cong. Khi cường độ xuất khẩu tăng cao, chi phí điều phối nhiều thị trường, múi giờ và chuỗi cung ứng phân tán là một nguồn chính kéo năng suất đi xuống; công cụ số làm giảm chính loại chi phí này thông qua kênh giao tiếp, theo dõi đơn hàng và phối hợp số hóa. Vì lý do đó, hiệu ứng dự kiến của DAI tập trung ở việc làm thoải nhánh đi xuống và đẩy điểm uốn về phía phải, tức một hiệu ứng uốn đường cong, khác về bản chất với hiệu ứng nâng mặt bằng của TCI. Tương ứng, H3 dự đoán một mẫu hệ số đối ngược với H2: số hạng tương tác DAI × FSTS² (hoặc DAI × FSTS) có ý nghĩa, biểu thị thay đổi độ cong hoặc độ dốc, trong khi hiệu ứng mức chính của DAI không nhất thiết mạnh. Cặp tiêu chí nhận dạng đối ngược này, hiệu ứng mức không kèm uốn cong cho H2 so với uốn cong không nhất thiết kèm hiệu ứng mức cho H3, khiến hai giả thuyết có thể phân biệt và bác bỏ độc lập trong khung tương tác, thay vì chỉ là hai cách diễn đạt cho cùng một hiệu ứng năng lực số. Tuy nhiên, vì cơ chế này phụ thuộc vào việc hạ tầng số có định hướng xuyên biên giới hay không, sức mạnh của hiệu ứng uốn được dự báo là phụ thuộc bối cảnh thể chế chứ không phổ quát, một dự đoán có điều kiện sẽ được kiểm chứng trong khung CDCM.</w:t>
+      </w:r>
+    </w:p>
+    <w:bookmarkEnd w:id="48"/>
+    <w:bookmarkStart w:id="49" w:name="X23e235aa1540adf65664378accbc0b6a13fdffd"/>
     <w:p>
       <w:pPr>
         <w:pStyle w:val="Heading3"/>
@@ -1364,11 +1740,19 @@
         <w:pStyle w:val="FirstParagraph"/>
       </w:pPr>
       <w:r>
-        <w:t xml:space="preserve">Dựa trên Upper Echelons Theory (Hambrick &amp; Mason, 1984; Hambrick, 2007), quyết định chiến lược quốc tế hóa và khả năng chuyển hóa nó thành hiệu quả phụ thuộc vào đặc điểm nhận thức và kinh nghiệm của nhà quản trị. Giả thuyết H4 được phát biểu như sau. Kinh nghiệm quản trị và giới tính nữ của nhà quản trị cấp cao làm mạnh hơn tác động tích cực của quốc tế hóa lên hiệu quả hoạt động, thông qua cơ chế nâng cao nhận thức chiến lược quốc tế và quản trị rủi ro thận trọng hơn trong quá trình mở rộng quốc tế. Cơ sở lý thuyết bao gồm Hambrick và Mason (1984), Hsu et al. (2013), và Post và Byron (2015); bằng chứng thực nghiệm ở cấp doanh nghiệp cho thấy kinh nghiệm và giới tính của nhà quản trị có thể điều tiết quan hệ quốc tế hóa–hiệu quả (Phan, Do, &amp; Phan, 2020; Phan et al., 2021; Do &amp; Phan, 2025).</w:t>
-      </w:r>
-    </w:p>
-    <w:bookmarkEnd w:id="46"/>
-    <w:bookmarkStart w:id="47" w:name="X1090b4891c9abf48d7aab0f24d22e9d66d1b02d"/>
+        <w:t xml:space="preserve">Dựa trên lý thuyết thượng tầng quản trị (Hambrick &amp; Mason, 1984; Hambrick, 2007), quyết định chiến lược quốc tế hóa và khả năng chuyển hóa nó thành hiệu quả phụ thuộc vào đặc điểm nhận thức và kinh nghiệm của nhà quản trị. Giả thuyết H4 được phát biểu như sau. Kinh nghiệm quản trị và giới tính nữ của nhà quản trị cấp cao làm mạnh hơn tác động tích cực của quốc tế hóa lên hiệu quả hoạt động, thông qua cơ chế nâng cao nhận thức chiến lược quốc tế và quản trị rủi ro thận trọng hơn trong quá trình mở rộng quốc tế. Cơ sở lý thuyết bao gồm Hambrick và Mason (1984), Hsu et al. (2013), và Post và Byron (2015); bằng chứng thực nghiệm ở cấp doanh nghiệp cho thấy kinh nghiệm và giới tính của nhà quản trị có thể điều tiết quan hệ quốc tế hóa và hiệu quả (Phan, Do, &amp; Phan, 2020b; Phan et al., 2021; Do &amp; Phan, 2025).</w:t>
+      </w:r>
+    </w:p>
+    <w:p>
+      <w:pPr>
+        <w:pStyle w:val="BodyText"/>
+      </w:pPr>
+      <w:r>
+        <w:t xml:space="preserve">Cơ chế đứng sau H4 là vai trò của trường nhận thức quản trị: kinh nghiệm và sự đa dạng trong đội ngũ lãnh đạo cấp cao định hình cách doanh nghiệp diễn giải rủi ro và cơ hội quốc tế, qua đó điều tiết chất lượng của các quyết định quốc tế hóa thay vì tác động trực tiếp lên mức hiệu quả (Nielsen, 2010). Cần lưu ý rằng dự đoán về dấu của hiệu ứng giới tính phụ thuộc vào thước đo hiệu quả và đặc tả mô hình: khi đo bằng lợi nhuận và mô hình hóa như điều tiết độ dốc, hiệu ứng dự kiến là dương; khi đo bằng năng suất và ước lượng như hiệu ứng mức ở mẫu gộp đa quốc gia, hệ số có thể âm do chọn lọc cấu thành. Sự phụ thuộc thước đo và bối cảnh này được xử lý tường minh trong phần tổng hợp bằng chứng ở Chương 4 và Chương 5, nên H4 được khung lại như một giả thuyết về điều tiết chất lượng quyết định chứ không phải về một hiệu ứng mức phổ quát.</w:t>
+      </w:r>
+    </w:p>
+    <w:bookmarkEnd w:id="49"/>
+    <w:bookmarkStart w:id="50" w:name="X1090b4891c9abf48d7aab0f24d22e9d66d1b02d"/>
     <w:p>
       <w:pPr>
         <w:pStyle w:val="Heading3"/>
@@ -1382,35 +1766,33 @@
         <w:pStyle w:val="FirstParagraph"/>
       </w:pPr>
       <w:r>
-        <w:t xml:space="preserve">Trên cơ sở Institutional Theory (North, 1990; Khanna &amp; Palepu, 2010), chất lượng thể chế tạo ra chi phí giao dịch và rủi ro khác nhau, do đó điều tiết đáng kể mối quan hệ I–P. Giả thuyết H5 được phát biểu như sau. Chất lượng thể chế theo khung ICRV điều tiết tác động của các rào cản thể chế (institutional obstacles) lên hiệu quả hoạt động trong quá trình quốc tế hóa, với chỉ số chấp nhận số (DAI) đóng vai trò</w:t>
-      </w:r>
-      <w:r>
-        <w:t xml:space="preserve"> </w:t>
-      </w:r>
-      <w:r>
-        <w:t xml:space="preserve">“</w:t>
-      </w:r>
-      <w:r>
-        <w:t xml:space="preserve">lá chắn số</w:t>
-      </w:r>
-      <w:r>
-        <w:t xml:space="preserve">”</w:t>
-      </w:r>
-      <w:r>
-        <w:t xml:space="preserve"> </w:t>
-      </w:r>
-      <w:r>
-        <w:t xml:space="preserve">(digital shield) giúp bù đắp một phần khoảng trống thể chế; cường độ điều tiết này giảm dần theo gradient ICRV từ các nền kinh tế frontier (Nhóm V–VI, điều tiết mạnh nhất) đến các nền kinh tế tiên tiến (Nhóm I, điều tiết yếu nhất). Cơ sở lý thuyết bao gồm North (1990), Khanna và Palepu (2010), và Marano et al. (2016).</w:t>
-      </w:r>
-    </w:p>
-    <w:bookmarkEnd w:id="47"/>
-    <w:bookmarkStart w:id="48" w:name="Xef57ba07d4a873fdbd0fe03fe237e0edc9cc461"/>
+        <w:t xml:space="preserve">Trên cơ sở lý thuyết thể chế (North, 1990; Khanna &amp; Palepu, 2010), chất lượng thể chế tạo ra chi phí giao dịch và rủi ro khác nhau, do đó điều tiết đáng kể mối quan hệ quốc tế hóa và hiệu quả. Giả thuyết H5 được phát biểu như sau. Chất lượng thể chế theo khung ICRV điều tiết tác động của các rào cản thể chế lên hiệu quả hoạt động trong quá trình quốc tế hóa, với chỉ số chấp nhận số (DAI) đóng vai trò lá chắn số giúp bù đắp một phần khoảng trống thể chế; cường độ điều tiết này giảm dần theo phổ thể chế ICRV từ các nền kinh tế biên thể chế yếu (Nhóm V và VI, điều tiết mạnh nhất) đến các nền kinh tế tiên tiến (Nhóm I, điều tiết yếu nhất). Cơ sở lý thuyết bao gồm North (1990), Khanna và Palepu (2010), và Marano et al. (2016).</w:t>
+      </w:r>
+    </w:p>
+    <w:p>
+      <w:pPr>
+        <w:pStyle w:val="BodyText"/>
+      </w:pPr>
+      <w:r>
+        <w:t xml:space="preserve">Cơ chế đứng sau H5 là sự thay thế giữa thể chế và năng lực: nơi thể chế nền yếu, mỗi đơn vị năng lực doanh nghiệp, đặc biệt là năng lực số, tạo ra khác biệt cạnh tranh lớn hơn vì nó bù đắp cho hạ tầng thể chế còn thiếu; nơi thể chế đã mạnh, biên đóng góp của cùng năng lực đó nhỏ hơn vì môi trường đã cung cấp phần lớn sự bảo đảm cần thiết cho giao dịch xuyên biên giới. Logic thay thế này hàm ý một dự đoán phổ thể chế có hướng: vai trò điều tiết của thể chế, và của lá chắn số gắn với nó, mạnh nhất ở biên dưới của phổ thể chế ICRV và yếu dần khi tiến lên biên trên. Đây chính là dự đoán định hướng mà luận án kiểm định bằng cả phân tích tổng hợp theo nhóm thể chế và ước lượng điểm uốn trong từng chế độ ICRV ở Chương 4.</w:t>
+      </w:r>
+    </w:p>
+    <w:p>
+      <w:pPr>
+        <w:pStyle w:val="BodyText"/>
+      </w:pPr>
+      <w:r>
+        <w:t xml:space="preserve">Một phản biện hiển nhiên đối với logic thay thế này là tính bổ trợ hạ tầng: chính những nền kinh tế có thể chế yếu nhất cũng thường có hạ tầng số kém phát triển nhất, nên có thể lập luận rằng lá chắn số phát huy tác dụng yếu nhất chứ không phải mạnh nhất ở biên dưới của phổ thể chế. Luận án giải quyết căng thẳng giữa thay thế và bổ trợ này bằng cách lưu ý rằng thành phần DAI được vận hành hóa ở tầng nền tảng nhất (sự hiện diện web và giao dịch số cơ bản), tức loại công cụ ít đòi hỏi hạ tầng dày nhất và vẫn khả thi trên hạ tầng mỏng; ở tầng này, lợi ích chủ yếu đến từ việc hạ chi phí tìm kiếm và thông tin trong trao đổi xuyên biên giới, vốn chính là những chi phí mà khoảng trống thể chế khuếch đại. Vì vậy cơ chế thay thế được dự báo trội hơn cơ chế bổ trợ trong dải năng lực số nền tảng mà luận án đo lường; song chính sự phụ thuộc tầng đo lường này hàm ý rằng hiệu ứng lá chắn có thể đảo chiều ở các tầng số đòi hỏi hạ tầng cao hơn, một ranh giới phạm vi áp dụng được thừa nhận tường minh và sẽ được nối lại trong phần hạn chế đo lường DAI ở Chương 5.</w:t>
+      </w:r>
+    </w:p>
+    <w:bookmarkEnd w:id="50"/>
+    <w:bookmarkStart w:id="51" w:name="X8b9587988b635c8582ee20f72207ba35b82be6a"/>
     <w:p>
       <w:pPr>
         <w:pStyle w:val="Heading3"/>
       </w:pPr>
       <w:r>
-        <w:t xml:space="preserve">2.5.7 Giả thuyết H6: Dị biệt thời gian trong quan hệ I–P</w:t>
+        <w:t xml:space="preserve">2.5.7 Giả thuyết H6: Dị biệt thời gian trong quan hệ quốc tế hóa và hiệu quả</w:t>
       </w:r>
     </w:p>
     <w:p>
@@ -1418,7 +1800,791 @@
         <w:pStyle w:val="FirstParagraph"/>
       </w:pPr>
       <w:r>
-        <w:t xml:space="preserve">Dựa trên quan sát về tốc độ chuyển đổi số và thay đổi thể chế rất nhanh ở một số nền kinh tế châu Á, đặc biệt Trung Quốc, quan hệ I–P không nhất thiết ổn định theo thời gian. Giả thuyết H6 được phát biểu như sau. Hình dạng phi tuyến của quan hệ I–P, cụ thể là vị trí của điểm điểm uốn và độ cong của đường quan hệ, thay đổi theo thời gian trong các nền kinh tế chuyển đổi nhanh, phản ánh sự phát triển của năng lực doanh nghiệp và cải thiện điều kiện thể chế qua các giai đoạn. Cơ sở lý thuyết bao gồm Wu et al. (2022), Xiao et al. (2013), và Banalieva và Dhanaraj (2019). Bằng chứng từ nghiên cứu thành phần P2 về sự ổn định tương đối của điểm uốn Trung Quốc giữa 2012 và 2024 (Paternoster z = +0,82, p = .412, không bác bỏ bằng nhau) cung cấp cơ sở thực nghiệm bổ sung cho việc kiểm định H6 ở cấp độ luận án.</w:t>
+        <w:t xml:space="preserve">Dựa trên quan sát về tốc độ chuyển đổi số và thay đổi thể chế rất nhanh ở một số nền kinh tế châu Á, đặc biệt Trung Quốc, quan hệ quốc tế hóa và hiệu quả không nhất thiết ổn định theo thời gian. Giả thuyết H6 được phát biểu như sau. Hình dạng phi tuyến của quan hệ, cụ thể là vị trí của điểm uốn và độ cong của đường quan hệ, thay đổi theo thời gian trong các nền kinh tế chuyển đổi nhanh, phản ánh sự phát triển của năng lực doanh nghiệp và cải thiện điều kiện thể chế qua các giai đoạn. Cơ sở lý thuyết bao gồm Wu et al. (2022), Xiao et al. (2013), và Banalieva và Dhanaraj (2019).</w:t>
+      </w:r>
+    </w:p>
+    <w:p>
+      <w:pPr>
+        <w:pStyle w:val="BodyText"/>
+      </w:pPr>
+      <w:r>
+        <w:t xml:space="preserve">Việc kiểm định H6 đòi hỏi phân biệt hai khả năng đối lập về mặt lý thuyết: dịch chuyển ngưỡng do trưởng thành năng lực và thể chế (một quá trình tiệm tiến, có trật tự) so với mất cấu trúc ngưỡng do biến động thể chế tích lũy (một quá trình phá vỡ cấu trúc). Bằng chứng từ hai bối cảnh tương phản trong luận án phục vụ chính sự phân biệt này. Tại Trung Quốc, nghiên cứu thành phần P5 cho thấy điểm uốn ổn định tương đối giữa 2012 và 2024 (kiểm định Paternoster</w:t>
+      </w:r>
+      <w:r>
+        <w:t xml:space="preserve"> </w:t>
+      </w:r>
+      <m:oMath>
+        <m:r>
+          <m:t>z</m:t>
+        </m:r>
+        <m:r>
+          <m:rPr>
+            <m:sty m:val="p"/>
+          </m:rPr>
+          <m:t>=</m:t>
+        </m:r>
+        <m:r>
+          <m:rPr>
+            <m:sty m:val="p"/>
+          </m:rPr>
+          <m:t>+</m:t>
+        </m:r>
+        <m:r>
+          <m:t>0</m:t>
+        </m:r>
+        <m:r>
+          <m:rPr>
+            <m:sty m:val="p"/>
+          </m:rPr>
+          <m:t>,</m:t>
+        </m:r>
+        <m:r>
+          <m:t>82</m:t>
+        </m:r>
+      </m:oMath>
+      <w:r>
+        <w:t xml:space="preserve">,</w:t>
+      </w:r>
+      <w:r>
+        <w:t xml:space="preserve"> </w:t>
+      </w:r>
+      <m:oMath>
+        <m:r>
+          <m:t>p</m:t>
+        </m:r>
+        <m:r>
+          <m:rPr>
+            <m:sty m:val="p"/>
+          </m:rPr>
+          <m:t>=</m:t>
+        </m:r>
+        <m:r>
+          <m:rPr>
+            <m:sty m:val="p"/>
+          </m:rPr>
+          <m:t>,</m:t>
+        </m:r>
+        <m:r>
+          <m:t>412</m:t>
+        </m:r>
+      </m:oMath>
+      <w:r>
+        <w:t xml:space="preserve">, không bác bỏ tính bằng nhau), nhất quán với một quá trình trưởng thành có trật tự. Ngược lại, bằng chứng Ấn Độ (P9) cho thấy ngưỡng có thể mất cấu trúc dưới một chuỗi cú sốc thể chế dồn dập. Đặt cạnh nhau, hai trường hợp này tinh chỉnh H6 thành một mệnh đề có điều kiện: dị biệt thời gian của quan hệ là hàm của tốc độ và biên độ thay đổi thể chế tích lũy, chứ không phải một xu hướng đơn điệu theo thời gian.</w:t>
+      </w:r>
+    </w:p>
+    <w:bookmarkEnd w:id="51"/>
+    <w:bookmarkStart w:id="52" w:name="tổng-hợp-hệ-giả-thuyết"/>
+    <w:p>
+      <w:pPr>
+        <w:pStyle w:val="Heading3"/>
+      </w:pPr>
+      <w:r>
+        <w:t xml:space="preserve">2.5.8 Tổng hợp hệ giả thuyết</w:t>
+      </w:r>
+    </w:p>
+    <w:p>
+      <w:pPr>
+        <w:pStyle w:val="FirstParagraph"/>
+      </w:pPr>
+      <w:r>
+        <w:t xml:space="preserve">Bảy giả thuyết nêu trên được tổng hợp trong Bảng 2.2, làm rõ với mỗi giả thuyết bốn yếu tố: phát biểu tóm tắt, dấu kỳ vọng của hệ số, cơ sở lý thuyết nền và biến đo lường cùng kiểm định tương ứng. Cách trình bày này bảo đảm mỗi giả thuyết đều được suy ra từ lý thuyết (không phải rút ra từ quan sát thực nghiệm) và đều gắn với một thao tác kiểm định cụ thể trong Chương 3 và Chương 4. Ba giả thuyết điều tiết H2, H3, H5 cùng vận hành trên một đường quan hệ chính (H1), tương ứng ba tầng của khung CDCM; H1b là điều kiện biên của H1 tại nhóm thể chế yếu nhất; H4 và H6 bổ sung tầng cá nhân và chiều thời gian.</w:t>
+      </w:r>
+    </w:p>
+    <w:p>
+      <w:pPr>
+        <w:pStyle w:val="BodyText"/>
+      </w:pPr>
+      <w:r>
+        <w:rPr>
+          <w:bCs/>
+          <w:b/>
+        </w:rPr>
+        <w:t xml:space="preserve">Bảng 2.2.</w:t>
+      </w:r>
+      <w:r>
+        <w:t xml:space="preserve"> </w:t>
+      </w:r>
+      <w:r>
+        <w:rPr>
+          <w:iCs/>
+          <w:i/>
+        </w:rPr>
+        <w:t xml:space="preserve">Tổng hợp hệ giả thuyết nghiên cứu: phát biểu, dấu kỳ vọng, cơ sở lý thuyết và biến kiểm định.</w:t>
+      </w:r>
+    </w:p>
+    <w:tbl>
+      <w:tblPr>
+        <w:tblStyle w:val="Table"/>
+        <w:tblW w:type="pct" w:w="5000"/>
+        <w:tblLook w:firstRow="1" w:lastRow="0" w:firstColumn="0" w:lastColumn="0" w:noHBand="0" w:noVBand="0" w:val="0020"/>
+        <w:jc w:val="start"/>
+      </w:tblPr>
+      <w:tblGrid>
+        <w:gridCol w:w="1584"/>
+        <w:gridCol w:w="1584"/>
+        <w:gridCol w:w="1584"/>
+        <w:gridCol w:w="1584"/>
+        <w:gridCol w:w="1584"/>
+      </w:tblGrid>
+      <w:tr>
+        <w:trPr>
+          <w:tblHeader w:val="true"/>
+        </w:trPr>
+        <w:tc>
+          <w:tcPr/>
+          <w:p>
+            <w:pPr>
+              <w:pStyle w:val="Compact"/>
+              <w:jc w:val="left"/>
+            </w:pPr>
+            <w:r>
+              <w:t xml:space="preserve">Giả thuyết</w:t>
+            </w:r>
+          </w:p>
+        </w:tc>
+        <w:tc>
+          <w:tcPr/>
+          <w:p>
+            <w:pPr>
+              <w:pStyle w:val="Compact"/>
+              <w:jc w:val="left"/>
+            </w:pPr>
+            <w:r>
+              <w:t xml:space="preserve">Phát biểu tóm tắt</w:t>
+            </w:r>
+          </w:p>
+        </w:tc>
+        <w:tc>
+          <w:tcPr/>
+          <w:p>
+            <w:pPr>
+              <w:pStyle w:val="Compact"/>
+              <w:jc w:val="left"/>
+            </w:pPr>
+            <w:r>
+              <w:t xml:space="preserve">Dấu kỳ vọng</w:t>
+            </w:r>
+          </w:p>
+        </w:tc>
+        <w:tc>
+          <w:tcPr/>
+          <w:p>
+            <w:pPr>
+              <w:pStyle w:val="Compact"/>
+              <w:jc w:val="left"/>
+            </w:pPr>
+            <w:r>
+              <w:t xml:space="preserve">Cơ sở lý thuyết</w:t>
+            </w:r>
+          </w:p>
+        </w:tc>
+        <w:tc>
+          <w:tcPr/>
+          <w:p>
+            <w:pPr>
+              <w:pStyle w:val="Compact"/>
+              <w:jc w:val="left"/>
+            </w:pPr>
+            <w:r>
+              <w:t xml:space="preserve">Biến / kiểm định</w:t>
+            </w:r>
+          </w:p>
+        </w:tc>
+      </w:tr>
+      <w:tr>
+        <w:tc>
+          <w:tcPr/>
+          <w:p>
+            <w:pPr>
+              <w:pStyle w:val="Compact"/>
+              <w:jc w:val="left"/>
+            </w:pPr>
+            <w:r>
+              <w:rPr>
+                <w:bCs/>
+                <w:b/>
+              </w:rPr>
+              <w:t xml:space="preserve">H1</w:t>
+            </w:r>
+          </w:p>
+        </w:tc>
+        <w:tc>
+          <w:tcPr/>
+          <w:p>
+            <w:pPr>
+              <w:pStyle w:val="Compact"/>
+              <w:jc w:val="left"/>
+            </w:pPr>
+            <w:r>
+              <w:t xml:space="preserve">Quan hệ quốc tế hóa và hiệu quả có dạng phi tuyến chữ U ngược</w:t>
+            </w:r>
+          </w:p>
+        </w:tc>
+        <w:tc>
+          <w:tcPr/>
+          <w:p>
+            <w:pPr>
+              <w:pStyle w:val="Compact"/>
+              <w:jc w:val="left"/>
+            </w:pPr>
+            <m:oMath>
+              <m:sSub>
+                <m:e>
+                  <m:r>
+                    <m:t>β</m:t>
+                  </m:r>
+                </m:e>
+                <m:sub>
+                  <m:r>
+                    <m:t>1</m:t>
+                  </m:r>
+                </m:sub>
+              </m:sSub>
+              <m:r>
+                <m:rPr>
+                  <m:sty m:val="p"/>
+                </m:rPr>
+                <m:t>&gt;</m:t>
+              </m:r>
+              <m:r>
+                <m:t>0</m:t>
+              </m:r>
+            </m:oMath>
+            <w:r>
+              <w:t xml:space="preserve">;</w:t>
+            </w:r>
+            <w:r>
+              <w:t xml:space="preserve"> </w:t>
+            </w:r>
+            <m:oMath>
+              <m:sSub>
+                <m:e>
+                  <m:r>
+                    <m:t>β</m:t>
+                  </m:r>
+                </m:e>
+                <m:sub>
+                  <m:r>
+                    <m:t>2</m:t>
+                  </m:r>
+                </m:sub>
+              </m:sSub>
+              <m:r>
+                <m:rPr>
+                  <m:sty m:val="p"/>
+                </m:rPr>
+                <m:t>&lt;</m:t>
+              </m:r>
+              <m:r>
+                <m:t>0</m:t>
+              </m:r>
+            </m:oMath>
+          </w:p>
+        </w:tc>
+        <w:tc>
+          <w:tcPr/>
+          <w:p>
+            <w:pPr>
+              <w:pStyle w:val="Compact"/>
+              <w:jc w:val="left"/>
+            </w:pPr>
+            <w:r>
+              <w:t xml:space="preserve">Mô hình Uppsala; Lu và Beamish (2004)</w:t>
+            </w:r>
+          </w:p>
+        </w:tc>
+        <w:tc>
+          <w:tcPr/>
+          <w:p>
+            <w:pPr>
+              <w:pStyle w:val="Compact"/>
+              <w:jc w:val="left"/>
+            </w:pPr>
+            <w:r>
+              <w:t xml:space="preserve">FSTS, FSTS²; kiểm định Lind–Mehlum</w:t>
+            </w:r>
+          </w:p>
+        </w:tc>
+      </w:tr>
+      <w:tr>
+        <w:tc>
+          <w:tcPr/>
+          <w:p>
+            <w:pPr>
+              <w:pStyle w:val="Compact"/>
+              <w:jc w:val="left"/>
+            </w:pPr>
+            <w:r>
+              <w:rPr>
+                <w:bCs/>
+                <w:b/>
+              </w:rPr>
+              <w:t xml:space="preserve">H1b</w:t>
+            </w:r>
+          </w:p>
+        </w:tc>
+        <w:tc>
+          <w:tcPr/>
+          <w:p>
+            <w:pPr>
+              <w:pStyle w:val="Compact"/>
+              <w:jc w:val="left"/>
+            </w:pPr>
+            <w:r>
+              <w:t xml:space="preserve">Tại nhóm SIDS (ICRV VI), quan hệ âm đơn điệu, không điểm uốn (gánh nặng quốc tế hóa bắt buộc, FIP)</w:t>
+            </w:r>
+          </w:p>
+        </w:tc>
+        <w:tc>
+          <w:tcPr/>
+          <w:p>
+            <w:pPr>
+              <w:pStyle w:val="Compact"/>
+              <w:jc w:val="left"/>
+            </w:pPr>
+            <m:oMath>
+              <m:r>
+                <m:t>β</m:t>
+              </m:r>
+              <m:d>
+                <m:dPr>
+                  <m:begChr m:val="("/>
+                  <m:endChr m:val=")"/>
+                  <m:sepChr m:val=""/>
+                  <m:grow/>
+                </m:dPr>
+                <m:e>
+                  <m:r>
+                    <m:rPr>
+                      <m:nor/>
+                      <m:sty m:val="p"/>
+                    </m:rPr>
+                    <m:t>FSTS</m:t>
+                  </m:r>
+                </m:e>
+              </m:d>
+              <m:r>
+                <m:rPr>
+                  <m:sty m:val="p"/>
+                </m:rPr>
+                <m:t>&lt;</m:t>
+              </m:r>
+              <m:r>
+                <m:t>0</m:t>
+              </m:r>
+            </m:oMath>
+          </w:p>
+        </w:tc>
+        <w:tc>
+          <w:tcPr/>
+          <w:p>
+            <w:pPr>
+              <w:pStyle w:val="Compact"/>
+              <w:jc w:val="left"/>
+            </w:pPr>
+            <w:r>
+              <w:t xml:space="preserve">Lý thuyết thể chế (North, 1990); chi phí giao dịch (Williamson, 1985); Lall (2004)</w:t>
+            </w:r>
+          </w:p>
+        </w:tc>
+        <w:tc>
+          <w:tcPr/>
+          <w:p>
+            <w:pPr>
+              <w:pStyle w:val="Compact"/>
+              <w:jc w:val="left"/>
+            </w:pPr>
+            <w:r>
+              <w:t xml:space="preserve">FSTS trên mẫu SIDS; kiểm tra không tồn tại điểm uốn</w:t>
+            </w:r>
+          </w:p>
+        </w:tc>
+      </w:tr>
+      <w:tr>
+        <w:tc>
+          <w:tcPr/>
+          <w:p>
+            <w:pPr>
+              <w:pStyle w:val="Compact"/>
+              <w:jc w:val="left"/>
+            </w:pPr>
+            <w:r>
+              <w:rPr>
+                <w:bCs/>
+                <w:b/>
+              </w:rPr>
+              <w:t xml:space="preserve">H2</w:t>
+            </w:r>
+          </w:p>
+        </w:tc>
+        <w:tc>
+          <w:tcPr/>
+          <w:p>
+            <w:pPr>
+              <w:pStyle w:val="Compact"/>
+              <w:jc w:val="left"/>
+            </w:pPr>
+            <w:r>
+              <w:t xml:space="preserve">Năng lực công nghệ (TCI) điều tiết dương, nâng mặt bằng hiệu quả và có thể dịch chuyển điểm uốn</w:t>
+            </w:r>
+          </w:p>
+        </w:tc>
+        <w:tc>
+          <w:tcPr/>
+          <w:p>
+            <w:pPr>
+              <w:pStyle w:val="Compact"/>
+              <w:jc w:val="left"/>
+            </w:pPr>
+            <m:oMath>
+              <m:r>
+                <m:rPr>
+                  <m:sty m:val="p"/>
+                </m:rPr>
+                <m:t>+</m:t>
+              </m:r>
+            </m:oMath>
+          </w:p>
+        </w:tc>
+        <w:tc>
+          <w:tcPr/>
+          <w:p>
+            <w:pPr>
+              <w:pStyle w:val="Compact"/>
+              <w:jc w:val="left"/>
+            </w:pPr>
+            <w:r>
+              <w:t xml:space="preserve">Lý thuyết dựa trên nguồn lực (Barney, 1991); năng lực động (Teece et al., 1997)</w:t>
+            </w:r>
+          </w:p>
+        </w:tc>
+        <w:tc>
+          <w:tcPr/>
+          <w:p>
+            <w:pPr>
+              <w:pStyle w:val="Compact"/>
+              <w:jc w:val="left"/>
+            </w:pPr>
+            <w:r>
+              <w:t xml:space="preserve">TCI; TCI × FSTS; TCI × FSTS²</w:t>
+            </w:r>
+          </w:p>
+        </w:tc>
+      </w:tr>
+      <w:tr>
+        <w:tc>
+          <w:tcPr/>
+          <w:p>
+            <w:pPr>
+              <w:pStyle w:val="Compact"/>
+              <w:jc w:val="left"/>
+            </w:pPr>
+            <w:r>
+              <w:rPr>
+                <w:bCs/>
+                <w:b/>
+              </w:rPr>
+              <w:t xml:space="preserve">H3</w:t>
+            </w:r>
+          </w:p>
+        </w:tc>
+        <w:tc>
+          <w:tcPr/>
+          <w:p>
+            <w:pPr>
+              <w:pStyle w:val="Compact"/>
+              <w:jc w:val="left"/>
+            </w:pPr>
+            <w:r>
+              <w:t xml:space="preserve">Chấp nhận số (DAI) điều tiết, uốn đường cong rõ hơn ở cường độ xuất khẩu cao (giảm chi phí phối hợp)</w:t>
+            </w:r>
+          </w:p>
+        </w:tc>
+        <w:tc>
+          <w:tcPr/>
+          <w:p>
+            <w:pPr>
+              <w:pStyle w:val="Compact"/>
+              <w:jc w:val="left"/>
+            </w:pPr>
+            <m:oMath>
+              <m:r>
+                <m:rPr>
+                  <m:sty m:val="p"/>
+                </m:rPr>
+                <m:t>+</m:t>
+              </m:r>
+            </m:oMath>
+            <w:r>
+              <w:t xml:space="preserve"> </w:t>
+            </w:r>
+            <w:r>
+              <w:t xml:space="preserve">(đổi độ dốc)</w:t>
+            </w:r>
+          </w:p>
+        </w:tc>
+        <w:tc>
+          <w:tcPr/>
+          <w:p>
+            <w:pPr>
+              <w:pStyle w:val="Compact"/>
+              <w:jc w:val="left"/>
+            </w:pPr>
+            <w:r>
+              <w:t xml:space="preserve">Verhoef et al. (2021); Stallkamp và Schotter (2021); Banalieva và Dhanaraj (2019)</w:t>
+            </w:r>
+          </w:p>
+        </w:tc>
+        <w:tc>
+          <w:tcPr/>
+          <w:p>
+            <w:pPr>
+              <w:pStyle w:val="Compact"/>
+              <w:jc w:val="left"/>
+            </w:pPr>
+            <w:r>
+              <w:t xml:space="preserve">DAI; DAI × FSTS; DAI × FSTS²</w:t>
+            </w:r>
+          </w:p>
+        </w:tc>
+      </w:tr>
+      <w:tr>
+        <w:tc>
+          <w:tcPr/>
+          <w:p>
+            <w:pPr>
+              <w:pStyle w:val="Compact"/>
+              <w:jc w:val="left"/>
+            </w:pPr>
+            <w:r>
+              <w:rPr>
+                <w:bCs/>
+                <w:b/>
+              </w:rPr>
+              <w:t xml:space="preserve">H4</w:t>
+            </w:r>
+          </w:p>
+        </w:tc>
+        <w:tc>
+          <w:tcPr/>
+          <w:p>
+            <w:pPr>
+              <w:pStyle w:val="Compact"/>
+              <w:jc w:val="left"/>
+            </w:pPr>
+            <w:r>
+              <w:t xml:space="preserve">Kinh nghiệm và giới tính nữ của nhà quản trị cấp cao điều tiết dương quan hệ quốc tế hóa và hiệu quả</w:t>
+            </w:r>
+          </w:p>
+        </w:tc>
+        <w:tc>
+          <w:tcPr/>
+          <w:p>
+            <w:pPr>
+              <w:pStyle w:val="Compact"/>
+              <w:jc w:val="left"/>
+            </w:pPr>
+            <m:oMath>
+              <m:r>
+                <m:rPr>
+                  <m:sty m:val="p"/>
+                </m:rPr>
+                <m:t>+</m:t>
+              </m:r>
+            </m:oMath>
+          </w:p>
+        </w:tc>
+        <w:tc>
+          <w:tcPr/>
+          <w:p>
+            <w:pPr>
+              <w:pStyle w:val="Compact"/>
+              <w:jc w:val="left"/>
+            </w:pPr>
+            <w:r>
+              <w:t xml:space="preserve">Lý thuyết thượng tầng quản trị (Hambrick và Mason, 1984); Post và Byron (2015)</w:t>
+            </w:r>
+          </w:p>
+        </w:tc>
+        <w:tc>
+          <w:tcPr/>
+          <w:p>
+            <w:pPr>
+              <w:pStyle w:val="Compact"/>
+              <w:jc w:val="left"/>
+            </w:pPr>
+            <w:r>
+              <w:t xml:space="preserve">Kinh nghiệm, giới tính × FSTS</w:t>
+            </w:r>
+          </w:p>
+        </w:tc>
+      </w:tr>
+      <w:tr>
+        <w:tc>
+          <w:tcPr/>
+          <w:p>
+            <w:pPr>
+              <w:pStyle w:val="Compact"/>
+              <w:jc w:val="left"/>
+            </w:pPr>
+            <w:r>
+              <w:rPr>
+                <w:bCs/>
+                <w:b/>
+              </w:rPr>
+              <w:t xml:space="preserve">H5</w:t>
+            </w:r>
+          </w:p>
+        </w:tc>
+        <w:tc>
+          <w:tcPr/>
+          <w:p>
+            <w:pPr>
+              <w:pStyle w:val="Compact"/>
+              <w:jc w:val="left"/>
+            </w:pPr>
+            <w:r>
+              <w:t xml:space="preserve">Chất lượng thể chế (phổ thể chế ICRV) điều tiết; tác động mạnh nhất ở nhóm thể chế yếu, giảm dần đến nhóm tiên tiến</w:t>
+            </w:r>
+          </w:p>
+        </w:tc>
+        <w:tc>
+          <w:tcPr/>
+          <w:p>
+            <w:pPr>
+              <w:pStyle w:val="Compact"/>
+              <w:jc w:val="left"/>
+            </w:pPr>
+            <m:oMath>
+              <m:r>
+                <m:rPr>
+                  <m:sty m:val="p"/>
+                </m:rPr>
+                <m:t>+</m:t>
+              </m:r>
+              <m:r>
+                <m:rPr>
+                  <m:sty m:val="p"/>
+                </m:rPr>
+                <m:t>/</m:t>
+              </m:r>
+              <m:r>
+                <m:rPr>
+                  <m:sty m:val="p"/>
+                </m:rPr>
+                <m:t>−</m:t>
+              </m:r>
+            </m:oMath>
+            <w:r>
+              <w:t xml:space="preserve"> </w:t>
+            </w:r>
+            <w:r>
+              <w:t xml:space="preserve">theo phổ thể chế</w:t>
+            </w:r>
+          </w:p>
+        </w:tc>
+        <w:tc>
+          <w:tcPr/>
+          <w:p>
+            <w:pPr>
+              <w:pStyle w:val="Compact"/>
+              <w:jc w:val="left"/>
+            </w:pPr>
+            <w:r>
+              <w:t xml:space="preserve">Lý thuyết thể chế (North, 1990; Khanna và Palepu, 2010); Marano et al. (2016)</w:t>
+            </w:r>
+          </w:p>
+        </w:tc>
+        <w:tc>
+          <w:tcPr/>
+          <w:p>
+            <w:pPr>
+              <w:pStyle w:val="Compact"/>
+              <w:jc w:val="left"/>
+            </w:pPr>
+            <w:r>
+              <w:t xml:space="preserve">ICRV × FSTS; ICRV × FSTS²</w:t>
+            </w:r>
+          </w:p>
+        </w:tc>
+      </w:tr>
+      <w:tr>
+        <w:tc>
+          <w:tcPr/>
+          <w:p>
+            <w:pPr>
+              <w:pStyle w:val="Compact"/>
+              <w:jc w:val="left"/>
+            </w:pPr>
+            <w:r>
+              <w:rPr>
+                <w:bCs/>
+                <w:b/>
+              </w:rPr>
+              <w:t xml:space="preserve">H6</w:t>
+            </w:r>
+          </w:p>
+        </w:tc>
+        <w:tc>
+          <w:tcPr/>
+          <w:p>
+            <w:pPr>
+              <w:pStyle w:val="Compact"/>
+              <w:jc w:val="left"/>
+            </w:pPr>
+            <w:r>
+              <w:t xml:space="preserve">Dạng hàm (vị trí điểm uốn, độ cong) dịch chuyển theo thời gian ở nền kinh tế chuyển đổi nhanh</w:t>
+            </w:r>
+          </w:p>
+        </w:tc>
+        <w:tc>
+          <w:tcPr/>
+          <w:p>
+            <w:pPr>
+              <w:pStyle w:val="Compact"/>
+              <w:jc w:val="left"/>
+            </w:pPr>
+            <w:r>
+              <w:t xml:space="preserve">Thay đổi theo thời gian</w:t>
+            </w:r>
+          </w:p>
+        </w:tc>
+        <w:tc>
+          <w:tcPr/>
+          <w:p>
+            <w:pPr>
+              <w:pStyle w:val="Compact"/>
+              <w:jc w:val="left"/>
+            </w:pPr>
+            <w:r>
+              <w:t xml:space="preserve">Wu et al. (2022); Xiao et al. (2013); Banalieva và Dhanaraj (2019)</w:t>
+            </w:r>
+          </w:p>
+        </w:tc>
+        <w:tc>
+          <w:tcPr/>
+          <w:p>
+            <w:pPr>
+              <w:pStyle w:val="Compact"/>
+              <w:jc w:val="left"/>
+            </w:pPr>
+            <w:r>
+              <w:t xml:space="preserve">So sánh đa đợt khảo sát; kiểm định Paternoster</w:t>
+            </w:r>
+          </w:p>
+        </w:tc>
+      </w:tr>
+    </w:tbl>
+    <w:p>
+      <w:pPr>
+        <w:pStyle w:val="BodyText"/>
+      </w:pPr>
+      <w:r>
+        <w:rPr>
+          <w:iCs/>
+          <w:i/>
+        </w:rPr>
+        <w:t xml:space="preserve">Ghi chú: FSTS = tỷ lệ doanh thu nước ngoài trên tổng doanh thu (cường độ xuất khẩu); TCI = chỉ số năng lực công nghệ; DAI = chỉ số chấp nhận số; ICRV = khung phân loại chế độ bối cảnh thể chế sáu nhóm; FIP = gánh nặng quốc tế hóa bắt buộc. Dấu kỳ vọng tham chiếu hệ số của số hạng tương tác tương ứng. Nguồn: tác giả tổng hợp.</w:t>
       </w:r>
     </w:p>
     <w:p>
@@ -1428,14 +2594,14 @@
         </w:pict>
       </w:r>
     </w:p>
-    <w:bookmarkEnd w:id="48"/>
-    <w:bookmarkStart w:id="49" w:name="Xf335a697a9ee7a16b4b110396196a58c357e907"/>
+    <w:bookmarkEnd w:id="52"/>
+    <w:bookmarkStart w:id="53" w:name="Xf335a697a9ee7a16b4b110396196a58c357e907"/>
     <w:p>
       <w:pPr>
         <w:pStyle w:val="Heading3"/>
       </w:pPr>
       <w:r>
-        <w:t xml:space="preserve">2.5.8 Ánh xạ giả thuyết và các nghiên cứu thành phần</w:t>
+        <w:t xml:space="preserve">2.5.9 Ánh xạ giả thuyết và các nghiên cứu thành phần</w:t>
       </w:r>
     </w:p>
     <w:p>
@@ -1443,7 +2609,7 @@
         <w:pStyle w:val="FirstParagraph"/>
       </w:pPr>
       <w:r>
-        <w:t xml:space="preserve">Luận án được phát triển gắn với một chuỗi nghiên cứu thành phần (ký hiệu P1–P10), mỗi nghiên cứu kiểm định một phần của hệ giả thuyết H1–H6 và điều kiện biên H1b trong một bối cảnh thể chế cụ thể. Bảng 2.1 ánh xạ các nghiên cứu thành phần với chương trình bày kết quả và các giả thuyết tương ứng.</w:t>
+        <w:t xml:space="preserve">Luận án được phát triển gắn với một chuỗi nghiên cứu thành phần (ký hiệu P1–P10 và một chương sách), mỗi nghiên cứu kiểm định một phần của hệ giả thuyết H1–H6 và điều kiện biên H1b trong một bối cảnh thể chế cụ thể. Bảng 2.1 ánh xạ các nghiên cứu thành phần với mục trình bày kết quả và các giả thuyết tương ứng.</w:t>
       </w:r>
     </w:p>
     <w:p>
@@ -1465,7 +2631,7 @@
           <w:iCs/>
           <w:i/>
         </w:rPr>
-        <w:t xml:space="preserve">Ánh xạ nghiên cứu thành phần, chương, giả thuyết.</w:t>
+        <w:t xml:space="preserve">Ánh xạ nghiên cứu thành phần, mục trình bày, giả thuyết.</w:t>
       </w:r>
     </w:p>
     <w:tbl>
@@ -1543,43 +2709,43 @@
               <w:jc w:val="left"/>
             </w:pPr>
             <w:r>
-              <w:t xml:space="preserve">P1–P2 (meta baseline, ICBEF 2024)</w:t>
-            </w:r>
-          </w:p>
-        </w:tc>
-        <w:tc>
-          <w:tcPr/>
-          <w:p>
-            <w:pPr>
-              <w:pStyle w:val="Compact"/>
-              <w:jc w:val="left"/>
-            </w:pPr>
-            <w:r>
-              <w:t xml:space="preserve">Toàn cầu/châu Á</w:t>
-            </w:r>
-          </w:p>
-        </w:tc>
-        <w:tc>
-          <w:tcPr/>
-          <w:p>
-            <w:pPr>
-              <w:pStyle w:val="Compact"/>
-              <w:jc w:val="left"/>
-            </w:pPr>
-            <w:r>
-              <w:t xml:space="preserve">Mục 2.3.2; Mục 4.2</w:t>
-            </w:r>
-          </w:p>
-        </w:tc>
-        <w:tc>
-          <w:tcPr/>
-          <w:p>
-            <w:pPr>
-              <w:pStyle w:val="Compact"/>
-              <w:jc w:val="left"/>
-            </w:pPr>
-            <w:r>
-              <w:t xml:space="preserve">Nền tảng cho H1, H5</w:t>
+              <w:t xml:space="preserve">P1: Cơ sở đa quốc gia (17 nền kinh tế)</w:t>
+            </w:r>
+          </w:p>
+        </w:tc>
+        <w:tc>
+          <w:tcPr/>
+          <w:p>
+            <w:pPr>
+              <w:pStyle w:val="Compact"/>
+              <w:jc w:val="left"/>
+            </w:pPr>
+            <w:r>
+              <w:t xml:space="preserve">Châu Á (đa nhóm)</w:t>
+            </w:r>
+          </w:p>
+        </w:tc>
+        <w:tc>
+          <w:tcPr/>
+          <w:p>
+            <w:pPr>
+              <w:pStyle w:val="Compact"/>
+              <w:jc w:val="left"/>
+            </w:pPr>
+            <w:r>
+              <w:t xml:space="preserve">Mục 2.3.3; Mục 4.1.7</w:t>
+            </w:r>
+          </w:p>
+        </w:tc>
+        <w:tc>
+          <w:tcPr/>
+          <w:p>
+            <w:pPr>
+              <w:pStyle w:val="Compact"/>
+              <w:jc w:val="left"/>
+            </w:pPr>
+            <w:r>
+              <w:t xml:space="preserve">Nền tảng cho H1, H2, H5</w:t>
             </w:r>
           </w:p>
         </w:tc>
@@ -1593,43 +2759,43 @@
               <w:jc w:val="left"/>
             </w:pPr>
             <w:r>
-              <w:t xml:space="preserve">P3: Việt Nam</w:t>
-            </w:r>
-          </w:p>
-        </w:tc>
-        <w:tc>
-          <w:tcPr/>
-          <w:p>
-            <w:pPr>
-              <w:pStyle w:val="Compact"/>
-              <w:jc w:val="left"/>
-            </w:pPr>
-            <w:r>
-              <w:t xml:space="preserve">Lower-middle transition (Nhóm IV)</w:t>
-            </w:r>
-          </w:p>
-        </w:tc>
-        <w:tc>
-          <w:tcPr/>
-          <w:p>
-            <w:pPr>
-              <w:pStyle w:val="Compact"/>
-              <w:jc w:val="left"/>
-            </w:pPr>
-            <w:r>
-              <w:t xml:space="preserve">Mục 4.5</w:t>
-            </w:r>
-          </w:p>
-        </w:tc>
-        <w:tc>
-          <w:tcPr/>
-          <w:p>
-            <w:pPr>
-              <w:pStyle w:val="Compact"/>
-              <w:jc w:val="left"/>
-            </w:pPr>
-            <w:r>
-              <w:t xml:space="preserve">H1, H2, H3</w:t>
+              <w:t xml:space="preserve">P2: Doanh nghiệp nhỏ và vừa Trung Quốc</w:t>
+            </w:r>
+          </w:p>
+        </w:tc>
+        <w:tc>
+          <w:tcPr/>
+          <w:p>
+            <w:pPr>
+              <w:pStyle w:val="Compact"/>
+              <w:jc w:val="left"/>
+            </w:pPr>
+            <w:r>
+              <w:t xml:space="preserve">Trung bình cao (Nhóm III)</w:t>
+            </w:r>
+          </w:p>
+        </w:tc>
+        <w:tc>
+          <w:tcPr/>
+          <w:p>
+            <w:pPr>
+              <w:pStyle w:val="Compact"/>
+              <w:jc w:val="left"/>
+            </w:pPr>
+            <w:r>
+              <w:t xml:space="preserve">Mục 2.3.3; Mục 4.4.8</w:t>
+            </w:r>
+          </w:p>
+        </w:tc>
+        <w:tc>
+          <w:tcPr/>
+          <w:p>
+            <w:pPr>
+              <w:pStyle w:val="Compact"/>
+              <w:jc w:val="left"/>
+            </w:pPr>
+            <w:r>
+              <w:t xml:space="preserve">Nền tảng cho H1</w:t>
             </w:r>
           </w:p>
         </w:tc>
@@ -1643,43 +2809,43 @@
               <w:jc w:val="left"/>
             </w:pPr>
             <w:r>
-              <w:t xml:space="preserve">P4: Singapore</w:t>
-            </w:r>
-          </w:p>
-        </w:tc>
-        <w:tc>
-          <w:tcPr/>
-          <w:p>
-            <w:pPr>
-              <w:pStyle w:val="Compact"/>
-              <w:jc w:val="left"/>
-            </w:pPr>
-            <w:r>
-              <w:t xml:space="preserve">Advanced đổi mới (Nhóm I)</w:t>
-            </w:r>
-          </w:p>
-        </w:tc>
-        <w:tc>
-          <w:tcPr/>
-          <w:p>
-            <w:pPr>
-              <w:pStyle w:val="Compact"/>
-              <w:jc w:val="left"/>
-            </w:pPr>
-            <w:r>
-              <w:t xml:space="preserve">Mục 4.3</w:t>
-            </w:r>
-          </w:p>
-        </w:tc>
-        <w:tc>
-          <w:tcPr/>
-          <w:p>
-            <w:pPr>
-              <w:pStyle w:val="Compact"/>
-              <w:jc w:val="left"/>
-            </w:pPr>
-            <w:r>
-              <w:t xml:space="preserve">H1, H3</w:t>
+              <w:t xml:space="preserve">P3: Việt Nam</w:t>
+            </w:r>
+          </w:p>
+        </w:tc>
+        <w:tc>
+          <w:tcPr/>
+          <w:p>
+            <w:pPr>
+              <w:pStyle w:val="Compact"/>
+              <w:jc w:val="left"/>
+            </w:pPr>
+            <w:r>
+              <w:t xml:space="preserve">Chuyển đổi thu nhập trung bình thấp (Nhóm IV)</w:t>
+            </w:r>
+          </w:p>
+        </w:tc>
+        <w:tc>
+          <w:tcPr/>
+          <w:p>
+            <w:pPr>
+              <w:pStyle w:val="Compact"/>
+              <w:jc w:val="left"/>
+            </w:pPr>
+            <w:r>
+              <w:t xml:space="preserve">Mục 4.5</w:t>
+            </w:r>
+          </w:p>
+        </w:tc>
+        <w:tc>
+          <w:tcPr/>
+          <w:p>
+            <w:pPr>
+              <w:pStyle w:val="Compact"/>
+              <w:jc w:val="left"/>
+            </w:pPr>
+            <w:r>
+              <w:t xml:space="preserve">H1, H2, H3</w:t>
             </w:r>
           </w:p>
         </w:tc>
@@ -1693,43 +2859,43 @@
               <w:jc w:val="left"/>
             </w:pPr>
             <w:r>
-              <w:t xml:space="preserve">P5: Trung Quốc 2012–2024</w:t>
-            </w:r>
-          </w:p>
-        </w:tc>
-        <w:tc>
-          <w:tcPr/>
-          <w:p>
-            <w:pPr>
-              <w:pStyle w:val="Compact"/>
-              <w:jc w:val="left"/>
-            </w:pPr>
-            <w:r>
-              <w:t xml:space="preserve">Upper-middle (Nhóm III)</w:t>
-            </w:r>
-          </w:p>
-        </w:tc>
-        <w:tc>
-          <w:tcPr/>
-          <w:p>
-            <w:pPr>
-              <w:pStyle w:val="Compact"/>
-              <w:jc w:val="left"/>
-            </w:pPr>
-            <w:r>
-              <w:t xml:space="preserve">Mục 4.4</w:t>
-            </w:r>
-          </w:p>
-        </w:tc>
-        <w:tc>
-          <w:tcPr/>
-          <w:p>
-            <w:pPr>
-              <w:pStyle w:val="Compact"/>
-              <w:jc w:val="left"/>
-            </w:pPr>
-            <w:r>
-              <w:t xml:space="preserve">H1, H6</w:t>
+              <w:t xml:space="preserve">P4: Singapore</w:t>
+            </w:r>
+          </w:p>
+        </w:tc>
+        <w:tc>
+          <w:tcPr/>
+          <w:p>
+            <w:pPr>
+              <w:pStyle w:val="Compact"/>
+              <w:jc w:val="left"/>
+            </w:pPr>
+            <w:r>
+              <w:t xml:space="preserve">Tiên tiến đổi mới (Nhóm I)</w:t>
+            </w:r>
+          </w:p>
+        </w:tc>
+        <w:tc>
+          <w:tcPr/>
+          <w:p>
+            <w:pPr>
+              <w:pStyle w:val="Compact"/>
+              <w:jc w:val="left"/>
+            </w:pPr>
+            <w:r>
+              <w:t xml:space="preserve">Mục 4.3</w:t>
+            </w:r>
+          </w:p>
+        </w:tc>
+        <w:tc>
+          <w:tcPr/>
+          <w:p>
+            <w:pPr>
+              <w:pStyle w:val="Compact"/>
+              <w:jc w:val="left"/>
+            </w:pPr>
+            <w:r>
+              <w:t xml:space="preserve">H1, H3</w:t>
             </w:r>
           </w:p>
         </w:tc>
@@ -1743,43 +2909,43 @@
               <w:jc w:val="left"/>
             </w:pPr>
             <w:r>
-              <w:t xml:space="preserve">P6: Meta-analysis ba tầng</w:t>
-            </w:r>
-          </w:p>
-        </w:tc>
-        <w:tc>
-          <w:tcPr/>
-          <w:p>
-            <w:pPr>
-              <w:pStyle w:val="Compact"/>
-              <w:jc w:val="left"/>
-            </w:pPr>
-            <w:r>
-              <w:t xml:space="preserve">Toàn bộ literature</w:t>
-            </w:r>
-          </w:p>
-        </w:tc>
-        <w:tc>
-          <w:tcPr/>
-          <w:p>
-            <w:pPr>
-              <w:pStyle w:val="Compact"/>
-              <w:jc w:val="left"/>
-            </w:pPr>
-            <w:r>
-              <w:t xml:space="preserve">Mục 4.2</w:t>
-            </w:r>
-          </w:p>
-        </w:tc>
-        <w:tc>
-          <w:tcPr/>
-          <w:p>
-            <w:pPr>
-              <w:pStyle w:val="Compact"/>
-              <w:jc w:val="left"/>
-            </w:pPr>
-            <w:r>
-              <w:t xml:space="preserve">H1, H5</w:t>
+              <w:t xml:space="preserve">P5: Trung Quốc 2012–2024</w:t>
+            </w:r>
+          </w:p>
+        </w:tc>
+        <w:tc>
+          <w:tcPr/>
+          <w:p>
+            <w:pPr>
+              <w:pStyle w:val="Compact"/>
+              <w:jc w:val="left"/>
+            </w:pPr>
+            <w:r>
+              <w:t xml:space="preserve">Trung bình cao (Nhóm III)</w:t>
+            </w:r>
+          </w:p>
+        </w:tc>
+        <w:tc>
+          <w:tcPr/>
+          <w:p>
+            <w:pPr>
+              <w:pStyle w:val="Compact"/>
+              <w:jc w:val="left"/>
+            </w:pPr>
+            <w:r>
+              <w:t xml:space="preserve">Mục 4.4</w:t>
+            </w:r>
+          </w:p>
+        </w:tc>
+        <w:tc>
+          <w:tcPr/>
+          <w:p>
+            <w:pPr>
+              <w:pStyle w:val="Compact"/>
+              <w:jc w:val="left"/>
+            </w:pPr>
+            <w:r>
+              <w:t xml:space="preserve">H1, H6</w:t>
             </w:r>
           </w:p>
         </w:tc>
@@ -1793,43 +2959,43 @@
               <w:jc w:val="left"/>
             </w:pPr>
             <w:r>
-              <w:t xml:space="preserve">P7: Capstone đa quốc gia (50 nền kinh tế)</w:t>
-            </w:r>
-          </w:p>
-        </w:tc>
-        <w:tc>
-          <w:tcPr/>
-          <w:p>
-            <w:pPr>
-              <w:pStyle w:val="Compact"/>
-              <w:jc w:val="left"/>
-            </w:pPr>
-            <w:r>
-              <w:t xml:space="preserve">Toàn bộ gradient ICRV</w:t>
-            </w:r>
-          </w:p>
-        </w:tc>
-        <w:tc>
-          <w:tcPr/>
-          <w:p>
-            <w:pPr>
-              <w:pStyle w:val="Compact"/>
-              <w:jc w:val="left"/>
-            </w:pPr>
-            <w:r>
-              <w:t xml:space="preserve">Mục 4.6</w:t>
-            </w:r>
-          </w:p>
-        </w:tc>
-        <w:tc>
-          <w:tcPr/>
-          <w:p>
-            <w:pPr>
-              <w:pStyle w:val="Compact"/>
-              <w:jc w:val="left"/>
-            </w:pPr>
-            <w:r>
-              <w:t xml:space="preserve">H1, H2, H3, H4, H5 (và tương tác tổng hợp ba chiều)</w:t>
+              <w:t xml:space="preserve">P6: Phân tích tổng hợp ba tầng</w:t>
+            </w:r>
+          </w:p>
+        </w:tc>
+        <w:tc>
+          <w:tcPr/>
+          <w:p>
+            <w:pPr>
+              <w:pStyle w:val="Compact"/>
+              <w:jc w:val="left"/>
+            </w:pPr>
+            <w:r>
+              <w:t xml:space="preserve">Toàn bộ tài liệu châu Á</w:t>
+            </w:r>
+          </w:p>
+        </w:tc>
+        <w:tc>
+          <w:tcPr/>
+          <w:p>
+            <w:pPr>
+              <w:pStyle w:val="Compact"/>
+              <w:jc w:val="left"/>
+            </w:pPr>
+            <w:r>
+              <w:t xml:space="preserve">Mục 4.2</w:t>
+            </w:r>
+          </w:p>
+        </w:tc>
+        <w:tc>
+          <w:tcPr/>
+          <w:p>
+            <w:pPr>
+              <w:pStyle w:val="Compact"/>
+              <w:jc w:val="left"/>
+            </w:pPr>
+            <w:r>
+              <w:t xml:space="preserve">H1, H5</w:t>
             </w:r>
           </w:p>
         </w:tc>
@@ -1843,43 +3009,43 @@
               <w:jc w:val="left"/>
             </w:pPr>
             <w:r>
-              <w:t xml:space="preserve">P8: Pacific SIDS (mẫu chính 7 nước, N=959; kiểm định độ vững mở rộng 9 nước Nhóm VI)</w:t>
-            </w:r>
-          </w:p>
-        </w:tc>
-        <w:tc>
-          <w:tcPr/>
-          <w:p>
-            <w:pPr>
-              <w:pStyle w:val="Compact"/>
-              <w:jc w:val="left"/>
-            </w:pPr>
-            <w:r>
-              <w:t xml:space="preserve">SIDS (Nhóm VI)</w:t>
-            </w:r>
-          </w:p>
-        </w:tc>
-        <w:tc>
-          <w:tcPr/>
-          <w:p>
-            <w:pPr>
-              <w:pStyle w:val="Compact"/>
-              <w:jc w:val="left"/>
-            </w:pPr>
-            <w:r>
-              <w:t xml:space="preserve">Mục 4.7</w:t>
-            </w:r>
-          </w:p>
-        </w:tc>
-        <w:tc>
-          <w:tcPr/>
-          <w:p>
-            <w:pPr>
-              <w:pStyle w:val="Compact"/>
-              <w:jc w:val="left"/>
-            </w:pPr>
-            <w:r>
-              <w:t xml:space="preserve">H1b (FIP)</w:t>
+              <w:t xml:space="preserve">P7: Toàn mẫu đa quốc gia (50 nền kinh tế)</w:t>
+            </w:r>
+          </w:p>
+        </w:tc>
+        <w:tc>
+          <w:tcPr/>
+          <w:p>
+            <w:pPr>
+              <w:pStyle w:val="Compact"/>
+              <w:jc w:val="left"/>
+            </w:pPr>
+            <w:r>
+              <w:t xml:space="preserve">Toàn bộ phổ thể chế ICRV</w:t>
+            </w:r>
+          </w:p>
+        </w:tc>
+        <w:tc>
+          <w:tcPr/>
+          <w:p>
+            <w:pPr>
+              <w:pStyle w:val="Compact"/>
+              <w:jc w:val="left"/>
+            </w:pPr>
+            <w:r>
+              <w:t xml:space="preserve">Mục 4.6</w:t>
+            </w:r>
+          </w:p>
+        </w:tc>
+        <w:tc>
+          <w:tcPr/>
+          <w:p>
+            <w:pPr>
+              <w:pStyle w:val="Compact"/>
+              <w:jc w:val="left"/>
+            </w:pPr>
+            <w:r>
+              <w:t xml:space="preserve">H1, H2, H3, H4, H5 (và tương tác tổng hợp ba chiều)</w:t>
             </w:r>
           </w:p>
         </w:tc>
@@ -1893,43 +3059,43 @@
               <w:jc w:val="left"/>
             </w:pPr>
             <w:r>
-              <w:t xml:space="preserve">P9: Ấn Độ 2014–2025</w:t>
-            </w:r>
-          </w:p>
-        </w:tc>
-        <w:tc>
-          <w:tcPr/>
-          <w:p>
-            <w:pPr>
-              <w:pStyle w:val="Compact"/>
-              <w:jc w:val="left"/>
-            </w:pPr>
-            <w:r>
-              <w:t xml:space="preserve">Lower-middle transition (Nhóm IV)</w:t>
-            </w:r>
-          </w:p>
-        </w:tc>
-        <w:tc>
-          <w:tcPr/>
-          <w:p>
-            <w:pPr>
-              <w:pStyle w:val="Compact"/>
-              <w:jc w:val="left"/>
-            </w:pPr>
-            <w:r>
-              <w:t xml:space="preserve">Mục 4.8</w:t>
-            </w:r>
-          </w:p>
-        </w:tc>
-        <w:tc>
-          <w:tcPr/>
-          <w:p>
-            <w:pPr>
-              <w:pStyle w:val="Compact"/>
-              <w:jc w:val="left"/>
-            </w:pPr>
-            <w:r>
-              <w:t xml:space="preserve">H1c (độ bền ngưỡng dưới biến động thể chế)</w:t>
+              <w:t xml:space="preserve">P8: Đảo nhỏ Thái Bình Dương (mẫu chính 7 nước, N=959; kiểm định độ vững mở rộng 9 nước Nhóm VI)</w:t>
+            </w:r>
+          </w:p>
+        </w:tc>
+        <w:tc>
+          <w:tcPr/>
+          <w:p>
+            <w:pPr>
+              <w:pStyle w:val="Compact"/>
+              <w:jc w:val="left"/>
+            </w:pPr>
+            <w:r>
+              <w:t xml:space="preserve">SIDS (Nhóm VI)</w:t>
+            </w:r>
+          </w:p>
+        </w:tc>
+        <w:tc>
+          <w:tcPr/>
+          <w:p>
+            <w:pPr>
+              <w:pStyle w:val="Compact"/>
+              <w:jc w:val="left"/>
+            </w:pPr>
+            <w:r>
+              <w:t xml:space="preserve">Mục 4.7</w:t>
+            </w:r>
+          </w:p>
+        </w:tc>
+        <w:tc>
+          <w:tcPr/>
+          <w:p>
+            <w:pPr>
+              <w:pStyle w:val="Compact"/>
+              <w:jc w:val="left"/>
+            </w:pPr>
+            <w:r>
+              <w:t xml:space="preserve">H1b (FIP)</w:t>
             </w:r>
           </w:p>
         </w:tc>
@@ -1943,6 +3109,56 @@
               <w:jc w:val="left"/>
             </w:pPr>
             <w:r>
+              <w:t xml:space="preserve">P9: Ấn Độ 2014–2025</w:t>
+            </w:r>
+          </w:p>
+        </w:tc>
+        <w:tc>
+          <w:tcPr/>
+          <w:p>
+            <w:pPr>
+              <w:pStyle w:val="Compact"/>
+              <w:jc w:val="left"/>
+            </w:pPr>
+            <w:r>
+              <w:t xml:space="preserve">Chuyển đổi thu nhập trung bình thấp (Nhóm IV)</w:t>
+            </w:r>
+          </w:p>
+        </w:tc>
+        <w:tc>
+          <w:tcPr/>
+          <w:p>
+            <w:pPr>
+              <w:pStyle w:val="Compact"/>
+              <w:jc w:val="left"/>
+            </w:pPr>
+            <w:r>
+              <w:t xml:space="preserve">Mục 4.8</w:t>
+            </w:r>
+          </w:p>
+        </w:tc>
+        <w:tc>
+          <w:tcPr/>
+          <w:p>
+            <w:pPr>
+              <w:pStyle w:val="Compact"/>
+              <w:jc w:val="left"/>
+            </w:pPr>
+            <w:r>
+              <w:t xml:space="preserve">H1c (độ bền ngưỡng dưới biến động thể chế)</w:t>
+            </w:r>
+          </w:p>
+        </w:tc>
+      </w:tr>
+      <w:tr>
+        <w:tc>
+          <w:tcPr/>
+          <w:p>
+            <w:pPr>
+              <w:pStyle w:val="Compact"/>
+              <w:jc w:val="left"/>
+            </w:pPr>
+            <w:r>
               <w:t xml:space="preserve">P10: Nhật Bản 2025</w:t>
             </w:r>
           </w:p>
@@ -1955,19 +3171,19 @@
               <w:jc w:val="left"/>
             </w:pPr>
             <w:r>
-              <w:t xml:space="preserve">Advanced đổi mới (Nhóm I)</w:t>
-            </w:r>
-          </w:p>
-        </w:tc>
-        <w:tc>
-          <w:tcPr/>
-          <w:p>
-            <w:pPr>
-              <w:pStyle w:val="Compact"/>
-              <w:jc w:val="left"/>
-            </w:pPr>
-            <w:r>
-              <w:t xml:space="preserve">Mục 4.1.5</w:t>
+              <w:t xml:space="preserve">Tiên tiến đổi mới (Nhóm I)</w:t>
+            </w:r>
+          </w:p>
+        </w:tc>
+        <w:tc>
+          <w:tcPr/>
+          <w:p>
+            <w:pPr>
+              <w:pStyle w:val="Compact"/>
+              <w:jc w:val="left"/>
+            </w:pPr>
+            <w:r>
+              <w:t xml:space="preserve">Mục 4.1.5; Mục 4.9</w:t>
             </w:r>
           </w:p>
         </w:tc>
@@ -1980,6 +3196,56 @@
             </w:pPr>
             <w:r>
               <w:t xml:space="preserve">H1 (dự đoán biên trên: gần tuyến tính)</w:t>
+            </w:r>
+          </w:p>
+        </w:tc>
+      </w:tr>
+      <w:tr>
+        <w:tc>
+          <w:tcPr/>
+          <w:p>
+            <w:pPr>
+              <w:pStyle w:val="Compact"/>
+              <w:jc w:val="left"/>
+            </w:pPr>
+            <w:r>
+              <w:t xml:space="preserve">Chương sách: Ấn Độ, quản trị cấp cao</w:t>
+            </w:r>
+          </w:p>
+        </w:tc>
+        <w:tc>
+          <w:tcPr/>
+          <w:p>
+            <w:pPr>
+              <w:pStyle w:val="Compact"/>
+              <w:jc w:val="left"/>
+            </w:pPr>
+            <w:r>
+              <w:t xml:space="preserve">Chuyển đổi thu nhập trung bình thấp (Nhóm IV)</w:t>
+            </w:r>
+          </w:p>
+        </w:tc>
+        <w:tc>
+          <w:tcPr/>
+          <w:p>
+            <w:pPr>
+              <w:pStyle w:val="Compact"/>
+              <w:jc w:val="left"/>
+            </w:pPr>
+            <w:r>
+              <w:t xml:space="preserve">Mục 4.8.4</w:t>
+            </w:r>
+          </w:p>
+        </w:tc>
+        <w:tc>
+          <w:tcPr/>
+          <w:p>
+            <w:pPr>
+              <w:pStyle w:val="Compact"/>
+              <w:jc w:val="left"/>
+            </w:pPr>
+            <w:r>
+              <w:t xml:space="preserve">H4 (điều tiết bởi đặc trưng quản trị)</w:t>
             </w:r>
           </w:p>
         </w:tc>
@@ -1994,12 +3260,12 @@
           <w:iCs/>
           <w:i/>
         </w:rPr>
-        <w:t xml:space="preserve">Ghi chú về ký hiệu: Hệ giả thuyết của luận án gồm sáu giả thuyết trọng tâm H1–H6 và một giả thuyết điều kiện biên H1b. Trong các mô hình thực nghiệm chi tiết ở Chương 3, một số nghiên cứu thành phần sử dụng các giả thuyết con (sub-hypotheses) lồng dưới hệ giả thuyết chính của luận án, cụ thể: H2b (kiểm định tính ổn định xuyên sóng của năng lực điều tiết, thuộc P5, lồng dưới H2/H6); H4a–H4b (kiểm định điều tiết độ cong theo năng lực, thuộc P5, lồng dưới H2); tương tác tổng hợp ba chiều của P7 (lồng dưới H3 và H5); E1a–E1b (kiểm định định hướng gradient ICRV, lồng dưới H5); và H1c (kiểm định tan biến ngưỡng chữ U ngược theo thời gian tại Ấn Độ, thuộc P9, lồng dưới H1 và H6). Các ký hiệu con này phục vụ độ chính xác kỹ thuật của từng mô hình và không làm thay đổi hệ giả thuyết trọng tâm H1–H6/H1b của luận án.</w:t>
-      </w:r>
-    </w:p>
-    <w:bookmarkEnd w:id="49"/>
-    <w:bookmarkEnd w:id="50"/>
-    <w:bookmarkStart w:id="51" w:name="tóm-tắt-chương"/>
+        <w:t xml:space="preserve">Ghi chú về ký hiệu: Hệ giả thuyết của luận án gồm sáu giả thuyết trọng tâm H1–H6 và một giả thuyết điều kiện biên H1b. Trong các mô hình thực nghiệm chi tiết ở Chương 3, một số nghiên cứu thành phần sử dụng các giả thuyết con (sub-hypotheses) lồng dưới hệ giả thuyết chính của luận án, cụ thể: H2b (kiểm định tính ổn định xuyên sóng của năng lực điều tiết, thuộc P5, lồng dưới H2/H6); H4a–H4b (kiểm định điều tiết độ cong theo năng lực, thuộc P5, lồng dưới H2); tương tác tổng hợp ba chiều của P7 (lồng dưới H3 và H5); E1a–E1b (kiểm định định hướng phổ thể chế ICRV, lồng dưới H5); và H1c (kiểm định tan biến ngưỡng chữ U ngược theo thời gian tại Ấn Độ, thuộc P9, lồng dưới H1 và H6). Các ký hiệu con này phục vụ độ chính xác kỹ thuật của từng mô hình và không làm thay đổi hệ giả thuyết trọng tâm H1–H6/H1b của luận án.</w:t>
+      </w:r>
+    </w:p>
+    <w:bookmarkEnd w:id="53"/>
+    <w:bookmarkEnd w:id="54"/>
+    <w:bookmarkStart w:id="55" w:name="tóm-tắt-chương"/>
     <w:p>
       <w:pPr>
         <w:pStyle w:val="Heading2"/>
@@ -2021,27 +3287,76 @@
         <w:pStyle w:val="BodyText"/>
       </w:pPr>
       <w:r>
-        <w:t xml:space="preserve">Phần đầu chương xác lập bốn khái niệm cốt lõi: quốc tế hóa doanh nghiệp (đo bằng FSTS), hiệu quả hoạt động (đo bằng labor productivity là chính), năng lực công nghệ (TCI) và chỉ số chấp nhận số (DAI) như hai cấu trúc độc lập, và bối cảnh thể chế được vận hành hóa bằng khung ICRV sáu nhóm. Phần lý thuyết nền trình bày và phân tích bốn lý thuyết kinh điển, Uppsala, RBV, Institutional Theory, và Upper Echelons Theory, cùng với lớp mở rộng Digital Capability Lens, xác định vai trò của từng lý thuyết trong khung giải thích tổng thể của luận án.</w:t>
-      </w:r>
-    </w:p>
-    <w:p>
-      <w:pPr>
-        <w:pStyle w:val="BodyText"/>
-      </w:pPr>
-      <w:r>
-        <w:t xml:space="preserve">Tổng quan thực nghiệm cho thấy văn liệu I–P đã phát triển qua ba giai đoạn, từ tuyến tính dương đến phi tuyến đến tập trung vào các biến điều tiết; các meta-analyses nhất quán cho thấy tác động tổng hợp là dương nhưng nhỏ với I² &gt; 80%, đòi hỏi cách tiếp cận biến điều tiết-centric; và bối cảnh châu Á, đặc biệt là các nền kinh tế frontier và SIDS, đang thiếu đại diện nghiêm trọng trong văn liệu.</w:t>
-      </w:r>
-    </w:p>
-    <w:p>
-      <w:pPr>
-        <w:pStyle w:val="BodyText"/>
-      </w:pPr>
-      <w:r>
-        <w:t xml:space="preserve">Ba khoảng trống được xác định: thiếu khung tích hợp đa tầng, sự đồng nhất không hợp lý TCI–DAI, và thiếu bằng chứng cross-country quy mô lớn có cấu trúc cho châu Á. Để lấp đầy ba khoảng trống này, luận án đề xuất khung CDCM và phát triển sáu giả thuyết (H1–H6) bao phủ phi tuyến cơ bản, vai trò của TCI và DAI, vai trò của đặc điểm nhà quản trị, vai trò của thể chế ICRV, và dị biệt thời gian. Chương 3 sẽ trình bày thiết kế phương pháp và chiến lược kiểm định hệ giả thuyết này.</w:t>
-      </w:r>
-    </w:p>
-    <w:bookmarkEnd w:id="51"/>
-    <w:bookmarkEnd w:id="52"/>
+        <w:t xml:space="preserve">Phần đầu chương xác lập bốn khái niệm cốt lõi: quốc tế hóa doanh nghiệp (đo bằng FSTS), hiệu quả hoạt động (đo chủ yếu bằng năng suất lao động), năng lực công nghệ (TCI) và chỉ số chấp nhận số (DAI) như hai cấu trúc độc lập, và bối cảnh thể chế được vận hành hóa bằng khung ICRV sáu nhóm. Phần lý thuyết nền trình bày và phân tích bốn lý thuyết kinh điển, gồm mô hình Uppsala, lý thuyết dựa trên nguồn lực, lý thuyết thể chế và lý thuyết thượng tầng quản trị, cùng với lớp mở rộng lăng kính năng lực số, xác định vai trò của từng lý thuyết trong khung giải thích tổng thể của luận án. Điểm nhấn lý thuyết là lập luận rằng năm lớp này bổ sung cho nhau theo cấp độ phân tích, từ chi phí học hỏi, khác biệt năng lực, bối cảnh thể chế, đặc điểm người ra quyết định, đến logic số, và do đó cần được tích hợp thay vì lựa chọn loại trừ.</w:t>
+      </w:r>
+    </w:p>
+    <w:p>
+      <w:pPr>
+        <w:pStyle w:val="BodyText"/>
+      </w:pPr>
+      <w:r>
+        <w:t xml:space="preserve">Tổng quan thực nghiệm cho thấy tài liệu về quan hệ quốc tế hóa và hiệu quả đã phát triển qua ba giai đoạn, từ tuyến tính dương đến phi tuyến đến tập trung vào các biến điều tiết; các phân tích tổng hợp nhất quán cho thấy tác động gộp là dương nhưng nhỏ với mức dị biệt cao (</w:t>
+      </w:r>
+      <m:oMath>
+        <m:sSup>
+          <m:e>
+            <m:r>
+              <m:t>I</m:t>
+            </m:r>
+          </m:e>
+          <m:sup>
+            <m:r>
+              <m:t>2</m:t>
+            </m:r>
+          </m:sup>
+        </m:sSup>
+      </m:oMath>
+      <w:r>
+        <w:t xml:space="preserve"> </w:t>
+      </w:r>
+      <w:r>
+        <w:t xml:space="preserve">trên 80% ở các tổng hợp trước,</w:t>
+      </w:r>
+      <w:r>
+        <w:t xml:space="preserve"> </w:t>
+      </w:r>
+      <m:oMath>
+        <m:r>
+          <m:t>62</m:t>
+        </m:r>
+        <m:r>
+          <m:rPr>
+            <m:sty m:val="p"/>
+          </m:rPr>
+          <m:t>,</m:t>
+        </m:r>
+        <m:r>
+          <m:t>4</m:t>
+        </m:r>
+        <m:r>
+          <m:rPr>
+            <m:sty m:val="p"/>
+          </m:rPr>
+          <m:t>%</m:t>
+        </m:r>
+      </m:oMath>
+      <w:r>
+        <w:t xml:space="preserve"> </w:t>
+      </w:r>
+      <w:r>
+        <w:t xml:space="preserve">ở phân tích tổng hợp cập nhật P6), đòi hỏi cách tiếp cận lấy biến điều tiết làm trung tâm; và bối cảnh châu Á, đặc biệt là các nền kinh tế biên thể chế yếu và các nền đảo nhỏ, đang thiếu đại diện nghiêm trọng trong tài liệu. Phần này cũng ghi nhận làn sóng nhân rộng quy mô lớn gần đây vốn đặt câu hỏi về tính phổ quát của dạng hàm, qua đó củng cố luận điểm rằng chính dị biệt bối cảnh, chứ không phải một quy luật hàm phổ quát, mới chi phối kết quả.</w:t>
+      </w:r>
+    </w:p>
+    <w:p>
+      <w:pPr>
+        <w:pStyle w:val="BodyText"/>
+      </w:pPr>
+      <w:r>
+        <w:t xml:space="preserve">Ba khoảng trống được xác định: thiếu khung tích hợp đa tầng, sự đồng nhất không hợp lý giữa TCI và DAI, và thiếu bằng chứng đa quốc gia quy mô lớn có cấu trúc cho châu Á. Để lấp đầy ba khoảng trống này, luận án đề xuất khung CDCM và phát triển sáu giả thuyết trọng tâm (H1 đến H6) cùng điều kiện biên H1b, bao phủ phi tuyến cơ bản, vai trò của TCI và DAI, vai trò của đặc điểm nhà quản trị, vai trò của thể chế ICRV, và dị biệt thời gian. Mỗi giả thuyết được neo vào một hoặc nhiều nghiên cứu thành phần và một bối cảnh thể chế cụ thể, như Bảng 2.1 trình bày, để bảo đảm rằng khung lý thuyết được kiểm định trên toàn bộ phổ thể chế của khu vực chứ không chỉ ở một bối cảnh đơn lẻ. Chương 3 sẽ trình bày thiết kế phương pháp và chiến lược kiểm định hệ giả thuyết này.</w:t>
+      </w:r>
+    </w:p>
+    <w:bookmarkEnd w:id="55"/>
+    <w:bookmarkEnd w:id="56"/>
     <w:sectPr>
       <w:pgSz w:h="16838" w:w="11906"/>
       <w:pgMar w:bottom="1417" w:left="1417" w:right="1417" w:top="1417"/>

--- a/dist/luan_an_ctu/chuong_2_tong_quan_tai_lieu_vi.docx
+++ b/dist/luan_an_ctu/chuong_2_tong_quan_tai_lieu_vi.docx
@@ -3359,7 +3359,7 @@
     <w:bookmarkEnd w:id="56"/>
     <w:sectPr>
       <w:pgSz w:h="16838" w:w="11906"/>
-      <w:pgMar w:bottom="1417" w:left="1417" w:right="1417" w:top="1417"/>
+      <w:pgMar w:bottom="1134" w:left="1701" w:right="1134" w:top="1134"/>
     </w:sectPr>
   </w:body>
 </w:document>
@@ -3494,13 +3494,13 @@
     <w:name w:val="Normal"/>
     <w:qFormat/>
     <w:pPr>
-      <w:spacing w:line="276" w:lineRule="auto"/>
+      <w:spacing w:line="288" w:lineRule="auto"/>
       <w:jc w:val="both"/>
     </w:pPr>
     <w:rPr>
       <w:rFonts w:ascii="Times New Roman" w:eastAsia="Times New Roman" w:hAnsi="Times New Roman"/>
       <w:color w:val="000000"/>
-      <w:sz w:val="24"/>
+      <w:sz w:val="26"/>
     </w:rPr>
   </w:style>
   <w:style w:styleId="BodyText" w:type="paragraph">
@@ -3508,14 +3508,14 @@
     <w:basedOn w:val="Normal"/>
     <w:link w:val="BodyTextChar"/>
     <w:pPr>
-      <w:spacing w:after="180" w:before="180" w:line="276" w:lineRule="auto"/>
+      <w:spacing w:after="180" w:before="180" w:line="288" w:lineRule="auto"/>
       <w:jc w:val="both"/>
     </w:pPr>
     <w:qFormat/>
     <w:rPr>
       <w:rFonts w:ascii="Times New Roman" w:eastAsia="Times New Roman" w:hAnsi="Times New Roman"/>
       <w:color w:val="000000"/>
-      <w:sz w:val="24"/>
+      <w:sz w:val="26"/>
     </w:rPr>
   </w:style>
   <w:style w:customStyle="1" w:styleId="FirstParagraph" w:type="paragraph">
@@ -3524,13 +3524,13 @@
     <w:next w:val="BodyText"/>
     <w:qFormat/>
     <w:pPr>
-      <w:spacing w:line="276" w:lineRule="auto"/>
+      <w:spacing w:line="288" w:lineRule="auto"/>
       <w:jc w:val="both"/>
     </w:pPr>
     <w:rPr>
       <w:rFonts w:ascii="Times New Roman" w:eastAsia="Times New Roman" w:hAnsi="Times New Roman"/>
       <w:color w:val="000000"/>
-      <w:sz w:val="24"/>
+      <w:sz w:val="26"/>
     </w:rPr>
   </w:style>
   <w:style w:customStyle="1" w:styleId="Compact" w:type="paragraph">
@@ -3538,13 +3538,13 @@
     <w:basedOn w:val="BodyText"/>
     <w:qFormat/>
     <w:pPr>
-      <w:spacing w:after="36" w:before="36" w:line="276" w:lineRule="auto"/>
+      <w:spacing w:after="36" w:before="36" w:line="288" w:lineRule="auto"/>
       <w:jc w:val="both"/>
     </w:pPr>
     <w:rPr>
       <w:rFonts w:ascii="Times New Roman" w:eastAsia="Times New Roman" w:hAnsi="Times New Roman"/>
       <w:color w:val="000000"/>
-      <w:sz w:val="24"/>
+      <w:sz w:val="26"/>
     </w:rPr>
   </w:style>
   <w:style w:styleId="Title" w:type="paragraph">
@@ -3555,7 +3555,7 @@
     <w:pPr>
       <w:keepNext/>
       <w:keepLines/>
-      <w:spacing w:after="240" w:before="480" w:line="276" w:lineRule="auto"/>
+      <w:spacing w:after="240" w:before="480" w:line="288" w:lineRule="auto"/>
       <w:jc w:val="both"/>
     </w:pPr>
     <w:rPr>
@@ -3563,7 +3563,7 @@
       <w:b/>
       <w:bCs/>
       <w:color w:val="000000"/>
-      <w:sz w:val="24"/>
+      <w:sz w:val="26"/>
       <w:szCs w:val="36"/>
     </w:rPr>
   </w:style>
@@ -3575,13 +3575,13 @@
     <w:pPr>
       <w:keepNext/>
       <w:keepLines/>
-      <w:spacing w:after="240" w:before="240" w:line="276" w:lineRule="auto"/>
+      <w:spacing w:after="240" w:before="240" w:line="288" w:lineRule="auto"/>
       <w:jc w:val="both"/>
     </w:pPr>
     <w:rPr>
       <w:rFonts w:ascii="Times New Roman" w:eastAsia="Times New Roman" w:hAnsi="Times New Roman"/>
       <w:color w:val="000000"/>
-      <w:sz w:val="24"/>
+      <w:sz w:val="26"/>
       <w:szCs w:val="30"/>
     </w:rPr>
   </w:style>
@@ -3592,13 +3592,13 @@
     <w:pPr>
       <w:keepNext/>
       <w:keepLines/>
-      <w:spacing w:line="276" w:lineRule="auto"/>
+      <w:spacing w:line="288" w:lineRule="auto"/>
       <w:jc w:val="both"/>
     </w:pPr>
     <w:rPr>
       <w:rFonts w:ascii="Times New Roman" w:eastAsia="Times New Roman" w:hAnsi="Times New Roman"/>
       <w:color w:val="000000"/>
-      <w:sz w:val="24"/>
+      <w:sz w:val="26"/>
     </w:rPr>
   </w:style>
   <w:style w:styleId="Date" w:type="paragraph">
@@ -3608,13 +3608,13 @@
     <w:pPr>
       <w:keepNext/>
       <w:keepLines/>
-      <w:spacing w:line="276" w:lineRule="auto"/>
+      <w:spacing w:line="288" w:lineRule="auto"/>
       <w:jc w:val="both"/>
     </w:pPr>
     <w:rPr>
       <w:rFonts w:ascii="Times New Roman" w:eastAsia="Times New Roman" w:hAnsi="Times New Roman"/>
       <w:color w:val="000000"/>
-      <w:sz w:val="24"/>
+      <w:sz w:val="26"/>
     </w:rPr>
   </w:style>
   <w:style w:customStyle="1" w:styleId="AbstractTitle" w:type="paragraph">
@@ -3626,11 +3626,11 @@
       <w:keepNext/>
       <w:keepLines/>
       <w:jc w:val="both"/>
-      <w:spacing w:after="0" w:before="300" w:line="276" w:lineRule="auto"/>
+      <w:spacing w:after="0" w:before="300" w:line="288" w:lineRule="auto"/>
     </w:pPr>
     <w:rPr>
       <w:color w:val="000000"/>
-      <w:sz w:val="24"/>
+      <w:sz w:val="26"/>
       <w:szCs w:val="20"/>
       <w:rFonts w:ascii="Times New Roman" w:eastAsia="Times New Roman" w:hAnsi="Times New Roman"/>
       <w:b/>
@@ -3644,13 +3644,13 @@
     <w:pPr>
       <w:keepNext/>
       <w:keepLines/>
-      <w:spacing w:after="300" w:before="100" w:line="276" w:lineRule="auto"/>
+      <w:spacing w:after="300" w:before="100" w:line="288" w:lineRule="auto"/>
       <w:jc w:val="both"/>
     </w:pPr>
     <w:rPr>
       <w:rFonts w:ascii="Times New Roman" w:eastAsia="Times New Roman" w:hAnsi="Times New Roman"/>
       <w:color w:val="000000"/>
-      <w:sz w:val="24"/>
+      <w:sz w:val="26"/>
       <w:szCs w:val="20"/>
     </w:rPr>
   </w:style>
@@ -3660,13 +3660,13 @@
     <w:next w:val="Bibliography"/>
     <w:qFormat/>
     <w:pPr>
-      <w:spacing w:line="276" w:lineRule="auto"/>
+      <w:spacing w:line="288" w:lineRule="auto"/>
       <w:jc w:val="both"/>
     </w:pPr>
     <w:rPr>
       <w:rFonts w:ascii="Times New Roman" w:eastAsia="Times New Roman" w:hAnsi="Times New Roman"/>
       <w:color w:val="000000"/>
-      <w:sz w:val="24"/>
+      <w:sz w:val="26"/>
     </w:rPr>
   </w:style>
   <w:style w:styleId="Heading1" w:type="paragraph">
@@ -3678,7 +3678,7 @@
     <w:pPr>
       <w:keepNext/>
       <w:keepLines/>
-      <w:spacing w:after="0" w:before="480" w:line="276" w:lineRule="auto"/>
+      <w:spacing w:after="0" w:before="480" w:line="288" w:lineRule="auto"/>
       <w:jc w:val="both"/>
       <w:outlineLvl w:val="0"/>
     </w:pPr>
@@ -3687,7 +3687,7 @@
       <w:b/>
       <w:bCs/>
       <w:color w:val="000000"/>
-      <w:sz w:val="24"/>
+      <w:sz w:val="26"/>
       <w:szCs w:val="32"/>
     </w:rPr>
   </w:style>
@@ -3701,7 +3701,7 @@
     <w:pPr>
       <w:keepNext/>
       <w:keepLines/>
-      <w:spacing w:after="0" w:before="200" w:line="276" w:lineRule="auto"/>
+      <w:spacing w:after="0" w:before="200" w:line="288" w:lineRule="auto"/>
       <w:jc w:val="both"/>
       <w:outlineLvl w:val="1"/>
     </w:pPr>
@@ -3710,7 +3710,7 @@
       <w:b/>
       <w:bCs/>
       <w:color w:val="000000"/>
-      <w:sz w:val="24"/>
+      <w:sz w:val="26"/>
       <w:szCs w:val="28"/>
     </w:rPr>
   </w:style>
@@ -3724,7 +3724,7 @@
     <w:pPr>
       <w:keepNext/>
       <w:keepLines/>
-      <w:spacing w:after="0" w:before="200" w:line="276" w:lineRule="auto"/>
+      <w:spacing w:after="0" w:before="200" w:line="288" w:lineRule="auto"/>
       <w:jc w:val="both"/>
       <w:outlineLvl w:val="2"/>
     </w:pPr>
@@ -3733,7 +3733,7 @@
       <w:b/>
       <w:bCs/>
       <w:color w:val="000000"/>
-      <w:sz w:val="24"/>
+      <w:sz w:val="26"/>
       <w:szCs w:val="24"/>
     </w:rPr>
   </w:style>
@@ -3747,7 +3747,7 @@
     <w:pPr>
       <w:keepNext/>
       <w:keepLines/>
-      <w:spacing w:after="0" w:before="200" w:line="276" w:lineRule="auto"/>
+      <w:spacing w:after="0" w:before="200" w:line="288" w:lineRule="auto"/>
       <w:jc w:val="both"/>
       <w:outlineLvl w:val="3"/>
     </w:pPr>
@@ -3756,7 +3756,7 @@
       <w:i/>
       <w:bCs/>
       <w:color w:val="000000"/>
-      <w:sz w:val="24"/>
+      <w:sz w:val="26"/>
       <w:szCs w:val="24"/>
     </w:rPr>
   </w:style>
@@ -3770,7 +3770,7 @@
     <w:pPr>
       <w:keepNext/>
       <w:keepLines/>
-      <w:spacing w:after="0" w:before="200" w:line="276" w:lineRule="auto"/>
+      <w:spacing w:after="0" w:before="200" w:line="288" w:lineRule="auto"/>
       <w:jc w:val="both"/>
       <w:outlineLvl w:val="4"/>
     </w:pPr>
@@ -3778,7 +3778,7 @@
       <w:rFonts w:ascii="Times New Roman" w:asciiTheme="majorHAnsi" w:cstheme="majorBidi" w:eastAsia="Times New Roman" w:eastAsiaTheme="majorEastAsia" w:hAnsi="Times New Roman" w:hAnsiTheme="majorHAnsi"/>
       <w:iCs/>
       <w:color w:val="000000"/>
-      <w:sz w:val="24"/>
+      <w:sz w:val="26"/>
       <w:szCs w:val="24"/>
     </w:rPr>
   </w:style>
@@ -3792,14 +3792,14 @@
     <w:pPr>
       <w:keepNext/>
       <w:keepLines/>
-      <w:spacing w:after="0" w:before="200" w:line="276" w:lineRule="auto"/>
+      <w:spacing w:after="0" w:before="200" w:line="288" w:lineRule="auto"/>
       <w:jc w:val="both"/>
       <w:outlineLvl w:val="5"/>
     </w:pPr>
     <w:rPr>
       <w:rFonts w:ascii="Times New Roman" w:asciiTheme="majorHAnsi" w:cstheme="majorBidi" w:eastAsia="Times New Roman" w:eastAsiaTheme="majorEastAsia" w:hAnsi="Times New Roman" w:hAnsiTheme="majorHAnsi"/>
       <w:color w:val="000000"/>
-      <w:sz w:val="24"/>
+      <w:sz w:val="26"/>
       <w:szCs w:val="24"/>
     </w:rPr>
   </w:style>
@@ -3813,14 +3813,14 @@
     <w:pPr>
       <w:keepNext/>
       <w:keepLines/>
-      <w:spacing w:after="0" w:before="200" w:line="276" w:lineRule="auto"/>
+      <w:spacing w:after="0" w:before="200" w:line="288" w:lineRule="auto"/>
       <w:jc w:val="both"/>
       <w:outlineLvl w:val="6"/>
     </w:pPr>
     <w:rPr>
       <w:rFonts w:ascii="Times New Roman" w:asciiTheme="majorHAnsi" w:cstheme="majorBidi" w:eastAsia="Times New Roman" w:eastAsiaTheme="majorEastAsia" w:hAnsi="Times New Roman" w:hAnsiTheme="majorHAnsi"/>
       <w:color w:val="000000"/>
-      <w:sz w:val="24"/>
+      <w:sz w:val="26"/>
       <w:szCs w:val="24"/>
     </w:rPr>
   </w:style>
@@ -3834,14 +3834,14 @@
     <w:pPr>
       <w:keepNext/>
       <w:keepLines/>
-      <w:spacing w:after="0" w:before="200" w:line="276" w:lineRule="auto"/>
+      <w:spacing w:after="0" w:before="200" w:line="288" w:lineRule="auto"/>
       <w:jc w:val="both"/>
       <w:outlineLvl w:val="7"/>
     </w:pPr>
     <w:rPr>
       <w:rFonts w:ascii="Times New Roman" w:asciiTheme="majorHAnsi" w:cstheme="majorBidi" w:eastAsia="Times New Roman" w:eastAsiaTheme="majorEastAsia" w:hAnsi="Times New Roman" w:hAnsiTheme="majorHAnsi"/>
       <w:color w:val="000000"/>
-      <w:sz w:val="24"/>
+      <w:sz w:val="26"/>
       <w:szCs w:val="24"/>
     </w:rPr>
   </w:style>
@@ -3855,14 +3855,14 @@
     <w:pPr>
       <w:keepNext/>
       <w:keepLines/>
-      <w:spacing w:after="0" w:before="200" w:line="276" w:lineRule="auto"/>
+      <w:spacing w:after="0" w:before="200" w:line="288" w:lineRule="auto"/>
       <w:jc w:val="both"/>
       <w:outlineLvl w:val="8"/>
     </w:pPr>
     <w:rPr>
       <w:rFonts w:ascii="Times New Roman" w:asciiTheme="majorHAnsi" w:cstheme="majorBidi" w:eastAsia="Times New Roman" w:eastAsiaTheme="majorEastAsia" w:hAnsi="Times New Roman" w:hAnsiTheme="majorHAnsi"/>
       <w:color w:val="000000"/>
-      <w:sz w:val="24"/>
+      <w:sz w:val="26"/>
       <w:szCs w:val="24"/>
     </w:rPr>
   </w:style>
@@ -3874,14 +3874,14 @@
     <w:unhideWhenUsed/>
     <w:qFormat/>
     <w:pPr>
-      <w:spacing w:after="100" w:before="100" w:line="276" w:lineRule="auto"/>
+      <w:spacing w:after="100" w:before="100" w:line="288" w:lineRule="auto"/>
       <w:ind w:firstLine="0" w:left="480" w:right="480"/>
       <w:jc w:val="both"/>
     </w:pPr>
     <w:rPr>
       <w:rFonts w:ascii="Times New Roman" w:eastAsia="Times New Roman" w:hAnsi="Times New Roman"/>
       <w:color w:val="000000"/>
-      <w:sz w:val="24"/>
+      <w:sz w:val="26"/>
     </w:rPr>
   </w:style>
   <w:style w:styleId="FootnoteText" w:type="paragraph">
@@ -3892,13 +3892,13 @@
     <w:unhideWhenUsed/>
     <w:qFormat/>
     <w:pPr>
-      <w:spacing w:line="276" w:lineRule="auto"/>
+      <w:spacing w:line="288" w:lineRule="auto"/>
       <w:jc w:val="both"/>
     </w:pPr>
     <w:rPr>
       <w:rFonts w:ascii="Times New Roman" w:eastAsia="Times New Roman" w:hAnsi="Times New Roman"/>
       <w:color w:val="000000"/>
-      <w:sz w:val="24"/>
+      <w:sz w:val="26"/>
     </w:rPr>
   </w:style>
   <w:style w:default="1" w:styleId="DefaultParagraphFont" w:type="character">
@@ -3908,7 +3908,7 @@
     <w:rPr>
       <w:rFonts w:ascii="Times New Roman" w:eastAsia="Times New Roman" w:hAnsi="Times New Roman"/>
       <w:color w:val="000000"/>
-      <w:sz w:val="24"/>
+      <w:sz w:val="26"/>
     </w:rPr>
   </w:style>
   <w:style w:default="1" w:styleId="Table" w:type="table">
@@ -3918,13 +3918,13 @@
     <w:unhideWhenUsed/>
     <w:qFormat/>
     <w:pPr>
-      <w:spacing w:line="276" w:lineRule="auto"/>
+      <w:spacing w:line="288" w:lineRule="auto"/>
       <w:jc w:val="both"/>
     </w:pPr>
     <w:rPr>
       <w:rFonts w:ascii="Times New Roman" w:eastAsia="Times New Roman" w:hAnsi="Times New Roman"/>
       <w:color w:val="000000"/>
-      <w:sz w:val="24"/>
+      <w:sz w:val="26"/>
     </w:rPr>
     <w:tblPr>
       <w:tblInd w:type="dxa" w:w="0"/>
@@ -3958,27 +3958,27 @@
     <w:pPr>
       <w:keepNext/>
       <w:keepLines/>
-      <w:spacing w:after="0" w:line="276" w:lineRule="auto"/>
+      <w:spacing w:after="0" w:line="288" w:lineRule="auto"/>
       <w:jc w:val="both"/>
     </w:pPr>
     <w:rPr>
       <w:rFonts w:ascii="Times New Roman" w:eastAsia="Times New Roman" w:hAnsi="Times New Roman"/>
       <w:b/>
       <w:color w:val="000000"/>
-      <w:sz w:val="24"/>
+      <w:sz w:val="26"/>
     </w:rPr>
   </w:style>
   <w:style w:customStyle="1" w:styleId="Definition" w:type="paragraph">
     <w:name w:val="Definition"/>
     <w:basedOn w:val="Normal"/>
     <w:pPr>
-      <w:spacing w:line="276" w:lineRule="auto"/>
+      <w:spacing w:line="288" w:lineRule="auto"/>
       <w:jc w:val="both"/>
     </w:pPr>
     <w:rPr>
       <w:rFonts w:ascii="Times New Roman" w:eastAsia="Times New Roman" w:hAnsi="Times New Roman"/>
       <w:color w:val="000000"/>
-      <w:sz w:val="24"/>
+      <w:sz w:val="26"/>
     </w:rPr>
   </w:style>
   <w:style w:styleId="Caption" w:type="paragraph">
@@ -3986,14 +3986,14 @@
     <w:basedOn w:val="Normal"/>
     <w:link w:val="BodyTextChar"/>
     <w:pPr>
-      <w:spacing w:after="120" w:before="0" w:line="276" w:lineRule="auto"/>
+      <w:spacing w:after="120" w:before="0" w:line="288" w:lineRule="auto"/>
       <w:jc w:val="both"/>
     </w:pPr>
     <w:rPr>
       <w:rFonts w:ascii="Times New Roman" w:eastAsia="Times New Roman" w:hAnsi="Times New Roman"/>
       <w:i/>
       <w:color w:val="000000"/>
-      <w:sz w:val="24"/>
+      <w:sz w:val="26"/>
     </w:rPr>
   </w:style>
   <w:style w:customStyle="1" w:styleId="TableCaption" w:type="paragraph">
@@ -4001,39 +4001,39 @@
     <w:basedOn w:val="Caption"/>
     <w:pPr>
       <w:keepNext/>
-      <w:spacing w:line="276" w:lineRule="auto"/>
+      <w:spacing w:line="288" w:lineRule="auto"/>
       <w:jc w:val="both"/>
     </w:pPr>
     <w:rPr>
       <w:rFonts w:ascii="Times New Roman" w:eastAsia="Times New Roman" w:hAnsi="Times New Roman"/>
       <w:color w:val="000000"/>
-      <w:sz w:val="24"/>
+      <w:sz w:val="26"/>
     </w:rPr>
   </w:style>
   <w:style w:customStyle="1" w:styleId="ImageCaption" w:type="paragraph">
     <w:name w:val="Image Caption"/>
     <w:basedOn w:val="Caption"/>
     <w:pPr>
-      <w:spacing w:line="276" w:lineRule="auto"/>
+      <w:spacing w:line="288" w:lineRule="auto"/>
       <w:jc w:val="both"/>
     </w:pPr>
     <w:rPr>
       <w:rFonts w:ascii="Times New Roman" w:eastAsia="Times New Roman" w:hAnsi="Times New Roman"/>
       <w:color w:val="000000"/>
-      <w:sz w:val="24"/>
+      <w:sz w:val="26"/>
     </w:rPr>
   </w:style>
   <w:style w:customStyle="1" w:styleId="Figure" w:type="paragraph">
     <w:name w:val="Figure"/>
     <w:basedOn w:val="Normal"/>
     <w:pPr>
-      <w:spacing w:line="276" w:lineRule="auto"/>
+      <w:spacing w:line="288" w:lineRule="auto"/>
       <w:jc w:val="both"/>
     </w:pPr>
     <w:rPr>
       <w:rFonts w:ascii="Times New Roman" w:eastAsia="Times New Roman" w:hAnsi="Times New Roman"/>
       <w:color w:val="000000"/>
-      <w:sz w:val="24"/>
+      <w:sz w:val="26"/>
     </w:rPr>
   </w:style>
   <w:style w:customStyle="1" w:styleId="CaptionedFigure" w:type="paragraph">
@@ -4041,13 +4041,13 @@
     <w:basedOn w:val="Figure"/>
     <w:pPr>
       <w:keepNext/>
-      <w:spacing w:line="276" w:lineRule="auto"/>
+      <w:spacing w:line="288" w:lineRule="auto"/>
       <w:jc w:val="both"/>
     </w:pPr>
     <w:rPr>
       <w:rFonts w:ascii="Times New Roman" w:eastAsia="Times New Roman" w:hAnsi="Times New Roman"/>
       <w:color w:val="000000"/>
-      <w:sz w:val="24"/>
+      <w:sz w:val="26"/>
     </w:rPr>
   </w:style>
   <w:style w:customStyle="1" w:styleId="BodyTextChar" w:type="character">
@@ -4057,7 +4057,7 @@
     <w:rPr>
       <w:rFonts w:ascii="Times New Roman" w:eastAsia="Times New Roman" w:hAnsi="Times New Roman"/>
       <w:color w:val="000000"/>
-      <w:sz w:val="24"/>
+      <w:sz w:val="26"/>
     </w:rPr>
   </w:style>
   <w:style w:customStyle="1" w:styleId="VerbatimChar" w:type="character">
@@ -4066,7 +4066,7 @@
     <w:rPr>
       <w:rFonts w:ascii="Times New Roman" w:eastAsia="Times New Roman" w:hAnsi="Times New Roman"/>
       <w:color w:val="000000"/>
-      <w:sz w:val="24"/>
+      <w:sz w:val="26"/>
     </w:rPr>
   </w:style>
   <w:style w:customStyle="1" w:styleId="SectionNumber" w:type="character">
@@ -4075,7 +4075,7 @@
     <w:rPr>
       <w:rFonts w:ascii="Times New Roman" w:eastAsia="Times New Roman" w:hAnsi="Times New Roman"/>
       <w:color w:val="000000"/>
-      <w:sz w:val="24"/>
+      <w:sz w:val="26"/>
     </w:rPr>
   </w:style>
   <w:style w:styleId="FootnoteReference" w:type="character">
@@ -4084,7 +4084,7 @@
     <w:rPr>
       <w:rFonts w:ascii="Times New Roman" w:eastAsia="Times New Roman" w:hAnsi="Times New Roman"/>
       <w:color w:val="000000"/>
-      <w:sz w:val="24"/>
+      <w:sz w:val="26"/>
       <w:vertAlign w:val="superscript"/>
     </w:rPr>
   </w:style>
@@ -4094,7 +4094,7 @@
     <w:rPr>
       <w:rFonts w:ascii="Times New Roman" w:eastAsia="Times New Roman" w:hAnsi="Times New Roman"/>
       <w:color w:val="000000"/>
-      <w:sz w:val="24"/>
+      <w:sz w:val="26"/>
     </w:rPr>
   </w:style>
   <w:style w:styleId="TOCHeading" w:type="paragraph">
@@ -4105,7 +4105,7 @@
     <w:unhideWhenUsed/>
     <w:qFormat/>
     <w:pPr>
-      <w:spacing w:before="240" w:line="276" w:lineRule="auto"/>
+      <w:spacing w:before="240" w:line="288" w:lineRule="auto"/>
       <w:jc w:val="both"/>
       <w:outlineLvl w:val="9"/>
     </w:pPr>
@@ -4114,242 +4114,317 @@
       <w:b w:val="0"/>
       <w:bCs w:val="0"/>
       <w:color w:val="000000"/>
-      <w:sz w:val="24"/>
-    </w:rPr>
-  </w:style>
-  <w:style w:type="paragraph" w:customStyle="1" w:styleId="SourceCode">
+      <w:sz w:val="26"/>
+    </w:rPr>
+  </w:style>
+  <w:style w:customStyle="1" w:styleId="SourceCode" w:type="paragraph">
     <w:name w:val="Source Code"/>
     <w:basedOn w:val="Normal"/>
     <w:link w:val="VerbatimChar"/>
     <w:pPr>
       <w:wordWrap w:val="off"/>
+      <w:spacing w:line="288" w:lineRule="auto"/>
+      <w:jc w:val="both"/>
     </w:pPr>
-  </w:style>
-  <w:style w:type="character" w:customStyle="1" w:styleId="KeywordTok">
+    <w:rPr>
+      <w:rFonts w:ascii="Times New Roman" w:eastAsia="Times New Roman" w:hAnsi="Times New Roman"/>
+      <w:color w:val="000000"/>
+      <w:sz w:val="26"/>
+    </w:rPr>
+  </w:style>
+  <w:style w:customStyle="1" w:styleId="KeywordTok" w:type="character">
     <w:name w:val="KeywordTok"/>
     <w:basedOn w:val="VerbatimChar"/>
     <w:rPr>
-      <w:color w:val="007020"/>
+      <w:rFonts w:ascii="Times New Roman" w:eastAsia="Times New Roman" w:hAnsi="Times New Roman"/>
       <w:b/>
-    </w:rPr>
-  </w:style>
-  <w:style w:type="character" w:customStyle="1" w:styleId="DataTypeTok">
+      <w:color w:val="000000"/>
+      <w:sz w:val="26"/>
+    </w:rPr>
+  </w:style>
+  <w:style w:customStyle="1" w:styleId="DataTypeTok" w:type="character">
     <w:name w:val="DataTypeTok"/>
     <w:basedOn w:val="VerbatimChar"/>
     <w:rPr>
-      <w:color w:val="902000"/>
-    </w:rPr>
-  </w:style>
-  <w:style w:type="character" w:customStyle="1" w:styleId="DecValTok">
+      <w:rFonts w:ascii="Times New Roman" w:eastAsia="Times New Roman" w:hAnsi="Times New Roman"/>
+      <w:color w:val="000000"/>
+      <w:sz w:val="26"/>
+    </w:rPr>
+  </w:style>
+  <w:style w:customStyle="1" w:styleId="DecValTok" w:type="character">
     <w:name w:val="DecValTok"/>
     <w:basedOn w:val="VerbatimChar"/>
     <w:rPr>
-      <w:color w:val="40a070"/>
-    </w:rPr>
-  </w:style>
-  <w:style w:type="character" w:customStyle="1" w:styleId="BaseNTok">
+      <w:rFonts w:ascii="Times New Roman" w:eastAsia="Times New Roman" w:hAnsi="Times New Roman"/>
+      <w:color w:val="000000"/>
+      <w:sz w:val="26"/>
+    </w:rPr>
+  </w:style>
+  <w:style w:customStyle="1" w:styleId="BaseNTok" w:type="character">
     <w:name w:val="BaseNTok"/>
     <w:basedOn w:val="VerbatimChar"/>
     <w:rPr>
-      <w:color w:val="40a070"/>
-    </w:rPr>
-  </w:style>
-  <w:style w:type="character" w:customStyle="1" w:styleId="FloatTok">
+      <w:rFonts w:ascii="Times New Roman" w:eastAsia="Times New Roman" w:hAnsi="Times New Roman"/>
+      <w:color w:val="000000"/>
+      <w:sz w:val="26"/>
+    </w:rPr>
+  </w:style>
+  <w:style w:customStyle="1" w:styleId="FloatTok" w:type="character">
     <w:name w:val="FloatTok"/>
     <w:basedOn w:val="VerbatimChar"/>
     <w:rPr>
-      <w:color w:val="40a070"/>
-    </w:rPr>
-  </w:style>
-  <w:style w:type="character" w:customStyle="1" w:styleId="ConstantTok">
+      <w:rFonts w:ascii="Times New Roman" w:eastAsia="Times New Roman" w:hAnsi="Times New Roman"/>
+      <w:color w:val="000000"/>
+      <w:sz w:val="26"/>
+    </w:rPr>
+  </w:style>
+  <w:style w:customStyle="1" w:styleId="ConstantTok" w:type="character">
     <w:name w:val="ConstantTok"/>
     <w:basedOn w:val="VerbatimChar"/>
     <w:rPr>
-      <w:color w:val="880000"/>
-    </w:rPr>
-  </w:style>
-  <w:style w:type="character" w:customStyle="1" w:styleId="CharTok">
+      <w:rFonts w:ascii="Times New Roman" w:eastAsia="Times New Roman" w:hAnsi="Times New Roman"/>
+      <w:color w:val="000000"/>
+      <w:sz w:val="26"/>
+    </w:rPr>
+  </w:style>
+  <w:style w:customStyle="1" w:styleId="CharTok" w:type="character">
     <w:name w:val="CharTok"/>
     <w:basedOn w:val="VerbatimChar"/>
     <w:rPr>
-      <w:color w:val="4070a0"/>
-    </w:rPr>
-  </w:style>
-  <w:style w:type="character" w:customStyle="1" w:styleId="SpecialCharTok">
+      <w:rFonts w:ascii="Times New Roman" w:eastAsia="Times New Roman" w:hAnsi="Times New Roman"/>
+      <w:color w:val="000000"/>
+      <w:sz w:val="26"/>
+    </w:rPr>
+  </w:style>
+  <w:style w:customStyle="1" w:styleId="SpecialCharTok" w:type="character">
     <w:name w:val="SpecialCharTok"/>
     <w:basedOn w:val="VerbatimChar"/>
     <w:rPr>
-      <w:color w:val="4070a0"/>
-    </w:rPr>
-  </w:style>
-  <w:style w:type="character" w:customStyle="1" w:styleId="StringTok">
+      <w:rFonts w:ascii="Times New Roman" w:eastAsia="Times New Roman" w:hAnsi="Times New Roman"/>
+      <w:color w:val="000000"/>
+      <w:sz w:val="26"/>
+    </w:rPr>
+  </w:style>
+  <w:style w:customStyle="1" w:styleId="StringTok" w:type="character">
     <w:name w:val="StringTok"/>
     <w:basedOn w:val="VerbatimChar"/>
     <w:rPr>
-      <w:color w:val="4070a0"/>
-    </w:rPr>
-  </w:style>
-  <w:style w:type="character" w:customStyle="1" w:styleId="VerbatimStringTok">
+      <w:rFonts w:ascii="Times New Roman" w:eastAsia="Times New Roman" w:hAnsi="Times New Roman"/>
+      <w:color w:val="000000"/>
+      <w:sz w:val="26"/>
+    </w:rPr>
+  </w:style>
+  <w:style w:customStyle="1" w:styleId="VerbatimStringTok" w:type="character">
     <w:name w:val="VerbatimStringTok"/>
     <w:basedOn w:val="VerbatimChar"/>
     <w:rPr>
-      <w:color w:val="4070a0"/>
-    </w:rPr>
-  </w:style>
-  <w:style w:type="character" w:customStyle="1" w:styleId="SpecialStringTok">
+      <w:rFonts w:ascii="Times New Roman" w:eastAsia="Times New Roman" w:hAnsi="Times New Roman"/>
+      <w:color w:val="000000"/>
+      <w:sz w:val="26"/>
+    </w:rPr>
+  </w:style>
+  <w:style w:customStyle="1" w:styleId="SpecialStringTok" w:type="character">
     <w:name w:val="SpecialStringTok"/>
     <w:basedOn w:val="VerbatimChar"/>
     <w:rPr>
-      <w:color w:val="bb6688"/>
-    </w:rPr>
-  </w:style>
-  <w:style w:type="character" w:customStyle="1" w:styleId="ImportTok">
+      <w:rFonts w:ascii="Times New Roman" w:eastAsia="Times New Roman" w:hAnsi="Times New Roman"/>
+      <w:color w:val="000000"/>
+      <w:sz w:val="26"/>
+    </w:rPr>
+  </w:style>
+  <w:style w:customStyle="1" w:styleId="ImportTok" w:type="character">
     <w:name w:val="ImportTok"/>
     <w:basedOn w:val="VerbatimChar"/>
     <w:rPr>
-      <w:color w:val="008000"/>
+      <w:rFonts w:ascii="Times New Roman" w:eastAsia="Times New Roman" w:hAnsi="Times New Roman"/>
       <w:b/>
-    </w:rPr>
-  </w:style>
-  <w:style w:type="character" w:customStyle="1" w:styleId="CommentTok">
+      <w:color w:val="000000"/>
+      <w:sz w:val="26"/>
+    </w:rPr>
+  </w:style>
+  <w:style w:customStyle="1" w:styleId="CommentTok" w:type="character">
     <w:name w:val="CommentTok"/>
     <w:basedOn w:val="VerbatimChar"/>
     <w:rPr>
-      <w:color w:val="60a0b0"/>
+      <w:rFonts w:ascii="Times New Roman" w:eastAsia="Times New Roman" w:hAnsi="Times New Roman"/>
       <w:i/>
-    </w:rPr>
-  </w:style>
-  <w:style w:type="character" w:customStyle="1" w:styleId="DocumentationTok">
+      <w:color w:val="000000"/>
+      <w:sz w:val="26"/>
+    </w:rPr>
+  </w:style>
+  <w:style w:customStyle="1" w:styleId="DocumentationTok" w:type="character">
     <w:name w:val="DocumentationTok"/>
     <w:basedOn w:val="VerbatimChar"/>
     <w:rPr>
-      <w:color w:val="ba2121"/>
+      <w:rFonts w:ascii="Times New Roman" w:eastAsia="Times New Roman" w:hAnsi="Times New Roman"/>
       <w:i/>
-    </w:rPr>
-  </w:style>
-  <w:style w:type="character" w:customStyle="1" w:styleId="AnnotationTok">
+      <w:color w:val="000000"/>
+      <w:sz w:val="26"/>
+    </w:rPr>
+  </w:style>
+  <w:style w:customStyle="1" w:styleId="AnnotationTok" w:type="character">
     <w:name w:val="AnnotationTok"/>
     <w:basedOn w:val="VerbatimChar"/>
     <w:rPr>
-      <w:color w:val="60a0b0"/>
+      <w:rFonts w:ascii="Times New Roman" w:eastAsia="Times New Roman" w:hAnsi="Times New Roman"/>
       <w:b/>
       <w:i/>
-    </w:rPr>
-  </w:style>
-  <w:style w:type="character" w:customStyle="1" w:styleId="CommentVarTok">
+      <w:color w:val="000000"/>
+      <w:sz w:val="26"/>
+    </w:rPr>
+  </w:style>
+  <w:style w:customStyle="1" w:styleId="CommentVarTok" w:type="character">
     <w:name w:val="CommentVarTok"/>
     <w:basedOn w:val="VerbatimChar"/>
     <w:rPr>
-      <w:color w:val="60a0b0"/>
+      <w:rFonts w:ascii="Times New Roman" w:eastAsia="Times New Roman" w:hAnsi="Times New Roman"/>
       <w:b/>
       <w:i/>
-    </w:rPr>
-  </w:style>
-  <w:style w:type="character" w:customStyle="1" w:styleId="OtherTok">
+      <w:color w:val="000000"/>
+      <w:sz w:val="26"/>
+    </w:rPr>
+  </w:style>
+  <w:style w:customStyle="1" w:styleId="OtherTok" w:type="character">
     <w:name w:val="OtherTok"/>
     <w:basedOn w:val="VerbatimChar"/>
     <w:rPr>
-      <w:color w:val="007020"/>
-    </w:rPr>
-  </w:style>
-  <w:style w:type="character" w:customStyle="1" w:styleId="FunctionTok">
+      <w:rFonts w:ascii="Times New Roman" w:eastAsia="Times New Roman" w:hAnsi="Times New Roman"/>
+      <w:color w:val="000000"/>
+      <w:sz w:val="26"/>
+    </w:rPr>
+  </w:style>
+  <w:style w:customStyle="1" w:styleId="FunctionTok" w:type="character">
     <w:name w:val="FunctionTok"/>
     <w:basedOn w:val="VerbatimChar"/>
     <w:rPr>
-      <w:color w:val="06287e"/>
-    </w:rPr>
-  </w:style>
-  <w:style w:type="character" w:customStyle="1" w:styleId="VariableTok">
+      <w:rFonts w:ascii="Times New Roman" w:eastAsia="Times New Roman" w:hAnsi="Times New Roman"/>
+      <w:color w:val="000000"/>
+      <w:sz w:val="26"/>
+    </w:rPr>
+  </w:style>
+  <w:style w:customStyle="1" w:styleId="VariableTok" w:type="character">
     <w:name w:val="VariableTok"/>
     <w:basedOn w:val="VerbatimChar"/>
     <w:rPr>
-      <w:color w:val="19177c"/>
-    </w:rPr>
-  </w:style>
-  <w:style w:type="character" w:customStyle="1" w:styleId="ControlFlowTok">
+      <w:rFonts w:ascii="Times New Roman" w:eastAsia="Times New Roman" w:hAnsi="Times New Roman"/>
+      <w:color w:val="000000"/>
+      <w:sz w:val="26"/>
+    </w:rPr>
+  </w:style>
+  <w:style w:customStyle="1" w:styleId="ControlFlowTok" w:type="character">
     <w:name w:val="ControlFlowTok"/>
     <w:basedOn w:val="VerbatimChar"/>
     <w:rPr>
-      <w:color w:val="007020"/>
+      <w:rFonts w:ascii="Times New Roman" w:eastAsia="Times New Roman" w:hAnsi="Times New Roman"/>
       <w:b/>
-    </w:rPr>
-  </w:style>
-  <w:style w:type="character" w:customStyle="1" w:styleId="OperatorTok">
+      <w:color w:val="000000"/>
+      <w:sz w:val="26"/>
+    </w:rPr>
+  </w:style>
+  <w:style w:customStyle="1" w:styleId="OperatorTok" w:type="character">
     <w:name w:val="OperatorTok"/>
     <w:basedOn w:val="VerbatimChar"/>
     <w:rPr>
-      <w:color w:val="666666"/>
-    </w:rPr>
-  </w:style>
-  <w:style w:type="character" w:customStyle="1" w:styleId="BuiltInTok">
+      <w:rFonts w:ascii="Times New Roman" w:eastAsia="Times New Roman" w:hAnsi="Times New Roman"/>
+      <w:color w:val="000000"/>
+      <w:sz w:val="26"/>
+    </w:rPr>
+  </w:style>
+  <w:style w:customStyle="1" w:styleId="BuiltInTok" w:type="character">
     <w:name w:val="BuiltInTok"/>
     <w:basedOn w:val="VerbatimChar"/>
     <w:rPr>
-      <w:color w:val="008000"/>
-    </w:rPr>
-  </w:style>
-  <w:style w:type="character" w:customStyle="1" w:styleId="ExtensionTok">
+      <w:rFonts w:ascii="Times New Roman" w:eastAsia="Times New Roman" w:hAnsi="Times New Roman"/>
+      <w:color w:val="000000"/>
+      <w:sz w:val="26"/>
+    </w:rPr>
+  </w:style>
+  <w:style w:customStyle="1" w:styleId="ExtensionTok" w:type="character">
     <w:name w:val="ExtensionTok"/>
     <w:basedOn w:val="VerbatimChar"/>
-    <w:rPr/>
-  </w:style>
-  <w:style w:type="character" w:customStyle="1" w:styleId="PreprocessorTok">
+    <w:rPr>
+      <w:rFonts w:ascii="Times New Roman" w:eastAsia="Times New Roman" w:hAnsi="Times New Roman"/>
+      <w:color w:val="000000"/>
+      <w:sz w:val="26"/>
+    </w:rPr>
+  </w:style>
+  <w:style w:customStyle="1" w:styleId="PreprocessorTok" w:type="character">
     <w:name w:val="PreprocessorTok"/>
     <w:basedOn w:val="VerbatimChar"/>
     <w:rPr>
-      <w:color w:val="bc7a00"/>
-    </w:rPr>
-  </w:style>
-  <w:style w:type="character" w:customStyle="1" w:styleId="AttributeTok">
+      <w:rFonts w:ascii="Times New Roman" w:eastAsia="Times New Roman" w:hAnsi="Times New Roman"/>
+      <w:color w:val="000000"/>
+      <w:sz w:val="26"/>
+    </w:rPr>
+  </w:style>
+  <w:style w:customStyle="1" w:styleId="AttributeTok" w:type="character">
     <w:name w:val="AttributeTok"/>
     <w:basedOn w:val="VerbatimChar"/>
     <w:rPr>
-      <w:color w:val="7d9029"/>
-    </w:rPr>
-  </w:style>
-  <w:style w:type="character" w:customStyle="1" w:styleId="RegionMarkerTok">
+      <w:rFonts w:ascii="Times New Roman" w:eastAsia="Times New Roman" w:hAnsi="Times New Roman"/>
+      <w:color w:val="000000"/>
+      <w:sz w:val="26"/>
+    </w:rPr>
+  </w:style>
+  <w:style w:customStyle="1" w:styleId="RegionMarkerTok" w:type="character">
     <w:name w:val="RegionMarkerTok"/>
     <w:basedOn w:val="VerbatimChar"/>
-    <w:rPr/>
-  </w:style>
-  <w:style w:type="character" w:customStyle="1" w:styleId="InformationTok">
+    <w:rPr>
+      <w:rFonts w:ascii="Times New Roman" w:eastAsia="Times New Roman" w:hAnsi="Times New Roman"/>
+      <w:color w:val="000000"/>
+      <w:sz w:val="26"/>
+    </w:rPr>
+  </w:style>
+  <w:style w:customStyle="1" w:styleId="InformationTok" w:type="character">
     <w:name w:val="InformationTok"/>
     <w:basedOn w:val="VerbatimChar"/>
     <w:rPr>
-      <w:color w:val="60a0b0"/>
+      <w:rFonts w:ascii="Times New Roman" w:eastAsia="Times New Roman" w:hAnsi="Times New Roman"/>
       <w:b/>
       <w:i/>
-    </w:rPr>
-  </w:style>
-  <w:style w:type="character" w:customStyle="1" w:styleId="WarningTok">
+      <w:color w:val="000000"/>
+      <w:sz w:val="26"/>
+    </w:rPr>
+  </w:style>
+  <w:style w:customStyle="1" w:styleId="WarningTok" w:type="character">
     <w:name w:val="WarningTok"/>
     <w:basedOn w:val="VerbatimChar"/>
     <w:rPr>
-      <w:color w:val="60a0b0"/>
+      <w:rFonts w:ascii="Times New Roman" w:eastAsia="Times New Roman" w:hAnsi="Times New Roman"/>
       <w:b/>
       <w:i/>
-    </w:rPr>
-  </w:style>
-  <w:style w:type="character" w:customStyle="1" w:styleId="AlertTok">
+      <w:color w:val="000000"/>
+      <w:sz w:val="26"/>
+    </w:rPr>
+  </w:style>
+  <w:style w:customStyle="1" w:styleId="AlertTok" w:type="character">
     <w:name w:val="AlertTok"/>
     <w:basedOn w:val="VerbatimChar"/>
     <w:rPr>
-      <w:color w:val="ff0000"/>
+      <w:rFonts w:ascii="Times New Roman" w:eastAsia="Times New Roman" w:hAnsi="Times New Roman"/>
       <w:b/>
-    </w:rPr>
-  </w:style>
-  <w:style w:type="character" w:customStyle="1" w:styleId="ErrorTok">
+      <w:color w:val="000000"/>
+      <w:sz w:val="26"/>
+    </w:rPr>
+  </w:style>
+  <w:style w:customStyle="1" w:styleId="ErrorTok" w:type="character">
     <w:name w:val="ErrorTok"/>
     <w:basedOn w:val="VerbatimChar"/>
     <w:rPr>
-      <w:color w:val="ff0000"/>
+      <w:rFonts w:ascii="Times New Roman" w:eastAsia="Times New Roman" w:hAnsi="Times New Roman"/>
       <w:b/>
-    </w:rPr>
-  </w:style>
-  <w:style w:type="character" w:customStyle="1" w:styleId="NormalTok">
+      <w:color w:val="000000"/>
+      <w:sz w:val="26"/>
+    </w:rPr>
+  </w:style>
+  <w:style w:customStyle="1" w:styleId="NormalTok" w:type="character">
     <w:name w:val="NormalTok"/>
     <w:basedOn w:val="VerbatimChar"/>
-    <w:rPr/>
+    <w:rPr>
+      <w:rFonts w:ascii="Times New Roman" w:eastAsia="Times New Roman" w:hAnsi="Times New Roman"/>
+      <w:color w:val="000000"/>
+      <w:sz w:val="26"/>
+    </w:rPr>
   </w:style>
 </w:styles>
 </file>

--- a/dist/luan_an_ctu/chuong_2_tong_quan_tai_lieu_vi.docx
+++ b/dist/luan_an_ctu/chuong_2_tong_quan_tai_lieu_vi.docx
@@ -868,7 +868,7 @@
         <w:pStyle w:val="BodyText"/>
       </w:pPr>
       <w:r>
-        <w:t xml:space="preserve">Bausch và Krist (2007) phân tích 65 nghiên cứu và tìm thấy tác động tổng hợp dương nhưng nhỏ (r ≈ 0,10), đồng thời xác nhận rằng mức độ dị biệt (heterogeneity) giữa các nghiên cứu rất cao với I² &gt; 80%, hàm ý rằng các biến điều tiết là nguồn giải thích chủ yếu cho sự khác biệt. Kirca et al. (2012) mở rộng mẫu gộp lên 154 mẫu và tìm thấy tác động tổng hợp tương tự, đồng thời xác nhận vai trò của bối cảnh quốc gia và ngành. Marano et al. (2016), nghiên cứu phân tích tổng hợp toàn diện nhất trong tài liệu với 170 nghiên cứu và 32 quốc gia, tìm thấy r ≈ 0,07–0,13 và chứng minh rằng thể chế quốc gia nguồn là biến điều tiết quan trọng nhất trong tất cả các biến bối cảnh được kiểm định. Wu et al. (2022) cập nhật với mẫu gộp 218 quy mô hiệu ứng tập trung vào các thị trường mới nổi multinationals (EMNEs) và tìm thấy mô hình biến điều tiết tương tự. Tại hội nghị ICBEF 2024, kết quả sơ bộ từ mẫu gộp nghiên cứu về châu Á với k = 113 nghiên cứu cho thấy r = 0,07, nhất quán với các các phân tích tổng hợp toàn cầu nhưng cụ thể hơn về bối cảnh châu Á. Luận án này mở rộng mẫu gộp đó thông qua Nghiên cứu P6, một phân tích tổng hợp ba tầng (three-level MARA) với k = 238 nghiên cứu và K = 288 quy mô hiệu ứng từ châu Á và Thái Bình Dương, ước lượng r̄ = 0,074 [KTC 95%: 0,060; 0,088], I² = 62,4%, Q_M(ICRV) = 17,35 (df = 4, p = ,002). Kết quả này xác nhận tác động tổng hợp dương nhỏ nhưng bền vững, đồng thời chứng minh rằng phổ thể chế ICRV, điểm uốn giảm dần khi chuyển từ thể chế yếu sang thể chế mạnh, là biến điều tiết thực chất của mối quan hệ quốc tế hóa và hiệu quả trong bối cảnh châu Á (nghiên cứu thành phần P6). Tuy vậy, một số nghiên cứu gần đây sử dụng chiến lược nhận diện chặt chẽ hơn đặt câu hỏi về tính phổ quát của dạng hàm chữ U ngược: Pisani, Garcia-Bernardo và Heemskerk (2020) cho thấy quan hệ này suy yếu đáng kể, thậm chí biến mất, trong các mẫu gộp xuyên quốc gia khi áp dụng nhận diện nghiêm ngặt hơn, củng cố lập luận rằng chính dị biệt bối cảnh, chứ không phải một quy luật hàm phổ quát, mới chi phối kết quả quốc tế hóa và hiệu quả. Ở cấp doanh nghiệp, Arbelo, Arbelo-Pérez và Pérez-Gómez (2024) chứng minh quan hệ quốc tế hóa và hiệu quả phụ thuộc vào tài sản đặc thù của doanh nghiệp theo quan điểm dựa trên nguồn lực, nhất quán với vai trò điều tiết của năng lực công nghệ được nhấn mạnh trong luận án này.</w:t>
+        <w:t xml:space="preserve">Bausch và Krist (2007) phân tích 65 nghiên cứu và tìm thấy tác động tổng hợp dương nhưng nhỏ (r ≈ 0,10), đồng thời xác nhận rằng mức độ dị biệt (heterogeneity) giữa các nghiên cứu rất cao với I² &gt; 80%, hàm ý rằng các biến điều tiết là nguồn giải thích chủ yếu cho sự khác biệt. Kirca et al. (2012) mở rộng mẫu gộp lên 154 mẫu và tìm thấy tác động tổng hợp tương tự, đồng thời xác nhận vai trò của bối cảnh quốc gia và ngành. Marano et al. (2016), nghiên cứu phân tích tổng hợp toàn diện nhất trong tài liệu với 170 nghiên cứu và 32 quốc gia, tìm thấy r ≈ 0,07–0,13 và chứng minh rằng thể chế quốc gia nguồn là biến điều tiết quan trọng nhất trong tất cả các biến bối cảnh được kiểm định. Wu et al. (2022) cập nhật với mẫu gộp 218 quy mô hiệu ứng tập trung vào các thị trường mới nổi multinationals (EMNEs) và tìm thấy mô hình biến điều tiết tương tự. Tại hội nghị ICBEF 2024, kết quả sơ bộ từ mẫu gộp nghiên cứu về châu Á với k = 113 nghiên cứu cho thấy r = 0,07, nhất quán với các các phân tích tổng hợp toàn cầu nhưng cụ thể hơn về bối cảnh châu Á. Luận án này mở rộng mẫu gộp đó thông qua Nghiên cứu P6, một phân tích tổng hợp ba tầng (three-level MARA) với k = 238 nghiên cứu và K = 288 quy mô hiệu ứng từ 49 nền kinh tế trên toàn cầu (châu Á–Thái Bình Dương là tiểu mẫu chủ đạo, chiếm 52% corpus, dùng làm phân tích độ nhạy theo vùng), ước lượng r̄ = 0,074 [KTC 95%: 0,060; 0,088], I² = 62,4%, Q_M(ICRV) = 17,35 (df = 4, p = ,002). Kết quả này xác nhận tác động tổng hợp dương nhỏ nhưng bền vững, đồng thời chứng minh rằng phổ thể chế ICRV, điểm uốn giảm dần khi chuyển từ thể chế yếu sang thể chế mạnh, là biến điều tiết thực chất của mối quan hệ quốc tế hóa và hiệu quả trên corpus toàn cầu (nghiên cứu thành phần P6). Tuy vậy, một số nghiên cứu gần đây sử dụng chiến lược nhận diện chặt chẽ hơn đặt câu hỏi về tính phổ quát của dạng hàm chữ U ngược: Pisani, Garcia-Bernardo và Heemskerk (2020) cho thấy quan hệ này suy yếu đáng kể, thậm chí biến mất, trong các mẫu gộp xuyên quốc gia khi áp dụng nhận diện nghiêm ngặt hơn, củng cố lập luận rằng chính dị biệt bối cảnh, chứ không phải một quy luật hàm phổ quát, mới chi phối kết quả quốc tế hóa và hiệu quả. Ở cấp doanh nghiệp, Arbelo, Arbelo-Pérez và Pérez-Gómez (2024) chứng minh quan hệ quốc tế hóa và hiệu quả phụ thuộc vào tài sản đặc thù của doanh nghiệp theo quan điểm dựa trên nguồn lực, nhất quán với vai trò điều tiết của năng lực công nghệ được nhấn mạnh trong luận án này.</w:t>
       </w:r>
     </w:p>
     <w:p>
@@ -1887,7 +1887,7 @@
         <w:pStyle w:val="FirstParagraph"/>
       </w:pPr>
       <w:r>
-        <w:t xml:space="preserve">Bảy giả thuyết nêu trên được tổng hợp trong Bảng 2.2, làm rõ với mỗi giả thuyết bốn yếu tố: phát biểu tóm tắt, dấu kỳ vọng của hệ số, cơ sở lý thuyết nền và biến đo lường cùng kiểm định tương ứng. Cách trình bày này bảo đảm mỗi giả thuyết đều được suy ra từ lý thuyết (không phải rút ra từ quan sát thực nghiệm) và đều gắn với một thao tác kiểm định cụ thể trong Chương 3 và Chương 4. Ba giả thuyết điều tiết H2, H3, H5 cùng vận hành trên một đường quan hệ chính (H1), tương ứng ba tầng của khung CDCM; H1b là điều kiện biên của H1 tại nhóm thể chế yếu nhất; H4 và H6 bổ sung tầng cá nhân và chiều thời gian.</w:t>
+        <w:t xml:space="preserve">Bảy giả thuyết nêu trên được tổng hợp trong Bảng 2.1, làm rõ với mỗi giả thuyết bốn yếu tố: phát biểu tóm tắt, dấu kỳ vọng của hệ số, cơ sở lý thuyết nền và biến đo lường cùng kiểm định tương ứng. Cách trình bày này bảo đảm mỗi giả thuyết đều được suy ra từ lý thuyết (không phải rút ra từ quan sát thực nghiệm) và đều gắn với một thao tác kiểm định cụ thể trong Chương 3 và Chương 4. Ba giả thuyết điều tiết H2, H3, H5 cùng vận hành trên một đường quan hệ chính (H1), tương ứng ba tầng của khung CDCM; H1b là điều kiện biên của H1 tại nhóm thể chế yếu nhất; H4 và H6 bổ sung tầng cá nhân và chiều thời gian.</w:t>
       </w:r>
     </w:p>
     <w:p>
@@ -1899,7 +1899,7 @@
           <w:bCs/>
           <w:b/>
         </w:rPr>
-        <w:t xml:space="preserve">Bảng 2.2.</w:t>
+        <w:t xml:space="preserve">Bảng 2.1.</w:t>
       </w:r>
       <w:r>
         <w:t xml:space="preserve"> </w:t>
@@ -2609,7 +2609,7 @@
         <w:pStyle w:val="FirstParagraph"/>
       </w:pPr>
       <w:r>
-        <w:t xml:space="preserve">Luận án được phát triển gắn với một chuỗi nghiên cứu thành phần (ký hiệu P1–P10 và một chương sách), mỗi nghiên cứu kiểm định một phần của hệ giả thuyết H1–H6 và điều kiện biên H1b trong một bối cảnh thể chế cụ thể. Bảng 2.1 ánh xạ các nghiên cứu thành phần với mục trình bày kết quả và các giả thuyết tương ứng.</w:t>
+        <w:t xml:space="preserve">Luận án được phát triển gắn với một chuỗi nghiên cứu thành phần (ký hiệu P1–P10 và một chương sách), mỗi nghiên cứu kiểm định một phần của hệ giả thuyết H1–H6 và điều kiện biên H1b trong một bối cảnh thể chế cụ thể. Bảng 2.2 ánh xạ các nghiên cứu thành phần với mục trình bày kết quả và các giả thuyết tương ứng.</w:t>
       </w:r>
     </w:p>
     <w:p>
@@ -2621,7 +2621,7 @@
           <w:bCs/>
           <w:b/>
         </w:rPr>
-        <w:t xml:space="preserve">Bảng 2.1.</w:t>
+        <w:t xml:space="preserve">Bảng 2.2.</w:t>
       </w:r>
       <w:r>
         <w:t xml:space="preserve"> </w:t>
@@ -2971,7 +2971,7 @@
               <w:jc w:val="left"/>
             </w:pPr>
             <w:r>
-              <w:t xml:space="preserve">Toàn bộ tài liệu châu Á</w:t>
+              <w:t xml:space="preserve">Toàn bộ tài liệu toàn cầu (49 nền)</w:t>
             </w:r>
           </w:p>
         </w:tc>
@@ -3352,14 +3352,14 @@
         <w:pStyle w:val="BodyText"/>
       </w:pPr>
       <w:r>
-        <w:t xml:space="preserve">Ba khoảng trống được xác định: thiếu khung tích hợp đa tầng, sự đồng nhất không hợp lý giữa TCI và DAI, và thiếu bằng chứng đa quốc gia quy mô lớn có cấu trúc cho châu Á. Để lấp đầy ba khoảng trống này, luận án đề xuất khung CDCM và phát triển sáu giả thuyết trọng tâm (H1 đến H6) cùng điều kiện biên H1b, bao phủ phi tuyến cơ bản, vai trò của TCI và DAI, vai trò của đặc điểm nhà quản trị, vai trò của thể chế ICRV, và dị biệt thời gian. Mỗi giả thuyết được neo vào một hoặc nhiều nghiên cứu thành phần và một bối cảnh thể chế cụ thể, như Bảng 2.1 trình bày, để bảo đảm rằng khung lý thuyết được kiểm định trên toàn bộ phổ thể chế của khu vực chứ không chỉ ở một bối cảnh đơn lẻ. Chương 3 sẽ trình bày thiết kế phương pháp và chiến lược kiểm định hệ giả thuyết này.</w:t>
+        <w:t xml:space="preserve">Ba khoảng trống được xác định: thiếu khung tích hợp đa tầng, sự đồng nhất không hợp lý giữa TCI và DAI, và thiếu bằng chứng đa quốc gia quy mô lớn có cấu trúc cho châu Á. Để lấp đầy ba khoảng trống này, luận án đề xuất khung CDCM và phát triển sáu giả thuyết trọng tâm (H1 đến H6) cùng điều kiện biên H1b, bao phủ phi tuyến cơ bản, vai trò của TCI và DAI, vai trò của đặc điểm nhà quản trị, vai trò của thể chế ICRV, và dị biệt thời gian. Mỗi giả thuyết được neo vào một hoặc nhiều nghiên cứu thành phần và một bối cảnh thể chế cụ thể, như Bảng 2.2 trình bày, để bảo đảm rằng khung lý thuyết được kiểm định trên toàn bộ phổ thể chế của khu vực chứ không chỉ ở một bối cảnh đơn lẻ. Chương 3 sẽ trình bày thiết kế phương pháp và chiến lược kiểm định hệ giả thuyết này.</w:t>
       </w:r>
     </w:p>
     <w:bookmarkEnd w:id="55"/>
     <w:bookmarkEnd w:id="56"/>
     <w:sectPr>
       <w:pgSz w:h="16838" w:w="11906"/>
-      <w:pgMar w:bottom="1134" w:left="1701" w:right="1134" w:top="1134"/>
+      <w:pgMar w:bottom="1417" w:left="1417" w:right="1417" w:top="1417"/>
     </w:sectPr>
   </w:body>
 </w:document>
@@ -3494,13 +3494,13 @@
     <w:name w:val="Normal"/>
     <w:qFormat/>
     <w:pPr>
-      <w:spacing w:line="288" w:lineRule="auto"/>
+      <w:spacing w:line="276" w:lineRule="auto"/>
       <w:jc w:val="both"/>
     </w:pPr>
     <w:rPr>
       <w:rFonts w:ascii="Times New Roman" w:eastAsia="Times New Roman" w:hAnsi="Times New Roman"/>
       <w:color w:val="000000"/>
-      <w:sz w:val="26"/>
+      <w:sz w:val="24"/>
     </w:rPr>
   </w:style>
   <w:style w:styleId="BodyText" w:type="paragraph">
@@ -3508,14 +3508,14 @@
     <w:basedOn w:val="Normal"/>
     <w:link w:val="BodyTextChar"/>
     <w:pPr>
-      <w:spacing w:after="180" w:before="180" w:line="288" w:lineRule="auto"/>
+      <w:spacing w:after="180" w:before="180" w:line="276" w:lineRule="auto"/>
       <w:jc w:val="both"/>
     </w:pPr>
     <w:qFormat/>
     <w:rPr>
       <w:rFonts w:ascii="Times New Roman" w:eastAsia="Times New Roman" w:hAnsi="Times New Roman"/>
       <w:color w:val="000000"/>
-      <w:sz w:val="26"/>
+      <w:sz w:val="24"/>
     </w:rPr>
   </w:style>
   <w:style w:customStyle="1" w:styleId="FirstParagraph" w:type="paragraph">
@@ -3524,13 +3524,13 @@
     <w:next w:val="BodyText"/>
     <w:qFormat/>
     <w:pPr>
-      <w:spacing w:line="288" w:lineRule="auto"/>
+      <w:spacing w:line="276" w:lineRule="auto"/>
       <w:jc w:val="both"/>
     </w:pPr>
     <w:rPr>
       <w:rFonts w:ascii="Times New Roman" w:eastAsia="Times New Roman" w:hAnsi="Times New Roman"/>
       <w:color w:val="000000"/>
-      <w:sz w:val="26"/>
+      <w:sz w:val="24"/>
     </w:rPr>
   </w:style>
   <w:style w:customStyle="1" w:styleId="Compact" w:type="paragraph">
@@ -3538,13 +3538,13 @@
     <w:basedOn w:val="BodyText"/>
     <w:qFormat/>
     <w:pPr>
-      <w:spacing w:after="36" w:before="36" w:line="288" w:lineRule="auto"/>
+      <w:spacing w:after="36" w:before="36" w:line="276" w:lineRule="auto"/>
       <w:jc w:val="both"/>
     </w:pPr>
     <w:rPr>
       <w:rFonts w:ascii="Times New Roman" w:eastAsia="Times New Roman" w:hAnsi="Times New Roman"/>
       <w:color w:val="000000"/>
-      <w:sz w:val="26"/>
+      <w:sz w:val="24"/>
     </w:rPr>
   </w:style>
   <w:style w:styleId="Title" w:type="paragraph">
@@ -3555,7 +3555,7 @@
     <w:pPr>
       <w:keepNext/>
       <w:keepLines/>
-      <w:spacing w:after="240" w:before="480" w:line="288" w:lineRule="auto"/>
+      <w:spacing w:after="240" w:before="480" w:line="276" w:lineRule="auto"/>
       <w:jc w:val="both"/>
     </w:pPr>
     <w:rPr>
@@ -3563,7 +3563,7 @@
       <w:b/>
       <w:bCs/>
       <w:color w:val="000000"/>
-      <w:sz w:val="26"/>
+      <w:sz w:val="24"/>
       <w:szCs w:val="36"/>
     </w:rPr>
   </w:style>
@@ -3575,13 +3575,13 @@
     <w:pPr>
       <w:keepNext/>
       <w:keepLines/>
-      <w:spacing w:after="240" w:before="240" w:line="288" w:lineRule="auto"/>
+      <w:spacing w:after="240" w:before="240" w:line="276" w:lineRule="auto"/>
       <w:jc w:val="both"/>
     </w:pPr>
     <w:rPr>
       <w:rFonts w:ascii="Times New Roman" w:eastAsia="Times New Roman" w:hAnsi="Times New Roman"/>
       <w:color w:val="000000"/>
-      <w:sz w:val="26"/>
+      <w:sz w:val="24"/>
       <w:szCs w:val="30"/>
     </w:rPr>
   </w:style>
@@ -3592,13 +3592,13 @@
     <w:pPr>
       <w:keepNext/>
       <w:keepLines/>
-      <w:spacing w:line="288" w:lineRule="auto"/>
+      <w:spacing w:line="276" w:lineRule="auto"/>
       <w:jc w:val="both"/>
     </w:pPr>
     <w:rPr>
       <w:rFonts w:ascii="Times New Roman" w:eastAsia="Times New Roman" w:hAnsi="Times New Roman"/>
       <w:color w:val="000000"/>
-      <w:sz w:val="26"/>
+      <w:sz w:val="24"/>
     </w:rPr>
   </w:style>
   <w:style w:styleId="Date" w:type="paragraph">
@@ -3608,13 +3608,13 @@
     <w:pPr>
       <w:keepNext/>
       <w:keepLines/>
-      <w:spacing w:line="288" w:lineRule="auto"/>
+      <w:spacing w:line="276" w:lineRule="auto"/>
       <w:jc w:val="both"/>
     </w:pPr>
     <w:rPr>
       <w:rFonts w:ascii="Times New Roman" w:eastAsia="Times New Roman" w:hAnsi="Times New Roman"/>
       <w:color w:val="000000"/>
-      <w:sz w:val="26"/>
+      <w:sz w:val="24"/>
     </w:rPr>
   </w:style>
   <w:style w:customStyle="1" w:styleId="AbstractTitle" w:type="paragraph">
@@ -3626,11 +3626,11 @@
       <w:keepNext/>
       <w:keepLines/>
       <w:jc w:val="both"/>
-      <w:spacing w:after="0" w:before="300" w:line="288" w:lineRule="auto"/>
+      <w:spacing w:after="0" w:before="300" w:line="276" w:lineRule="auto"/>
     </w:pPr>
     <w:rPr>
       <w:color w:val="000000"/>
-      <w:sz w:val="26"/>
+      <w:sz w:val="24"/>
       <w:szCs w:val="20"/>
       <w:rFonts w:ascii="Times New Roman" w:eastAsia="Times New Roman" w:hAnsi="Times New Roman"/>
       <w:b/>
@@ -3644,13 +3644,13 @@
     <w:pPr>
       <w:keepNext/>
       <w:keepLines/>
-      <w:spacing w:after="300" w:before="100" w:line="288" w:lineRule="auto"/>
+      <w:spacing w:after="300" w:before="100" w:line="276" w:lineRule="auto"/>
       <w:jc w:val="both"/>
     </w:pPr>
     <w:rPr>
       <w:rFonts w:ascii="Times New Roman" w:eastAsia="Times New Roman" w:hAnsi="Times New Roman"/>
       <w:color w:val="000000"/>
-      <w:sz w:val="26"/>
+      <w:sz w:val="24"/>
       <w:szCs w:val="20"/>
     </w:rPr>
   </w:style>
@@ -3660,13 +3660,13 @@
     <w:next w:val="Bibliography"/>
     <w:qFormat/>
     <w:pPr>
-      <w:spacing w:line="288" w:lineRule="auto"/>
+      <w:spacing w:line="276" w:lineRule="auto"/>
       <w:jc w:val="both"/>
     </w:pPr>
     <w:rPr>
       <w:rFonts w:ascii="Times New Roman" w:eastAsia="Times New Roman" w:hAnsi="Times New Roman"/>
       <w:color w:val="000000"/>
-      <w:sz w:val="26"/>
+      <w:sz w:val="24"/>
     </w:rPr>
   </w:style>
   <w:style w:styleId="Heading1" w:type="paragraph">
@@ -3678,7 +3678,7 @@
     <w:pPr>
       <w:keepNext/>
       <w:keepLines/>
-      <w:spacing w:after="0" w:before="480" w:line="288" w:lineRule="auto"/>
+      <w:spacing w:after="0" w:before="480" w:line="276" w:lineRule="auto"/>
       <w:jc w:val="both"/>
       <w:outlineLvl w:val="0"/>
     </w:pPr>
@@ -3687,7 +3687,7 @@
       <w:b/>
       <w:bCs/>
       <w:color w:val="000000"/>
-      <w:sz w:val="26"/>
+      <w:sz w:val="24"/>
       <w:szCs w:val="32"/>
     </w:rPr>
   </w:style>
@@ -3701,7 +3701,7 @@
     <w:pPr>
       <w:keepNext/>
       <w:keepLines/>
-      <w:spacing w:after="0" w:before="200" w:line="288" w:lineRule="auto"/>
+      <w:spacing w:after="0" w:before="200" w:line="276" w:lineRule="auto"/>
       <w:jc w:val="both"/>
       <w:outlineLvl w:val="1"/>
     </w:pPr>
@@ -3710,7 +3710,7 @@
       <w:b/>
       <w:bCs/>
       <w:color w:val="000000"/>
-      <w:sz w:val="26"/>
+      <w:sz w:val="24"/>
       <w:szCs w:val="28"/>
     </w:rPr>
   </w:style>
@@ -3724,7 +3724,7 @@
     <w:pPr>
       <w:keepNext/>
       <w:keepLines/>
-      <w:spacing w:after="0" w:before="200" w:line="288" w:lineRule="auto"/>
+      <w:spacing w:after="0" w:before="200" w:line="276" w:lineRule="auto"/>
       <w:jc w:val="both"/>
       <w:outlineLvl w:val="2"/>
     </w:pPr>
@@ -3733,7 +3733,7 @@
       <w:b/>
       <w:bCs/>
       <w:color w:val="000000"/>
-      <w:sz w:val="26"/>
+      <w:sz w:val="24"/>
       <w:szCs w:val="24"/>
     </w:rPr>
   </w:style>
@@ -3747,7 +3747,7 @@
     <w:pPr>
       <w:keepNext/>
       <w:keepLines/>
-      <w:spacing w:after="0" w:before="200" w:line="288" w:lineRule="auto"/>
+      <w:spacing w:after="0" w:before="200" w:line="276" w:lineRule="auto"/>
       <w:jc w:val="both"/>
       <w:outlineLvl w:val="3"/>
     </w:pPr>
@@ -3756,7 +3756,7 @@
       <w:i/>
       <w:bCs/>
       <w:color w:val="000000"/>
-      <w:sz w:val="26"/>
+      <w:sz w:val="24"/>
       <w:szCs w:val="24"/>
     </w:rPr>
   </w:style>
@@ -3770,7 +3770,7 @@
     <w:pPr>
       <w:keepNext/>
       <w:keepLines/>
-      <w:spacing w:after="0" w:before="200" w:line="288" w:lineRule="auto"/>
+      <w:spacing w:after="0" w:before="200" w:line="276" w:lineRule="auto"/>
       <w:jc w:val="both"/>
       <w:outlineLvl w:val="4"/>
     </w:pPr>
@@ -3778,7 +3778,7 @@
       <w:rFonts w:ascii="Times New Roman" w:asciiTheme="majorHAnsi" w:cstheme="majorBidi" w:eastAsia="Times New Roman" w:eastAsiaTheme="majorEastAsia" w:hAnsi="Times New Roman" w:hAnsiTheme="majorHAnsi"/>
       <w:iCs/>
       <w:color w:val="000000"/>
-      <w:sz w:val="26"/>
+      <w:sz w:val="24"/>
       <w:szCs w:val="24"/>
     </w:rPr>
   </w:style>
@@ -3792,14 +3792,14 @@
     <w:pPr>
       <w:keepNext/>
       <w:keepLines/>
-      <w:spacing w:after="0" w:before="200" w:line="288" w:lineRule="auto"/>
+      <w:spacing w:after="0" w:before="200" w:line="276" w:lineRule="auto"/>
       <w:jc w:val="both"/>
       <w:outlineLvl w:val="5"/>
     </w:pPr>
     <w:rPr>
       <w:rFonts w:ascii="Times New Roman" w:asciiTheme="majorHAnsi" w:cstheme="majorBidi" w:eastAsia="Times New Roman" w:eastAsiaTheme="majorEastAsia" w:hAnsi="Times New Roman" w:hAnsiTheme="majorHAnsi"/>
       <w:color w:val="000000"/>
-      <w:sz w:val="26"/>
+      <w:sz w:val="24"/>
       <w:szCs w:val="24"/>
     </w:rPr>
   </w:style>
@@ -3813,14 +3813,14 @@
     <w:pPr>
       <w:keepNext/>
       <w:keepLines/>
-      <w:spacing w:after="0" w:before="200" w:line="288" w:lineRule="auto"/>
+      <w:spacing w:after="0" w:before="200" w:line="276" w:lineRule="auto"/>
       <w:jc w:val="both"/>
       <w:outlineLvl w:val="6"/>
     </w:pPr>
     <w:rPr>
       <w:rFonts w:ascii="Times New Roman" w:asciiTheme="majorHAnsi" w:cstheme="majorBidi" w:eastAsia="Times New Roman" w:eastAsiaTheme="majorEastAsia" w:hAnsi="Times New Roman" w:hAnsiTheme="majorHAnsi"/>
       <w:color w:val="000000"/>
-      <w:sz w:val="26"/>
+      <w:sz w:val="24"/>
       <w:szCs w:val="24"/>
     </w:rPr>
   </w:style>
@@ -3834,14 +3834,14 @@
     <w:pPr>
       <w:keepNext/>
       <w:keepLines/>
-      <w:spacing w:after="0" w:before="200" w:line="288" w:lineRule="auto"/>
+      <w:spacing w:after="0" w:before="200" w:line="276" w:lineRule="auto"/>
       <w:jc w:val="both"/>
       <w:outlineLvl w:val="7"/>
     </w:pPr>
     <w:rPr>
       <w:rFonts w:ascii="Times New Roman" w:asciiTheme="majorHAnsi" w:cstheme="majorBidi" w:eastAsia="Times New Roman" w:eastAsiaTheme="majorEastAsia" w:hAnsi="Times New Roman" w:hAnsiTheme="majorHAnsi"/>
       <w:color w:val="000000"/>
-      <w:sz w:val="26"/>
+      <w:sz w:val="24"/>
       <w:szCs w:val="24"/>
     </w:rPr>
   </w:style>
@@ -3855,14 +3855,14 @@
     <w:pPr>
       <w:keepNext/>
       <w:keepLines/>
-      <w:spacing w:after="0" w:before="200" w:line="288" w:lineRule="auto"/>
+      <w:spacing w:after="0" w:before="200" w:line="276" w:lineRule="auto"/>
       <w:jc w:val="both"/>
       <w:outlineLvl w:val="8"/>
     </w:pPr>
     <w:rPr>
       <w:rFonts w:ascii="Times New Roman" w:asciiTheme="majorHAnsi" w:cstheme="majorBidi" w:eastAsia="Times New Roman" w:eastAsiaTheme="majorEastAsia" w:hAnsi="Times New Roman" w:hAnsiTheme="majorHAnsi"/>
       <w:color w:val="000000"/>
-      <w:sz w:val="26"/>
+      <w:sz w:val="24"/>
       <w:szCs w:val="24"/>
     </w:rPr>
   </w:style>
@@ -3874,14 +3874,14 @@
     <w:unhideWhenUsed/>
     <w:qFormat/>
     <w:pPr>
-      <w:spacing w:after="100" w:before="100" w:line="288" w:lineRule="auto"/>
+      <w:spacing w:after="100" w:before="100" w:line="276" w:lineRule="auto"/>
       <w:ind w:firstLine="0" w:left="480" w:right="480"/>
       <w:jc w:val="both"/>
     </w:pPr>
     <w:rPr>
       <w:rFonts w:ascii="Times New Roman" w:eastAsia="Times New Roman" w:hAnsi="Times New Roman"/>
       <w:color w:val="000000"/>
-      <w:sz w:val="26"/>
+      <w:sz w:val="24"/>
     </w:rPr>
   </w:style>
   <w:style w:styleId="FootnoteText" w:type="paragraph">
@@ -3892,13 +3892,13 @@
     <w:unhideWhenUsed/>
     <w:qFormat/>
     <w:pPr>
-      <w:spacing w:line="288" w:lineRule="auto"/>
+      <w:spacing w:line="276" w:lineRule="auto"/>
       <w:jc w:val="both"/>
     </w:pPr>
     <w:rPr>
       <w:rFonts w:ascii="Times New Roman" w:eastAsia="Times New Roman" w:hAnsi="Times New Roman"/>
       <w:color w:val="000000"/>
-      <w:sz w:val="26"/>
+      <w:sz w:val="24"/>
     </w:rPr>
   </w:style>
   <w:style w:default="1" w:styleId="DefaultParagraphFont" w:type="character">
@@ -3908,7 +3908,7 @@
     <w:rPr>
       <w:rFonts w:ascii="Times New Roman" w:eastAsia="Times New Roman" w:hAnsi="Times New Roman"/>
       <w:color w:val="000000"/>
-      <w:sz w:val="26"/>
+      <w:sz w:val="24"/>
     </w:rPr>
   </w:style>
   <w:style w:default="1" w:styleId="Table" w:type="table">
@@ -3918,13 +3918,13 @@
     <w:unhideWhenUsed/>
     <w:qFormat/>
     <w:pPr>
-      <w:spacing w:line="288" w:lineRule="auto"/>
+      <w:spacing w:line="276" w:lineRule="auto"/>
       <w:jc w:val="both"/>
     </w:pPr>
     <w:rPr>
       <w:rFonts w:ascii="Times New Roman" w:eastAsia="Times New Roman" w:hAnsi="Times New Roman"/>
       <w:color w:val="000000"/>
-      <w:sz w:val="26"/>
+      <w:sz w:val="24"/>
     </w:rPr>
     <w:tblPr>
       <w:tblInd w:type="dxa" w:w="0"/>
@@ -3958,27 +3958,27 @@
     <w:pPr>
       <w:keepNext/>
       <w:keepLines/>
-      <w:spacing w:after="0" w:line="288" w:lineRule="auto"/>
+      <w:spacing w:after="0" w:line="276" w:lineRule="auto"/>
       <w:jc w:val="both"/>
     </w:pPr>
     <w:rPr>
       <w:rFonts w:ascii="Times New Roman" w:eastAsia="Times New Roman" w:hAnsi="Times New Roman"/>
       <w:b/>
       <w:color w:val="000000"/>
-      <w:sz w:val="26"/>
+      <w:sz w:val="24"/>
     </w:rPr>
   </w:style>
   <w:style w:customStyle="1" w:styleId="Definition" w:type="paragraph">
     <w:name w:val="Definition"/>
     <w:basedOn w:val="Normal"/>
     <w:pPr>
-      <w:spacing w:line="288" w:lineRule="auto"/>
+      <w:spacing w:line="276" w:lineRule="auto"/>
       <w:jc w:val="both"/>
     </w:pPr>
     <w:rPr>
       <w:rFonts w:ascii="Times New Roman" w:eastAsia="Times New Roman" w:hAnsi="Times New Roman"/>
       <w:color w:val="000000"/>
-      <w:sz w:val="26"/>
+      <w:sz w:val="24"/>
     </w:rPr>
   </w:style>
   <w:style w:styleId="Caption" w:type="paragraph">
@@ -3986,14 +3986,14 @@
     <w:basedOn w:val="Normal"/>
     <w:link w:val="BodyTextChar"/>
     <w:pPr>
-      <w:spacing w:after="120" w:before="0" w:line="288" w:lineRule="auto"/>
+      <w:spacing w:after="120" w:before="0" w:line="276" w:lineRule="auto"/>
       <w:jc w:val="both"/>
     </w:pPr>
     <w:rPr>
       <w:rFonts w:ascii="Times New Roman" w:eastAsia="Times New Roman" w:hAnsi="Times New Roman"/>
       <w:i/>
       <w:color w:val="000000"/>
-      <w:sz w:val="26"/>
+      <w:sz w:val="24"/>
     </w:rPr>
   </w:style>
   <w:style w:customStyle="1" w:styleId="TableCaption" w:type="paragraph">
@@ -4001,39 +4001,39 @@
     <w:basedOn w:val="Caption"/>
     <w:pPr>
       <w:keepNext/>
-      <w:spacing w:line="288" w:lineRule="auto"/>
+      <w:spacing w:line="276" w:lineRule="auto"/>
       <w:jc w:val="both"/>
     </w:pPr>
     <w:rPr>
       <w:rFonts w:ascii="Times New Roman" w:eastAsia="Times New Roman" w:hAnsi="Times New Roman"/>
       <w:color w:val="000000"/>
-      <w:sz w:val="26"/>
+      <w:sz w:val="24"/>
     </w:rPr>
   </w:style>
   <w:style w:customStyle="1" w:styleId="ImageCaption" w:type="paragraph">
     <w:name w:val="Image Caption"/>
     <w:basedOn w:val="Caption"/>
     <w:pPr>
-      <w:spacing w:line="288" w:lineRule="auto"/>
+      <w:spacing w:line="276" w:lineRule="auto"/>
       <w:jc w:val="both"/>
     </w:pPr>
     <w:rPr>
       <w:rFonts w:ascii="Times New Roman" w:eastAsia="Times New Roman" w:hAnsi="Times New Roman"/>
       <w:color w:val="000000"/>
-      <w:sz w:val="26"/>
+      <w:sz w:val="24"/>
     </w:rPr>
   </w:style>
   <w:style w:customStyle="1" w:styleId="Figure" w:type="paragraph">
     <w:name w:val="Figure"/>
     <w:basedOn w:val="Normal"/>
     <w:pPr>
-      <w:spacing w:line="288" w:lineRule="auto"/>
+      <w:spacing w:line="276" w:lineRule="auto"/>
       <w:jc w:val="both"/>
     </w:pPr>
     <w:rPr>
       <w:rFonts w:ascii="Times New Roman" w:eastAsia="Times New Roman" w:hAnsi="Times New Roman"/>
       <w:color w:val="000000"/>
-      <w:sz w:val="26"/>
+      <w:sz w:val="24"/>
     </w:rPr>
   </w:style>
   <w:style w:customStyle="1" w:styleId="CaptionedFigure" w:type="paragraph">
@@ -4041,13 +4041,13 @@
     <w:basedOn w:val="Figure"/>
     <w:pPr>
       <w:keepNext/>
-      <w:spacing w:line="288" w:lineRule="auto"/>
+      <w:spacing w:line="276" w:lineRule="auto"/>
       <w:jc w:val="both"/>
     </w:pPr>
     <w:rPr>
       <w:rFonts w:ascii="Times New Roman" w:eastAsia="Times New Roman" w:hAnsi="Times New Roman"/>
       <w:color w:val="000000"/>
-      <w:sz w:val="26"/>
+      <w:sz w:val="24"/>
     </w:rPr>
   </w:style>
   <w:style w:customStyle="1" w:styleId="BodyTextChar" w:type="character">
@@ -4057,7 +4057,7 @@
     <w:rPr>
       <w:rFonts w:ascii="Times New Roman" w:eastAsia="Times New Roman" w:hAnsi="Times New Roman"/>
       <w:color w:val="000000"/>
-      <w:sz w:val="26"/>
+      <w:sz w:val="24"/>
     </w:rPr>
   </w:style>
   <w:style w:customStyle="1" w:styleId="VerbatimChar" w:type="character">
@@ -4066,7 +4066,7 @@
     <w:rPr>
       <w:rFonts w:ascii="Times New Roman" w:eastAsia="Times New Roman" w:hAnsi="Times New Roman"/>
       <w:color w:val="000000"/>
-      <w:sz w:val="26"/>
+      <w:sz w:val="24"/>
     </w:rPr>
   </w:style>
   <w:style w:customStyle="1" w:styleId="SectionNumber" w:type="character">
@@ -4075,7 +4075,7 @@
     <w:rPr>
       <w:rFonts w:ascii="Times New Roman" w:eastAsia="Times New Roman" w:hAnsi="Times New Roman"/>
       <w:color w:val="000000"/>
-      <w:sz w:val="26"/>
+      <w:sz w:val="24"/>
     </w:rPr>
   </w:style>
   <w:style w:styleId="FootnoteReference" w:type="character">
@@ -4084,7 +4084,7 @@
     <w:rPr>
       <w:rFonts w:ascii="Times New Roman" w:eastAsia="Times New Roman" w:hAnsi="Times New Roman"/>
       <w:color w:val="000000"/>
-      <w:sz w:val="26"/>
+      <w:sz w:val="24"/>
       <w:vertAlign w:val="superscript"/>
     </w:rPr>
   </w:style>
@@ -4094,7 +4094,7 @@
     <w:rPr>
       <w:rFonts w:ascii="Times New Roman" w:eastAsia="Times New Roman" w:hAnsi="Times New Roman"/>
       <w:color w:val="000000"/>
-      <w:sz w:val="26"/>
+      <w:sz w:val="24"/>
     </w:rPr>
   </w:style>
   <w:style w:styleId="TOCHeading" w:type="paragraph">
@@ -4105,7 +4105,7 @@
     <w:unhideWhenUsed/>
     <w:qFormat/>
     <w:pPr>
-      <w:spacing w:before="240" w:line="288" w:lineRule="auto"/>
+      <w:spacing w:before="240" w:line="276" w:lineRule="auto"/>
       <w:jc w:val="both"/>
       <w:outlineLvl w:val="9"/>
     </w:pPr>
@@ -4114,317 +4114,242 @@
       <w:b w:val="0"/>
       <w:bCs w:val="0"/>
       <w:color w:val="000000"/>
-      <w:sz w:val="26"/>
-    </w:rPr>
-  </w:style>
-  <w:style w:customStyle="1" w:styleId="SourceCode" w:type="paragraph">
+      <w:sz w:val="24"/>
+    </w:rPr>
+  </w:style>
+  <w:style w:type="paragraph" w:customStyle="1" w:styleId="SourceCode">
     <w:name w:val="Source Code"/>
     <w:basedOn w:val="Normal"/>
     <w:link w:val="VerbatimChar"/>
     <w:pPr>
       <w:wordWrap w:val="off"/>
-      <w:spacing w:line="288" w:lineRule="auto"/>
-      <w:jc w:val="both"/>
     </w:pPr>
-    <w:rPr>
-      <w:rFonts w:ascii="Times New Roman" w:eastAsia="Times New Roman" w:hAnsi="Times New Roman"/>
-      <w:color w:val="000000"/>
-      <w:sz w:val="26"/>
-    </w:rPr>
-  </w:style>
-  <w:style w:customStyle="1" w:styleId="KeywordTok" w:type="character">
+  </w:style>
+  <w:style w:type="character" w:customStyle="1" w:styleId="KeywordTok">
     <w:name w:val="KeywordTok"/>
     <w:basedOn w:val="VerbatimChar"/>
     <w:rPr>
-      <w:rFonts w:ascii="Times New Roman" w:eastAsia="Times New Roman" w:hAnsi="Times New Roman"/>
+      <w:color w:val="007020"/>
       <w:b/>
-      <w:color w:val="000000"/>
-      <w:sz w:val="26"/>
-    </w:rPr>
-  </w:style>
-  <w:style w:customStyle="1" w:styleId="DataTypeTok" w:type="character">
+    </w:rPr>
+  </w:style>
+  <w:style w:type="character" w:customStyle="1" w:styleId="DataTypeTok">
     <w:name w:val="DataTypeTok"/>
     <w:basedOn w:val="VerbatimChar"/>
     <w:rPr>
-      <w:rFonts w:ascii="Times New Roman" w:eastAsia="Times New Roman" w:hAnsi="Times New Roman"/>
-      <w:color w:val="000000"/>
-      <w:sz w:val="26"/>
-    </w:rPr>
-  </w:style>
-  <w:style w:customStyle="1" w:styleId="DecValTok" w:type="character">
+      <w:color w:val="902000"/>
+    </w:rPr>
+  </w:style>
+  <w:style w:type="character" w:customStyle="1" w:styleId="DecValTok">
     <w:name w:val="DecValTok"/>
     <w:basedOn w:val="VerbatimChar"/>
     <w:rPr>
-      <w:rFonts w:ascii="Times New Roman" w:eastAsia="Times New Roman" w:hAnsi="Times New Roman"/>
-      <w:color w:val="000000"/>
-      <w:sz w:val="26"/>
-    </w:rPr>
-  </w:style>
-  <w:style w:customStyle="1" w:styleId="BaseNTok" w:type="character">
+      <w:color w:val="40a070"/>
+    </w:rPr>
+  </w:style>
+  <w:style w:type="character" w:customStyle="1" w:styleId="BaseNTok">
     <w:name w:val="BaseNTok"/>
     <w:basedOn w:val="VerbatimChar"/>
     <w:rPr>
-      <w:rFonts w:ascii="Times New Roman" w:eastAsia="Times New Roman" w:hAnsi="Times New Roman"/>
-      <w:color w:val="000000"/>
-      <w:sz w:val="26"/>
-    </w:rPr>
-  </w:style>
-  <w:style w:customStyle="1" w:styleId="FloatTok" w:type="character">
+      <w:color w:val="40a070"/>
+    </w:rPr>
+  </w:style>
+  <w:style w:type="character" w:customStyle="1" w:styleId="FloatTok">
     <w:name w:val="FloatTok"/>
     <w:basedOn w:val="VerbatimChar"/>
     <w:rPr>
-      <w:rFonts w:ascii="Times New Roman" w:eastAsia="Times New Roman" w:hAnsi="Times New Roman"/>
-      <w:color w:val="000000"/>
-      <w:sz w:val="26"/>
-    </w:rPr>
-  </w:style>
-  <w:style w:customStyle="1" w:styleId="ConstantTok" w:type="character">
+      <w:color w:val="40a070"/>
+    </w:rPr>
+  </w:style>
+  <w:style w:type="character" w:customStyle="1" w:styleId="ConstantTok">
     <w:name w:val="ConstantTok"/>
     <w:basedOn w:val="VerbatimChar"/>
     <w:rPr>
-      <w:rFonts w:ascii="Times New Roman" w:eastAsia="Times New Roman" w:hAnsi="Times New Roman"/>
-      <w:color w:val="000000"/>
-      <w:sz w:val="26"/>
-    </w:rPr>
-  </w:style>
-  <w:style w:customStyle="1" w:styleId="CharTok" w:type="character">
+      <w:color w:val="880000"/>
+    </w:rPr>
+  </w:style>
+  <w:style w:type="character" w:customStyle="1" w:styleId="CharTok">
     <w:name w:val="CharTok"/>
     <w:basedOn w:val="VerbatimChar"/>
     <w:rPr>
-      <w:rFonts w:ascii="Times New Roman" w:eastAsia="Times New Roman" w:hAnsi="Times New Roman"/>
-      <w:color w:val="000000"/>
-      <w:sz w:val="26"/>
-    </w:rPr>
-  </w:style>
-  <w:style w:customStyle="1" w:styleId="SpecialCharTok" w:type="character">
+      <w:color w:val="4070a0"/>
+    </w:rPr>
+  </w:style>
+  <w:style w:type="character" w:customStyle="1" w:styleId="SpecialCharTok">
     <w:name w:val="SpecialCharTok"/>
     <w:basedOn w:val="VerbatimChar"/>
     <w:rPr>
-      <w:rFonts w:ascii="Times New Roman" w:eastAsia="Times New Roman" w:hAnsi="Times New Roman"/>
-      <w:color w:val="000000"/>
-      <w:sz w:val="26"/>
-    </w:rPr>
-  </w:style>
-  <w:style w:customStyle="1" w:styleId="StringTok" w:type="character">
+      <w:color w:val="4070a0"/>
+    </w:rPr>
+  </w:style>
+  <w:style w:type="character" w:customStyle="1" w:styleId="StringTok">
     <w:name w:val="StringTok"/>
     <w:basedOn w:val="VerbatimChar"/>
     <w:rPr>
-      <w:rFonts w:ascii="Times New Roman" w:eastAsia="Times New Roman" w:hAnsi="Times New Roman"/>
-      <w:color w:val="000000"/>
-      <w:sz w:val="26"/>
-    </w:rPr>
-  </w:style>
-  <w:style w:customStyle="1" w:styleId="VerbatimStringTok" w:type="character">
+      <w:color w:val="4070a0"/>
+    </w:rPr>
+  </w:style>
+  <w:style w:type="character" w:customStyle="1" w:styleId="VerbatimStringTok">
     <w:name w:val="VerbatimStringTok"/>
     <w:basedOn w:val="VerbatimChar"/>
     <w:rPr>
-      <w:rFonts w:ascii="Times New Roman" w:eastAsia="Times New Roman" w:hAnsi="Times New Roman"/>
-      <w:color w:val="000000"/>
-      <w:sz w:val="26"/>
-    </w:rPr>
-  </w:style>
-  <w:style w:customStyle="1" w:styleId="SpecialStringTok" w:type="character">
+      <w:color w:val="4070a0"/>
+    </w:rPr>
+  </w:style>
+  <w:style w:type="character" w:customStyle="1" w:styleId="SpecialStringTok">
     <w:name w:val="SpecialStringTok"/>
     <w:basedOn w:val="VerbatimChar"/>
     <w:rPr>
-      <w:rFonts w:ascii="Times New Roman" w:eastAsia="Times New Roman" w:hAnsi="Times New Roman"/>
-      <w:color w:val="000000"/>
-      <w:sz w:val="26"/>
-    </w:rPr>
-  </w:style>
-  <w:style w:customStyle="1" w:styleId="ImportTok" w:type="character">
+      <w:color w:val="bb6688"/>
+    </w:rPr>
+  </w:style>
+  <w:style w:type="character" w:customStyle="1" w:styleId="ImportTok">
     <w:name w:val="ImportTok"/>
     <w:basedOn w:val="VerbatimChar"/>
     <w:rPr>
-      <w:rFonts w:ascii="Times New Roman" w:eastAsia="Times New Roman" w:hAnsi="Times New Roman"/>
+      <w:color w:val="008000"/>
       <w:b/>
-      <w:color w:val="000000"/>
-      <w:sz w:val="26"/>
-    </w:rPr>
-  </w:style>
-  <w:style w:customStyle="1" w:styleId="CommentTok" w:type="character">
+    </w:rPr>
+  </w:style>
+  <w:style w:type="character" w:customStyle="1" w:styleId="CommentTok">
     <w:name w:val="CommentTok"/>
     <w:basedOn w:val="VerbatimChar"/>
     <w:rPr>
-      <w:rFonts w:ascii="Times New Roman" w:eastAsia="Times New Roman" w:hAnsi="Times New Roman"/>
+      <w:color w:val="60a0b0"/>
       <w:i/>
-      <w:color w:val="000000"/>
-      <w:sz w:val="26"/>
-    </w:rPr>
-  </w:style>
-  <w:style w:customStyle="1" w:styleId="DocumentationTok" w:type="character">
+    </w:rPr>
+  </w:style>
+  <w:style w:type="character" w:customStyle="1" w:styleId="DocumentationTok">
     <w:name w:val="DocumentationTok"/>
     <w:basedOn w:val="VerbatimChar"/>
     <w:rPr>
-      <w:rFonts w:ascii="Times New Roman" w:eastAsia="Times New Roman" w:hAnsi="Times New Roman"/>
+      <w:color w:val="ba2121"/>
       <w:i/>
-      <w:color w:val="000000"/>
-      <w:sz w:val="26"/>
-    </w:rPr>
-  </w:style>
-  <w:style w:customStyle="1" w:styleId="AnnotationTok" w:type="character">
+    </w:rPr>
+  </w:style>
+  <w:style w:type="character" w:customStyle="1" w:styleId="AnnotationTok">
     <w:name w:val="AnnotationTok"/>
     <w:basedOn w:val="VerbatimChar"/>
     <w:rPr>
-      <w:rFonts w:ascii="Times New Roman" w:eastAsia="Times New Roman" w:hAnsi="Times New Roman"/>
+      <w:color w:val="60a0b0"/>
       <w:b/>
       <w:i/>
-      <w:color w:val="000000"/>
-      <w:sz w:val="26"/>
-    </w:rPr>
-  </w:style>
-  <w:style w:customStyle="1" w:styleId="CommentVarTok" w:type="character">
+    </w:rPr>
+  </w:style>
+  <w:style w:type="character" w:customStyle="1" w:styleId="CommentVarTok">
     <w:name w:val="CommentVarTok"/>
     <w:basedOn w:val="VerbatimChar"/>
     <w:rPr>
-      <w:rFonts w:ascii="Times New Roman" w:eastAsia="Times New Roman" w:hAnsi="Times New Roman"/>
+      <w:color w:val="60a0b0"/>
       <w:b/>
       <w:i/>
-      <w:color w:val="000000"/>
-      <w:sz w:val="26"/>
-    </w:rPr>
-  </w:style>
-  <w:style w:customStyle="1" w:styleId="OtherTok" w:type="character">
+    </w:rPr>
+  </w:style>
+  <w:style w:type="character" w:customStyle="1" w:styleId="OtherTok">
     <w:name w:val="OtherTok"/>
     <w:basedOn w:val="VerbatimChar"/>
     <w:rPr>
-      <w:rFonts w:ascii="Times New Roman" w:eastAsia="Times New Roman" w:hAnsi="Times New Roman"/>
-      <w:color w:val="000000"/>
-      <w:sz w:val="26"/>
-    </w:rPr>
-  </w:style>
-  <w:style w:customStyle="1" w:styleId="FunctionTok" w:type="character">
+      <w:color w:val="007020"/>
+    </w:rPr>
+  </w:style>
+  <w:style w:type="character" w:customStyle="1" w:styleId="FunctionTok">
     <w:name w:val="FunctionTok"/>
     <w:basedOn w:val="VerbatimChar"/>
     <w:rPr>
-      <w:rFonts w:ascii="Times New Roman" w:eastAsia="Times New Roman" w:hAnsi="Times New Roman"/>
-      <w:color w:val="000000"/>
-      <w:sz w:val="26"/>
-    </w:rPr>
-  </w:style>
-  <w:style w:customStyle="1" w:styleId="VariableTok" w:type="character">
+      <w:color w:val="06287e"/>
+    </w:rPr>
+  </w:style>
+  <w:style w:type="character" w:customStyle="1" w:styleId="VariableTok">
     <w:name w:val="VariableTok"/>
     <w:basedOn w:val="VerbatimChar"/>
     <w:rPr>
-      <w:rFonts w:ascii="Times New Roman" w:eastAsia="Times New Roman" w:hAnsi="Times New Roman"/>
-      <w:color w:val="000000"/>
-      <w:sz w:val="26"/>
-    </w:rPr>
-  </w:style>
-  <w:style w:customStyle="1" w:styleId="ControlFlowTok" w:type="character">
+      <w:color w:val="19177c"/>
+    </w:rPr>
+  </w:style>
+  <w:style w:type="character" w:customStyle="1" w:styleId="ControlFlowTok">
     <w:name w:val="ControlFlowTok"/>
     <w:basedOn w:val="VerbatimChar"/>
     <w:rPr>
-      <w:rFonts w:ascii="Times New Roman" w:eastAsia="Times New Roman" w:hAnsi="Times New Roman"/>
+      <w:color w:val="007020"/>
       <w:b/>
-      <w:color w:val="000000"/>
-      <w:sz w:val="26"/>
-    </w:rPr>
-  </w:style>
-  <w:style w:customStyle="1" w:styleId="OperatorTok" w:type="character">
+    </w:rPr>
+  </w:style>
+  <w:style w:type="character" w:customStyle="1" w:styleId="OperatorTok">
     <w:name w:val="OperatorTok"/>
     <w:basedOn w:val="VerbatimChar"/>
     <w:rPr>
-      <w:rFonts w:ascii="Times New Roman" w:eastAsia="Times New Roman" w:hAnsi="Times New Roman"/>
-      <w:color w:val="000000"/>
-      <w:sz w:val="26"/>
-    </w:rPr>
-  </w:style>
-  <w:style w:customStyle="1" w:styleId="BuiltInTok" w:type="character">
+      <w:color w:val="666666"/>
+    </w:rPr>
+  </w:style>
+  <w:style w:type="character" w:customStyle="1" w:styleId="BuiltInTok">
     <w:name w:val="BuiltInTok"/>
     <w:basedOn w:val="VerbatimChar"/>
     <w:rPr>
-      <w:rFonts w:ascii="Times New Roman" w:eastAsia="Times New Roman" w:hAnsi="Times New Roman"/>
-      <w:color w:val="000000"/>
-      <w:sz w:val="26"/>
-    </w:rPr>
-  </w:style>
-  <w:style w:customStyle="1" w:styleId="ExtensionTok" w:type="character">
+      <w:color w:val="008000"/>
+    </w:rPr>
+  </w:style>
+  <w:style w:type="character" w:customStyle="1" w:styleId="ExtensionTok">
     <w:name w:val="ExtensionTok"/>
     <w:basedOn w:val="VerbatimChar"/>
-    <w:rPr>
-      <w:rFonts w:ascii="Times New Roman" w:eastAsia="Times New Roman" w:hAnsi="Times New Roman"/>
-      <w:color w:val="000000"/>
-      <w:sz w:val="26"/>
-    </w:rPr>
-  </w:style>
-  <w:style w:customStyle="1" w:styleId="PreprocessorTok" w:type="character">
+    <w:rPr/>
+  </w:style>
+  <w:style w:type="character" w:customStyle="1" w:styleId="PreprocessorTok">
     <w:name w:val="PreprocessorTok"/>
     <w:basedOn w:val="VerbatimChar"/>
     <w:rPr>
-      <w:rFonts w:ascii="Times New Roman" w:eastAsia="Times New Roman" w:hAnsi="Times New Roman"/>
-      <w:color w:val="000000"/>
-      <w:sz w:val="26"/>
-    </w:rPr>
-  </w:style>
-  <w:style w:customStyle="1" w:styleId="AttributeTok" w:type="character">
+      <w:color w:val="bc7a00"/>
+    </w:rPr>
+  </w:style>
+  <w:style w:type="character" w:customStyle="1" w:styleId="AttributeTok">
     <w:name w:val="AttributeTok"/>
     <w:basedOn w:val="VerbatimChar"/>
     <w:rPr>
-      <w:rFonts w:ascii="Times New Roman" w:eastAsia="Times New Roman" w:hAnsi="Times New Roman"/>
-      <w:color w:val="000000"/>
-      <w:sz w:val="26"/>
-    </w:rPr>
-  </w:style>
-  <w:style w:customStyle="1" w:styleId="RegionMarkerTok" w:type="character">
+      <w:color w:val="7d9029"/>
+    </w:rPr>
+  </w:style>
+  <w:style w:type="character" w:customStyle="1" w:styleId="RegionMarkerTok">
     <w:name w:val="RegionMarkerTok"/>
     <w:basedOn w:val="VerbatimChar"/>
-    <w:rPr>
-      <w:rFonts w:ascii="Times New Roman" w:eastAsia="Times New Roman" w:hAnsi="Times New Roman"/>
-      <w:color w:val="000000"/>
-      <w:sz w:val="26"/>
-    </w:rPr>
-  </w:style>
-  <w:style w:customStyle="1" w:styleId="InformationTok" w:type="character">
+    <w:rPr/>
+  </w:style>
+  <w:style w:type="character" w:customStyle="1" w:styleId="InformationTok">
     <w:name w:val="InformationTok"/>
     <w:basedOn w:val="VerbatimChar"/>
     <w:rPr>
-      <w:rFonts w:ascii="Times New Roman" w:eastAsia="Times New Roman" w:hAnsi="Times New Roman"/>
+      <w:color w:val="60a0b0"/>
       <w:b/>
       <w:i/>
-      <w:color w:val="000000"/>
-      <w:sz w:val="26"/>
-    </w:rPr>
-  </w:style>
-  <w:style w:customStyle="1" w:styleId="WarningTok" w:type="character">
+    </w:rPr>
+  </w:style>
+  <w:style w:type="character" w:customStyle="1" w:styleId="WarningTok">
     <w:name w:val="WarningTok"/>
     <w:basedOn w:val="VerbatimChar"/>
     <w:rPr>
-      <w:rFonts w:ascii="Times New Roman" w:eastAsia="Times New Roman" w:hAnsi="Times New Roman"/>
+      <w:color w:val="60a0b0"/>
       <w:b/>
       <w:i/>
-      <w:color w:val="000000"/>
-      <w:sz w:val="26"/>
-    </w:rPr>
-  </w:style>
-  <w:style w:customStyle="1" w:styleId="AlertTok" w:type="character">
+    </w:rPr>
+  </w:style>
+  <w:style w:type="character" w:customStyle="1" w:styleId="AlertTok">
     <w:name w:val="AlertTok"/>
     <w:basedOn w:val="VerbatimChar"/>
     <w:rPr>
-      <w:rFonts w:ascii="Times New Roman" w:eastAsia="Times New Roman" w:hAnsi="Times New Roman"/>
+      <w:color w:val="ff0000"/>
       <w:b/>
-      <w:color w:val="000000"/>
-      <w:sz w:val="26"/>
-    </w:rPr>
-  </w:style>
-  <w:style w:customStyle="1" w:styleId="ErrorTok" w:type="character">
+    </w:rPr>
+  </w:style>
+  <w:style w:type="character" w:customStyle="1" w:styleId="ErrorTok">
     <w:name w:val="ErrorTok"/>
     <w:basedOn w:val="VerbatimChar"/>
     <w:rPr>
-      <w:rFonts w:ascii="Times New Roman" w:eastAsia="Times New Roman" w:hAnsi="Times New Roman"/>
+      <w:color w:val="ff0000"/>
       <w:b/>
-      <w:color w:val="000000"/>
-      <w:sz w:val="26"/>
-    </w:rPr>
-  </w:style>
-  <w:style w:customStyle="1" w:styleId="NormalTok" w:type="character">
+    </w:rPr>
+  </w:style>
+  <w:style w:type="character" w:customStyle="1" w:styleId="NormalTok">
     <w:name w:val="NormalTok"/>
     <w:basedOn w:val="VerbatimChar"/>
-    <w:rPr>
-      <w:rFonts w:ascii="Times New Roman" w:eastAsia="Times New Roman" w:hAnsi="Times New Roman"/>
-      <w:color w:val="000000"/>
-      <w:sz w:val="26"/>
-    </w:rPr>
+    <w:rPr/>
   </w:style>
 </w:styles>
 </file>
